--- a/docs/Supplementary Information.docx
+++ b/docs/Supplementary Information.docx
@@ -4795,7 +4795,7 @@
         <w:pStyle w:val="FirstParagraph"/>
       </w:pPr>
       <w:r>
-        <w:t xml:space="preserve">We estimated 12 parameters on the log scale. Parameters θ1 to θ6 multiply the contact rates of the six age groups. Parameters θ7 to θ12 multiply the entry rates of the six age groups. A deterministic Nelder Mead fit with 8 starts gave the centre of the prior. The starts were an earlier anchor, 6 random perturbations of it (standard deviation 0.9 on the log scale) and a population informed start. Each start ran for up to 3,000 iterations. The best fit had an objective of 19.01, a prevalence root mean square error of 0.0044 and a population mean absolute percentage error of 2.3%. Every model evaluation ran from model year 0 to 150. The last ten years had to be at equilibrium. The prior for each parameter was normal on the log scale, centred on the best fit, with standard deviation 0.20.</w:t>
+        <w:t xml:space="preserve">We estimated 12 parameters on the log scale. Parameters θ1 to θ6 multiply the contact rates of the six age groups. Parameters θ7 to θ12 multiply the entry rates of the six age groups. A deterministic Nelder Mead fit with 8 starts gave the centre of the prior. The starts were an earlier anchor, 6 random perturbations of it (standard deviation 0.9 on the log scale) and a population informed start. Each start ran for up to 3,000 iterations. The best fit had an objective of 22.58, a prevalence root mean square error of 0.0332 and a population mean absolute percentage error of 5.3%. Every model evaluation ran from model year 0 to 150. The last ten years had to be at equilibrium. The prior for each parameter was normal on the log scale with standard deviation 0.20. Its centre was the best fit, except that any value closer than five prior standard deviations (1.0 on the log scale) to a parameter bound was moved inward to that distance. This changed only θ6, which the best fit placed at its lower bound, where the likelihood is flat (Table S5). Without this step about half of the prior mass for that parameter would lie outside the bounds. Contact scales were bounded to 0.01 to 1,000 and entry scales to 0.01 to 10⁶.</w:t>
       </w:r>
     </w:p>
     <w:bookmarkEnd w:id="17"/>
@@ -4813,7 +4813,7 @@
         <w:pStyle w:val="FirstParagraph"/>
       </w:pPr>
       <w:r>
-        <w:t xml:space="preserve">The posterior combined the prior, a binomial likelihood for the six prevalence counts and a log normal likelihood (standard deviation 0.10) for the six population counts. Parameter sets whose simulation failed the equilibrium check had zero posterior density. We sampled it with adaptive random walk Metropolis</w:t>
+        <w:t xml:space="preserve">The posterior combined the prior, a binomial likelihood for the six prevalence counts and a log normal likelihood (standard deviation 0.10) for the six population counts. Parameter sets outside the bounds or whose simulation failed the equilibrium check had zero posterior density. We sampled it with adaptive random walk Metropolis</w:t>
       </w:r>
       <w:r>
         <w:t xml:space="preserve"> </w:t>
@@ -4822,7 +4822,7 @@
         <w:t xml:space="preserve">[17]</w:t>
       </w:r>
       <w:r>
-        <w:t xml:space="preserve">. Four chains started from independent prior draws. The initial proposal covariance was 0.01 times the prior variance. Adaptation began after 200 proposals, was refreshed every 50 proposals and was frozen after warmup. A 5% share of proposals always used the initial covariance. Each chain ran 4,999 warmup and 45,000 retained proposals, giving 180,000 retained draws. Acceptance was 0.27 to 0.29. All parameters met the convergence checks (Table S3)</w:t>
+        <w:t xml:space="preserve">. Four chains started from independent prior draws. The initial proposal covariance was 0.01 times the prior variance. Adaptation began after 5,000 proposals, was refreshed every 50 proposals and was frozen after warmup. A 5% share of proposals always used the initial covariance. Each chain ran 50,000 model evaluations, of which 10,000 were warmup, giving 159,996 retained iterations. Every 10th iteration was stored (16,000 draws), and diagnostics used all retained iterations. Acceptance was 0.26 to 0.30. All parameters met the convergence checks (Table S3)</w:t>
       </w:r>
       <w:r>
         <w:t xml:space="preserve"> </w:t>
@@ -4939,6 +4939,177 @@
               <w:pStyle w:val="Compact"/>
             </w:pPr>
             <w:r>
+              <w:t xml:space="preserve">1.0007</w:t>
+            </w:r>
+          </w:p>
+        </w:tc>
+        <w:tc>
+          <w:tcPr/>
+          <w:p>
+            <w:pPr>
+              <w:pStyle w:val="Compact"/>
+            </w:pPr>
+            <w:r>
+              <w:t xml:space="preserve">3,778</w:t>
+            </w:r>
+          </w:p>
+        </w:tc>
+        <w:tc>
+          <w:tcPr/>
+          <w:p>
+            <w:pPr>
+              <w:pStyle w:val="Compact"/>
+            </w:pPr>
+            <w:r>
+              <w:t xml:space="preserve">7,576</w:t>
+            </w:r>
+          </w:p>
+        </w:tc>
+        <w:tc>
+          <w:tcPr/>
+          <w:p>
+            <w:pPr>
+              <w:pStyle w:val="Compact"/>
+            </w:pPr>
+            <w:r>
+              <w:t xml:space="preserve">0.016</w:t>
+            </w:r>
+          </w:p>
+        </w:tc>
+      </w:tr>
+      <w:tr>
+        <w:tc>
+          <w:tcPr/>
+          <w:p>
+            <w:pPr>
+              <w:pStyle w:val="Compact"/>
+            </w:pPr>
+            <w:r>
+              <w:t xml:space="preserve">θ2</w:t>
+            </w:r>
+          </w:p>
+        </w:tc>
+        <w:tc>
+          <w:tcPr/>
+          <w:p>
+            <w:pPr>
+              <w:pStyle w:val="Compact"/>
+            </w:pPr>
+            <w:r>
+              <w:t xml:space="preserve">1.0009</w:t>
+            </w:r>
+          </w:p>
+        </w:tc>
+        <w:tc>
+          <w:tcPr/>
+          <w:p>
+            <w:pPr>
+              <w:pStyle w:val="Compact"/>
+            </w:pPr>
+            <w:r>
+              <w:t xml:space="preserve">4,037</w:t>
+            </w:r>
+          </w:p>
+        </w:tc>
+        <w:tc>
+          <w:tcPr/>
+          <w:p>
+            <w:pPr>
+              <w:pStyle w:val="Compact"/>
+            </w:pPr>
+            <w:r>
+              <w:t xml:space="preserve">6,827</w:t>
+            </w:r>
+          </w:p>
+        </w:tc>
+        <w:tc>
+          <w:tcPr/>
+          <w:p>
+            <w:pPr>
+              <w:pStyle w:val="Compact"/>
+            </w:pPr>
+            <w:r>
+              <w:t xml:space="preserve">0.016</w:t>
+            </w:r>
+          </w:p>
+        </w:tc>
+      </w:tr>
+      <w:tr>
+        <w:tc>
+          <w:tcPr/>
+          <w:p>
+            <w:pPr>
+              <w:pStyle w:val="Compact"/>
+            </w:pPr>
+            <w:r>
+              <w:t xml:space="preserve">θ3</w:t>
+            </w:r>
+          </w:p>
+        </w:tc>
+        <w:tc>
+          <w:tcPr/>
+          <w:p>
+            <w:pPr>
+              <w:pStyle w:val="Compact"/>
+            </w:pPr>
+            <w:r>
+              <w:t xml:space="preserve">1.0012</w:t>
+            </w:r>
+          </w:p>
+        </w:tc>
+        <w:tc>
+          <w:tcPr/>
+          <w:p>
+            <w:pPr>
+              <w:pStyle w:val="Compact"/>
+            </w:pPr>
+            <w:r>
+              <w:t xml:space="preserve">3,392</w:t>
+            </w:r>
+          </w:p>
+        </w:tc>
+        <w:tc>
+          <w:tcPr/>
+          <w:p>
+            <w:pPr>
+              <w:pStyle w:val="Compact"/>
+            </w:pPr>
+            <w:r>
+              <w:t xml:space="preserve">5,119</w:t>
+            </w:r>
+          </w:p>
+        </w:tc>
+        <w:tc>
+          <w:tcPr/>
+          <w:p>
+            <w:pPr>
+              <w:pStyle w:val="Compact"/>
+            </w:pPr>
+            <w:r>
+              <w:t xml:space="preserve">0.017</w:t>
+            </w:r>
+          </w:p>
+        </w:tc>
+      </w:tr>
+      <w:tr>
+        <w:tc>
+          <w:tcPr/>
+          <w:p>
+            <w:pPr>
+              <w:pStyle w:val="Compact"/>
+            </w:pPr>
+            <w:r>
+              <w:t xml:space="preserve">θ4</w:t>
+            </w:r>
+          </w:p>
+        </w:tc>
+        <w:tc>
+          <w:tcPr/>
+          <w:p>
+            <w:pPr>
+              <w:pStyle w:val="Compact"/>
+            </w:pPr>
+            <w:r>
               <w:t xml:space="preserve">1.0006</w:t>
             </w:r>
           </w:p>
@@ -4950,18 +5121,132 @@
               <w:pStyle w:val="Compact"/>
             </w:pPr>
             <w:r>
-              <w:t xml:space="preserve">3,694</w:t>
-            </w:r>
-          </w:p>
-        </w:tc>
-        <w:tc>
-          <w:tcPr/>
-          <w:p>
-            <w:pPr>
-              <w:pStyle w:val="Compact"/>
-            </w:pPr>
-            <w:r>
-              <w:t xml:space="preserve">6,582</w:t>
+              <w:t xml:space="preserve">3,360</w:t>
+            </w:r>
+          </w:p>
+        </w:tc>
+        <w:tc>
+          <w:tcPr/>
+          <w:p>
+            <w:pPr>
+              <w:pStyle w:val="Compact"/>
+            </w:pPr>
+            <w:r>
+              <w:t xml:space="preserve">7,397</w:t>
+            </w:r>
+          </w:p>
+        </w:tc>
+        <w:tc>
+          <w:tcPr/>
+          <w:p>
+            <w:pPr>
+              <w:pStyle w:val="Compact"/>
+            </w:pPr>
+            <w:r>
+              <w:t xml:space="preserve">0.017</w:t>
+            </w:r>
+          </w:p>
+        </w:tc>
+      </w:tr>
+      <w:tr>
+        <w:tc>
+          <w:tcPr/>
+          <w:p>
+            <w:pPr>
+              <w:pStyle w:val="Compact"/>
+            </w:pPr>
+            <w:r>
+              <w:t xml:space="preserve">θ5</w:t>
+            </w:r>
+          </w:p>
+        </w:tc>
+        <w:tc>
+          <w:tcPr/>
+          <w:p>
+            <w:pPr>
+              <w:pStyle w:val="Compact"/>
+            </w:pPr>
+            <w:r>
+              <w:t xml:space="preserve">1.0008</w:t>
+            </w:r>
+          </w:p>
+        </w:tc>
+        <w:tc>
+          <w:tcPr/>
+          <w:p>
+            <w:pPr>
+              <w:pStyle w:val="Compact"/>
+            </w:pPr>
+            <w:r>
+              <w:t xml:space="preserve">4,259</w:t>
+            </w:r>
+          </w:p>
+        </w:tc>
+        <w:tc>
+          <w:tcPr/>
+          <w:p>
+            <w:pPr>
+              <w:pStyle w:val="Compact"/>
+            </w:pPr>
+            <w:r>
+              <w:t xml:space="preserve">8,515</w:t>
+            </w:r>
+          </w:p>
+        </w:tc>
+        <w:tc>
+          <w:tcPr/>
+          <w:p>
+            <w:pPr>
+              <w:pStyle w:val="Compact"/>
+            </w:pPr>
+            <w:r>
+              <w:t xml:space="preserve">0.015</w:t>
+            </w:r>
+          </w:p>
+        </w:tc>
+      </w:tr>
+      <w:tr>
+        <w:tc>
+          <w:tcPr/>
+          <w:p>
+            <w:pPr>
+              <w:pStyle w:val="Compact"/>
+            </w:pPr>
+            <w:r>
+              <w:t xml:space="preserve">θ6</w:t>
+            </w:r>
+          </w:p>
+        </w:tc>
+        <w:tc>
+          <w:tcPr/>
+          <w:p>
+            <w:pPr>
+              <w:pStyle w:val="Compact"/>
+            </w:pPr>
+            <w:r>
+              <w:t xml:space="preserve">1.0016</w:t>
+            </w:r>
+          </w:p>
+        </w:tc>
+        <w:tc>
+          <w:tcPr/>
+          <w:p>
+            <w:pPr>
+              <w:pStyle w:val="Compact"/>
+            </w:pPr>
+            <w:r>
+              <w:t xml:space="preserve">3,873</w:t>
+            </w:r>
+          </w:p>
+        </w:tc>
+        <w:tc>
+          <w:tcPr/>
+          <w:p>
+            <w:pPr>
+              <w:pStyle w:val="Compact"/>
+            </w:pPr>
+            <w:r>
+              <w:t xml:space="preserve">6,733</w:t>
             </w:r>
           </w:p>
         </w:tc>
@@ -4985,97 +5270,40 @@
               <w:pStyle w:val="Compact"/>
             </w:pPr>
             <w:r>
-              <w:t xml:space="preserve">θ2</w:t>
-            </w:r>
-          </w:p>
-        </w:tc>
-        <w:tc>
-          <w:tcPr/>
-          <w:p>
-            <w:pPr>
-              <w:pStyle w:val="Compact"/>
-            </w:pPr>
-            <w:r>
-              <w:t xml:space="preserve">1.0006</w:t>
-            </w:r>
-          </w:p>
-        </w:tc>
-        <w:tc>
-          <w:tcPr/>
-          <w:p>
-            <w:pPr>
-              <w:pStyle w:val="Compact"/>
-            </w:pPr>
-            <w:r>
-              <w:t xml:space="preserve">4,565</w:t>
-            </w:r>
-          </w:p>
-        </w:tc>
-        <w:tc>
-          <w:tcPr/>
-          <w:p>
-            <w:pPr>
-              <w:pStyle w:val="Compact"/>
-            </w:pPr>
-            <w:r>
-              <w:t xml:space="preserve">8,375</w:t>
-            </w:r>
-          </w:p>
-        </w:tc>
-        <w:tc>
-          <w:tcPr/>
-          <w:p>
-            <w:pPr>
-              <w:pStyle w:val="Compact"/>
-            </w:pPr>
-            <w:r>
-              <w:t xml:space="preserve">0.015</w:t>
-            </w:r>
-          </w:p>
-        </w:tc>
-      </w:tr>
-      <w:tr>
-        <w:tc>
-          <w:tcPr/>
-          <w:p>
-            <w:pPr>
-              <w:pStyle w:val="Compact"/>
-            </w:pPr>
-            <w:r>
-              <w:t xml:space="preserve">θ3</w:t>
-            </w:r>
-          </w:p>
-        </w:tc>
-        <w:tc>
-          <w:tcPr/>
-          <w:p>
-            <w:pPr>
-              <w:pStyle w:val="Compact"/>
-            </w:pPr>
-            <w:r>
-              <w:t xml:space="preserve">1.0009</w:t>
-            </w:r>
-          </w:p>
-        </w:tc>
-        <w:tc>
-          <w:tcPr/>
-          <w:p>
-            <w:pPr>
-              <w:pStyle w:val="Compact"/>
-            </w:pPr>
-            <w:r>
-              <w:t xml:space="preserve">4,164</w:t>
-            </w:r>
-          </w:p>
-        </w:tc>
-        <w:tc>
-          <w:tcPr/>
-          <w:p>
-            <w:pPr>
-              <w:pStyle w:val="Compact"/>
-            </w:pPr>
-            <w:r>
-              <w:t xml:space="preserve">6,507</w:t>
+              <w:t xml:space="preserve">θ7</w:t>
+            </w:r>
+          </w:p>
+        </w:tc>
+        <w:tc>
+          <w:tcPr/>
+          <w:p>
+            <w:pPr>
+              <w:pStyle w:val="Compact"/>
+            </w:pPr>
+            <w:r>
+              <w:t xml:space="preserve">1.0019</w:t>
+            </w:r>
+          </w:p>
+        </w:tc>
+        <w:tc>
+          <w:tcPr/>
+          <w:p>
+            <w:pPr>
+              <w:pStyle w:val="Compact"/>
+            </w:pPr>
+            <w:r>
+              <w:t xml:space="preserve">3,702</w:t>
+            </w:r>
+          </w:p>
+        </w:tc>
+        <w:tc>
+          <w:tcPr/>
+          <w:p>
+            <w:pPr>
+              <w:pStyle w:val="Compact"/>
+            </w:pPr>
+            <w:r>
+              <w:t xml:space="preserve">7,530</w:t>
             </w:r>
           </w:p>
         </w:tc>
@@ -5099,97 +5327,40 @@
               <w:pStyle w:val="Compact"/>
             </w:pPr>
             <w:r>
-              <w:t xml:space="preserve">θ4</w:t>
-            </w:r>
-          </w:p>
-        </w:tc>
-        <w:tc>
-          <w:tcPr/>
-          <w:p>
-            <w:pPr>
-              <w:pStyle w:val="Compact"/>
-            </w:pPr>
-            <w:r>
-              <w:t xml:space="preserve">1.0009</w:t>
-            </w:r>
-          </w:p>
-        </w:tc>
-        <w:tc>
-          <w:tcPr/>
-          <w:p>
-            <w:pPr>
-              <w:pStyle w:val="Compact"/>
-            </w:pPr>
-            <w:r>
-              <w:t xml:space="preserve">4,509</w:t>
-            </w:r>
-          </w:p>
-        </w:tc>
-        <w:tc>
-          <w:tcPr/>
-          <w:p>
-            <w:pPr>
-              <w:pStyle w:val="Compact"/>
-            </w:pPr>
-            <w:r>
-              <w:t xml:space="preserve">8,938</w:t>
-            </w:r>
-          </w:p>
-        </w:tc>
-        <w:tc>
-          <w:tcPr/>
-          <w:p>
-            <w:pPr>
-              <w:pStyle w:val="Compact"/>
-            </w:pPr>
-            <w:r>
-              <w:t xml:space="preserve">0.015</w:t>
-            </w:r>
-          </w:p>
-        </w:tc>
-      </w:tr>
-      <w:tr>
-        <w:tc>
-          <w:tcPr/>
-          <w:p>
-            <w:pPr>
-              <w:pStyle w:val="Compact"/>
-            </w:pPr>
-            <w:r>
-              <w:t xml:space="preserve">θ5</w:t>
-            </w:r>
-          </w:p>
-        </w:tc>
-        <w:tc>
-          <w:tcPr/>
-          <w:p>
-            <w:pPr>
-              <w:pStyle w:val="Compact"/>
-            </w:pPr>
-            <w:r>
-              <w:t xml:space="preserve">1.0012</w:t>
-            </w:r>
-          </w:p>
-        </w:tc>
-        <w:tc>
-          <w:tcPr/>
-          <w:p>
-            <w:pPr>
-              <w:pStyle w:val="Compact"/>
-            </w:pPr>
-            <w:r>
-              <w:t xml:space="preserve">3,936</w:t>
-            </w:r>
-          </w:p>
-        </w:tc>
-        <w:tc>
-          <w:tcPr/>
-          <w:p>
-            <w:pPr>
-              <w:pStyle w:val="Compact"/>
-            </w:pPr>
-            <w:r>
-              <w:t xml:space="preserve">7,885</w:t>
+              <w:t xml:space="preserve">θ8</w:t>
+            </w:r>
+          </w:p>
+        </w:tc>
+        <w:tc>
+          <w:tcPr/>
+          <w:p>
+            <w:pPr>
+              <w:pStyle w:val="Compact"/>
+            </w:pPr>
+            <w:r>
+              <w:t xml:space="preserve">1.0015</w:t>
+            </w:r>
+          </w:p>
+        </w:tc>
+        <w:tc>
+          <w:tcPr/>
+          <w:p>
+            <w:pPr>
+              <w:pStyle w:val="Compact"/>
+            </w:pPr>
+            <w:r>
+              <w:t xml:space="preserve">4,011</w:t>
+            </w:r>
+          </w:p>
+        </w:tc>
+        <w:tc>
+          <w:tcPr/>
+          <w:p>
+            <w:pPr>
+              <w:pStyle w:val="Compact"/>
+            </w:pPr>
+            <w:r>
+              <w:t xml:space="preserve">7,858</w:t>
             </w:r>
           </w:p>
         </w:tc>
@@ -5213,40 +5384,211 @@
               <w:pStyle w:val="Compact"/>
             </w:pPr>
             <w:r>
-              <w:t xml:space="preserve">θ6</w:t>
-            </w:r>
-          </w:p>
-        </w:tc>
-        <w:tc>
-          <w:tcPr/>
-          <w:p>
-            <w:pPr>
-              <w:pStyle w:val="Compact"/>
-            </w:pPr>
-            <w:r>
-              <w:t xml:space="preserve">1.0014</w:t>
-            </w:r>
-          </w:p>
-        </w:tc>
-        <w:tc>
-          <w:tcPr/>
-          <w:p>
-            <w:pPr>
-              <w:pStyle w:val="Compact"/>
-            </w:pPr>
-            <w:r>
-              <w:t xml:space="preserve">3,856</w:t>
-            </w:r>
-          </w:p>
-        </w:tc>
-        <w:tc>
-          <w:tcPr/>
-          <w:p>
-            <w:pPr>
-              <w:pStyle w:val="Compact"/>
-            </w:pPr>
-            <w:r>
-              <w:t xml:space="preserve">7,559</w:t>
+              <w:t xml:space="preserve">θ9</w:t>
+            </w:r>
+          </w:p>
+        </w:tc>
+        <w:tc>
+          <w:tcPr/>
+          <w:p>
+            <w:pPr>
+              <w:pStyle w:val="Compact"/>
+            </w:pPr>
+            <w:r>
+              <w:t xml:space="preserve">1.0013</w:t>
+            </w:r>
+          </w:p>
+        </w:tc>
+        <w:tc>
+          <w:tcPr/>
+          <w:p>
+            <w:pPr>
+              <w:pStyle w:val="Compact"/>
+            </w:pPr>
+            <w:r>
+              <w:t xml:space="preserve">2,824</w:t>
+            </w:r>
+          </w:p>
+        </w:tc>
+        <w:tc>
+          <w:tcPr/>
+          <w:p>
+            <w:pPr>
+              <w:pStyle w:val="Compact"/>
+            </w:pPr>
+            <w:r>
+              <w:t xml:space="preserve">5,527</w:t>
+            </w:r>
+          </w:p>
+        </w:tc>
+        <w:tc>
+          <w:tcPr/>
+          <w:p>
+            <w:pPr>
+              <w:pStyle w:val="Compact"/>
+            </w:pPr>
+            <w:r>
+              <w:t xml:space="preserve">0.019</w:t>
+            </w:r>
+          </w:p>
+        </w:tc>
+      </w:tr>
+      <w:tr>
+        <w:tc>
+          <w:tcPr/>
+          <w:p>
+            <w:pPr>
+              <w:pStyle w:val="Compact"/>
+            </w:pPr>
+            <w:r>
+              <w:t xml:space="preserve">θ10</w:t>
+            </w:r>
+          </w:p>
+        </w:tc>
+        <w:tc>
+          <w:tcPr/>
+          <w:p>
+            <w:pPr>
+              <w:pStyle w:val="Compact"/>
+            </w:pPr>
+            <w:r>
+              <w:t xml:space="preserve">1.0020</w:t>
+            </w:r>
+          </w:p>
+        </w:tc>
+        <w:tc>
+          <w:tcPr/>
+          <w:p>
+            <w:pPr>
+              <w:pStyle w:val="Compact"/>
+            </w:pPr>
+            <w:r>
+              <w:t xml:space="preserve">3,113</w:t>
+            </w:r>
+          </w:p>
+        </w:tc>
+        <w:tc>
+          <w:tcPr/>
+          <w:p>
+            <w:pPr>
+              <w:pStyle w:val="Compact"/>
+            </w:pPr>
+            <w:r>
+              <w:t xml:space="preserve">5,577</w:t>
+            </w:r>
+          </w:p>
+        </w:tc>
+        <w:tc>
+          <w:tcPr/>
+          <w:p>
+            <w:pPr>
+              <w:pStyle w:val="Compact"/>
+            </w:pPr>
+            <w:r>
+              <w:t xml:space="preserve">0.018</w:t>
+            </w:r>
+          </w:p>
+        </w:tc>
+      </w:tr>
+      <w:tr>
+        <w:tc>
+          <w:tcPr/>
+          <w:p>
+            <w:pPr>
+              <w:pStyle w:val="Compact"/>
+            </w:pPr>
+            <w:r>
+              <w:t xml:space="preserve">θ11</w:t>
+            </w:r>
+          </w:p>
+        </w:tc>
+        <w:tc>
+          <w:tcPr/>
+          <w:p>
+            <w:pPr>
+              <w:pStyle w:val="Compact"/>
+            </w:pPr>
+            <w:r>
+              <w:t xml:space="preserve">1.0015</w:t>
+            </w:r>
+          </w:p>
+        </w:tc>
+        <w:tc>
+          <w:tcPr/>
+          <w:p>
+            <w:pPr>
+              <w:pStyle w:val="Compact"/>
+            </w:pPr>
+            <w:r>
+              <w:t xml:space="preserve">3,596</w:t>
+            </w:r>
+          </w:p>
+        </w:tc>
+        <w:tc>
+          <w:tcPr/>
+          <w:p>
+            <w:pPr>
+              <w:pStyle w:val="Compact"/>
+            </w:pPr>
+            <w:r>
+              <w:t xml:space="preserve">6,333</w:t>
+            </w:r>
+          </w:p>
+        </w:tc>
+        <w:tc>
+          <w:tcPr/>
+          <w:p>
+            <w:pPr>
+              <w:pStyle w:val="Compact"/>
+            </w:pPr>
+            <w:r>
+              <w:t xml:space="preserve">0.017</w:t>
+            </w:r>
+          </w:p>
+        </w:tc>
+      </w:tr>
+      <w:tr>
+        <w:tc>
+          <w:tcPr/>
+          <w:p>
+            <w:pPr>
+              <w:pStyle w:val="Compact"/>
+            </w:pPr>
+            <w:r>
+              <w:t xml:space="preserve">θ12</w:t>
+            </w:r>
+          </w:p>
+        </w:tc>
+        <w:tc>
+          <w:tcPr/>
+          <w:p>
+            <w:pPr>
+              <w:pStyle w:val="Compact"/>
+            </w:pPr>
+            <w:r>
+              <w:t xml:space="preserve">1.0004</w:t>
+            </w:r>
+          </w:p>
+        </w:tc>
+        <w:tc>
+          <w:tcPr/>
+          <w:p>
+            <w:pPr>
+              <w:pStyle w:val="Compact"/>
+            </w:pPr>
+            <w:r>
+              <w:t xml:space="preserve">4,041</w:t>
+            </w:r>
+          </w:p>
+        </w:tc>
+        <w:tc>
+          <w:tcPr/>
+          <w:p>
+            <w:pPr>
+              <w:pStyle w:val="Compact"/>
+            </w:pPr>
+            <w:r>
+              <w:t xml:space="preserve">6,876</w:t>
             </w:r>
           </w:p>
         </w:tc>
@@ -5258,348 +5600,6 @@
             </w:pPr>
             <w:r>
               <w:t xml:space="preserve">0.016</w:t>
-            </w:r>
-          </w:p>
-        </w:tc>
-      </w:tr>
-      <w:tr>
-        <w:tc>
-          <w:tcPr/>
-          <w:p>
-            <w:pPr>
-              <w:pStyle w:val="Compact"/>
-            </w:pPr>
-            <w:r>
-              <w:t xml:space="preserve">θ7</w:t>
-            </w:r>
-          </w:p>
-        </w:tc>
-        <w:tc>
-          <w:tcPr/>
-          <w:p>
-            <w:pPr>
-              <w:pStyle w:val="Compact"/>
-            </w:pPr>
-            <w:r>
-              <w:t xml:space="preserve">1.0003</w:t>
-            </w:r>
-          </w:p>
-        </w:tc>
-        <w:tc>
-          <w:tcPr/>
-          <w:p>
-            <w:pPr>
-              <w:pStyle w:val="Compact"/>
-            </w:pPr>
-            <w:r>
-              <w:t xml:space="preserve">4,397</w:t>
-            </w:r>
-          </w:p>
-        </w:tc>
-        <w:tc>
-          <w:tcPr/>
-          <w:p>
-            <w:pPr>
-              <w:pStyle w:val="Compact"/>
-            </w:pPr>
-            <w:r>
-              <w:t xml:space="preserve">8,994</w:t>
-            </w:r>
-          </w:p>
-        </w:tc>
-        <w:tc>
-          <w:tcPr/>
-          <w:p>
-            <w:pPr>
-              <w:pStyle w:val="Compact"/>
-            </w:pPr>
-            <w:r>
-              <w:t xml:space="preserve">0.015</w:t>
-            </w:r>
-          </w:p>
-        </w:tc>
-      </w:tr>
-      <w:tr>
-        <w:tc>
-          <w:tcPr/>
-          <w:p>
-            <w:pPr>
-              <w:pStyle w:val="Compact"/>
-            </w:pPr>
-            <w:r>
-              <w:t xml:space="preserve">θ8</w:t>
-            </w:r>
-          </w:p>
-        </w:tc>
-        <w:tc>
-          <w:tcPr/>
-          <w:p>
-            <w:pPr>
-              <w:pStyle w:val="Compact"/>
-            </w:pPr>
-            <w:r>
-              <w:t xml:space="preserve">1.0015</w:t>
-            </w:r>
-          </w:p>
-        </w:tc>
-        <w:tc>
-          <w:tcPr/>
-          <w:p>
-            <w:pPr>
-              <w:pStyle w:val="Compact"/>
-            </w:pPr>
-            <w:r>
-              <w:t xml:space="preserve">4,145</w:t>
-            </w:r>
-          </w:p>
-        </w:tc>
-        <w:tc>
-          <w:tcPr/>
-          <w:p>
-            <w:pPr>
-              <w:pStyle w:val="Compact"/>
-            </w:pPr>
-            <w:r>
-              <w:t xml:space="preserve">7,660</w:t>
-            </w:r>
-          </w:p>
-        </w:tc>
-        <w:tc>
-          <w:tcPr/>
-          <w:p>
-            <w:pPr>
-              <w:pStyle w:val="Compact"/>
-            </w:pPr>
-            <w:r>
-              <w:t xml:space="preserve">0.016</w:t>
-            </w:r>
-          </w:p>
-        </w:tc>
-      </w:tr>
-      <w:tr>
-        <w:tc>
-          <w:tcPr/>
-          <w:p>
-            <w:pPr>
-              <w:pStyle w:val="Compact"/>
-            </w:pPr>
-            <w:r>
-              <w:t xml:space="preserve">θ9</w:t>
-            </w:r>
-          </w:p>
-        </w:tc>
-        <w:tc>
-          <w:tcPr/>
-          <w:p>
-            <w:pPr>
-              <w:pStyle w:val="Compact"/>
-            </w:pPr>
-            <w:r>
-              <w:t xml:space="preserve">1.0009</w:t>
-            </w:r>
-          </w:p>
-        </w:tc>
-        <w:tc>
-          <w:tcPr/>
-          <w:p>
-            <w:pPr>
-              <w:pStyle w:val="Compact"/>
-            </w:pPr>
-            <w:r>
-              <w:t xml:space="preserve">3,433</w:t>
-            </w:r>
-          </w:p>
-        </w:tc>
-        <w:tc>
-          <w:tcPr/>
-          <w:p>
-            <w:pPr>
-              <w:pStyle w:val="Compact"/>
-            </w:pPr>
-            <w:r>
-              <w:t xml:space="preserve">6,242</w:t>
-            </w:r>
-          </w:p>
-        </w:tc>
-        <w:tc>
-          <w:tcPr/>
-          <w:p>
-            <w:pPr>
-              <w:pStyle w:val="Compact"/>
-            </w:pPr>
-            <w:r>
-              <w:t xml:space="preserve">0.017</w:t>
-            </w:r>
-          </w:p>
-        </w:tc>
-      </w:tr>
-      <w:tr>
-        <w:tc>
-          <w:tcPr/>
-          <w:p>
-            <w:pPr>
-              <w:pStyle w:val="Compact"/>
-            </w:pPr>
-            <w:r>
-              <w:t xml:space="preserve">θ10</w:t>
-            </w:r>
-          </w:p>
-        </w:tc>
-        <w:tc>
-          <w:tcPr/>
-          <w:p>
-            <w:pPr>
-              <w:pStyle w:val="Compact"/>
-            </w:pPr>
-            <w:r>
-              <w:t xml:space="preserve">1.0013</w:t>
-            </w:r>
-          </w:p>
-        </w:tc>
-        <w:tc>
-          <w:tcPr/>
-          <w:p>
-            <w:pPr>
-              <w:pStyle w:val="Compact"/>
-            </w:pPr>
-            <w:r>
-              <w:t xml:space="preserve">3,862</w:t>
-            </w:r>
-          </w:p>
-        </w:tc>
-        <w:tc>
-          <w:tcPr/>
-          <w:p>
-            <w:pPr>
-              <w:pStyle w:val="Compact"/>
-            </w:pPr>
-            <w:r>
-              <w:t xml:space="preserve">7,108</w:t>
-            </w:r>
-          </w:p>
-        </w:tc>
-        <w:tc>
-          <w:tcPr/>
-          <w:p>
-            <w:pPr>
-              <w:pStyle w:val="Compact"/>
-            </w:pPr>
-            <w:r>
-              <w:t xml:space="preserve">0.016</w:t>
-            </w:r>
-          </w:p>
-        </w:tc>
-      </w:tr>
-      <w:tr>
-        <w:tc>
-          <w:tcPr/>
-          <w:p>
-            <w:pPr>
-              <w:pStyle w:val="Compact"/>
-            </w:pPr>
-            <w:r>
-              <w:t xml:space="preserve">θ11</w:t>
-            </w:r>
-          </w:p>
-        </w:tc>
-        <w:tc>
-          <w:tcPr/>
-          <w:p>
-            <w:pPr>
-              <w:pStyle w:val="Compact"/>
-            </w:pPr>
-            <w:r>
-              <w:t xml:space="preserve">1.0019</w:t>
-            </w:r>
-          </w:p>
-        </w:tc>
-        <w:tc>
-          <w:tcPr/>
-          <w:p>
-            <w:pPr>
-              <w:pStyle w:val="Compact"/>
-            </w:pPr>
-            <w:r>
-              <w:t xml:space="preserve">4,600</w:t>
-            </w:r>
-          </w:p>
-        </w:tc>
-        <w:tc>
-          <w:tcPr/>
-          <w:p>
-            <w:pPr>
-              <w:pStyle w:val="Compact"/>
-            </w:pPr>
-            <w:r>
-              <w:t xml:space="preserve">8,685</w:t>
-            </w:r>
-          </w:p>
-        </w:tc>
-        <w:tc>
-          <w:tcPr/>
-          <w:p>
-            <w:pPr>
-              <w:pStyle w:val="Compact"/>
-            </w:pPr>
-            <w:r>
-              <w:t xml:space="preserve">0.015</w:t>
-            </w:r>
-          </w:p>
-        </w:tc>
-      </w:tr>
-      <w:tr>
-        <w:tc>
-          <w:tcPr/>
-          <w:p>
-            <w:pPr>
-              <w:pStyle w:val="Compact"/>
-            </w:pPr>
-            <w:r>
-              <w:t xml:space="preserve">θ12</w:t>
-            </w:r>
-          </w:p>
-        </w:tc>
-        <w:tc>
-          <w:tcPr/>
-          <w:p>
-            <w:pPr>
-              <w:pStyle w:val="Compact"/>
-            </w:pPr>
-            <w:r>
-              <w:t xml:space="preserve">1.0005</w:t>
-            </w:r>
-          </w:p>
-        </w:tc>
-        <w:tc>
-          <w:tcPr/>
-          <w:p>
-            <w:pPr>
-              <w:pStyle w:val="Compact"/>
-            </w:pPr>
-            <w:r>
-              <w:t xml:space="preserve">4,292</w:t>
-            </w:r>
-          </w:p>
-        </w:tc>
-        <w:tc>
-          <w:tcPr/>
-          <w:p>
-            <w:pPr>
-              <w:pStyle w:val="Compact"/>
-            </w:pPr>
-            <w:r>
-              <w:t xml:space="preserve">7,224</w:t>
-            </w:r>
-          </w:p>
-        </w:tc>
-        <w:tc>
-          <w:tcPr/>
-          <w:p>
-            <w:pPr>
-              <w:pStyle w:val="Compact"/>
-            </w:pPr>
-            <w:r>
-              <w:t xml:space="preserve">0.015</w:t>
             </w:r>
           </w:p>
         </w:tc>
@@ -5638,7 +5638,7 @@
         <w:t xml:space="preserve">[20]</w:t>
       </w:r>
       <w:r>
-        <w:t xml:space="preserve">. Both methods used the same prior, likelihood, solver and equilibrium restriction. We drew 50,000 parameter sets from the prior by Latin hypercube sampling. The design had one point in each of 50,000 equal probability strata for every parameter, and each column was mapped through the normal inverse distribution function of that parameter’s prior. Of these, 49,765 simulations were valid. 235 failed the equilibrium check and 0 were not finite. Failed simulations were dropped and not replaced. The network was a masked autoregressive flow with 50 hidden features and 5 transforms</w:t>
+        <w:t xml:space="preserve">. Both methods used the same prior, likelihood, solver and equilibrium restriction. We drew 50,000 parameter sets from the prior by Latin hypercube sampling. The design had one point in each of 50,000 equal probability strata for every parameter, and each column was mapped through the normal inverse distribution function of that parameter’s prior. Of these, 50,000 simulations were valid. Exclusions were 0 draws outside the bounds, 0 equilibrium failures and 0 non-finite simulations; excluded draws are dropped, not replaced. The estimator was an equal weight ensemble of 5 masked autoregressive flows, each with 50 hidden features and 5 transforms</w:t>
       </w:r>
       <w:r>
         <w:t xml:space="preserve"> </w:t>
@@ -5647,7 +5647,35 @@
         <w:t xml:space="preserve">[21]</w:t>
       </w:r>
       <w:r>
-        <w:t xml:space="preserve">, trained in one round with the standard loss. Table S4 compares it with the MCMC posterior. Earlier single round runs with 26,000 random prior simulations are shown for context. The full comparison is in the project repository (</w:t>
+        <w:t xml:space="preserve">, trained in one round with the standard loss from different random seeds. A single network gave a small seed dependent bias in one parameter, which the ensemble removed.</w:t>
+      </w:r>
+    </w:p>
+    <w:p>
+      <w:pPr>
+        <w:pStyle w:val="BodyText"/>
+      </w:pPr>
+      <w:r>
+        <w:t xml:space="preserve">We checked the neural posterior by simulation based calibration</w:t>
+      </w:r>
+      <w:r>
+        <w:t xml:space="preserve"> </w:t>
+      </w:r>
+      <w:r>
+        <w:t xml:space="preserve">[22]</w:t>
+      </w:r>
+      <w:r>
+        <w:t xml:space="preserve"> </w:t>
+      </w:r>
+      <w:r>
+        <w:t xml:space="preserve">on 1,000 datasets simulated from independent prior draws. For each parameter, 95% interval coverage was 0.931 to 0.958 and 90% coverage 0.873 to 0.910. No rank histogram showed systematic skew (U shape, central peak, shift or Bonferroni corrected chi-square departure). The predeclared gate required 95% coverage of at least 0.85 and 90% coverage of at least 0.75 for every parameter. As a smaller direct check, we reran the MCMC on 8 of these simulated datasets, with one chain of 30,000 evaluations each. Pooled 95% coverage was 1.00 and 90% coverage 0.95 over 96 ranks; this guards only against gross miscalibration.</w:t>
+      </w:r>
+    </w:p>
+    <w:p>
+      <w:pPr>
+        <w:pStyle w:val="BodyText"/>
+      </w:pPr>
+      <w:r>
+        <w:t xml:space="preserve">Table S4 compares the neural posterior with the MCMC posterior. The full comparison is in the project repository (</w:t>
       </w:r>
       <w:r>
         <w:rPr>
@@ -5699,7 +5727,7 @@
               <w:pStyle w:val="Compact"/>
             </w:pPr>
             <w:r>
-              <w:t xml:space="preserve">Prior sampling</w:t>
+              <w:t xml:space="preserve">Method</w:t>
             </w:r>
           </w:p>
         </w:tc>
@@ -5789,354 +5817,84 @@
               <w:pStyle w:val="Compact"/>
             </w:pPr>
             <w:r>
-              <w:t xml:space="preserve">Latin hypercube sampling</w:t>
-            </w:r>
-          </w:p>
-        </w:tc>
-        <w:tc>
-          <w:tcPr/>
-          <w:p>
-            <w:pPr>
-              <w:pStyle w:val="Compact"/>
-            </w:pPr>
-            <w:r>
-              <w:t xml:space="preserve">50,000 (49,765)</w:t>
-            </w:r>
-          </w:p>
-        </w:tc>
-        <w:tc>
-          <w:tcPr/>
-          <w:p>
-            <w:pPr>
-              <w:pStyle w:val="Compact"/>
-            </w:pPr>
-            <w:r>
-              <w:t xml:space="preserve">0.09</w:t>
-            </w:r>
-          </w:p>
-        </w:tc>
-        <w:tc>
-          <w:tcPr/>
-          <w:p>
-            <w:pPr>
-              <w:pStyle w:val="Compact"/>
-            </w:pPr>
-            <w:r>
-              <w:t xml:space="preserve">0.26</w:t>
-            </w:r>
-          </w:p>
-        </w:tc>
-        <w:tc>
-          <w:tcPr/>
-          <w:p>
-            <w:pPr>
-              <w:pStyle w:val="Compact"/>
-            </w:pPr>
-            <w:r>
-              <w:t xml:space="preserve">0.961 (0.94 to 0.99)</w:t>
-            </w:r>
-          </w:p>
-        </w:tc>
-        <w:tc>
-          <w:tcPr/>
-          <w:p>
-            <w:pPr>
-              <w:pStyle w:val="Compact"/>
-            </w:pPr>
-            <w:r>
-              <w:t xml:space="preserve">92%</w:t>
-            </w:r>
-          </w:p>
-        </w:tc>
-        <w:tc>
-          <w:tcPr/>
-          <w:p>
-            <w:pPr>
-              <w:pStyle w:val="Compact"/>
-            </w:pPr>
-            <w:r>
-              <w:t xml:space="preserve">0.4%</w:t>
-            </w:r>
-          </w:p>
-        </w:tc>
-        <w:tc>
-          <w:tcPr/>
-          <w:p>
-            <w:pPr>
-              <w:pStyle w:val="Compact"/>
-            </w:pPr>
-            <w:r>
-              <w:t xml:space="preserve">1.0</w:t>
-            </w:r>
-          </w:p>
-        </w:tc>
-      </w:tr>
-      <w:tr>
-        <w:tc>
-          <w:tcPr/>
-          <w:p>
-            <w:pPr>
-              <w:pStyle w:val="Compact"/>
-            </w:pPr>
-            <w:r>
-              <w:t xml:space="preserve">Random sampling, replicate 1</w:t>
-            </w:r>
-          </w:p>
-        </w:tc>
-        <w:tc>
-          <w:tcPr/>
-          <w:p>
-            <w:pPr>
-              <w:pStyle w:val="Compact"/>
-            </w:pPr>
-            <w:r>
-              <w:t xml:space="preserve">26,000 (25,875)</w:t>
-            </w:r>
-          </w:p>
-        </w:tc>
-        <w:tc>
-          <w:tcPr/>
-          <w:p>
-            <w:pPr>
-              <w:pStyle w:val="Compact"/>
-            </w:pPr>
-            <w:r>
-              <w:t xml:space="preserve">0.09</w:t>
-            </w:r>
-          </w:p>
-        </w:tc>
-        <w:tc>
-          <w:tcPr/>
-          <w:p>
-            <w:pPr>
-              <w:pStyle w:val="Compact"/>
-            </w:pPr>
-            <w:r>
-              <w:t xml:space="preserve">0.28</w:t>
-            </w:r>
-          </w:p>
-        </w:tc>
-        <w:tc>
-          <w:tcPr/>
-          <w:p>
-            <w:pPr>
-              <w:pStyle w:val="Compact"/>
-            </w:pPr>
-            <w:r>
-              <w:t xml:space="preserve">0.961 (0.92 to 1.05)</w:t>
-            </w:r>
-          </w:p>
-        </w:tc>
-        <w:tc>
-          <w:tcPr/>
-          <w:p>
-            <w:pPr>
-              <w:pStyle w:val="Compact"/>
-            </w:pPr>
-            <w:r>
-              <w:t xml:space="preserve">83%</w:t>
-            </w:r>
-          </w:p>
-        </w:tc>
-        <w:tc>
-          <w:tcPr/>
-          <w:p>
-            <w:pPr>
-              <w:pStyle w:val="Compact"/>
-            </w:pPr>
-            <w:r>
-              <w:t xml:space="preserve">0.5%</w:t>
-            </w:r>
-          </w:p>
-        </w:tc>
-        <w:tc>
-          <w:tcPr/>
-          <w:p>
-            <w:pPr>
-              <w:pStyle w:val="Compact"/>
-            </w:pPr>
-            <w:r>
-              <w:t xml:space="preserve">1.4</w:t>
-            </w:r>
-          </w:p>
-        </w:tc>
-      </w:tr>
-      <w:tr>
-        <w:tc>
-          <w:tcPr/>
-          <w:p>
-            <w:pPr>
-              <w:pStyle w:val="Compact"/>
-            </w:pPr>
-            <w:r>
-              <w:t xml:space="preserve">Random sampling, replicate 2</w:t>
-            </w:r>
-          </w:p>
-        </w:tc>
-        <w:tc>
-          <w:tcPr/>
-          <w:p>
-            <w:pPr>
-              <w:pStyle w:val="Compact"/>
-            </w:pPr>
-            <w:r>
-              <w:t xml:space="preserve">26,000 (25,885)</w:t>
-            </w:r>
-          </w:p>
-        </w:tc>
-        <w:tc>
-          <w:tcPr/>
-          <w:p>
-            <w:pPr>
-              <w:pStyle w:val="Compact"/>
-            </w:pPr>
-            <w:r>
-              <w:t xml:space="preserve">0.09</w:t>
-            </w:r>
-          </w:p>
-        </w:tc>
-        <w:tc>
-          <w:tcPr/>
-          <w:p>
-            <w:pPr>
-              <w:pStyle w:val="Compact"/>
-            </w:pPr>
-            <w:r>
-              <w:t xml:space="preserve">0.27</w:t>
-            </w:r>
-          </w:p>
-        </w:tc>
-        <w:tc>
-          <w:tcPr/>
-          <w:p>
-            <w:pPr>
-              <w:pStyle w:val="Compact"/>
-            </w:pPr>
-            <w:r>
-              <w:t xml:space="preserve">0.949 (0.90 to 1.00)</w:t>
-            </w:r>
-          </w:p>
-        </w:tc>
-        <w:tc>
-          <w:tcPr/>
-          <w:p>
-            <w:pPr>
-              <w:pStyle w:val="Compact"/>
-            </w:pPr>
-            <w:r>
-              <w:t xml:space="preserve">83%</w:t>
-            </w:r>
-          </w:p>
-        </w:tc>
-        <w:tc>
-          <w:tcPr/>
-          <w:p>
-            <w:pPr>
-              <w:pStyle w:val="Compact"/>
-            </w:pPr>
-            <w:r>
-              <w:t xml:space="preserve">0.2%</w:t>
-            </w:r>
-          </w:p>
-        </w:tc>
-        <w:tc>
-          <w:tcPr/>
-          <w:p>
-            <w:pPr>
-              <w:pStyle w:val="Compact"/>
-            </w:pPr>
-            <w:r>
-              <w:t xml:space="preserve">0.5</w:t>
-            </w:r>
-          </w:p>
-        </w:tc>
-      </w:tr>
-      <w:tr>
-        <w:tc>
-          <w:tcPr/>
-          <w:p>
-            <w:pPr>
-              <w:pStyle w:val="Compact"/>
-            </w:pPr>
-            <w:r>
-              <w:t xml:space="preserve">Random sampling, replicate 3</w:t>
-            </w:r>
-          </w:p>
-        </w:tc>
-        <w:tc>
-          <w:tcPr/>
-          <w:p>
-            <w:pPr>
-              <w:pStyle w:val="Compact"/>
-            </w:pPr>
-            <w:r>
-              <w:t xml:space="preserve">26,000 (25,865)</w:t>
-            </w:r>
-          </w:p>
-        </w:tc>
-        <w:tc>
-          <w:tcPr/>
-          <w:p>
-            <w:pPr>
-              <w:pStyle w:val="Compact"/>
-            </w:pPr>
-            <w:r>
-              <w:t xml:space="preserve">0.09</w:t>
-            </w:r>
-          </w:p>
-        </w:tc>
-        <w:tc>
-          <w:tcPr/>
-          <w:p>
-            <w:pPr>
-              <w:pStyle w:val="Compact"/>
-            </w:pPr>
-            <w:r>
-              <w:t xml:space="preserve">0.24</w:t>
-            </w:r>
-          </w:p>
-        </w:tc>
-        <w:tc>
-          <w:tcPr/>
-          <w:p>
-            <w:pPr>
-              <w:pStyle w:val="Compact"/>
-            </w:pPr>
-            <w:r>
-              <w:t xml:space="preserve">0.953 (0.91 to 0.99)</w:t>
-            </w:r>
-          </w:p>
-        </w:tc>
-        <w:tc>
-          <w:tcPr/>
-          <w:p>
-            <w:pPr>
-              <w:pStyle w:val="Compact"/>
-            </w:pPr>
-            <w:r>
-              <w:t xml:space="preserve">92%</w:t>
-            </w:r>
-          </w:p>
-        </w:tc>
-        <w:tc>
-          <w:tcPr/>
-          <w:p>
-            <w:pPr>
-              <w:pStyle w:val="Compact"/>
-            </w:pPr>
-            <w:r>
-              <w:t xml:space="preserve">0.2%</w:t>
-            </w:r>
-          </w:p>
-        </w:tc>
-        <w:tc>
-          <w:tcPr/>
-          <w:p>
-            <w:pPr>
-              <w:pStyle w:val="Compact"/>
-            </w:pPr>
-            <w:r>
-              <w:t xml:space="preserve">5.8</w:t>
+              <w:t xml:space="preserve">Single round NPE, 5 network ensemble, Latin hypercube sampling</w:t>
+            </w:r>
+          </w:p>
+        </w:tc>
+        <w:tc>
+          <w:tcPr/>
+          <w:p>
+            <w:pPr>
+              <w:pStyle w:val="Compact"/>
+            </w:pPr>
+            <w:r>
+              <w:t xml:space="preserve">50,000 (50,000)</w:t>
+            </w:r>
+          </w:p>
+        </w:tc>
+        <w:tc>
+          <w:tcPr/>
+          <w:p>
+            <w:pPr>
+              <w:pStyle w:val="Compact"/>
+            </w:pPr>
+            <w:r>
+              <w:t xml:space="preserve">0.05</w:t>
+            </w:r>
+          </w:p>
+        </w:tc>
+        <w:tc>
+          <w:tcPr/>
+          <w:p>
+            <w:pPr>
+              <w:pStyle w:val="Compact"/>
+            </w:pPr>
+            <w:r>
+              <w:t xml:space="preserve">0.20</w:t>
+            </w:r>
+          </w:p>
+        </w:tc>
+        <w:tc>
+          <w:tcPr/>
+          <w:p>
+            <w:pPr>
+              <w:pStyle w:val="Compact"/>
+            </w:pPr>
+            <w:r>
+              <w:t xml:space="preserve">0.963 (0.93 to 1.01)</w:t>
+            </w:r>
+          </w:p>
+        </w:tc>
+        <w:tc>
+          <w:tcPr/>
+          <w:p>
+            <w:pPr>
+              <w:pStyle w:val="Compact"/>
+            </w:pPr>
+            <w:r>
+              <w:t xml:space="preserve">100%</w:t>
+            </w:r>
+          </w:p>
+        </w:tc>
+        <w:tc>
+          <w:tcPr/>
+          <w:p>
+            <w:pPr>
+              <w:pStyle w:val="Compact"/>
+            </w:pPr>
+            <w:r>
+              <w:t xml:space="preserve">0.6%</w:t>
+            </w:r>
+          </w:p>
+        </w:tc>
+        <w:tc>
+          <w:tcPr/>
+          <w:p>
+            <w:pPr>
+              <w:pStyle w:val="Compact"/>
+            </w:pPr>
+            <w:r>
+              <w:t xml:space="preserve">2.5</w:t>
             </w:r>
           </w:p>
         </w:tc>
@@ -6147,7 +5905,7 @@
         <w:pStyle w:val="BodyText"/>
       </w:pPr>
       <w:r>
-        <w:t xml:space="preserve">Checks: absolute mean difference at most 0.1 SD, 95% interval endpoints within 0.2 SD and width ratio between 0.9 and 1.1. Policy errors use 1,000 posterior states per method. The joint pass probability errors are comparable to their Monte Carlo error of about 1.5 percentage points.</w:t>
+        <w:t xml:space="preserve">Checks: absolute mean difference at most 0.1 SD, 95% interval endpoints within 0.2 SD and width ratio between 0.9 and 1.1. Policy errors compare 1,000 neural posterior states with the 2,000 MCMC states used for the scenarios.</w:t>
       </w:r>
     </w:p>
     <w:bookmarkEnd w:id="19"/>
@@ -6165,7 +5923,7 @@
         <w:pStyle w:val="FirstParagraph"/>
       </w:pPr>
       <w:r>
-        <w:t xml:space="preserve">Table S5 gives the posterior of each parameter. For θ6, θ9 and θ12 the posterior standard deviation was close to the prior standard deviation, so these parameters remain mostly informed by the prior.</w:t>
+        <w:t xml:space="preserve">Table S5 gives the posterior of each parameter. For θ6, θ9 and θ12 the posterior standard deviation was more than 0.8 times the prior standard deviation, so these parameters remain mostly informed by the prior.</w:t>
       </w:r>
     </w:p>
     <w:p>
@@ -6177,930 +5935,7 @@
           <w:b/>
           <w:bCs/>
         </w:rPr>
-        <w:t xml:space="preserve">Table S5. Nelder Mead best fit and posterior median (95% interval) of the log scale parameters.</w:t>
-      </w:r>
-    </w:p>
-    <w:tbl>
-      <w:tblPr>
-        <w:tblStyle w:val="Table"/>
-        <w:tblW w:type="pct" w:w="5000"/>
-        <w:tblLayout w:type="fixed"/>
-        <w:tblLook w:firstRow="1" w:lastRow="0" w:firstColumn="0" w:lastColumn="0" w:noHBand="0" w:noVBand="0" w:val="0020"/>
-      </w:tblPr>
-      <w:tblGrid>
-        <w:gridCol w:w="1320"/>
-        <w:gridCol w:w="1320"/>
-        <w:gridCol w:w="1320"/>
-        <w:gridCol w:w="1320"/>
-        <w:gridCol w:w="1320"/>
-        <w:gridCol w:w="1320"/>
-      </w:tblGrid>
-      <w:tr>
-        <w:trPr>
-          <w:tblHeader w:val="on"/>
-        </w:trPr>
-        <w:tc>
-          <w:tcPr/>
-          <w:p>
-            <w:pPr>
-              <w:pStyle w:val="Compact"/>
-            </w:pPr>
-            <w:r>
-              <w:t xml:space="preserve">Parameter</w:t>
-            </w:r>
-          </w:p>
-        </w:tc>
-        <w:tc>
-          <w:tcPr/>
-          <w:p>
-            <w:pPr>
-              <w:pStyle w:val="Compact"/>
-            </w:pPr>
-            <w:r>
-              <w:t xml:space="preserve">Description</w:t>
-            </w:r>
-          </w:p>
-        </w:tc>
-        <w:tc>
-          <w:tcPr/>
-          <w:p>
-            <w:pPr>
-              <w:pStyle w:val="Compact"/>
-            </w:pPr>
-            <w:r>
-              <w:t xml:space="preserve">Nelder Mead best fit</w:t>
-            </w:r>
-          </w:p>
-        </w:tc>
-        <w:tc>
-          <w:tcPr/>
-          <w:p>
-            <w:pPr>
-              <w:pStyle w:val="Compact"/>
-            </w:pPr>
-            <w:r>
-              <w:t xml:space="preserve">Posterior median (95% interval)</w:t>
-            </w:r>
-          </w:p>
-        </w:tc>
-        <w:tc>
-          <w:tcPr/>
-          <w:p>
-            <w:pPr>
-              <w:pStyle w:val="Compact"/>
-            </w:pPr>
-            <w:r>
-              <w:t xml:space="preserve">Posterior SD</w:t>
-            </w:r>
-          </w:p>
-        </w:tc>
-        <w:tc>
-          <w:tcPr/>
-          <w:p>
-            <w:pPr>
-              <w:pStyle w:val="Compact"/>
-            </w:pPr>
-            <w:r>
-              <w:t xml:space="preserve">Posterior SD / prior SD</w:t>
-            </w:r>
-          </w:p>
-        </w:tc>
-      </w:tr>
-      <w:tr>
-        <w:tc>
-          <w:tcPr/>
-          <w:p>
-            <w:pPr>
-              <w:pStyle w:val="Compact"/>
-            </w:pPr>
-            <w:r>
-              <w:t xml:space="preserve">θ1</w:t>
-            </w:r>
-          </w:p>
-        </w:tc>
-        <w:tc>
-          <w:tcPr/>
-          <w:p>
-            <w:pPr>
-              <w:pStyle w:val="Compact"/>
-            </w:pPr>
-            <w:r>
-              <w:t xml:space="preserve">Contact scale, age &lt;20</w:t>
-            </w:r>
-          </w:p>
-        </w:tc>
-        <w:tc>
-          <w:tcPr/>
-          <w:p>
-            <w:pPr>
-              <w:pStyle w:val="Compact"/>
-            </w:pPr>
-            <w:r>
-              <w:t xml:space="preserve">1.905</w:t>
-            </w:r>
-          </w:p>
-        </w:tc>
-        <w:tc>
-          <w:tcPr/>
-          <w:p>
-            <w:pPr>
-              <w:pStyle w:val="Compact"/>
-            </w:pPr>
-            <w:r>
-              <w:t xml:space="preserve">1.885 (1.582 to 2.161)</w:t>
-            </w:r>
-          </w:p>
-        </w:tc>
-        <w:tc>
-          <w:tcPr/>
-          <w:p>
-            <w:pPr>
-              <w:pStyle w:val="Compact"/>
-            </w:pPr>
-            <w:r>
-              <w:t xml:space="preserve">0.148</w:t>
-            </w:r>
-          </w:p>
-        </w:tc>
-        <w:tc>
-          <w:tcPr/>
-          <w:p>
-            <w:pPr>
-              <w:pStyle w:val="Compact"/>
-            </w:pPr>
-            <w:r>
-              <w:t xml:space="preserve">0.74</w:t>
-            </w:r>
-          </w:p>
-        </w:tc>
-      </w:tr>
-      <w:tr>
-        <w:tc>
-          <w:tcPr/>
-          <w:p>
-            <w:pPr>
-              <w:pStyle w:val="Compact"/>
-            </w:pPr>
-            <w:r>
-              <w:t xml:space="preserve">θ2</w:t>
-            </w:r>
-          </w:p>
-        </w:tc>
-        <w:tc>
-          <w:tcPr/>
-          <w:p>
-            <w:pPr>
-              <w:pStyle w:val="Compact"/>
-            </w:pPr>
-            <w:r>
-              <w:t xml:space="preserve">Contact scale, age 20–29</w:t>
-            </w:r>
-          </w:p>
-        </w:tc>
-        <w:tc>
-          <w:tcPr/>
-          <w:p>
-            <w:pPr>
-              <w:pStyle w:val="Compact"/>
-            </w:pPr>
-            <w:r>
-              <w:t xml:space="preserve">-2.622</w:t>
-            </w:r>
-          </w:p>
-        </w:tc>
-        <w:tc>
-          <w:tcPr/>
-          <w:p>
-            <w:pPr>
-              <w:pStyle w:val="Compact"/>
-            </w:pPr>
-            <w:r>
-              <w:t xml:space="preserve">-2.624 (-2.756 to -2.502)</w:t>
-            </w:r>
-          </w:p>
-        </w:tc>
-        <w:tc>
-          <w:tcPr/>
-          <w:p>
-            <w:pPr>
-              <w:pStyle w:val="Compact"/>
-            </w:pPr>
-            <w:r>
-              <w:t xml:space="preserve">0.065</w:t>
-            </w:r>
-          </w:p>
-        </w:tc>
-        <w:tc>
-          <w:tcPr/>
-          <w:p>
-            <w:pPr>
-              <w:pStyle w:val="Compact"/>
-            </w:pPr>
-            <w:r>
-              <w:t xml:space="preserve">0.32</w:t>
-            </w:r>
-          </w:p>
-        </w:tc>
-      </w:tr>
-      <w:tr>
-        <w:tc>
-          <w:tcPr/>
-          <w:p>
-            <w:pPr>
-              <w:pStyle w:val="Compact"/>
-            </w:pPr>
-            <w:r>
-              <w:t xml:space="preserve">θ3</w:t>
-            </w:r>
-          </w:p>
-        </w:tc>
-        <w:tc>
-          <w:tcPr/>
-          <w:p>
-            <w:pPr>
-              <w:pStyle w:val="Compact"/>
-            </w:pPr>
-            <w:r>
-              <w:t xml:space="preserve">Contact scale, age 30–39</w:t>
-            </w:r>
-          </w:p>
-        </w:tc>
-        <w:tc>
-          <w:tcPr/>
-          <w:p>
-            <w:pPr>
-              <w:pStyle w:val="Compact"/>
-            </w:pPr>
-            <w:r>
-              <w:t xml:space="preserve">-3.102</w:t>
-            </w:r>
-          </w:p>
-        </w:tc>
-        <w:tc>
-          <w:tcPr/>
-          <w:p>
-            <w:pPr>
-              <w:pStyle w:val="Compact"/>
-            </w:pPr>
-            <w:r>
-              <w:t xml:space="preserve">-3.098 (-3.311 to -2.915)</w:t>
-            </w:r>
-          </w:p>
-        </w:tc>
-        <w:tc>
-          <w:tcPr/>
-          <w:p>
-            <w:pPr>
-              <w:pStyle w:val="Compact"/>
-            </w:pPr>
-            <w:r>
-              <w:t xml:space="preserve">0.102</w:t>
-            </w:r>
-          </w:p>
-        </w:tc>
-        <w:tc>
-          <w:tcPr/>
-          <w:p>
-            <w:pPr>
-              <w:pStyle w:val="Compact"/>
-            </w:pPr>
-            <w:r>
-              <w:t xml:space="preserve">0.51</w:t>
-            </w:r>
-          </w:p>
-        </w:tc>
-      </w:tr>
-      <w:tr>
-        <w:tc>
-          <w:tcPr/>
-          <w:p>
-            <w:pPr>
-              <w:pStyle w:val="Compact"/>
-            </w:pPr>
-            <w:r>
-              <w:t xml:space="preserve">θ4</w:t>
-            </w:r>
-          </w:p>
-        </w:tc>
-        <w:tc>
-          <w:tcPr/>
-          <w:p>
-            <w:pPr>
-              <w:pStyle w:val="Compact"/>
-            </w:pPr>
-            <w:r>
-              <w:t xml:space="preserve">Contact scale, age 40–49</w:t>
-            </w:r>
-          </w:p>
-        </w:tc>
-        <w:tc>
-          <w:tcPr/>
-          <w:p>
-            <w:pPr>
-              <w:pStyle w:val="Compact"/>
-            </w:pPr>
-            <w:r>
-              <w:t xml:space="preserve">-0.484</w:t>
-            </w:r>
-          </w:p>
-        </w:tc>
-        <w:tc>
-          <w:tcPr/>
-          <w:p>
-            <w:pPr>
-              <w:pStyle w:val="Compact"/>
-            </w:pPr>
-            <w:r>
-              <w:t xml:space="preserve">-0.482 (-0.654 to -0.320)</w:t>
-            </w:r>
-          </w:p>
-        </w:tc>
-        <w:tc>
-          <w:tcPr/>
-          <w:p>
-            <w:pPr>
-              <w:pStyle w:val="Compact"/>
-            </w:pPr>
-            <w:r>
-              <w:t xml:space="preserve">0.085</w:t>
-            </w:r>
-          </w:p>
-        </w:tc>
-        <w:tc>
-          <w:tcPr/>
-          <w:p>
-            <w:pPr>
-              <w:pStyle w:val="Compact"/>
-            </w:pPr>
-            <w:r>
-              <w:t xml:space="preserve">0.43</w:t>
-            </w:r>
-          </w:p>
-        </w:tc>
-      </w:tr>
-      <w:tr>
-        <w:tc>
-          <w:tcPr/>
-          <w:p>
-            <w:pPr>
-              <w:pStyle w:val="Compact"/>
-            </w:pPr>
-            <w:r>
-              <w:t xml:space="preserve">θ5</w:t>
-            </w:r>
-          </w:p>
-        </w:tc>
-        <w:tc>
-          <w:tcPr/>
-          <w:p>
-            <w:pPr>
-              <w:pStyle w:val="Compact"/>
-            </w:pPr>
-            <w:r>
-              <w:t xml:space="preserve">Contact scale, age 50–59</w:t>
-            </w:r>
-          </w:p>
-        </w:tc>
-        <w:tc>
-          <w:tcPr/>
-          <w:p>
-            <w:pPr>
-              <w:pStyle w:val="Compact"/>
-            </w:pPr>
-            <w:r>
-              <w:t xml:space="preserve">2.208</w:t>
-            </w:r>
-          </w:p>
-        </w:tc>
-        <w:tc>
-          <w:tcPr/>
-          <w:p>
-            <w:pPr>
-              <w:pStyle w:val="Compact"/>
-            </w:pPr>
-            <w:r>
-              <w:t xml:space="preserve">2.205 (1.929 to 2.467)</w:t>
-            </w:r>
-          </w:p>
-        </w:tc>
-        <w:tc>
-          <w:tcPr/>
-          <w:p>
-            <w:pPr>
-              <w:pStyle w:val="Compact"/>
-            </w:pPr>
-            <w:r>
-              <w:t xml:space="preserve">0.139</w:t>
-            </w:r>
-          </w:p>
-        </w:tc>
-        <w:tc>
-          <w:tcPr/>
-          <w:p>
-            <w:pPr>
-              <w:pStyle w:val="Compact"/>
-            </w:pPr>
-            <w:r>
-              <w:t xml:space="preserve">0.69</w:t>
-            </w:r>
-          </w:p>
-        </w:tc>
-      </w:tr>
-      <w:tr>
-        <w:tc>
-          <w:tcPr/>
-          <w:p>
-            <w:pPr>
-              <w:pStyle w:val="Compact"/>
-            </w:pPr>
-            <w:r>
-              <w:t xml:space="preserve">θ6</w:t>
-            </w:r>
-          </w:p>
-        </w:tc>
-        <w:tc>
-          <w:tcPr/>
-          <w:p>
-            <w:pPr>
-              <w:pStyle w:val="Compact"/>
-            </w:pPr>
-            <w:r>
-              <w:t xml:space="preserve">Contact scale, age 60+</w:t>
-            </w:r>
-          </w:p>
-        </w:tc>
-        <w:tc>
-          <w:tcPr/>
-          <w:p>
-            <w:pPr>
-              <w:pStyle w:val="Compact"/>
-            </w:pPr>
-            <w:r>
-              <w:t xml:space="preserve">0.591</w:t>
-            </w:r>
-          </w:p>
-        </w:tc>
-        <w:tc>
-          <w:tcPr/>
-          <w:p>
-            <w:pPr>
-              <w:pStyle w:val="Compact"/>
-            </w:pPr>
-            <w:r>
-              <w:t xml:space="preserve">0.583 (0.203 to 0.965)</w:t>
-            </w:r>
-          </w:p>
-        </w:tc>
-        <w:tc>
-          <w:tcPr/>
-          <w:p>
-            <w:pPr>
-              <w:pStyle w:val="Compact"/>
-            </w:pPr>
-            <w:r>
-              <w:t xml:space="preserve">0.195</w:t>
-            </w:r>
-          </w:p>
-        </w:tc>
-        <w:tc>
-          <w:tcPr/>
-          <w:p>
-            <w:pPr>
-              <w:pStyle w:val="Compact"/>
-            </w:pPr>
-            <w:r>
-              <w:t xml:space="preserve">0.98</w:t>
-            </w:r>
-          </w:p>
-        </w:tc>
-      </w:tr>
-      <w:tr>
-        <w:tc>
-          <w:tcPr/>
-          <w:p>
-            <w:pPr>
-              <w:pStyle w:val="Compact"/>
-            </w:pPr>
-            <w:r>
-              <w:t xml:space="preserve">θ7</w:t>
-            </w:r>
-          </w:p>
-        </w:tc>
-        <w:tc>
-          <w:tcPr/>
-          <w:p>
-            <w:pPr>
-              <w:pStyle w:val="Compact"/>
-            </w:pPr>
-            <w:r>
-              <w:t xml:space="preserve">Entry scale, age &lt;20</w:t>
-            </w:r>
-          </w:p>
-        </w:tc>
-        <w:tc>
-          <w:tcPr/>
-          <w:p>
-            <w:pPr>
-              <w:pStyle w:val="Compact"/>
-            </w:pPr>
-            <w:r>
-              <w:t xml:space="preserve">-1.870</w:t>
-            </w:r>
-          </w:p>
-        </w:tc>
-        <w:tc>
-          <w:tcPr/>
-          <w:p>
-            <w:pPr>
-              <w:pStyle w:val="Compact"/>
-            </w:pPr>
-            <w:r>
-              <w:t xml:space="preserve">-1.864 (-2.036 to -1.690)</w:t>
-            </w:r>
-          </w:p>
-        </w:tc>
-        <w:tc>
-          <w:tcPr/>
-          <w:p>
-            <w:pPr>
-              <w:pStyle w:val="Compact"/>
-            </w:pPr>
-            <w:r>
-              <w:t xml:space="preserve">0.088</w:t>
-            </w:r>
-          </w:p>
-        </w:tc>
-        <w:tc>
-          <w:tcPr/>
-          <w:p>
-            <w:pPr>
-              <w:pStyle w:val="Compact"/>
-            </w:pPr>
-            <w:r>
-              <w:t xml:space="preserve">0.44</w:t>
-            </w:r>
-          </w:p>
-        </w:tc>
-      </w:tr>
-      <w:tr>
-        <w:tc>
-          <w:tcPr/>
-          <w:p>
-            <w:pPr>
-              <w:pStyle w:val="Compact"/>
-            </w:pPr>
-            <w:r>
-              <w:t xml:space="preserve">θ8</w:t>
-            </w:r>
-          </w:p>
-        </w:tc>
-        <w:tc>
-          <w:tcPr/>
-          <w:p>
-            <w:pPr>
-              <w:pStyle w:val="Compact"/>
-            </w:pPr>
-            <w:r>
-              <w:t xml:space="preserve">Entry scale, age 20–29</w:t>
-            </w:r>
-          </w:p>
-        </w:tc>
-        <w:tc>
-          <w:tcPr/>
-          <w:p>
-            <w:pPr>
-              <w:pStyle w:val="Compact"/>
-            </w:pPr>
-            <w:r>
-              <w:t xml:space="preserve">-0.281</w:t>
-            </w:r>
-          </w:p>
-        </w:tc>
-        <w:tc>
-          <w:tcPr/>
-          <w:p>
-            <w:pPr>
-              <w:pStyle w:val="Compact"/>
-            </w:pPr>
-            <w:r>
-              <w:t xml:space="preserve">-0.282 (-0.432 to -0.137)</w:t>
-            </w:r>
-          </w:p>
-        </w:tc>
-        <w:tc>
-          <w:tcPr/>
-          <w:p>
-            <w:pPr>
-              <w:pStyle w:val="Compact"/>
-            </w:pPr>
-            <w:r>
-              <w:t xml:space="preserve">0.075</w:t>
-            </w:r>
-          </w:p>
-        </w:tc>
-        <w:tc>
-          <w:tcPr/>
-          <w:p>
-            <w:pPr>
-              <w:pStyle w:val="Compact"/>
-            </w:pPr>
-            <w:r>
-              <w:t xml:space="preserve">0.38</w:t>
-            </w:r>
-          </w:p>
-        </w:tc>
-      </w:tr>
-      <w:tr>
-        <w:tc>
-          <w:tcPr/>
-          <w:p>
-            <w:pPr>
-              <w:pStyle w:val="Compact"/>
-            </w:pPr>
-            <w:r>
-              <w:t xml:space="preserve">θ9</w:t>
-            </w:r>
-          </w:p>
-        </w:tc>
-        <w:tc>
-          <w:tcPr/>
-          <w:p>
-            <w:pPr>
-              <w:pStyle w:val="Compact"/>
-            </w:pPr>
-            <w:r>
-              <w:t xml:space="preserve">Entry scale, age 30–39</w:t>
-            </w:r>
-          </w:p>
-        </w:tc>
-        <w:tc>
-          <w:tcPr/>
-          <w:p>
-            <w:pPr>
-              <w:pStyle w:val="Compact"/>
-            </w:pPr>
-            <w:r>
-              <w:t xml:space="preserve">-1.497</w:t>
-            </w:r>
-          </w:p>
-        </w:tc>
-        <w:tc>
-          <w:tcPr/>
-          <w:p>
-            <w:pPr>
-              <w:pStyle w:val="Compact"/>
-            </w:pPr>
-            <w:r>
-              <w:t xml:space="preserve">-1.485 (-1.854 to -1.136)</w:t>
-            </w:r>
-          </w:p>
-        </w:tc>
-        <w:tc>
-          <w:tcPr/>
-          <w:p>
-            <w:pPr>
-              <w:pStyle w:val="Compact"/>
-            </w:pPr>
-            <w:r>
-              <w:t xml:space="preserve">0.184</w:t>
-            </w:r>
-          </w:p>
-        </w:tc>
-        <w:tc>
-          <w:tcPr/>
-          <w:p>
-            <w:pPr>
-              <w:pStyle w:val="Compact"/>
-            </w:pPr>
-            <w:r>
-              <w:t xml:space="preserve">0.92</w:t>
-            </w:r>
-          </w:p>
-        </w:tc>
-      </w:tr>
-      <w:tr>
-        <w:tc>
-          <w:tcPr/>
-          <w:p>
-            <w:pPr>
-              <w:pStyle w:val="Compact"/>
-            </w:pPr>
-            <w:r>
-              <w:t xml:space="preserve">θ10</w:t>
-            </w:r>
-          </w:p>
-        </w:tc>
-        <w:tc>
-          <w:tcPr/>
-          <w:p>
-            <w:pPr>
-              <w:pStyle w:val="Compact"/>
-            </w:pPr>
-            <w:r>
-              <w:t xml:space="preserve">Entry scale, age 40–49</w:t>
-            </w:r>
-          </w:p>
-        </w:tc>
-        <w:tc>
-          <w:tcPr/>
-          <w:p>
-            <w:pPr>
-              <w:pStyle w:val="Compact"/>
-            </w:pPr>
-            <w:r>
-              <w:t xml:space="preserve">0.177</w:t>
-            </w:r>
-          </w:p>
-        </w:tc>
-        <w:tc>
-          <w:tcPr/>
-          <w:p>
-            <w:pPr>
-              <w:pStyle w:val="Compact"/>
-            </w:pPr>
-            <w:r>
-              <w:t xml:space="preserve">0.166 (-0.145 to 0.438)</w:t>
-            </w:r>
-          </w:p>
-        </w:tc>
-        <w:tc>
-          <w:tcPr/>
-          <w:p>
-            <w:pPr>
-              <w:pStyle w:val="Compact"/>
-            </w:pPr>
-            <w:r>
-              <w:t xml:space="preserve">0.149</w:t>
-            </w:r>
-          </w:p>
-        </w:tc>
-        <w:tc>
-          <w:tcPr/>
-          <w:p>
-            <w:pPr>
-              <w:pStyle w:val="Compact"/>
-            </w:pPr>
-            <w:r>
-              <w:t xml:space="preserve">0.74</w:t>
-            </w:r>
-          </w:p>
-        </w:tc>
-      </w:tr>
-      <w:tr>
-        <w:tc>
-          <w:tcPr/>
-          <w:p>
-            <w:pPr>
-              <w:pStyle w:val="Compact"/>
-            </w:pPr>
-            <w:r>
-              <w:t xml:space="preserve">θ11</w:t>
-            </w:r>
-          </w:p>
-        </w:tc>
-        <w:tc>
-          <w:tcPr/>
-          <w:p>
-            <w:pPr>
-              <w:pStyle w:val="Compact"/>
-            </w:pPr>
-            <w:r>
-              <w:t xml:space="preserve">Entry scale, age 50–59</w:t>
-            </w:r>
-          </w:p>
-        </w:tc>
-        <w:tc>
-          <w:tcPr/>
-          <w:p>
-            <w:pPr>
-              <w:pStyle w:val="Compact"/>
-            </w:pPr>
-            <w:r>
-              <w:t xml:space="preserve">1.307</w:t>
-            </w:r>
-          </w:p>
-        </w:tc>
-        <w:tc>
-          <w:tcPr/>
-          <w:p>
-            <w:pPr>
-              <w:pStyle w:val="Compact"/>
-            </w:pPr>
-            <w:r>
-              <w:t xml:space="preserve">1.317 (1.005 to 1.601)</w:t>
-            </w:r>
-          </w:p>
-        </w:tc>
-        <w:tc>
-          <w:tcPr/>
-          <w:p>
-            <w:pPr>
-              <w:pStyle w:val="Compact"/>
-            </w:pPr>
-            <w:r>
-              <w:t xml:space="preserve">0.153</w:t>
-            </w:r>
-          </w:p>
-        </w:tc>
-        <w:tc>
-          <w:tcPr/>
-          <w:p>
-            <w:pPr>
-              <w:pStyle w:val="Compact"/>
-            </w:pPr>
-            <w:r>
-              <w:t xml:space="preserve">0.77</w:t>
-            </w:r>
-          </w:p>
-        </w:tc>
-      </w:tr>
-      <w:tr>
-        <w:tc>
-          <w:tcPr/>
-          <w:p>
-            <w:pPr>
-              <w:pStyle w:val="Compact"/>
-            </w:pPr>
-            <w:r>
-              <w:t xml:space="preserve">θ12</w:t>
-            </w:r>
-          </w:p>
-        </w:tc>
-        <w:tc>
-          <w:tcPr/>
-          <w:p>
-            <w:pPr>
-              <w:pStyle w:val="Compact"/>
-            </w:pPr>
-            <w:r>
-              <w:t xml:space="preserve">Entry scale, age 60+</w:t>
-            </w:r>
-          </w:p>
-        </w:tc>
-        <w:tc>
-          <w:tcPr/>
-          <w:p>
-            <w:pPr>
-              <w:pStyle w:val="Compact"/>
-            </w:pPr>
-            <w:r>
-              <w:t xml:space="preserve">3.805</w:t>
-            </w:r>
-          </w:p>
-        </w:tc>
-        <w:tc>
-          <w:tcPr/>
-          <w:p>
-            <w:pPr>
-              <w:pStyle w:val="Compact"/>
-            </w:pPr>
-            <w:r>
-              <w:t xml:space="preserve">3.785 (3.435 to 4.102)</w:t>
-            </w:r>
-          </w:p>
-        </w:tc>
-        <w:tc>
-          <w:tcPr/>
-          <w:p>
-            <w:pPr>
-              <w:pStyle w:val="Compact"/>
-            </w:pPr>
-            <w:r>
-              <w:t xml:space="preserve">0.170</w:t>
-            </w:r>
-          </w:p>
-        </w:tc>
-        <w:tc>
-          <w:tcPr/>
-          <w:p>
-            <w:pPr>
-              <w:pStyle w:val="Compact"/>
-            </w:pPr>
-            <w:r>
-              <w:t xml:space="preserve">0.85</w:t>
-            </w:r>
-          </w:p>
-        </w:tc>
-      </w:tr>
-    </w:tbl>
-    <w:p>
-      <w:pPr>
-        <w:pStyle w:val="BodyText"/>
-      </w:pPr>
-      <w:r>
-        <w:t xml:space="preserve">Table S6 compares the targets with the best deterministic fit and the 95% posterior predictive interval. All 12 predictive intervals overlapped the target intervals. Fig S1 shows the fit.</w:t>
-      </w:r>
-    </w:p>
-    <w:p>
-      <w:pPr>
-        <w:pStyle w:val="BodyText"/>
-      </w:pPr>
-      <w:r>
-        <w:rPr>
-          <w:b/>
-          <w:bCs/>
-        </w:rPr>
-        <w:t xml:space="preserve">Table S6. Calibration targets and model fit, 2015.</w:t>
+        <w:t xml:space="preserve">Table S5. Nelder Mead best fit, prior centre and posterior median (95% interval) of the log scale parameters.</w:t>
       </w:r>
     </w:p>
     <w:tbl>
@@ -7130,6 +5965,1073 @@
               <w:pStyle w:val="Compact"/>
             </w:pPr>
             <w:r>
+              <w:t xml:space="preserve">Parameter</w:t>
+            </w:r>
+          </w:p>
+        </w:tc>
+        <w:tc>
+          <w:tcPr/>
+          <w:p>
+            <w:pPr>
+              <w:pStyle w:val="Compact"/>
+            </w:pPr>
+            <w:r>
+              <w:t xml:space="preserve">Description</w:t>
+            </w:r>
+          </w:p>
+        </w:tc>
+        <w:tc>
+          <w:tcPr/>
+          <w:p>
+            <w:pPr>
+              <w:pStyle w:val="Compact"/>
+            </w:pPr>
+            <w:r>
+              <w:t xml:space="preserve">Nelder Mead best fit</w:t>
+            </w:r>
+          </w:p>
+        </w:tc>
+        <w:tc>
+          <w:tcPr/>
+          <w:p>
+            <w:pPr>
+              <w:pStyle w:val="Compact"/>
+            </w:pPr>
+            <w:r>
+              <w:t xml:space="preserve">Prior centre</w:t>
+            </w:r>
+          </w:p>
+        </w:tc>
+        <w:tc>
+          <w:tcPr/>
+          <w:p>
+            <w:pPr>
+              <w:pStyle w:val="Compact"/>
+            </w:pPr>
+            <w:r>
+              <w:t xml:space="preserve">Posterior median (95% interval)</w:t>
+            </w:r>
+          </w:p>
+        </w:tc>
+        <w:tc>
+          <w:tcPr/>
+          <w:p>
+            <w:pPr>
+              <w:pStyle w:val="Compact"/>
+            </w:pPr>
+            <w:r>
+              <w:t xml:space="preserve">Posterior SD</w:t>
+            </w:r>
+          </w:p>
+        </w:tc>
+        <w:tc>
+          <w:tcPr/>
+          <w:p>
+            <w:pPr>
+              <w:pStyle w:val="Compact"/>
+            </w:pPr>
+            <w:r>
+              <w:t xml:space="preserve">Posterior SD / prior SD</w:t>
+            </w:r>
+          </w:p>
+        </w:tc>
+      </w:tr>
+      <w:tr>
+        <w:tc>
+          <w:tcPr/>
+          <w:p>
+            <w:pPr>
+              <w:pStyle w:val="Compact"/>
+            </w:pPr>
+            <w:r>
+              <w:t xml:space="preserve">θ1</w:t>
+            </w:r>
+          </w:p>
+        </w:tc>
+        <w:tc>
+          <w:tcPr/>
+          <w:p>
+            <w:pPr>
+              <w:pStyle w:val="Compact"/>
+            </w:pPr>
+            <w:r>
+              <w:t xml:space="preserve">Contact scale, age &lt;20</w:t>
+            </w:r>
+          </w:p>
+        </w:tc>
+        <w:tc>
+          <w:tcPr/>
+          <w:p>
+            <w:pPr>
+              <w:pStyle w:val="Compact"/>
+            </w:pPr>
+            <w:r>
+              <w:t xml:space="preserve">2.216</w:t>
+            </w:r>
+          </w:p>
+        </w:tc>
+        <w:tc>
+          <w:tcPr/>
+          <w:p>
+            <w:pPr>
+              <w:pStyle w:val="Compact"/>
+            </w:pPr>
+            <w:r>
+              <w:t xml:space="preserve">2.216</w:t>
+            </w:r>
+          </w:p>
+        </w:tc>
+        <w:tc>
+          <w:tcPr/>
+          <w:p>
+            <w:pPr>
+              <w:pStyle w:val="Compact"/>
+            </w:pPr>
+            <w:r>
+              <w:t xml:space="preserve">2.200 (1.892 to 2.490)</w:t>
+            </w:r>
+          </w:p>
+        </w:tc>
+        <w:tc>
+          <w:tcPr/>
+          <w:p>
+            <w:pPr>
+              <w:pStyle w:val="Compact"/>
+            </w:pPr>
+            <w:r>
+              <w:t xml:space="preserve">0.153</w:t>
+            </w:r>
+          </w:p>
+        </w:tc>
+        <w:tc>
+          <w:tcPr/>
+          <w:p>
+            <w:pPr>
+              <w:pStyle w:val="Compact"/>
+            </w:pPr>
+            <w:r>
+              <w:t xml:space="preserve">0.76</w:t>
+            </w:r>
+          </w:p>
+        </w:tc>
+      </w:tr>
+      <w:tr>
+        <w:tc>
+          <w:tcPr/>
+          <w:p>
+            <w:pPr>
+              <w:pStyle w:val="Compact"/>
+            </w:pPr>
+            <w:r>
+              <w:t xml:space="preserve">θ2</w:t>
+            </w:r>
+          </w:p>
+        </w:tc>
+        <w:tc>
+          <w:tcPr/>
+          <w:p>
+            <w:pPr>
+              <w:pStyle w:val="Compact"/>
+            </w:pPr>
+            <w:r>
+              <w:t xml:space="preserve">Contact scale, age 20–29</w:t>
+            </w:r>
+          </w:p>
+        </w:tc>
+        <w:tc>
+          <w:tcPr/>
+          <w:p>
+            <w:pPr>
+              <w:pStyle w:val="Compact"/>
+            </w:pPr>
+            <w:r>
+              <w:t xml:space="preserve">-2.449</w:t>
+            </w:r>
+          </w:p>
+        </w:tc>
+        <w:tc>
+          <w:tcPr/>
+          <w:p>
+            <w:pPr>
+              <w:pStyle w:val="Compact"/>
+            </w:pPr>
+            <w:r>
+              <w:t xml:space="preserve">-2.449</w:t>
+            </w:r>
+          </w:p>
+        </w:tc>
+        <w:tc>
+          <w:tcPr/>
+          <w:p>
+            <w:pPr>
+              <w:pStyle w:val="Compact"/>
+            </w:pPr>
+            <w:r>
+              <w:t xml:space="preserve">-2.440 (-2.583 to -2.301)</w:t>
+            </w:r>
+          </w:p>
+        </w:tc>
+        <w:tc>
+          <w:tcPr/>
+          <w:p>
+            <w:pPr>
+              <w:pStyle w:val="Compact"/>
+            </w:pPr>
+            <w:r>
+              <w:t xml:space="preserve">0.072</w:t>
+            </w:r>
+          </w:p>
+        </w:tc>
+        <w:tc>
+          <w:tcPr/>
+          <w:p>
+            <w:pPr>
+              <w:pStyle w:val="Compact"/>
+            </w:pPr>
+            <w:r>
+              <w:t xml:space="preserve">0.36</w:t>
+            </w:r>
+          </w:p>
+        </w:tc>
+      </w:tr>
+      <w:tr>
+        <w:tc>
+          <w:tcPr/>
+          <w:p>
+            <w:pPr>
+              <w:pStyle w:val="Compact"/>
+            </w:pPr>
+            <w:r>
+              <w:t xml:space="preserve">θ3</w:t>
+            </w:r>
+          </w:p>
+        </w:tc>
+        <w:tc>
+          <w:tcPr/>
+          <w:p>
+            <w:pPr>
+              <w:pStyle w:val="Compact"/>
+            </w:pPr>
+            <w:r>
+              <w:t xml:space="preserve">Contact scale, age 30–39</w:t>
+            </w:r>
+          </w:p>
+        </w:tc>
+        <w:tc>
+          <w:tcPr/>
+          <w:p>
+            <w:pPr>
+              <w:pStyle w:val="Compact"/>
+            </w:pPr>
+            <w:r>
+              <w:t xml:space="preserve">-2.797</w:t>
+            </w:r>
+          </w:p>
+        </w:tc>
+        <w:tc>
+          <w:tcPr/>
+          <w:p>
+            <w:pPr>
+              <w:pStyle w:val="Compact"/>
+            </w:pPr>
+            <w:r>
+              <w:t xml:space="preserve">-2.797</w:t>
+            </w:r>
+          </w:p>
+        </w:tc>
+        <w:tc>
+          <w:tcPr/>
+          <w:p>
+            <w:pPr>
+              <w:pStyle w:val="Compact"/>
+            </w:pPr>
+            <w:r>
+              <w:t xml:space="preserve">-2.801 (-3.027 to -2.611)</w:t>
+            </w:r>
+          </w:p>
+        </w:tc>
+        <w:tc>
+          <w:tcPr/>
+          <w:p>
+            <w:pPr>
+              <w:pStyle w:val="Compact"/>
+            </w:pPr>
+            <w:r>
+              <w:t xml:space="preserve">0.106</w:t>
+            </w:r>
+          </w:p>
+        </w:tc>
+        <w:tc>
+          <w:tcPr/>
+          <w:p>
+            <w:pPr>
+              <w:pStyle w:val="Compact"/>
+            </w:pPr>
+            <w:r>
+              <w:t xml:space="preserve">0.53</w:t>
+            </w:r>
+          </w:p>
+        </w:tc>
+      </w:tr>
+      <w:tr>
+        <w:tc>
+          <w:tcPr/>
+          <w:p>
+            <w:pPr>
+              <w:pStyle w:val="Compact"/>
+            </w:pPr>
+            <w:r>
+              <w:t xml:space="preserve">θ4</w:t>
+            </w:r>
+          </w:p>
+        </w:tc>
+        <w:tc>
+          <w:tcPr/>
+          <w:p>
+            <w:pPr>
+              <w:pStyle w:val="Compact"/>
+            </w:pPr>
+            <w:r>
+              <w:t xml:space="preserve">Contact scale, age 40–49</w:t>
+            </w:r>
+          </w:p>
+        </w:tc>
+        <w:tc>
+          <w:tcPr/>
+          <w:p>
+            <w:pPr>
+              <w:pStyle w:val="Compact"/>
+            </w:pPr>
+            <w:r>
+              <w:t xml:space="preserve">-0.121</w:t>
+            </w:r>
+          </w:p>
+        </w:tc>
+        <w:tc>
+          <w:tcPr/>
+          <w:p>
+            <w:pPr>
+              <w:pStyle w:val="Compact"/>
+            </w:pPr>
+            <w:r>
+              <w:t xml:space="preserve">-0.121</w:t>
+            </w:r>
+          </w:p>
+        </w:tc>
+        <w:tc>
+          <w:tcPr/>
+          <w:p>
+            <w:pPr>
+              <w:pStyle w:val="Compact"/>
+            </w:pPr>
+            <w:r>
+              <w:t xml:space="preserve">-0.126 (-0.325 to 0.071)</w:t>
+            </w:r>
+          </w:p>
+        </w:tc>
+        <w:tc>
+          <w:tcPr/>
+          <w:p>
+            <w:pPr>
+              <w:pStyle w:val="Compact"/>
+            </w:pPr>
+            <w:r>
+              <w:t xml:space="preserve">0.100</w:t>
+            </w:r>
+          </w:p>
+        </w:tc>
+        <w:tc>
+          <w:tcPr/>
+          <w:p>
+            <w:pPr>
+              <w:pStyle w:val="Compact"/>
+            </w:pPr>
+            <w:r>
+              <w:t xml:space="preserve">0.50</w:t>
+            </w:r>
+          </w:p>
+        </w:tc>
+      </w:tr>
+      <w:tr>
+        <w:tc>
+          <w:tcPr/>
+          <w:p>
+            <w:pPr>
+              <w:pStyle w:val="Compact"/>
+            </w:pPr>
+            <w:r>
+              <w:t xml:space="preserve">θ5</w:t>
+            </w:r>
+          </w:p>
+        </w:tc>
+        <w:tc>
+          <w:tcPr/>
+          <w:p>
+            <w:pPr>
+              <w:pStyle w:val="Compact"/>
+            </w:pPr>
+            <w:r>
+              <w:t xml:space="preserve">Contact scale, age 50–59</w:t>
+            </w:r>
+          </w:p>
+        </w:tc>
+        <w:tc>
+          <w:tcPr/>
+          <w:p>
+            <w:pPr>
+              <w:pStyle w:val="Compact"/>
+            </w:pPr>
+            <w:r>
+              <w:t xml:space="preserve">1.665</w:t>
+            </w:r>
+          </w:p>
+        </w:tc>
+        <w:tc>
+          <w:tcPr/>
+          <w:p>
+            <w:pPr>
+              <w:pStyle w:val="Compact"/>
+            </w:pPr>
+            <w:r>
+              <w:t xml:space="preserve">1.665</w:t>
+            </w:r>
+          </w:p>
+        </w:tc>
+        <w:tc>
+          <w:tcPr/>
+          <w:p>
+            <w:pPr>
+              <w:pStyle w:val="Compact"/>
+            </w:pPr>
+            <w:r>
+              <w:t xml:space="preserve">1.660 (1.435 to 1.888)</w:t>
+            </w:r>
+          </w:p>
+        </w:tc>
+        <w:tc>
+          <w:tcPr/>
+          <w:p>
+            <w:pPr>
+              <w:pStyle w:val="Compact"/>
+            </w:pPr>
+            <w:r>
+              <w:t xml:space="preserve">0.115</w:t>
+            </w:r>
+          </w:p>
+        </w:tc>
+        <w:tc>
+          <w:tcPr/>
+          <w:p>
+            <w:pPr>
+              <w:pStyle w:val="Compact"/>
+            </w:pPr>
+            <w:r>
+              <w:t xml:space="preserve">0.58</w:t>
+            </w:r>
+          </w:p>
+        </w:tc>
+      </w:tr>
+      <w:tr>
+        <w:tc>
+          <w:tcPr/>
+          <w:p>
+            <w:pPr>
+              <w:pStyle w:val="Compact"/>
+            </w:pPr>
+            <w:r>
+              <w:t xml:space="preserve">θ6</w:t>
+            </w:r>
+          </w:p>
+        </w:tc>
+        <w:tc>
+          <w:tcPr/>
+          <w:p>
+            <w:pPr>
+              <w:pStyle w:val="Compact"/>
+            </w:pPr>
+            <w:r>
+              <w:t xml:space="preserve">Contact scale, age 60+</w:t>
+            </w:r>
+          </w:p>
+        </w:tc>
+        <w:tc>
+          <w:tcPr/>
+          <w:p>
+            <w:pPr>
+              <w:pStyle w:val="Compact"/>
+            </w:pPr>
+            <w:r>
+              <w:t xml:space="preserve">-4.604</w:t>
+            </w:r>
+          </w:p>
+        </w:tc>
+        <w:tc>
+          <w:tcPr/>
+          <w:p>
+            <w:pPr>
+              <w:pStyle w:val="Compact"/>
+            </w:pPr>
+            <w:r>
+              <w:t xml:space="preserve">-3.605</w:t>
+            </w:r>
+          </w:p>
+        </w:tc>
+        <w:tc>
+          <w:tcPr/>
+          <w:p>
+            <w:pPr>
+              <w:pStyle w:val="Compact"/>
+            </w:pPr>
+            <w:r>
+              <w:t xml:space="preserve">-3.602 (-3.992 to -3.221)</w:t>
+            </w:r>
+          </w:p>
+        </w:tc>
+        <w:tc>
+          <w:tcPr/>
+          <w:p>
+            <w:pPr>
+              <w:pStyle w:val="Compact"/>
+            </w:pPr>
+            <w:r>
+              <w:t xml:space="preserve">0.197</w:t>
+            </w:r>
+          </w:p>
+        </w:tc>
+        <w:tc>
+          <w:tcPr/>
+          <w:p>
+            <w:pPr>
+              <w:pStyle w:val="Compact"/>
+            </w:pPr>
+            <w:r>
+              <w:t xml:space="preserve">0.99</w:t>
+            </w:r>
+          </w:p>
+        </w:tc>
+      </w:tr>
+      <w:tr>
+        <w:tc>
+          <w:tcPr/>
+          <w:p>
+            <w:pPr>
+              <w:pStyle w:val="Compact"/>
+            </w:pPr>
+            <w:r>
+              <w:t xml:space="preserve">θ7</w:t>
+            </w:r>
+          </w:p>
+        </w:tc>
+        <w:tc>
+          <w:tcPr/>
+          <w:p>
+            <w:pPr>
+              <w:pStyle w:val="Compact"/>
+            </w:pPr>
+            <w:r>
+              <w:t xml:space="preserve">Entry scale, age &lt;20</w:t>
+            </w:r>
+          </w:p>
+        </w:tc>
+        <w:tc>
+          <w:tcPr/>
+          <w:p>
+            <w:pPr>
+              <w:pStyle w:val="Compact"/>
+            </w:pPr>
+            <w:r>
+              <w:t xml:space="preserve">-2.001</w:t>
+            </w:r>
+          </w:p>
+        </w:tc>
+        <w:tc>
+          <w:tcPr/>
+          <w:p>
+            <w:pPr>
+              <w:pStyle w:val="Compact"/>
+            </w:pPr>
+            <w:r>
+              <w:t xml:space="preserve">-2.001</w:t>
+            </w:r>
+          </w:p>
+        </w:tc>
+        <w:tc>
+          <w:tcPr/>
+          <w:p>
+            <w:pPr>
+              <w:pStyle w:val="Compact"/>
+            </w:pPr>
+            <w:r>
+              <w:t xml:space="preserve">-1.993 (-2.166 to -1.810)</w:t>
+            </w:r>
+          </w:p>
+        </w:tc>
+        <w:tc>
+          <w:tcPr/>
+          <w:p>
+            <w:pPr>
+              <w:pStyle w:val="Compact"/>
+            </w:pPr>
+            <w:r>
+              <w:t xml:space="preserve">0.091</w:t>
+            </w:r>
+          </w:p>
+        </w:tc>
+        <w:tc>
+          <w:tcPr/>
+          <w:p>
+            <w:pPr>
+              <w:pStyle w:val="Compact"/>
+            </w:pPr>
+            <w:r>
+              <w:t xml:space="preserve">0.46</w:t>
+            </w:r>
+          </w:p>
+        </w:tc>
+      </w:tr>
+      <w:tr>
+        <w:tc>
+          <w:tcPr/>
+          <w:p>
+            <w:pPr>
+              <w:pStyle w:val="Compact"/>
+            </w:pPr>
+            <w:r>
+              <w:t xml:space="preserve">θ8</w:t>
+            </w:r>
+          </w:p>
+        </w:tc>
+        <w:tc>
+          <w:tcPr/>
+          <w:p>
+            <w:pPr>
+              <w:pStyle w:val="Compact"/>
+            </w:pPr>
+            <w:r>
+              <w:t xml:space="preserve">Entry scale, age 20–29</w:t>
+            </w:r>
+          </w:p>
+        </w:tc>
+        <w:tc>
+          <w:tcPr/>
+          <w:p>
+            <w:pPr>
+              <w:pStyle w:val="Compact"/>
+            </w:pPr>
+            <w:r>
+              <w:t xml:space="preserve">-0.369</w:t>
+            </w:r>
+          </w:p>
+        </w:tc>
+        <w:tc>
+          <w:tcPr/>
+          <w:p>
+            <w:pPr>
+              <w:pStyle w:val="Compact"/>
+            </w:pPr>
+            <w:r>
+              <w:t xml:space="preserve">-0.369</w:t>
+            </w:r>
+          </w:p>
+        </w:tc>
+        <w:tc>
+          <w:tcPr/>
+          <w:p>
+            <w:pPr>
+              <w:pStyle w:val="Compact"/>
+            </w:pPr>
+            <w:r>
+              <w:t xml:space="preserve">-0.374 (-0.540 to -0.214)</w:t>
+            </w:r>
+          </w:p>
+        </w:tc>
+        <w:tc>
+          <w:tcPr/>
+          <w:p>
+            <w:pPr>
+              <w:pStyle w:val="Compact"/>
+            </w:pPr>
+            <w:r>
+              <w:t xml:space="preserve">0.082</w:t>
+            </w:r>
+          </w:p>
+        </w:tc>
+        <w:tc>
+          <w:tcPr/>
+          <w:p>
+            <w:pPr>
+              <w:pStyle w:val="Compact"/>
+            </w:pPr>
+            <w:r>
+              <w:t xml:space="preserve">0.41</w:t>
+            </w:r>
+          </w:p>
+        </w:tc>
+      </w:tr>
+      <w:tr>
+        <w:tc>
+          <w:tcPr/>
+          <w:p>
+            <w:pPr>
+              <w:pStyle w:val="Compact"/>
+            </w:pPr>
+            <w:r>
+              <w:t xml:space="preserve">θ9</w:t>
+            </w:r>
+          </w:p>
+        </w:tc>
+        <w:tc>
+          <w:tcPr/>
+          <w:p>
+            <w:pPr>
+              <w:pStyle w:val="Compact"/>
+            </w:pPr>
+            <w:r>
+              <w:t xml:space="preserve">Entry scale, age 30–39</w:t>
+            </w:r>
+          </w:p>
+        </w:tc>
+        <w:tc>
+          <w:tcPr/>
+          <w:p>
+            <w:pPr>
+              <w:pStyle w:val="Compact"/>
+            </w:pPr>
+            <w:r>
+              <w:t xml:space="preserve">-1.162</w:t>
+            </w:r>
+          </w:p>
+        </w:tc>
+        <w:tc>
+          <w:tcPr/>
+          <w:p>
+            <w:pPr>
+              <w:pStyle w:val="Compact"/>
+            </w:pPr>
+            <w:r>
+              <w:t xml:space="preserve">-1.162</w:t>
+            </w:r>
+          </w:p>
+        </w:tc>
+        <w:tc>
+          <w:tcPr/>
+          <w:p>
+            <w:pPr>
+              <w:pStyle w:val="Compact"/>
+            </w:pPr>
+            <w:r>
+              <w:t xml:space="preserve">-1.140 (-1.486 to -0.816)</w:t>
+            </w:r>
+          </w:p>
+        </w:tc>
+        <w:tc>
+          <w:tcPr/>
+          <w:p>
+            <w:pPr>
+              <w:pStyle w:val="Compact"/>
+            </w:pPr>
+            <w:r>
+              <w:t xml:space="preserve">0.170</w:t>
+            </w:r>
+          </w:p>
+        </w:tc>
+        <w:tc>
+          <w:tcPr/>
+          <w:p>
+            <w:pPr>
+              <w:pStyle w:val="Compact"/>
+            </w:pPr>
+            <w:r>
+              <w:t xml:space="preserve">0.85</w:t>
+            </w:r>
+          </w:p>
+        </w:tc>
+      </w:tr>
+      <w:tr>
+        <w:tc>
+          <w:tcPr/>
+          <w:p>
+            <w:pPr>
+              <w:pStyle w:val="Compact"/>
+            </w:pPr>
+            <w:r>
+              <w:t xml:space="preserve">θ10</w:t>
+            </w:r>
+          </w:p>
+        </w:tc>
+        <w:tc>
+          <w:tcPr/>
+          <w:p>
+            <w:pPr>
+              <w:pStyle w:val="Compact"/>
+            </w:pPr>
+            <w:r>
+              <w:t xml:space="preserve">Entry scale, age 40–49</w:t>
+            </w:r>
+          </w:p>
+        </w:tc>
+        <w:tc>
+          <w:tcPr/>
+          <w:p>
+            <w:pPr>
+              <w:pStyle w:val="Compact"/>
+            </w:pPr>
+            <w:r>
+              <w:t xml:space="preserve">0.146</w:t>
+            </w:r>
+          </w:p>
+        </w:tc>
+        <w:tc>
+          <w:tcPr/>
+          <w:p>
+            <w:pPr>
+              <w:pStyle w:val="Compact"/>
+            </w:pPr>
+            <w:r>
+              <w:t xml:space="preserve">0.146</w:t>
+            </w:r>
+          </w:p>
+        </w:tc>
+        <w:tc>
+          <w:tcPr/>
+          <w:p>
+            <w:pPr>
+              <w:pStyle w:val="Compact"/>
+            </w:pPr>
+            <w:r>
+              <w:t xml:space="preserve">0.133 (-0.170 to 0.409)</w:t>
+            </w:r>
+          </w:p>
+        </w:tc>
+        <w:tc>
+          <w:tcPr/>
+          <w:p>
+            <w:pPr>
+              <w:pStyle w:val="Compact"/>
+            </w:pPr>
+            <w:r>
+              <w:t xml:space="preserve">0.148</w:t>
+            </w:r>
+          </w:p>
+        </w:tc>
+        <w:tc>
+          <w:tcPr/>
+          <w:p>
+            <w:pPr>
+              <w:pStyle w:val="Compact"/>
+            </w:pPr>
+            <w:r>
+              <w:t xml:space="preserve">0.74</w:t>
+            </w:r>
+          </w:p>
+        </w:tc>
+      </w:tr>
+      <w:tr>
+        <w:tc>
+          <w:tcPr/>
+          <w:p>
+            <w:pPr>
+              <w:pStyle w:val="Compact"/>
+            </w:pPr>
+            <w:r>
+              <w:t xml:space="preserve">θ11</w:t>
+            </w:r>
+          </w:p>
+        </w:tc>
+        <w:tc>
+          <w:tcPr/>
+          <w:p>
+            <w:pPr>
+              <w:pStyle w:val="Compact"/>
+            </w:pPr>
+            <w:r>
+              <w:t xml:space="preserve">Entry scale, age 50–59</w:t>
+            </w:r>
+          </w:p>
+        </w:tc>
+        <w:tc>
+          <w:tcPr/>
+          <w:p>
+            <w:pPr>
+              <w:pStyle w:val="Compact"/>
+            </w:pPr>
+            <w:r>
+              <w:t xml:space="preserve">2.096</w:t>
+            </w:r>
+          </w:p>
+        </w:tc>
+        <w:tc>
+          <w:tcPr/>
+          <w:p>
+            <w:pPr>
+              <w:pStyle w:val="Compact"/>
+            </w:pPr>
+            <w:r>
+              <w:t xml:space="preserve">2.096</w:t>
+            </w:r>
+          </w:p>
+        </w:tc>
+        <w:tc>
+          <w:tcPr/>
+          <w:p>
+            <w:pPr>
+              <w:pStyle w:val="Compact"/>
+            </w:pPr>
+            <w:r>
+              <w:t xml:space="preserve">2.085 (1.782 to 2.378)</w:t>
+            </w:r>
+          </w:p>
+        </w:tc>
+        <w:tc>
+          <w:tcPr/>
+          <w:p>
+            <w:pPr>
+              <w:pStyle w:val="Compact"/>
+            </w:pPr>
+            <w:r>
+              <w:t xml:space="preserve">0.151</w:t>
+            </w:r>
+          </w:p>
+        </w:tc>
+        <w:tc>
+          <w:tcPr/>
+          <w:p>
+            <w:pPr>
+              <w:pStyle w:val="Compact"/>
+            </w:pPr>
+            <w:r>
+              <w:t xml:space="preserve">0.76</w:t>
+            </w:r>
+          </w:p>
+        </w:tc>
+      </w:tr>
+      <w:tr>
+        <w:tc>
+          <w:tcPr/>
+          <w:p>
+            <w:pPr>
+              <w:pStyle w:val="Compact"/>
+            </w:pPr>
+            <w:r>
+              <w:t xml:space="preserve">θ12</w:t>
+            </w:r>
+          </w:p>
+        </w:tc>
+        <w:tc>
+          <w:tcPr/>
+          <w:p>
+            <w:pPr>
+              <w:pStyle w:val="Compact"/>
+            </w:pPr>
+            <w:r>
+              <w:t xml:space="preserve">Entry scale, age 60+</w:t>
+            </w:r>
+          </w:p>
+        </w:tc>
+        <w:tc>
+          <w:tcPr/>
+          <w:p>
+            <w:pPr>
+              <w:pStyle w:val="Compact"/>
+            </w:pPr>
+            <w:r>
+              <w:t xml:space="preserve">4.472</w:t>
+            </w:r>
+          </w:p>
+        </w:tc>
+        <w:tc>
+          <w:tcPr/>
+          <w:p>
+            <w:pPr>
+              <w:pStyle w:val="Compact"/>
+            </w:pPr>
+            <w:r>
+              <w:t xml:space="preserve">4.472</w:t>
+            </w:r>
+          </w:p>
+        </w:tc>
+        <w:tc>
+          <w:tcPr/>
+          <w:p>
+            <w:pPr>
+              <w:pStyle w:val="Compact"/>
+            </w:pPr>
+            <w:r>
+              <w:t xml:space="preserve">4.460 (4.061 to 4.867)</w:t>
+            </w:r>
+          </w:p>
+        </w:tc>
+        <w:tc>
+          <w:tcPr/>
+          <w:p>
+            <w:pPr>
+              <w:pStyle w:val="Compact"/>
+            </w:pPr>
+            <w:r>
+              <w:t xml:space="preserve">0.205</w:t>
+            </w:r>
+          </w:p>
+        </w:tc>
+        <w:tc>
+          <w:tcPr/>
+          <w:p>
+            <w:pPr>
+              <w:pStyle w:val="Compact"/>
+            </w:pPr>
+            <w:r>
+              <w:t xml:space="preserve">1.02</w:t>
+            </w:r>
+          </w:p>
+        </w:tc>
+      </w:tr>
+    </w:tbl>
+    <w:p>
+      <w:pPr>
+        <w:pStyle w:val="BodyText"/>
+      </w:pPr>
+      <w:r>
+        <w:t xml:space="preserve">Table S6 compares the targets with the best deterministic fit and the 95% posterior predictive interval. All 12 predictive intervals overlapped the target intervals. Fig S1 shows the fit. The model overstated seroprevalence at age 60+ (50.8% at the best fit against a target of 42.9%). Because re-arrest is a composite rate, first arrests depend little on the entry scale, so no parameter value removes this misfit.</w:t>
+      </w:r>
+    </w:p>
+    <w:p>
+      <w:pPr>
+        <w:pStyle w:val="BodyText"/>
+      </w:pPr>
+      <w:r>
+        <w:rPr>
+          <w:b/>
+          <w:bCs/>
+        </w:rPr>
+        <w:t xml:space="preserve">Table S6. Calibration targets and model fit, 2015.</w:t>
+      </w:r>
+    </w:p>
+    <w:tbl>
+      <w:tblPr>
+        <w:tblStyle w:val="Table"/>
+        <w:tblW w:type="pct" w:w="5000"/>
+        <w:tblLayout w:type="fixed"/>
+        <w:tblLook w:firstRow="1" w:lastRow="0" w:firstColumn="0" w:lastColumn="0" w:noHBand="0" w:noVBand="0" w:val="0020"/>
+      </w:tblPr>
+      <w:tblGrid>
+        <w:gridCol w:w="1131"/>
+        <w:gridCol w:w="1131"/>
+        <w:gridCol w:w="1131"/>
+        <w:gridCol w:w="1131"/>
+        <w:gridCol w:w="1131"/>
+        <w:gridCol w:w="1131"/>
+        <w:gridCol w:w="1131"/>
+      </w:tblGrid>
+      <w:tr>
+        <w:trPr>
+          <w:tblHeader w:val="on"/>
+        </w:trPr>
+        <w:tc>
+          <w:tcPr/>
+          <w:p>
+            <w:pPr>
+              <w:pStyle w:val="Compact"/>
+            </w:pPr>
+            <w:r>
               <w:t xml:space="preserve">Age group</w:t>
             </w:r>
           </w:p>
@@ -7231,18 +7133,18 @@
               <w:pStyle w:val="Compact"/>
             </w:pPr>
             <w:r>
-              <w:t xml:space="preserve">13.2%</w:t>
-            </w:r>
-          </w:p>
-        </w:tc>
-        <w:tc>
-          <w:tcPr/>
-          <w:p>
-            <w:pPr>
-              <w:pStyle w:val="Compact"/>
-            </w:pPr>
-            <w:r>
-              <w:t xml:space="preserve">9.1% to 17.9%</w:t>
+              <w:t xml:space="preserve">13.1%</w:t>
+            </w:r>
+          </w:p>
+        </w:tc>
+        <w:tc>
+          <w:tcPr/>
+          <w:p>
+            <w:pPr>
+              <w:pStyle w:val="Compact"/>
+            </w:pPr>
+            <w:r>
+              <w:t xml:space="preserve">9.1% to 17.7%</w:t>
             </w:r>
           </w:p>
         </w:tc>
@@ -7275,7 +7177,7 @@
               <w:pStyle w:val="Compact"/>
             </w:pPr>
             <w:r>
-              <w:t xml:space="preserve">86 to 122</w:t>
+              <w:t xml:space="preserve">86 to 121</w:t>
             </w:r>
           </w:p>
         </w:tc>
@@ -7310,18 +7212,18 @@
               <w:pStyle w:val="Compact"/>
             </w:pPr>
             <w:r>
-              <w:t xml:space="preserve">19.2%</w:t>
-            </w:r>
-          </w:p>
-        </w:tc>
-        <w:tc>
-          <w:tcPr/>
-          <w:p>
-            <w:pPr>
-              <w:pStyle w:val="Compact"/>
-            </w:pPr>
-            <w:r>
-              <w:t xml:space="preserve">17.1% to 21.4%</w:t>
+              <w:t xml:space="preserve">19.0%</w:t>
+            </w:r>
+          </w:p>
+        </w:tc>
+        <w:tc>
+          <w:tcPr/>
+          <w:p>
+            <w:pPr>
+              <w:pStyle w:val="Compact"/>
+            </w:pPr>
+            <w:r>
+              <w:t xml:space="preserve">17.0% to 21.4%</w:t>
             </w:r>
           </w:p>
         </w:tc>
@@ -7343,18 +7245,18 @@
               <w:pStyle w:val="Compact"/>
             </w:pPr>
             <w:r>
-              <w:t xml:space="preserve">1015</w:t>
-            </w:r>
-          </w:p>
-        </w:tc>
-        <w:tc>
-          <w:tcPr/>
-          <w:p>
-            <w:pPr>
-              <w:pStyle w:val="Compact"/>
-            </w:pPr>
-            <w:r>
-              <w:t xml:space="preserve">880 to 1166</w:t>
+              <w:t xml:space="preserve">1023</w:t>
+            </w:r>
+          </w:p>
+        </w:tc>
+        <w:tc>
+          <w:tcPr/>
+          <w:p>
+            <w:pPr>
+              <w:pStyle w:val="Compact"/>
+            </w:pPr>
+            <w:r>
+              <w:t xml:space="preserve">877 to 1178</w:t>
             </w:r>
           </w:p>
         </w:tc>
@@ -7389,7 +7291,7 @@
               <w:pStyle w:val="Compact"/>
             </w:pPr>
             <w:r>
-              <w:t xml:space="preserve">30.0%</w:t>
+              <w:t xml:space="preserve">30.1%</w:t>
             </w:r>
           </w:p>
         </w:tc>
@@ -7422,18 +7324,18 @@
               <w:pStyle w:val="Compact"/>
             </w:pPr>
             <w:r>
-              <w:t xml:space="preserve">793</w:t>
-            </w:r>
-          </w:p>
-        </w:tc>
-        <w:tc>
-          <w:tcPr/>
-          <w:p>
-            <w:pPr>
-              <w:pStyle w:val="Compact"/>
-            </w:pPr>
-            <w:r>
-              <w:t xml:space="preserve">711 to 891</w:t>
+              <w:t xml:space="preserve">789</w:t>
+            </w:r>
+          </w:p>
+        </w:tc>
+        <w:tc>
+          <w:tcPr/>
+          <w:p>
+            <w:pPr>
+              <w:pStyle w:val="Compact"/>
+            </w:pPr>
+            <w:r>
+              <w:t xml:space="preserve">704 to 899</w:t>
             </w:r>
           </w:p>
         </w:tc>
@@ -7468,18 +7370,18 @@
               <w:pStyle w:val="Compact"/>
             </w:pPr>
             <w:r>
-              <w:t xml:space="preserve">48.3%</w:t>
-            </w:r>
-          </w:p>
-        </w:tc>
-        <w:tc>
-          <w:tcPr/>
-          <w:p>
-            <w:pPr>
-              <w:pStyle w:val="Compact"/>
-            </w:pPr>
-            <w:r>
-              <w:t xml:space="preserve">45.2% to 51.6%</w:t>
+              <w:t xml:space="preserve">48.5%</w:t>
+            </w:r>
+          </w:p>
+        </w:tc>
+        <w:tc>
+          <w:tcPr/>
+          <w:p>
+            <w:pPr>
+              <w:pStyle w:val="Compact"/>
+            </w:pPr>
+            <w:r>
+              <w:t xml:space="preserve">45.3% to 51.5%</w:t>
             </w:r>
           </w:p>
         </w:tc>
@@ -7501,18 +7403,18 @@
               <w:pStyle w:val="Compact"/>
             </w:pPr>
             <w:r>
-              <w:t xml:space="preserve">765</w:t>
-            </w:r>
-          </w:p>
-        </w:tc>
-        <w:tc>
-          <w:tcPr/>
-          <w:p>
-            <w:pPr>
-              <w:pStyle w:val="Compact"/>
-            </w:pPr>
-            <w:r>
-              <w:t xml:space="preserve">685 to 863</w:t>
+              <w:t xml:space="preserve">746</w:t>
+            </w:r>
+          </w:p>
+        </w:tc>
+        <w:tc>
+          <w:tcPr/>
+          <w:p>
+            <w:pPr>
+              <w:pStyle w:val="Compact"/>
+            </w:pPr>
+            <w:r>
+              <w:t xml:space="preserve">662 to 853</w:t>
             </w:r>
           </w:p>
         </w:tc>
@@ -7547,18 +7449,18 @@
               <w:pStyle w:val="Compact"/>
             </w:pPr>
             <w:r>
-              <w:t xml:space="preserve">52.9%</w:t>
-            </w:r>
-          </w:p>
-        </w:tc>
-        <w:tc>
-          <w:tcPr/>
-          <w:p>
-            <w:pPr>
-              <w:pStyle w:val="Compact"/>
-            </w:pPr>
-            <w:r>
-              <w:t xml:space="preserve">49.5% to 56.0%</w:t>
+              <w:t xml:space="preserve">51.3%</w:t>
+            </w:r>
+          </w:p>
+        </w:tc>
+        <w:tc>
+          <w:tcPr/>
+          <w:p>
+            <w:pPr>
+              <w:pStyle w:val="Compact"/>
+            </w:pPr>
+            <w:r>
+              <w:t xml:space="preserve">48.1% to 54.4%</w:t>
             </w:r>
           </w:p>
         </w:tc>
@@ -7580,18 +7482,18 @@
               <w:pStyle w:val="Compact"/>
             </w:pPr>
             <w:r>
-              <w:t xml:space="preserve">528</w:t>
-            </w:r>
-          </w:p>
-        </w:tc>
-        <w:tc>
-          <w:tcPr/>
-          <w:p>
-            <w:pPr>
-              <w:pStyle w:val="Compact"/>
-            </w:pPr>
-            <w:r>
-              <w:t xml:space="preserve">476 to 595</w:t>
+              <w:t xml:space="preserve">633</w:t>
+            </w:r>
+          </w:p>
+        </w:tc>
+        <w:tc>
+          <w:tcPr/>
+          <w:p>
+            <w:pPr>
+              <w:pStyle w:val="Compact"/>
+            </w:pPr>
+            <w:r>
+              <w:t xml:space="preserve">572 to 695</w:t>
             </w:r>
           </w:p>
         </w:tc>
@@ -7626,18 +7528,18 @@
               <w:pStyle w:val="Compact"/>
             </w:pPr>
             <w:r>
-              <w:t xml:space="preserve">43.8%</w:t>
-            </w:r>
-          </w:p>
-        </w:tc>
-        <w:tc>
-          <w:tcPr/>
-          <w:p>
-            <w:pPr>
-              <w:pStyle w:val="Compact"/>
-            </w:pPr>
-            <w:r>
-              <w:t xml:space="preserve">40.2% to 47.9%</w:t>
+              <w:t xml:space="preserve">50.8%</w:t>
+            </w:r>
+          </w:p>
+        </w:tc>
+        <w:tc>
+          <w:tcPr/>
+          <w:p>
+            <w:pPr>
+              <w:pStyle w:val="Compact"/>
+            </w:pPr>
+            <w:r>
+              <w:t xml:space="preserve">47.6% to 53.9%</w:t>
             </w:r>
           </w:p>
         </w:tc>
@@ -7659,18 +7561,18 @@
               <w:pStyle w:val="Compact"/>
             </w:pPr>
             <w:r>
-              <w:t xml:space="preserve">152</w:t>
-            </w:r>
-          </w:p>
-        </w:tc>
-        <w:tc>
-          <w:tcPr/>
-          <w:p>
-            <w:pPr>
-              <w:pStyle w:val="Compact"/>
-            </w:pPr>
-            <w:r>
-              <w:t xml:space="preserve">137 to 171</w:t>
+              <w:t xml:space="preserve">130</w:t>
+            </w:r>
+          </w:p>
+        </w:tc>
+        <w:tc>
+          <w:tcPr/>
+          <w:p>
+            <w:pPr>
+              <w:pStyle w:val="Compact"/>
+            </w:pPr>
+            <w:r>
+              <w:t xml:space="preserve">118 to 143</w:t>
             </w:r>
           </w:p>
         </w:tc>
@@ -7736,7 +7638,7 @@
         <w:pStyle w:val="BodyText"/>
       </w:pPr>
       <w:r>
-        <w:t xml:space="preserve">In 2015 the model estimated 1,401 (95% interval: 1,290–1,521) people in D, 3,365 (3,085–3,661) in J, 1,532 (1,393–1,681) in F and 14,917 (13,428–16,590) in X. The total was 21,224 (19,226–23,437) people with a history of injecting drugs. Of these, 4,280 (3,873–4,733) were viraemic.</w:t>
+        <w:t xml:space="preserve">In 2015 the model estimated 1,164 (95% interval: 927–1,476) people in D, 3,429 (3,141–3,733) in J, 1,551 (1,412–1,707) in F and 15,016 (13,502–16,714) in X. The total was 21,169 (19,152–23,399) people with a history of injecting drugs. Of these, 4,486 (4,037–4,960) were viraemic.</w:t>
       </w:r>
     </w:p>
     <w:bookmarkEnd w:id="23"/>
@@ -9348,7 +9250,7 @@
         <w:t xml:space="preserve"> </w:t>
       </w:r>
       <w:r>
-        <w:t xml:space="preserve">[22]</w:t>
+        <w:t xml:space="preserve">[23]</w:t>
       </w:r>
       <w:r>
         <w:t xml:space="preserve">. This is USD 30,924 per course. We converted it at the 2025 average rate of 1.3066 Singapore dollars per US dollar</w:t>
@@ -9357,7 +9259,7 @@
         <w:t xml:space="preserve"> </w:t>
       </w:r>
       <w:r>
-        <w:t xml:space="preserve">[23]</w:t>
+        <w:t xml:space="preserve">[24]</w:t>
       </w:r>
       <w:r>
         <w:t xml:space="preserve">. Prices were not inflated. These are model prices and not Singapore payer costs. Follow up visits, SVR12 tests, fibrosis assessment and programme staff were not included.</w:t>
@@ -9633,7 +9535,7 @@
         <w:t xml:space="preserve"> </w:t>
       </w:r>
       <w:r>
-        <w:t xml:space="preserve">[22]</w:t>
+        <w:t xml:space="preserve">[23]</w:t>
       </w:r>
       <w:r>
         <w:t xml:space="preserve">, antibody test and consultation</w:t>
@@ -9642,7 +9544,7 @@
         <w:t xml:space="preserve"> </w:t>
       </w:r>
       <w:r>
-        <w:t xml:space="preserve">[24]</w:t>
+        <w:t xml:space="preserve">[25]</w:t>
       </w:r>
       <w:r>
         <w:t xml:space="preserve">, RNA test</w:t>
@@ -9651,7 +9553,7 @@
         <w:t xml:space="preserve"> </w:t>
       </w:r>
       <w:r>
-        <w:t xml:space="preserve">[25]</w:t>
+        <w:t xml:space="preserve">[26]</w:t>
       </w:r>
       <w:r>
         <w:t xml:space="preserve">.</w:t>
@@ -9794,18 +9696,18 @@
               <w:pStyle w:val="Compact"/>
             </w:pPr>
             <w:r>
-              <w:t xml:space="preserve">75.6% (95% UI: 68.5%–80.4%)</w:t>
-            </w:r>
-          </w:p>
-        </w:tc>
-        <w:tc>
-          <w:tcPr/>
-          <w:p>
-            <w:pPr>
-              <w:pStyle w:val="Compact"/>
-            </w:pPr>
-            <w:r>
-              <w:t xml:space="preserve">42.6% (95% UI: 41.6%–43.7%)</w:t>
+              <w:t xml:space="preserve">59.2% (95% UI: 46.4%–69.0%)</w:t>
+            </w:r>
+          </w:p>
+        </w:tc>
+        <w:tc>
+          <w:tcPr/>
+          <w:p>
+            <w:pPr>
+              <w:pStyle w:val="Compact"/>
+            </w:pPr>
+            <w:r>
+              <w:t xml:space="preserve">41.8% (95% UI: 40.9%–42.8%)</w:t>
             </w:r>
           </w:p>
         </w:tc>
@@ -9827,18 +9729,18 @@
               <w:pStyle w:val="Compact"/>
             </w:pPr>
             <w:r>
-              <w:t xml:space="preserve">76.2% (95% UI: 69.4%–80.9%)</w:t>
-            </w:r>
-          </w:p>
-        </w:tc>
-        <w:tc>
-          <w:tcPr/>
-          <w:p>
-            <w:pPr>
-              <w:pStyle w:val="Compact"/>
-            </w:pPr>
-            <w:r>
-              <w:t xml:space="preserve">36.5% (95% UI: 35.7%–37.4%)</w:t>
+              <w:t xml:space="preserve">63.4% (95% UI: 51.5%–72.3%)</w:t>
+            </w:r>
+          </w:p>
+        </w:tc>
+        <w:tc>
+          <w:tcPr/>
+          <w:p>
+            <w:pPr>
+              <w:pStyle w:val="Compact"/>
+            </w:pPr>
+            <w:r>
+              <w:t xml:space="preserve">36.2% (95% UI: 35.4%–37.0%)</w:t>
             </w:r>
           </w:p>
         </w:tc>
@@ -9862,18 +9764,18 @@
               <w:pStyle w:val="Compact"/>
             </w:pPr>
             <w:r>
-              <w:t xml:space="preserve">79.8% (95% UI: 73.6%–83.9%)</w:t>
-            </w:r>
-          </w:p>
-        </w:tc>
-        <w:tc>
-          <w:tcPr/>
-          <w:p>
-            <w:pPr>
-              <w:pStyle w:val="Compact"/>
-            </w:pPr>
-            <w:r>
-              <w:t xml:space="preserve">46.5% (95% UI: 45.3%–47.7%)</w:t>
+              <w:t xml:space="preserve">68.9% (95% UI: 57.4%–77.0%)</w:t>
+            </w:r>
+          </w:p>
+        </w:tc>
+        <w:tc>
+          <w:tcPr/>
+          <w:p>
+            <w:pPr>
+              <w:pStyle w:val="Compact"/>
+            </w:pPr>
+            <w:r>
+              <w:t xml:space="preserve">45.7% (95% UI: 44.7%–46.8%)</w:t>
             </w:r>
           </w:p>
         </w:tc>
@@ -9895,18 +9797,18 @@
               <w:pStyle w:val="Compact"/>
             </w:pPr>
             <w:r>
-              <w:t xml:space="preserve">80.2% (95% UI: 74.1%–84.3%)</w:t>
-            </w:r>
-          </w:p>
-        </w:tc>
-        <w:tc>
-          <w:tcPr/>
-          <w:p>
-            <w:pPr>
-              <w:pStyle w:val="Compact"/>
-            </w:pPr>
-            <w:r>
-              <w:t xml:space="preserve">40.9% (95% UI: 39.9%–42.0%)</w:t>
+              <w:t xml:space="preserve">71.9% (95% UI: 61.0%–79.4%)</w:t>
+            </w:r>
+          </w:p>
+        </w:tc>
+        <w:tc>
+          <w:tcPr/>
+          <w:p>
+            <w:pPr>
+              <w:pStyle w:val="Compact"/>
+            </w:pPr>
+            <w:r>
+              <w:t xml:space="preserve">40.6% (95% UI: 39.6%–41.6%)</w:t>
             </w:r>
           </w:p>
         </w:tc>
@@ -9930,18 +9832,18 @@
               <w:pStyle w:val="Compact"/>
             </w:pPr>
             <w:r>
-              <w:t xml:space="preserve">82.1% (95% UI: 76.5%–85.9%)</w:t>
-            </w:r>
-          </w:p>
-        </w:tc>
-        <w:tc>
-          <w:tcPr/>
-          <w:p>
-            <w:pPr>
-              <w:pStyle w:val="Compact"/>
-            </w:pPr>
-            <w:r>
-              <w:t xml:space="preserve">48.9% (95% UI: 47.6%–50.1%)</w:t>
+              <w:t xml:space="preserve">74.6% (95% UI: 64.3%–81.5%)</w:t>
+            </w:r>
+          </w:p>
+        </w:tc>
+        <w:tc>
+          <w:tcPr/>
+          <w:p>
+            <w:pPr>
+              <w:pStyle w:val="Compact"/>
+            </w:pPr>
+            <w:r>
+              <w:t xml:space="preserve">48.1% (95% UI: 47.0%–49.3%)</w:t>
             </w:r>
           </w:p>
         </w:tc>
@@ -9963,18 +9865,18 @@
               <w:pStyle w:val="Compact"/>
             </w:pPr>
             <w:r>
-              <w:t xml:space="preserve">82.5% (95% UI: 76.9%–86.3%)</w:t>
-            </w:r>
-          </w:p>
-        </w:tc>
-        <w:tc>
-          <w:tcPr/>
-          <w:p>
-            <w:pPr>
-              <w:pStyle w:val="Compact"/>
-            </w:pPr>
-            <w:r>
-              <w:t xml:space="preserve">43.6% (95% UI: 42.4%–44.8%)</w:t>
+              <w:t xml:space="preserve">76.9% (95% UI: 66.8%–83.5%)</w:t>
+            </w:r>
+          </w:p>
+        </w:tc>
+        <w:tc>
+          <w:tcPr/>
+          <w:p>
+            <w:pPr>
+              <w:pStyle w:val="Compact"/>
+            </w:pPr>
+            <w:r>
+              <w:t xml:space="preserve">43.3% (95% UI: 42.1%–44.4%)</w:t>
             </w:r>
           </w:p>
         </w:tc>
@@ -9998,18 +9900,18 @@
               <w:pStyle w:val="Compact"/>
             </w:pPr>
             <w:r>
-              <w:t xml:space="preserve">86.6% (95% UI: 82.1%–89.7%)</w:t>
-            </w:r>
-          </w:p>
-        </w:tc>
-        <w:tc>
-          <w:tcPr/>
-          <w:p>
-            <w:pPr>
-              <w:pStyle w:val="Compact"/>
-            </w:pPr>
-            <w:r>
-              <w:t xml:space="preserve">54.1% (95% UI: 52.6%–55.5%)</w:t>
+              <w:t xml:space="preserve">85.7% (95% UI: 78.0%–90.1%)</w:t>
+            </w:r>
+          </w:p>
+        </w:tc>
+        <w:tc>
+          <w:tcPr/>
+          <w:p>
+            <w:pPr>
+              <w:pStyle w:val="Compact"/>
+            </w:pPr>
+            <w:r>
+              <w:t xml:space="preserve">53.3% (95% UI: 52.0%–54.8%)</w:t>
             </w:r>
           </w:p>
         </w:tc>
@@ -10031,18 +9933,18 @@
               <w:pStyle w:val="Compact"/>
             </w:pPr>
             <w:r>
-              <w:t xml:space="preserve">86.9% (95% UI: 82.4%–89.9%)</w:t>
-            </w:r>
-          </w:p>
-        </w:tc>
-        <w:tc>
-          <w:tcPr/>
-          <w:p>
-            <w:pPr>
-              <w:pStyle w:val="Compact"/>
-            </w:pPr>
-            <w:r>
-              <w:t xml:space="preserve">49.5% (95% UI: 48.0%–50.9%)</w:t>
+              <w:t xml:space="preserve">86.9% (95% UI: 79.3%–91.3%)</w:t>
+            </w:r>
+          </w:p>
+        </w:tc>
+        <w:tc>
+          <w:tcPr/>
+          <w:p>
+            <w:pPr>
+              <w:pStyle w:val="Compact"/>
+            </w:pPr>
+            <w:r>
+              <w:t xml:space="preserve">49.1% (95% UI: 47.7%–50.6%)</w:t>
             </w:r>
           </w:p>
         </w:tc>
@@ -10066,51 +9968,51 @@
               <w:pStyle w:val="Compact"/>
             </w:pPr>
             <w:r>
-              <w:t xml:space="preserve">93.0% (95% UI: 90.4%–94.7%)</w:t>
-            </w:r>
-          </w:p>
-        </w:tc>
-        <w:tc>
-          <w:tcPr/>
-          <w:p>
-            <w:pPr>
-              <w:pStyle w:val="Compact"/>
-            </w:pPr>
-            <w:r>
-              <w:t xml:space="preserve">64.9% (95% UI: 63.2%–66.5%)</w:t>
-            </w:r>
-          </w:p>
-        </w:tc>
-        <w:tc>
-          <w:tcPr/>
-          <w:p>
-            <w:pPr>
-              <w:pStyle w:val="Compact"/>
-            </w:pPr>
-            <w:r>
-              <w:t xml:space="preserve">45%</w:t>
-            </w:r>
-          </w:p>
-        </w:tc>
-        <w:tc>
-          <w:tcPr/>
-          <w:p>
-            <w:pPr>
-              <w:pStyle w:val="Compact"/>
-            </w:pPr>
-            <w:r>
-              <w:t xml:space="preserve">93.1% (95% UI: 90.5%–94.8%)</w:t>
-            </w:r>
-          </w:p>
-        </w:tc>
-        <w:tc>
-          <w:tcPr/>
-          <w:p>
-            <w:pPr>
-              <w:pStyle w:val="Compact"/>
-            </w:pPr>
-            <w:r>
-              <w:t xml:space="preserve">61.7% (95% UI: 59.8%–63.3%)</w:t>
+              <w:t xml:space="preserve">98.3% (95% UI: 96.7%–99.1%)</w:t>
+            </w:r>
+          </w:p>
+        </w:tc>
+        <w:tc>
+          <w:tcPr/>
+          <w:p>
+            <w:pPr>
+              <w:pStyle w:val="Compact"/>
+            </w:pPr>
+            <w:r>
+              <w:t xml:space="preserve">64.0% (95% UI: 62.5%–65.6%)</w:t>
+            </w:r>
+          </w:p>
+        </w:tc>
+        <w:tc>
+          <w:tcPr/>
+          <w:p>
+            <w:pPr>
+              <w:pStyle w:val="Compact"/>
+            </w:pPr>
+            <w:r>
+              <w:t xml:space="preserve">11%</w:t>
+            </w:r>
+          </w:p>
+        </w:tc>
+        <w:tc>
+          <w:tcPr/>
+          <w:p>
+            <w:pPr>
+              <w:pStyle w:val="Compact"/>
+            </w:pPr>
+            <w:r>
+              <w:t xml:space="preserve">98.5% (95% UI: 96.9%–99.1%)</w:t>
+            </w:r>
+          </w:p>
+        </w:tc>
+        <w:tc>
+          <w:tcPr/>
+          <w:p>
+            <w:pPr>
+              <w:pStyle w:val="Compact"/>
+            </w:pPr>
+            <w:r>
+              <w:t xml:space="preserve">61.2% (95% UI: 59.4%–62.9%)</w:t>
             </w:r>
           </w:p>
         </w:tc>
@@ -10134,18 +10036,18 @@
               <w:pStyle w:val="Compact"/>
             </w:pPr>
             <w:r>
-              <w:t xml:space="preserve">94.0% (95% UI: 91.9%–95.4%)</w:t>
-            </w:r>
-          </w:p>
-        </w:tc>
-        <w:tc>
-          <w:tcPr/>
-          <w:p>
-            <w:pPr>
-              <w:pStyle w:val="Compact"/>
-            </w:pPr>
-            <w:r>
-              <w:t xml:space="preserve">70.6% (95% UI: 69.2%–71.8%)</w:t>
+              <w:t xml:space="preserve">99.0% (95% UI: 98.2%–99.5%)</w:t>
+            </w:r>
+          </w:p>
+        </w:tc>
+        <w:tc>
+          <w:tcPr/>
+          <w:p>
+            <w:pPr>
+              <w:pStyle w:val="Compact"/>
+            </w:pPr>
+            <w:r>
+              <w:t xml:space="preserve">69.6% (95% UI: 68.3%–70.8%)</w:t>
             </w:r>
           </w:p>
         </w:tc>
@@ -10167,18 +10069,18 @@
               <w:pStyle w:val="Compact"/>
             </w:pPr>
             <w:r>
-              <w:t xml:space="preserve">94.1% (95% UI: 91.9%–95.5%)</w:t>
-            </w:r>
-          </w:p>
-        </w:tc>
-        <w:tc>
-          <w:tcPr/>
-          <w:p>
-            <w:pPr>
-              <w:pStyle w:val="Compact"/>
-            </w:pPr>
-            <w:r>
-              <w:t xml:space="preserve">68.1% (95% UI: 66.5%–69.4%)</w:t>
+              <w:t xml:space="preserve">99.1% (95% UI: 98.4%–99.5%)</w:t>
+            </w:r>
+          </w:p>
+        </w:tc>
+        <w:tc>
+          <w:tcPr/>
+          <w:p>
+            <w:pPr>
+              <w:pStyle w:val="Compact"/>
+            </w:pPr>
+            <w:r>
+              <w:t xml:space="preserve">67.5% (95% UI: 66.1%–68.8%)</w:t>
             </w:r>
           </w:p>
         </w:tc>
@@ -10202,18 +10104,18 @@
               <w:pStyle w:val="Compact"/>
             </w:pPr>
             <w:r>
-              <w:t xml:space="preserve">83.2% (95% UI: 77.8%–86.8%)</w:t>
-            </w:r>
-          </w:p>
-        </w:tc>
-        <w:tc>
-          <w:tcPr/>
-          <w:p>
-            <w:pPr>
-              <w:pStyle w:val="Compact"/>
-            </w:pPr>
-            <w:r>
-              <w:t xml:space="preserve">45.4% (95% UI: 44.2%–46.5%)</w:t>
+              <w:t xml:space="preserve">77.2% (95% UI: 67.3%–83.6%)</w:t>
+            </w:r>
+          </w:p>
+        </w:tc>
+        <w:tc>
+          <w:tcPr/>
+          <w:p>
+            <w:pPr>
+              <w:pStyle w:val="Compact"/>
+            </w:pPr>
+            <w:r>
+              <w:t xml:space="preserve">44.6% (95% UI: 43.7%–45.7%)</w:t>
             </w:r>
           </w:p>
         </w:tc>
@@ -10235,18 +10137,18 @@
               <w:pStyle w:val="Compact"/>
             </w:pPr>
             <w:r>
-              <w:t xml:space="preserve">83.5% (95% UI: 78.1%–87.1%)</w:t>
-            </w:r>
-          </w:p>
-        </w:tc>
-        <w:tc>
-          <w:tcPr/>
-          <w:p>
-            <w:pPr>
-              <w:pStyle w:val="Compact"/>
-            </w:pPr>
-            <w:r>
-              <w:t xml:space="preserve">39.6% (95% UI: 38.6%–40.6%)</w:t>
+              <w:t xml:space="preserve">79.2% (95% UI: 69.4%–85.4%)</w:t>
+            </w:r>
+          </w:p>
+        </w:tc>
+        <w:tc>
+          <w:tcPr/>
+          <w:p>
+            <w:pPr>
+              <w:pStyle w:val="Compact"/>
+            </w:pPr>
+            <w:r>
+              <w:t xml:space="preserve">39.3% (95% UI: 38.4%–40.3%)</w:t>
             </w:r>
           </w:p>
         </w:tc>
@@ -10270,18 +10172,18 @@
               <w:pStyle w:val="Compact"/>
             </w:pPr>
             <w:r>
-              <w:t xml:space="preserve">86.6% (95% UI: 82.1%–89.7%)</w:t>
-            </w:r>
-          </w:p>
-        </w:tc>
-        <w:tc>
-          <w:tcPr/>
-          <w:p>
-            <w:pPr>
-              <w:pStyle w:val="Compact"/>
-            </w:pPr>
-            <w:r>
-              <w:t xml:space="preserve">47.1% (95% UI: 45.9%–48.3%)</w:t>
+              <w:t xml:space="preserve">85.7% (95% UI: 78.0%–90.1%)</w:t>
+            </w:r>
+          </w:p>
+        </w:tc>
+        <w:tc>
+          <w:tcPr/>
+          <w:p>
+            <w:pPr>
+              <w:pStyle w:val="Compact"/>
+            </w:pPr>
+            <w:r>
+              <w:t xml:space="preserve">46.4% (95% UI: 45.3%–47.5%)</w:t>
             </w:r>
           </w:p>
         </w:tc>
@@ -10303,18 +10205,18 @@
               <w:pStyle w:val="Compact"/>
             </w:pPr>
             <w:r>
-              <w:t xml:space="preserve">86.9% (95% UI: 82.4%–89.9%)</w:t>
-            </w:r>
-          </w:p>
-        </w:tc>
-        <w:tc>
-          <w:tcPr/>
-          <w:p>
-            <w:pPr>
-              <w:pStyle w:val="Compact"/>
-            </w:pPr>
-            <w:r>
-              <w:t xml:space="preserve">41.5% (95% UI: 40.4%–42.6%)</w:t>
+              <w:t xml:space="preserve">86.9% (95% UI: 79.3%–91.3%)</w:t>
+            </w:r>
+          </w:p>
+        </w:tc>
+        <w:tc>
+          <w:tcPr/>
+          <w:p>
+            <w:pPr>
+              <w:pStyle w:val="Compact"/>
+            </w:pPr>
+            <w:r>
+              <w:t xml:space="preserve">41.2% (95% UI: 40.2%–42.3%)</w:t>
             </w:r>
           </w:p>
         </w:tc>
@@ -10338,18 +10240,18 @@
               <w:pStyle w:val="Compact"/>
             </w:pPr>
             <w:r>
-              <w:t xml:space="preserve">91.7% (95% UI: 88.7%–93.7%)</w:t>
-            </w:r>
-          </w:p>
-        </w:tc>
-        <w:tc>
-          <w:tcPr/>
-          <w:p>
-            <w:pPr>
-              <w:pStyle w:val="Compact"/>
-            </w:pPr>
-            <w:r>
-              <w:t xml:space="preserve">50.9% (95% UI: 49.5%–52.2%)</w:t>
+              <w:t xml:space="preserve">96.5% (95% UI: 93.6%–97.9%)</w:t>
+            </w:r>
+          </w:p>
+        </w:tc>
+        <w:tc>
+          <w:tcPr/>
+          <w:p>
+            <w:pPr>
+              <w:pStyle w:val="Compact"/>
+            </w:pPr>
+            <w:r>
+              <w:t xml:space="preserve">50.3% (95% UI: 49.0%–51.6%)</w:t>
             </w:r>
           </w:p>
         </w:tc>
@@ -10371,18 +10273,18 @@
               <w:pStyle w:val="Compact"/>
             </w:pPr>
             <w:r>
-              <w:t xml:space="preserve">91.8% (95% UI: 88.9%–93.8%)</w:t>
-            </w:r>
-          </w:p>
-        </w:tc>
-        <w:tc>
-          <w:tcPr/>
-          <w:p>
-            <w:pPr>
-              <w:pStyle w:val="Compact"/>
-            </w:pPr>
-            <w:r>
-              <w:t xml:space="preserve">45.8% (95% UI: 44.5%–47.1%)</w:t>
+              <w:t xml:space="preserve">96.8% (95% UI: 93.9%–98.1%)</w:t>
+            </w:r>
+          </w:p>
+        </w:tc>
+        <w:tc>
+          <w:tcPr/>
+          <w:p>
+            <w:pPr>
+              <w:pStyle w:val="Compact"/>
+            </w:pPr>
+            <w:r>
+              <w:t xml:space="preserve">45.5% (95% UI: 44.3%–46.8%)</w:t>
             </w:r>
           </w:p>
         </w:tc>
@@ -10406,18 +10308,18 @@
               <w:pStyle w:val="Compact"/>
             </w:pPr>
             <w:r>
-              <w:t xml:space="preserve">94.0% (95% UI: 91.9%–95.4%)</w:t>
-            </w:r>
-          </w:p>
-        </w:tc>
-        <w:tc>
-          <w:tcPr/>
-          <w:p>
-            <w:pPr>
-              <w:pStyle w:val="Compact"/>
-            </w:pPr>
-            <w:r>
-              <w:t xml:space="preserve">59.8% (95% UI: 58.1%–61.4%)</w:t>
+              <w:t xml:space="preserve">99.0% (95% UI: 98.2%–99.5%)</w:t>
+            </w:r>
+          </w:p>
+        </w:tc>
+        <w:tc>
+          <w:tcPr/>
+          <w:p>
+            <w:pPr>
+              <w:pStyle w:val="Compact"/>
+            </w:pPr>
+            <w:r>
+              <w:t xml:space="preserve">59.0% (95% UI: 57.5%–60.6%)</w:t>
             </w:r>
           </w:p>
         </w:tc>
@@ -10439,18 +10341,18 @@
               <w:pStyle w:val="Compact"/>
             </w:pPr>
             <w:r>
-              <w:t xml:space="preserve">94.1% (95% UI: 91.9%–95.5%)</w:t>
-            </w:r>
-          </w:p>
-        </w:tc>
-        <w:tc>
-          <w:tcPr/>
-          <w:p>
-            <w:pPr>
-              <w:pStyle w:val="Compact"/>
-            </w:pPr>
-            <w:r>
-              <w:t xml:space="preserve">55.8% (95% UI: 54.0%–57.5%)</w:t>
+              <w:t xml:space="preserve">99.1% (95% UI: 98.4%–99.5%)</w:t>
+            </w:r>
+          </w:p>
+        </w:tc>
+        <w:tc>
+          <w:tcPr/>
+          <w:p>
+            <w:pPr>
+              <w:pStyle w:val="Compact"/>
+            </w:pPr>
+            <w:r>
+              <w:t xml:space="preserve">55.5% (95% UI: 53.8%–57.2%)</w:t>
             </w:r>
           </w:p>
         </w:tc>
@@ -10474,51 +10376,51 @@
               <w:pStyle w:val="Compact"/>
             </w:pPr>
             <w:r>
-              <w:t xml:space="preserve">94.0% (95% UI: 91.9%–95.4%)</w:t>
-            </w:r>
-          </w:p>
-        </w:tc>
-        <w:tc>
-          <w:tcPr/>
-          <w:p>
-            <w:pPr>
-              <w:pStyle w:val="Compact"/>
-            </w:pPr>
-            <w:r>
-              <w:t xml:space="preserve">65.8% (95% UI: 64.0%–67.3%)</w:t>
-            </w:r>
-          </w:p>
-        </w:tc>
-        <w:tc>
-          <w:tcPr/>
-          <w:p>
-            <w:pPr>
-              <w:pStyle w:val="Compact"/>
-            </w:pPr>
-            <w:r>
-              <w:t xml:space="preserve">82%</w:t>
-            </w:r>
-          </w:p>
-        </w:tc>
-        <w:tc>
-          <w:tcPr/>
-          <w:p>
-            <w:pPr>
-              <w:pStyle w:val="Compact"/>
-            </w:pPr>
-            <w:r>
-              <w:t xml:space="preserve">94.1% (95% UI: 91.9%–95.5%)</w:t>
-            </w:r>
-          </w:p>
-        </w:tc>
-        <w:tc>
-          <w:tcPr/>
-          <w:p>
-            <w:pPr>
-              <w:pStyle w:val="Compact"/>
-            </w:pPr>
-            <w:r>
-              <w:t xml:space="preserve">62.6% (95% UI: 60.7%–64.3%)</w:t>
+              <w:t xml:space="preserve">99.0% (95% UI: 98.2%–99.5%)</w:t>
+            </w:r>
+          </w:p>
+        </w:tc>
+        <w:tc>
+          <w:tcPr/>
+          <w:p>
+            <w:pPr>
+              <w:pStyle w:val="Compact"/>
+            </w:pPr>
+            <w:r>
+              <w:t xml:space="preserve">64.9% (95% UI: 63.4%–66.4%)</w:t>
+            </w:r>
+          </w:p>
+        </w:tc>
+        <w:tc>
+          <w:tcPr/>
+          <w:p>
+            <w:pPr>
+              <w:pStyle w:val="Compact"/>
+            </w:pPr>
+            <w:r>
+              <w:t xml:space="preserve">44%</w:t>
+            </w:r>
+          </w:p>
+        </w:tc>
+        <w:tc>
+          <w:tcPr/>
+          <w:p>
+            <w:pPr>
+              <w:pStyle w:val="Compact"/>
+            </w:pPr>
+            <w:r>
+              <w:t xml:space="preserve">99.1% (95% UI: 98.4%–99.5%)</w:t>
+            </w:r>
+          </w:p>
+        </w:tc>
+        <w:tc>
+          <w:tcPr/>
+          <w:p>
+            <w:pPr>
+              <w:pStyle w:val="Compact"/>
+            </w:pPr>
+            <w:r>
+              <w:t xml:space="preserve">62.1% (95% UI: 60.4%–63.8%)</w:t>
             </w:r>
           </w:p>
         </w:tc>
@@ -10542,18 +10444,18 @@
               <w:pStyle w:val="Compact"/>
             </w:pPr>
             <w:r>
-              <w:t xml:space="preserve">85.9% (95% UI: 81.1%–89.1%)</w:t>
-            </w:r>
-          </w:p>
-        </w:tc>
-        <w:tc>
-          <w:tcPr/>
-          <w:p>
-            <w:pPr>
-              <w:pStyle w:val="Compact"/>
-            </w:pPr>
-            <w:r>
-              <w:t xml:space="preserve">44.1% (95% UI: 43.0%–45.3%)</w:t>
+              <w:t xml:space="preserve">83.8% (95% UI: 75.5%–88.7%)</w:t>
+            </w:r>
+          </w:p>
+        </w:tc>
+        <w:tc>
+          <w:tcPr/>
+          <w:p>
+            <w:pPr>
+              <w:pStyle w:val="Compact"/>
+            </w:pPr>
+            <w:r>
+              <w:t xml:space="preserve">43.5% (95% UI: 42.6%–44.5%)</w:t>
             </w:r>
           </w:p>
         </w:tc>
@@ -10575,18 +10477,18 @@
               <w:pStyle w:val="Compact"/>
             </w:pPr>
             <w:r>
-              <w:t xml:space="preserve">86.1% (95% UI: 81.5%–89.3%)</w:t>
-            </w:r>
-          </w:p>
-        </w:tc>
-        <w:tc>
-          <w:tcPr/>
-          <w:p>
-            <w:pPr>
-              <w:pStyle w:val="Compact"/>
-            </w:pPr>
-            <w:r>
-              <w:t xml:space="preserve">38.2% (95% UI: 37.2%–39.2%)</w:t>
+              <w:t xml:space="preserve">85.2% (95% UI: 77.0%–90.0%)</w:t>
+            </w:r>
+          </w:p>
+        </w:tc>
+        <w:tc>
+          <w:tcPr/>
+          <w:p>
+            <w:pPr>
+              <w:pStyle w:val="Compact"/>
+            </w:pPr>
+            <w:r>
+              <w:t xml:space="preserve">38.0% (95% UI: 37.1%–38.9%)</w:t>
             </w:r>
           </w:p>
         </w:tc>
@@ -10610,18 +10512,18 @@
               <w:pStyle w:val="Compact"/>
             </w:pPr>
             <w:r>
-              <w:t xml:space="preserve">89.7% (95% UI: 86.1%–92.1%)</w:t>
-            </w:r>
-          </w:p>
-        </w:tc>
-        <w:tc>
-          <w:tcPr/>
-          <w:p>
-            <w:pPr>
-              <w:pStyle w:val="Compact"/>
-            </w:pPr>
-            <w:r>
-              <w:t xml:space="preserve">45.1% (95% UI: 43.9%–46.2%)</w:t>
+              <w:t xml:space="preserve">92.7% (95% UI: 87.7%–95.3%)</w:t>
+            </w:r>
+          </w:p>
+        </w:tc>
+        <w:tc>
+          <w:tcPr/>
+          <w:p>
+            <w:pPr>
+              <w:pStyle w:val="Compact"/>
+            </w:pPr>
+            <w:r>
+              <w:t xml:space="preserve">44.5% (95% UI: 43.5%–45.6%)</w:t>
             </w:r>
           </w:p>
         </w:tc>
@@ -10643,18 +10545,18 @@
               <w:pStyle w:val="Compact"/>
             </w:pPr>
             <w:r>
-              <w:t xml:space="preserve">89.9% (95% UI: 86.3%–92.3%)</w:t>
-            </w:r>
-          </w:p>
-        </w:tc>
-        <w:tc>
-          <w:tcPr/>
-          <w:p>
-            <w:pPr>
-              <w:pStyle w:val="Compact"/>
-            </w:pPr>
-            <w:r>
-              <w:t xml:space="preserve">39.2% (95% UI: 38.2%–40.2%)</w:t>
+              <w:t xml:space="preserve">93.3% (95% UI: 88.3%–95.8%)</w:t>
+            </w:r>
+          </w:p>
+        </w:tc>
+        <w:tc>
+          <w:tcPr/>
+          <w:p>
+            <w:pPr>
+              <w:pStyle w:val="Compact"/>
+            </w:pPr>
+            <w:r>
+              <w:t xml:space="preserve">39.0% (95% UI: 38.1%–40.0%)</w:t>
             </w:r>
           </w:p>
         </w:tc>
@@ -10678,18 +10580,18 @@
               <w:pStyle w:val="Compact"/>
             </w:pPr>
             <w:r>
-              <w:t xml:space="preserve">93.8% (95% UI: 91.6%–95.2%)</w:t>
-            </w:r>
-          </w:p>
-        </w:tc>
-        <w:tc>
-          <w:tcPr/>
-          <w:p>
-            <w:pPr>
-              <w:pStyle w:val="Compact"/>
-            </w:pPr>
-            <w:r>
-              <w:t xml:space="preserve">47.2% (95% UI: 46.0%–48.4%)</w:t>
+              <w:t xml:space="preserve">99.0% (95% UI: 98.1%–99.4%)</w:t>
+            </w:r>
+          </w:p>
+        </w:tc>
+        <w:tc>
+          <w:tcPr/>
+          <w:p>
+            <w:pPr>
+              <w:pStyle w:val="Compact"/>
+            </w:pPr>
+            <w:r>
+              <w:t xml:space="preserve">46.7% (95% UI: 45.6%–47.8%)</w:t>
             </w:r>
           </w:p>
         </w:tc>
@@ -10711,18 +10613,18 @@
               <w:pStyle w:val="Compact"/>
             </w:pPr>
             <w:r>
-              <w:t xml:space="preserve">93.9% (95% UI: 91.6%–95.4%)</w:t>
-            </w:r>
-          </w:p>
-        </w:tc>
-        <w:tc>
-          <w:tcPr/>
-          <w:p>
-            <w:pPr>
-              <w:pStyle w:val="Compact"/>
-            </w:pPr>
-            <w:r>
-              <w:t xml:space="preserve">41.6% (95% UI: 40.5%–42.7%)</w:t>
+              <w:t xml:space="preserve">99.1% (95% UI: 98.2%–99.5%)</w:t>
+            </w:r>
+          </w:p>
+        </w:tc>
+        <w:tc>
+          <w:tcPr/>
+          <w:p>
+            <w:pPr>
+              <w:pStyle w:val="Compact"/>
+            </w:pPr>
+            <w:r>
+              <w:t xml:space="preserve">41.4% (95% UI: 40.4%–42.4%)</w:t>
             </w:r>
           </w:p>
         </w:tc>
@@ -10746,18 +10648,18 @@
               <w:pStyle w:val="Compact"/>
             </w:pPr>
             <w:r>
-              <w:t xml:space="preserve">94.0% (95% UI: 91.9%–95.4%)</w:t>
-            </w:r>
-          </w:p>
-        </w:tc>
-        <w:tc>
-          <w:tcPr/>
-          <w:p>
-            <w:pPr>
-              <w:pStyle w:val="Compact"/>
-            </w:pPr>
-            <w:r>
-              <w:t xml:space="preserve">52.7% (95% UI: 51.2%–54.0%)</w:t>
+              <w:t xml:space="preserve">99.0% (95% UI: 98.2%–99.5%)</w:t>
+            </w:r>
+          </w:p>
+        </w:tc>
+        <w:tc>
+          <w:tcPr/>
+          <w:p>
+            <w:pPr>
+              <w:pStyle w:val="Compact"/>
+            </w:pPr>
+            <w:r>
+              <w:t xml:space="preserve">52.0% (95% UI: 50.7%–53.4%)</w:t>
             </w:r>
           </w:p>
         </w:tc>
@@ -10779,18 +10681,18 @@
               <w:pStyle w:val="Compact"/>
             </w:pPr>
             <w:r>
-              <w:t xml:space="preserve">94.1% (95% UI: 91.9%–95.5%)</w:t>
-            </w:r>
-          </w:p>
-        </w:tc>
-        <w:tc>
-          <w:tcPr/>
-          <w:p>
-            <w:pPr>
-              <w:pStyle w:val="Compact"/>
-            </w:pPr>
-            <w:r>
-              <w:t xml:space="preserve">47.8% (95% UI: 46.3%–49.1%)</w:t>
+              <w:t xml:space="preserve">99.1% (95% UI: 98.4%–99.5%)</w:t>
+            </w:r>
+          </w:p>
+        </w:tc>
+        <w:tc>
+          <w:tcPr/>
+          <w:p>
+            <w:pPr>
+              <w:pStyle w:val="Compact"/>
+            </w:pPr>
+            <w:r>
+              <w:t xml:space="preserve">47.5% (95% UI: 46.1%–48.9%)</w:t>
             </w:r>
           </w:p>
         </w:tc>
@@ -10814,18 +10716,18 @@
               <w:pStyle w:val="Compact"/>
             </w:pPr>
             <w:r>
-              <w:t xml:space="preserve">94.0% (95% UI: 91.9%–95.4%)</w:t>
-            </w:r>
-          </w:p>
-        </w:tc>
-        <w:tc>
-          <w:tcPr/>
-          <w:p>
-            <w:pPr>
-              <w:pStyle w:val="Compact"/>
-            </w:pPr>
-            <w:r>
-              <w:t xml:space="preserve">57.2% (95% UI: 55.6%–58.7%)</w:t>
+              <w:t xml:space="preserve">99.0% (95% UI: 98.2%–99.5%)</w:t>
+            </w:r>
+          </w:p>
+        </w:tc>
+        <w:tc>
+          <w:tcPr/>
+          <w:p>
+            <w:pPr>
+              <w:pStyle w:val="Compact"/>
+            </w:pPr>
+            <w:r>
+              <w:t xml:space="preserve">56.5% (95% UI: 55.1%–58.1%)</w:t>
             </w:r>
           </w:p>
         </w:tc>
@@ -10847,18 +10749,18 @@
               <w:pStyle w:val="Compact"/>
             </w:pPr>
             <w:r>
-              <w:t xml:space="preserve">94.1% (95% UI: 91.9%–95.5%)</w:t>
-            </w:r>
-          </w:p>
-        </w:tc>
-        <w:tc>
-          <w:tcPr/>
-          <w:p>
-            <w:pPr>
-              <w:pStyle w:val="Compact"/>
-            </w:pPr>
-            <w:r>
-              <w:t xml:space="preserve">52.9% (95% UI: 51.2%–54.5%)</w:t>
+              <w:t xml:space="preserve">99.1% (95% UI: 98.4%–99.5%)</w:t>
+            </w:r>
+          </w:p>
+        </w:tc>
+        <w:tc>
+          <w:tcPr/>
+          <w:p>
+            <w:pPr>
+              <w:pStyle w:val="Compact"/>
+            </w:pPr>
+            <w:r>
+              <w:t xml:space="preserve">52.6% (95% UI: 51.0%–54.2%)</w:t>
             </w:r>
           </w:p>
         </w:tc>
@@ -10882,18 +10784,18 @@
               <w:pStyle w:val="Compact"/>
             </w:pPr>
             <w:r>
-              <w:t xml:space="preserve">94.0% (95% UI: 91.9%–95.4%)</w:t>
-            </w:r>
-          </w:p>
-        </w:tc>
-        <w:tc>
-          <w:tcPr/>
-          <w:p>
-            <w:pPr>
-              <w:pStyle w:val="Compact"/>
-            </w:pPr>
-            <w:r>
-              <w:t xml:space="preserve">74.6% (95% UI: 74.3%–74.9%)</w:t>
+              <w:t xml:space="preserve">99.0% (95% UI: 98.2%–99.5%)</w:t>
+            </w:r>
+          </w:p>
+        </w:tc>
+        <w:tc>
+          <w:tcPr/>
+          <w:p>
+            <w:pPr>
+              <w:pStyle w:val="Compact"/>
+            </w:pPr>
+            <w:r>
+              <w:t xml:space="preserve">73.5% (95% UI: 72.8%–73.9%)</w:t>
             </w:r>
           </w:p>
         </w:tc>
@@ -10915,18 +10817,18 @@
               <w:pStyle w:val="Compact"/>
             </w:pPr>
             <w:r>
-              <w:t xml:space="preserve">94.1% (95% UI: 91.9%–95.5%)</w:t>
-            </w:r>
-          </w:p>
-        </w:tc>
-        <w:tc>
-          <w:tcPr/>
-          <w:p>
-            <w:pPr>
-              <w:pStyle w:val="Compact"/>
-            </w:pPr>
-            <w:r>
-              <w:t xml:space="preserve">72.6% (95% UI: 72.3%–72.8%)</w:t>
+              <w:t xml:space="preserve">99.1% (95% UI: 98.4%–99.5%)</w:t>
+            </w:r>
+          </w:p>
+        </w:tc>
+        <w:tc>
+          <w:tcPr/>
+          <w:p>
+            <w:pPr>
+              <w:pStyle w:val="Compact"/>
+            </w:pPr>
+            <w:r>
+              <w:t xml:space="preserve">71.9% (95% UI: 71.6%–72.1%)</w:t>
             </w:r>
           </w:p>
         </w:tc>
@@ -11222,18 +11124,18 @@
               <w:pStyle w:val="Compact"/>
             </w:pPr>
             <w:r>
-              <w:t xml:space="preserve">453 (95% UI: 387–533)</w:t>
-            </w:r>
-          </w:p>
-        </w:tc>
-        <w:tc>
-          <w:tcPr/>
-          <w:p>
-            <w:pPr>
-              <w:pStyle w:val="Compact"/>
-            </w:pPr>
-            <w:r>
-              <w:t xml:space="preserve">S$17.6 million (95% UI: S$15.0 million–S$20.7 million)</w:t>
+              <w:t xml:space="preserve">614 (95% UI: 516–737)</w:t>
+            </w:r>
+          </w:p>
+        </w:tc>
+        <w:tc>
+          <w:tcPr/>
+          <w:p>
+            <w:pPr>
+              <w:pStyle w:val="Compact"/>
+            </w:pPr>
+            <w:r>
+              <w:t xml:space="preserve">S$23.8 million (95% UI: S$20.0 million–S$28.5 million)</w:t>
             </w:r>
           </w:p>
         </w:tc>
@@ -11279,51 +11181,51 @@
               <w:pStyle w:val="Compact"/>
             </w:pPr>
             <w:r>
-              <w:t xml:space="preserve">687 (95% UI: 646–731)</w:t>
-            </w:r>
-          </w:p>
-        </w:tc>
-        <w:tc>
-          <w:tcPr/>
-          <w:p>
-            <w:pPr>
-              <w:pStyle w:val="Compact"/>
-            </w:pPr>
-            <w:r>
-              <w:t xml:space="preserve">238 (95% UI: 222–255)</w:t>
-            </w:r>
-          </w:p>
-        </w:tc>
-        <w:tc>
-          <w:tcPr/>
-          <w:p>
-            <w:pPr>
-              <w:pStyle w:val="Compact"/>
-            </w:pPr>
-            <w:r>
-              <w:t xml:space="preserve">410 (95% UI: 348–484)</w:t>
-            </w:r>
-          </w:p>
-        </w:tc>
-        <w:tc>
-          <w:tcPr/>
-          <w:p>
-            <w:pPr>
-              <w:pStyle w:val="Compact"/>
-            </w:pPr>
-            <w:r>
-              <w:t xml:space="preserve">S$25.4 million (95% UI: S$22.7 million–S$28.6 million)</w:t>
-            </w:r>
-          </w:p>
-        </w:tc>
-        <w:tc>
-          <w:tcPr/>
-          <w:p>
-            <w:pPr>
-              <w:pStyle w:val="Compact"/>
-            </w:pPr>
-            <w:r>
-              <w:t xml:space="preserve">S$7.8 million (95% UI: S$7.2 million–S$8.4 million)</w:t>
+              <w:t xml:space="preserve">733 (95% UI: 687–780)</w:t>
+            </w:r>
+          </w:p>
+        </w:tc>
+        <w:tc>
+          <w:tcPr/>
+          <w:p>
+            <w:pPr>
+              <w:pStyle w:val="Compact"/>
+            </w:pPr>
+            <w:r>
+              <w:t xml:space="preserve">265 (95% UI: 245–286)</w:t>
+            </w:r>
+          </w:p>
+        </w:tc>
+        <w:tc>
+          <w:tcPr/>
+          <w:p>
+            <w:pPr>
+              <w:pStyle w:val="Compact"/>
+            </w:pPr>
+            <w:r>
+              <w:t xml:space="preserve">533 (95% UI: 444–645)</w:t>
+            </w:r>
+          </w:p>
+        </w:tc>
+        <w:tc>
+          <w:tcPr/>
+          <w:p>
+            <w:pPr>
+              <w:pStyle w:val="Compact"/>
+            </w:pPr>
+            <w:r>
+              <w:t xml:space="preserve">S$31.1 million (95% UI: S$27.4 million–S$35.9 million)</w:t>
+            </w:r>
+          </w:p>
+        </w:tc>
+        <w:tc>
+          <w:tcPr/>
+          <w:p>
+            <w:pPr>
+              <w:pStyle w:val="Compact"/>
+            </w:pPr>
+            <w:r>
+              <w:t xml:space="preserve">S$7.4 million (95% UI: S$6.8 million–S$8.0 million)</w:t>
             </w:r>
           </w:p>
         </w:tc>
@@ -11358,51 +11260,51 @@
               <w:pStyle w:val="Compact"/>
             </w:pPr>
             <w:r>
-              <w:t xml:space="preserve">1,143 (95% UI: 1,075–1,216)</w:t>
-            </w:r>
-          </w:p>
-        </w:tc>
-        <w:tc>
-          <w:tcPr/>
-          <w:p>
-            <w:pPr>
-              <w:pStyle w:val="Compact"/>
-            </w:pPr>
-            <w:r>
-              <w:t xml:space="preserve">381 (95% UI: 356–408)</w:t>
-            </w:r>
-          </w:p>
-        </w:tc>
-        <w:tc>
-          <w:tcPr/>
-          <w:p>
-            <w:pPr>
-              <w:pStyle w:val="Compact"/>
-            </w:pPr>
-            <w:r>
-              <w:t xml:space="preserve">384 (95% UI: 326–455)</w:t>
-            </w:r>
-          </w:p>
-        </w:tc>
-        <w:tc>
-          <w:tcPr/>
-          <w:p>
-            <w:pPr>
-              <w:pStyle w:val="Compact"/>
-            </w:pPr>
-            <w:r>
-              <w:t xml:space="preserve">S$30.1 million (95% UI: S$27.3 million–S$33.4 million)</w:t>
-            </w:r>
-          </w:p>
-        </w:tc>
-        <w:tc>
-          <w:tcPr/>
-          <w:p>
-            <w:pPr>
-              <w:pStyle w:val="Compact"/>
-            </w:pPr>
-            <w:r>
-              <w:t xml:space="preserve">S$12.5 million (95% UI: S$11.6 million–S$13.5 million)</w:t>
+              <w:t xml:space="preserve">1,217 (95% UI: 1,140–1,294)</w:t>
+            </w:r>
+          </w:p>
+        </w:tc>
+        <w:tc>
+          <w:tcPr/>
+          <w:p>
+            <w:pPr>
+              <w:pStyle w:val="Compact"/>
+            </w:pPr>
+            <w:r>
+              <w:t xml:space="preserve">422 (95% UI: 391–455)</w:t>
+            </w:r>
+          </w:p>
+        </w:tc>
+        <w:tc>
+          <w:tcPr/>
+          <w:p>
+            <w:pPr>
+              <w:pStyle w:val="Compact"/>
+            </w:pPr>
+            <w:r>
+              <w:t xml:space="preserve">485 (95% UI: 402–592)</w:t>
+            </w:r>
+          </w:p>
+        </w:tc>
+        <w:tc>
+          <w:tcPr/>
+          <w:p>
+            <w:pPr>
+              <w:pStyle w:val="Compact"/>
+            </w:pPr>
+            <w:r>
+              <w:t xml:space="preserve">S$35.6 million (95% UI: S$31.7 million–S$40.5 million)</w:t>
+            </w:r>
+          </w:p>
+        </w:tc>
+        <w:tc>
+          <w:tcPr/>
+          <w:p>
+            <w:pPr>
+              <w:pStyle w:val="Compact"/>
+            </w:pPr>
+            <w:r>
+              <w:t xml:space="preserve">S$11.8 million (95% UI: S$10.9 million–S$12.8 million)</w:t>
             </w:r>
           </w:p>
         </w:tc>
@@ -11437,51 +11339,51 @@
               <w:pStyle w:val="Compact"/>
             </w:pPr>
             <w:r>
-              <w:t xml:space="preserve">2,279 (95% UI: 2,142–2,425)</w:t>
-            </w:r>
-          </w:p>
-        </w:tc>
-        <w:tc>
-          <w:tcPr/>
-          <w:p>
-            <w:pPr>
-              <w:pStyle w:val="Compact"/>
-            </w:pPr>
-            <w:r>
-              <w:t xml:space="preserve">692 (95% UI: 645–741)</w:t>
-            </w:r>
-          </w:p>
-        </w:tc>
-        <w:tc>
-          <w:tcPr/>
-          <w:p>
-            <w:pPr>
-              <w:pStyle w:val="Compact"/>
-            </w:pPr>
-            <w:r>
-              <w:t xml:space="preserve">331 (95% UI: 279–394)</w:t>
-            </w:r>
-          </w:p>
-        </w:tc>
-        <w:tc>
-          <w:tcPr/>
-          <w:p>
-            <w:pPr>
-              <w:pStyle w:val="Compact"/>
-            </w:pPr>
-            <w:r>
-              <w:t xml:space="preserve">S$40.5 million (95% UI: S$37.3 million–S$44.4 million)</w:t>
-            </w:r>
-          </w:p>
-        </w:tc>
-        <w:tc>
-          <w:tcPr/>
-          <w:p>
-            <w:pPr>
-              <w:pStyle w:val="Compact"/>
-            </w:pPr>
-            <w:r>
-              <w:t xml:space="preserve">S$22.9 million (95% UI: S$21.3 million–S$24.7 million)</w:t>
+              <w:t xml:space="preserve">2,411 (95% UI: 2,260–2,564)</w:t>
+            </w:r>
+          </w:p>
+        </w:tc>
+        <w:tc>
+          <w:tcPr/>
+          <w:p>
+            <w:pPr>
+              <w:pStyle w:val="Compact"/>
+            </w:pPr>
+            <w:r>
+              <w:t xml:space="preserve">757 (95% UI: 699–815)</w:t>
+            </w:r>
+          </w:p>
+        </w:tc>
+        <w:tc>
+          <w:tcPr/>
+          <w:p>
+            <w:pPr>
+              <w:pStyle w:val="Compact"/>
+            </w:pPr>
+            <w:r>
+              <w:t xml:space="preserve">386 (95% UI: 315–477)</w:t>
+            </w:r>
+          </w:p>
+        </w:tc>
+        <w:tc>
+          <w:tcPr/>
+          <w:p>
+            <w:pPr>
+              <w:pStyle w:val="Compact"/>
+            </w:pPr>
+            <w:r>
+              <w:t xml:space="preserve">S$45.3 million (95% UI: S$41.0 million–S$50.2 million)</w:t>
+            </w:r>
+          </w:p>
+        </w:tc>
+        <w:tc>
+          <w:tcPr/>
+          <w:p>
+            <w:pPr>
+              <w:pStyle w:val="Compact"/>
+            </w:pPr>
+            <w:r>
+              <w:t xml:space="preserve">S$21.4 million (95% UI: S$19.7 million–S$23.3 million)</w:t>
             </w:r>
           </w:p>
         </w:tc>
@@ -11516,51 +11418,51 @@
               <w:pStyle w:val="Compact"/>
             </w:pPr>
             <w:r>
-              <w:t xml:space="preserve">5,657 (95% UI: 5,317–6,016)</w:t>
-            </w:r>
-          </w:p>
-        </w:tc>
-        <w:tc>
-          <w:tcPr/>
-          <w:p>
-            <w:pPr>
-              <w:pStyle w:val="Compact"/>
-            </w:pPr>
-            <w:r>
-              <w:t xml:space="preserve">1,309 (95% UI: 1,214–1,415)</w:t>
-            </w:r>
-          </w:p>
-        </w:tc>
-        <w:tc>
-          <w:tcPr/>
-          <w:p>
-            <w:pPr>
-              <w:pStyle w:val="Compact"/>
-            </w:pPr>
-            <w:r>
-              <w:t xml:space="preserve">234 (95% UI: 195–281)</w:t>
-            </w:r>
-          </w:p>
-        </w:tc>
-        <w:tc>
-          <w:tcPr/>
-          <w:p>
-            <w:pPr>
-              <w:pStyle w:val="Compact"/>
-            </w:pPr>
-            <w:r>
-              <w:t xml:space="preserve">S$62.4 million (95% UI: S$57.7 million–S$67.8 million)</w:t>
-            </w:r>
-          </w:p>
-        </w:tc>
-        <w:tc>
-          <w:tcPr/>
-          <w:p>
-            <w:pPr>
-              <w:pStyle w:val="Compact"/>
-            </w:pPr>
-            <w:r>
-              <w:t xml:space="preserve">S$44.8 million (95% UI: S$41.2 million–S$48.7 million)</w:t>
+              <w:t xml:space="preserve">5,909 (95% UI: 5,549–6,278)</w:t>
+            </w:r>
+          </w:p>
+        </w:tc>
+        <w:tc>
+          <w:tcPr/>
+          <w:p>
+            <w:pPr>
+              <w:pStyle w:val="Compact"/>
+            </w:pPr>
+            <w:r>
+              <w:t xml:space="preserve">1,390 (95% UI: 1,276–1,503)</w:t>
+            </w:r>
+          </w:p>
+        </w:tc>
+        <w:tc>
+          <w:tcPr/>
+          <w:p>
+            <w:pPr>
+              <w:pStyle w:val="Compact"/>
+            </w:pPr>
+            <w:r>
+              <w:t xml:space="preserve">216 (95% UI: 168–277)</w:t>
+            </w:r>
+          </w:p>
+        </w:tc>
+        <w:tc>
+          <w:tcPr/>
+          <w:p>
+            <w:pPr>
+              <w:pStyle w:val="Compact"/>
+            </w:pPr>
+            <w:r>
+              <w:t xml:space="preserve">S$65.2 million (95% UI: S$59.8 million–S$70.8 million)</w:t>
+            </w:r>
+          </w:p>
+        </w:tc>
+        <w:tc>
+          <w:tcPr/>
+          <w:p>
+            <w:pPr>
+              <w:pStyle w:val="Compact"/>
+            </w:pPr>
+            <w:r>
+              <w:t xml:space="preserve">S$41.2 million (95% UI: S$37.5 million–S$45.2 million)</w:t>
             </w:r>
           </w:p>
         </w:tc>
@@ -11584,62 +11486,62 @@
               <w:pStyle w:val="Compact"/>
             </w:pPr>
             <w:r>
-              <w:t xml:space="preserve">37,852 (95% UI: 37,252–38,529)</w:t>
-            </w:r>
-          </w:p>
-        </w:tc>
-        <w:tc>
-          <w:tcPr/>
-          <w:p>
-            <w:pPr>
-              <w:pStyle w:val="Compact"/>
-            </w:pPr>
-            <w:r>
-              <w:t xml:space="preserve">8,484 (95% UI: 7,976–9,035)</w:t>
-            </w:r>
-          </w:p>
-        </w:tc>
-        <w:tc>
-          <w:tcPr/>
-          <w:p>
-            <w:pPr>
-              <w:pStyle w:val="Compact"/>
-            </w:pPr>
-            <w:r>
-              <w:t xml:space="preserve">1,615 (95% UI: 1,479–1,766)</w:t>
-            </w:r>
-          </w:p>
-        </w:tc>
-        <w:tc>
-          <w:tcPr/>
-          <w:p>
-            <w:pPr>
-              <w:pStyle w:val="Compact"/>
-            </w:pPr>
-            <w:r>
-              <w:t xml:space="preserve">213 (95% UI: 180–253)</w:t>
-            </w:r>
-          </w:p>
-        </w:tc>
-        <w:tc>
-          <w:tcPr/>
-          <w:p>
-            <w:pPr>
-              <w:pStyle w:val="Compact"/>
-            </w:pPr>
-            <w:r>
-              <w:t xml:space="preserve">S$75.2 million (95% UI: S$69.2 million–S$82.1 million)</w:t>
-            </w:r>
-          </w:p>
-        </w:tc>
-        <w:tc>
-          <w:tcPr/>
-          <w:p>
-            <w:pPr>
-              <w:pStyle w:val="Compact"/>
-            </w:pPr>
-            <w:r>
-              <w:t xml:space="preserve">S$57.6 million (95% UI: S$52.7 million–S$63.3 million)</w:t>
+              <w:t xml:space="preserve">37,475 (95% UI: 36,909–38,049)</w:t>
+            </w:r>
+          </w:p>
+        </w:tc>
+        <w:tc>
+          <w:tcPr/>
+          <w:p>
+            <w:pPr>
+              <w:pStyle w:val="Compact"/>
+            </w:pPr>
+            <w:r>
+              <w:t xml:space="preserve">8,696 (95% UI: 8,148–9,256)</w:t>
+            </w:r>
+          </w:p>
+        </w:tc>
+        <w:tc>
+          <w:tcPr/>
+          <w:p>
+            <w:pPr>
+              <w:pStyle w:val="Compact"/>
+            </w:pPr>
+            <w:r>
+              <w:t xml:space="preserve">1,699 (95% UI: 1,544–1,856)</w:t>
+            </w:r>
+          </w:p>
+        </w:tc>
+        <w:tc>
+          <w:tcPr/>
+          <w:p>
+            <w:pPr>
+              <w:pStyle w:val="Compact"/>
+            </w:pPr>
+            <w:r>
+              <w:t xml:space="preserve">192 (95% UI: 150–244)</w:t>
+            </w:r>
+          </w:p>
+        </w:tc>
+        <w:tc>
+          <w:tcPr/>
+          <w:p>
+            <w:pPr>
+              <w:pStyle w:val="Compact"/>
+            </w:pPr>
+            <w:r>
+              <w:t xml:space="preserve">S$77.9 million (95% UI: S$71.3 million–S$84.7 million)</w:t>
+            </w:r>
+          </w:p>
+        </w:tc>
+        <w:tc>
+          <w:tcPr/>
+          <w:p>
+            <w:pPr>
+              <w:pStyle w:val="Compact"/>
+            </w:pPr>
+            <w:r>
+              <w:t xml:space="preserve">S$54.0 million (95% UI: S$49.0 million–S$59.4 million)</w:t>
             </w:r>
           </w:p>
         </w:tc>
@@ -11674,51 +11576,51 @@
               <w:pStyle w:val="Compact"/>
             </w:pPr>
             <w:r>
-              <w:t xml:space="preserve">725 (95% UI: 683–773)</w:t>
-            </w:r>
-          </w:p>
-        </w:tc>
-        <w:tc>
-          <w:tcPr/>
-          <w:p>
-            <w:pPr>
-              <w:pStyle w:val="Compact"/>
-            </w:pPr>
-            <w:r>
-              <w:t xml:space="preserve">200 (95% UI: 186–214)</w:t>
-            </w:r>
-          </w:p>
-        </w:tc>
-        <w:tc>
-          <w:tcPr/>
-          <w:p>
-            <w:pPr>
-              <w:pStyle w:val="Compact"/>
-            </w:pPr>
-            <w:r>
-              <w:t xml:space="preserve">373 (95% UI: 315–442)</w:t>
-            </w:r>
-          </w:p>
-        </w:tc>
-        <w:tc>
-          <w:tcPr/>
-          <w:p>
-            <w:pPr>
-              <w:pStyle w:val="Compact"/>
-            </w:pPr>
-            <w:r>
-              <w:t xml:space="preserve">S$22.5 million (95% UI: S$19.9 million–S$25.5 million)</w:t>
-            </w:r>
-          </w:p>
-        </w:tc>
-        <w:tc>
-          <w:tcPr/>
-          <w:p>
-            <w:pPr>
-              <w:pStyle w:val="Compact"/>
-            </w:pPr>
-            <w:r>
-              <w:t xml:space="preserve">S$4.9 million (95% UI: S$4.5 million–S$5.3 million)</w:t>
+              <w:t xml:space="preserve">803 (95% UI: 753–857)</w:t>
+            </w:r>
+          </w:p>
+        </w:tc>
+        <w:tc>
+          <w:tcPr/>
+          <w:p>
+            <w:pPr>
+              <w:pStyle w:val="Compact"/>
+            </w:pPr>
+            <w:r>
+              <w:t xml:space="preserve">238 (95% UI: 218–260)</w:t>
+            </w:r>
+          </w:p>
+        </w:tc>
+        <w:tc>
+          <w:tcPr/>
+          <w:p>
+            <w:pPr>
+              <w:pStyle w:val="Compact"/>
+            </w:pPr>
+            <w:r>
+              <w:t xml:space="preserve">463 (95% UI: 382–567)</w:t>
+            </w:r>
+          </w:p>
+        </w:tc>
+        <w:tc>
+          <w:tcPr/>
+          <w:p>
+            <w:pPr>
+              <w:pStyle w:val="Compact"/>
+            </w:pPr>
+            <w:r>
+              <w:t xml:space="preserve">S$27.5 million (95% UI: S$23.8 million–S$32.1 million)</w:t>
+            </w:r>
+          </w:p>
+        </w:tc>
+        <w:tc>
+          <w:tcPr/>
+          <w:p>
+            <w:pPr>
+              <w:pStyle w:val="Compact"/>
+            </w:pPr>
+            <w:r>
+              <w:t xml:space="preserve">S$3.7 million (95% UI: S$3.3 million–S$4.2 million)</w:t>
             </w:r>
           </w:p>
         </w:tc>
@@ -11753,51 +11655,51 @@
               <w:pStyle w:val="Compact"/>
             </w:pPr>
             <w:r>
-              <w:t xml:space="preserve">1,202 (95% UI: 1,132–1,282)</w:t>
-            </w:r>
-          </w:p>
-        </w:tc>
-        <w:tc>
-          <w:tcPr/>
-          <w:p>
-            <w:pPr>
-              <w:pStyle w:val="Compact"/>
-            </w:pPr>
-            <w:r>
-              <w:t xml:space="preserve">315 (95% UI: 293–338)</w:t>
-            </w:r>
-          </w:p>
-        </w:tc>
-        <w:tc>
-          <w:tcPr/>
-          <w:p>
-            <w:pPr>
-              <w:pStyle w:val="Compact"/>
-            </w:pPr>
-            <w:r>
-              <w:t xml:space="preserve">331 (95% UI: 279–394)</w:t>
-            </w:r>
-          </w:p>
-        </w:tc>
-        <w:tc>
-          <w:tcPr/>
-          <w:p>
-            <w:pPr>
-              <w:pStyle w:val="Compact"/>
-            </w:pPr>
-            <w:r>
-              <w:t xml:space="preserve">S$25.5 million (95% UI: S$22.9 million–S$28.6 million)</w:t>
-            </w:r>
-          </w:p>
-        </w:tc>
-        <w:tc>
-          <w:tcPr/>
-          <w:p>
-            <w:pPr>
-              <w:pStyle w:val="Compact"/>
-            </w:pPr>
-            <w:r>
-              <w:t xml:space="preserve">S$8.0 million (95% UI: S$7.3 million–S$8.6 million)</w:t>
+              <w:t xml:space="preserve">1,321 (95% UI: 1,238–1,409)</w:t>
+            </w:r>
+          </w:p>
+        </w:tc>
+        <w:tc>
+          <w:tcPr/>
+          <w:p>
+            <w:pPr>
+              <w:pStyle w:val="Compact"/>
+            </w:pPr>
+            <w:r>
+              <w:t xml:space="preserve">367 (95% UI: 336–400)</w:t>
+            </w:r>
+          </w:p>
+        </w:tc>
+        <w:tc>
+          <w:tcPr/>
+          <w:p>
+            <w:pPr>
+              <w:pStyle w:val="Compact"/>
+            </w:pPr>
+            <w:r>
+              <w:t xml:space="preserve">386 (95% UI: 315–477)</w:t>
+            </w:r>
+          </w:p>
+        </w:tc>
+        <w:tc>
+          <w:tcPr/>
+          <w:p>
+            <w:pPr>
+              <w:pStyle w:val="Compact"/>
+            </w:pPr>
+            <w:r>
+              <w:t xml:space="preserve">S$29.7 million (95% UI: S$26.2 million–S$34.2 million)</w:t>
+            </w:r>
+          </w:p>
+        </w:tc>
+        <w:tc>
+          <w:tcPr/>
+          <w:p>
+            <w:pPr>
+              <w:pStyle w:val="Compact"/>
+            </w:pPr>
+            <w:r>
+              <w:t xml:space="preserve">S$5.9 million (95% UI: S$5.2 million–S$6.7 million)</w:t>
             </w:r>
           </w:p>
         </w:tc>
@@ -11832,51 +11734,51 @@
               <w:pStyle w:val="Compact"/>
             </w:pPr>
             <w:r>
-              <w:t xml:space="preserve">2,379 (95% UI: 2,241–2,535)</w:t>
-            </w:r>
-          </w:p>
-        </w:tc>
-        <w:tc>
-          <w:tcPr/>
-          <w:p>
-            <w:pPr>
-              <w:pStyle w:val="Compact"/>
-            </w:pPr>
-            <w:r>
-              <w:t xml:space="preserve">557 (95% UI: 519–598)</w:t>
-            </w:r>
-          </w:p>
-        </w:tc>
-        <w:tc>
-          <w:tcPr/>
-          <w:p>
-            <w:pPr>
-              <w:pStyle w:val="Compact"/>
-            </w:pPr>
-            <w:r>
-              <w:t xml:space="preserve">258 (95% UI: 215–309)</w:t>
-            </w:r>
-          </w:p>
-        </w:tc>
-        <w:tc>
-          <w:tcPr/>
-          <w:p>
-            <w:pPr>
-              <w:pStyle w:val="Compact"/>
-            </w:pPr>
-            <w:r>
-              <w:t xml:space="preserve">S$32.6 million (95% UI: S$29.8 million–S$35.9 million)</w:t>
-            </w:r>
-          </w:p>
-        </w:tc>
-        <w:tc>
-          <w:tcPr/>
-          <w:p>
-            <w:pPr>
-              <w:pStyle w:val="Compact"/>
-            </w:pPr>
-            <w:r>
-              <w:t xml:space="preserve">S$15.0 million (95% UI: S$13.8 million–S$16.3 million)</w:t>
+              <w:t xml:space="preserve">2,570 (95% UI: 2,412–2,737)</w:t>
+            </w:r>
+          </w:p>
+        </w:tc>
+        <w:tc>
+          <w:tcPr/>
+          <w:p>
+            <w:pPr>
+              <w:pStyle w:val="Compact"/>
+            </w:pPr>
+            <w:r>
+              <w:t xml:space="preserve">620 (95% UI: 571–672)</w:t>
+            </w:r>
+          </w:p>
+        </w:tc>
+        <w:tc>
+          <w:tcPr/>
+          <w:p>
+            <w:pPr>
+              <w:pStyle w:val="Compact"/>
+            </w:pPr>
+            <w:r>
+              <w:t xml:space="preserve">255 (95% UI: 200–324)</w:t>
+            </w:r>
+          </w:p>
+        </w:tc>
+        <w:tc>
+          <w:tcPr/>
+          <w:p>
+            <w:pPr>
+              <w:pStyle w:val="Compact"/>
+            </w:pPr>
+            <w:r>
+              <w:t xml:space="preserve">S$35.1 million (95% UI: S$31.6 million–S$39.1 million)</w:t>
+            </w:r>
+          </w:p>
+        </w:tc>
+        <w:tc>
+          <w:tcPr/>
+          <w:p>
+            <w:pPr>
+              <w:pStyle w:val="Compact"/>
+            </w:pPr>
+            <w:r>
+              <w:t xml:space="preserve">S$11.2 million (95% UI: S$9.8 million–S$12.8 million)</w:t>
             </w:r>
           </w:p>
         </w:tc>
@@ -11900,62 +11802,62 @@
               <w:pStyle w:val="Compact"/>
             </w:pPr>
             <w:r>
-              <w:t xml:space="preserve">20,352 (95% UI: 19,752–21,029)</w:t>
-            </w:r>
-          </w:p>
-        </w:tc>
-        <w:tc>
-          <w:tcPr/>
-          <w:p>
-            <w:pPr>
-              <w:pStyle w:val="Compact"/>
-            </w:pPr>
-            <w:r>
-              <w:t xml:space="preserve">4,706 (95% UI: 4,402–5,034)</w:t>
-            </w:r>
-          </w:p>
-        </w:tc>
-        <w:tc>
-          <w:tcPr/>
-          <w:p>
-            <w:pPr>
-              <w:pStyle w:val="Compact"/>
-            </w:pPr>
-            <w:r>
-              <w:t xml:space="preserve">1,047 (95% UI: 975–1,128)</w:t>
-            </w:r>
-          </w:p>
-        </w:tc>
-        <w:tc>
-          <w:tcPr/>
-          <w:p>
-            <w:pPr>
-              <w:pStyle w:val="Compact"/>
-            </w:pPr>
-            <w:r>
-              <w:t xml:space="preserve">213 (95% UI: 180–253)</w:t>
-            </w:r>
-          </w:p>
-        </w:tc>
-        <w:tc>
-          <w:tcPr/>
-          <w:p>
-            <w:pPr>
-              <w:pStyle w:val="Compact"/>
-            </w:pPr>
-            <w:r>
-              <w:t xml:space="preserve">S$50.9 million (95% UI: S$47.2 million–S$55.2 million)</w:t>
-            </w:r>
-          </w:p>
-        </w:tc>
-        <w:tc>
-          <w:tcPr/>
-          <w:p>
-            <w:pPr>
-              <w:pStyle w:val="Compact"/>
-            </w:pPr>
-            <w:r>
-              <w:t xml:space="preserve">S$33.3 million (95% UI: S$30.8 million–S$36.0 million)</w:t>
+              <w:t xml:space="preserve">19,975 (95% UI: 19,409–20,549)</w:t>
+            </w:r>
+          </w:p>
+        </w:tc>
+        <w:tc>
+          <w:tcPr/>
+          <w:p>
+            <w:pPr>
+              <w:pStyle w:val="Compact"/>
+            </w:pPr>
+            <w:r>
+              <w:t xml:space="preserve">4,872 (95% UI: 4,548–5,206)</w:t>
+            </w:r>
+          </w:p>
+        </w:tc>
+        <w:tc>
+          <w:tcPr/>
+          <w:p>
+            <w:pPr>
+              <w:pStyle w:val="Compact"/>
+            </w:pPr>
+            <w:r>
+              <w:t xml:space="preserve">1,115 (95% UI: 1,027–1,205)</w:t>
+            </w:r>
+          </w:p>
+        </w:tc>
+        <w:tc>
+          <w:tcPr/>
+          <w:p>
+            <w:pPr>
+              <w:pStyle w:val="Compact"/>
+            </w:pPr>
+            <w:r>
+              <w:t xml:space="preserve">192 (95% UI: 150–244)</w:t>
+            </w:r>
+          </w:p>
+        </w:tc>
+        <w:tc>
+          <w:tcPr/>
+          <w:p>
+            <w:pPr>
+              <w:pStyle w:val="Compact"/>
+            </w:pPr>
+            <w:r>
+              <w:t xml:space="preserve">S$52.9 million (95% UI: S$48.8 million–S$57.5 million)</w:t>
+            </w:r>
+          </w:p>
+        </w:tc>
+        <w:tc>
+          <w:tcPr/>
+          <w:p>
+            <w:pPr>
+              <w:pStyle w:val="Compact"/>
+            </w:pPr>
+            <w:r>
+              <w:t xml:space="preserve">S$29.0 million (95% UI: S$26.4 million–S$32.0 million)</w:t>
             </w:r>
           </w:p>
         </w:tc>
@@ -11979,62 +11881,62 @@
               <w:pStyle w:val="Compact"/>
             </w:pPr>
             <w:r>
-              <w:t xml:space="preserve">27,852 (95% UI: 27,252–28,529)</w:t>
-            </w:r>
-          </w:p>
-        </w:tc>
-        <w:tc>
-          <w:tcPr/>
-          <w:p>
-            <w:pPr>
-              <w:pStyle w:val="Compact"/>
-            </w:pPr>
-            <w:r>
-              <w:t xml:space="preserve">6,321 (95% UI: 5,935–6,749)</w:t>
-            </w:r>
-          </w:p>
-        </w:tc>
-        <w:tc>
-          <w:tcPr/>
-          <w:p>
-            <w:pPr>
-              <w:pStyle w:val="Compact"/>
-            </w:pPr>
-            <w:r>
-              <w:t xml:space="preserve">1,361 (95% UI: 1,261–1,476)</w:t>
-            </w:r>
-          </w:p>
-        </w:tc>
-        <w:tc>
-          <w:tcPr/>
-          <w:p>
-            <w:pPr>
-              <w:pStyle w:val="Compact"/>
-            </w:pPr>
-            <w:r>
-              <w:t xml:space="preserve">213 (95% UI: 180–253)</w:t>
-            </w:r>
-          </w:p>
-        </w:tc>
-        <w:tc>
-          <w:tcPr/>
-          <w:p>
-            <w:pPr>
-              <w:pStyle w:val="Compact"/>
-            </w:pPr>
-            <w:r>
-              <w:t xml:space="preserve">S$64.0 million (95% UI: S$59.1 million–S$69.5 million)</w:t>
-            </w:r>
-          </w:p>
-        </w:tc>
-        <w:tc>
-          <w:tcPr/>
-          <w:p>
-            <w:pPr>
-              <w:pStyle w:val="Compact"/>
-            </w:pPr>
-            <w:r>
-              <w:t xml:space="preserve">S$46.4 million (95% UI: S$42.6 million–S$50.5 million)</w:t>
+              <w:t xml:space="preserve">27,475 (95% UI: 26,909–28,049)</w:t>
+            </w:r>
+          </w:p>
+        </w:tc>
+        <w:tc>
+          <w:tcPr/>
+          <w:p>
+            <w:pPr>
+              <w:pStyle w:val="Compact"/>
+            </w:pPr>
+            <w:r>
+              <w:t xml:space="preserve">6,510 (95% UI: 6,094–6,940)</w:t>
+            </w:r>
+          </w:p>
+        </w:tc>
+        <w:tc>
+          <w:tcPr/>
+          <w:p>
+            <w:pPr>
+              <w:pStyle w:val="Compact"/>
+            </w:pPr>
+            <w:r>
+              <w:t xml:space="preserve">1,438 (95% UI: 1,319–1,557)</w:t>
+            </w:r>
+          </w:p>
+        </w:tc>
+        <w:tc>
+          <w:tcPr/>
+          <w:p>
+            <w:pPr>
+              <w:pStyle w:val="Compact"/>
+            </w:pPr>
+            <w:r>
+              <w:t xml:space="preserve">192 (95% UI: 150–244)</w:t>
+            </w:r>
+          </w:p>
+        </w:tc>
+        <w:tc>
+          <w:tcPr/>
+          <w:p>
+            <w:pPr>
+              <w:pStyle w:val="Compact"/>
+            </w:pPr>
+            <w:r>
+              <w:t xml:space="preserve">S$66.4 million (95% UI: S$61.1 million–S$71.8 million)</w:t>
+            </w:r>
+          </w:p>
+        </w:tc>
+        <w:tc>
+          <w:tcPr/>
+          <w:p>
+            <w:pPr>
+              <w:pStyle w:val="Compact"/>
+            </w:pPr>
+            <w:r>
+              <w:t xml:space="preserve">S$42.4 million (95% UI: S$38.7 million–S$46.4 million)</w:t>
             </w:r>
           </w:p>
         </w:tc>
@@ -12069,52 +11971,93 @@
               <w:pStyle w:val="Compact"/>
             </w:pPr>
             <w:r>
-              <w:t xml:space="preserve">761 (95% UI: 714–812)</w:t>
-            </w:r>
-          </w:p>
-        </w:tc>
-        <w:tc>
-          <w:tcPr/>
-          <w:p>
-            <w:pPr>
-              <w:pStyle w:val="Compact"/>
-            </w:pPr>
-            <w:r>
-              <w:t xml:space="preserve">153 (95% UI: 141–167)</w:t>
-            </w:r>
-          </w:p>
-        </w:tc>
-        <w:tc>
-          <w:tcPr/>
-          <w:p>
-            <w:pPr>
-              <w:pStyle w:val="Compact"/>
-            </w:pPr>
-            <w:r>
-              <w:t xml:space="preserve">341 (95% UI: 288–405)</w:t>
-            </w:r>
-          </w:p>
-        </w:tc>
-        <w:tc>
-          <w:tcPr/>
-          <w:p>
-            <w:pPr>
-              <w:pStyle w:val="Compact"/>
-            </w:pPr>
-            <w:r>
-              <w:t xml:space="preserve">S$19.5 million (95% UI: S$17.0 million–S$22.5 million)</w:t>
-            </w:r>
-          </w:p>
-        </w:tc>
-        <w:tc>
-          <w:tcPr/>
-          <w:p>
-            <w:pPr>
-              <w:pStyle w:val="Compact"/>
-            </w:pPr>
-            <w:r>
-              <w:t xml:space="preserve">S$1.9 million (95% UI: S$1.7 million–S$2.2 million)</w:t>
-            </w:r>
+              <w:t xml:space="preserve">866 (95% UI: 809–928)</w:t>
+            </w:r>
+          </w:p>
+        </w:tc>
+        <w:tc>
+          <w:tcPr/>
+          <w:p>
+            <w:pPr>
+              <w:pStyle w:val="Compact"/>
+            </w:pPr>
+            <w:r>
+              <w:t xml:space="preserve">197 (95% UI: 177–222)</w:t>
+            </w:r>
+          </w:p>
+        </w:tc>
+        <w:tc>
+          <w:tcPr/>
+          <w:p>
+            <w:pPr>
+              <w:pStyle w:val="Compact"/>
+            </w:pPr>
+            <w:r>
+              <w:t xml:space="preserve">403 (95% UI: 331–498)</w:t>
+            </w:r>
+          </w:p>
+        </w:tc>
+        <w:tc>
+          <w:tcPr/>
+          <w:p>
+            <w:pPr>
+              <w:pStyle w:val="Compact"/>
+            </w:pPr>
+            <w:r>
+              <w:t xml:space="preserve">S$23.7 million (95% UI: S$20.2 million–S</w:t>
+            </w:r>
+            <m:oMath>
+              <m:r>
+                <m:t>28.1</m:t>
+              </m:r>
+              <m:r>
+                <m:t>m</m:t>
+              </m:r>
+              <m:r>
+                <m:t>i</m:t>
+              </m:r>
+              <m:r>
+                <m:t>l</m:t>
+              </m:r>
+              <m:r>
+                <m:t>l</m:t>
+              </m:r>
+              <m:r>
+                <m:t>i</m:t>
+              </m:r>
+              <m:r>
+                <m:t>o</m:t>
+              </m:r>
+              <m:r>
+                <m:t>n</m:t>
+              </m:r>
+              <m:r>
+                <m:rPr>
+                  <m:sty m:val="p"/>
+                </m:rPr>
+                <m:t>)</m:t>
+              </m:r>
+              <m:r>
+                <m:rPr>
+                  <m:sty m:val="p"/>
+                </m:rPr>
+                <m:t>|</m:t>
+              </m:r>
+              <m:r>
+                <m:t>S</m:t>
+              </m:r>
+            </m:oMath>
+            <w:r>
+              <w:t xml:space="preserve">-0.1 million (95% UI: S$-0.5 million–S$0.4 million)</w:t>
+            </w:r>
+          </w:p>
+        </w:tc>
+        <w:tc>
+          <w:tcPr/>
+          <w:p>
+            <w:pPr>
+              <w:pStyle w:val="Compact"/>
+            </w:pPr>
           </w:p>
         </w:tc>
       </w:tr>
@@ -12148,52 +12091,93 @@
               <w:pStyle w:val="Compact"/>
             </w:pPr>
             <w:r>
-              <w:t xml:space="preserve">1,255 (95% UI: 1,180–1,339)</w:t>
-            </w:r>
-          </w:p>
-        </w:tc>
-        <w:tc>
-          <w:tcPr/>
-          <w:p>
-            <w:pPr>
-              <w:pStyle w:val="Compact"/>
-            </w:pPr>
-            <w:r>
-              <w:t xml:space="preserve">230 (95% UI: 213–251)</w:t>
-            </w:r>
-          </w:p>
-        </w:tc>
-        <w:tc>
-          <w:tcPr/>
-          <w:p>
-            <w:pPr>
-              <w:pStyle w:val="Compact"/>
-            </w:pPr>
-            <w:r>
-              <w:t xml:space="preserve">290 (95% UI: 243–346)</w:t>
-            </w:r>
-          </w:p>
-        </w:tc>
-        <w:tc>
-          <w:tcPr/>
-          <w:p>
-            <w:pPr>
-              <w:pStyle w:val="Compact"/>
-            </w:pPr>
-            <w:r>
-              <w:t xml:space="preserve">S$20.8 million (95% UI: S$18.3 million–S$23.6 million)</w:t>
-            </w:r>
-          </w:p>
-        </w:tc>
-        <w:tc>
-          <w:tcPr/>
-          <w:p>
-            <w:pPr>
-              <w:pStyle w:val="Compact"/>
-            </w:pPr>
-            <w:r>
-              <w:t xml:space="preserve">S$3.2 million (95% UI: S$2.7 million–S$3.6 million)</w:t>
-            </w:r>
+              <w:t xml:space="preserve">1,408 (95% UI: 1,318–1,505)</w:t>
+            </w:r>
+          </w:p>
+        </w:tc>
+        <w:tc>
+          <w:tcPr/>
+          <w:p>
+            <w:pPr>
+              <w:pStyle w:val="Compact"/>
+            </w:pPr>
+            <w:r>
+              <w:t xml:space="preserve">283 (95% UI: 255–317)</w:t>
+            </w:r>
+          </w:p>
+        </w:tc>
+        <w:tc>
+          <w:tcPr/>
+          <w:p>
+            <w:pPr>
+              <w:pStyle w:val="Compact"/>
+            </w:pPr>
+            <w:r>
+              <w:t xml:space="preserve">310 (95% UI: 249–390)</w:t>
+            </w:r>
+          </w:p>
+        </w:tc>
+        <w:tc>
+          <w:tcPr/>
+          <w:p>
+            <w:pPr>
+              <w:pStyle w:val="Compact"/>
+            </w:pPr>
+            <w:r>
+              <w:t xml:space="preserve">S$23.7 million (95% UI: S$20.5 million–S</w:t>
+            </w:r>
+            <m:oMath>
+              <m:r>
+                <m:t>27.8</m:t>
+              </m:r>
+              <m:r>
+                <m:t>m</m:t>
+              </m:r>
+              <m:r>
+                <m:t>i</m:t>
+              </m:r>
+              <m:r>
+                <m:t>l</m:t>
+              </m:r>
+              <m:r>
+                <m:t>l</m:t>
+              </m:r>
+              <m:r>
+                <m:t>i</m:t>
+              </m:r>
+              <m:r>
+                <m:t>o</m:t>
+              </m:r>
+              <m:r>
+                <m:t>n</m:t>
+              </m:r>
+              <m:r>
+                <m:rPr>
+                  <m:sty m:val="p"/>
+                </m:rPr>
+                <m:t>)</m:t>
+              </m:r>
+              <m:r>
+                <m:rPr>
+                  <m:sty m:val="p"/>
+                </m:rPr>
+                <m:t>|</m:t>
+              </m:r>
+              <m:r>
+                <m:t>S</m:t>
+              </m:r>
+            </m:oMath>
+            <w:r>
+              <w:t xml:space="preserve">-0.1 million (95% UI: S$-0.9 million–S$0.8 million)</w:t>
+            </w:r>
+          </w:p>
+        </w:tc>
+        <w:tc>
+          <w:tcPr/>
+          <w:p>
+            <w:pPr>
+              <w:pStyle w:val="Compact"/>
+            </w:pPr>
           </w:p>
         </w:tc>
       </w:tr>
@@ -12216,62 +12200,100 @@
               <w:pStyle w:val="Compact"/>
             </w:pPr>
             <w:r>
-              <w:t xml:space="preserve">10,000 (95% UI: 9,752–10,000)</w:t>
-            </w:r>
-          </w:p>
-        </w:tc>
-        <w:tc>
-          <w:tcPr/>
-          <w:p>
-            <w:pPr>
-              <w:pStyle w:val="Compact"/>
-            </w:pPr>
-            <w:r>
-              <w:t xml:space="preserve">2,463 (95% UI: 2,316–2,626)</w:t>
-            </w:r>
-          </w:p>
-        </w:tc>
-        <w:tc>
-          <w:tcPr/>
-          <w:p>
-            <w:pPr>
-              <w:pStyle w:val="Compact"/>
-            </w:pPr>
-            <w:r>
-              <w:t xml:space="preserve">376 (95% UI: 349–408)</w:t>
-            </w:r>
-          </w:p>
-        </w:tc>
-        <w:tc>
-          <w:tcPr/>
-          <w:p>
-            <w:pPr>
-              <w:pStyle w:val="Compact"/>
-            </w:pPr>
-            <w:r>
-              <w:t xml:space="preserve">217 (95% UI: 182–260)</w:t>
-            </w:r>
-          </w:p>
-        </w:tc>
-        <w:tc>
-          <w:tcPr/>
-          <w:p>
-            <w:pPr>
-              <w:pStyle w:val="Compact"/>
-            </w:pPr>
-            <w:r>
-              <w:t xml:space="preserve">S$24.2 million (95% UI: S$21.8 million–S$26.9 million)</w:t>
-            </w:r>
-          </w:p>
-        </w:tc>
-        <w:tc>
-          <w:tcPr/>
-          <w:p>
-            <w:pPr>
-              <w:pStyle w:val="Compact"/>
-            </w:pPr>
-            <w:r>
-              <w:t xml:space="preserve">S$6.6 million (95% UI: S$5.7 million–S$7.3 million)</w:t>
+              <w:t xml:space="preserve">9,956 (95% UI: 9,409–10,000)</w:t>
+            </w:r>
+          </w:p>
+        </w:tc>
+        <w:tc>
+          <w:tcPr/>
+          <w:p>
+            <w:pPr>
+              <w:pStyle w:val="Compact"/>
+            </w:pPr>
+            <w:r>
+              <w:t xml:space="preserve">2,670 (95% UI: 2,478–2,856)</w:t>
+            </w:r>
+          </w:p>
+        </w:tc>
+        <w:tc>
+          <w:tcPr/>
+          <w:p>
+            <w:pPr>
+              <w:pStyle w:val="Compact"/>
+            </w:pPr>
+            <w:r>
+              <w:t xml:space="preserve">424 (95% UI: 387–466)</w:t>
+            </w:r>
+          </w:p>
+        </w:tc>
+        <w:tc>
+          <w:tcPr/>
+          <w:p>
+            <w:pPr>
+              <w:pStyle w:val="Compact"/>
+            </w:pPr>
+            <w:r>
+              <w:t xml:space="preserve">193 (95% UI: 150–246)</w:t>
+            </w:r>
+          </w:p>
+        </w:tc>
+        <w:tc>
+          <w:tcPr/>
+          <w:p>
+            <w:pPr>
+              <w:pStyle w:val="Compact"/>
+            </w:pPr>
+            <w:r>
+              <w:t xml:space="preserve">S$25.2 million (95% UI: S$22.5 million–S$28.5 million)</w:t>
+            </w:r>
+          </w:p>
+        </w:tc>
+        <w:tc>
+          <w:tcPr/>
+          <w:p>
+            <w:pPr>
+              <w:pStyle w:val="Compact"/>
+            </w:pPr>
+            <w:r>
+              <w:t xml:space="preserve">S</w:t>
+            </w:r>
+            <m:oMath>
+              <m:r>
+                <m:t>1.4</m:t>
+              </m:r>
+              <m:r>
+                <m:t>m</m:t>
+              </m:r>
+              <m:r>
+                <m:t>i</m:t>
+              </m:r>
+              <m:r>
+                <m:t>l</m:t>
+              </m:r>
+              <m:r>
+                <m:t>l</m:t>
+              </m:r>
+              <m:r>
+                <m:t>i</m:t>
+              </m:r>
+              <m:r>
+                <m:t>o</m:t>
+              </m:r>
+              <m:r>
+                <m:t>n</m:t>
+              </m:r>
+              <m:r>
+                <m:rPr>
+                  <m:sty m:val="p"/>
+                </m:rPr>
+                <m:t>(</m:t>
+              </m:r>
+              <m:r>
+                <m:t>95</m:t>
+              </m:r>
+            </m:oMath>
+            <w:r>
+              <w:t xml:space="preserve">-0.3 million–S$2.9 million)</w:t>
             </w:r>
           </w:p>
         </w:tc>
@@ -12295,62 +12317,62 @@
               <w:pStyle w:val="Compact"/>
             </w:pPr>
             <w:r>
-              <w:t xml:space="preserve">14,102 (95% UI: 13,502–14,779)</w:t>
-            </w:r>
-          </w:p>
-        </w:tc>
-        <w:tc>
-          <w:tcPr/>
-          <w:p>
-            <w:pPr>
-              <w:pStyle w:val="Compact"/>
-            </w:pPr>
-            <w:r>
-              <w:t xml:space="preserve">3,360 (95% UI: 3,129–3,627)</w:t>
-            </w:r>
-          </w:p>
-        </w:tc>
-        <w:tc>
-          <w:tcPr/>
-          <w:p>
-            <w:pPr>
-              <w:pStyle w:val="Compact"/>
-            </w:pPr>
-            <w:r>
-              <w:t xml:space="preserve">670 (95% UI: 622–720)</w:t>
-            </w:r>
-          </w:p>
-        </w:tc>
-        <w:tc>
-          <w:tcPr/>
-          <w:p>
-            <w:pPr>
-              <w:pStyle w:val="Compact"/>
-            </w:pPr>
-            <w:r>
-              <w:t xml:space="preserve">213 (95% UI: 180–253)</w:t>
-            </w:r>
-          </w:p>
-        </w:tc>
-        <w:tc>
-          <w:tcPr/>
-          <w:p>
-            <w:pPr>
-              <w:pStyle w:val="Compact"/>
-            </w:pPr>
-            <w:r>
-              <w:t xml:space="preserve">S$35.7 million (95% UI: S$32.8 million–S$39.0 million)</w:t>
-            </w:r>
-          </w:p>
-        </w:tc>
-        <w:tc>
-          <w:tcPr/>
-          <w:p>
-            <w:pPr>
-              <w:pStyle w:val="Compact"/>
-            </w:pPr>
-            <w:r>
-              <w:t xml:space="preserve">S$18.1 million (95% UI: S$16.6 million–S$19.6 million)</w:t>
+              <w:t xml:space="preserve">13,725 (95% UI: 13,159–14,299)</w:t>
+            </w:r>
+          </w:p>
+        </w:tc>
+        <w:tc>
+          <w:tcPr/>
+          <w:p>
+            <w:pPr>
+              <w:pStyle w:val="Compact"/>
+            </w:pPr>
+            <w:r>
+              <w:t xml:space="preserve">3,512 (95% UI: 3,256–3,766)</w:t>
+            </w:r>
+          </w:p>
+        </w:tc>
+        <w:tc>
+          <w:tcPr/>
+          <w:p>
+            <w:pPr>
+              <w:pStyle w:val="Compact"/>
+            </w:pPr>
+            <w:r>
+              <w:t xml:space="preserve">725 (95% UI: 667–784)</w:t>
+            </w:r>
+          </w:p>
+        </w:tc>
+        <w:tc>
+          <w:tcPr/>
+          <w:p>
+            <w:pPr>
+              <w:pStyle w:val="Compact"/>
+            </w:pPr>
+            <w:r>
+              <w:t xml:space="preserve">192 (95% UI: 150–244)</w:t>
+            </w:r>
+          </w:p>
+        </w:tc>
+        <w:tc>
+          <w:tcPr/>
+          <w:p>
+            <w:pPr>
+              <w:pStyle w:val="Compact"/>
+            </w:pPr>
+            <w:r>
+              <w:t xml:space="preserve">S$37.2 million (95% UI: S$34.0 million–S$40.8 million)</w:t>
+            </w:r>
+          </w:p>
+        </w:tc>
+        <w:tc>
+          <w:tcPr/>
+          <w:p>
+            <w:pPr>
+              <w:pStyle w:val="Compact"/>
+            </w:pPr>
+            <w:r>
+              <w:t xml:space="preserve">S$13.3 million (95% UI: S$11.4 million–S$15.3 million)</w:t>
             </w:r>
           </w:p>
         </w:tc>
@@ -12374,62 +12396,62 @@
               <w:pStyle w:val="Compact"/>
             </w:pPr>
             <w:r>
-              <w:t xml:space="preserve">17,852 (95% UI: 17,252–18,529)</w:t>
-            </w:r>
-          </w:p>
-        </w:tc>
-        <w:tc>
-          <w:tcPr/>
-          <w:p>
-            <w:pPr>
-              <w:pStyle w:val="Compact"/>
-            </w:pPr>
-            <w:r>
-              <w:t xml:space="preserve">4,168 (95% UI: 3,895–4,471)</w:t>
-            </w:r>
-          </w:p>
-        </w:tc>
-        <w:tc>
-          <w:tcPr/>
-          <w:p>
-            <w:pPr>
-              <w:pStyle w:val="Compact"/>
-            </w:pPr>
-            <w:r>
-              <w:t xml:space="preserve">910 (95% UI: 848–978)</w:t>
-            </w:r>
-          </w:p>
-        </w:tc>
-        <w:tc>
-          <w:tcPr/>
-          <w:p>
-            <w:pPr>
-              <w:pStyle w:val="Compact"/>
-            </w:pPr>
-            <w:r>
-              <w:t xml:space="preserve">213 (95% UI: 180–253)</w:t>
-            </w:r>
-          </w:p>
-        </w:tc>
-        <w:tc>
-          <w:tcPr/>
-          <w:p>
-            <w:pPr>
-              <w:pStyle w:val="Compact"/>
-            </w:pPr>
-            <w:r>
-              <w:t xml:space="preserve">S$45.4 million (95% UI: S$42.0 million–S$49.2 million)</w:t>
-            </w:r>
-          </w:p>
-        </w:tc>
-        <w:tc>
-          <w:tcPr/>
-          <w:p>
-            <w:pPr>
-              <w:pStyle w:val="Compact"/>
-            </w:pPr>
-            <w:r>
-              <w:t xml:space="preserve">S$27.8 million (95% UI: S$25.6 million–S$30.0 million)</w:t>
+              <w:t xml:space="preserve">17,475 (95% UI: 16,909–18,049)</w:t>
+            </w:r>
+          </w:p>
+        </w:tc>
+        <w:tc>
+          <w:tcPr/>
+          <w:p>
+            <w:pPr>
+              <w:pStyle w:val="Compact"/>
+            </w:pPr>
+            <w:r>
+              <w:t xml:space="preserve">4,328 (95% UI: 4,039–4,630)</w:t>
+            </w:r>
+          </w:p>
+        </w:tc>
+        <w:tc>
+          <w:tcPr/>
+          <w:p>
+            <w:pPr>
+              <w:pStyle w:val="Compact"/>
+            </w:pPr>
+            <w:r>
+              <w:t xml:space="preserve">974 (95% UI: 897–1,052)</w:t>
+            </w:r>
+          </w:p>
+        </w:tc>
+        <w:tc>
+          <w:tcPr/>
+          <w:p>
+            <w:pPr>
+              <w:pStyle w:val="Compact"/>
+            </w:pPr>
+            <w:r>
+              <w:t xml:space="preserve">192 (95% UI: 150–244)</w:t>
+            </w:r>
+          </w:p>
+        </w:tc>
+        <w:tc>
+          <w:tcPr/>
+          <w:p>
+            <w:pPr>
+              <w:pStyle w:val="Compact"/>
+            </w:pPr>
+            <w:r>
+              <w:t xml:space="preserve">S$47.2 million (95% UI: S$43.5 million–S$51.4 million)</w:t>
+            </w:r>
+          </w:p>
+        </w:tc>
+        <w:tc>
+          <w:tcPr/>
+          <w:p>
+            <w:pPr>
+              <w:pStyle w:val="Compact"/>
+            </w:pPr>
+            <w:r>
+              <w:t xml:space="preserve">S$23.3 million (95% UI: S$21.0 million–S$25.9 million)</w:t>
             </w:r>
           </w:p>
         </w:tc>
@@ -12453,62 +12475,62 @@
               <w:pStyle w:val="Compact"/>
             </w:pPr>
             <w:r>
-              <w:t xml:space="preserve">82,216 (95% UI: 74,708–91,273)</w:t>
-            </w:r>
-          </w:p>
-        </w:tc>
-        <w:tc>
-          <w:tcPr/>
-          <w:p>
-            <w:pPr>
-              <w:pStyle w:val="Compact"/>
-            </w:pPr>
-            <w:r>
-              <w:t xml:space="preserve">18,060 (95% UI: 16,393–20,199)</w:t>
-            </w:r>
-          </w:p>
-        </w:tc>
-        <w:tc>
-          <w:tcPr/>
-          <w:p>
-            <w:pPr>
-              <w:pStyle w:val="Compact"/>
-            </w:pPr>
-            <w:r>
-              <w:t xml:space="preserve">1,899 (95% UI: 1,710–2,138)</w:t>
-            </w:r>
-          </w:p>
-        </w:tc>
-        <w:tc>
-          <w:tcPr/>
-          <w:p>
-            <w:pPr>
-              <w:pStyle w:val="Compact"/>
-            </w:pPr>
-            <w:r>
-              <w:t xml:space="preserve">213 (95% UI: 180–253)</w:t>
-            </w:r>
-          </w:p>
-        </w:tc>
-        <w:tc>
-          <w:tcPr/>
-          <w:p>
-            <w:pPr>
-              <w:pStyle w:val="Compact"/>
-            </w:pPr>
-            <w:r>
-              <w:t xml:space="preserve">S$92.2 million (95% UI: S$83.4 million–S$103.1 million)</w:t>
-            </w:r>
-          </w:p>
-        </w:tc>
-        <w:tc>
-          <w:tcPr/>
-          <w:p>
-            <w:pPr>
-              <w:pStyle w:val="Compact"/>
-            </w:pPr>
-            <w:r>
-              <w:t xml:space="preserve">S$74.6 million (95% UI: S$66.4 million–S$84.3 million)</w:t>
+              <w:t xml:space="preserve">81,671 (95% UI: 73,733–89,983)</w:t>
+            </w:r>
+          </w:p>
+        </w:tc>
+        <w:tc>
+          <w:tcPr/>
+          <w:p>
+            <w:pPr>
+              <w:pStyle w:val="Compact"/>
+            </w:pPr>
+            <w:r>
+              <w:t xml:space="preserve">18,351 (95% UI: 16,485–20,377)</w:t>
+            </w:r>
+          </w:p>
+        </w:tc>
+        <w:tc>
+          <w:tcPr/>
+          <w:p>
+            <w:pPr>
+              <w:pStyle w:val="Compact"/>
+            </w:pPr>
+            <w:r>
+              <w:t xml:space="preserve">1,990 (95% UI: 1,772–2,225)</w:t>
+            </w:r>
+          </w:p>
+        </w:tc>
+        <w:tc>
+          <w:tcPr/>
+          <w:p>
+            <w:pPr>
+              <w:pStyle w:val="Compact"/>
+            </w:pPr>
+            <w:r>
+              <w:t xml:space="preserve">192 (95% UI: 150–244)</w:t>
+            </w:r>
+          </w:p>
+        </w:tc>
+        <w:tc>
+          <w:tcPr/>
+          <w:p>
+            <w:pPr>
+              <w:pStyle w:val="Compact"/>
+            </w:pPr>
+            <w:r>
+              <w:t xml:space="preserve">S$95.2 million (95% UI: S$85.4 million–S$105.7 million)</w:t>
+            </w:r>
+          </w:p>
+        </w:tc>
+        <w:tc>
+          <w:tcPr/>
+          <w:p>
+            <w:pPr>
+              <w:pStyle w:val="Compact"/>
+            </w:pPr>
+            <w:r>
+              <w:t xml:space="preserve">S$71.2 million (95% UI: S$62.5 million–S$80.8 million)</w:t>
             </w:r>
           </w:p>
         </w:tc>
@@ -12853,29 +12875,29 @@
               <w:pStyle w:val="Compact"/>
             </w:pPr>
             <w:r>
-              <w:t xml:space="preserve">S$8.8 (95% UI: S$7.5–S$10.3)</w:t>
-            </w:r>
-          </w:p>
-        </w:tc>
-        <w:tc>
-          <w:tcPr/>
-          <w:p>
-            <w:pPr>
-              <w:pStyle w:val="Compact"/>
-            </w:pPr>
-            <w:r>
-              <w:t xml:space="preserve">S$17.6 (95% UI: S$15.0–S$20.7)</w:t>
-            </w:r>
-          </w:p>
-        </w:tc>
-        <w:tc>
-          <w:tcPr/>
-          <w:p>
-            <w:pPr>
-              <w:pStyle w:val="Compact"/>
-            </w:pPr>
-            <w:r>
-              <w:t xml:space="preserve">S$26.4 (95% UI: S$22.5–S$31.0)</w:t>
+              <w:t xml:space="preserve">S$11.9 (95% UI: S$10.0–S$14.2)</w:t>
+            </w:r>
+          </w:p>
+        </w:tc>
+        <w:tc>
+          <w:tcPr/>
+          <w:p>
+            <w:pPr>
+              <w:pStyle w:val="Compact"/>
+            </w:pPr>
+            <w:r>
+              <w:t xml:space="preserve">S$23.8 (95% UI: S$20.0–S$28.5)</w:t>
+            </w:r>
+          </w:p>
+        </w:tc>
+        <w:tc>
+          <w:tcPr/>
+          <w:p>
+            <w:pPr>
+              <w:pStyle w:val="Compact"/>
+            </w:pPr>
+            <w:r>
+              <w:t xml:space="preserve">S$35.6 (95% UI: S$30.0–S$42.7)</w:t>
             </w:r>
           </w:p>
         </w:tc>
@@ -12899,29 +12921,29 @@
               <w:pStyle w:val="Compact"/>
             </w:pPr>
             <w:r>
-              <w:t xml:space="preserve">S$12.7 (95% UI: S$11.3–S$14.3)</w:t>
-            </w:r>
-          </w:p>
-        </w:tc>
-        <w:tc>
-          <w:tcPr/>
-          <w:p>
-            <w:pPr>
-              <w:pStyle w:val="Compact"/>
-            </w:pPr>
-            <w:r>
-              <w:t xml:space="preserve">S$25.4 (95% UI: S$22.7–S$28.6)</w:t>
-            </w:r>
-          </w:p>
-        </w:tc>
-        <w:tc>
-          <w:tcPr/>
-          <w:p>
-            <w:pPr>
-              <w:pStyle w:val="Compact"/>
-            </w:pPr>
-            <w:r>
-              <w:t xml:space="preserve">S$38.1 (95% UI: S$34.0–S$42.8)</w:t>
+              <w:t xml:space="preserve">S$15.6 (95% UI: S$13.7–S$18.0)</w:t>
+            </w:r>
+          </w:p>
+        </w:tc>
+        <w:tc>
+          <w:tcPr/>
+          <w:p>
+            <w:pPr>
+              <w:pStyle w:val="Compact"/>
+            </w:pPr>
+            <w:r>
+              <w:t xml:space="preserve">S$31.1 (95% UI: S$27.4–S$35.9)</w:t>
+            </w:r>
+          </w:p>
+        </w:tc>
+        <w:tc>
+          <w:tcPr/>
+          <w:p>
+            <w:pPr>
+              <w:pStyle w:val="Compact"/>
+            </w:pPr>
+            <w:r>
+              <w:t xml:space="preserve">S$46.7 (95% UI: S$41.0–S$53.9)</w:t>
             </w:r>
           </w:p>
         </w:tc>
@@ -12945,29 +12967,29 @@
               <w:pStyle w:val="Compact"/>
             </w:pPr>
             <w:r>
-              <w:t xml:space="preserve">S$15.1 (95% UI: S$13.6–S$16.7)</w:t>
-            </w:r>
-          </w:p>
-        </w:tc>
-        <w:tc>
-          <w:tcPr/>
-          <w:p>
-            <w:pPr>
-              <w:pStyle w:val="Compact"/>
-            </w:pPr>
-            <w:r>
-              <w:t xml:space="preserve">S$30.1 (95% UI: S$27.3–S$33.4)</w:t>
-            </w:r>
-          </w:p>
-        </w:tc>
-        <w:tc>
-          <w:tcPr/>
-          <w:p>
-            <w:pPr>
-              <w:pStyle w:val="Compact"/>
-            </w:pPr>
-            <w:r>
-              <w:t xml:space="preserve">S$45.2 (95% UI: S$40.9–S$50.1)</w:t>
+              <w:t xml:space="preserve">S$17.8 (95% UI: S$15.9–S$20.2)</w:t>
+            </w:r>
+          </w:p>
+        </w:tc>
+        <w:tc>
+          <w:tcPr/>
+          <w:p>
+            <w:pPr>
+              <w:pStyle w:val="Compact"/>
+            </w:pPr>
+            <w:r>
+              <w:t xml:space="preserve">S$35.6 (95% UI: S$31.7–S$40.5)</w:t>
+            </w:r>
+          </w:p>
+        </w:tc>
+        <w:tc>
+          <w:tcPr/>
+          <w:p>
+            <w:pPr>
+              <w:pStyle w:val="Compact"/>
+            </w:pPr>
+            <w:r>
+              <w:t xml:space="preserve">S$53.4 (95% UI: S$47.6–S$60.7)</w:t>
             </w:r>
           </w:p>
         </w:tc>
@@ -12991,29 +13013,29 @@
               <w:pStyle w:val="Compact"/>
             </w:pPr>
             <w:r>
-              <w:t xml:space="preserve">S$20.3 (95% UI: S$18.7–S$22.2)</w:t>
-            </w:r>
-          </w:p>
-        </w:tc>
-        <w:tc>
-          <w:tcPr/>
-          <w:p>
-            <w:pPr>
-              <w:pStyle w:val="Compact"/>
-            </w:pPr>
-            <w:r>
-              <w:t xml:space="preserve">S$40.5 (95% UI: S$37.3–S$44.4)</w:t>
-            </w:r>
-          </w:p>
-        </w:tc>
-        <w:tc>
-          <w:tcPr/>
-          <w:p>
-            <w:pPr>
-              <w:pStyle w:val="Compact"/>
-            </w:pPr>
-            <w:r>
-              <w:t xml:space="preserve">S$60.8 (95% UI: S$56.0–S$66.5)</w:t>
+              <w:t xml:space="preserve">S$22.6 (95% UI: S$20.5–S$25.1)</w:t>
+            </w:r>
+          </w:p>
+        </w:tc>
+        <w:tc>
+          <w:tcPr/>
+          <w:p>
+            <w:pPr>
+              <w:pStyle w:val="Compact"/>
+            </w:pPr>
+            <w:r>
+              <w:t xml:space="preserve">S$45.3 (95% UI: S$41.0–S$50.2)</w:t>
+            </w:r>
+          </w:p>
+        </w:tc>
+        <w:tc>
+          <w:tcPr/>
+          <w:p>
+            <w:pPr>
+              <w:pStyle w:val="Compact"/>
+            </w:pPr>
+            <w:r>
+              <w:t xml:space="preserve">S$67.9 (95% UI: S$61.5–S$75.2)</w:t>
             </w:r>
           </w:p>
         </w:tc>
@@ -13037,29 +13059,29 @@
               <w:pStyle w:val="Compact"/>
             </w:pPr>
             <w:r>
-              <w:t xml:space="preserve">S$31.2 (95% UI: S$28.8–S$33.9)</w:t>
-            </w:r>
-          </w:p>
-        </w:tc>
-        <w:tc>
-          <w:tcPr/>
-          <w:p>
-            <w:pPr>
-              <w:pStyle w:val="Compact"/>
-            </w:pPr>
-            <w:r>
-              <w:t xml:space="preserve">S$62.4 (95% UI: S$57.7–S$67.8)</w:t>
-            </w:r>
-          </w:p>
-        </w:tc>
-        <w:tc>
-          <w:tcPr/>
-          <w:p>
-            <w:pPr>
-              <w:pStyle w:val="Compact"/>
-            </w:pPr>
-            <w:r>
-              <w:t xml:space="preserve">S$93.6 (95% UI: S$86.5–S$101.7)</w:t>
+              <w:t xml:space="preserve">S$32.6 (95% UI: S$29.9–S$35.4)</w:t>
+            </w:r>
+          </w:p>
+        </w:tc>
+        <w:tc>
+          <w:tcPr/>
+          <w:p>
+            <w:pPr>
+              <w:pStyle w:val="Compact"/>
+            </w:pPr>
+            <w:r>
+              <w:t xml:space="preserve">S$65.2 (95% UI: S$59.8–S$70.8)</w:t>
+            </w:r>
+          </w:p>
+        </w:tc>
+        <w:tc>
+          <w:tcPr/>
+          <w:p>
+            <w:pPr>
+              <w:pStyle w:val="Compact"/>
+            </w:pPr>
+            <w:r>
+              <w:t xml:space="preserve">S$97.7 (95% UI: S$89.7–S$106.1)</w:t>
             </w:r>
           </w:p>
         </w:tc>
@@ -13083,29 +13105,29 @@
               <w:pStyle w:val="Compact"/>
             </w:pPr>
             <w:r>
-              <w:t xml:space="preserve">S$37.6 (95% UI: S$34.6–S$41.0)</w:t>
-            </w:r>
-          </w:p>
-        </w:tc>
-        <w:tc>
-          <w:tcPr/>
-          <w:p>
-            <w:pPr>
-              <w:pStyle w:val="Compact"/>
-            </w:pPr>
-            <w:r>
-              <w:t xml:space="preserve">S$75.2 (95% UI: S$69.2–S$82.1)</w:t>
-            </w:r>
-          </w:p>
-        </w:tc>
-        <w:tc>
-          <w:tcPr/>
-          <w:p>
-            <w:pPr>
-              <w:pStyle w:val="Compact"/>
-            </w:pPr>
-            <w:r>
-              <w:t xml:space="preserve">S$112.8 (95% UI: S$103.8–S$123.1)</w:t>
+              <w:t xml:space="preserve">S$39.0 (95% UI: S$35.6–S$42.3)</w:t>
+            </w:r>
+          </w:p>
+        </w:tc>
+        <w:tc>
+          <w:tcPr/>
+          <w:p>
+            <w:pPr>
+              <w:pStyle w:val="Compact"/>
+            </w:pPr>
+            <w:r>
+              <w:t xml:space="preserve">S$77.9 (95% UI: S$71.3–S$84.7)</w:t>
+            </w:r>
+          </w:p>
+        </w:tc>
+        <w:tc>
+          <w:tcPr/>
+          <w:p>
+            <w:pPr>
+              <w:pStyle w:val="Compact"/>
+            </w:pPr>
+            <w:r>
+              <w:t xml:space="preserve">S$116.9 (95% UI: S$106.9–S$127.0)</w:t>
             </w:r>
           </w:p>
         </w:tc>
@@ -13129,29 +13151,29 @@
               <w:pStyle w:val="Compact"/>
             </w:pPr>
             <w:r>
-              <w:t xml:space="preserve">S$11.3 (95% UI: S$9.9–S$12.8)</w:t>
-            </w:r>
-          </w:p>
-        </w:tc>
-        <w:tc>
-          <w:tcPr/>
-          <w:p>
-            <w:pPr>
-              <w:pStyle w:val="Compact"/>
-            </w:pPr>
-            <w:r>
-              <w:t xml:space="preserve">S$22.5 (95% UI: S$19.9–S$25.5)</w:t>
-            </w:r>
-          </w:p>
-        </w:tc>
-        <w:tc>
-          <w:tcPr/>
-          <w:p>
-            <w:pPr>
-              <w:pStyle w:val="Compact"/>
-            </w:pPr>
-            <w:r>
-              <w:t xml:space="preserve">S$33.8 (95% UI: S$29.8–S$38.3)</w:t>
+              <w:t xml:space="preserve">S$13.7 (95% UI: S$11.9–S$16.0)</w:t>
+            </w:r>
+          </w:p>
+        </w:tc>
+        <w:tc>
+          <w:tcPr/>
+          <w:p>
+            <w:pPr>
+              <w:pStyle w:val="Compact"/>
+            </w:pPr>
+            <w:r>
+              <w:t xml:space="preserve">S$27.5 (95% UI: S$23.8–S$32.1)</w:t>
+            </w:r>
+          </w:p>
+        </w:tc>
+        <w:tc>
+          <w:tcPr/>
+          <w:p>
+            <w:pPr>
+              <w:pStyle w:val="Compact"/>
+            </w:pPr>
+            <w:r>
+              <w:t xml:space="preserve">S$41.2 (95% UI: S$35.7–S$48.1)</w:t>
             </w:r>
           </w:p>
         </w:tc>
@@ -13175,29 +13197,29 @@
               <w:pStyle w:val="Compact"/>
             </w:pPr>
             <w:r>
-              <w:t xml:space="preserve">S$12.8 (95% UI: S$11.5–S$14.3)</w:t>
-            </w:r>
-          </w:p>
-        </w:tc>
-        <w:tc>
-          <w:tcPr/>
-          <w:p>
-            <w:pPr>
-              <w:pStyle w:val="Compact"/>
-            </w:pPr>
-            <w:r>
-              <w:t xml:space="preserve">S$25.5 (95% UI: S$22.9–S$28.6)</w:t>
-            </w:r>
-          </w:p>
-        </w:tc>
-        <w:tc>
-          <w:tcPr/>
-          <w:p>
-            <w:pPr>
-              <w:pStyle w:val="Compact"/>
-            </w:pPr>
-            <w:r>
-              <w:t xml:space="preserve">S$38.3 (95% UI: S$34.4–S$43.0)</w:t>
+              <w:t xml:space="preserve">S$14.9 (95% UI: S$13.1–S$17.1)</w:t>
+            </w:r>
+          </w:p>
+        </w:tc>
+        <w:tc>
+          <w:tcPr/>
+          <w:p>
+            <w:pPr>
+              <w:pStyle w:val="Compact"/>
+            </w:pPr>
+            <w:r>
+              <w:t xml:space="preserve">S$29.7 (95% UI: S$26.2–S$34.2)</w:t>
+            </w:r>
+          </w:p>
+        </w:tc>
+        <w:tc>
+          <w:tcPr/>
+          <w:p>
+            <w:pPr>
+              <w:pStyle w:val="Compact"/>
+            </w:pPr>
+            <w:r>
+              <w:t xml:space="preserve">S$44.6 (95% UI: S$39.3–S$51.3)</w:t>
             </w:r>
           </w:p>
         </w:tc>
@@ -13221,29 +13243,29 @@
               <w:pStyle w:val="Compact"/>
             </w:pPr>
             <w:r>
-              <w:t xml:space="preserve">S$16.3 (95% UI: S$14.9–S$17.9)</w:t>
-            </w:r>
-          </w:p>
-        </w:tc>
-        <w:tc>
-          <w:tcPr/>
-          <w:p>
-            <w:pPr>
-              <w:pStyle w:val="Compact"/>
-            </w:pPr>
-            <w:r>
-              <w:t xml:space="preserve">S$32.6 (95% UI: S$29.8–S$35.9)</w:t>
-            </w:r>
-          </w:p>
-        </w:tc>
-        <w:tc>
-          <w:tcPr/>
-          <w:p>
-            <w:pPr>
-              <w:pStyle w:val="Compact"/>
-            </w:pPr>
-            <w:r>
-              <w:t xml:space="preserve">S$48.9 (95% UI: S$44.7–S$53.8)</w:t>
+              <w:t xml:space="preserve">S$17.5 (95% UI: S$15.8–S$19.6)</w:t>
+            </w:r>
+          </w:p>
+        </w:tc>
+        <w:tc>
+          <w:tcPr/>
+          <w:p>
+            <w:pPr>
+              <w:pStyle w:val="Compact"/>
+            </w:pPr>
+            <w:r>
+              <w:t xml:space="preserve">S$35.1 (95% UI: S$31.6–S$39.1)</w:t>
+            </w:r>
+          </w:p>
+        </w:tc>
+        <w:tc>
+          <w:tcPr/>
+          <w:p>
+            <w:pPr>
+              <w:pStyle w:val="Compact"/>
+            </w:pPr>
+            <w:r>
+              <w:t xml:space="preserve">S$52.6 (95% UI: S$47.5–S$58.7)</w:t>
             </w:r>
           </w:p>
         </w:tc>
@@ -13267,29 +13289,29 @@
               <w:pStyle w:val="Compact"/>
             </w:pPr>
             <w:r>
-              <w:t xml:space="preserve">S$25.4 (95% UI: S$23.6–S$27.6)</w:t>
-            </w:r>
-          </w:p>
-        </w:tc>
-        <w:tc>
-          <w:tcPr/>
-          <w:p>
-            <w:pPr>
-              <w:pStyle w:val="Compact"/>
-            </w:pPr>
-            <w:r>
-              <w:t xml:space="preserve">S$50.9 (95% UI: S$47.2–S$55.2)</w:t>
-            </w:r>
-          </w:p>
-        </w:tc>
-        <w:tc>
-          <w:tcPr/>
-          <w:p>
-            <w:pPr>
-              <w:pStyle w:val="Compact"/>
-            </w:pPr>
-            <w:r>
-              <w:t xml:space="preserve">S$76.3 (95% UI: S$70.7–S$82.8)</w:t>
+              <w:t xml:space="preserve">S$26.5 (95% UI: S$24.4–S$28.7)</w:t>
+            </w:r>
+          </w:p>
+        </w:tc>
+        <w:tc>
+          <w:tcPr/>
+          <w:p>
+            <w:pPr>
+              <w:pStyle w:val="Compact"/>
+            </w:pPr>
+            <w:r>
+              <w:t xml:space="preserve">S$52.9 (95% UI: S$48.8–S$57.5)</w:t>
+            </w:r>
+          </w:p>
+        </w:tc>
+        <w:tc>
+          <w:tcPr/>
+          <w:p>
+            <w:pPr>
+              <w:pStyle w:val="Compact"/>
+            </w:pPr>
+            <w:r>
+              <w:t xml:space="preserve">S$79.4 (95% UI: S$73.2–S$86.2)</w:t>
             </w:r>
           </w:p>
         </w:tc>
@@ -13313,29 +13335,29 @@
               <w:pStyle w:val="Compact"/>
             </w:pPr>
             <w:r>
-              <w:t xml:space="preserve">S$32.0 (95% UI: S$29.6–S$34.7)</w:t>
-            </w:r>
-          </w:p>
-        </w:tc>
-        <w:tc>
-          <w:tcPr/>
-          <w:p>
-            <w:pPr>
-              <w:pStyle w:val="Compact"/>
-            </w:pPr>
-            <w:r>
-              <w:t xml:space="preserve">S$64.0 (95% UI: S$59.1–S$69.5)</w:t>
-            </w:r>
-          </w:p>
-        </w:tc>
-        <w:tc>
-          <w:tcPr/>
-          <w:p>
-            <w:pPr>
-              <w:pStyle w:val="Compact"/>
-            </w:pPr>
-            <w:r>
-              <w:t xml:space="preserve">S$96.0 (95% UI: S$88.7–S$104.2)</w:t>
+              <w:t xml:space="preserve">S$33.2 (95% UI: S$30.5–S$35.9)</w:t>
+            </w:r>
+          </w:p>
+        </w:tc>
+        <w:tc>
+          <w:tcPr/>
+          <w:p>
+            <w:pPr>
+              <w:pStyle w:val="Compact"/>
+            </w:pPr>
+            <w:r>
+              <w:t xml:space="preserve">S$66.4 (95% UI: S$61.1–S$71.8)</w:t>
+            </w:r>
+          </w:p>
+        </w:tc>
+        <w:tc>
+          <w:tcPr/>
+          <w:p>
+            <w:pPr>
+              <w:pStyle w:val="Compact"/>
+            </w:pPr>
+            <w:r>
+              <w:t xml:space="preserve">S$99.6 (95% UI: S$91.6–S$107.7)</w:t>
             </w:r>
           </w:p>
         </w:tc>
@@ -13359,29 +13381,29 @@
               <w:pStyle w:val="Compact"/>
             </w:pPr>
             <w:r>
-              <w:t xml:space="preserve">S$9.8 (95% UI: S$8.5–S$11.2)</w:t>
-            </w:r>
-          </w:p>
-        </w:tc>
-        <w:tc>
-          <w:tcPr/>
-          <w:p>
-            <w:pPr>
-              <w:pStyle w:val="Compact"/>
-            </w:pPr>
-            <w:r>
-              <w:t xml:space="preserve">S$19.5 (95% UI: S$17.0–S$22.5)</w:t>
-            </w:r>
-          </w:p>
-        </w:tc>
-        <w:tc>
-          <w:tcPr/>
-          <w:p>
-            <w:pPr>
-              <w:pStyle w:val="Compact"/>
-            </w:pPr>
-            <w:r>
-              <w:t xml:space="preserve">S$29.3 (95% UI: S$25.5–S$33.7)</w:t>
+              <w:t xml:space="preserve">S$11.8 (95% UI: S$10.1–S$14.0)</w:t>
+            </w:r>
+          </w:p>
+        </w:tc>
+        <w:tc>
+          <w:tcPr/>
+          <w:p>
+            <w:pPr>
+              <w:pStyle w:val="Compact"/>
+            </w:pPr>
+            <w:r>
+              <w:t xml:space="preserve">S$23.7 (95% UI: S$20.2–S$28.1)</w:t>
+            </w:r>
+          </w:p>
+        </w:tc>
+        <w:tc>
+          <w:tcPr/>
+          <w:p>
+            <w:pPr>
+              <w:pStyle w:val="Compact"/>
+            </w:pPr>
+            <w:r>
+              <w:t xml:space="preserve">S$35.5 (95% UI: S$30.4–S$42.1)</w:t>
             </w:r>
           </w:p>
         </w:tc>
@@ -13405,29 +13427,29 @@
               <w:pStyle w:val="Compact"/>
             </w:pPr>
             <w:r>
-              <w:t xml:space="preserve">S$10.4 (95% UI: S$9.1–S$11.8)</w:t>
-            </w:r>
-          </w:p>
-        </w:tc>
-        <w:tc>
-          <w:tcPr/>
-          <w:p>
-            <w:pPr>
-              <w:pStyle w:val="Compact"/>
-            </w:pPr>
-            <w:r>
-              <w:t xml:space="preserve">S$20.8 (95% UI: S$18.3–S$23.6)</w:t>
-            </w:r>
-          </w:p>
-        </w:tc>
-        <w:tc>
-          <w:tcPr/>
-          <w:p>
-            <w:pPr>
-              <w:pStyle w:val="Compact"/>
-            </w:pPr>
-            <w:r>
-              <w:t xml:space="preserve">S$31.1 (95% UI: S$27.4–S$35.4)</w:t>
+              <w:t xml:space="preserve">S$11.8 (95% UI: S$10.3–S$13.9)</w:t>
+            </w:r>
+          </w:p>
+        </w:tc>
+        <w:tc>
+          <w:tcPr/>
+          <w:p>
+            <w:pPr>
+              <w:pStyle w:val="Compact"/>
+            </w:pPr>
+            <w:r>
+              <w:t xml:space="preserve">S$23.7 (95% UI: S$20.5–S$27.8)</w:t>
+            </w:r>
+          </w:p>
+        </w:tc>
+        <w:tc>
+          <w:tcPr/>
+          <w:p>
+            <w:pPr>
+              <w:pStyle w:val="Compact"/>
+            </w:pPr>
+            <w:r>
+              <w:t xml:space="preserve">S$35.5 (95% UI: S$30.8–S$41.7)</w:t>
             </w:r>
           </w:p>
         </w:tc>
@@ -13451,29 +13473,29 @@
               <w:pStyle w:val="Compact"/>
             </w:pPr>
             <w:r>
-              <w:t xml:space="preserve">S$12.1 (95% UI: S$10.9–S$13.5)</w:t>
-            </w:r>
-          </w:p>
-        </w:tc>
-        <w:tc>
-          <w:tcPr/>
-          <w:p>
-            <w:pPr>
-              <w:pStyle w:val="Compact"/>
-            </w:pPr>
-            <w:r>
-              <w:t xml:space="preserve">S$24.2 (95% UI: S$21.8–S$26.9)</w:t>
-            </w:r>
-          </w:p>
-        </w:tc>
-        <w:tc>
-          <w:tcPr/>
-          <w:p>
-            <w:pPr>
-              <w:pStyle w:val="Compact"/>
-            </w:pPr>
-            <w:r>
-              <w:t xml:space="preserve">S$36.2 (95% UI: S$32.7–S$40.4)</w:t>
+              <w:t xml:space="preserve">S$12.6 (95% UI: S$11.3–S$14.3)</w:t>
+            </w:r>
+          </w:p>
+        </w:tc>
+        <w:tc>
+          <w:tcPr/>
+          <w:p>
+            <w:pPr>
+              <w:pStyle w:val="Compact"/>
+            </w:pPr>
+            <w:r>
+              <w:t xml:space="preserve">S$25.2 (95% UI: S$22.5–S$28.5)</w:t>
+            </w:r>
+          </w:p>
+        </w:tc>
+        <w:tc>
+          <w:tcPr/>
+          <w:p>
+            <w:pPr>
+              <w:pStyle w:val="Compact"/>
+            </w:pPr>
+            <w:r>
+              <w:t xml:space="preserve">S$37.9 (95% UI: S$33.8–S$42.8)</w:t>
             </w:r>
           </w:p>
         </w:tc>
@@ -13497,29 +13519,29 @@
               <w:pStyle w:val="Compact"/>
             </w:pPr>
             <w:r>
-              <w:t xml:space="preserve">S$17.8 (95% UI: S$16.4–S$19.5)</w:t>
-            </w:r>
-          </w:p>
-        </w:tc>
-        <w:tc>
-          <w:tcPr/>
-          <w:p>
-            <w:pPr>
-              <w:pStyle w:val="Compact"/>
-            </w:pPr>
-            <w:r>
-              <w:t xml:space="preserve">S$35.7 (95% UI: S$32.8–S$39.0)</w:t>
-            </w:r>
-          </w:p>
-        </w:tc>
-        <w:tc>
-          <w:tcPr/>
-          <w:p>
-            <w:pPr>
-              <w:pStyle w:val="Compact"/>
-            </w:pPr>
-            <w:r>
-              <w:t xml:space="preserve">S$53.5 (95% UI: S$49.3–S$58.4)</w:t>
+              <w:t xml:space="preserve">S$18.6 (95% UI: S$17.0–S$20.4)</w:t>
+            </w:r>
+          </w:p>
+        </w:tc>
+        <w:tc>
+          <w:tcPr/>
+          <w:p>
+            <w:pPr>
+              <w:pStyle w:val="Compact"/>
+            </w:pPr>
+            <w:r>
+              <w:t xml:space="preserve">S$37.2 (95% UI: S$34.0–S$40.8)</w:t>
+            </w:r>
+          </w:p>
+        </w:tc>
+        <w:tc>
+          <w:tcPr/>
+          <w:p>
+            <w:pPr>
+              <w:pStyle w:val="Compact"/>
+            </w:pPr>
+            <w:r>
+              <w:t xml:space="preserve">S$55.8 (95% UI: S$51.0–S$61.2)</w:t>
             </w:r>
           </w:p>
         </w:tc>
@@ -13543,29 +13565,29 @@
               <w:pStyle w:val="Compact"/>
             </w:pPr>
             <w:r>
-              <w:t xml:space="preserve">S$22.7 (95% UI: S$21.0–S$24.6)</w:t>
-            </w:r>
-          </w:p>
-        </w:tc>
-        <w:tc>
-          <w:tcPr/>
-          <w:p>
-            <w:pPr>
-              <w:pStyle w:val="Compact"/>
-            </w:pPr>
-            <w:r>
-              <w:t xml:space="preserve">S$45.4 (95% UI: S$42.0–S$49.2)</w:t>
-            </w:r>
-          </w:p>
-        </w:tc>
-        <w:tc>
-          <w:tcPr/>
-          <w:p>
-            <w:pPr>
-              <w:pStyle w:val="Compact"/>
-            </w:pPr>
-            <w:r>
-              <w:t xml:space="preserve">S$68.0 (95% UI: S$62.9–S$73.8)</w:t>
+              <w:t xml:space="preserve">S$23.6 (95% UI: S$21.7–S$25.7)</w:t>
+            </w:r>
+          </w:p>
+        </w:tc>
+        <w:tc>
+          <w:tcPr/>
+          <w:p>
+            <w:pPr>
+              <w:pStyle w:val="Compact"/>
+            </w:pPr>
+            <w:r>
+              <w:t xml:space="preserve">S$47.2 (95% UI: S$43.5–S$51.4)</w:t>
+            </w:r>
+          </w:p>
+        </w:tc>
+        <w:tc>
+          <w:tcPr/>
+          <w:p>
+            <w:pPr>
+              <w:pStyle w:val="Compact"/>
+            </w:pPr>
+            <w:r>
+              <w:t xml:space="preserve">S$70.8 (95% UI: S$65.2–S$77.1)</w:t>
             </w:r>
           </w:p>
         </w:tc>
@@ -13589,29 +13611,29 @@
               <w:pStyle w:val="Compact"/>
             </w:pPr>
             <w:r>
-              <w:t xml:space="preserve">S$46.1 (95% UI: S$41.7–S$51.6)</w:t>
-            </w:r>
-          </w:p>
-        </w:tc>
-        <w:tc>
-          <w:tcPr/>
-          <w:p>
-            <w:pPr>
-              <w:pStyle w:val="Compact"/>
-            </w:pPr>
-            <w:r>
-              <w:t xml:space="preserve">S$92.2 (95% UI: S$83.4–S$103.1)</w:t>
-            </w:r>
-          </w:p>
-        </w:tc>
-        <w:tc>
-          <w:tcPr/>
-          <w:p>
-            <w:pPr>
-              <w:pStyle w:val="Compact"/>
-            </w:pPr>
-            <w:r>
-              <w:t xml:space="preserve">S$138.2 (95% UI: S$125.1–S$154.7)</w:t>
+              <w:t xml:space="preserve">S$47.6 (95% UI: S$42.7–S$52.8)</w:t>
+            </w:r>
+          </w:p>
+        </w:tc>
+        <w:tc>
+          <w:tcPr/>
+          <w:p>
+            <w:pPr>
+              <w:pStyle w:val="Compact"/>
+            </w:pPr>
+            <w:r>
+              <w:t xml:space="preserve">S$95.2 (95% UI: S$85.4–S$105.7)</w:t>
+            </w:r>
+          </w:p>
+        </w:tc>
+        <w:tc>
+          <w:tcPr/>
+          <w:p>
+            <w:pPr>
+              <w:pStyle w:val="Compact"/>
+            </w:pPr>
+            <w:r>
+              <w:t xml:space="preserve">S$142.8 (95% UI: S$128.1–S$158.5)</w:t>
             </w:r>
           </w:p>
         </w:tc>
@@ -13633,7 +13655,7 @@
         <w:pStyle w:val="FirstParagraph"/>
       </w:pPr>
       <w:r>
-        <w:t xml:space="preserve">We sampled 2,000 parameter sets at random without replacement from the 180,000 MCMC posterior draws, using sampling seed 20261005. For each set we ran the full pipeline. This included the 150 year equilibrium, the equilibrium check, the shared history from 2016 to 2025, the no treatment counterfactual and all 17 scenarios to 2030. All 2,000 draws passed the equilibrium check. Derived quantities such as reductions, costs and incremental costs were computed within each draw before summarising. We report the median and the 2.5th and 97.5th percentiles. A scenario met a target if its median reduction met the threshold. We also report the share of draws meeting both targets.</w:t>
+        <w:t xml:space="preserve">We sampled 2,000 parameter sets at random without replacement from the 16,000 MCMC posterior draws, using sampling seed 20261005. For each set we ran the full pipeline. This included the 150 year equilibrium, the equilibrium check, the shared history from 2016 to 2025, the no treatment counterfactual and all 17 scenarios to 2030. All 2,000 draws passed the equilibrium check. Derived quantities such as reductions, costs and incremental costs were computed within each draw before summarising. We report the median and the 2.5th and 97.5th percentiles. A scenario met a target if its median reduction met the threshold. We also report the share of draws meeting both targets.</w:t>
       </w:r>
     </w:p>
     <w:p>
@@ -13647,7 +13669,7 @@
         <w:t xml:space="preserve"> </w:t>
       </w:r>
       <w:r>
-        <w:t xml:space="preserve">[26]</w:t>
+        <w:t xml:space="preserve">[27]</w:t>
       </w:r>
       <w:r>
         <w:t xml:space="preserve"> </w:t>
@@ -13700,7 +13722,7 @@
         <w:t xml:space="preserve"> </w:t>
       </w:r>
       <w:r>
-        <w:t xml:space="preserve">[27,28]</w:t>
+        <w:t xml:space="preserve">[28,29]</w:t>
       </w:r>
       <w:r>
         <w:t xml:space="preserve">.</w:t>
@@ -13731,10 +13753,10 @@
         <w:t xml:space="preserve"> </w:t>
       </w:r>
       <w:r>
-        <w:t xml:space="preserve">[29]</w:t>
-      </w:r>
-      <w:r>
-        <w:t xml:space="preserve">. The model gave 117 (95% UI: 102–134) prison treatment starts in 2026 because most prevalent cases had been treated by then.</w:t>
+        <w:t xml:space="preserve">[30]</w:t>
+      </w:r>
+      <w:r>
+        <w:t xml:space="preserve">. The model gave 145 (95% UI: 126–168) prison treatment starts in 2026 because most prevalent cases had been treated by then.</w:t>
       </w:r>
     </w:p>
     <w:p>
@@ -13762,7 +13784,7 @@
         <w:t xml:space="preserve"> </w:t>
       </w:r>
       <w:r>
-        <w:t xml:space="preserve">[30,31]</w:t>
+        <w:t xml:space="preserve">[31,32]</w:t>
       </w:r>
       <w:r>
         <w:t xml:space="preserve">.</w:t>
@@ -13875,7 +13897,7 @@
         <w:t xml:space="preserve"> </w:t>
       </w:r>
       <w:r>
-        <w:t xml:space="preserve">The prior was centred on a deterministic fit to the same 12 observations. For θ6, θ9 and θ12 the posterior standard deviation was 85% to 98% of the prior standard deviation, so the 0.20 prior width partly sets their uncertainty.</w:t>
+        <w:t xml:space="preserve">The prior was centred on a deterministic fit to the same 12 observations. For θ6, θ9 and θ12 the posterior standard deviation was 85% to 102% of the prior standard deviation, so the 0.20 prior width partly sets their uncertainty.</w:t>
       </w:r>
     </w:p>
     <w:bookmarkEnd w:id="53"/>
@@ -14932,7 +14954,7 @@
       </w:tr>
     </w:tbl>
     <w:bookmarkEnd w:id="54"/>
-    <w:bookmarkStart w:id="115" w:name="references"/>
+    <w:bookmarkStart w:id="116" w:name="references"/>
     <w:p>
       <w:pPr>
         <w:pStyle w:val="Heading1"/>
@@ -14941,7 +14963,7 @@
         <w:t xml:space="preserve">References</w:t>
       </w:r>
     </w:p>
-    <w:bookmarkStart w:id="114" w:name="refs"/>
+    <w:bookmarkStart w:id="115" w:name="refs"/>
     <w:bookmarkStart w:id="56" w:name="ref-boelen2014"/>
     <w:p>
       <w:pPr>
@@ -15691,7 +15713,7 @@
       </w:r>
     </w:p>
     <w:bookmarkEnd w:id="94"/>
-    <w:bookmarkStart w:id="96" w:name="ref-wong2019"/>
+    <w:bookmarkStart w:id="95" w:name="ref-talts2018"/>
     <w:p>
       <w:pPr>
         <w:pStyle w:val="Bibliography"/>
@@ -15706,6 +15728,37 @@
         <w:t xml:space="preserve">	</w:t>
       </w:r>
       <w:r>
+        <w:t xml:space="preserve">Talts S, Betancourt M, Simpson D, Vehtari A, Gelman A.</w:t>
+      </w:r>
+      <w:r>
+        <w:t xml:space="preserve"> </w:t>
+      </w:r>
+      <w:r>
+        <w:t xml:space="preserve">Validating Bayesian inference algorithms with simulation-based calibration</w:t>
+      </w:r>
+      <w:r>
+        <w:t xml:space="preserve">. arXiv preprint. 2018.</w:t>
+      </w:r>
+      <w:r>
+        <w:t xml:space="preserve"> </w:t>
+      </w:r>
+    </w:p>
+    <w:bookmarkEnd w:id="95"/>
+    <w:bookmarkStart w:id="97" w:name="ref-wong2019"/>
+    <w:p>
+      <w:pPr>
+        <w:pStyle w:val="Bibliography"/>
+      </w:pPr>
+      <w:r>
+        <w:t xml:space="preserve">23.</w:t>
+      </w:r>
+      <w:r>
+        <w:t xml:space="preserve"> </w:t>
+      </w:r>
+      <w:r>
+        <w:t xml:space="preserve">	</w:t>
+      </w:r>
+      <w:r>
         <w:t xml:space="preserve">Wong Y, Cheen MH, Hsiang JC, Kumar R, Tan J, Teo EK, et al.</w:t>
       </w:r>
       <w:r>
@@ -15717,7 +15770,7 @@
       <w:r>
         <w:t xml:space="preserve">. JGH Open. 2019;3: 210–216. doi:</w:t>
       </w:r>
-      <w:hyperlink r:id="rId95">
+      <w:hyperlink r:id="rId96">
         <w:r>
           <w:rPr>
             <w:rStyle w:val="Hyperlink"/>
@@ -15726,14 +15779,14 @@
         </w:r>
       </w:hyperlink>
     </w:p>
-    <w:bookmarkEnd w:id="96"/>
-    <w:bookmarkStart w:id="98" w:name="ref-sgd_rate"/>
+    <w:bookmarkEnd w:id="97"/>
+    <w:bookmarkStart w:id="99" w:name="ref-sgd_rate"/>
     <w:p>
       <w:pPr>
         <w:pStyle w:val="Bibliography"/>
       </w:pPr>
       <w:r>
-        <w:t xml:space="preserve">23.</w:t>
+        <w:t xml:space="preserve">24.</w:t>
       </w:r>
       <w:r>
         <w:t xml:space="preserve"> </w:t>
@@ -15756,7 +15809,7 @@
       <w:r>
         <w:t xml:space="preserve"> </w:t>
       </w:r>
-      <w:hyperlink r:id="rId97">
+      <w:hyperlink r:id="rId98">
         <w:r>
           <w:rPr>
             <w:rStyle w:val="Hyperlink"/>
@@ -15765,14 +15818,14 @@
         </w:r>
       </w:hyperlink>
     </w:p>
-    <w:bookmarkEnd w:id="98"/>
-    <w:bookmarkStart w:id="100" w:name="ref-nhg_dsc"/>
+    <w:bookmarkEnd w:id="99"/>
+    <w:bookmarkStart w:id="101" w:name="ref-nhg_dsc"/>
     <w:p>
       <w:pPr>
         <w:pStyle w:val="Bibliography"/>
       </w:pPr>
       <w:r>
-        <w:t xml:space="preserve">24.</w:t>
+        <w:t xml:space="preserve">25.</w:t>
       </w:r>
       <w:r>
         <w:t xml:space="preserve"> </w:t>
@@ -15795,7 +15848,7 @@
       <w:r>
         <w:t xml:space="preserve"> </w:t>
       </w:r>
-      <w:hyperlink r:id="rId99">
+      <w:hyperlink r:id="rId100">
         <w:r>
           <w:rPr>
             <w:rStyle w:val="Hyperlink"/>
@@ -15804,14 +15857,14 @@
         </w:r>
       </w:hyperlink>
     </w:p>
-    <w:bookmarkEnd w:id="100"/>
-    <w:bookmarkStart w:id="102" w:name="ref-parkway_rna"/>
+    <w:bookmarkEnd w:id="101"/>
+    <w:bookmarkStart w:id="103" w:name="ref-parkway_rna"/>
     <w:p>
       <w:pPr>
         <w:pStyle w:val="Bibliography"/>
       </w:pPr>
       <w:r>
-        <w:t xml:space="preserve">25.</w:t>
+        <w:t xml:space="preserve">26.</w:t>
       </w:r>
       <w:r>
         <w:t xml:space="preserve"> </w:t>
@@ -15834,7 +15887,7 @@
       <w:r>
         <w:t xml:space="preserve"> </w:t>
       </w:r>
-      <w:hyperlink r:id="rId101">
+      <w:hyperlink r:id="rId102">
         <w:r>
           <w:rPr>
             <w:rStyle w:val="Hyperlink"/>
@@ -15843,14 +15896,14 @@
         </w:r>
       </w:hyperlink>
     </w:p>
-    <w:bookmarkEnd w:id="102"/>
-    <w:bookmarkStart w:id="104" w:name="ref-rcpp2011"/>
+    <w:bookmarkEnd w:id="103"/>
+    <w:bookmarkStart w:id="105" w:name="ref-rcpp2011"/>
     <w:p>
       <w:pPr>
         <w:pStyle w:val="Bibliography"/>
       </w:pPr>
       <w:r>
-        <w:t xml:space="preserve">26.</w:t>
+        <w:t xml:space="preserve">27.</w:t>
       </w:r>
       <w:r>
         <w:t xml:space="preserve"> </w:t>
@@ -15870,7 +15923,7 @@
       <w:r>
         <w:t xml:space="preserve">. Journal of Statistical Software. 2011;40: 1–18. doi:</w:t>
       </w:r>
-      <w:hyperlink r:id="rId103">
+      <w:hyperlink r:id="rId104">
         <w:r>
           <w:rPr>
             <w:rStyle w:val="Hyperlink"/>
@@ -15879,14 +15932,14 @@
         </w:r>
       </w:hyperlink>
     </w:p>
-    <w:bookmarkEnd w:id="104"/>
-    <w:bookmarkStart w:id="105" w:name="ref-who2023validation"/>
+    <w:bookmarkEnd w:id="105"/>
+    <w:bookmarkStart w:id="106" w:name="ref-who2023validation"/>
     <w:p>
       <w:pPr>
         <w:pStyle w:val="Bibliography"/>
       </w:pPr>
       <w:r>
-        <w:t xml:space="preserve">27.</w:t>
+        <w:t xml:space="preserve">28.</w:t>
       </w:r>
       <w:r>
         <w:t xml:space="preserve"> </w:t>
@@ -15910,14 +15963,14 @@
         <w:t xml:space="preserve"> </w:t>
       </w:r>
     </w:p>
-    <w:bookmarkEnd w:id="105"/>
-    <w:bookmarkStart w:id="107" w:name="ref-cda_hcv"/>
+    <w:bookmarkEnd w:id="106"/>
+    <w:bookmarkStart w:id="108" w:name="ref-cda_hcv"/>
     <w:p>
       <w:pPr>
         <w:pStyle w:val="Bibliography"/>
       </w:pPr>
       <w:r>
-        <w:t xml:space="preserve">28.</w:t>
+        <w:t xml:space="preserve">29.</w:t>
       </w:r>
       <w:r>
         <w:t xml:space="preserve"> </w:t>
@@ -15940,7 +15993,7 @@
       <w:r>
         <w:t xml:space="preserve"> </w:t>
       </w:r>
-      <w:hyperlink r:id="rId106">
+      <w:hyperlink r:id="rId107">
         <w:r>
           <w:rPr>
             <w:rStyle w:val="Hyperlink"/>
@@ -15949,14 +16002,14 @@
         </w:r>
       </w:hyperlink>
     </w:p>
-    <w:bookmarkEnd w:id="107"/>
-    <w:bookmarkStart w:id="109" w:name="ref-prison2021"/>
+    <w:bookmarkEnd w:id="108"/>
+    <w:bookmarkStart w:id="110" w:name="ref-prison2021"/>
     <w:p>
       <w:pPr>
         <w:pStyle w:val="Bibliography"/>
       </w:pPr>
       <w:r>
-        <w:t xml:space="preserve">29.</w:t>
+        <w:t xml:space="preserve">30.</w:t>
       </w:r>
       <w:r>
         <w:t xml:space="preserve"> </w:t>
@@ -15976,7 +16029,7 @@
       <w:r>
         <w:t xml:space="preserve">. Clinical and Molecular Hepatology. 2021;27: 474–485. doi:</w:t>
       </w:r>
-      <w:hyperlink r:id="rId108">
+      <w:hyperlink r:id="rId109">
         <w:r>
           <w:rPr>
             <w:rStyle w:val="Hyperlink"/>
@@ -15985,14 +16038,14 @@
         </w:r>
       </w:hyperlink>
     </w:p>
-    <w:bookmarkEnd w:id="109"/>
-    <w:bookmarkStart w:id="111" w:name="ref-hsiang2022"/>
+    <w:bookmarkEnd w:id="110"/>
+    <w:bookmarkStart w:id="112" w:name="ref-hsiang2022"/>
     <w:p>
       <w:pPr>
         <w:pStyle w:val="Bibliography"/>
       </w:pPr>
       <w:r>
-        <w:t xml:space="preserve">30.</w:t>
+        <w:t xml:space="preserve">31.</w:t>
       </w:r>
       <w:r>
         <w:t xml:space="preserve"> </w:t>
@@ -16012,7 +16065,7 @@
       <w:r>
         <w:t xml:space="preserve">. Singapore Medical Journal. 2022;63: 86–92. doi:</w:t>
       </w:r>
-      <w:hyperlink r:id="rId110">
+      <w:hyperlink r:id="rId111">
         <w:r>
           <w:rPr>
             <w:rStyle w:val="Hyperlink"/>
@@ -16021,14 +16074,14 @@
         </w:r>
       </w:hyperlink>
     </w:p>
-    <w:bookmarkEnd w:id="111"/>
-    <w:bookmarkStart w:id="113" w:name="ref-clink2022"/>
+    <w:bookmarkEnd w:id="112"/>
+    <w:bookmarkStart w:id="114" w:name="ref-clink2022"/>
     <w:p>
       <w:pPr>
         <w:pStyle w:val="Bibliography"/>
       </w:pPr>
       <w:r>
-        <w:t xml:space="preserve">31.</w:t>
+        <w:t xml:space="preserve">32.</w:t>
       </w:r>
       <w:r>
         <w:t xml:space="preserve"> </w:t>
@@ -16048,7 +16101,7 @@
       <w:r>
         <w:t xml:space="preserve">. Open Forum Infectious Diseases. 2022;9: ofac350. doi:</w:t>
       </w:r>
-      <w:hyperlink r:id="rId112">
+      <w:hyperlink r:id="rId113">
         <w:r>
           <w:rPr>
             <w:rStyle w:val="Hyperlink"/>
@@ -16057,9 +16110,9 @@
         </w:r>
       </w:hyperlink>
     </w:p>
-    <w:bookmarkEnd w:id="113"/>
     <w:bookmarkEnd w:id="114"/>
     <w:bookmarkEnd w:id="115"/>
+    <w:bookmarkEnd w:id="116"/>
     <w:sectPr>
       <w:footnotePr>
         <w:numRestart w:val="eachSect"/>

--- a/docs/Supplementary Information.docx
+++ b/docs/Supplementary Information.docx
@@ -270,7 +270,7 @@
           <m:t>=</m:t>
         </m:r>
         <m:r>
-          <m:t>0.59</m:t>
+          <m:t>0.72</m:t>
         </m:r>
       </m:oMath>
       <w:r>
@@ -314,7 +314,355 @@
         </m:sSubSup>
       </m:oMath>
       <w:r>
-        <w:t xml:space="preserve">. Arrest and release rates are fixed inputs based on Singapore Prison Service records. People in X stay in X.</w:t>
+        <w:t xml:space="preserve">. People in X stay in X.</w:t>
+      </w:r>
+    </w:p>
+    <w:p>
+      <w:pPr>
+        <w:pStyle w:val="BodyText"/>
+      </w:pPr>
+      <w:r>
+        <w:t xml:space="preserve">Release and re-arrest rates and</w:t>
+      </w:r>
+      <w:r>
+        <w:t xml:space="preserve"> </w:t>
+      </w:r>
+      <m:oMath>
+        <m:r>
+          <m:t>π</m:t>
+        </m:r>
+      </m:oMath>
+      <w:r>
+        <w:t xml:space="preserve"> </w:t>
+      </w:r>
+      <w:r>
+        <w:t xml:space="preserve">were fitted with Stan to Singapore Prison Service records of everyone held for drug consumption. The modelled population is the people with a known HCV screening result, who were assumed to be the PWID; their 2015 prison counts are the calibration targets. The re-arrest model includes the 2015 prison steady state, with the same ageing (0.1 per year) and background mortality as the model. It gives the yearly first arrest flow</w:t>
+      </w:r>
+      <w:r>
+        <w:t xml:space="preserve"> </w:t>
+      </w:r>
+      <m:oMath>
+        <m:sSub>
+          <m:e>
+            <m:r>
+              <m:t>f</m:t>
+            </m:r>
+          </m:e>
+          <m:sub>
+            <m:r>
+              <m:t>i</m:t>
+            </m:r>
+          </m:sub>
+        </m:sSub>
+      </m:oMath>
+      <w:r>
+        <w:t xml:space="preserve"> </w:t>
+      </w:r>
+      <w:r>
+        <w:t xml:space="preserve">(32, 304, 102, 75.9, 66.1, 19.6 people by age). The first arrest rate is derived from it: in the HCV free steady state of D,</w:t>
+      </w:r>
+      <w:r>
+        <w:t xml:space="preserve"> </w:t>
+      </w:r>
+      <m:oMath>
+        <m:sSub>
+          <m:e>
+            <m:r>
+              <m:t>D</m:t>
+            </m:r>
+          </m:e>
+          <m:sub>
+            <m:r>
+              <m:t>i</m:t>
+            </m:r>
+          </m:sub>
+        </m:sSub>
+        <m:r>
+          <m:rPr>
+            <m:sty m:val="p"/>
+          </m:rPr>
+          <m:t>=</m:t>
+        </m:r>
+        <m:r>
+          <m:rPr>
+            <m:sty m:val="p"/>
+          </m:rPr>
+          <m:t>(</m:t>
+        </m:r>
+        <m:sSub>
+          <m:e>
+            <m:r>
+              <m:t>β</m:t>
+            </m:r>
+          </m:e>
+          <m:sub>
+            <m:r>
+              <m:t>i</m:t>
+            </m:r>
+          </m:sub>
+        </m:sSub>
+        <m:r>
+          <m:rPr>
+            <m:sty m:val="p"/>
+          </m:rPr>
+          <m:t>+</m:t>
+        </m:r>
+        <m:r>
+          <m:t>0.1</m:t>
+        </m:r>
+        <m:sSub>
+          <m:e>
+            <m:r>
+              <m:t>D</m:t>
+            </m:r>
+          </m:e>
+          <m:sub>
+            <m:r>
+              <m:t>i</m:t>
+            </m:r>
+            <m:r>
+              <m:rPr>
+                <m:sty m:val="p"/>
+              </m:rPr>
+              <m:t>−</m:t>
+            </m:r>
+            <m:r>
+              <m:t>1</m:t>
+            </m:r>
+          </m:sub>
+        </m:sSub>
+        <m:r>
+          <m:rPr>
+            <m:sty m:val="p"/>
+          </m:rPr>
+          <m:t>−</m:t>
+        </m:r>
+        <m:sSub>
+          <m:e>
+            <m:r>
+              <m:t>f</m:t>
+            </m:r>
+          </m:e>
+          <m:sub>
+            <m:r>
+              <m:t>i</m:t>
+            </m:r>
+          </m:sub>
+        </m:sSub>
+        <m:r>
+          <m:rPr>
+            <m:sty m:val="p"/>
+          </m:rPr>
+          <m:t>)</m:t>
+        </m:r>
+        <m:r>
+          <m:rPr>
+            <m:sty m:val="p"/>
+          </m:rPr>
+          <m:t>/</m:t>
+        </m:r>
+        <m:r>
+          <m:rPr>
+            <m:sty m:val="p"/>
+          </m:rPr>
+          <m:t>(</m:t>
+        </m:r>
+        <m:r>
+          <m:t>ω</m:t>
+        </m:r>
+        <m:sSub>
+          <m:e>
+            <m:r>
+              <m:t>μ</m:t>
+            </m:r>
+          </m:e>
+          <m:sub>
+            <m:r>
+              <m:t>i</m:t>
+            </m:r>
+          </m:sub>
+        </m:sSub>
+        <m:r>
+          <m:rPr>
+            <m:sty m:val="p"/>
+          </m:rPr>
+          <m:t>+</m:t>
+        </m:r>
+        <m:sSub>
+          <m:e>
+            <m:r>
+              <m:t>a</m:t>
+            </m:r>
+          </m:e>
+          <m:sub>
+            <m:r>
+              <m:t>i</m:t>
+            </m:r>
+          </m:sub>
+        </m:sSub>
+        <m:r>
+          <m:rPr>
+            <m:sty m:val="p"/>
+          </m:rPr>
+          <m:t>)</m:t>
+        </m:r>
+      </m:oMath>
+      <w:r>
+        <w:t xml:space="preserve">, with ageing</w:t>
+      </w:r>
+      <w:r>
+        <w:t xml:space="preserve"> </w:t>
+      </w:r>
+      <m:oMath>
+        <m:sSub>
+          <m:e>
+            <m:r>
+              <m:t>a</m:t>
+            </m:r>
+          </m:e>
+          <m:sub>
+            <m:r>
+              <m:t>i</m:t>
+            </m:r>
+          </m:sub>
+        </m:sSub>
+        <m:r>
+          <m:rPr>
+            <m:sty m:val="p"/>
+          </m:rPr>
+          <m:t>=</m:t>
+        </m:r>
+        <m:r>
+          <m:t>0.1</m:t>
+        </m:r>
+      </m:oMath>
+      <w:r>
+        <w:t xml:space="preserve"> </w:t>
+      </w:r>
+      <w:r>
+        <w:t xml:space="preserve">(</w:t>
+      </w:r>
+      <m:oMath>
+        <m:sSub>
+          <m:e>
+            <m:r>
+              <m:t>a</m:t>
+            </m:r>
+          </m:e>
+          <m:sub>
+            <m:r>
+              <m:t>6</m:t>
+            </m:r>
+          </m:sub>
+        </m:sSub>
+        <m:r>
+          <m:rPr>
+            <m:sty m:val="p"/>
+          </m:rPr>
+          <m:t>=</m:t>
+        </m:r>
+        <m:r>
+          <m:t>0</m:t>
+        </m:r>
+      </m:oMath>
+      <w:r>
+        <w:t xml:space="preserve">), and</w:t>
+      </w:r>
+      <w:r>
+        <w:t xml:space="preserve"> </w:t>
+      </w:r>
+      <m:oMath>
+        <m:sSubSup>
+          <m:e>
+            <m:r>
+              <m:t>λ</m:t>
+            </m:r>
+          </m:e>
+          <m:sub>
+            <m:r>
+              <m:t>i</m:t>
+            </m:r>
+          </m:sub>
+          <m:sup>
+            <m:r>
+              <m:rPr>
+                <m:sty m:val="p"/>
+              </m:rPr>
+              <m:t>(</m:t>
+            </m:r>
+            <m:r>
+              <m:t>1</m:t>
+            </m:r>
+            <m:r>
+              <m:rPr>
+                <m:sty m:val="p"/>
+              </m:rPr>
+              <m:t>)</m:t>
+            </m:r>
+          </m:sup>
+        </m:sSubSup>
+        <m:r>
+          <m:rPr>
+            <m:sty m:val="p"/>
+          </m:rPr>
+          <m:t>=</m:t>
+        </m:r>
+        <m:sSub>
+          <m:e>
+            <m:r>
+              <m:t>f</m:t>
+            </m:r>
+          </m:e>
+          <m:sub>
+            <m:r>
+              <m:t>i</m:t>
+            </m:r>
+          </m:sub>
+        </m:sSub>
+        <m:r>
+          <m:rPr>
+            <m:sty m:val="p"/>
+          </m:rPr>
+          <m:t>/</m:t>
+        </m:r>
+        <m:sSub>
+          <m:e>
+            <m:r>
+              <m:t>D</m:t>
+            </m:r>
+          </m:e>
+          <m:sub>
+            <m:r>
+              <m:t>i</m:t>
+            </m:r>
+          </m:sub>
+        </m:sSub>
+      </m:oMath>
+      <w:r>
+        <w:t xml:space="preserve">. Entry is parameterised as the minimum that supplies</w:t>
+      </w:r>
+      <w:r>
+        <w:t xml:space="preserve"> </w:t>
+      </w:r>
+      <m:oMath>
+        <m:sSub>
+          <m:e>
+            <m:r>
+              <m:t>f</m:t>
+            </m:r>
+          </m:e>
+          <m:sub>
+            <m:r>
+              <m:t>i</m:t>
+            </m:r>
+          </m:sub>
+        </m:sSub>
+      </m:oMath>
+      <w:r>
+        <w:t xml:space="preserve"> </w:t>
+      </w:r>
+      <w:r>
+        <w:t xml:space="preserve">plus a positive excess (Section 2.3), so every parameter set can supply the first arrests.</w:t>
       </w:r>
     </w:p>
     <w:bookmarkEnd w:id="9"/>
@@ -1872,8 +2220,23 @@
                 <m:t>+</m:t>
               </m:r>
               <m:r>
-                <m:t>ω</m:t>
+                <m:t>h</m:t>
               </m:r>
+              <m:r>
+                <m:t> </m:t>
+              </m:r>
+              <m:sSub>
+                <m:e>
+                  <m:r>
+                    <m:t>ω</m:t>
+                  </m:r>
+                </m:e>
+                <m:sub>
+                  <m:r>
+                    <m:t>0</m:t>
+                  </m:r>
+                </m:sub>
+              </m:sSub>
               <m:sSub>
                 <m:e>
                   <m:r>
@@ -1960,6 +2323,224 @@
         <w:pStyle w:val="FirstParagraph"/>
       </w:pPr>
       <w:r>
+        <w:t xml:space="preserve">Background mortality is</w:t>
+      </w:r>
+      <w:r>
+        <w:t xml:space="preserve"> </w:t>
+      </w:r>
+      <m:oMath>
+        <m:sSub>
+          <m:e>
+            <m:r>
+              <m:t>ω</m:t>
+            </m:r>
+          </m:e>
+          <m:sub>
+            <m:r>
+              <m:t>0</m:t>
+            </m:r>
+          </m:sub>
+        </m:sSub>
+        <m:sSub>
+          <m:e>
+            <m:r>
+              <m:t>μ</m:t>
+            </m:r>
+          </m:e>
+          <m:sub>
+            <m:r>
+              <m:t>i</m:t>
+            </m:r>
+          </m:sub>
+        </m:sSub>
+      </m:oMath>
+      <w:r>
+        <w:t xml:space="preserve">, where</w:t>
+      </w:r>
+      <w:r>
+        <w:t xml:space="preserve"> </w:t>
+      </w:r>
+      <m:oMath>
+        <m:sSub>
+          <m:e>
+            <m:r>
+              <m:t>μ</m:t>
+            </m:r>
+          </m:e>
+          <m:sub>
+            <m:r>
+              <m:t>i</m:t>
+            </m:r>
+          </m:sub>
+        </m:sSub>
+      </m:oMath>
+      <w:r>
+        <w:t xml:space="preserve"> </w:t>
+      </w:r>
+      <w:r>
+        <w:t xml:space="preserve">is the Singapore resident death rate. Chronic infection (state c) multiplies it by</w:t>
+      </w:r>
+      <w:r>
+        <w:t xml:space="preserve"> </w:t>
+      </w:r>
+      <m:oMath>
+        <m:r>
+          <m:t>h</m:t>
+        </m:r>
+        <m:r>
+          <m:rPr>
+            <m:sty m:val="p"/>
+          </m:rPr>
+          <m:t>=</m:t>
+        </m:r>
+        <m:r>
+          <m:t>1.47</m:t>
+        </m:r>
+      </m:oMath>
+      <w:r>
+        <w:t xml:space="preserve">. This is the multivariable adjusted hazard ratio for extrahepatic death with detectable HCV RNA, against anti-HCV negative people, in the REVEAL-HCV cohort (95% CI 1.23 to 1.77; people with undetectable RNA had 0.90)</w:t>
+      </w:r>
+      <w:r>
+        <w:t xml:space="preserve"> </w:t>
+      </w:r>
+      <w:r>
+        <w:t xml:space="preserve">[13]</w:t>
+      </w:r>
+      <w:r>
+        <w:t xml:space="preserve">. We used the extrahepatic ratio because liver deaths are explicit in stages 3 and 4, and we applied it to state c only because the cohort measured chronic carriers.</w:t>
+      </w:r>
+      <w:r>
+        <w:t xml:space="preserve"> </w:t>
+      </w:r>
+      <m:oMath>
+        <m:sSub>
+          <m:e>
+            <m:r>
+              <m:t>ω</m:t>
+            </m:r>
+          </m:e>
+          <m:sub>
+            <m:r>
+              <m:t>0</m:t>
+            </m:r>
+          </m:sub>
+        </m:sSub>
+        <m:r>
+          <m:rPr>
+            <m:sty m:val="p"/>
+          </m:rPr>
+          <m:t>=</m:t>
+        </m:r>
+        <m:r>
+          <m:t>ω</m:t>
+        </m:r>
+        <m:r>
+          <m:rPr>
+            <m:sty m:val="p"/>
+          </m:rPr>
+          <m:t>/</m:t>
+        </m:r>
+        <m:r>
+          <m:rPr>
+            <m:sty m:val="p"/>
+          </m:rPr>
+          <m:t>(</m:t>
+        </m:r>
+        <m:r>
+          <m:t>1</m:t>
+        </m:r>
+        <m:r>
+          <m:rPr>
+            <m:sty m:val="p"/>
+          </m:rPr>
+          <m:t>+</m:t>
+        </m:r>
+        <m:r>
+          <m:rPr>
+            <m:sty m:val="p"/>
+          </m:rPr>
+          <m:t>(</m:t>
+        </m:r>
+        <m:r>
+          <m:t>h</m:t>
+        </m:r>
+        <m:r>
+          <m:rPr>
+            <m:sty m:val="p"/>
+          </m:rPr>
+          <m:t>−</m:t>
+        </m:r>
+        <m:r>
+          <m:t>1</m:t>
+        </m:r>
+        <m:r>
+          <m:rPr>
+            <m:sty m:val="p"/>
+          </m:rPr>
+          <m:t>)</m:t>
+        </m:r>
+        <m:r>
+          <m:t>v</m:t>
+        </m:r>
+        <m:r>
+          <m:rPr>
+            <m:sty m:val="p"/>
+          </m:rPr>
+          <m:t>)</m:t>
+        </m:r>
+      </m:oMath>
+      <w:r>
+        <w:t xml:space="preserve"> </w:t>
+      </w:r>
+      <w:r>
+        <w:t xml:space="preserve">keeps the average PWID rate at the pooled standardised mortality ratio</w:t>
+      </w:r>
+      <w:r>
+        <w:t xml:space="preserve"> </w:t>
+      </w:r>
+      <m:oMath>
+        <m:r>
+          <m:t>ω</m:t>
+        </m:r>
+      </m:oMath>
+      <w:r>
+        <w:t xml:space="preserve"> </w:t>
+      </w:r>
+      <w:r>
+        <w:t xml:space="preserve">[11]</w:t>
+      </w:r>
+      <w:r>
+        <w:t xml:space="preserve">, with</w:t>
+      </w:r>
+      <w:r>
+        <w:t xml:space="preserve"> </w:t>
+      </w:r>
+      <m:oMath>
+        <m:r>
+          <m:t>v</m:t>
+        </m:r>
+        <m:r>
+          <m:rPr>
+            <m:sty m:val="p"/>
+          </m:rPr>
+          <m:t>=</m:t>
+        </m:r>
+        <m:r>
+          <m:t>0.205</m:t>
+        </m:r>
+      </m:oMath>
+      <w:r>
+        <w:t xml:space="preserve"> </w:t>
+      </w:r>
+      <w:r>
+        <w:t xml:space="preserve">the chronic viraemic share of PWID at the 2015 best fit (fixed point; held constant so that treating one person does not change the death rate of others). These extra deaths are not counted as HCV-related deaths.</w:t>
+      </w:r>
+    </w:p>
+    <w:p>
+      <w:pPr>
+        <w:pStyle w:val="BodyText"/>
+      </w:pPr>
+      <w:r>
         <w:t xml:space="preserve">The other 479 equations follow the same pattern. The full set is in the project file</w:t>
       </w:r>
       <w:r>
@@ -2279,7 +2860,7 @@
               <w:pStyle w:val="Compact"/>
             </w:pPr>
             <w:r>
-              <w:t xml:space="preserve">[13]</w:t>
+              <w:t xml:space="preserve">[14]</w:t>
             </w:r>
           </w:p>
         </w:tc>
@@ -2391,7 +2972,7 @@
               <w:pStyle w:val="Compact"/>
             </w:pPr>
             <w:r>
-              <w:t xml:space="preserve">[13]</w:t>
+              <w:t xml:space="preserve">[14]</w:t>
             </w:r>
           </w:p>
         </w:tc>
@@ -2463,7 +3044,7 @@
               <w:pStyle w:val="Compact"/>
             </w:pPr>
             <w:r>
-              <w:t xml:space="preserve">[13,14]</w:t>
+              <w:t xml:space="preserve">[14,15]</w:t>
             </w:r>
           </w:p>
         </w:tc>
@@ -2535,7 +3116,7 @@
               <w:pStyle w:val="Compact"/>
             </w:pPr>
             <w:r>
-              <w:t xml:space="preserve">[13,14]</w:t>
+              <w:t xml:space="preserve">[14,15]</w:t>
             </w:r>
           </w:p>
         </w:tc>
@@ -2607,7 +3188,7 @@
               <w:pStyle w:val="Compact"/>
             </w:pPr>
             <w:r>
-              <w:t xml:space="preserve">[15]</w:t>
+              <w:t xml:space="preserve">[16]</w:t>
             </w:r>
           </w:p>
         </w:tc>
@@ -3507,7 +4088,7 @@
               <w:pStyle w:val="Compact"/>
             </w:pPr>
             <w:r>
-              <w:t xml:space="preserve">0.45</w:t>
+              <w:t xml:space="preserve">0.50</w:t>
             </w:r>
           </w:p>
         </w:tc>
@@ -3519,6 +4100,102 @@
             </w:pPr>
             <w:r>
               <w:t xml:space="preserve">[9]</w:t>
+            </w:r>
+          </w:p>
+        </w:tc>
+      </w:tr>
+      <w:tr>
+        <w:tc>
+          <w:tcPr/>
+          <w:p>
+            <w:pPr>
+              <w:pStyle w:val="Compact"/>
+            </w:pPr>
+            <m:oMath>
+              <m:r>
+                <m:t>h</m:t>
+              </m:r>
+            </m:oMath>
+          </w:p>
+        </w:tc>
+        <w:tc>
+          <w:tcPr/>
+          <w:p>
+            <w:pPr>
+              <w:pStyle w:val="Compact"/>
+            </w:pPr>
+            <w:r>
+              <w:t xml:space="preserve">Hazard ratio for non-liver death, chronic infection</w:t>
+            </w:r>
+          </w:p>
+        </w:tc>
+        <w:tc>
+          <w:tcPr/>
+          <w:p>
+            <w:pPr>
+              <w:pStyle w:val="Compact"/>
+            </w:pPr>
+            <w:r>
+              <w:t xml:space="preserve">1.47</w:t>
+            </w:r>
+          </w:p>
+        </w:tc>
+        <w:tc>
+          <w:tcPr/>
+          <w:p>
+            <w:pPr>
+              <w:pStyle w:val="Compact"/>
+            </w:pPr>
+            <w:r>
+              <w:t xml:space="preserve">[13]</w:t>
+            </w:r>
+          </w:p>
+        </w:tc>
+      </w:tr>
+      <w:tr>
+        <w:tc>
+          <w:tcPr/>
+          <w:p>
+            <w:pPr>
+              <w:pStyle w:val="Compact"/>
+            </w:pPr>
+            <m:oMath>
+              <m:r>
+                <m:t>v</m:t>
+              </m:r>
+            </m:oMath>
+          </w:p>
+        </w:tc>
+        <w:tc>
+          <w:tcPr/>
+          <w:p>
+            <w:pPr>
+              <w:pStyle w:val="Compact"/>
+            </w:pPr>
+            <w:r>
+              <w:t xml:space="preserve">Chronic viraemic share of PWID, 2015 (fixed point)</w:t>
+            </w:r>
+          </w:p>
+        </w:tc>
+        <w:tc>
+          <w:tcPr/>
+          <w:p>
+            <w:pPr>
+              <w:pStyle w:val="Compact"/>
+            </w:pPr>
+            <w:r>
+              <w:t xml:space="preserve">0.205</w:t>
+            </w:r>
+          </w:p>
+        </w:tc>
+        <w:tc>
+          <w:tcPr/>
+          <w:p>
+            <w:pPr>
+              <w:pStyle w:val="Compact"/>
+            </w:pPr>
+            <w:r>
+              <w:t xml:space="preserve">Model fit</w:t>
             </w:r>
           </w:p>
         </w:tc>
@@ -3618,18 +4295,75 @@
               <w:pStyle w:val="Compact"/>
             </w:pPr>
             <w:r>
-              <w:t xml:space="preserve">0.59</w:t>
-            </w:r>
-          </w:p>
-        </w:tc>
-        <w:tc>
-          <w:tcPr/>
-          <w:p>
-            <w:pPr>
-              <w:pStyle w:val="Compact"/>
-            </w:pPr>
-            <w:r>
-              <w:t xml:space="preserve">Based on prison records</w:t>
+              <w:t xml:space="preserve">0.72</w:t>
+            </w:r>
+          </w:p>
+        </w:tc>
+        <w:tc>
+          <w:tcPr/>
+          <w:p>
+            <w:pPr>
+              <w:pStyle w:val="Compact"/>
+            </w:pPr>
+            <w:r>
+              <w:t xml:space="preserve">Fitted to prison records</w:t>
+            </w:r>
+          </w:p>
+        </w:tc>
+      </w:tr>
+      <w:tr>
+        <w:tc>
+          <w:tcPr/>
+          <w:p>
+            <w:pPr>
+              <w:pStyle w:val="Compact"/>
+            </w:pPr>
+            <m:oMath>
+              <m:sSub>
+                <m:e>
+                  <m:r>
+                    <m:t>f</m:t>
+                  </m:r>
+                </m:e>
+                <m:sub>
+                  <m:r>
+                    <m:t>i</m:t>
+                  </m:r>
+                </m:sub>
+              </m:sSub>
+            </m:oMath>
+          </w:p>
+        </w:tc>
+        <w:tc>
+          <w:tcPr/>
+          <w:p>
+            <w:pPr>
+              <w:pStyle w:val="Compact"/>
+            </w:pPr>
+            <w:r>
+              <w:t xml:space="preserve">First arrests per year, by age</w:t>
+            </w:r>
+          </w:p>
+        </w:tc>
+        <w:tc>
+          <w:tcPr/>
+          <w:p>
+            <w:pPr>
+              <w:pStyle w:val="Compact"/>
+            </w:pPr>
+            <w:r>
+              <w:t xml:space="preserve">32, 304, 102, 75.9, 66.1, 19.6</w:t>
+            </w:r>
+          </w:p>
+        </w:tc>
+        <w:tc>
+          <w:tcPr/>
+          <w:p>
+            <w:pPr>
+              <w:pStyle w:val="Compact"/>
+            </w:pPr>
+            <w:r>
+              <w:t xml:space="preserve">Fitted to prison records</w:t>
             </w:r>
           </w:p>
         </w:tc>
@@ -3646,7 +4380,7 @@
         <w:t xml:space="preserve"> </w:t>
       </w:r>
       <w:r>
-        <w:t xml:space="preserve">[13,14]</w:t>
+        <w:t xml:space="preserve">[14,15]</w:t>
       </w:r>
       <w:r>
         <w:t xml:space="preserve">. Liver cancer used the stage 3 cure rate because no specific trial data exist.</w:t>
@@ -3677,7 +4411,7 @@
         <w:t xml:space="preserve"> </w:t>
       </w:r>
       <w:r>
-        <w:t xml:space="preserve">[13]</w:t>
+        <w:t xml:space="preserve">[14]</w:t>
       </w:r>
       <w:r>
         <w:t xml:space="preserve">.</w:t>
@@ -3792,7 +4526,7 @@
         <w:t xml:space="preserve"> </w:t>
       </w:r>
       <w:r>
-        <w:t xml:space="preserve">[16]</w:t>
+        <w:t xml:space="preserve">[17]</w:t>
       </w:r>
       <w:r>
         <w:t xml:space="preserve"> </w:t>
@@ -4795,7 +5529,148 @@
         <w:pStyle w:val="FirstParagraph"/>
       </w:pPr>
       <w:r>
-        <w:t xml:space="preserve">We estimated 12 parameters on the log scale. Parameters θ1 to θ6 multiply the contact rates of the six age groups. Parameters θ7 to θ12 multiply the entry rates of the six age groups. A deterministic Nelder Mead fit with 8 starts gave the centre of the prior. The starts were an earlier anchor, 6 random perturbations of it (standard deviation 0.9 on the log scale) and a population informed start. Each start ran for up to 3,000 iterations. The best fit had an objective of 22.58, a prevalence root mean square error of 0.0332 and a population mean absolute percentage error of 5.3%. Every model evaluation ran from model year 0 to 150. The last ten years had to be at equilibrium. The prior for each parameter was normal on the log scale with standard deviation 0.20. Its centre was the best fit, except that any value closer than five prior standard deviations (1.0 on the log scale) to a parameter bound was moved inward to that distance. This changed only θ6, which the best fit placed at its lower bound, where the likelihood is flat (Table S5). Without this step about half of the prior mass for that parameter would lie outside the bounds. Contact scales were bounded to 0.01 to 1,000 and entry scales to 0.01 to 10⁶.</w:t>
+        <w:t xml:space="preserve">We estimated 12 parameters on the log scale. Parameters θ1 to θ6 multiply the contact rates of the six age groups. Parameters θ7 to θ12 set the entry rates of the six age groups. Entry into age group</w:t>
+      </w:r>
+      <w:r>
+        <w:t xml:space="preserve"> </w:t>
+      </w:r>
+      <m:oMath>
+        <m:r>
+          <m:t>i</m:t>
+        </m:r>
+      </m:oMath>
+      <w:r>
+        <w:t xml:space="preserve"> </w:t>
+      </w:r>
+      <w:r>
+        <w:t xml:space="preserve">is the minimum that supplies its first arrests,</w:t>
+      </w:r>
+      <w:r>
+        <w:t xml:space="preserve"> </w:t>
+      </w:r>
+      <m:oMath>
+        <m:r>
+          <m:rPr>
+            <m:sty m:val="p"/>
+          </m:rPr>
+          <m:t>max</m:t>
+        </m:r>
+        <m:r>
+          <m:rPr>
+            <m:sty m:val="p"/>
+          </m:rPr>
+          <m:t>(</m:t>
+        </m:r>
+        <m:r>
+          <m:t>0</m:t>
+        </m:r>
+        <m:r>
+          <m:rPr>
+            <m:sty m:val="p"/>
+          </m:rPr>
+          <m:t>,</m:t>
+        </m:r>
+        <m:sSub>
+          <m:e>
+            <m:r>
+              <m:t>f</m:t>
+            </m:r>
+          </m:e>
+          <m:sub>
+            <m:r>
+              <m:t>i</m:t>
+            </m:r>
+          </m:sub>
+        </m:sSub>
+        <m:r>
+          <m:rPr>
+            <m:sty m:val="p"/>
+          </m:rPr>
+          <m:t>−</m:t>
+        </m:r>
+        <m:r>
+          <m:t>0.1</m:t>
+        </m:r>
+        <m:sSub>
+          <m:e>
+            <m:r>
+              <m:t>D</m:t>
+            </m:r>
+          </m:e>
+          <m:sub>
+            <m:r>
+              <m:t>i</m:t>
+            </m:r>
+            <m:r>
+              <m:rPr>
+                <m:sty m:val="p"/>
+              </m:rPr>
+              <m:t>−</m:t>
+            </m:r>
+            <m:r>
+              <m:t>1</m:t>
+            </m:r>
+          </m:sub>
+        </m:sSub>
+        <m:r>
+          <m:rPr>
+            <m:sty m:val="p"/>
+          </m:rPr>
+          <m:t>)</m:t>
+        </m:r>
+      </m:oMath>
+      <w:r>
+        <w:t xml:space="preserve">, plus an excess</w:t>
+      </w:r>
+      <w:r>
+        <w:t xml:space="preserve"> </w:t>
+      </w:r>
+      <m:oMath>
+        <m:sSup>
+          <m:e>
+            <m:r>
+              <m:t>e</m:t>
+            </m:r>
+          </m:e>
+          <m:sup>
+            <m:sSub>
+              <m:e>
+                <m:r>
+                  <m:t>θ</m:t>
+                </m:r>
+              </m:e>
+              <m:sub>
+                <m:r>
+                  <m:t>6</m:t>
+                </m:r>
+                <m:r>
+                  <m:rPr>
+                    <m:sty m:val="p"/>
+                  </m:rPr>
+                  <m:t>+</m:t>
+                </m:r>
+                <m:r>
+                  <m:t>i</m:t>
+                </m:r>
+              </m:sub>
+            </m:sSub>
+          </m:sup>
+        </m:sSup>
+        <m:sSub>
+          <m:e>
+            <m:r>
+              <m:t>β</m:t>
+            </m:r>
+          </m:e>
+          <m:sub>
+            <m:r>
+              <m:t>i</m:t>
+            </m:r>
+          </m:sub>
+        </m:sSub>
+      </m:oMath>
+      <w:r>
+        <w:t xml:space="preserve">, so every parameter set can supply the first arrest flow. Where first arrests use up the entry, the excess sets the size of the never imprisoned group D; at age 60+, where people ageing in supply the first arrests, it is the whole entry. A deterministic Nelder Mead fit with 8 starts gave the centre of the prior. The starts were an earlier anchor, 6 random perturbations of it (standard deviation 0.9 on the log scale) and a population informed start. Each start ran for up to 3,000 iterations and was then restarted from its own solution, up to 5 times, while the objective still fell by more than 0.001. The best fit had an objective of 21.44, a prevalence root mean square error of 0.0116 and a population mean absolute percentage error of 5.7%. Every model evaluation ran from model year 0 to 150. The last ten years had to be at equilibrium. The prior for each parameter was normal on the log scale with standard deviation 0.20. Its centre was the best fit, except that any value closer than five prior standard deviations (1.0 on the log scale) to a parameter bound was moved inward to that distance. This changed only θ3, θ6, which the best fit placed at its lower bound, where the likelihood is flat (Table S5). Without this step about half of the prior mass for that parameter would lie outside the bounds. Contact scales were bounded to 0.01 to 1,000 and entry scales to 0.01 to 10⁶.</w:t>
       </w:r>
     </w:p>
     <w:bookmarkEnd w:id="17"/>
@@ -4813,7 +5688,7 @@
         <w:pStyle w:val="FirstParagraph"/>
       </w:pPr>
       <w:r>
-        <w:t xml:space="preserve">The posterior combined the prior, a binomial likelihood for the six prevalence counts and a log normal likelihood (standard deviation 0.10) for the six population counts. Parameter sets outside the bounds or whose simulation failed the equilibrium check had zero posterior density. We sampled it with adaptive random walk Metropolis</w:t>
+        <w:t xml:space="preserve">The posterior combined the prior, a binomial likelihood for the six prevalence counts, a log normal likelihood (standard deviation 0.10) for the six population counts and a log normal likelihood (standard deviation 1.0) comparing the 2015 entry into D with the official count of new drug users</w:t>
       </w:r>
       <w:r>
         <w:t xml:space="preserve"> </w:t>
@@ -4822,13 +5697,22 @@
         <w:t xml:space="preserve">[17]</w:t>
       </w:r>
       <w:r>
-        <w:t xml:space="preserve">. Four chains started from independent prior draws. The initial proposal covariance was 0.01 times the prior variance. Adaptation began after 5,000 proposals, was refreshed every 50 proposals and was frozen after warmup. A 5% share of proposals always used the initial covariance. Each chain ran 50,000 model evaluations, of which 10,000 were warmup, giving 159,996 retained iterations. Every 10th iteration was stored (16,000 draws), and diagnostics used all retained iterations. Acceptance was 0.26 to 0.30. All parameters met the convergence checks (Table S3)</w:t>
+        <w:t xml:space="preserve">. Because first arrests are fixed by the prison records, the prison data alone do not determine how many people inject without ever being imprisoned; the entry term anchors that number to the official count, allowing roughly a sevenfold difference either way. Parameter sets outside the bounds or whose simulation failed the equilibrium check had zero posterior density. We sampled it with adaptive random walk Metropolis</w:t>
       </w:r>
       <w:r>
         <w:t xml:space="preserve"> </w:t>
       </w:r>
       <w:r>
         <w:t xml:space="preserve">[18]</w:t>
+      </w:r>
+      <w:r>
+        <w:t xml:space="preserve">. Four chains started from independent prior draws. The initial proposal covariance was 0.01 times the prior variance. Adaptation began after 5,000 proposals, was refreshed every 50 proposals and was frozen after warmup. A 5% share of proposals always used the initial covariance. Each chain ran 50,000 model evaluations, of which 10,000 were warmup, giving 159,996 retained iterations. Every 10th iteration was stored (16,000 draws), and diagnostics used all retained iterations. Acceptance was 0.25 to 0.27. All parameters met the convergence checks (Table S3)</w:t>
+      </w:r>
+      <w:r>
+        <w:t xml:space="preserve"> </w:t>
+      </w:r>
+      <w:r>
+        <w:t xml:space="preserve">[19]</w:t>
       </w:r>
       <w:r>
         <w:t xml:space="preserve">.</w:t>
@@ -4939,40 +5823,40 @@
               <w:pStyle w:val="Compact"/>
             </w:pPr>
             <w:r>
-              <w:t xml:space="preserve">1.0007</w:t>
-            </w:r>
-          </w:p>
-        </w:tc>
-        <w:tc>
-          <w:tcPr/>
-          <w:p>
-            <w:pPr>
-              <w:pStyle w:val="Compact"/>
-            </w:pPr>
-            <w:r>
-              <w:t xml:space="preserve">3,778</w:t>
-            </w:r>
-          </w:p>
-        </w:tc>
-        <w:tc>
-          <w:tcPr/>
-          <w:p>
-            <w:pPr>
-              <w:pStyle w:val="Compact"/>
-            </w:pPr>
-            <w:r>
-              <w:t xml:space="preserve">7,576</w:t>
-            </w:r>
-          </w:p>
-        </w:tc>
-        <w:tc>
-          <w:tcPr/>
-          <w:p>
-            <w:pPr>
-              <w:pStyle w:val="Compact"/>
-            </w:pPr>
-            <w:r>
-              <w:t xml:space="preserve">0.016</w:t>
+              <w:t xml:space="preserve">1.0028</w:t>
+            </w:r>
+          </w:p>
+        </w:tc>
+        <w:tc>
+          <w:tcPr/>
+          <w:p>
+            <w:pPr>
+              <w:pStyle w:val="Compact"/>
+            </w:pPr>
+            <w:r>
+              <w:t xml:space="preserve">3,105</w:t>
+            </w:r>
+          </w:p>
+        </w:tc>
+        <w:tc>
+          <w:tcPr/>
+          <w:p>
+            <w:pPr>
+              <w:pStyle w:val="Compact"/>
+            </w:pPr>
+            <w:r>
+              <w:t xml:space="preserve">6,162</w:t>
+            </w:r>
+          </w:p>
+        </w:tc>
+        <w:tc>
+          <w:tcPr/>
+          <w:p>
+            <w:pPr>
+              <w:pStyle w:val="Compact"/>
+            </w:pPr>
+            <w:r>
+              <w:t xml:space="preserve">0.018</w:t>
             </w:r>
           </w:p>
         </w:tc>
@@ -4996,40 +5880,40 @@
               <w:pStyle w:val="Compact"/>
             </w:pPr>
             <w:r>
-              <w:t xml:space="preserve">1.0009</w:t>
-            </w:r>
-          </w:p>
-        </w:tc>
-        <w:tc>
-          <w:tcPr/>
-          <w:p>
-            <w:pPr>
-              <w:pStyle w:val="Compact"/>
-            </w:pPr>
-            <w:r>
-              <w:t xml:space="preserve">4,037</w:t>
-            </w:r>
-          </w:p>
-        </w:tc>
-        <w:tc>
-          <w:tcPr/>
-          <w:p>
-            <w:pPr>
-              <w:pStyle w:val="Compact"/>
-            </w:pPr>
-            <w:r>
-              <w:t xml:space="preserve">6,827</w:t>
-            </w:r>
-          </w:p>
-        </w:tc>
-        <w:tc>
-          <w:tcPr/>
-          <w:p>
-            <w:pPr>
-              <w:pStyle w:val="Compact"/>
-            </w:pPr>
-            <w:r>
-              <w:t xml:space="preserve">0.016</w:t>
+              <w:t xml:space="preserve">1.0014</w:t>
+            </w:r>
+          </w:p>
+        </w:tc>
+        <w:tc>
+          <w:tcPr/>
+          <w:p>
+            <w:pPr>
+              <w:pStyle w:val="Compact"/>
+            </w:pPr>
+            <w:r>
+              <w:t xml:space="preserve">2,803</w:t>
+            </w:r>
+          </w:p>
+        </w:tc>
+        <w:tc>
+          <w:tcPr/>
+          <w:p>
+            <w:pPr>
+              <w:pStyle w:val="Compact"/>
+            </w:pPr>
+            <w:r>
+              <w:t xml:space="preserve">6,209</w:t>
+            </w:r>
+          </w:p>
+        </w:tc>
+        <w:tc>
+          <w:tcPr/>
+          <w:p>
+            <w:pPr>
+              <w:pStyle w:val="Compact"/>
+            </w:pPr>
+            <w:r>
+              <w:t xml:space="preserve">0.019</w:t>
             </w:r>
           </w:p>
         </w:tc>
@@ -5053,40 +5937,40 @@
               <w:pStyle w:val="Compact"/>
             </w:pPr>
             <w:r>
-              <w:t xml:space="preserve">1.0012</w:t>
-            </w:r>
-          </w:p>
-        </w:tc>
-        <w:tc>
-          <w:tcPr/>
-          <w:p>
-            <w:pPr>
-              <w:pStyle w:val="Compact"/>
-            </w:pPr>
-            <w:r>
-              <w:t xml:space="preserve">3,392</w:t>
-            </w:r>
-          </w:p>
-        </w:tc>
-        <w:tc>
-          <w:tcPr/>
-          <w:p>
-            <w:pPr>
-              <w:pStyle w:val="Compact"/>
-            </w:pPr>
-            <w:r>
-              <w:t xml:space="preserve">5,119</w:t>
-            </w:r>
-          </w:p>
-        </w:tc>
-        <w:tc>
-          <w:tcPr/>
-          <w:p>
-            <w:pPr>
-              <w:pStyle w:val="Compact"/>
-            </w:pPr>
-            <w:r>
-              <w:t xml:space="preserve">0.017</w:t>
+              <w:t xml:space="preserve">1.0017</w:t>
+            </w:r>
+          </w:p>
+        </w:tc>
+        <w:tc>
+          <w:tcPr/>
+          <w:p>
+            <w:pPr>
+              <w:pStyle w:val="Compact"/>
+            </w:pPr>
+            <w:r>
+              <w:t xml:space="preserve">2,932</w:t>
+            </w:r>
+          </w:p>
+        </w:tc>
+        <w:tc>
+          <w:tcPr/>
+          <w:p>
+            <w:pPr>
+              <w:pStyle w:val="Compact"/>
+            </w:pPr>
+            <w:r>
+              <w:t xml:space="preserve">5,690</w:t>
+            </w:r>
+          </w:p>
+        </w:tc>
+        <w:tc>
+          <w:tcPr/>
+          <w:p>
+            <w:pPr>
+              <w:pStyle w:val="Compact"/>
+            </w:pPr>
+            <w:r>
+              <w:t xml:space="preserve">0.019</w:t>
             </w:r>
           </w:p>
         </w:tc>
@@ -5110,40 +5994,40 @@
               <w:pStyle w:val="Compact"/>
             </w:pPr>
             <w:r>
-              <w:t xml:space="preserve">1.0006</w:t>
-            </w:r>
-          </w:p>
-        </w:tc>
-        <w:tc>
-          <w:tcPr/>
-          <w:p>
-            <w:pPr>
-              <w:pStyle w:val="Compact"/>
-            </w:pPr>
-            <w:r>
-              <w:t xml:space="preserve">3,360</w:t>
-            </w:r>
-          </w:p>
-        </w:tc>
-        <w:tc>
-          <w:tcPr/>
-          <w:p>
-            <w:pPr>
-              <w:pStyle w:val="Compact"/>
-            </w:pPr>
-            <w:r>
-              <w:t xml:space="preserve">7,397</w:t>
-            </w:r>
-          </w:p>
-        </w:tc>
-        <w:tc>
-          <w:tcPr/>
-          <w:p>
-            <w:pPr>
-              <w:pStyle w:val="Compact"/>
-            </w:pPr>
-            <w:r>
-              <w:t xml:space="preserve">0.017</w:t>
+              <w:t xml:space="preserve">1.0008</w:t>
+            </w:r>
+          </w:p>
+        </w:tc>
+        <w:tc>
+          <w:tcPr/>
+          <w:p>
+            <w:pPr>
+              <w:pStyle w:val="Compact"/>
+            </w:pPr>
+            <w:r>
+              <w:t xml:space="preserve">3,258</w:t>
+            </w:r>
+          </w:p>
+        </w:tc>
+        <w:tc>
+          <w:tcPr/>
+          <w:p>
+            <w:pPr>
+              <w:pStyle w:val="Compact"/>
+            </w:pPr>
+            <w:r>
+              <w:t xml:space="preserve">5,799</w:t>
+            </w:r>
+          </w:p>
+        </w:tc>
+        <w:tc>
+          <w:tcPr/>
+          <w:p>
+            <w:pPr>
+              <w:pStyle w:val="Compact"/>
+            </w:pPr>
+            <w:r>
+              <w:t xml:space="preserve">0.018</w:t>
             </w:r>
           </w:p>
         </w:tc>
@@ -5167,40 +6051,40 @@
               <w:pStyle w:val="Compact"/>
             </w:pPr>
             <w:r>
-              <w:t xml:space="preserve">1.0008</w:t>
-            </w:r>
-          </w:p>
-        </w:tc>
-        <w:tc>
-          <w:tcPr/>
-          <w:p>
-            <w:pPr>
-              <w:pStyle w:val="Compact"/>
-            </w:pPr>
-            <w:r>
-              <w:t xml:space="preserve">4,259</w:t>
-            </w:r>
-          </w:p>
-        </w:tc>
-        <w:tc>
-          <w:tcPr/>
-          <w:p>
-            <w:pPr>
-              <w:pStyle w:val="Compact"/>
-            </w:pPr>
-            <w:r>
-              <w:t xml:space="preserve">8,515</w:t>
-            </w:r>
-          </w:p>
-        </w:tc>
-        <w:tc>
-          <w:tcPr/>
-          <w:p>
-            <w:pPr>
-              <w:pStyle w:val="Compact"/>
-            </w:pPr>
-            <w:r>
-              <w:t xml:space="preserve">0.015</w:t>
+              <w:t xml:space="preserve">1.0015</w:t>
+            </w:r>
+          </w:p>
+        </w:tc>
+        <w:tc>
+          <w:tcPr/>
+          <w:p>
+            <w:pPr>
+              <w:pStyle w:val="Compact"/>
+            </w:pPr>
+            <w:r>
+              <w:t xml:space="preserve">2,990</w:t>
+            </w:r>
+          </w:p>
+        </w:tc>
+        <w:tc>
+          <w:tcPr/>
+          <w:p>
+            <w:pPr>
+              <w:pStyle w:val="Compact"/>
+            </w:pPr>
+            <w:r>
+              <w:t xml:space="preserve">5,372</w:t>
+            </w:r>
+          </w:p>
+        </w:tc>
+        <w:tc>
+          <w:tcPr/>
+          <w:p>
+            <w:pPr>
+              <w:pStyle w:val="Compact"/>
+            </w:pPr>
+            <w:r>
+              <w:t xml:space="preserve">0.018</w:t>
             </w:r>
           </w:p>
         </w:tc>
@@ -5224,40 +6108,40 @@
               <w:pStyle w:val="Compact"/>
             </w:pPr>
             <w:r>
-              <w:t xml:space="preserve">1.0016</w:t>
-            </w:r>
-          </w:p>
-        </w:tc>
-        <w:tc>
-          <w:tcPr/>
-          <w:p>
-            <w:pPr>
-              <w:pStyle w:val="Compact"/>
-            </w:pPr>
-            <w:r>
-              <w:t xml:space="preserve">3,873</w:t>
-            </w:r>
-          </w:p>
-        </w:tc>
-        <w:tc>
-          <w:tcPr/>
-          <w:p>
-            <w:pPr>
-              <w:pStyle w:val="Compact"/>
-            </w:pPr>
-            <w:r>
-              <w:t xml:space="preserve">6,733</w:t>
-            </w:r>
-          </w:p>
-        </w:tc>
-        <w:tc>
-          <w:tcPr/>
-          <w:p>
-            <w:pPr>
-              <w:pStyle w:val="Compact"/>
-            </w:pPr>
-            <w:r>
-              <w:t xml:space="preserve">0.016</w:t>
+              <w:t xml:space="preserve">1.0013</w:t>
+            </w:r>
+          </w:p>
+        </w:tc>
+        <w:tc>
+          <w:tcPr/>
+          <w:p>
+            <w:pPr>
+              <w:pStyle w:val="Compact"/>
+            </w:pPr>
+            <w:r>
+              <w:t xml:space="preserve">3,408</w:t>
+            </w:r>
+          </w:p>
+        </w:tc>
+        <w:tc>
+          <w:tcPr/>
+          <w:p>
+            <w:pPr>
+              <w:pStyle w:val="Compact"/>
+            </w:pPr>
+            <w:r>
+              <w:t xml:space="preserve">6,663</w:t>
+            </w:r>
+          </w:p>
+        </w:tc>
+        <w:tc>
+          <w:tcPr/>
+          <w:p>
+            <w:pPr>
+              <w:pStyle w:val="Compact"/>
+            </w:pPr>
+            <w:r>
+              <w:t xml:space="preserve">0.017</w:t>
             </w:r>
           </w:p>
         </w:tc>
@@ -5281,40 +6165,40 @@
               <w:pStyle w:val="Compact"/>
             </w:pPr>
             <w:r>
-              <w:t xml:space="preserve">1.0019</w:t>
-            </w:r>
-          </w:p>
-        </w:tc>
-        <w:tc>
-          <w:tcPr/>
-          <w:p>
-            <w:pPr>
-              <w:pStyle w:val="Compact"/>
-            </w:pPr>
-            <w:r>
-              <w:t xml:space="preserve">3,702</w:t>
-            </w:r>
-          </w:p>
-        </w:tc>
-        <w:tc>
-          <w:tcPr/>
-          <w:p>
-            <w:pPr>
-              <w:pStyle w:val="Compact"/>
-            </w:pPr>
-            <w:r>
-              <w:t xml:space="preserve">7,530</w:t>
-            </w:r>
-          </w:p>
-        </w:tc>
-        <w:tc>
-          <w:tcPr/>
-          <w:p>
-            <w:pPr>
-              <w:pStyle w:val="Compact"/>
-            </w:pPr>
-            <w:r>
-              <w:t xml:space="preserve">0.016</w:t>
+              <w:t xml:space="preserve">1.0024</w:t>
+            </w:r>
+          </w:p>
+        </w:tc>
+        <w:tc>
+          <w:tcPr/>
+          <w:p>
+            <w:pPr>
+              <w:pStyle w:val="Compact"/>
+            </w:pPr>
+            <w:r>
+              <w:t xml:space="preserve">2,791</w:t>
+            </w:r>
+          </w:p>
+        </w:tc>
+        <w:tc>
+          <w:tcPr/>
+          <w:p>
+            <w:pPr>
+              <w:pStyle w:val="Compact"/>
+            </w:pPr>
+            <w:r>
+              <w:t xml:space="preserve">5,447</w:t>
+            </w:r>
+          </w:p>
+        </w:tc>
+        <w:tc>
+          <w:tcPr/>
+          <w:p>
+            <w:pPr>
+              <w:pStyle w:val="Compact"/>
+            </w:pPr>
+            <w:r>
+              <w:t xml:space="preserve">0.019</w:t>
             </w:r>
           </w:p>
         </w:tc>
@@ -5338,40 +6222,40 @@
               <w:pStyle w:val="Compact"/>
             </w:pPr>
             <w:r>
-              <w:t xml:space="preserve">1.0015</w:t>
-            </w:r>
-          </w:p>
-        </w:tc>
-        <w:tc>
-          <w:tcPr/>
-          <w:p>
-            <w:pPr>
-              <w:pStyle w:val="Compact"/>
-            </w:pPr>
-            <w:r>
-              <w:t xml:space="preserve">4,011</w:t>
-            </w:r>
-          </w:p>
-        </w:tc>
-        <w:tc>
-          <w:tcPr/>
-          <w:p>
-            <w:pPr>
-              <w:pStyle w:val="Compact"/>
-            </w:pPr>
-            <w:r>
-              <w:t xml:space="preserve">7,858</w:t>
-            </w:r>
-          </w:p>
-        </w:tc>
-        <w:tc>
-          <w:tcPr/>
-          <w:p>
-            <w:pPr>
-              <w:pStyle w:val="Compact"/>
-            </w:pPr>
-            <w:r>
-              <w:t xml:space="preserve">0.016</w:t>
+              <w:t xml:space="preserve">1.0006</w:t>
+            </w:r>
+          </w:p>
+        </w:tc>
+        <w:tc>
+          <w:tcPr/>
+          <w:p>
+            <w:pPr>
+              <w:pStyle w:val="Compact"/>
+            </w:pPr>
+            <w:r>
+              <w:t xml:space="preserve">3,226</w:t>
+            </w:r>
+          </w:p>
+        </w:tc>
+        <w:tc>
+          <w:tcPr/>
+          <w:p>
+            <w:pPr>
+              <w:pStyle w:val="Compact"/>
+            </w:pPr>
+            <w:r>
+              <w:t xml:space="preserve">6,315</w:t>
+            </w:r>
+          </w:p>
+        </w:tc>
+        <w:tc>
+          <w:tcPr/>
+          <w:p>
+            <w:pPr>
+              <w:pStyle w:val="Compact"/>
+            </w:pPr>
+            <w:r>
+              <w:t xml:space="preserve">0.018</w:t>
             </w:r>
           </w:p>
         </w:tc>
@@ -5395,40 +6279,40 @@
               <w:pStyle w:val="Compact"/>
             </w:pPr>
             <w:r>
-              <w:t xml:space="preserve">1.0013</w:t>
-            </w:r>
-          </w:p>
-        </w:tc>
-        <w:tc>
-          <w:tcPr/>
-          <w:p>
-            <w:pPr>
-              <w:pStyle w:val="Compact"/>
-            </w:pPr>
-            <w:r>
-              <w:t xml:space="preserve">2,824</w:t>
-            </w:r>
-          </w:p>
-        </w:tc>
-        <w:tc>
-          <w:tcPr/>
-          <w:p>
-            <w:pPr>
-              <w:pStyle w:val="Compact"/>
-            </w:pPr>
-            <w:r>
-              <w:t xml:space="preserve">5,527</w:t>
-            </w:r>
-          </w:p>
-        </w:tc>
-        <w:tc>
-          <w:tcPr/>
-          <w:p>
-            <w:pPr>
-              <w:pStyle w:val="Compact"/>
-            </w:pPr>
-            <w:r>
-              <w:t xml:space="preserve">0.019</w:t>
+              <w:t xml:space="preserve">1.0019</w:t>
+            </w:r>
+          </w:p>
+        </w:tc>
+        <w:tc>
+          <w:tcPr/>
+          <w:p>
+            <w:pPr>
+              <w:pStyle w:val="Compact"/>
+            </w:pPr>
+            <w:r>
+              <w:t xml:space="preserve">2,319</w:t>
+            </w:r>
+          </w:p>
+        </w:tc>
+        <w:tc>
+          <w:tcPr/>
+          <w:p>
+            <w:pPr>
+              <w:pStyle w:val="Compact"/>
+            </w:pPr>
+            <w:r>
+              <w:t xml:space="preserve">2,728</w:t>
+            </w:r>
+          </w:p>
+        </w:tc>
+        <w:tc>
+          <w:tcPr/>
+          <w:p>
+            <w:pPr>
+              <w:pStyle w:val="Compact"/>
+            </w:pPr>
+            <w:r>
+              <w:t xml:space="preserve">0.021</w:t>
             </w:r>
           </w:p>
         </w:tc>
@@ -5452,40 +6336,40 @@
               <w:pStyle w:val="Compact"/>
             </w:pPr>
             <w:r>
-              <w:t xml:space="preserve">1.0020</w:t>
-            </w:r>
-          </w:p>
-        </w:tc>
-        <w:tc>
-          <w:tcPr/>
-          <w:p>
-            <w:pPr>
-              <w:pStyle w:val="Compact"/>
-            </w:pPr>
-            <w:r>
-              <w:t xml:space="preserve">3,113</w:t>
-            </w:r>
-          </w:p>
-        </w:tc>
-        <w:tc>
-          <w:tcPr/>
-          <w:p>
-            <w:pPr>
-              <w:pStyle w:val="Compact"/>
-            </w:pPr>
-            <w:r>
-              <w:t xml:space="preserve">5,577</w:t>
-            </w:r>
-          </w:p>
-        </w:tc>
-        <w:tc>
-          <w:tcPr/>
-          <w:p>
-            <w:pPr>
-              <w:pStyle w:val="Compact"/>
-            </w:pPr>
-            <w:r>
-              <w:t xml:space="preserve">0.018</w:t>
+              <w:t xml:space="preserve">1.0012</w:t>
+            </w:r>
+          </w:p>
+        </w:tc>
+        <w:tc>
+          <w:tcPr/>
+          <w:p>
+            <w:pPr>
+              <w:pStyle w:val="Compact"/>
+            </w:pPr>
+            <w:r>
+              <w:t xml:space="preserve">2,682</w:t>
+            </w:r>
+          </w:p>
+        </w:tc>
+        <w:tc>
+          <w:tcPr/>
+          <w:p>
+            <w:pPr>
+              <w:pStyle w:val="Compact"/>
+            </w:pPr>
+            <w:r>
+              <w:t xml:space="preserve">5,130</w:t>
+            </w:r>
+          </w:p>
+        </w:tc>
+        <w:tc>
+          <w:tcPr/>
+          <w:p>
+            <w:pPr>
+              <w:pStyle w:val="Compact"/>
+            </w:pPr>
+            <w:r>
+              <w:t xml:space="preserve">0.019</w:t>
             </w:r>
           </w:p>
         </w:tc>
@@ -5509,40 +6393,40 @@
               <w:pStyle w:val="Compact"/>
             </w:pPr>
             <w:r>
-              <w:t xml:space="preserve">1.0015</w:t>
-            </w:r>
-          </w:p>
-        </w:tc>
-        <w:tc>
-          <w:tcPr/>
-          <w:p>
-            <w:pPr>
-              <w:pStyle w:val="Compact"/>
-            </w:pPr>
-            <w:r>
-              <w:t xml:space="preserve">3,596</w:t>
-            </w:r>
-          </w:p>
-        </w:tc>
-        <w:tc>
-          <w:tcPr/>
-          <w:p>
-            <w:pPr>
-              <w:pStyle w:val="Compact"/>
-            </w:pPr>
-            <w:r>
-              <w:t xml:space="preserve">6,333</w:t>
-            </w:r>
-          </w:p>
-        </w:tc>
-        <w:tc>
-          <w:tcPr/>
-          <w:p>
-            <w:pPr>
-              <w:pStyle w:val="Compact"/>
-            </w:pPr>
-            <w:r>
-              <w:t xml:space="preserve">0.017</w:t>
+              <w:t xml:space="preserve">1.0007</w:t>
+            </w:r>
+          </w:p>
+        </w:tc>
+        <w:tc>
+          <w:tcPr/>
+          <w:p>
+            <w:pPr>
+              <w:pStyle w:val="Compact"/>
+            </w:pPr>
+            <w:r>
+              <w:t xml:space="preserve">3,210</w:t>
+            </w:r>
+          </w:p>
+        </w:tc>
+        <w:tc>
+          <w:tcPr/>
+          <w:p>
+            <w:pPr>
+              <w:pStyle w:val="Compact"/>
+            </w:pPr>
+            <w:r>
+              <w:t xml:space="preserve">6,014</w:t>
+            </w:r>
+          </w:p>
+        </w:tc>
+        <w:tc>
+          <w:tcPr/>
+          <w:p>
+            <w:pPr>
+              <w:pStyle w:val="Compact"/>
+            </w:pPr>
+            <w:r>
+              <w:t xml:space="preserve">0.018</w:t>
             </w:r>
           </w:p>
         </w:tc>
@@ -5566,40 +6450,40 @@
               <w:pStyle w:val="Compact"/>
             </w:pPr>
             <w:r>
-              <w:t xml:space="preserve">1.0004</w:t>
-            </w:r>
-          </w:p>
-        </w:tc>
-        <w:tc>
-          <w:tcPr/>
-          <w:p>
-            <w:pPr>
-              <w:pStyle w:val="Compact"/>
-            </w:pPr>
-            <w:r>
-              <w:t xml:space="preserve">4,041</w:t>
-            </w:r>
-          </w:p>
-        </w:tc>
-        <w:tc>
-          <w:tcPr/>
-          <w:p>
-            <w:pPr>
-              <w:pStyle w:val="Compact"/>
-            </w:pPr>
-            <w:r>
-              <w:t xml:space="preserve">6,876</w:t>
-            </w:r>
-          </w:p>
-        </w:tc>
-        <w:tc>
-          <w:tcPr/>
-          <w:p>
-            <w:pPr>
-              <w:pStyle w:val="Compact"/>
-            </w:pPr>
-            <w:r>
-              <w:t xml:space="preserve">0.016</w:t>
+              <w:t xml:space="preserve">1.0014</w:t>
+            </w:r>
+          </w:p>
+        </w:tc>
+        <w:tc>
+          <w:tcPr/>
+          <w:p>
+            <w:pPr>
+              <w:pStyle w:val="Compact"/>
+            </w:pPr>
+            <w:r>
+              <w:t xml:space="preserve">3,495</w:t>
+            </w:r>
+          </w:p>
+        </w:tc>
+        <w:tc>
+          <w:tcPr/>
+          <w:p>
+            <w:pPr>
+              <w:pStyle w:val="Compact"/>
+            </w:pPr>
+            <w:r>
+              <w:t xml:space="preserve">6,304</w:t>
+            </w:r>
+          </w:p>
+        </w:tc>
+        <w:tc>
+          <w:tcPr/>
+          <w:p>
+            <w:pPr>
+              <w:pStyle w:val="Compact"/>
+            </w:pPr>
+            <w:r>
+              <w:t xml:space="preserve">0.017</w:t>
             </w:r>
           </w:p>
         </w:tc>
@@ -5626,7 +6510,7 @@
         <w:t xml:space="preserve"> </w:t>
       </w:r>
       <w:r>
-        <w:t xml:space="preserve">[19]</w:t>
+        <w:t xml:space="preserve">[20]</w:t>
       </w:r>
       <w:r>
         <w:t xml:space="preserve">, implemented in the sbi package</w:t>
@@ -5635,16 +6519,16 @@
         <w:t xml:space="preserve"> </w:t>
       </w:r>
       <w:r>
-        <w:t xml:space="preserve">[20]</w:t>
-      </w:r>
-      <w:r>
-        <w:t xml:space="preserve">. Both methods used the same prior, likelihood, solver and equilibrium restriction. We drew 50,000 parameter sets from the prior by Latin hypercube sampling. The design had one point in each of 50,000 equal probability strata for every parameter, and each column was mapped through the normal inverse distribution function of that parameter’s prior. Of these, 50,000 simulations were valid. Exclusions were 0 draws outside the bounds, 0 equilibrium failures and 0 non-finite simulations; excluded draws are dropped, not replaced. The estimator was an equal weight ensemble of 5 masked autoregressive flows, each with 50 hidden features and 5 transforms</w:t>
-      </w:r>
-      <w:r>
-        <w:t xml:space="preserve"> </w:t>
-      </w:r>
-      <w:r>
         <w:t xml:space="preserve">[21]</w:t>
+      </w:r>
+      <w:r>
+        <w:t xml:space="preserve">. Both methods used the same prior, likelihood, solver and equilibrium restriction. We drew 50,000 parameter sets from the prior by Latin hypercube sampling. The design had one point in each of 50,000 equal probability strata for every parameter, and each column was mapped through the normal inverse distribution function of that parameter’s prior. Of these, 48,918 simulations were valid. Exclusions were 0 draws outside the bounds, 1,082 equilibrium failures and 0 non-finite simulations; excluded draws are dropped, not replaced. The estimator was an equal weight ensemble of 5 masked autoregressive flows, each with 50 hidden features and 5 transforms</w:t>
+      </w:r>
+      <w:r>
+        <w:t xml:space="preserve"> </w:t>
+      </w:r>
+      <w:r>
+        <w:t xml:space="preserve">[22]</w:t>
       </w:r>
       <w:r>
         <w:t xml:space="preserve">, trained in one round with the standard loss from different random seeds. A single network gave a small seed dependent bias in one parameter, which the ensemble removed.</w:t>
@@ -5661,13 +6545,13 @@
         <w:t xml:space="preserve"> </w:t>
       </w:r>
       <w:r>
-        <w:t xml:space="preserve">[22]</w:t>
-      </w:r>
-      <w:r>
-        <w:t xml:space="preserve"> </w:t>
-      </w:r>
-      <w:r>
-        <w:t xml:space="preserve">on 1,000 datasets simulated from independent prior draws. For each parameter, 95% interval coverage was 0.931 to 0.958 and 90% coverage 0.873 to 0.910. No rank histogram showed systematic skew (U shape, central peak, shift or Bonferroni corrected chi-square departure). The predeclared gate required 95% coverage of at least 0.85 and 90% coverage of at least 0.75 for every parameter. As a smaller direct check, we reran the MCMC on 8 of these simulated datasets, with one chain of 30,000 evaluations each. Pooled 95% coverage was 1.00 and 90% coverage 0.95 over 96 ranks; this guards only against gross miscalibration.</w:t>
+        <w:t xml:space="preserve">[23]</w:t>
+      </w:r>
+      <w:r>
+        <w:t xml:space="preserve"> </w:t>
+      </w:r>
+      <w:r>
+        <w:t xml:space="preserve">on 973 datasets simulated from independent prior draws. For each parameter, 95% interval coverage was 0.936 to 0.958 and 90% coverage 0.879 to 0.918. No rank histogram showed systematic skew (U shape, central peak, shift or Bonferroni corrected chi-square departure). The predeclared gate required 95% coverage of at least 0.85 and 90% coverage of at least 0.75 for every parameter. As a smaller direct check, we reran the MCMC on 8 of these simulated datasets, with one chain of 30,000 evaluations each. Pooled 95% coverage was 0.93 and 90% coverage 0.83 over 96 ranks; this guards only against gross miscalibration.</w:t>
       </w:r>
     </w:p>
     <w:p>
@@ -5828,40 +6712,40 @@
               <w:pStyle w:val="Compact"/>
             </w:pPr>
             <w:r>
-              <w:t xml:space="preserve">50,000 (50,000)</w:t>
-            </w:r>
-          </w:p>
-        </w:tc>
-        <w:tc>
-          <w:tcPr/>
-          <w:p>
-            <w:pPr>
-              <w:pStyle w:val="Compact"/>
-            </w:pPr>
-            <w:r>
-              <w:t xml:space="preserve">0.05</w:t>
-            </w:r>
-          </w:p>
-        </w:tc>
-        <w:tc>
-          <w:tcPr/>
-          <w:p>
-            <w:pPr>
-              <w:pStyle w:val="Compact"/>
-            </w:pPr>
-            <w:r>
-              <w:t xml:space="preserve">0.20</w:t>
-            </w:r>
-          </w:p>
-        </w:tc>
-        <w:tc>
-          <w:tcPr/>
-          <w:p>
-            <w:pPr>
-              <w:pStyle w:val="Compact"/>
-            </w:pPr>
-            <w:r>
-              <w:t xml:space="preserve">0.963 (0.93 to 1.01)</w:t>
+              <w:t xml:space="preserve">50,000 (48,918)</w:t>
+            </w:r>
+          </w:p>
+        </w:tc>
+        <w:tc>
+          <w:tcPr/>
+          <w:p>
+            <w:pPr>
+              <w:pStyle w:val="Compact"/>
+            </w:pPr>
+            <w:r>
+              <w:t xml:space="preserve">0.08</w:t>
+            </w:r>
+          </w:p>
+        </w:tc>
+        <w:tc>
+          <w:tcPr/>
+          <w:p>
+            <w:pPr>
+              <w:pStyle w:val="Compact"/>
+            </w:pPr>
+            <w:r>
+              <w:t xml:space="preserve">0.12</w:t>
+            </w:r>
+          </w:p>
+        </w:tc>
+        <w:tc>
+          <w:tcPr/>
+          <w:p>
+            <w:pPr>
+              <w:pStyle w:val="Compact"/>
+            </w:pPr>
+            <w:r>
+              <w:t xml:space="preserve">0.992 (0.96 to 1.01)</w:t>
             </w:r>
           </w:p>
         </w:tc>
@@ -5883,18 +6767,18 @@
               <w:pStyle w:val="Compact"/>
             </w:pPr>
             <w:r>
-              <w:t xml:space="preserve">0.6%</w:t>
-            </w:r>
-          </w:p>
-        </w:tc>
-        <w:tc>
-          <w:tcPr/>
-          <w:p>
-            <w:pPr>
-              <w:pStyle w:val="Compact"/>
-            </w:pPr>
-            <w:r>
-              <w:t xml:space="preserve">2.5</w:t>
+              <w:t xml:space="preserve">1.2%</w:t>
+            </w:r>
+          </w:p>
+        </w:tc>
+        <w:tc>
+          <w:tcPr/>
+          <w:p>
+            <w:pPr>
+              <w:pStyle w:val="Compact"/>
+            </w:pPr>
+            <w:r>
+              <w:t xml:space="preserve">0.0</w:t>
             </w:r>
           </w:p>
         </w:tc>
@@ -5923,7 +6807,7 @@
         <w:pStyle w:val="FirstParagraph"/>
       </w:pPr>
       <w:r>
-        <w:t xml:space="preserve">Table S5 gives the posterior of each parameter. For θ6, θ9 and θ12 the posterior standard deviation was more than 0.8 times the prior standard deviation, so these parameters remain mostly informed by the prior.</w:t>
+        <w:t xml:space="preserve">Table S5 gives the posterior of each parameter. For θ5, θ6, θ7, θ8, θ9, θ10, θ11 and θ12 the posterior standard deviation was more than 0.8 times the prior standard deviation, so these parameters remain mostly informed by the prior.</w:t>
       </w:r>
     </w:p>
     <w:p>
@@ -6066,51 +6950,51 @@
               <w:pStyle w:val="Compact"/>
             </w:pPr>
             <w:r>
-              <w:t xml:space="preserve">2.216</w:t>
-            </w:r>
-          </w:p>
-        </w:tc>
-        <w:tc>
-          <w:tcPr/>
-          <w:p>
-            <w:pPr>
-              <w:pStyle w:val="Compact"/>
-            </w:pPr>
-            <w:r>
-              <w:t xml:space="preserve">2.216</w:t>
-            </w:r>
-          </w:p>
-        </w:tc>
-        <w:tc>
-          <w:tcPr/>
-          <w:p>
-            <w:pPr>
-              <w:pStyle w:val="Compact"/>
-            </w:pPr>
-            <w:r>
-              <w:t xml:space="preserve">2.200 (1.892 to 2.490)</w:t>
-            </w:r>
-          </w:p>
-        </w:tc>
-        <w:tc>
-          <w:tcPr/>
-          <w:p>
-            <w:pPr>
-              <w:pStyle w:val="Compact"/>
-            </w:pPr>
-            <w:r>
-              <w:t xml:space="preserve">0.153</w:t>
-            </w:r>
-          </w:p>
-        </w:tc>
-        <w:tc>
-          <w:tcPr/>
-          <w:p>
-            <w:pPr>
-              <w:pStyle w:val="Compact"/>
-            </w:pPr>
-            <w:r>
-              <w:t xml:space="preserve">0.76</w:t>
+              <w:t xml:space="preserve">0.640</w:t>
+            </w:r>
+          </w:p>
+        </w:tc>
+        <w:tc>
+          <w:tcPr/>
+          <w:p>
+            <w:pPr>
+              <w:pStyle w:val="Compact"/>
+            </w:pPr>
+            <w:r>
+              <w:t xml:space="preserve">0.640</w:t>
+            </w:r>
+          </w:p>
+        </w:tc>
+        <w:tc>
+          <w:tcPr/>
+          <w:p>
+            <w:pPr>
+              <w:pStyle w:val="Compact"/>
+            </w:pPr>
+            <w:r>
+              <w:t xml:space="preserve">0.641 (0.341 to 0.926)</w:t>
+            </w:r>
+          </w:p>
+        </w:tc>
+        <w:tc>
+          <w:tcPr/>
+          <w:p>
+            <w:pPr>
+              <w:pStyle w:val="Compact"/>
+            </w:pPr>
+            <w:r>
+              <w:t xml:space="preserve">0.149</w:t>
+            </w:r>
+          </w:p>
+        </w:tc>
+        <w:tc>
+          <w:tcPr/>
+          <w:p>
+            <w:pPr>
+              <w:pStyle w:val="Compact"/>
+            </w:pPr>
+            <w:r>
+              <w:t xml:space="preserve">0.75</w:t>
             </w:r>
           </w:p>
         </w:tc>
@@ -6145,51 +7029,51 @@
               <w:pStyle w:val="Compact"/>
             </w:pPr>
             <w:r>
-              <w:t xml:space="preserve">-2.449</w:t>
-            </w:r>
-          </w:p>
-        </w:tc>
-        <w:tc>
-          <w:tcPr/>
-          <w:p>
-            <w:pPr>
-              <w:pStyle w:val="Compact"/>
-            </w:pPr>
-            <w:r>
-              <w:t xml:space="preserve">-2.449</w:t>
-            </w:r>
-          </w:p>
-        </w:tc>
-        <w:tc>
-          <w:tcPr/>
-          <w:p>
-            <w:pPr>
-              <w:pStyle w:val="Compact"/>
-            </w:pPr>
-            <w:r>
-              <w:t xml:space="preserve">-2.440 (-2.583 to -2.301)</w:t>
-            </w:r>
-          </w:p>
-        </w:tc>
-        <w:tc>
-          <w:tcPr/>
-          <w:p>
-            <w:pPr>
-              <w:pStyle w:val="Compact"/>
-            </w:pPr>
-            <w:r>
-              <w:t xml:space="preserve">0.072</w:t>
-            </w:r>
-          </w:p>
-        </w:tc>
-        <w:tc>
-          <w:tcPr/>
-          <w:p>
-            <w:pPr>
-              <w:pStyle w:val="Compact"/>
-            </w:pPr>
-            <w:r>
-              <w:t xml:space="preserve">0.36</w:t>
+              <w:t xml:space="preserve">-2.807</w:t>
+            </w:r>
+          </w:p>
+        </w:tc>
+        <w:tc>
+          <w:tcPr/>
+          <w:p>
+            <w:pPr>
+              <w:pStyle w:val="Compact"/>
+            </w:pPr>
+            <w:r>
+              <w:t xml:space="preserve">-2.807</w:t>
+            </w:r>
+          </w:p>
+        </w:tc>
+        <w:tc>
+          <w:tcPr/>
+          <w:p>
+            <w:pPr>
+              <w:pStyle w:val="Compact"/>
+            </w:pPr>
+            <w:r>
+              <w:t xml:space="preserve">-2.817 (-3.020 to -2.625)</w:t>
+            </w:r>
+          </w:p>
+        </w:tc>
+        <w:tc>
+          <w:tcPr/>
+          <w:p>
+            <w:pPr>
+              <w:pStyle w:val="Compact"/>
+            </w:pPr>
+            <w:r>
+              <w:t xml:space="preserve">0.101</w:t>
+            </w:r>
+          </w:p>
+        </w:tc>
+        <w:tc>
+          <w:tcPr/>
+          <w:p>
+            <w:pPr>
+              <w:pStyle w:val="Compact"/>
+            </w:pPr>
+            <w:r>
+              <w:t xml:space="preserve">0.50</w:t>
             </w:r>
           </w:p>
         </w:tc>
@@ -6224,51 +7108,51 @@
               <w:pStyle w:val="Compact"/>
             </w:pPr>
             <w:r>
-              <w:t xml:space="preserve">-2.797</w:t>
-            </w:r>
-          </w:p>
-        </w:tc>
-        <w:tc>
-          <w:tcPr/>
-          <w:p>
-            <w:pPr>
-              <w:pStyle w:val="Compact"/>
-            </w:pPr>
-            <w:r>
-              <w:t xml:space="preserve">-2.797</w:t>
-            </w:r>
-          </w:p>
-        </w:tc>
-        <w:tc>
-          <w:tcPr/>
-          <w:p>
-            <w:pPr>
-              <w:pStyle w:val="Compact"/>
-            </w:pPr>
-            <w:r>
-              <w:t xml:space="preserve">-2.801 (-3.027 to -2.611)</w:t>
-            </w:r>
-          </w:p>
-        </w:tc>
-        <w:tc>
-          <w:tcPr/>
-          <w:p>
-            <w:pPr>
-              <w:pStyle w:val="Compact"/>
-            </w:pPr>
-            <w:r>
-              <w:t xml:space="preserve">0.106</w:t>
-            </w:r>
-          </w:p>
-        </w:tc>
-        <w:tc>
-          <w:tcPr/>
-          <w:p>
-            <w:pPr>
-              <w:pStyle w:val="Compact"/>
-            </w:pPr>
-            <w:r>
-              <w:t xml:space="preserve">0.53</w:t>
+              <w:t xml:space="preserve">-3.624</w:t>
+            </w:r>
+          </w:p>
+        </w:tc>
+        <w:tc>
+          <w:tcPr/>
+          <w:p>
+            <w:pPr>
+              <w:pStyle w:val="Compact"/>
+            </w:pPr>
+            <w:r>
+              <w:t xml:space="preserve">-3.605</w:t>
+            </w:r>
+          </w:p>
+        </w:tc>
+        <w:tc>
+          <w:tcPr/>
+          <w:p>
+            <w:pPr>
+              <w:pStyle w:val="Compact"/>
+            </w:pPr>
+            <w:r>
+              <w:t xml:space="preserve">-3.632 (-3.819 to -3.457)</w:t>
+            </w:r>
+          </w:p>
+        </w:tc>
+        <w:tc>
+          <w:tcPr/>
+          <w:p>
+            <w:pPr>
+              <w:pStyle w:val="Compact"/>
+            </w:pPr>
+            <w:r>
+              <w:t xml:space="preserve">0.093</w:t>
+            </w:r>
+          </w:p>
+        </w:tc>
+        <w:tc>
+          <w:tcPr/>
+          <w:p>
+            <w:pPr>
+              <w:pStyle w:val="Compact"/>
+            </w:pPr>
+            <w:r>
+              <w:t xml:space="preserve">0.47</w:t>
             </w:r>
           </w:p>
         </w:tc>
@@ -6303,51 +7187,51 @@
               <w:pStyle w:val="Compact"/>
             </w:pPr>
             <w:r>
-              <w:t xml:space="preserve">-0.121</w:t>
-            </w:r>
-          </w:p>
-        </w:tc>
-        <w:tc>
-          <w:tcPr/>
-          <w:p>
-            <w:pPr>
-              <w:pStyle w:val="Compact"/>
-            </w:pPr>
-            <w:r>
-              <w:t xml:space="preserve">-0.121</w:t>
-            </w:r>
-          </w:p>
-        </w:tc>
-        <w:tc>
-          <w:tcPr/>
-          <w:p>
-            <w:pPr>
-              <w:pStyle w:val="Compact"/>
-            </w:pPr>
-            <w:r>
-              <w:t xml:space="preserve">-0.126 (-0.325 to 0.071)</w:t>
-            </w:r>
-          </w:p>
-        </w:tc>
-        <w:tc>
-          <w:tcPr/>
-          <w:p>
-            <w:pPr>
-              <w:pStyle w:val="Compact"/>
-            </w:pPr>
-            <w:r>
-              <w:t xml:space="preserve">0.100</w:t>
-            </w:r>
-          </w:p>
-        </w:tc>
-        <w:tc>
-          <w:tcPr/>
-          <w:p>
-            <w:pPr>
-              <w:pStyle w:val="Compact"/>
-            </w:pPr>
-            <w:r>
-              <w:t xml:space="preserve">0.50</w:t>
+              <w:t xml:space="preserve">-1.268</w:t>
+            </w:r>
+          </w:p>
+        </w:tc>
+        <w:tc>
+          <w:tcPr/>
+          <w:p>
+            <w:pPr>
+              <w:pStyle w:val="Compact"/>
+            </w:pPr>
+            <w:r>
+              <w:t xml:space="preserve">-1.268</w:t>
+            </w:r>
+          </w:p>
+        </w:tc>
+        <w:tc>
+          <w:tcPr/>
+          <w:p>
+            <w:pPr>
+              <w:pStyle w:val="Compact"/>
+            </w:pPr>
+            <w:r>
+              <w:t xml:space="preserve">-1.283 (-1.501 to -1.075)</w:t>
+            </w:r>
+          </w:p>
+        </w:tc>
+        <w:tc>
+          <w:tcPr/>
+          <w:p>
+            <w:pPr>
+              <w:pStyle w:val="Compact"/>
+            </w:pPr>
+            <w:r>
+              <w:t xml:space="preserve">0.109</w:t>
+            </w:r>
+          </w:p>
+        </w:tc>
+        <w:tc>
+          <w:tcPr/>
+          <w:p>
+            <w:pPr>
+              <w:pStyle w:val="Compact"/>
+            </w:pPr>
+            <w:r>
+              <w:t xml:space="preserve">0.54</w:t>
             </w:r>
           </w:p>
         </w:tc>
@@ -6382,51 +7266,51 @@
               <w:pStyle w:val="Compact"/>
             </w:pPr>
             <w:r>
-              <w:t xml:space="preserve">1.665</w:t>
-            </w:r>
-          </w:p>
-        </w:tc>
-        <w:tc>
-          <w:tcPr/>
-          <w:p>
-            <w:pPr>
-              <w:pStyle w:val="Compact"/>
-            </w:pPr>
-            <w:r>
-              <w:t xml:space="preserve">1.665</w:t>
-            </w:r>
-          </w:p>
-        </w:tc>
-        <w:tc>
-          <w:tcPr/>
-          <w:p>
-            <w:pPr>
-              <w:pStyle w:val="Compact"/>
-            </w:pPr>
-            <w:r>
-              <w:t xml:space="preserve">1.660 (1.435 to 1.888)</w:t>
-            </w:r>
-          </w:p>
-        </w:tc>
-        <w:tc>
-          <w:tcPr/>
-          <w:p>
-            <w:pPr>
-              <w:pStyle w:val="Compact"/>
-            </w:pPr>
-            <w:r>
-              <w:t xml:space="preserve">0.115</w:t>
-            </w:r>
-          </w:p>
-        </w:tc>
-        <w:tc>
-          <w:tcPr/>
-          <w:p>
-            <w:pPr>
-              <w:pStyle w:val="Compact"/>
-            </w:pPr>
-            <w:r>
-              <w:t xml:space="preserve">0.58</w:t>
+              <w:t xml:space="preserve">1.119</w:t>
+            </w:r>
+          </w:p>
+        </w:tc>
+        <w:tc>
+          <w:tcPr/>
+          <w:p>
+            <w:pPr>
+              <w:pStyle w:val="Compact"/>
+            </w:pPr>
+            <w:r>
+              <w:t xml:space="preserve">1.119</w:t>
+            </w:r>
+          </w:p>
+        </w:tc>
+        <w:tc>
+          <w:tcPr/>
+          <w:p>
+            <w:pPr>
+              <w:pStyle w:val="Compact"/>
+            </w:pPr>
+            <w:r>
+              <w:t xml:space="preserve">1.105 (0.745 to 1.456)</w:t>
+            </w:r>
+          </w:p>
+        </w:tc>
+        <w:tc>
+          <w:tcPr/>
+          <w:p>
+            <w:pPr>
+              <w:pStyle w:val="Compact"/>
+            </w:pPr>
+            <w:r>
+              <w:t xml:space="preserve">0.180</w:t>
+            </w:r>
+          </w:p>
+        </w:tc>
+        <w:tc>
+          <w:tcPr/>
+          <w:p>
+            <w:pPr>
+              <w:pStyle w:val="Compact"/>
+            </w:pPr>
+            <w:r>
+              <w:t xml:space="preserve">0.90</w:t>
             </w:r>
           </w:p>
         </w:tc>
@@ -6461,7 +7345,7 @@
               <w:pStyle w:val="Compact"/>
             </w:pPr>
             <w:r>
-              <w:t xml:space="preserve">-4.604</w:t>
+              <w:t xml:space="preserve">-3.695</w:t>
             </w:r>
           </w:p>
         </w:tc>
@@ -6483,29 +7367,29 @@
               <w:pStyle w:val="Compact"/>
             </w:pPr>
             <w:r>
-              <w:t xml:space="preserve">-3.602 (-3.992 to -3.221)</w:t>
-            </w:r>
-          </w:p>
-        </w:tc>
-        <w:tc>
-          <w:tcPr/>
-          <w:p>
-            <w:pPr>
-              <w:pStyle w:val="Compact"/>
-            </w:pPr>
-            <w:r>
-              <w:t xml:space="preserve">0.197</w:t>
-            </w:r>
-          </w:p>
-        </w:tc>
-        <w:tc>
-          <w:tcPr/>
-          <w:p>
-            <w:pPr>
-              <w:pStyle w:val="Compact"/>
-            </w:pPr>
-            <w:r>
-              <w:t xml:space="preserve">0.99</w:t>
+              <w:t xml:space="preserve">-3.604 (-4.002 to -3.211)</w:t>
+            </w:r>
+          </w:p>
+        </w:tc>
+        <w:tc>
+          <w:tcPr/>
+          <w:p>
+            <w:pPr>
+              <w:pStyle w:val="Compact"/>
+            </w:pPr>
+            <w:r>
+              <w:t xml:space="preserve">0.202</w:t>
+            </w:r>
+          </w:p>
+        </w:tc>
+        <w:tc>
+          <w:tcPr/>
+          <w:p>
+            <w:pPr>
+              <w:pStyle w:val="Compact"/>
+            </w:pPr>
+            <w:r>
+              <w:t xml:space="preserve">1.01</w:t>
             </w:r>
           </w:p>
         </w:tc>
@@ -6529,62 +7413,62 @@
               <w:pStyle w:val="Compact"/>
             </w:pPr>
             <w:r>
-              <w:t xml:space="preserve">Entry scale, age &lt;20</w:t>
-            </w:r>
-          </w:p>
-        </w:tc>
-        <w:tc>
-          <w:tcPr/>
-          <w:p>
-            <w:pPr>
-              <w:pStyle w:val="Compact"/>
-            </w:pPr>
-            <w:r>
-              <w:t xml:space="preserve">-2.001</w:t>
-            </w:r>
-          </w:p>
-        </w:tc>
-        <w:tc>
-          <w:tcPr/>
-          <w:p>
-            <w:pPr>
-              <w:pStyle w:val="Compact"/>
-            </w:pPr>
-            <w:r>
-              <w:t xml:space="preserve">-2.001</w:t>
-            </w:r>
-          </w:p>
-        </w:tc>
-        <w:tc>
-          <w:tcPr/>
-          <w:p>
-            <w:pPr>
-              <w:pStyle w:val="Compact"/>
-            </w:pPr>
-            <w:r>
-              <w:t xml:space="preserve">-1.993 (-2.166 to -1.810)</w:t>
-            </w:r>
-          </w:p>
-        </w:tc>
-        <w:tc>
-          <w:tcPr/>
-          <w:p>
-            <w:pPr>
-              <w:pStyle w:val="Compact"/>
-            </w:pPr>
-            <w:r>
-              <w:t xml:space="preserve">0.091</w:t>
-            </w:r>
-          </w:p>
-        </w:tc>
-        <w:tc>
-          <w:tcPr/>
-          <w:p>
-            <w:pPr>
-              <w:pStyle w:val="Compact"/>
-            </w:pPr>
-            <w:r>
-              <w:t xml:space="preserve">0.46</w:t>
+              <w:t xml:space="preserve">Excess entry scale, age &lt;20</w:t>
+            </w:r>
+          </w:p>
+        </w:tc>
+        <w:tc>
+          <w:tcPr/>
+          <w:p>
+            <w:pPr>
+              <w:pStyle w:val="Compact"/>
+            </w:pPr>
+            <w:r>
+              <w:t xml:space="preserve">-0.832</w:t>
+            </w:r>
+          </w:p>
+        </w:tc>
+        <w:tc>
+          <w:tcPr/>
+          <w:p>
+            <w:pPr>
+              <w:pStyle w:val="Compact"/>
+            </w:pPr>
+            <w:r>
+              <w:t xml:space="preserve">-0.832</w:t>
+            </w:r>
+          </w:p>
+        </w:tc>
+        <w:tc>
+          <w:tcPr/>
+          <w:p>
+            <w:pPr>
+              <w:pStyle w:val="Compact"/>
+            </w:pPr>
+            <w:r>
+              <w:t xml:space="preserve">-0.836 (-1.214 to -0.482)</w:t>
+            </w:r>
+          </w:p>
+        </w:tc>
+        <w:tc>
+          <w:tcPr/>
+          <w:p>
+            <w:pPr>
+              <w:pStyle w:val="Compact"/>
+            </w:pPr>
+            <w:r>
+              <w:t xml:space="preserve">0.188</w:t>
+            </w:r>
+          </w:p>
+        </w:tc>
+        <w:tc>
+          <w:tcPr/>
+          <w:p>
+            <w:pPr>
+              <w:pStyle w:val="Compact"/>
+            </w:pPr>
+            <w:r>
+              <w:t xml:space="preserve">0.94</w:t>
             </w:r>
           </w:p>
         </w:tc>
@@ -6608,62 +7492,62 @@
               <w:pStyle w:val="Compact"/>
             </w:pPr>
             <w:r>
-              <w:t xml:space="preserve">Entry scale, age 20–29</w:t>
-            </w:r>
-          </w:p>
-        </w:tc>
-        <w:tc>
-          <w:tcPr/>
-          <w:p>
-            <w:pPr>
-              <w:pStyle w:val="Compact"/>
-            </w:pPr>
-            <w:r>
-              <w:t xml:space="preserve">-0.369</w:t>
-            </w:r>
-          </w:p>
-        </w:tc>
-        <w:tc>
-          <w:tcPr/>
-          <w:p>
-            <w:pPr>
-              <w:pStyle w:val="Compact"/>
-            </w:pPr>
-            <w:r>
-              <w:t xml:space="preserve">-0.369</w:t>
-            </w:r>
-          </w:p>
-        </w:tc>
-        <w:tc>
-          <w:tcPr/>
-          <w:p>
-            <w:pPr>
-              <w:pStyle w:val="Compact"/>
-            </w:pPr>
-            <w:r>
-              <w:t xml:space="preserve">-0.374 (-0.540 to -0.214)</w:t>
-            </w:r>
-          </w:p>
-        </w:tc>
-        <w:tc>
-          <w:tcPr/>
-          <w:p>
-            <w:pPr>
-              <w:pStyle w:val="Compact"/>
-            </w:pPr>
-            <w:r>
-              <w:t xml:space="preserve">0.082</w:t>
-            </w:r>
-          </w:p>
-        </w:tc>
-        <w:tc>
-          <w:tcPr/>
-          <w:p>
-            <w:pPr>
-              <w:pStyle w:val="Compact"/>
-            </w:pPr>
-            <w:r>
-              <w:t xml:space="preserve">0.41</w:t>
+              <w:t xml:space="preserve">Excess entry scale, age 20–29</w:t>
+            </w:r>
+          </w:p>
+        </w:tc>
+        <w:tc>
+          <w:tcPr/>
+          <w:p>
+            <w:pPr>
+              <w:pStyle w:val="Compact"/>
+            </w:pPr>
+            <w:r>
+              <w:t xml:space="preserve">-2.815</w:t>
+            </w:r>
+          </w:p>
+        </w:tc>
+        <w:tc>
+          <w:tcPr/>
+          <w:p>
+            <w:pPr>
+              <w:pStyle w:val="Compact"/>
+            </w:pPr>
+            <w:r>
+              <w:t xml:space="preserve">-2.815</w:t>
+            </w:r>
+          </w:p>
+        </w:tc>
+        <w:tc>
+          <w:tcPr/>
+          <w:p>
+            <w:pPr>
+              <w:pStyle w:val="Compact"/>
+            </w:pPr>
+            <w:r>
+              <w:t xml:space="preserve">-2.814 (-3.190 to -2.442)</w:t>
+            </w:r>
+          </w:p>
+        </w:tc>
+        <w:tc>
+          <w:tcPr/>
+          <w:p>
+            <w:pPr>
+              <w:pStyle w:val="Compact"/>
+            </w:pPr>
+            <w:r>
+              <w:t xml:space="preserve">0.193</w:t>
+            </w:r>
+          </w:p>
+        </w:tc>
+        <w:tc>
+          <w:tcPr/>
+          <w:p>
+            <w:pPr>
+              <w:pStyle w:val="Compact"/>
+            </w:pPr>
+            <w:r>
+              <w:t xml:space="preserve">0.96</w:t>
             </w:r>
           </w:p>
         </w:tc>
@@ -6687,62 +7571,62 @@
               <w:pStyle w:val="Compact"/>
             </w:pPr>
             <w:r>
-              <w:t xml:space="preserve">Entry scale, age 30–39</w:t>
-            </w:r>
-          </w:p>
-        </w:tc>
-        <w:tc>
-          <w:tcPr/>
-          <w:p>
-            <w:pPr>
-              <w:pStyle w:val="Compact"/>
-            </w:pPr>
-            <w:r>
-              <w:t xml:space="preserve">-1.162</w:t>
-            </w:r>
-          </w:p>
-        </w:tc>
-        <w:tc>
-          <w:tcPr/>
-          <w:p>
-            <w:pPr>
-              <w:pStyle w:val="Compact"/>
-            </w:pPr>
-            <w:r>
-              <w:t xml:space="preserve">-1.162</w:t>
-            </w:r>
-          </w:p>
-        </w:tc>
-        <w:tc>
-          <w:tcPr/>
-          <w:p>
-            <w:pPr>
-              <w:pStyle w:val="Compact"/>
-            </w:pPr>
-            <w:r>
-              <w:t xml:space="preserve">-1.140 (-1.486 to -0.816)</w:t>
-            </w:r>
-          </w:p>
-        </w:tc>
-        <w:tc>
-          <w:tcPr/>
-          <w:p>
-            <w:pPr>
-              <w:pStyle w:val="Compact"/>
-            </w:pPr>
-            <w:r>
-              <w:t xml:space="preserve">0.170</w:t>
-            </w:r>
-          </w:p>
-        </w:tc>
-        <w:tc>
-          <w:tcPr/>
-          <w:p>
-            <w:pPr>
-              <w:pStyle w:val="Compact"/>
-            </w:pPr>
-            <w:r>
-              <w:t xml:space="preserve">0.85</w:t>
+              <w:t xml:space="preserve">Excess entry scale, age 30–39</w:t>
+            </w:r>
+          </w:p>
+        </w:tc>
+        <w:tc>
+          <w:tcPr/>
+          <w:p>
+            <w:pPr>
+              <w:pStyle w:val="Compact"/>
+            </w:pPr>
+            <w:r>
+              <w:t xml:space="preserve">-1.120</w:t>
+            </w:r>
+          </w:p>
+        </w:tc>
+        <w:tc>
+          <w:tcPr/>
+          <w:p>
+            <w:pPr>
+              <w:pStyle w:val="Compact"/>
+            </w:pPr>
+            <w:r>
+              <w:t xml:space="preserve">-1.120</w:t>
+            </w:r>
+          </w:p>
+        </w:tc>
+        <w:tc>
+          <w:tcPr/>
+          <w:p>
+            <w:pPr>
+              <w:pStyle w:val="Compact"/>
+            </w:pPr>
+            <w:r>
+              <w:t xml:space="preserve">-1.093 (-1.471 to -0.782)</w:t>
+            </w:r>
+          </w:p>
+        </w:tc>
+        <w:tc>
+          <w:tcPr/>
+          <w:p>
+            <w:pPr>
+              <w:pStyle w:val="Compact"/>
+            </w:pPr>
+            <w:r>
+              <w:t xml:space="preserve">0.174</w:t>
+            </w:r>
+          </w:p>
+        </w:tc>
+        <w:tc>
+          <w:tcPr/>
+          <w:p>
+            <w:pPr>
+              <w:pStyle w:val="Compact"/>
+            </w:pPr>
+            <w:r>
+              <w:t xml:space="preserve">0.87</w:t>
             </w:r>
           </w:p>
         </w:tc>
@@ -6766,62 +7650,62 @@
               <w:pStyle w:val="Compact"/>
             </w:pPr>
             <w:r>
-              <w:t xml:space="preserve">Entry scale, age 40–49</w:t>
-            </w:r>
-          </w:p>
-        </w:tc>
-        <w:tc>
-          <w:tcPr/>
-          <w:p>
-            <w:pPr>
-              <w:pStyle w:val="Compact"/>
-            </w:pPr>
-            <w:r>
-              <w:t xml:space="preserve">0.146</w:t>
-            </w:r>
-          </w:p>
-        </w:tc>
-        <w:tc>
-          <w:tcPr/>
-          <w:p>
-            <w:pPr>
-              <w:pStyle w:val="Compact"/>
-            </w:pPr>
-            <w:r>
-              <w:t xml:space="preserve">0.146</w:t>
-            </w:r>
-          </w:p>
-        </w:tc>
-        <w:tc>
-          <w:tcPr/>
-          <w:p>
-            <w:pPr>
-              <w:pStyle w:val="Compact"/>
-            </w:pPr>
-            <w:r>
-              <w:t xml:space="preserve">0.133 (-0.170 to 0.409)</w:t>
-            </w:r>
-          </w:p>
-        </w:tc>
-        <w:tc>
-          <w:tcPr/>
-          <w:p>
-            <w:pPr>
-              <w:pStyle w:val="Compact"/>
-            </w:pPr>
-            <w:r>
-              <w:t xml:space="preserve">0.148</w:t>
-            </w:r>
-          </w:p>
-        </w:tc>
-        <w:tc>
-          <w:tcPr/>
-          <w:p>
-            <w:pPr>
-              <w:pStyle w:val="Compact"/>
-            </w:pPr>
-            <w:r>
-              <w:t xml:space="preserve">0.74</w:t>
+              <w:t xml:space="preserve">Excess entry scale, age 40–49</w:t>
+            </w:r>
+          </w:p>
+        </w:tc>
+        <w:tc>
+          <w:tcPr/>
+          <w:p>
+            <w:pPr>
+              <w:pStyle w:val="Compact"/>
+            </w:pPr>
+            <w:r>
+              <w:t xml:space="preserve">-0.249</w:t>
+            </w:r>
+          </w:p>
+        </w:tc>
+        <w:tc>
+          <w:tcPr/>
+          <w:p>
+            <w:pPr>
+              <w:pStyle w:val="Compact"/>
+            </w:pPr>
+            <w:r>
+              <w:t xml:space="preserve">-0.249</w:t>
+            </w:r>
+          </w:p>
+        </w:tc>
+        <w:tc>
+          <w:tcPr/>
+          <w:p>
+            <w:pPr>
+              <w:pStyle w:val="Compact"/>
+            </w:pPr>
+            <w:r>
+              <w:t xml:space="preserve">-0.208 (-0.565 to 0.128)</w:t>
+            </w:r>
+          </w:p>
+        </w:tc>
+        <w:tc>
+          <w:tcPr/>
+          <w:p>
+            <w:pPr>
+              <w:pStyle w:val="Compact"/>
+            </w:pPr>
+            <w:r>
+              <w:t xml:space="preserve">0.177</w:t>
+            </w:r>
+          </w:p>
+        </w:tc>
+        <w:tc>
+          <w:tcPr/>
+          <w:p>
+            <w:pPr>
+              <w:pStyle w:val="Compact"/>
+            </w:pPr>
+            <w:r>
+              <w:t xml:space="preserve">0.89</w:t>
             </w:r>
           </w:p>
         </w:tc>
@@ -6845,62 +7729,62 @@
               <w:pStyle w:val="Compact"/>
             </w:pPr>
             <w:r>
-              <w:t xml:space="preserve">Entry scale, age 50–59</w:t>
-            </w:r>
-          </w:p>
-        </w:tc>
-        <w:tc>
-          <w:tcPr/>
-          <w:p>
-            <w:pPr>
-              <w:pStyle w:val="Compact"/>
-            </w:pPr>
-            <w:r>
-              <w:t xml:space="preserve">2.096</w:t>
-            </w:r>
-          </w:p>
-        </w:tc>
-        <w:tc>
-          <w:tcPr/>
-          <w:p>
-            <w:pPr>
-              <w:pStyle w:val="Compact"/>
-            </w:pPr>
-            <w:r>
-              <w:t xml:space="preserve">2.096</w:t>
-            </w:r>
-          </w:p>
-        </w:tc>
-        <w:tc>
-          <w:tcPr/>
-          <w:p>
-            <w:pPr>
-              <w:pStyle w:val="Compact"/>
-            </w:pPr>
-            <w:r>
-              <w:t xml:space="preserve">2.085 (1.782 to 2.378)</w:t>
-            </w:r>
-          </w:p>
-        </w:tc>
-        <w:tc>
-          <w:tcPr/>
-          <w:p>
-            <w:pPr>
-              <w:pStyle w:val="Compact"/>
-            </w:pPr>
-            <w:r>
-              <w:t xml:space="preserve">0.151</w:t>
-            </w:r>
-          </w:p>
-        </w:tc>
-        <w:tc>
-          <w:tcPr/>
-          <w:p>
-            <w:pPr>
-              <w:pStyle w:val="Compact"/>
-            </w:pPr>
-            <w:r>
-              <w:t xml:space="preserve">0.76</w:t>
+              <w:t xml:space="preserve">Excess entry scale, age 50–59</w:t>
+            </w:r>
+          </w:p>
+        </w:tc>
+        <w:tc>
+          <w:tcPr/>
+          <w:p>
+            <w:pPr>
+              <w:pStyle w:val="Compact"/>
+            </w:pPr>
+            <w:r>
+              <w:t xml:space="preserve">0.140</w:t>
+            </w:r>
+          </w:p>
+        </w:tc>
+        <w:tc>
+          <w:tcPr/>
+          <w:p>
+            <w:pPr>
+              <w:pStyle w:val="Compact"/>
+            </w:pPr>
+            <w:r>
+              <w:t xml:space="preserve">0.140</w:t>
+            </w:r>
+          </w:p>
+        </w:tc>
+        <w:tc>
+          <w:tcPr/>
+          <w:p>
+            <w:pPr>
+              <w:pStyle w:val="Compact"/>
+            </w:pPr>
+            <w:r>
+              <w:t xml:space="preserve">0.178 (-0.211 to 0.543)</w:t>
+            </w:r>
+          </w:p>
+        </w:tc>
+        <w:tc>
+          <w:tcPr/>
+          <w:p>
+            <w:pPr>
+              <w:pStyle w:val="Compact"/>
+            </w:pPr>
+            <w:r>
+              <w:t xml:space="preserve">0.195</w:t>
+            </w:r>
+          </w:p>
+        </w:tc>
+        <w:tc>
+          <w:tcPr/>
+          <w:p>
+            <w:pPr>
+              <w:pStyle w:val="Compact"/>
+            </w:pPr>
+            <w:r>
+              <w:t xml:space="preserve">0.97</w:t>
             </w:r>
           </w:p>
         </w:tc>
@@ -6924,62 +7808,62 @@
               <w:pStyle w:val="Compact"/>
             </w:pPr>
             <w:r>
-              <w:t xml:space="preserve">Entry scale, age 60+</w:t>
-            </w:r>
-          </w:p>
-        </w:tc>
-        <w:tc>
-          <w:tcPr/>
-          <w:p>
-            <w:pPr>
-              <w:pStyle w:val="Compact"/>
-            </w:pPr>
-            <w:r>
-              <w:t xml:space="preserve">4.472</w:t>
-            </w:r>
-          </w:p>
-        </w:tc>
-        <w:tc>
-          <w:tcPr/>
-          <w:p>
-            <w:pPr>
-              <w:pStyle w:val="Compact"/>
-            </w:pPr>
-            <w:r>
-              <w:t xml:space="preserve">4.472</w:t>
-            </w:r>
-          </w:p>
-        </w:tc>
-        <w:tc>
-          <w:tcPr/>
-          <w:p>
-            <w:pPr>
-              <w:pStyle w:val="Compact"/>
-            </w:pPr>
-            <w:r>
-              <w:t xml:space="preserve">4.460 (4.061 to 4.867)</w:t>
-            </w:r>
-          </w:p>
-        </w:tc>
-        <w:tc>
-          <w:tcPr/>
-          <w:p>
-            <w:pPr>
-              <w:pStyle w:val="Compact"/>
-            </w:pPr>
-            <w:r>
-              <w:t xml:space="preserve">0.205</w:t>
-            </w:r>
-          </w:p>
-        </w:tc>
-        <w:tc>
-          <w:tcPr/>
-          <w:p>
-            <w:pPr>
-              <w:pStyle w:val="Compact"/>
-            </w:pPr>
-            <w:r>
-              <w:t xml:space="preserve">1.02</w:t>
+              <w:t xml:space="preserve">Excess entry scale, age 60+</w:t>
+            </w:r>
+          </w:p>
+        </w:tc>
+        <w:tc>
+          <w:tcPr/>
+          <w:p>
+            <w:pPr>
+              <w:pStyle w:val="Compact"/>
+            </w:pPr>
+            <w:r>
+              <w:t xml:space="preserve">0.109</w:t>
+            </w:r>
+          </w:p>
+        </w:tc>
+        <w:tc>
+          <w:tcPr/>
+          <w:p>
+            <w:pPr>
+              <w:pStyle w:val="Compact"/>
+            </w:pPr>
+            <w:r>
+              <w:t xml:space="preserve">0.109</w:t>
+            </w:r>
+          </w:p>
+        </w:tc>
+        <w:tc>
+          <w:tcPr/>
+          <w:p>
+            <w:pPr>
+              <w:pStyle w:val="Compact"/>
+            </w:pPr>
+            <w:r>
+              <w:t xml:space="preserve">0.113 (-0.283 to 0.496)</w:t>
+            </w:r>
+          </w:p>
+        </w:tc>
+        <w:tc>
+          <w:tcPr/>
+          <w:p>
+            <w:pPr>
+              <w:pStyle w:val="Compact"/>
+            </w:pPr>
+            <w:r>
+              <w:t xml:space="preserve">0.195</w:t>
+            </w:r>
+          </w:p>
+        </w:tc>
+        <w:tc>
+          <w:tcPr/>
+          <w:p>
+            <w:pPr>
+              <w:pStyle w:val="Compact"/>
+            </w:pPr>
+            <w:r>
+              <w:t xml:space="preserve">0.98</w:t>
             </w:r>
           </w:p>
         </w:tc>
@@ -6990,7 +7874,38 @@
         <w:pStyle w:val="BodyText"/>
       </w:pPr>
       <w:r>
-        <w:t xml:space="preserve">Table S6 compares the targets with the best deterministic fit and the 95% posterior predictive interval. All 12 predictive intervals overlapped the target intervals. Fig S1 shows the fit. The model overstated seroprevalence at age 60+ (50.8% at the best fit against a target of 42.9%). Because re-arrest is a composite rate, first arrests depend little on the entry scale, so no parameter value removes this misfit.</w:t>
+        <w:t xml:space="preserve">Table S6 compares the targets with the best deterministic fit and the 95% posterior predictive interval. All 12 predictive intervals overlapped the target intervals. Fig S1 shows the fit. At age 60+, the best fit gave a seroprevalence of 45.5% against a target of 42.9%. Without the excess mortality (</w:t>
+      </w:r>
+      <m:oMath>
+        <m:r>
+          <m:t>h</m:t>
+        </m:r>
+        <m:r>
+          <m:rPr>
+            <m:sty m:val="p"/>
+          </m:rPr>
+          <m:t>=</m:t>
+        </m:r>
+        <m:r>
+          <m:t>1</m:t>
+        </m:r>
+      </m:oMath>
+      <w:r>
+        <w:t xml:space="preserve">) the 60+ fit was 49.4%, and over</w:t>
+      </w:r>
+      <w:r>
+        <w:t xml:space="preserve"> </w:t>
+      </w:r>
+      <m:oMath>
+        <m:r>
+          <m:t>h</m:t>
+        </m:r>
+      </m:oMath>
+      <w:r>
+        <w:t xml:space="preserve"> </w:t>
+      </w:r>
+      <w:r>
+        <w:t xml:space="preserve">from 1.11 to 1.77 it was 43.9% to 49.3% (3 starts each).</w:t>
       </w:r>
     </w:p>
     <w:p>
@@ -7133,18 +8048,18 @@
               <w:pStyle w:val="Compact"/>
             </w:pPr>
             <w:r>
-              <w:t xml:space="preserve">13.1%</w:t>
-            </w:r>
-          </w:p>
-        </w:tc>
-        <w:tc>
-          <w:tcPr/>
-          <w:p>
-            <w:pPr>
-              <w:pStyle w:val="Compact"/>
-            </w:pPr>
-            <w:r>
-              <w:t xml:space="preserve">9.1% to 17.7%</w:t>
+              <w:t xml:space="preserve">12.7%</w:t>
+            </w:r>
+          </w:p>
+        </w:tc>
+        <w:tc>
+          <w:tcPr/>
+          <w:p>
+            <w:pPr>
+              <w:pStyle w:val="Compact"/>
+            </w:pPr>
+            <w:r>
+              <w:t xml:space="preserve">8.7% to 17.5%</w:t>
             </w:r>
           </w:p>
         </w:tc>
@@ -7166,18 +8081,18 @@
               <w:pStyle w:val="Compact"/>
             </w:pPr>
             <w:r>
-              <w:t xml:space="preserve">101</w:t>
-            </w:r>
-          </w:p>
-        </w:tc>
-        <w:tc>
-          <w:tcPr/>
-          <w:p>
-            <w:pPr>
-              <w:pStyle w:val="Compact"/>
-            </w:pPr>
-            <w:r>
-              <w:t xml:space="preserve">86 to 121</w:t>
+              <w:t xml:space="preserve">112</w:t>
+            </w:r>
+          </w:p>
+        </w:tc>
+        <w:tc>
+          <w:tcPr/>
+          <w:p>
+            <w:pPr>
+              <w:pStyle w:val="Compact"/>
+            </w:pPr>
+            <w:r>
+              <w:t xml:space="preserve">111 to 112</w:t>
             </w:r>
           </w:p>
         </w:tc>
@@ -7212,18 +8127,18 @@
               <w:pStyle w:val="Compact"/>
             </w:pPr>
             <w:r>
-              <w:t xml:space="preserve">19.0%</w:t>
-            </w:r>
-          </w:p>
-        </w:tc>
-        <w:tc>
-          <w:tcPr/>
-          <w:p>
-            <w:pPr>
-              <w:pStyle w:val="Compact"/>
-            </w:pPr>
-            <w:r>
-              <w:t xml:space="preserve">17.0% to 21.4%</w:t>
+              <w:t xml:space="preserve">19.2%</w:t>
+            </w:r>
+          </w:p>
+        </w:tc>
+        <w:tc>
+          <w:tcPr/>
+          <w:p>
+            <w:pPr>
+              <w:pStyle w:val="Compact"/>
+            </w:pPr>
+            <w:r>
+              <w:t xml:space="preserve">17.0% to 21.6%</w:t>
             </w:r>
           </w:p>
         </w:tc>
@@ -7245,18 +8160,18 @@
               <w:pStyle w:val="Compact"/>
             </w:pPr>
             <w:r>
-              <w:t xml:space="preserve">1023</w:t>
-            </w:r>
-          </w:p>
-        </w:tc>
-        <w:tc>
-          <w:tcPr/>
-          <w:p>
-            <w:pPr>
-              <w:pStyle w:val="Compact"/>
-            </w:pPr>
-            <w:r>
-              <w:t xml:space="preserve">877 to 1178</w:t>
+              <w:t xml:space="preserve">879</w:t>
+            </w:r>
+          </w:p>
+        </w:tc>
+        <w:tc>
+          <w:tcPr/>
+          <w:p>
+            <w:pPr>
+              <w:pStyle w:val="Compact"/>
+            </w:pPr>
+            <w:r>
+              <w:t xml:space="preserve">878 to 881</w:t>
             </w:r>
           </w:p>
         </w:tc>
@@ -7291,7 +8206,7 @@
               <w:pStyle w:val="Compact"/>
             </w:pPr>
             <w:r>
-              <w:t xml:space="preserve">30.1%</w:t>
+              <w:t xml:space="preserve">30.0%</w:t>
             </w:r>
           </w:p>
         </w:tc>
@@ -7324,18 +8239,18 @@
               <w:pStyle w:val="Compact"/>
             </w:pPr>
             <w:r>
-              <w:t xml:space="preserve">789</w:t>
-            </w:r>
-          </w:p>
-        </w:tc>
-        <w:tc>
-          <w:tcPr/>
-          <w:p>
-            <w:pPr>
-              <w:pStyle w:val="Compact"/>
-            </w:pPr>
-            <w:r>
-              <w:t xml:space="preserve">704 to 899</w:t>
+              <w:t xml:space="preserve">827</w:t>
+            </w:r>
+          </w:p>
+        </w:tc>
+        <w:tc>
+          <w:tcPr/>
+          <w:p>
+            <w:pPr>
+              <w:pStyle w:val="Compact"/>
+            </w:pPr>
+            <w:r>
+              <w:t xml:space="preserve">825 to 829</w:t>
             </w:r>
           </w:p>
         </w:tc>
@@ -7370,18 +8285,18 @@
               <w:pStyle w:val="Compact"/>
             </w:pPr>
             <w:r>
-              <w:t xml:space="preserve">48.5%</w:t>
-            </w:r>
-          </w:p>
-        </w:tc>
-        <w:tc>
-          <w:tcPr/>
-          <w:p>
-            <w:pPr>
-              <w:pStyle w:val="Compact"/>
-            </w:pPr>
-            <w:r>
-              <w:t xml:space="preserve">45.3% to 51.5%</w:t>
+              <w:t xml:space="preserve">48.4%</w:t>
+            </w:r>
+          </w:p>
+        </w:tc>
+        <w:tc>
+          <w:tcPr/>
+          <w:p>
+            <w:pPr>
+              <w:pStyle w:val="Compact"/>
+            </w:pPr>
+            <w:r>
+              <w:t xml:space="preserve">45.4% to 51.2%</w:t>
             </w:r>
           </w:p>
         </w:tc>
@@ -7403,18 +8318,18 @@
               <w:pStyle w:val="Compact"/>
             </w:pPr>
             <w:r>
-              <w:t xml:space="preserve">746</w:t>
-            </w:r>
-          </w:p>
-        </w:tc>
-        <w:tc>
-          <w:tcPr/>
-          <w:p>
-            <w:pPr>
-              <w:pStyle w:val="Compact"/>
-            </w:pPr>
-            <w:r>
-              <w:t xml:space="preserve">662 to 853</w:t>
+              <w:t xml:space="preserve">763</w:t>
+            </w:r>
+          </w:p>
+        </w:tc>
+        <w:tc>
+          <w:tcPr/>
+          <w:p>
+            <w:pPr>
+              <w:pStyle w:val="Compact"/>
+            </w:pPr>
+            <w:r>
+              <w:t xml:space="preserve">759 to 765</w:t>
             </w:r>
           </w:p>
         </w:tc>
@@ -7449,18 +8364,18 @@
               <w:pStyle w:val="Compact"/>
             </w:pPr>
             <w:r>
-              <w:t xml:space="preserve">51.3%</w:t>
-            </w:r>
-          </w:p>
-        </w:tc>
-        <w:tc>
-          <w:tcPr/>
-          <w:p>
-            <w:pPr>
-              <w:pStyle w:val="Compact"/>
-            </w:pPr>
-            <w:r>
-              <w:t xml:space="preserve">48.1% to 54.4%</w:t>
+              <w:t xml:space="preserve">52.2%</w:t>
+            </w:r>
+          </w:p>
+        </w:tc>
+        <w:tc>
+          <w:tcPr/>
+          <w:p>
+            <w:pPr>
+              <w:pStyle w:val="Compact"/>
+            </w:pPr>
+            <w:r>
+              <w:t xml:space="preserve">49.3% to 55.5%</w:t>
             </w:r>
           </w:p>
         </w:tc>
@@ -7482,18 +8397,18 @@
               <w:pStyle w:val="Compact"/>
             </w:pPr>
             <w:r>
-              <w:t xml:space="preserve">633</w:t>
-            </w:r>
-          </w:p>
-        </w:tc>
-        <w:tc>
-          <w:tcPr/>
-          <w:p>
-            <w:pPr>
-              <w:pStyle w:val="Compact"/>
-            </w:pPr>
-            <w:r>
-              <w:t xml:space="preserve">572 to 695</w:t>
+              <w:t xml:space="preserve">535</w:t>
+            </w:r>
+          </w:p>
+        </w:tc>
+        <w:tc>
+          <w:tcPr/>
+          <w:p>
+            <w:pPr>
+              <w:pStyle w:val="Compact"/>
+            </w:pPr>
+            <w:r>
+              <w:t xml:space="preserve">527 to 539</w:t>
             </w:r>
           </w:p>
         </w:tc>
@@ -7528,18 +8443,18 @@
               <w:pStyle w:val="Compact"/>
             </w:pPr>
             <w:r>
-              <w:t xml:space="preserve">50.8%</w:t>
-            </w:r>
-          </w:p>
-        </w:tc>
-        <w:tc>
-          <w:tcPr/>
-          <w:p>
-            <w:pPr>
-              <w:pStyle w:val="Compact"/>
-            </w:pPr>
-            <w:r>
-              <w:t xml:space="preserve">47.6% to 53.9%</w:t>
+              <w:t xml:space="preserve">45.5%</w:t>
+            </w:r>
+          </w:p>
+        </w:tc>
+        <w:tc>
+          <w:tcPr/>
+          <w:p>
+            <w:pPr>
+              <w:pStyle w:val="Compact"/>
+            </w:pPr>
+            <w:r>
+              <w:t xml:space="preserve">41.4% to 49.1%</w:t>
             </w:r>
           </w:p>
         </w:tc>
@@ -7561,18 +8476,18 @@
               <w:pStyle w:val="Compact"/>
             </w:pPr>
             <w:r>
-              <w:t xml:space="preserve">130</w:t>
-            </w:r>
-          </w:p>
-        </w:tc>
-        <w:tc>
-          <w:tcPr/>
-          <w:p>
-            <w:pPr>
-              <w:pStyle w:val="Compact"/>
-            </w:pPr>
-            <w:r>
-              <w:t xml:space="preserve">118 to 143</w:t>
+              <w:t xml:space="preserve">140</w:t>
+            </w:r>
+          </w:p>
+        </w:tc>
+        <w:tc>
+          <w:tcPr/>
+          <w:p>
+            <w:pPr>
+              <w:pStyle w:val="Compact"/>
+            </w:pPr>
+            <w:r>
+              <w:t xml:space="preserve">135 to 142</w:t>
             </w:r>
           </w:p>
         </w:tc>
@@ -7638,7 +8553,7 @@
         <w:pStyle w:val="BodyText"/>
       </w:pPr>
       <w:r>
-        <w:t xml:space="preserve">In 2015 the model estimated 1,164 (95% interval: 927–1,476) people in D, 3,429 (3,141–3,733) in J, 1,551 (1,412–1,707) in F and 15,016 (13,502–16,714) in X. The total was 21,169 (19,152–23,399) people with a history of injecting drugs. Of these, 4,486 (4,037–4,960) were viraemic.</w:t>
+        <w:t xml:space="preserve">In 2015 the model estimated 3,433 (95% interval: 2,753–4,388) people in D, 3,253 (3,239–3,265) in J, 2,157 (2,148–2,165) in F and 9,608 (9,545–9,664) in X. The total was 18,453 (17,799–19,380) people with a history of injecting drugs. Of these, 3,843 (3,579–4,199) were viraemic.</w:t>
       </w:r>
     </w:p>
     <w:bookmarkEnd w:id="23"/>
@@ -9250,7 +10165,7 @@
         <w:t xml:space="preserve"> </w:t>
       </w:r>
       <w:r>
-        <w:t xml:space="preserve">[23]</w:t>
+        <w:t xml:space="preserve">[24]</w:t>
       </w:r>
       <w:r>
         <w:t xml:space="preserve">. This is USD 30,924 per course. We converted it at the 2025 average rate of 1.3066 Singapore dollars per US dollar</w:t>
@@ -9259,7 +10174,7 @@
         <w:t xml:space="preserve"> </w:t>
       </w:r>
       <w:r>
-        <w:t xml:space="preserve">[24]</w:t>
+        <w:t xml:space="preserve">[25]</w:t>
       </w:r>
       <w:r>
         <w:t xml:space="preserve">. Prices were not inflated. These are model prices and not Singapore payer costs. Follow up visits, SVR12 tests, fibrosis assessment and programme staff were not included.</w:t>
@@ -9535,7 +10450,7 @@
         <w:t xml:space="preserve"> </w:t>
       </w:r>
       <w:r>
-        <w:t xml:space="preserve">[23]</w:t>
+        <w:t xml:space="preserve">[24]</w:t>
       </w:r>
       <w:r>
         <w:t xml:space="preserve">, antibody test and consultation</w:t>
@@ -9544,7 +10459,7 @@
         <w:t xml:space="preserve"> </w:t>
       </w:r>
       <w:r>
-        <w:t xml:space="preserve">[25]</w:t>
+        <w:t xml:space="preserve">[26]</w:t>
       </w:r>
       <w:r>
         <w:t xml:space="preserve">, RNA test</w:t>
@@ -9553,7 +10468,7 @@
         <w:t xml:space="preserve"> </w:t>
       </w:r>
       <w:r>
-        <w:t xml:space="preserve">[26]</w:t>
+        <w:t xml:space="preserve">[27]</w:t>
       </w:r>
       <w:r>
         <w:t xml:space="preserve">.</w:t>
@@ -9696,18 +10611,18 @@
               <w:pStyle w:val="Compact"/>
             </w:pPr>
             <w:r>
-              <w:t xml:space="preserve">59.2% (95% UI: 46.4%–69.0%)</w:t>
-            </w:r>
-          </w:p>
-        </w:tc>
-        <w:tc>
-          <w:tcPr/>
-          <w:p>
-            <w:pPr>
-              <w:pStyle w:val="Compact"/>
-            </w:pPr>
-            <w:r>
-              <w:t xml:space="preserve">41.8% (95% UI: 40.9%–42.8%)</w:t>
+              <w:t xml:space="preserve">47.6% (95% UI: 36.5%–57.5%)</w:t>
+            </w:r>
+          </w:p>
+        </w:tc>
+        <w:tc>
+          <w:tcPr/>
+          <w:p>
+            <w:pPr>
+              <w:pStyle w:val="Compact"/>
+            </w:pPr>
+            <w:r>
+              <w:t xml:space="preserve">47.4% (95% UI: 44.7%–48.8%)</w:t>
             </w:r>
           </w:p>
         </w:tc>
@@ -9729,18 +10644,18 @@
               <w:pStyle w:val="Compact"/>
             </w:pPr>
             <w:r>
-              <w:t xml:space="preserve">63.4% (95% UI: 51.5%–72.3%)</w:t>
-            </w:r>
-          </w:p>
-        </w:tc>
-        <w:tc>
-          <w:tcPr/>
-          <w:p>
-            <w:pPr>
-              <w:pStyle w:val="Compact"/>
-            </w:pPr>
-            <w:r>
-              <w:t xml:space="preserve">36.2% (95% UI: 35.4%–37.0%)</w:t>
+              <w:t xml:space="preserve">46.4% (95% UI: 35.2%–56.8%)</w:t>
+            </w:r>
+          </w:p>
+        </w:tc>
+        <w:tc>
+          <w:tcPr/>
+          <w:p>
+            <w:pPr>
+              <w:pStyle w:val="Compact"/>
+            </w:pPr>
+            <w:r>
+              <w:t xml:space="preserve">42.4% (95% UI: 41.8%–42.9%)</w:t>
             </w:r>
           </w:p>
         </w:tc>
@@ -9764,18 +10679,18 @@
               <w:pStyle w:val="Compact"/>
             </w:pPr>
             <w:r>
-              <w:t xml:space="preserve">68.9% (95% UI: 57.4%–77.0%)</w:t>
-            </w:r>
-          </w:p>
-        </w:tc>
-        <w:tc>
-          <w:tcPr/>
-          <w:p>
-            <w:pPr>
-              <w:pStyle w:val="Compact"/>
-            </w:pPr>
-            <w:r>
-              <w:t xml:space="preserve">45.7% (95% UI: 44.7%–46.8%)</w:t>
+              <w:t xml:space="preserve">49.1% (95% UI: 37.8%–59.2%)</w:t>
+            </w:r>
+          </w:p>
+        </w:tc>
+        <w:tc>
+          <w:tcPr/>
+          <w:p>
+            <w:pPr>
+              <w:pStyle w:val="Compact"/>
+            </w:pPr>
+            <w:r>
+              <w:t xml:space="preserve">51.1% (95% UI: 48.1%–52.7%)</w:t>
             </w:r>
           </w:p>
         </w:tc>
@@ -9797,18 +10712,18 @@
               <w:pStyle w:val="Compact"/>
             </w:pPr>
             <w:r>
-              <w:t xml:space="preserve">71.9% (95% UI: 61.0%–79.4%)</w:t>
-            </w:r>
-          </w:p>
-        </w:tc>
-        <w:tc>
-          <w:tcPr/>
-          <w:p>
-            <w:pPr>
-              <w:pStyle w:val="Compact"/>
-            </w:pPr>
-            <w:r>
-              <w:t xml:space="preserve">40.6% (95% UI: 39.6%–41.6%)</w:t>
+              <w:t xml:space="preserve">47.8% (95% UI: 36.3%–58.6%)</w:t>
+            </w:r>
+          </w:p>
+        </w:tc>
+        <w:tc>
+          <w:tcPr/>
+          <w:p>
+            <w:pPr>
+              <w:pStyle w:val="Compact"/>
+            </w:pPr>
+            <w:r>
+              <w:t xml:space="preserve">47.4% (95% UI: 46.9%–47.9%)</w:t>
             </w:r>
           </w:p>
         </w:tc>
@@ -9832,18 +10747,18 @@
               <w:pStyle w:val="Compact"/>
             </w:pPr>
             <w:r>
-              <w:t xml:space="preserve">74.6% (95% UI: 64.3%–81.5%)</w:t>
-            </w:r>
-          </w:p>
-        </w:tc>
-        <w:tc>
-          <w:tcPr/>
-          <w:p>
-            <w:pPr>
-              <w:pStyle w:val="Compact"/>
-            </w:pPr>
-            <w:r>
-              <w:t xml:space="preserve">48.1% (95% UI: 47.0%–49.3%)</w:t>
+              <w:t xml:space="preserve">50.0% (95% UI: 38.5%–60.2%)</w:t>
+            </w:r>
+          </w:p>
+        </w:tc>
+        <w:tc>
+          <w:tcPr/>
+          <w:p>
+            <w:pPr>
+              <w:pStyle w:val="Compact"/>
+            </w:pPr>
+            <w:r>
+              <w:t xml:space="preserve">53.2% (95% UI: 50.1%–54.9%)</w:t>
             </w:r>
           </w:p>
         </w:tc>
@@ -9865,18 +10780,18 @@
               <w:pStyle w:val="Compact"/>
             </w:pPr>
             <w:r>
-              <w:t xml:space="preserve">76.9% (95% UI: 66.8%–83.5%)</w:t>
-            </w:r>
-          </w:p>
-        </w:tc>
-        <w:tc>
-          <w:tcPr/>
-          <w:p>
-            <w:pPr>
-              <w:pStyle w:val="Compact"/>
-            </w:pPr>
-            <w:r>
-              <w:t xml:space="preserve">43.3% (95% UI: 42.1%–44.4%)</w:t>
+              <w:t xml:space="preserve">48.7% (95% UI: 36.9%–59.5%)</w:t>
+            </w:r>
+          </w:p>
+        </w:tc>
+        <w:tc>
+          <w:tcPr/>
+          <w:p>
+            <w:pPr>
+              <w:pStyle w:val="Compact"/>
+            </w:pPr>
+            <w:r>
+              <w:t xml:space="preserve">50.3% (95% UI: 49.8%–50.8%)</w:t>
             </w:r>
           </w:p>
         </w:tc>
@@ -9900,18 +10815,18 @@
               <w:pStyle w:val="Compact"/>
             </w:pPr>
             <w:r>
-              <w:t xml:space="preserve">85.7% (95% UI: 78.0%–90.1%)</w:t>
-            </w:r>
-          </w:p>
-        </w:tc>
-        <w:tc>
-          <w:tcPr/>
-          <w:p>
-            <w:pPr>
-              <w:pStyle w:val="Compact"/>
-            </w:pPr>
-            <w:r>
-              <w:t xml:space="preserve">53.3% (95% UI: 52.0%–54.8%)</w:t>
+              <w:t xml:space="preserve">51.9% (95% UI: 40.0%–62.4%)</w:t>
+            </w:r>
+          </w:p>
+        </w:tc>
+        <w:tc>
+          <w:tcPr/>
+          <w:p>
+            <w:pPr>
+              <w:pStyle w:val="Compact"/>
+            </w:pPr>
+            <w:r>
+              <w:t xml:space="preserve">57.6% (95% UI: 54.2%–59.5%)</w:t>
             </w:r>
           </w:p>
         </w:tc>
@@ -9933,18 +10848,18 @@
               <w:pStyle w:val="Compact"/>
             </w:pPr>
             <w:r>
-              <w:t xml:space="preserve">86.9% (95% UI: 79.3%–91.3%)</w:t>
-            </w:r>
-          </w:p>
-        </w:tc>
-        <w:tc>
-          <w:tcPr/>
-          <w:p>
-            <w:pPr>
-              <w:pStyle w:val="Compact"/>
-            </w:pPr>
-            <w:r>
-              <w:t xml:space="preserve">49.1% (95% UI: 47.7%–50.6%)</w:t>
+              <w:t xml:space="preserve">50.4% (95% UI: 38.3%–61.6%)</w:t>
+            </w:r>
+          </w:p>
+        </w:tc>
+        <w:tc>
+          <w:tcPr/>
+          <w:p>
+            <w:pPr>
+              <w:pStyle w:val="Compact"/>
+            </w:pPr>
+            <w:r>
+              <w:t xml:space="preserve">56.2% (95% UI: 55.7%–56.7%)</w:t>
             </w:r>
           </w:p>
         </w:tc>
@@ -9968,51 +10883,51 @@
               <w:pStyle w:val="Compact"/>
             </w:pPr>
             <w:r>
-              <w:t xml:space="preserve">98.3% (95% UI: 96.7%–99.1%)</w:t>
-            </w:r>
-          </w:p>
-        </w:tc>
-        <w:tc>
-          <w:tcPr/>
-          <w:p>
-            <w:pPr>
-              <w:pStyle w:val="Compact"/>
-            </w:pPr>
-            <w:r>
-              <w:t xml:space="preserve">64.0% (95% UI: 62.5%–65.6%)</w:t>
-            </w:r>
-          </w:p>
-        </w:tc>
-        <w:tc>
-          <w:tcPr/>
-          <w:p>
-            <w:pPr>
-              <w:pStyle w:val="Compact"/>
-            </w:pPr>
-            <w:r>
-              <w:t xml:space="preserve">11%</w:t>
-            </w:r>
-          </w:p>
-        </w:tc>
-        <w:tc>
-          <w:tcPr/>
-          <w:p>
-            <w:pPr>
-              <w:pStyle w:val="Compact"/>
-            </w:pPr>
-            <w:r>
-              <w:t xml:space="preserve">98.5% (95% UI: 96.9%–99.1%)</w:t>
-            </w:r>
-          </w:p>
-        </w:tc>
-        <w:tc>
-          <w:tcPr/>
-          <w:p>
-            <w:pPr>
-              <w:pStyle w:val="Compact"/>
-            </w:pPr>
-            <w:r>
-              <w:t xml:space="preserve">61.2% (95% UI: 59.4%–62.9%)</w:t>
+              <w:t xml:space="preserve">55.4% (95% UI: 42.8%–66.3%)</w:t>
+            </w:r>
+          </w:p>
+        </w:tc>
+        <w:tc>
+          <w:tcPr/>
+          <w:p>
+            <w:pPr>
+              <w:pStyle w:val="Compact"/>
+            </w:pPr>
+            <w:r>
+              <w:t xml:space="preserve">64.9% (95% UI: 60.9%–67.0%)</w:t>
+            </w:r>
+          </w:p>
+        </w:tc>
+        <w:tc>
+          <w:tcPr/>
+          <w:p>
+            <w:pPr>
+              <w:pStyle w:val="Compact"/>
+            </w:pPr>
+            <w:r>
+              <w:t xml:space="preserve">0%</w:t>
+            </w:r>
+          </w:p>
+        </w:tc>
+        <w:tc>
+          <w:tcPr/>
+          <w:p>
+            <w:pPr>
+              <w:pStyle w:val="Compact"/>
+            </w:pPr>
+            <w:r>
+              <w:t xml:space="preserve">53.8% (95% UI: 41.1%–65.5%)</w:t>
+            </w:r>
+          </w:p>
+        </w:tc>
+        <w:tc>
+          <w:tcPr/>
+          <w:p>
+            <w:pPr>
+              <w:pStyle w:val="Compact"/>
+            </w:pPr>
+            <w:r>
+              <w:t xml:space="preserve">65.9% (95% UI: 65.4%–66.4%)</w:t>
             </w:r>
           </w:p>
         </w:tc>
@@ -10036,51 +10951,51 @@
               <w:pStyle w:val="Compact"/>
             </w:pPr>
             <w:r>
-              <w:t xml:space="preserve">99.0% (95% UI: 98.2%–99.5%)</w:t>
-            </w:r>
-          </w:p>
-        </w:tc>
-        <w:tc>
-          <w:tcPr/>
-          <w:p>
-            <w:pPr>
-              <w:pStyle w:val="Compact"/>
-            </w:pPr>
-            <w:r>
-              <w:t xml:space="preserve">69.6% (95% UI: 68.3%–70.8%)</w:t>
-            </w:r>
-          </w:p>
-        </w:tc>
-        <w:tc>
-          <w:tcPr/>
-          <w:p>
-            <w:pPr>
-              <w:pStyle w:val="Compact"/>
-            </w:pPr>
-            <w:r>
-              <w:t xml:space="preserve">100%</w:t>
-            </w:r>
-          </w:p>
-        </w:tc>
-        <w:tc>
-          <w:tcPr/>
-          <w:p>
-            <w:pPr>
-              <w:pStyle w:val="Compact"/>
-            </w:pPr>
-            <w:r>
-              <w:t xml:space="preserve">99.1% (95% UI: 98.4%–99.5%)</w:t>
-            </w:r>
-          </w:p>
-        </w:tc>
-        <w:tc>
-          <w:tcPr/>
-          <w:p>
-            <w:pPr>
-              <w:pStyle w:val="Compact"/>
-            </w:pPr>
-            <w:r>
-              <w:t xml:space="preserve">67.5% (95% UI: 66.1%–68.8%)</w:t>
+              <w:t xml:space="preserve">57.1% (95% UI: 44.3%–68.2%)</w:t>
+            </w:r>
+          </w:p>
+        </w:tc>
+        <w:tc>
+          <w:tcPr/>
+          <w:p>
+            <w:pPr>
+              <w:pStyle w:val="Compact"/>
+            </w:pPr>
+            <w:r>
+              <w:t xml:space="preserve">67.2% (95% UI: 63.1%–69.4%)</w:t>
+            </w:r>
+          </w:p>
+        </w:tc>
+        <w:tc>
+          <w:tcPr/>
+          <w:p>
+            <w:pPr>
+              <w:pStyle w:val="Compact"/>
+            </w:pPr>
+            <w:r>
+              <w:t xml:space="preserve">0%</w:t>
+            </w:r>
+          </w:p>
+        </w:tc>
+        <w:tc>
+          <w:tcPr/>
+          <w:p>
+            <w:pPr>
+              <w:pStyle w:val="Compact"/>
+            </w:pPr>
+            <w:r>
+              <w:t xml:space="preserve">55.5% (95% UI: 42.6%–67.5%)</w:t>
+            </w:r>
+          </w:p>
+        </w:tc>
+        <w:tc>
+          <w:tcPr/>
+          <w:p>
+            <w:pPr>
+              <w:pStyle w:val="Compact"/>
+            </w:pPr>
+            <w:r>
+              <w:t xml:space="preserve">69.0% (95% UI: 68.4%–69.5%)</w:t>
             </w:r>
           </w:p>
         </w:tc>
@@ -10104,18 +11019,18 @@
               <w:pStyle w:val="Compact"/>
             </w:pPr>
             <w:r>
-              <w:t xml:space="preserve">77.2% (95% UI: 67.3%–83.6%)</w:t>
-            </w:r>
-          </w:p>
-        </w:tc>
-        <w:tc>
-          <w:tcPr/>
-          <w:p>
-            <w:pPr>
-              <w:pStyle w:val="Compact"/>
-            </w:pPr>
-            <w:r>
-              <w:t xml:space="preserve">44.6% (95% UI: 43.7%–45.7%)</w:t>
+              <w:t xml:space="preserve">50.4% (95% UI: 38.8%–60.7%)</w:t>
+            </w:r>
+          </w:p>
+        </w:tc>
+        <w:tc>
+          <w:tcPr/>
+          <w:p>
+            <w:pPr>
+              <w:pStyle w:val="Compact"/>
+            </w:pPr>
+            <w:r>
+              <w:t xml:space="preserve">50.1% (95% UI: 47.2%–51.6%)</w:t>
             </w:r>
           </w:p>
         </w:tc>
@@ -10137,18 +11052,18 @@
               <w:pStyle w:val="Compact"/>
             </w:pPr>
             <w:r>
-              <w:t xml:space="preserve">79.2% (95% UI: 69.4%–85.4%)</w:t>
-            </w:r>
-          </w:p>
-        </w:tc>
-        <w:tc>
-          <w:tcPr/>
-          <w:p>
-            <w:pPr>
-              <w:pStyle w:val="Compact"/>
-            </w:pPr>
-            <w:r>
-              <w:t xml:space="preserve">39.3% (95% UI: 38.4%–40.3%)</w:t>
+              <w:t xml:space="preserve">49.1% (95% UI: 37.2%–60.0%)</w:t>
+            </w:r>
+          </w:p>
+        </w:tc>
+        <w:tc>
+          <w:tcPr/>
+          <w:p>
+            <w:pPr>
+              <w:pStyle w:val="Compact"/>
+            </w:pPr>
+            <w:r>
+              <w:t xml:space="preserve">46.0% (95% UI: 45.5%–46.5%)</w:t>
             </w:r>
           </w:p>
         </w:tc>
@@ -10172,18 +11087,18 @@
               <w:pStyle w:val="Compact"/>
             </w:pPr>
             <w:r>
-              <w:t xml:space="preserve">85.7% (95% UI: 78.0%–90.1%)</w:t>
-            </w:r>
-          </w:p>
-        </w:tc>
-        <w:tc>
-          <w:tcPr/>
-          <w:p>
-            <w:pPr>
-              <w:pStyle w:val="Compact"/>
-            </w:pPr>
-            <w:r>
-              <w:t xml:space="preserve">46.4% (95% UI: 45.3%–47.5%)</w:t>
+              <w:t xml:space="preserve">51.9% (95% UI: 40.0%–62.4%)</w:t>
+            </w:r>
+          </w:p>
+        </w:tc>
+        <w:tc>
+          <w:tcPr/>
+          <w:p>
+            <w:pPr>
+              <w:pStyle w:val="Compact"/>
+            </w:pPr>
+            <w:r>
+              <w:t xml:space="preserve">51.7% (95% UI: 48.7%–53.3%)</w:t>
             </w:r>
           </w:p>
         </w:tc>
@@ -10205,18 +11120,18 @@
               <w:pStyle w:val="Compact"/>
             </w:pPr>
             <w:r>
-              <w:t xml:space="preserve">86.9% (95% UI: 79.3%–91.3%)</w:t>
-            </w:r>
-          </w:p>
-        </w:tc>
-        <w:tc>
-          <w:tcPr/>
-          <w:p>
-            <w:pPr>
-              <w:pStyle w:val="Compact"/>
-            </w:pPr>
-            <w:r>
-              <w:t xml:space="preserve">41.2% (95% UI: 40.2%–42.3%)</w:t>
+              <w:t xml:space="preserve">50.4% (95% UI: 38.3%–61.6%)</w:t>
+            </w:r>
+          </w:p>
+        </w:tc>
+        <w:tc>
+          <w:tcPr/>
+          <w:p>
+            <w:pPr>
+              <w:pStyle w:val="Compact"/>
+            </w:pPr>
+            <w:r>
+              <w:t xml:space="preserve">48.1% (95% UI: 47.7%–48.7%)</w:t>
             </w:r>
           </w:p>
         </w:tc>
@@ -10240,18 +11155,18 @@
               <w:pStyle w:val="Compact"/>
             </w:pPr>
             <w:r>
-              <w:t xml:space="preserve">96.5% (95% UI: 93.6%–97.9%)</w:t>
-            </w:r>
-          </w:p>
-        </w:tc>
-        <w:tc>
-          <w:tcPr/>
-          <w:p>
-            <w:pPr>
-              <w:pStyle w:val="Compact"/>
-            </w:pPr>
-            <w:r>
-              <w:t xml:space="preserve">50.3% (95% UI: 49.0%–51.6%)</w:t>
+              <w:t xml:space="preserve">54.5% (95% UI: 42.1%–65.2%)</w:t>
+            </w:r>
+          </w:p>
+        </w:tc>
+        <w:tc>
+          <w:tcPr/>
+          <w:p>
+            <w:pPr>
+              <w:pStyle w:val="Compact"/>
+            </w:pPr>
+            <w:r>
+              <w:t xml:space="preserve">55.2% (95% UI: 52.0%–56.9%)</w:t>
             </w:r>
           </w:p>
         </w:tc>
@@ -10273,18 +11188,18 @@
               <w:pStyle w:val="Compact"/>
             </w:pPr>
             <w:r>
-              <w:t xml:space="preserve">96.8% (95% UI: 93.9%–98.1%)</w:t>
-            </w:r>
-          </w:p>
-        </w:tc>
-        <w:tc>
-          <w:tcPr/>
-          <w:p>
-            <w:pPr>
-              <w:pStyle w:val="Compact"/>
-            </w:pPr>
-            <w:r>
-              <w:t xml:space="preserve">45.5% (95% UI: 44.3%–46.8%)</w:t>
+              <w:t xml:space="preserve">53.0% (95% UI: 40.3%–64.6%)</w:t>
+            </w:r>
+          </w:p>
+        </w:tc>
+        <w:tc>
+          <w:tcPr/>
+          <w:p>
+            <w:pPr>
+              <w:pStyle w:val="Compact"/>
+            </w:pPr>
+            <w:r>
+              <w:t xml:space="preserve">52.8% (95% UI: 52.3%–53.3%)</w:t>
             </w:r>
           </w:p>
         </w:tc>
@@ -10308,18 +11223,18 @@
               <w:pStyle w:val="Compact"/>
             </w:pPr>
             <w:r>
-              <w:t xml:space="preserve">99.0% (95% UI: 98.2%–99.5%)</w:t>
-            </w:r>
-          </w:p>
-        </w:tc>
-        <w:tc>
-          <w:tcPr/>
-          <w:p>
-            <w:pPr>
-              <w:pStyle w:val="Compact"/>
-            </w:pPr>
-            <w:r>
-              <w:t xml:space="preserve">59.0% (95% UI: 57.5%–60.6%)</w:t>
+              <w:t xml:space="preserve">57.3% (95% UI: 44.4%–68.4%)</w:t>
+            </w:r>
+          </w:p>
+        </w:tc>
+        <w:tc>
+          <w:tcPr/>
+          <w:p>
+            <w:pPr>
+              <w:pStyle w:val="Compact"/>
+            </w:pPr>
+            <w:r>
+              <w:t xml:space="preserve">62.0% (95% UI: 58.3%–64.1%)</w:t>
             </w:r>
           </w:p>
         </w:tc>
@@ -10341,18 +11256,18 @@
               <w:pStyle w:val="Compact"/>
             </w:pPr>
             <w:r>
-              <w:t xml:space="preserve">99.1% (95% UI: 98.4%–99.5%)</w:t>
-            </w:r>
-          </w:p>
-        </w:tc>
-        <w:tc>
-          <w:tcPr/>
-          <w:p>
-            <w:pPr>
-              <w:pStyle w:val="Compact"/>
-            </w:pPr>
-            <w:r>
-              <w:t xml:space="preserve">55.5% (95% UI: 53.8%–57.2%)</w:t>
+              <w:t xml:space="preserve">55.6% (95% UI: 42.6%–67.7%)</w:t>
+            </w:r>
+          </w:p>
+        </w:tc>
+        <w:tc>
+          <w:tcPr/>
+          <w:p>
+            <w:pPr>
+              <w:pStyle w:val="Compact"/>
+            </w:pPr>
+            <w:r>
+              <w:t xml:space="preserve">62.0% (95% UI: 61.5%–62.5%)</w:t>
             </w:r>
           </w:p>
         </w:tc>
@@ -10376,51 +11291,51 @@
               <w:pStyle w:val="Compact"/>
             </w:pPr>
             <w:r>
-              <w:t xml:space="preserve">99.0% (95% UI: 98.2%–99.5%)</w:t>
-            </w:r>
-          </w:p>
-        </w:tc>
-        <w:tc>
-          <w:tcPr/>
-          <w:p>
-            <w:pPr>
-              <w:pStyle w:val="Compact"/>
-            </w:pPr>
-            <w:r>
-              <w:t xml:space="preserve">64.9% (95% UI: 63.4%–66.4%)</w:t>
-            </w:r>
-          </w:p>
-        </w:tc>
-        <w:tc>
-          <w:tcPr/>
-          <w:p>
-            <w:pPr>
-              <w:pStyle w:val="Compact"/>
-            </w:pPr>
-            <w:r>
-              <w:t xml:space="preserve">44%</w:t>
-            </w:r>
-          </w:p>
-        </w:tc>
-        <w:tc>
-          <w:tcPr/>
-          <w:p>
-            <w:pPr>
-              <w:pStyle w:val="Compact"/>
-            </w:pPr>
-            <w:r>
-              <w:t xml:space="preserve">99.1% (95% UI: 98.4%–99.5%)</w:t>
-            </w:r>
-          </w:p>
-        </w:tc>
-        <w:tc>
-          <w:tcPr/>
-          <w:p>
-            <w:pPr>
-              <w:pStyle w:val="Compact"/>
-            </w:pPr>
-            <w:r>
-              <w:t xml:space="preserve">62.1% (95% UI: 60.4%–63.8%)</w:t>
+              <w:t xml:space="preserve">57.3% (95% UI: 44.4%–68.4%)</w:t>
+            </w:r>
+          </w:p>
+        </w:tc>
+        <w:tc>
+          <w:tcPr/>
+          <w:p>
+            <w:pPr>
+              <w:pStyle w:val="Compact"/>
+            </w:pPr>
+            <w:r>
+              <w:t xml:space="preserve">65.4% (95% UI: 61.4%–67.6%)</w:t>
+            </w:r>
+          </w:p>
+        </w:tc>
+        <w:tc>
+          <w:tcPr/>
+          <w:p>
+            <w:pPr>
+              <w:pStyle w:val="Compact"/>
+            </w:pPr>
+            <w:r>
+              <w:t xml:space="preserve">0%</w:t>
+            </w:r>
+          </w:p>
+        </w:tc>
+        <w:tc>
+          <w:tcPr/>
+          <w:p>
+            <w:pPr>
+              <w:pStyle w:val="Compact"/>
+            </w:pPr>
+            <w:r>
+              <w:t xml:space="preserve">55.6% (95% UI: 42.6%–67.7%)</w:t>
+            </w:r>
+          </w:p>
+        </w:tc>
+        <w:tc>
+          <w:tcPr/>
+          <w:p>
+            <w:pPr>
+              <w:pStyle w:val="Compact"/>
+            </w:pPr>
+            <w:r>
+              <w:t xml:space="preserve">66.6% (95% UI: 66.0%–67.1%)</w:t>
             </w:r>
           </w:p>
         </w:tc>
@@ -10444,18 +11359,18 @@
               <w:pStyle w:val="Compact"/>
             </w:pPr>
             <w:r>
-              <w:t xml:space="preserve">83.8% (95% UI: 75.5%–88.7%)</w:t>
-            </w:r>
-          </w:p>
-        </w:tc>
-        <w:tc>
-          <w:tcPr/>
-          <w:p>
-            <w:pPr>
-              <w:pStyle w:val="Compact"/>
-            </w:pPr>
-            <w:r>
-              <w:t xml:space="preserve">43.5% (95% UI: 42.6%–44.5%)</w:t>
+              <w:t xml:space="preserve">51.6% (95% UI: 39.7%–62.0%)</w:t>
+            </w:r>
+          </w:p>
+        </w:tc>
+        <w:tc>
+          <w:tcPr/>
+          <w:p>
+            <w:pPr>
+              <w:pStyle w:val="Compact"/>
+            </w:pPr>
+            <w:r>
+              <w:t xml:space="preserve">49.0% (95% UI: 46.2%–50.5%)</w:t>
             </w:r>
           </w:p>
         </w:tc>
@@ -10477,18 +11392,18 @@
               <w:pStyle w:val="Compact"/>
             </w:pPr>
             <w:r>
-              <w:t xml:space="preserve">85.2% (95% UI: 77.0%–90.0%)</w:t>
-            </w:r>
-          </w:p>
-        </w:tc>
-        <w:tc>
-          <w:tcPr/>
-          <w:p>
-            <w:pPr>
-              <w:pStyle w:val="Compact"/>
-            </w:pPr>
-            <w:r>
-              <w:t xml:space="preserve">38.0% (95% UI: 37.1%–38.9%)</w:t>
+              <w:t xml:space="preserve">50.1% (95% UI: 38.0%–61.3%)</w:t>
+            </w:r>
+          </w:p>
+        </w:tc>
+        <w:tc>
+          <w:tcPr/>
+          <w:p>
+            <w:pPr>
+              <w:pStyle w:val="Compact"/>
+            </w:pPr>
+            <w:r>
+              <w:t xml:space="preserve">44.5% (95% UI: 44.0%–45.0%)</w:t>
             </w:r>
           </w:p>
         </w:tc>
@@ -10512,18 +11427,18 @@
               <w:pStyle w:val="Compact"/>
             </w:pPr>
             <w:r>
-              <w:t xml:space="preserve">92.7% (95% UI: 87.7%–95.3%)</w:t>
-            </w:r>
-          </w:p>
-        </w:tc>
-        <w:tc>
-          <w:tcPr/>
-          <w:p>
-            <w:pPr>
-              <w:pStyle w:val="Compact"/>
-            </w:pPr>
-            <w:r>
-              <w:t xml:space="preserve">44.5% (95% UI: 43.5%–45.6%)</w:t>
+              <w:t xml:space="preserve">53.4% (95% UI: 41.2%–64.0%)</w:t>
+            </w:r>
+          </w:p>
+        </w:tc>
+        <w:tc>
+          <w:tcPr/>
+          <w:p>
+            <w:pPr>
+              <w:pStyle w:val="Compact"/>
+            </w:pPr>
+            <w:r>
+              <w:t xml:space="preserve">50.0% (95% UI: 47.1%–51.5%)</w:t>
             </w:r>
           </w:p>
         </w:tc>
@@ -10545,18 +11460,18 @@
               <w:pStyle w:val="Compact"/>
             </w:pPr>
             <w:r>
-              <w:t xml:space="preserve">93.3% (95% UI: 88.3%–95.8%)</w:t>
-            </w:r>
-          </w:p>
-        </w:tc>
-        <w:tc>
-          <w:tcPr/>
-          <w:p>
-            <w:pPr>
-              <w:pStyle w:val="Compact"/>
-            </w:pPr>
-            <w:r>
-              <w:t xml:space="preserve">39.0% (95% UI: 38.1%–40.0%)</w:t>
+              <w:t xml:space="preserve">51.8% (95% UI: 39.4%–63.2%)</w:t>
+            </w:r>
+          </w:p>
+        </w:tc>
+        <w:tc>
+          <w:tcPr/>
+          <w:p>
+            <w:pPr>
+              <w:pStyle w:val="Compact"/>
+            </w:pPr>
+            <w:r>
+              <w:t xml:space="preserve">45.7% (95% UI: 45.2%–46.3%)</w:t>
             </w:r>
           </w:p>
         </w:tc>
@@ -10580,18 +11495,18 @@
               <w:pStyle w:val="Compact"/>
             </w:pPr>
             <w:r>
-              <w:t xml:space="preserve">99.0% (95% UI: 98.1%–99.4%)</w:t>
-            </w:r>
-          </w:p>
-        </w:tc>
-        <w:tc>
-          <w:tcPr/>
-          <w:p>
-            <w:pPr>
-              <w:pStyle w:val="Compact"/>
-            </w:pPr>
-            <w:r>
-              <w:t xml:space="preserve">46.7% (95% UI: 45.6%–47.8%)</w:t>
+              <w:t xml:space="preserve">56.1% (95% UI: 43.4%–67.0%)</w:t>
+            </w:r>
+          </w:p>
+        </w:tc>
+        <w:tc>
+          <w:tcPr/>
+          <w:p>
+            <w:pPr>
+              <w:pStyle w:val="Compact"/>
+            </w:pPr>
+            <w:r>
+              <w:t xml:space="preserve">52.1% (95% UI: 49.1%–53.7%)</w:t>
             </w:r>
           </w:p>
         </w:tc>
@@ -10613,18 +11528,18 @@
               <w:pStyle w:val="Compact"/>
             </w:pPr>
             <w:r>
-              <w:t xml:space="preserve">99.1% (95% UI: 98.2%–99.5%)</w:t>
-            </w:r>
-          </w:p>
-        </w:tc>
-        <w:tc>
-          <w:tcPr/>
-          <w:p>
-            <w:pPr>
-              <w:pStyle w:val="Compact"/>
-            </w:pPr>
-            <w:r>
-              <w:t xml:space="preserve">41.4% (95% UI: 40.4%–42.4%)</w:t>
+              <w:t xml:space="preserve">54.5% (95% UI: 41.7%–66.3%)</w:t>
+            </w:r>
+          </w:p>
+        </w:tc>
+        <w:tc>
+          <w:tcPr/>
+          <w:p>
+            <w:pPr>
+              <w:pStyle w:val="Compact"/>
+            </w:pPr>
+            <w:r>
+              <w:t xml:space="preserve">48.5% (95% UI: 48.0%–49.0%)</w:t>
             </w:r>
           </w:p>
         </w:tc>
@@ -10648,18 +11563,18 @@
               <w:pStyle w:val="Compact"/>
             </w:pPr>
             <w:r>
-              <w:t xml:space="preserve">99.0% (95% UI: 98.2%–99.5%)</w:t>
-            </w:r>
-          </w:p>
-        </w:tc>
-        <w:tc>
-          <w:tcPr/>
-          <w:p>
-            <w:pPr>
-              <w:pStyle w:val="Compact"/>
-            </w:pPr>
-            <w:r>
-              <w:t xml:space="preserve">52.0% (95% UI: 50.7%–53.4%)</w:t>
+              <w:t xml:space="preserve">57.3% (95% UI: 44.4%–68.4%)</w:t>
+            </w:r>
+          </w:p>
+        </w:tc>
+        <w:tc>
+          <w:tcPr/>
+          <w:p>
+            <w:pPr>
+              <w:pStyle w:val="Compact"/>
+            </w:pPr>
+            <w:r>
+              <w:t xml:space="preserve">56.8% (95% UI: 53.5%–58.6%)</w:t>
             </w:r>
           </w:p>
         </w:tc>
@@ -10681,18 +11596,18 @@
               <w:pStyle w:val="Compact"/>
             </w:pPr>
             <w:r>
-              <w:t xml:space="preserve">99.1% (95% UI: 98.4%–99.5%)</w:t>
-            </w:r>
-          </w:p>
-        </w:tc>
-        <w:tc>
-          <w:tcPr/>
-          <w:p>
-            <w:pPr>
-              <w:pStyle w:val="Compact"/>
-            </w:pPr>
-            <w:r>
-              <w:t xml:space="preserve">47.5% (95% UI: 46.1%–48.9%)</w:t>
+              <w:t xml:space="preserve">55.6% (95% UI: 42.6%–67.7%)</w:t>
+            </w:r>
+          </w:p>
+        </w:tc>
+        <w:tc>
+          <w:tcPr/>
+          <w:p>
+            <w:pPr>
+              <w:pStyle w:val="Compact"/>
+            </w:pPr>
+            <w:r>
+              <w:t xml:space="preserve">54.9% (95% UI: 54.4%–55.4%)</w:t>
             </w:r>
           </w:p>
         </w:tc>
@@ -10716,18 +11631,18 @@
               <w:pStyle w:val="Compact"/>
             </w:pPr>
             <w:r>
-              <w:t xml:space="preserve">99.0% (95% UI: 98.2%–99.5%)</w:t>
-            </w:r>
-          </w:p>
-        </w:tc>
-        <w:tc>
-          <w:tcPr/>
-          <w:p>
-            <w:pPr>
-              <w:pStyle w:val="Compact"/>
-            </w:pPr>
-            <w:r>
-              <w:t xml:space="preserve">56.5% (95% UI: 55.1%–58.1%)</w:t>
+              <w:t xml:space="preserve">57.3% (95% UI: 44.4%–68.4%)</w:t>
+            </w:r>
+          </w:p>
+        </w:tc>
+        <w:tc>
+          <w:tcPr/>
+          <w:p>
+            <w:pPr>
+              <w:pStyle w:val="Compact"/>
+            </w:pPr>
+            <w:r>
+              <w:t xml:space="preserve">60.3% (95% UI: 56.7%–62.2%)</w:t>
             </w:r>
           </w:p>
         </w:tc>
@@ -10749,18 +11664,18 @@
               <w:pStyle w:val="Compact"/>
             </w:pPr>
             <w:r>
-              <w:t xml:space="preserve">99.1% (95% UI: 98.4%–99.5%)</w:t>
-            </w:r>
-          </w:p>
-        </w:tc>
-        <w:tc>
-          <w:tcPr/>
-          <w:p>
-            <w:pPr>
-              <w:pStyle w:val="Compact"/>
-            </w:pPr>
-            <w:r>
-              <w:t xml:space="preserve">52.6% (95% UI: 51.0%–54.2%)</w:t>
+              <w:t xml:space="preserve">55.6% (95% UI: 42.6%–67.7%)</w:t>
+            </w:r>
+          </w:p>
+        </w:tc>
+        <w:tc>
+          <w:tcPr/>
+          <w:p>
+            <w:pPr>
+              <w:pStyle w:val="Compact"/>
+            </w:pPr>
+            <w:r>
+              <w:t xml:space="preserve">59.6% (95% UI: 59.1%–60.1%)</w:t>
             </w:r>
           </w:p>
         </w:tc>
@@ -10784,51 +11699,51 @@
               <w:pStyle w:val="Compact"/>
             </w:pPr>
             <w:r>
-              <w:t xml:space="preserve">99.0% (95% UI: 98.2%–99.5%)</w:t>
-            </w:r>
-          </w:p>
-        </w:tc>
-        <w:tc>
-          <w:tcPr/>
-          <w:p>
-            <w:pPr>
-              <w:pStyle w:val="Compact"/>
-            </w:pPr>
-            <w:r>
-              <w:t xml:space="preserve">73.5% (95% UI: 72.8%–73.9%)</w:t>
-            </w:r>
-          </w:p>
-        </w:tc>
-        <w:tc>
-          <w:tcPr/>
-          <w:p>
-            <w:pPr>
-              <w:pStyle w:val="Compact"/>
-            </w:pPr>
-            <w:r>
-              <w:t xml:space="preserve">100%</w:t>
-            </w:r>
-          </w:p>
-        </w:tc>
-        <w:tc>
-          <w:tcPr/>
-          <w:p>
-            <w:pPr>
-              <w:pStyle w:val="Compact"/>
-            </w:pPr>
-            <w:r>
-              <w:t xml:space="preserve">99.1% (95% UI: 98.4%–99.5%)</w:t>
-            </w:r>
-          </w:p>
-        </w:tc>
-        <w:tc>
-          <w:tcPr/>
-          <w:p>
-            <w:pPr>
-              <w:pStyle w:val="Compact"/>
-            </w:pPr>
-            <w:r>
-              <w:t xml:space="preserve">71.9% (95% UI: 71.6%–72.1%)</w:t>
+              <w:t xml:space="preserve">57.3% (95% UI: 44.4%–68.4%)</w:t>
+            </w:r>
+          </w:p>
+        </w:tc>
+        <w:tc>
+          <w:tcPr/>
+          <w:p>
+            <w:pPr>
+              <w:pStyle w:val="Compact"/>
+            </w:pPr>
+            <w:r>
+              <w:t xml:space="preserve">67.4% (95% UI: 63.3%–69.7%)</w:t>
+            </w:r>
+          </w:p>
+        </w:tc>
+        <w:tc>
+          <w:tcPr/>
+          <w:p>
+            <w:pPr>
+              <w:pStyle w:val="Compact"/>
+            </w:pPr>
+            <w:r>
+              <w:t xml:space="preserve">0%</w:t>
+            </w:r>
+          </w:p>
+        </w:tc>
+        <w:tc>
+          <w:tcPr/>
+          <w:p>
+            <w:pPr>
+              <w:pStyle w:val="Compact"/>
+            </w:pPr>
+            <w:r>
+              <w:t xml:space="preserve">55.6% (95% UI: 42.6%–67.7%)</w:t>
+            </w:r>
+          </w:p>
+        </w:tc>
+        <w:tc>
+          <w:tcPr/>
+          <w:p>
+            <w:pPr>
+              <w:pStyle w:val="Compact"/>
+            </w:pPr>
+            <w:r>
+              <w:t xml:space="preserve">69.3% (95% UI: 68.7%–69.9%)</w:t>
             </w:r>
           </w:p>
         </w:tc>
@@ -11124,18 +12039,18 @@
               <w:pStyle w:val="Compact"/>
             </w:pPr>
             <w:r>
-              <w:t xml:space="preserve">614 (95% UI: 516–737)</w:t>
-            </w:r>
-          </w:p>
-        </w:tc>
-        <w:tc>
-          <w:tcPr/>
-          <w:p>
-            <w:pPr>
-              <w:pStyle w:val="Compact"/>
-            </w:pPr>
-            <w:r>
-              <w:t xml:space="preserve">S$23.8 million (95% UI: S$20.0 million–S$28.5 million)</w:t>
+              <w:t xml:space="preserve">678 (95% UI: 593–764)</w:t>
+            </w:r>
+          </w:p>
+        </w:tc>
+        <w:tc>
+          <w:tcPr/>
+          <w:p>
+            <w:pPr>
+              <w:pStyle w:val="Compact"/>
+            </w:pPr>
+            <w:r>
+              <w:t xml:space="preserve">S$26.2 million (95% UI: S$22.9 million–S$29.5 million)</w:t>
             </w:r>
           </w:p>
         </w:tc>
@@ -11181,51 +12096,51 @@
               <w:pStyle w:val="Compact"/>
             </w:pPr>
             <w:r>
-              <w:t xml:space="preserve">733 (95% UI: 687–780)</w:t>
-            </w:r>
-          </w:p>
-        </w:tc>
-        <w:tc>
-          <w:tcPr/>
-          <w:p>
-            <w:pPr>
-              <w:pStyle w:val="Compact"/>
-            </w:pPr>
-            <w:r>
-              <w:t xml:space="preserve">265 (95% UI: 245–286)</w:t>
-            </w:r>
-          </w:p>
-        </w:tc>
-        <w:tc>
-          <w:tcPr/>
-          <w:p>
-            <w:pPr>
-              <w:pStyle w:val="Compact"/>
-            </w:pPr>
-            <w:r>
-              <w:t xml:space="preserve">533 (95% UI: 444–645)</w:t>
-            </w:r>
-          </w:p>
-        </w:tc>
-        <w:tc>
-          <w:tcPr/>
-          <w:p>
-            <w:pPr>
-              <w:pStyle w:val="Compact"/>
-            </w:pPr>
-            <w:r>
-              <w:t xml:space="preserve">S$31.1 million (95% UI: S$27.4 million–S$35.9 million)</w:t>
-            </w:r>
-          </w:p>
-        </w:tc>
-        <w:tc>
-          <w:tcPr/>
-          <w:p>
-            <w:pPr>
-              <w:pStyle w:val="Compact"/>
-            </w:pPr>
-            <w:r>
-              <w:t xml:space="preserve">S$7.4 million (95% UI: S$6.8 million–S$8.0 million)</w:t>
+              <w:t xml:space="preserve">760 (95% UI: 715–803)</w:t>
+            </w:r>
+          </w:p>
+        </w:tc>
+        <w:tc>
+          <w:tcPr/>
+          <w:p>
+            <w:pPr>
+              <w:pStyle w:val="Compact"/>
+            </w:pPr>
+            <w:r>
+              <w:t xml:space="preserve">213 (95% UI: 198–227)</w:t>
+            </w:r>
+          </w:p>
+        </w:tc>
+        <w:tc>
+          <w:tcPr/>
+          <w:p>
+            <w:pPr>
+              <w:pStyle w:val="Compact"/>
+            </w:pPr>
+            <w:r>
+              <w:t xml:space="preserve">647 (95% UI: 563–732)</w:t>
+            </w:r>
+          </w:p>
+        </w:tc>
+        <w:tc>
+          <w:tcPr/>
+          <w:p>
+            <w:pPr>
+              <w:pStyle w:val="Compact"/>
+            </w:pPr>
+            <w:r>
+              <w:t xml:space="preserve">S$33.5 million (95% UI: S$30.0 million–S$36.9 million)</w:t>
+            </w:r>
+          </w:p>
+        </w:tc>
+        <w:tc>
+          <w:tcPr/>
+          <w:p>
+            <w:pPr>
+              <w:pStyle w:val="Compact"/>
+            </w:pPr>
+            <w:r>
+              <w:t xml:space="preserve">S$7.3 million (95% UI: S$6.8 million–S$7.8 million)</w:t>
             </w:r>
           </w:p>
         </w:tc>
@@ -11260,51 +12175,51 @@
               <w:pStyle w:val="Compact"/>
             </w:pPr>
             <w:r>
-              <w:t xml:space="preserve">1,217 (95% UI: 1,140–1,294)</w:t>
-            </w:r>
-          </w:p>
-        </w:tc>
-        <w:tc>
-          <w:tcPr/>
-          <w:p>
-            <w:pPr>
-              <w:pStyle w:val="Compact"/>
-            </w:pPr>
-            <w:r>
-              <w:t xml:space="preserve">422 (95% UI: 391–455)</w:t>
-            </w:r>
-          </w:p>
-        </w:tc>
-        <w:tc>
-          <w:tcPr/>
-          <w:p>
-            <w:pPr>
-              <w:pStyle w:val="Compact"/>
-            </w:pPr>
-            <w:r>
-              <w:t xml:space="preserve">485 (95% UI: 402–592)</w:t>
-            </w:r>
-          </w:p>
-        </w:tc>
-        <w:tc>
-          <w:tcPr/>
-          <w:p>
-            <w:pPr>
-              <w:pStyle w:val="Compact"/>
-            </w:pPr>
-            <w:r>
-              <w:t xml:space="preserve">S$35.6 million (95% UI: S$31.7 million–S$40.5 million)</w:t>
-            </w:r>
-          </w:p>
-        </w:tc>
-        <w:tc>
-          <w:tcPr/>
-          <w:p>
-            <w:pPr>
-              <w:pStyle w:val="Compact"/>
-            </w:pPr>
-            <w:r>
-              <w:t xml:space="preserve">S$11.8 million (95% UI: S$10.9 million–S$12.8 million)</w:t>
+              <w:t xml:space="preserve">1,267 (95% UI: 1,191–1,338)</w:t>
+            </w:r>
+          </w:p>
+        </w:tc>
+        <w:tc>
+          <w:tcPr/>
+          <w:p>
+            <w:pPr>
+              <w:pStyle w:val="Compact"/>
+            </w:pPr>
+            <w:r>
+              <w:t xml:space="preserve">337 (95% UI: 313–359)</w:t>
+            </w:r>
+          </w:p>
+        </w:tc>
+        <w:tc>
+          <w:tcPr/>
+          <w:p>
+            <w:pPr>
+              <w:pStyle w:val="Compact"/>
+            </w:pPr>
+            <w:r>
+              <w:t xml:space="preserve">628 (95% UI: 545–714)</w:t>
+            </w:r>
+          </w:p>
+        </w:tc>
+        <w:tc>
+          <w:tcPr/>
+          <w:p>
+            <w:pPr>
+              <w:pStyle w:val="Compact"/>
+            </w:pPr>
+            <w:r>
+              <w:t xml:space="preserve">S$37.7 million (95% UI: S$34.1 million–S$41.2 million)</w:t>
+            </w:r>
+          </w:p>
+        </w:tc>
+        <w:tc>
+          <w:tcPr/>
+          <w:p>
+            <w:pPr>
+              <w:pStyle w:val="Compact"/>
+            </w:pPr>
+            <w:r>
+              <w:t xml:space="preserve">S$11.6 million (95% UI: S$10.7 million–S$12.3 million)</w:t>
             </w:r>
           </w:p>
         </w:tc>
@@ -11339,51 +12254,51 @@
               <w:pStyle w:val="Compact"/>
             </w:pPr>
             <w:r>
-              <w:t xml:space="preserve">2,411 (95% UI: 2,260–2,564)</w:t>
-            </w:r>
-          </w:p>
-        </w:tc>
-        <w:tc>
-          <w:tcPr/>
-          <w:p>
-            <w:pPr>
-              <w:pStyle w:val="Compact"/>
-            </w:pPr>
-            <w:r>
-              <w:t xml:space="preserve">757 (95% UI: 699–815)</w:t>
-            </w:r>
-          </w:p>
-        </w:tc>
-        <w:tc>
-          <w:tcPr/>
-          <w:p>
-            <w:pPr>
-              <w:pStyle w:val="Compact"/>
-            </w:pPr>
-            <w:r>
-              <w:t xml:space="preserve">386 (95% UI: 315–477)</w:t>
-            </w:r>
-          </w:p>
-        </w:tc>
-        <w:tc>
-          <w:tcPr/>
-          <w:p>
-            <w:pPr>
-              <w:pStyle w:val="Compact"/>
-            </w:pPr>
-            <w:r>
-              <w:t xml:space="preserve">S$45.3 million (95% UI: S$41.0 million–S$50.2 million)</w:t>
-            </w:r>
-          </w:p>
-        </w:tc>
-        <w:tc>
-          <w:tcPr/>
-          <w:p>
-            <w:pPr>
-              <w:pStyle w:val="Compact"/>
-            </w:pPr>
-            <w:r>
-              <w:t xml:space="preserve">S$21.4 million (95% UI: S$19.7 million–S$23.3 million)</w:t>
+              <w:t xml:space="preserve">2,535 (95% UI: 2,384–2,677)</w:t>
+            </w:r>
+          </w:p>
+        </w:tc>
+        <w:tc>
+          <w:tcPr/>
+          <w:p>
+            <w:pPr>
+              <w:pStyle w:val="Compact"/>
+            </w:pPr>
+            <w:r>
+              <w:t xml:space="preserve">591 (95% UI: 551–631)</w:t>
+            </w:r>
+          </w:p>
+        </w:tc>
+        <w:tc>
+          <w:tcPr/>
+          <w:p>
+            <w:pPr>
+              <w:pStyle w:val="Compact"/>
+            </w:pPr>
+            <w:r>
+              <w:t xml:space="preserve">588 (95% UI: 505–671)</w:t>
+            </w:r>
+          </w:p>
+        </w:tc>
+        <w:tc>
+          <w:tcPr/>
+          <w:p>
+            <w:pPr>
+              <w:pStyle w:val="Compact"/>
+            </w:pPr>
+            <w:r>
+              <w:t xml:space="preserve">S$46.5 million (95% UI: S$42.6 million–S$50.4 million)</w:t>
+            </w:r>
+          </w:p>
+        </w:tc>
+        <w:tc>
+          <w:tcPr/>
+          <w:p>
+            <w:pPr>
+              <w:pStyle w:val="Compact"/>
+            </w:pPr>
+            <w:r>
+              <w:t xml:space="preserve">S$20.4 million (95% UI: S$19.0 million–S$21.7 million)</w:t>
             </w:r>
           </w:p>
         </w:tc>
@@ -11418,51 +12333,51 @@
               <w:pStyle w:val="Compact"/>
             </w:pPr>
             <w:r>
-              <w:t xml:space="preserve">5,909 (95% UI: 5,549–6,278)</w:t>
-            </w:r>
-          </w:p>
-        </w:tc>
-        <w:tc>
-          <w:tcPr/>
-          <w:p>
-            <w:pPr>
-              <w:pStyle w:val="Compact"/>
-            </w:pPr>
-            <w:r>
-              <w:t xml:space="preserve">1,390 (95% UI: 1,276–1,503)</w:t>
-            </w:r>
-          </w:p>
-        </w:tc>
-        <w:tc>
-          <w:tcPr/>
-          <w:p>
-            <w:pPr>
-              <w:pStyle w:val="Compact"/>
-            </w:pPr>
-            <w:r>
-              <w:t xml:space="preserve">216 (95% UI: 168–277)</w:t>
-            </w:r>
-          </w:p>
-        </w:tc>
-        <w:tc>
-          <w:tcPr/>
-          <w:p>
-            <w:pPr>
-              <w:pStyle w:val="Compact"/>
-            </w:pPr>
-            <w:r>
-              <w:t xml:space="preserve">S$65.2 million (95% UI: S$59.8 million–S$70.8 million)</w:t>
-            </w:r>
-          </w:p>
-        </w:tc>
-        <w:tc>
-          <w:tcPr/>
-          <w:p>
-            <w:pPr>
-              <w:pStyle w:val="Compact"/>
-            </w:pPr>
-            <w:r>
-              <w:t xml:space="preserve">S$41.2 million (95% UI: S$37.5 million–S$45.2 million)</w:t>
+              <w:t xml:space="preserve">6,343 (95% UI: 5,963–6,696)</w:t>
+            </w:r>
+          </w:p>
+        </w:tc>
+        <w:tc>
+          <w:tcPr/>
+          <w:p>
+            <w:pPr>
+              <w:pStyle w:val="Compact"/>
+            </w:pPr>
+            <w:r>
+              <w:t xml:space="preserve">1,025 (95% UI: 957–1,091)</w:t>
+            </w:r>
+          </w:p>
+        </w:tc>
+        <w:tc>
+          <w:tcPr/>
+          <w:p>
+            <w:pPr>
+              <w:pStyle w:val="Compact"/>
+            </w:pPr>
+            <w:r>
+              <w:t xml:space="preserve">503 (95% UI: 424–582)</w:t>
+            </w:r>
+          </w:p>
+        </w:tc>
+        <w:tc>
+          <w:tcPr/>
+          <w:p>
+            <w:pPr>
+              <w:pStyle w:val="Compact"/>
+            </w:pPr>
+            <w:r>
+              <w:t xml:space="preserve">S$62.0 million (95% UI: S$57.3 million–S$66.7 million)</w:t>
+            </w:r>
+          </w:p>
+        </w:tc>
+        <w:tc>
+          <w:tcPr/>
+          <w:p>
+            <w:pPr>
+              <w:pStyle w:val="Compact"/>
+            </w:pPr>
+            <w:r>
+              <w:t xml:space="preserve">S$35.9 million (95% UI: S$33.5 million–S$38.2 million)</w:t>
             </w:r>
           </w:p>
         </w:tc>
@@ -11486,62 +12401,62 @@
               <w:pStyle w:val="Compact"/>
             </w:pPr>
             <w:r>
-              <w:t xml:space="preserve">37,475 (95% UI: 36,909–38,049)</w:t>
-            </w:r>
-          </w:p>
-        </w:tc>
-        <w:tc>
-          <w:tcPr/>
-          <w:p>
-            <w:pPr>
-              <w:pStyle w:val="Compact"/>
-            </w:pPr>
-            <w:r>
-              <w:t xml:space="preserve">8,696 (95% UI: 8,148–9,256)</w:t>
-            </w:r>
-          </w:p>
-        </w:tc>
-        <w:tc>
-          <w:tcPr/>
-          <w:p>
-            <w:pPr>
-              <w:pStyle w:val="Compact"/>
-            </w:pPr>
-            <w:r>
-              <w:t xml:space="preserve">1,699 (95% UI: 1,544–1,856)</w:t>
-            </w:r>
-          </w:p>
-        </w:tc>
-        <w:tc>
-          <w:tcPr/>
-          <w:p>
-            <w:pPr>
-              <w:pStyle w:val="Compact"/>
-            </w:pPr>
-            <w:r>
-              <w:t xml:space="preserve">192 (95% UI: 150–244)</w:t>
-            </w:r>
-          </w:p>
-        </w:tc>
-        <w:tc>
-          <w:tcPr/>
-          <w:p>
-            <w:pPr>
-              <w:pStyle w:val="Compact"/>
-            </w:pPr>
-            <w:r>
-              <w:t xml:space="preserve">S$77.9 million (95% UI: S$71.3 million–S$84.7 million)</w:t>
-            </w:r>
-          </w:p>
-        </w:tc>
-        <w:tc>
-          <w:tcPr/>
-          <w:p>
-            <w:pPr>
-              <w:pStyle w:val="Compact"/>
-            </w:pPr>
-            <w:r>
-              <w:t xml:space="preserve">S$54.0 million (95% UI: S$49.0 million–S$59.4 million)</w:t>
+              <w:t xml:space="preserve">40,000 (95% UI: 40,000–40,000)</w:t>
+            </w:r>
+          </w:p>
+        </w:tc>
+        <w:tc>
+          <w:tcPr/>
+          <w:p>
+            <w:pPr>
+              <w:pStyle w:val="Compact"/>
+            </w:pPr>
+            <w:r>
+              <w:t xml:space="preserve">10,153 (95% UI: 9,546–10,721)</w:t>
+            </w:r>
+          </w:p>
+        </w:tc>
+        <w:tc>
+          <w:tcPr/>
+          <w:p>
+            <w:pPr>
+              <w:pStyle w:val="Compact"/>
+            </w:pPr>
+            <w:r>
+              <w:t xml:space="preserve">1,194 (95% UI: 1,116–1,269)</w:t>
+            </w:r>
+          </w:p>
+        </w:tc>
+        <w:tc>
+          <w:tcPr/>
+          <w:p>
+            <w:pPr>
+              <w:pStyle w:val="Compact"/>
+            </w:pPr>
+            <w:r>
+              <w:t xml:space="preserve">457 (95% UI: 381–535)</w:t>
+            </w:r>
+          </w:p>
+        </w:tc>
+        <w:tc>
+          <w:tcPr/>
+          <w:p>
+            <w:pPr>
+              <w:pStyle w:val="Compact"/>
+            </w:pPr>
+            <w:r>
+              <w:t xml:space="preserve">S$68.8 million (95% UI: S$63.7 million–S$73.8 million)</w:t>
+            </w:r>
+          </w:p>
+        </w:tc>
+        <w:tc>
+          <w:tcPr/>
+          <w:p>
+            <w:pPr>
+              <w:pStyle w:val="Compact"/>
+            </w:pPr>
+            <w:r>
+              <w:t xml:space="preserve">S$42.7 million (95% UI: S$39.9 million–S$45.4 million)</w:t>
             </w:r>
           </w:p>
         </w:tc>
@@ -11576,51 +12491,51 @@
               <w:pStyle w:val="Compact"/>
             </w:pPr>
             <w:r>
-              <w:t xml:space="preserve">803 (95% UI: 753–857)</w:t>
-            </w:r>
-          </w:p>
-        </w:tc>
-        <w:tc>
-          <w:tcPr/>
-          <w:p>
-            <w:pPr>
-              <w:pStyle w:val="Compact"/>
-            </w:pPr>
-            <w:r>
-              <w:t xml:space="preserve">238 (95% UI: 218–260)</w:t>
-            </w:r>
-          </w:p>
-        </w:tc>
-        <w:tc>
-          <w:tcPr/>
-          <w:p>
-            <w:pPr>
-              <w:pStyle w:val="Compact"/>
-            </w:pPr>
-            <w:r>
-              <w:t xml:space="preserve">463 (95% UI: 382–567)</w:t>
-            </w:r>
-          </w:p>
-        </w:tc>
-        <w:tc>
-          <w:tcPr/>
-          <w:p>
-            <w:pPr>
-              <w:pStyle w:val="Compact"/>
-            </w:pPr>
-            <w:r>
-              <w:t xml:space="preserve">S$27.5 million (95% UI: S$23.8 million–S$32.1 million)</w:t>
-            </w:r>
-          </w:p>
-        </w:tc>
-        <w:tc>
-          <w:tcPr/>
-          <w:p>
-            <w:pPr>
-              <w:pStyle w:val="Compact"/>
-            </w:pPr>
-            <w:r>
-              <w:t xml:space="preserve">S$3.7 million (95% UI: S$3.3 million–S$4.2 million)</w:t>
+              <w:t xml:space="preserve">866 (95% UI: 815–914)</w:t>
+            </w:r>
+          </w:p>
+        </w:tc>
+        <w:tc>
+          <w:tcPr/>
+          <w:p>
+            <w:pPr>
+              <w:pStyle w:val="Compact"/>
+            </w:pPr>
+            <w:r>
+              <w:t xml:space="preserve">196 (95% UI: 182–209)</w:t>
+            </w:r>
+          </w:p>
+        </w:tc>
+        <w:tc>
+          <w:tcPr/>
+          <w:p>
+            <w:pPr>
+              <w:pStyle w:val="Compact"/>
+            </w:pPr>
+            <w:r>
+              <w:t xml:space="preserve">620 (95% UI: 537–704)</w:t>
+            </w:r>
+          </w:p>
+        </w:tc>
+        <w:tc>
+          <w:tcPr/>
+          <w:p>
+            <w:pPr>
+              <w:pStyle w:val="Compact"/>
+            </w:pPr>
+            <w:r>
+              <w:t xml:space="preserve">S$31.8 million (95% UI: S$28.3 million–S$35.3 million)</w:t>
+            </w:r>
+          </w:p>
+        </w:tc>
+        <w:tc>
+          <w:tcPr/>
+          <w:p>
+            <w:pPr>
+              <w:pStyle w:val="Compact"/>
+            </w:pPr>
+            <w:r>
+              <w:t xml:space="preserve">S$5.6 million (95% UI: S$5.2 million–S$6.0 million)</w:t>
             </w:r>
           </w:p>
         </w:tc>
@@ -11655,51 +12570,51 @@
               <w:pStyle w:val="Compact"/>
             </w:pPr>
             <w:r>
-              <w:t xml:space="preserve">1,321 (95% UI: 1,238–1,409)</w:t>
-            </w:r>
-          </w:p>
-        </w:tc>
-        <w:tc>
-          <w:tcPr/>
-          <w:p>
-            <w:pPr>
-              <w:pStyle w:val="Compact"/>
-            </w:pPr>
-            <w:r>
-              <w:t xml:space="preserve">367 (95% UI: 336–400)</w:t>
-            </w:r>
-          </w:p>
-        </w:tc>
-        <w:tc>
-          <w:tcPr/>
-          <w:p>
-            <w:pPr>
-              <w:pStyle w:val="Compact"/>
-            </w:pPr>
-            <w:r>
-              <w:t xml:space="preserve">386 (95% UI: 315–477)</w:t>
-            </w:r>
-          </w:p>
-        </w:tc>
-        <w:tc>
-          <w:tcPr/>
-          <w:p>
-            <w:pPr>
-              <w:pStyle w:val="Compact"/>
-            </w:pPr>
-            <w:r>
-              <w:t xml:space="preserve">S$29.7 million (95% UI: S$26.2 million–S$34.2 million)</w:t>
-            </w:r>
-          </w:p>
-        </w:tc>
-        <w:tc>
-          <w:tcPr/>
-          <w:p>
-            <w:pPr>
-              <w:pStyle w:val="Compact"/>
-            </w:pPr>
-            <w:r>
-              <w:t xml:space="preserve">S$5.9 million (95% UI: S$5.2 million–S$6.7 million)</w:t>
+              <w:t xml:space="preserve">1,442 (95% UI: 1,356–1,523)</w:t>
+            </w:r>
+          </w:p>
+        </w:tc>
+        <w:tc>
+          <w:tcPr/>
+          <w:p>
+            <w:pPr>
+              <w:pStyle w:val="Compact"/>
+            </w:pPr>
+            <w:r>
+              <w:t xml:space="preserve">308 (95% UI: 287–329)</w:t>
+            </w:r>
+          </w:p>
+        </w:tc>
+        <w:tc>
+          <w:tcPr/>
+          <w:p>
+            <w:pPr>
+              <w:pStyle w:val="Compact"/>
+            </w:pPr>
+            <w:r>
+              <w:t xml:space="preserve">588 (95% UI: 505–671)</w:t>
+            </w:r>
+          </w:p>
+        </w:tc>
+        <w:tc>
+          <w:tcPr/>
+          <w:p>
+            <w:pPr>
+              <w:pStyle w:val="Compact"/>
+            </w:pPr>
+            <w:r>
+              <w:t xml:space="preserve">S$35.1 million (95% UI: S$31.5 million–S$38.7 million)</w:t>
+            </w:r>
+          </w:p>
+        </w:tc>
+        <w:tc>
+          <w:tcPr/>
+          <w:p>
+            <w:pPr>
+              <w:pStyle w:val="Compact"/>
+            </w:pPr>
+            <w:r>
+              <w:t xml:space="preserve">S$8.9 million (95% UI: S$8.3 million–S$9.6 million)</w:t>
             </w:r>
           </w:p>
         </w:tc>
@@ -11734,51 +12649,51 @@
               <w:pStyle w:val="Compact"/>
             </w:pPr>
             <w:r>
-              <w:t xml:space="preserve">2,570 (95% UI: 2,412–2,737)</w:t>
-            </w:r>
-          </w:p>
-        </w:tc>
-        <w:tc>
-          <w:tcPr/>
-          <w:p>
-            <w:pPr>
-              <w:pStyle w:val="Compact"/>
-            </w:pPr>
-            <w:r>
-              <w:t xml:space="preserve">620 (95% UI: 571–672)</w:t>
-            </w:r>
-          </w:p>
-        </w:tc>
-        <w:tc>
-          <w:tcPr/>
-          <w:p>
-            <w:pPr>
-              <w:pStyle w:val="Compact"/>
-            </w:pPr>
-            <w:r>
-              <w:t xml:space="preserve">255 (95% UI: 200–324)</w:t>
-            </w:r>
-          </w:p>
-        </w:tc>
-        <w:tc>
-          <w:tcPr/>
-          <w:p>
-            <w:pPr>
-              <w:pStyle w:val="Compact"/>
-            </w:pPr>
-            <w:r>
-              <w:t xml:space="preserve">S$35.1 million (95% UI: S$31.6 million–S$39.1 million)</w:t>
-            </w:r>
-          </w:p>
-        </w:tc>
-        <w:tc>
-          <w:tcPr/>
-          <w:p>
-            <w:pPr>
-              <w:pStyle w:val="Compact"/>
-            </w:pPr>
-            <w:r>
-              <w:t xml:space="preserve">S$11.2 million (95% UI: S$9.8 million–S$12.8 million)</w:t>
+              <w:t xml:space="preserve">2,879 (95% UI: 2,706–3,040)</w:t>
+            </w:r>
+          </w:p>
+        </w:tc>
+        <w:tc>
+          <w:tcPr/>
+          <w:p>
+            <w:pPr>
+              <w:pStyle w:val="Compact"/>
+            </w:pPr>
+            <w:r>
+              <w:t xml:space="preserve">539 (95% UI: 502–575)</w:t>
+            </w:r>
+          </w:p>
+        </w:tc>
+        <w:tc>
+          <w:tcPr/>
+          <w:p>
+            <w:pPr>
+              <w:pStyle w:val="Compact"/>
+            </w:pPr>
+            <w:r>
+              <w:t xml:space="preserve">526 (95% UI: 446–605)</w:t>
+            </w:r>
+          </w:p>
+        </w:tc>
+        <w:tc>
+          <w:tcPr/>
+          <w:p>
+            <w:pPr>
+              <w:pStyle w:val="Compact"/>
+            </w:pPr>
+            <w:r>
+              <w:t xml:space="preserve">S$42.3 million (95% UI: S$38.3 million–S$46.2 million)</w:t>
+            </w:r>
+          </w:p>
+        </w:tc>
+        <w:tc>
+          <w:tcPr/>
+          <w:p>
+            <w:pPr>
+              <w:pStyle w:val="Compact"/>
+            </w:pPr>
+            <w:r>
+              <w:t xml:space="preserve">S$16.1 million (95% UI: S$14.9 million–S$17.2 million)</w:t>
             </w:r>
           </w:p>
         </w:tc>
@@ -11802,62 +12717,62 @@
               <w:pStyle w:val="Compact"/>
             </w:pPr>
             <w:r>
-              <w:t xml:space="preserve">19,975 (95% UI: 19,409–20,549)</w:t>
-            </w:r>
-          </w:p>
-        </w:tc>
-        <w:tc>
-          <w:tcPr/>
-          <w:p>
-            <w:pPr>
-              <w:pStyle w:val="Compact"/>
-            </w:pPr>
-            <w:r>
-              <w:t xml:space="preserve">4,872 (95% UI: 4,548–5,206)</w:t>
-            </w:r>
-          </w:p>
-        </w:tc>
-        <w:tc>
-          <w:tcPr/>
-          <w:p>
-            <w:pPr>
-              <w:pStyle w:val="Compact"/>
-            </w:pPr>
-            <w:r>
-              <w:t xml:space="preserve">1,115 (95% UI: 1,027–1,205)</w:t>
-            </w:r>
-          </w:p>
-        </w:tc>
-        <w:tc>
-          <w:tcPr/>
-          <w:p>
-            <w:pPr>
-              <w:pStyle w:val="Compact"/>
-            </w:pPr>
-            <w:r>
-              <w:t xml:space="preserve">192 (95% UI: 150–244)</w:t>
-            </w:r>
-          </w:p>
-        </w:tc>
-        <w:tc>
-          <w:tcPr/>
-          <w:p>
-            <w:pPr>
-              <w:pStyle w:val="Compact"/>
-            </w:pPr>
-            <w:r>
-              <w:t xml:space="preserve">S$52.9 million (95% UI: S$48.8 million–S$57.5 million)</w:t>
-            </w:r>
-          </w:p>
-        </w:tc>
-        <w:tc>
-          <w:tcPr/>
-          <w:p>
-            <w:pPr>
-              <w:pStyle w:val="Compact"/>
-            </w:pPr>
-            <w:r>
-              <w:t xml:space="preserve">S$29.0 million (95% UI: S$26.4 million–S$32.0 million)</w:t>
+              <w:t xml:space="preserve">22,919 (95% UI: 22,744–23,248)</w:t>
+            </w:r>
+          </w:p>
+        </w:tc>
+        <w:tc>
+          <w:tcPr/>
+          <w:p>
+            <w:pPr>
+              <w:pStyle w:val="Compact"/>
+            </w:pPr>
+            <w:r>
+              <w:t xml:space="preserve">6,448 (95% UI: 6,082–6,781)</w:t>
+            </w:r>
+          </w:p>
+        </w:tc>
+        <w:tc>
+          <w:tcPr/>
+          <w:p>
+            <w:pPr>
+              <w:pStyle w:val="Compact"/>
+            </w:pPr>
+            <w:r>
+              <w:t xml:space="preserve">936 (95% UI: 875–998)</w:t>
+            </w:r>
+          </w:p>
+        </w:tc>
+        <w:tc>
+          <w:tcPr/>
+          <w:p>
+            <w:pPr>
+              <w:pStyle w:val="Compact"/>
+            </w:pPr>
+            <w:r>
+              <w:t xml:space="preserve">453 (95% UI: 376–532)</w:t>
+            </w:r>
+          </w:p>
+        </w:tc>
+        <w:tc>
+          <w:tcPr/>
+          <w:p>
+            <w:pPr>
+              <w:pStyle w:val="Compact"/>
+            </w:pPr>
+            <w:r>
+              <w:t xml:space="preserve">S$56.4 million (95% UI: S$51.9 million–S$60.9 million)</w:t>
+            </w:r>
+          </w:p>
+        </w:tc>
+        <w:tc>
+          <w:tcPr/>
+          <w:p>
+            <w:pPr>
+              <w:pStyle w:val="Compact"/>
+            </w:pPr>
+            <w:r>
+              <w:t xml:space="preserve">S$30.3 million (95% UI: S$28.2 million–S$32.2 million)</w:t>
             </w:r>
           </w:p>
         </w:tc>
@@ -11881,62 +12796,62 @@
               <w:pStyle w:val="Compact"/>
             </w:pPr>
             <w:r>
-              <w:t xml:space="preserve">27,475 (95% UI: 26,909–28,049)</w:t>
-            </w:r>
-          </w:p>
-        </w:tc>
-        <w:tc>
-          <w:tcPr/>
-          <w:p>
-            <w:pPr>
-              <w:pStyle w:val="Compact"/>
-            </w:pPr>
-            <w:r>
-              <w:t xml:space="preserve">6,510 (95% UI: 6,094–6,940)</w:t>
-            </w:r>
-          </w:p>
-        </w:tc>
-        <w:tc>
-          <w:tcPr/>
-          <w:p>
-            <w:pPr>
-              <w:pStyle w:val="Compact"/>
-            </w:pPr>
-            <w:r>
-              <w:t xml:space="preserve">1,438 (95% UI: 1,319–1,557)</w:t>
-            </w:r>
-          </w:p>
-        </w:tc>
-        <w:tc>
-          <w:tcPr/>
-          <w:p>
-            <w:pPr>
-              <w:pStyle w:val="Compact"/>
-            </w:pPr>
-            <w:r>
-              <w:t xml:space="preserve">192 (95% UI: 150–244)</w:t>
-            </w:r>
-          </w:p>
-        </w:tc>
-        <w:tc>
-          <w:tcPr/>
-          <w:p>
-            <w:pPr>
-              <w:pStyle w:val="Compact"/>
-            </w:pPr>
-            <w:r>
-              <w:t xml:space="preserve">S$66.4 million (95% UI: S$61.1 million–S$71.8 million)</w:t>
-            </w:r>
-          </w:p>
-        </w:tc>
-        <w:tc>
-          <w:tcPr/>
-          <w:p>
-            <w:pPr>
-              <w:pStyle w:val="Compact"/>
-            </w:pPr>
-            <w:r>
-              <w:t xml:space="preserve">S$42.4 million (95% UI: S$38.7 million–S$46.4 million)</w:t>
+              <w:t xml:space="preserve">30,419 (95% UI: 30,244–30,748)</w:t>
+            </w:r>
+          </w:p>
+        </w:tc>
+        <w:tc>
+          <w:tcPr/>
+          <w:p>
+            <w:pPr>
+              <w:pStyle w:val="Compact"/>
+            </w:pPr>
+            <w:r>
+              <w:t xml:space="preserve">8,099 (95% UI: 7,641–8,530)</w:t>
+            </w:r>
+          </w:p>
+        </w:tc>
+        <w:tc>
+          <w:tcPr/>
+          <w:p>
+            <w:pPr>
+              <w:pStyle w:val="Compact"/>
+            </w:pPr>
+            <w:r>
+              <w:t xml:space="preserve">1,101 (95% UI: 1,029–1,170)</w:t>
+            </w:r>
+          </w:p>
+        </w:tc>
+        <w:tc>
+          <w:tcPr/>
+          <w:p>
+            <w:pPr>
+              <w:pStyle w:val="Compact"/>
+            </w:pPr>
+            <w:r>
+              <w:t xml:space="preserve">453 (95% UI: 376–532)</w:t>
+            </w:r>
+          </w:p>
+        </w:tc>
+        <w:tc>
+          <w:tcPr/>
+          <w:p>
+            <w:pPr>
+              <w:pStyle w:val="Compact"/>
+            </w:pPr>
+            <w:r>
+              <w:t xml:space="preserve">S$63.8 million (95% UI: S$58.9 million–S$68.6 million)</w:t>
+            </w:r>
+          </w:p>
+        </w:tc>
+        <w:tc>
+          <w:tcPr/>
+          <w:p>
+            <w:pPr>
+              <w:pStyle w:val="Compact"/>
+            </w:pPr>
+            <w:r>
+              <w:t xml:space="preserve">S$37.6 million (95% UI: S$35.1 million–S$40.0 million)</w:t>
             </w:r>
           </w:p>
         </w:tc>
@@ -11971,93 +12886,52 @@
               <w:pStyle w:val="Compact"/>
             </w:pPr>
             <w:r>
-              <w:t xml:space="preserve">866 (95% UI: 809–928)</w:t>
-            </w:r>
-          </w:p>
-        </w:tc>
-        <w:tc>
-          <w:tcPr/>
-          <w:p>
-            <w:pPr>
-              <w:pStyle w:val="Compact"/>
-            </w:pPr>
-            <w:r>
-              <w:t xml:space="preserve">197 (95% UI: 177–222)</w:t>
-            </w:r>
-          </w:p>
-        </w:tc>
-        <w:tc>
-          <w:tcPr/>
-          <w:p>
-            <w:pPr>
-              <w:pStyle w:val="Compact"/>
-            </w:pPr>
-            <w:r>
-              <w:t xml:space="preserve">403 (95% UI: 331–498)</w:t>
-            </w:r>
-          </w:p>
-        </w:tc>
-        <w:tc>
-          <w:tcPr/>
-          <w:p>
-            <w:pPr>
-              <w:pStyle w:val="Compact"/>
-            </w:pPr>
-            <w:r>
-              <w:t xml:space="preserve">S$23.7 million (95% UI: S$20.2 million–S</w:t>
-            </w:r>
-            <m:oMath>
-              <m:r>
-                <m:t>28.1</m:t>
-              </m:r>
-              <m:r>
-                <m:t>m</m:t>
-              </m:r>
-              <m:r>
-                <m:t>i</m:t>
-              </m:r>
-              <m:r>
-                <m:t>l</m:t>
-              </m:r>
-              <m:r>
-                <m:t>l</m:t>
-              </m:r>
-              <m:r>
-                <m:t>i</m:t>
-              </m:r>
-              <m:r>
-                <m:t>o</m:t>
-              </m:r>
-              <m:r>
-                <m:t>n</m:t>
-              </m:r>
-              <m:r>
-                <m:rPr>
-                  <m:sty m:val="p"/>
-                </m:rPr>
-                <m:t>)</m:t>
-              </m:r>
-              <m:r>
-                <m:rPr>
-                  <m:sty m:val="p"/>
-                </m:rPr>
-                <m:t>|</m:t>
-              </m:r>
-              <m:r>
-                <m:t>S</m:t>
-              </m:r>
-            </m:oMath>
-            <w:r>
-              <w:t xml:space="preserve">-0.1 million (95% UI: S$-0.5 million–S$0.4 million)</w:t>
-            </w:r>
-          </w:p>
-        </w:tc>
-        <w:tc>
-          <w:tcPr/>
-          <w:p>
-            <w:pPr>
-              <w:pStyle w:val="Compact"/>
-            </w:pPr>
+              <w:t xml:space="preserve">971 (95% UI: 910–1,026)</w:t>
+            </w:r>
+          </w:p>
+        </w:tc>
+        <w:tc>
+          <w:tcPr/>
+          <w:p>
+            <w:pPr>
+              <w:pStyle w:val="Compact"/>
+            </w:pPr>
+            <w:r>
+              <w:t xml:space="preserve">171 (95% UI: 157–184)</w:t>
+            </w:r>
+          </w:p>
+        </w:tc>
+        <w:tc>
+          <w:tcPr/>
+          <w:p>
+            <w:pPr>
+              <w:pStyle w:val="Compact"/>
+            </w:pPr>
+            <w:r>
+              <w:t xml:space="preserve">595 (95% UI: 512–679)</w:t>
+            </w:r>
+          </w:p>
+        </w:tc>
+        <w:tc>
+          <w:tcPr/>
+          <w:p>
+            <w:pPr>
+              <w:pStyle w:val="Compact"/>
+            </w:pPr>
+            <w:r>
+              <w:t xml:space="preserve">S$30.0 million (95% UI: S$26.4 million–S$33.5 million)</w:t>
+            </w:r>
+          </w:p>
+        </w:tc>
+        <w:tc>
+          <w:tcPr/>
+          <w:p>
+            <w:pPr>
+              <w:pStyle w:val="Compact"/>
+            </w:pPr>
+            <w:r>
+              <w:t xml:space="preserve">S$3.8 million (95% UI: S$3.5 million–S$4.1 million)</w:t>
+            </w:r>
           </w:p>
         </w:tc>
       </w:tr>
@@ -12091,93 +12965,52 @@
               <w:pStyle w:val="Compact"/>
             </w:pPr>
             <w:r>
-              <w:t xml:space="preserve">1,408 (95% UI: 1,318–1,505)</w:t>
-            </w:r>
-          </w:p>
-        </w:tc>
-        <w:tc>
-          <w:tcPr/>
-          <w:p>
-            <w:pPr>
-              <w:pStyle w:val="Compact"/>
-            </w:pPr>
-            <w:r>
-              <w:t xml:space="preserve">283 (95% UI: 255–317)</w:t>
-            </w:r>
-          </w:p>
-        </w:tc>
-        <w:tc>
-          <w:tcPr/>
-          <w:p>
-            <w:pPr>
-              <w:pStyle w:val="Compact"/>
-            </w:pPr>
-            <w:r>
-              <w:t xml:space="preserve">310 (95% UI: 249–390)</w:t>
-            </w:r>
-          </w:p>
-        </w:tc>
-        <w:tc>
-          <w:tcPr/>
-          <w:p>
-            <w:pPr>
-              <w:pStyle w:val="Compact"/>
-            </w:pPr>
-            <w:r>
-              <w:t xml:space="preserve">S$23.7 million (95% UI: S$20.5 million–S</w:t>
-            </w:r>
-            <m:oMath>
-              <m:r>
-                <m:t>27.8</m:t>
-              </m:r>
-              <m:r>
-                <m:t>m</m:t>
-              </m:r>
-              <m:r>
-                <m:t>i</m:t>
-              </m:r>
-              <m:r>
-                <m:t>l</m:t>
-              </m:r>
-              <m:r>
-                <m:t>l</m:t>
-              </m:r>
-              <m:r>
-                <m:t>i</m:t>
-              </m:r>
-              <m:r>
-                <m:t>o</m:t>
-              </m:r>
-              <m:r>
-                <m:t>n</m:t>
-              </m:r>
-              <m:r>
-                <m:rPr>
-                  <m:sty m:val="p"/>
-                </m:rPr>
-                <m:t>)</m:t>
-              </m:r>
-              <m:r>
-                <m:rPr>
-                  <m:sty m:val="p"/>
-                </m:rPr>
-                <m:t>|</m:t>
-              </m:r>
-              <m:r>
-                <m:t>S</m:t>
-              </m:r>
-            </m:oMath>
-            <w:r>
-              <w:t xml:space="preserve">-0.1 million (95% UI: S$-0.9 million–S$0.8 million)</w:t>
-            </w:r>
-          </w:p>
-        </w:tc>
-        <w:tc>
-          <w:tcPr/>
-          <w:p>
-            <w:pPr>
-              <w:pStyle w:val="Compact"/>
-            </w:pPr>
+              <w:t xml:space="preserve">1,615 (95% UI: 1,514–1,707)</w:t>
+            </w:r>
+          </w:p>
+        </w:tc>
+        <w:tc>
+          <w:tcPr/>
+          <w:p>
+            <w:pPr>
+              <w:pStyle w:val="Compact"/>
+            </w:pPr>
+            <w:r>
+              <w:t xml:space="preserve">261 (95% UI: 241–280)</w:t>
+            </w:r>
+          </w:p>
+        </w:tc>
+        <w:tc>
+          <w:tcPr/>
+          <w:p>
+            <w:pPr>
+              <w:pStyle w:val="Compact"/>
+            </w:pPr>
+            <w:r>
+              <w:t xml:space="preserve">553 (95% UI: 473–634)</w:t>
+            </w:r>
+          </w:p>
+        </w:tc>
+        <w:tc>
+          <w:tcPr/>
+          <w:p>
+            <w:pPr>
+              <w:pStyle w:val="Compact"/>
+            </w:pPr>
+            <w:r>
+              <w:t xml:space="preserve">S$32.1 million (95% UI: S$28.4 million–S$35.8 million)</w:t>
+            </w:r>
+          </w:p>
+        </w:tc>
+        <w:tc>
+          <w:tcPr/>
+          <w:p>
+            <w:pPr>
+              <w:pStyle w:val="Compact"/>
+            </w:pPr>
+            <w:r>
+              <w:t xml:space="preserve">S$5.9 million (95% UI: S$5.4 million–S$6.4 million)</w:t>
+            </w:r>
           </w:p>
         </w:tc>
       </w:tr>
@@ -12200,100 +13033,62 @@
               <w:pStyle w:val="Compact"/>
             </w:pPr>
             <w:r>
-              <w:t xml:space="preserve">9,956 (95% UI: 9,409–10,000)</w:t>
-            </w:r>
-          </w:p>
-        </w:tc>
-        <w:tc>
-          <w:tcPr/>
-          <w:p>
-            <w:pPr>
-              <w:pStyle w:val="Compact"/>
-            </w:pPr>
-            <w:r>
-              <w:t xml:space="preserve">2,670 (95% UI: 2,478–2,856)</w:t>
-            </w:r>
-          </w:p>
-        </w:tc>
-        <w:tc>
-          <w:tcPr/>
-          <w:p>
-            <w:pPr>
-              <w:pStyle w:val="Compact"/>
-            </w:pPr>
-            <w:r>
-              <w:t xml:space="preserve">424 (95% UI: 387–466)</w:t>
-            </w:r>
-          </w:p>
-        </w:tc>
-        <w:tc>
-          <w:tcPr/>
-          <w:p>
-            <w:pPr>
-              <w:pStyle w:val="Compact"/>
-            </w:pPr>
-            <w:r>
-              <w:t xml:space="preserve">193 (95% UI: 150–246)</w:t>
-            </w:r>
-          </w:p>
-        </w:tc>
-        <w:tc>
-          <w:tcPr/>
-          <w:p>
-            <w:pPr>
-              <w:pStyle w:val="Compact"/>
-            </w:pPr>
-            <w:r>
-              <w:t xml:space="preserve">S$25.2 million (95% UI: S$22.5 million–S$28.5 million)</w:t>
-            </w:r>
-          </w:p>
-        </w:tc>
-        <w:tc>
-          <w:tcPr/>
-          <w:p>
-            <w:pPr>
-              <w:pStyle w:val="Compact"/>
-            </w:pPr>
-            <w:r>
-              <w:t xml:space="preserve">S</w:t>
-            </w:r>
-            <m:oMath>
-              <m:r>
-                <m:t>1.4</m:t>
-              </m:r>
-              <m:r>
-                <m:t>m</m:t>
-              </m:r>
-              <m:r>
-                <m:t>i</m:t>
-              </m:r>
-              <m:r>
-                <m:t>l</m:t>
-              </m:r>
-              <m:r>
-                <m:t>l</m:t>
-              </m:r>
-              <m:r>
-                <m:t>i</m:t>
-              </m:r>
-              <m:r>
-                <m:t>o</m:t>
-              </m:r>
-              <m:r>
-                <m:t>n</m:t>
-              </m:r>
-              <m:r>
-                <m:rPr>
-                  <m:sty m:val="p"/>
-                </m:rPr>
-                <m:t>(</m:t>
-              </m:r>
-              <m:r>
-                <m:t>95</m:t>
-              </m:r>
-            </m:oMath>
-            <w:r>
-              <w:t xml:space="preserve">-0.3 million–S$2.9 million)</w:t>
+              <w:t xml:space="preserve">10,000 (95% UI: 10,000–10,000)</w:t>
+            </w:r>
+          </w:p>
+        </w:tc>
+        <w:tc>
+          <w:tcPr/>
+          <w:p>
+            <w:pPr>
+              <w:pStyle w:val="Compact"/>
+            </w:pPr>
+            <w:r>
+              <w:t xml:space="preserve">3,217 (95% UI: 3,015–3,400)</w:t>
+            </w:r>
+          </w:p>
+        </w:tc>
+        <w:tc>
+          <w:tcPr/>
+          <w:p>
+            <w:pPr>
+              <w:pStyle w:val="Compact"/>
+            </w:pPr>
+            <w:r>
+              <w:t xml:space="preserve">431 (95% UI: 399–463)</w:t>
+            </w:r>
+          </w:p>
+        </w:tc>
+        <w:tc>
+          <w:tcPr/>
+          <w:p>
+            <w:pPr>
+              <w:pStyle w:val="Compact"/>
+            </w:pPr>
+            <w:r>
+              <w:t xml:space="preserve">484 (95% UI: 406–563)</w:t>
+            </w:r>
+          </w:p>
+        </w:tc>
+        <w:tc>
+          <w:tcPr/>
+          <w:p>
+            <w:pPr>
+              <w:pStyle w:val="Compact"/>
+            </w:pPr>
+            <w:r>
+              <w:t xml:space="preserve">S$36.6 million (95% UI: S$32.7 million–S$40.7 million)</w:t>
+            </w:r>
+          </w:p>
+        </w:tc>
+        <w:tc>
+          <w:tcPr/>
+          <w:p>
+            <w:pPr>
+              <w:pStyle w:val="Compact"/>
+            </w:pPr>
+            <w:r>
+              <w:t xml:space="preserve">S$10.5 million (95% UI: S$9.6 million–S$11.3 million)</w:t>
             </w:r>
           </w:p>
         </w:tc>
@@ -12317,62 +13112,62 @@
               <w:pStyle w:val="Compact"/>
             </w:pPr>
             <w:r>
-              <w:t xml:space="preserve">13,725 (95% UI: 13,159–14,299)</w:t>
-            </w:r>
-          </w:p>
-        </w:tc>
-        <w:tc>
-          <w:tcPr/>
-          <w:p>
-            <w:pPr>
-              <w:pStyle w:val="Compact"/>
-            </w:pPr>
-            <w:r>
-              <w:t xml:space="preserve">3,512 (95% UI: 3,256–3,766)</w:t>
-            </w:r>
-          </w:p>
-        </w:tc>
-        <w:tc>
-          <w:tcPr/>
-          <w:p>
-            <w:pPr>
-              <w:pStyle w:val="Compact"/>
-            </w:pPr>
-            <w:r>
-              <w:t xml:space="preserve">725 (95% UI: 667–784)</w:t>
-            </w:r>
-          </w:p>
-        </w:tc>
-        <w:tc>
-          <w:tcPr/>
-          <w:p>
-            <w:pPr>
-              <w:pStyle w:val="Compact"/>
-            </w:pPr>
-            <w:r>
-              <w:t xml:space="preserve">192 (95% UI: 150–244)</w:t>
-            </w:r>
-          </w:p>
-        </w:tc>
-        <w:tc>
-          <w:tcPr/>
-          <w:p>
-            <w:pPr>
-              <w:pStyle w:val="Compact"/>
-            </w:pPr>
-            <w:r>
-              <w:t xml:space="preserve">S$37.2 million (95% UI: S$34.0 million–S$40.8 million)</w:t>
-            </w:r>
-          </w:p>
-        </w:tc>
-        <w:tc>
-          <w:tcPr/>
-          <w:p>
-            <w:pPr>
-              <w:pStyle w:val="Compact"/>
-            </w:pPr>
-            <w:r>
-              <w:t xml:space="preserve">S$13.3 million (95% UI: S$11.4 million–S$15.3 million)</w:t>
+              <w:t xml:space="preserve">16,669 (95% UI: 16,494–16,998)</w:t>
+            </w:r>
+          </w:p>
+        </w:tc>
+        <w:tc>
+          <w:tcPr/>
+          <w:p>
+            <w:pPr>
+              <w:pStyle w:val="Compact"/>
+            </w:pPr>
+            <w:r>
+              <w:t xml:space="preserve">5,076 (95% UI: 4,794–5,329)</w:t>
+            </w:r>
+          </w:p>
+        </w:tc>
+        <w:tc>
+          <w:tcPr/>
+          <w:p>
+            <w:pPr>
+              <w:pStyle w:val="Compact"/>
+            </w:pPr>
+            <w:r>
+              <w:t xml:space="preserve">688 (95% UI: 640–734)</w:t>
+            </w:r>
+          </w:p>
+        </w:tc>
+        <w:tc>
+          <w:tcPr/>
+          <w:p>
+            <w:pPr>
+              <w:pStyle w:val="Compact"/>
+            </w:pPr>
+            <w:r>
+              <w:t xml:space="preserve">453 (95% UI: 376–532)</w:t>
+            </w:r>
+          </w:p>
+        </w:tc>
+        <w:tc>
+          <w:tcPr/>
+          <w:p>
+            <w:pPr>
+              <w:pStyle w:val="Compact"/>
+            </w:pPr>
+            <w:r>
+              <w:t xml:space="preserve">S$46.1 million (95% UI: S$41.9 million–S$50.3 million)</w:t>
+            </w:r>
+          </w:p>
+        </w:tc>
+        <w:tc>
+          <w:tcPr/>
+          <w:p>
+            <w:pPr>
+              <w:pStyle w:val="Compact"/>
+            </w:pPr>
+            <w:r>
+              <w:t xml:space="preserve">S$20.0 million (95% UI: S$18.5 million–S$21.3 million)</w:t>
             </w:r>
           </w:p>
         </w:tc>
@@ -12396,62 +13191,62 @@
               <w:pStyle w:val="Compact"/>
             </w:pPr>
             <w:r>
-              <w:t xml:space="preserve">17,475 (95% UI: 16,909–18,049)</w:t>
-            </w:r>
-          </w:p>
-        </w:tc>
-        <w:tc>
-          <w:tcPr/>
-          <w:p>
-            <w:pPr>
-              <w:pStyle w:val="Compact"/>
-            </w:pPr>
-            <w:r>
-              <w:t xml:space="preserve">4,328 (95% UI: 4,039–4,630)</w:t>
-            </w:r>
-          </w:p>
-        </w:tc>
-        <w:tc>
-          <w:tcPr/>
-          <w:p>
-            <w:pPr>
-              <w:pStyle w:val="Compact"/>
-            </w:pPr>
-            <w:r>
-              <w:t xml:space="preserve">974 (95% UI: 897–1,052)</w:t>
-            </w:r>
-          </w:p>
-        </w:tc>
-        <w:tc>
-          <w:tcPr/>
-          <w:p>
-            <w:pPr>
-              <w:pStyle w:val="Compact"/>
-            </w:pPr>
-            <w:r>
-              <w:t xml:space="preserve">192 (95% UI: 150–244)</w:t>
-            </w:r>
-          </w:p>
-        </w:tc>
-        <w:tc>
-          <w:tcPr/>
-          <w:p>
-            <w:pPr>
-              <w:pStyle w:val="Compact"/>
-            </w:pPr>
-            <w:r>
-              <w:t xml:space="preserve">S$47.2 million (95% UI: S$43.5 million–S$51.4 million)</w:t>
-            </w:r>
-          </w:p>
-        </w:tc>
-        <w:tc>
-          <w:tcPr/>
-          <w:p>
-            <w:pPr>
-              <w:pStyle w:val="Compact"/>
-            </w:pPr>
-            <w:r>
-              <w:t xml:space="preserve">S$23.3 million (95% UI: S$21.0 million–S$25.9 million)</w:t>
+              <w:t xml:space="preserve">20,419 (95% UI: 20,244–20,748)</w:t>
+            </w:r>
+          </w:p>
+        </w:tc>
+        <w:tc>
+          <w:tcPr/>
+          <w:p>
+            <w:pPr>
+              <w:pStyle w:val="Compact"/>
+            </w:pPr>
+            <w:r>
+              <w:t xml:space="preserve">5,900 (95% UI: 5,564–6,200)</w:t>
+            </w:r>
+          </w:p>
+        </w:tc>
+        <w:tc>
+          <w:tcPr/>
+          <w:p>
+            <w:pPr>
+              <w:pStyle w:val="Compact"/>
+            </w:pPr>
+            <w:r>
+              <w:t xml:space="preserve">852 (95% UI: 795–909)</w:t>
+            </w:r>
+          </w:p>
+        </w:tc>
+        <w:tc>
+          <w:tcPr/>
+          <w:p>
+            <w:pPr>
+              <w:pStyle w:val="Compact"/>
+            </w:pPr>
+            <w:r>
+              <w:t xml:space="preserve">453 (95% UI: 376–532)</w:t>
+            </w:r>
+          </w:p>
+        </w:tc>
+        <w:tc>
+          <w:tcPr/>
+          <w:p>
+            <w:pPr>
+              <w:pStyle w:val="Compact"/>
+            </w:pPr>
+            <w:r>
+              <w:t xml:space="preserve">S$52.9 million (95% UI: S$48.4 million–S$57.3 million)</w:t>
+            </w:r>
+          </w:p>
+        </w:tc>
+        <w:tc>
+          <w:tcPr/>
+          <w:p>
+            <w:pPr>
+              <w:pStyle w:val="Compact"/>
+            </w:pPr>
+            <w:r>
+              <w:t xml:space="preserve">S$26.7 million (95% UI: S$24.8 million–S$28.5 million)</w:t>
             </w:r>
           </w:p>
         </w:tc>
@@ -12475,62 +13270,62 @@
               <w:pStyle w:val="Compact"/>
             </w:pPr>
             <w:r>
-              <w:t xml:space="preserve">81,671 (95% UI: 73,733–89,983)</w:t>
-            </w:r>
-          </w:p>
-        </w:tc>
-        <w:tc>
-          <w:tcPr/>
-          <w:p>
-            <w:pPr>
-              <w:pStyle w:val="Compact"/>
-            </w:pPr>
-            <w:r>
-              <w:t xml:space="preserve">18,351 (95% UI: 16,485–20,377)</w:t>
-            </w:r>
-          </w:p>
-        </w:tc>
-        <w:tc>
-          <w:tcPr/>
-          <w:p>
-            <w:pPr>
-              <w:pStyle w:val="Compact"/>
-            </w:pPr>
-            <w:r>
-              <w:t xml:space="preserve">1,990 (95% UI: 1,772–2,225)</w:t>
-            </w:r>
-          </w:p>
-        </w:tc>
-        <w:tc>
-          <w:tcPr/>
-          <w:p>
-            <w:pPr>
-              <w:pStyle w:val="Compact"/>
-            </w:pPr>
-            <w:r>
-              <w:t xml:space="preserve">192 (95% UI: 150–244)</w:t>
-            </w:r>
-          </w:p>
-        </w:tc>
-        <w:tc>
-          <w:tcPr/>
-          <w:p>
-            <w:pPr>
-              <w:pStyle w:val="Compact"/>
-            </w:pPr>
-            <w:r>
-              <w:t xml:space="preserve">S$95.2 million (95% UI: S$85.4 million–S$105.7 million)</w:t>
-            </w:r>
-          </w:p>
-        </w:tc>
-        <w:tc>
-          <w:tcPr/>
-          <w:p>
-            <w:pPr>
-              <w:pStyle w:val="Compact"/>
-            </w:pPr>
-            <w:r>
-              <w:t xml:space="preserve">S$71.2 million (95% UI: S$62.5 million–S$80.8 million)</w:t>
+              <w:t xml:space="preserve">58,316 (95% UI: 57,862–58,937)</w:t>
+            </w:r>
+          </w:p>
+        </w:tc>
+        <w:tc>
+          <w:tcPr/>
+          <w:p>
+            <w:pPr>
+              <w:pStyle w:val="Compact"/>
+            </w:pPr>
+            <w:r>
+              <w:t xml:space="preserve">14,264 (95% UI: 13,481–15,000)</w:t>
+            </w:r>
+          </w:p>
+        </w:tc>
+        <w:tc>
+          <w:tcPr/>
+          <w:p>
+            <w:pPr>
+              <w:pStyle w:val="Compact"/>
+            </w:pPr>
+            <w:r>
+              <w:t xml:space="preserve">1,255 (95% UI: 1,174–1,332)</w:t>
+            </w:r>
+          </w:p>
+        </w:tc>
+        <w:tc>
+          <w:tcPr/>
+          <w:p>
+            <w:pPr>
+              <w:pStyle w:val="Compact"/>
+            </w:pPr>
+            <w:r>
+              <w:t xml:space="preserve">453 (95% UI: 376–532)</w:t>
+            </w:r>
+          </w:p>
+        </w:tc>
+        <w:tc>
+          <w:tcPr/>
+          <w:p>
+            <w:pPr>
+              <w:pStyle w:val="Compact"/>
+            </w:pPr>
+            <w:r>
+              <w:t xml:space="preserve">S$73.3 million (95% UI: S$68.1 million–S$78.4 million)</w:t>
+            </w:r>
+          </w:p>
+        </w:tc>
+        <w:tc>
+          <w:tcPr/>
+          <w:p>
+            <w:pPr>
+              <w:pStyle w:val="Compact"/>
+            </w:pPr>
+            <w:r>
+              <w:t xml:space="preserve">S$47.2 million (95% UI: S$44.1 million–S$50.0 million)</w:t>
             </w:r>
           </w:p>
         </w:tc>
@@ -12875,29 +13670,29 @@
               <w:pStyle w:val="Compact"/>
             </w:pPr>
             <w:r>
-              <w:t xml:space="preserve">S$11.9 (95% UI: S$10.0–S$14.2)</w:t>
-            </w:r>
-          </w:p>
-        </w:tc>
-        <w:tc>
-          <w:tcPr/>
-          <w:p>
-            <w:pPr>
-              <w:pStyle w:val="Compact"/>
-            </w:pPr>
-            <w:r>
-              <w:t xml:space="preserve">S$23.8 (95% UI: S$20.0–S$28.5)</w:t>
-            </w:r>
-          </w:p>
-        </w:tc>
-        <w:tc>
-          <w:tcPr/>
-          <w:p>
-            <w:pPr>
-              <w:pStyle w:val="Compact"/>
-            </w:pPr>
-            <w:r>
-              <w:t xml:space="preserve">S$35.6 (95% UI: S$30.0–S$42.7)</w:t>
+              <w:t xml:space="preserve">S$13.1 (95% UI: S$11.5–S$14.8)</w:t>
+            </w:r>
+          </w:p>
+        </w:tc>
+        <w:tc>
+          <w:tcPr/>
+          <w:p>
+            <w:pPr>
+              <w:pStyle w:val="Compact"/>
+            </w:pPr>
+            <w:r>
+              <w:t xml:space="preserve">S$26.2 (95% UI: S$22.9–S$29.5)</w:t>
+            </w:r>
+          </w:p>
+        </w:tc>
+        <w:tc>
+          <w:tcPr/>
+          <w:p>
+            <w:pPr>
+              <w:pStyle w:val="Compact"/>
+            </w:pPr>
+            <w:r>
+              <w:t xml:space="preserve">S$39.3 (95% UI: S$34.4–S$44.3)</w:t>
             </w:r>
           </w:p>
         </w:tc>
@@ -12921,29 +13716,29 @@
               <w:pStyle w:val="Compact"/>
             </w:pPr>
             <w:r>
-              <w:t xml:space="preserve">S$15.6 (95% UI: S$13.7–S$18.0)</w:t>
-            </w:r>
-          </w:p>
-        </w:tc>
-        <w:tc>
-          <w:tcPr/>
-          <w:p>
-            <w:pPr>
-              <w:pStyle w:val="Compact"/>
-            </w:pPr>
-            <w:r>
-              <w:t xml:space="preserve">S$31.1 (95% UI: S$27.4–S$35.9)</w:t>
-            </w:r>
-          </w:p>
-        </w:tc>
-        <w:tc>
-          <w:tcPr/>
-          <w:p>
-            <w:pPr>
-              <w:pStyle w:val="Compact"/>
-            </w:pPr>
-            <w:r>
-              <w:t xml:space="preserve">S$46.7 (95% UI: S$41.0–S$53.9)</w:t>
+              <w:t xml:space="preserve">S$16.7 (95% UI: S$15.0–S$18.4)</w:t>
+            </w:r>
+          </w:p>
+        </w:tc>
+        <w:tc>
+          <w:tcPr/>
+          <w:p>
+            <w:pPr>
+              <w:pStyle w:val="Compact"/>
+            </w:pPr>
+            <w:r>
+              <w:t xml:space="preserve">S$33.5 (95% UI: S$30.0–S$36.9)</w:t>
+            </w:r>
+          </w:p>
+        </w:tc>
+        <w:tc>
+          <w:tcPr/>
+          <w:p>
+            <w:pPr>
+              <w:pStyle w:val="Compact"/>
+            </w:pPr>
+            <w:r>
+              <w:t xml:space="preserve">S$50.2 (95% UI: S$45.0–S$55.3)</w:t>
             </w:r>
           </w:p>
         </w:tc>
@@ -12967,29 +13762,29 @@
               <w:pStyle w:val="Compact"/>
             </w:pPr>
             <w:r>
-              <w:t xml:space="preserve">S$17.8 (95% UI: S$15.9–S$20.2)</w:t>
-            </w:r>
-          </w:p>
-        </w:tc>
-        <w:tc>
-          <w:tcPr/>
-          <w:p>
-            <w:pPr>
-              <w:pStyle w:val="Compact"/>
-            </w:pPr>
-            <w:r>
-              <w:t xml:space="preserve">S$35.6 (95% UI: S$31.7–S$40.5)</w:t>
-            </w:r>
-          </w:p>
-        </w:tc>
-        <w:tc>
-          <w:tcPr/>
-          <w:p>
-            <w:pPr>
-              <w:pStyle w:val="Compact"/>
-            </w:pPr>
-            <w:r>
-              <w:t xml:space="preserve">S$53.4 (95% UI: S$47.6–S$60.7)</w:t>
+              <w:t xml:space="preserve">S$18.9 (95% UI: S$17.1–S$20.6)</w:t>
+            </w:r>
+          </w:p>
+        </w:tc>
+        <w:tc>
+          <w:tcPr/>
+          <w:p>
+            <w:pPr>
+              <w:pStyle w:val="Compact"/>
+            </w:pPr>
+            <w:r>
+              <w:t xml:space="preserve">S$37.7 (95% UI: S$34.1–S$41.2)</w:t>
+            </w:r>
+          </w:p>
+        </w:tc>
+        <w:tc>
+          <w:tcPr/>
+          <w:p>
+            <w:pPr>
+              <w:pStyle w:val="Compact"/>
+            </w:pPr>
+            <w:r>
+              <w:t xml:space="preserve">S$56.6 (95% UI: S$51.2–S$61.8)</w:t>
             </w:r>
           </w:p>
         </w:tc>
@@ -13013,29 +13808,29 @@
               <w:pStyle w:val="Compact"/>
             </w:pPr>
             <w:r>
-              <w:t xml:space="preserve">S$22.6 (95% UI: S$20.5–S$25.1)</w:t>
-            </w:r>
-          </w:p>
-        </w:tc>
-        <w:tc>
-          <w:tcPr/>
-          <w:p>
-            <w:pPr>
-              <w:pStyle w:val="Compact"/>
-            </w:pPr>
-            <w:r>
-              <w:t xml:space="preserve">S$45.3 (95% UI: S$41.0–S$50.2)</w:t>
-            </w:r>
-          </w:p>
-        </w:tc>
-        <w:tc>
-          <w:tcPr/>
-          <w:p>
-            <w:pPr>
-              <w:pStyle w:val="Compact"/>
-            </w:pPr>
-            <w:r>
-              <w:t xml:space="preserve">S$67.9 (95% UI: S$61.5–S$75.2)</w:t>
+              <w:t xml:space="preserve">S$23.3 (95% UI: S$21.3–S$25.2)</w:t>
+            </w:r>
+          </w:p>
+        </w:tc>
+        <w:tc>
+          <w:tcPr/>
+          <w:p>
+            <w:pPr>
+              <w:pStyle w:val="Compact"/>
+            </w:pPr>
+            <w:r>
+              <w:t xml:space="preserve">S$46.5 (95% UI: S$42.6–S$50.4)</w:t>
+            </w:r>
+          </w:p>
+        </w:tc>
+        <w:tc>
+          <w:tcPr/>
+          <w:p>
+            <w:pPr>
+              <w:pStyle w:val="Compact"/>
+            </w:pPr>
+            <w:r>
+              <w:t xml:space="preserve">S$69.8 (95% UI: S$63.9–S$75.6)</w:t>
             </w:r>
           </w:p>
         </w:tc>
@@ -13059,29 +13854,29 @@
               <w:pStyle w:val="Compact"/>
             </w:pPr>
             <w:r>
-              <w:t xml:space="preserve">S$32.6 (95% UI: S$29.9–S$35.4)</w:t>
-            </w:r>
-          </w:p>
-        </w:tc>
-        <w:tc>
-          <w:tcPr/>
-          <w:p>
-            <w:pPr>
-              <w:pStyle w:val="Compact"/>
-            </w:pPr>
-            <w:r>
-              <w:t xml:space="preserve">S$65.2 (95% UI: S$59.8–S$70.8)</w:t>
-            </w:r>
-          </w:p>
-        </w:tc>
-        <w:tc>
-          <w:tcPr/>
-          <w:p>
-            <w:pPr>
-              <w:pStyle w:val="Compact"/>
-            </w:pPr>
-            <w:r>
-              <w:t xml:space="preserve">S$97.7 (95% UI: S$89.7–S$106.1)</w:t>
+              <w:t xml:space="preserve">S$31.0 (95% UI: S$28.6–S$33.3)</w:t>
+            </w:r>
+          </w:p>
+        </w:tc>
+        <w:tc>
+          <w:tcPr/>
+          <w:p>
+            <w:pPr>
+              <w:pStyle w:val="Compact"/>
+            </w:pPr>
+            <w:r>
+              <w:t xml:space="preserve">S$62.0 (95% UI: S$57.3–S$66.7)</w:t>
+            </w:r>
+          </w:p>
+        </w:tc>
+        <w:tc>
+          <w:tcPr/>
+          <w:p>
+            <w:pPr>
+              <w:pStyle w:val="Compact"/>
+            </w:pPr>
+            <w:r>
+              <w:t xml:space="preserve">S$93.0 (95% UI: S$85.9–S$100.0)</w:t>
             </w:r>
           </w:p>
         </w:tc>
@@ -13105,29 +13900,29 @@
               <w:pStyle w:val="Compact"/>
             </w:pPr>
             <w:r>
-              <w:t xml:space="preserve">S$39.0 (95% UI: S$35.6–S$42.3)</w:t>
-            </w:r>
-          </w:p>
-        </w:tc>
-        <w:tc>
-          <w:tcPr/>
-          <w:p>
-            <w:pPr>
-              <w:pStyle w:val="Compact"/>
-            </w:pPr>
-            <w:r>
-              <w:t xml:space="preserve">S$77.9 (95% UI: S$71.3–S$84.7)</w:t>
-            </w:r>
-          </w:p>
-        </w:tc>
-        <w:tc>
-          <w:tcPr/>
-          <w:p>
-            <w:pPr>
-              <w:pStyle w:val="Compact"/>
-            </w:pPr>
-            <w:r>
-              <w:t xml:space="preserve">S$116.9 (95% UI: S$106.9–S$127.0)</w:t>
+              <w:t xml:space="preserve">S$34.4 (95% UI: S$31.8–S$36.9)</w:t>
+            </w:r>
+          </w:p>
+        </w:tc>
+        <w:tc>
+          <w:tcPr/>
+          <w:p>
+            <w:pPr>
+              <w:pStyle w:val="Compact"/>
+            </w:pPr>
+            <w:r>
+              <w:t xml:space="preserve">S$68.8 (95% UI: S$63.7–S$73.8)</w:t>
+            </w:r>
+          </w:p>
+        </w:tc>
+        <w:tc>
+          <w:tcPr/>
+          <w:p>
+            <w:pPr>
+              <w:pStyle w:val="Compact"/>
+            </w:pPr>
+            <w:r>
+              <w:t xml:space="preserve">S$103.3 (95% UI: S$95.5–S$110.7)</w:t>
             </w:r>
           </w:p>
         </w:tc>
@@ -13151,29 +13946,29 @@
               <w:pStyle w:val="Compact"/>
             </w:pPr>
             <w:r>
-              <w:t xml:space="preserve">S$13.7 (95% UI: S$11.9–S$16.0)</w:t>
-            </w:r>
-          </w:p>
-        </w:tc>
-        <w:tc>
-          <w:tcPr/>
-          <w:p>
-            <w:pPr>
-              <w:pStyle w:val="Compact"/>
-            </w:pPr>
-            <w:r>
-              <w:t xml:space="preserve">S$27.5 (95% UI: S$23.8–S$32.1)</w:t>
-            </w:r>
-          </w:p>
-        </w:tc>
-        <w:tc>
-          <w:tcPr/>
-          <w:p>
-            <w:pPr>
-              <w:pStyle w:val="Compact"/>
-            </w:pPr>
-            <w:r>
-              <w:t xml:space="preserve">S$41.2 (95% UI: S$35.7–S$48.1)</w:t>
+              <w:t xml:space="preserve">S$15.9 (95% UI: S$14.2–S$17.7)</w:t>
+            </w:r>
+          </w:p>
+        </w:tc>
+        <w:tc>
+          <w:tcPr/>
+          <w:p>
+            <w:pPr>
+              <w:pStyle w:val="Compact"/>
+            </w:pPr>
+            <w:r>
+              <w:t xml:space="preserve">S$31.8 (95% UI: S$28.3–S$35.3)</w:t>
+            </w:r>
+          </w:p>
+        </w:tc>
+        <w:tc>
+          <w:tcPr/>
+          <w:p>
+            <w:pPr>
+              <w:pStyle w:val="Compact"/>
+            </w:pPr>
+            <w:r>
+              <w:t xml:space="preserve">S$47.7 (95% UI: S$42.5–S$53.0)</w:t>
             </w:r>
           </w:p>
         </w:tc>
@@ -13197,29 +13992,29 @@
               <w:pStyle w:val="Compact"/>
             </w:pPr>
             <w:r>
-              <w:t xml:space="preserve">S$14.9 (95% UI: S$13.1–S$17.1)</w:t>
-            </w:r>
-          </w:p>
-        </w:tc>
-        <w:tc>
-          <w:tcPr/>
-          <w:p>
-            <w:pPr>
-              <w:pStyle w:val="Compact"/>
-            </w:pPr>
-            <w:r>
-              <w:t xml:space="preserve">S$29.7 (95% UI: S$26.2–S$34.2)</w:t>
-            </w:r>
-          </w:p>
-        </w:tc>
-        <w:tc>
-          <w:tcPr/>
-          <w:p>
-            <w:pPr>
-              <w:pStyle w:val="Compact"/>
-            </w:pPr>
-            <w:r>
-              <w:t xml:space="preserve">S$44.6 (95% UI: S$39.3–S$51.3)</w:t>
+              <w:t xml:space="preserve">S$17.6 (95% UI: S$15.7–S$19.4)</w:t>
+            </w:r>
+          </w:p>
+        </w:tc>
+        <w:tc>
+          <w:tcPr/>
+          <w:p>
+            <w:pPr>
+              <w:pStyle w:val="Compact"/>
+            </w:pPr>
+            <w:r>
+              <w:t xml:space="preserve">S$35.1 (95% UI: S$31.5–S$38.7)</w:t>
+            </w:r>
+          </w:p>
+        </w:tc>
+        <w:tc>
+          <w:tcPr/>
+          <w:p>
+            <w:pPr>
+              <w:pStyle w:val="Compact"/>
+            </w:pPr>
+            <w:r>
+              <w:t xml:space="preserve">S$52.7 (95% UI: S$47.2–S$58.1)</w:t>
             </w:r>
           </w:p>
         </w:tc>
@@ -13243,29 +14038,29 @@
               <w:pStyle w:val="Compact"/>
             </w:pPr>
             <w:r>
-              <w:t xml:space="preserve">S$17.5 (95% UI: S$15.8–S$19.6)</w:t>
-            </w:r>
-          </w:p>
-        </w:tc>
-        <w:tc>
-          <w:tcPr/>
-          <w:p>
-            <w:pPr>
-              <w:pStyle w:val="Compact"/>
-            </w:pPr>
-            <w:r>
-              <w:t xml:space="preserve">S$35.1 (95% UI: S$31.6–S$39.1)</w:t>
-            </w:r>
-          </w:p>
-        </w:tc>
-        <w:tc>
-          <w:tcPr/>
-          <w:p>
-            <w:pPr>
-              <w:pStyle w:val="Compact"/>
-            </w:pPr>
-            <w:r>
-              <w:t xml:space="preserve">S$52.6 (95% UI: S$47.5–S$58.7)</w:t>
+              <w:t xml:space="preserve">S$21.1 (95% UI: S$19.2–S$23.1)</w:t>
+            </w:r>
+          </w:p>
+        </w:tc>
+        <w:tc>
+          <w:tcPr/>
+          <w:p>
+            <w:pPr>
+              <w:pStyle w:val="Compact"/>
+            </w:pPr>
+            <w:r>
+              <w:t xml:space="preserve">S$42.3 (95% UI: S$38.3–S$46.2)</w:t>
+            </w:r>
+          </w:p>
+        </w:tc>
+        <w:tc>
+          <w:tcPr/>
+          <w:p>
+            <w:pPr>
+              <w:pStyle w:val="Compact"/>
+            </w:pPr>
+            <w:r>
+              <w:t xml:space="preserve">S$63.4 (95% UI: S$57.5–S$69.2)</w:t>
             </w:r>
           </w:p>
         </w:tc>
@@ -13289,29 +14084,29 @@
               <w:pStyle w:val="Compact"/>
             </w:pPr>
             <w:r>
-              <w:t xml:space="preserve">S$26.5 (95% UI: S$24.4–S$28.7)</w:t>
-            </w:r>
-          </w:p>
-        </w:tc>
-        <w:tc>
-          <w:tcPr/>
-          <w:p>
-            <w:pPr>
-              <w:pStyle w:val="Compact"/>
-            </w:pPr>
-            <w:r>
-              <w:t xml:space="preserve">S$52.9 (95% UI: S$48.8–S$57.5)</w:t>
-            </w:r>
-          </w:p>
-        </w:tc>
-        <w:tc>
-          <w:tcPr/>
-          <w:p>
-            <w:pPr>
-              <w:pStyle w:val="Compact"/>
-            </w:pPr>
-            <w:r>
-              <w:t xml:space="preserve">S$79.4 (95% UI: S$73.2–S$86.2)</w:t>
+              <w:t xml:space="preserve">S$28.2 (95% UI: S$25.9–S$30.5)</w:t>
+            </w:r>
+          </w:p>
+        </w:tc>
+        <w:tc>
+          <w:tcPr/>
+          <w:p>
+            <w:pPr>
+              <w:pStyle w:val="Compact"/>
+            </w:pPr>
+            <w:r>
+              <w:t xml:space="preserve">S$56.4 (95% UI: S$51.9–S$60.9)</w:t>
+            </w:r>
+          </w:p>
+        </w:tc>
+        <w:tc>
+          <w:tcPr/>
+          <w:p>
+            <w:pPr>
+              <w:pStyle w:val="Compact"/>
+            </w:pPr>
+            <w:r>
+              <w:t xml:space="preserve">S$84.7 (95% UI: S$77.8–S$91.4)</w:t>
             </w:r>
           </w:p>
         </w:tc>
@@ -13335,29 +14130,29 @@
               <w:pStyle w:val="Compact"/>
             </w:pPr>
             <w:r>
-              <w:t xml:space="preserve">S$33.2 (95% UI: S$30.5–S$35.9)</w:t>
-            </w:r>
-          </w:p>
-        </w:tc>
-        <w:tc>
-          <w:tcPr/>
-          <w:p>
-            <w:pPr>
-              <w:pStyle w:val="Compact"/>
-            </w:pPr>
-            <w:r>
-              <w:t xml:space="preserve">S$66.4 (95% UI: S$61.1–S$71.8)</w:t>
-            </w:r>
-          </w:p>
-        </w:tc>
-        <w:tc>
-          <w:tcPr/>
-          <w:p>
-            <w:pPr>
-              <w:pStyle w:val="Compact"/>
-            </w:pPr>
-            <w:r>
-              <w:t xml:space="preserve">S$99.6 (95% UI: S$91.6–S$107.7)</w:t>
+              <w:t xml:space="preserve">S$31.9 (95% UI: S$29.4–S$34.3)</w:t>
+            </w:r>
+          </w:p>
+        </w:tc>
+        <w:tc>
+          <w:tcPr/>
+          <w:p>
+            <w:pPr>
+              <w:pStyle w:val="Compact"/>
+            </w:pPr>
+            <w:r>
+              <w:t xml:space="preserve">S$63.8 (95% UI: S$58.9–S$68.6)</w:t>
+            </w:r>
+          </w:p>
+        </w:tc>
+        <w:tc>
+          <w:tcPr/>
+          <w:p>
+            <w:pPr>
+              <w:pStyle w:val="Compact"/>
+            </w:pPr>
+            <w:r>
+              <w:t xml:space="preserve">S$95.7 (95% UI: S$88.3–S$102.9)</w:t>
             </w:r>
           </w:p>
         </w:tc>
@@ -13381,29 +14176,29 @@
               <w:pStyle w:val="Compact"/>
             </w:pPr>
             <w:r>
-              <w:t xml:space="preserve">S$11.8 (95% UI: S$10.1–S$14.0)</w:t>
-            </w:r>
-          </w:p>
-        </w:tc>
-        <w:tc>
-          <w:tcPr/>
-          <w:p>
-            <w:pPr>
-              <w:pStyle w:val="Compact"/>
-            </w:pPr>
-            <w:r>
-              <w:t xml:space="preserve">S$23.7 (95% UI: S$20.2–S$28.1)</w:t>
-            </w:r>
-          </w:p>
-        </w:tc>
-        <w:tc>
-          <w:tcPr/>
-          <w:p>
-            <w:pPr>
-              <w:pStyle w:val="Compact"/>
-            </w:pPr>
-            <w:r>
-              <w:t xml:space="preserve">S$35.5 (95% UI: S$30.4–S$42.1)</w:t>
+              <w:t xml:space="preserve">S$15.0 (95% UI: S$13.2–S$16.8)</w:t>
+            </w:r>
+          </w:p>
+        </w:tc>
+        <w:tc>
+          <w:tcPr/>
+          <w:p>
+            <w:pPr>
+              <w:pStyle w:val="Compact"/>
+            </w:pPr>
+            <w:r>
+              <w:t xml:space="preserve">S$30.0 (95% UI: S$26.4–S$33.5)</w:t>
+            </w:r>
+          </w:p>
+        </w:tc>
+        <w:tc>
+          <w:tcPr/>
+          <w:p>
+            <w:pPr>
+              <w:pStyle w:val="Compact"/>
+            </w:pPr>
+            <w:r>
+              <w:t xml:space="preserve">S$44.9 (95% UI: S$39.7–S$50.3)</w:t>
             </w:r>
           </w:p>
         </w:tc>
@@ -13427,29 +14222,29 @@
               <w:pStyle w:val="Compact"/>
             </w:pPr>
             <w:r>
-              <w:t xml:space="preserve">S$11.8 (95% UI: S$10.3–S$13.9)</w:t>
-            </w:r>
-          </w:p>
-        </w:tc>
-        <w:tc>
-          <w:tcPr/>
-          <w:p>
-            <w:pPr>
-              <w:pStyle w:val="Compact"/>
-            </w:pPr>
-            <w:r>
-              <w:t xml:space="preserve">S$23.7 (95% UI: S$20.5–S$27.8)</w:t>
-            </w:r>
-          </w:p>
-        </w:tc>
-        <w:tc>
-          <w:tcPr/>
-          <w:p>
-            <w:pPr>
-              <w:pStyle w:val="Compact"/>
-            </w:pPr>
-            <w:r>
-              <w:t xml:space="preserve">S$35.5 (95% UI: S$30.8–S$41.7)</w:t>
+              <w:t xml:space="preserve">S$16.0 (95% UI: S$14.2–S$17.9)</w:t>
+            </w:r>
+          </w:p>
+        </w:tc>
+        <w:tc>
+          <w:tcPr/>
+          <w:p>
+            <w:pPr>
+              <w:pStyle w:val="Compact"/>
+            </w:pPr>
+            <w:r>
+              <w:t xml:space="preserve">S$32.1 (95% UI: S$28.4–S$35.8)</w:t>
+            </w:r>
+          </w:p>
+        </w:tc>
+        <w:tc>
+          <w:tcPr/>
+          <w:p>
+            <w:pPr>
+              <w:pStyle w:val="Compact"/>
+            </w:pPr>
+            <w:r>
+              <w:t xml:space="preserve">S$48.1 (95% UI: S$42.6–S$53.7)</w:t>
             </w:r>
           </w:p>
         </w:tc>
@@ -13473,29 +14268,29 @@
               <w:pStyle w:val="Compact"/>
             </w:pPr>
             <w:r>
-              <w:t xml:space="preserve">S$12.6 (95% UI: S$11.3–S$14.3)</w:t>
-            </w:r>
-          </w:p>
-        </w:tc>
-        <w:tc>
-          <w:tcPr/>
-          <w:p>
-            <w:pPr>
-              <w:pStyle w:val="Compact"/>
-            </w:pPr>
-            <w:r>
-              <w:t xml:space="preserve">S$25.2 (95% UI: S$22.5–S$28.5)</w:t>
-            </w:r>
-          </w:p>
-        </w:tc>
-        <w:tc>
-          <w:tcPr/>
-          <w:p>
-            <w:pPr>
-              <w:pStyle w:val="Compact"/>
-            </w:pPr>
-            <w:r>
-              <w:t xml:space="preserve">S$37.9 (95% UI: S$33.8–S$42.8)</w:t>
+              <w:t xml:space="preserve">S$18.3 (95% UI: S$16.3–S$20.3)</w:t>
+            </w:r>
+          </w:p>
+        </w:tc>
+        <w:tc>
+          <w:tcPr/>
+          <w:p>
+            <w:pPr>
+              <w:pStyle w:val="Compact"/>
+            </w:pPr>
+            <w:r>
+              <w:t xml:space="preserve">S$36.6 (95% UI: S$32.7–S$40.7)</w:t>
+            </w:r>
+          </w:p>
+        </w:tc>
+        <w:tc>
+          <w:tcPr/>
+          <w:p>
+            <w:pPr>
+              <w:pStyle w:val="Compact"/>
+            </w:pPr>
+            <w:r>
+              <w:t xml:space="preserve">S$55.0 (95% UI: S$49.0–S$61.0)</w:t>
             </w:r>
           </w:p>
         </w:tc>
@@ -13519,29 +14314,29 @@
               <w:pStyle w:val="Compact"/>
             </w:pPr>
             <w:r>
-              <w:t xml:space="preserve">S$18.6 (95% UI: S$17.0–S$20.4)</w:t>
-            </w:r>
-          </w:p>
-        </w:tc>
-        <w:tc>
-          <w:tcPr/>
-          <w:p>
-            <w:pPr>
-              <w:pStyle w:val="Compact"/>
-            </w:pPr>
-            <w:r>
-              <w:t xml:space="preserve">S$37.2 (95% UI: S$34.0–S$40.8)</w:t>
-            </w:r>
-          </w:p>
-        </w:tc>
-        <w:tc>
-          <w:tcPr/>
-          <w:p>
-            <w:pPr>
-              <w:pStyle w:val="Compact"/>
-            </w:pPr>
-            <w:r>
-              <w:t xml:space="preserve">S$55.8 (95% UI: S$51.0–S$61.2)</w:t>
+              <w:t xml:space="preserve">S$23.1 (95% UI: S$20.9–S$25.2)</w:t>
+            </w:r>
+          </w:p>
+        </w:tc>
+        <w:tc>
+          <w:tcPr/>
+          <w:p>
+            <w:pPr>
+              <w:pStyle w:val="Compact"/>
+            </w:pPr>
+            <w:r>
+              <w:t xml:space="preserve">S$46.1 (95% UI: S$41.9–S$50.3)</w:t>
+            </w:r>
+          </w:p>
+        </w:tc>
+        <w:tc>
+          <w:tcPr/>
+          <w:p>
+            <w:pPr>
+              <w:pStyle w:val="Compact"/>
+            </w:pPr>
+            <w:r>
+              <w:t xml:space="preserve">S$69.2 (95% UI: S$62.8–S$75.5)</w:t>
             </w:r>
           </w:p>
         </w:tc>
@@ -13565,29 +14360,29 @@
               <w:pStyle w:val="Compact"/>
             </w:pPr>
             <w:r>
-              <w:t xml:space="preserve">S$23.6 (95% UI: S$21.7–S$25.7)</w:t>
-            </w:r>
-          </w:p>
-        </w:tc>
-        <w:tc>
-          <w:tcPr/>
-          <w:p>
-            <w:pPr>
-              <w:pStyle w:val="Compact"/>
-            </w:pPr>
-            <w:r>
-              <w:t xml:space="preserve">S$47.2 (95% UI: S$43.5–S$51.4)</w:t>
-            </w:r>
-          </w:p>
-        </w:tc>
-        <w:tc>
-          <w:tcPr/>
-          <w:p>
-            <w:pPr>
-              <w:pStyle w:val="Compact"/>
-            </w:pPr>
-            <w:r>
-              <w:t xml:space="preserve">S$70.8 (95% UI: S$65.2–S$77.1)</w:t>
+              <w:t xml:space="preserve">S$26.4 (95% UI: S$24.2–S$28.6)</w:t>
+            </w:r>
+          </w:p>
+        </w:tc>
+        <w:tc>
+          <w:tcPr/>
+          <w:p>
+            <w:pPr>
+              <w:pStyle w:val="Compact"/>
+            </w:pPr>
+            <w:r>
+              <w:t xml:space="preserve">S$52.9 (95% UI: S$48.4–S$57.3)</w:t>
+            </w:r>
+          </w:p>
+        </w:tc>
+        <w:tc>
+          <w:tcPr/>
+          <w:p>
+            <w:pPr>
+              <w:pStyle w:val="Compact"/>
+            </w:pPr>
+            <w:r>
+              <w:t xml:space="preserve">S$79.3 (95% UI: S$72.6–S$85.9)</w:t>
             </w:r>
           </w:p>
         </w:tc>
@@ -13611,29 +14406,29 @@
               <w:pStyle w:val="Compact"/>
             </w:pPr>
             <w:r>
-              <w:t xml:space="preserve">S$47.6 (95% UI: S$42.7–S$52.8)</w:t>
-            </w:r>
-          </w:p>
-        </w:tc>
-        <w:tc>
-          <w:tcPr/>
-          <w:p>
-            <w:pPr>
-              <w:pStyle w:val="Compact"/>
-            </w:pPr>
-            <w:r>
-              <w:t xml:space="preserve">S$95.2 (95% UI: S$85.4–S$105.7)</w:t>
-            </w:r>
-          </w:p>
-        </w:tc>
-        <w:tc>
-          <w:tcPr/>
-          <w:p>
-            <w:pPr>
-              <w:pStyle w:val="Compact"/>
-            </w:pPr>
-            <w:r>
-              <w:t xml:space="preserve">S$142.8 (95% UI: S$128.1–S$158.5)</w:t>
+              <w:t xml:space="preserve">S$36.6 (95% UI: S$34.0–S$39.2)</w:t>
+            </w:r>
+          </w:p>
+        </w:tc>
+        <w:tc>
+          <w:tcPr/>
+          <w:p>
+            <w:pPr>
+              <w:pStyle w:val="Compact"/>
+            </w:pPr>
+            <w:r>
+              <w:t xml:space="preserve">S$73.3 (95% UI: S$68.1–S$78.4)</w:t>
+            </w:r>
+          </w:p>
+        </w:tc>
+        <w:tc>
+          <w:tcPr/>
+          <w:p>
+            <w:pPr>
+              <w:pStyle w:val="Compact"/>
+            </w:pPr>
+            <w:r>
+              <w:t xml:space="preserve">S$109.9 (95% UI: S$102.1–S$117.5)</w:t>
             </w:r>
           </w:p>
         </w:tc>
@@ -13669,7 +14464,7 @@
         <w:t xml:space="preserve"> </w:t>
       </w:r>
       <w:r>
-        <w:t xml:space="preserve">[27]</w:t>
+        <w:t xml:space="preserve">[28]</w:t>
       </w:r>
       <w:r>
         <w:t xml:space="preserve"> </w:t>
@@ -13681,7 +14476,7 @@
         <w:t xml:space="preserve"> </w:t>
       </w:r>
       <w:r>
-        <w:t xml:space="preserve">[20]</w:t>
+        <w:t xml:space="preserve">[21]</w:t>
       </w:r>
       <w:r>
         <w:t xml:space="preserve">. The MCMC posterior took about 3.8 hours on four processor cores. The scenario analysis of 2,000 draws took about 17 minutes on 14 cores. The project test suite (63 checks) passed.</w:t>
@@ -13722,7 +14517,7 @@
         <w:t xml:space="preserve"> </w:t>
       </w:r>
       <w:r>
-        <w:t xml:space="preserve">[28,29]</w:t>
+        <w:t xml:space="preserve">[29,30]</w:t>
       </w:r>
       <w:r>
         <w:t xml:space="preserve">.</w:t>
@@ -13753,10 +14548,10 @@
         <w:t xml:space="preserve"> </w:t>
       </w:r>
       <w:r>
-        <w:t xml:space="preserve">[30]</w:t>
-      </w:r>
-      <w:r>
-        <w:t xml:space="preserve">. The model gave 145 (95% UI: 126–168) prison treatment starts in 2026 because most prevalent cases had been treated by then.</w:t>
+        <w:t xml:space="preserve">[31]</w:t>
+      </w:r>
+      <w:r>
+        <w:t xml:space="preserve">. The model gave 153 (95% UI: 137–167) prison treatment starts in 2026 because most prevalent cases had been treated by then.</w:t>
       </w:r>
     </w:p>
     <w:p>
@@ -13784,7 +14579,7 @@
         <w:t xml:space="preserve"> </w:t>
       </w:r>
       <w:r>
-        <w:t xml:space="preserve">[31,32]</w:t>
+        <w:t xml:space="preserve">[32,33]</w:t>
       </w:r>
       <w:r>
         <w:t xml:space="preserve">.</w:t>
@@ -13869,13 +14664,40 @@
           <w:b/>
           <w:bCs/>
         </w:rPr>
-        <w:t xml:space="preserve">Uncertainty.</w:t>
-      </w:r>
-      <w:r>
-        <w:t xml:space="preserve"> </w:t>
-      </w:r>
-      <w:r>
-        <w:t xml:space="preserve">The UIs reflect calibrated parameters only. Fixed natural history parameters, uptake and price were not varied.</w:t>
+        <w:t xml:space="preserve">Excess mortality.</w:t>
+      </w:r>
+      <w:r>
+        <w:t xml:space="preserve"> </w:t>
+      </w:r>
+      <w:r>
+        <w:t xml:space="preserve">The hazard ratio for non-liver deaths comes from a general population cohort in Taiwan, not from PWID</w:t>
+      </w:r>
+      <w:r>
+        <w:t xml:space="preserve"> </w:t>
+      </w:r>
+      <w:r>
+        <w:t xml:space="preserve">[13]</w:t>
+      </w:r>
+      <w:r>
+        <w:t xml:space="preserve">. A cohort in Naples found 1.11 (0.82 to 1.49)</w:t>
+      </w:r>
+      <w:r>
+        <w:t xml:space="preserve"> </w:t>
+      </w:r>
+      <w:r>
+        <w:t xml:space="preserve">[34]</w:t>
+      </w:r>
+      <w:r>
+        <w:t xml:space="preserve">. In a PWID cohort, all-cause mortality was lower with undetectable RNA (0.54), but the comparison group was self selected</w:t>
+      </w:r>
+      <w:r>
+        <w:t xml:space="preserve"> </w:t>
+      </w:r>
+      <w:r>
+        <w:t xml:space="preserve">[35]</w:t>
+      </w:r>
+      <w:r>
+        <w:t xml:space="preserve">.</w:t>
       </w:r>
     </w:p>
     <w:p>
@@ -13891,13 +14713,57 @@
           <w:b/>
           <w:bCs/>
         </w:rPr>
+        <w:t xml:space="preserve">Prison rates.</w:t>
+      </w:r>
+      <w:r>
+        <w:t xml:space="preserve"> </w:t>
+      </w:r>
+      <w:r>
+        <w:t xml:space="preserve">The first arrest flow comes from a steady state balance of the 2015 prison population. The same prison counts are calibration targets, so the population targets carry little extra information.</w:t>
+      </w:r>
+    </w:p>
+    <w:p>
+      <w:pPr>
+        <w:pStyle w:val="Compact"/>
+        <w:numPr>
+          <w:ilvl w:val="0"/>
+          <w:numId w:val="1003"/>
+        </w:numPr>
+      </w:pPr>
+      <w:r>
+        <w:rPr>
+          <w:b/>
+          <w:bCs/>
+        </w:rPr>
+        <w:t xml:space="preserve">Uncertainty.</w:t>
+      </w:r>
+      <w:r>
+        <w:t xml:space="preserve"> </w:t>
+      </w:r>
+      <w:r>
+        <w:t xml:space="preserve">The UIs reflect calibrated parameters only. Fixed natural history parameters, uptake and price were not varied.</w:t>
+      </w:r>
+    </w:p>
+    <w:p>
+      <w:pPr>
+        <w:pStyle w:val="Compact"/>
+        <w:numPr>
+          <w:ilvl w:val="0"/>
+          <w:numId w:val="1003"/>
+        </w:numPr>
+      </w:pPr>
+      <w:r>
+        <w:rPr>
+          <w:b/>
+          <w:bCs/>
+        </w:rPr>
         <w:t xml:space="preserve">Prior.</w:t>
       </w:r>
       <w:r>
         <w:t xml:space="preserve"> </w:t>
       </w:r>
       <w:r>
-        <w:t xml:space="preserve">The prior was centred on a deterministic fit to the same 12 observations. For θ6, θ9 and θ12 the posterior standard deviation was 85% to 102% of the prior standard deviation, so the 0.20 prior width partly sets their uncertainty.</w:t>
+        <w:t xml:space="preserve">The prior was centred on a deterministic fit to the same 12 observations. For θ5, θ6, θ7, θ8, θ9, θ10, θ11 and θ12 the posterior standard deviation was 87% to 101% of the prior standard deviation, so the 0.20 prior width partly sets their uncertainty.</w:t>
       </w:r>
     </w:p>
     <w:bookmarkEnd w:id="53"/>
@@ -14954,7 +15820,7 @@
       </w:tr>
     </w:tbl>
     <w:bookmarkEnd w:id="54"/>
-    <w:bookmarkStart w:id="116" w:name="references"/>
+    <w:bookmarkStart w:id="122" w:name="references"/>
     <w:p>
       <w:pPr>
         <w:pStyle w:val="Heading1"/>
@@ -14963,7 +15829,7 @@
         <w:t xml:space="preserve">References</w:t>
       </w:r>
     </w:p>
-    <w:bookmarkStart w:id="115" w:name="refs"/>
+    <w:bookmarkStart w:id="121" w:name="refs"/>
     <w:bookmarkStart w:id="56" w:name="ref-boelen2014"/>
     <w:p>
       <w:pPr>
@@ -15396,7 +16262,7 @@
       </w:hyperlink>
     </w:p>
     <w:bookmarkEnd w:id="78"/>
-    <w:bookmarkStart w:id="80" w:name="ref-pawlotsky2020"/>
+    <w:bookmarkStart w:id="80" w:name="ref-lee2012"/>
     <w:p>
       <w:pPr>
         <w:pStyle w:val="Bibliography"/>
@@ -15411,6 +16277,42 @@
         <w:t xml:space="preserve">	</w:t>
       </w:r>
       <w:r>
+        <w:t xml:space="preserve">Lee M-H, Yang H-I, Lu S-N, Jen C-L, You S-L, Wang L-Y, et al.</w:t>
+      </w:r>
+      <w:r>
+        <w:t xml:space="preserve"> </w:t>
+      </w:r>
+      <w:r>
+        <w:t xml:space="preserve">Chronic hepatitis C virus infection increases mortality from hepatic and extrahepatic diseases: a community-based long-term prospective study</w:t>
+      </w:r>
+      <w:r>
+        <w:t xml:space="preserve">. The Journal of Infectious Diseases. 2012;206: 469–477. doi:</w:t>
+      </w:r>
+      <w:hyperlink r:id="rId79">
+        <w:r>
+          <w:rPr>
+            <w:rStyle w:val="Hyperlink"/>
+          </w:rPr>
+          <w:t xml:space="preserve">10.1093/infdis/jis385</w:t>
+        </w:r>
+      </w:hyperlink>
+    </w:p>
+    <w:bookmarkEnd w:id="80"/>
+    <w:bookmarkStart w:id="82" w:name="ref-pawlotsky2020"/>
+    <w:p>
+      <w:pPr>
+        <w:pStyle w:val="Bibliography"/>
+      </w:pPr>
+      <w:r>
+        <w:t xml:space="preserve">14.</w:t>
+      </w:r>
+      <w:r>
+        <w:t xml:space="preserve"> </w:t>
+      </w:r>
+      <w:r>
+        <w:t xml:space="preserve">	</w:t>
+      </w:r>
+      <w:r>
         <w:t xml:space="preserve">Pawlotsky J-M, Negro F, Aghemo A, Berenguer M, Dalgard O, Dusheiko G, et al.</w:t>
       </w:r>
       <w:r>
@@ -15422,7 +16324,7 @@
       <w:r>
         <w:t xml:space="preserve">. Journal of Hepatology. 2020;73: 1170–1218. doi:</w:t>
       </w:r>
-      <w:hyperlink r:id="rId79">
+      <w:hyperlink r:id="rId81">
         <w:r>
           <w:rPr>
             <w:rStyle w:val="Hyperlink"/>
@@ -15431,14 +16333,14 @@
         </w:r>
       </w:hyperlink>
     </w:p>
-    <w:bookmarkEnd w:id="80"/>
-    <w:bookmarkStart w:id="82" w:name="ref-xiao2025"/>
+    <w:bookmarkEnd w:id="82"/>
+    <w:bookmarkStart w:id="84" w:name="ref-xiao2025"/>
     <w:p>
       <w:pPr>
         <w:pStyle w:val="Bibliography"/>
       </w:pPr>
       <w:r>
-        <w:t xml:space="preserve">14.</w:t>
+        <w:t xml:space="preserve">15.</w:t>
       </w:r>
       <w:r>
         <w:t xml:space="preserve"> </w:t>
@@ -15458,7 +16360,7 @@
       <w:r>
         <w:t xml:space="preserve">. Journal of Viral Hepatitis. 2025;32: e70078. doi:</w:t>
       </w:r>
-      <w:hyperlink r:id="rId81">
+      <w:hyperlink r:id="rId83">
         <w:r>
           <w:rPr>
             <w:rStyle w:val="Hyperlink"/>
@@ -15467,14 +16369,14 @@
         </w:r>
       </w:hyperlink>
     </w:p>
-    <w:bookmarkEnd w:id="82"/>
-    <w:bookmarkStart w:id="84" w:name="ref-thein2008"/>
+    <w:bookmarkEnd w:id="84"/>
+    <w:bookmarkStart w:id="86" w:name="ref-thein2008"/>
     <w:p>
       <w:pPr>
         <w:pStyle w:val="Bibliography"/>
       </w:pPr>
       <w:r>
-        <w:t xml:space="preserve">15.</w:t>
+        <w:t xml:space="preserve">16.</w:t>
       </w:r>
       <w:r>
         <w:t xml:space="preserve"> </w:t>
@@ -15494,7 +16396,7 @@
       <w:r>
         <w:t xml:space="preserve">. Hepatology. 2008;48: 418–431. doi:</w:t>
       </w:r>
-      <w:hyperlink r:id="rId83">
+      <w:hyperlink r:id="rId85">
         <w:r>
           <w:rPr>
             <w:rStyle w:val="Hyperlink"/>
@@ -15503,14 +16405,14 @@
         </w:r>
       </w:hyperlink>
     </w:p>
-    <w:bookmarkEnd w:id="84"/>
-    <w:bookmarkStart w:id="86" w:name="ref-singstat_drug"/>
+    <w:bookmarkEnd w:id="86"/>
+    <w:bookmarkStart w:id="88" w:name="ref-singstat_drug"/>
     <w:p>
       <w:pPr>
         <w:pStyle w:val="Bibliography"/>
       </w:pPr>
       <w:r>
-        <w:t xml:space="preserve">16.</w:t>
+        <w:t xml:space="preserve">17.</w:t>
       </w:r>
       <w:r>
         <w:t xml:space="preserve"> </w:t>
@@ -15533,7 +16435,7 @@
       <w:r>
         <w:t xml:space="preserve"> </w:t>
       </w:r>
-      <w:hyperlink r:id="rId85">
+      <w:hyperlink r:id="rId87">
         <w:r>
           <w:rPr>
             <w:rStyle w:val="Hyperlink"/>
@@ -15542,14 +16444,14 @@
         </w:r>
       </w:hyperlink>
     </w:p>
-    <w:bookmarkEnd w:id="86"/>
-    <w:bookmarkStart w:id="88" w:name="ref-haario2001"/>
+    <w:bookmarkEnd w:id="88"/>
+    <w:bookmarkStart w:id="90" w:name="ref-haario2001"/>
     <w:p>
       <w:pPr>
         <w:pStyle w:val="Bibliography"/>
       </w:pPr>
       <w:r>
-        <w:t xml:space="preserve">17.</w:t>
+        <w:t xml:space="preserve">18.</w:t>
       </w:r>
       <w:r>
         <w:t xml:space="preserve"> </w:t>
@@ -15569,7 +16471,7 @@
       <w:r>
         <w:t xml:space="preserve">. Bernoulli. 2001;7: 223–242. doi:</w:t>
       </w:r>
-      <w:hyperlink r:id="rId87">
+      <w:hyperlink r:id="rId89">
         <w:r>
           <w:rPr>
             <w:rStyle w:val="Hyperlink"/>
@@ -15578,14 +16480,14 @@
         </w:r>
       </w:hyperlink>
     </w:p>
-    <w:bookmarkEnd w:id="88"/>
-    <w:bookmarkStart w:id="90" w:name="ref-vehtari2021"/>
+    <w:bookmarkEnd w:id="90"/>
+    <w:bookmarkStart w:id="92" w:name="ref-vehtari2021"/>
     <w:p>
       <w:pPr>
         <w:pStyle w:val="Bibliography"/>
       </w:pPr>
       <w:r>
-        <w:t xml:space="preserve">18.</w:t>
+        <w:t xml:space="preserve">19.</w:t>
       </w:r>
       <w:r>
         <w:t xml:space="preserve"> </w:t>
@@ -15605,7 +16507,7 @@
       <w:r>
         <w:t xml:space="preserve">. Bayesian Analysis. 2021;16: 667–718. doi:</w:t>
       </w:r>
-      <w:hyperlink r:id="rId89">
+      <w:hyperlink r:id="rId91">
         <w:r>
           <w:rPr>
             <w:rStyle w:val="Hyperlink"/>
@@ -15614,14 +16516,14 @@
         </w:r>
       </w:hyperlink>
     </w:p>
-    <w:bookmarkEnd w:id="90"/>
-    <w:bookmarkStart w:id="91" w:name="ref-greenberg2019"/>
+    <w:bookmarkEnd w:id="92"/>
+    <w:bookmarkStart w:id="93" w:name="ref-greenberg2019"/>
     <w:p>
       <w:pPr>
         <w:pStyle w:val="Bibliography"/>
       </w:pPr>
       <w:r>
-        <w:t xml:space="preserve">19.</w:t>
+        <w:t xml:space="preserve">20.</w:t>
       </w:r>
       <w:r>
         <w:t xml:space="preserve"> </w:t>
@@ -15645,14 +16547,14 @@
         <w:t xml:space="preserve"> </w:t>
       </w:r>
     </w:p>
-    <w:bookmarkEnd w:id="91"/>
-    <w:bookmarkStart w:id="93" w:name="ref-sbi2020"/>
+    <w:bookmarkEnd w:id="93"/>
+    <w:bookmarkStart w:id="95" w:name="ref-sbi2020"/>
     <w:p>
       <w:pPr>
         <w:pStyle w:val="Bibliography"/>
       </w:pPr>
       <w:r>
-        <w:t xml:space="preserve">20.</w:t>
+        <w:t xml:space="preserve">21.</w:t>
       </w:r>
       <w:r>
         <w:t xml:space="preserve"> </w:t>
@@ -15672,7 +16574,7 @@
       <w:r>
         <w:t xml:space="preserve">. Journal of Open Source Software. 2020;5: 2505. doi:</w:t>
       </w:r>
-      <w:hyperlink r:id="rId92">
+      <w:hyperlink r:id="rId94">
         <w:r>
           <w:rPr>
             <w:rStyle w:val="Hyperlink"/>
@@ -15681,14 +16583,14 @@
         </w:r>
       </w:hyperlink>
     </w:p>
-    <w:bookmarkEnd w:id="93"/>
-    <w:bookmarkStart w:id="94" w:name="ref-papamakarios2017"/>
+    <w:bookmarkEnd w:id="95"/>
+    <w:bookmarkStart w:id="96" w:name="ref-papamakarios2017"/>
     <w:p>
       <w:pPr>
         <w:pStyle w:val="Bibliography"/>
       </w:pPr>
       <w:r>
-        <w:t xml:space="preserve">21.</w:t>
+        <w:t xml:space="preserve">22.</w:t>
       </w:r>
       <w:r>
         <w:t xml:space="preserve"> </w:t>
@@ -15712,14 +16614,14 @@
         <w:t xml:space="preserve"> </w:t>
       </w:r>
     </w:p>
-    <w:bookmarkEnd w:id="94"/>
-    <w:bookmarkStart w:id="95" w:name="ref-talts2018"/>
+    <w:bookmarkEnd w:id="96"/>
+    <w:bookmarkStart w:id="97" w:name="ref-talts2018"/>
     <w:p>
       <w:pPr>
         <w:pStyle w:val="Bibliography"/>
       </w:pPr>
       <w:r>
-        <w:t xml:space="preserve">22.</w:t>
+        <w:t xml:space="preserve">23.</w:t>
       </w:r>
       <w:r>
         <w:t xml:space="preserve"> </w:t>
@@ -15743,14 +16645,14 @@
         <w:t xml:space="preserve"> </w:t>
       </w:r>
     </w:p>
-    <w:bookmarkEnd w:id="95"/>
-    <w:bookmarkStart w:id="97" w:name="ref-wong2019"/>
+    <w:bookmarkEnd w:id="97"/>
+    <w:bookmarkStart w:id="99" w:name="ref-wong2019"/>
     <w:p>
       <w:pPr>
         <w:pStyle w:val="Bibliography"/>
       </w:pPr>
       <w:r>
-        <w:t xml:space="preserve">23.</w:t>
+        <w:t xml:space="preserve">24.</w:t>
       </w:r>
       <w:r>
         <w:t xml:space="preserve"> </w:t>
@@ -15770,7 +16672,7 @@
       <w:r>
         <w:t xml:space="preserve">. JGH Open. 2019;3: 210–216. doi:</w:t>
       </w:r>
-      <w:hyperlink r:id="rId96">
+      <w:hyperlink r:id="rId98">
         <w:r>
           <w:rPr>
             <w:rStyle w:val="Hyperlink"/>
@@ -15779,14 +16681,14 @@
         </w:r>
       </w:hyperlink>
     </w:p>
-    <w:bookmarkEnd w:id="97"/>
-    <w:bookmarkStart w:id="99" w:name="ref-sgd_rate"/>
+    <w:bookmarkEnd w:id="99"/>
+    <w:bookmarkStart w:id="101" w:name="ref-sgd_rate"/>
     <w:p>
       <w:pPr>
         <w:pStyle w:val="Bibliography"/>
       </w:pPr>
       <w:r>
-        <w:t xml:space="preserve">24.</w:t>
+        <w:t xml:space="preserve">25.</w:t>
       </w:r>
       <w:r>
         <w:t xml:space="preserve"> </w:t>
@@ -15809,7 +16711,7 @@
       <w:r>
         <w:t xml:space="preserve"> </w:t>
       </w:r>
-      <w:hyperlink r:id="rId98">
+      <w:hyperlink r:id="rId100">
         <w:r>
           <w:rPr>
             <w:rStyle w:val="Hyperlink"/>
@@ -15818,14 +16720,14 @@
         </w:r>
       </w:hyperlink>
     </w:p>
-    <w:bookmarkEnd w:id="99"/>
-    <w:bookmarkStart w:id="101" w:name="ref-nhg_dsc"/>
+    <w:bookmarkEnd w:id="101"/>
+    <w:bookmarkStart w:id="103" w:name="ref-nhg_dsc"/>
     <w:p>
       <w:pPr>
         <w:pStyle w:val="Bibliography"/>
       </w:pPr>
       <w:r>
-        <w:t xml:space="preserve">25.</w:t>
+        <w:t xml:space="preserve">26.</w:t>
       </w:r>
       <w:r>
         <w:t xml:space="preserve"> </w:t>
@@ -15848,7 +16750,7 @@
       <w:r>
         <w:t xml:space="preserve"> </w:t>
       </w:r>
-      <w:hyperlink r:id="rId100">
+      <w:hyperlink r:id="rId102">
         <w:r>
           <w:rPr>
             <w:rStyle w:val="Hyperlink"/>
@@ -15857,14 +16759,14 @@
         </w:r>
       </w:hyperlink>
     </w:p>
-    <w:bookmarkEnd w:id="101"/>
-    <w:bookmarkStart w:id="103" w:name="ref-parkway_rna"/>
+    <w:bookmarkEnd w:id="103"/>
+    <w:bookmarkStart w:id="105" w:name="ref-parkway_rna"/>
     <w:p>
       <w:pPr>
         <w:pStyle w:val="Bibliography"/>
       </w:pPr>
       <w:r>
-        <w:t xml:space="preserve">26.</w:t>
+        <w:t xml:space="preserve">27.</w:t>
       </w:r>
       <w:r>
         <w:t xml:space="preserve"> </w:t>
@@ -15887,7 +16789,7 @@
       <w:r>
         <w:t xml:space="preserve"> </w:t>
       </w:r>
-      <w:hyperlink r:id="rId102">
+      <w:hyperlink r:id="rId104">
         <w:r>
           <w:rPr>
             <w:rStyle w:val="Hyperlink"/>
@@ -15896,14 +16798,14 @@
         </w:r>
       </w:hyperlink>
     </w:p>
-    <w:bookmarkEnd w:id="103"/>
-    <w:bookmarkStart w:id="105" w:name="ref-rcpp2011"/>
+    <w:bookmarkEnd w:id="105"/>
+    <w:bookmarkStart w:id="107" w:name="ref-rcpp2011"/>
     <w:p>
       <w:pPr>
         <w:pStyle w:val="Bibliography"/>
       </w:pPr>
       <w:r>
-        <w:t xml:space="preserve">27.</w:t>
+        <w:t xml:space="preserve">28.</w:t>
       </w:r>
       <w:r>
         <w:t xml:space="preserve"> </w:t>
@@ -15923,7 +16825,7 @@
       <w:r>
         <w:t xml:space="preserve">. Journal of Statistical Software. 2011;40: 1–18. doi:</w:t>
       </w:r>
-      <w:hyperlink r:id="rId104">
+      <w:hyperlink r:id="rId106">
         <w:r>
           <w:rPr>
             <w:rStyle w:val="Hyperlink"/>
@@ -15932,14 +16834,14 @@
         </w:r>
       </w:hyperlink>
     </w:p>
-    <w:bookmarkEnd w:id="105"/>
-    <w:bookmarkStart w:id="106" w:name="ref-who2023validation"/>
+    <w:bookmarkEnd w:id="107"/>
+    <w:bookmarkStart w:id="108" w:name="ref-who2023validation"/>
     <w:p>
       <w:pPr>
         <w:pStyle w:val="Bibliography"/>
       </w:pPr>
       <w:r>
-        <w:t xml:space="preserve">28.</w:t>
+        <w:t xml:space="preserve">29.</w:t>
       </w:r>
       <w:r>
         <w:t xml:space="preserve"> </w:t>
@@ -15963,14 +16865,14 @@
         <w:t xml:space="preserve"> </w:t>
       </w:r>
     </w:p>
-    <w:bookmarkEnd w:id="106"/>
-    <w:bookmarkStart w:id="108" w:name="ref-cda_hcv"/>
+    <w:bookmarkEnd w:id="108"/>
+    <w:bookmarkStart w:id="110" w:name="ref-cda_hcv"/>
     <w:p>
       <w:pPr>
         <w:pStyle w:val="Bibliography"/>
       </w:pPr>
       <w:r>
-        <w:t xml:space="preserve">29.</w:t>
+        <w:t xml:space="preserve">30.</w:t>
       </w:r>
       <w:r>
         <w:t xml:space="preserve"> </w:t>
@@ -15993,7 +16895,7 @@
       <w:r>
         <w:t xml:space="preserve"> </w:t>
       </w:r>
-      <w:hyperlink r:id="rId107">
+      <w:hyperlink r:id="rId109">
         <w:r>
           <w:rPr>
             <w:rStyle w:val="Hyperlink"/>
@@ -16002,14 +16904,14 @@
         </w:r>
       </w:hyperlink>
     </w:p>
-    <w:bookmarkEnd w:id="108"/>
-    <w:bookmarkStart w:id="110" w:name="ref-prison2021"/>
+    <w:bookmarkEnd w:id="110"/>
+    <w:bookmarkStart w:id="112" w:name="ref-prison2021"/>
     <w:p>
       <w:pPr>
         <w:pStyle w:val="Bibliography"/>
       </w:pPr>
       <w:r>
-        <w:t xml:space="preserve">30.</w:t>
+        <w:t xml:space="preserve">31.</w:t>
       </w:r>
       <w:r>
         <w:t xml:space="preserve"> </w:t>
@@ -16029,7 +16931,7 @@
       <w:r>
         <w:t xml:space="preserve">. Clinical and Molecular Hepatology. 2021;27: 474–485. doi:</w:t>
       </w:r>
-      <w:hyperlink r:id="rId109">
+      <w:hyperlink r:id="rId111">
         <w:r>
           <w:rPr>
             <w:rStyle w:val="Hyperlink"/>
@@ -16038,14 +16940,14 @@
         </w:r>
       </w:hyperlink>
     </w:p>
-    <w:bookmarkEnd w:id="110"/>
-    <w:bookmarkStart w:id="112" w:name="ref-hsiang2022"/>
+    <w:bookmarkEnd w:id="112"/>
+    <w:bookmarkStart w:id="114" w:name="ref-hsiang2022"/>
     <w:p>
       <w:pPr>
         <w:pStyle w:val="Bibliography"/>
       </w:pPr>
       <w:r>
-        <w:t xml:space="preserve">31.</w:t>
+        <w:t xml:space="preserve">32.</w:t>
       </w:r>
       <w:r>
         <w:t xml:space="preserve"> </w:t>
@@ -16065,7 +16967,7 @@
       <w:r>
         <w:t xml:space="preserve">. Singapore Medical Journal. 2022;63: 86–92. doi:</w:t>
       </w:r>
-      <w:hyperlink r:id="rId111">
+      <w:hyperlink r:id="rId113">
         <w:r>
           <w:rPr>
             <w:rStyle w:val="Hyperlink"/>
@@ -16074,14 +16976,14 @@
         </w:r>
       </w:hyperlink>
     </w:p>
-    <w:bookmarkEnd w:id="112"/>
-    <w:bookmarkStart w:id="114" w:name="ref-clink2022"/>
+    <w:bookmarkEnd w:id="114"/>
+    <w:bookmarkStart w:id="116" w:name="ref-clink2022"/>
     <w:p>
       <w:pPr>
         <w:pStyle w:val="Bibliography"/>
       </w:pPr>
       <w:r>
-        <w:t xml:space="preserve">32.</w:t>
+        <w:t xml:space="preserve">33.</w:t>
       </w:r>
       <w:r>
         <w:t xml:space="preserve"> </w:t>
@@ -16101,7 +17003,7 @@
       <w:r>
         <w:t xml:space="preserve">. Open Forum Infectious Diseases. 2022;9: ofac350. doi:</w:t>
       </w:r>
-      <w:hyperlink r:id="rId113">
+      <w:hyperlink r:id="rId115">
         <w:r>
           <w:rPr>
             <w:rStyle w:val="Hyperlink"/>
@@ -16110,9 +17012,81 @@
         </w:r>
       </w:hyperlink>
     </w:p>
-    <w:bookmarkEnd w:id="114"/>
-    <w:bookmarkEnd w:id="115"/>
     <w:bookmarkEnd w:id="116"/>
+    <w:bookmarkStart w:id="118" w:name="ref-piselli2021"/>
+    <w:p>
+      <w:pPr>
+        <w:pStyle w:val="Bibliography"/>
+      </w:pPr>
+      <w:r>
+        <w:t xml:space="preserve">34.</w:t>
+      </w:r>
+      <w:r>
+        <w:t xml:space="preserve"> </w:t>
+      </w:r>
+      <w:r>
+        <w:t xml:space="preserve">	</w:t>
+      </w:r>
+      <w:r>
+        <w:t xml:space="preserve">Piselli P, Serraino D, Fusco M, Girardi E, Pirozzi A, Toffolutti F, et al.</w:t>
+      </w:r>
+      <w:r>
+        <w:t xml:space="preserve"> </w:t>
+      </w:r>
+      <w:r>
+        <w:t xml:space="preserve">Hepatitis C virus infection and risk of liver-related and non-liver-related deaths: a population-based cohort study in Naples, southern Italy</w:t>
+      </w:r>
+      <w:r>
+        <w:t xml:space="preserve">. BMC Infectious Diseases. 2021;21: 667. doi:</w:t>
+      </w:r>
+      <w:hyperlink r:id="rId117">
+        <w:r>
+          <w:rPr>
+            <w:rStyle w:val="Hyperlink"/>
+          </w:rPr>
+          <w:t xml:space="preserve">10.1186/s12879-021-06336-9</w:t>
+        </w:r>
+      </w:hyperlink>
+    </w:p>
+    <w:bookmarkEnd w:id="118"/>
+    <w:bookmarkStart w:id="120" w:name="ref-cepeda2022"/>
+    <w:p>
+      <w:pPr>
+        <w:pStyle w:val="Bibliography"/>
+      </w:pPr>
+      <w:r>
+        <w:t xml:space="preserve">35.</w:t>
+      </w:r>
+      <w:r>
+        <w:t xml:space="preserve"> </w:t>
+      </w:r>
+      <w:r>
+        <w:t xml:space="preserve">	</w:t>
+      </w:r>
+      <w:r>
+        <w:t xml:space="preserve">Cepeda JA, Thomas DL, Astemborski J, Rudolph JE, Gicquelais R, Kirk GD, et al.</w:t>
+      </w:r>
+      <w:r>
+        <w:t xml:space="preserve"> </w:t>
+      </w:r>
+      <w:r>
+        <w:t xml:space="preserve">Impact of hepatitis C treatment uptake on cirrhosis and mortality in persons who inject drugs: a longitudinal, community-based cohort study</w:t>
+      </w:r>
+      <w:r>
+        <w:t xml:space="preserve">. Annals of Internal Medicine. 2022;175: 1083–1091. doi:</w:t>
+      </w:r>
+      <w:hyperlink r:id="rId119">
+        <w:r>
+          <w:rPr>
+            <w:rStyle w:val="Hyperlink"/>
+          </w:rPr>
+          <w:t xml:space="preserve">10.7326/M21-3846</w:t>
+        </w:r>
+      </w:hyperlink>
+    </w:p>
+    <w:bookmarkEnd w:id="120"/>
+    <w:bookmarkEnd w:id="121"/>
+    <w:bookmarkEnd w:id="122"/>
     <w:sectPr>
       <w:footnotePr>
         <w:numRestart w:val="eachSect"/>

--- a/docs/Supplementary Information.docx
+++ b/docs/Supplementary Information.docx
@@ -8500,7 +8500,7 @@
       <w:r>
         <w:drawing>
           <wp:inline>
-            <wp:extent cx="5334000" cy="2844800"/>
+            <wp:extent cx="5334000" cy="2377778"/>
             <wp:effectExtent b="0" l="0" r="0" t="0"/>
             <wp:docPr descr="Fig S1. Calibration of age specific seroprevalence and prison population in 2015. Target intervals are compared with 95% posterior predictive intervals from the MCMC posterior and, for contrast, single round neural posterior estimation." title="" id="21" name="Picture"/>
             <a:graphic>
@@ -8521,7 +8521,7 @@
                   <pic:spPr bwMode="auto">
                     <a:xfrm>
                       <a:off x="0" y="0"/>
-                      <a:ext cx="5334000" cy="2844800"/>
+                      <a:ext cx="5334000" cy="2377778"/>
                     </a:xfrm>
                     <a:prstGeom prst="rect">
                       <a:avLst/>
@@ -11764,7 +11764,7 @@
       <w:r>
         <w:drawing>
           <wp:inline>
-            <wp:extent cx="5334000" cy="2424545"/>
+            <wp:extent cx="5334000" cy="6019122"/>
             <wp:effectExtent b="0" l="0" r="0" t="0"/>
             <wp:docPr descr="Fig S2. Trajectories of new infections and HCV deaths relative to 2015 (left) and reductions in 2030 (right) in all 17 scenarios. Medians across posterior draws." title="" id="31" name="Picture"/>
             <a:graphic>
@@ -11785,7 +11785,7 @@
                   <pic:spPr bwMode="auto">
                     <a:xfrm>
                       <a:off x="0" y="0"/>
-                      <a:ext cx="5334000" cy="2424545"/>
+                      <a:ext cx="5334000" cy="6019122"/>
                     </a:xfrm>
                     <a:prstGeom prst="rect">
                       <a:avLst/>
@@ -11819,7 +11819,7 @@
       <w:r>
         <w:drawing>
           <wp:inline>
-            <wp:extent cx="4800600" cy="4000500"/>
+            <wp:extent cx="4767724" cy="5416061"/>
             <wp:effectExtent b="0" l="0" r="0" t="0"/>
             <wp:docPr descr="Fig S3. Attainment of the 2030 targets by scenario. Cells show median reductions. Joint status requires both targets." title="" id="34" name="Picture"/>
             <a:graphic>
@@ -11840,7 +11840,7 @@
                   <pic:spPr bwMode="auto">
                     <a:xfrm>
                       <a:off x="0" y="0"/>
-                      <a:ext cx="4800600" cy="4000500"/>
+                      <a:ext cx="4767724" cy="5416061"/>
                     </a:xfrm>
                     <a:prstGeom prst="rect">
                       <a:avLst/>
@@ -13346,7 +13346,7 @@
       <w:r>
         <w:drawing>
           <wp:inline>
-            <wp:extent cx="5334000" cy="2963333"/>
+            <wp:extent cx="5334000" cy="3638973"/>
             <wp:effectExtent b="0" l="0" r="0" t="0"/>
             <wp:docPr descr="Fig S4. Annual treatment starts and screening derived treatment quotas in F and X, by capacity and allocation. Medians across posterior draws." title="" id="38" name="Picture"/>
             <a:graphic>
@@ -13367,7 +13367,7 @@
                   <pic:spPr bwMode="auto">
                     <a:xfrm>
                       <a:off x="0" y="0"/>
-                      <a:ext cx="5334000" cy="2963333"/>
+                      <a:ext cx="5334000" cy="3638973"/>
                     </a:xfrm>
                     <a:prstGeom prst="rect">
                       <a:avLst/>
@@ -13401,7 +13401,7 @@
       <w:r>
         <w:drawing>
           <wp:inline>
-            <wp:extent cx="4800600" cy="2400300"/>
+            <wp:extent cx="4800600" cy="2014118"/>
             <wp:effectExtent b="0" l="0" r="0" t="0"/>
             <wp:docPr descr="Fig S5. Share of the five year screening quota used in F and X. The F group is small, so a large F share leaves part of its quota unused." title="" id="41" name="Picture"/>
             <a:graphic>
@@ -13422,7 +13422,7 @@
                   <pic:spPr bwMode="auto">
                     <a:xfrm>
                       <a:off x="0" y="0"/>
-                      <a:ext cx="4800600" cy="2400300"/>
+                      <a:ext cx="4800600" cy="2014118"/>
                     </a:xfrm>
                     <a:prstGeom prst="rect">
                       <a:avLst/>
@@ -13456,7 +13456,7 @@
       <w:r>
         <w:drawing>
           <wp:inline>
-            <wp:extent cx="5334000" cy="1546860"/>
+            <wp:extent cx="4767724" cy="2706501"/>
             <wp:effectExtent b="0" l="0" r="0" t="0"/>
             <wp:docPr descr="Fig S6. Cost composition of the prison only scenario and the scenarios that met both targets. Shares use the median cost of each item." title="" id="44" name="Picture"/>
             <a:graphic>
@@ -13477,7 +13477,7 @@
                   <pic:spPr bwMode="auto">
                     <a:xfrm>
                       <a:off x="0" y="0"/>
-                      <a:ext cx="5334000" cy="1546860"/>
+                      <a:ext cx="4767724" cy="2706501"/>
                     </a:xfrm>
                     <a:prstGeom prst="rect">
                       <a:avLst/>
@@ -13511,7 +13511,7 @@
       <w:r>
         <w:drawing>
           <wp:inline>
-            <wp:extent cx="5334000" cy="3333749"/>
+            <wp:extent cx="5334000" cy="3638973"/>
             <wp:effectExtent b="0" l="0" r="0" t="0"/>
             <wp:docPr descr="Fig S7. Discounted costs and treatment starts by group, 2026 to 2030. Segments show the median for each group. Labels show the median total." title="" id="47" name="Picture"/>
             <a:graphic>
@@ -13532,7 +13532,7 @@
                   <pic:spPr bwMode="auto">
                     <a:xfrm>
                       <a:off x="0" y="0"/>
-                      <a:ext cx="5334000" cy="3333749"/>
+                      <a:ext cx="5334000" cy="3638973"/>
                     </a:xfrm>
                     <a:prstGeom prst="rect">
                       <a:avLst/>

--- a/docs/Supplementary Information.docx
+++ b/docs/Supplementary Information.docx
@@ -336,237 +336,7 @@
         <w:t xml:space="preserve"> </w:t>
       </w:r>
       <w:r>
-        <w:t xml:space="preserve">were fitted with Stan to Singapore Prison Service records of everyone held for drug consumption. The modelled population is the people with a known HCV screening result, who were assumed to be the PWID; their 2015 prison counts are the calibration targets. The re-arrest model includes the 2015 prison steady state, with the same ageing (0.1 per year) and background mortality as the model. It gives the yearly first arrest flow</w:t>
-      </w:r>
-      <w:r>
-        <w:t xml:space="preserve"> </w:t>
-      </w:r>
-      <m:oMath>
-        <m:sSub>
-          <m:e>
-            <m:r>
-              <m:t>f</m:t>
-            </m:r>
-          </m:e>
-          <m:sub>
-            <m:r>
-              <m:t>i</m:t>
-            </m:r>
-          </m:sub>
-        </m:sSub>
-      </m:oMath>
-      <w:r>
-        <w:t xml:space="preserve"> </w:t>
-      </w:r>
-      <w:r>
-        <w:t xml:space="preserve">(32, 304, 102, 75.9, 66.1, 19.6 people by age). The first arrest rate is derived from it: in the HCV free steady state of D,</w:t>
-      </w:r>
-      <w:r>
-        <w:t xml:space="preserve"> </w:t>
-      </w:r>
-      <m:oMath>
-        <m:sSub>
-          <m:e>
-            <m:r>
-              <m:t>D</m:t>
-            </m:r>
-          </m:e>
-          <m:sub>
-            <m:r>
-              <m:t>i</m:t>
-            </m:r>
-          </m:sub>
-        </m:sSub>
-        <m:r>
-          <m:rPr>
-            <m:sty m:val="p"/>
-          </m:rPr>
-          <m:t>=</m:t>
-        </m:r>
-        <m:r>
-          <m:rPr>
-            <m:sty m:val="p"/>
-          </m:rPr>
-          <m:t>(</m:t>
-        </m:r>
-        <m:sSub>
-          <m:e>
-            <m:r>
-              <m:t>β</m:t>
-            </m:r>
-          </m:e>
-          <m:sub>
-            <m:r>
-              <m:t>i</m:t>
-            </m:r>
-          </m:sub>
-        </m:sSub>
-        <m:r>
-          <m:rPr>
-            <m:sty m:val="p"/>
-          </m:rPr>
-          <m:t>+</m:t>
-        </m:r>
-        <m:r>
-          <m:t>0.1</m:t>
-        </m:r>
-        <m:sSub>
-          <m:e>
-            <m:r>
-              <m:t>D</m:t>
-            </m:r>
-          </m:e>
-          <m:sub>
-            <m:r>
-              <m:t>i</m:t>
-            </m:r>
-            <m:r>
-              <m:rPr>
-                <m:sty m:val="p"/>
-              </m:rPr>
-              <m:t>−</m:t>
-            </m:r>
-            <m:r>
-              <m:t>1</m:t>
-            </m:r>
-          </m:sub>
-        </m:sSub>
-        <m:r>
-          <m:rPr>
-            <m:sty m:val="p"/>
-          </m:rPr>
-          <m:t>−</m:t>
-        </m:r>
-        <m:sSub>
-          <m:e>
-            <m:r>
-              <m:t>f</m:t>
-            </m:r>
-          </m:e>
-          <m:sub>
-            <m:r>
-              <m:t>i</m:t>
-            </m:r>
-          </m:sub>
-        </m:sSub>
-        <m:r>
-          <m:rPr>
-            <m:sty m:val="p"/>
-          </m:rPr>
-          <m:t>)</m:t>
-        </m:r>
-        <m:r>
-          <m:rPr>
-            <m:sty m:val="p"/>
-          </m:rPr>
-          <m:t>/</m:t>
-        </m:r>
-        <m:r>
-          <m:rPr>
-            <m:sty m:val="p"/>
-          </m:rPr>
-          <m:t>(</m:t>
-        </m:r>
-        <m:r>
-          <m:t>ω</m:t>
-        </m:r>
-        <m:sSub>
-          <m:e>
-            <m:r>
-              <m:t>μ</m:t>
-            </m:r>
-          </m:e>
-          <m:sub>
-            <m:r>
-              <m:t>i</m:t>
-            </m:r>
-          </m:sub>
-        </m:sSub>
-        <m:r>
-          <m:rPr>
-            <m:sty m:val="p"/>
-          </m:rPr>
-          <m:t>+</m:t>
-        </m:r>
-        <m:sSub>
-          <m:e>
-            <m:r>
-              <m:t>a</m:t>
-            </m:r>
-          </m:e>
-          <m:sub>
-            <m:r>
-              <m:t>i</m:t>
-            </m:r>
-          </m:sub>
-        </m:sSub>
-        <m:r>
-          <m:rPr>
-            <m:sty m:val="p"/>
-          </m:rPr>
-          <m:t>)</m:t>
-        </m:r>
-      </m:oMath>
-      <w:r>
-        <w:t xml:space="preserve">, with ageing</w:t>
-      </w:r>
-      <w:r>
-        <w:t xml:space="preserve"> </w:t>
-      </w:r>
-      <m:oMath>
-        <m:sSub>
-          <m:e>
-            <m:r>
-              <m:t>a</m:t>
-            </m:r>
-          </m:e>
-          <m:sub>
-            <m:r>
-              <m:t>i</m:t>
-            </m:r>
-          </m:sub>
-        </m:sSub>
-        <m:r>
-          <m:rPr>
-            <m:sty m:val="p"/>
-          </m:rPr>
-          <m:t>=</m:t>
-        </m:r>
-        <m:r>
-          <m:t>0.1</m:t>
-        </m:r>
-      </m:oMath>
-      <w:r>
-        <w:t xml:space="preserve"> </w:t>
-      </w:r>
-      <w:r>
-        <w:t xml:space="preserve">(</w:t>
-      </w:r>
-      <m:oMath>
-        <m:sSub>
-          <m:e>
-            <m:r>
-              <m:t>a</m:t>
-            </m:r>
-          </m:e>
-          <m:sub>
-            <m:r>
-              <m:t>6</m:t>
-            </m:r>
-          </m:sub>
-        </m:sSub>
-        <m:r>
-          <m:rPr>
-            <m:sty m:val="p"/>
-          </m:rPr>
-          <m:t>=</m:t>
-        </m:r>
-        <m:r>
-          <m:t>0</m:t>
-        </m:r>
-      </m:oMath>
-      <w:r>
-        <w:t xml:space="preserve">), and</w:t>
+        <w:t xml:space="preserve">were fitted with Stan to Singapore Prison Service records of everyone held for drug consumption. The modelled population is the people with a known HCV screening result, who were assumed to be the PWID; their 2015 prison counts are the calibration targets. The re-arrest model includes the 2015 prison steady state, with the same ageing (0.1 per year) and background mortality as the model. The prison records observe only people who have been arrested, so they do not identify the first arrest rate of people who have never been imprisoned. We assumed that it equals the re-arrest rate,</w:t>
       </w:r>
       <w:r>
         <w:t xml:space="preserve"> </w:t>
@@ -607,10 +377,10 @@
           </m:rPr>
           <m:t>=</m:t>
         </m:r>
-        <m:sSub>
+        <m:sSubSup>
           <m:e>
             <m:r>
-              <m:t>f</m:t>
+              <m:t>λ</m:t>
             </m:r>
           </m:e>
           <m:sub>
@@ -618,51 +388,30 @@
               <m:t>i</m:t>
             </m:r>
           </m:sub>
-        </m:sSub>
-        <m:r>
-          <m:rPr>
-            <m:sty m:val="p"/>
-          </m:rPr>
-          <m:t>/</m:t>
-        </m:r>
-        <m:sSub>
-          <m:e>
+          <m:sup>
             <m:r>
-              <m:t>D</m:t>
+              <m:rPr>
+                <m:sty m:val="p"/>
+              </m:rPr>
+              <m:t>(</m:t>
             </m:r>
-          </m:e>
-          <m:sub>
             <m:r>
-              <m:t>i</m:t>
+              <m:t>3</m:t>
             </m:r>
-          </m:sub>
-        </m:sSub>
+            <m:r>
+              <m:rPr>
+                <m:sty m:val="p"/>
+              </m:rPr>
+              <m:t>)</m:t>
+            </m:r>
+          </m:sup>
+        </m:sSubSup>
       </m:oMath>
       <w:r>
-        <w:t xml:space="preserve">. Entry is parameterised as the minimum that supplies</w:t>
-      </w:r>
-      <w:r>
-        <w:t xml:space="preserve"> </w:t>
-      </w:r>
-      <m:oMath>
-        <m:sSub>
-          <m:e>
-            <m:r>
-              <m:t>f</m:t>
-            </m:r>
-          </m:e>
-          <m:sub>
-            <m:r>
-              <m:t>i</m:t>
-            </m:r>
-          </m:sub>
-        </m:sSub>
-      </m:oMath>
-      <w:r>
-        <w:t xml:space="preserve"> </w:t>
-      </w:r>
-      <w:r>
-        <w:t xml:space="preserve">plus a positive excess (Section 2.3), so every parameter set can supply the first arrests.</w:t>
+        <w:t xml:space="preserve"> </w:t>
+      </w:r>
+      <w:r>
+        <w:t xml:space="preserve">(0.546, 0.488, 0.472, 0.472, 0.386, 0.266 per year by age).</w:t>
       </w:r>
     </w:p>
     <w:bookmarkEnd w:id="9"/>
@@ -4319,10 +4068,10 @@
               <w:pStyle w:val="Compact"/>
             </w:pPr>
             <m:oMath>
-              <m:sSub>
+              <m:sSubSup>
                 <m:e>
                   <m:r>
-                    <m:t>f</m:t>
+                    <m:t>λ</m:t>
                   </m:r>
                 </m:e>
                 <m:sub>
@@ -4330,7 +4079,24 @@
                     <m:t>i</m:t>
                   </m:r>
                 </m:sub>
-              </m:sSub>
+                <m:sup>
+                  <m:r>
+                    <m:rPr>
+                      <m:sty m:val="p"/>
+                    </m:rPr>
+                    <m:t>(</m:t>
+                  </m:r>
+                  <m:r>
+                    <m:t>1</m:t>
+                  </m:r>
+                  <m:r>
+                    <m:rPr>
+                      <m:sty m:val="p"/>
+                    </m:rPr>
+                    <m:t>)</m:t>
+                  </m:r>
+                </m:sup>
+              </m:sSubSup>
             </m:oMath>
           </w:p>
         </w:tc>
@@ -4341,30 +4107,64 @@
               <w:pStyle w:val="Compact"/>
             </w:pPr>
             <w:r>
-              <w:t xml:space="preserve">First arrests per year, by age</w:t>
-            </w:r>
-          </w:p>
-        </w:tc>
-        <w:tc>
-          <w:tcPr/>
-          <w:p>
-            <w:pPr>
-              <w:pStyle w:val="Compact"/>
-            </w:pPr>
-            <w:r>
-              <w:t xml:space="preserve">32, 304, 102, 75.9, 66.1, 19.6</w:t>
-            </w:r>
-          </w:p>
-        </w:tc>
-        <w:tc>
-          <w:tcPr/>
-          <w:p>
-            <w:pPr>
-              <w:pStyle w:val="Compact"/>
-            </w:pPr>
-            <w:r>
-              <w:t xml:space="preserve">Fitted to prison records</w:t>
-            </w:r>
+              <w:t xml:space="preserve">First arrest rate (per year), by age</w:t>
+            </w:r>
+          </w:p>
+        </w:tc>
+        <w:tc>
+          <w:tcPr/>
+          <w:p>
+            <w:pPr>
+              <w:pStyle w:val="Compact"/>
+            </w:pPr>
+            <w:r>
+              <w:t xml:space="preserve">0.546, 0.488, 0.472, 0.472, 0.386, 0.266</w:t>
+            </w:r>
+          </w:p>
+        </w:tc>
+        <w:tc>
+          <w:tcPr/>
+          <w:p>
+            <w:pPr>
+              <w:pStyle w:val="Compact"/>
+            </w:pPr>
+            <w:r>
+              <w:t xml:space="preserve">Assumed equal to</w:t>
+            </w:r>
+            <w:r>
+              <w:t xml:space="preserve"> </w:t>
+            </w:r>
+            <m:oMath>
+              <m:sSubSup>
+                <m:e>
+                  <m:r>
+                    <m:t>λ</m:t>
+                  </m:r>
+                </m:e>
+                <m:sub>
+                  <m:r>
+                    <m:t>i</m:t>
+                  </m:r>
+                </m:sub>
+                <m:sup>
+                  <m:r>
+                    <m:rPr>
+                      <m:sty m:val="p"/>
+                    </m:rPr>
+                    <m:t>(</m:t>
+                  </m:r>
+                  <m:r>
+                    <m:t>3</m:t>
+                  </m:r>
+                  <m:r>
+                    <m:rPr>
+                      <m:sty m:val="p"/>
+                    </m:rPr>
+                    <m:t>)</m:t>
+                  </m:r>
+                </m:sup>
+              </m:sSubSup>
+            </m:oMath>
           </w:p>
         </w:tc>
       </w:tr>
@@ -5529,7 +5329,7 @@
         <w:pStyle w:val="FirstParagraph"/>
       </w:pPr>
       <w:r>
-        <w:t xml:space="preserve">We estimated 12 parameters on the log scale. Parameters θ1 to θ6 multiply the contact rates of the six age groups. Parameters θ7 to θ12 set the entry rates of the six age groups. Entry into age group</w:t>
+        <w:t xml:space="preserve">We estimated 12 parameters on the log scale. Parameters θ1 to θ6 multiply the contact rates of the six age groups. Parameters θ7 to θ12 multiply the entry rates of the six age groups: entry into age group</w:t>
       </w:r>
       <w:r>
         <w:t xml:space="preserve"> </w:t>
@@ -5543,84 +5343,7 @@
         <w:t xml:space="preserve"> </w:t>
       </w:r>
       <w:r>
-        <w:t xml:space="preserve">is the minimum that supplies its first arrests,</w:t>
-      </w:r>
-      <w:r>
-        <w:t xml:space="preserve"> </w:t>
-      </w:r>
-      <m:oMath>
-        <m:r>
-          <m:rPr>
-            <m:sty m:val="p"/>
-          </m:rPr>
-          <m:t>max</m:t>
-        </m:r>
-        <m:r>
-          <m:rPr>
-            <m:sty m:val="p"/>
-          </m:rPr>
-          <m:t>(</m:t>
-        </m:r>
-        <m:r>
-          <m:t>0</m:t>
-        </m:r>
-        <m:r>
-          <m:rPr>
-            <m:sty m:val="p"/>
-          </m:rPr>
-          <m:t>,</m:t>
-        </m:r>
-        <m:sSub>
-          <m:e>
-            <m:r>
-              <m:t>f</m:t>
-            </m:r>
-          </m:e>
-          <m:sub>
-            <m:r>
-              <m:t>i</m:t>
-            </m:r>
-          </m:sub>
-        </m:sSub>
-        <m:r>
-          <m:rPr>
-            <m:sty m:val="p"/>
-          </m:rPr>
-          <m:t>−</m:t>
-        </m:r>
-        <m:r>
-          <m:t>0.1</m:t>
-        </m:r>
-        <m:sSub>
-          <m:e>
-            <m:r>
-              <m:t>D</m:t>
-            </m:r>
-          </m:e>
-          <m:sub>
-            <m:r>
-              <m:t>i</m:t>
-            </m:r>
-            <m:r>
-              <m:rPr>
-                <m:sty m:val="p"/>
-              </m:rPr>
-              <m:t>−</m:t>
-            </m:r>
-            <m:r>
-              <m:t>1</m:t>
-            </m:r>
-          </m:sub>
-        </m:sSub>
-        <m:r>
-          <m:rPr>
-            <m:sty m:val="p"/>
-          </m:rPr>
-          <m:t>)</m:t>
-        </m:r>
-      </m:oMath>
-      <w:r>
-        <w:t xml:space="preserve">, plus an excess</w:t>
+        <w:t xml:space="preserve">in 2015 is</w:t>
       </w:r>
       <w:r>
         <w:t xml:space="preserve"> </w:t>
@@ -5670,7 +5393,30 @@
         </m:sSub>
       </m:oMath>
       <w:r>
-        <w:t xml:space="preserve">, so every parameter set can supply the first arrest flow. Where first arrests use up the entry, the excess sets the size of the never imprisoned group D; at age 60+, where people ageing in supply the first arrests, it is the whole entry. A deterministic Nelder Mead fit with 8 starts gave the centre of the prior. The starts were an earlier anchor, 6 random perturbations of it (standard deviation 0.9 on the log scale) and a population informed start. Each start ran for up to 3,000 iterations and was then restarted from its own solution, up to 5 times, while the objective still fell by more than 0.001. The best fit had an objective of 21.44, a prevalence root mean square error of 0.0116 and a population mean absolute percentage error of 5.7%. Every model evaluation ran from model year 0 to 150. The last ten years had to be at equilibrium. The prior for each parameter was normal on the log scale with standard deviation 0.20. Its centre was the best fit, except that any value closer than five prior standard deviations (1.0 on the log scale) to a parameter bound was moved inward to that distance. This changed only θ3, θ6, which the best fit placed at its lower bound, where the likelihood is flat (Table S5). Without this step about half of the prior mass for that parameter would lie outside the bounds. Contact scales were bounded to 0.01 to 1,000 and entry scales to 0.01 to 10⁶.</w:t>
+        <w:t xml:space="preserve">, where</w:t>
+      </w:r>
+      <w:r>
+        <w:t xml:space="preserve"> </w:t>
+      </w:r>
+      <m:oMath>
+        <m:sSub>
+          <m:e>
+            <m:r>
+              <m:t>β</m:t>
+            </m:r>
+          </m:e>
+          <m:sub>
+            <m:r>
+              <m:t>i</m:t>
+            </m:r>
+          </m:sub>
+        </m:sSub>
+      </m:oMath>
+      <w:r>
+        <w:t xml:space="preserve"> </w:t>
+      </w:r>
+      <w:r>
+        <w:t xml:space="preserve">is the official 2015 count of new drug users. A deterministic Nelder Mead fit with 8 starts gave the centre of the prior. The starts were an earlier anchor, 6 random perturbations of it (standard deviation 0.9 on the log scale) and a population informed start. Each start ran for up to 3,000 iterations and was then restarted from its own solution, up to 5 times, while the objective still fell by more than 0.001. The best fit had an objective of 18.73, a prevalence root mean square error of 0.0000 and a population mean absolute percentage error of 0.1%. Every model evaluation ran from model year 0 to 150. The last ten years had to be at equilibrium. The prior for each parameter was normal on the log scale with standard deviation 0.20. Its centre was the best fit, except that any value closer than five prior standard deviations (1.0 on the log scale) to a parameter bound was moved inward to that distance. No parameter of the best fit was that close to a bound, so the prior centre is the best fit (Table S5). Contact scales were bounded to 0.01 to 1,000 and entry scales to 0.01 to 10⁶.</w:t>
       </w:r>
     </w:p>
     <w:bookmarkEnd w:id="17"/>
@@ -5688,16 +5434,7 @@
         <w:pStyle w:val="FirstParagraph"/>
       </w:pPr>
       <w:r>
-        <w:t xml:space="preserve">The posterior combined the prior, a binomial likelihood for the six prevalence counts, a log normal likelihood (standard deviation 0.10) for the six population counts and a log normal likelihood (standard deviation 1.0) comparing the 2015 entry into D with the official count of new drug users</w:t>
-      </w:r>
-      <w:r>
-        <w:t xml:space="preserve"> </w:t>
-      </w:r>
-      <w:r>
-        <w:t xml:space="preserve">[17]</w:t>
-      </w:r>
-      <w:r>
-        <w:t xml:space="preserve">. Because first arrests are fixed by the prison records, the prison data alone do not determine how many people inject without ever being imprisoned; the entry term anchors that number to the official count, allowing roughly a sevenfold difference either way. Parameter sets outside the bounds or whose simulation failed the equilibrium check had zero posterior density. We sampled it with adaptive random walk Metropolis</w:t>
+        <w:t xml:space="preserve">The posterior combined the prior, a binomial likelihood for the six prevalence counts and a log normal likelihood (standard deviation 0.10) for the six population counts. Parameter sets outside the bounds or whose simulation failed the equilibrium check had zero posterior density. We sampled it with adaptive random walk Metropolis</w:t>
       </w:r>
       <w:r>
         <w:t xml:space="preserve"> </w:t>
@@ -5706,7 +5443,7 @@
         <w:t xml:space="preserve">[18]</w:t>
       </w:r>
       <w:r>
-        <w:t xml:space="preserve">. Four chains started from independent prior draws. The initial proposal covariance was 0.01 times the prior variance. Adaptation began after 5,000 proposals, was refreshed every 50 proposals and was frozen after warmup. A 5% share of proposals always used the initial covariance. Each chain ran 50,000 model evaluations, of which 10,000 were warmup, giving 159,996 retained iterations. Every 10th iteration was stored (16,000 draws), and diagnostics used all retained iterations. Acceptance was 0.25 to 0.27. All parameters met the convergence checks (Table S3)</w:t>
+        <w:t xml:space="preserve">. Four chains started from independent prior draws. The initial proposal covariance was 0.01 times the prior variance. Adaptation began after 5,000 proposals, was refreshed every 50 proposals and was frozen after warmup. A 5% share of proposals always used the initial covariance. Each chain ran 50,000 model evaluations, of which 10,000 were warmup, giving 159,996 retained iterations. Every 10th iteration was stored (16,000 draws), and diagnostics used all retained iterations. Acceptance was 0.26 to 0.28. All parameters met the convergence checks (Table S3)</w:t>
       </w:r>
       <w:r>
         <w:t xml:space="preserve"> </w:t>
@@ -5823,40 +5560,40 @@
               <w:pStyle w:val="Compact"/>
             </w:pPr>
             <w:r>
-              <w:t xml:space="preserve">1.0028</w:t>
-            </w:r>
-          </w:p>
-        </w:tc>
-        <w:tc>
-          <w:tcPr/>
-          <w:p>
-            <w:pPr>
-              <w:pStyle w:val="Compact"/>
-            </w:pPr>
-            <w:r>
-              <w:t xml:space="preserve">3,105</w:t>
-            </w:r>
-          </w:p>
-        </w:tc>
-        <w:tc>
-          <w:tcPr/>
-          <w:p>
-            <w:pPr>
-              <w:pStyle w:val="Compact"/>
-            </w:pPr>
-            <w:r>
-              <w:t xml:space="preserve">6,162</w:t>
-            </w:r>
-          </w:p>
-        </w:tc>
-        <w:tc>
-          <w:tcPr/>
-          <w:p>
-            <w:pPr>
-              <w:pStyle w:val="Compact"/>
-            </w:pPr>
-            <w:r>
-              <w:t xml:space="preserve">0.018</w:t>
+              <w:t xml:space="preserve">1.0016</w:t>
+            </w:r>
+          </w:p>
+        </w:tc>
+        <w:tc>
+          <w:tcPr/>
+          <w:p>
+            <w:pPr>
+              <w:pStyle w:val="Compact"/>
+            </w:pPr>
+            <w:r>
+              <w:t xml:space="preserve">3,702</w:t>
+            </w:r>
+          </w:p>
+        </w:tc>
+        <w:tc>
+          <w:tcPr/>
+          <w:p>
+            <w:pPr>
+              <w:pStyle w:val="Compact"/>
+            </w:pPr>
+            <w:r>
+              <w:t xml:space="preserve">6,855</w:t>
+            </w:r>
+          </w:p>
+        </w:tc>
+        <w:tc>
+          <w:tcPr/>
+          <w:p>
+            <w:pPr>
+              <w:pStyle w:val="Compact"/>
+            </w:pPr>
+            <w:r>
+              <w:t xml:space="preserve">0.016</w:t>
             </w:r>
           </w:p>
         </w:tc>
@@ -5880,40 +5617,40 @@
               <w:pStyle w:val="Compact"/>
             </w:pPr>
             <w:r>
-              <w:t xml:space="preserve">1.0014</w:t>
-            </w:r>
-          </w:p>
-        </w:tc>
-        <w:tc>
-          <w:tcPr/>
-          <w:p>
-            <w:pPr>
-              <w:pStyle w:val="Compact"/>
-            </w:pPr>
-            <w:r>
-              <w:t xml:space="preserve">2,803</w:t>
-            </w:r>
-          </w:p>
-        </w:tc>
-        <w:tc>
-          <w:tcPr/>
-          <w:p>
-            <w:pPr>
-              <w:pStyle w:val="Compact"/>
-            </w:pPr>
-            <w:r>
-              <w:t xml:space="preserve">6,209</w:t>
-            </w:r>
-          </w:p>
-        </w:tc>
-        <w:tc>
-          <w:tcPr/>
-          <w:p>
-            <w:pPr>
-              <w:pStyle w:val="Compact"/>
-            </w:pPr>
-            <w:r>
-              <w:t xml:space="preserve">0.019</w:t>
+              <w:t xml:space="preserve">1.0018</w:t>
+            </w:r>
+          </w:p>
+        </w:tc>
+        <w:tc>
+          <w:tcPr/>
+          <w:p>
+            <w:pPr>
+              <w:pStyle w:val="Compact"/>
+            </w:pPr>
+            <w:r>
+              <w:t xml:space="preserve">3,401</w:t>
+            </w:r>
+          </w:p>
+        </w:tc>
+        <w:tc>
+          <w:tcPr/>
+          <w:p>
+            <w:pPr>
+              <w:pStyle w:val="Compact"/>
+            </w:pPr>
+            <w:r>
+              <w:t xml:space="preserve">5,942</w:t>
+            </w:r>
+          </w:p>
+        </w:tc>
+        <w:tc>
+          <w:tcPr/>
+          <w:p>
+            <w:pPr>
+              <w:pStyle w:val="Compact"/>
+            </w:pPr>
+            <w:r>
+              <w:t xml:space="preserve">0.017</w:t>
             </w:r>
           </w:p>
         </w:tc>
@@ -5937,40 +5674,40 @@
               <w:pStyle w:val="Compact"/>
             </w:pPr>
             <w:r>
-              <w:t xml:space="preserve">1.0017</w:t>
-            </w:r>
-          </w:p>
-        </w:tc>
-        <w:tc>
-          <w:tcPr/>
-          <w:p>
-            <w:pPr>
-              <w:pStyle w:val="Compact"/>
-            </w:pPr>
-            <w:r>
-              <w:t xml:space="preserve">2,932</w:t>
-            </w:r>
-          </w:p>
-        </w:tc>
-        <w:tc>
-          <w:tcPr/>
-          <w:p>
-            <w:pPr>
-              <w:pStyle w:val="Compact"/>
-            </w:pPr>
-            <w:r>
-              <w:t xml:space="preserve">5,690</w:t>
-            </w:r>
-          </w:p>
-        </w:tc>
-        <w:tc>
-          <w:tcPr/>
-          <w:p>
-            <w:pPr>
-              <w:pStyle w:val="Compact"/>
-            </w:pPr>
-            <w:r>
-              <w:t xml:space="preserve">0.019</w:t>
+              <w:t xml:space="preserve">1.0008</w:t>
+            </w:r>
+          </w:p>
+        </w:tc>
+        <w:tc>
+          <w:tcPr/>
+          <w:p>
+            <w:pPr>
+              <w:pStyle w:val="Compact"/>
+            </w:pPr>
+            <w:r>
+              <w:t xml:space="preserve">3,276</w:t>
+            </w:r>
+          </w:p>
+        </w:tc>
+        <w:tc>
+          <w:tcPr/>
+          <w:p>
+            <w:pPr>
+              <w:pStyle w:val="Compact"/>
+            </w:pPr>
+            <w:r>
+              <w:t xml:space="preserve">5,335</w:t>
+            </w:r>
+          </w:p>
+        </w:tc>
+        <w:tc>
+          <w:tcPr/>
+          <w:p>
+            <w:pPr>
+              <w:pStyle w:val="Compact"/>
+            </w:pPr>
+            <w:r>
+              <w:t xml:space="preserve">0.018</w:t>
             </w:r>
           </w:p>
         </w:tc>
@@ -5994,40 +5731,40 @@
               <w:pStyle w:val="Compact"/>
             </w:pPr>
             <w:r>
-              <w:t xml:space="preserve">1.0008</w:t>
-            </w:r>
-          </w:p>
-        </w:tc>
-        <w:tc>
-          <w:tcPr/>
-          <w:p>
-            <w:pPr>
-              <w:pStyle w:val="Compact"/>
-            </w:pPr>
-            <w:r>
-              <w:t xml:space="preserve">3,258</w:t>
-            </w:r>
-          </w:p>
-        </w:tc>
-        <w:tc>
-          <w:tcPr/>
-          <w:p>
-            <w:pPr>
-              <w:pStyle w:val="Compact"/>
-            </w:pPr>
-            <w:r>
-              <w:t xml:space="preserve">5,799</w:t>
-            </w:r>
-          </w:p>
-        </w:tc>
-        <w:tc>
-          <w:tcPr/>
-          <w:p>
-            <w:pPr>
-              <w:pStyle w:val="Compact"/>
-            </w:pPr>
-            <w:r>
-              <w:t xml:space="preserve">0.018</w:t>
+              <w:t xml:space="preserve">1.0006</w:t>
+            </w:r>
+          </w:p>
+        </w:tc>
+        <w:tc>
+          <w:tcPr/>
+          <w:p>
+            <w:pPr>
+              <w:pStyle w:val="Compact"/>
+            </w:pPr>
+            <w:r>
+              <w:t xml:space="preserve">3,770</w:t>
+            </w:r>
+          </w:p>
+        </w:tc>
+        <w:tc>
+          <w:tcPr/>
+          <w:p>
+            <w:pPr>
+              <w:pStyle w:val="Compact"/>
+            </w:pPr>
+            <w:r>
+              <w:t xml:space="preserve">6,513</w:t>
+            </w:r>
+          </w:p>
+        </w:tc>
+        <w:tc>
+          <w:tcPr/>
+          <w:p>
+            <w:pPr>
+              <w:pStyle w:val="Compact"/>
+            </w:pPr>
+            <w:r>
+              <w:t xml:space="preserve">0.016</w:t>
             </w:r>
           </w:p>
         </w:tc>
@@ -6051,40 +5788,40 @@
               <w:pStyle w:val="Compact"/>
             </w:pPr>
             <w:r>
-              <w:t xml:space="preserve">1.0015</w:t>
-            </w:r>
-          </w:p>
-        </w:tc>
-        <w:tc>
-          <w:tcPr/>
-          <w:p>
-            <w:pPr>
-              <w:pStyle w:val="Compact"/>
-            </w:pPr>
-            <w:r>
-              <w:t xml:space="preserve">2,990</w:t>
-            </w:r>
-          </w:p>
-        </w:tc>
-        <w:tc>
-          <w:tcPr/>
-          <w:p>
-            <w:pPr>
-              <w:pStyle w:val="Compact"/>
-            </w:pPr>
-            <w:r>
-              <w:t xml:space="preserve">5,372</w:t>
-            </w:r>
-          </w:p>
-        </w:tc>
-        <w:tc>
-          <w:tcPr/>
-          <w:p>
-            <w:pPr>
-              <w:pStyle w:val="Compact"/>
-            </w:pPr>
-            <w:r>
-              <w:t xml:space="preserve">0.018</w:t>
+              <w:t xml:space="preserve">1.0017</w:t>
+            </w:r>
+          </w:p>
+        </w:tc>
+        <w:tc>
+          <w:tcPr/>
+          <w:p>
+            <w:pPr>
+              <w:pStyle w:val="Compact"/>
+            </w:pPr>
+            <w:r>
+              <w:t xml:space="preserve">3,573</w:t>
+            </w:r>
+          </w:p>
+        </w:tc>
+        <w:tc>
+          <w:tcPr/>
+          <w:p>
+            <w:pPr>
+              <w:pStyle w:val="Compact"/>
+            </w:pPr>
+            <w:r>
+              <w:t xml:space="preserve">6,738</w:t>
+            </w:r>
+          </w:p>
+        </w:tc>
+        <w:tc>
+          <w:tcPr/>
+          <w:p>
+            <w:pPr>
+              <w:pStyle w:val="Compact"/>
+            </w:pPr>
+            <w:r>
+              <w:t xml:space="preserve">0.017</w:t>
             </w:r>
           </w:p>
         </w:tc>
@@ -6108,40 +5845,40 @@
               <w:pStyle w:val="Compact"/>
             </w:pPr>
             <w:r>
-              <w:t xml:space="preserve">1.0013</w:t>
-            </w:r>
-          </w:p>
-        </w:tc>
-        <w:tc>
-          <w:tcPr/>
-          <w:p>
-            <w:pPr>
-              <w:pStyle w:val="Compact"/>
-            </w:pPr>
-            <w:r>
-              <w:t xml:space="preserve">3,408</w:t>
-            </w:r>
-          </w:p>
-        </w:tc>
-        <w:tc>
-          <w:tcPr/>
-          <w:p>
-            <w:pPr>
-              <w:pStyle w:val="Compact"/>
-            </w:pPr>
-            <w:r>
-              <w:t xml:space="preserve">6,663</w:t>
-            </w:r>
-          </w:p>
-        </w:tc>
-        <w:tc>
-          <w:tcPr/>
-          <w:p>
-            <w:pPr>
-              <w:pStyle w:val="Compact"/>
-            </w:pPr>
-            <w:r>
-              <w:t xml:space="preserve">0.017</w:t>
+              <w:t xml:space="preserve">1.0016</w:t>
+            </w:r>
+          </w:p>
+        </w:tc>
+        <w:tc>
+          <w:tcPr/>
+          <w:p>
+            <w:pPr>
+              <w:pStyle w:val="Compact"/>
+            </w:pPr>
+            <w:r>
+              <w:t xml:space="preserve">3,053</w:t>
+            </w:r>
+          </w:p>
+        </w:tc>
+        <w:tc>
+          <w:tcPr/>
+          <w:p>
+            <w:pPr>
+              <w:pStyle w:val="Compact"/>
+            </w:pPr>
+            <w:r>
+              <w:t xml:space="preserve">6,124</w:t>
+            </w:r>
+          </w:p>
+        </w:tc>
+        <w:tc>
+          <w:tcPr/>
+          <w:p>
+            <w:pPr>
+              <w:pStyle w:val="Compact"/>
+            </w:pPr>
+            <w:r>
+              <w:t xml:space="preserve">0.018</w:t>
             </w:r>
           </w:p>
         </w:tc>
@@ -6165,40 +5902,40 @@
               <w:pStyle w:val="Compact"/>
             </w:pPr>
             <w:r>
-              <w:t xml:space="preserve">1.0024</w:t>
-            </w:r>
-          </w:p>
-        </w:tc>
-        <w:tc>
-          <w:tcPr/>
-          <w:p>
-            <w:pPr>
-              <w:pStyle w:val="Compact"/>
-            </w:pPr>
-            <w:r>
-              <w:t xml:space="preserve">2,791</w:t>
-            </w:r>
-          </w:p>
-        </w:tc>
-        <w:tc>
-          <w:tcPr/>
-          <w:p>
-            <w:pPr>
-              <w:pStyle w:val="Compact"/>
-            </w:pPr>
-            <w:r>
-              <w:t xml:space="preserve">5,447</w:t>
-            </w:r>
-          </w:p>
-        </w:tc>
-        <w:tc>
-          <w:tcPr/>
-          <w:p>
-            <w:pPr>
-              <w:pStyle w:val="Compact"/>
-            </w:pPr>
-            <w:r>
-              <w:t xml:space="preserve">0.019</w:t>
+              <w:t xml:space="preserve">1.0011</w:t>
+            </w:r>
+          </w:p>
+        </w:tc>
+        <w:tc>
+          <w:tcPr/>
+          <w:p>
+            <w:pPr>
+              <w:pStyle w:val="Compact"/>
+            </w:pPr>
+            <w:r>
+              <w:t xml:space="preserve">4,006</w:t>
+            </w:r>
+          </w:p>
+        </w:tc>
+        <w:tc>
+          <w:tcPr/>
+          <w:p>
+            <w:pPr>
+              <w:pStyle w:val="Compact"/>
+            </w:pPr>
+            <w:r>
+              <w:t xml:space="preserve">8,063</w:t>
+            </w:r>
+          </w:p>
+        </w:tc>
+        <w:tc>
+          <w:tcPr/>
+          <w:p>
+            <w:pPr>
+              <w:pStyle w:val="Compact"/>
+            </w:pPr>
+            <w:r>
+              <w:t xml:space="preserve">0.016</w:t>
             </w:r>
           </w:p>
         </w:tc>
@@ -6222,40 +5959,40 @@
               <w:pStyle w:val="Compact"/>
             </w:pPr>
             <w:r>
-              <w:t xml:space="preserve">1.0006</w:t>
-            </w:r>
-          </w:p>
-        </w:tc>
-        <w:tc>
-          <w:tcPr/>
-          <w:p>
-            <w:pPr>
-              <w:pStyle w:val="Compact"/>
-            </w:pPr>
-            <w:r>
-              <w:t xml:space="preserve">3,226</w:t>
-            </w:r>
-          </w:p>
-        </w:tc>
-        <w:tc>
-          <w:tcPr/>
-          <w:p>
-            <w:pPr>
-              <w:pStyle w:val="Compact"/>
-            </w:pPr>
-            <w:r>
-              <w:t xml:space="preserve">6,315</w:t>
-            </w:r>
-          </w:p>
-        </w:tc>
-        <w:tc>
-          <w:tcPr/>
-          <w:p>
-            <w:pPr>
-              <w:pStyle w:val="Compact"/>
-            </w:pPr>
-            <w:r>
-              <w:t xml:space="preserve">0.018</w:t>
+              <w:t xml:space="preserve">1.0015</w:t>
+            </w:r>
+          </w:p>
+        </w:tc>
+        <w:tc>
+          <w:tcPr/>
+          <w:p>
+            <w:pPr>
+              <w:pStyle w:val="Compact"/>
+            </w:pPr>
+            <w:r>
+              <w:t xml:space="preserve">4,511</w:t>
+            </w:r>
+          </w:p>
+        </w:tc>
+        <w:tc>
+          <w:tcPr/>
+          <w:p>
+            <w:pPr>
+              <w:pStyle w:val="Compact"/>
+            </w:pPr>
+            <w:r>
+              <w:t xml:space="preserve">8,175</w:t>
+            </w:r>
+          </w:p>
+        </w:tc>
+        <w:tc>
+          <w:tcPr/>
+          <w:p>
+            <w:pPr>
+              <w:pStyle w:val="Compact"/>
+            </w:pPr>
+            <w:r>
+              <w:t xml:space="preserve">0.015</w:t>
             </w:r>
           </w:p>
         </w:tc>
@@ -6279,40 +6016,40 @@
               <w:pStyle w:val="Compact"/>
             </w:pPr>
             <w:r>
-              <w:t xml:space="preserve">1.0019</w:t>
-            </w:r>
-          </w:p>
-        </w:tc>
-        <w:tc>
-          <w:tcPr/>
-          <w:p>
-            <w:pPr>
-              <w:pStyle w:val="Compact"/>
-            </w:pPr>
-            <w:r>
-              <w:t xml:space="preserve">2,319</w:t>
-            </w:r>
-          </w:p>
-        </w:tc>
-        <w:tc>
-          <w:tcPr/>
-          <w:p>
-            <w:pPr>
-              <w:pStyle w:val="Compact"/>
-            </w:pPr>
-            <w:r>
-              <w:t xml:space="preserve">2,728</w:t>
-            </w:r>
-          </w:p>
-        </w:tc>
-        <w:tc>
-          <w:tcPr/>
-          <w:p>
-            <w:pPr>
-              <w:pStyle w:val="Compact"/>
-            </w:pPr>
-            <w:r>
-              <w:t xml:space="preserve">0.021</w:t>
+              <w:t xml:space="preserve">1.0010</w:t>
+            </w:r>
+          </w:p>
+        </w:tc>
+        <w:tc>
+          <w:tcPr/>
+          <w:p>
+            <w:pPr>
+              <w:pStyle w:val="Compact"/>
+            </w:pPr>
+            <w:r>
+              <w:t xml:space="preserve">3,380</w:t>
+            </w:r>
+          </w:p>
+        </w:tc>
+        <w:tc>
+          <w:tcPr/>
+          <w:p>
+            <w:pPr>
+              <w:pStyle w:val="Compact"/>
+            </w:pPr>
+            <w:r>
+              <w:t xml:space="preserve">5,786</w:t>
+            </w:r>
+          </w:p>
+        </w:tc>
+        <w:tc>
+          <w:tcPr/>
+          <w:p>
+            <w:pPr>
+              <w:pStyle w:val="Compact"/>
+            </w:pPr>
+            <w:r>
+              <w:t xml:space="preserve">0.017</w:t>
             </w:r>
           </w:p>
         </w:tc>
@@ -6336,40 +6073,40 @@
               <w:pStyle w:val="Compact"/>
             </w:pPr>
             <w:r>
-              <w:t xml:space="preserve">1.0012</w:t>
-            </w:r>
-          </w:p>
-        </w:tc>
-        <w:tc>
-          <w:tcPr/>
-          <w:p>
-            <w:pPr>
-              <w:pStyle w:val="Compact"/>
-            </w:pPr>
-            <w:r>
-              <w:t xml:space="preserve">2,682</w:t>
-            </w:r>
-          </w:p>
-        </w:tc>
-        <w:tc>
-          <w:tcPr/>
-          <w:p>
-            <w:pPr>
-              <w:pStyle w:val="Compact"/>
-            </w:pPr>
-            <w:r>
-              <w:t xml:space="preserve">5,130</w:t>
-            </w:r>
-          </w:p>
-        </w:tc>
-        <w:tc>
-          <w:tcPr/>
-          <w:p>
-            <w:pPr>
-              <w:pStyle w:val="Compact"/>
-            </w:pPr>
-            <w:r>
-              <w:t xml:space="preserve">0.019</w:t>
+              <w:t xml:space="preserve">1.0014</w:t>
+            </w:r>
+          </w:p>
+        </w:tc>
+        <w:tc>
+          <w:tcPr/>
+          <w:p>
+            <w:pPr>
+              <w:pStyle w:val="Compact"/>
+            </w:pPr>
+            <w:r>
+              <w:t xml:space="preserve">3,302</w:t>
+            </w:r>
+          </w:p>
+        </w:tc>
+        <w:tc>
+          <w:tcPr/>
+          <w:p>
+            <w:pPr>
+              <w:pStyle w:val="Compact"/>
+            </w:pPr>
+            <w:r>
+              <w:t xml:space="preserve">5,441</w:t>
+            </w:r>
+          </w:p>
+        </w:tc>
+        <w:tc>
+          <w:tcPr/>
+          <w:p>
+            <w:pPr>
+              <w:pStyle w:val="Compact"/>
+            </w:pPr>
+            <w:r>
+              <w:t xml:space="preserve">0.017</w:t>
             </w:r>
           </w:p>
         </w:tc>
@@ -6393,40 +6130,40 @@
               <w:pStyle w:val="Compact"/>
             </w:pPr>
             <w:r>
-              <w:t xml:space="preserve">1.0007</w:t>
-            </w:r>
-          </w:p>
-        </w:tc>
-        <w:tc>
-          <w:tcPr/>
-          <w:p>
-            <w:pPr>
-              <w:pStyle w:val="Compact"/>
-            </w:pPr>
-            <w:r>
-              <w:t xml:space="preserve">3,210</w:t>
-            </w:r>
-          </w:p>
-        </w:tc>
-        <w:tc>
-          <w:tcPr/>
-          <w:p>
-            <w:pPr>
-              <w:pStyle w:val="Compact"/>
-            </w:pPr>
-            <w:r>
-              <w:t xml:space="preserve">6,014</w:t>
-            </w:r>
-          </w:p>
-        </w:tc>
-        <w:tc>
-          <w:tcPr/>
-          <w:p>
-            <w:pPr>
-              <w:pStyle w:val="Compact"/>
-            </w:pPr>
-            <w:r>
-              <w:t xml:space="preserve">0.018</w:t>
+              <w:t xml:space="preserve">1.0008</w:t>
+            </w:r>
+          </w:p>
+        </w:tc>
+        <w:tc>
+          <w:tcPr/>
+          <w:p>
+            <w:pPr>
+              <w:pStyle w:val="Compact"/>
+            </w:pPr>
+            <w:r>
+              <w:t xml:space="preserve">4,164</w:t>
+            </w:r>
+          </w:p>
+        </w:tc>
+        <w:tc>
+          <w:tcPr/>
+          <w:p>
+            <w:pPr>
+              <w:pStyle w:val="Compact"/>
+            </w:pPr>
+            <w:r>
+              <w:t xml:space="preserve">7,042</w:t>
+            </w:r>
+          </w:p>
+        </w:tc>
+        <w:tc>
+          <w:tcPr/>
+          <w:p>
+            <w:pPr>
+              <w:pStyle w:val="Compact"/>
+            </w:pPr>
+            <w:r>
+              <w:t xml:space="preserve">0.016</w:t>
             </w:r>
           </w:p>
         </w:tc>
@@ -6450,40 +6187,40 @@
               <w:pStyle w:val="Compact"/>
             </w:pPr>
             <w:r>
-              <w:t xml:space="preserve">1.0014</w:t>
-            </w:r>
-          </w:p>
-        </w:tc>
-        <w:tc>
-          <w:tcPr/>
-          <w:p>
-            <w:pPr>
-              <w:pStyle w:val="Compact"/>
-            </w:pPr>
-            <w:r>
-              <w:t xml:space="preserve">3,495</w:t>
-            </w:r>
-          </w:p>
-        </w:tc>
-        <w:tc>
-          <w:tcPr/>
-          <w:p>
-            <w:pPr>
-              <w:pStyle w:val="Compact"/>
-            </w:pPr>
-            <w:r>
-              <w:t xml:space="preserve">6,304</w:t>
-            </w:r>
-          </w:p>
-        </w:tc>
-        <w:tc>
-          <w:tcPr/>
-          <w:p>
-            <w:pPr>
-              <w:pStyle w:val="Compact"/>
-            </w:pPr>
-            <w:r>
-              <w:t xml:space="preserve">0.017</w:t>
+              <w:t xml:space="preserve">1.0006</w:t>
+            </w:r>
+          </w:p>
+        </w:tc>
+        <w:tc>
+          <w:tcPr/>
+          <w:p>
+            <w:pPr>
+              <w:pStyle w:val="Compact"/>
+            </w:pPr>
+            <w:r>
+              <w:t xml:space="preserve">4,058</w:t>
+            </w:r>
+          </w:p>
+        </w:tc>
+        <w:tc>
+          <w:tcPr/>
+          <w:p>
+            <w:pPr>
+              <w:pStyle w:val="Compact"/>
+            </w:pPr>
+            <w:r>
+              <w:t xml:space="preserve">7,659</w:t>
+            </w:r>
+          </w:p>
+        </w:tc>
+        <w:tc>
+          <w:tcPr/>
+          <w:p>
+            <w:pPr>
+              <w:pStyle w:val="Compact"/>
+            </w:pPr>
+            <w:r>
+              <w:t xml:space="preserve">0.016</w:t>
             </w:r>
           </w:p>
         </w:tc>
@@ -6522,7 +6259,7 @@
         <w:t xml:space="preserve">[21]</w:t>
       </w:r>
       <w:r>
-        <w:t xml:space="preserve">. Both methods used the same prior, likelihood, solver and equilibrium restriction. We drew 50,000 parameter sets from the prior by Latin hypercube sampling. The design had one point in each of 50,000 equal probability strata for every parameter, and each column was mapped through the normal inverse distribution function of that parameter’s prior. Of these, 48,918 simulations were valid. Exclusions were 0 draws outside the bounds, 1,082 equilibrium failures and 0 non-finite simulations; excluded draws are dropped, not replaced. The estimator was an equal weight ensemble of 5 masked autoregressive flows, each with 50 hidden features and 5 transforms</w:t>
+        <w:t xml:space="preserve">. Both methods used the same prior, likelihood, solver and equilibrium restriction. We drew 50,000 parameter sets from the prior by Latin hypercube sampling. The design had one point in each of 50,000 equal probability strata for every parameter, and each column was mapped through the normal inverse distribution function of that parameter’s prior. Of these, 49,278 simulations were valid. Exclusions were 0 draws outside the bounds, 722 equilibrium failures and 0 non-finite simulations; excluded draws are dropped, not replaced. The estimator was an equal weight ensemble of 5 masked autoregressive flows, each with 50 hidden features and 5 transforms</w:t>
       </w:r>
       <w:r>
         <w:t xml:space="preserve"> </w:t>
@@ -6551,7 +6288,7 @@
         <w:t xml:space="preserve"> </w:t>
       </w:r>
       <w:r>
-        <w:t xml:space="preserve">on 973 datasets simulated from independent prior draws. For each parameter, 95% interval coverage was 0.936 to 0.958 and 90% coverage 0.879 to 0.918. No rank histogram showed systematic skew (U shape, central peak, shift or Bonferroni corrected chi-square departure). The predeclared gate required 95% coverage of at least 0.85 and 90% coverage of at least 0.75 for every parameter. As a smaller direct check, we reran the MCMC on 8 of these simulated datasets, with one chain of 30,000 evaluations each. Pooled 95% coverage was 0.93 and 90% coverage 0.83 over 96 ranks; this guards only against gross miscalibration.</w:t>
+        <w:t xml:space="preserve">on 980 datasets simulated from independent prior draws. For each parameter, 95% interval coverage was 0.944 to 0.961 and 90% coverage 0.891 to 0.918. No rank histogram showed systematic skew (U shape, central peak, shift or Bonferroni corrected chi-square departure). The predeclared gate required 95% coverage of at least 0.85 and 90% coverage of at least 0.75 for every parameter. As a smaller direct check, we reran the MCMC on 8 of these simulated datasets, with one chain of 30,000 evaluations each. Pooled 95% coverage was 0.95 and 90% coverage 0.92 over 96 ranks; this guards only against gross miscalibration.</w:t>
       </w:r>
     </w:p>
     <w:p>
@@ -6712,62 +6449,62 @@
               <w:pStyle w:val="Compact"/>
             </w:pPr>
             <w:r>
-              <w:t xml:space="preserve">50,000 (48,918)</w:t>
-            </w:r>
-          </w:p>
-        </w:tc>
-        <w:tc>
-          <w:tcPr/>
-          <w:p>
-            <w:pPr>
-              <w:pStyle w:val="Compact"/>
-            </w:pPr>
-            <w:r>
-              <w:t xml:space="preserve">0.08</w:t>
-            </w:r>
-          </w:p>
-        </w:tc>
-        <w:tc>
-          <w:tcPr/>
-          <w:p>
-            <w:pPr>
-              <w:pStyle w:val="Compact"/>
-            </w:pPr>
-            <w:r>
-              <w:t xml:space="preserve">0.12</w:t>
-            </w:r>
-          </w:p>
-        </w:tc>
-        <w:tc>
-          <w:tcPr/>
-          <w:p>
-            <w:pPr>
-              <w:pStyle w:val="Compact"/>
-            </w:pPr>
-            <w:r>
-              <w:t xml:space="preserve">0.992 (0.96 to 1.01)</w:t>
-            </w:r>
-          </w:p>
-        </w:tc>
-        <w:tc>
-          <w:tcPr/>
-          <w:p>
-            <w:pPr>
-              <w:pStyle w:val="Compact"/>
-            </w:pPr>
-            <w:r>
-              <w:t xml:space="preserve">100%</w:t>
-            </w:r>
-          </w:p>
-        </w:tc>
-        <w:tc>
-          <w:tcPr/>
-          <w:p>
-            <w:pPr>
-              <w:pStyle w:val="Compact"/>
-            </w:pPr>
-            <w:r>
-              <w:t xml:space="preserve">1.2%</w:t>
+              <w:t xml:space="preserve">50,000 (49,278)</w:t>
+            </w:r>
+          </w:p>
+        </w:tc>
+        <w:tc>
+          <w:tcPr/>
+          <w:p>
+            <w:pPr>
+              <w:pStyle w:val="Compact"/>
+            </w:pPr>
+            <w:r>
+              <w:t xml:space="preserve">0.03</w:t>
+            </w:r>
+          </w:p>
+        </w:tc>
+        <w:tc>
+          <w:tcPr/>
+          <w:p>
+            <w:pPr>
+              <w:pStyle w:val="Compact"/>
+            </w:pPr>
+            <w:r>
+              <w:t xml:space="preserve">0.22</w:t>
+            </w:r>
+          </w:p>
+        </w:tc>
+        <w:tc>
+          <w:tcPr/>
+          <w:p>
+            <w:pPr>
+              <w:pStyle w:val="Compact"/>
+            </w:pPr>
+            <w:r>
+              <w:t xml:space="preserve">0.965 (0.92 to 0.99)</w:t>
+            </w:r>
+          </w:p>
+        </w:tc>
+        <w:tc>
+          <w:tcPr/>
+          <w:p>
+            <w:pPr>
+              <w:pStyle w:val="Compact"/>
+            </w:pPr>
+            <w:r>
+              <w:t xml:space="preserve">92%</w:t>
+            </w:r>
+          </w:p>
+        </w:tc>
+        <w:tc>
+          <w:tcPr/>
+          <w:p>
+            <w:pPr>
+              <w:pStyle w:val="Compact"/>
+            </w:pPr>
+            <w:r>
+              <w:t xml:space="preserve">0.2%</w:t>
             </w:r>
           </w:p>
         </w:tc>
@@ -6807,7 +6544,7 @@
         <w:pStyle w:val="FirstParagraph"/>
       </w:pPr>
       <w:r>
-        <w:t xml:space="preserve">Table S5 gives the posterior of each parameter. For θ5, θ6, θ7, θ8, θ9, θ10, θ11 and θ12 the posterior standard deviation was more than 0.8 times the prior standard deviation, so these parameters remain mostly informed by the prior.</w:t>
+        <w:t xml:space="preserve">Table S5 gives the posterior of each parameter. For θ6, θ9, θ10 and θ12 the posterior standard deviation was more than 0.8 times the prior standard deviation, so these parameters remain mostly informed by the prior.</w:t>
       </w:r>
     </w:p>
     <w:p>
@@ -6950,40 +6687,40 @@
               <w:pStyle w:val="Compact"/>
             </w:pPr>
             <w:r>
-              <w:t xml:space="preserve">0.640</w:t>
-            </w:r>
-          </w:p>
-        </w:tc>
-        <w:tc>
-          <w:tcPr/>
-          <w:p>
-            <w:pPr>
-              <w:pStyle w:val="Compact"/>
-            </w:pPr>
-            <w:r>
-              <w:t xml:space="preserve">0.640</w:t>
-            </w:r>
-          </w:p>
-        </w:tc>
-        <w:tc>
-          <w:tcPr/>
-          <w:p>
-            <w:pPr>
-              <w:pStyle w:val="Compact"/>
-            </w:pPr>
-            <w:r>
-              <w:t xml:space="preserve">0.641 (0.341 to 0.926)</w:t>
-            </w:r>
-          </w:p>
-        </w:tc>
-        <w:tc>
-          <w:tcPr/>
-          <w:p>
-            <w:pPr>
-              <w:pStyle w:val="Compact"/>
-            </w:pPr>
-            <w:r>
-              <w:t xml:space="preserve">0.149</w:t>
+              <w:t xml:space="preserve">1.668</w:t>
+            </w:r>
+          </w:p>
+        </w:tc>
+        <w:tc>
+          <w:tcPr/>
+          <w:p>
+            <w:pPr>
+              <w:pStyle w:val="Compact"/>
+            </w:pPr>
+            <w:r>
+              <w:t xml:space="preserve">1.668</w:t>
+            </w:r>
+          </w:p>
+        </w:tc>
+        <w:tc>
+          <w:tcPr/>
+          <w:p>
+            <w:pPr>
+              <w:pStyle w:val="Compact"/>
+            </w:pPr>
+            <w:r>
+              <w:t xml:space="preserve">1.663 (1.355 to 1.939)</w:t>
+            </w:r>
+          </w:p>
+        </w:tc>
+        <w:tc>
+          <w:tcPr/>
+          <w:p>
+            <w:pPr>
+              <w:pStyle w:val="Compact"/>
+            </w:pPr>
+            <w:r>
+              <w:t xml:space="preserve">0.150</w:t>
             </w:r>
           </w:p>
         </w:tc>
@@ -7029,51 +6766,51 @@
               <w:pStyle w:val="Compact"/>
             </w:pPr>
             <w:r>
-              <w:t xml:space="preserve">-2.807</w:t>
-            </w:r>
-          </w:p>
-        </w:tc>
-        <w:tc>
-          <w:tcPr/>
-          <w:p>
-            <w:pPr>
-              <w:pStyle w:val="Compact"/>
-            </w:pPr>
-            <w:r>
-              <w:t xml:space="preserve">-2.807</w:t>
-            </w:r>
-          </w:p>
-        </w:tc>
-        <w:tc>
-          <w:tcPr/>
-          <w:p>
-            <w:pPr>
-              <w:pStyle w:val="Compact"/>
-            </w:pPr>
-            <w:r>
-              <w:t xml:space="preserve">-2.817 (-3.020 to -2.625)</w:t>
-            </w:r>
-          </w:p>
-        </w:tc>
-        <w:tc>
-          <w:tcPr/>
-          <w:p>
-            <w:pPr>
-              <w:pStyle w:val="Compact"/>
-            </w:pPr>
-            <w:r>
-              <w:t xml:space="preserve">0.101</w:t>
-            </w:r>
-          </w:p>
-        </w:tc>
-        <w:tc>
-          <w:tcPr/>
-          <w:p>
-            <w:pPr>
-              <w:pStyle w:val="Compact"/>
-            </w:pPr>
-            <w:r>
-              <w:t xml:space="preserve">0.50</w:t>
+              <w:t xml:space="preserve">-2.886</w:t>
+            </w:r>
+          </w:p>
+        </w:tc>
+        <w:tc>
+          <w:tcPr/>
+          <w:p>
+            <w:pPr>
+              <w:pStyle w:val="Compact"/>
+            </w:pPr>
+            <w:r>
+              <w:t xml:space="preserve">-2.886</w:t>
+            </w:r>
+          </w:p>
+        </w:tc>
+        <w:tc>
+          <w:tcPr/>
+          <w:p>
+            <w:pPr>
+              <w:pStyle w:val="Compact"/>
+            </w:pPr>
+            <w:r>
+              <w:t xml:space="preserve">-2.886 (-3.015 to -2.769)</w:t>
+            </w:r>
+          </w:p>
+        </w:tc>
+        <w:tc>
+          <w:tcPr/>
+          <w:p>
+            <w:pPr>
+              <w:pStyle w:val="Compact"/>
+            </w:pPr>
+            <w:r>
+              <w:t xml:space="preserve">0.062</w:t>
+            </w:r>
+          </w:p>
+        </w:tc>
+        <w:tc>
+          <w:tcPr/>
+          <w:p>
+            <w:pPr>
+              <w:pStyle w:val="Compact"/>
+            </w:pPr>
+            <w:r>
+              <w:t xml:space="preserve">0.31</w:t>
             </w:r>
           </w:p>
         </w:tc>
@@ -7108,51 +6845,51 @@
               <w:pStyle w:val="Compact"/>
             </w:pPr>
             <w:r>
-              <w:t xml:space="preserve">-3.624</w:t>
-            </w:r>
-          </w:p>
-        </w:tc>
-        <w:tc>
-          <w:tcPr/>
-          <w:p>
-            <w:pPr>
-              <w:pStyle w:val="Compact"/>
-            </w:pPr>
-            <w:r>
-              <w:t xml:space="preserve">-3.605</w:t>
-            </w:r>
-          </w:p>
-        </w:tc>
-        <w:tc>
-          <w:tcPr/>
-          <w:p>
-            <w:pPr>
-              <w:pStyle w:val="Compact"/>
-            </w:pPr>
-            <w:r>
-              <w:t xml:space="preserve">-3.632 (-3.819 to -3.457)</w:t>
-            </w:r>
-          </w:p>
-        </w:tc>
-        <w:tc>
-          <w:tcPr/>
-          <w:p>
-            <w:pPr>
-              <w:pStyle w:val="Compact"/>
-            </w:pPr>
-            <w:r>
-              <w:t xml:space="preserve">0.093</w:t>
-            </w:r>
-          </w:p>
-        </w:tc>
-        <w:tc>
-          <w:tcPr/>
-          <w:p>
-            <w:pPr>
-              <w:pStyle w:val="Compact"/>
-            </w:pPr>
-            <w:r>
-              <w:t xml:space="preserve">0.47</w:t>
+              <w:t xml:space="preserve">-3.537</w:t>
+            </w:r>
+          </w:p>
+        </w:tc>
+        <w:tc>
+          <w:tcPr/>
+          <w:p>
+            <w:pPr>
+              <w:pStyle w:val="Compact"/>
+            </w:pPr>
+            <w:r>
+              <w:t xml:space="preserve">-3.537</w:t>
+            </w:r>
+          </w:p>
+        </w:tc>
+        <w:tc>
+          <w:tcPr/>
+          <w:p>
+            <w:pPr>
+              <w:pStyle w:val="Compact"/>
+            </w:pPr>
+            <w:r>
+              <w:t xml:space="preserve">-3.538 (-3.785 to -3.329)</w:t>
+            </w:r>
+          </w:p>
+        </w:tc>
+        <w:tc>
+          <w:tcPr/>
+          <w:p>
+            <w:pPr>
+              <w:pStyle w:val="Compact"/>
+            </w:pPr>
+            <w:r>
+              <w:t xml:space="preserve">0.116</w:t>
+            </w:r>
+          </w:p>
+        </w:tc>
+        <w:tc>
+          <w:tcPr/>
+          <w:p>
+            <w:pPr>
+              <w:pStyle w:val="Compact"/>
+            </w:pPr>
+            <w:r>
+              <w:t xml:space="preserve">0.58</w:t>
             </w:r>
           </w:p>
         </w:tc>
@@ -7187,51 +6924,51 @@
               <w:pStyle w:val="Compact"/>
             </w:pPr>
             <w:r>
-              <w:t xml:space="preserve">-1.268</w:t>
-            </w:r>
-          </w:p>
-        </w:tc>
-        <w:tc>
-          <w:tcPr/>
-          <w:p>
-            <w:pPr>
-              <w:pStyle w:val="Compact"/>
-            </w:pPr>
-            <w:r>
-              <w:t xml:space="preserve">-1.268</w:t>
-            </w:r>
-          </w:p>
-        </w:tc>
-        <w:tc>
-          <w:tcPr/>
-          <w:p>
-            <w:pPr>
-              <w:pStyle w:val="Compact"/>
-            </w:pPr>
-            <w:r>
-              <w:t xml:space="preserve">-1.283 (-1.501 to -1.075)</w:t>
-            </w:r>
-          </w:p>
-        </w:tc>
-        <w:tc>
-          <w:tcPr/>
-          <w:p>
-            <w:pPr>
-              <w:pStyle w:val="Compact"/>
-            </w:pPr>
-            <w:r>
-              <w:t xml:space="preserve">0.109</w:t>
-            </w:r>
-          </w:p>
-        </w:tc>
-        <w:tc>
-          <w:tcPr/>
-          <w:p>
-            <w:pPr>
-              <w:pStyle w:val="Compact"/>
-            </w:pPr>
-            <w:r>
-              <w:t xml:space="preserve">0.54</w:t>
+              <w:t xml:space="preserve">-0.843</w:t>
+            </w:r>
+          </w:p>
+        </w:tc>
+        <w:tc>
+          <w:tcPr/>
+          <w:p>
+            <w:pPr>
+              <w:pStyle w:val="Compact"/>
+            </w:pPr>
+            <w:r>
+              <w:t xml:space="preserve">-0.843</w:t>
+            </w:r>
+          </w:p>
+        </w:tc>
+        <w:tc>
+          <w:tcPr/>
+          <w:p>
+            <w:pPr>
+              <w:pStyle w:val="Compact"/>
+            </w:pPr>
+            <w:r>
+              <w:t xml:space="preserve">-0.842 (-1.037 to -0.667)</w:t>
+            </w:r>
+          </w:p>
+        </w:tc>
+        <w:tc>
+          <w:tcPr/>
+          <w:p>
+            <w:pPr>
+              <w:pStyle w:val="Compact"/>
+            </w:pPr>
+            <w:r>
+              <w:t xml:space="preserve">0.095</w:t>
+            </w:r>
+          </w:p>
+        </w:tc>
+        <w:tc>
+          <w:tcPr/>
+          <w:p>
+            <w:pPr>
+              <w:pStyle w:val="Compact"/>
+            </w:pPr>
+            <w:r>
+              <w:t xml:space="preserve">0.47</w:t>
             </w:r>
           </w:p>
         </w:tc>
@@ -7266,51 +7003,51 @@
               <w:pStyle w:val="Compact"/>
             </w:pPr>
             <w:r>
-              <w:t xml:space="preserve">1.119</w:t>
-            </w:r>
-          </w:p>
-        </w:tc>
-        <w:tc>
-          <w:tcPr/>
-          <w:p>
-            <w:pPr>
-              <w:pStyle w:val="Compact"/>
-            </w:pPr>
-            <w:r>
-              <w:t xml:space="preserve">1.119</w:t>
-            </w:r>
-          </w:p>
-        </w:tc>
-        <w:tc>
-          <w:tcPr/>
-          <w:p>
-            <w:pPr>
-              <w:pStyle w:val="Compact"/>
-            </w:pPr>
-            <w:r>
-              <w:t xml:space="preserve">1.105 (0.745 to 1.456)</w:t>
-            </w:r>
-          </w:p>
-        </w:tc>
-        <w:tc>
-          <w:tcPr/>
-          <w:p>
-            <w:pPr>
-              <w:pStyle w:val="Compact"/>
-            </w:pPr>
-            <w:r>
-              <w:t xml:space="preserve">0.180</w:t>
-            </w:r>
-          </w:p>
-        </w:tc>
-        <w:tc>
-          <w:tcPr/>
-          <w:p>
-            <w:pPr>
-              <w:pStyle w:val="Compact"/>
-            </w:pPr>
-            <w:r>
-              <w:t xml:space="preserve">0.90</w:t>
+              <w:t xml:space="preserve">1.993</w:t>
+            </w:r>
+          </w:p>
+        </w:tc>
+        <w:tc>
+          <w:tcPr/>
+          <w:p>
+            <w:pPr>
+              <w:pStyle w:val="Compact"/>
+            </w:pPr>
+            <w:r>
+              <w:t xml:space="preserve">1.993</w:t>
+            </w:r>
+          </w:p>
+        </w:tc>
+        <w:tc>
+          <w:tcPr/>
+          <w:p>
+            <w:pPr>
+              <w:pStyle w:val="Compact"/>
+            </w:pPr>
+            <w:r>
+              <w:t xml:space="preserve">1.992 (1.716 to 2.250)</w:t>
+            </w:r>
+          </w:p>
+        </w:tc>
+        <w:tc>
+          <w:tcPr/>
+          <w:p>
+            <w:pPr>
+              <w:pStyle w:val="Compact"/>
+            </w:pPr>
+            <w:r>
+              <w:t xml:space="preserve">0.136</w:t>
+            </w:r>
+          </w:p>
+        </w:tc>
+        <w:tc>
+          <w:tcPr/>
+          <w:p>
+            <w:pPr>
+              <w:pStyle w:val="Compact"/>
+            </w:pPr>
+            <w:r>
+              <w:t xml:space="preserve">0.68</w:t>
             </w:r>
           </w:p>
         </w:tc>
@@ -7345,51 +7082,51 @@
               <w:pStyle w:val="Compact"/>
             </w:pPr>
             <w:r>
-              <w:t xml:space="preserve">-3.695</w:t>
-            </w:r>
-          </w:p>
-        </w:tc>
-        <w:tc>
-          <w:tcPr/>
-          <w:p>
-            <w:pPr>
-              <w:pStyle w:val="Compact"/>
-            </w:pPr>
-            <w:r>
-              <w:t xml:space="preserve">-3.605</w:t>
-            </w:r>
-          </w:p>
-        </w:tc>
-        <w:tc>
-          <w:tcPr/>
-          <w:p>
-            <w:pPr>
-              <w:pStyle w:val="Compact"/>
-            </w:pPr>
-            <w:r>
-              <w:t xml:space="preserve">-3.604 (-4.002 to -3.211)</w:t>
-            </w:r>
-          </w:p>
-        </w:tc>
-        <w:tc>
-          <w:tcPr/>
-          <w:p>
-            <w:pPr>
-              <w:pStyle w:val="Compact"/>
-            </w:pPr>
-            <w:r>
-              <w:t xml:space="preserve">0.202</w:t>
-            </w:r>
-          </w:p>
-        </w:tc>
-        <w:tc>
-          <w:tcPr/>
-          <w:p>
-            <w:pPr>
-              <w:pStyle w:val="Compact"/>
-            </w:pPr>
-            <w:r>
-              <w:t xml:space="preserve">1.01</w:t>
+              <w:t xml:space="preserve">0.301</w:t>
+            </w:r>
+          </w:p>
+        </w:tc>
+        <w:tc>
+          <w:tcPr/>
+          <w:p>
+            <w:pPr>
+              <w:pStyle w:val="Compact"/>
+            </w:pPr>
+            <w:r>
+              <w:t xml:space="preserve">0.301</w:t>
+            </w:r>
+          </w:p>
+        </w:tc>
+        <w:tc>
+          <w:tcPr/>
+          <w:p>
+            <w:pPr>
+              <w:pStyle w:val="Compact"/>
+            </w:pPr>
+            <w:r>
+              <w:t xml:space="preserve">0.304 (-0.090 to 0.693)</w:t>
+            </w:r>
+          </w:p>
+        </w:tc>
+        <w:tc>
+          <w:tcPr/>
+          <w:p>
+            <w:pPr>
+              <w:pStyle w:val="Compact"/>
+            </w:pPr>
+            <w:r>
+              <w:t xml:space="preserve">0.199</w:t>
+            </w:r>
+          </w:p>
+        </w:tc>
+        <w:tc>
+          <w:tcPr/>
+          <w:p>
+            <w:pPr>
+              <w:pStyle w:val="Compact"/>
+            </w:pPr>
+            <w:r>
+              <w:t xml:space="preserve">0.99</w:t>
             </w:r>
           </w:p>
         </w:tc>
@@ -7413,62 +7150,62 @@
               <w:pStyle w:val="Compact"/>
             </w:pPr>
             <w:r>
-              <w:t xml:space="preserve">Excess entry scale, age &lt;20</w:t>
-            </w:r>
-          </w:p>
-        </w:tc>
-        <w:tc>
-          <w:tcPr/>
-          <w:p>
-            <w:pPr>
-              <w:pStyle w:val="Compact"/>
-            </w:pPr>
-            <w:r>
-              <w:t xml:space="preserve">-0.832</w:t>
-            </w:r>
-          </w:p>
-        </w:tc>
-        <w:tc>
-          <w:tcPr/>
-          <w:p>
-            <w:pPr>
-              <w:pStyle w:val="Compact"/>
-            </w:pPr>
-            <w:r>
-              <w:t xml:space="preserve">-0.832</w:t>
-            </w:r>
-          </w:p>
-        </w:tc>
-        <w:tc>
-          <w:tcPr/>
-          <w:p>
-            <w:pPr>
-              <w:pStyle w:val="Compact"/>
-            </w:pPr>
-            <w:r>
-              <w:t xml:space="preserve">-0.836 (-1.214 to -0.482)</w:t>
-            </w:r>
-          </w:p>
-        </w:tc>
-        <w:tc>
-          <w:tcPr/>
-          <w:p>
-            <w:pPr>
-              <w:pStyle w:val="Compact"/>
-            </w:pPr>
-            <w:r>
-              <w:t xml:space="preserve">0.188</w:t>
-            </w:r>
-          </w:p>
-        </w:tc>
-        <w:tc>
-          <w:tcPr/>
-          <w:p>
-            <w:pPr>
-              <w:pStyle w:val="Compact"/>
-            </w:pPr>
-            <w:r>
-              <w:t xml:space="preserve">0.94</w:t>
+              <w:t xml:space="preserve">Entry scale, age &lt;20</w:t>
+            </w:r>
+          </w:p>
+        </w:tc>
+        <w:tc>
+          <w:tcPr/>
+          <w:p>
+            <w:pPr>
+              <w:pStyle w:val="Compact"/>
+            </w:pPr>
+            <w:r>
+              <w:t xml:space="preserve">-2.004</w:t>
+            </w:r>
+          </w:p>
+        </w:tc>
+        <w:tc>
+          <w:tcPr/>
+          <w:p>
+            <w:pPr>
+              <w:pStyle w:val="Compact"/>
+            </w:pPr>
+            <w:r>
+              <w:t xml:space="preserve">-2.004</w:t>
+            </w:r>
+          </w:p>
+        </w:tc>
+        <w:tc>
+          <w:tcPr/>
+          <w:p>
+            <w:pPr>
+              <w:pStyle w:val="Compact"/>
+            </w:pPr>
+            <w:r>
+              <w:t xml:space="preserve">-2.003 (-2.178 to -1.828)</w:t>
+            </w:r>
+          </w:p>
+        </w:tc>
+        <w:tc>
+          <w:tcPr/>
+          <w:p>
+            <w:pPr>
+              <w:pStyle w:val="Compact"/>
+            </w:pPr>
+            <w:r>
+              <w:t xml:space="preserve">0.089</w:t>
+            </w:r>
+          </w:p>
+        </w:tc>
+        <w:tc>
+          <w:tcPr/>
+          <w:p>
+            <w:pPr>
+              <w:pStyle w:val="Compact"/>
+            </w:pPr>
+            <w:r>
+              <w:t xml:space="preserve">0.45</w:t>
             </w:r>
           </w:p>
         </w:tc>
@@ -7492,62 +7229,62 @@
               <w:pStyle w:val="Compact"/>
             </w:pPr>
             <w:r>
-              <w:t xml:space="preserve">Excess entry scale, age 20–29</w:t>
-            </w:r>
-          </w:p>
-        </w:tc>
-        <w:tc>
-          <w:tcPr/>
-          <w:p>
-            <w:pPr>
-              <w:pStyle w:val="Compact"/>
-            </w:pPr>
-            <w:r>
-              <w:t xml:space="preserve">-2.815</w:t>
-            </w:r>
-          </w:p>
-        </w:tc>
-        <w:tc>
-          <w:tcPr/>
-          <w:p>
-            <w:pPr>
-              <w:pStyle w:val="Compact"/>
-            </w:pPr>
-            <w:r>
-              <w:t xml:space="preserve">-2.815</w:t>
-            </w:r>
-          </w:p>
-        </w:tc>
-        <w:tc>
-          <w:tcPr/>
-          <w:p>
-            <w:pPr>
-              <w:pStyle w:val="Compact"/>
-            </w:pPr>
-            <w:r>
-              <w:t xml:space="preserve">-2.814 (-3.190 to -2.442)</w:t>
-            </w:r>
-          </w:p>
-        </w:tc>
-        <w:tc>
-          <w:tcPr/>
-          <w:p>
-            <w:pPr>
-              <w:pStyle w:val="Compact"/>
-            </w:pPr>
-            <w:r>
-              <w:t xml:space="preserve">0.193</w:t>
-            </w:r>
-          </w:p>
-        </w:tc>
-        <w:tc>
-          <w:tcPr/>
-          <w:p>
-            <w:pPr>
-              <w:pStyle w:val="Compact"/>
-            </w:pPr>
-            <w:r>
-              <w:t xml:space="preserve">0.96</w:t>
+              <w:t xml:space="preserve">Entry scale, age 20–29</w:t>
+            </w:r>
+          </w:p>
+        </w:tc>
+        <w:tc>
+          <w:tcPr/>
+          <w:p>
+            <w:pPr>
+              <w:pStyle w:val="Compact"/>
+            </w:pPr>
+            <w:r>
+              <w:t xml:space="preserve">-0.434</w:t>
+            </w:r>
+          </w:p>
+        </w:tc>
+        <w:tc>
+          <w:tcPr/>
+          <w:p>
+            <w:pPr>
+              <w:pStyle w:val="Compact"/>
+            </w:pPr>
+            <w:r>
+              <w:t xml:space="preserve">-0.434</w:t>
+            </w:r>
+          </w:p>
+        </w:tc>
+        <w:tc>
+          <w:tcPr/>
+          <w:p>
+            <w:pPr>
+              <w:pStyle w:val="Compact"/>
+            </w:pPr>
+            <w:r>
+              <w:t xml:space="preserve">-0.433 (-0.565 to -0.306)</w:t>
+            </w:r>
+          </w:p>
+        </w:tc>
+        <w:tc>
+          <w:tcPr/>
+          <w:p>
+            <w:pPr>
+              <w:pStyle w:val="Compact"/>
+            </w:pPr>
+            <w:r>
+              <w:t xml:space="preserve">0.066</w:t>
+            </w:r>
+          </w:p>
+        </w:tc>
+        <w:tc>
+          <w:tcPr/>
+          <w:p>
+            <w:pPr>
+              <w:pStyle w:val="Compact"/>
+            </w:pPr>
+            <w:r>
+              <w:t xml:space="preserve">0.33</w:t>
             </w:r>
           </w:p>
         </w:tc>
@@ -7571,62 +7308,62 @@
               <w:pStyle w:val="Compact"/>
             </w:pPr>
             <w:r>
-              <w:t xml:space="preserve">Excess entry scale, age 30–39</w:t>
-            </w:r>
-          </w:p>
-        </w:tc>
-        <w:tc>
-          <w:tcPr/>
-          <w:p>
-            <w:pPr>
-              <w:pStyle w:val="Compact"/>
-            </w:pPr>
-            <w:r>
-              <w:t xml:space="preserve">-1.120</w:t>
-            </w:r>
-          </w:p>
-        </w:tc>
-        <w:tc>
-          <w:tcPr/>
-          <w:p>
-            <w:pPr>
-              <w:pStyle w:val="Compact"/>
-            </w:pPr>
-            <w:r>
-              <w:t xml:space="preserve">-1.120</w:t>
-            </w:r>
-          </w:p>
-        </w:tc>
-        <w:tc>
-          <w:tcPr/>
-          <w:p>
-            <w:pPr>
-              <w:pStyle w:val="Compact"/>
-            </w:pPr>
-            <w:r>
-              <w:t xml:space="preserve">-1.093 (-1.471 to -0.782)</w:t>
-            </w:r>
-          </w:p>
-        </w:tc>
-        <w:tc>
-          <w:tcPr/>
-          <w:p>
-            <w:pPr>
-              <w:pStyle w:val="Compact"/>
-            </w:pPr>
-            <w:r>
-              <w:t xml:space="preserve">0.174</w:t>
-            </w:r>
-          </w:p>
-        </w:tc>
-        <w:tc>
-          <w:tcPr/>
-          <w:p>
-            <w:pPr>
-              <w:pStyle w:val="Compact"/>
-            </w:pPr>
-            <w:r>
-              <w:t xml:space="preserve">0.87</w:t>
+              <w:t xml:space="preserve">Entry scale, age 30–39</w:t>
+            </w:r>
+          </w:p>
+        </w:tc>
+        <w:tc>
+          <w:tcPr/>
+          <w:p>
+            <w:pPr>
+              <w:pStyle w:val="Compact"/>
+            </w:pPr>
+            <w:r>
+              <w:t xml:space="preserve">-2.595</w:t>
+            </w:r>
+          </w:p>
+        </w:tc>
+        <w:tc>
+          <w:tcPr/>
+          <w:p>
+            <w:pPr>
+              <w:pStyle w:val="Compact"/>
+            </w:pPr>
+            <w:r>
+              <w:t xml:space="preserve">-2.595</w:t>
+            </w:r>
+          </w:p>
+        </w:tc>
+        <w:tc>
+          <w:tcPr/>
+          <w:p>
+            <w:pPr>
+              <w:pStyle w:val="Compact"/>
+            </w:pPr>
+            <w:r>
+              <w:t xml:space="preserve">-2.588 (-2.967 to -2.192)</w:t>
+            </w:r>
+          </w:p>
+        </w:tc>
+        <w:tc>
+          <w:tcPr/>
+          <w:p>
+            <w:pPr>
+              <w:pStyle w:val="Compact"/>
+            </w:pPr>
+            <w:r>
+              <w:t xml:space="preserve">0.198</w:t>
+            </w:r>
+          </w:p>
+        </w:tc>
+        <w:tc>
+          <w:tcPr/>
+          <w:p>
+            <w:pPr>
+              <w:pStyle w:val="Compact"/>
+            </w:pPr>
+            <w:r>
+              <w:t xml:space="preserve">0.99</w:t>
             </w:r>
           </w:p>
         </w:tc>
@@ -7650,62 +7387,62 @@
               <w:pStyle w:val="Compact"/>
             </w:pPr>
             <w:r>
-              <w:t xml:space="preserve">Excess entry scale, age 40–49</w:t>
-            </w:r>
-          </w:p>
-        </w:tc>
-        <w:tc>
-          <w:tcPr/>
-          <w:p>
-            <w:pPr>
-              <w:pStyle w:val="Compact"/>
-            </w:pPr>
-            <w:r>
-              <w:t xml:space="preserve">-0.249</w:t>
-            </w:r>
-          </w:p>
-        </w:tc>
-        <w:tc>
-          <w:tcPr/>
-          <w:p>
-            <w:pPr>
-              <w:pStyle w:val="Compact"/>
-            </w:pPr>
-            <w:r>
-              <w:t xml:space="preserve">-0.249</w:t>
-            </w:r>
-          </w:p>
-        </w:tc>
-        <w:tc>
-          <w:tcPr/>
-          <w:p>
-            <w:pPr>
-              <w:pStyle w:val="Compact"/>
-            </w:pPr>
-            <w:r>
-              <w:t xml:space="preserve">-0.208 (-0.565 to 0.128)</w:t>
-            </w:r>
-          </w:p>
-        </w:tc>
-        <w:tc>
-          <w:tcPr/>
-          <w:p>
-            <w:pPr>
-              <w:pStyle w:val="Compact"/>
-            </w:pPr>
-            <w:r>
-              <w:t xml:space="preserve">0.177</w:t>
-            </w:r>
-          </w:p>
-        </w:tc>
-        <w:tc>
-          <w:tcPr/>
-          <w:p>
-            <w:pPr>
-              <w:pStyle w:val="Compact"/>
-            </w:pPr>
-            <w:r>
-              <w:t xml:space="preserve">0.89</w:t>
+              <w:t xml:space="preserve">Entry scale, age 40–49</w:t>
+            </w:r>
+          </w:p>
+        </w:tc>
+        <w:tc>
+          <w:tcPr/>
+          <w:p>
+            <w:pPr>
+              <w:pStyle w:val="Compact"/>
+            </w:pPr>
+            <w:r>
+              <w:t xml:space="preserve">-0.214</w:t>
+            </w:r>
+          </w:p>
+        </w:tc>
+        <w:tc>
+          <w:tcPr/>
+          <w:p>
+            <w:pPr>
+              <w:pStyle w:val="Compact"/>
+            </w:pPr>
+            <w:r>
+              <w:t xml:space="preserve">-0.214</w:t>
+            </w:r>
+          </w:p>
+        </w:tc>
+        <w:tc>
+          <w:tcPr/>
+          <w:p>
+            <w:pPr>
+              <w:pStyle w:val="Compact"/>
+            </w:pPr>
+            <w:r>
+              <w:t xml:space="preserve">-0.219 (-0.560 to 0.088)</w:t>
+            </w:r>
+          </w:p>
+        </w:tc>
+        <w:tc>
+          <w:tcPr/>
+          <w:p>
+            <w:pPr>
+              <w:pStyle w:val="Compact"/>
+            </w:pPr>
+            <w:r>
+              <w:t xml:space="preserve">0.166</w:t>
+            </w:r>
+          </w:p>
+        </w:tc>
+        <w:tc>
+          <w:tcPr/>
+          <w:p>
+            <w:pPr>
+              <w:pStyle w:val="Compact"/>
+            </w:pPr>
+            <w:r>
+              <w:t xml:space="preserve">0.83</w:t>
             </w:r>
           </w:p>
         </w:tc>
@@ -7729,62 +7466,62 @@
               <w:pStyle w:val="Compact"/>
             </w:pPr>
             <w:r>
-              <w:t xml:space="preserve">Excess entry scale, age 50–59</w:t>
-            </w:r>
-          </w:p>
-        </w:tc>
-        <w:tc>
-          <w:tcPr/>
-          <w:p>
-            <w:pPr>
-              <w:pStyle w:val="Compact"/>
-            </w:pPr>
-            <w:r>
-              <w:t xml:space="preserve">0.140</w:t>
-            </w:r>
-          </w:p>
-        </w:tc>
-        <w:tc>
-          <w:tcPr/>
-          <w:p>
-            <w:pPr>
-              <w:pStyle w:val="Compact"/>
-            </w:pPr>
-            <w:r>
-              <w:t xml:space="preserve">0.140</w:t>
-            </w:r>
-          </w:p>
-        </w:tc>
-        <w:tc>
-          <w:tcPr/>
-          <w:p>
-            <w:pPr>
-              <w:pStyle w:val="Compact"/>
-            </w:pPr>
-            <w:r>
-              <w:t xml:space="preserve">0.178 (-0.211 to 0.543)</w:t>
-            </w:r>
-          </w:p>
-        </w:tc>
-        <w:tc>
-          <w:tcPr/>
-          <w:p>
-            <w:pPr>
-              <w:pStyle w:val="Compact"/>
-            </w:pPr>
-            <w:r>
-              <w:t xml:space="preserve">0.195</w:t>
-            </w:r>
-          </w:p>
-        </w:tc>
-        <w:tc>
-          <w:tcPr/>
-          <w:p>
-            <w:pPr>
-              <w:pStyle w:val="Compact"/>
-            </w:pPr>
-            <w:r>
-              <w:t xml:space="preserve">0.97</w:t>
+              <w:t xml:space="preserve">Entry scale, age 50–59</w:t>
+            </w:r>
+          </w:p>
+        </w:tc>
+        <w:tc>
+          <w:tcPr/>
+          <w:p>
+            <w:pPr>
+              <w:pStyle w:val="Compact"/>
+            </w:pPr>
+            <w:r>
+              <w:t xml:space="preserve">1.402</w:t>
+            </w:r>
+          </w:p>
+        </w:tc>
+        <w:tc>
+          <w:tcPr/>
+          <w:p>
+            <w:pPr>
+              <w:pStyle w:val="Compact"/>
+            </w:pPr>
+            <w:r>
+              <w:t xml:space="preserve">1.402</w:t>
+            </w:r>
+          </w:p>
+        </w:tc>
+        <w:tc>
+          <w:tcPr/>
+          <w:p>
+            <w:pPr>
+              <w:pStyle w:val="Compact"/>
+            </w:pPr>
+            <w:r>
+              <w:t xml:space="preserve">1.391 (1.080 to 1.671)</w:t>
+            </w:r>
+          </w:p>
+        </w:tc>
+        <w:tc>
+          <w:tcPr/>
+          <w:p>
+            <w:pPr>
+              <w:pStyle w:val="Compact"/>
+            </w:pPr>
+            <w:r>
+              <w:t xml:space="preserve">0.150</w:t>
+            </w:r>
+          </w:p>
+        </w:tc>
+        <w:tc>
+          <w:tcPr/>
+          <w:p>
+            <w:pPr>
+              <w:pStyle w:val="Compact"/>
+            </w:pPr>
+            <w:r>
+              <w:t xml:space="preserve">0.75</w:t>
             </w:r>
           </w:p>
         </w:tc>
@@ -7808,62 +7545,62 @@
               <w:pStyle w:val="Compact"/>
             </w:pPr>
             <w:r>
-              <w:t xml:space="preserve">Excess entry scale, age 60+</w:t>
-            </w:r>
-          </w:p>
-        </w:tc>
-        <w:tc>
-          <w:tcPr/>
-          <w:p>
-            <w:pPr>
-              <w:pStyle w:val="Compact"/>
-            </w:pPr>
-            <w:r>
-              <w:t xml:space="preserve">0.109</w:t>
-            </w:r>
-          </w:p>
-        </w:tc>
-        <w:tc>
-          <w:tcPr/>
-          <w:p>
-            <w:pPr>
-              <w:pStyle w:val="Compact"/>
-            </w:pPr>
-            <w:r>
-              <w:t xml:space="preserve">0.109</w:t>
-            </w:r>
-          </w:p>
-        </w:tc>
-        <w:tc>
-          <w:tcPr/>
-          <w:p>
-            <w:pPr>
-              <w:pStyle w:val="Compact"/>
-            </w:pPr>
-            <w:r>
-              <w:t xml:space="preserve">0.113 (-0.283 to 0.496)</w:t>
-            </w:r>
-          </w:p>
-        </w:tc>
-        <w:tc>
-          <w:tcPr/>
-          <w:p>
-            <w:pPr>
-              <w:pStyle w:val="Compact"/>
-            </w:pPr>
-            <w:r>
-              <w:t xml:space="preserve">0.195</w:t>
-            </w:r>
-          </w:p>
-        </w:tc>
-        <w:tc>
-          <w:tcPr/>
-          <w:p>
-            <w:pPr>
-              <w:pStyle w:val="Compact"/>
-            </w:pPr>
-            <w:r>
-              <w:t xml:space="preserve">0.98</w:t>
+              <w:t xml:space="preserve">Entry scale, age 60+</w:t>
+            </w:r>
+          </w:p>
+        </w:tc>
+        <w:tc>
+          <w:tcPr/>
+          <w:p>
+            <w:pPr>
+              <w:pStyle w:val="Compact"/>
+            </w:pPr>
+            <w:r>
+              <w:t xml:space="preserve">3.282</w:t>
+            </w:r>
+          </w:p>
+        </w:tc>
+        <w:tc>
+          <w:tcPr/>
+          <w:p>
+            <w:pPr>
+              <w:pStyle w:val="Compact"/>
+            </w:pPr>
+            <w:r>
+              <w:t xml:space="preserve">3.282</w:t>
+            </w:r>
+          </w:p>
+        </w:tc>
+        <w:tc>
+          <w:tcPr/>
+          <w:p>
+            <w:pPr>
+              <w:pStyle w:val="Compact"/>
+            </w:pPr>
+            <w:r>
+              <w:t xml:space="preserve">3.283 (2.910 to 3.649)</w:t>
+            </w:r>
+          </w:p>
+        </w:tc>
+        <w:tc>
+          <w:tcPr/>
+          <w:p>
+            <w:pPr>
+              <w:pStyle w:val="Compact"/>
+            </w:pPr>
+            <w:r>
+              <w:t xml:space="preserve">0.189</w:t>
+            </w:r>
+          </w:p>
+        </w:tc>
+        <w:tc>
+          <w:tcPr/>
+          <w:p>
+            <w:pPr>
+              <w:pStyle w:val="Compact"/>
+            </w:pPr>
+            <w:r>
+              <w:t xml:space="preserve">0.95</w:t>
             </w:r>
           </w:p>
         </w:tc>
@@ -7874,7 +7611,7 @@
         <w:pStyle w:val="BodyText"/>
       </w:pPr>
       <w:r>
-        <w:t xml:space="preserve">Table S6 compares the targets with the best deterministic fit and the 95% posterior predictive interval. All 12 predictive intervals overlapped the target intervals. Fig S1 shows the fit. At age 60+, the best fit gave a seroprevalence of 45.5% against a target of 42.9%. Without the excess mortality (</w:t>
+        <w:t xml:space="preserve">Table S6 compares the targets with the best deterministic fit and the 95% posterior predictive interval. All 12 predictive intervals overlapped the target intervals. Fig S1 shows the fit. At age 60+, the best fit gave a seroprevalence of 42.9% against a target of 42.9%. Without the excess mortality (</w:t>
       </w:r>
       <m:oMath>
         <m:r>
@@ -7891,7 +7628,7 @@
         </m:r>
       </m:oMath>
       <w:r>
-        <w:t xml:space="preserve">) the 60+ fit was 49.4%, and over</w:t>
+        <w:t xml:space="preserve">) the 60+ fit was 44.0%, and over</w:t>
       </w:r>
       <w:r>
         <w:t xml:space="preserve"> </w:t>
@@ -7905,7 +7642,7 @@
         <w:t xml:space="preserve"> </w:t>
       </w:r>
       <w:r>
-        <w:t xml:space="preserve">from 1.11 to 1.77 it was 43.9% to 49.3% (3 starts each).</w:t>
+        <w:t xml:space="preserve">from 1.11 to 1.77 it was 42.9% to 43.6% (3 starts each).</w:t>
       </w:r>
     </w:p>
     <w:p>
@@ -8059,7 +7796,7 @@
               <w:pStyle w:val="Compact"/>
             </w:pPr>
             <w:r>
-              <w:t xml:space="preserve">8.7% to 17.5%</w:t>
+              <w:t xml:space="preserve">8.7% to 17.6%</w:t>
             </w:r>
           </w:p>
         </w:tc>
@@ -8081,18 +7818,18 @@
               <w:pStyle w:val="Compact"/>
             </w:pPr>
             <w:r>
-              <w:t xml:space="preserve">112</w:t>
-            </w:r>
-          </w:p>
-        </w:tc>
-        <w:tc>
-          <w:tcPr/>
-          <w:p>
-            <w:pPr>
-              <w:pStyle w:val="Compact"/>
-            </w:pPr>
-            <w:r>
-              <w:t xml:space="preserve">111 to 112</w:t>
+              <w:t xml:space="preserve">102</w:t>
+            </w:r>
+          </w:p>
+        </w:tc>
+        <w:tc>
+          <w:tcPr/>
+          <w:p>
+            <w:pPr>
+              <w:pStyle w:val="Compact"/>
+            </w:pPr>
+            <w:r>
+              <w:t xml:space="preserve">85 to 122</w:t>
             </w:r>
           </w:p>
         </w:tc>
@@ -8138,7 +7875,7 @@
               <w:pStyle w:val="Compact"/>
             </w:pPr>
             <w:r>
-              <w:t xml:space="preserve">17.0% to 21.6%</w:t>
+              <w:t xml:space="preserve">17.0% to 21.4%</w:t>
             </w:r>
           </w:p>
         </w:tc>
@@ -8160,18 +7897,18 @@
               <w:pStyle w:val="Compact"/>
             </w:pPr>
             <w:r>
-              <w:t xml:space="preserve">879</w:t>
-            </w:r>
-          </w:p>
-        </w:tc>
-        <w:tc>
-          <w:tcPr/>
-          <w:p>
-            <w:pPr>
-              <w:pStyle w:val="Compact"/>
-            </w:pPr>
-            <w:r>
-              <w:t xml:space="preserve">878 to 881</w:t>
+              <w:t xml:space="preserve">1000</w:t>
+            </w:r>
+          </w:p>
+        </w:tc>
+        <w:tc>
+          <w:tcPr/>
+          <w:p>
+            <w:pPr>
+              <w:pStyle w:val="Compact"/>
+            </w:pPr>
+            <w:r>
+              <w:t xml:space="preserve">882 to 1123</w:t>
             </w:r>
           </w:p>
         </w:tc>
@@ -8217,7 +7954,7 @@
               <w:pStyle w:val="Compact"/>
             </w:pPr>
             <w:r>
-              <w:t xml:space="preserve">27.2% to 32.7%</w:t>
+              <w:t xml:space="preserve">27.4% to 32.7%</w:t>
             </w:r>
           </w:p>
         </w:tc>
@@ -8239,18 +7976,18 @@
               <w:pStyle w:val="Compact"/>
             </w:pPr>
             <w:r>
-              <w:t xml:space="preserve">827</w:t>
-            </w:r>
-          </w:p>
-        </w:tc>
-        <w:tc>
-          <w:tcPr/>
-          <w:p>
-            <w:pPr>
-              <w:pStyle w:val="Compact"/>
-            </w:pPr>
-            <w:r>
-              <w:t xml:space="preserve">825 to 829</w:t>
+              <w:t xml:space="preserve">807</w:t>
+            </w:r>
+          </w:p>
+        </w:tc>
+        <w:tc>
+          <w:tcPr/>
+          <w:p>
+            <w:pPr>
+              <w:pStyle w:val="Compact"/>
+            </w:pPr>
+            <w:r>
+              <w:t xml:space="preserve">721 to 899</w:t>
             </w:r>
           </w:p>
         </w:tc>
@@ -8285,18 +8022,18 @@
               <w:pStyle w:val="Compact"/>
             </w:pPr>
             <w:r>
-              <w:t xml:space="preserve">48.4%</w:t>
-            </w:r>
-          </w:p>
-        </w:tc>
-        <w:tc>
-          <w:tcPr/>
-          <w:p>
-            <w:pPr>
-              <w:pStyle w:val="Compact"/>
-            </w:pPr>
-            <w:r>
-              <w:t xml:space="preserve">45.4% to 51.2%</w:t>
+              <w:t xml:space="preserve">48.3%</w:t>
+            </w:r>
+          </w:p>
+        </w:tc>
+        <w:tc>
+          <w:tcPr/>
+          <w:p>
+            <w:pPr>
+              <w:pStyle w:val="Compact"/>
+            </w:pPr>
+            <w:r>
+              <w:t xml:space="preserve">45.1% to 51.6%</w:t>
             </w:r>
           </w:p>
         </w:tc>
@@ -8318,18 +8055,18 @@
               <w:pStyle w:val="Compact"/>
             </w:pPr>
             <w:r>
-              <w:t xml:space="preserve">763</w:t>
-            </w:r>
-          </w:p>
-        </w:tc>
-        <w:tc>
-          <w:tcPr/>
-          <w:p>
-            <w:pPr>
-              <w:pStyle w:val="Compact"/>
-            </w:pPr>
-            <w:r>
-              <w:t xml:space="preserve">759 to 765</w:t>
+              <w:t xml:space="preserve">754</w:t>
+            </w:r>
+          </w:p>
+        </w:tc>
+        <w:tc>
+          <w:tcPr/>
+          <w:p>
+            <w:pPr>
+              <w:pStyle w:val="Compact"/>
+            </w:pPr>
+            <w:r>
+              <w:t xml:space="preserve">676 to 838</w:t>
             </w:r>
           </w:p>
         </w:tc>
@@ -8364,18 +8101,18 @@
               <w:pStyle w:val="Compact"/>
             </w:pPr>
             <w:r>
-              <w:t xml:space="preserve">52.2%</w:t>
-            </w:r>
-          </w:p>
-        </w:tc>
-        <w:tc>
-          <w:tcPr/>
-          <w:p>
-            <w:pPr>
-              <w:pStyle w:val="Compact"/>
-            </w:pPr>
-            <w:r>
-              <w:t xml:space="preserve">49.3% to 55.5%</w:t>
+              <w:t xml:space="preserve">53.1%</w:t>
+            </w:r>
+          </w:p>
+        </w:tc>
+        <w:tc>
+          <w:tcPr/>
+          <w:p>
+            <w:pPr>
+              <w:pStyle w:val="Compact"/>
+            </w:pPr>
+            <w:r>
+              <w:t xml:space="preserve">50.1% to 56.4%</w:t>
             </w:r>
           </w:p>
         </w:tc>
@@ -8397,18 +8134,18 @@
               <w:pStyle w:val="Compact"/>
             </w:pPr>
             <w:r>
-              <w:t xml:space="preserve">535</w:t>
-            </w:r>
-          </w:p>
-        </w:tc>
-        <w:tc>
-          <w:tcPr/>
-          <w:p>
-            <w:pPr>
-              <w:pStyle w:val="Compact"/>
-            </w:pPr>
-            <w:r>
-              <w:t xml:space="preserve">527 to 539</w:t>
+              <w:t xml:space="preserve">557</w:t>
+            </w:r>
+          </w:p>
+        </w:tc>
+        <w:tc>
+          <w:tcPr/>
+          <w:p>
+            <w:pPr>
+              <w:pStyle w:val="Compact"/>
+            </w:pPr>
+            <w:r>
+              <w:t xml:space="preserve">501 to 618</w:t>
             </w:r>
           </w:p>
         </w:tc>
@@ -8443,18 +8180,18 @@
               <w:pStyle w:val="Compact"/>
             </w:pPr>
             <w:r>
-              <w:t xml:space="preserve">45.5%</w:t>
-            </w:r>
-          </w:p>
-        </w:tc>
-        <w:tc>
-          <w:tcPr/>
-          <w:p>
-            <w:pPr>
-              <w:pStyle w:val="Compact"/>
-            </w:pPr>
-            <w:r>
-              <w:t xml:space="preserve">41.4% to 49.1%</w:t>
+              <w:t xml:space="preserve">42.9%</w:t>
+            </w:r>
+          </w:p>
+        </w:tc>
+        <w:tc>
+          <w:tcPr/>
+          <w:p>
+            <w:pPr>
+              <w:pStyle w:val="Compact"/>
+            </w:pPr>
+            <w:r>
+              <w:t xml:space="preserve">39.7% to 46.3%</w:t>
             </w:r>
           </w:p>
         </w:tc>
@@ -8476,18 +8213,18 @@
               <w:pStyle w:val="Compact"/>
             </w:pPr>
             <w:r>
-              <w:t xml:space="preserve">140</w:t>
-            </w:r>
-          </w:p>
-        </w:tc>
-        <w:tc>
-          <w:tcPr/>
-          <w:p>
-            <w:pPr>
-              <w:pStyle w:val="Compact"/>
-            </w:pPr>
-            <w:r>
-              <w:t xml:space="preserve">135 to 142</w:t>
+              <w:t xml:space="preserve">147</w:t>
+            </w:r>
+          </w:p>
+        </w:tc>
+        <w:tc>
+          <w:tcPr/>
+          <w:p>
+            <w:pPr>
+              <w:pStyle w:val="Compact"/>
+            </w:pPr>
+            <w:r>
+              <w:t xml:space="preserve">132 to 164</w:t>
             </w:r>
           </w:p>
         </w:tc>
@@ -8553,7 +8290,7 @@
         <w:pStyle w:val="BodyText"/>
       </w:pPr>
       <w:r>
-        <w:t xml:space="preserve">In 2015 the model estimated 3,433 (95% interval: 2,753–4,388) people in D, 3,253 (3,239–3,265) in J, 2,157 (2,148–2,165) in F and 9,608 (9,545–9,664) in X. The total was 18,453 (17,799–19,380) people with a history of injecting drugs. Of these, 3,843 (3,579–4,199) were viraemic.</w:t>
+        <w:t xml:space="preserve">In 2015 the model estimated 1,356 (95% interval: 1,247–1,471) people in D, 3,374 (3,089–3,692) in J, 2,265 (2,062–2,488) in F and 10,235 (9,236–11,357) in X. The total was 17,226 (15,649–18,968) people with a history of injecting drugs. Of these, 3,525 (3,187–3,902) were viraemic.</w:t>
       </w:r>
     </w:p>
     <w:bookmarkEnd w:id="23"/>
@@ -10611,18 +10348,18 @@
               <w:pStyle w:val="Compact"/>
             </w:pPr>
             <w:r>
-              <w:t xml:space="preserve">47.6% (95% UI: 36.5%–57.5%)</w:t>
-            </w:r>
-          </w:p>
-        </w:tc>
-        <w:tc>
-          <w:tcPr/>
-          <w:p>
-            <w:pPr>
-              <w:pStyle w:val="Compact"/>
-            </w:pPr>
-            <w:r>
-              <w:t xml:space="preserve">47.4% (95% UI: 44.7%–48.8%)</w:t>
+              <w:t xml:space="preserve">81.1% (95% UI: 76.5%–84.3%)</w:t>
+            </w:r>
+          </w:p>
+        </w:tc>
+        <w:tc>
+          <w:tcPr/>
+          <w:p>
+            <w:pPr>
+              <w:pStyle w:val="Compact"/>
+            </w:pPr>
+            <w:r>
+              <w:t xml:space="preserve">50.5% (95% UI: 49.8%–51.3%)</w:t>
             </w:r>
           </w:p>
         </w:tc>
@@ -10644,18 +10381,18 @@
               <w:pStyle w:val="Compact"/>
             </w:pPr>
             <w:r>
-              <w:t xml:space="preserve">46.4% (95% UI: 35.2%–56.8%)</w:t>
-            </w:r>
-          </w:p>
-        </w:tc>
-        <w:tc>
-          <w:tcPr/>
-          <w:p>
-            <w:pPr>
-              <w:pStyle w:val="Compact"/>
-            </w:pPr>
-            <w:r>
-              <w:t xml:space="preserve">42.4% (95% UI: 41.8%–42.9%)</w:t>
+              <w:t xml:space="preserve">81.5% (95% UI: 76.9%–84.7%)</w:t>
+            </w:r>
+          </w:p>
+        </w:tc>
+        <w:tc>
+          <w:tcPr/>
+          <w:p>
+            <w:pPr>
+              <w:pStyle w:val="Compact"/>
+            </w:pPr>
+            <w:r>
+              <w:t xml:space="preserve">42.9% (95% UI: 42.3%–43.6%)</w:t>
             </w:r>
           </w:p>
         </w:tc>
@@ -10679,18 +10416,18 @@
               <w:pStyle w:val="Compact"/>
             </w:pPr>
             <w:r>
-              <w:t xml:space="preserve">49.1% (95% UI: 37.8%–59.2%)</w:t>
-            </w:r>
-          </w:p>
-        </w:tc>
-        <w:tc>
-          <w:tcPr/>
-          <w:p>
-            <w:pPr>
-              <w:pStyle w:val="Compact"/>
-            </w:pPr>
-            <w:r>
-              <w:t xml:space="preserve">51.1% (95% UI: 48.1%–52.7%)</w:t>
+              <w:t xml:space="preserve">84.1% (95% UI: 80.1%–86.9%)</w:t>
+            </w:r>
+          </w:p>
+        </w:tc>
+        <w:tc>
+          <w:tcPr/>
+          <w:p>
+            <w:pPr>
+              <w:pStyle w:val="Compact"/>
+            </w:pPr>
+            <w:r>
+              <w:t xml:space="preserve">54.6% (95% UI: 53.8%–55.5%)</w:t>
             </w:r>
           </w:p>
         </w:tc>
@@ -10712,18 +10449,18 @@
               <w:pStyle w:val="Compact"/>
             </w:pPr>
             <w:r>
-              <w:t xml:space="preserve">47.8% (95% UI: 36.3%–58.6%)</w:t>
-            </w:r>
-          </w:p>
-        </w:tc>
-        <w:tc>
-          <w:tcPr/>
-          <w:p>
-            <w:pPr>
-              <w:pStyle w:val="Compact"/>
-            </w:pPr>
-            <w:r>
-              <w:t xml:space="preserve">47.4% (95% UI: 46.9%–47.9%)</w:t>
+              <w:t xml:space="preserve">84.5% (95% UI: 80.3%–87.2%)</w:t>
+            </w:r>
+          </w:p>
+        </w:tc>
+        <w:tc>
+          <w:tcPr/>
+          <w:p>
+            <w:pPr>
+              <w:pStyle w:val="Compact"/>
+            </w:pPr>
+            <w:r>
+              <w:t xml:space="preserve">47.9% (95% UI: 47.1%–48.7%)</w:t>
             </w:r>
           </w:p>
         </w:tc>
@@ -10747,18 +10484,18 @@
               <w:pStyle w:val="Compact"/>
             </w:pPr>
             <w:r>
-              <w:t xml:space="preserve">50.0% (95% UI: 38.5%–60.2%)</w:t>
-            </w:r>
-          </w:p>
-        </w:tc>
-        <w:tc>
-          <w:tcPr/>
-          <w:p>
-            <w:pPr>
-              <w:pStyle w:val="Compact"/>
-            </w:pPr>
-            <w:r>
-              <w:t xml:space="preserve">53.2% (95% UI: 50.1%–54.9%)</w:t>
+              <w:t xml:space="preserve">85.9% (95% UI: 82.2%–88.4%)</w:t>
+            </w:r>
+          </w:p>
+        </w:tc>
+        <w:tc>
+          <w:tcPr/>
+          <w:p>
+            <w:pPr>
+              <w:pStyle w:val="Compact"/>
+            </w:pPr>
+            <w:r>
+              <w:t xml:space="preserve">57.0% (95% UI: 56.1%–57.9%)</w:t>
             </w:r>
           </w:p>
         </w:tc>
@@ -10780,18 +10517,18 @@
               <w:pStyle w:val="Compact"/>
             </w:pPr>
             <w:r>
-              <w:t xml:space="preserve">48.7% (95% UI: 36.9%–59.5%)</w:t>
-            </w:r>
-          </w:p>
-        </w:tc>
-        <w:tc>
-          <w:tcPr/>
-          <w:p>
-            <w:pPr>
-              <w:pStyle w:val="Compact"/>
-            </w:pPr>
-            <w:r>
-              <w:t xml:space="preserve">50.3% (95% UI: 49.8%–50.8%)</w:t>
+              <w:t xml:space="preserve">86.2% (95% UI: 82.4%–88.6%)</w:t>
+            </w:r>
+          </w:p>
+        </w:tc>
+        <w:tc>
+          <w:tcPr/>
+          <w:p>
+            <w:pPr>
+              <w:pStyle w:val="Compact"/>
+            </w:pPr>
+            <w:r>
+              <w:t xml:space="preserve">50.8% (95% UI: 49.8%–51.8%)</w:t>
             </w:r>
           </w:p>
         </w:tc>
@@ -10815,18 +10552,18 @@
               <w:pStyle w:val="Compact"/>
             </w:pPr>
             <w:r>
-              <w:t xml:space="preserve">51.9% (95% UI: 40.0%–62.4%)</w:t>
-            </w:r>
-          </w:p>
-        </w:tc>
-        <w:tc>
-          <w:tcPr/>
-          <w:p>
-            <w:pPr>
-              <w:pStyle w:val="Compact"/>
-            </w:pPr>
-            <w:r>
-              <w:t xml:space="preserve">57.6% (95% UI: 54.2%–59.5%)</w:t>
+              <w:t xml:space="preserve">89.4% (95% UI: 86.4%–91.4%)</w:t>
+            </w:r>
+          </w:p>
+        </w:tc>
+        <w:tc>
+          <w:tcPr/>
+          <w:p>
+            <w:pPr>
+              <w:pStyle w:val="Compact"/>
+            </w:pPr>
+            <w:r>
+              <w:t xml:space="preserve">62.0% (95% UI: 60.8%–63.0%)</w:t>
             </w:r>
           </w:p>
         </w:tc>
@@ -10848,18 +10585,18 @@
               <w:pStyle w:val="Compact"/>
             </w:pPr>
             <w:r>
-              <w:t xml:space="preserve">50.4% (95% UI: 38.3%–61.6%)</w:t>
-            </w:r>
-          </w:p>
-        </w:tc>
-        <w:tc>
-          <w:tcPr/>
-          <w:p>
-            <w:pPr>
-              <w:pStyle w:val="Compact"/>
-            </w:pPr>
-            <w:r>
-              <w:t xml:space="preserve">56.2% (95% UI: 55.7%–56.7%)</w:t>
+              <w:t xml:space="preserve">89.6% (95% UI: 86.6%–91.6%)</w:t>
+            </w:r>
+          </w:p>
+        </w:tc>
+        <w:tc>
+          <w:tcPr/>
+          <w:p>
+            <w:pPr>
+              <w:pStyle w:val="Compact"/>
+            </w:pPr>
+            <w:r>
+              <w:t xml:space="preserve">56.8% (95% UI: 55.6%–58.1%)</w:t>
             </w:r>
           </w:p>
         </w:tc>
@@ -10883,51 +10620,51 @@
               <w:pStyle w:val="Compact"/>
             </w:pPr>
             <w:r>
-              <w:t xml:space="preserve">55.4% (95% UI: 42.8%–66.3%)</w:t>
-            </w:r>
-          </w:p>
-        </w:tc>
-        <w:tc>
-          <w:tcPr/>
-          <w:p>
-            <w:pPr>
-              <w:pStyle w:val="Compact"/>
-            </w:pPr>
-            <w:r>
-              <w:t xml:space="preserve">64.9% (95% UI: 60.9%–67.0%)</w:t>
-            </w:r>
-          </w:p>
-        </w:tc>
-        <w:tc>
-          <w:tcPr/>
-          <w:p>
-            <w:pPr>
-              <w:pStyle w:val="Compact"/>
-            </w:pPr>
-            <w:r>
-              <w:t xml:space="preserve">0%</w:t>
-            </w:r>
-          </w:p>
-        </w:tc>
-        <w:tc>
-          <w:tcPr/>
-          <w:p>
-            <w:pPr>
-              <w:pStyle w:val="Compact"/>
-            </w:pPr>
-            <w:r>
-              <w:t xml:space="preserve">53.8% (95% UI: 41.1%–65.5%)</w:t>
-            </w:r>
-          </w:p>
-        </w:tc>
-        <w:tc>
-          <w:tcPr/>
-          <w:p>
-            <w:pPr>
-              <w:pStyle w:val="Compact"/>
-            </w:pPr>
-            <w:r>
-              <w:t xml:space="preserve">65.9% (95% UI: 65.4%–66.4%)</w:t>
+              <w:t xml:space="preserve">94.9% (95% UI: 93.3%–95.9%)</w:t>
+            </w:r>
+          </w:p>
+        </w:tc>
+        <w:tc>
+          <w:tcPr/>
+          <w:p>
+            <w:pPr>
+              <w:pStyle w:val="Compact"/>
+            </w:pPr>
+            <w:r>
+              <w:t xml:space="preserve">70.4% (95% UI: 69.4%–71.3%)</w:t>
+            </w:r>
+          </w:p>
+        </w:tc>
+        <w:tc>
+          <w:tcPr/>
+          <w:p>
+            <w:pPr>
+              <w:pStyle w:val="Compact"/>
+            </w:pPr>
+            <w:r>
+              <w:t xml:space="preserve">100%</w:t>
+            </w:r>
+          </w:p>
+        </w:tc>
+        <w:tc>
+          <w:tcPr/>
+          <w:p>
+            <w:pPr>
+              <w:pStyle w:val="Compact"/>
+            </w:pPr>
+            <w:r>
+              <w:t xml:space="preserve">95.0% (95% UI: 93.4%–96.1%)</w:t>
+            </w:r>
+          </w:p>
+        </w:tc>
+        <w:tc>
+          <w:tcPr/>
+          <w:p>
+            <w:pPr>
+              <w:pStyle w:val="Compact"/>
+            </w:pPr>
+            <w:r>
+              <w:t xml:space="preserve">67.1% (95% UI: 66.0%–68.2%)</w:t>
             </w:r>
           </w:p>
         </w:tc>
@@ -10951,51 +10688,51 @@
               <w:pStyle w:val="Compact"/>
             </w:pPr>
             <w:r>
-              <w:t xml:space="preserve">57.1% (95% UI: 44.3%–68.2%)</w:t>
-            </w:r>
-          </w:p>
-        </w:tc>
-        <w:tc>
-          <w:tcPr/>
-          <w:p>
-            <w:pPr>
-              <w:pStyle w:val="Compact"/>
-            </w:pPr>
-            <w:r>
-              <w:t xml:space="preserve">67.2% (95% UI: 63.1%–69.4%)</w:t>
-            </w:r>
-          </w:p>
-        </w:tc>
-        <w:tc>
-          <w:tcPr/>
-          <w:p>
-            <w:pPr>
-              <w:pStyle w:val="Compact"/>
-            </w:pPr>
-            <w:r>
-              <w:t xml:space="preserve">0%</w:t>
-            </w:r>
-          </w:p>
-        </w:tc>
-        <w:tc>
-          <w:tcPr/>
-          <w:p>
-            <w:pPr>
-              <w:pStyle w:val="Compact"/>
-            </w:pPr>
-            <w:r>
-              <w:t xml:space="preserve">55.5% (95% UI: 42.6%–67.5%)</w:t>
-            </w:r>
-          </w:p>
-        </w:tc>
-        <w:tc>
-          <w:tcPr/>
-          <w:p>
-            <w:pPr>
-              <w:pStyle w:val="Compact"/>
-            </w:pPr>
-            <w:r>
-              <w:t xml:space="preserve">69.0% (95% UI: 68.4%–69.5%)</w:t>
+              <w:t xml:space="preserve">96.6% (95% UI: 95.6%–97.3%)</w:t>
+            </w:r>
+          </w:p>
+        </w:tc>
+        <w:tc>
+          <w:tcPr/>
+          <w:p>
+            <w:pPr>
+              <w:pStyle w:val="Compact"/>
+            </w:pPr>
+            <w:r>
+              <w:t xml:space="preserve">73.3% (95% UI: 72.8%–73.8%)</w:t>
+            </w:r>
+          </w:p>
+        </w:tc>
+        <w:tc>
+          <w:tcPr/>
+          <w:p>
+            <w:pPr>
+              <w:pStyle w:val="Compact"/>
+            </w:pPr>
+            <w:r>
+              <w:t xml:space="preserve">100%</w:t>
+            </w:r>
+          </w:p>
+        </w:tc>
+        <w:tc>
+          <w:tcPr/>
+          <w:p>
+            <w:pPr>
+              <w:pStyle w:val="Compact"/>
+            </w:pPr>
+            <w:r>
+              <w:t xml:space="preserve">96.7% (95% UI: 95.6%–97.3%)</w:t>
+            </w:r>
+          </w:p>
+        </w:tc>
+        <w:tc>
+          <w:tcPr/>
+          <w:p>
+            <w:pPr>
+              <w:pStyle w:val="Compact"/>
+            </w:pPr>
+            <w:r>
+              <w:t xml:space="preserve">70.7% (95% UI: 70.1%–71.2%)</w:t>
             </w:r>
           </w:p>
         </w:tc>
@@ -11019,18 +10756,18 @@
               <w:pStyle w:val="Compact"/>
             </w:pPr>
             <w:r>
-              <w:t xml:space="preserve">50.4% (95% UI: 38.8%–60.7%)</w:t>
-            </w:r>
-          </w:p>
-        </w:tc>
-        <w:tc>
-          <w:tcPr/>
-          <w:p>
-            <w:pPr>
-              <w:pStyle w:val="Compact"/>
-            </w:pPr>
-            <w:r>
-              <w:t xml:space="preserve">50.1% (95% UI: 47.2%–51.6%)</w:t>
+              <w:t xml:space="preserve">86.7% (95% UI: 83.2%–89.1%)</w:t>
+            </w:r>
+          </w:p>
+        </w:tc>
+        <w:tc>
+          <w:tcPr/>
+          <w:p>
+            <w:pPr>
+              <w:pStyle w:val="Compact"/>
+            </w:pPr>
+            <w:r>
+              <w:t xml:space="preserve">53.5% (95% UI: 52.7%–54.3%)</w:t>
             </w:r>
           </w:p>
         </w:tc>
@@ -11052,18 +10789,18 @@
               <w:pStyle w:val="Compact"/>
             </w:pPr>
             <w:r>
-              <w:t xml:space="preserve">49.1% (95% UI: 37.2%–60.0%)</w:t>
-            </w:r>
-          </w:p>
-        </w:tc>
-        <w:tc>
-          <w:tcPr/>
-          <w:p>
-            <w:pPr>
-              <w:pStyle w:val="Compact"/>
-            </w:pPr>
-            <w:r>
-              <w:t xml:space="preserve">46.0% (95% UI: 45.5%–46.5%)</w:t>
+              <w:t xml:space="preserve">87.0% (95% UI: 83.4%–89.3%)</w:t>
+            </w:r>
+          </w:p>
+        </w:tc>
+        <w:tc>
+          <w:tcPr/>
+          <w:p>
+            <w:pPr>
+              <w:pStyle w:val="Compact"/>
+            </w:pPr>
+            <w:r>
+              <w:t xml:space="preserve">46.5% (95% UI: 45.7%–47.3%)</w:t>
             </w:r>
           </w:p>
         </w:tc>
@@ -11087,18 +10824,18 @@
               <w:pStyle w:val="Compact"/>
             </w:pPr>
             <w:r>
-              <w:t xml:space="preserve">51.9% (95% UI: 40.0%–62.4%)</w:t>
-            </w:r>
-          </w:p>
-        </w:tc>
-        <w:tc>
-          <w:tcPr/>
-          <w:p>
-            <w:pPr>
-              <w:pStyle w:val="Compact"/>
-            </w:pPr>
-            <w:r>
-              <w:t xml:space="preserve">51.7% (95% UI: 48.7%–53.3%)</w:t>
+              <w:t xml:space="preserve">89.4% (95% UI: 86.4%–91.4%)</w:t>
+            </w:r>
+          </w:p>
+        </w:tc>
+        <w:tc>
+          <w:tcPr/>
+          <w:p>
+            <w:pPr>
+              <w:pStyle w:val="Compact"/>
+            </w:pPr>
+            <w:r>
+              <w:t xml:space="preserve">55.3% (95% UI: 54.4%–56.2%)</w:t>
             </w:r>
           </w:p>
         </w:tc>
@@ -11120,18 +10857,18 @@
               <w:pStyle w:val="Compact"/>
             </w:pPr>
             <w:r>
-              <w:t xml:space="preserve">50.4% (95% UI: 38.3%–61.6%)</w:t>
-            </w:r>
-          </w:p>
-        </w:tc>
-        <w:tc>
-          <w:tcPr/>
-          <w:p>
-            <w:pPr>
-              <w:pStyle w:val="Compact"/>
-            </w:pPr>
-            <w:r>
-              <w:t xml:space="preserve">48.1% (95% UI: 47.7%–48.7%)</w:t>
+              <w:t xml:space="preserve">89.6% (95% UI: 86.6%–91.6%)</w:t>
+            </w:r>
+          </w:p>
+        </w:tc>
+        <w:tc>
+          <w:tcPr/>
+          <w:p>
+            <w:pPr>
+              <w:pStyle w:val="Compact"/>
+            </w:pPr>
+            <w:r>
+              <w:t xml:space="preserve">48.6% (95% UI: 47.7%–49.5%)</w:t>
             </w:r>
           </w:p>
         </w:tc>
@@ -11155,18 +10892,18 @@
               <w:pStyle w:val="Compact"/>
             </w:pPr>
             <w:r>
-              <w:t xml:space="preserve">54.5% (95% UI: 42.1%–65.2%)</w:t>
-            </w:r>
-          </w:p>
-        </w:tc>
-        <w:tc>
-          <w:tcPr/>
-          <w:p>
-            <w:pPr>
-              <w:pStyle w:val="Compact"/>
-            </w:pPr>
-            <w:r>
-              <w:t xml:space="preserve">55.2% (95% UI: 52.0%–56.9%)</w:t>
+              <w:t xml:space="preserve">93.7% (95% UI: 91.8%–95.0%)</w:t>
+            </w:r>
+          </w:p>
+        </w:tc>
+        <w:tc>
+          <w:tcPr/>
+          <w:p>
+            <w:pPr>
+              <w:pStyle w:val="Compact"/>
+            </w:pPr>
+            <w:r>
+              <w:t xml:space="preserve">59.1% (95% UI: 58.1%–60.1%)</w:t>
             </w:r>
           </w:p>
         </w:tc>
@@ -11188,18 +10925,18 @@
               <w:pStyle w:val="Compact"/>
             </w:pPr>
             <w:r>
-              <w:t xml:space="preserve">53.0% (95% UI: 40.3%–64.6%)</w:t>
-            </w:r>
-          </w:p>
-        </w:tc>
-        <w:tc>
-          <w:tcPr/>
-          <w:p>
-            <w:pPr>
-              <w:pStyle w:val="Compact"/>
-            </w:pPr>
-            <w:r>
-              <w:t xml:space="preserve">52.8% (95% UI: 52.3%–53.3%)</w:t>
+              <w:t xml:space="preserve">93.8% (95% UI: 91.8%–95.1%)</w:t>
+            </w:r>
+          </w:p>
+        </w:tc>
+        <w:tc>
+          <w:tcPr/>
+          <w:p>
+            <w:pPr>
+              <w:pStyle w:val="Compact"/>
+            </w:pPr>
+            <w:r>
+              <w:t xml:space="preserve">53.3% (95% UI: 52.2%–54.4%)</w:t>
             </w:r>
           </w:p>
         </w:tc>
@@ -11223,51 +10960,51 @@
               <w:pStyle w:val="Compact"/>
             </w:pPr>
             <w:r>
-              <w:t xml:space="preserve">57.3% (95% UI: 44.4%–68.4%)</w:t>
-            </w:r>
-          </w:p>
-        </w:tc>
-        <w:tc>
-          <w:tcPr/>
-          <w:p>
-            <w:pPr>
-              <w:pStyle w:val="Compact"/>
-            </w:pPr>
-            <w:r>
-              <w:t xml:space="preserve">62.0% (95% UI: 58.3%–64.1%)</w:t>
-            </w:r>
-          </w:p>
-        </w:tc>
-        <w:tc>
-          <w:tcPr/>
-          <w:p>
-            <w:pPr>
-              <w:pStyle w:val="Compact"/>
-            </w:pPr>
-            <w:r>
-              <w:t xml:space="preserve">0%</w:t>
-            </w:r>
-          </w:p>
-        </w:tc>
-        <w:tc>
-          <w:tcPr/>
-          <w:p>
-            <w:pPr>
-              <w:pStyle w:val="Compact"/>
-            </w:pPr>
-            <w:r>
-              <w:t xml:space="preserve">55.6% (95% UI: 42.6%–67.7%)</w:t>
-            </w:r>
-          </w:p>
-        </w:tc>
-        <w:tc>
-          <w:tcPr/>
-          <w:p>
-            <w:pPr>
-              <w:pStyle w:val="Compact"/>
-            </w:pPr>
-            <w:r>
-              <w:t xml:space="preserve">62.0% (95% UI: 61.5%–62.5%)</w:t>
+              <w:t xml:space="preserve">96.9% (95% UI: 96.0%–97.5%)</w:t>
+            </w:r>
+          </w:p>
+        </w:tc>
+        <w:tc>
+          <w:tcPr/>
+          <w:p>
+            <w:pPr>
+              <w:pStyle w:val="Compact"/>
+            </w:pPr>
+            <w:r>
+              <w:t xml:space="preserve">66.9% (95% UI: 65.8%–68.0%)</w:t>
+            </w:r>
+          </w:p>
+        </w:tc>
+        <w:tc>
+          <w:tcPr/>
+          <w:p>
+            <w:pPr>
+              <w:pStyle w:val="Compact"/>
+            </w:pPr>
+            <w:r>
+              <w:t xml:space="preserve">100%</w:t>
+            </w:r>
+          </w:p>
+        </w:tc>
+        <w:tc>
+          <w:tcPr/>
+          <w:p>
+            <w:pPr>
+              <w:pStyle w:val="Compact"/>
+            </w:pPr>
+            <w:r>
+              <w:t xml:space="preserve">97.0% (95% UI: 96.0%–97.6%)</w:t>
+            </w:r>
+          </w:p>
+        </w:tc>
+        <w:tc>
+          <w:tcPr/>
+          <w:p>
+            <w:pPr>
+              <w:pStyle w:val="Compact"/>
+            </w:pPr>
+            <w:r>
+              <w:t xml:space="preserve">62.8% (95% UI: 61.5%–64.1%)</w:t>
             </w:r>
           </w:p>
         </w:tc>
@@ -11291,51 +11028,51 @@
               <w:pStyle w:val="Compact"/>
             </w:pPr>
             <w:r>
-              <w:t xml:space="preserve">57.3% (95% UI: 44.4%–68.4%)</w:t>
-            </w:r>
-          </w:p>
-        </w:tc>
-        <w:tc>
-          <w:tcPr/>
-          <w:p>
-            <w:pPr>
-              <w:pStyle w:val="Compact"/>
-            </w:pPr>
-            <w:r>
-              <w:t xml:space="preserve">65.4% (95% UI: 61.4%–67.6%)</w:t>
-            </w:r>
-          </w:p>
-        </w:tc>
-        <w:tc>
-          <w:tcPr/>
-          <w:p>
-            <w:pPr>
-              <w:pStyle w:val="Compact"/>
-            </w:pPr>
-            <w:r>
-              <w:t xml:space="preserve">0%</w:t>
-            </w:r>
-          </w:p>
-        </w:tc>
-        <w:tc>
-          <w:tcPr/>
-          <w:p>
-            <w:pPr>
-              <w:pStyle w:val="Compact"/>
-            </w:pPr>
-            <w:r>
-              <w:t xml:space="preserve">55.6% (95% UI: 42.6%–67.7%)</w:t>
-            </w:r>
-          </w:p>
-        </w:tc>
-        <w:tc>
-          <w:tcPr/>
-          <w:p>
-            <w:pPr>
-              <w:pStyle w:val="Compact"/>
-            </w:pPr>
-            <w:r>
-              <w:t xml:space="preserve">66.6% (95% UI: 66.0%–67.1%)</w:t>
+              <w:t xml:space="preserve">96.9% (95% UI: 96.0%–97.5%)</w:t>
+            </w:r>
+          </w:p>
+        </w:tc>
+        <w:tc>
+          <w:tcPr/>
+          <w:p>
+            <w:pPr>
+              <w:pStyle w:val="Compact"/>
+            </w:pPr>
+            <w:r>
+              <w:t xml:space="preserve">71.0% (95% UI: 70.1%–71.8%)</w:t>
+            </w:r>
+          </w:p>
+        </w:tc>
+        <w:tc>
+          <w:tcPr/>
+          <w:p>
+            <w:pPr>
+              <w:pStyle w:val="Compact"/>
+            </w:pPr>
+            <w:r>
+              <w:t xml:space="preserve">100%</w:t>
+            </w:r>
+          </w:p>
+        </w:tc>
+        <w:tc>
+          <w:tcPr/>
+          <w:p>
+            <w:pPr>
+              <w:pStyle w:val="Compact"/>
+            </w:pPr>
+            <w:r>
+              <w:t xml:space="preserve">97.0% (95% UI: 96.0%–97.6%)</w:t>
+            </w:r>
+          </w:p>
+        </w:tc>
+        <w:tc>
+          <w:tcPr/>
+          <w:p>
+            <w:pPr>
+              <w:pStyle w:val="Compact"/>
+            </w:pPr>
+            <w:r>
+              <w:t xml:space="preserve">67.8% (95% UI: 66.7%–68.8%)</w:t>
             </w:r>
           </w:p>
         </w:tc>
@@ -11359,18 +11096,18 @@
               <w:pStyle w:val="Compact"/>
             </w:pPr>
             <w:r>
-              <w:t xml:space="preserve">51.6% (95% UI: 39.7%–62.0%)</w:t>
-            </w:r>
-          </w:p>
-        </w:tc>
-        <w:tc>
-          <w:tcPr/>
-          <w:p>
-            <w:pPr>
-              <w:pStyle w:val="Compact"/>
-            </w:pPr>
-            <w:r>
-              <w:t xml:space="preserve">49.0% (95% UI: 46.2%–50.5%)</w:t>
+              <w:t xml:space="preserve">88.8% (95% UI: 85.7%–90.9%)</w:t>
+            </w:r>
+          </w:p>
+        </w:tc>
+        <w:tc>
+          <w:tcPr/>
+          <w:p>
+            <w:pPr>
+              <w:pStyle w:val="Compact"/>
+            </w:pPr>
+            <w:r>
+              <w:t xml:space="preserve">52.3% (95% UI: 51.5%–53.1%)</w:t>
             </w:r>
           </w:p>
         </w:tc>
@@ -11392,18 +11129,18 @@
               <w:pStyle w:val="Compact"/>
             </w:pPr>
             <w:r>
-              <w:t xml:space="preserve">50.1% (95% UI: 38.0%–61.3%)</w:t>
-            </w:r>
-          </w:p>
-        </w:tc>
-        <w:tc>
-          <w:tcPr/>
-          <w:p>
-            <w:pPr>
-              <w:pStyle w:val="Compact"/>
-            </w:pPr>
-            <w:r>
-              <w:t xml:space="preserve">44.5% (95% UI: 44.0%–45.0%)</w:t>
+              <w:t xml:space="preserve">89.0% (95% UI: 85.9%–91.1%)</w:t>
+            </w:r>
+          </w:p>
+        </w:tc>
+        <w:tc>
+          <w:tcPr/>
+          <w:p>
+            <w:pPr>
+              <w:pStyle w:val="Compact"/>
+            </w:pPr>
+            <w:r>
+              <w:t xml:space="preserve">44.9% (95% UI: 44.2%–45.7%)</w:t>
             </w:r>
           </w:p>
         </w:tc>
@@ -11427,18 +11164,18 @@
               <w:pStyle w:val="Compact"/>
             </w:pPr>
             <w:r>
-              <w:t xml:space="preserve">53.4% (95% UI: 41.2%–64.0%)</w:t>
-            </w:r>
-          </w:p>
-        </w:tc>
-        <w:tc>
-          <w:tcPr/>
-          <w:p>
-            <w:pPr>
-              <w:pStyle w:val="Compact"/>
-            </w:pPr>
-            <w:r>
-              <w:t xml:space="preserve">50.0% (95% UI: 47.1%–51.5%)</w:t>
+              <w:t xml:space="preserve">91.9% (95% UI: 89.6%–93.5%)</w:t>
+            </w:r>
+          </w:p>
+        </w:tc>
+        <w:tc>
+          <w:tcPr/>
+          <w:p>
+            <w:pPr>
+              <w:pStyle w:val="Compact"/>
+            </w:pPr>
+            <w:r>
+              <w:t xml:space="preserve">53.3% (95% UI: 52.5%–54.2%)</w:t>
             </w:r>
           </w:p>
         </w:tc>
@@ -11460,18 +11197,18 @@
               <w:pStyle w:val="Compact"/>
             </w:pPr>
             <w:r>
-              <w:t xml:space="preserve">51.8% (95% UI: 39.4%–63.2%)</w:t>
-            </w:r>
-          </w:p>
-        </w:tc>
-        <w:tc>
-          <w:tcPr/>
-          <w:p>
-            <w:pPr>
-              <w:pStyle w:val="Compact"/>
-            </w:pPr>
-            <w:r>
-              <w:t xml:space="preserve">45.7% (95% UI: 45.2%–46.3%)</w:t>
+              <w:t xml:space="preserve">92.1% (95% UI: 89.6%–93.7%)</w:t>
+            </w:r>
+          </w:p>
+        </w:tc>
+        <w:tc>
+          <w:tcPr/>
+          <w:p>
+            <w:pPr>
+              <w:pStyle w:val="Compact"/>
+            </w:pPr>
+            <w:r>
+              <w:t xml:space="preserve">46.2% (95% UI: 45.4%–47.0%)</w:t>
             </w:r>
           </w:p>
         </w:tc>
@@ -11495,18 +11232,18 @@
               <w:pStyle w:val="Compact"/>
             </w:pPr>
             <w:r>
-              <w:t xml:space="preserve">56.1% (95% UI: 43.4%–67.0%)</w:t>
-            </w:r>
-          </w:p>
-        </w:tc>
-        <w:tc>
-          <w:tcPr/>
-          <w:p>
-            <w:pPr>
-              <w:pStyle w:val="Compact"/>
-            </w:pPr>
-            <w:r>
-              <w:t xml:space="preserve">52.1% (95% UI: 49.1%–53.7%)</w:t>
+              <w:t xml:space="preserve">95.7% (95% UI: 94.3%–96.6%)</w:t>
+            </w:r>
+          </w:p>
+        </w:tc>
+        <w:tc>
+          <w:tcPr/>
+          <w:p>
+            <w:pPr>
+              <w:pStyle w:val="Compact"/>
+            </w:pPr>
+            <w:r>
+              <w:t xml:space="preserve">55.6% (95% UI: 54.7%–56.5%)</w:t>
             </w:r>
           </w:p>
         </w:tc>
@@ -11528,18 +11265,18 @@
               <w:pStyle w:val="Compact"/>
             </w:pPr>
             <w:r>
-              <w:t xml:space="preserve">54.5% (95% UI: 41.7%–66.3%)</w:t>
-            </w:r>
-          </w:p>
-        </w:tc>
-        <w:tc>
-          <w:tcPr/>
-          <w:p>
-            <w:pPr>
-              <w:pStyle w:val="Compact"/>
-            </w:pPr>
-            <w:r>
-              <w:t xml:space="preserve">48.5% (95% UI: 48.0%–49.0%)</w:t>
+              <w:t xml:space="preserve">95.8% (95% UI: 94.4%–96.7%)</w:t>
+            </w:r>
+          </w:p>
+        </w:tc>
+        <w:tc>
+          <w:tcPr/>
+          <w:p>
+            <w:pPr>
+              <w:pStyle w:val="Compact"/>
+            </w:pPr>
+            <w:r>
+              <w:t xml:space="preserve">48.9% (95% UI: 48.0%–49.8%)</w:t>
             </w:r>
           </w:p>
         </w:tc>
@@ -11563,18 +11300,18 @@
               <w:pStyle w:val="Compact"/>
             </w:pPr>
             <w:r>
-              <w:t xml:space="preserve">57.3% (95% UI: 44.4%–68.4%)</w:t>
-            </w:r>
-          </w:p>
-        </w:tc>
-        <w:tc>
-          <w:tcPr/>
-          <w:p>
-            <w:pPr>
-              <w:pStyle w:val="Compact"/>
-            </w:pPr>
-            <w:r>
-              <w:t xml:space="preserve">56.8% (95% UI: 53.5%–58.6%)</w:t>
+              <w:t xml:space="preserve">96.9% (95% UI: 96.0%–97.5%)</w:t>
+            </w:r>
+          </w:p>
+        </w:tc>
+        <w:tc>
+          <w:tcPr/>
+          <w:p>
+            <w:pPr>
+              <w:pStyle w:val="Compact"/>
+            </w:pPr>
+            <w:r>
+              <w:t xml:space="preserve">60.9% (95% UI: 59.8%–62.0%)</w:t>
             </w:r>
           </w:p>
         </w:tc>
@@ -11596,18 +11333,18 @@
               <w:pStyle w:val="Compact"/>
             </w:pPr>
             <w:r>
-              <w:t xml:space="preserve">55.6% (95% UI: 42.6%–67.7%)</w:t>
-            </w:r>
-          </w:p>
-        </w:tc>
-        <w:tc>
-          <w:tcPr/>
-          <w:p>
-            <w:pPr>
-              <w:pStyle w:val="Compact"/>
-            </w:pPr>
-            <w:r>
-              <w:t xml:space="preserve">54.9% (95% UI: 54.4%–55.4%)</w:t>
+              <w:t xml:space="preserve">97.0% (95% UI: 96.0%–97.6%)</w:t>
+            </w:r>
+          </w:p>
+        </w:tc>
+        <w:tc>
+          <w:tcPr/>
+          <w:p>
+            <w:pPr>
+              <w:pStyle w:val="Compact"/>
+            </w:pPr>
+            <w:r>
+              <w:t xml:space="preserve">55.4% (95% UI: 54.2%–56.5%)</w:t>
             </w:r>
           </w:p>
         </w:tc>
@@ -11631,51 +11368,51 @@
               <w:pStyle w:val="Compact"/>
             </w:pPr>
             <w:r>
-              <w:t xml:space="preserve">57.3% (95% UI: 44.4%–68.4%)</w:t>
-            </w:r>
-          </w:p>
-        </w:tc>
-        <w:tc>
-          <w:tcPr/>
-          <w:p>
-            <w:pPr>
-              <w:pStyle w:val="Compact"/>
-            </w:pPr>
-            <w:r>
-              <w:t xml:space="preserve">60.3% (95% UI: 56.7%–62.2%)</w:t>
-            </w:r>
-          </w:p>
-        </w:tc>
-        <w:tc>
-          <w:tcPr/>
-          <w:p>
-            <w:pPr>
-              <w:pStyle w:val="Compact"/>
-            </w:pPr>
-            <w:r>
-              <w:t xml:space="preserve">0%</w:t>
-            </w:r>
-          </w:p>
-        </w:tc>
-        <w:tc>
-          <w:tcPr/>
-          <w:p>
-            <w:pPr>
-              <w:pStyle w:val="Compact"/>
-            </w:pPr>
-            <w:r>
-              <w:t xml:space="preserve">55.6% (95% UI: 42.6%–67.7%)</w:t>
-            </w:r>
-          </w:p>
-        </w:tc>
-        <w:tc>
-          <w:tcPr/>
-          <w:p>
-            <w:pPr>
-              <w:pStyle w:val="Compact"/>
-            </w:pPr>
-            <w:r>
-              <w:t xml:space="preserve">59.6% (95% UI: 59.1%–60.1%)</w:t>
+              <w:t xml:space="preserve">96.9% (95% UI: 96.0%–97.5%)</w:t>
+            </w:r>
+          </w:p>
+        </w:tc>
+        <w:tc>
+          <w:tcPr/>
+          <w:p>
+            <w:pPr>
+              <w:pStyle w:val="Compact"/>
+            </w:pPr>
+            <w:r>
+              <w:t xml:space="preserve">64.9% (95% UI: 63.7%–66.0%)</w:t>
+            </w:r>
+          </w:p>
+        </w:tc>
+        <w:tc>
+          <w:tcPr/>
+          <w:p>
+            <w:pPr>
+              <w:pStyle w:val="Compact"/>
+            </w:pPr>
+            <w:r>
+              <w:t xml:space="preserve">40%</w:t>
+            </w:r>
+          </w:p>
+        </w:tc>
+        <w:tc>
+          <w:tcPr/>
+          <w:p>
+            <w:pPr>
+              <w:pStyle w:val="Compact"/>
+            </w:pPr>
+            <w:r>
+              <w:t xml:space="preserve">97.0% (95% UI: 96.0%–97.6%)</w:t>
+            </w:r>
+          </w:p>
+        </w:tc>
+        <w:tc>
+          <w:tcPr/>
+          <w:p>
+            <w:pPr>
+              <w:pStyle w:val="Compact"/>
+            </w:pPr>
+            <w:r>
+              <w:t xml:space="preserve">60.2% (95% UI: 58.9%–61.5%)</w:t>
             </w:r>
           </w:p>
         </w:tc>
@@ -11699,51 +11436,51 @@
               <w:pStyle w:val="Compact"/>
             </w:pPr>
             <w:r>
-              <w:t xml:space="preserve">57.3% (95% UI: 44.4%–68.4%)</w:t>
-            </w:r>
-          </w:p>
-        </w:tc>
-        <w:tc>
-          <w:tcPr/>
-          <w:p>
-            <w:pPr>
-              <w:pStyle w:val="Compact"/>
-            </w:pPr>
-            <w:r>
-              <w:t xml:space="preserve">67.4% (95% UI: 63.3%–69.7%)</w:t>
-            </w:r>
-          </w:p>
-        </w:tc>
-        <w:tc>
-          <w:tcPr/>
-          <w:p>
-            <w:pPr>
-              <w:pStyle w:val="Compact"/>
-            </w:pPr>
-            <w:r>
-              <w:t xml:space="preserve">0%</w:t>
-            </w:r>
-          </w:p>
-        </w:tc>
-        <w:tc>
-          <w:tcPr/>
-          <w:p>
-            <w:pPr>
-              <w:pStyle w:val="Compact"/>
-            </w:pPr>
-            <w:r>
-              <w:t xml:space="preserve">55.6% (95% UI: 42.6%–67.7%)</w:t>
-            </w:r>
-          </w:p>
-        </w:tc>
-        <w:tc>
-          <w:tcPr/>
-          <w:p>
-            <w:pPr>
-              <w:pStyle w:val="Compact"/>
-            </w:pPr>
-            <w:r>
-              <w:t xml:space="preserve">69.3% (95% UI: 68.7%–69.9%)</w:t>
+              <w:t xml:space="preserve">96.9% (95% UI: 96.0%–97.5%)</w:t>
+            </w:r>
+          </w:p>
+        </w:tc>
+        <w:tc>
+          <w:tcPr/>
+          <w:p>
+            <w:pPr>
+              <w:pStyle w:val="Compact"/>
+            </w:pPr>
+            <w:r>
+              <w:t xml:space="preserve">73.9% (95% UI: 73.7%–74.1%)</w:t>
+            </w:r>
+          </w:p>
+        </w:tc>
+        <w:tc>
+          <w:tcPr/>
+          <w:p>
+            <w:pPr>
+              <w:pStyle w:val="Compact"/>
+            </w:pPr>
+            <w:r>
+              <w:t xml:space="preserve">100%</w:t>
+            </w:r>
+          </w:p>
+        </w:tc>
+        <w:tc>
+          <w:tcPr/>
+          <w:p>
+            <w:pPr>
+              <w:pStyle w:val="Compact"/>
+            </w:pPr>
+            <w:r>
+              <w:t xml:space="preserve">97.0% (95% UI: 96.0%–97.6%)</w:t>
+            </w:r>
+          </w:p>
+        </w:tc>
+        <w:tc>
+          <w:tcPr/>
+          <w:p>
+            <w:pPr>
+              <w:pStyle w:val="Compact"/>
+            </w:pPr>
+            <w:r>
+              <w:t xml:space="preserve">71.3% (95% UI: 71.2%–71.5%)</w:t>
             </w:r>
           </w:p>
         </w:tc>
@@ -12039,18 +11776,18 @@
               <w:pStyle w:val="Compact"/>
             </w:pPr>
             <w:r>
-              <w:t xml:space="preserve">678 (95% UI: 593–764)</w:t>
-            </w:r>
-          </w:p>
-        </w:tc>
-        <w:tc>
-          <w:tcPr/>
-          <w:p>
-            <w:pPr>
-              <w:pStyle w:val="Compact"/>
-            </w:pPr>
-            <w:r>
-              <w:t xml:space="preserve">S$26.2 million (95% UI: S$22.9 million–S$29.5 million)</w:t>
+              <w:t xml:space="preserve">391 (95% UI: 336–460)</w:t>
+            </w:r>
+          </w:p>
+        </w:tc>
+        <w:tc>
+          <w:tcPr/>
+          <w:p>
+            <w:pPr>
+              <w:pStyle w:val="Compact"/>
+            </w:pPr>
+            <w:r>
+              <w:t xml:space="preserve">S$15.2 million (95% UI: S$13.1 million–S$17.9 million)</w:t>
             </w:r>
           </w:p>
         </w:tc>
@@ -12096,51 +11833,51 @@
               <w:pStyle w:val="Compact"/>
             </w:pPr>
             <w:r>
-              <w:t xml:space="preserve">760 (95% UI: 715–803)</w:t>
-            </w:r>
-          </w:p>
-        </w:tc>
-        <w:tc>
-          <w:tcPr/>
-          <w:p>
-            <w:pPr>
-              <w:pStyle w:val="Compact"/>
-            </w:pPr>
-            <w:r>
-              <w:t xml:space="preserve">213 (95% UI: 198–227)</w:t>
-            </w:r>
-          </w:p>
-        </w:tc>
-        <w:tc>
-          <w:tcPr/>
-          <w:p>
-            <w:pPr>
-              <w:pStyle w:val="Compact"/>
-            </w:pPr>
-            <w:r>
-              <w:t xml:space="preserve">647 (95% UI: 563–732)</w:t>
-            </w:r>
-          </w:p>
-        </w:tc>
-        <w:tc>
-          <w:tcPr/>
-          <w:p>
-            <w:pPr>
-              <w:pStyle w:val="Compact"/>
-            </w:pPr>
-            <w:r>
-              <w:t xml:space="preserve">S$33.5 million (95% UI: S$30.0 million–S$36.9 million)</w:t>
-            </w:r>
-          </w:p>
-        </w:tc>
-        <w:tc>
-          <w:tcPr/>
-          <w:p>
-            <w:pPr>
-              <w:pStyle w:val="Compact"/>
-            </w:pPr>
-            <w:r>
-              <w:t xml:space="preserve">S$7.3 million (95% UI: S$6.8 million–S$7.8 million)</w:t>
+              <w:t xml:space="preserve">691 (95% UI: 651–732)</w:t>
+            </w:r>
+          </w:p>
+        </w:tc>
+        <w:tc>
+          <w:tcPr/>
+          <w:p>
+            <w:pPr>
+              <w:pStyle w:val="Compact"/>
+            </w:pPr>
+            <w:r>
+              <w:t xml:space="preserve">204 (95% UI: 190–218)</w:t>
+            </w:r>
+          </w:p>
+        </w:tc>
+        <w:tc>
+          <w:tcPr/>
+          <w:p>
+            <w:pPr>
+              <w:pStyle w:val="Compact"/>
+            </w:pPr>
+            <w:r>
+              <w:t xml:space="preserve">359 (95% UI: 307–423)</w:t>
+            </w:r>
+          </w:p>
+        </w:tc>
+        <w:tc>
+          <w:tcPr/>
+          <w:p>
+            <w:pPr>
+              <w:pStyle w:val="Compact"/>
+            </w:pPr>
+            <w:r>
+              <w:t xml:space="preserve">S$22.1 million (95% UI: S$19.8 million–S$24.9 million)</w:t>
+            </w:r>
+          </w:p>
+        </w:tc>
+        <w:tc>
+          <w:tcPr/>
+          <w:p>
+            <w:pPr>
+              <w:pStyle w:val="Compact"/>
+            </w:pPr>
+            <w:r>
+              <w:t xml:space="preserve">S$6.9 million (95% UI: S$6.4 million–S$7.4 million)</w:t>
             </w:r>
           </w:p>
         </w:tc>
@@ -12175,51 +11912,51 @@
               <w:pStyle w:val="Compact"/>
             </w:pPr>
             <w:r>
-              <w:t xml:space="preserve">1,267 (95% UI: 1,191–1,338)</w:t>
-            </w:r>
-          </w:p>
-        </w:tc>
-        <w:tc>
-          <w:tcPr/>
-          <w:p>
-            <w:pPr>
-              <w:pStyle w:val="Compact"/>
-            </w:pPr>
-            <w:r>
-              <w:t xml:space="preserve">337 (95% UI: 313–359)</w:t>
-            </w:r>
-          </w:p>
-        </w:tc>
-        <w:tc>
-          <w:tcPr/>
-          <w:p>
-            <w:pPr>
-              <w:pStyle w:val="Compact"/>
-            </w:pPr>
-            <w:r>
-              <w:t xml:space="preserve">628 (95% UI: 545–714)</w:t>
-            </w:r>
-          </w:p>
-        </w:tc>
-        <w:tc>
-          <w:tcPr/>
-          <w:p>
-            <w:pPr>
-              <w:pStyle w:val="Compact"/>
-            </w:pPr>
-            <w:r>
-              <w:t xml:space="preserve">S$37.7 million (95% UI: S$34.1 million–S$41.2 million)</w:t>
-            </w:r>
-          </w:p>
-        </w:tc>
-        <w:tc>
-          <w:tcPr/>
-          <w:p>
-            <w:pPr>
-              <w:pStyle w:val="Compact"/>
-            </w:pPr>
-            <w:r>
-              <w:t xml:space="preserve">S$11.6 million (95% UI: S$10.7 million–S$12.3 million)</w:t>
+              <w:t xml:space="preserve">1,152 (95% UI: 1,085–1,220)</w:t>
+            </w:r>
+          </w:p>
+        </w:tc>
+        <w:tc>
+          <w:tcPr/>
+          <w:p>
+            <w:pPr>
+              <w:pStyle w:val="Compact"/>
+            </w:pPr>
+            <w:r>
+              <w:t xml:space="preserve">322 (95% UI: 301–345)</w:t>
+            </w:r>
+          </w:p>
+        </w:tc>
+        <w:tc>
+          <w:tcPr/>
+          <w:p>
+            <w:pPr>
+              <w:pStyle w:val="Compact"/>
+            </w:pPr>
+            <w:r>
+              <w:t xml:space="preserve">340 (95% UI: 289–401)</w:t>
+            </w:r>
+          </w:p>
+        </w:tc>
+        <w:tc>
+          <w:tcPr/>
+          <w:p>
+            <w:pPr>
+              <w:pStyle w:val="Compact"/>
+            </w:pPr>
+            <w:r>
+              <w:t xml:space="preserve">S$26.2 million (95% UI: S$23.7 million–S$28.9 million)</w:t>
+            </w:r>
+          </w:p>
+        </w:tc>
+        <w:tc>
+          <w:tcPr/>
+          <w:p>
+            <w:pPr>
+              <w:pStyle w:val="Compact"/>
+            </w:pPr>
+            <w:r>
+              <w:t xml:space="preserve">S$10.9 million (95% UI: S$10.2 million–S$11.7 million)</w:t>
             </w:r>
           </w:p>
         </w:tc>
@@ -12254,51 +11991,51 @@
               <w:pStyle w:val="Compact"/>
             </w:pPr>
             <w:r>
-              <w:t xml:space="preserve">2,535 (95% UI: 2,384–2,677)</w:t>
-            </w:r>
-          </w:p>
-        </w:tc>
-        <w:tc>
-          <w:tcPr/>
-          <w:p>
-            <w:pPr>
-              <w:pStyle w:val="Compact"/>
-            </w:pPr>
-            <w:r>
-              <w:t xml:space="preserve">591 (95% UI: 551–631)</w:t>
-            </w:r>
-          </w:p>
-        </w:tc>
-        <w:tc>
-          <w:tcPr/>
-          <w:p>
-            <w:pPr>
-              <w:pStyle w:val="Compact"/>
-            </w:pPr>
-            <w:r>
-              <w:t xml:space="preserve">588 (95% UI: 505–671)</w:t>
-            </w:r>
-          </w:p>
-        </w:tc>
-        <w:tc>
-          <w:tcPr/>
-          <w:p>
-            <w:pPr>
-              <w:pStyle w:val="Compact"/>
-            </w:pPr>
-            <w:r>
-              <w:t xml:space="preserve">S$46.5 million (95% UI: S$42.6 million–S$50.4 million)</w:t>
-            </w:r>
-          </w:p>
-        </w:tc>
-        <w:tc>
-          <w:tcPr/>
-          <w:p>
-            <w:pPr>
-              <w:pStyle w:val="Compact"/>
-            </w:pPr>
-            <w:r>
-              <w:t xml:space="preserve">S$20.4 million (95% UI: S$19.0 million–S$21.7 million)</w:t>
+              <w:t xml:space="preserve">2,301 (95% UI: 2,168–2,437)</w:t>
+            </w:r>
+          </w:p>
+        </w:tc>
+        <w:tc>
+          <w:tcPr/>
+          <w:p>
+            <w:pPr>
+              <w:pStyle w:val="Compact"/>
+            </w:pPr>
+            <w:r>
+              <w:t xml:space="preserve">569 (95% UI: 531–609)</w:t>
+            </w:r>
+          </w:p>
+        </w:tc>
+        <w:tc>
+          <w:tcPr/>
+          <w:p>
+            <w:pPr>
+              <w:pStyle w:val="Compact"/>
+            </w:pPr>
+            <w:r>
+              <w:t xml:space="preserve">297 (95% UI: 251–351)</w:t>
+            </w:r>
+          </w:p>
+        </w:tc>
+        <w:tc>
+          <w:tcPr/>
+          <w:p>
+            <w:pPr>
+              <w:pStyle w:val="Compact"/>
+            </w:pPr>
+            <w:r>
+              <w:t xml:space="preserve">S$34.6 million (95% UI: S$31.7 million–S$37.6 million)</w:t>
+            </w:r>
+          </w:p>
+        </w:tc>
+        <w:tc>
+          <w:tcPr/>
+          <w:p>
+            <w:pPr>
+              <w:pStyle w:val="Compact"/>
+            </w:pPr>
+            <w:r>
+              <w:t xml:space="preserve">S$19.3 million (95% UI: S$17.9 million–S$20.8 million)</w:t>
             </w:r>
           </w:p>
         </w:tc>
@@ -12333,51 +12070,51 @@
               <w:pStyle w:val="Compact"/>
             </w:pPr>
             <w:r>
-              <w:t xml:space="preserve">6,343 (95% UI: 5,963–6,696)</w:t>
-            </w:r>
-          </w:p>
-        </w:tc>
-        <w:tc>
-          <w:tcPr/>
-          <w:p>
-            <w:pPr>
-              <w:pStyle w:val="Compact"/>
-            </w:pPr>
-            <w:r>
-              <w:t xml:space="preserve">1,025 (95% UI: 957–1,091)</w:t>
-            </w:r>
-          </w:p>
-        </w:tc>
-        <w:tc>
-          <w:tcPr/>
-          <w:p>
-            <w:pPr>
-              <w:pStyle w:val="Compact"/>
-            </w:pPr>
-            <w:r>
-              <w:t xml:space="preserve">503 (95% UI: 424–582)</w:t>
-            </w:r>
-          </w:p>
-        </w:tc>
-        <w:tc>
-          <w:tcPr/>
-          <w:p>
-            <w:pPr>
-              <w:pStyle w:val="Compact"/>
-            </w:pPr>
-            <w:r>
-              <w:t xml:space="preserve">S$62.0 million (95% UI: S$57.3 million–S$66.7 million)</w:t>
-            </w:r>
-          </w:p>
-        </w:tc>
-        <w:tc>
-          <w:tcPr/>
-          <w:p>
-            <w:pPr>
-              <w:pStyle w:val="Compact"/>
-            </w:pPr>
-            <w:r>
-              <w:t xml:space="preserve">S$35.9 million (95% UI: S$33.5 million–S$38.2 million)</w:t>
+              <w:t xml:space="preserve">5,740 (95% UI: 5,408–6,079)</w:t>
+            </w:r>
+          </w:p>
+        </w:tc>
+        <w:tc>
+          <w:tcPr/>
+          <w:p>
+            <w:pPr>
+              <w:pStyle w:val="Compact"/>
+            </w:pPr>
+            <w:r>
+              <w:t xml:space="preserve">990 (95% UI: 911–1,074)</w:t>
+            </w:r>
+          </w:p>
+        </w:tc>
+        <w:tc>
+          <w:tcPr/>
+          <w:p>
+            <w:pPr>
+              <w:pStyle w:val="Compact"/>
+            </w:pPr>
+            <w:r>
+              <w:t xml:space="preserve">209 (95% UI: 173–251)</w:t>
+            </w:r>
+          </w:p>
+        </w:tc>
+        <w:tc>
+          <w:tcPr/>
+          <w:p>
+            <w:pPr>
+              <w:pStyle w:val="Compact"/>
+            </w:pPr>
+            <w:r>
+              <w:t xml:space="preserve">S$49.4 million (95% UI: S$45.3 million–S$53.6 million)</w:t>
+            </w:r>
+          </w:p>
+        </w:tc>
+        <w:tc>
+          <w:tcPr/>
+          <w:p>
+            <w:pPr>
+              <w:pStyle w:val="Compact"/>
+            </w:pPr>
+            <w:r>
+              <w:t xml:space="preserve">S$34.1 million (95% UI: S$31.3 million–S$37.2 million)</w:t>
             </w:r>
           </w:p>
         </w:tc>
@@ -12412,51 +12149,51 @@
               <w:pStyle w:val="Compact"/>
             </w:pPr>
             <w:r>
-              <w:t xml:space="preserve">10,153 (95% UI: 9,546–10,721)</w:t>
-            </w:r>
-          </w:p>
-        </w:tc>
-        <w:tc>
-          <w:tcPr/>
-          <w:p>
-            <w:pPr>
-              <w:pStyle w:val="Compact"/>
-            </w:pPr>
-            <w:r>
-              <w:t xml:space="preserve">1,194 (95% UI: 1,116–1,269)</w:t>
-            </w:r>
-          </w:p>
-        </w:tc>
-        <w:tc>
-          <w:tcPr/>
-          <w:p>
-            <w:pPr>
-              <w:pStyle w:val="Compact"/>
-            </w:pPr>
-            <w:r>
-              <w:t xml:space="preserve">457 (95% UI: 381–535)</w:t>
-            </w:r>
-          </w:p>
-        </w:tc>
-        <w:tc>
-          <w:tcPr/>
-          <w:p>
-            <w:pPr>
-              <w:pStyle w:val="Compact"/>
-            </w:pPr>
-            <w:r>
-              <w:t xml:space="preserve">S$68.8 million (95% UI: S$63.7 million–S$73.8 million)</w:t>
-            </w:r>
-          </w:p>
-        </w:tc>
-        <w:tc>
-          <w:tcPr/>
-          <w:p>
-            <w:pPr>
-              <w:pStyle w:val="Compact"/>
-            </w:pPr>
-            <w:r>
-              <w:t xml:space="preserve">S$42.7 million (95% UI: S$39.9 million–S$45.4 million)</w:t>
+              <w:t xml:space="preserve">9,171 (95% UI: 8,642–9,714)</w:t>
+            </w:r>
+          </w:p>
+        </w:tc>
+        <w:tc>
+          <w:tcPr/>
+          <w:p>
+            <w:pPr>
+              <w:pStyle w:val="Compact"/>
+            </w:pPr>
+            <w:r>
+              <w:t xml:space="preserve">1,151 (95% UI: 1,045–1,266)</w:t>
+            </w:r>
+          </w:p>
+        </w:tc>
+        <w:tc>
+          <w:tcPr/>
+          <w:p>
+            <w:pPr>
+              <w:pStyle w:val="Compact"/>
+            </w:pPr>
+            <w:r>
+              <w:t xml:space="preserve">162 (95% UI: 134–196)</w:t>
+            </w:r>
+          </w:p>
+        </w:tc>
+        <w:tc>
+          <w:tcPr/>
+          <w:p>
+            <w:pPr>
+              <w:pStyle w:val="Compact"/>
+            </w:pPr>
+            <w:r>
+              <w:t xml:space="preserve">S$55.8 million (95% UI: S$50.9 million–S$61.0 million)</w:t>
+            </w:r>
+          </w:p>
+        </w:tc>
+        <w:tc>
+          <w:tcPr/>
+          <w:p>
+            <w:pPr>
+              <w:pStyle w:val="Compact"/>
+            </w:pPr>
+            <w:r>
+              <w:t xml:space="preserve">S$40.5 million (95% UI: S$36.8 million–S$44.6 million)</w:t>
             </w:r>
           </w:p>
         </w:tc>
@@ -12491,51 +12228,51 @@
               <w:pStyle w:val="Compact"/>
             </w:pPr>
             <w:r>
-              <w:t xml:space="preserve">866 (95% UI: 815–914)</w:t>
-            </w:r>
-          </w:p>
-        </w:tc>
-        <w:tc>
-          <w:tcPr/>
-          <w:p>
-            <w:pPr>
-              <w:pStyle w:val="Compact"/>
-            </w:pPr>
-            <w:r>
-              <w:t xml:space="preserve">196 (95% UI: 182–209)</w:t>
-            </w:r>
-          </w:p>
-        </w:tc>
-        <w:tc>
-          <w:tcPr/>
-          <w:p>
-            <w:pPr>
-              <w:pStyle w:val="Compact"/>
-            </w:pPr>
-            <w:r>
-              <w:t xml:space="preserve">620 (95% UI: 537–704)</w:t>
-            </w:r>
-          </w:p>
-        </w:tc>
-        <w:tc>
-          <w:tcPr/>
-          <w:p>
-            <w:pPr>
-              <w:pStyle w:val="Compact"/>
-            </w:pPr>
-            <w:r>
-              <w:t xml:space="preserve">S$31.8 million (95% UI: S$28.3 million–S$35.3 million)</w:t>
-            </w:r>
-          </w:p>
-        </w:tc>
-        <w:tc>
-          <w:tcPr/>
-          <w:p>
-            <w:pPr>
-              <w:pStyle w:val="Compact"/>
-            </w:pPr>
-            <w:r>
-              <w:t xml:space="preserve">S$5.6 million (95% UI: S$5.2 million–S$6.0 million)</w:t>
+              <w:t xml:space="preserve">756 (95% UI: 716–798)</w:t>
+            </w:r>
+          </w:p>
+        </w:tc>
+        <w:tc>
+          <w:tcPr/>
+          <w:p>
+            <w:pPr>
+              <w:pStyle w:val="Compact"/>
+            </w:pPr>
+            <w:r>
+              <w:t xml:space="preserve">178 (95% UI: 166–190)</w:t>
+            </w:r>
+          </w:p>
+        </w:tc>
+        <w:tc>
+          <w:tcPr/>
+          <w:p>
+            <w:pPr>
+              <w:pStyle w:val="Compact"/>
+            </w:pPr>
+            <w:r>
+              <w:t xml:space="preserve">330 (95% UI: 280–390)</w:t>
+            </w:r>
+          </w:p>
+        </w:tc>
+        <w:tc>
+          <w:tcPr/>
+          <w:p>
+            <w:pPr>
+              <w:pStyle w:val="Compact"/>
+            </w:pPr>
+            <w:r>
+              <w:t xml:space="preserve">S$20.1 million (95% UI: S$17.8 million–S$22.7 million)</w:t>
+            </w:r>
+          </w:p>
+        </w:tc>
+        <w:tc>
+          <w:tcPr/>
+          <w:p>
+            <w:pPr>
+              <w:pStyle w:val="Compact"/>
+            </w:pPr>
+            <w:r>
+              <w:t xml:space="preserve">S$4.8 million (95% UI: S$4.5 million–S$5.2 million)</w:t>
             </w:r>
           </w:p>
         </w:tc>
@@ -12570,51 +12307,51 @@
               <w:pStyle w:val="Compact"/>
             </w:pPr>
             <w:r>
-              <w:t xml:space="preserve">1,442 (95% UI: 1,356–1,523)</w:t>
-            </w:r>
-          </w:p>
-        </w:tc>
-        <w:tc>
-          <w:tcPr/>
-          <w:p>
-            <w:pPr>
-              <w:pStyle w:val="Compact"/>
-            </w:pPr>
-            <w:r>
-              <w:t xml:space="preserve">308 (95% UI: 287–329)</w:t>
-            </w:r>
-          </w:p>
-        </w:tc>
-        <w:tc>
-          <w:tcPr/>
-          <w:p>
-            <w:pPr>
-              <w:pStyle w:val="Compact"/>
-            </w:pPr>
-            <w:r>
-              <w:t xml:space="preserve">588 (95% UI: 505–671)</w:t>
-            </w:r>
-          </w:p>
-        </w:tc>
-        <w:tc>
-          <w:tcPr/>
-          <w:p>
-            <w:pPr>
-              <w:pStyle w:val="Compact"/>
-            </w:pPr>
-            <w:r>
-              <w:t xml:space="preserve">S$35.1 million (95% UI: S$31.5 million–S$38.7 million)</w:t>
-            </w:r>
-          </w:p>
-        </w:tc>
-        <w:tc>
-          <w:tcPr/>
-          <w:p>
-            <w:pPr>
-              <w:pStyle w:val="Compact"/>
-            </w:pPr>
-            <w:r>
-              <w:t xml:space="preserve">S$8.9 million (95% UI: S$8.3 million–S$9.6 million)</w:t>
+              <w:t xml:space="preserve">1,257 (95% UI: 1,189–1,325)</w:t>
+            </w:r>
+          </w:p>
+        </w:tc>
+        <w:tc>
+          <w:tcPr/>
+          <w:p>
+            <w:pPr>
+              <w:pStyle w:val="Compact"/>
+            </w:pPr>
+            <w:r>
+              <w:t xml:space="preserve">280 (95% UI: 261–300)</w:t>
+            </w:r>
+          </w:p>
+        </w:tc>
+        <w:tc>
+          <w:tcPr/>
+          <w:p>
+            <w:pPr>
+              <w:pStyle w:val="Compact"/>
+            </w:pPr>
+            <w:r>
+              <w:t xml:space="preserve">297 (95% UI: 251–351)</w:t>
+            </w:r>
+          </w:p>
+        </w:tc>
+        <w:tc>
+          <w:tcPr/>
+          <w:p>
+            <w:pPr>
+              <w:pStyle w:val="Compact"/>
+            </w:pPr>
+            <w:r>
+              <w:t xml:space="preserve">S$22.9 million (95% UI: S$20.6 million–S$25.6 million)</w:t>
+            </w:r>
+          </w:p>
+        </w:tc>
+        <w:tc>
+          <w:tcPr/>
+          <w:p>
+            <w:pPr>
+              <w:pStyle w:val="Compact"/>
+            </w:pPr>
+            <w:r>
+              <w:t xml:space="preserve">S$7.7 million (95% UI: S$7.1 million–S$8.2 million)</w:t>
             </w:r>
           </w:p>
         </w:tc>
@@ -12649,51 +12386,51 @@
               <w:pStyle w:val="Compact"/>
             </w:pPr>
             <w:r>
-              <w:t xml:space="preserve">2,879 (95% UI: 2,706–3,040)</w:t>
-            </w:r>
-          </w:p>
-        </w:tc>
-        <w:tc>
-          <w:tcPr/>
-          <w:p>
-            <w:pPr>
-              <w:pStyle w:val="Compact"/>
-            </w:pPr>
-            <w:r>
-              <w:t xml:space="preserve">539 (95% UI: 502–575)</w:t>
-            </w:r>
-          </w:p>
-        </w:tc>
-        <w:tc>
-          <w:tcPr/>
-          <w:p>
-            <w:pPr>
-              <w:pStyle w:val="Compact"/>
-            </w:pPr>
-            <w:r>
-              <w:t xml:space="preserve">526 (95% UI: 446–605)</w:t>
-            </w:r>
-          </w:p>
-        </w:tc>
-        <w:tc>
-          <w:tcPr/>
-          <w:p>
-            <w:pPr>
-              <w:pStyle w:val="Compact"/>
-            </w:pPr>
-            <w:r>
-              <w:t xml:space="preserve">S$42.3 million (95% UI: S$38.3 million–S$46.2 million)</w:t>
-            </w:r>
-          </w:p>
-        </w:tc>
-        <w:tc>
-          <w:tcPr/>
-          <w:p>
-            <w:pPr>
-              <w:pStyle w:val="Compact"/>
-            </w:pPr>
-            <w:r>
-              <w:t xml:space="preserve">S$16.1 million (95% UI: S$14.9 million–S$17.2 million)</w:t>
+              <w:t xml:space="preserve">2,499 (95% UI: 2,364–2,635)</w:t>
+            </w:r>
+          </w:p>
+        </w:tc>
+        <w:tc>
+          <w:tcPr/>
+          <w:p>
+            <w:pPr>
+              <w:pStyle w:val="Compact"/>
+            </w:pPr>
+            <w:r>
+              <w:t xml:space="preserve">490 (95% UI: 457–524)</w:t>
+            </w:r>
+          </w:p>
+        </w:tc>
+        <w:tc>
+          <w:tcPr/>
+          <w:p>
+            <w:pPr>
+              <w:pStyle w:val="Compact"/>
+            </w:pPr>
+            <w:r>
+              <w:t xml:space="preserve">232 (95% UI: 194–278)</w:t>
+            </w:r>
+          </w:p>
+        </w:tc>
+        <w:tc>
+          <w:tcPr/>
+          <w:p>
+            <w:pPr>
+              <w:pStyle w:val="Compact"/>
+            </w:pPr>
+            <w:r>
+              <w:t xml:space="preserve">S$29.1 million (95% UI: S$26.6 million–S$31.9 million)</w:t>
+            </w:r>
+          </w:p>
+        </w:tc>
+        <w:tc>
+          <w:tcPr/>
+          <w:p>
+            <w:pPr>
+              <w:pStyle w:val="Compact"/>
+            </w:pPr>
+            <w:r>
+              <w:t xml:space="preserve">S$13.8 million (95% UI: S$12.8 million–S$14.9 million)</w:t>
             </w:r>
           </w:p>
         </w:tc>
@@ -12717,62 +12454,62 @@
               <w:pStyle w:val="Compact"/>
             </w:pPr>
             <w:r>
-              <w:t xml:space="preserve">22,919 (95% UI: 22,744–23,248)</w:t>
-            </w:r>
-          </w:p>
-        </w:tc>
-        <w:tc>
-          <w:tcPr/>
-          <w:p>
-            <w:pPr>
-              <w:pStyle w:val="Compact"/>
-            </w:pPr>
-            <w:r>
-              <w:t xml:space="preserve">6,448 (95% UI: 6,082–6,781)</w:t>
-            </w:r>
-          </w:p>
-        </w:tc>
-        <w:tc>
-          <w:tcPr/>
-          <w:p>
-            <w:pPr>
-              <w:pStyle w:val="Compact"/>
-            </w:pPr>
-            <w:r>
-              <w:t xml:space="preserve">936 (95% UI: 875–998)</w:t>
-            </w:r>
-          </w:p>
-        </w:tc>
-        <w:tc>
-          <w:tcPr/>
-          <w:p>
-            <w:pPr>
-              <w:pStyle w:val="Compact"/>
-            </w:pPr>
-            <w:r>
-              <w:t xml:space="preserve">453 (95% UI: 376–532)</w:t>
-            </w:r>
-          </w:p>
-        </w:tc>
-        <w:tc>
-          <w:tcPr/>
-          <w:p>
-            <w:pPr>
-              <w:pStyle w:val="Compact"/>
-            </w:pPr>
-            <w:r>
-              <w:t xml:space="preserve">S$56.4 million (95% UI: S$51.9 million–S$60.9 million)</w:t>
-            </w:r>
-          </w:p>
-        </w:tc>
-        <w:tc>
-          <w:tcPr/>
-          <w:p>
-            <w:pPr>
-              <w:pStyle w:val="Compact"/>
-            </w:pPr>
-            <w:r>
-              <w:t xml:space="preserve">S$30.3 million (95% UI: S$28.2 million–S$32.2 million)</w:t>
+              <w:t xml:space="preserve">24,086 (95% UI: 23,154–25,000)</w:t>
+            </w:r>
+          </w:p>
+        </w:tc>
+        <w:tc>
+          <w:tcPr/>
+          <w:p>
+            <w:pPr>
+              <w:pStyle w:val="Compact"/>
+            </w:pPr>
+            <w:r>
+              <w:t xml:space="preserve">5,934 (95% UI: 5,527–6,333)</w:t>
+            </w:r>
+          </w:p>
+        </w:tc>
+        <w:tc>
+          <w:tcPr/>
+          <w:p>
+            <w:pPr>
+              <w:pStyle w:val="Compact"/>
+            </w:pPr>
+            <w:r>
+              <w:t xml:space="preserve">868 (95% UI: 801–938)</w:t>
+            </w:r>
+          </w:p>
+        </w:tc>
+        <w:tc>
+          <w:tcPr/>
+          <w:p>
+            <w:pPr>
+              <w:pStyle w:val="Compact"/>
+            </w:pPr>
+            <w:r>
+              <w:t xml:space="preserve">151 (95% UI: 127–181)</w:t>
+            </w:r>
+          </w:p>
+        </w:tc>
+        <w:tc>
+          <w:tcPr/>
+          <w:p>
+            <w:pPr>
+              <w:pStyle w:val="Compact"/>
+            </w:pPr>
+            <w:r>
+              <w:t xml:space="preserve">S$42.3 million (95% UI: S$38.9 million–S$45.7 million)</w:t>
+            </w:r>
+          </w:p>
+        </w:tc>
+        <w:tc>
+          <w:tcPr/>
+          <w:p>
+            <w:pPr>
+              <w:pStyle w:val="Compact"/>
+            </w:pPr>
+            <w:r>
+              <w:t xml:space="preserve">S$27.0 million (95% UI: S$24.9 million–S$29.3 million)</w:t>
             </w:r>
           </w:p>
         </w:tc>
@@ -12796,62 +12533,62 @@
               <w:pStyle w:val="Compact"/>
             </w:pPr>
             <w:r>
-              <w:t xml:space="preserve">30,419 (95% UI: 30,244–30,748)</w:t>
-            </w:r>
-          </w:p>
-        </w:tc>
-        <w:tc>
-          <w:tcPr/>
-          <w:p>
-            <w:pPr>
-              <w:pStyle w:val="Compact"/>
-            </w:pPr>
-            <w:r>
-              <w:t xml:space="preserve">8,099 (95% UI: 7,641–8,530)</w:t>
-            </w:r>
-          </w:p>
-        </w:tc>
-        <w:tc>
-          <w:tcPr/>
-          <w:p>
-            <w:pPr>
-              <w:pStyle w:val="Compact"/>
-            </w:pPr>
-            <w:r>
-              <w:t xml:space="preserve">1,101 (95% UI: 1,029–1,170)</w:t>
-            </w:r>
-          </w:p>
-        </w:tc>
-        <w:tc>
-          <w:tcPr/>
-          <w:p>
-            <w:pPr>
-              <w:pStyle w:val="Compact"/>
-            </w:pPr>
-            <w:r>
-              <w:t xml:space="preserve">453 (95% UI: 376–532)</w:t>
-            </w:r>
-          </w:p>
-        </w:tc>
-        <w:tc>
-          <w:tcPr/>
-          <w:p>
-            <w:pPr>
-              <w:pStyle w:val="Compact"/>
-            </w:pPr>
-            <w:r>
-              <w:t xml:space="preserve">S$63.8 million (95% UI: S$58.9 million–S$68.6 million)</w:t>
-            </w:r>
-          </w:p>
-        </w:tc>
-        <w:tc>
-          <w:tcPr/>
-          <w:p>
-            <w:pPr>
-              <w:pStyle w:val="Compact"/>
-            </w:pPr>
-            <w:r>
-              <w:t xml:space="preserve">S$37.6 million (95% UI: S$35.1 million–S$40.0 million)</w:t>
+              <w:t xml:space="preserve">31,586 (95% UI: 30,654–32,570)</w:t>
+            </w:r>
+          </w:p>
+        </w:tc>
+        <w:tc>
+          <w:tcPr/>
+          <w:p>
+            <w:pPr>
+              <w:pStyle w:val="Compact"/>
+            </w:pPr>
+            <w:r>
+              <w:t xml:space="preserve">7,509 (95% UI: 7,030–7,998)</w:t>
+            </w:r>
+          </w:p>
+        </w:tc>
+        <w:tc>
+          <w:tcPr/>
+          <w:p>
+            <w:pPr>
+              <w:pStyle w:val="Compact"/>
+            </w:pPr>
+            <w:r>
+              <w:t xml:space="preserve">1,046 (95% UI: 958–1,141)</w:t>
+            </w:r>
+          </w:p>
+        </w:tc>
+        <w:tc>
+          <w:tcPr/>
+          <w:p>
+            <w:pPr>
+              <w:pStyle w:val="Compact"/>
+            </w:pPr>
+            <w:r>
+              <w:t xml:space="preserve">151 (95% UI: 127–181)</w:t>
+            </w:r>
+          </w:p>
+        </w:tc>
+        <w:tc>
+          <w:tcPr/>
+          <w:p>
+            <w:pPr>
+              <w:pStyle w:val="Compact"/>
+            </w:pPr>
+            <w:r>
+              <w:t xml:space="preserve">S$50.1 million (95% UI: S$46.1 million–S$54.4 million)</w:t>
+            </w:r>
+          </w:p>
+        </w:tc>
+        <w:tc>
+          <w:tcPr/>
+          <w:p>
+            <w:pPr>
+              <w:pStyle w:val="Compact"/>
+            </w:pPr>
+            <w:r>
+              <w:t xml:space="preserve">S$34.9 million (95% UI: S$32.0 million–S$38.1 million)</w:t>
             </w:r>
           </w:p>
         </w:tc>
@@ -12886,51 +12623,51 @@
               <w:pStyle w:val="Compact"/>
             </w:pPr>
             <w:r>
-              <w:t xml:space="preserve">971 (95% UI: 910–1,026)</w:t>
-            </w:r>
-          </w:p>
-        </w:tc>
-        <w:tc>
-          <w:tcPr/>
-          <w:p>
-            <w:pPr>
-              <w:pStyle w:val="Compact"/>
-            </w:pPr>
-            <w:r>
-              <w:t xml:space="preserve">171 (95% UI: 157–184)</w:t>
-            </w:r>
-          </w:p>
-        </w:tc>
-        <w:tc>
-          <w:tcPr/>
-          <w:p>
-            <w:pPr>
-              <w:pStyle w:val="Compact"/>
-            </w:pPr>
-            <w:r>
-              <w:t xml:space="preserve">595 (95% UI: 512–679)</w:t>
-            </w:r>
-          </w:p>
-        </w:tc>
-        <w:tc>
-          <w:tcPr/>
-          <w:p>
-            <w:pPr>
-              <w:pStyle w:val="Compact"/>
-            </w:pPr>
-            <w:r>
-              <w:t xml:space="preserve">S$30.0 million (95% UI: S$26.4 million–S$33.5 million)</w:t>
-            </w:r>
-          </w:p>
-        </w:tc>
-        <w:tc>
-          <w:tcPr/>
-          <w:p>
-            <w:pPr>
-              <w:pStyle w:val="Compact"/>
-            </w:pPr>
-            <w:r>
-              <w:t xml:space="preserve">S$3.8 million (95% UI: S$3.5 million–S$4.1 million)</w:t>
+              <w:t xml:space="preserve">820 (95% UI: 776–864)</w:t>
+            </w:r>
+          </w:p>
+        </w:tc>
+        <w:tc>
+          <w:tcPr/>
+          <w:p>
+            <w:pPr>
+              <w:pStyle w:val="Compact"/>
+            </w:pPr>
+            <w:r>
+              <w:t xml:space="preserve">145 (95% UI: 134–157)</w:t>
+            </w:r>
+          </w:p>
+        </w:tc>
+        <w:tc>
+          <w:tcPr/>
+          <w:p>
+            <w:pPr>
+              <w:pStyle w:val="Compact"/>
+            </w:pPr>
+            <w:r>
+              <w:t xml:space="preserve">305 (95% UI: 258–361)</w:t>
+            </w:r>
+          </w:p>
+        </w:tc>
+        <w:tc>
+          <w:tcPr/>
+          <w:p>
+            <w:pPr>
+              <w:pStyle w:val="Compact"/>
+            </w:pPr>
+            <w:r>
+              <w:t xml:space="preserve">S$17.8 million (95% UI: S$15.7 million–S$20.5 million)</w:t>
+            </w:r>
+          </w:p>
+        </w:tc>
+        <w:tc>
+          <w:tcPr/>
+          <w:p>
+            <w:pPr>
+              <w:pStyle w:val="Compact"/>
+            </w:pPr>
+            <w:r>
+              <w:t xml:space="preserve">S$2.6 million (95% UI: S$2.4 million–S$2.8 million)</w:t>
             </w:r>
           </w:p>
         </w:tc>
@@ -12965,51 +12702,51 @@
               <w:pStyle w:val="Compact"/>
             </w:pPr>
             <w:r>
-              <w:t xml:space="preserve">1,615 (95% UI: 1,514–1,707)</w:t>
-            </w:r>
-          </w:p>
-        </w:tc>
-        <w:tc>
-          <w:tcPr/>
-          <w:p>
-            <w:pPr>
-              <w:pStyle w:val="Compact"/>
-            </w:pPr>
-            <w:r>
-              <w:t xml:space="preserve">261 (95% UI: 241–280)</w:t>
-            </w:r>
-          </w:p>
-        </w:tc>
-        <w:tc>
-          <w:tcPr/>
-          <w:p>
-            <w:pPr>
-              <w:pStyle w:val="Compact"/>
-            </w:pPr>
-            <w:r>
-              <w:t xml:space="preserve">553 (95% UI: 473–634)</w:t>
-            </w:r>
-          </w:p>
-        </w:tc>
-        <w:tc>
-          <w:tcPr/>
-          <w:p>
-            <w:pPr>
-              <w:pStyle w:val="Compact"/>
-            </w:pPr>
-            <w:r>
-              <w:t xml:space="preserve">S$32.1 million (95% UI: S$28.4 million–S$35.8 million)</w:t>
-            </w:r>
-          </w:p>
-        </w:tc>
-        <w:tc>
-          <w:tcPr/>
-          <w:p>
-            <w:pPr>
-              <w:pStyle w:val="Compact"/>
-            </w:pPr>
-            <w:r>
-              <w:t xml:space="preserve">S$5.9 million (95% UI: S$5.4 million–S$6.4 million)</w:t>
+              <w:t xml:space="preserve">1,359 (95% UI: 1,286–1,432)</w:t>
+            </w:r>
+          </w:p>
+        </w:tc>
+        <w:tc>
+          <w:tcPr/>
+          <w:p>
+            <w:pPr>
+              <w:pStyle w:val="Compact"/>
+            </w:pPr>
+            <w:r>
+              <w:t xml:space="preserve">220 (95% UI: 203–238)</w:t>
+            </w:r>
+          </w:p>
+        </w:tc>
+        <w:tc>
+          <w:tcPr/>
+          <w:p>
+            <w:pPr>
+              <w:pStyle w:val="Compact"/>
+            </w:pPr>
+            <w:r>
+              <w:t xml:space="preserve">262 (95% UI: 219–312)</w:t>
+            </w:r>
+          </w:p>
+        </w:tc>
+        <w:tc>
+          <w:tcPr/>
+          <w:p>
+            <w:pPr>
+              <w:pStyle w:val="Compact"/>
+            </w:pPr>
+            <w:r>
+              <w:t xml:space="preserve">S$19.3 million (95% UI: S$17.1 million–S$22.0 million)</w:t>
+            </w:r>
+          </w:p>
+        </w:tc>
+        <w:tc>
+          <w:tcPr/>
+          <w:p>
+            <w:pPr>
+              <w:pStyle w:val="Compact"/>
+            </w:pPr>
+            <w:r>
+              <w:t xml:space="preserve">S$4.1 million (95% UI: S$3.8 million–S$4.4 million)</w:t>
             </w:r>
           </w:p>
         </w:tc>
@@ -13044,51 +12781,51 @@
               <w:pStyle w:val="Compact"/>
             </w:pPr>
             <w:r>
-              <w:t xml:space="preserve">3,217 (95% UI: 3,015–3,400)</w:t>
-            </w:r>
-          </w:p>
-        </w:tc>
-        <w:tc>
-          <w:tcPr/>
-          <w:p>
-            <w:pPr>
-              <w:pStyle w:val="Compact"/>
-            </w:pPr>
-            <w:r>
-              <w:t xml:space="preserve">431 (95% UI: 399–463)</w:t>
-            </w:r>
-          </w:p>
-        </w:tc>
-        <w:tc>
-          <w:tcPr/>
-          <w:p>
-            <w:pPr>
-              <w:pStyle w:val="Compact"/>
-            </w:pPr>
-            <w:r>
-              <w:t xml:space="preserve">484 (95% UI: 406–563)</w:t>
-            </w:r>
-          </w:p>
-        </w:tc>
-        <w:tc>
-          <w:tcPr/>
-          <w:p>
-            <w:pPr>
-              <w:pStyle w:val="Compact"/>
-            </w:pPr>
-            <w:r>
-              <w:t xml:space="preserve">S$36.6 million (95% UI: S$32.7 million–S$40.7 million)</w:t>
-            </w:r>
-          </w:p>
-        </w:tc>
-        <w:tc>
-          <w:tcPr/>
-          <w:p>
-            <w:pPr>
-              <w:pStyle w:val="Compact"/>
-            </w:pPr>
-            <w:r>
-              <w:t xml:space="preserve">S$10.5 million (95% UI: S$9.6 million–S$11.3 million)</w:t>
+              <w:t xml:space="preserve">2,688 (95% UI: 2,545–2,832)</w:t>
+            </w:r>
+          </w:p>
+        </w:tc>
+        <w:tc>
+          <w:tcPr/>
+          <w:p>
+            <w:pPr>
+              <w:pStyle w:val="Compact"/>
+            </w:pPr>
+            <w:r>
+              <w:t xml:space="preserve">361 (95% UI: 334–389)</w:t>
+            </w:r>
+          </w:p>
+        </w:tc>
+        <w:tc>
+          <w:tcPr/>
+          <w:p>
+            <w:pPr>
+              <w:pStyle w:val="Compact"/>
+            </w:pPr>
+            <w:r>
+              <w:t xml:space="preserve">190 (95% UI: 157–229)</w:t>
+            </w:r>
+          </w:p>
+        </w:tc>
+        <w:tc>
+          <w:tcPr/>
+          <w:p>
+            <w:pPr>
+              <w:pStyle w:val="Compact"/>
+            </w:pPr>
+            <w:r>
+              <w:t xml:space="preserve">S$22.6 million (95% UI: S$20.3 million–S$25.1 million)</w:t>
+            </w:r>
+          </w:p>
+        </w:tc>
+        <w:tc>
+          <w:tcPr/>
+          <w:p>
+            <w:pPr>
+              <w:pStyle w:val="Compact"/>
+            </w:pPr>
+            <w:r>
+              <w:t xml:space="preserve">S$7.3 million (95% UI: S$6.7 million–S$7.9 million)</w:t>
             </w:r>
           </w:p>
         </w:tc>
@@ -13112,62 +12849,62 @@
               <w:pStyle w:val="Compact"/>
             </w:pPr>
             <w:r>
-              <w:t xml:space="preserve">16,669 (95% UI: 16,494–16,998)</w:t>
-            </w:r>
-          </w:p>
-        </w:tc>
-        <w:tc>
-          <w:tcPr/>
-          <w:p>
-            <w:pPr>
-              <w:pStyle w:val="Compact"/>
-            </w:pPr>
-            <w:r>
-              <w:t xml:space="preserve">5,076 (95% UI: 4,794–5,329)</w:t>
-            </w:r>
-          </w:p>
-        </w:tc>
-        <w:tc>
-          <w:tcPr/>
-          <w:p>
-            <w:pPr>
-              <w:pStyle w:val="Compact"/>
-            </w:pPr>
-            <w:r>
-              <w:t xml:space="preserve">688 (95% UI: 640–734)</w:t>
-            </w:r>
-          </w:p>
-        </w:tc>
-        <w:tc>
-          <w:tcPr/>
-          <w:p>
-            <w:pPr>
-              <w:pStyle w:val="Compact"/>
-            </w:pPr>
-            <w:r>
-              <w:t xml:space="preserve">453 (95% UI: 376–532)</w:t>
-            </w:r>
-          </w:p>
-        </w:tc>
-        <w:tc>
-          <w:tcPr/>
-          <w:p>
-            <w:pPr>
-              <w:pStyle w:val="Compact"/>
-            </w:pPr>
-            <w:r>
-              <w:t xml:space="preserve">S$46.1 million (95% UI: S$41.9 million–S$50.3 million)</w:t>
-            </w:r>
-          </w:p>
-        </w:tc>
-        <w:tc>
-          <w:tcPr/>
-          <w:p>
-            <w:pPr>
-              <w:pStyle w:val="Compact"/>
-            </w:pPr>
-            <w:r>
-              <w:t xml:space="preserve">S$20.0 million (95% UI: S$18.5 million–S$21.3 million)</w:t>
+              <w:t xml:space="preserve">17,836 (95% UI: 16,904–18,820)</w:t>
+            </w:r>
+          </w:p>
+        </w:tc>
+        <w:tc>
+          <w:tcPr/>
+          <w:p>
+            <w:pPr>
+              <w:pStyle w:val="Compact"/>
+            </w:pPr>
+            <w:r>
+              <w:t xml:space="preserve">4,626 (95% UI: 4,269–4,996)</w:t>
+            </w:r>
+          </w:p>
+        </w:tc>
+        <w:tc>
+          <w:tcPr/>
+          <w:p>
+            <w:pPr>
+              <w:pStyle w:val="Compact"/>
+            </w:pPr>
+            <w:r>
+              <w:t xml:space="preserve">609 (95% UI: 564–654)</w:t>
+            </w:r>
+          </w:p>
+        </w:tc>
+        <w:tc>
+          <w:tcPr/>
+          <w:p>
+            <w:pPr>
+              <w:pStyle w:val="Compact"/>
+            </w:pPr>
+            <w:r>
+              <w:t xml:space="preserve">151 (95% UI: 127–181)</w:t>
+            </w:r>
+          </w:p>
+        </w:tc>
+        <w:tc>
+          <w:tcPr/>
+          <w:p>
+            <w:pPr>
+              <w:pStyle w:val="Compact"/>
+            </w:pPr>
+            <w:r>
+              <w:t xml:space="preserve">S$31.6 million (95% UI: S$29.0 million–S$34.2 million)</w:t>
+            </w:r>
+          </w:p>
+        </w:tc>
+        <w:tc>
+          <w:tcPr/>
+          <w:p>
+            <w:pPr>
+              <w:pStyle w:val="Compact"/>
+            </w:pPr>
+            <w:r>
+              <w:t xml:space="preserve">S$16.3 million (95% UI: S$15.0 million–S$17.5 million)</w:t>
             </w:r>
           </w:p>
         </w:tc>
@@ -13191,62 +12928,62 @@
               <w:pStyle w:val="Compact"/>
             </w:pPr>
             <w:r>
-              <w:t xml:space="preserve">20,419 (95% UI: 20,244–20,748)</w:t>
-            </w:r>
-          </w:p>
-        </w:tc>
-        <w:tc>
-          <w:tcPr/>
-          <w:p>
-            <w:pPr>
-              <w:pStyle w:val="Compact"/>
-            </w:pPr>
-            <w:r>
-              <w:t xml:space="preserve">5,900 (95% UI: 5,564–6,200)</w:t>
-            </w:r>
-          </w:p>
-        </w:tc>
-        <w:tc>
-          <w:tcPr/>
-          <w:p>
-            <w:pPr>
-              <w:pStyle w:val="Compact"/>
-            </w:pPr>
-            <w:r>
-              <w:t xml:space="preserve">852 (95% UI: 795–909)</w:t>
-            </w:r>
-          </w:p>
-        </w:tc>
-        <w:tc>
-          <w:tcPr/>
-          <w:p>
-            <w:pPr>
-              <w:pStyle w:val="Compact"/>
-            </w:pPr>
-            <w:r>
-              <w:t xml:space="preserve">453 (95% UI: 376–532)</w:t>
-            </w:r>
-          </w:p>
-        </w:tc>
-        <w:tc>
-          <w:tcPr/>
-          <w:p>
-            <w:pPr>
-              <w:pStyle w:val="Compact"/>
-            </w:pPr>
-            <w:r>
-              <w:t xml:space="preserve">S$52.9 million (95% UI: S$48.4 million–S$57.3 million)</w:t>
-            </w:r>
-          </w:p>
-        </w:tc>
-        <w:tc>
-          <w:tcPr/>
-          <w:p>
-            <w:pPr>
-              <w:pStyle w:val="Compact"/>
-            </w:pPr>
-            <w:r>
-              <w:t xml:space="preserve">S$26.7 million (95% UI: S$24.8 million–S$28.5 million)</w:t>
+              <w:t xml:space="preserve">21,586 (95% UI: 20,654–22,570)</w:t>
+            </w:r>
+          </w:p>
+        </w:tc>
+        <w:tc>
+          <w:tcPr/>
+          <w:p>
+            <w:pPr>
+              <w:pStyle w:val="Compact"/>
+            </w:pPr>
+            <w:r>
+              <w:t xml:space="preserve">5,412 (95% UI: 5,027–5,805)</w:t>
+            </w:r>
+          </w:p>
+        </w:tc>
+        <w:tc>
+          <w:tcPr/>
+          <w:p>
+            <w:pPr>
+              <w:pStyle w:val="Compact"/>
+            </w:pPr>
+            <w:r>
+              <w:t xml:space="preserve">779 (95% UI: 721–840)</w:t>
+            </w:r>
+          </w:p>
+        </w:tc>
+        <w:tc>
+          <w:tcPr/>
+          <w:p>
+            <w:pPr>
+              <w:pStyle w:val="Compact"/>
+            </w:pPr>
+            <w:r>
+              <w:t xml:space="preserve">151 (95% UI: 127–181)</w:t>
+            </w:r>
+          </w:p>
+        </w:tc>
+        <w:tc>
+          <w:tcPr/>
+          <w:p>
+            <w:pPr>
+              <w:pStyle w:val="Compact"/>
+            </w:pPr>
+            <w:r>
+              <w:t xml:space="preserve">S$38.5 million (95% UI: S$35.5 million–S$41.7 million)</w:t>
+            </w:r>
+          </w:p>
+        </w:tc>
+        <w:tc>
+          <w:tcPr/>
+          <w:p>
+            <w:pPr>
+              <w:pStyle w:val="Compact"/>
+            </w:pPr>
+            <w:r>
+              <w:t xml:space="preserve">S$23.2 million (95% UI: S$21.5 million–S$25.2 million)</w:t>
             </w:r>
           </w:p>
         </w:tc>
@@ -13270,62 +13007,62 @@
               <w:pStyle w:val="Compact"/>
             </w:pPr>
             <w:r>
-              <w:t xml:space="preserve">58,316 (95% UI: 57,862–58,937)</w:t>
-            </w:r>
-          </w:p>
-        </w:tc>
-        <w:tc>
-          <w:tcPr/>
-          <w:p>
-            <w:pPr>
-              <w:pStyle w:val="Compact"/>
-            </w:pPr>
-            <w:r>
-              <w:t xml:space="preserve">14,264 (95% UI: 13,481–15,000)</w:t>
-            </w:r>
-          </w:p>
-        </w:tc>
-        <w:tc>
-          <w:tcPr/>
-          <w:p>
-            <w:pPr>
-              <w:pStyle w:val="Compact"/>
-            </w:pPr>
-            <w:r>
-              <w:t xml:space="preserve">1,255 (95% UI: 1,174–1,332)</w:t>
-            </w:r>
-          </w:p>
-        </w:tc>
-        <w:tc>
-          <w:tcPr/>
-          <w:p>
-            <w:pPr>
-              <w:pStyle w:val="Compact"/>
-            </w:pPr>
-            <w:r>
-              <w:t xml:space="preserve">453 (95% UI: 376–532)</w:t>
-            </w:r>
-          </w:p>
-        </w:tc>
-        <w:tc>
-          <w:tcPr/>
-          <w:p>
-            <w:pPr>
-              <w:pStyle w:val="Compact"/>
-            </w:pPr>
-            <w:r>
-              <w:t xml:space="preserve">S$73.3 million (95% UI: S$68.1 million–S$78.4 million)</w:t>
-            </w:r>
-          </w:p>
-        </w:tc>
-        <w:tc>
-          <w:tcPr/>
-          <w:p>
-            <w:pPr>
-              <w:pStyle w:val="Compact"/>
-            </w:pPr>
-            <w:r>
-              <w:t xml:space="preserve">S$47.2 million (95% UI: S$44.1 million–S$50.0 million)</w:t>
+              <w:t xml:space="preserve">62,760 (95% UI: 57,003–69,061)</w:t>
+            </w:r>
+          </w:p>
+        </w:tc>
+        <w:tc>
+          <w:tcPr/>
+          <w:p>
+            <w:pPr>
+              <w:pStyle w:val="Compact"/>
+            </w:pPr>
+            <w:r>
+              <w:t xml:space="preserve">14,090 (95% UI: 12,667–15,613)</w:t>
+            </w:r>
+          </w:p>
+        </w:tc>
+        <w:tc>
+          <w:tcPr/>
+          <w:p>
+            <w:pPr>
+              <w:pStyle w:val="Compact"/>
+            </w:pPr>
+            <w:r>
+              <w:t xml:space="preserve">1,229 (95% UI: 1,097–1,375)</w:t>
+            </w:r>
+          </w:p>
+        </w:tc>
+        <w:tc>
+          <w:tcPr/>
+          <w:p>
+            <w:pPr>
+              <w:pStyle w:val="Compact"/>
+            </w:pPr>
+            <w:r>
+              <w:t xml:space="preserve">151 (95% UI: 127–181)</w:t>
+            </w:r>
+          </w:p>
+        </w:tc>
+        <w:tc>
+          <w:tcPr/>
+          <w:p>
+            <w:pPr>
+              <w:pStyle w:val="Compact"/>
+            </w:pPr>
+            <w:r>
+              <w:t xml:space="preserve">S$61.1 million (95% UI: S$54.9 million–S$67.8 million)</w:t>
+            </w:r>
+          </w:p>
+        </w:tc>
+        <w:tc>
+          <w:tcPr/>
+          <w:p>
+            <w:pPr>
+              <w:pStyle w:val="Compact"/>
+            </w:pPr>
+            <w:r>
+              <w:t xml:space="preserve">S$45.8 million (95% UI: S$40.6 million–S$51.7 million)</w:t>
             </w:r>
           </w:p>
         </w:tc>
@@ -13456,7 +13193,7 @@
       <w:r>
         <w:drawing>
           <wp:inline>
-            <wp:extent cx="4767724" cy="2706501"/>
+            <wp:extent cx="5334000" cy="2098040"/>
             <wp:effectExtent b="0" l="0" r="0" t="0"/>
             <wp:docPr descr="Fig S6. Cost composition of the prison only scenario and the scenarios that met both targets. Shares use the median cost of each item." title="" id="44" name="Picture"/>
             <a:graphic>
@@ -13477,7 +13214,7 @@
                   <pic:spPr bwMode="auto">
                     <a:xfrm>
                       <a:off x="0" y="0"/>
-                      <a:ext cx="4767724" cy="2706501"/>
+                      <a:ext cx="5334000" cy="2098040"/>
                     </a:xfrm>
                     <a:prstGeom prst="rect">
                       <a:avLst/>
@@ -13670,29 +13407,29 @@
               <w:pStyle w:val="Compact"/>
             </w:pPr>
             <w:r>
-              <w:t xml:space="preserve">S$13.1 (95% UI: S$11.5–S$14.8)</w:t>
-            </w:r>
-          </w:p>
-        </w:tc>
-        <w:tc>
-          <w:tcPr/>
-          <w:p>
-            <w:pPr>
-              <w:pStyle w:val="Compact"/>
-            </w:pPr>
-            <w:r>
-              <w:t xml:space="preserve">S$26.2 (95% UI: S$22.9–S$29.5)</w:t>
-            </w:r>
-          </w:p>
-        </w:tc>
-        <w:tc>
-          <w:tcPr/>
-          <w:p>
-            <w:pPr>
-              <w:pStyle w:val="Compact"/>
-            </w:pPr>
-            <w:r>
-              <w:t xml:space="preserve">S$39.3 (95% UI: S$34.4–S$44.3)</w:t>
+              <w:t xml:space="preserve">S$7.6 (95% UI: S$6.5–S$8.9)</w:t>
+            </w:r>
+          </w:p>
+        </w:tc>
+        <w:tc>
+          <w:tcPr/>
+          <w:p>
+            <w:pPr>
+              <w:pStyle w:val="Compact"/>
+            </w:pPr>
+            <w:r>
+              <w:t xml:space="preserve">S$15.2 (95% UI: S$13.1–S$17.9)</w:t>
+            </w:r>
+          </w:p>
+        </w:tc>
+        <w:tc>
+          <w:tcPr/>
+          <w:p>
+            <w:pPr>
+              <w:pStyle w:val="Compact"/>
+            </w:pPr>
+            <w:r>
+              <w:t xml:space="preserve">S$22.8 (95% UI: S$19.6–S$26.8)</w:t>
             </w:r>
           </w:p>
         </w:tc>
@@ -13716,29 +13453,29 @@
               <w:pStyle w:val="Compact"/>
             </w:pPr>
             <w:r>
-              <w:t xml:space="preserve">S$16.7 (95% UI: S$15.0–S$18.4)</w:t>
-            </w:r>
-          </w:p>
-        </w:tc>
-        <w:tc>
-          <w:tcPr/>
-          <w:p>
-            <w:pPr>
-              <w:pStyle w:val="Compact"/>
-            </w:pPr>
-            <w:r>
-              <w:t xml:space="preserve">S$33.5 (95% UI: S$30.0–S$36.9)</w:t>
-            </w:r>
-          </w:p>
-        </w:tc>
-        <w:tc>
-          <w:tcPr/>
-          <w:p>
-            <w:pPr>
-              <w:pStyle w:val="Compact"/>
-            </w:pPr>
-            <w:r>
-              <w:t xml:space="preserve">S$50.2 (95% UI: S$45.0–S$55.3)</w:t>
+              <w:t xml:space="preserve">S$11.1 (95% UI: S$9.9–S$12.4)</w:t>
+            </w:r>
+          </w:p>
+        </w:tc>
+        <w:tc>
+          <w:tcPr/>
+          <w:p>
+            <w:pPr>
+              <w:pStyle w:val="Compact"/>
+            </w:pPr>
+            <w:r>
+              <w:t xml:space="preserve">S$22.1 (95% UI: S$19.8–S$24.9)</w:t>
+            </w:r>
+          </w:p>
+        </w:tc>
+        <w:tc>
+          <w:tcPr/>
+          <w:p>
+            <w:pPr>
+              <w:pStyle w:val="Compact"/>
+            </w:pPr>
+            <w:r>
+              <w:t xml:space="preserve">S$33.2 (95% UI: S$29.7–S$37.3)</w:t>
             </w:r>
           </w:p>
         </w:tc>
@@ -13762,29 +13499,29 @@
               <w:pStyle w:val="Compact"/>
             </w:pPr>
             <w:r>
-              <w:t xml:space="preserve">S$18.9 (95% UI: S$17.1–S$20.6)</w:t>
-            </w:r>
-          </w:p>
-        </w:tc>
-        <w:tc>
-          <w:tcPr/>
-          <w:p>
-            <w:pPr>
-              <w:pStyle w:val="Compact"/>
-            </w:pPr>
-            <w:r>
-              <w:t xml:space="preserve">S$37.7 (95% UI: S$34.1–S$41.2)</w:t>
-            </w:r>
-          </w:p>
-        </w:tc>
-        <w:tc>
-          <w:tcPr/>
-          <w:p>
-            <w:pPr>
-              <w:pStyle w:val="Compact"/>
-            </w:pPr>
-            <w:r>
-              <w:t xml:space="preserve">S$56.6 (95% UI: S$51.2–S$61.8)</w:t>
+              <w:t xml:space="preserve">S$13.1 (95% UI: S$11.8–S$14.5)</w:t>
+            </w:r>
+          </w:p>
+        </w:tc>
+        <w:tc>
+          <w:tcPr/>
+          <w:p>
+            <w:pPr>
+              <w:pStyle w:val="Compact"/>
+            </w:pPr>
+            <w:r>
+              <w:t xml:space="preserve">S$26.2 (95% UI: S$23.7–S$28.9)</w:t>
+            </w:r>
+          </w:p>
+        </w:tc>
+        <w:tc>
+          <w:tcPr/>
+          <w:p>
+            <w:pPr>
+              <w:pStyle w:val="Compact"/>
+            </w:pPr>
+            <w:r>
+              <w:t xml:space="preserve">S$39.3 (95% UI: S$35.5–S$43.4)</w:t>
             </w:r>
           </w:p>
         </w:tc>
@@ -13808,29 +13545,29 @@
               <w:pStyle w:val="Compact"/>
             </w:pPr>
             <w:r>
-              <w:t xml:space="preserve">S$23.3 (95% UI: S$21.3–S$25.2)</w:t>
-            </w:r>
-          </w:p>
-        </w:tc>
-        <w:tc>
-          <w:tcPr/>
-          <w:p>
-            <w:pPr>
-              <w:pStyle w:val="Compact"/>
-            </w:pPr>
-            <w:r>
-              <w:t xml:space="preserve">S$46.5 (95% UI: S$42.6–S$50.4)</w:t>
-            </w:r>
-          </w:p>
-        </w:tc>
-        <w:tc>
-          <w:tcPr/>
-          <w:p>
-            <w:pPr>
-              <w:pStyle w:val="Compact"/>
-            </w:pPr>
-            <w:r>
-              <w:t xml:space="preserve">S$69.8 (95% UI: S$63.9–S$75.6)</w:t>
+              <w:t xml:space="preserve">S$17.3 (95% UI: S$15.8–S$18.8)</w:t>
+            </w:r>
+          </w:p>
+        </w:tc>
+        <w:tc>
+          <w:tcPr/>
+          <w:p>
+            <w:pPr>
+              <w:pStyle w:val="Compact"/>
+            </w:pPr>
+            <w:r>
+              <w:t xml:space="preserve">S$34.6 (95% UI: S$31.7–S$37.6)</w:t>
+            </w:r>
+          </w:p>
+        </w:tc>
+        <w:tc>
+          <w:tcPr/>
+          <w:p>
+            <w:pPr>
+              <w:pStyle w:val="Compact"/>
+            </w:pPr>
+            <w:r>
+              <w:t xml:space="preserve">S$51.9 (95% UI: S$47.5–S$56.4)</w:t>
             </w:r>
           </w:p>
         </w:tc>
@@ -13854,29 +13591,29 @@
               <w:pStyle w:val="Compact"/>
             </w:pPr>
             <w:r>
-              <w:t xml:space="preserve">S$31.0 (95% UI: S$28.6–S$33.3)</w:t>
-            </w:r>
-          </w:p>
-        </w:tc>
-        <w:tc>
-          <w:tcPr/>
-          <w:p>
-            <w:pPr>
-              <w:pStyle w:val="Compact"/>
-            </w:pPr>
-            <w:r>
-              <w:t xml:space="preserve">S$62.0 (95% UI: S$57.3–S$66.7)</w:t>
-            </w:r>
-          </w:p>
-        </w:tc>
-        <w:tc>
-          <w:tcPr/>
-          <w:p>
-            <w:pPr>
-              <w:pStyle w:val="Compact"/>
-            </w:pPr>
-            <w:r>
-              <w:t xml:space="preserve">S$93.0 (95% UI: S$85.9–S$100.0)</w:t>
+              <w:t xml:space="preserve">S$24.7 (95% UI: S$22.7–S$26.8)</w:t>
+            </w:r>
+          </w:p>
+        </w:tc>
+        <w:tc>
+          <w:tcPr/>
+          <w:p>
+            <w:pPr>
+              <w:pStyle w:val="Compact"/>
+            </w:pPr>
+            <w:r>
+              <w:t xml:space="preserve">S$49.4 (95% UI: S$45.3–S$53.6)</w:t>
+            </w:r>
+          </w:p>
+        </w:tc>
+        <w:tc>
+          <w:tcPr/>
+          <w:p>
+            <w:pPr>
+              <w:pStyle w:val="Compact"/>
+            </w:pPr>
+            <w:r>
+              <w:t xml:space="preserve">S$74.0 (95% UI: S$68.0–S$80.4)</w:t>
             </w:r>
           </w:p>
         </w:tc>
@@ -13900,29 +13637,29 @@
               <w:pStyle w:val="Compact"/>
             </w:pPr>
             <w:r>
-              <w:t xml:space="preserve">S$34.4 (95% UI: S$31.8–S$36.9)</w:t>
-            </w:r>
-          </w:p>
-        </w:tc>
-        <w:tc>
-          <w:tcPr/>
-          <w:p>
-            <w:pPr>
-              <w:pStyle w:val="Compact"/>
-            </w:pPr>
-            <w:r>
-              <w:t xml:space="preserve">S$68.8 (95% UI: S$63.7–S$73.8)</w:t>
-            </w:r>
-          </w:p>
-        </w:tc>
-        <w:tc>
-          <w:tcPr/>
-          <w:p>
-            <w:pPr>
-              <w:pStyle w:val="Compact"/>
-            </w:pPr>
-            <w:r>
-              <w:t xml:space="preserve">S$103.3 (95% UI: S$95.5–S$110.7)</w:t>
+              <w:t xml:space="preserve">S$27.9 (95% UI: S$25.4–S$30.5)</w:t>
+            </w:r>
+          </w:p>
+        </w:tc>
+        <w:tc>
+          <w:tcPr/>
+          <w:p>
+            <w:pPr>
+              <w:pStyle w:val="Compact"/>
+            </w:pPr>
+            <w:r>
+              <w:t xml:space="preserve">S$55.8 (95% UI: S$50.9–S$61.0)</w:t>
+            </w:r>
+          </w:p>
+        </w:tc>
+        <w:tc>
+          <w:tcPr/>
+          <w:p>
+            <w:pPr>
+              <w:pStyle w:val="Compact"/>
+            </w:pPr>
+            <w:r>
+              <w:t xml:space="preserve">S$83.7 (95% UI: S$76.3–S$91.5)</w:t>
             </w:r>
           </w:p>
         </w:tc>
@@ -13946,29 +13683,29 @@
               <w:pStyle w:val="Compact"/>
             </w:pPr>
             <w:r>
-              <w:t xml:space="preserve">S$15.9 (95% UI: S$14.2–S$17.7)</w:t>
-            </w:r>
-          </w:p>
-        </w:tc>
-        <w:tc>
-          <w:tcPr/>
-          <w:p>
-            <w:pPr>
-              <w:pStyle w:val="Compact"/>
-            </w:pPr>
-            <w:r>
-              <w:t xml:space="preserve">S$31.8 (95% UI: S$28.3–S$35.3)</w:t>
-            </w:r>
-          </w:p>
-        </w:tc>
-        <w:tc>
-          <w:tcPr/>
-          <w:p>
-            <w:pPr>
-              <w:pStyle w:val="Compact"/>
-            </w:pPr>
-            <w:r>
-              <w:t xml:space="preserve">S$47.7 (95% UI: S$42.5–S$53.0)</w:t>
+              <w:t xml:space="preserve">S$10.0 (95% UI: S$8.9–S$11.4)</w:t>
+            </w:r>
+          </w:p>
+        </w:tc>
+        <w:tc>
+          <w:tcPr/>
+          <w:p>
+            <w:pPr>
+              <w:pStyle w:val="Compact"/>
+            </w:pPr>
+            <w:r>
+              <w:t xml:space="preserve">S$20.1 (95% UI: S$17.8–S$22.7)</w:t>
+            </w:r>
+          </w:p>
+        </w:tc>
+        <w:tc>
+          <w:tcPr/>
+          <w:p>
+            <w:pPr>
+              <w:pStyle w:val="Compact"/>
+            </w:pPr>
+            <w:r>
+              <w:t xml:space="preserve">S$30.1 (95% UI: S$26.7–S$34.1)</w:t>
             </w:r>
           </w:p>
         </w:tc>
@@ -13992,29 +13729,29 @@
               <w:pStyle w:val="Compact"/>
             </w:pPr>
             <w:r>
-              <w:t xml:space="preserve">S$17.6 (95% UI: S$15.7–S$19.4)</w:t>
-            </w:r>
-          </w:p>
-        </w:tc>
-        <w:tc>
-          <w:tcPr/>
-          <w:p>
-            <w:pPr>
-              <w:pStyle w:val="Compact"/>
-            </w:pPr>
-            <w:r>
-              <w:t xml:space="preserve">S$35.1 (95% UI: S$31.5–S$38.7)</w:t>
-            </w:r>
-          </w:p>
-        </w:tc>
-        <w:tc>
-          <w:tcPr/>
-          <w:p>
-            <w:pPr>
-              <w:pStyle w:val="Compact"/>
-            </w:pPr>
-            <w:r>
-              <w:t xml:space="preserve">S$52.7 (95% UI: S$47.2–S$58.1)</w:t>
+              <w:t xml:space="preserve">S$11.5 (95% UI: S$10.3–S$12.8)</w:t>
+            </w:r>
+          </w:p>
+        </w:tc>
+        <w:tc>
+          <w:tcPr/>
+          <w:p>
+            <w:pPr>
+              <w:pStyle w:val="Compact"/>
+            </w:pPr>
+            <w:r>
+              <w:t xml:space="preserve">S$22.9 (95% UI: S$20.6–S$25.6)</w:t>
+            </w:r>
+          </w:p>
+        </w:tc>
+        <w:tc>
+          <w:tcPr/>
+          <w:p>
+            <w:pPr>
+              <w:pStyle w:val="Compact"/>
+            </w:pPr>
+            <w:r>
+              <w:t xml:space="preserve">S$34.4 (95% UI: S$30.9–S$38.4)</w:t>
             </w:r>
           </w:p>
         </w:tc>
@@ -14038,29 +13775,29 @@
               <w:pStyle w:val="Compact"/>
             </w:pPr>
             <w:r>
-              <w:t xml:space="preserve">S$21.1 (95% UI: S$19.2–S$23.1)</w:t>
-            </w:r>
-          </w:p>
-        </w:tc>
-        <w:tc>
-          <w:tcPr/>
-          <w:p>
-            <w:pPr>
-              <w:pStyle w:val="Compact"/>
-            </w:pPr>
-            <w:r>
-              <w:t xml:space="preserve">S$42.3 (95% UI: S$38.3–S$46.2)</w:t>
-            </w:r>
-          </w:p>
-        </w:tc>
-        <w:tc>
-          <w:tcPr/>
-          <w:p>
-            <w:pPr>
-              <w:pStyle w:val="Compact"/>
-            </w:pPr>
-            <w:r>
-              <w:t xml:space="preserve">S$63.4 (95% UI: S$57.5–S$69.2)</w:t>
+              <w:t xml:space="preserve">S$14.6 (95% UI: S$13.3–S$15.9)</w:t>
+            </w:r>
+          </w:p>
+        </w:tc>
+        <w:tc>
+          <w:tcPr/>
+          <w:p>
+            <w:pPr>
+              <w:pStyle w:val="Compact"/>
+            </w:pPr>
+            <w:r>
+              <w:t xml:space="preserve">S$29.1 (95% UI: S$26.6–S$31.9)</w:t>
+            </w:r>
+          </w:p>
+        </w:tc>
+        <w:tc>
+          <w:tcPr/>
+          <w:p>
+            <w:pPr>
+              <w:pStyle w:val="Compact"/>
+            </w:pPr>
+            <w:r>
+              <w:t xml:space="preserve">S$43.7 (95% UI: S$39.8–S$47.8)</w:t>
             </w:r>
           </w:p>
         </w:tc>
@@ -14084,29 +13821,29 @@
               <w:pStyle w:val="Compact"/>
             </w:pPr>
             <w:r>
-              <w:t xml:space="preserve">S$28.2 (95% UI: S$25.9–S$30.5)</w:t>
-            </w:r>
-          </w:p>
-        </w:tc>
-        <w:tc>
-          <w:tcPr/>
-          <w:p>
-            <w:pPr>
-              <w:pStyle w:val="Compact"/>
-            </w:pPr>
-            <w:r>
-              <w:t xml:space="preserve">S$56.4 (95% UI: S$51.9–S$60.9)</w:t>
-            </w:r>
-          </w:p>
-        </w:tc>
-        <w:tc>
-          <w:tcPr/>
-          <w:p>
-            <w:pPr>
-              <w:pStyle w:val="Compact"/>
-            </w:pPr>
-            <w:r>
-              <w:t xml:space="preserve">S$84.7 (95% UI: S$77.8–S$91.4)</w:t>
+              <w:t xml:space="preserve">S$21.1 (95% UI: S$19.5–S$22.8)</w:t>
+            </w:r>
+          </w:p>
+        </w:tc>
+        <w:tc>
+          <w:tcPr/>
+          <w:p>
+            <w:pPr>
+              <w:pStyle w:val="Compact"/>
+            </w:pPr>
+            <w:r>
+              <w:t xml:space="preserve">S$42.3 (95% UI: S$38.9–S$45.7)</w:t>
+            </w:r>
+          </w:p>
+        </w:tc>
+        <w:tc>
+          <w:tcPr/>
+          <w:p>
+            <w:pPr>
+              <w:pStyle w:val="Compact"/>
+            </w:pPr>
+            <w:r>
+              <w:t xml:space="preserve">S$63.4 (95% UI: S$58.4–S$68.5)</w:t>
             </w:r>
           </w:p>
         </w:tc>
@@ -14130,29 +13867,29 @@
               <w:pStyle w:val="Compact"/>
             </w:pPr>
             <w:r>
-              <w:t xml:space="preserve">S$31.9 (95% UI: S$29.4–S$34.3)</w:t>
-            </w:r>
-          </w:p>
-        </w:tc>
-        <w:tc>
-          <w:tcPr/>
-          <w:p>
-            <w:pPr>
-              <w:pStyle w:val="Compact"/>
-            </w:pPr>
-            <w:r>
-              <w:t xml:space="preserve">S$63.8 (95% UI: S$58.9–S$68.6)</w:t>
-            </w:r>
-          </w:p>
-        </w:tc>
-        <w:tc>
-          <w:tcPr/>
-          <w:p>
-            <w:pPr>
-              <w:pStyle w:val="Compact"/>
-            </w:pPr>
-            <w:r>
-              <w:t xml:space="preserve">S$95.7 (95% UI: S$88.3–S$102.9)</w:t>
+              <w:t xml:space="preserve">S$25.1 (95% UI: S$23.0–S$27.2)</w:t>
+            </w:r>
+          </w:p>
+        </w:tc>
+        <w:tc>
+          <w:tcPr/>
+          <w:p>
+            <w:pPr>
+              <w:pStyle w:val="Compact"/>
+            </w:pPr>
+            <w:r>
+              <w:t xml:space="preserve">S$50.1 (95% UI: S$46.1–S$54.4)</w:t>
+            </w:r>
+          </w:p>
+        </w:tc>
+        <w:tc>
+          <w:tcPr/>
+          <w:p>
+            <w:pPr>
+              <w:pStyle w:val="Compact"/>
+            </w:pPr>
+            <w:r>
+              <w:t xml:space="preserve">S$75.2 (95% UI: S$69.1–S$81.6)</w:t>
             </w:r>
           </w:p>
         </w:tc>
@@ -14176,29 +13913,29 @@
               <w:pStyle w:val="Compact"/>
             </w:pPr>
             <w:r>
-              <w:t xml:space="preserve">S$15.0 (95% UI: S$13.2–S$16.8)</w:t>
-            </w:r>
-          </w:p>
-        </w:tc>
-        <w:tc>
-          <w:tcPr/>
-          <w:p>
-            <w:pPr>
-              <w:pStyle w:val="Compact"/>
-            </w:pPr>
-            <w:r>
-              <w:t xml:space="preserve">S$30.0 (95% UI: S$26.4–S$33.5)</w:t>
-            </w:r>
-          </w:p>
-        </w:tc>
-        <w:tc>
-          <w:tcPr/>
-          <w:p>
-            <w:pPr>
-              <w:pStyle w:val="Compact"/>
-            </w:pPr>
-            <w:r>
-              <w:t xml:space="preserve">S$44.9 (95% UI: S$39.7–S$50.3)</w:t>
+              <w:t xml:space="preserve">S$8.9 (95% UI: S$7.8–S$10.2)</w:t>
+            </w:r>
+          </w:p>
+        </w:tc>
+        <w:tc>
+          <w:tcPr/>
+          <w:p>
+            <w:pPr>
+              <w:pStyle w:val="Compact"/>
+            </w:pPr>
+            <w:r>
+              <w:t xml:space="preserve">S$17.8 (95% UI: S$15.7–S$20.5)</w:t>
+            </w:r>
+          </w:p>
+        </w:tc>
+        <w:tc>
+          <w:tcPr/>
+          <w:p>
+            <w:pPr>
+              <w:pStyle w:val="Compact"/>
+            </w:pPr>
+            <w:r>
+              <w:t xml:space="preserve">S$26.7 (95% UI: S$23.5–S$30.7)</w:t>
             </w:r>
           </w:p>
         </w:tc>
@@ -14222,29 +13959,29 @@
               <w:pStyle w:val="Compact"/>
             </w:pPr>
             <w:r>
-              <w:t xml:space="preserve">S$16.0 (95% UI: S$14.2–S$17.9)</w:t>
-            </w:r>
-          </w:p>
-        </w:tc>
-        <w:tc>
-          <w:tcPr/>
-          <w:p>
-            <w:pPr>
-              <w:pStyle w:val="Compact"/>
-            </w:pPr>
-            <w:r>
-              <w:t xml:space="preserve">S$32.1 (95% UI: S$28.4–S$35.8)</w:t>
-            </w:r>
-          </w:p>
-        </w:tc>
-        <w:tc>
-          <w:tcPr/>
-          <w:p>
-            <w:pPr>
-              <w:pStyle w:val="Compact"/>
-            </w:pPr>
-            <w:r>
-              <w:t xml:space="preserve">S$48.1 (95% UI: S$42.6–S$53.7)</w:t>
+              <w:t xml:space="preserve">S$9.7 (95% UI: S$8.6–S$11.0)</w:t>
+            </w:r>
+          </w:p>
+        </w:tc>
+        <w:tc>
+          <w:tcPr/>
+          <w:p>
+            <w:pPr>
+              <w:pStyle w:val="Compact"/>
+            </w:pPr>
+            <w:r>
+              <w:t xml:space="preserve">S$19.3 (95% UI: S$17.1–S$22.0)</w:t>
+            </w:r>
+          </w:p>
+        </w:tc>
+        <w:tc>
+          <w:tcPr/>
+          <w:p>
+            <w:pPr>
+              <w:pStyle w:val="Compact"/>
+            </w:pPr>
+            <w:r>
+              <w:t xml:space="preserve">S$29.0 (95% UI: S$25.7–S$32.9)</w:t>
             </w:r>
           </w:p>
         </w:tc>
@@ -14268,29 +14005,29 @@
               <w:pStyle w:val="Compact"/>
             </w:pPr>
             <w:r>
-              <w:t xml:space="preserve">S$18.3 (95% UI: S$16.3–S$20.3)</w:t>
-            </w:r>
-          </w:p>
-        </w:tc>
-        <w:tc>
-          <w:tcPr/>
-          <w:p>
-            <w:pPr>
-              <w:pStyle w:val="Compact"/>
-            </w:pPr>
-            <w:r>
-              <w:t xml:space="preserve">S$36.6 (95% UI: S$32.7–S$40.7)</w:t>
-            </w:r>
-          </w:p>
-        </w:tc>
-        <w:tc>
-          <w:tcPr/>
-          <w:p>
-            <w:pPr>
-              <w:pStyle w:val="Compact"/>
-            </w:pPr>
-            <w:r>
-              <w:t xml:space="preserve">S$55.0 (95% UI: S$49.0–S$61.0)</w:t>
+              <w:t xml:space="preserve">S$11.3 (95% UI: S$10.2–S$12.6)</w:t>
+            </w:r>
+          </w:p>
+        </w:tc>
+        <w:tc>
+          <w:tcPr/>
+          <w:p>
+            <w:pPr>
+              <w:pStyle w:val="Compact"/>
+            </w:pPr>
+            <w:r>
+              <w:t xml:space="preserve">S$22.6 (95% UI: S$20.3–S$25.1)</w:t>
+            </w:r>
+          </w:p>
+        </w:tc>
+        <w:tc>
+          <w:tcPr/>
+          <w:p>
+            <w:pPr>
+              <w:pStyle w:val="Compact"/>
+            </w:pPr>
+            <w:r>
+              <w:t xml:space="preserve">S$33.9 (95% UI: S$30.5–S$37.7)</w:t>
             </w:r>
           </w:p>
         </w:tc>
@@ -14314,29 +14051,29 @@
               <w:pStyle w:val="Compact"/>
             </w:pPr>
             <w:r>
-              <w:t xml:space="preserve">S$23.1 (95% UI: S$20.9–S$25.2)</w:t>
-            </w:r>
-          </w:p>
-        </w:tc>
-        <w:tc>
-          <w:tcPr/>
-          <w:p>
-            <w:pPr>
-              <w:pStyle w:val="Compact"/>
-            </w:pPr>
-            <w:r>
-              <w:t xml:space="preserve">S$46.1 (95% UI: S$41.9–S$50.3)</w:t>
-            </w:r>
-          </w:p>
-        </w:tc>
-        <w:tc>
-          <w:tcPr/>
-          <w:p>
-            <w:pPr>
-              <w:pStyle w:val="Compact"/>
-            </w:pPr>
-            <w:r>
-              <w:t xml:space="preserve">S$69.2 (95% UI: S$62.8–S$75.5)</w:t>
+              <w:t xml:space="preserve">S$15.8 (95% UI: S$14.5–S$17.1)</w:t>
+            </w:r>
+          </w:p>
+        </w:tc>
+        <w:tc>
+          <w:tcPr/>
+          <w:p>
+            <w:pPr>
+              <w:pStyle w:val="Compact"/>
+            </w:pPr>
+            <w:r>
+              <w:t xml:space="preserve">S$31.6 (95% UI: S$29.0–S$34.2)</w:t>
+            </w:r>
+          </w:p>
+        </w:tc>
+        <w:tc>
+          <w:tcPr/>
+          <w:p>
+            <w:pPr>
+              <w:pStyle w:val="Compact"/>
+            </w:pPr>
+            <w:r>
+              <w:t xml:space="preserve">S$47.3 (95% UI: S$43.4–S$51.4)</w:t>
             </w:r>
           </w:p>
         </w:tc>
@@ -14360,29 +14097,29 @@
               <w:pStyle w:val="Compact"/>
             </w:pPr>
             <w:r>
-              <w:t xml:space="preserve">S$26.4 (95% UI: S$24.2–S$28.6)</w:t>
-            </w:r>
-          </w:p>
-        </w:tc>
-        <w:tc>
-          <w:tcPr/>
-          <w:p>
-            <w:pPr>
-              <w:pStyle w:val="Compact"/>
-            </w:pPr>
-            <w:r>
-              <w:t xml:space="preserve">S$52.9 (95% UI: S$48.4–S$57.3)</w:t>
-            </w:r>
-          </w:p>
-        </w:tc>
-        <w:tc>
-          <w:tcPr/>
-          <w:p>
-            <w:pPr>
-              <w:pStyle w:val="Compact"/>
-            </w:pPr>
-            <w:r>
-              <w:t xml:space="preserve">S$79.3 (95% UI: S$72.6–S$85.9)</w:t>
+              <w:t xml:space="preserve">S$19.3 (95% UI: S$17.8–S$20.9)</w:t>
+            </w:r>
+          </w:p>
+        </w:tc>
+        <w:tc>
+          <w:tcPr/>
+          <w:p>
+            <w:pPr>
+              <w:pStyle w:val="Compact"/>
+            </w:pPr>
+            <w:r>
+              <w:t xml:space="preserve">S$38.5 (95% UI: S$35.5–S$41.7)</w:t>
+            </w:r>
+          </w:p>
+        </w:tc>
+        <w:tc>
+          <w:tcPr/>
+          <w:p>
+            <w:pPr>
+              <w:pStyle w:val="Compact"/>
+            </w:pPr>
+            <w:r>
+              <w:t xml:space="preserve">S$57.8 (95% UI: S$53.3–S$62.6)</w:t>
             </w:r>
           </w:p>
         </w:tc>
@@ -14406,29 +14143,29 @@
               <w:pStyle w:val="Compact"/>
             </w:pPr>
             <w:r>
-              <w:t xml:space="preserve">S$36.6 (95% UI: S$34.0–S$39.2)</w:t>
-            </w:r>
-          </w:p>
-        </w:tc>
-        <w:tc>
-          <w:tcPr/>
-          <w:p>
-            <w:pPr>
-              <w:pStyle w:val="Compact"/>
-            </w:pPr>
-            <w:r>
-              <w:t xml:space="preserve">S$73.3 (95% UI: S$68.1–S$78.4)</w:t>
-            </w:r>
-          </w:p>
-        </w:tc>
-        <w:tc>
-          <w:tcPr/>
-          <w:p>
-            <w:pPr>
-              <w:pStyle w:val="Compact"/>
-            </w:pPr>
-            <w:r>
-              <w:t xml:space="preserve">S$109.9 (95% UI: S$102.1–S$117.5)</w:t>
+              <w:t xml:space="preserve">S$30.5 (95% UI: S$27.4–S$33.9)</w:t>
+            </w:r>
+          </w:p>
+        </w:tc>
+        <w:tc>
+          <w:tcPr/>
+          <w:p>
+            <w:pPr>
+              <w:pStyle w:val="Compact"/>
+            </w:pPr>
+            <w:r>
+              <w:t xml:space="preserve">S$61.1 (95% UI: S$54.9–S$67.8)</w:t>
+            </w:r>
+          </w:p>
+        </w:tc>
+        <w:tc>
+          <w:tcPr/>
+          <w:p>
+            <w:pPr>
+              <w:pStyle w:val="Compact"/>
+            </w:pPr>
+            <w:r>
+              <w:t xml:space="preserve">S$91.6 (95% UI: S$82.3–S$101.7)</w:t>
             </w:r>
           </w:p>
         </w:tc>
@@ -14479,7 +14216,7 @@
         <w:t xml:space="preserve">[21]</w:t>
       </w:r>
       <w:r>
-        <w:t xml:space="preserve">. The MCMC posterior took about 3.8 hours on four processor cores. The scenario analysis of 2,000 draws took about 17 minutes on 14 cores. The project test suite (63 checks) passed.</w:t>
+        <w:t xml:space="preserve">. The MCMC posterior took about 4.7 hours on four processor cores. The scenario analysis of 2,000 draws took about 30 minutes on eight cores. The project test suite (89 checks) passed.</w:t>
       </w:r>
     </w:p>
     <w:bookmarkEnd w:id="52"/>
@@ -14551,7 +14288,7 @@
         <w:t xml:space="preserve">[31]</w:t>
       </w:r>
       <w:r>
-        <w:t xml:space="preserve">. The model gave 153 (95% UI: 137–167) prison treatment starts in 2026 because most prevalent cases had been treated by then.</w:t>
+        <w:t xml:space="preserve">. The model gave 106 (95% UI: 92–121) prison treatment starts in 2026 because most prevalent cases had been treated by then.</w:t>
       </w:r>
     </w:p>
     <w:p>
@@ -14713,13 +14450,13 @@
           <w:b/>
           <w:bCs/>
         </w:rPr>
-        <w:t xml:space="preserve">Prison rates.</w:t>
-      </w:r>
-      <w:r>
-        <w:t xml:space="preserve"> </w:t>
-      </w:r>
-      <w:r>
-        <w:t xml:space="preserve">The first arrest flow comes from a steady state balance of the 2015 prison population. The same prison counts are calibration targets, so the population targets carry little extra information.</w:t>
+        <w:t xml:space="preserve">First arrest rate.</w:t>
+      </w:r>
+      <w:r>
+        <w:t xml:space="preserve"> </w:t>
+      </w:r>
+      <w:r>
+        <w:t xml:space="preserve">The prison records cannot identify the first arrest rate of people who have never been imprisoned. We assumed that it equals the re-arrest rate. A lower first arrest rate would leave more people in D, who are never reached by prison treatment.</w:t>
       </w:r>
     </w:p>
     <w:p>
@@ -14763,7 +14500,7 @@
         <w:t xml:space="preserve"> </w:t>
       </w:r>
       <w:r>
-        <w:t xml:space="preserve">The prior was centred on a deterministic fit to the same 12 observations. For θ5, θ6, θ7, θ8, θ9, θ10, θ11 and θ12 the posterior standard deviation was 87% to 101% of the prior standard deviation, so the 0.20 prior width partly sets their uncertainty.</w:t>
+        <w:t xml:space="preserve">The prior was centred on a deterministic fit to the same 12 observations. For θ6, θ9, θ10 and θ12 the posterior standard deviation was 83% to 99% of the prior standard deviation, so the 0.20 prior width partly sets their uncertainty.</w:t>
       </w:r>
     </w:p>
     <w:bookmarkEnd w:id="53"/>

--- a/docs/Supplementary Information.docx
+++ b/docs/Supplementary Information.docx
@@ -181,162 +181,6 @@
       </m:oMath>
       <w:r>
         <w:t xml:space="preserve">. People in D move to J at the first arrest rate</w:t>
-      </w:r>
-      <w:r>
-        <w:t xml:space="preserve"> </w:t>
-      </w:r>
-      <m:oMath>
-        <m:sSubSup>
-          <m:e>
-            <m:r>
-              <m:t>λ</m:t>
-            </m:r>
-          </m:e>
-          <m:sub>
-            <m:r>
-              <m:t>i</m:t>
-            </m:r>
-          </m:sub>
-          <m:sup>
-            <m:r>
-              <m:rPr>
-                <m:sty m:val="p"/>
-              </m:rPr>
-              <m:t>(</m:t>
-            </m:r>
-            <m:r>
-              <m:t>1</m:t>
-            </m:r>
-            <m:r>
-              <m:rPr>
-                <m:sty m:val="p"/>
-              </m:rPr>
-              <m:t>)</m:t>
-            </m:r>
-          </m:sup>
-        </m:sSubSup>
-      </m:oMath>
-      <w:r>
-        <w:t xml:space="preserve">. People in J are released at rate</w:t>
-      </w:r>
-      <w:r>
-        <w:t xml:space="preserve"> </w:t>
-      </w:r>
-      <m:oMath>
-        <m:sSubSup>
-          <m:e>
-            <m:r>
-              <m:t>λ</m:t>
-            </m:r>
-          </m:e>
-          <m:sub>
-            <m:r>
-              <m:t>i</m:t>
-            </m:r>
-          </m:sub>
-          <m:sup>
-            <m:r>
-              <m:rPr>
-                <m:sty m:val="p"/>
-              </m:rPr>
-              <m:t>(</m:t>
-            </m:r>
-            <m:r>
-              <m:t>2</m:t>
-            </m:r>
-            <m:r>
-              <m:rPr>
-                <m:sty m:val="p"/>
-              </m:rPr>
-              <m:t>)</m:t>
-            </m:r>
-          </m:sup>
-        </m:sSubSup>
-      </m:oMath>
-      <w:r>
-        <w:t xml:space="preserve">. A share</w:t>
-      </w:r>
-      <w:r>
-        <w:t xml:space="preserve"> </w:t>
-      </w:r>
-      <m:oMath>
-        <m:r>
-          <m:t>π</m:t>
-        </m:r>
-        <m:r>
-          <m:rPr>
-            <m:sty m:val="p"/>
-          </m:rPr>
-          <m:t>=</m:t>
-        </m:r>
-        <m:r>
-          <m:t>0.72</m:t>
-        </m:r>
-      </m:oMath>
-      <w:r>
-        <w:t xml:space="preserve"> </w:t>
-      </w:r>
-      <w:r>
-        <w:t xml:space="preserve">return to injecting and enter F. The rest enter X. People in F return to J at the re-arrest rate</w:t>
-      </w:r>
-      <w:r>
-        <w:t xml:space="preserve"> </w:t>
-      </w:r>
-      <m:oMath>
-        <m:sSubSup>
-          <m:e>
-            <m:r>
-              <m:t>λ</m:t>
-            </m:r>
-          </m:e>
-          <m:sub>
-            <m:r>
-              <m:t>i</m:t>
-            </m:r>
-          </m:sub>
-          <m:sup>
-            <m:r>
-              <m:rPr>
-                <m:sty m:val="p"/>
-              </m:rPr>
-              <m:t>(</m:t>
-            </m:r>
-            <m:r>
-              <m:t>3</m:t>
-            </m:r>
-            <m:r>
-              <m:rPr>
-                <m:sty m:val="p"/>
-              </m:rPr>
-              <m:t>)</m:t>
-            </m:r>
-          </m:sup>
-        </m:sSubSup>
-      </m:oMath>
-      <w:r>
-        <w:t xml:space="preserve">. People in X stay in X.</w:t>
-      </w:r>
-    </w:p>
-    <w:p>
-      <w:pPr>
-        <w:pStyle w:val="BodyText"/>
-      </w:pPr>
-      <w:r>
-        <w:t xml:space="preserve">Release and re-arrest rates and</w:t>
-      </w:r>
-      <w:r>
-        <w:t xml:space="preserve"> </w:t>
-      </w:r>
-      <m:oMath>
-        <m:r>
-          <m:t>π</m:t>
-        </m:r>
-      </m:oMath>
-      <w:r>
-        <w:t xml:space="preserve"> </w:t>
-      </w:r>
-      <w:r>
-        <w:t xml:space="preserve">were fitted with Stan to Singapore Prison Service records of everyone held for drug consumption. The modelled population is the people with a known HCV screening result, who were assumed to be the PWID; their 2015 prison counts are the calibration targets. The re-arrest model includes the 2015 prison steady state, with the same ageing (0.1 per year) and background mortality as the model. The prison records observe only people who have been arrested, so they do not identify the first arrest rate of people who have never been imprisoned. We assumed that it equals the re-arrest rate,</w:t>
       </w:r>
       <w:r>
         <w:t xml:space="preserve"> </w:t>
@@ -377,6 +221,12 @@
           </m:rPr>
           <m:t>=</m:t>
         </m:r>
+        <m:r>
+          <m:t>c</m:t>
+        </m:r>
+        <m:r>
+          <m:t> </m:t>
+        </m:r>
         <m:sSubSup>
           <m:e>
             <m:r>
@@ -408,10 +258,241 @@
         </m:sSubSup>
       </m:oMath>
       <w:r>
-        <w:t xml:space="preserve"> </w:t>
-      </w:r>
-      <w:r>
-        <w:t xml:space="preserve">(0.546, 0.488, 0.472, 0.472, 0.386, 0.266 per year by age).</w:t>
+        <w:t xml:space="preserve">. People in J are released at rate</w:t>
+      </w:r>
+      <w:r>
+        <w:t xml:space="preserve"> </w:t>
+      </w:r>
+      <m:oMath>
+        <m:sSubSup>
+          <m:e>
+            <m:r>
+              <m:t>λ</m:t>
+            </m:r>
+          </m:e>
+          <m:sub>
+            <m:r>
+              <m:t>i</m:t>
+            </m:r>
+          </m:sub>
+          <m:sup>
+            <m:r>
+              <m:rPr>
+                <m:sty m:val="p"/>
+              </m:rPr>
+              <m:t>(</m:t>
+            </m:r>
+            <m:r>
+              <m:t>2</m:t>
+            </m:r>
+            <m:r>
+              <m:rPr>
+                <m:sty m:val="p"/>
+              </m:rPr>
+              <m:t>)</m:t>
+            </m:r>
+          </m:sup>
+        </m:sSubSup>
+      </m:oMath>
+      <w:r>
+        <w:t xml:space="preserve">. A share</w:t>
+      </w:r>
+      <w:r>
+        <w:t xml:space="preserve"> </w:t>
+      </w:r>
+      <m:oMath>
+        <m:r>
+          <m:t>π</m:t>
+        </m:r>
+        <m:r>
+          <m:rPr>
+            <m:sty m:val="p"/>
+          </m:rPr>
+          <m:t>=</m:t>
+        </m:r>
+        <m:r>
+          <m:t>0.72</m:t>
+        </m:r>
+      </m:oMath>
+      <w:r>
+        <w:t xml:space="preserve"> </w:t>
+      </w:r>
+      <w:r>
+        <w:t xml:space="preserve">return to injecting and enter F. The rest enter X. People in F return to J at the re-arrest rate</w:t>
+      </w:r>
+      <w:r>
+        <w:t xml:space="preserve"> </w:t>
+      </w:r>
+      <m:oMath>
+        <m:sSubSup>
+          <m:e>
+            <m:r>
+              <m:t>λ</m:t>
+            </m:r>
+          </m:e>
+          <m:sub>
+            <m:r>
+              <m:t>i</m:t>
+            </m:r>
+          </m:sub>
+          <m:sup>
+            <m:r>
+              <m:rPr>
+                <m:sty m:val="p"/>
+              </m:rPr>
+              <m:t>(</m:t>
+            </m:r>
+            <m:r>
+              <m:t>3</m:t>
+            </m:r>
+            <m:r>
+              <m:rPr>
+                <m:sty m:val="p"/>
+              </m:rPr>
+              <m:t>)</m:t>
+            </m:r>
+          </m:sup>
+        </m:sSubSup>
+      </m:oMath>
+      <w:r>
+        <w:t xml:space="preserve">. People in X stay in X.</w:t>
+      </w:r>
+    </w:p>
+    <w:p>
+      <w:pPr>
+        <w:pStyle w:val="BodyText"/>
+      </w:pPr>
+      <w:r>
+        <w:t xml:space="preserve">Release and re-arrest rates and</w:t>
+      </w:r>
+      <w:r>
+        <w:t xml:space="preserve"> </w:t>
+      </w:r>
+      <m:oMath>
+        <m:r>
+          <m:t>π</m:t>
+        </m:r>
+      </m:oMath>
+      <w:r>
+        <w:t xml:space="preserve"> </w:t>
+      </w:r>
+      <w:r>
+        <w:t xml:space="preserve">were fitted with Stan to Singapore Prison Service records of everyone held for drug consumption, as survival models of time to release and of time to re-arrest with a share</w:t>
+      </w:r>
+      <w:r>
+        <w:t xml:space="preserve"> </w:t>
+      </w:r>
+      <m:oMath>
+        <m:r>
+          <m:t>π</m:t>
+        </m:r>
+      </m:oMath>
+      <w:r>
+        <w:t xml:space="preserve"> </w:t>
+      </w:r>
+      <w:r>
+        <w:t xml:space="preserve">who ever return. The modelled population is the people with a known HCV screening result, who were assumed to be the PWID; their 2015 seroprevalence is the calibration target. The records cannot tell true first offenders apart and never observe people who have not been arrested, so they do not identify the first arrest rate. It was set to</w:t>
+      </w:r>
+      <w:r>
+        <w:t xml:space="preserve"> </w:t>
+      </w:r>
+      <m:oMath>
+        <m:sSubSup>
+          <m:e>
+            <m:r>
+              <m:t>λ</m:t>
+            </m:r>
+          </m:e>
+          <m:sub>
+            <m:r>
+              <m:t>i</m:t>
+            </m:r>
+          </m:sub>
+          <m:sup>
+            <m:r>
+              <m:rPr>
+                <m:sty m:val="p"/>
+              </m:rPr>
+              <m:t>(</m:t>
+            </m:r>
+            <m:r>
+              <m:t>1</m:t>
+            </m:r>
+            <m:r>
+              <m:rPr>
+                <m:sty m:val="p"/>
+              </m:rPr>
+              <m:t>)</m:t>
+            </m:r>
+          </m:sup>
+        </m:sSubSup>
+        <m:r>
+          <m:rPr>
+            <m:sty m:val="p"/>
+          </m:rPr>
+          <m:t>=</m:t>
+        </m:r>
+        <m:r>
+          <m:t>c</m:t>
+        </m:r>
+        <m:r>
+          <m:t> </m:t>
+        </m:r>
+        <m:sSubSup>
+          <m:e>
+            <m:r>
+              <m:t>λ</m:t>
+            </m:r>
+          </m:e>
+          <m:sub>
+            <m:r>
+              <m:t>i</m:t>
+            </m:r>
+          </m:sub>
+          <m:sup>
+            <m:r>
+              <m:rPr>
+                <m:sty m:val="p"/>
+              </m:rPr>
+              <m:t>(</m:t>
+            </m:r>
+            <m:r>
+              <m:t>3</m:t>
+            </m:r>
+            <m:r>
+              <m:rPr>
+                <m:sty m:val="p"/>
+              </m:rPr>
+              <m:t>)</m:t>
+            </m:r>
+          </m:sup>
+        </m:sSubSup>
+      </m:oMath>
+      <w:r>
+        <w:t xml:space="preserve">, with one multiplier</w:t>
+      </w:r>
+      <w:r>
+        <w:t xml:space="preserve"> </w:t>
+      </w:r>
+      <m:oMath>
+        <m:r>
+          <m:t>c</m:t>
+        </m:r>
+        <m:r>
+          <m:rPr>
+            <m:sty m:val="p"/>
+          </m:rPr>
+          <m:t>≥</m:t>
+        </m:r>
+        <m:r>
+          <m:t>0.5</m:t>
+        </m:r>
+      </m:oMath>
+      <w:r>
+        <w:t xml:space="preserve"> </w:t>
+      </w:r>
+      <w:r>
+        <w:t xml:space="preserve">for all ages, calibrated (Section 2.3).</w:t>
       </w:r>
     </w:p>
     <w:bookmarkEnd w:id="9"/>
@@ -1227,7 +1308,7 @@
         <w:t xml:space="preserve">[9,10]</w:t>
       </w:r>
       <w:r>
-        <w:t xml:space="preserve">. Background mortality varies by age and is multiplied by a standardised mortality ratio for PWID</w:t>
+        <w:t xml:space="preserve">. Background mortality varies by age and is multiplied by a standardised mortality ratio for people who use drugs that depends on viraemic status</w:t>
       </w:r>
       <w:r>
         <w:t xml:space="preserve"> </w:t>
@@ -1968,21 +2049,15 @@
                 </m:rPr>
                 <m:t>+</m:t>
               </m:r>
-              <m:r>
-                <m:t>h</m:t>
-              </m:r>
-              <m:r>
-                <m:t> </m:t>
-              </m:r>
               <m:sSub>
                 <m:e>
                   <m:r>
-                    <m:t>ω</m:t>
+                    <m:t>s</m:t>
                   </m:r>
                 </m:e>
                 <m:sub>
                   <m:r>
-                    <m:t>0</m:t>
+                    <m:t>v</m:t>
                   </m:r>
                 </m:sub>
               </m:sSub>
@@ -2078,18 +2153,12 @@
         <w:t xml:space="preserve"> </w:t>
       </w:r>
       <m:oMath>
-        <m:sSub>
-          <m:e>
-            <m:r>
-              <m:t>ω</m:t>
-            </m:r>
-          </m:e>
-          <m:sub>
-            <m:r>
-              <m:t>0</m:t>
-            </m:r>
-          </m:sub>
-        </m:sSub>
+        <m:r>
+          <m:t>s</m:t>
+        </m:r>
+        <m:r>
+          <m:t> </m:t>
+        </m:r>
         <m:sSub>
           <m:e>
             <m:r>
@@ -2127,36 +2196,30 @@
         <w:t xml:space="preserve"> </w:t>
       </w:r>
       <w:r>
-        <w:t xml:space="preserve">is the Singapore resident death rate. Chronic infection (state c) multiplies it by</w:t>
+        <w:t xml:space="preserve">is the Singapore resident death rate and</w:t>
       </w:r>
       <w:r>
         <w:t xml:space="preserve"> </w:t>
       </w:r>
       <m:oMath>
         <m:r>
-          <m:t>h</m:t>
-        </m:r>
-        <m:r>
-          <m:rPr>
-            <m:sty m:val="p"/>
-          </m:rPr>
-          <m:t>=</m:t>
-        </m:r>
-        <m:r>
-          <m:t>1.47</m:t>
+          <m:t>s</m:t>
         </m:r>
       </m:oMath>
       <w:r>
-        <w:t xml:space="preserve">. This is the multivariable adjusted hazard ratio for extrahepatic death with detectable HCV RNA, against anti-HCV negative people, in the REVEAL-HCV cohort (95% CI 1.23 to 1.77; people with undetectable RNA had 0.90)</w:t>
-      </w:r>
-      <w:r>
-        <w:t xml:space="preserve"> </w:t>
-      </w:r>
-      <w:r>
-        <w:t xml:space="preserve">[13]</w:t>
-      </w:r>
-      <w:r>
-        <w:t xml:space="preserve">. We used the extrahepatic ratio because liver deaths are explicit in stages 3 and 4, and we applied it to state c only because the cohort measured chronic carriers.</w:t>
+        <w:t xml:space="preserve"> </w:t>
+      </w:r>
+      <w:r>
+        <w:t xml:space="preserve">is an all-cause standardised mortality ratio for people who use drugs against the general population, from the Amsterdam Cohort Studies (1985 to 2012)</w:t>
+      </w:r>
+      <w:r>
+        <w:t xml:space="preserve"> </w:t>
+      </w:r>
+      <w:r>
+        <w:t xml:space="preserve">[11]</w:t>
+      </w:r>
+      <w:r>
+        <w:t xml:space="preserve">. People in the viraemic states (a, c, t) have</w:t>
       </w:r>
       <w:r>
         <w:t xml:space="preserve"> </w:t>
@@ -2165,12 +2228,12 @@
         <m:sSub>
           <m:e>
             <m:r>
-              <m:t>ω</m:t>
+              <m:t>s</m:t>
             </m:r>
           </m:e>
           <m:sub>
             <m:r>
-              <m:t>0</m:t>
+              <m:t>v</m:t>
             </m:r>
           </m:sub>
         </m:sSub>
@@ -2181,93 +2244,31 @@
           <m:t>=</m:t>
         </m:r>
         <m:r>
-          <m:t>ω</m:t>
-        </m:r>
-        <m:r>
-          <m:rPr>
-            <m:sty m:val="p"/>
-          </m:rPr>
-          <m:t>/</m:t>
-        </m:r>
-        <m:r>
-          <m:rPr>
-            <m:sty m:val="p"/>
-          </m:rPr>
-          <m:t>(</m:t>
-        </m:r>
-        <m:r>
-          <m:t>1</m:t>
-        </m:r>
-        <m:r>
-          <m:rPr>
-            <m:sty m:val="p"/>
-          </m:rPr>
-          <m:t>+</m:t>
-        </m:r>
-        <m:r>
-          <m:rPr>
-            <m:sty m:val="p"/>
-          </m:rPr>
-          <m:t>(</m:t>
-        </m:r>
-        <m:r>
-          <m:t>h</m:t>
-        </m:r>
-        <m:r>
-          <m:rPr>
-            <m:sty m:val="p"/>
-          </m:rPr>
-          <m:t>−</m:t>
-        </m:r>
-        <m:r>
-          <m:t>1</m:t>
-        </m:r>
-        <m:r>
-          <m:rPr>
-            <m:sty m:val="p"/>
-          </m:rPr>
-          <m:t>)</m:t>
-        </m:r>
-        <m:r>
-          <m:t>v</m:t>
-        </m:r>
-        <m:r>
-          <m:rPr>
-            <m:sty m:val="p"/>
-          </m:rPr>
-          <m:t>)</m:t>
+          <m:t>9.52</m:t>
         </m:r>
       </m:oMath>
       <w:r>
         <w:t xml:space="preserve"> </w:t>
       </w:r>
       <w:r>
-        <w:t xml:space="preserve">keeps the average PWID rate at the pooled standardised mortality ratio</w:t>
+        <w:t xml:space="preserve">(95% CI 8.06 to 11.26; HCV monoinfected). People in states u and r have</w:t>
       </w:r>
       <w:r>
         <w:t xml:space="preserve"> </w:t>
       </w:r>
       <m:oMath>
-        <m:r>
-          <m:t>ω</m:t>
-        </m:r>
-      </m:oMath>
-      <w:r>
-        <w:t xml:space="preserve"> </w:t>
-      </w:r>
-      <w:r>
-        <w:t xml:space="preserve">[11]</w:t>
-      </w:r>
-      <w:r>
-        <w:t xml:space="preserve">, with</w:t>
-      </w:r>
-      <w:r>
-        <w:t xml:space="preserve"> </w:t>
-      </w:r>
-      <m:oMath>
-        <m:r>
-          <m:t>v</m:t>
-        </m:r>
+        <m:sSub>
+          <m:e>
+            <m:r>
+              <m:t>s</m:t>
+            </m:r>
+          </m:e>
+          <m:sub>
+            <m:r>
+              <m:t>n</m:t>
+            </m:r>
+          </m:sub>
+        </m:sSub>
         <m:r>
           <m:rPr>
             <m:sty m:val="p"/>
@@ -2275,14 +2276,52 @@
           <m:t>=</m:t>
         </m:r>
         <m:r>
-          <m:t>0.205</m:t>
+          <m:t>4.73</m:t>
         </m:r>
       </m:oMath>
       <w:r>
         <w:t xml:space="preserve"> </w:t>
       </w:r>
       <w:r>
-        <w:t xml:space="preserve">the chronic viraemic share of PWID at the 2015 best fit (fixed point; held constant so that treating one person does not change the death rate of others). These extra deaths are not counted as HCV-related deaths.</w:t>
+        <w:t xml:space="preserve">(3.47 to 6.45; HCV and HIV uninfected). Recovered people take the uninfected ratio because extrahepatic mortality after loss of viraemia is close to that of uninfected people</w:t>
+      </w:r>
+      <w:r>
+        <w:t xml:space="preserve"> </w:t>
+      </w:r>
+      <w:r>
+        <w:t xml:space="preserve">[13]</w:t>
+      </w:r>
+      <w:r>
+        <w:t xml:space="preserve">. Liver deaths in stages 3 and 4 are added on top. The rate is set by each person’s state, so the viraemic share of the population, and with it average mortality, changes over time and falls with treatment. The deaths at rate</w:t>
+      </w:r>
+      <w:r>
+        <w:t xml:space="preserve"> </w:t>
+      </w:r>
+      <m:oMath>
+        <m:r>
+          <m:t>s</m:t>
+        </m:r>
+        <m:r>
+          <m:t> </m:t>
+        </m:r>
+        <m:sSub>
+          <m:e>
+            <m:r>
+              <m:t>μ</m:t>
+            </m:r>
+          </m:e>
+          <m:sub>
+            <m:r>
+              <m:t>i</m:t>
+            </m:r>
+          </m:sub>
+        </m:sSub>
+      </m:oMath>
+      <w:r>
+        <w:t xml:space="preserve"> </w:t>
+      </w:r>
+      <w:r>
+        <w:t xml:space="preserve">are not counted as HCV-related deaths.</w:t>
       </w:r>
     </w:p>
     <w:p>
@@ -3630,9 +3669,18 @@
               <w:pStyle w:val="Compact"/>
             </w:pPr>
             <m:oMath>
-              <m:r>
-                <m:t>ω</m:t>
-              </m:r>
+              <m:sSub>
+                <m:e>
+                  <m:r>
+                    <m:t>s</m:t>
+                  </m:r>
+                </m:e>
+                <m:sub>
+                  <m:r>
+                    <m:t>v</m:t>
+                  </m:r>
+                </m:sub>
+              </m:sSub>
             </m:oMath>
           </w:p>
         </w:tc>
@@ -3643,18 +3691,75 @@
               <w:pStyle w:val="Compact"/>
             </w:pPr>
             <w:r>
-              <w:t xml:space="preserve">Standardised mortality ratio for PWID</w:t>
-            </w:r>
-          </w:p>
-        </w:tc>
-        <w:tc>
-          <w:tcPr/>
-          <w:p>
-            <w:pPr>
-              <w:pStyle w:val="Compact"/>
-            </w:pPr>
-            <w:r>
-              <w:t xml:space="preserve">14.68</w:t>
+              <w:t xml:space="preserve">Standardised mortality ratio, viraemic (a, c, t)</w:t>
+            </w:r>
+          </w:p>
+        </w:tc>
+        <w:tc>
+          <w:tcPr/>
+          <w:p>
+            <w:pPr>
+              <w:pStyle w:val="Compact"/>
+            </w:pPr>
+            <w:r>
+              <w:t xml:space="preserve">9.52</w:t>
+            </w:r>
+          </w:p>
+        </w:tc>
+        <w:tc>
+          <w:tcPr/>
+          <w:p>
+            <w:pPr>
+              <w:pStyle w:val="Compact"/>
+            </w:pPr>
+            <w:r>
+              <w:t xml:space="preserve">[11]</w:t>
+            </w:r>
+          </w:p>
+        </w:tc>
+      </w:tr>
+      <w:tr>
+        <w:tc>
+          <w:tcPr/>
+          <w:p>
+            <w:pPr>
+              <w:pStyle w:val="Compact"/>
+            </w:pPr>
+            <m:oMath>
+              <m:sSub>
+                <m:e>
+                  <m:r>
+                    <m:t>s</m:t>
+                  </m:r>
+                </m:e>
+                <m:sub>
+                  <m:r>
+                    <m:t>n</m:t>
+                  </m:r>
+                </m:sub>
+              </m:sSub>
+            </m:oMath>
+          </w:p>
+        </w:tc>
+        <w:tc>
+          <w:tcPr/>
+          <w:p>
+            <w:pPr>
+              <w:pStyle w:val="Compact"/>
+            </w:pPr>
+            <w:r>
+              <w:t xml:space="preserve">Standardised mortality ratio, non-viraemic (u, r)</w:t>
+            </w:r>
+          </w:p>
+        </w:tc>
+        <w:tc>
+          <w:tcPr/>
+          <w:p>
+            <w:pPr>
+              <w:pStyle w:val="Compact"/>
+            </w:pPr>
+            <w:r>
+              <w:t xml:space="preserve">4.73</w:t>
             </w:r>
           </w:p>
         </w:tc>
@@ -3861,102 +3966,6 @@
               <w:pStyle w:val="Compact"/>
             </w:pPr>
             <m:oMath>
-              <m:r>
-                <m:t>h</m:t>
-              </m:r>
-            </m:oMath>
-          </w:p>
-        </w:tc>
-        <w:tc>
-          <w:tcPr/>
-          <w:p>
-            <w:pPr>
-              <w:pStyle w:val="Compact"/>
-            </w:pPr>
-            <w:r>
-              <w:t xml:space="preserve">Hazard ratio for non-liver death, chronic infection</w:t>
-            </w:r>
-          </w:p>
-        </w:tc>
-        <w:tc>
-          <w:tcPr/>
-          <w:p>
-            <w:pPr>
-              <w:pStyle w:val="Compact"/>
-            </w:pPr>
-            <w:r>
-              <w:t xml:space="preserve">1.47</w:t>
-            </w:r>
-          </w:p>
-        </w:tc>
-        <w:tc>
-          <w:tcPr/>
-          <w:p>
-            <w:pPr>
-              <w:pStyle w:val="Compact"/>
-            </w:pPr>
-            <w:r>
-              <w:t xml:space="preserve">[13]</w:t>
-            </w:r>
-          </w:p>
-        </w:tc>
-      </w:tr>
-      <w:tr>
-        <w:tc>
-          <w:tcPr/>
-          <w:p>
-            <w:pPr>
-              <w:pStyle w:val="Compact"/>
-            </w:pPr>
-            <m:oMath>
-              <m:r>
-                <m:t>v</m:t>
-              </m:r>
-            </m:oMath>
-          </w:p>
-        </w:tc>
-        <w:tc>
-          <w:tcPr/>
-          <w:p>
-            <w:pPr>
-              <w:pStyle w:val="Compact"/>
-            </w:pPr>
-            <w:r>
-              <w:t xml:space="preserve">Chronic viraemic share of PWID, 2015 (fixed point)</w:t>
-            </w:r>
-          </w:p>
-        </w:tc>
-        <w:tc>
-          <w:tcPr/>
-          <w:p>
-            <w:pPr>
-              <w:pStyle w:val="Compact"/>
-            </w:pPr>
-            <w:r>
-              <w:t xml:space="preserve">0.205</w:t>
-            </w:r>
-          </w:p>
-        </w:tc>
-        <w:tc>
-          <w:tcPr/>
-          <w:p>
-            <w:pPr>
-              <w:pStyle w:val="Compact"/>
-            </w:pPr>
-            <w:r>
-              <w:t xml:space="preserve">Model fit</w:t>
-            </w:r>
-          </w:p>
-        </w:tc>
-      </w:tr>
-      <w:tr>
-        <w:tc>
-          <w:tcPr/>
-          <w:p>
-            <w:pPr>
-              <w:pStyle w:val="Compact"/>
-            </w:pPr>
-            <m:oMath>
               <m:sSup>
                 <m:e>
                   <m:r>
@@ -4067,73 +4076,6 @@
             <w:pPr>
               <w:pStyle w:val="Compact"/>
             </w:pPr>
-            <m:oMath>
-              <m:sSubSup>
-                <m:e>
-                  <m:r>
-                    <m:t>λ</m:t>
-                  </m:r>
-                </m:e>
-                <m:sub>
-                  <m:r>
-                    <m:t>i</m:t>
-                  </m:r>
-                </m:sub>
-                <m:sup>
-                  <m:r>
-                    <m:rPr>
-                      <m:sty m:val="p"/>
-                    </m:rPr>
-                    <m:t>(</m:t>
-                  </m:r>
-                  <m:r>
-                    <m:t>1</m:t>
-                  </m:r>
-                  <m:r>
-                    <m:rPr>
-                      <m:sty m:val="p"/>
-                    </m:rPr>
-                    <m:t>)</m:t>
-                  </m:r>
-                </m:sup>
-              </m:sSubSup>
-            </m:oMath>
-          </w:p>
-        </w:tc>
-        <w:tc>
-          <w:tcPr/>
-          <w:p>
-            <w:pPr>
-              <w:pStyle w:val="Compact"/>
-            </w:pPr>
-            <w:r>
-              <w:t xml:space="preserve">First arrest rate (per year), by age</w:t>
-            </w:r>
-          </w:p>
-        </w:tc>
-        <w:tc>
-          <w:tcPr/>
-          <w:p>
-            <w:pPr>
-              <w:pStyle w:val="Compact"/>
-            </w:pPr>
-            <w:r>
-              <w:t xml:space="preserve">0.546, 0.488, 0.472, 0.472, 0.386, 0.266</w:t>
-            </w:r>
-          </w:p>
-        </w:tc>
-        <w:tc>
-          <w:tcPr/>
-          <w:p>
-            <w:pPr>
-              <w:pStyle w:val="Compact"/>
-            </w:pPr>
-            <w:r>
-              <w:t xml:space="preserve">Assumed equal to</w:t>
-            </w:r>
-            <w:r>
-              <w:t xml:space="preserve"> </w:t>
-            </w:r>
             <m:oMath>
               <m:sSubSup>
                 <m:e>
@@ -4167,6 +4109,162 @@
             </m:oMath>
           </w:p>
         </w:tc>
+        <w:tc>
+          <w:tcPr/>
+          <w:p>
+            <w:pPr>
+              <w:pStyle w:val="Compact"/>
+            </w:pPr>
+            <w:r>
+              <w:t xml:space="preserve">Re-arrest rate (per year), by age</w:t>
+            </w:r>
+          </w:p>
+        </w:tc>
+        <w:tc>
+          <w:tcPr/>
+          <w:p>
+            <w:pPr>
+              <w:pStyle w:val="Compact"/>
+            </w:pPr>
+            <w:r>
+              <w:t xml:space="preserve">0.548, 0.478, 0.469, 0.471, 0.384, 0.265</w:t>
+            </w:r>
+          </w:p>
+        </w:tc>
+        <w:tc>
+          <w:tcPr/>
+          <w:p>
+            <w:pPr>
+              <w:pStyle w:val="Compact"/>
+            </w:pPr>
+            <w:r>
+              <w:t xml:space="preserve">Fitted to prison records</w:t>
+            </w:r>
+          </w:p>
+        </w:tc>
+      </w:tr>
+      <w:tr>
+        <w:tc>
+          <w:tcPr/>
+          <w:p>
+            <w:pPr>
+              <w:pStyle w:val="Compact"/>
+            </w:pPr>
+            <m:oMath>
+              <m:r>
+                <m:t>c</m:t>
+              </m:r>
+            </m:oMath>
+          </w:p>
+        </w:tc>
+        <w:tc>
+          <w:tcPr/>
+          <w:p>
+            <w:pPr>
+              <w:pStyle w:val="Compact"/>
+            </w:pPr>
+            <w:r>
+              <w:t xml:space="preserve">First arrest multiplier,</w:t>
+            </w:r>
+            <w:r>
+              <w:t xml:space="preserve"> </w:t>
+            </w:r>
+            <m:oMath>
+              <m:sSubSup>
+                <m:e>
+                  <m:r>
+                    <m:t>λ</m:t>
+                  </m:r>
+                </m:e>
+                <m:sub>
+                  <m:r>
+                    <m:t>i</m:t>
+                  </m:r>
+                </m:sub>
+                <m:sup>
+                  <m:r>
+                    <m:rPr>
+                      <m:sty m:val="p"/>
+                    </m:rPr>
+                    <m:t>(</m:t>
+                  </m:r>
+                  <m:r>
+                    <m:t>1</m:t>
+                  </m:r>
+                  <m:r>
+                    <m:rPr>
+                      <m:sty m:val="p"/>
+                    </m:rPr>
+                    <m:t>)</m:t>
+                  </m:r>
+                </m:sup>
+              </m:sSubSup>
+              <m:r>
+                <m:rPr>
+                  <m:sty m:val="p"/>
+                </m:rPr>
+                <m:t>=</m:t>
+              </m:r>
+              <m:r>
+                <m:t>c</m:t>
+              </m:r>
+              <m:r>
+                <m:t> </m:t>
+              </m:r>
+              <m:sSubSup>
+                <m:e>
+                  <m:r>
+                    <m:t>λ</m:t>
+                  </m:r>
+                </m:e>
+                <m:sub>
+                  <m:r>
+                    <m:t>i</m:t>
+                  </m:r>
+                </m:sub>
+                <m:sup>
+                  <m:r>
+                    <m:rPr>
+                      <m:sty m:val="p"/>
+                    </m:rPr>
+                    <m:t>(</m:t>
+                  </m:r>
+                  <m:r>
+                    <m:t>3</m:t>
+                  </m:r>
+                  <m:r>
+                    <m:rPr>
+                      <m:sty m:val="p"/>
+                    </m:rPr>
+                    <m:t>)</m:t>
+                  </m:r>
+                </m:sup>
+              </m:sSubSup>
+            </m:oMath>
+          </w:p>
+        </w:tc>
+        <w:tc>
+          <w:tcPr/>
+          <w:p>
+            <w:pPr>
+              <w:pStyle w:val="Compact"/>
+            </w:pPr>
+            <w:r>
+              <w:t xml:space="preserve">1.21 (95% interval 0.55 to 3.15)</w:t>
+            </w:r>
+          </w:p>
+        </w:tc>
+        <w:tc>
+          <w:tcPr/>
+          <w:p>
+            <w:pPr>
+              <w:pStyle w:val="Compact"/>
+            </w:pPr>
+            <w:r>
+              <w:t xml:space="preserve">Calibrated (θ7)</w:t>
+            </w:r>
+          </w:p>
+        </w:tc>
       </w:tr>
     </w:tbl>
     <w:p>
@@ -4302,7 +4400,326 @@
         <w:pStyle w:val="FirstParagraph"/>
       </w:pPr>
       <w:r>
-        <w:t xml:space="preserve">The calibration targets were 2015 Singapore Prison Service data on HCV seroprevalence and the number of people in prison with a history of drug use, in six age groups. Seroprevalence in the model is the share of people in states a, c, t and r among all people in J. The prevalence terms used a binomial likelihood. The population terms used a log normal likelihood with standard deviation 0.10 on the log scale.</w:t>
+        <w:t xml:space="preserve">The calibration targets were the 2015 HCV seroprevalence among people in prison in six age groups, from Singapore Prison Service screening data. Seroprevalence in the model is the share of people in states a, c, t and r among all people in J. No counts and no population sizes were used. Each observed seroprevalence</w:t>
+      </w:r>
+      <w:r>
+        <w:t xml:space="preserve"> </w:t>
+      </w:r>
+      <m:oMath>
+        <m:sSub>
+          <m:e>
+            <m:r>
+              <m:t>y</m:t>
+            </m:r>
+          </m:e>
+          <m:sub>
+            <m:r>
+              <m:t>i</m:t>
+            </m:r>
+          </m:sub>
+        </m:sSub>
+      </m:oMath>
+      <w:r>
+        <w:t xml:space="preserve"> </w:t>
+      </w:r>
+      <w:r>
+        <w:t xml:space="preserve">had the likelihood</w:t>
+      </w:r>
+    </w:p>
+    <w:p>
+      <w:pPr>
+        <w:pStyle w:val="BodyText"/>
+      </w:pPr>
+      <m:oMathPara>
+        <m:oMathParaPr>
+          <m:jc m:val="center"/>
+        </m:oMathParaPr>
+        <m:oMath>
+          <m:sSub>
+            <m:e>
+              <m:r>
+                <m:t>y</m:t>
+              </m:r>
+            </m:e>
+            <m:sub>
+              <m:r>
+                <m:t>i</m:t>
+              </m:r>
+            </m:sub>
+          </m:sSub>
+          <m:r>
+            <m:rPr>
+              <m:sty m:val="p"/>
+            </m:rPr>
+            <m:t>∼</m:t>
+          </m:r>
+          <m:r>
+            <m:rPr>
+              <m:sty m:val="p"/>
+            </m:rPr>
+            <m:t>B</m:t>
+          </m:r>
+          <m:r>
+            <m:rPr>
+              <m:sty m:val="p"/>
+            </m:rPr>
+            <m:t>e</m:t>
+          </m:r>
+          <m:r>
+            <m:rPr>
+              <m:sty m:val="p"/>
+            </m:rPr>
+            <m:t>t</m:t>
+          </m:r>
+          <m:r>
+            <m:rPr>
+              <m:sty m:val="p"/>
+            </m:rPr>
+            <m:t>a</m:t>
+          </m:r>
+          <m:d>
+            <m:dPr>
+              <m:begChr m:val="("/>
+              <m:sepChr m:val=""/>
+              <m:endChr m:val=")"/>
+              <m:grow/>
+            </m:dPr>
+            <m:e>
+              <m:sSub>
+                <m:e>
+                  <m:r>
+                    <m:t>p</m:t>
+                  </m:r>
+                </m:e>
+                <m:sub>
+                  <m:r>
+                    <m:t>i</m:t>
+                  </m:r>
+                </m:sub>
+              </m:sSub>
+              <m:r>
+                <m:t>ϕ</m:t>
+              </m:r>
+              <m:r>
+                <m:rPr>
+                  <m:sty m:val="p"/>
+                </m:rPr>
+                <m:t>,</m:t>
+              </m:r>
+              <m:r>
+                <m:t> </m:t>
+              </m:r>
+              <m:r>
+                <m:rPr>
+                  <m:sty m:val="p"/>
+                </m:rPr>
+                <m:t>(</m:t>
+              </m:r>
+              <m:r>
+                <m:t>1</m:t>
+              </m:r>
+              <m:r>
+                <m:rPr>
+                  <m:sty m:val="p"/>
+                </m:rPr>
+                <m:t>−</m:t>
+              </m:r>
+              <m:sSub>
+                <m:e>
+                  <m:r>
+                    <m:t>p</m:t>
+                  </m:r>
+                </m:e>
+                <m:sub>
+                  <m:r>
+                    <m:t>i</m:t>
+                  </m:r>
+                </m:sub>
+              </m:sSub>
+              <m:r>
+                <m:rPr>
+                  <m:sty m:val="p"/>
+                </m:rPr>
+                <m:t>)</m:t>
+              </m:r>
+              <m:r>
+                <m:t>ϕ</m:t>
+              </m:r>
+            </m:e>
+          </m:d>
+          <m:r>
+            <m:rPr>
+              <m:sty m:val="p"/>
+            </m:rPr>
+            <m:t>,</m:t>
+          </m:r>
+        </m:oMath>
+      </m:oMathPara>
+    </w:p>
+    <w:p>
+      <w:pPr>
+        <w:pStyle w:val="FirstParagraph"/>
+      </w:pPr>
+      <w:r>
+        <w:t xml:space="preserve">where</w:t>
+      </w:r>
+      <w:r>
+        <w:t xml:space="preserve"> </w:t>
+      </w:r>
+      <m:oMath>
+        <m:sSub>
+          <m:e>
+            <m:r>
+              <m:t>p</m:t>
+            </m:r>
+          </m:e>
+          <m:sub>
+            <m:r>
+              <m:t>i</m:t>
+            </m:r>
+          </m:sub>
+        </m:sSub>
+      </m:oMath>
+      <w:r>
+        <w:t xml:space="preserve"> </w:t>
+      </w:r>
+      <w:r>
+        <w:t xml:space="preserve">is the model value and</w:t>
+      </w:r>
+      <w:r>
+        <w:t xml:space="preserve"> </w:t>
+      </w:r>
+      <m:oMath>
+        <m:r>
+          <m:t>ϕ</m:t>
+        </m:r>
+        <m:r>
+          <m:rPr>
+            <m:sty m:val="p"/>
+          </m:rPr>
+          <m:t>=</m:t>
+        </m:r>
+        <m:r>
+          <m:t>100</m:t>
+        </m:r>
+      </m:oMath>
+      <w:r>
+        <w:t xml:space="preserve"> </w:t>
+      </w:r>
+      <w:r>
+        <w:t xml:space="preserve">is a fixed precision. Its variance is</w:t>
+      </w:r>
+      <w:r>
+        <w:t xml:space="preserve"> </w:t>
+      </w:r>
+      <m:oMath>
+        <m:sSub>
+          <m:e>
+            <m:r>
+              <m:t>p</m:t>
+            </m:r>
+          </m:e>
+          <m:sub>
+            <m:r>
+              <m:t>i</m:t>
+            </m:r>
+          </m:sub>
+        </m:sSub>
+        <m:r>
+          <m:rPr>
+            <m:sty m:val="p"/>
+          </m:rPr>
+          <m:t>(</m:t>
+        </m:r>
+        <m:r>
+          <m:t>1</m:t>
+        </m:r>
+        <m:r>
+          <m:rPr>
+            <m:sty m:val="p"/>
+          </m:rPr>
+          <m:t>−</m:t>
+        </m:r>
+        <m:sSub>
+          <m:e>
+            <m:r>
+              <m:t>p</m:t>
+            </m:r>
+          </m:e>
+          <m:sub>
+            <m:r>
+              <m:t>i</m:t>
+            </m:r>
+          </m:sub>
+        </m:sSub>
+        <m:r>
+          <m:rPr>
+            <m:sty m:val="p"/>
+          </m:rPr>
+          <m:t>)</m:t>
+        </m:r>
+        <m:r>
+          <m:rPr>
+            <m:sty m:val="p"/>
+          </m:rPr>
+          <m:t>/</m:t>
+        </m:r>
+        <m:r>
+          <m:rPr>
+            <m:sty m:val="p"/>
+          </m:rPr>
+          <m:t>(</m:t>
+        </m:r>
+        <m:r>
+          <m:t>ϕ</m:t>
+        </m:r>
+        <m:r>
+          <m:rPr>
+            <m:sty m:val="p"/>
+          </m:rPr>
+          <m:t>+</m:t>
+        </m:r>
+        <m:r>
+          <m:t>1</m:t>
+        </m:r>
+        <m:r>
+          <m:rPr>
+            <m:sty m:val="p"/>
+          </m:rPr>
+          <m:t>)</m:t>
+        </m:r>
+      </m:oMath>
+      <w:r>
+        <w:t xml:space="preserve">, a standard deviation of about 0.045 at</w:t>
+      </w:r>
+      <w:r>
+        <w:t xml:space="preserve"> </w:t>
+      </w:r>
+      <m:oMath>
+        <m:sSub>
+          <m:e>
+            <m:r>
+              <m:t>p</m:t>
+            </m:r>
+          </m:e>
+          <m:sub>
+            <m:r>
+              <m:t>i</m:t>
+            </m:r>
+          </m:sub>
+        </m:sSub>
+        <m:r>
+          <m:rPr>
+            <m:sty m:val="p"/>
+          </m:rPr>
+          <m:t>=</m:t>
+        </m:r>
+        <m:r>
+          <m:t>0.3</m:t>
+        </m:r>
+      </m:oMath>
+      <w:r>
+        <w:t xml:space="preserve">. The six terms were independent.</w:t>
       </w:r>
     </w:p>
     <w:bookmarkEnd w:id="15"/>
@@ -4332,7 +4749,7 @@
         <w:t xml:space="preserve"> </w:t>
       </w:r>
       <w:r>
-        <w:t xml:space="preserve">(Table S2). Each age specific series was multiplied by a calibrated scale. The 2025 value was held constant to 2030. These counts come from law enforcement records and are a proxy for entry into injecting.</w:t>
+        <w:t xml:space="preserve">(Table S2). The counts were used without scaling, so the 2015 row is also the equilibrium entry rate. The 2025 value was held constant to 2030. These counts come from law enforcement records and are a proxy for entry into injecting.</w:t>
       </w:r>
     </w:p>
     <w:p>
@@ -5329,7 +5746,24 @@
         <w:pStyle w:val="FirstParagraph"/>
       </w:pPr>
       <w:r>
-        <w:t xml:space="preserve">We estimated 12 parameters on the log scale. Parameters θ1 to θ6 multiply the contact rates of the six age groups. Parameters θ7 to θ12 multiply the entry rates of the six age groups: entry into age group</w:t>
+        <w:t xml:space="preserve">We estimated 7 parameters on the log scale. Parameters θ1 to θ6 multiply the contact rates of the six age groups relative to the contact matrix in the model code. Parameter θ7 is</w:t>
+      </w:r>
+      <w:r>
+        <w:t xml:space="preserve"> </w:t>
+      </w:r>
+      <m:oMath>
+        <m:r>
+          <m:rPr>
+            <m:sty m:val="p"/>
+          </m:rPr>
+          <m:t>log</m:t>
+        </m:r>
+        <m:r>
+          <m:t>c</m:t>
+        </m:r>
+      </m:oMath>
+      <w:r>
+        <w:t xml:space="preserve">, the first arrest multiplier. Entry into age group</w:t>
       </w:r>
       <w:r>
         <w:t xml:space="preserve"> </w:t>
@@ -5343,57 +5777,7 @@
         <w:t xml:space="preserve"> </w:t>
       </w:r>
       <w:r>
-        <w:t xml:space="preserve">in 2015 is</w:t>
-      </w:r>
-      <w:r>
-        <w:t xml:space="preserve"> </w:t>
-      </w:r>
-      <m:oMath>
-        <m:sSup>
-          <m:e>
-            <m:r>
-              <m:t>e</m:t>
-            </m:r>
-          </m:e>
-          <m:sup>
-            <m:sSub>
-              <m:e>
-                <m:r>
-                  <m:t>θ</m:t>
-                </m:r>
-              </m:e>
-              <m:sub>
-                <m:r>
-                  <m:t>6</m:t>
-                </m:r>
-                <m:r>
-                  <m:rPr>
-                    <m:sty m:val="p"/>
-                  </m:rPr>
-                  <m:t>+</m:t>
-                </m:r>
-                <m:r>
-                  <m:t>i</m:t>
-                </m:r>
-              </m:sub>
-            </m:sSub>
-          </m:sup>
-        </m:sSup>
-        <m:sSub>
-          <m:e>
-            <m:r>
-              <m:t>β</m:t>
-            </m:r>
-          </m:e>
-          <m:sub>
-            <m:r>
-              <m:t>i</m:t>
-            </m:r>
-          </m:sub>
-        </m:sSub>
-      </m:oMath>
-      <w:r>
-        <w:t xml:space="preserve">, where</w:t>
+        <w:t xml:space="preserve">was the official count of new drug users,</w:t>
       </w:r>
       <w:r>
         <w:t xml:space="preserve"> </w:t>
@@ -5413,10 +5797,57 @@
         </m:sSub>
       </m:oMath>
       <w:r>
-        <w:t xml:space="preserve"> </w:t>
-      </w:r>
-      <w:r>
-        <w:t xml:space="preserve">is the official 2015 count of new drug users. A deterministic Nelder Mead fit with 8 starts gave the centre of the prior. The starts were an earlier anchor, 6 random perturbations of it (standard deviation 0.9 on the log scale) and a population informed start. Each start ran for up to 3,000 iterations and was then restarted from its own solution, up to 5 times, while the objective still fell by more than 0.001. The best fit had an objective of 18.73, a prevalence root mean square error of 0.0000 and a population mean absolute percentage error of 0.1%. Every model evaluation ran from model year 0 to 150. The last ten years had to be at equilibrium. The prior for each parameter was normal on the log scale with standard deviation 0.20. Its centre was the best fit, except that any value closer than five prior standard deviations (1.0 on the log scale) to a parameter bound was moved inward to that distance. No parameter of the best fit was that close to a bound, so the prior centre is the best fit (Table S5). Contact scales were bounded to 0.01 to 1,000 and entry scales to 0.01 to 10⁶.</w:t>
+        <w:t xml:space="preserve">, without a scale. The prior was fixed before fitting and did not use the data: θ1 to θ6 were each normal with mean 0 and standard deviation 1.5 (a 95% range of 0.05 to 19 times the contact rate), and θ7 was normal with mean 0 and standard deviation 0.5, centred on equal first and re-arrest rates. The prior was truncated to the bounds: contact scales 0.01 to 1,000 and</w:t>
+      </w:r>
+      <w:r>
+        <w:t xml:space="preserve"> </w:t>
+      </w:r>
+      <m:oMath>
+        <m:r>
+          <m:t>c</m:t>
+        </m:r>
+      </m:oMath>
+      <w:r>
+        <w:t xml:space="preserve"> </w:t>
+      </w:r>
+      <w:r>
+        <w:t xml:space="preserve">0.5 to 100. A deterministic Nelder Mead search with 8 starts found the posterior mode. The starts were θ = 0 and 7 random perturbations of it (standard deviation 0.9 on the log scale). Each start ran for up to 3,000 iterations and was then restarted from its own solution, up to 5 times, while the objective still fell by more than 0.001. All starts reached the same mode (negative log posterior -7.83, prevalence root mean square error 0.0130). Every model evaluation ran from model year 0 to 150. The last ten years had to be at equilibrium.</w:t>
+      </w:r>
+    </w:p>
+    <w:p>
+      <w:pPr>
+        <w:pStyle w:val="BodyText"/>
+      </w:pPr>
+      <w:r>
+        <w:t xml:space="preserve">With the standardised mortality ratios at the bounds of their 95% confidence intervals, the fit and</w:t>
+      </w:r>
+      <w:r>
+        <w:t xml:space="preserve"> </w:t>
+      </w:r>
+      <m:oMath>
+        <m:r>
+          <m:t>c</m:t>
+        </m:r>
+      </m:oMath>
+      <w:r>
+        <w:t xml:space="preserve"> </w:t>
+      </w:r>
+      <w:r>
+        <w:t xml:space="preserve">barely changed:</w:t>
+      </w:r>
+      <w:r>
+        <w:t xml:space="preserve"> </w:t>
+      </w:r>
+      <m:oMath>
+        <m:r>
+          <m:t>c</m:t>
+        </m:r>
+      </m:oMath>
+      <w:r>
+        <w:t xml:space="preserve"> </w:t>
+      </w:r>
+      <w:r>
+        <w:t xml:space="preserve">was 1.100 at the lower bounds and 1.097 at the upper bounds, with root mean square errors of 0.0119 and 0.0148 (3 starts each).</w:t>
       </w:r>
     </w:p>
     <w:bookmarkEnd w:id="17"/>
@@ -5434,7 +5865,7 @@
         <w:pStyle w:val="FirstParagraph"/>
       </w:pPr>
       <w:r>
-        <w:t xml:space="preserve">The posterior combined the prior, a binomial likelihood for the six prevalence counts and a log normal likelihood (standard deviation 0.10) for the six population counts. Parameter sets outside the bounds or whose simulation failed the equilibrium check had zero posterior density. We sampled it with adaptive random walk Metropolis</w:t>
+        <w:t xml:space="preserve">The posterior combined the prior and the beta likelihood for the six seroprevalences. Parameter sets outside the bounds or whose simulation failed the equilibrium check had zero posterior density. We sampled it with adaptive random walk Metropolis</w:t>
       </w:r>
       <w:r>
         <w:t xml:space="preserve"> </w:t>
@@ -5443,7 +5874,7 @@
         <w:t xml:space="preserve">[18]</w:t>
       </w:r>
       <w:r>
-        <w:t xml:space="preserve">. Four chains started from independent prior draws. The initial proposal covariance was 0.01 times the prior variance. Adaptation began after 5,000 proposals, was refreshed every 50 proposals and was frozen after warmup. A 5% share of proposals always used the initial covariance. Each chain ran 50,000 model evaluations, of which 10,000 were warmup, giving 159,996 retained iterations. Every 10th iteration was stored (16,000 draws), and diagnostics used all retained iterations. Acceptance was 0.26 to 0.28. All parameters met the convergence checks (Table S3)</w:t>
+        <w:t xml:space="preserve">. Four chains started from independent prior draws. The initial proposal covariance was 0.01 times the prior variance. Adaptation began after 5,000 proposals, was refreshed every 50 proposals and was frozen after warmup. A 5% share of proposals always used the initial covariance. Each chain ran 50,000 model evaluations, of which 10,000 were warmup, giving 159,995 retained iterations. Every 10th iteration was stored (16,000 draws), and diagnostics used all retained iterations. Acceptance was 0.08 to 0.17. All parameters met the convergence checks (Table S3)</w:t>
       </w:r>
       <w:r>
         <w:t xml:space="preserve"> </w:t>
@@ -5560,40 +5991,40 @@
               <w:pStyle w:val="Compact"/>
             </w:pPr>
             <w:r>
-              <w:t xml:space="preserve">1.0016</w:t>
-            </w:r>
-          </w:p>
-        </w:tc>
-        <w:tc>
-          <w:tcPr/>
-          <w:p>
-            <w:pPr>
-              <w:pStyle w:val="Compact"/>
-            </w:pPr>
-            <w:r>
-              <w:t xml:space="preserve">3,702</w:t>
-            </w:r>
-          </w:p>
-        </w:tc>
-        <w:tc>
-          <w:tcPr/>
-          <w:p>
-            <w:pPr>
-              <w:pStyle w:val="Compact"/>
-            </w:pPr>
-            <w:r>
-              <w:t xml:space="preserve">6,855</w:t>
-            </w:r>
-          </w:p>
-        </w:tc>
-        <w:tc>
-          <w:tcPr/>
-          <w:p>
-            <w:pPr>
-              <w:pStyle w:val="Compact"/>
-            </w:pPr>
-            <w:r>
-              <w:t xml:space="preserve">0.016</w:t>
+              <w:t xml:space="preserve">1.0018</w:t>
+            </w:r>
+          </w:p>
+        </w:tc>
+        <w:tc>
+          <w:tcPr/>
+          <w:p>
+            <w:pPr>
+              <w:pStyle w:val="Compact"/>
+            </w:pPr>
+            <w:r>
+              <w:t xml:space="preserve">2,566</w:t>
+            </w:r>
+          </w:p>
+        </w:tc>
+        <w:tc>
+          <w:tcPr/>
+          <w:p>
+            <w:pPr>
+              <w:pStyle w:val="Compact"/>
+            </w:pPr>
+            <w:r>
+              <w:t xml:space="preserve">2,459</w:t>
+            </w:r>
+          </w:p>
+        </w:tc>
+        <w:tc>
+          <w:tcPr/>
+          <w:p>
+            <w:pPr>
+              <w:pStyle w:val="Compact"/>
+            </w:pPr>
+            <w:r>
+              <w:t xml:space="preserve">0.021</w:t>
             </w:r>
           </w:p>
         </w:tc>
@@ -5617,40 +6048,40 @@
               <w:pStyle w:val="Compact"/>
             </w:pPr>
             <w:r>
-              <w:t xml:space="preserve">1.0018</w:t>
-            </w:r>
-          </w:p>
-        </w:tc>
-        <w:tc>
-          <w:tcPr/>
-          <w:p>
-            <w:pPr>
-              <w:pStyle w:val="Compact"/>
-            </w:pPr>
-            <w:r>
-              <w:t xml:space="preserve">3,401</w:t>
-            </w:r>
-          </w:p>
-        </w:tc>
-        <w:tc>
-          <w:tcPr/>
-          <w:p>
-            <w:pPr>
-              <w:pStyle w:val="Compact"/>
-            </w:pPr>
-            <w:r>
-              <w:t xml:space="preserve">5,942</w:t>
-            </w:r>
-          </w:p>
-        </w:tc>
-        <w:tc>
-          <w:tcPr/>
-          <w:p>
-            <w:pPr>
-              <w:pStyle w:val="Compact"/>
-            </w:pPr>
-            <w:r>
-              <w:t xml:space="preserve">0.017</w:t>
+              <w:t xml:space="preserve">1.0014</w:t>
+            </w:r>
+          </w:p>
+        </w:tc>
+        <w:tc>
+          <w:tcPr/>
+          <w:p>
+            <w:pPr>
+              <w:pStyle w:val="Compact"/>
+            </w:pPr>
+            <w:r>
+              <w:t xml:space="preserve">2,677</w:t>
+            </w:r>
+          </w:p>
+        </w:tc>
+        <w:tc>
+          <w:tcPr/>
+          <w:p>
+            <w:pPr>
+              <w:pStyle w:val="Compact"/>
+            </w:pPr>
+            <w:r>
+              <w:t xml:space="preserve">3,595</w:t>
+            </w:r>
+          </w:p>
+        </w:tc>
+        <w:tc>
+          <w:tcPr/>
+          <w:p>
+            <w:pPr>
+              <w:pStyle w:val="Compact"/>
+            </w:pPr>
+            <w:r>
+              <w:t xml:space="preserve">0.019</w:t>
             </w:r>
           </w:p>
         </w:tc>
@@ -5674,29 +6105,29 @@
               <w:pStyle w:val="Compact"/>
             </w:pPr>
             <w:r>
-              <w:t xml:space="preserve">1.0008</w:t>
-            </w:r>
-          </w:p>
-        </w:tc>
-        <w:tc>
-          <w:tcPr/>
-          <w:p>
-            <w:pPr>
-              <w:pStyle w:val="Compact"/>
-            </w:pPr>
-            <w:r>
-              <w:t xml:space="preserve">3,276</w:t>
-            </w:r>
-          </w:p>
-        </w:tc>
-        <w:tc>
-          <w:tcPr/>
-          <w:p>
-            <w:pPr>
-              <w:pStyle w:val="Compact"/>
-            </w:pPr>
-            <w:r>
-              <w:t xml:space="preserve">5,335</w:t>
+              <w:t xml:space="preserve">1.0016</w:t>
+            </w:r>
+          </w:p>
+        </w:tc>
+        <w:tc>
+          <w:tcPr/>
+          <w:p>
+            <w:pPr>
+              <w:pStyle w:val="Compact"/>
+            </w:pPr>
+            <w:r>
+              <w:t xml:space="preserve">3,168</w:t>
+            </w:r>
+          </w:p>
+        </w:tc>
+        <w:tc>
+          <w:tcPr/>
+          <w:p>
+            <w:pPr>
+              <w:pStyle w:val="Compact"/>
+            </w:pPr>
+            <w:r>
+              <w:t xml:space="preserve">4,227</w:t>
             </w:r>
           </w:p>
         </w:tc>
@@ -5731,40 +6162,40 @@
               <w:pStyle w:val="Compact"/>
             </w:pPr>
             <w:r>
-              <w:t xml:space="preserve">1.0006</w:t>
-            </w:r>
-          </w:p>
-        </w:tc>
-        <w:tc>
-          <w:tcPr/>
-          <w:p>
-            <w:pPr>
-              <w:pStyle w:val="Compact"/>
-            </w:pPr>
-            <w:r>
-              <w:t xml:space="preserve">3,770</w:t>
-            </w:r>
-          </w:p>
-        </w:tc>
-        <w:tc>
-          <w:tcPr/>
-          <w:p>
-            <w:pPr>
-              <w:pStyle w:val="Compact"/>
-            </w:pPr>
-            <w:r>
-              <w:t xml:space="preserve">6,513</w:t>
-            </w:r>
-          </w:p>
-        </w:tc>
-        <w:tc>
-          <w:tcPr/>
-          <w:p>
-            <w:pPr>
-              <w:pStyle w:val="Compact"/>
-            </w:pPr>
-            <w:r>
-              <w:t xml:space="preserve">0.016</w:t>
+              <w:t xml:space="preserve">1.0039</w:t>
+            </w:r>
+          </w:p>
+        </w:tc>
+        <w:tc>
+          <w:tcPr/>
+          <w:p>
+            <w:pPr>
+              <w:pStyle w:val="Compact"/>
+            </w:pPr>
+            <w:r>
+              <w:t xml:space="preserve">2,685</w:t>
+            </w:r>
+          </w:p>
+        </w:tc>
+        <w:tc>
+          <w:tcPr/>
+          <w:p>
+            <w:pPr>
+              <w:pStyle w:val="Compact"/>
+            </w:pPr>
+            <w:r>
+              <w:t xml:space="preserve">2,759</w:t>
+            </w:r>
+          </w:p>
+        </w:tc>
+        <w:tc>
+          <w:tcPr/>
+          <w:p>
+            <w:pPr>
+              <w:pStyle w:val="Compact"/>
+            </w:pPr>
+            <w:r>
+              <w:t xml:space="preserve">0.021</w:t>
             </w:r>
           </w:p>
         </w:tc>
@@ -5788,40 +6219,40 @@
               <w:pStyle w:val="Compact"/>
             </w:pPr>
             <w:r>
-              <w:t xml:space="preserve">1.0017</w:t>
-            </w:r>
-          </w:p>
-        </w:tc>
-        <w:tc>
-          <w:tcPr/>
-          <w:p>
-            <w:pPr>
-              <w:pStyle w:val="Compact"/>
-            </w:pPr>
-            <w:r>
-              <w:t xml:space="preserve">3,573</w:t>
-            </w:r>
-          </w:p>
-        </w:tc>
-        <w:tc>
-          <w:tcPr/>
-          <w:p>
-            <w:pPr>
-              <w:pStyle w:val="Compact"/>
-            </w:pPr>
-            <w:r>
-              <w:t xml:space="preserve">6,738</w:t>
-            </w:r>
-          </w:p>
-        </w:tc>
-        <w:tc>
-          <w:tcPr/>
-          <w:p>
-            <w:pPr>
-              <w:pStyle w:val="Compact"/>
-            </w:pPr>
-            <w:r>
-              <w:t xml:space="preserve">0.017</w:t>
+              <w:t xml:space="preserve">1.0048</w:t>
+            </w:r>
+          </w:p>
+        </w:tc>
+        <w:tc>
+          <w:tcPr/>
+          <w:p>
+            <w:pPr>
+              <w:pStyle w:val="Compact"/>
+            </w:pPr>
+            <w:r>
+              <w:t xml:space="preserve">2,455</w:t>
+            </w:r>
+          </w:p>
+        </w:tc>
+        <w:tc>
+          <w:tcPr/>
+          <w:p>
+            <w:pPr>
+              <w:pStyle w:val="Compact"/>
+            </w:pPr>
+            <w:r>
+              <w:t xml:space="preserve">3,857</w:t>
+            </w:r>
+          </w:p>
+        </w:tc>
+        <w:tc>
+          <w:tcPr/>
+          <w:p>
+            <w:pPr>
+              <w:pStyle w:val="Compact"/>
+            </w:pPr>
+            <w:r>
+              <w:t xml:space="preserve">0.020</w:t>
             </w:r>
           </w:p>
         </w:tc>
@@ -5845,40 +6276,40 @@
               <w:pStyle w:val="Compact"/>
             </w:pPr>
             <w:r>
-              <w:t xml:space="preserve">1.0016</w:t>
-            </w:r>
-          </w:p>
-        </w:tc>
-        <w:tc>
-          <w:tcPr/>
-          <w:p>
-            <w:pPr>
-              <w:pStyle w:val="Compact"/>
-            </w:pPr>
-            <w:r>
-              <w:t xml:space="preserve">3,053</w:t>
-            </w:r>
-          </w:p>
-        </w:tc>
-        <w:tc>
-          <w:tcPr/>
-          <w:p>
-            <w:pPr>
-              <w:pStyle w:val="Compact"/>
-            </w:pPr>
-            <w:r>
-              <w:t xml:space="preserve">6,124</w:t>
-            </w:r>
-          </w:p>
-        </w:tc>
-        <w:tc>
-          <w:tcPr/>
-          <w:p>
-            <w:pPr>
-              <w:pStyle w:val="Compact"/>
-            </w:pPr>
-            <w:r>
-              <w:t xml:space="preserve">0.018</w:t>
+              <w:t xml:space="preserve">1.0021</w:t>
+            </w:r>
+          </w:p>
+        </w:tc>
+        <w:tc>
+          <w:tcPr/>
+          <w:p>
+            <w:pPr>
+              <w:pStyle w:val="Compact"/>
+            </w:pPr>
+            <w:r>
+              <w:t xml:space="preserve">1,798</w:t>
+            </w:r>
+          </w:p>
+        </w:tc>
+        <w:tc>
+          <w:tcPr/>
+          <w:p>
+            <w:pPr>
+              <w:pStyle w:val="Compact"/>
+            </w:pPr>
+            <w:r>
+              <w:t xml:space="preserve">3,594</w:t>
+            </w:r>
+          </w:p>
+        </w:tc>
+        <w:tc>
+          <w:tcPr/>
+          <w:p>
+            <w:pPr>
+              <w:pStyle w:val="Compact"/>
+            </w:pPr>
+            <w:r>
+              <w:t xml:space="preserve">0.024</w:t>
             </w:r>
           </w:p>
         </w:tc>
@@ -5902,325 +6333,40 @@
               <w:pStyle w:val="Compact"/>
             </w:pPr>
             <w:r>
-              <w:t xml:space="preserve">1.0011</w:t>
-            </w:r>
-          </w:p>
-        </w:tc>
-        <w:tc>
-          <w:tcPr/>
-          <w:p>
-            <w:pPr>
-              <w:pStyle w:val="Compact"/>
-            </w:pPr>
-            <w:r>
-              <w:t xml:space="preserve">4,006</w:t>
-            </w:r>
-          </w:p>
-        </w:tc>
-        <w:tc>
-          <w:tcPr/>
-          <w:p>
-            <w:pPr>
-              <w:pStyle w:val="Compact"/>
-            </w:pPr>
-            <w:r>
-              <w:t xml:space="preserve">8,063</w:t>
-            </w:r>
-          </w:p>
-        </w:tc>
-        <w:tc>
-          <w:tcPr/>
-          <w:p>
-            <w:pPr>
-              <w:pStyle w:val="Compact"/>
-            </w:pPr>
-            <w:r>
-              <w:t xml:space="preserve">0.016</w:t>
-            </w:r>
-          </w:p>
-        </w:tc>
-      </w:tr>
-      <w:tr>
-        <w:tc>
-          <w:tcPr/>
-          <w:p>
-            <w:pPr>
-              <w:pStyle w:val="Compact"/>
-            </w:pPr>
-            <w:r>
-              <w:t xml:space="preserve">θ8</w:t>
-            </w:r>
-          </w:p>
-        </w:tc>
-        <w:tc>
-          <w:tcPr/>
-          <w:p>
-            <w:pPr>
-              <w:pStyle w:val="Compact"/>
-            </w:pPr>
-            <w:r>
-              <w:t xml:space="preserve">1.0015</w:t>
-            </w:r>
-          </w:p>
-        </w:tc>
-        <w:tc>
-          <w:tcPr/>
-          <w:p>
-            <w:pPr>
-              <w:pStyle w:val="Compact"/>
-            </w:pPr>
-            <w:r>
-              <w:t xml:space="preserve">4,511</w:t>
-            </w:r>
-          </w:p>
-        </w:tc>
-        <w:tc>
-          <w:tcPr/>
-          <w:p>
-            <w:pPr>
-              <w:pStyle w:val="Compact"/>
-            </w:pPr>
-            <w:r>
-              <w:t xml:space="preserve">8,175</w:t>
-            </w:r>
-          </w:p>
-        </w:tc>
-        <w:tc>
-          <w:tcPr/>
-          <w:p>
-            <w:pPr>
-              <w:pStyle w:val="Compact"/>
-            </w:pPr>
-            <w:r>
-              <w:t xml:space="preserve">0.015</w:t>
-            </w:r>
-          </w:p>
-        </w:tc>
-      </w:tr>
-      <w:tr>
-        <w:tc>
-          <w:tcPr/>
-          <w:p>
-            <w:pPr>
-              <w:pStyle w:val="Compact"/>
-            </w:pPr>
-            <w:r>
-              <w:t xml:space="preserve">θ9</w:t>
-            </w:r>
-          </w:p>
-        </w:tc>
-        <w:tc>
-          <w:tcPr/>
-          <w:p>
-            <w:pPr>
-              <w:pStyle w:val="Compact"/>
-            </w:pPr>
-            <w:r>
-              <w:t xml:space="preserve">1.0010</w:t>
-            </w:r>
-          </w:p>
-        </w:tc>
-        <w:tc>
-          <w:tcPr/>
-          <w:p>
-            <w:pPr>
-              <w:pStyle w:val="Compact"/>
-            </w:pPr>
-            <w:r>
-              <w:t xml:space="preserve">3,380</w:t>
-            </w:r>
-          </w:p>
-        </w:tc>
-        <w:tc>
-          <w:tcPr/>
-          <w:p>
-            <w:pPr>
-              <w:pStyle w:val="Compact"/>
-            </w:pPr>
-            <w:r>
-              <w:t xml:space="preserve">5,786</w:t>
-            </w:r>
-          </w:p>
-        </w:tc>
-        <w:tc>
-          <w:tcPr/>
-          <w:p>
-            <w:pPr>
-              <w:pStyle w:val="Compact"/>
-            </w:pPr>
-            <w:r>
-              <w:t xml:space="preserve">0.017</w:t>
-            </w:r>
-          </w:p>
-        </w:tc>
-      </w:tr>
-      <w:tr>
-        <w:tc>
-          <w:tcPr/>
-          <w:p>
-            <w:pPr>
-              <w:pStyle w:val="Compact"/>
-            </w:pPr>
-            <w:r>
-              <w:t xml:space="preserve">θ10</w:t>
-            </w:r>
-          </w:p>
-        </w:tc>
-        <w:tc>
-          <w:tcPr/>
-          <w:p>
-            <w:pPr>
-              <w:pStyle w:val="Compact"/>
-            </w:pPr>
-            <w:r>
-              <w:t xml:space="preserve">1.0014</w:t>
-            </w:r>
-          </w:p>
-        </w:tc>
-        <w:tc>
-          <w:tcPr/>
-          <w:p>
-            <w:pPr>
-              <w:pStyle w:val="Compact"/>
-            </w:pPr>
-            <w:r>
-              <w:t xml:space="preserve">3,302</w:t>
-            </w:r>
-          </w:p>
-        </w:tc>
-        <w:tc>
-          <w:tcPr/>
-          <w:p>
-            <w:pPr>
-              <w:pStyle w:val="Compact"/>
-            </w:pPr>
-            <w:r>
-              <w:t xml:space="preserve">5,441</w:t>
-            </w:r>
-          </w:p>
-        </w:tc>
-        <w:tc>
-          <w:tcPr/>
-          <w:p>
-            <w:pPr>
-              <w:pStyle w:val="Compact"/>
-            </w:pPr>
-            <w:r>
-              <w:t xml:space="preserve">0.017</w:t>
-            </w:r>
-          </w:p>
-        </w:tc>
-      </w:tr>
-      <w:tr>
-        <w:tc>
-          <w:tcPr/>
-          <w:p>
-            <w:pPr>
-              <w:pStyle w:val="Compact"/>
-            </w:pPr>
-            <w:r>
-              <w:t xml:space="preserve">θ11</w:t>
-            </w:r>
-          </w:p>
-        </w:tc>
-        <w:tc>
-          <w:tcPr/>
-          <w:p>
-            <w:pPr>
-              <w:pStyle w:val="Compact"/>
-            </w:pPr>
-            <w:r>
-              <w:t xml:space="preserve">1.0008</w:t>
-            </w:r>
-          </w:p>
-        </w:tc>
-        <w:tc>
-          <w:tcPr/>
-          <w:p>
-            <w:pPr>
-              <w:pStyle w:val="Compact"/>
-            </w:pPr>
-            <w:r>
-              <w:t xml:space="preserve">4,164</w:t>
-            </w:r>
-          </w:p>
-        </w:tc>
-        <w:tc>
-          <w:tcPr/>
-          <w:p>
-            <w:pPr>
-              <w:pStyle w:val="Compact"/>
-            </w:pPr>
-            <w:r>
-              <w:t xml:space="preserve">7,042</w:t>
-            </w:r>
-          </w:p>
-        </w:tc>
-        <w:tc>
-          <w:tcPr/>
-          <w:p>
-            <w:pPr>
-              <w:pStyle w:val="Compact"/>
-            </w:pPr>
-            <w:r>
-              <w:t xml:space="preserve">0.016</w:t>
-            </w:r>
-          </w:p>
-        </w:tc>
-      </w:tr>
-      <w:tr>
-        <w:tc>
-          <w:tcPr/>
-          <w:p>
-            <w:pPr>
-              <w:pStyle w:val="Compact"/>
-            </w:pPr>
-            <w:r>
-              <w:t xml:space="preserve">θ12</w:t>
-            </w:r>
-          </w:p>
-        </w:tc>
-        <w:tc>
-          <w:tcPr/>
-          <w:p>
-            <w:pPr>
-              <w:pStyle w:val="Compact"/>
-            </w:pPr>
-            <w:r>
-              <w:t xml:space="preserve">1.0006</w:t>
-            </w:r>
-          </w:p>
-        </w:tc>
-        <w:tc>
-          <w:tcPr/>
-          <w:p>
-            <w:pPr>
-              <w:pStyle w:val="Compact"/>
-            </w:pPr>
-            <w:r>
-              <w:t xml:space="preserve">4,058</w:t>
-            </w:r>
-          </w:p>
-        </w:tc>
-        <w:tc>
-          <w:tcPr/>
-          <w:p>
-            <w:pPr>
-              <w:pStyle w:val="Compact"/>
-            </w:pPr>
-            <w:r>
-              <w:t xml:space="preserve">7,659</w:t>
-            </w:r>
-          </w:p>
-        </w:tc>
-        <w:tc>
-          <w:tcPr/>
-          <w:p>
-            <w:pPr>
-              <w:pStyle w:val="Compact"/>
-            </w:pPr>
-            <w:r>
-              <w:t xml:space="preserve">0.016</w:t>
+              <w:t xml:space="preserve">1.0020</w:t>
+            </w:r>
+          </w:p>
+        </w:tc>
+        <w:tc>
+          <w:tcPr/>
+          <w:p>
+            <w:pPr>
+              <w:pStyle w:val="Compact"/>
+            </w:pPr>
+            <w:r>
+              <w:t xml:space="preserve">2,367</w:t>
+            </w:r>
+          </w:p>
+        </w:tc>
+        <w:tc>
+          <w:tcPr/>
+          <w:p>
+            <w:pPr>
+              <w:pStyle w:val="Compact"/>
+            </w:pPr>
+            <w:r>
+              <w:t xml:space="preserve">3,901</w:t>
+            </w:r>
+          </w:p>
+        </w:tc>
+        <w:tc>
+          <w:tcPr/>
+          <w:p>
+            <w:pPr>
+              <w:pStyle w:val="Compact"/>
+            </w:pPr>
+            <w:r>
+              <w:t xml:space="preserve">0.020</w:t>
             </w:r>
           </w:p>
         </w:tc>
@@ -6259,7 +6405,7 @@
         <w:t xml:space="preserve">[21]</w:t>
       </w:r>
       <w:r>
-        <w:t xml:space="preserve">. Both methods used the same prior, likelihood, solver and equilibrium restriction. We drew 50,000 parameter sets from the prior by Latin hypercube sampling. The design had one point in each of 50,000 equal probability strata for every parameter, and each column was mapped through the normal inverse distribution function of that parameter’s prior. Of these, 49,278 simulations were valid. Exclusions were 0 draws outside the bounds, 722 equilibrium failures and 0 non-finite simulations; excluded draws are dropped, not replaced. The estimator was an equal weight ensemble of 5 masked autoregressive flows, each with 50 hidden features and 5 transforms</w:t>
+        <w:t xml:space="preserve">. Both methods used the same prior, likelihood, solver and equilibrium restriction. We drew 50,000 parameter sets from the truncated prior by Latin hypercube sampling. Of these, 49,945 simulations were valid. Exclusions were 0 draws outside the bounds, 42 equilibrium failures and 13 non-finite simulations; excluded draws are dropped, not replaced. Beta observation noise with the same precision was added to each simulated seroprevalence. The estimator was an equal weight ensemble of 5 masked autoregressive flows, each with 50 hidden features and 5 transforms</w:t>
       </w:r>
       <w:r>
         <w:t xml:space="preserve"> </w:t>
@@ -6268,7 +6414,7 @@
         <w:t xml:space="preserve">[22]</w:t>
       </w:r>
       <w:r>
-        <w:t xml:space="preserve">, trained in one round with the standard loss from different random seeds. A single network gave a small seed dependent bias in one parameter, which the ensemble removed.</w:t>
+        <w:t xml:space="preserve">, trained in one round with the standard loss from different random seeds. Posterior draws outside the bounds were rejected.</w:t>
       </w:r>
     </w:p>
     <w:p>
@@ -6276,7 +6422,7 @@
         <w:pStyle w:val="BodyText"/>
       </w:pPr>
       <w:r>
-        <w:t xml:space="preserve">We checked the neural posterior by simulation based calibration</w:t>
+        <w:t xml:space="preserve">Simulation based calibration</w:t>
       </w:r>
       <w:r>
         <w:t xml:space="preserve"> </w:t>
@@ -6288,7 +6434,7 @@
         <w:t xml:space="preserve"> </w:t>
       </w:r>
       <w:r>
-        <w:t xml:space="preserve">on 980 datasets simulated from independent prior draws. For each parameter, 95% interval coverage was 0.944 to 0.961 and 90% coverage 0.891 to 0.918. No rank histogram showed systematic skew (U shape, central peak, shift or Bonferroni corrected chi-square departure). The predeclared gate required 95% coverage of at least 0.85 and 90% coverage of at least 0.75 for every parameter. As a smaller direct check, we reran the MCMC on 8 of these simulated datasets, with one chain of 30,000 evaluations each. Pooled 95% coverage was 0.95 and 90% coverage 0.92 over 96 ranks; this guards only against gross miscalibration.</w:t>
+        <w:t xml:space="preserve">on 998 datasets simulated from independent prior draws showed a well calibrated neural posterior on average: for each parameter, 95% interval coverage was 0.935 to 0.959 and 90% coverage 0.876 to 0.911. No rank histogram showed systematic skew. As a smaller direct check, we reran the MCMC on 8 of these simulated datasets, with one chain of 30,000 evaluations each. Pooled 95% coverage was 0.96 and 90% coverage 0.89 over 56 ranks; this guards only against gross miscalibration.</w:t>
       </w:r>
     </w:p>
     <w:p>
@@ -6296,7 +6442,7 @@
         <w:pStyle w:val="BodyText"/>
       </w:pPr>
       <w:r>
-        <w:t xml:space="preserve">Table S4 compares the neural posterior with the MCMC posterior. The full comparison is in the project repository (</w:t>
+        <w:t xml:space="preserve">At the observed data, however, the neural posterior did not match the MCMC posterior (Table S4). Its 95% intervals were on average 23% wider than the MCMC intervals, and no parameter passed all three checks. Calibration on average across prior datasets does not guarantee accuracy at one dataset; with six noisy summaries and a wide prior, the network spends its capacity over the whole prior range. The policy medians were less sensitive: they differed from the MCMC results by at most 2.4%. We used the MCMC posterior for all results. The full comparison is in the project repository (</w:t>
       </w:r>
       <w:r>
         <w:rPr>
@@ -6414,7 +6560,7 @@
               <w:pStyle w:val="Compact"/>
             </w:pPr>
             <w:r>
-              <w:t xml:space="preserve">Worst policy median error</w:t>
+              <w:t xml:space="preserve">Worst policy error</w:t>
             </w:r>
           </w:p>
         </w:tc>
@@ -6449,62 +6595,62 @@
               <w:pStyle w:val="Compact"/>
             </w:pPr>
             <w:r>
-              <w:t xml:space="preserve">50,000 (49,278)</w:t>
-            </w:r>
-          </w:p>
-        </w:tc>
-        <w:tc>
-          <w:tcPr/>
-          <w:p>
-            <w:pPr>
-              <w:pStyle w:val="Compact"/>
-            </w:pPr>
-            <w:r>
-              <w:t xml:space="preserve">0.03</w:t>
-            </w:r>
-          </w:p>
-        </w:tc>
-        <w:tc>
-          <w:tcPr/>
-          <w:p>
-            <w:pPr>
-              <w:pStyle w:val="Compact"/>
-            </w:pPr>
-            <w:r>
-              <w:t xml:space="preserve">0.22</w:t>
-            </w:r>
-          </w:p>
-        </w:tc>
-        <w:tc>
-          <w:tcPr/>
-          <w:p>
-            <w:pPr>
-              <w:pStyle w:val="Compact"/>
-            </w:pPr>
-            <w:r>
-              <w:t xml:space="preserve">0.965 (0.92 to 0.99)</w:t>
-            </w:r>
-          </w:p>
-        </w:tc>
-        <w:tc>
-          <w:tcPr/>
-          <w:p>
-            <w:pPr>
-              <w:pStyle w:val="Compact"/>
-            </w:pPr>
-            <w:r>
-              <w:t xml:space="preserve">92%</w:t>
-            </w:r>
-          </w:p>
-        </w:tc>
-        <w:tc>
-          <w:tcPr/>
-          <w:p>
-            <w:pPr>
-              <w:pStyle w:val="Compact"/>
-            </w:pPr>
-            <w:r>
-              <w:t xml:space="preserve">0.2%</w:t>
+              <w:t xml:space="preserve">50,000 (49,945)</w:t>
+            </w:r>
+          </w:p>
+        </w:tc>
+        <w:tc>
+          <w:tcPr/>
+          <w:p>
+            <w:pPr>
+              <w:pStyle w:val="Compact"/>
+            </w:pPr>
+            <w:r>
+              <w:t xml:space="preserve">0.83</w:t>
+            </w:r>
+          </w:p>
+        </w:tc>
+        <w:tc>
+          <w:tcPr/>
+          <w:p>
+            <w:pPr>
+              <w:pStyle w:val="Compact"/>
+            </w:pPr>
+            <w:r>
+              <w:t xml:space="preserve">2.10</w:t>
+            </w:r>
+          </w:p>
+        </w:tc>
+        <w:tc>
+          <w:tcPr/>
+          <w:p>
+            <w:pPr>
+              <w:pStyle w:val="Compact"/>
+            </w:pPr>
+            <w:r>
+              <w:t xml:space="preserve">1.228 (1.03 to 1.79)</w:t>
+            </w:r>
+          </w:p>
+        </w:tc>
+        <w:tc>
+          <w:tcPr/>
+          <w:p>
+            <w:pPr>
+              <w:pStyle w:val="Compact"/>
+            </w:pPr>
+            <w:r>
+              <w:t xml:space="preserve">0%</w:t>
+            </w:r>
+          </w:p>
+        </w:tc>
+        <w:tc>
+          <w:tcPr/>
+          <w:p>
+            <w:pPr>
+              <w:pStyle w:val="Compact"/>
+            </w:pPr>
+            <w:r>
+              <w:t xml:space="preserve">16.3%</w:t>
             </w:r>
           </w:p>
         </w:tc>
@@ -6526,7 +6672,7 @@
         <w:pStyle w:val="BodyText"/>
       </w:pPr>
       <w:r>
-        <w:t xml:space="preserve">Checks: absolute mean difference at most 0.1 SD, 95% interval endpoints within 0.2 SD and width ratio between 0.9 and 1.1. Policy errors compare 1,000 neural posterior states with the 2,000 MCMC states used for the scenarios.</w:t>
+        <w:t xml:space="preserve">Checks: absolute mean difference at most 0.1 SD, 95% interval endpoints within 0.2 SD and width ratio between 0.9 and 1.1. Policy errors compare 1,000 neural posterior states with the 2,000 MCMC states used for the scenarios; the worst policy error is for discounted cost.</w:t>
       </w:r>
     </w:p>
     <w:bookmarkEnd w:id="19"/>
@@ -6544,7 +6690,21 @@
         <w:pStyle w:val="FirstParagraph"/>
       </w:pPr>
       <w:r>
-        <w:t xml:space="preserve">Table S5 gives the posterior of each parameter. For θ6, θ9, θ10 and θ12 the posterior standard deviation was more than 0.8 times the prior standard deviation, so these parameters remain mostly informed by the prior.</w:t>
+        <w:t xml:space="preserve">Table S5 gives the posterior of each parameter. For θ5, θ6 and θ7 the posterior standard deviation was more than 0.7 times the prior standard deviation, so these parameters remain mostly informed by the prior. This includes</w:t>
+      </w:r>
+      <w:r>
+        <w:t xml:space="preserve"> </w:t>
+      </w:r>
+      <m:oMath>
+        <m:r>
+          <m:t>c</m:t>
+        </m:r>
+      </m:oMath>
+      <w:r>
+        <w:t xml:space="preserve"> </w:t>
+      </w:r>
+      <w:r>
+        <w:t xml:space="preserve">(θ7).</w:t>
       </w:r>
     </w:p>
     <w:p>
@@ -6556,7 +6716,7 @@
           <w:b/>
           <w:bCs/>
         </w:rPr>
-        <w:t xml:space="preserve">Table S5. Nelder Mead best fit, prior centre and posterior median (95% interval) of the log scale parameters.</w:t>
+        <w:t xml:space="preserve">Table S5. Nelder Mead posterior mode, prior and posterior median (95% interval) of the log scale parameters.</w:t>
       </w:r>
     </w:p>
     <w:tbl>
@@ -6608,18 +6768,18 @@
               <w:pStyle w:val="Compact"/>
             </w:pPr>
             <w:r>
-              <w:t xml:space="preserve">Nelder Mead best fit</w:t>
-            </w:r>
-          </w:p>
-        </w:tc>
-        <w:tc>
-          <w:tcPr/>
-          <w:p>
-            <w:pPr>
-              <w:pStyle w:val="Compact"/>
-            </w:pPr>
-            <w:r>
-              <w:t xml:space="preserve">Prior centre</w:t>
+              <w:t xml:space="preserve">Posterior mode</w:t>
+            </w:r>
+          </w:p>
+        </w:tc>
+        <w:tc>
+          <w:tcPr/>
+          <w:p>
+            <w:pPr>
+              <w:pStyle w:val="Compact"/>
+            </w:pPr>
+            <w:r>
+              <w:t xml:space="preserve">Prior</w:t>
             </w:r>
           </w:p>
         </w:tc>
@@ -6687,51 +6847,51 @@
               <w:pStyle w:val="Compact"/>
             </w:pPr>
             <w:r>
-              <w:t xml:space="preserve">1.668</w:t>
-            </w:r>
-          </w:p>
-        </w:tc>
-        <w:tc>
-          <w:tcPr/>
-          <w:p>
-            <w:pPr>
-              <w:pStyle w:val="Compact"/>
-            </w:pPr>
-            <w:r>
-              <w:t xml:space="preserve">1.668</w:t>
-            </w:r>
-          </w:p>
-        </w:tc>
-        <w:tc>
-          <w:tcPr/>
-          <w:p>
-            <w:pPr>
-              <w:pStyle w:val="Compact"/>
-            </w:pPr>
-            <w:r>
-              <w:t xml:space="preserve">1.663 (1.355 to 1.939)</w:t>
-            </w:r>
-          </w:p>
-        </w:tc>
-        <w:tc>
-          <w:tcPr/>
-          <w:p>
-            <w:pPr>
-              <w:pStyle w:val="Compact"/>
-            </w:pPr>
-            <w:r>
-              <w:t xml:space="preserve">0.150</w:t>
-            </w:r>
-          </w:p>
-        </w:tc>
-        <w:tc>
-          <w:tcPr/>
-          <w:p>
-            <w:pPr>
-              <w:pStyle w:val="Compact"/>
-            </w:pPr>
-            <w:r>
-              <w:t xml:space="preserve">0.75</w:t>
+              <w:t xml:space="preserve">1.625</w:t>
+            </w:r>
+          </w:p>
+        </w:tc>
+        <w:tc>
+          <w:tcPr/>
+          <w:p>
+            <w:pPr>
+              <w:pStyle w:val="Compact"/>
+            </w:pPr>
+            <w:r>
+              <w:t xml:space="preserve">N(0, 1.5)</w:t>
+            </w:r>
+          </w:p>
+        </w:tc>
+        <w:tc>
+          <w:tcPr/>
+          <w:p>
+            <w:pPr>
+              <w:pStyle w:val="Compact"/>
+            </w:pPr>
+            <w:r>
+              <w:t xml:space="preserve">1.597 (0.951 to 2.071)</w:t>
+            </w:r>
+          </w:p>
+        </w:tc>
+        <w:tc>
+          <w:tcPr/>
+          <w:p>
+            <w:pPr>
+              <w:pStyle w:val="Compact"/>
+            </w:pPr>
+            <w:r>
+              <w:t xml:space="preserve">0.286</w:t>
+            </w:r>
+          </w:p>
+        </w:tc>
+        <w:tc>
+          <w:tcPr/>
+          <w:p>
+            <w:pPr>
+              <w:pStyle w:val="Compact"/>
+            </w:pPr>
+            <w:r>
+              <w:t xml:space="preserve">0.19</w:t>
             </w:r>
           </w:p>
         </w:tc>
@@ -6766,51 +6926,51 @@
               <w:pStyle w:val="Compact"/>
             </w:pPr>
             <w:r>
-              <w:t xml:space="preserve">-2.886</w:t>
-            </w:r>
-          </w:p>
-        </w:tc>
-        <w:tc>
-          <w:tcPr/>
-          <w:p>
-            <w:pPr>
-              <w:pStyle w:val="Compact"/>
-            </w:pPr>
-            <w:r>
-              <w:t xml:space="preserve">-2.886</w:t>
-            </w:r>
-          </w:p>
-        </w:tc>
-        <w:tc>
-          <w:tcPr/>
-          <w:p>
-            <w:pPr>
-              <w:pStyle w:val="Compact"/>
-            </w:pPr>
-            <w:r>
-              <w:t xml:space="preserve">-2.886 (-3.015 to -2.769)</w:t>
-            </w:r>
-          </w:p>
-        </w:tc>
-        <w:tc>
-          <w:tcPr/>
-          <w:p>
-            <w:pPr>
-              <w:pStyle w:val="Compact"/>
-            </w:pPr>
-            <w:r>
-              <w:t xml:space="preserve">0.062</w:t>
-            </w:r>
-          </w:p>
-        </w:tc>
-        <w:tc>
-          <w:tcPr/>
-          <w:p>
-            <w:pPr>
-              <w:pStyle w:val="Compact"/>
-            </w:pPr>
-            <w:r>
-              <w:t xml:space="preserve">0.31</w:t>
+              <w:t xml:space="preserve">-2.918</w:t>
+            </w:r>
+          </w:p>
+        </w:tc>
+        <w:tc>
+          <w:tcPr/>
+          <w:p>
+            <w:pPr>
+              <w:pStyle w:val="Compact"/>
+            </w:pPr>
+            <w:r>
+              <w:t xml:space="preserve">N(0, 1.5)</w:t>
+            </w:r>
+          </w:p>
+        </w:tc>
+        <w:tc>
+          <w:tcPr/>
+          <w:p>
+            <w:pPr>
+              <w:pStyle w:val="Compact"/>
+            </w:pPr>
+            <w:r>
+              <w:t xml:space="preserve">-2.925 (-3.486 to -2.473)</w:t>
+            </w:r>
+          </w:p>
+        </w:tc>
+        <w:tc>
+          <w:tcPr/>
+          <w:p>
+            <w:pPr>
+              <w:pStyle w:val="Compact"/>
+            </w:pPr>
+            <w:r>
+              <w:t xml:space="preserve">0.260</w:t>
+            </w:r>
+          </w:p>
+        </w:tc>
+        <w:tc>
+          <w:tcPr/>
+          <w:p>
+            <w:pPr>
+              <w:pStyle w:val="Compact"/>
+            </w:pPr>
+            <w:r>
+              <w:t xml:space="preserve">0.17</w:t>
             </w:r>
           </w:p>
         </w:tc>
@@ -6845,51 +7005,51 @@
               <w:pStyle w:val="Compact"/>
             </w:pPr>
             <w:r>
-              <w:t xml:space="preserve">-3.537</w:t>
-            </w:r>
-          </w:p>
-        </w:tc>
-        <w:tc>
-          <w:tcPr/>
-          <w:p>
-            <w:pPr>
-              <w:pStyle w:val="Compact"/>
-            </w:pPr>
-            <w:r>
-              <w:t xml:space="preserve">-3.537</w:t>
-            </w:r>
-          </w:p>
-        </w:tc>
-        <w:tc>
-          <w:tcPr/>
-          <w:p>
-            <w:pPr>
-              <w:pStyle w:val="Compact"/>
-            </w:pPr>
-            <w:r>
-              <w:t xml:space="preserve">-3.538 (-3.785 to -3.329)</w:t>
-            </w:r>
-          </w:p>
-        </w:tc>
-        <w:tc>
-          <w:tcPr/>
-          <w:p>
-            <w:pPr>
-              <w:pStyle w:val="Compact"/>
-            </w:pPr>
-            <w:r>
-              <w:t xml:space="preserve">0.116</w:t>
-            </w:r>
-          </w:p>
-        </w:tc>
-        <w:tc>
-          <w:tcPr/>
-          <w:p>
-            <w:pPr>
-              <w:pStyle w:val="Compact"/>
-            </w:pPr>
-            <w:r>
-              <w:t xml:space="preserve">0.58</w:t>
+              <w:t xml:space="preserve">-3.293</w:t>
+            </w:r>
+          </w:p>
+        </w:tc>
+        <w:tc>
+          <w:tcPr/>
+          <w:p>
+            <w:pPr>
+              <w:pStyle w:val="Compact"/>
+            </w:pPr>
+            <w:r>
+              <w:t xml:space="preserve">N(0, 1.5)</w:t>
+            </w:r>
+          </w:p>
+        </w:tc>
+        <w:tc>
+          <w:tcPr/>
+          <w:p>
+            <w:pPr>
+              <w:pStyle w:val="Compact"/>
+            </w:pPr>
+            <w:r>
+              <w:t xml:space="preserve">-3.290 (-3.996 to -2.785)</w:t>
+            </w:r>
+          </w:p>
+        </w:tc>
+        <w:tc>
+          <w:tcPr/>
+          <w:p>
+            <w:pPr>
+              <w:pStyle w:val="Compact"/>
+            </w:pPr>
+            <w:r>
+              <w:t xml:space="preserve">0.305</w:t>
+            </w:r>
+          </w:p>
+        </w:tc>
+        <w:tc>
+          <w:tcPr/>
+          <w:p>
+            <w:pPr>
+              <w:pStyle w:val="Compact"/>
+            </w:pPr>
+            <w:r>
+              <w:t xml:space="preserve">0.20</w:t>
             </w:r>
           </w:p>
         </w:tc>
@@ -6924,51 +7084,51 @@
               <w:pStyle w:val="Compact"/>
             </w:pPr>
             <w:r>
-              <w:t xml:space="preserve">-0.843</w:t>
-            </w:r>
-          </w:p>
-        </w:tc>
-        <w:tc>
-          <w:tcPr/>
-          <w:p>
-            <w:pPr>
-              <w:pStyle w:val="Compact"/>
-            </w:pPr>
-            <w:r>
-              <w:t xml:space="preserve">-0.843</w:t>
-            </w:r>
-          </w:p>
-        </w:tc>
-        <w:tc>
-          <w:tcPr/>
-          <w:p>
-            <w:pPr>
-              <w:pStyle w:val="Compact"/>
-            </w:pPr>
-            <w:r>
-              <w:t xml:space="preserve">-0.842 (-1.037 to -0.667)</w:t>
-            </w:r>
-          </w:p>
-        </w:tc>
-        <w:tc>
-          <w:tcPr/>
-          <w:p>
-            <w:pPr>
-              <w:pStyle w:val="Compact"/>
-            </w:pPr>
-            <w:r>
-              <w:t xml:space="preserve">0.095</w:t>
-            </w:r>
-          </w:p>
-        </w:tc>
-        <w:tc>
-          <w:tcPr/>
-          <w:p>
-            <w:pPr>
-              <w:pStyle w:val="Compact"/>
-            </w:pPr>
-            <w:r>
-              <w:t xml:space="preserve">0.47</w:t>
+              <w:t xml:space="preserve">-0.962</w:t>
+            </w:r>
+          </w:p>
+        </w:tc>
+        <w:tc>
+          <w:tcPr/>
+          <w:p>
+            <w:pPr>
+              <w:pStyle w:val="Compact"/>
+            </w:pPr>
+            <w:r>
+              <w:t xml:space="preserve">N(0, 1.5)</w:t>
+            </w:r>
+          </w:p>
+        </w:tc>
+        <w:tc>
+          <w:tcPr/>
+          <w:p>
+            <w:pPr>
+              <w:pStyle w:val="Compact"/>
+            </w:pPr>
+            <w:r>
+              <w:t xml:space="preserve">-0.942 (-1.758 to -0.385)</w:t>
+            </w:r>
+          </w:p>
+        </w:tc>
+        <w:tc>
+          <w:tcPr/>
+          <w:p>
+            <w:pPr>
+              <w:pStyle w:val="Compact"/>
+            </w:pPr>
+            <w:r>
+              <w:t xml:space="preserve">0.349</w:t>
+            </w:r>
+          </w:p>
+        </w:tc>
+        <w:tc>
+          <w:tcPr/>
+          <w:p>
+            <w:pPr>
+              <w:pStyle w:val="Compact"/>
+            </w:pPr>
+            <w:r>
+              <w:t xml:space="preserve">0.23</w:t>
             </w:r>
           </w:p>
         </w:tc>
@@ -7003,51 +7163,51 @@
               <w:pStyle w:val="Compact"/>
             </w:pPr>
             <w:r>
-              <w:t xml:space="preserve">1.993</w:t>
-            </w:r>
-          </w:p>
-        </w:tc>
-        <w:tc>
-          <w:tcPr/>
-          <w:p>
-            <w:pPr>
-              <w:pStyle w:val="Compact"/>
-            </w:pPr>
-            <w:r>
-              <w:t xml:space="preserve">1.993</w:t>
-            </w:r>
-          </w:p>
-        </w:tc>
-        <w:tc>
-          <w:tcPr/>
-          <w:p>
-            <w:pPr>
-              <w:pStyle w:val="Compact"/>
-            </w:pPr>
-            <w:r>
-              <w:t xml:space="preserve">1.992 (1.716 to 2.250)</w:t>
-            </w:r>
-          </w:p>
-        </w:tc>
-        <w:tc>
-          <w:tcPr/>
-          <w:p>
-            <w:pPr>
-              <w:pStyle w:val="Compact"/>
-            </w:pPr>
-            <w:r>
-              <w:t xml:space="preserve">0.136</w:t>
-            </w:r>
-          </w:p>
-        </w:tc>
-        <w:tc>
-          <w:tcPr/>
-          <w:p>
-            <w:pPr>
-              <w:pStyle w:val="Compact"/>
-            </w:pPr>
-            <w:r>
-              <w:t xml:space="preserve">0.68</w:t>
+              <w:t xml:space="preserve">0.287</w:t>
+            </w:r>
+          </w:p>
+        </w:tc>
+        <w:tc>
+          <w:tcPr/>
+          <w:p>
+            <w:pPr>
+              <w:pStyle w:val="Compact"/>
+            </w:pPr>
+            <w:r>
+              <w:t xml:space="preserve">N(0, 1.5)</w:t>
+            </w:r>
+          </w:p>
+        </w:tc>
+        <w:tc>
+          <w:tcPr/>
+          <w:p>
+            <w:pPr>
+              <w:pStyle w:val="Compact"/>
+            </w:pPr>
+            <w:r>
+              <w:t xml:space="preserve">-0.144 (-2.824 to 1.559)</w:t>
+            </w:r>
+          </w:p>
+        </w:tc>
+        <w:tc>
+          <w:tcPr/>
+          <w:p>
+            <w:pPr>
+              <w:pStyle w:val="Compact"/>
+            </w:pPr>
+            <w:r>
+              <w:t xml:space="preserve">1.148</w:t>
+            </w:r>
+          </w:p>
+        </w:tc>
+        <w:tc>
+          <w:tcPr/>
+          <w:p>
+            <w:pPr>
+              <w:pStyle w:val="Compact"/>
+            </w:pPr>
+            <w:r>
+              <w:t xml:space="preserve">0.77</w:t>
             </w:r>
           </w:p>
         </w:tc>
@@ -7082,51 +7242,51 @@
               <w:pStyle w:val="Compact"/>
             </w:pPr>
             <w:r>
-              <w:t xml:space="preserve">0.301</w:t>
-            </w:r>
-          </w:p>
-        </w:tc>
-        <w:tc>
-          <w:tcPr/>
-          <w:p>
-            <w:pPr>
-              <w:pStyle w:val="Compact"/>
-            </w:pPr>
-            <w:r>
-              <w:t xml:space="preserve">0.301</w:t>
-            </w:r>
-          </w:p>
-        </w:tc>
-        <w:tc>
-          <w:tcPr/>
-          <w:p>
-            <w:pPr>
-              <w:pStyle w:val="Compact"/>
-            </w:pPr>
-            <w:r>
-              <w:t xml:space="preserve">0.304 (-0.090 to 0.693)</w:t>
-            </w:r>
-          </w:p>
-        </w:tc>
-        <w:tc>
-          <w:tcPr/>
-          <w:p>
-            <w:pPr>
-              <w:pStyle w:val="Compact"/>
-            </w:pPr>
-            <w:r>
-              <w:t xml:space="preserve">0.199</w:t>
-            </w:r>
-          </w:p>
-        </w:tc>
-        <w:tc>
-          <w:tcPr/>
-          <w:p>
-            <w:pPr>
-              <w:pStyle w:val="Compact"/>
-            </w:pPr>
-            <w:r>
-              <w:t xml:space="preserve">0.99</w:t>
+              <w:t xml:space="preserve">-0.319</w:t>
+            </w:r>
+          </w:p>
+        </w:tc>
+        <w:tc>
+          <w:tcPr/>
+          <w:p>
+            <w:pPr>
+              <w:pStyle w:val="Compact"/>
+            </w:pPr>
+            <w:r>
+              <w:t xml:space="preserve">N(0, 1.5)</w:t>
+            </w:r>
+          </w:p>
+        </w:tc>
+        <w:tc>
+          <w:tcPr/>
+          <w:p>
+            <w:pPr>
+              <w:pStyle w:val="Compact"/>
+            </w:pPr>
+            <w:r>
+              <w:t xml:space="preserve">-0.504 (-3.065 to 1.307)</w:t>
+            </w:r>
+          </w:p>
+        </w:tc>
+        <w:tc>
+          <w:tcPr/>
+          <w:p>
+            <w:pPr>
+              <w:pStyle w:val="Compact"/>
+            </w:pPr>
+            <w:r>
+              <w:t xml:space="preserve">1.120</w:t>
+            </w:r>
+          </w:p>
+        </w:tc>
+        <w:tc>
+          <w:tcPr/>
+          <w:p>
+            <w:pPr>
+              <w:pStyle w:val="Compact"/>
+            </w:pPr>
+            <w:r>
+              <w:t xml:space="preserve">0.75</w:t>
             </w:r>
           </w:p>
         </w:tc>
@@ -7150,457 +7310,70 @@
               <w:pStyle w:val="Compact"/>
             </w:pPr>
             <w:r>
-              <w:t xml:space="preserve">Entry scale, age &lt;20</w:t>
-            </w:r>
-          </w:p>
-        </w:tc>
-        <w:tc>
-          <w:tcPr/>
-          <w:p>
-            <w:pPr>
-              <w:pStyle w:val="Compact"/>
-            </w:pPr>
-            <w:r>
-              <w:t xml:space="preserve">-2.004</w:t>
-            </w:r>
-          </w:p>
-        </w:tc>
-        <w:tc>
-          <w:tcPr/>
-          <w:p>
-            <w:pPr>
-              <w:pStyle w:val="Compact"/>
-            </w:pPr>
-            <w:r>
-              <w:t xml:space="preserve">-2.004</w:t>
-            </w:r>
-          </w:p>
-        </w:tc>
-        <w:tc>
-          <w:tcPr/>
-          <w:p>
-            <w:pPr>
-              <w:pStyle w:val="Compact"/>
-            </w:pPr>
-            <w:r>
-              <w:t xml:space="preserve">-2.003 (-2.178 to -1.828)</w:t>
-            </w:r>
-          </w:p>
-        </w:tc>
-        <w:tc>
-          <w:tcPr/>
-          <w:p>
-            <w:pPr>
-              <w:pStyle w:val="Compact"/>
-            </w:pPr>
-            <w:r>
-              <w:t xml:space="preserve">0.089</w:t>
-            </w:r>
-          </w:p>
-        </w:tc>
-        <w:tc>
-          <w:tcPr/>
-          <w:p>
-            <w:pPr>
-              <w:pStyle w:val="Compact"/>
-            </w:pPr>
-            <w:r>
-              <w:t xml:space="preserve">0.45</w:t>
-            </w:r>
-          </w:p>
-        </w:tc>
-      </w:tr>
-      <w:tr>
-        <w:tc>
-          <w:tcPr/>
-          <w:p>
-            <w:pPr>
-              <w:pStyle w:val="Compact"/>
-            </w:pPr>
-            <w:r>
-              <w:t xml:space="preserve">θ8</w:t>
-            </w:r>
-          </w:p>
-        </w:tc>
-        <w:tc>
-          <w:tcPr/>
-          <w:p>
-            <w:pPr>
-              <w:pStyle w:val="Compact"/>
-            </w:pPr>
-            <w:r>
-              <w:t xml:space="preserve">Entry scale, age 20–29</w:t>
-            </w:r>
-          </w:p>
-        </w:tc>
-        <w:tc>
-          <w:tcPr/>
-          <w:p>
-            <w:pPr>
-              <w:pStyle w:val="Compact"/>
-            </w:pPr>
-            <w:r>
-              <w:t xml:space="preserve">-0.434</w:t>
-            </w:r>
-          </w:p>
-        </w:tc>
-        <w:tc>
-          <w:tcPr/>
-          <w:p>
-            <w:pPr>
-              <w:pStyle w:val="Compact"/>
-            </w:pPr>
-            <w:r>
-              <w:t xml:space="preserve">-0.434</w:t>
-            </w:r>
-          </w:p>
-        </w:tc>
-        <w:tc>
-          <w:tcPr/>
-          <w:p>
-            <w:pPr>
-              <w:pStyle w:val="Compact"/>
-            </w:pPr>
-            <w:r>
-              <w:t xml:space="preserve">-0.433 (-0.565 to -0.306)</w:t>
-            </w:r>
-          </w:p>
-        </w:tc>
-        <w:tc>
-          <w:tcPr/>
-          <w:p>
-            <w:pPr>
-              <w:pStyle w:val="Compact"/>
-            </w:pPr>
-            <w:r>
-              <w:t xml:space="preserve">0.066</w:t>
-            </w:r>
-          </w:p>
-        </w:tc>
-        <w:tc>
-          <w:tcPr/>
-          <w:p>
-            <w:pPr>
-              <w:pStyle w:val="Compact"/>
-            </w:pPr>
-            <w:r>
-              <w:t xml:space="preserve">0.33</w:t>
-            </w:r>
-          </w:p>
-        </w:tc>
-      </w:tr>
-      <w:tr>
-        <w:tc>
-          <w:tcPr/>
-          <w:p>
-            <w:pPr>
-              <w:pStyle w:val="Compact"/>
-            </w:pPr>
-            <w:r>
-              <w:t xml:space="preserve">θ9</w:t>
-            </w:r>
-          </w:p>
-        </w:tc>
-        <w:tc>
-          <w:tcPr/>
-          <w:p>
-            <w:pPr>
-              <w:pStyle w:val="Compact"/>
-            </w:pPr>
-            <w:r>
-              <w:t xml:space="preserve">Entry scale, age 30–39</w:t>
-            </w:r>
-          </w:p>
-        </w:tc>
-        <w:tc>
-          <w:tcPr/>
-          <w:p>
-            <w:pPr>
-              <w:pStyle w:val="Compact"/>
-            </w:pPr>
-            <w:r>
-              <w:t xml:space="preserve">-2.595</w:t>
-            </w:r>
-          </w:p>
-        </w:tc>
-        <w:tc>
-          <w:tcPr/>
-          <w:p>
-            <w:pPr>
-              <w:pStyle w:val="Compact"/>
-            </w:pPr>
-            <w:r>
-              <w:t xml:space="preserve">-2.595</w:t>
-            </w:r>
-          </w:p>
-        </w:tc>
-        <w:tc>
-          <w:tcPr/>
-          <w:p>
-            <w:pPr>
-              <w:pStyle w:val="Compact"/>
-            </w:pPr>
-            <w:r>
-              <w:t xml:space="preserve">-2.588 (-2.967 to -2.192)</w:t>
-            </w:r>
-          </w:p>
-        </w:tc>
-        <w:tc>
-          <w:tcPr/>
-          <w:p>
-            <w:pPr>
-              <w:pStyle w:val="Compact"/>
-            </w:pPr>
-            <w:r>
-              <w:t xml:space="preserve">0.198</w:t>
-            </w:r>
-          </w:p>
-        </w:tc>
-        <w:tc>
-          <w:tcPr/>
-          <w:p>
-            <w:pPr>
-              <w:pStyle w:val="Compact"/>
-            </w:pPr>
-            <w:r>
-              <w:t xml:space="preserve">0.99</w:t>
-            </w:r>
-          </w:p>
-        </w:tc>
-      </w:tr>
-      <w:tr>
-        <w:tc>
-          <w:tcPr/>
-          <w:p>
-            <w:pPr>
-              <w:pStyle w:val="Compact"/>
-            </w:pPr>
-            <w:r>
-              <w:t xml:space="preserve">θ10</w:t>
-            </w:r>
-          </w:p>
-        </w:tc>
-        <w:tc>
-          <w:tcPr/>
-          <w:p>
-            <w:pPr>
-              <w:pStyle w:val="Compact"/>
-            </w:pPr>
-            <w:r>
-              <w:t xml:space="preserve">Entry scale, age 40–49</w:t>
-            </w:r>
-          </w:p>
-        </w:tc>
-        <w:tc>
-          <w:tcPr/>
-          <w:p>
-            <w:pPr>
-              <w:pStyle w:val="Compact"/>
-            </w:pPr>
-            <w:r>
-              <w:t xml:space="preserve">-0.214</w:t>
-            </w:r>
-          </w:p>
-        </w:tc>
-        <w:tc>
-          <w:tcPr/>
-          <w:p>
-            <w:pPr>
-              <w:pStyle w:val="Compact"/>
-            </w:pPr>
-            <w:r>
-              <w:t xml:space="preserve">-0.214</w:t>
-            </w:r>
-          </w:p>
-        </w:tc>
-        <w:tc>
-          <w:tcPr/>
-          <w:p>
-            <w:pPr>
-              <w:pStyle w:val="Compact"/>
-            </w:pPr>
-            <w:r>
-              <w:t xml:space="preserve">-0.219 (-0.560 to 0.088)</w:t>
-            </w:r>
-          </w:p>
-        </w:tc>
-        <w:tc>
-          <w:tcPr/>
-          <w:p>
-            <w:pPr>
-              <w:pStyle w:val="Compact"/>
-            </w:pPr>
-            <w:r>
-              <w:t xml:space="preserve">0.166</w:t>
-            </w:r>
-          </w:p>
-        </w:tc>
-        <w:tc>
-          <w:tcPr/>
-          <w:p>
-            <w:pPr>
-              <w:pStyle w:val="Compact"/>
-            </w:pPr>
-            <w:r>
-              <w:t xml:space="preserve">0.83</w:t>
-            </w:r>
-          </w:p>
-        </w:tc>
-      </w:tr>
-      <w:tr>
-        <w:tc>
-          <w:tcPr/>
-          <w:p>
-            <w:pPr>
-              <w:pStyle w:val="Compact"/>
-            </w:pPr>
-            <w:r>
-              <w:t xml:space="preserve">θ11</w:t>
-            </w:r>
-          </w:p>
-        </w:tc>
-        <w:tc>
-          <w:tcPr/>
-          <w:p>
-            <w:pPr>
-              <w:pStyle w:val="Compact"/>
-            </w:pPr>
-            <w:r>
-              <w:t xml:space="preserve">Entry scale, age 50–59</w:t>
-            </w:r>
-          </w:p>
-        </w:tc>
-        <w:tc>
-          <w:tcPr/>
-          <w:p>
-            <w:pPr>
-              <w:pStyle w:val="Compact"/>
-            </w:pPr>
-            <w:r>
-              <w:t xml:space="preserve">1.402</w:t>
-            </w:r>
-          </w:p>
-        </w:tc>
-        <w:tc>
-          <w:tcPr/>
-          <w:p>
-            <w:pPr>
-              <w:pStyle w:val="Compact"/>
-            </w:pPr>
-            <w:r>
-              <w:t xml:space="preserve">1.402</w:t>
-            </w:r>
-          </w:p>
-        </w:tc>
-        <w:tc>
-          <w:tcPr/>
-          <w:p>
-            <w:pPr>
-              <w:pStyle w:val="Compact"/>
-            </w:pPr>
-            <w:r>
-              <w:t xml:space="preserve">1.391 (1.080 to 1.671)</w:t>
-            </w:r>
-          </w:p>
-        </w:tc>
-        <w:tc>
-          <w:tcPr/>
-          <w:p>
-            <w:pPr>
-              <w:pStyle w:val="Compact"/>
-            </w:pPr>
-            <w:r>
-              <w:t xml:space="preserve">0.150</w:t>
-            </w:r>
-          </w:p>
-        </w:tc>
-        <w:tc>
-          <w:tcPr/>
-          <w:p>
-            <w:pPr>
-              <w:pStyle w:val="Compact"/>
-            </w:pPr>
-            <w:r>
-              <w:t xml:space="preserve">0.75</w:t>
-            </w:r>
-          </w:p>
-        </w:tc>
-      </w:tr>
-      <w:tr>
-        <w:tc>
-          <w:tcPr/>
-          <w:p>
-            <w:pPr>
-              <w:pStyle w:val="Compact"/>
-            </w:pPr>
-            <w:r>
-              <w:t xml:space="preserve">θ12</w:t>
-            </w:r>
-          </w:p>
-        </w:tc>
-        <w:tc>
-          <w:tcPr/>
-          <w:p>
-            <w:pPr>
-              <w:pStyle w:val="Compact"/>
-            </w:pPr>
-            <w:r>
-              <w:t xml:space="preserve">Entry scale, age 60+</w:t>
-            </w:r>
-          </w:p>
-        </w:tc>
-        <w:tc>
-          <w:tcPr/>
-          <w:p>
-            <w:pPr>
-              <w:pStyle w:val="Compact"/>
-            </w:pPr>
-            <w:r>
-              <w:t xml:space="preserve">3.282</w:t>
-            </w:r>
-          </w:p>
-        </w:tc>
-        <w:tc>
-          <w:tcPr/>
-          <w:p>
-            <w:pPr>
-              <w:pStyle w:val="Compact"/>
-            </w:pPr>
-            <w:r>
-              <w:t xml:space="preserve">3.282</w:t>
-            </w:r>
-          </w:p>
-        </w:tc>
-        <w:tc>
-          <w:tcPr/>
-          <w:p>
-            <w:pPr>
-              <w:pStyle w:val="Compact"/>
-            </w:pPr>
-            <w:r>
-              <w:t xml:space="preserve">3.283 (2.910 to 3.649)</w:t>
-            </w:r>
-          </w:p>
-        </w:tc>
-        <w:tc>
-          <w:tcPr/>
-          <w:p>
-            <w:pPr>
-              <w:pStyle w:val="Compact"/>
-            </w:pPr>
-            <w:r>
-              <w:t xml:space="preserve">0.189</w:t>
-            </w:r>
-          </w:p>
-        </w:tc>
-        <w:tc>
-          <w:tcPr/>
-          <w:p>
-            <w:pPr>
-              <w:pStyle w:val="Compact"/>
-            </w:pPr>
-            <w:r>
-              <w:t xml:space="preserve">0.95</w:t>
+              <w:t xml:space="preserve">First arrest multiplier</w:t>
+            </w:r>
+            <w:r>
+              <w:t xml:space="preserve"> </w:t>
+            </w:r>
+            <m:oMath>
+              <m:r>
+                <m:t>c</m:t>
+              </m:r>
+            </m:oMath>
+          </w:p>
+        </w:tc>
+        <w:tc>
+          <w:tcPr/>
+          <w:p>
+            <w:pPr>
+              <w:pStyle w:val="Compact"/>
+            </w:pPr>
+            <w:r>
+              <w:t xml:space="preserve">0.094</w:t>
+            </w:r>
+          </w:p>
+        </w:tc>
+        <w:tc>
+          <w:tcPr/>
+          <w:p>
+            <w:pPr>
+              <w:pStyle w:val="Compact"/>
+            </w:pPr>
+            <w:r>
+              <w:t xml:space="preserve">N(0, 0.5)</w:t>
+            </w:r>
+          </w:p>
+        </w:tc>
+        <w:tc>
+          <w:tcPr/>
+          <w:p>
+            <w:pPr>
+              <w:pStyle w:val="Compact"/>
+            </w:pPr>
+            <w:r>
+              <w:t xml:space="preserve">0.186 (-0.595 to 1.141)</w:t>
+            </w:r>
+          </w:p>
+        </w:tc>
+        <w:tc>
+          <w:tcPr/>
+          <w:p>
+            <w:pPr>
+              <w:pStyle w:val="Compact"/>
+            </w:pPr>
+            <w:r>
+              <w:t xml:space="preserve">0.450</w:t>
+            </w:r>
+          </w:p>
+        </w:tc>
+        <w:tc>
+          <w:tcPr/>
+          <w:p>
+            <w:pPr>
+              <w:pStyle w:val="Compact"/>
+            </w:pPr>
+            <w:r>
+              <w:t xml:space="preserve">0.90</w:t>
             </w:r>
           </w:p>
         </w:tc>
@@ -7611,38 +7384,7 @@
         <w:pStyle w:val="BodyText"/>
       </w:pPr>
       <w:r>
-        <w:t xml:space="preserve">Table S6 compares the targets with the best deterministic fit and the 95% posterior predictive interval. All 12 predictive intervals overlapped the target intervals. Fig S1 shows the fit. At age 60+, the best fit gave a seroprevalence of 42.9% against a target of 42.9%. Without the excess mortality (</w:t>
-      </w:r>
-      <m:oMath>
-        <m:r>
-          <m:t>h</m:t>
-        </m:r>
-        <m:r>
-          <m:rPr>
-            <m:sty m:val="p"/>
-          </m:rPr>
-          <m:t>=</m:t>
-        </m:r>
-        <m:r>
-          <m:t>1</m:t>
-        </m:r>
-      </m:oMath>
-      <w:r>
-        <w:t xml:space="preserve">) the 60+ fit was 44.0%, and over</w:t>
-      </w:r>
-      <w:r>
-        <w:t xml:space="preserve"> </w:t>
-      </w:r>
-      <m:oMath>
-        <m:r>
-          <m:t>h</m:t>
-        </m:r>
-      </m:oMath>
-      <w:r>
-        <w:t xml:space="preserve"> </w:t>
-      </w:r>
-      <w:r>
-        <w:t xml:space="preserve">from 1.11 to 1.77 it was 42.9% to 43.6% (3 starts each).</w:t>
+        <w:t xml:space="preserve">Table S6 compares the targets with the posterior mode and the 95% posterior interval of the model seroprevalence. All 6 posterior intervals overlapped the target intervals. Fig S1 shows the fit.</w:t>
       </w:r>
     </w:p>
     <w:p>
@@ -7665,13 +7407,10 @@
         <w:tblLook w:firstRow="1" w:lastRow="0" w:firstColumn="0" w:lastColumn="0" w:noHBand="0" w:noVBand="0" w:val="0020"/>
       </w:tblPr>
       <w:tblGrid>
-        <w:gridCol w:w="1131"/>
-        <w:gridCol w:w="1131"/>
-        <w:gridCol w:w="1131"/>
-        <w:gridCol w:w="1131"/>
-        <w:gridCol w:w="1131"/>
-        <w:gridCol w:w="1131"/>
-        <w:gridCol w:w="1131"/>
+        <w:gridCol w:w="1980"/>
+        <w:gridCol w:w="1980"/>
+        <w:gridCol w:w="1980"/>
+        <w:gridCol w:w="1980"/>
       </w:tblGrid>
       <w:tr>
         <w:trPr>
@@ -7695,51 +7434,18 @@
               <w:pStyle w:val="Compact"/>
             </w:pPr>
             <w:r>
-              <w:t xml:space="preserve">Seroprevalence target</w:t>
-            </w:r>
-          </w:p>
-        </w:tc>
-        <w:tc>
-          <w:tcPr/>
-          <w:p>
-            <w:pPr>
-              <w:pStyle w:val="Compact"/>
-            </w:pPr>
-            <w:r>
-              <w:t xml:space="preserve">Best fit</w:t>
-            </w:r>
-          </w:p>
-        </w:tc>
-        <w:tc>
-          <w:tcPr/>
-          <w:p>
-            <w:pPr>
-              <w:pStyle w:val="Compact"/>
-            </w:pPr>
-            <w:r>
-              <w:t xml:space="preserve">Posterior 95% interval</w:t>
-            </w:r>
-          </w:p>
-        </w:tc>
-        <w:tc>
-          <w:tcPr/>
-          <w:p>
-            <w:pPr>
-              <w:pStyle w:val="Compact"/>
-            </w:pPr>
-            <w:r>
-              <w:t xml:space="preserve">Population target</w:t>
-            </w:r>
-          </w:p>
-        </w:tc>
-        <w:tc>
-          <w:tcPr/>
-          <w:p>
-            <w:pPr>
-              <w:pStyle w:val="Compact"/>
-            </w:pPr>
-            <w:r>
-              <w:t xml:space="preserve">Best fit</w:t>
+              <w:t xml:space="preserve">Seroprevalence target (95% range of the beta likelihood)</w:t>
+            </w:r>
+          </w:p>
+        </w:tc>
+        <w:tc>
+          <w:tcPr/>
+          <w:p>
+            <w:pPr>
+              <w:pStyle w:val="Compact"/>
+            </w:pPr>
+            <w:r>
+              <w:t xml:space="preserve">Posterior mode</w:t>
             </w:r>
           </w:p>
         </w:tc>
@@ -7774,62 +7480,29 @@
               <w:pStyle w:val="Compact"/>
             </w:pPr>
             <w:r>
-              <w:t xml:space="preserve">12.7%</w:t>
-            </w:r>
-          </w:p>
-        </w:tc>
-        <w:tc>
-          <w:tcPr/>
-          <w:p>
-            <w:pPr>
-              <w:pStyle w:val="Compact"/>
-            </w:pPr>
-            <w:r>
-              <w:t xml:space="preserve">12.7%</w:t>
-            </w:r>
-          </w:p>
-        </w:tc>
-        <w:tc>
-          <w:tcPr/>
-          <w:p>
-            <w:pPr>
-              <w:pStyle w:val="Compact"/>
-            </w:pPr>
-            <w:r>
-              <w:t xml:space="preserve">8.7% to 17.6%</w:t>
-            </w:r>
-          </w:p>
-        </w:tc>
-        <w:tc>
-          <w:tcPr/>
-          <w:p>
-            <w:pPr>
-              <w:pStyle w:val="Compact"/>
-            </w:pPr>
-            <w:r>
-              <w:t xml:space="preserve">102</w:t>
-            </w:r>
-          </w:p>
-        </w:tc>
-        <w:tc>
-          <w:tcPr/>
-          <w:p>
-            <w:pPr>
-              <w:pStyle w:val="Compact"/>
-            </w:pPr>
-            <w:r>
-              <w:t xml:space="preserve">102</w:t>
-            </w:r>
-          </w:p>
-        </w:tc>
-        <w:tc>
-          <w:tcPr/>
-          <w:p>
-            <w:pPr>
-              <w:pStyle w:val="Compact"/>
-            </w:pPr>
-            <w:r>
-              <w:t xml:space="preserve">85 to 122</w:t>
+              <w:t xml:space="preserve">12.7% (7.0% to 19.9%)</w:t>
+            </w:r>
+          </w:p>
+        </w:tc>
+        <w:tc>
+          <w:tcPr/>
+          <w:p>
+            <w:pPr>
+              <w:pStyle w:val="Compact"/>
+            </w:pPr>
+            <w:r>
+              <w:t xml:space="preserve">12.4%</w:t>
+            </w:r>
+          </w:p>
+        </w:tc>
+        <w:tc>
+          <w:tcPr/>
+          <w:p>
+            <w:pPr>
+              <w:pStyle w:val="Compact"/>
+            </w:pPr>
+            <w:r>
+              <w:t xml:space="preserve">5.8% to 18.5%</w:t>
             </w:r>
           </w:p>
         </w:tc>
@@ -7853,62 +7526,29 @@
               <w:pStyle w:val="Compact"/>
             </w:pPr>
             <w:r>
-              <w:t xml:space="preserve">19.2%</w:t>
-            </w:r>
-          </w:p>
-        </w:tc>
-        <w:tc>
-          <w:tcPr/>
-          <w:p>
-            <w:pPr>
-              <w:pStyle w:val="Compact"/>
-            </w:pPr>
-            <w:r>
-              <w:t xml:space="preserve">19.2%</w:t>
-            </w:r>
-          </w:p>
-        </w:tc>
-        <w:tc>
-          <w:tcPr/>
-          <w:p>
-            <w:pPr>
-              <w:pStyle w:val="Compact"/>
-            </w:pPr>
-            <w:r>
-              <w:t xml:space="preserve">17.0% to 21.4%</w:t>
-            </w:r>
-          </w:p>
-        </w:tc>
-        <w:tc>
-          <w:tcPr/>
-          <w:p>
-            <w:pPr>
-              <w:pStyle w:val="Compact"/>
-            </w:pPr>
-            <w:r>
-              <w:t xml:space="preserve">1001</w:t>
-            </w:r>
-          </w:p>
-        </w:tc>
-        <w:tc>
-          <w:tcPr/>
-          <w:p>
-            <w:pPr>
-              <w:pStyle w:val="Compact"/>
-            </w:pPr>
-            <w:r>
-              <w:t xml:space="preserve">1000</w:t>
-            </w:r>
-          </w:p>
-        </w:tc>
-        <w:tc>
-          <w:tcPr/>
-          <w:p>
-            <w:pPr>
-              <w:pStyle w:val="Compact"/>
-            </w:pPr>
-            <w:r>
-              <w:t xml:space="preserve">882 to 1123</w:t>
+              <w:t xml:space="preserve">19.2% (12.1% to 27.4%)</w:t>
+            </w:r>
+          </w:p>
+        </w:tc>
+        <w:tc>
+          <w:tcPr/>
+          <w:p>
+            <w:pPr>
+              <w:pStyle w:val="Compact"/>
+            </w:pPr>
+            <w:r>
+              <w:t xml:space="preserve">20.0%</w:t>
+            </w:r>
+          </w:p>
+        </w:tc>
+        <w:tc>
+          <w:tcPr/>
+          <w:p>
+            <w:pPr>
+              <w:pStyle w:val="Compact"/>
+            </w:pPr>
+            <w:r>
+              <w:t xml:space="preserve">13.0% to 27.7%</w:t>
             </w:r>
           </w:p>
         </w:tc>
@@ -7932,62 +7572,29 @@
               <w:pStyle w:val="Compact"/>
             </w:pPr>
             <w:r>
-              <w:t xml:space="preserve">30.0%</w:t>
-            </w:r>
-          </w:p>
-        </w:tc>
-        <w:tc>
-          <w:tcPr/>
-          <w:p>
-            <w:pPr>
-              <w:pStyle w:val="Compact"/>
-            </w:pPr>
-            <w:r>
-              <w:t xml:space="preserve">30.0%</w:t>
-            </w:r>
-          </w:p>
-        </w:tc>
-        <w:tc>
-          <w:tcPr/>
-          <w:p>
-            <w:pPr>
-              <w:pStyle w:val="Compact"/>
-            </w:pPr>
-            <w:r>
-              <w:t xml:space="preserve">27.4% to 32.7%</w:t>
-            </w:r>
-          </w:p>
-        </w:tc>
-        <w:tc>
-          <w:tcPr/>
-          <w:p>
-            <w:pPr>
-              <w:pStyle w:val="Compact"/>
-            </w:pPr>
-            <w:r>
-              <w:t xml:space="preserve">806</w:t>
-            </w:r>
-          </w:p>
-        </w:tc>
-        <w:tc>
-          <w:tcPr/>
-          <w:p>
-            <w:pPr>
-              <w:pStyle w:val="Compact"/>
-            </w:pPr>
-            <w:r>
-              <w:t xml:space="preserve">807</w:t>
-            </w:r>
-          </w:p>
-        </w:tc>
-        <w:tc>
-          <w:tcPr/>
-          <w:p>
-            <w:pPr>
-              <w:pStyle w:val="Compact"/>
-            </w:pPr>
-            <w:r>
-              <w:t xml:space="preserve">721 to 899</w:t>
+              <w:t xml:space="preserve">30.0% (21.5% to 39.3%)</w:t>
+            </w:r>
+          </w:p>
+        </w:tc>
+        <w:tc>
+          <w:tcPr/>
+          <w:p>
+            <w:pPr>
+              <w:pStyle w:val="Compact"/>
+            </w:pPr>
+            <w:r>
+              <w:t xml:space="preserve">30.9%</w:t>
+            </w:r>
+          </w:p>
+        </w:tc>
+        <w:tc>
+          <w:tcPr/>
+          <w:p>
+            <w:pPr>
+              <w:pStyle w:val="Compact"/>
+            </w:pPr>
+            <w:r>
+              <w:t xml:space="preserve">22.5% to 40.1%</w:t>
             </w:r>
           </w:p>
         </w:tc>
@@ -8011,62 +7618,29 @@
               <w:pStyle w:val="Compact"/>
             </w:pPr>
             <w:r>
-              <w:t xml:space="preserve">48.3%</w:t>
-            </w:r>
-          </w:p>
-        </w:tc>
-        <w:tc>
-          <w:tcPr/>
-          <w:p>
-            <w:pPr>
-              <w:pStyle w:val="Compact"/>
-            </w:pPr>
-            <w:r>
-              <w:t xml:space="preserve">48.3%</w:t>
-            </w:r>
-          </w:p>
-        </w:tc>
-        <w:tc>
-          <w:tcPr/>
-          <w:p>
-            <w:pPr>
-              <w:pStyle w:val="Compact"/>
-            </w:pPr>
-            <w:r>
-              <w:t xml:space="preserve">45.1% to 51.6%</w:t>
-            </w:r>
-          </w:p>
-        </w:tc>
-        <w:tc>
-          <w:tcPr/>
-          <w:p>
-            <w:pPr>
-              <w:pStyle w:val="Compact"/>
-            </w:pPr>
-            <w:r>
-              <w:t xml:space="preserve">754</w:t>
-            </w:r>
-          </w:p>
-        </w:tc>
-        <w:tc>
-          <w:tcPr/>
-          <w:p>
-            <w:pPr>
-              <w:pStyle w:val="Compact"/>
-            </w:pPr>
-            <w:r>
-              <w:t xml:space="preserve">754</w:t>
-            </w:r>
-          </w:p>
-        </w:tc>
-        <w:tc>
-          <w:tcPr/>
-          <w:p>
-            <w:pPr>
-              <w:pStyle w:val="Compact"/>
-            </w:pPr>
-            <w:r>
-              <w:t xml:space="preserve">676 to 838</w:t>
+              <w:t xml:space="preserve">48.3% (38.6% to 58.0%)</w:t>
+            </w:r>
+          </w:p>
+        </w:tc>
+        <w:tc>
+          <w:tcPr/>
+          <w:p>
+            <w:pPr>
+              <w:pStyle w:val="Compact"/>
+            </w:pPr>
+            <w:r>
+              <w:t xml:space="preserve">49.5%</w:t>
+            </w:r>
+          </w:p>
+        </w:tc>
+        <w:tc>
+          <w:tcPr/>
+          <w:p>
+            <w:pPr>
+              <w:pStyle w:val="Compact"/>
+            </w:pPr>
+            <w:r>
+              <w:t xml:space="preserve">41.3% to 56.6%</w:t>
             </w:r>
           </w:p>
         </w:tc>
@@ -8090,62 +7664,29 @@
               <w:pStyle w:val="Compact"/>
             </w:pPr>
             <w:r>
-              <w:t xml:space="preserve">53.1%</w:t>
-            </w:r>
-          </w:p>
-        </w:tc>
-        <w:tc>
-          <w:tcPr/>
-          <w:p>
-            <w:pPr>
-              <w:pStyle w:val="Compact"/>
-            </w:pPr>
-            <w:r>
-              <w:t xml:space="preserve">53.1%</w:t>
-            </w:r>
-          </w:p>
-        </w:tc>
-        <w:tc>
-          <w:tcPr/>
-          <w:p>
-            <w:pPr>
-              <w:pStyle w:val="Compact"/>
-            </w:pPr>
-            <w:r>
-              <w:t xml:space="preserve">50.1% to 56.4%</w:t>
-            </w:r>
-          </w:p>
-        </w:tc>
-        <w:tc>
-          <w:tcPr/>
-          <w:p>
-            <w:pPr>
-              <w:pStyle w:val="Compact"/>
-            </w:pPr>
-            <w:r>
-              <w:t xml:space="preserve">557</w:t>
-            </w:r>
-          </w:p>
-        </w:tc>
-        <w:tc>
-          <w:tcPr/>
-          <w:p>
-            <w:pPr>
-              <w:pStyle w:val="Compact"/>
-            </w:pPr>
-            <w:r>
-              <w:t xml:space="preserve">557</w:t>
-            </w:r>
-          </w:p>
-        </w:tc>
-        <w:tc>
-          <w:tcPr/>
-          <w:p>
-            <w:pPr>
-              <w:pStyle w:val="Compact"/>
-            </w:pPr>
-            <w:r>
-              <w:t xml:space="preserve">501 to 618</w:t>
+              <w:t xml:space="preserve">53.1% (43.4% to 62.8%)</w:t>
+            </w:r>
+          </w:p>
+        </w:tc>
+        <w:tc>
+          <w:tcPr/>
+          <w:p>
+            <w:pPr>
+              <w:pStyle w:val="Compact"/>
+            </w:pPr>
+            <w:r>
+              <w:t xml:space="preserve">50.9%</w:t>
+            </w:r>
+          </w:p>
+        </w:tc>
+        <w:tc>
+          <w:tcPr/>
+          <w:p>
+            <w:pPr>
+              <w:pStyle w:val="Compact"/>
+            </w:pPr>
+            <w:r>
+              <w:t xml:space="preserve">44.5% to 56.9%</w:t>
             </w:r>
           </w:p>
         </w:tc>
@@ -8169,62 +7710,29 @@
               <w:pStyle w:val="Compact"/>
             </w:pPr>
             <w:r>
-              <w:t xml:space="preserve">42.9%</w:t>
-            </w:r>
-          </w:p>
-        </w:tc>
-        <w:tc>
-          <w:tcPr/>
-          <w:p>
-            <w:pPr>
-              <w:pStyle w:val="Compact"/>
-            </w:pPr>
-            <w:r>
-              <w:t xml:space="preserve">42.9%</w:t>
-            </w:r>
-          </w:p>
-        </w:tc>
-        <w:tc>
-          <w:tcPr/>
-          <w:p>
-            <w:pPr>
-              <w:pStyle w:val="Compact"/>
-            </w:pPr>
-            <w:r>
-              <w:t xml:space="preserve">39.7% to 46.3%</w:t>
-            </w:r>
-          </w:p>
-        </w:tc>
-        <w:tc>
-          <w:tcPr/>
-          <w:p>
-            <w:pPr>
-              <w:pStyle w:val="Compact"/>
-            </w:pPr>
-            <w:r>
-              <w:t xml:space="preserve">147</w:t>
-            </w:r>
-          </w:p>
-        </w:tc>
-        <w:tc>
-          <w:tcPr/>
-          <w:p>
-            <w:pPr>
-              <w:pStyle w:val="Compact"/>
-            </w:pPr>
-            <w:r>
-              <w:t xml:space="preserve">147</w:t>
-            </w:r>
-          </w:p>
-        </w:tc>
-        <w:tc>
-          <w:tcPr/>
-          <w:p>
-            <w:pPr>
-              <w:pStyle w:val="Compact"/>
-            </w:pPr>
-            <w:r>
-              <w:t xml:space="preserve">132 to 164</w:t>
+              <w:t xml:space="preserve">42.9% (33.4% to 52.6%)</w:t>
+            </w:r>
+          </w:p>
+        </w:tc>
+        <w:tc>
+          <w:tcPr/>
+          <w:p>
+            <w:pPr>
+              <w:pStyle w:val="Compact"/>
+            </w:pPr>
+            <w:r>
+              <w:t xml:space="preserve">44.2%</w:t>
+            </w:r>
+          </w:p>
+        </w:tc>
+        <w:tc>
+          <w:tcPr/>
+          <w:p>
+            <w:pPr>
+              <w:pStyle w:val="Compact"/>
+            </w:pPr>
+            <w:r>
+              <w:t xml:space="preserve">38.3% to 51.8%</w:t>
             </w:r>
           </w:p>
         </w:tc>
@@ -8237,9 +7745,9 @@
       <w:r>
         <w:drawing>
           <wp:inline>
-            <wp:extent cx="5334000" cy="2377778"/>
+            <wp:extent cx="4267200" cy="3071070"/>
             <wp:effectExtent b="0" l="0" r="0" t="0"/>
-            <wp:docPr descr="Fig S1. Calibration of age specific seroprevalence and prison population in 2015. Target intervals are compared with 95% posterior predictive intervals from the MCMC posterior and, for contrast, single round neural posterior estimation." title="" id="21" name="Picture"/>
+            <wp:docPr descr="Fig S1. Calibration of age specific seroprevalence in prison, 2015. Target values with the 95% range of the beta likelihood are compared with 95% posterior intervals of the model seroprevalence from the MCMC posterior and, for contrast, single round neural posterior estimation." title="" id="21" name="Picture"/>
             <a:graphic>
               <a:graphicData uri="http://schemas.openxmlformats.org/drawingml/2006/picture">
                 <pic:pic>
@@ -8258,7 +7766,7 @@
                   <pic:spPr bwMode="auto">
                     <a:xfrm>
                       <a:off x="0" y="0"/>
-                      <a:ext cx="5334000" cy="2377778"/>
+                      <a:ext cx="4267200" cy="3071070"/>
                     </a:xfrm>
                     <a:prstGeom prst="rect">
                       <a:avLst/>
@@ -8282,7 +7790,7 @@
         <w:pStyle w:val="ImageCaption"/>
       </w:pPr>
       <w:r>
-        <w:t xml:space="preserve">Fig S1. Calibration of age specific seroprevalence and prison population in 2015. Target intervals are compared with 95% posterior predictive intervals from the MCMC posterior and, for contrast, single round neural posterior estimation.</w:t>
+        <w:t xml:space="preserve">Fig S1. Calibration of age specific seroprevalence in prison, 2015. Target values with the 95% range of the beta likelihood are compared with 95% posterior intervals of the model seroprevalence from the MCMC posterior and, for contrast, single round neural posterior estimation.</w:t>
       </w:r>
     </w:p>
     <w:p>
@@ -8290,7 +7798,7 @@
         <w:pStyle w:val="BodyText"/>
       </w:pPr>
       <w:r>
-        <w:t xml:space="preserve">In 2015 the model estimated 1,356 (95% interval: 1,247–1,471) people in D, 3,374 (3,089–3,692) in J, 2,265 (2,062–2,488) in F and 10,235 (9,236–11,357) in X. The total was 17,226 (15,649–18,968) people with a history of injecting drugs. Of these, 3,525 (3,187–3,902) were viraemic.</w:t>
+        <w:t xml:space="preserve">In 2015 the model estimated 2,224 (95% interval: 875–4,801) people in D, 8,451 (8,275–8,523) in J, 5,855 (5,654–5,949) in F and 33,683 (31,363–35,038) in X. The total was 50,223 (49,512–50,900) people with a history of injecting drugs. Of these, 9,286 (8,076–10,551) were viraemic. These sizes were not fitted; the modelled prison population is much larger than the 3,367 people with a known screening result in prison records.</w:t>
       </w:r>
     </w:p>
     <w:bookmarkEnd w:id="23"/>
@@ -10348,18 +9856,18 @@
               <w:pStyle w:val="Compact"/>
             </w:pPr>
             <w:r>
-              <w:t xml:space="preserve">81.1% (95% UI: 76.5%–84.3%)</w:t>
-            </w:r>
-          </w:p>
-        </w:tc>
-        <w:tc>
-          <w:tcPr/>
-          <w:p>
-            <w:pPr>
-              <w:pStyle w:val="Compact"/>
-            </w:pPr>
-            <w:r>
-              <w:t xml:space="preserve">50.5% (95% UI: 49.8%–51.3%)</w:t>
+              <w:t xml:space="preserve">85.6% (95% UI: 68.9%–91.3%)</w:t>
+            </w:r>
+          </w:p>
+        </w:tc>
+        <w:tc>
+          <w:tcPr/>
+          <w:p>
+            <w:pPr>
+              <w:pStyle w:val="Compact"/>
+            </w:pPr>
+            <w:r>
+              <w:t xml:space="preserve">45.8% (95% UI: 44.2%–47.4%)</w:t>
             </w:r>
           </w:p>
         </w:tc>
@@ -10381,18 +9889,18 @@
               <w:pStyle w:val="Compact"/>
             </w:pPr>
             <w:r>
-              <w:t xml:space="preserve">81.5% (95% UI: 76.9%–84.7%)</w:t>
-            </w:r>
-          </w:p>
-        </w:tc>
-        <w:tc>
-          <w:tcPr/>
-          <w:p>
-            <w:pPr>
-              <w:pStyle w:val="Compact"/>
-            </w:pPr>
-            <w:r>
-              <w:t xml:space="preserve">42.9% (95% UI: 42.3%–43.6%)</w:t>
+              <w:t xml:space="preserve">84.2% (95% UI: 64.8%–90.6%)</w:t>
+            </w:r>
+          </w:p>
+        </w:tc>
+        <w:tc>
+          <w:tcPr/>
+          <w:p>
+            <w:pPr>
+              <w:pStyle w:val="Compact"/>
+            </w:pPr>
+            <w:r>
+              <w:t xml:space="preserve">38.2% (95% UI: 36.9%–39.6%)</w:t>
             </w:r>
           </w:p>
         </w:tc>
@@ -10416,18 +9924,18 @@
               <w:pStyle w:val="Compact"/>
             </w:pPr>
             <w:r>
-              <w:t xml:space="preserve">84.1% (95% UI: 80.1%–86.9%)</w:t>
-            </w:r>
-          </w:p>
-        </w:tc>
-        <w:tc>
-          <w:tcPr/>
-          <w:p>
-            <w:pPr>
-              <w:pStyle w:val="Compact"/>
-            </w:pPr>
-            <w:r>
-              <w:t xml:space="preserve">54.6% (95% UI: 53.8%–55.5%)</w:t>
+              <w:t xml:space="preserve">86.7% (95% UI: 70.0%–92.1%)</w:t>
+            </w:r>
+          </w:p>
+        </w:tc>
+        <w:tc>
+          <w:tcPr/>
+          <w:p>
+            <w:pPr>
+              <w:pStyle w:val="Compact"/>
+            </w:pPr>
+            <w:r>
+              <w:t xml:space="preserve">47.2% (95% UI: 45.7%–48.8%)</w:t>
             </w:r>
           </w:p>
         </w:tc>
@@ -10449,18 +9957,18 @@
               <w:pStyle w:val="Compact"/>
             </w:pPr>
             <w:r>
-              <w:t xml:space="preserve">84.5% (95% UI: 80.3%–87.2%)</w:t>
-            </w:r>
-          </w:p>
-        </w:tc>
-        <w:tc>
-          <w:tcPr/>
-          <w:p>
-            <w:pPr>
-              <w:pStyle w:val="Compact"/>
-            </w:pPr>
-            <w:r>
-              <w:t xml:space="preserve">47.9% (95% UI: 47.1%–48.7%)</w:t>
+              <w:t xml:space="preserve">85.5% (95% UI: 66.3%–91.5%)</w:t>
+            </w:r>
+          </w:p>
+        </w:tc>
+        <w:tc>
+          <w:tcPr/>
+          <w:p>
+            <w:pPr>
+              <w:pStyle w:val="Compact"/>
+            </w:pPr>
+            <w:r>
+              <w:t xml:space="preserve">40.0% (95% UI: 38.7%–41.3%)</w:t>
             </w:r>
           </w:p>
         </w:tc>
@@ -10484,18 +9992,18 @@
               <w:pStyle w:val="Compact"/>
             </w:pPr>
             <w:r>
-              <w:t xml:space="preserve">85.9% (95% UI: 82.2%–88.4%)</w:t>
-            </w:r>
-          </w:p>
-        </w:tc>
-        <w:tc>
-          <w:tcPr/>
-          <w:p>
-            <w:pPr>
-              <w:pStyle w:val="Compact"/>
-            </w:pPr>
-            <w:r>
-              <w:t xml:space="preserve">57.0% (95% UI: 56.1%–57.9%)</w:t>
+              <w:t xml:space="preserve">87.4% (95% UI: 71.1%–92.6%)</w:t>
+            </w:r>
+          </w:p>
+        </w:tc>
+        <w:tc>
+          <w:tcPr/>
+          <w:p>
+            <w:pPr>
+              <w:pStyle w:val="Compact"/>
+            </w:pPr>
+            <w:r>
+              <w:t xml:space="preserve">48.2% (95% UI: 46.7%–49.7%)</w:t>
             </w:r>
           </w:p>
         </w:tc>
@@ -10517,18 +10025,18 @@
               <w:pStyle w:val="Compact"/>
             </w:pPr>
             <w:r>
-              <w:t xml:space="preserve">86.2% (95% UI: 82.4%–88.6%)</w:t>
-            </w:r>
-          </w:p>
-        </w:tc>
-        <w:tc>
-          <w:tcPr/>
-          <w:p>
-            <w:pPr>
-              <w:pStyle w:val="Compact"/>
-            </w:pPr>
-            <w:r>
-              <w:t xml:space="preserve">50.8% (95% UI: 49.8%–51.8%)</w:t>
+              <w:t xml:space="preserve">86.2% (95% UI: 67.2%–92.0%)</w:t>
+            </w:r>
+          </w:p>
+        </w:tc>
+        <w:tc>
+          <w:tcPr/>
+          <w:p>
+            <w:pPr>
+              <w:pStyle w:val="Compact"/>
+            </w:pPr>
+            <w:r>
+              <w:t xml:space="preserve">41.1% (95% UI: 39.9%–42.4%)</w:t>
             </w:r>
           </w:p>
         </w:tc>
@@ -10552,18 +10060,18 @@
               <w:pStyle w:val="Compact"/>
             </w:pPr>
             <w:r>
-              <w:t xml:space="preserve">89.4% (95% UI: 86.4%–91.4%)</w:t>
-            </w:r>
-          </w:p>
-        </w:tc>
-        <w:tc>
-          <w:tcPr/>
-          <w:p>
-            <w:pPr>
-              <w:pStyle w:val="Compact"/>
-            </w:pPr>
-            <w:r>
-              <w:t xml:space="preserve">62.0% (95% UI: 60.8%–63.0%)</w:t>
+              <w:t xml:space="preserve">89.1% (95% UI: 73.4%–93.8%)</w:t>
+            </w:r>
+          </w:p>
+        </w:tc>
+        <w:tc>
+          <w:tcPr/>
+          <w:p>
+            <w:pPr>
+              <w:pStyle w:val="Compact"/>
+            </w:pPr>
+            <w:r>
+              <w:t xml:space="preserve">50.4% (95% UI: 49.0%–51.8%)</w:t>
             </w:r>
           </w:p>
         </w:tc>
@@ -10585,18 +10093,18 @@
               <w:pStyle w:val="Compact"/>
             </w:pPr>
             <w:r>
-              <w:t xml:space="preserve">89.6% (95% UI: 86.6%–91.6%)</w:t>
-            </w:r>
-          </w:p>
-        </w:tc>
-        <w:tc>
-          <w:tcPr/>
-          <w:p>
-            <w:pPr>
-              <w:pStyle w:val="Compact"/>
-            </w:pPr>
-            <w:r>
-              <w:t xml:space="preserve">56.8% (95% UI: 55.6%–58.1%)</w:t>
+              <w:t xml:space="preserve">88.0% (95% UI: 69.6%–93.3%)</w:t>
+            </w:r>
+          </w:p>
+        </w:tc>
+        <w:tc>
+          <w:tcPr/>
+          <w:p>
+            <w:pPr>
+              <w:pStyle w:val="Compact"/>
+            </w:pPr>
+            <w:r>
+              <w:t xml:space="preserve">43.8% (95% UI: 42.6%–45.1%)</w:t>
             </w:r>
           </w:p>
         </w:tc>
@@ -10620,51 +10128,51 @@
               <w:pStyle w:val="Compact"/>
             </w:pPr>
             <w:r>
-              <w:t xml:space="preserve">94.9% (95% UI: 93.3%–95.9%)</w:t>
-            </w:r>
-          </w:p>
-        </w:tc>
-        <w:tc>
-          <w:tcPr/>
-          <w:p>
-            <w:pPr>
-              <w:pStyle w:val="Compact"/>
-            </w:pPr>
-            <w:r>
-              <w:t xml:space="preserve">70.4% (95% UI: 69.4%–71.3%)</w:t>
-            </w:r>
-          </w:p>
-        </w:tc>
-        <w:tc>
-          <w:tcPr/>
-          <w:p>
-            <w:pPr>
-              <w:pStyle w:val="Compact"/>
-            </w:pPr>
-            <w:r>
-              <w:t xml:space="preserve">100%</w:t>
-            </w:r>
-          </w:p>
-        </w:tc>
-        <w:tc>
-          <w:tcPr/>
-          <w:p>
-            <w:pPr>
-              <w:pStyle w:val="Compact"/>
-            </w:pPr>
-            <w:r>
-              <w:t xml:space="preserve">95.0% (95% UI: 93.4%–96.1%)</w:t>
-            </w:r>
-          </w:p>
-        </w:tc>
-        <w:tc>
-          <w:tcPr/>
-          <w:p>
-            <w:pPr>
-              <w:pStyle w:val="Compact"/>
-            </w:pPr>
-            <w:r>
-              <w:t xml:space="preserve">67.1% (95% UI: 66.0%–68.2%)</w:t>
+              <w:t xml:space="preserve">93.0% (95% UI: 78.0%–96.5%)</w:t>
+            </w:r>
+          </w:p>
+        </w:tc>
+        <w:tc>
+          <w:tcPr/>
+          <w:p>
+            <w:pPr>
+              <w:pStyle w:val="Compact"/>
+            </w:pPr>
+            <w:r>
+              <w:t xml:space="preserve">56.1% (95% UI: 54.9%–57.2%)</w:t>
+            </w:r>
+          </w:p>
+        </w:tc>
+        <w:tc>
+          <w:tcPr/>
+          <w:p>
+            <w:pPr>
+              <w:pStyle w:val="Compact"/>
+            </w:pPr>
+            <w:r>
+              <w:t xml:space="preserve">0%</w:t>
+            </w:r>
+          </w:p>
+        </w:tc>
+        <w:tc>
+          <w:tcPr/>
+          <w:p>
+            <w:pPr>
+              <w:pStyle w:val="Compact"/>
+            </w:pPr>
+            <w:r>
+              <w:t xml:space="preserve">92.3% (95% UI: 74.8%–96.2%)</w:t>
+            </w:r>
+          </w:p>
+        </w:tc>
+        <w:tc>
+          <w:tcPr/>
+          <w:p>
+            <w:pPr>
+              <w:pStyle w:val="Compact"/>
+            </w:pPr>
+            <w:r>
+              <w:t xml:space="preserve">50.5% (95% UI: 49.5%–51.7%)</w:t>
             </w:r>
           </w:p>
         </w:tc>
@@ -10688,51 +10196,51 @@
               <w:pStyle w:val="Compact"/>
             </w:pPr>
             <w:r>
-              <w:t xml:space="preserve">96.6% (95% UI: 95.6%–97.3%)</w:t>
-            </w:r>
-          </w:p>
-        </w:tc>
-        <w:tc>
-          <w:tcPr/>
-          <w:p>
-            <w:pPr>
-              <w:pStyle w:val="Compact"/>
-            </w:pPr>
-            <w:r>
-              <w:t xml:space="preserve">73.3% (95% UI: 72.8%–73.8%)</w:t>
-            </w:r>
-          </w:p>
-        </w:tc>
-        <w:tc>
-          <w:tcPr/>
-          <w:p>
-            <w:pPr>
-              <w:pStyle w:val="Compact"/>
-            </w:pPr>
-            <w:r>
-              <w:t xml:space="preserve">100%</w:t>
-            </w:r>
-          </w:p>
-        </w:tc>
-        <w:tc>
-          <w:tcPr/>
-          <w:p>
-            <w:pPr>
-              <w:pStyle w:val="Compact"/>
-            </w:pPr>
-            <w:r>
-              <w:t xml:space="preserve">96.7% (95% UI: 95.6%–97.3%)</w:t>
-            </w:r>
-          </w:p>
-        </w:tc>
-        <w:tc>
-          <w:tcPr/>
-          <w:p>
-            <w:pPr>
-              <w:pStyle w:val="Compact"/>
-            </w:pPr>
-            <w:r>
-              <w:t xml:space="preserve">70.7% (95% UI: 70.1%–71.2%)</w:t>
+              <w:t xml:space="preserve">95.6% (95% UI: 80.6%–98.1%)</w:t>
+            </w:r>
+          </w:p>
+        </w:tc>
+        <w:tc>
+          <w:tcPr/>
+          <w:p>
+            <w:pPr>
+              <w:pStyle w:val="Compact"/>
+            </w:pPr>
+            <w:r>
+              <w:t xml:space="preserve">60.5% (95% UI: 59.5%–61.3%)</w:t>
+            </w:r>
+          </w:p>
+        </w:tc>
+        <w:tc>
+          <w:tcPr/>
+          <w:p>
+            <w:pPr>
+              <w:pStyle w:val="Compact"/>
+            </w:pPr>
+            <w:r>
+              <w:t xml:space="preserve">0%</w:t>
+            </w:r>
+          </w:p>
+        </w:tc>
+        <w:tc>
+          <w:tcPr/>
+          <w:p>
+            <w:pPr>
+              <w:pStyle w:val="Compact"/>
+            </w:pPr>
+            <w:r>
+              <w:t xml:space="preserve">95.2% (95% UI: 77.7%–98.0%)</w:t>
+            </w:r>
+          </w:p>
+        </w:tc>
+        <w:tc>
+          <w:tcPr/>
+          <w:p>
+            <w:pPr>
+              <w:pStyle w:val="Compact"/>
+            </w:pPr>
+            <w:r>
+              <w:t xml:space="preserve">55.8% (95% UI: 54.9%–56.7%)</w:t>
             </w:r>
           </w:p>
         </w:tc>
@@ -10756,18 +10264,18 @@
               <w:pStyle w:val="Compact"/>
             </w:pPr>
             <w:r>
-              <w:t xml:space="preserve">86.7% (95% UI: 83.2%–89.1%)</w:t>
-            </w:r>
-          </w:p>
-        </w:tc>
-        <w:tc>
-          <w:tcPr/>
-          <w:p>
-            <w:pPr>
-              <w:pStyle w:val="Compact"/>
-            </w:pPr>
-            <w:r>
-              <w:t xml:space="preserve">53.5% (95% UI: 52.7%–54.3%)</w:t>
+              <w:t xml:space="preserve">87.8% (95% UI: 71.7%–92.9%)</w:t>
+            </w:r>
+          </w:p>
+        </w:tc>
+        <w:tc>
+          <w:tcPr/>
+          <w:p>
+            <w:pPr>
+              <w:pStyle w:val="Compact"/>
+            </w:pPr>
+            <w:r>
+              <w:t xml:space="preserve">46.8% (95% UI: 45.3%–48.4%)</w:t>
             </w:r>
           </w:p>
         </w:tc>
@@ -10789,18 +10297,18 @@
               <w:pStyle w:val="Compact"/>
             </w:pPr>
             <w:r>
-              <w:t xml:space="preserve">87.0% (95% UI: 83.4%–89.3%)</w:t>
-            </w:r>
-          </w:p>
-        </w:tc>
-        <w:tc>
-          <w:tcPr/>
-          <w:p>
-            <w:pPr>
-              <w:pStyle w:val="Compact"/>
-            </w:pPr>
-            <w:r>
-              <w:t xml:space="preserve">46.5% (95% UI: 45.7%–47.3%)</w:t>
+              <w:t xml:space="preserve">86.6% (95% UI: 67.9%–92.3%)</w:t>
+            </w:r>
+          </w:p>
+        </w:tc>
+        <w:tc>
+          <w:tcPr/>
+          <w:p>
+            <w:pPr>
+              <w:pStyle w:val="Compact"/>
+            </w:pPr>
+            <w:r>
+              <w:t xml:space="preserve">39.5% (95% UI: 38.2%–40.9%)</w:t>
             </w:r>
           </w:p>
         </w:tc>
@@ -10824,18 +10332,18 @@
               <w:pStyle w:val="Compact"/>
             </w:pPr>
             <w:r>
-              <w:t xml:space="preserve">89.4% (95% UI: 86.4%–91.4%)</w:t>
-            </w:r>
-          </w:p>
-        </w:tc>
-        <w:tc>
-          <w:tcPr/>
-          <w:p>
-            <w:pPr>
-              <w:pStyle w:val="Compact"/>
-            </w:pPr>
-            <w:r>
-              <w:t xml:space="preserve">55.3% (95% UI: 54.4%–56.2%)</w:t>
+              <w:t xml:space="preserve">89.1% (95% UI: 73.4%–93.8%)</w:t>
+            </w:r>
+          </w:p>
+        </w:tc>
+        <w:tc>
+          <w:tcPr/>
+          <w:p>
+            <w:pPr>
+              <w:pStyle w:val="Compact"/>
+            </w:pPr>
+            <w:r>
+              <w:t xml:space="preserve">47.5% (95% UI: 46.0%–49.0%)</w:t>
             </w:r>
           </w:p>
         </w:tc>
@@ -10857,18 +10365,18 @@
               <w:pStyle w:val="Compact"/>
             </w:pPr>
             <w:r>
-              <w:t xml:space="preserve">89.6% (95% UI: 86.6%–91.6%)</w:t>
-            </w:r>
-          </w:p>
-        </w:tc>
-        <w:tc>
-          <w:tcPr/>
-          <w:p>
-            <w:pPr>
-              <w:pStyle w:val="Compact"/>
-            </w:pPr>
-            <w:r>
-              <w:t xml:space="preserve">48.6% (95% UI: 47.7%–49.5%)</w:t>
+              <w:t xml:space="preserve">88.0% (95% UI: 69.6%–93.3%)</w:t>
+            </w:r>
+          </w:p>
+        </w:tc>
+        <w:tc>
+          <w:tcPr/>
+          <w:p>
+            <w:pPr>
+              <w:pStyle w:val="Compact"/>
+            </w:pPr>
+            <w:r>
+              <w:t xml:space="preserve">40.3% (95% UI: 39.0%–41.7%)</w:t>
             </w:r>
           </w:p>
         </w:tc>
@@ -10892,18 +10400,18 @@
               <w:pStyle w:val="Compact"/>
             </w:pPr>
             <w:r>
-              <w:t xml:space="preserve">93.7% (95% UI: 91.8%–95.0%)</w:t>
-            </w:r>
-          </w:p>
-        </w:tc>
-        <w:tc>
-          <w:tcPr/>
-          <w:p>
-            <w:pPr>
-              <w:pStyle w:val="Compact"/>
-            </w:pPr>
-            <w:r>
-              <w:t xml:space="preserve">59.1% (95% UI: 58.1%–60.1%)</w:t>
+              <w:t xml:space="preserve">91.9% (95% UI: 76.5%–95.7%)</w:t>
+            </w:r>
+          </w:p>
+        </w:tc>
+        <w:tc>
+          <w:tcPr/>
+          <w:p>
+            <w:pPr>
+              <w:pStyle w:val="Compact"/>
+            </w:pPr>
+            <w:r>
+              <w:t xml:space="preserve">49.1% (95% UI: 47.6%–50.6%)</w:t>
             </w:r>
           </w:p>
         </w:tc>
@@ -10925,18 +10433,18 @@
               <w:pStyle w:val="Compact"/>
             </w:pPr>
             <w:r>
-              <w:t xml:space="preserve">93.8% (95% UI: 91.8%–95.1%)</w:t>
-            </w:r>
-          </w:p>
-        </w:tc>
-        <w:tc>
-          <w:tcPr/>
-          <w:p>
-            <w:pPr>
-              <w:pStyle w:val="Compact"/>
-            </w:pPr>
-            <w:r>
-              <w:t xml:space="preserve">53.3% (95% UI: 52.2%–54.4%)</w:t>
+              <w:t xml:space="preserve">91.0% (95% UI: 73.1%–95.4%)</w:t>
+            </w:r>
+          </w:p>
+        </w:tc>
+        <w:tc>
+          <w:tcPr/>
+          <w:p>
+            <w:pPr>
+              <w:pStyle w:val="Compact"/>
+            </w:pPr>
+            <w:r>
+              <w:t xml:space="preserve">42.2% (95% UI: 40.9%–43.5%)</w:t>
             </w:r>
           </w:p>
         </w:tc>
@@ -10960,51 +10468,51 @@
               <w:pStyle w:val="Compact"/>
             </w:pPr>
             <w:r>
-              <w:t xml:space="preserve">96.9% (95% UI: 96.0%–97.5%)</w:t>
-            </w:r>
-          </w:p>
-        </w:tc>
-        <w:tc>
-          <w:tcPr/>
-          <w:p>
-            <w:pPr>
-              <w:pStyle w:val="Compact"/>
-            </w:pPr>
-            <w:r>
-              <w:t xml:space="preserve">66.9% (95% UI: 65.8%–68.0%)</w:t>
-            </w:r>
-          </w:p>
-        </w:tc>
-        <w:tc>
-          <w:tcPr/>
-          <w:p>
-            <w:pPr>
-              <w:pStyle w:val="Compact"/>
-            </w:pPr>
-            <w:r>
-              <w:t xml:space="preserve">100%</w:t>
-            </w:r>
-          </w:p>
-        </w:tc>
-        <w:tc>
-          <w:tcPr/>
-          <w:p>
-            <w:pPr>
-              <w:pStyle w:val="Compact"/>
-            </w:pPr>
-            <w:r>
-              <w:t xml:space="preserve">97.0% (95% UI: 96.0%–97.6%)</w:t>
-            </w:r>
-          </w:p>
-        </w:tc>
-        <w:tc>
-          <w:tcPr/>
-          <w:p>
-            <w:pPr>
-              <w:pStyle w:val="Compact"/>
-            </w:pPr>
-            <w:r>
-              <w:t xml:space="preserve">62.8% (95% UI: 61.5%–64.1%)</w:t>
+              <w:t xml:space="preserve">96.8% (95% UI: 82.0%–98.9%)</w:t>
+            </w:r>
+          </w:p>
+        </w:tc>
+        <w:tc>
+          <w:tcPr/>
+          <w:p>
+            <w:pPr>
+              <w:pStyle w:val="Compact"/>
+            </w:pPr>
+            <w:r>
+              <w:t xml:space="preserve">53.4% (95% UI: 52.0%–54.6%)</w:t>
+            </w:r>
+          </w:p>
+        </w:tc>
+        <w:tc>
+          <w:tcPr/>
+          <w:p>
+            <w:pPr>
+              <w:pStyle w:val="Compact"/>
+            </w:pPr>
+            <w:r>
+              <w:t xml:space="preserve">0%</w:t>
+            </w:r>
+          </w:p>
+        </w:tc>
+        <w:tc>
+          <w:tcPr/>
+          <w:p>
+            <w:pPr>
+              <w:pStyle w:val="Compact"/>
+            </w:pPr>
+            <w:r>
+              <w:t xml:space="preserve">96.4% (95% UI: 79.5%–98.8%)</w:t>
+            </w:r>
+          </w:p>
+        </w:tc>
+        <w:tc>
+          <w:tcPr/>
+          <w:p>
+            <w:pPr>
+              <w:pStyle w:val="Compact"/>
+            </w:pPr>
+            <w:r>
+              <w:t xml:space="preserve">47.2% (95% UI: 46.1%–48.5%)</w:t>
             </w:r>
           </w:p>
         </w:tc>
@@ -11028,51 +10536,51 @@
               <w:pStyle w:val="Compact"/>
             </w:pPr>
             <w:r>
-              <w:t xml:space="preserve">96.9% (95% UI: 96.0%–97.5%)</w:t>
-            </w:r>
-          </w:p>
-        </w:tc>
-        <w:tc>
-          <w:tcPr/>
-          <w:p>
-            <w:pPr>
-              <w:pStyle w:val="Compact"/>
-            </w:pPr>
-            <w:r>
-              <w:t xml:space="preserve">71.0% (95% UI: 70.1%–71.8%)</w:t>
-            </w:r>
-          </w:p>
-        </w:tc>
-        <w:tc>
-          <w:tcPr/>
-          <w:p>
-            <w:pPr>
-              <w:pStyle w:val="Compact"/>
-            </w:pPr>
-            <w:r>
-              <w:t xml:space="preserve">100%</w:t>
-            </w:r>
-          </w:p>
-        </w:tc>
-        <w:tc>
-          <w:tcPr/>
-          <w:p>
-            <w:pPr>
-              <w:pStyle w:val="Compact"/>
-            </w:pPr>
-            <w:r>
-              <w:t xml:space="preserve">97.0% (95% UI: 96.0%–97.6%)</w:t>
-            </w:r>
-          </w:p>
-        </w:tc>
-        <w:tc>
-          <w:tcPr/>
-          <w:p>
-            <w:pPr>
-              <w:pStyle w:val="Compact"/>
-            </w:pPr>
-            <w:r>
-              <w:t xml:space="preserve">67.8% (95% UI: 66.7%–68.8%)</w:t>
+              <w:t xml:space="preserve">98.5% (95% UI: 84.3%–99.8%)</w:t>
+            </w:r>
+          </w:p>
+        </w:tc>
+        <w:tc>
+          <w:tcPr/>
+          <w:p>
+            <w:pPr>
+              <w:pStyle w:val="Compact"/>
+            </w:pPr>
+            <w:r>
+              <w:t xml:space="preserve">56.9% (95% UI: 55.7%–58.0%)</w:t>
+            </w:r>
+          </w:p>
+        </w:tc>
+        <w:tc>
+          <w:tcPr/>
+          <w:p>
+            <w:pPr>
+              <w:pStyle w:val="Compact"/>
+            </w:pPr>
+            <w:r>
+              <w:t xml:space="preserve">0%</w:t>
+            </w:r>
+          </w:p>
+        </w:tc>
+        <w:tc>
+          <w:tcPr/>
+          <w:p>
+            <w:pPr>
+              <w:pStyle w:val="Compact"/>
+            </w:pPr>
+            <w:r>
+              <w:t xml:space="preserve">98.3% (95% UI: 82.0%–99.8%)</w:t>
+            </w:r>
+          </w:p>
+        </w:tc>
+        <w:tc>
+          <w:tcPr/>
+          <w:p>
+            <w:pPr>
+              <w:pStyle w:val="Compact"/>
+            </w:pPr>
+            <w:r>
+              <w:t xml:space="preserve">51.4% (95% UI: 50.4%–52.6%)</w:t>
             </w:r>
           </w:p>
         </w:tc>
@@ -11096,18 +10604,18 @@
               <w:pStyle w:val="Compact"/>
             </w:pPr>
             <w:r>
-              <w:t xml:space="preserve">88.8% (95% UI: 85.7%–90.9%)</w:t>
-            </w:r>
-          </w:p>
-        </w:tc>
-        <w:tc>
-          <w:tcPr/>
-          <w:p>
-            <w:pPr>
-              <w:pStyle w:val="Compact"/>
-            </w:pPr>
-            <w:r>
-              <w:t xml:space="preserve">52.3% (95% UI: 51.5%–53.1%)</w:t>
+              <w:t xml:space="preserve">88.8% (95% UI: 72.9%–93.6%)</w:t>
+            </w:r>
+          </w:p>
+        </w:tc>
+        <w:tc>
+          <w:tcPr/>
+          <w:p>
+            <w:pPr>
+              <w:pStyle w:val="Compact"/>
+            </w:pPr>
+            <w:r>
+              <w:t xml:space="preserve">46.4% (95% UI: 44.8%–48.0%)</w:t>
             </w:r>
           </w:p>
         </w:tc>
@@ -11129,18 +10637,18 @@
               <w:pStyle w:val="Compact"/>
             </w:pPr>
             <w:r>
-              <w:t xml:space="preserve">89.0% (95% UI: 85.9%–91.1%)</w:t>
-            </w:r>
-          </w:p>
-        </w:tc>
-        <w:tc>
-          <w:tcPr/>
-          <w:p>
-            <w:pPr>
-              <w:pStyle w:val="Compact"/>
-            </w:pPr>
-            <w:r>
-              <w:t xml:space="preserve">44.9% (95% UI: 44.2%–45.7%)</w:t>
+              <w:t xml:space="preserve">87.6% (95% UI: 69.2%–93.1%)</w:t>
+            </w:r>
+          </w:p>
+        </w:tc>
+        <w:tc>
+          <w:tcPr/>
+          <w:p>
+            <w:pPr>
+              <w:pStyle w:val="Compact"/>
+            </w:pPr>
+            <w:r>
+              <w:t xml:space="preserve">39.0% (95% UI: 37.6%–40.4%)</w:t>
             </w:r>
           </w:p>
         </w:tc>
@@ -11164,18 +10672,18 @@
               <w:pStyle w:val="Compact"/>
             </w:pPr>
             <w:r>
-              <w:t xml:space="preserve">91.9% (95% UI: 89.6%–93.5%)</w:t>
-            </w:r>
-          </w:p>
-        </w:tc>
-        <w:tc>
-          <w:tcPr/>
-          <w:p>
-            <w:pPr>
-              <w:pStyle w:val="Compact"/>
-            </w:pPr>
-            <w:r>
-              <w:t xml:space="preserve">53.3% (95% UI: 52.5%–54.2%)</w:t>
+              <w:t xml:space="preserve">90.6% (95% UI: 75.2%–94.8%)</w:t>
+            </w:r>
+          </w:p>
+        </w:tc>
+        <w:tc>
+          <w:tcPr/>
+          <w:p>
+            <w:pPr>
+              <w:pStyle w:val="Compact"/>
+            </w:pPr>
+            <w:r>
+              <w:t xml:space="preserve">46.8% (95% UI: 45.2%–48.4%)</w:t>
             </w:r>
           </w:p>
         </w:tc>
@@ -11197,18 +10705,18 @@
               <w:pStyle w:val="Compact"/>
             </w:pPr>
             <w:r>
-              <w:t xml:space="preserve">92.1% (95% UI: 89.6%–93.7%)</w:t>
-            </w:r>
-          </w:p>
-        </w:tc>
-        <w:tc>
-          <w:tcPr/>
-          <w:p>
-            <w:pPr>
-              <w:pStyle w:val="Compact"/>
-            </w:pPr>
-            <w:r>
-              <w:t xml:space="preserve">46.2% (95% UI: 45.4%–47.0%)</w:t>
+              <w:t xml:space="preserve">89.6% (95% UI: 71.7%–94.4%)</w:t>
+            </w:r>
+          </w:p>
+        </w:tc>
+        <w:tc>
+          <w:tcPr/>
+          <w:p>
+            <w:pPr>
+              <w:pStyle w:val="Compact"/>
+            </w:pPr>
+            <w:r>
+              <w:t xml:space="preserve">39.4% (95% UI: 38.1%–40.8%)</w:t>
             </w:r>
           </w:p>
         </w:tc>
@@ -11232,18 +10740,18 @@
               <w:pStyle w:val="Compact"/>
             </w:pPr>
             <w:r>
-              <w:t xml:space="preserve">95.7% (95% UI: 94.3%–96.6%)</w:t>
-            </w:r>
-          </w:p>
-        </w:tc>
-        <w:tc>
-          <w:tcPr/>
-          <w:p>
-            <w:pPr>
-              <w:pStyle w:val="Compact"/>
-            </w:pPr>
-            <w:r>
-              <w:t xml:space="preserve">55.6% (95% UI: 54.7%–56.5%)</w:t>
+              <w:t xml:space="preserve">94.1% (95% UI: 79.1%–97.1%)</w:t>
+            </w:r>
+          </w:p>
+        </w:tc>
+        <w:tc>
+          <w:tcPr/>
+          <w:p>
+            <w:pPr>
+              <w:pStyle w:val="Compact"/>
+            </w:pPr>
+            <w:r>
+              <w:t xml:space="preserve">47.7% (95% UI: 46.2%–49.3%)</w:t>
             </w:r>
           </w:p>
         </w:tc>
@@ -11265,18 +10773,18 @@
               <w:pStyle w:val="Compact"/>
             </w:pPr>
             <w:r>
-              <w:t xml:space="preserve">95.8% (95% UI: 94.4%–96.7%)</w:t>
-            </w:r>
-          </w:p>
-        </w:tc>
-        <w:tc>
-          <w:tcPr/>
-          <w:p>
-            <w:pPr>
-              <w:pStyle w:val="Compact"/>
-            </w:pPr>
-            <w:r>
-              <w:t xml:space="preserve">48.9% (95% UI: 48.0%–49.8%)</w:t>
+              <w:t xml:space="preserve">93.4% (95% UI: 75.9%–96.9%)</w:t>
+            </w:r>
+          </w:p>
+        </w:tc>
+        <w:tc>
+          <w:tcPr/>
+          <w:p>
+            <w:pPr>
+              <w:pStyle w:val="Compact"/>
+            </w:pPr>
+            <w:r>
+              <w:t xml:space="preserve">40.5% (95% UI: 39.2%–41.9%)</w:t>
             </w:r>
           </w:p>
         </w:tc>
@@ -11300,18 +10808,18 @@
               <w:pStyle w:val="Compact"/>
             </w:pPr>
             <w:r>
-              <w:t xml:space="preserve">96.9% (95% UI: 96.0%–97.5%)</w:t>
-            </w:r>
-          </w:p>
-        </w:tc>
-        <w:tc>
-          <w:tcPr/>
-          <w:p>
-            <w:pPr>
-              <w:pStyle w:val="Compact"/>
-            </w:pPr>
-            <w:r>
-              <w:t xml:space="preserve">60.9% (95% UI: 59.8%–62.0%)</w:t>
+              <w:t xml:space="preserve">98.3% (95% UI: 84.1%–99.7%)</w:t>
+            </w:r>
+          </w:p>
+        </w:tc>
+        <w:tc>
+          <w:tcPr/>
+          <w:p>
+            <w:pPr>
+              <w:pStyle w:val="Compact"/>
+            </w:pPr>
+            <w:r>
+              <w:t xml:space="preserve">50.1% (95% UI: 48.7%–51.6%)</w:t>
             </w:r>
           </w:p>
         </w:tc>
@@ -11333,18 +10841,18 @@
               <w:pStyle w:val="Compact"/>
             </w:pPr>
             <w:r>
-              <w:t xml:space="preserve">97.0% (95% UI: 96.0%–97.6%)</w:t>
-            </w:r>
-          </w:p>
-        </w:tc>
-        <w:tc>
-          <w:tcPr/>
-          <w:p>
-            <w:pPr>
-              <w:pStyle w:val="Compact"/>
-            </w:pPr>
-            <w:r>
-              <w:t xml:space="preserve">55.4% (95% UI: 54.2%–56.5%)</w:t>
+              <w:t xml:space="preserve">98.1% (95% UI: 81.7%–99.7%)</w:t>
+            </w:r>
+          </w:p>
+        </w:tc>
+        <w:tc>
+          <w:tcPr/>
+          <w:p>
+            <w:pPr>
+              <w:pStyle w:val="Compact"/>
+            </w:pPr>
+            <w:r>
+              <w:t xml:space="preserve">43.3% (95% UI: 42.1%–44.7%)</w:t>
             </w:r>
           </w:p>
         </w:tc>
@@ -11368,51 +10876,51 @@
               <w:pStyle w:val="Compact"/>
             </w:pPr>
             <w:r>
-              <w:t xml:space="preserve">96.9% (95% UI: 96.0%–97.5%)</w:t>
-            </w:r>
-          </w:p>
-        </w:tc>
-        <w:tc>
-          <w:tcPr/>
-          <w:p>
-            <w:pPr>
-              <w:pStyle w:val="Compact"/>
-            </w:pPr>
-            <w:r>
-              <w:t xml:space="preserve">64.9% (95% UI: 63.7%–66.0%)</w:t>
-            </w:r>
-          </w:p>
-        </w:tc>
-        <w:tc>
-          <w:tcPr/>
-          <w:p>
-            <w:pPr>
-              <w:pStyle w:val="Compact"/>
-            </w:pPr>
-            <w:r>
-              <w:t xml:space="preserve">40%</w:t>
-            </w:r>
-          </w:p>
-        </w:tc>
-        <w:tc>
-          <w:tcPr/>
-          <w:p>
-            <w:pPr>
-              <w:pStyle w:val="Compact"/>
-            </w:pPr>
-            <w:r>
-              <w:t xml:space="preserve">97.0% (95% UI: 96.0%–97.6%)</w:t>
-            </w:r>
-          </w:p>
-        </w:tc>
-        <w:tc>
-          <w:tcPr/>
-          <w:p>
-            <w:pPr>
-              <w:pStyle w:val="Compact"/>
-            </w:pPr>
-            <w:r>
-              <w:t xml:space="preserve">60.2% (95% UI: 58.9%–61.5%)</w:t>
+              <w:t xml:space="preserve">99.0% (95% UI: 85.3%–100.0%)</w:t>
+            </w:r>
+          </w:p>
+        </w:tc>
+        <w:tc>
+          <w:tcPr/>
+          <w:p>
+            <w:pPr>
+              <w:pStyle w:val="Compact"/>
+            </w:pPr>
+            <w:r>
+              <w:t xml:space="preserve">52.2% (95% UI: 50.8%–53.6%)</w:t>
+            </w:r>
+          </w:p>
+        </w:tc>
+        <w:tc>
+          <w:tcPr/>
+          <w:p>
+            <w:pPr>
+              <w:pStyle w:val="Compact"/>
+            </w:pPr>
+            <w:r>
+              <w:t xml:space="preserve">0%</w:t>
+            </w:r>
+          </w:p>
+        </w:tc>
+        <w:tc>
+          <w:tcPr/>
+          <w:p>
+            <w:pPr>
+              <w:pStyle w:val="Compact"/>
+            </w:pPr>
+            <w:r>
+              <w:t xml:space="preserve">98.9% (95% UI: 83.1%–100.0%)</w:t>
+            </w:r>
+          </w:p>
+        </w:tc>
+        <w:tc>
+          <w:tcPr/>
+          <w:p>
+            <w:pPr>
+              <w:pStyle w:val="Compact"/>
+            </w:pPr>
+            <w:r>
+              <w:t xml:space="preserve">45.8% (95% UI: 44.6%–47.1%)</w:t>
             </w:r>
           </w:p>
         </w:tc>
@@ -11436,18 +10944,18 @@
               <w:pStyle w:val="Compact"/>
             </w:pPr>
             <w:r>
-              <w:t xml:space="preserve">96.9% (95% UI: 96.0%–97.5%)</w:t>
-            </w:r>
-          </w:p>
-        </w:tc>
-        <w:tc>
-          <w:tcPr/>
-          <w:p>
-            <w:pPr>
-              <w:pStyle w:val="Compact"/>
-            </w:pPr>
-            <w:r>
-              <w:t xml:space="preserve">73.9% (95% UI: 73.7%–74.1%)</w:t>
+              <w:t xml:space="preserve">99.0% (95% UI: 85.3%–100.0%)</w:t>
+            </w:r>
+          </w:p>
+        </w:tc>
+        <w:tc>
+          <w:tcPr/>
+          <w:p>
+            <w:pPr>
+              <w:pStyle w:val="Compact"/>
+            </w:pPr>
+            <w:r>
+              <w:t xml:space="preserve">71.5% (95% UI: 70.4%–71.9%)</w:t>
             </w:r>
           </w:p>
         </w:tc>
@@ -11469,18 +10977,18 @@
               <w:pStyle w:val="Compact"/>
             </w:pPr>
             <w:r>
-              <w:t xml:space="preserve">97.0% (95% UI: 96.0%–97.6%)</w:t>
-            </w:r>
-          </w:p>
-        </w:tc>
-        <w:tc>
-          <w:tcPr/>
-          <w:p>
-            <w:pPr>
-              <w:pStyle w:val="Compact"/>
-            </w:pPr>
-            <w:r>
-              <w:t xml:space="preserve">71.3% (95% UI: 71.2%–71.5%)</w:t>
+              <w:t xml:space="preserve">98.9% (95% UI: 83.1%–100.0%)</w:t>
+            </w:r>
+          </w:p>
+        </w:tc>
+        <w:tc>
+          <w:tcPr/>
+          <w:p>
+            <w:pPr>
+              <w:pStyle w:val="Compact"/>
+            </w:pPr>
+            <w:r>
+              <w:t xml:space="preserve">69.0% (95% UI: 68.4%–69.2%)</w:t>
             </w:r>
           </w:p>
         </w:tc>
@@ -11776,18 +11284,18 @@
               <w:pStyle w:val="Compact"/>
             </w:pPr>
             <w:r>
-              <w:t xml:space="preserve">391 (95% UI: 336–460)</w:t>
-            </w:r>
-          </w:p>
-        </w:tc>
-        <w:tc>
-          <w:tcPr/>
-          <w:p>
-            <w:pPr>
-              <w:pStyle w:val="Compact"/>
-            </w:pPr>
-            <w:r>
-              <w:t xml:space="preserve">S$15.2 million (95% UI: S$13.1 million–S$17.9 million)</w:t>
+              <w:t xml:space="preserve">723 (95% UI: 541–1,102)</w:t>
+            </w:r>
+          </w:p>
+        </w:tc>
+        <w:tc>
+          <w:tcPr/>
+          <w:p>
+            <w:pPr>
+              <w:pStyle w:val="Compact"/>
+            </w:pPr>
+            <w:r>
+              <w:t xml:space="preserve">S$28.1 million (95% UI: S$21.1 million–S$42.7 million)</w:t>
             </w:r>
           </w:p>
         </w:tc>
@@ -11833,51 +11341,51 @@
               <w:pStyle w:val="Compact"/>
             </w:pPr>
             <w:r>
-              <w:t xml:space="preserve">691 (95% UI: 651–732)</w:t>
-            </w:r>
-          </w:p>
-        </w:tc>
-        <w:tc>
-          <w:tcPr/>
-          <w:p>
-            <w:pPr>
-              <w:pStyle w:val="Compact"/>
-            </w:pPr>
-            <w:r>
-              <w:t xml:space="preserve">204 (95% UI: 190–218)</w:t>
-            </w:r>
-          </w:p>
-        </w:tc>
-        <w:tc>
-          <w:tcPr/>
-          <w:p>
-            <w:pPr>
-              <w:pStyle w:val="Compact"/>
-            </w:pPr>
-            <w:r>
-              <w:t xml:space="preserve">359 (95% UI: 307–423)</w:t>
-            </w:r>
-          </w:p>
-        </w:tc>
-        <w:tc>
-          <w:tcPr/>
-          <w:p>
-            <w:pPr>
-              <w:pStyle w:val="Compact"/>
-            </w:pPr>
-            <w:r>
-              <w:t xml:space="preserve">S$22.1 million (95% UI: S$19.8 million–S$24.9 million)</w:t>
-            </w:r>
-          </w:p>
-        </w:tc>
-        <w:tc>
-          <w:tcPr/>
-          <w:p>
-            <w:pPr>
-              <w:pStyle w:val="Compact"/>
-            </w:pPr>
-            <w:r>
-              <w:t xml:space="preserve">S$6.9 million (95% UI: S$6.4 million–S$7.4 million)</w:t>
+              <w:t xml:space="preserve">691 (95% UI: 599–797)</w:t>
+            </w:r>
+          </w:p>
+        </w:tc>
+        <w:tc>
+          <w:tcPr/>
+          <w:p>
+            <w:pPr>
+              <w:pStyle w:val="Compact"/>
+            </w:pPr>
+            <w:r>
+              <w:t xml:space="preserve">213 (95% UI: 179–252)</w:t>
+            </w:r>
+          </w:p>
+        </w:tc>
+        <w:tc>
+          <w:tcPr/>
+          <w:p>
+            <w:pPr>
+              <w:pStyle w:val="Compact"/>
+            </w:pPr>
+            <w:r>
+              <w:t xml:space="preserve">691 (95% UI: 515–1,074)</w:t>
+            </w:r>
+          </w:p>
+        </w:tc>
+        <w:tc>
+          <w:tcPr/>
+          <w:p>
+            <w:pPr>
+              <w:pStyle w:val="Compact"/>
+            </w:pPr>
+            <w:r>
+              <w:t xml:space="preserve">S$35.5 million (95% UI: S$28.0 million–S$50.5 million)</w:t>
+            </w:r>
+          </w:p>
+        </w:tc>
+        <w:tc>
+          <w:tcPr/>
+          <w:p>
+            <w:pPr>
+              <w:pStyle w:val="Compact"/>
+            </w:pPr>
+            <w:r>
+              <w:t xml:space="preserve">S$7.3 million (95% UI: S$6.0 million–S$8.7 million)</w:t>
             </w:r>
           </w:p>
         </w:tc>
@@ -11912,51 +11420,51 @@
               <w:pStyle w:val="Compact"/>
             </w:pPr>
             <w:r>
-              <w:t xml:space="preserve">1,152 (95% UI: 1,085–1,220)</w:t>
-            </w:r>
-          </w:p>
-        </w:tc>
-        <w:tc>
-          <w:tcPr/>
-          <w:p>
-            <w:pPr>
-              <w:pStyle w:val="Compact"/>
-            </w:pPr>
-            <w:r>
-              <w:t xml:space="preserve">322 (95% UI: 301–345)</w:t>
-            </w:r>
-          </w:p>
-        </w:tc>
-        <w:tc>
-          <w:tcPr/>
-          <w:p>
-            <w:pPr>
-              <w:pStyle w:val="Compact"/>
-            </w:pPr>
-            <w:r>
-              <w:t xml:space="preserve">340 (95% UI: 289–401)</w:t>
-            </w:r>
-          </w:p>
-        </w:tc>
-        <w:tc>
-          <w:tcPr/>
-          <w:p>
-            <w:pPr>
-              <w:pStyle w:val="Compact"/>
-            </w:pPr>
-            <w:r>
-              <w:t xml:space="preserve">S$26.2 million (95% UI: S$23.7 million–S$28.9 million)</w:t>
-            </w:r>
-          </w:p>
-        </w:tc>
-        <w:tc>
-          <w:tcPr/>
-          <w:p>
-            <w:pPr>
-              <w:pStyle w:val="Compact"/>
-            </w:pPr>
-            <w:r>
-              <w:t xml:space="preserve">S$10.9 million (95% UI: S$10.2 million–S$11.7 million)</w:t>
+              <w:t xml:space="preserve">1,152 (95% UI: 997–1,327)</w:t>
+            </w:r>
+          </w:p>
+        </w:tc>
+        <w:tc>
+          <w:tcPr/>
+          <w:p>
+            <w:pPr>
+              <w:pStyle w:val="Compact"/>
+            </w:pPr>
+            <w:r>
+              <w:t xml:space="preserve">349 (95% UI: 294–413)</w:t>
+            </w:r>
+          </w:p>
+        </w:tc>
+        <w:tc>
+          <w:tcPr/>
+          <w:p>
+            <w:pPr>
+              <w:pStyle w:val="Compact"/>
+            </w:pPr>
+            <w:r>
+              <w:t xml:space="preserve">671 (95% UI: 501–1,053)</w:t>
+            </w:r>
+          </w:p>
+        </w:tc>
+        <w:tc>
+          <w:tcPr/>
+          <w:p>
+            <w:pPr>
+              <w:pStyle w:val="Compact"/>
+            </w:pPr>
+            <w:r>
+              <w:t xml:space="preserve">S$40.2 million (95% UI: S$32.2 million–S$55.5 million)</w:t>
+            </w:r>
+          </w:p>
+        </w:tc>
+        <w:tc>
+          <w:tcPr/>
+          <w:p>
+            <w:pPr>
+              <w:pStyle w:val="Compact"/>
+            </w:pPr>
+            <w:r>
+              <w:t xml:space="preserve">S$11.9 million (95% UI: S$9.9 million–S$14.3 million)</w:t>
             </w:r>
           </w:p>
         </w:tc>
@@ -11991,51 +11499,51 @@
               <w:pStyle w:val="Compact"/>
             </w:pPr>
             <w:r>
-              <w:t xml:space="preserve">2,301 (95% UI: 2,168–2,437)</w:t>
-            </w:r>
-          </w:p>
-        </w:tc>
-        <w:tc>
-          <w:tcPr/>
-          <w:p>
-            <w:pPr>
-              <w:pStyle w:val="Compact"/>
-            </w:pPr>
-            <w:r>
-              <w:t xml:space="preserve">569 (95% UI: 531–609)</w:t>
-            </w:r>
-          </w:p>
-        </w:tc>
-        <w:tc>
-          <w:tcPr/>
-          <w:p>
-            <w:pPr>
-              <w:pStyle w:val="Compact"/>
-            </w:pPr>
-            <w:r>
-              <w:t xml:space="preserve">297 (95% UI: 251–351)</w:t>
-            </w:r>
-          </w:p>
-        </w:tc>
-        <w:tc>
-          <w:tcPr/>
-          <w:p>
-            <w:pPr>
-              <w:pStyle w:val="Compact"/>
-            </w:pPr>
-            <w:r>
-              <w:t xml:space="preserve">S$34.6 million (95% UI: S$31.7 million–S$37.6 million)</w:t>
-            </w:r>
-          </w:p>
-        </w:tc>
-        <w:tc>
-          <w:tcPr/>
-          <w:p>
-            <w:pPr>
-              <w:pStyle w:val="Compact"/>
-            </w:pPr>
-            <w:r>
-              <w:t xml:space="preserve">S$19.3 million (95% UI: S$17.9 million–S$20.8 million)</w:t>
+              <w:t xml:space="preserve">2,304 (95% UI: 1,994–2,654)</w:t>
+            </w:r>
+          </w:p>
+        </w:tc>
+        <w:tc>
+          <w:tcPr/>
+          <w:p>
+            <w:pPr>
+              <w:pStyle w:val="Compact"/>
+            </w:pPr>
+            <w:r>
+              <w:t xml:space="preserve">668 (95% UI: 563–792)</w:t>
+            </w:r>
+          </w:p>
+        </w:tc>
+        <w:tc>
+          <w:tcPr/>
+          <w:p>
+            <w:pPr>
+              <w:pStyle w:val="Compact"/>
+            </w:pPr>
+            <w:r>
+              <w:t xml:space="preserve">623 (95% UI: 461–985)</w:t>
+            </w:r>
+          </w:p>
+        </w:tc>
+        <w:tc>
+          <w:tcPr/>
+          <w:p>
+            <w:pPr>
+              <w:pStyle w:val="Compact"/>
+            </w:pPr>
+            <w:r>
+              <w:t xml:space="preserve">S$51.3 million (95% UI: S$42.1 million–S$67.6 million)</w:t>
+            </w:r>
+          </w:p>
+        </w:tc>
+        <w:tc>
+          <w:tcPr/>
+          <w:p>
+            <w:pPr>
+              <w:pStyle w:val="Compact"/>
+            </w:pPr>
+            <w:r>
+              <w:t xml:space="preserve">S$22.9 million (95% UI: S$19.0 million–S$27.4 million)</w:t>
             </w:r>
           </w:p>
         </w:tc>
@@ -12070,51 +11578,51 @@
               <w:pStyle w:val="Compact"/>
             </w:pPr>
             <w:r>
-              <w:t xml:space="preserve">5,740 (95% UI: 5,408–6,079)</w:t>
-            </w:r>
-          </w:p>
-        </w:tc>
-        <w:tc>
-          <w:tcPr/>
-          <w:p>
-            <w:pPr>
-              <w:pStyle w:val="Compact"/>
-            </w:pPr>
-            <w:r>
-              <w:t xml:space="preserve">990 (95% UI: 911–1,074)</w:t>
-            </w:r>
-          </w:p>
-        </w:tc>
-        <w:tc>
-          <w:tcPr/>
-          <w:p>
-            <w:pPr>
-              <w:pStyle w:val="Compact"/>
-            </w:pPr>
-            <w:r>
-              <w:t xml:space="preserve">209 (95% UI: 173–251)</w:t>
-            </w:r>
-          </w:p>
-        </w:tc>
-        <w:tc>
-          <w:tcPr/>
-          <w:p>
-            <w:pPr>
-              <w:pStyle w:val="Compact"/>
-            </w:pPr>
-            <w:r>
-              <w:t xml:space="preserve">S$49.4 million (95% UI: S$45.3 million–S$53.6 million)</w:t>
-            </w:r>
-          </w:p>
-        </w:tc>
-        <w:tc>
-          <w:tcPr/>
-          <w:p>
-            <w:pPr>
-              <w:pStyle w:val="Compact"/>
-            </w:pPr>
-            <w:r>
-              <w:t xml:space="preserve">S$34.1 million (95% UI: S$31.3 million–S$37.2 million)</w:t>
+              <w:t xml:space="preserve">5,749 (95% UI: 4,981–6,631)</w:t>
+            </w:r>
+          </w:p>
+        </w:tc>
+        <w:tc>
+          <w:tcPr/>
+          <w:p>
+            <w:pPr>
+              <w:pStyle w:val="Compact"/>
+            </w:pPr>
+            <w:r>
+              <w:t xml:space="preserve">1,473 (95% UI: 1,242–1,744)</w:t>
+            </w:r>
+          </w:p>
+        </w:tc>
+        <w:tc>
+          <w:tcPr/>
+          <w:p>
+            <w:pPr>
+              <w:pStyle w:val="Compact"/>
+            </w:pPr>
+            <w:r>
+              <w:t xml:space="preserve">503 (95% UI: 364–850)</w:t>
+            </w:r>
+          </w:p>
+        </w:tc>
+        <w:tc>
+          <w:tcPr/>
+          <w:p>
+            <w:pPr>
+              <w:pStyle w:val="Compact"/>
+            </w:pPr>
+            <w:r>
+              <w:t xml:space="preserve">S$79.7 million (95% UI: S$66.8 million–S$98.2 million)</w:t>
+            </w:r>
+          </w:p>
+        </w:tc>
+        <w:tc>
+          <w:tcPr/>
+          <w:p>
+            <w:pPr>
+              <w:pStyle w:val="Compact"/>
+            </w:pPr>
+            <w:r>
+              <w:t xml:space="preserve">S$50.9 million (95% UI: S$42.4 million–S$60.9 million)</w:t>
             </w:r>
           </w:p>
         </w:tc>
@@ -12149,51 +11657,51 @@
               <w:pStyle w:val="Compact"/>
             </w:pPr>
             <w:r>
-              <w:t xml:space="preserve">9,171 (95% UI: 8,642–9,714)</w:t>
-            </w:r>
-          </w:p>
-        </w:tc>
-        <w:tc>
-          <w:tcPr/>
-          <w:p>
-            <w:pPr>
-              <w:pStyle w:val="Compact"/>
-            </w:pPr>
-            <w:r>
-              <w:t xml:space="preserve">1,151 (95% UI: 1,045–1,266)</w:t>
-            </w:r>
-          </w:p>
-        </w:tc>
-        <w:tc>
-          <w:tcPr/>
-          <w:p>
-            <w:pPr>
-              <w:pStyle w:val="Compact"/>
-            </w:pPr>
-            <w:r>
-              <w:t xml:space="preserve">162 (95% UI: 134–196)</w:t>
-            </w:r>
-          </w:p>
-        </w:tc>
-        <w:tc>
-          <w:tcPr/>
-          <w:p>
-            <w:pPr>
-              <w:pStyle w:val="Compact"/>
-            </w:pPr>
-            <w:r>
-              <w:t xml:space="preserve">S$55.8 million (95% UI: S$50.9 million–S$61.0 million)</w:t>
-            </w:r>
-          </w:p>
-        </w:tc>
-        <w:tc>
-          <w:tcPr/>
-          <w:p>
-            <w:pPr>
-              <w:pStyle w:val="Compact"/>
-            </w:pPr>
-            <w:r>
-              <w:t xml:space="preserve">S$40.5 million (95% UI: S$36.8 million–S$44.6 million)</w:t>
+              <w:t xml:space="preserve">9,192 (95% UI: 7,964–10,605)</w:t>
+            </w:r>
+          </w:p>
+        </w:tc>
+        <w:tc>
+          <w:tcPr/>
+          <w:p>
+            <w:pPr>
+              <w:pStyle w:val="Compact"/>
+            </w:pPr>
+            <w:r>
+              <w:t xml:space="preserve">2,083 (95% UI: 1,758–2,464)</w:t>
+            </w:r>
+          </w:p>
+        </w:tc>
+        <w:tc>
+          <w:tcPr/>
+          <w:p>
+            <w:pPr>
+              <w:pStyle w:val="Compact"/>
+            </w:pPr>
+            <w:r>
+              <w:t xml:space="preserve">405 (95% UI: 286–755)</w:t>
+            </w:r>
+          </w:p>
+        </w:tc>
+        <w:tc>
+          <w:tcPr/>
+          <w:p>
+            <w:pPr>
+              <w:pStyle w:val="Compact"/>
+            </w:pPr>
+            <w:r>
+              <w:t xml:space="preserve">S$101.5 million (95% UI: S$85.9 million–S$122.7 million)</w:t>
+            </w:r>
+          </w:p>
+        </w:tc>
+        <w:tc>
+          <w:tcPr/>
+          <w:p>
+            <w:pPr>
+              <w:pStyle w:val="Compact"/>
+            </w:pPr>
+            <w:r>
+              <w:t xml:space="preserve">S$72.6 million (95% UI: S$60.6 million–S$86.7 million)</w:t>
             </w:r>
           </w:p>
         </w:tc>
@@ -12228,51 +11736,51 @@
               <w:pStyle w:val="Compact"/>
             </w:pPr>
             <w:r>
-              <w:t xml:space="preserve">756 (95% UI: 716–798)</w:t>
-            </w:r>
-          </w:p>
-        </w:tc>
-        <w:tc>
-          <w:tcPr/>
-          <w:p>
-            <w:pPr>
-              <w:pStyle w:val="Compact"/>
-            </w:pPr>
-            <w:r>
-              <w:t xml:space="preserve">178 (95% UI: 166–190)</w:t>
-            </w:r>
-          </w:p>
-        </w:tc>
-        <w:tc>
-          <w:tcPr/>
-          <w:p>
-            <w:pPr>
-              <w:pStyle w:val="Compact"/>
-            </w:pPr>
-            <w:r>
-              <w:t xml:space="preserve">330 (95% UI: 280–390)</w:t>
-            </w:r>
-          </w:p>
-        </w:tc>
-        <w:tc>
-          <w:tcPr/>
-          <w:p>
-            <w:pPr>
-              <w:pStyle w:val="Compact"/>
-            </w:pPr>
-            <w:r>
-              <w:t xml:space="preserve">S$20.1 million (95% UI: S$17.8 million–S$22.7 million)</w:t>
-            </w:r>
-          </w:p>
-        </w:tc>
-        <w:tc>
-          <w:tcPr/>
-          <w:p>
-            <w:pPr>
-              <w:pStyle w:val="Compact"/>
-            </w:pPr>
-            <w:r>
-              <w:t xml:space="preserve">S$4.8 million (95% UI: S$4.5 million–S$5.2 million)</w:t>
+              <w:t xml:space="preserve">787 (95% UI: 691–901)</w:t>
+            </w:r>
+          </w:p>
+        </w:tc>
+        <w:tc>
+          <w:tcPr/>
+          <w:p>
+            <w:pPr>
+              <w:pStyle w:val="Compact"/>
+            </w:pPr>
+            <w:r>
+              <w:t xml:space="preserve">185 (95% UI: 157–220)</w:t>
+            </w:r>
+          </w:p>
+        </w:tc>
+        <w:tc>
+          <w:tcPr/>
+          <w:p>
+            <w:pPr>
+              <w:pStyle w:val="Compact"/>
+            </w:pPr>
+            <w:r>
+              <w:t xml:space="preserve">661 (95% UI: 492–1,037)</w:t>
+            </w:r>
+          </w:p>
+        </w:tc>
+        <w:tc>
+          <w:tcPr/>
+          <w:p>
+            <w:pPr>
+              <w:pStyle w:val="Compact"/>
+            </w:pPr>
+            <w:r>
+              <w:t xml:space="preserve">S$33.3 million (95% UI: S$26.0 million–S$48.5 million)</w:t>
+            </w:r>
+          </w:p>
+        </w:tc>
+        <w:tc>
+          <w:tcPr/>
+          <w:p>
+            <w:pPr>
+              <w:pStyle w:val="Compact"/>
+            </w:pPr>
+            <w:r>
+              <w:t xml:space="preserve">S$5.1 million (95% UI: S$4.2 million–S$6.1 million)</w:t>
             </w:r>
           </w:p>
         </w:tc>
@@ -12307,51 +11815,51 @@
               <w:pStyle w:val="Compact"/>
             </w:pPr>
             <w:r>
-              <w:t xml:space="preserve">1,257 (95% UI: 1,189–1,325)</w:t>
-            </w:r>
-          </w:p>
-        </w:tc>
-        <w:tc>
-          <w:tcPr/>
-          <w:p>
-            <w:pPr>
-              <w:pStyle w:val="Compact"/>
-            </w:pPr>
-            <w:r>
-              <w:t xml:space="preserve">280 (95% UI: 261–300)</w:t>
-            </w:r>
-          </w:p>
-        </w:tc>
-        <w:tc>
-          <w:tcPr/>
-          <w:p>
-            <w:pPr>
-              <w:pStyle w:val="Compact"/>
-            </w:pPr>
-            <w:r>
-              <w:t xml:space="preserve">297 (95% UI: 251–351)</w:t>
-            </w:r>
-          </w:p>
-        </w:tc>
-        <w:tc>
-          <w:tcPr/>
-          <w:p>
-            <w:pPr>
-              <w:pStyle w:val="Compact"/>
-            </w:pPr>
-            <w:r>
-              <w:t xml:space="preserve">S$22.9 million (95% UI: S$20.6 million–S$25.6 million)</w:t>
-            </w:r>
-          </w:p>
-        </w:tc>
-        <w:tc>
-          <w:tcPr/>
-          <w:p>
-            <w:pPr>
-              <w:pStyle w:val="Compact"/>
-            </w:pPr>
-            <w:r>
-              <w:t xml:space="preserve">S$7.7 million (95% UI: S$7.1 million–S$8.2 million)</w:t>
+              <w:t xml:space="preserve">1,309 (95% UI: 1,150–1,500)</w:t>
+            </w:r>
+          </w:p>
+        </w:tc>
+        <w:tc>
+          <w:tcPr/>
+          <w:p>
+            <w:pPr>
+              <w:pStyle w:val="Compact"/>
+            </w:pPr>
+            <w:r>
+              <w:t xml:space="preserve">301 (95% UI: 256–358)</w:t>
+            </w:r>
+          </w:p>
+        </w:tc>
+        <w:tc>
+          <w:tcPr/>
+          <w:p>
+            <w:pPr>
+              <w:pStyle w:val="Compact"/>
+            </w:pPr>
+            <w:r>
+              <w:t xml:space="preserve">623 (95% UI: 461–985)</w:t>
+            </w:r>
+          </w:p>
+        </w:tc>
+        <w:tc>
+          <w:tcPr/>
+          <w:p>
+            <w:pPr>
+              <w:pStyle w:val="Compact"/>
+            </w:pPr>
+            <w:r>
+              <w:t xml:space="preserve">S$36.6 million (95% UI: S$29.0 million–S$51.9 million)</w:t>
+            </w:r>
+          </w:p>
+        </w:tc>
+        <w:tc>
+          <w:tcPr/>
+          <w:p>
+            <w:pPr>
+              <w:pStyle w:val="Compact"/>
+            </w:pPr>
+            <w:r>
+              <w:t xml:space="preserve">S$8.4 million (95% UI: S$7.0 million–S$10.0 million)</w:t>
             </w:r>
           </w:p>
         </w:tc>
@@ -12386,51 +11894,51 @@
               <w:pStyle w:val="Compact"/>
             </w:pPr>
             <w:r>
-              <w:t xml:space="preserve">2,499 (95% UI: 2,364–2,635)</w:t>
-            </w:r>
-          </w:p>
-        </w:tc>
-        <w:tc>
-          <w:tcPr/>
-          <w:p>
-            <w:pPr>
-              <w:pStyle w:val="Compact"/>
-            </w:pPr>
-            <w:r>
-              <w:t xml:space="preserve">490 (95% UI: 457–524)</w:t>
-            </w:r>
-          </w:p>
-        </w:tc>
-        <w:tc>
-          <w:tcPr/>
-          <w:p>
-            <w:pPr>
-              <w:pStyle w:val="Compact"/>
-            </w:pPr>
-            <w:r>
-              <w:t xml:space="preserve">232 (95% UI: 194–278)</w:t>
-            </w:r>
-          </w:p>
-        </w:tc>
-        <w:tc>
-          <w:tcPr/>
-          <w:p>
-            <w:pPr>
-              <w:pStyle w:val="Compact"/>
-            </w:pPr>
-            <w:r>
-              <w:t xml:space="preserve">S$29.1 million (95% UI: S$26.6 million–S$31.9 million)</w:t>
-            </w:r>
-          </w:p>
-        </w:tc>
-        <w:tc>
-          <w:tcPr/>
-          <w:p>
-            <w:pPr>
-              <w:pStyle w:val="Compact"/>
-            </w:pPr>
-            <w:r>
-              <w:t xml:space="preserve">S$13.8 million (95% UI: S$12.8 million–S$14.9 million)</w:t>
+              <w:t xml:space="preserve">2,611 (95% UI: 2,294–2,992)</w:t>
+            </w:r>
+          </w:p>
+        </w:tc>
+        <w:tc>
+          <w:tcPr/>
+          <w:p>
+            <w:pPr>
+              <w:pStyle w:val="Compact"/>
+            </w:pPr>
+            <w:r>
+              <w:t xml:space="preserve">571 (95% UI: 485–677)</w:t>
+            </w:r>
+          </w:p>
+        </w:tc>
+        <w:tc>
+          <w:tcPr/>
+          <w:p>
+            <w:pPr>
+              <w:pStyle w:val="Compact"/>
+            </w:pPr>
+            <w:r>
+              <w:t xml:space="preserve">538 (95% UI: 393–888)</w:t>
+            </w:r>
+          </w:p>
+        </w:tc>
+        <w:tc>
+          <w:tcPr/>
+          <w:p>
+            <w:pPr>
+              <w:pStyle w:val="Compact"/>
+            </w:pPr>
+            <w:r>
+              <w:t xml:space="preserve">S$44.3 million (95% UI: S$36.0 million–S$60.7 million)</w:t>
+            </w:r>
+          </w:p>
+        </w:tc>
+        <w:tc>
+          <w:tcPr/>
+          <w:p>
+            <w:pPr>
+              <w:pStyle w:val="Compact"/>
+            </w:pPr>
+            <w:r>
+              <w:t xml:space="preserve">S$16.1 million (95% UI: S$13.4 million–S$19.3 million)</w:t>
             </w:r>
           </w:p>
         </w:tc>
@@ -12454,62 +11962,62 @@
               <w:pStyle w:val="Compact"/>
             </w:pPr>
             <w:r>
-              <w:t xml:space="preserve">24,086 (95% UI: 23,154–25,000)</w:t>
-            </w:r>
-          </w:p>
-        </w:tc>
-        <w:tc>
-          <w:tcPr/>
-          <w:p>
-            <w:pPr>
-              <w:pStyle w:val="Compact"/>
-            </w:pPr>
-            <w:r>
-              <w:t xml:space="preserve">5,934 (95% UI: 5,527–6,333)</w:t>
-            </w:r>
-          </w:p>
-        </w:tc>
-        <w:tc>
-          <w:tcPr/>
-          <w:p>
-            <w:pPr>
-              <w:pStyle w:val="Compact"/>
-            </w:pPr>
-            <w:r>
-              <w:t xml:space="preserve">868 (95% UI: 801–938)</w:t>
-            </w:r>
-          </w:p>
-        </w:tc>
-        <w:tc>
-          <w:tcPr/>
-          <w:p>
-            <w:pPr>
-              <w:pStyle w:val="Compact"/>
-            </w:pPr>
-            <w:r>
-              <w:t xml:space="preserve">151 (95% UI: 127–181)</w:t>
-            </w:r>
-          </w:p>
-        </w:tc>
-        <w:tc>
-          <w:tcPr/>
-          <w:p>
-            <w:pPr>
-              <w:pStyle w:val="Compact"/>
-            </w:pPr>
-            <w:r>
-              <w:t xml:space="preserve">S$42.3 million (95% UI: S$38.9 million–S$45.7 million)</w:t>
-            </w:r>
-          </w:p>
-        </w:tc>
-        <w:tc>
-          <w:tcPr/>
-          <w:p>
-            <w:pPr>
-              <w:pStyle w:val="Compact"/>
-            </w:pPr>
-            <w:r>
-              <w:t xml:space="preserve">S$27.0 million (95% UI: S$24.9 million–S$29.3 million)</w:t>
+              <w:t xml:space="preserve">25,000 (95% UI: 25,000–25,000)</w:t>
+            </w:r>
+          </w:p>
+        </w:tc>
+        <w:tc>
+          <w:tcPr/>
+          <w:p>
+            <w:pPr>
+              <w:pStyle w:val="Compact"/>
+            </w:pPr>
+            <w:r>
+              <w:t xml:space="preserve">6,485 (95% UI: 5,690–7,437)</w:t>
+            </w:r>
+          </w:p>
+        </w:tc>
+        <w:tc>
+          <w:tcPr/>
+          <w:p>
+            <w:pPr>
+              <w:pStyle w:val="Compact"/>
+            </w:pPr>
+            <w:r>
+              <w:t xml:space="preserve">1,226 (95% UI: 1,044–1,451)</w:t>
+            </w:r>
+          </w:p>
+        </w:tc>
+        <w:tc>
+          <w:tcPr/>
+          <w:p>
+            <w:pPr>
+              <w:pStyle w:val="Compact"/>
+            </w:pPr>
+            <w:r>
+              <w:t xml:space="preserve">355 (95% UI: 245–709)</w:t>
+            </w:r>
+          </w:p>
+        </w:tc>
+        <w:tc>
+          <w:tcPr/>
+          <w:p>
+            <w:pPr>
+              <w:pStyle w:val="Compact"/>
+            </w:pPr>
+            <w:r>
+              <w:t xml:space="preserve">S$64.6 million (95% UI: S$53.7 million–S$82.5 million)</w:t>
+            </w:r>
+          </w:p>
+        </w:tc>
+        <w:tc>
+          <w:tcPr/>
+          <w:p>
+            <w:pPr>
+              <w:pStyle w:val="Compact"/>
+            </w:pPr>
+            <w:r>
+              <w:t xml:space="preserve">S$36.2 million (95% UI: S$29.9 million–S$43.5 million)</w:t>
             </w:r>
           </w:p>
         </w:tc>
@@ -12533,62 +12041,62 @@
               <w:pStyle w:val="Compact"/>
             </w:pPr>
             <w:r>
-              <w:t xml:space="preserve">31,586 (95% UI: 30,654–32,570)</w:t>
-            </w:r>
-          </w:p>
-        </w:tc>
-        <w:tc>
-          <w:tcPr/>
-          <w:p>
-            <w:pPr>
-              <w:pStyle w:val="Compact"/>
-            </w:pPr>
-            <w:r>
-              <w:t xml:space="preserve">7,509 (95% UI: 7,030–7,998)</w:t>
-            </w:r>
-          </w:p>
-        </w:tc>
-        <w:tc>
-          <w:tcPr/>
-          <w:p>
-            <w:pPr>
-              <w:pStyle w:val="Compact"/>
-            </w:pPr>
-            <w:r>
-              <w:t xml:space="preserve">1,046 (95% UI: 958–1,141)</w:t>
-            </w:r>
-          </w:p>
-        </w:tc>
-        <w:tc>
-          <w:tcPr/>
-          <w:p>
-            <w:pPr>
-              <w:pStyle w:val="Compact"/>
-            </w:pPr>
-            <w:r>
-              <w:t xml:space="preserve">151 (95% UI: 127–181)</w:t>
-            </w:r>
-          </w:p>
-        </w:tc>
-        <w:tc>
-          <w:tcPr/>
-          <w:p>
-            <w:pPr>
-              <w:pStyle w:val="Compact"/>
-            </w:pPr>
-            <w:r>
-              <w:t xml:space="preserve">S$50.1 million (95% UI: S$46.1 million–S$54.4 million)</w:t>
-            </w:r>
-          </w:p>
-        </w:tc>
-        <w:tc>
-          <w:tcPr/>
-          <w:p>
-            <w:pPr>
-              <w:pStyle w:val="Compact"/>
-            </w:pPr>
-            <w:r>
-              <w:t xml:space="preserve">S$34.9 million (95% UI: S$32.0 million–S$38.1 million)</w:t>
+              <w:t xml:space="preserve">40,000 (95% UI: 40,000–40,000)</w:t>
+            </w:r>
+          </w:p>
+        </w:tc>
+        <w:tc>
+          <w:tcPr/>
+          <w:p>
+            <w:pPr>
+              <w:pStyle w:val="Compact"/>
+            </w:pPr>
+            <w:r>
+              <w:t xml:space="preserve">10,323 (95% UI: 9,056–11,840)</w:t>
+            </w:r>
+          </w:p>
+        </w:tc>
+        <w:tc>
+          <w:tcPr/>
+          <w:p>
+            <w:pPr>
+              <w:pStyle w:val="Compact"/>
+            </w:pPr>
+            <w:r>
+              <w:t xml:space="preserve">1,723 (95% UI: 1,464–2,036)</w:t>
+            </w:r>
+          </w:p>
+        </w:tc>
+        <w:tc>
+          <w:tcPr/>
+          <w:p>
+            <w:pPr>
+              <w:pStyle w:val="Compact"/>
+            </w:pPr>
+            <w:r>
+              <w:t xml:space="preserve">247 (95% UI: 156–604)</w:t>
+            </w:r>
+          </w:p>
+        </w:tc>
+        <w:tc>
+          <w:tcPr/>
+          <w:p>
+            <w:pPr>
+              <w:pStyle w:val="Compact"/>
+            </w:pPr>
+            <w:r>
+              <w:t xml:space="preserve">S$81.8 million (95% UI: S$68.7 million–S$101.3 million)</w:t>
+            </w:r>
+          </w:p>
+        </w:tc>
+        <w:tc>
+          <w:tcPr/>
+          <w:p>
+            <w:pPr>
+              <w:pStyle w:val="Compact"/>
+            </w:pPr>
+            <w:r>
+              <w:t xml:space="preserve">S$53.1 million (95% UI: S$43.9 million–S$63.6 million)</w:t>
             </w:r>
           </w:p>
         </w:tc>
@@ -12623,51 +12131,51 @@
               <w:pStyle w:val="Compact"/>
             </w:pPr>
             <w:r>
-              <w:t xml:space="preserve">820 (95% UI: 776–864)</w:t>
-            </w:r>
-          </w:p>
-        </w:tc>
-        <w:tc>
-          <w:tcPr/>
-          <w:p>
-            <w:pPr>
-              <w:pStyle w:val="Compact"/>
-            </w:pPr>
-            <w:r>
-              <w:t xml:space="preserve">145 (95% UI: 134–157)</w:t>
-            </w:r>
-          </w:p>
-        </w:tc>
-        <w:tc>
-          <w:tcPr/>
-          <w:p>
-            <w:pPr>
-              <w:pStyle w:val="Compact"/>
-            </w:pPr>
-            <w:r>
-              <w:t xml:space="preserve">305 (95% UI: 258–361)</w:t>
-            </w:r>
-          </w:p>
-        </w:tc>
-        <w:tc>
-          <w:tcPr/>
-          <w:p>
-            <w:pPr>
-              <w:pStyle w:val="Compact"/>
-            </w:pPr>
-            <w:r>
-              <w:t xml:space="preserve">S$17.8 million (95% UI: S$15.7 million–S$20.5 million)</w:t>
-            </w:r>
-          </w:p>
-        </w:tc>
-        <w:tc>
-          <w:tcPr/>
-          <w:p>
-            <w:pPr>
-              <w:pStyle w:val="Compact"/>
-            </w:pPr>
-            <w:r>
-              <w:t xml:space="preserve">S$2.6 million (95% UI: S$2.4 million–S$2.8 million)</w:t>
+              <w:t xml:space="preserve">881 (95% UI: 778–1,006)</w:t>
+            </w:r>
+          </w:p>
+        </w:tc>
+        <w:tc>
+          <w:tcPr/>
+          <w:p>
+            <w:pPr>
+              <w:pStyle w:val="Compact"/>
+            </w:pPr>
+            <w:r>
+              <w:t xml:space="preserve">153 (95% UI: 128–189)</w:t>
+            </w:r>
+          </w:p>
+        </w:tc>
+        <w:tc>
+          <w:tcPr/>
+          <w:p>
+            <w:pPr>
+              <w:pStyle w:val="Compact"/>
+            </w:pPr>
+            <w:r>
+              <w:t xml:space="preserve">633 (95% UI: 469–998)</w:t>
+            </w:r>
+          </w:p>
+        </w:tc>
+        <w:tc>
+          <w:tcPr/>
+          <w:p>
+            <w:pPr>
+              <w:pStyle w:val="Compact"/>
+            </w:pPr>
+            <w:r>
+              <w:t xml:space="preserve">S$31.0 million (95% UI: S$23.9 million–S$46.2 million)</w:t>
+            </w:r>
+          </w:p>
+        </w:tc>
+        <w:tc>
+          <w:tcPr/>
+          <w:p>
+            <w:pPr>
+              <w:pStyle w:val="Compact"/>
+            </w:pPr>
+            <w:r>
+              <w:t xml:space="preserve">S$2.9 million (95% UI: S$2.4 million–S$3.6 million)</w:t>
             </w:r>
           </w:p>
         </w:tc>
@@ -12702,51 +12210,51 @@
               <w:pStyle w:val="Compact"/>
             </w:pPr>
             <w:r>
-              <w:t xml:space="preserve">1,359 (95% UI: 1,286–1,432)</w:t>
-            </w:r>
-          </w:p>
-        </w:tc>
-        <w:tc>
-          <w:tcPr/>
-          <w:p>
-            <w:pPr>
-              <w:pStyle w:val="Compact"/>
-            </w:pPr>
-            <w:r>
-              <w:t xml:space="preserve">220 (95% UI: 203–238)</w:t>
-            </w:r>
-          </w:p>
-        </w:tc>
-        <w:tc>
-          <w:tcPr/>
-          <w:p>
-            <w:pPr>
-              <w:pStyle w:val="Compact"/>
-            </w:pPr>
-            <w:r>
-              <w:t xml:space="preserve">262 (95% UI: 219–312)</w:t>
-            </w:r>
-          </w:p>
-        </w:tc>
-        <w:tc>
-          <w:tcPr/>
-          <w:p>
-            <w:pPr>
-              <w:pStyle w:val="Compact"/>
-            </w:pPr>
-            <w:r>
-              <w:t xml:space="preserve">S$19.3 million (95% UI: S$17.1 million–S$22.0 million)</w:t>
-            </w:r>
-          </w:p>
-        </w:tc>
-        <w:tc>
-          <w:tcPr/>
-          <w:p>
-            <w:pPr>
-              <w:pStyle w:val="Compact"/>
-            </w:pPr>
-            <w:r>
-              <w:t xml:space="preserve">S$4.1 million (95% UI: S$3.8 million–S$4.4 million)</w:t>
+              <w:t xml:space="preserve">1,465 (95% UI: 1,293–1,672)</w:t>
+            </w:r>
+          </w:p>
+        </w:tc>
+        <w:tc>
+          <w:tcPr/>
+          <w:p>
+            <w:pPr>
+              <w:pStyle w:val="Compact"/>
+            </w:pPr>
+            <w:r>
+              <w:t xml:space="preserve">245 (95% UI: 205–301)</w:t>
+            </w:r>
+          </w:p>
+        </w:tc>
+        <w:tc>
+          <w:tcPr/>
+          <w:p>
+            <w:pPr>
+              <w:pStyle w:val="Compact"/>
+            </w:pPr>
+            <w:r>
+              <w:t xml:space="preserve">579 (95% UI: 425–929)</w:t>
+            </w:r>
+          </w:p>
+        </w:tc>
+        <w:tc>
+          <w:tcPr/>
+          <w:p>
+            <w:pPr>
+              <w:pStyle w:val="Compact"/>
+            </w:pPr>
+            <w:r>
+              <w:t xml:space="preserve">S$32.8 million (95% UI: S$25.6 million–S$48.4 million)</w:t>
+            </w:r>
+          </w:p>
+        </w:tc>
+        <w:tc>
+          <w:tcPr/>
+          <w:p>
+            <w:pPr>
+              <w:pStyle w:val="Compact"/>
+            </w:pPr>
+            <w:r>
+              <w:t xml:space="preserve">S$4.6 million (95% UI: S$3.8 million–S$5.8 million)</w:t>
             </w:r>
           </w:p>
         </w:tc>
@@ -12781,51 +12289,51 @@
               <w:pStyle w:val="Compact"/>
             </w:pPr>
             <w:r>
-              <w:t xml:space="preserve">2,688 (95% UI: 2,545–2,832)</w:t>
-            </w:r>
-          </w:p>
-        </w:tc>
-        <w:tc>
-          <w:tcPr/>
-          <w:p>
-            <w:pPr>
-              <w:pStyle w:val="Compact"/>
-            </w:pPr>
-            <w:r>
-              <w:t xml:space="preserve">361 (95% UI: 334–389)</w:t>
-            </w:r>
-          </w:p>
-        </w:tc>
-        <w:tc>
-          <w:tcPr/>
-          <w:p>
-            <w:pPr>
-              <w:pStyle w:val="Compact"/>
-            </w:pPr>
-            <w:r>
-              <w:t xml:space="preserve">190 (95% UI: 157–229)</w:t>
-            </w:r>
-          </w:p>
-        </w:tc>
-        <w:tc>
-          <w:tcPr/>
-          <w:p>
-            <w:pPr>
-              <w:pStyle w:val="Compact"/>
-            </w:pPr>
-            <w:r>
-              <w:t xml:space="preserve">S$22.6 million (95% UI: S$20.3 million–S$25.1 million)</w:t>
-            </w:r>
-          </w:p>
-        </w:tc>
-        <w:tc>
-          <w:tcPr/>
-          <w:p>
-            <w:pPr>
-              <w:pStyle w:val="Compact"/>
-            </w:pPr>
-            <w:r>
-              <w:t xml:space="preserve">S$7.3 million (95% UI: S$6.7 million–S$7.9 million)</w:t>
+              <w:t xml:space="preserve">2,912 (95% UI: 2,567–3,328)</w:t>
+            </w:r>
+          </w:p>
+        </w:tc>
+        <w:tc>
+          <w:tcPr/>
+          <w:p>
+            <w:pPr>
+              <w:pStyle w:val="Compact"/>
+            </w:pPr>
+            <w:r>
+              <w:t xml:space="preserve">444 (95% UI: 373–540)</w:t>
+            </w:r>
+          </w:p>
+        </w:tc>
+        <w:tc>
+          <w:tcPr/>
+          <w:p>
+            <w:pPr>
+              <w:pStyle w:val="Compact"/>
+            </w:pPr>
+            <w:r>
+              <w:t xml:space="preserve">467 (95% UI: 336–817)</w:t>
+            </w:r>
+          </w:p>
+        </w:tc>
+        <w:tc>
+          <w:tcPr/>
+          <w:p>
+            <w:pPr>
+              <w:pStyle w:val="Compact"/>
+            </w:pPr>
+            <w:r>
+              <w:t xml:space="preserve">S$36.9 million (95% UI: S$29.4 million–S$52.6 million)</w:t>
+            </w:r>
+          </w:p>
+        </w:tc>
+        <w:tc>
+          <w:tcPr/>
+          <w:p>
+            <w:pPr>
+              <w:pStyle w:val="Compact"/>
+            </w:pPr>
+            <w:r>
+              <w:t xml:space="preserve">S$8.7 million (95% UI: S$7.0 million–S$10.9 million)</w:t>
             </w:r>
           </w:p>
         </w:tc>
@@ -12849,62 +12357,62 @@
               <w:pStyle w:val="Compact"/>
             </w:pPr>
             <w:r>
-              <w:t xml:space="preserve">17,836 (95% UI: 16,904–18,820)</w:t>
-            </w:r>
-          </w:p>
-        </w:tc>
-        <w:tc>
-          <w:tcPr/>
-          <w:p>
-            <w:pPr>
-              <w:pStyle w:val="Compact"/>
-            </w:pPr>
-            <w:r>
-              <w:t xml:space="preserve">4,626 (95% UI: 4,269–4,996)</w:t>
-            </w:r>
-          </w:p>
-        </w:tc>
-        <w:tc>
-          <w:tcPr/>
-          <w:p>
-            <w:pPr>
-              <w:pStyle w:val="Compact"/>
-            </w:pPr>
-            <w:r>
-              <w:t xml:space="preserve">609 (95% UI: 564–654)</w:t>
-            </w:r>
-          </w:p>
-        </w:tc>
-        <w:tc>
-          <w:tcPr/>
-          <w:p>
-            <w:pPr>
-              <w:pStyle w:val="Compact"/>
-            </w:pPr>
-            <w:r>
-              <w:t xml:space="preserve">151 (95% UI: 127–181)</w:t>
-            </w:r>
-          </w:p>
-        </w:tc>
-        <w:tc>
-          <w:tcPr/>
-          <w:p>
-            <w:pPr>
-              <w:pStyle w:val="Compact"/>
-            </w:pPr>
-            <w:r>
-              <w:t xml:space="preserve">S$31.6 million (95% UI: S$29.0 million–S$34.2 million)</w:t>
-            </w:r>
-          </w:p>
-        </w:tc>
-        <w:tc>
-          <w:tcPr/>
-          <w:p>
-            <w:pPr>
-              <w:pStyle w:val="Compact"/>
-            </w:pPr>
-            <w:r>
-              <w:t xml:space="preserve">S$16.3 million (95% UI: S$15.0 million–S$17.5 million)</w:t>
+              <w:t xml:space="preserve">25,000 (95% UI: 25,000–25,000)</w:t>
+            </w:r>
+          </w:p>
+        </w:tc>
+        <w:tc>
+          <w:tcPr/>
+          <w:p>
+            <w:pPr>
+              <w:pStyle w:val="Compact"/>
+            </w:pPr>
+            <w:r>
+              <w:t xml:space="preserve">7,192 (95% UI: 6,333–8,226)</w:t>
+            </w:r>
+          </w:p>
+        </w:tc>
+        <w:tc>
+          <w:tcPr/>
+          <w:p>
+            <w:pPr>
+              <w:pStyle w:val="Compact"/>
+            </w:pPr>
+            <w:r>
+              <w:t xml:space="preserve">870 (95% UI: 736–1,046)</w:t>
+            </w:r>
+          </w:p>
+        </w:tc>
+        <w:tc>
+          <w:tcPr/>
+          <w:p>
+            <w:pPr>
+              <w:pStyle w:val="Compact"/>
+            </w:pPr>
+            <w:r>
+              <w:t xml:space="preserve">261 (95% UI: 167–618)</w:t>
+            </w:r>
+          </w:p>
+        </w:tc>
+        <w:tc>
+          <w:tcPr/>
+          <w:p>
+            <w:pPr>
+              <w:pStyle w:val="Compact"/>
+            </w:pPr>
+            <w:r>
+              <w:t xml:space="preserve">S$47.3 million (95% UI: S$38.9 million–S$65.0 million)</w:t>
+            </w:r>
+          </w:p>
+        </w:tc>
+        <w:tc>
+          <w:tcPr/>
+          <w:p>
+            <w:pPr>
+              <w:pStyle w:val="Compact"/>
+            </w:pPr>
+            <w:r>
+              <w:t xml:space="preserve">S$19.3 million (95% UI: S$14.7 million–S$24.3 million)</w:t>
             </w:r>
           </w:p>
         </w:tc>
@@ -12928,62 +12436,62 @@
               <w:pStyle w:val="Compact"/>
             </w:pPr>
             <w:r>
-              <w:t xml:space="preserve">21,586 (95% UI: 20,654–22,570)</w:t>
-            </w:r>
-          </w:p>
-        </w:tc>
-        <w:tc>
-          <w:tcPr/>
-          <w:p>
-            <w:pPr>
-              <w:pStyle w:val="Compact"/>
-            </w:pPr>
-            <w:r>
-              <w:t xml:space="preserve">5,412 (95% UI: 5,027–5,805)</w:t>
-            </w:r>
-          </w:p>
-        </w:tc>
-        <w:tc>
-          <w:tcPr/>
-          <w:p>
-            <w:pPr>
-              <w:pStyle w:val="Compact"/>
-            </w:pPr>
-            <w:r>
-              <w:t xml:space="preserve">779 (95% UI: 721–840)</w:t>
-            </w:r>
-          </w:p>
-        </w:tc>
-        <w:tc>
-          <w:tcPr/>
-          <w:p>
-            <w:pPr>
-              <w:pStyle w:val="Compact"/>
-            </w:pPr>
-            <w:r>
-              <w:t xml:space="preserve">151 (95% UI: 127–181)</w:t>
-            </w:r>
-          </w:p>
-        </w:tc>
-        <w:tc>
-          <w:tcPr/>
-          <w:p>
-            <w:pPr>
-              <w:pStyle w:val="Compact"/>
-            </w:pPr>
-            <w:r>
-              <w:t xml:space="preserve">S$38.5 million (95% UI: S$35.5 million–S$41.7 million)</w:t>
-            </w:r>
-          </w:p>
-        </w:tc>
-        <w:tc>
-          <w:tcPr/>
-          <w:p>
-            <w:pPr>
-              <w:pStyle w:val="Compact"/>
-            </w:pPr>
-            <w:r>
-              <w:t xml:space="preserve">S$23.2 million (95% UI: S$21.5 million–S$25.2 million)</w:t>
+              <w:t xml:space="preserve">37,632 (95% UI: 37,298–37,776)</w:t>
+            </w:r>
+          </w:p>
+        </w:tc>
+        <w:tc>
+          <w:tcPr/>
+          <w:p>
+            <w:pPr>
+              <w:pStyle w:val="Compact"/>
+            </w:pPr>
+            <w:r>
+              <w:t xml:space="preserve">10,698 (95% UI: 9,465–12,197)</w:t>
+            </w:r>
+          </w:p>
+        </w:tc>
+        <w:tc>
+          <w:tcPr/>
+          <w:p>
+            <w:pPr>
+              <w:pStyle w:val="Compact"/>
+            </w:pPr>
+            <w:r>
+              <w:t xml:space="preserve">1,165 (95% UI: 993–1,384)</w:t>
+            </w:r>
+          </w:p>
+        </w:tc>
+        <w:tc>
+          <w:tcPr/>
+          <w:p>
+            <w:pPr>
+              <w:pStyle w:val="Compact"/>
+            </w:pPr>
+            <w:r>
+              <w:t xml:space="preserve">189 (95% UI: 107–545)</w:t>
+            </w:r>
+          </w:p>
+        </w:tc>
+        <w:tc>
+          <w:tcPr/>
+          <w:p>
+            <w:pPr>
+              <w:pStyle w:val="Compact"/>
+            </w:pPr>
+            <w:r>
+              <w:t xml:space="preserve">S$57.5 million (95% UI: S$48.0 million–S$76.4 million)</w:t>
+            </w:r>
+          </w:p>
+        </w:tc>
+        <w:tc>
+          <w:tcPr/>
+          <w:p>
+            <w:pPr>
+              <w:pStyle w:val="Compact"/>
+            </w:pPr>
+            <w:r>
+              <w:t xml:space="preserve">S$29.5 million (95% UI: S$22.9 million–S$36.4 million)</w:t>
             </w:r>
           </w:p>
         </w:tc>
@@ -13007,62 +12515,62 @@
               <w:pStyle w:val="Compact"/>
             </w:pPr>
             <w:r>
-              <w:t xml:space="preserve">62,760 (95% UI: 57,003–69,061)</w:t>
-            </w:r>
-          </w:p>
-        </w:tc>
-        <w:tc>
-          <w:tcPr/>
-          <w:p>
-            <w:pPr>
-              <w:pStyle w:val="Compact"/>
-            </w:pPr>
-            <w:r>
-              <w:t xml:space="preserve">14,090 (95% UI: 12,667–15,613)</w:t>
-            </w:r>
-          </w:p>
-        </w:tc>
-        <w:tc>
-          <w:tcPr/>
-          <w:p>
-            <w:pPr>
-              <w:pStyle w:val="Compact"/>
-            </w:pPr>
-            <w:r>
-              <w:t xml:space="preserve">1,229 (95% UI: 1,097–1,375)</w:t>
-            </w:r>
-          </w:p>
-        </w:tc>
-        <w:tc>
-          <w:tcPr/>
-          <w:p>
-            <w:pPr>
-              <w:pStyle w:val="Compact"/>
-            </w:pPr>
-            <w:r>
-              <w:t xml:space="preserve">151 (95% UI: 127–181)</w:t>
-            </w:r>
-          </w:p>
-        </w:tc>
-        <w:tc>
-          <w:tcPr/>
-          <w:p>
-            <w:pPr>
-              <w:pStyle w:val="Compact"/>
-            </w:pPr>
-            <w:r>
-              <w:t xml:space="preserve">S$61.1 million (95% UI: S$54.9 million–S$67.8 million)</w:t>
-            </w:r>
-          </w:p>
-        </w:tc>
-        <w:tc>
-          <w:tcPr/>
-          <w:p>
-            <w:pPr>
-              <w:pStyle w:val="Compact"/>
-            </w:pPr>
-            <w:r>
-              <w:t xml:space="preserve">S$45.8 million (95% UI: S$40.6 million–S$51.7 million)</w:t>
+              <w:t xml:space="preserve">195,225 (95% UI: 183,680–201,435)</w:t>
+            </w:r>
+          </w:p>
+        </w:tc>
+        <w:tc>
+          <w:tcPr/>
+          <w:p>
+            <w:pPr>
+              <w:pStyle w:val="Compact"/>
+            </w:pPr>
+            <w:r>
+              <w:t xml:space="preserve">42,320 (95% UI: 36,835–48,175)</w:t>
+            </w:r>
+          </w:p>
+        </w:tc>
+        <w:tc>
+          <w:tcPr/>
+          <w:p>
+            <w:pPr>
+              <w:pStyle w:val="Compact"/>
+            </w:pPr>
+            <w:r>
+              <w:t xml:space="preserve">3,743 (95% UI: 3,179–4,395)</w:t>
+            </w:r>
+          </w:p>
+        </w:tc>
+        <w:tc>
+          <w:tcPr/>
+          <w:p>
+            <w:pPr>
+              <w:pStyle w:val="Compact"/>
+            </w:pPr>
+            <w:r>
+              <w:t xml:space="preserve">189 (95% UI: 107–545)</w:t>
+            </w:r>
+          </w:p>
+        </w:tc>
+        <w:tc>
+          <w:tcPr/>
+          <w:p>
+            <w:pPr>
+              <w:pStyle w:val="Compact"/>
+            </w:pPr>
+            <w:r>
+              <w:t xml:space="preserve">S$176.7 million (95% UI: S$151.9 million–S$205.0 million)</w:t>
+            </w:r>
+          </w:p>
+        </w:tc>
+        <w:tc>
+          <w:tcPr/>
+          <w:p>
+            <w:pPr>
+              <w:pStyle w:val="Compact"/>
+            </w:pPr>
+            <w:r>
+              <w:t xml:space="preserve">S$148.1 million (95% UI: S$125.2 million–S$173.3 million)</w:t>
             </w:r>
           </w:p>
         </w:tc>
@@ -13195,7 +12703,7 @@
           <wp:inline>
             <wp:extent cx="5334000" cy="2098040"/>
             <wp:effectExtent b="0" l="0" r="0" t="0"/>
-            <wp:docPr descr="Fig S6. Cost composition of the prison only scenario and the scenarios that met both targets. Shares use the median cost of each item." title="" id="44" name="Picture"/>
+            <wp:docPr descr="Fig S6. Cost composition of the prison only scenario and the no screening cap reference, the only scenario that met both targets. Shares use the median cost of each item." title="" id="44" name="Picture"/>
             <a:graphic>
               <a:graphicData uri="http://schemas.openxmlformats.org/drawingml/2006/picture">
                 <pic:pic>
@@ -13238,7 +12746,7 @@
         <w:pStyle w:val="ImageCaption"/>
       </w:pPr>
       <w:r>
-        <w:t xml:space="preserve">Fig S6. Cost composition of the prison only scenario and the scenarios that met both targets. Shares use the median cost of each item.</w:t>
+        <w:t xml:space="preserve">Fig S6. Cost composition of the prison only scenario and the no screening cap reference, the only scenario that met both targets. Shares use the median cost of each item.</w:t>
       </w:r>
     </w:p>
     <w:p>
@@ -13407,29 +12915,29 @@
               <w:pStyle w:val="Compact"/>
             </w:pPr>
             <w:r>
-              <w:t xml:space="preserve">S$7.6 (95% UI: S$6.5–S$8.9)</w:t>
-            </w:r>
-          </w:p>
-        </w:tc>
-        <w:tc>
-          <w:tcPr/>
-          <w:p>
-            <w:pPr>
-              <w:pStyle w:val="Compact"/>
-            </w:pPr>
-            <w:r>
-              <w:t xml:space="preserve">S$15.2 (95% UI: S$13.1–S$17.9)</w:t>
-            </w:r>
-          </w:p>
-        </w:tc>
-        <w:tc>
-          <w:tcPr/>
-          <w:p>
-            <w:pPr>
-              <w:pStyle w:val="Compact"/>
-            </w:pPr>
-            <w:r>
-              <w:t xml:space="preserve">S$22.8 (95% UI: S$19.6–S$26.8)</w:t>
+              <w:t xml:space="preserve">S$14.1 (95% UI: S$10.6–S$21.4)</w:t>
+            </w:r>
+          </w:p>
+        </w:tc>
+        <w:tc>
+          <w:tcPr/>
+          <w:p>
+            <w:pPr>
+              <w:pStyle w:val="Compact"/>
+            </w:pPr>
+            <w:r>
+              <w:t xml:space="preserve">S$28.1 (95% UI: S$21.1–S$42.7)</w:t>
+            </w:r>
+          </w:p>
+        </w:tc>
+        <w:tc>
+          <w:tcPr/>
+          <w:p>
+            <w:pPr>
+              <w:pStyle w:val="Compact"/>
+            </w:pPr>
+            <w:r>
+              <w:t xml:space="preserve">S$42.2 (95% UI: S$31.7–S$64.1)</w:t>
             </w:r>
           </w:p>
         </w:tc>
@@ -13453,29 +12961,29 @@
               <w:pStyle w:val="Compact"/>
             </w:pPr>
             <w:r>
-              <w:t xml:space="preserve">S$11.1 (95% UI: S$9.9–S$12.4)</w:t>
-            </w:r>
-          </w:p>
-        </w:tc>
-        <w:tc>
-          <w:tcPr/>
-          <w:p>
-            <w:pPr>
-              <w:pStyle w:val="Compact"/>
-            </w:pPr>
-            <w:r>
-              <w:t xml:space="preserve">S$22.1 (95% UI: S$19.8–S$24.9)</w:t>
-            </w:r>
-          </w:p>
-        </w:tc>
-        <w:tc>
-          <w:tcPr/>
-          <w:p>
-            <w:pPr>
-              <w:pStyle w:val="Compact"/>
-            </w:pPr>
-            <w:r>
-              <w:t xml:space="preserve">S$33.2 (95% UI: S$29.7–S$37.3)</w:t>
+              <w:t xml:space="preserve">S$17.8 (95% UI: S$14.0–S$25.2)</w:t>
+            </w:r>
+          </w:p>
+        </w:tc>
+        <w:tc>
+          <w:tcPr/>
+          <w:p>
+            <w:pPr>
+              <w:pStyle w:val="Compact"/>
+            </w:pPr>
+            <w:r>
+              <w:t xml:space="preserve">S$35.5 (95% UI: S$28.0–S$50.5)</w:t>
+            </w:r>
+          </w:p>
+        </w:tc>
+        <w:tc>
+          <w:tcPr/>
+          <w:p>
+            <w:pPr>
+              <w:pStyle w:val="Compact"/>
+            </w:pPr>
+            <w:r>
+              <w:t xml:space="preserve">S$53.3 (95% UI: S$41.9–S$75.7)</w:t>
             </w:r>
           </w:p>
         </w:tc>
@@ -13499,29 +13007,29 @@
               <w:pStyle w:val="Compact"/>
             </w:pPr>
             <w:r>
-              <w:t xml:space="preserve">S$13.1 (95% UI: S$11.8–S$14.5)</w:t>
-            </w:r>
-          </w:p>
-        </w:tc>
-        <w:tc>
-          <w:tcPr/>
-          <w:p>
-            <w:pPr>
-              <w:pStyle w:val="Compact"/>
-            </w:pPr>
-            <w:r>
-              <w:t xml:space="preserve">S$26.2 (95% UI: S$23.7–S$28.9)</w:t>
-            </w:r>
-          </w:p>
-        </w:tc>
-        <w:tc>
-          <w:tcPr/>
-          <w:p>
-            <w:pPr>
-              <w:pStyle w:val="Compact"/>
-            </w:pPr>
-            <w:r>
-              <w:t xml:space="preserve">S$39.3 (95% UI: S$35.5–S$43.4)</w:t>
+              <w:t xml:space="preserve">S$20.1 (95% UI: S$16.1–S$27.8)</w:t>
+            </w:r>
+          </w:p>
+        </w:tc>
+        <w:tc>
+          <w:tcPr/>
+          <w:p>
+            <w:pPr>
+              <w:pStyle w:val="Compact"/>
+            </w:pPr>
+            <w:r>
+              <w:t xml:space="preserve">S$40.2 (95% UI: S$32.2–S$55.5)</w:t>
+            </w:r>
+          </w:p>
+        </w:tc>
+        <w:tc>
+          <w:tcPr/>
+          <w:p>
+            <w:pPr>
+              <w:pStyle w:val="Compact"/>
+            </w:pPr>
+            <w:r>
+              <w:t xml:space="preserve">S$60.3 (95% UI: S$48.4–S$83.3)</w:t>
             </w:r>
           </w:p>
         </w:tc>
@@ -13545,29 +13053,29 @@
               <w:pStyle w:val="Compact"/>
             </w:pPr>
             <w:r>
-              <w:t xml:space="preserve">S$17.3 (95% UI: S$15.8–S$18.8)</w:t>
-            </w:r>
-          </w:p>
-        </w:tc>
-        <w:tc>
-          <w:tcPr/>
-          <w:p>
-            <w:pPr>
-              <w:pStyle w:val="Compact"/>
-            </w:pPr>
-            <w:r>
-              <w:t xml:space="preserve">S$34.6 (95% UI: S$31.7–S$37.6)</w:t>
-            </w:r>
-          </w:p>
-        </w:tc>
-        <w:tc>
-          <w:tcPr/>
-          <w:p>
-            <w:pPr>
-              <w:pStyle w:val="Compact"/>
-            </w:pPr>
-            <w:r>
-              <w:t xml:space="preserve">S$51.9 (95% UI: S$47.5–S$56.4)</w:t>
+              <w:t xml:space="preserve">S$25.6 (95% UI: S$21.0–S$33.8)</w:t>
+            </w:r>
+          </w:p>
+        </w:tc>
+        <w:tc>
+          <w:tcPr/>
+          <w:p>
+            <w:pPr>
+              <w:pStyle w:val="Compact"/>
+            </w:pPr>
+            <w:r>
+              <w:t xml:space="preserve">S$51.3 (95% UI: S$42.1–S$67.6)</w:t>
+            </w:r>
+          </w:p>
+        </w:tc>
+        <w:tc>
+          <w:tcPr/>
+          <w:p>
+            <w:pPr>
+              <w:pStyle w:val="Compact"/>
+            </w:pPr>
+            <w:r>
+              <w:t xml:space="preserve">S$76.9 (95% UI: S$63.1–S$101.4)</w:t>
             </w:r>
           </w:p>
         </w:tc>
@@ -13591,29 +13099,29 @@
               <w:pStyle w:val="Compact"/>
             </w:pPr>
             <w:r>
-              <w:t xml:space="preserve">S$24.7 (95% UI: S$22.7–S$26.8)</w:t>
-            </w:r>
-          </w:p>
-        </w:tc>
-        <w:tc>
-          <w:tcPr/>
-          <w:p>
-            <w:pPr>
-              <w:pStyle w:val="Compact"/>
-            </w:pPr>
-            <w:r>
-              <w:t xml:space="preserve">S$49.4 (95% UI: S$45.3–S$53.6)</w:t>
-            </w:r>
-          </w:p>
-        </w:tc>
-        <w:tc>
-          <w:tcPr/>
-          <w:p>
-            <w:pPr>
-              <w:pStyle w:val="Compact"/>
-            </w:pPr>
-            <w:r>
-              <w:t xml:space="preserve">S$74.0 (95% UI: S$68.0–S$80.4)</w:t>
+              <w:t xml:space="preserve">S$39.9 (95% UI: S$33.4–S$49.1)</w:t>
+            </w:r>
+          </w:p>
+        </w:tc>
+        <w:tc>
+          <w:tcPr/>
+          <w:p>
+            <w:pPr>
+              <w:pStyle w:val="Compact"/>
+            </w:pPr>
+            <w:r>
+              <w:t xml:space="preserve">S$79.7 (95% UI: S$66.8–S$98.2)</w:t>
+            </w:r>
+          </w:p>
+        </w:tc>
+        <w:tc>
+          <w:tcPr/>
+          <w:p>
+            <w:pPr>
+              <w:pStyle w:val="Compact"/>
+            </w:pPr>
+            <w:r>
+              <w:t xml:space="preserve">S$119.6 (95% UI: S$100.2–S$147.3)</w:t>
             </w:r>
           </w:p>
         </w:tc>
@@ -13637,29 +13145,29 @@
               <w:pStyle w:val="Compact"/>
             </w:pPr>
             <w:r>
-              <w:t xml:space="preserve">S$27.9 (95% UI: S$25.4–S$30.5)</w:t>
-            </w:r>
-          </w:p>
-        </w:tc>
-        <w:tc>
-          <w:tcPr/>
-          <w:p>
-            <w:pPr>
-              <w:pStyle w:val="Compact"/>
-            </w:pPr>
-            <w:r>
-              <w:t xml:space="preserve">S$55.8 (95% UI: S$50.9–S$61.0)</w:t>
-            </w:r>
-          </w:p>
-        </w:tc>
-        <w:tc>
-          <w:tcPr/>
-          <w:p>
-            <w:pPr>
-              <w:pStyle w:val="Compact"/>
-            </w:pPr>
-            <w:r>
-              <w:t xml:space="preserve">S$83.7 (95% UI: S$76.3–S$91.5)</w:t>
+              <w:t xml:space="preserve">S$50.8 (95% UI: S$43.0–S$61.4)</w:t>
+            </w:r>
+          </w:p>
+        </w:tc>
+        <w:tc>
+          <w:tcPr/>
+          <w:p>
+            <w:pPr>
+              <w:pStyle w:val="Compact"/>
+            </w:pPr>
+            <w:r>
+              <w:t xml:space="preserve">S$101.5 (95% UI: S$85.9–S$122.7)</w:t>
+            </w:r>
+          </w:p>
+        </w:tc>
+        <w:tc>
+          <w:tcPr/>
+          <w:p>
+            <w:pPr>
+              <w:pStyle w:val="Compact"/>
+            </w:pPr>
+            <w:r>
+              <w:t xml:space="preserve">S$152.3 (95% UI: S$128.9–S$184.1)</w:t>
             </w:r>
           </w:p>
         </w:tc>
@@ -13683,29 +13191,29 @@
               <w:pStyle w:val="Compact"/>
             </w:pPr>
             <w:r>
-              <w:t xml:space="preserve">S$10.0 (95% UI: S$8.9–S$11.4)</w:t>
-            </w:r>
-          </w:p>
-        </w:tc>
-        <w:tc>
-          <w:tcPr/>
-          <w:p>
-            <w:pPr>
-              <w:pStyle w:val="Compact"/>
-            </w:pPr>
-            <w:r>
-              <w:t xml:space="preserve">S$20.1 (95% UI: S$17.8–S$22.7)</w:t>
-            </w:r>
-          </w:p>
-        </w:tc>
-        <w:tc>
-          <w:tcPr/>
-          <w:p>
-            <w:pPr>
-              <w:pStyle w:val="Compact"/>
-            </w:pPr>
-            <w:r>
-              <w:t xml:space="preserve">S$30.1 (95% UI: S$26.7–S$34.1)</w:t>
+              <w:t xml:space="preserve">S$16.7 (95% UI: S$13.0–S$24.2)</w:t>
+            </w:r>
+          </w:p>
+        </w:tc>
+        <w:tc>
+          <w:tcPr/>
+          <w:p>
+            <w:pPr>
+              <w:pStyle w:val="Compact"/>
+            </w:pPr>
+            <w:r>
+              <w:t xml:space="preserve">S$33.3 (95% UI: S$26.0–S$48.5)</w:t>
+            </w:r>
+          </w:p>
+        </w:tc>
+        <w:tc>
+          <w:tcPr/>
+          <w:p>
+            <w:pPr>
+              <w:pStyle w:val="Compact"/>
+            </w:pPr>
+            <w:r>
+              <w:t xml:space="preserve">S$50.0 (95% UI: S$39.0–S$72.7)</w:t>
             </w:r>
           </w:p>
         </w:tc>
@@ -13729,29 +13237,29 @@
               <w:pStyle w:val="Compact"/>
             </w:pPr>
             <w:r>
-              <w:t xml:space="preserve">S$11.5 (95% UI: S$10.3–S$12.8)</w:t>
-            </w:r>
-          </w:p>
-        </w:tc>
-        <w:tc>
-          <w:tcPr/>
-          <w:p>
-            <w:pPr>
-              <w:pStyle w:val="Compact"/>
-            </w:pPr>
-            <w:r>
-              <w:t xml:space="preserve">S$22.9 (95% UI: S$20.6–S$25.6)</w:t>
-            </w:r>
-          </w:p>
-        </w:tc>
-        <w:tc>
-          <w:tcPr/>
-          <w:p>
-            <w:pPr>
-              <w:pStyle w:val="Compact"/>
-            </w:pPr>
-            <w:r>
-              <w:t xml:space="preserve">S$34.4 (95% UI: S$30.9–S$38.4)</w:t>
+              <w:t xml:space="preserve">S$18.3 (95% UI: S$14.5–S$25.9)</w:t>
+            </w:r>
+          </w:p>
+        </w:tc>
+        <w:tc>
+          <w:tcPr/>
+          <w:p>
+            <w:pPr>
+              <w:pStyle w:val="Compact"/>
+            </w:pPr>
+            <w:r>
+              <w:t xml:space="preserve">S$36.6 (95% UI: S$29.0–S$51.9)</w:t>
+            </w:r>
+          </w:p>
+        </w:tc>
+        <w:tc>
+          <w:tcPr/>
+          <w:p>
+            <w:pPr>
+              <w:pStyle w:val="Compact"/>
+            </w:pPr>
+            <w:r>
+              <w:t xml:space="preserve">S$54.9 (95% UI: S$43.5–S$77.8)</w:t>
             </w:r>
           </w:p>
         </w:tc>
@@ -13775,29 +13283,29 @@
               <w:pStyle w:val="Compact"/>
             </w:pPr>
             <w:r>
-              <w:t xml:space="preserve">S$14.6 (95% UI: S$13.3–S$15.9)</w:t>
-            </w:r>
-          </w:p>
-        </w:tc>
-        <w:tc>
-          <w:tcPr/>
-          <w:p>
-            <w:pPr>
-              <w:pStyle w:val="Compact"/>
-            </w:pPr>
-            <w:r>
-              <w:t xml:space="preserve">S$29.1 (95% UI: S$26.6–S$31.9)</w:t>
-            </w:r>
-          </w:p>
-        </w:tc>
-        <w:tc>
-          <w:tcPr/>
-          <w:p>
-            <w:pPr>
-              <w:pStyle w:val="Compact"/>
-            </w:pPr>
-            <w:r>
-              <w:t xml:space="preserve">S$43.7 (95% UI: S$39.8–S$47.8)</w:t>
+              <w:t xml:space="preserve">S$22.2 (95% UI: S$18.0–S$30.3)</w:t>
+            </w:r>
+          </w:p>
+        </w:tc>
+        <w:tc>
+          <w:tcPr/>
+          <w:p>
+            <w:pPr>
+              <w:pStyle w:val="Compact"/>
+            </w:pPr>
+            <w:r>
+              <w:t xml:space="preserve">S$44.3 (95% UI: S$36.0–S$60.7)</w:t>
+            </w:r>
+          </w:p>
+        </w:tc>
+        <w:tc>
+          <w:tcPr/>
+          <w:p>
+            <w:pPr>
+              <w:pStyle w:val="Compact"/>
+            </w:pPr>
+            <w:r>
+              <w:t xml:space="preserve">S$66.5 (95% UI: S$54.0–S$91.0)</w:t>
             </w:r>
           </w:p>
         </w:tc>
@@ -13821,29 +13329,29 @@
               <w:pStyle w:val="Compact"/>
             </w:pPr>
             <w:r>
-              <w:t xml:space="preserve">S$21.1 (95% UI: S$19.5–S$22.8)</w:t>
-            </w:r>
-          </w:p>
-        </w:tc>
-        <w:tc>
-          <w:tcPr/>
-          <w:p>
-            <w:pPr>
-              <w:pStyle w:val="Compact"/>
-            </w:pPr>
-            <w:r>
-              <w:t xml:space="preserve">S$42.3 (95% UI: S$38.9–S$45.7)</w:t>
-            </w:r>
-          </w:p>
-        </w:tc>
-        <w:tc>
-          <w:tcPr/>
-          <w:p>
-            <w:pPr>
-              <w:pStyle w:val="Compact"/>
-            </w:pPr>
-            <w:r>
-              <w:t xml:space="preserve">S$63.4 (95% UI: S$58.4–S$68.5)</w:t>
+              <w:t xml:space="preserve">S$32.3 (95% UI: S$26.9–S$41.3)</w:t>
+            </w:r>
+          </w:p>
+        </w:tc>
+        <w:tc>
+          <w:tcPr/>
+          <w:p>
+            <w:pPr>
+              <w:pStyle w:val="Compact"/>
+            </w:pPr>
+            <w:r>
+              <w:t xml:space="preserve">S$64.6 (95% UI: S$53.7–S$82.5)</w:t>
+            </w:r>
+          </w:p>
+        </w:tc>
+        <w:tc>
+          <w:tcPr/>
+          <w:p>
+            <w:pPr>
+              <w:pStyle w:val="Compact"/>
+            </w:pPr>
+            <w:r>
+              <w:t xml:space="preserve">S$96.9 (95% UI: S$80.6–S$123.8)</w:t>
             </w:r>
           </w:p>
         </w:tc>
@@ -13867,29 +13375,29 @@
               <w:pStyle w:val="Compact"/>
             </w:pPr>
             <w:r>
-              <w:t xml:space="preserve">S$25.1 (95% UI: S$23.0–S$27.2)</w:t>
-            </w:r>
-          </w:p>
-        </w:tc>
-        <w:tc>
-          <w:tcPr/>
-          <w:p>
-            <w:pPr>
-              <w:pStyle w:val="Compact"/>
-            </w:pPr>
-            <w:r>
-              <w:t xml:space="preserve">S$50.1 (95% UI: S$46.1–S$54.4)</w:t>
-            </w:r>
-          </w:p>
-        </w:tc>
-        <w:tc>
-          <w:tcPr/>
-          <w:p>
-            <w:pPr>
-              <w:pStyle w:val="Compact"/>
-            </w:pPr>
-            <w:r>
-              <w:t xml:space="preserve">S$75.2 (95% UI: S$69.1–S$81.6)</w:t>
+              <w:t xml:space="preserve">S$40.9 (95% UI: S$34.4–S$50.6)</w:t>
+            </w:r>
+          </w:p>
+        </w:tc>
+        <w:tc>
+          <w:tcPr/>
+          <w:p>
+            <w:pPr>
+              <w:pStyle w:val="Compact"/>
+            </w:pPr>
+            <w:r>
+              <w:t xml:space="preserve">S$81.8 (95% UI: S$68.7–S$101.3)</w:t>
+            </w:r>
+          </w:p>
+        </w:tc>
+        <w:tc>
+          <w:tcPr/>
+          <w:p>
+            <w:pPr>
+              <w:pStyle w:val="Compact"/>
+            </w:pPr>
+            <w:r>
+              <w:t xml:space="preserve">S$122.7 (95% UI: S$103.1–S$151.9)</w:t>
             </w:r>
           </w:p>
         </w:tc>
@@ -13913,29 +13421,29 @@
               <w:pStyle w:val="Compact"/>
             </w:pPr>
             <w:r>
-              <w:t xml:space="preserve">S$8.9 (95% UI: S$7.8–S$10.2)</w:t>
-            </w:r>
-          </w:p>
-        </w:tc>
-        <w:tc>
-          <w:tcPr/>
-          <w:p>
-            <w:pPr>
-              <w:pStyle w:val="Compact"/>
-            </w:pPr>
-            <w:r>
-              <w:t xml:space="preserve">S$17.8 (95% UI: S$15.7–S$20.5)</w:t>
-            </w:r>
-          </w:p>
-        </w:tc>
-        <w:tc>
-          <w:tcPr/>
-          <w:p>
-            <w:pPr>
-              <w:pStyle w:val="Compact"/>
-            </w:pPr>
-            <w:r>
-              <w:t xml:space="preserve">S$26.7 (95% UI: S$23.5–S$30.7)</w:t>
+              <w:t xml:space="preserve">S$15.5 (95% UI: S$12.0–S$23.1)</w:t>
+            </w:r>
+          </w:p>
+        </w:tc>
+        <w:tc>
+          <w:tcPr/>
+          <w:p>
+            <w:pPr>
+              <w:pStyle w:val="Compact"/>
+            </w:pPr>
+            <w:r>
+              <w:t xml:space="preserve">S$31.0 (95% UI: S$23.9–S$46.2)</w:t>
+            </w:r>
+          </w:p>
+        </w:tc>
+        <w:tc>
+          <w:tcPr/>
+          <w:p>
+            <w:pPr>
+              <w:pStyle w:val="Compact"/>
+            </w:pPr>
+            <w:r>
+              <w:t xml:space="preserve">S$46.4 (95% UI: S$35.9–S$69.3)</w:t>
             </w:r>
           </w:p>
         </w:tc>
@@ -13959,29 +13467,29 @@
               <w:pStyle w:val="Compact"/>
             </w:pPr>
             <w:r>
-              <w:t xml:space="preserve">S$9.7 (95% UI: S$8.6–S$11.0)</w:t>
-            </w:r>
-          </w:p>
-        </w:tc>
-        <w:tc>
-          <w:tcPr/>
-          <w:p>
-            <w:pPr>
-              <w:pStyle w:val="Compact"/>
-            </w:pPr>
-            <w:r>
-              <w:t xml:space="preserve">S$19.3 (95% UI: S$17.1–S$22.0)</w:t>
-            </w:r>
-          </w:p>
-        </w:tc>
-        <w:tc>
-          <w:tcPr/>
-          <w:p>
-            <w:pPr>
-              <w:pStyle w:val="Compact"/>
-            </w:pPr>
-            <w:r>
-              <w:t xml:space="preserve">S$29.0 (95% UI: S$25.7–S$32.9)</w:t>
+              <w:t xml:space="preserve">S$16.4 (95% UI: S$12.8–S$24.2)</w:t>
+            </w:r>
+          </w:p>
+        </w:tc>
+        <w:tc>
+          <w:tcPr/>
+          <w:p>
+            <w:pPr>
+              <w:pStyle w:val="Compact"/>
+            </w:pPr>
+            <w:r>
+              <w:t xml:space="preserve">S$32.8 (95% UI: S$25.6–S$48.4)</w:t>
+            </w:r>
+          </w:p>
+        </w:tc>
+        <w:tc>
+          <w:tcPr/>
+          <w:p>
+            <w:pPr>
+              <w:pStyle w:val="Compact"/>
+            </w:pPr>
+            <w:r>
+              <w:t xml:space="preserve">S$49.2 (95% UI: S$38.3–S$72.6)</w:t>
             </w:r>
           </w:p>
         </w:tc>
@@ -14005,29 +13513,29 @@
               <w:pStyle w:val="Compact"/>
             </w:pPr>
             <w:r>
-              <w:t xml:space="preserve">S$11.3 (95% UI: S$10.2–S$12.6)</w:t>
-            </w:r>
-          </w:p>
-        </w:tc>
-        <w:tc>
-          <w:tcPr/>
-          <w:p>
-            <w:pPr>
-              <w:pStyle w:val="Compact"/>
-            </w:pPr>
-            <w:r>
-              <w:t xml:space="preserve">S$22.6 (95% UI: S$20.3–S$25.1)</w:t>
-            </w:r>
-          </w:p>
-        </w:tc>
-        <w:tc>
-          <w:tcPr/>
-          <w:p>
-            <w:pPr>
-              <w:pStyle w:val="Compact"/>
-            </w:pPr>
-            <w:r>
-              <w:t xml:space="preserve">S$33.9 (95% UI: S$30.5–S$37.7)</w:t>
+              <w:t xml:space="preserve">S$18.4 (95% UI: S$14.7–S$26.3)</w:t>
+            </w:r>
+          </w:p>
+        </w:tc>
+        <w:tc>
+          <w:tcPr/>
+          <w:p>
+            <w:pPr>
+              <w:pStyle w:val="Compact"/>
+            </w:pPr>
+            <w:r>
+              <w:t xml:space="preserve">S$36.9 (95% UI: S$29.4–S$52.6)</w:t>
+            </w:r>
+          </w:p>
+        </w:tc>
+        <w:tc>
+          <w:tcPr/>
+          <w:p>
+            <w:pPr>
+              <w:pStyle w:val="Compact"/>
+            </w:pPr>
+            <w:r>
+              <w:t xml:space="preserve">S$55.3 (95% UI: S$44.1–S$79.0)</w:t>
             </w:r>
           </w:p>
         </w:tc>
@@ -14051,29 +13559,29 @@
               <w:pStyle w:val="Compact"/>
             </w:pPr>
             <w:r>
-              <w:t xml:space="preserve">S$15.8 (95% UI: S$14.5–S$17.1)</w:t>
-            </w:r>
-          </w:p>
-        </w:tc>
-        <w:tc>
-          <w:tcPr/>
-          <w:p>
-            <w:pPr>
-              <w:pStyle w:val="Compact"/>
-            </w:pPr>
-            <w:r>
-              <w:t xml:space="preserve">S$31.6 (95% UI: S$29.0–S$34.2)</w:t>
-            </w:r>
-          </w:p>
-        </w:tc>
-        <w:tc>
-          <w:tcPr/>
-          <w:p>
-            <w:pPr>
-              <w:pStyle w:val="Compact"/>
-            </w:pPr>
-            <w:r>
-              <w:t xml:space="preserve">S$47.3 (95% UI: S$43.4–S$51.4)</w:t>
+              <w:t xml:space="preserve">S$23.7 (95% UI: S$19.5–S$32.5)</w:t>
+            </w:r>
+          </w:p>
+        </w:tc>
+        <w:tc>
+          <w:tcPr/>
+          <w:p>
+            <w:pPr>
+              <w:pStyle w:val="Compact"/>
+            </w:pPr>
+            <w:r>
+              <w:t xml:space="preserve">S$47.3 (95% UI: S$38.9–S$65.0)</w:t>
+            </w:r>
+          </w:p>
+        </w:tc>
+        <w:tc>
+          <w:tcPr/>
+          <w:p>
+            <w:pPr>
+              <w:pStyle w:val="Compact"/>
+            </w:pPr>
+            <w:r>
+              <w:t xml:space="preserve">S$71.0 (95% UI: S$58.4–S$97.5)</w:t>
             </w:r>
           </w:p>
         </w:tc>
@@ -14097,29 +13605,29 @@
               <w:pStyle w:val="Compact"/>
             </w:pPr>
             <w:r>
-              <w:t xml:space="preserve">S$19.3 (95% UI: S$17.8–S$20.9)</w:t>
-            </w:r>
-          </w:p>
-        </w:tc>
-        <w:tc>
-          <w:tcPr/>
-          <w:p>
-            <w:pPr>
-              <w:pStyle w:val="Compact"/>
-            </w:pPr>
-            <w:r>
-              <w:t xml:space="preserve">S$38.5 (95% UI: S$35.5–S$41.7)</w:t>
-            </w:r>
-          </w:p>
-        </w:tc>
-        <w:tc>
-          <w:tcPr/>
-          <w:p>
-            <w:pPr>
-              <w:pStyle w:val="Compact"/>
-            </w:pPr>
-            <w:r>
-              <w:t xml:space="preserve">S$57.8 (95% UI: S$53.3–S$62.6)</w:t>
+              <w:t xml:space="preserve">S$28.8 (95% UI: S$24.0–S$38.2)</w:t>
+            </w:r>
+          </w:p>
+        </w:tc>
+        <w:tc>
+          <w:tcPr/>
+          <w:p>
+            <w:pPr>
+              <w:pStyle w:val="Compact"/>
+            </w:pPr>
+            <w:r>
+              <w:t xml:space="preserve">S$57.5 (95% UI: S$48.0–S$76.4)</w:t>
+            </w:r>
+          </w:p>
+        </w:tc>
+        <w:tc>
+          <w:tcPr/>
+          <w:p>
+            <w:pPr>
+              <w:pStyle w:val="Compact"/>
+            </w:pPr>
+            <w:r>
+              <w:t xml:space="preserve">S$86.3 (95% UI: S$72.0–S$114.6)</w:t>
             </w:r>
           </w:p>
         </w:tc>
@@ -14143,29 +13651,29 @@
               <w:pStyle w:val="Compact"/>
             </w:pPr>
             <w:r>
-              <w:t xml:space="preserve">S$30.5 (95% UI: S$27.4–S$33.9)</w:t>
-            </w:r>
-          </w:p>
-        </w:tc>
-        <w:tc>
-          <w:tcPr/>
-          <w:p>
-            <w:pPr>
-              <w:pStyle w:val="Compact"/>
-            </w:pPr>
-            <w:r>
-              <w:t xml:space="preserve">S$61.1 (95% UI: S$54.9–S$67.8)</w:t>
-            </w:r>
-          </w:p>
-        </w:tc>
-        <w:tc>
-          <w:tcPr/>
-          <w:p>
-            <w:pPr>
-              <w:pStyle w:val="Compact"/>
-            </w:pPr>
-            <w:r>
-              <w:t xml:space="preserve">S$91.6 (95% UI: S$82.3–S$101.7)</w:t>
+              <w:t xml:space="preserve">S$88.4 (95% UI: S$76.0–S$102.5)</w:t>
+            </w:r>
+          </w:p>
+        </w:tc>
+        <w:tc>
+          <w:tcPr/>
+          <w:p>
+            <w:pPr>
+              <w:pStyle w:val="Compact"/>
+            </w:pPr>
+            <w:r>
+              <w:t xml:space="preserve">S$176.7 (95% UI: S$151.9–S$205.0)</w:t>
+            </w:r>
+          </w:p>
+        </w:tc>
+        <w:tc>
+          <w:tcPr/>
+          <w:p>
+            <w:pPr>
+              <w:pStyle w:val="Compact"/>
+            </w:pPr>
+            <w:r>
+              <w:t xml:space="preserve">S$265.1 (95% UI: S$227.9–S$307.5)</w:t>
             </w:r>
           </w:p>
         </w:tc>
@@ -14216,7 +13724,7 @@
         <w:t xml:space="preserve">[21]</w:t>
       </w:r>
       <w:r>
-        <w:t xml:space="preserve">. The MCMC posterior took about 4.7 hours on four processor cores. The scenario analysis of 2,000 draws took about 30 minutes on eight cores. The project test suite (89 checks) passed.</w:t>
+        <w:t xml:space="preserve">. The MCMC posterior took about 4.0 hours on four processor cores. The scenario analysis of 2,000 draws took about one hour on four cores. The project test suite passed.</w:t>
       </w:r>
     </w:p>
     <w:bookmarkEnd w:id="52"/>
@@ -14288,7 +13796,7 @@
         <w:t xml:space="preserve">[31]</w:t>
       </w:r>
       <w:r>
-        <w:t xml:space="preserve">. The model gave 106 (95% UI: 92–121) prison treatment starts in 2026 because most prevalent cases had been treated by then.</w:t>
+        <w:t xml:space="preserve">. The model gave 200 (95% UI: 159–275) prison treatment starts in 2026 because most prevalent cases had been treated by then.</w:t>
       </w:r>
     </w:p>
     <w:p>
@@ -14401,40 +13909,22 @@
           <w:b/>
           <w:bCs/>
         </w:rPr>
-        <w:t xml:space="preserve">Excess mortality.</w:t>
-      </w:r>
-      <w:r>
-        <w:t xml:space="preserve"> </w:t>
-      </w:r>
-      <w:r>
-        <w:t xml:space="preserve">The hazard ratio for non-liver deaths comes from a general population cohort in Taiwan, not from PWID</w:t>
-      </w:r>
-      <w:r>
-        <w:t xml:space="preserve"> </w:t>
-      </w:r>
-      <w:r>
-        <w:t xml:space="preserve">[13]</w:t>
-      </w:r>
-      <w:r>
-        <w:t xml:space="preserve">. A cohort in Naples found 1.11 (0.82 to 1.49)</w:t>
-      </w:r>
-      <w:r>
-        <w:t xml:space="preserve"> </w:t>
-      </w:r>
-      <w:r>
-        <w:t xml:space="preserve">[34]</w:t>
-      </w:r>
-      <w:r>
-        <w:t xml:space="preserve">. In a PWID cohort, all-cause mortality was lower with undetectable RNA (0.54), but the comparison group was self selected</w:t>
-      </w:r>
-      <w:r>
-        <w:t xml:space="preserve"> </w:t>
-      </w:r>
-      <w:r>
-        <w:t xml:space="preserve">[35]</w:t>
-      </w:r>
-      <w:r>
-        <w:t xml:space="preserve">.</w:t>
+        <w:t xml:space="preserve">Mortality ratios.</w:t>
+      </w:r>
+      <w:r>
+        <w:t xml:space="preserve"> </w:t>
+      </w:r>
+      <w:r>
+        <w:t xml:space="preserve">The standardised mortality ratios come from the Amsterdam Cohort Studies of people who use drugs, 1985 to 2012, against the Dutch general population</w:t>
+      </w:r>
+      <w:r>
+        <w:t xml:space="preserve"> </w:t>
+      </w:r>
+      <w:r>
+        <w:t xml:space="preserve">[11]</w:t>
+      </w:r>
+      <w:r>
+        <w:t xml:space="preserve">. They group people by HCV antibody status, so the viraemic ratio (HCV monoinfected, 9.52) includes people who cleared infection and liver deaths, which the model also counts separately. No cohort reports these ratios by viraemic status.</w:t>
       </w:r>
     </w:p>
     <w:p>
@@ -14450,13 +13940,13 @@
           <w:b/>
           <w:bCs/>
         </w:rPr>
-        <w:t xml:space="preserve">First arrest rate.</w:t>
-      </w:r>
-      <w:r>
-        <w:t xml:space="preserve"> </w:t>
-      </w:r>
-      <w:r>
-        <w:t xml:space="preserve">The prison records cannot identify the first arrest rate of people who have never been imprisoned. We assumed that it equals the re-arrest rate. A lower first arrest rate would leave more people in D, who are never reached by prison treatment.</w:t>
+        <w:t xml:space="preserve">Population size.</w:t>
+      </w:r>
+      <w:r>
+        <w:t xml:space="preserve"> </w:t>
+      </w:r>
+      <w:r>
+        <w:t xml:space="preserve">Only seroprevalence was fitted. The modelled 2015 prison population (8,451 (8,275–8,523)) was much larger than the 3,367 people with a known screening result in prison records, so absolute counts of infections, deaths, screening and treatment, and costs, are uncertain beyond the UIs.</w:t>
       </w:r>
     </w:p>
     <w:p>
@@ -14472,13 +13962,36 @@
           <w:b/>
           <w:bCs/>
         </w:rPr>
-        <w:t xml:space="preserve">Uncertainty.</w:t>
-      </w:r>
-      <w:r>
-        <w:t xml:space="preserve"> </w:t>
-      </w:r>
-      <w:r>
-        <w:t xml:space="preserve">The UIs reflect calibrated parameters only. Fixed natural history parameters, uptake and price were not varied.</w:t>
+        <w:t xml:space="preserve">First arrest rate.</w:t>
+      </w:r>
+      <w:r>
+        <w:t xml:space="preserve"> </w:t>
+      </w:r>
+      <w:r>
+        <w:t xml:space="preserve">The prison records cannot identify the first arrest rate of people who have never been imprisoned. It was a multiple</w:t>
+      </w:r>
+      <w:r>
+        <w:t xml:space="preserve"> </w:t>
+      </w:r>
+      <m:oMath>
+        <m:r>
+          <m:t>c</m:t>
+        </m:r>
+        <m:r>
+          <m:rPr>
+            <m:sty m:val="p"/>
+          </m:rPr>
+          <m:t>≥</m:t>
+        </m:r>
+        <m:r>
+          <m:t>0.5</m:t>
+        </m:r>
+      </m:oMath>
+      <w:r>
+        <w:t xml:space="preserve"> </w:t>
+      </w:r>
+      <w:r>
+        <w:t xml:space="preserve">of the re-arrest rate, and its posterior (1.21 (95% interval 0.55 to 3.15)) follows its prior. A lower first arrest rate would leave more people in D, who are never reached by prison treatment.</w:t>
       </w:r>
     </w:p>
     <w:p>
@@ -14494,13 +14007,35 @@
           <w:b/>
           <w:bCs/>
         </w:rPr>
+        <w:t xml:space="preserve">Uncertainty.</w:t>
+      </w:r>
+      <w:r>
+        <w:t xml:space="preserve"> </w:t>
+      </w:r>
+      <w:r>
+        <w:t xml:space="preserve">The UIs reflect calibrated parameters only. Fixed natural history parameters, uptake and price were not varied.</w:t>
+      </w:r>
+    </w:p>
+    <w:p>
+      <w:pPr>
+        <w:pStyle w:val="Compact"/>
+        <w:numPr>
+          <w:ilvl w:val="0"/>
+          <w:numId w:val="1003"/>
+        </w:numPr>
+      </w:pPr>
+      <w:r>
+        <w:rPr>
+          <w:b/>
+          <w:bCs/>
+        </w:rPr>
         <w:t xml:space="preserve">Prior.</w:t>
       </w:r>
       <w:r>
         <w:t xml:space="preserve"> </w:t>
       </w:r>
       <w:r>
-        <w:t xml:space="preserve">The prior was centred on a deterministic fit to the same 12 observations. For θ6, θ9, θ10 and θ12 the posterior standard deviation was 83% to 99% of the prior standard deviation, so the 0.20 prior width partly sets their uncertainty.</w:t>
+        <w:t xml:space="preserve">With six targets and seven parameters, the prior matters. For θ5, θ6 and θ7 the posterior standard deviation was 75% to 90% of the prior standard deviation.</w:t>
       </w:r>
     </w:p>
     <w:bookmarkEnd w:id="53"/>
@@ -15557,7 +15092,7 @@
       </w:tr>
     </w:tbl>
     <w:bookmarkEnd w:id="54"/>
-    <w:bookmarkStart w:id="122" w:name="references"/>
+    <w:bookmarkStart w:id="118" w:name="references"/>
     <w:p>
       <w:pPr>
         <w:pStyle w:val="Heading1"/>
@@ -15566,7 +15101,7 @@
         <w:t xml:space="preserve">References</w:t>
       </w:r>
     </w:p>
-    <w:bookmarkStart w:id="121" w:name="refs"/>
+    <w:bookmarkStart w:id="117" w:name="refs"/>
     <w:bookmarkStart w:id="56" w:name="ref-boelen2014"/>
     <w:p>
       <w:pPr>
@@ -15927,7 +15462,7 @@
       </w:hyperlink>
     </w:p>
     <w:bookmarkEnd w:id="74"/>
-    <w:bookmarkStart w:id="76" w:name="ref-mathers2013"/>
+    <w:bookmarkStart w:id="76" w:name="ref-vansanten2014"/>
     <w:p>
       <w:pPr>
         <w:pStyle w:val="Bibliography"/>
@@ -15942,23 +15477,23 @@
         <w:t xml:space="preserve">	</w:t>
       </w:r>
       <w:r>
-        <w:t xml:space="preserve">Mathers BM, Degenhardt L, Bucello C, Lemon J, Wiessing L, Hickman M.</w:t>
-      </w:r>
-      <w:r>
-        <w:t xml:space="preserve"> </w:t>
-      </w:r>
-      <w:r>
-        <w:t xml:space="preserve">Mortality among people who inject drugs: a systematic review and meta-analysis</w:t>
-      </w:r>
-      <w:r>
-        <w:t xml:space="preserve">. Bulletin of the World Health Organization. 2013;91: 102–123. doi:</w:t>
+        <w:t xml:space="preserve">Santen DK van, Helm JJ van der, Grady BPX, Vos AS de, Kretzschmar MEE, Stolte IG, et al.</w:t>
+      </w:r>
+      <w:r>
+        <w:t xml:space="preserve"> </w:t>
+      </w:r>
+      <w:r>
+        <w:t xml:space="preserve">Temporal trends in mortality among people who use drugs compared with the general Dutch population differ by hepatitis C virus and HIV infection status</w:t>
+      </w:r>
+      <w:r>
+        <w:t xml:space="preserve">. AIDS. 2014;28: 2589–2599. doi:</w:t>
       </w:r>
       <w:hyperlink r:id="rId75">
         <w:r>
           <w:rPr>
             <w:rStyle w:val="Hyperlink"/>
           </w:rPr>
-          <w:t xml:space="preserve">10.2471/blt.12.108282</w:t>
+          <w:t xml:space="preserve">10.1097/QAD.0000000000000450</w:t>
         </w:r>
       </w:hyperlink>
     </w:p>
@@ -16750,80 +16285,8 @@
       </w:hyperlink>
     </w:p>
     <w:bookmarkEnd w:id="116"/>
-    <w:bookmarkStart w:id="118" w:name="ref-piselli2021"/>
-    <w:p>
-      <w:pPr>
-        <w:pStyle w:val="Bibliography"/>
-      </w:pPr>
-      <w:r>
-        <w:t xml:space="preserve">34.</w:t>
-      </w:r>
-      <w:r>
-        <w:t xml:space="preserve"> </w:t>
-      </w:r>
-      <w:r>
-        <w:t xml:space="preserve">	</w:t>
-      </w:r>
-      <w:r>
-        <w:t xml:space="preserve">Piselli P, Serraino D, Fusco M, Girardi E, Pirozzi A, Toffolutti F, et al.</w:t>
-      </w:r>
-      <w:r>
-        <w:t xml:space="preserve"> </w:t>
-      </w:r>
-      <w:r>
-        <w:t xml:space="preserve">Hepatitis C virus infection and risk of liver-related and non-liver-related deaths: a population-based cohort study in Naples, southern Italy</w:t>
-      </w:r>
-      <w:r>
-        <w:t xml:space="preserve">. BMC Infectious Diseases. 2021;21: 667. doi:</w:t>
-      </w:r>
-      <w:hyperlink r:id="rId117">
-        <w:r>
-          <w:rPr>
-            <w:rStyle w:val="Hyperlink"/>
-          </w:rPr>
-          <w:t xml:space="preserve">10.1186/s12879-021-06336-9</w:t>
-        </w:r>
-      </w:hyperlink>
-    </w:p>
+    <w:bookmarkEnd w:id="117"/>
     <w:bookmarkEnd w:id="118"/>
-    <w:bookmarkStart w:id="120" w:name="ref-cepeda2022"/>
-    <w:p>
-      <w:pPr>
-        <w:pStyle w:val="Bibliography"/>
-      </w:pPr>
-      <w:r>
-        <w:t xml:space="preserve">35.</w:t>
-      </w:r>
-      <w:r>
-        <w:t xml:space="preserve"> </w:t>
-      </w:r>
-      <w:r>
-        <w:t xml:space="preserve">	</w:t>
-      </w:r>
-      <w:r>
-        <w:t xml:space="preserve">Cepeda JA, Thomas DL, Astemborski J, Rudolph JE, Gicquelais R, Kirk GD, et al.</w:t>
-      </w:r>
-      <w:r>
-        <w:t xml:space="preserve"> </w:t>
-      </w:r>
-      <w:r>
-        <w:t xml:space="preserve">Impact of hepatitis C treatment uptake on cirrhosis and mortality in persons who inject drugs: a longitudinal, community-based cohort study</w:t>
-      </w:r>
-      <w:r>
-        <w:t xml:space="preserve">. Annals of Internal Medicine. 2022;175: 1083–1091. doi:</w:t>
-      </w:r>
-      <w:hyperlink r:id="rId119">
-        <w:r>
-          <w:rPr>
-            <w:rStyle w:val="Hyperlink"/>
-          </w:rPr>
-          <w:t xml:space="preserve">10.7326/M21-3846</w:t>
-        </w:r>
-      </w:hyperlink>
-    </w:p>
-    <w:bookmarkEnd w:id="120"/>
-    <w:bookmarkEnd w:id="121"/>
-    <w:bookmarkEnd w:id="122"/>
     <w:sectPr>
       <w:footnotePr>
         <w:numRestart w:val="eachSect"/>

--- a/docs/Supplementary Information.docx
+++ b/docs/Supplementary Information.docx
@@ -2292,17 +2292,53 @@
         <w:t xml:space="preserve">[13]</w:t>
       </w:r>
       <w:r>
-        <w:t xml:space="preserve">. Liver deaths in stages 3 and 4 are added on top. The rate is set by each person’s state, so the viraemic share of the population, and with it average mortality, changes over time and falls with treatment. The deaths at rate</w:t>
+        <w:t xml:space="preserve">. Liver deaths in stages 3 and 4 are added on top. The rate is set by each person’s state, so the viraemic share of the population, and with it average mortality, changes over time and falls with treatment. The non-liver deaths of viraemic people above the non-viraemic rate,</w:t>
       </w:r>
       <w:r>
         <w:t xml:space="preserve"> </w:t>
       </w:r>
       <m:oMath>
         <m:r>
-          <m:t>s</m:t>
+          <m:rPr>
+            <m:sty m:val="p"/>
+          </m:rPr>
+          <m:t>(</m:t>
         </m:r>
+        <m:sSub>
+          <m:e>
+            <m:r>
+              <m:t>s</m:t>
+            </m:r>
+          </m:e>
+          <m:sub>
+            <m:r>
+              <m:t>v</m:t>
+            </m:r>
+          </m:sub>
+        </m:sSub>
         <m:r>
-          <m:t> </m:t>
+          <m:rPr>
+            <m:sty m:val="p"/>
+          </m:rPr>
+          <m:t>−</m:t>
+        </m:r>
+        <m:sSub>
+          <m:e>
+            <m:r>
+              <m:t>s</m:t>
+            </m:r>
+          </m:e>
+          <m:sub>
+            <m:r>
+              <m:t>n</m:t>
+            </m:r>
+          </m:sub>
+        </m:sSub>
+        <m:r>
+          <m:rPr>
+            <m:sty m:val="p"/>
+          </m:rPr>
+          <m:t>)</m:t>
         </m:r>
         <m:sSub>
           <m:e>
@@ -2318,10 +2354,42 @@
         </m:sSub>
       </m:oMath>
       <w:r>
-        <w:t xml:space="preserve"> </w:t>
-      </w:r>
-      <w:r>
-        <w:t xml:space="preserve">are not counted as HCV-related deaths.</w:t>
+        <w:t xml:space="preserve">, are counted as HCV deaths together with the liver deaths; the deaths at rate</w:t>
+      </w:r>
+      <w:r>
+        <w:t xml:space="preserve"> </w:t>
+      </w:r>
+      <m:oMath>
+        <m:sSub>
+          <m:e>
+            <m:r>
+              <m:t>s</m:t>
+            </m:r>
+          </m:e>
+          <m:sub>
+            <m:r>
+              <m:t>n</m:t>
+            </m:r>
+          </m:sub>
+        </m:sSub>
+        <m:sSub>
+          <m:e>
+            <m:r>
+              <m:t>μ</m:t>
+            </m:r>
+          </m:e>
+          <m:sub>
+            <m:r>
+              <m:t>i</m:t>
+            </m:r>
+          </m:sub>
+        </m:sSub>
+      </m:oMath>
+      <w:r>
+        <w:t xml:space="preserve"> </w:t>
+      </w:r>
+      <w:r>
+        <w:t xml:space="preserve">are not.</w:t>
       </w:r>
     </w:p>
     <w:p>
@@ -4250,7 +4318,7 @@
               <w:pStyle w:val="Compact"/>
             </w:pPr>
             <w:r>
-              <w:t xml:space="preserve">1.21 (95% interval 0.55 to 3.15)</w:t>
+              <w:t xml:space="preserve">1.24 (95% interval 0.57 to 3.13)</w:t>
             </w:r>
           </w:p>
         </w:tc>
@@ -5874,7 +5942,7 @@
         <w:t xml:space="preserve">[18]</w:t>
       </w:r>
       <w:r>
-        <w:t xml:space="preserve">. Four chains started from independent prior draws. The initial proposal covariance was 0.01 times the prior variance. Adaptation began after 5,000 proposals, was refreshed every 50 proposals and was frozen after warmup. A 5% share of proposals always used the initial covariance. Each chain ran 50,000 model evaluations, of which 10,000 were warmup, giving 159,995 retained iterations. Every 10th iteration was stored (16,000 draws), and diagnostics used all retained iterations. Acceptance was 0.08 to 0.17. All parameters met the convergence checks (Table S3)</w:t>
+        <w:t xml:space="preserve">. Four chains started from independent prior draws. The initial proposal covariance was 0.01 times the prior variance. Adaptation began after 5,000 proposals, was refreshed every 50 proposals and was frozen after warmup. A 5% share of proposals always used the initial covariance. Each chain ran 50,000 model evaluations, of which 10,000 were warmup, giving 159,996 retained iterations. Every 10th iteration was stored (16,000 draws), and diagnostics used all retained iterations. Acceptance was 0.18 to 0.22. All parameters met the convergence checks (Table S3)</w:t>
       </w:r>
       <w:r>
         <w:t xml:space="preserve"> </w:t>
@@ -5991,40 +6059,40 @@
               <w:pStyle w:val="Compact"/>
             </w:pPr>
             <w:r>
-              <w:t xml:space="preserve">1.0018</w:t>
-            </w:r>
-          </w:p>
-        </w:tc>
-        <w:tc>
-          <w:tcPr/>
-          <w:p>
-            <w:pPr>
-              <w:pStyle w:val="Compact"/>
-            </w:pPr>
-            <w:r>
-              <w:t xml:space="preserve">2,566</w:t>
-            </w:r>
-          </w:p>
-        </w:tc>
-        <w:tc>
-          <w:tcPr/>
-          <w:p>
-            <w:pPr>
-              <w:pStyle w:val="Compact"/>
-            </w:pPr>
-            <w:r>
-              <w:t xml:space="preserve">2,459</w:t>
-            </w:r>
-          </w:p>
-        </w:tc>
-        <w:tc>
-          <w:tcPr/>
-          <w:p>
-            <w:pPr>
-              <w:pStyle w:val="Compact"/>
-            </w:pPr>
-            <w:r>
-              <w:t xml:space="preserve">0.021</w:t>
+              <w:t xml:space="preserve">1.0012</w:t>
+            </w:r>
+          </w:p>
+        </w:tc>
+        <w:tc>
+          <w:tcPr/>
+          <w:p>
+            <w:pPr>
+              <w:pStyle w:val="Compact"/>
+            </w:pPr>
+            <w:r>
+              <w:t xml:space="preserve">4,645</w:t>
+            </w:r>
+          </w:p>
+        </w:tc>
+        <w:tc>
+          <w:tcPr/>
+          <w:p>
+            <w:pPr>
+              <w:pStyle w:val="Compact"/>
+            </w:pPr>
+            <w:r>
+              <w:t xml:space="preserve">5,825</w:t>
+            </w:r>
+          </w:p>
+        </w:tc>
+        <w:tc>
+          <w:tcPr/>
+          <w:p>
+            <w:pPr>
+              <w:pStyle w:val="Compact"/>
+            </w:pPr>
+            <w:r>
+              <w:t xml:space="preserve">0.015</w:t>
             </w:r>
           </w:p>
         </w:tc>
@@ -6048,40 +6116,40 @@
               <w:pStyle w:val="Compact"/>
             </w:pPr>
             <w:r>
-              <w:t xml:space="preserve">1.0014</w:t>
-            </w:r>
-          </w:p>
-        </w:tc>
-        <w:tc>
-          <w:tcPr/>
-          <w:p>
-            <w:pPr>
-              <w:pStyle w:val="Compact"/>
-            </w:pPr>
-            <w:r>
-              <w:t xml:space="preserve">2,677</w:t>
-            </w:r>
-          </w:p>
-        </w:tc>
-        <w:tc>
-          <w:tcPr/>
-          <w:p>
-            <w:pPr>
-              <w:pStyle w:val="Compact"/>
-            </w:pPr>
-            <w:r>
-              <w:t xml:space="preserve">3,595</w:t>
-            </w:r>
-          </w:p>
-        </w:tc>
-        <w:tc>
-          <w:tcPr/>
-          <w:p>
-            <w:pPr>
-              <w:pStyle w:val="Compact"/>
-            </w:pPr>
-            <w:r>
-              <w:t xml:space="preserve">0.019</w:t>
+              <w:t xml:space="preserve">1.0017</w:t>
+            </w:r>
+          </w:p>
+        </w:tc>
+        <w:tc>
+          <w:tcPr/>
+          <w:p>
+            <w:pPr>
+              <w:pStyle w:val="Compact"/>
+            </w:pPr>
+            <w:r>
+              <w:t xml:space="preserve">3,483</w:t>
+            </w:r>
+          </w:p>
+        </w:tc>
+        <w:tc>
+          <w:tcPr/>
+          <w:p>
+            <w:pPr>
+              <w:pStyle w:val="Compact"/>
+            </w:pPr>
+            <w:r>
+              <w:t xml:space="preserve">3,831</w:t>
+            </w:r>
+          </w:p>
+        </w:tc>
+        <w:tc>
+          <w:tcPr/>
+          <w:p>
+            <w:pPr>
+              <w:pStyle w:val="Compact"/>
+            </w:pPr>
+            <w:r>
+              <w:t xml:space="preserve">0.017</w:t>
             </w:r>
           </w:p>
         </w:tc>
@@ -6105,40 +6173,40 @@
               <w:pStyle w:val="Compact"/>
             </w:pPr>
             <w:r>
-              <w:t xml:space="preserve">1.0016</w:t>
-            </w:r>
-          </w:p>
-        </w:tc>
-        <w:tc>
-          <w:tcPr/>
-          <w:p>
-            <w:pPr>
-              <w:pStyle w:val="Compact"/>
-            </w:pPr>
-            <w:r>
-              <w:t xml:space="preserve">3,168</w:t>
-            </w:r>
-          </w:p>
-        </w:tc>
-        <w:tc>
-          <w:tcPr/>
-          <w:p>
-            <w:pPr>
-              <w:pStyle w:val="Compact"/>
-            </w:pPr>
-            <w:r>
-              <w:t xml:space="preserve">4,227</w:t>
-            </w:r>
-          </w:p>
-        </w:tc>
-        <w:tc>
-          <w:tcPr/>
-          <w:p>
-            <w:pPr>
-              <w:pStyle w:val="Compact"/>
-            </w:pPr>
-            <w:r>
-              <w:t xml:space="preserve">0.018</w:t>
+              <w:t xml:space="preserve">1.0013</w:t>
+            </w:r>
+          </w:p>
+        </w:tc>
+        <w:tc>
+          <w:tcPr/>
+          <w:p>
+            <w:pPr>
+              <w:pStyle w:val="Compact"/>
+            </w:pPr>
+            <w:r>
+              <w:t xml:space="preserve">3,428</w:t>
+            </w:r>
+          </w:p>
+        </w:tc>
+        <w:tc>
+          <w:tcPr/>
+          <w:p>
+            <w:pPr>
+              <w:pStyle w:val="Compact"/>
+            </w:pPr>
+            <w:r>
+              <w:t xml:space="preserve">4,190</w:t>
+            </w:r>
+          </w:p>
+        </w:tc>
+        <w:tc>
+          <w:tcPr/>
+          <w:p>
+            <w:pPr>
+              <w:pStyle w:val="Compact"/>
+            </w:pPr>
+            <w:r>
+              <w:t xml:space="preserve">0.017</w:t>
             </w:r>
           </w:p>
         </w:tc>
@@ -6162,40 +6230,40 @@
               <w:pStyle w:val="Compact"/>
             </w:pPr>
             <w:r>
-              <w:t xml:space="preserve">1.0039</w:t>
-            </w:r>
-          </w:p>
-        </w:tc>
-        <w:tc>
-          <w:tcPr/>
-          <w:p>
-            <w:pPr>
-              <w:pStyle w:val="Compact"/>
-            </w:pPr>
-            <w:r>
-              <w:t xml:space="preserve">2,685</w:t>
-            </w:r>
-          </w:p>
-        </w:tc>
-        <w:tc>
-          <w:tcPr/>
-          <w:p>
-            <w:pPr>
-              <w:pStyle w:val="Compact"/>
-            </w:pPr>
-            <w:r>
-              <w:t xml:space="preserve">2,759</w:t>
-            </w:r>
-          </w:p>
-        </w:tc>
-        <w:tc>
-          <w:tcPr/>
-          <w:p>
-            <w:pPr>
-              <w:pStyle w:val="Compact"/>
-            </w:pPr>
-            <w:r>
-              <w:t xml:space="preserve">0.021</w:t>
+              <w:t xml:space="preserve">1.0012</w:t>
+            </w:r>
+          </w:p>
+        </w:tc>
+        <w:tc>
+          <w:tcPr/>
+          <w:p>
+            <w:pPr>
+              <w:pStyle w:val="Compact"/>
+            </w:pPr>
+            <w:r>
+              <w:t xml:space="preserve">3,250</w:t>
+            </w:r>
+          </w:p>
+        </w:tc>
+        <w:tc>
+          <w:tcPr/>
+          <w:p>
+            <w:pPr>
+              <w:pStyle w:val="Compact"/>
+            </w:pPr>
+            <w:r>
+              <w:t xml:space="preserve">3,487</w:t>
+            </w:r>
+          </w:p>
+        </w:tc>
+        <w:tc>
+          <w:tcPr/>
+          <w:p>
+            <w:pPr>
+              <w:pStyle w:val="Compact"/>
+            </w:pPr>
+            <w:r>
+              <w:t xml:space="preserve">0.019</w:t>
             </w:r>
           </w:p>
         </w:tc>
@@ -6219,40 +6287,40 @@
               <w:pStyle w:val="Compact"/>
             </w:pPr>
             <w:r>
-              <w:t xml:space="preserve">1.0048</w:t>
-            </w:r>
-          </w:p>
-        </w:tc>
-        <w:tc>
-          <w:tcPr/>
-          <w:p>
-            <w:pPr>
-              <w:pStyle w:val="Compact"/>
-            </w:pPr>
-            <w:r>
-              <w:t xml:space="preserve">2,455</w:t>
-            </w:r>
-          </w:p>
-        </w:tc>
-        <w:tc>
-          <w:tcPr/>
-          <w:p>
-            <w:pPr>
-              <w:pStyle w:val="Compact"/>
-            </w:pPr>
-            <w:r>
-              <w:t xml:space="preserve">3,857</w:t>
-            </w:r>
-          </w:p>
-        </w:tc>
-        <w:tc>
-          <w:tcPr/>
-          <w:p>
-            <w:pPr>
-              <w:pStyle w:val="Compact"/>
-            </w:pPr>
-            <w:r>
-              <w:t xml:space="preserve">0.020</w:t>
+              <w:t xml:space="preserve">1.0019</w:t>
+            </w:r>
+          </w:p>
+        </w:tc>
+        <w:tc>
+          <w:tcPr/>
+          <w:p>
+            <w:pPr>
+              <w:pStyle w:val="Compact"/>
+            </w:pPr>
+            <w:r>
+              <w:t xml:space="preserve">3,815</w:t>
+            </w:r>
+          </w:p>
+        </w:tc>
+        <w:tc>
+          <w:tcPr/>
+          <w:p>
+            <w:pPr>
+              <w:pStyle w:val="Compact"/>
+            </w:pPr>
+            <w:r>
+              <w:t xml:space="preserve">5,520</w:t>
+            </w:r>
+          </w:p>
+        </w:tc>
+        <w:tc>
+          <w:tcPr/>
+          <w:p>
+            <w:pPr>
+              <w:pStyle w:val="Compact"/>
+            </w:pPr>
+            <w:r>
+              <w:t xml:space="preserve">0.016</w:t>
             </w:r>
           </w:p>
         </w:tc>
@@ -6276,40 +6344,40 @@
               <w:pStyle w:val="Compact"/>
             </w:pPr>
             <w:r>
-              <w:t xml:space="preserve">1.0021</w:t>
-            </w:r>
-          </w:p>
-        </w:tc>
-        <w:tc>
-          <w:tcPr/>
-          <w:p>
-            <w:pPr>
-              <w:pStyle w:val="Compact"/>
-            </w:pPr>
-            <w:r>
-              <w:t xml:space="preserve">1,798</w:t>
-            </w:r>
-          </w:p>
-        </w:tc>
-        <w:tc>
-          <w:tcPr/>
-          <w:p>
-            <w:pPr>
-              <w:pStyle w:val="Compact"/>
-            </w:pPr>
-            <w:r>
-              <w:t xml:space="preserve">3,594</w:t>
-            </w:r>
-          </w:p>
-        </w:tc>
-        <w:tc>
-          <w:tcPr/>
-          <w:p>
-            <w:pPr>
-              <w:pStyle w:val="Compact"/>
-            </w:pPr>
-            <w:r>
-              <w:t xml:space="preserve">0.024</w:t>
+              <w:t xml:space="preserve">1.0015</w:t>
+            </w:r>
+          </w:p>
+        </w:tc>
+        <w:tc>
+          <w:tcPr/>
+          <w:p>
+            <w:pPr>
+              <w:pStyle w:val="Compact"/>
+            </w:pPr>
+            <w:r>
+              <w:t xml:space="preserve">4,618</w:t>
+            </w:r>
+          </w:p>
+        </w:tc>
+        <w:tc>
+          <w:tcPr/>
+          <w:p>
+            <w:pPr>
+              <w:pStyle w:val="Compact"/>
+            </w:pPr>
+            <w:r>
+              <w:t xml:space="preserve">6,990</w:t>
+            </w:r>
+          </w:p>
+        </w:tc>
+        <w:tc>
+          <w:tcPr/>
+          <w:p>
+            <w:pPr>
+              <w:pStyle w:val="Compact"/>
+            </w:pPr>
+            <w:r>
+              <w:t xml:space="preserve">0.015</w:t>
             </w:r>
           </w:p>
         </w:tc>
@@ -6333,40 +6401,40 @@
               <w:pStyle w:val="Compact"/>
             </w:pPr>
             <w:r>
-              <w:t xml:space="preserve">1.0020</w:t>
-            </w:r>
-          </w:p>
-        </w:tc>
-        <w:tc>
-          <w:tcPr/>
-          <w:p>
-            <w:pPr>
-              <w:pStyle w:val="Compact"/>
-            </w:pPr>
-            <w:r>
-              <w:t xml:space="preserve">2,367</w:t>
-            </w:r>
-          </w:p>
-        </w:tc>
-        <w:tc>
-          <w:tcPr/>
-          <w:p>
-            <w:pPr>
-              <w:pStyle w:val="Compact"/>
-            </w:pPr>
-            <w:r>
-              <w:t xml:space="preserve">3,901</w:t>
-            </w:r>
-          </w:p>
-        </w:tc>
-        <w:tc>
-          <w:tcPr/>
-          <w:p>
-            <w:pPr>
-              <w:pStyle w:val="Compact"/>
-            </w:pPr>
-            <w:r>
-              <w:t xml:space="preserve">0.020</w:t>
+              <w:t xml:space="preserve">1.0007</w:t>
+            </w:r>
+          </w:p>
+        </w:tc>
+        <w:tc>
+          <w:tcPr/>
+          <w:p>
+            <w:pPr>
+              <w:pStyle w:val="Compact"/>
+            </w:pPr>
+            <w:r>
+              <w:t xml:space="preserve">4,102</w:t>
+            </w:r>
+          </w:p>
+        </w:tc>
+        <w:tc>
+          <w:tcPr/>
+          <w:p>
+            <w:pPr>
+              <w:pStyle w:val="Compact"/>
+            </w:pPr>
+            <w:r>
+              <w:t xml:space="preserve">5,841</w:t>
+            </w:r>
+          </w:p>
+        </w:tc>
+        <w:tc>
+          <w:tcPr/>
+          <w:p>
+            <w:pPr>
+              <w:pStyle w:val="Compact"/>
+            </w:pPr>
+            <w:r>
+              <w:t xml:space="preserve">0.016</w:t>
             </w:r>
           </w:p>
         </w:tc>
@@ -6405,7 +6473,7 @@
         <w:t xml:space="preserve">[21]</w:t>
       </w:r>
       <w:r>
-        <w:t xml:space="preserve">. Both methods used the same prior, likelihood, solver and equilibrium restriction. We drew 50,000 parameter sets from the truncated prior by Latin hypercube sampling. Of these, 49,945 simulations were valid. Exclusions were 0 draws outside the bounds, 42 equilibrium failures and 13 non-finite simulations; excluded draws are dropped, not replaced. Beta observation noise with the same precision was added to each simulated seroprevalence. The estimator was an equal weight ensemble of 5 masked autoregressive flows, each with 50 hidden features and 5 transforms</w:t>
+        <w:t xml:space="preserve">. Both methods used the same prior, likelihood, solver and equilibrium restriction. We drew 50,000 parameter sets from the truncated prior by Latin hypercube sampling. Of these, 49,945 simulations were valid. Exclusions were 0 draws outside the bounds, 43 equilibrium failures and 12 non-finite simulations; excluded draws are dropped, not replaced. Beta observation noise with the same precision was added to each simulated seroprevalence. The estimator was an equal weight ensemble of 5 masked autoregressive flows, each with 50 hidden features and 5 transforms</w:t>
       </w:r>
       <w:r>
         <w:t xml:space="preserve"> </w:t>
@@ -6434,7 +6502,7 @@
         <w:t xml:space="preserve"> </w:t>
       </w:r>
       <w:r>
-        <w:t xml:space="preserve">on 998 datasets simulated from independent prior draws showed a well calibrated neural posterior on average: for each parameter, 95% interval coverage was 0.935 to 0.959 and 90% coverage 0.876 to 0.911. No rank histogram showed systematic skew. As a smaller direct check, we reran the MCMC on 8 of these simulated datasets, with one chain of 30,000 evaluations each. Pooled 95% coverage was 0.96 and 90% coverage 0.89 over 56 ranks; this guards only against gross miscalibration.</w:t>
+        <w:t xml:space="preserve">on 998 datasets simulated from independent prior draws showed a well calibrated neural posterior on average: for each parameter, 95% interval coverage was 0.933 to 0.960 and 90% coverage 0.872 to 0.911. No rank histogram showed systematic skew. As a smaller direct check, we reran the MCMC on 8 of these simulated datasets, with one chain of 30,000 evaluations each. Pooled 95% coverage was 0.96 and 90% coverage 0.89 over 56 ranks; this guards only against gross miscalibration.</w:t>
       </w:r>
     </w:p>
     <w:p>
@@ -6442,7 +6510,7 @@
         <w:pStyle w:val="BodyText"/>
       </w:pPr>
       <w:r>
-        <w:t xml:space="preserve">At the observed data, however, the neural posterior did not match the MCMC posterior (Table S4). Its 95% intervals were on average 23% wider than the MCMC intervals, and no parameter passed all three checks. Calibration on average across prior datasets does not guarantee accuracy at one dataset; with six noisy summaries and a wide prior, the network spends its capacity over the whole prior range. The policy medians were less sensitive: they differed from the MCMC results by at most 2.4%. We used the MCMC posterior for all results. The full comparison is in the project repository (</w:t>
+        <w:t xml:space="preserve">At the observed data, however, the neural posterior did not match the MCMC posterior (Table S4). Of 4,000 random neural posterior draws, 1,329 (33%) failed the equilibrium check, which the MCMC treats as impossible; they were dropped before the comparison. Its 95% intervals were on average 28% wider than the MCMC intervals, and no parameter passed all three checks. Calibration on average across prior datasets does not guarantee accuracy at one dataset; with six noisy summaries and a wide prior, the network spends its capacity over the whole prior range. The policy medians were less sensitive: they differed from the MCMC results by at most 0.3%, although the share of draws meeting both targets at 5,000 tests a year with 25% to F differed by 8 percentage points. We used the MCMC posterior for all results. The full comparison is in the project repository (</w:t>
       </w:r>
       <w:r>
         <w:rPr>
@@ -6606,29 +6674,29 @@
               <w:pStyle w:val="Compact"/>
             </w:pPr>
             <w:r>
-              <w:t xml:space="preserve">0.83</w:t>
-            </w:r>
-          </w:p>
-        </w:tc>
-        <w:tc>
-          <w:tcPr/>
-          <w:p>
-            <w:pPr>
-              <w:pStyle w:val="Compact"/>
-            </w:pPr>
-            <w:r>
-              <w:t xml:space="preserve">2.10</w:t>
-            </w:r>
-          </w:p>
-        </w:tc>
-        <w:tc>
-          <w:tcPr/>
-          <w:p>
-            <w:pPr>
-              <w:pStyle w:val="Compact"/>
-            </w:pPr>
-            <w:r>
-              <w:t xml:space="preserve">1.228 (1.03 to 1.79)</w:t>
+              <w:t xml:space="preserve">0.56</w:t>
+            </w:r>
+          </w:p>
+        </w:tc>
+        <w:tc>
+          <w:tcPr/>
+          <w:p>
+            <w:pPr>
+              <w:pStyle w:val="Compact"/>
+            </w:pPr>
+            <w:r>
+              <w:t xml:space="preserve">2.12</w:t>
+            </w:r>
+          </w:p>
+        </w:tc>
+        <w:tc>
+          <w:tcPr/>
+          <w:p>
+            <w:pPr>
+              <w:pStyle w:val="Compact"/>
+            </w:pPr>
+            <w:r>
+              <w:t xml:space="preserve">1.278 (1.00 to 1.89)</w:t>
             </w:r>
           </w:p>
         </w:tc>
@@ -6650,18 +6718,18 @@
               <w:pStyle w:val="Compact"/>
             </w:pPr>
             <w:r>
-              <w:t xml:space="preserve">16.3%</w:t>
-            </w:r>
-          </w:p>
-        </w:tc>
-        <w:tc>
-          <w:tcPr/>
-          <w:p>
-            <w:pPr>
-              <w:pStyle w:val="Compact"/>
-            </w:pPr>
-            <w:r>
-              <w:t xml:space="preserve">0.0</w:t>
+              <w:t xml:space="preserve">6.0%</w:t>
+            </w:r>
+          </w:p>
+        </w:tc>
+        <w:tc>
+          <w:tcPr/>
+          <w:p>
+            <w:pPr>
+              <w:pStyle w:val="Compact"/>
+            </w:pPr>
+            <w:r>
+              <w:t xml:space="preserve">8.2</w:t>
             </w:r>
           </w:p>
         </w:tc>
@@ -6672,7 +6740,7 @@
         <w:pStyle w:val="BodyText"/>
       </w:pPr>
       <w:r>
-        <w:t xml:space="preserve">Checks: absolute mean difference at most 0.1 SD, 95% interval endpoints within 0.2 SD and width ratio between 0.9 and 1.1. Policy errors compare 1,000 neural posterior states with the 2,000 MCMC states used for the scenarios; the worst policy error is for discounted cost.</w:t>
+        <w:t xml:space="preserve">Checks: absolute mean difference at most 0.1 SD, 95% interval endpoints within 0.2 SD and width ratio between 0.9 and 1.1. Policy errors compare 1,000 valid neural posterior states (of 1,000) with the 2,000 MCMC states used for the scenarios; the worst policy error is for discounted cost.</w:t>
       </w:r>
     </w:p>
     <w:bookmarkEnd w:id="19"/>
@@ -6847,7 +6915,7 @@
               <w:pStyle w:val="Compact"/>
             </w:pPr>
             <w:r>
-              <w:t xml:space="preserve">1.625</w:t>
+              <w:t xml:space="preserve">1.626</w:t>
             </w:r>
           </w:p>
         </w:tc>
@@ -6869,18 +6937,18 @@
               <w:pStyle w:val="Compact"/>
             </w:pPr>
             <w:r>
-              <w:t xml:space="preserve">1.597 (0.951 to 2.071)</w:t>
-            </w:r>
-          </w:p>
-        </w:tc>
-        <w:tc>
-          <w:tcPr/>
-          <w:p>
-            <w:pPr>
-              <w:pStyle w:val="Compact"/>
-            </w:pPr>
-            <w:r>
-              <w:t xml:space="preserve">0.286</w:t>
+              <w:t xml:space="preserve">1.593 (0.942 to 2.058)</w:t>
+            </w:r>
+          </w:p>
+        </w:tc>
+        <w:tc>
+          <w:tcPr/>
+          <w:p>
+            <w:pPr>
+              <w:pStyle w:val="Compact"/>
+            </w:pPr>
+            <w:r>
+              <w:t xml:space="preserve">0.283</w:t>
             </w:r>
           </w:p>
         </w:tc>
@@ -6948,18 +7016,18 @@
               <w:pStyle w:val="Compact"/>
             </w:pPr>
             <w:r>
-              <w:t xml:space="preserve">-2.925 (-3.486 to -2.473)</w:t>
-            </w:r>
-          </w:p>
-        </w:tc>
-        <w:tc>
-          <w:tcPr/>
-          <w:p>
-            <w:pPr>
-              <w:pStyle w:val="Compact"/>
-            </w:pPr>
-            <w:r>
-              <w:t xml:space="preserve">0.260</w:t>
+              <w:t xml:space="preserve">-2.910 (-3.487 to -2.454)</w:t>
+            </w:r>
+          </w:p>
+        </w:tc>
+        <w:tc>
+          <w:tcPr/>
+          <w:p>
+            <w:pPr>
+              <w:pStyle w:val="Compact"/>
+            </w:pPr>
+            <w:r>
+              <w:t xml:space="preserve">0.261</w:t>
             </w:r>
           </w:p>
         </w:tc>
@@ -7027,18 +7095,18 @@
               <w:pStyle w:val="Compact"/>
             </w:pPr>
             <w:r>
-              <w:t xml:space="preserve">-3.290 (-3.996 to -2.785)</w:t>
-            </w:r>
-          </w:p>
-        </w:tc>
-        <w:tc>
-          <w:tcPr/>
-          <w:p>
-            <w:pPr>
-              <w:pStyle w:val="Compact"/>
-            </w:pPr>
-            <w:r>
-              <w:t xml:space="preserve">0.305</w:t>
+              <w:t xml:space="preserve">-3.288 (-3.999 to -2.799)</w:t>
+            </w:r>
+          </w:p>
+        </w:tc>
+        <w:tc>
+          <w:tcPr/>
+          <w:p>
+            <w:pPr>
+              <w:pStyle w:val="Compact"/>
+            </w:pPr>
+            <w:r>
+              <w:t xml:space="preserve">0.307</w:t>
             </w:r>
           </w:p>
         </w:tc>
@@ -7106,18 +7174,18 @@
               <w:pStyle w:val="Compact"/>
             </w:pPr>
             <w:r>
-              <w:t xml:space="preserve">-0.942 (-1.758 to -0.385)</w:t>
-            </w:r>
-          </w:p>
-        </w:tc>
-        <w:tc>
-          <w:tcPr/>
-          <w:p>
-            <w:pPr>
-              <w:pStyle w:val="Compact"/>
-            </w:pPr>
-            <w:r>
-              <w:t xml:space="preserve">0.349</w:t>
+              <w:t xml:space="preserve">-0.930 (-1.728 to -0.376)</w:t>
+            </w:r>
+          </w:p>
+        </w:tc>
+        <w:tc>
+          <w:tcPr/>
+          <w:p>
+            <w:pPr>
+              <w:pStyle w:val="Compact"/>
+            </w:pPr>
+            <w:r>
+              <w:t xml:space="preserve">0.343</w:t>
             </w:r>
           </w:p>
         </w:tc>
@@ -7163,7 +7231,7 @@
               <w:pStyle w:val="Compact"/>
             </w:pPr>
             <w:r>
-              <w:t xml:space="preserve">0.287</w:t>
+              <w:t xml:space="preserve">0.288</w:t>
             </w:r>
           </w:p>
         </w:tc>
@@ -7185,7 +7253,7 @@
               <w:pStyle w:val="Compact"/>
             </w:pPr>
             <w:r>
-              <w:t xml:space="preserve">-0.144 (-2.824 to 1.559)</w:t>
+              <w:t xml:space="preserve">-0.134 (-2.843 to 1.574)</w:t>
             </w:r>
           </w:p>
         </w:tc>
@@ -7264,29 +7332,29 @@
               <w:pStyle w:val="Compact"/>
             </w:pPr>
             <w:r>
-              <w:t xml:space="preserve">-0.504 (-3.065 to 1.307)</w:t>
-            </w:r>
-          </w:p>
-        </w:tc>
-        <w:tc>
-          <w:tcPr/>
-          <w:p>
-            <w:pPr>
-              <w:pStyle w:val="Compact"/>
-            </w:pPr>
-            <w:r>
-              <w:t xml:space="preserve">1.120</w:t>
-            </w:r>
-          </w:p>
-        </w:tc>
-        <w:tc>
-          <w:tcPr/>
-          <w:p>
-            <w:pPr>
-              <w:pStyle w:val="Compact"/>
-            </w:pPr>
-            <w:r>
-              <w:t xml:space="preserve">0.75</w:t>
+              <w:t xml:space="preserve">-0.583 (-3.164 to 1.282)</w:t>
+            </w:r>
+          </w:p>
+        </w:tc>
+        <w:tc>
+          <w:tcPr/>
+          <w:p>
+            <w:pPr>
+              <w:pStyle w:val="Compact"/>
+            </w:pPr>
+            <w:r>
+              <w:t xml:space="preserve">1.145</w:t>
+            </w:r>
+          </w:p>
+        </w:tc>
+        <w:tc>
+          <w:tcPr/>
+          <w:p>
+            <w:pPr>
+              <w:pStyle w:val="Compact"/>
+            </w:pPr>
+            <w:r>
+              <w:t xml:space="preserve">0.76</w:t>
             </w:r>
           </w:p>
         </w:tc>
@@ -7351,29 +7419,29 @@
               <w:pStyle w:val="Compact"/>
             </w:pPr>
             <w:r>
-              <w:t xml:space="preserve">0.186 (-0.595 to 1.141)</w:t>
-            </w:r>
-          </w:p>
-        </w:tc>
-        <w:tc>
-          <w:tcPr/>
-          <w:p>
-            <w:pPr>
-              <w:pStyle w:val="Compact"/>
-            </w:pPr>
-            <w:r>
-              <w:t xml:space="preserve">0.450</w:t>
-            </w:r>
-          </w:p>
-        </w:tc>
-        <w:tc>
-          <w:tcPr/>
-          <w:p>
-            <w:pPr>
-              <w:pStyle w:val="Compact"/>
-            </w:pPr>
-            <w:r>
-              <w:t xml:space="preserve">0.90</w:t>
+              <w:t xml:space="preserve">0.214 (-0.553 to 1.149)</w:t>
+            </w:r>
+          </w:p>
+        </w:tc>
+        <w:tc>
+          <w:tcPr/>
+          <w:p>
+            <w:pPr>
+              <w:pStyle w:val="Compact"/>
+            </w:pPr>
+            <w:r>
+              <w:t xml:space="preserve">0.438</w:t>
+            </w:r>
+          </w:p>
+        </w:tc>
+        <w:tc>
+          <w:tcPr/>
+          <w:p>
+            <w:pPr>
+              <w:pStyle w:val="Compact"/>
+            </w:pPr>
+            <w:r>
+              <w:t xml:space="preserve">0.88</w:t>
             </w:r>
           </w:p>
         </w:tc>
@@ -7502,7 +7570,7 @@
               <w:pStyle w:val="Compact"/>
             </w:pPr>
             <w:r>
-              <w:t xml:space="preserve">5.8% to 18.5%</w:t>
+              <w:t xml:space="preserve">6.0% to 18.7%</w:t>
             </w:r>
           </w:p>
         </w:tc>
@@ -7548,7 +7616,7 @@
               <w:pStyle w:val="Compact"/>
             </w:pPr>
             <w:r>
-              <w:t xml:space="preserve">13.0% to 27.7%</w:t>
+              <w:t xml:space="preserve">13.1% to 27.8%</w:t>
             </w:r>
           </w:p>
         </w:tc>
@@ -7594,7 +7662,7 @@
               <w:pStyle w:val="Compact"/>
             </w:pPr>
             <w:r>
-              <w:t xml:space="preserve">22.5% to 40.1%</w:t>
+              <w:t xml:space="preserve">22.5% to 40.0%</w:t>
             </w:r>
           </w:p>
         </w:tc>
@@ -7640,7 +7708,7 @@
               <w:pStyle w:val="Compact"/>
             </w:pPr>
             <w:r>
-              <w:t xml:space="preserve">41.3% to 56.6%</w:t>
+              <w:t xml:space="preserve">41.7% to 56.6%</w:t>
             </w:r>
           </w:p>
         </w:tc>
@@ -7686,7 +7754,7 @@
               <w:pStyle w:val="Compact"/>
             </w:pPr>
             <w:r>
-              <w:t xml:space="preserve">44.5% to 56.9%</w:t>
+              <w:t xml:space="preserve">44.3% to 57.4%</w:t>
             </w:r>
           </w:p>
         </w:tc>
@@ -7732,7 +7800,7 @@
               <w:pStyle w:val="Compact"/>
             </w:pPr>
             <w:r>
-              <w:t xml:space="preserve">38.3% to 51.8%</w:t>
+              <w:t xml:space="preserve">37.9% to 51.9%</w:t>
             </w:r>
           </w:p>
         </w:tc>
@@ -7798,7 +7866,7 @@
         <w:pStyle w:val="BodyText"/>
       </w:pPr>
       <w:r>
-        <w:t xml:space="preserve">In 2015 the model estimated 2,224 (95% interval: 875–4,801) people in D, 8,451 (8,275–8,523) in J, 5,855 (5,654–5,949) in F and 33,683 (31,363–35,038) in X. The total was 50,223 (49,512–50,900) people with a history of injecting drugs. Of these, 9,286 (8,076–10,551) were viraemic. These sizes were not fitted; the modelled prison population is much larger than the 3,367 people with a known screening result in prison records.</w:t>
+        <w:t xml:space="preserve">In 2015 the model estimated 2,178 (95% interval: 839–4,651) people in D, 8,451 (8,283–8,520) in J, 5,857 (5,664–5,947) in F and 33,713 (31,476–35,073) in X. The total was 50,218 (49,496–50,893) people with a history of injecting drugs. Of these, 9,300 (8,084–10,601) were viraemic. These sizes were not fitted; the modelled prison population is much larger than the 3,367 people with a known screening result in prison records.</w:t>
       </w:r>
     </w:p>
     <w:bookmarkEnd w:id="23"/>
@@ -9319,7 +9387,72 @@
         <w:pStyle w:val="FirstParagraph"/>
       </w:pPr>
       <w:r>
-        <w:t xml:space="preserve">New infections are the annual flow from states u and r to state a in D and F, evaluated at the end of each calendar year. HCV deaths are the annual excess deaths in stages 3 and 4. Both are event counts per year. The reduction in 2030 is one minus the ratio of the 2030 value to the 2015 value. We also report these reductions for F and X combined.</w:t>
+        <w:t xml:space="preserve">New infections are the annual flow from states u and r to state a in D and F, evaluated at the end of each calendar year. HCV deaths are the annual excess deaths in stages 3 and 4 plus</w:t>
+      </w:r>
+      <w:r>
+        <w:t xml:space="preserve"> </w:t>
+      </w:r>
+      <m:oMath>
+        <m:r>
+          <m:rPr>
+            <m:sty m:val="p"/>
+          </m:rPr>
+          <m:t>(</m:t>
+        </m:r>
+        <m:sSub>
+          <m:e>
+            <m:r>
+              <m:t>s</m:t>
+            </m:r>
+          </m:e>
+          <m:sub>
+            <m:r>
+              <m:t>v</m:t>
+            </m:r>
+          </m:sub>
+        </m:sSub>
+        <m:r>
+          <m:rPr>
+            <m:sty m:val="p"/>
+          </m:rPr>
+          <m:t>−</m:t>
+        </m:r>
+        <m:sSub>
+          <m:e>
+            <m:r>
+              <m:t>s</m:t>
+            </m:r>
+          </m:e>
+          <m:sub>
+            <m:r>
+              <m:t>n</m:t>
+            </m:r>
+          </m:sub>
+        </m:sSub>
+        <m:r>
+          <m:rPr>
+            <m:sty m:val="p"/>
+          </m:rPr>
+          <m:t>)</m:t>
+        </m:r>
+        <m:sSub>
+          <m:e>
+            <m:r>
+              <m:t>μ</m:t>
+            </m:r>
+          </m:e>
+          <m:sub>
+            <m:r>
+              <m:t>i</m:t>
+            </m:r>
+          </m:sub>
+        </m:sSub>
+      </m:oMath>
+      <w:r>
+        <w:t xml:space="preserve"> </w:t>
+      </w:r>
+      <w:r>
+        <w:t xml:space="preserve">times the number of viraemic people (states a, c and t) in every group, stage and age. Both are event counts per year. The reduction in 2030 is one minus the ratio of the 2030 value to the 2015 value. We also report these reductions for F and X combined.</w:t>
       </w:r>
     </w:p>
     <w:bookmarkEnd w:id="27"/>
@@ -9337,7 +9470,7 @@
         <w:pStyle w:val="FirstParagraph"/>
       </w:pPr>
       <w:r>
-        <w:t xml:space="preserve">Costs were counted for F, J and X from 2026 to 2030 (Table S8). In F and X, each person screened had one antibody test. Each expected antibody positive person had one RNA test. Each treatment start had one consultation and one full drug course. In J, each antibody positive person entering prison had one antibody test. Each treatment start in J had one RNA test, one consultation and one drug course. Costs were counted in the year they occurred and discounted as</w:t>
+        <w:t xml:space="preserve">Costs were counted for F, J and X from 2026 to 2030 (Table S8). In F and X, each person screened had one antibody test. Each expected antibody positive person had one RNA test. Each treatment start had one consultation and one full drug course. In J the same rule applied to people entering prison: every entrant not on treatment had one antibody test and every expected antibody positive entrant one RNA test. Each treatment start in J had one consultation and one drug course. Costs were counted in the year they occurred and discounted as</w:t>
       </w:r>
       <w:r>
         <w:t xml:space="preserve"> </w:t>
@@ -9856,18 +9989,18 @@
               <w:pStyle w:val="Compact"/>
             </w:pPr>
             <w:r>
-              <w:t xml:space="preserve">85.6% (95% UI: 68.9%–91.3%)</w:t>
-            </w:r>
-          </w:p>
-        </w:tc>
-        <w:tc>
-          <w:tcPr/>
-          <w:p>
-            <w:pPr>
-              <w:pStyle w:val="Compact"/>
-            </w:pPr>
-            <w:r>
-              <w:t xml:space="preserve">45.8% (95% UI: 44.2%–47.4%)</w:t>
+              <w:t xml:space="preserve">85.7% (95% UI: 70.5%–91.3%)</w:t>
+            </w:r>
+          </w:p>
+        </w:tc>
+        <w:tc>
+          <w:tcPr/>
+          <w:p>
+            <w:pPr>
+              <w:pStyle w:val="Compact"/>
+            </w:pPr>
+            <w:r>
+              <w:t xml:space="preserve">54.9% (95% UI: 52.3%–57.4%)</w:t>
             </w:r>
           </w:p>
         </w:tc>
@@ -9889,18 +10022,18 @@
               <w:pStyle w:val="Compact"/>
             </w:pPr>
             <w:r>
-              <w:t xml:space="preserve">84.2% (95% UI: 64.8%–90.6%)</w:t>
-            </w:r>
-          </w:p>
-        </w:tc>
-        <w:tc>
-          <w:tcPr/>
-          <w:p>
-            <w:pPr>
-              <w:pStyle w:val="Compact"/>
-            </w:pPr>
-            <w:r>
-              <w:t xml:space="preserve">38.2% (95% UI: 36.9%–39.6%)</w:t>
+              <w:t xml:space="preserve">84.3% (95% UI: 66.5%–90.5%)</w:t>
+            </w:r>
+          </w:p>
+        </w:tc>
+        <w:tc>
+          <w:tcPr/>
+          <w:p>
+            <w:pPr>
+              <w:pStyle w:val="Compact"/>
+            </w:pPr>
+            <w:r>
+              <w:t xml:space="preserve">46.2% (95% UI: 43.8%–48.7%)</w:t>
             </w:r>
           </w:p>
         </w:tc>
@@ -9924,18 +10057,18 @@
               <w:pStyle w:val="Compact"/>
             </w:pPr>
             <w:r>
-              <w:t xml:space="preserve">86.7% (95% UI: 70.0%–92.1%)</w:t>
-            </w:r>
-          </w:p>
-        </w:tc>
-        <w:tc>
-          <w:tcPr/>
-          <w:p>
-            <w:pPr>
-              <w:pStyle w:val="Compact"/>
-            </w:pPr>
-            <w:r>
-              <w:t xml:space="preserve">47.2% (95% UI: 45.7%–48.8%)</w:t>
+              <w:t xml:space="preserve">86.8% (95% UI: 72.0%–92.0%)</w:t>
+            </w:r>
+          </w:p>
+        </w:tc>
+        <w:tc>
+          <w:tcPr/>
+          <w:p>
+            <w:pPr>
+              <w:pStyle w:val="Compact"/>
+            </w:pPr>
+            <w:r>
+              <w:t xml:space="preserve">56.8% (95% UI: 54.3%–59.3%)</w:t>
             </w:r>
           </w:p>
         </w:tc>
@@ -9957,18 +10090,18 @@
               <w:pStyle w:val="Compact"/>
             </w:pPr>
             <w:r>
-              <w:t xml:space="preserve">85.5% (95% UI: 66.3%–91.5%)</w:t>
-            </w:r>
-          </w:p>
-        </w:tc>
-        <w:tc>
-          <w:tcPr/>
-          <w:p>
-            <w:pPr>
-              <w:pStyle w:val="Compact"/>
-            </w:pPr>
-            <w:r>
-              <w:t xml:space="preserve">40.0% (95% UI: 38.7%–41.3%)</w:t>
+              <w:t xml:space="preserve">85.5% (95% UI: 68.1%–91.4%)</w:t>
+            </w:r>
+          </w:p>
+        </w:tc>
+        <w:tc>
+          <w:tcPr/>
+          <w:p>
+            <w:pPr>
+              <w:pStyle w:val="Compact"/>
+            </w:pPr>
+            <w:r>
+              <w:t xml:space="preserve">48.6% (95% UI: 46.3%–51.1%)</w:t>
             </w:r>
           </w:p>
         </w:tc>
@@ -9992,18 +10125,18 @@
               <w:pStyle w:val="Compact"/>
             </w:pPr>
             <w:r>
-              <w:t xml:space="preserve">87.4% (95% UI: 71.1%–92.6%)</w:t>
-            </w:r>
-          </w:p>
-        </w:tc>
-        <w:tc>
-          <w:tcPr/>
-          <w:p>
-            <w:pPr>
-              <w:pStyle w:val="Compact"/>
-            </w:pPr>
-            <w:r>
-              <w:t xml:space="preserve">48.2% (95% UI: 46.7%–49.7%)</w:t>
+              <w:t xml:space="preserve">87.5% (95% UI: 72.8%–92.5%)</w:t>
+            </w:r>
+          </w:p>
+        </w:tc>
+        <w:tc>
+          <w:tcPr/>
+          <w:p>
+            <w:pPr>
+              <w:pStyle w:val="Compact"/>
+            </w:pPr>
+            <w:r>
+              <w:t xml:space="preserve">58.1% (95% UI: 55.7%–60.5%)</w:t>
             </w:r>
           </w:p>
         </w:tc>
@@ -10025,18 +10158,18 @@
               <w:pStyle w:val="Compact"/>
             </w:pPr>
             <w:r>
-              <w:t xml:space="preserve">86.2% (95% UI: 67.2%–92.0%)</w:t>
-            </w:r>
-          </w:p>
-        </w:tc>
-        <w:tc>
-          <w:tcPr/>
-          <w:p>
-            <w:pPr>
-              <w:pStyle w:val="Compact"/>
-            </w:pPr>
-            <w:r>
-              <w:t xml:space="preserve">41.1% (95% UI: 39.9%–42.4%)</w:t>
+              <w:t xml:space="preserve">86.3% (95% UI: 68.9%–92.0%)</w:t>
+            </w:r>
+          </w:p>
+        </w:tc>
+        <w:tc>
+          <w:tcPr/>
+          <w:p>
+            <w:pPr>
+              <w:pStyle w:val="Compact"/>
+            </w:pPr>
+            <w:r>
+              <w:t xml:space="preserve">50.2% (95% UI: 47.9%–52.6%)</w:t>
             </w:r>
           </w:p>
         </w:tc>
@@ -10060,18 +10193,18 @@
               <w:pStyle w:val="Compact"/>
             </w:pPr>
             <w:r>
-              <w:t xml:space="preserve">89.1% (95% UI: 73.4%–93.8%)</w:t>
-            </w:r>
-          </w:p>
-        </w:tc>
-        <w:tc>
-          <w:tcPr/>
-          <w:p>
-            <w:pPr>
-              <w:pStyle w:val="Compact"/>
-            </w:pPr>
-            <w:r>
-              <w:t xml:space="preserve">50.4% (95% UI: 49.0%–51.8%)</w:t>
+              <w:t xml:space="preserve">89.2% (95% UI: 74.7%–93.7%)</w:t>
+            </w:r>
+          </w:p>
+        </w:tc>
+        <w:tc>
+          <w:tcPr/>
+          <w:p>
+            <w:pPr>
+              <w:pStyle w:val="Compact"/>
+            </w:pPr>
+            <w:r>
+              <w:t xml:space="preserve">61.1% (95% UI: 58.8%–63.3%)</w:t>
             </w:r>
           </w:p>
         </w:tc>
@@ -10093,18 +10226,18 @@
               <w:pStyle w:val="Compact"/>
             </w:pPr>
             <w:r>
-              <w:t xml:space="preserve">88.0% (95% UI: 69.6%–93.3%)</w:t>
-            </w:r>
-          </w:p>
-        </w:tc>
-        <w:tc>
-          <w:tcPr/>
-          <w:p>
-            <w:pPr>
-              <w:pStyle w:val="Compact"/>
-            </w:pPr>
-            <w:r>
-              <w:t xml:space="preserve">43.8% (95% UI: 42.6%–45.1%)</w:t>
+              <w:t xml:space="preserve">88.1% (95% UI: 71.2%–93.2%)</w:t>
+            </w:r>
+          </w:p>
+        </w:tc>
+        <w:tc>
+          <w:tcPr/>
+          <w:p>
+            <w:pPr>
+              <w:pStyle w:val="Compact"/>
+            </w:pPr>
+            <w:r>
+              <w:t xml:space="preserve">53.8% (95% UI: 51.6%–56.1%)</w:t>
             </w:r>
           </w:p>
         </w:tc>
@@ -10128,51 +10261,51 @@
               <w:pStyle w:val="Compact"/>
             </w:pPr>
             <w:r>
-              <w:t xml:space="preserve">93.0% (95% UI: 78.0%–96.5%)</w:t>
-            </w:r>
-          </w:p>
-        </w:tc>
-        <w:tc>
-          <w:tcPr/>
-          <w:p>
-            <w:pPr>
-              <w:pStyle w:val="Compact"/>
-            </w:pPr>
-            <w:r>
-              <w:t xml:space="preserve">56.1% (95% UI: 54.9%–57.2%)</w:t>
-            </w:r>
-          </w:p>
-        </w:tc>
-        <w:tc>
-          <w:tcPr/>
-          <w:p>
-            <w:pPr>
-              <w:pStyle w:val="Compact"/>
-            </w:pPr>
-            <w:r>
-              <w:t xml:space="preserve">0%</w:t>
-            </w:r>
-          </w:p>
-        </w:tc>
-        <w:tc>
-          <w:tcPr/>
-          <w:p>
-            <w:pPr>
-              <w:pStyle w:val="Compact"/>
-            </w:pPr>
-            <w:r>
-              <w:t xml:space="preserve">92.3% (95% UI: 74.8%–96.2%)</w:t>
-            </w:r>
-          </w:p>
-        </w:tc>
-        <w:tc>
-          <w:tcPr/>
-          <w:p>
-            <w:pPr>
-              <w:pStyle w:val="Compact"/>
-            </w:pPr>
-            <w:r>
-              <w:t xml:space="preserve">50.5% (95% UI: 49.5%–51.7%)</w:t>
+              <w:t xml:space="preserve">93.2% (95% UI: 79.3%–96.4%)</w:t>
+            </w:r>
+          </w:p>
+        </w:tc>
+        <w:tc>
+          <w:tcPr/>
+          <w:p>
+            <w:pPr>
+              <w:pStyle w:val="Compact"/>
+            </w:pPr>
+            <w:r>
+              <w:t xml:space="preserve">68.5% (95% UI: 66.6%–70.4%)</w:t>
+            </w:r>
+          </w:p>
+        </w:tc>
+        <w:tc>
+          <w:tcPr/>
+          <w:p>
+            <w:pPr>
+              <w:pStyle w:val="Compact"/>
+            </w:pPr>
+            <w:r>
+              <w:t xml:space="preserve">97%</w:t>
+            </w:r>
+          </w:p>
+        </w:tc>
+        <w:tc>
+          <w:tcPr/>
+          <w:p>
+            <w:pPr>
+              <w:pStyle w:val="Compact"/>
+            </w:pPr>
+            <w:r>
+              <w:t xml:space="preserve">92.5% (95% UI: 76.2%–96.1%)</w:t>
+            </w:r>
+          </w:p>
+        </w:tc>
+        <w:tc>
+          <w:tcPr/>
+          <w:p>
+            <w:pPr>
+              <w:pStyle w:val="Compact"/>
+            </w:pPr>
+            <w:r>
+              <w:t xml:space="preserve">63.0% (95% UI: 61.0%–64.9%)</w:t>
             </w:r>
           </w:p>
         </w:tc>
@@ -10196,51 +10329,51 @@
               <w:pStyle w:val="Compact"/>
             </w:pPr>
             <w:r>
-              <w:t xml:space="preserve">95.6% (95% UI: 80.6%–98.1%)</w:t>
-            </w:r>
-          </w:p>
-        </w:tc>
-        <w:tc>
-          <w:tcPr/>
-          <w:p>
-            <w:pPr>
-              <w:pStyle w:val="Compact"/>
-            </w:pPr>
-            <w:r>
-              <w:t xml:space="preserve">60.5% (95% UI: 59.5%–61.3%)</w:t>
-            </w:r>
-          </w:p>
-        </w:tc>
-        <w:tc>
-          <w:tcPr/>
-          <w:p>
-            <w:pPr>
-              <w:pStyle w:val="Compact"/>
-            </w:pPr>
-            <w:r>
-              <w:t xml:space="preserve">0%</w:t>
-            </w:r>
-          </w:p>
-        </w:tc>
-        <w:tc>
-          <w:tcPr/>
-          <w:p>
-            <w:pPr>
-              <w:pStyle w:val="Compact"/>
-            </w:pPr>
-            <w:r>
-              <w:t xml:space="preserve">95.2% (95% UI: 77.7%–98.0%)</w:t>
-            </w:r>
-          </w:p>
-        </w:tc>
-        <w:tc>
-          <w:tcPr/>
-          <w:p>
-            <w:pPr>
-              <w:pStyle w:val="Compact"/>
-            </w:pPr>
-            <w:r>
-              <w:t xml:space="preserve">55.8% (95% UI: 54.9%–56.7%)</w:t>
+              <w:t xml:space="preserve">95.7% (95% UI: 81.9%–98.1%)</w:t>
+            </w:r>
+          </w:p>
+        </w:tc>
+        <w:tc>
+          <w:tcPr/>
+          <w:p>
+            <w:pPr>
+              <w:pStyle w:val="Compact"/>
+            </w:pPr>
+            <w:r>
+              <w:t xml:space="preserve">74.1% (95% UI: 72.4%–75.7%)</w:t>
+            </w:r>
+          </w:p>
+        </w:tc>
+        <w:tc>
+          <w:tcPr/>
+          <w:p>
+            <w:pPr>
+              <w:pStyle w:val="Compact"/>
+            </w:pPr>
+            <w:r>
+              <w:t xml:space="preserve">98%</w:t>
+            </w:r>
+          </w:p>
+        </w:tc>
+        <w:tc>
+          <w:tcPr/>
+          <w:p>
+            <w:pPr>
+              <w:pStyle w:val="Compact"/>
+            </w:pPr>
+            <w:r>
+              <w:t xml:space="preserve">95.3% (95% UI: 79.3%–98.0%)</w:t>
+            </w:r>
+          </w:p>
+        </w:tc>
+        <w:tc>
+          <w:tcPr/>
+          <w:p>
+            <w:pPr>
+              <w:pStyle w:val="Compact"/>
+            </w:pPr>
+            <w:r>
+              <w:t xml:space="preserve">69.8% (95% UI: 68.1%–71.5%)</w:t>
             </w:r>
           </w:p>
         </w:tc>
@@ -10264,18 +10397,18 @@
               <w:pStyle w:val="Compact"/>
             </w:pPr>
             <w:r>
-              <w:t xml:space="preserve">87.8% (95% UI: 71.7%–92.9%)</w:t>
-            </w:r>
-          </w:p>
-        </w:tc>
-        <w:tc>
-          <w:tcPr/>
-          <w:p>
-            <w:pPr>
-              <w:pStyle w:val="Compact"/>
-            </w:pPr>
-            <w:r>
-              <w:t xml:space="preserve">46.8% (95% UI: 45.3%–48.4%)</w:t>
+              <w:t xml:space="preserve">87.9% (95% UI: 73.2%–92.8%)</w:t>
+            </w:r>
+          </w:p>
+        </w:tc>
+        <w:tc>
+          <w:tcPr/>
+          <w:p>
+            <w:pPr>
+              <w:pStyle w:val="Compact"/>
+            </w:pPr>
+            <w:r>
+              <w:t xml:space="preserve">56.4% (95% UI: 53.8%–58.9%)</w:t>
             </w:r>
           </w:p>
         </w:tc>
@@ -10297,18 +10430,18 @@
               <w:pStyle w:val="Compact"/>
             </w:pPr>
             <w:r>
-              <w:t xml:space="preserve">86.6% (95% UI: 67.9%–92.3%)</w:t>
-            </w:r>
-          </w:p>
-        </w:tc>
-        <w:tc>
-          <w:tcPr/>
-          <w:p>
-            <w:pPr>
-              <w:pStyle w:val="Compact"/>
-            </w:pPr>
-            <w:r>
-              <w:t xml:space="preserve">39.5% (95% UI: 38.2%–40.9%)</w:t>
+              <w:t xml:space="preserve">86.7% (95% UI: 69.5%–92.2%)</w:t>
+            </w:r>
+          </w:p>
+        </w:tc>
+        <w:tc>
+          <w:tcPr/>
+          <w:p>
+            <w:pPr>
+              <w:pStyle w:val="Compact"/>
+            </w:pPr>
+            <w:r>
+              <w:t xml:space="preserve">48.0% (95% UI: 45.6%–50.5%)</w:t>
             </w:r>
           </w:p>
         </w:tc>
@@ -10332,18 +10465,18 @@
               <w:pStyle w:val="Compact"/>
             </w:pPr>
             <w:r>
-              <w:t xml:space="preserve">89.1% (95% UI: 73.4%–93.8%)</w:t>
-            </w:r>
-          </w:p>
-        </w:tc>
-        <w:tc>
-          <w:tcPr/>
-          <w:p>
-            <w:pPr>
-              <w:pStyle w:val="Compact"/>
-            </w:pPr>
-            <w:r>
-              <w:t xml:space="preserve">47.5% (95% UI: 46.0%–49.0%)</w:t>
+              <w:t xml:space="preserve">89.2% (95% UI: 74.7%–93.7%)</w:t>
+            </w:r>
+          </w:p>
+        </w:tc>
+        <w:tc>
+          <w:tcPr/>
+          <w:p>
+            <w:pPr>
+              <w:pStyle w:val="Compact"/>
+            </w:pPr>
+            <w:r>
+              <w:t xml:space="preserve">57.3% (95% UI: 54.8%–59.8%)</w:t>
             </w:r>
           </w:p>
         </w:tc>
@@ -10365,18 +10498,18 @@
               <w:pStyle w:val="Compact"/>
             </w:pPr>
             <w:r>
-              <w:t xml:space="preserve">88.0% (95% UI: 69.6%–93.3%)</w:t>
-            </w:r>
-          </w:p>
-        </w:tc>
-        <w:tc>
-          <w:tcPr/>
-          <w:p>
-            <w:pPr>
-              <w:pStyle w:val="Compact"/>
-            </w:pPr>
-            <w:r>
-              <w:t xml:space="preserve">40.3% (95% UI: 39.0%–41.7%)</w:t>
+              <w:t xml:space="preserve">88.1% (95% UI: 71.2%–93.2%)</w:t>
+            </w:r>
+          </w:p>
+        </w:tc>
+        <w:tc>
+          <w:tcPr/>
+          <w:p>
+            <w:pPr>
+              <w:pStyle w:val="Compact"/>
+            </w:pPr>
+            <w:r>
+              <w:t xml:space="preserve">49.2% (95% UI: 46.8%–51.7%)</w:t>
             </w:r>
           </w:p>
         </w:tc>
@@ -10400,18 +10533,18 @@
               <w:pStyle w:val="Compact"/>
             </w:pPr>
             <w:r>
-              <w:t xml:space="preserve">91.9% (95% UI: 76.5%–95.7%)</w:t>
-            </w:r>
-          </w:p>
-        </w:tc>
-        <w:tc>
-          <w:tcPr/>
-          <w:p>
-            <w:pPr>
-              <w:pStyle w:val="Compact"/>
-            </w:pPr>
-            <w:r>
-              <w:t xml:space="preserve">49.1% (95% UI: 47.6%–50.6%)</w:t>
+              <w:t xml:space="preserve">92.0% (95% UI: 78.0%–95.7%)</w:t>
+            </w:r>
+          </w:p>
+        </w:tc>
+        <w:tc>
+          <w:tcPr/>
+          <w:p>
+            <w:pPr>
+              <w:pStyle w:val="Compact"/>
+            </w:pPr>
+            <w:r>
+              <w:t xml:space="preserve">59.6% (95% UI: 57.1%–62.0%)</w:t>
             </w:r>
           </w:p>
         </w:tc>
@@ -10433,18 +10566,18 @@
               <w:pStyle w:val="Compact"/>
             </w:pPr>
             <w:r>
-              <w:t xml:space="preserve">91.0% (95% UI: 73.1%–95.4%)</w:t>
-            </w:r>
-          </w:p>
-        </w:tc>
-        <w:tc>
-          <w:tcPr/>
-          <w:p>
-            <w:pPr>
-              <w:pStyle w:val="Compact"/>
-            </w:pPr>
-            <w:r>
-              <w:t xml:space="preserve">42.2% (95% UI: 40.9%–43.5%)</w:t>
+              <w:t xml:space="preserve">91.2% (95% UI: 74.8%–95.3%)</w:t>
+            </w:r>
+          </w:p>
+        </w:tc>
+        <w:tc>
+          <w:tcPr/>
+          <w:p>
+            <w:pPr>
+              <w:pStyle w:val="Compact"/>
+            </w:pPr>
+            <w:r>
+              <w:t xml:space="preserve">51.9% (95% UI: 49.5%–54.3%)</w:t>
             </w:r>
           </w:p>
         </w:tc>
@@ -10468,51 +10601,51 @@
               <w:pStyle w:val="Compact"/>
             </w:pPr>
             <w:r>
-              <w:t xml:space="preserve">96.8% (95% UI: 82.0%–98.9%)</w:t>
-            </w:r>
-          </w:p>
-        </w:tc>
-        <w:tc>
-          <w:tcPr/>
-          <w:p>
-            <w:pPr>
-              <w:pStyle w:val="Compact"/>
-            </w:pPr>
-            <w:r>
-              <w:t xml:space="preserve">53.4% (95% UI: 52.0%–54.6%)</w:t>
-            </w:r>
-          </w:p>
-        </w:tc>
-        <w:tc>
-          <w:tcPr/>
-          <w:p>
-            <w:pPr>
-              <w:pStyle w:val="Compact"/>
-            </w:pPr>
-            <w:r>
-              <w:t xml:space="preserve">0%</w:t>
-            </w:r>
-          </w:p>
-        </w:tc>
-        <w:tc>
-          <w:tcPr/>
-          <w:p>
-            <w:pPr>
-              <w:pStyle w:val="Compact"/>
-            </w:pPr>
-            <w:r>
-              <w:t xml:space="preserve">96.4% (95% UI: 79.5%–98.8%)</w:t>
-            </w:r>
-          </w:p>
-        </w:tc>
-        <w:tc>
-          <w:tcPr/>
-          <w:p>
-            <w:pPr>
-              <w:pStyle w:val="Compact"/>
-            </w:pPr>
-            <w:r>
-              <w:t xml:space="preserve">47.2% (95% UI: 46.1%–48.5%)</w:t>
+              <w:t xml:space="preserve">96.9% (95% UI: 83.2%–98.8%)</w:t>
+            </w:r>
+          </w:p>
+        </w:tc>
+        <w:tc>
+          <w:tcPr/>
+          <w:p>
+            <w:pPr>
+              <w:pStyle w:val="Compact"/>
+            </w:pPr>
+            <w:r>
+              <w:t xml:space="preserve">65.2% (95% UI: 63.0%–67.4%)</w:t>
+            </w:r>
+          </w:p>
+        </w:tc>
+        <w:tc>
+          <w:tcPr/>
+          <w:p>
+            <w:pPr>
+              <w:pStyle w:val="Compact"/>
+            </w:pPr>
+            <w:r>
+              <w:t xml:space="preserve">57%</w:t>
+            </w:r>
+          </w:p>
+        </w:tc>
+        <w:tc>
+          <w:tcPr/>
+          <w:p>
+            <w:pPr>
+              <w:pStyle w:val="Compact"/>
+            </w:pPr>
+            <w:r>
+              <w:t xml:space="preserve">96.5% (95% UI: 81.1%–98.7%)</w:t>
+            </w:r>
+          </w:p>
+        </w:tc>
+        <w:tc>
+          <w:tcPr/>
+          <w:p>
+            <w:pPr>
+              <w:pStyle w:val="Compact"/>
+            </w:pPr>
+            <w:r>
+              <w:t xml:space="preserve">58.8% (95% UI: 56.6%–61.1%)</w:t>
             </w:r>
           </w:p>
         </w:tc>
@@ -10536,51 +10669,51 @@
               <w:pStyle w:val="Compact"/>
             </w:pPr>
             <w:r>
-              <w:t xml:space="preserve">98.5% (95% UI: 84.3%–99.8%)</w:t>
-            </w:r>
-          </w:p>
-        </w:tc>
-        <w:tc>
-          <w:tcPr/>
-          <w:p>
-            <w:pPr>
-              <w:pStyle w:val="Compact"/>
-            </w:pPr>
-            <w:r>
-              <w:t xml:space="preserve">56.9% (95% UI: 55.7%–58.0%)</w:t>
-            </w:r>
-          </w:p>
-        </w:tc>
-        <w:tc>
-          <w:tcPr/>
-          <w:p>
-            <w:pPr>
-              <w:pStyle w:val="Compact"/>
-            </w:pPr>
-            <w:r>
-              <w:t xml:space="preserve">0%</w:t>
-            </w:r>
-          </w:p>
-        </w:tc>
-        <w:tc>
-          <w:tcPr/>
-          <w:p>
-            <w:pPr>
-              <w:pStyle w:val="Compact"/>
-            </w:pPr>
-            <w:r>
-              <w:t xml:space="preserve">98.3% (95% UI: 82.0%–99.8%)</w:t>
-            </w:r>
-          </w:p>
-        </w:tc>
-        <w:tc>
-          <w:tcPr/>
-          <w:p>
-            <w:pPr>
-              <w:pStyle w:val="Compact"/>
-            </w:pPr>
-            <w:r>
-              <w:t xml:space="preserve">51.4% (95% UI: 50.4%–52.6%)</w:t>
+              <w:t xml:space="preserve">98.6% (95% UI: 85.6%–99.8%)</w:t>
+            </w:r>
+          </w:p>
+        </w:tc>
+        <w:tc>
+          <w:tcPr/>
+          <w:p>
+            <w:pPr>
+              <w:pStyle w:val="Compact"/>
+            </w:pPr>
+            <w:r>
+              <w:t xml:space="preserve">69.7% (95% UI: 67.7%–71.7%)</w:t>
+            </w:r>
+          </w:p>
+        </w:tc>
+        <w:tc>
+          <w:tcPr/>
+          <w:p>
+            <w:pPr>
+              <w:pStyle w:val="Compact"/>
+            </w:pPr>
+            <w:r>
+              <w:t xml:space="preserve">100%</w:t>
+            </w:r>
+          </w:p>
+        </w:tc>
+        <w:tc>
+          <w:tcPr/>
+          <w:p>
+            <w:pPr>
+              <w:pStyle w:val="Compact"/>
+            </w:pPr>
+            <w:r>
+              <w:t xml:space="preserve">98.5% (95% UI: 83.4%–99.8%)</w:t>
+            </w:r>
+          </w:p>
+        </w:tc>
+        <w:tc>
+          <w:tcPr/>
+          <w:p>
+            <w:pPr>
+              <w:pStyle w:val="Compact"/>
+            </w:pPr>
+            <w:r>
+              <w:t xml:space="preserve">64.3% (95% UI: 62.3%–66.4%)</w:t>
             </w:r>
           </w:p>
         </w:tc>
@@ -10604,18 +10737,18 @@
               <w:pStyle w:val="Compact"/>
             </w:pPr>
             <w:r>
-              <w:t xml:space="preserve">88.8% (95% UI: 72.9%–93.6%)</w:t>
-            </w:r>
-          </w:p>
-        </w:tc>
-        <w:tc>
-          <w:tcPr/>
-          <w:p>
-            <w:pPr>
-              <w:pStyle w:val="Compact"/>
-            </w:pPr>
-            <w:r>
-              <w:t xml:space="preserve">46.4% (95% UI: 44.8%–48.0%)</w:t>
+              <w:t xml:space="preserve">88.9% (95% UI: 74.2%–93.5%)</w:t>
+            </w:r>
+          </w:p>
+        </w:tc>
+        <w:tc>
+          <w:tcPr/>
+          <w:p>
+            <w:pPr>
+              <w:pStyle w:val="Compact"/>
+            </w:pPr>
+            <w:r>
+              <w:t xml:space="preserve">55.9% (95% UI: 53.3%–58.4%)</w:t>
             </w:r>
           </w:p>
         </w:tc>
@@ -10637,18 +10770,18 @@
               <w:pStyle w:val="Compact"/>
             </w:pPr>
             <w:r>
-              <w:t xml:space="preserve">87.6% (95% UI: 69.2%–93.1%)</w:t>
-            </w:r>
-          </w:p>
-        </w:tc>
-        <w:tc>
-          <w:tcPr/>
-          <w:p>
-            <w:pPr>
-              <w:pStyle w:val="Compact"/>
-            </w:pPr>
-            <w:r>
-              <w:t xml:space="preserve">39.0% (95% UI: 37.6%–40.4%)</w:t>
+              <w:t xml:space="preserve">87.8% (95% UI: 70.7%–93.0%)</w:t>
+            </w:r>
+          </w:p>
+        </w:tc>
+        <w:tc>
+          <w:tcPr/>
+          <w:p>
+            <w:pPr>
+              <w:pStyle w:val="Compact"/>
+            </w:pPr>
+            <w:r>
+              <w:t xml:space="preserve">47.4% (95% UI: 44.9%–49.9%)</w:t>
             </w:r>
           </w:p>
         </w:tc>
@@ -10672,18 +10805,18 @@
               <w:pStyle w:val="Compact"/>
             </w:pPr>
             <w:r>
-              <w:t xml:space="preserve">90.6% (95% UI: 75.2%–94.8%)</w:t>
-            </w:r>
-          </w:p>
-        </w:tc>
-        <w:tc>
-          <w:tcPr/>
-          <w:p>
-            <w:pPr>
-              <w:pStyle w:val="Compact"/>
-            </w:pPr>
-            <w:r>
-              <w:t xml:space="preserve">46.8% (95% UI: 45.2%–48.4%)</w:t>
+              <w:t xml:space="preserve">90.7% (95% UI: 76.7%–94.8%)</w:t>
+            </w:r>
+          </w:p>
+        </w:tc>
+        <w:tc>
+          <w:tcPr/>
+          <w:p>
+            <w:pPr>
+              <w:pStyle w:val="Compact"/>
+            </w:pPr>
+            <w:r>
+              <w:t xml:space="preserve">56.5% (95% UI: 53.9%–59.1%)</w:t>
             </w:r>
           </w:p>
         </w:tc>
@@ -10705,18 +10838,18 @@
               <w:pStyle w:val="Compact"/>
             </w:pPr>
             <w:r>
-              <w:t xml:space="preserve">89.6% (95% UI: 71.7%–94.4%)</w:t>
-            </w:r>
-          </w:p>
-        </w:tc>
-        <w:tc>
-          <w:tcPr/>
-          <w:p>
-            <w:pPr>
-              <w:pStyle w:val="Compact"/>
-            </w:pPr>
-            <w:r>
-              <w:t xml:space="preserve">39.4% (95% UI: 38.1%–40.8%)</w:t>
+              <w:t xml:space="preserve">89.8% (95% UI: 73.4%–94.4%)</w:t>
+            </w:r>
+          </w:p>
+        </w:tc>
+        <w:tc>
+          <w:tcPr/>
+          <w:p>
+            <w:pPr>
+              <w:pStyle w:val="Compact"/>
+            </w:pPr>
+            <w:r>
+              <w:t xml:space="preserve">48.1% (95% UI: 45.6%–50.7%)</w:t>
             </w:r>
           </w:p>
         </w:tc>
@@ -10740,18 +10873,18 @@
               <w:pStyle w:val="Compact"/>
             </w:pPr>
             <w:r>
-              <w:t xml:space="preserve">94.1% (95% UI: 79.1%–97.1%)</w:t>
-            </w:r>
-          </w:p>
-        </w:tc>
-        <w:tc>
-          <w:tcPr/>
-          <w:p>
-            <w:pPr>
-              <w:pStyle w:val="Compact"/>
-            </w:pPr>
-            <w:r>
-              <w:t xml:space="preserve">47.7% (95% UI: 46.2%–49.3%)</w:t>
+              <w:t xml:space="preserve">94.2% (95% UI: 80.2%–97.1%)</w:t>
+            </w:r>
+          </w:p>
+        </w:tc>
+        <w:tc>
+          <w:tcPr/>
+          <w:p>
+            <w:pPr>
+              <w:pStyle w:val="Compact"/>
+            </w:pPr>
+            <w:r>
+              <w:t xml:space="preserve">57.8% (95% UI: 55.2%–60.5%)</w:t>
             </w:r>
           </w:p>
         </w:tc>
@@ -10773,18 +10906,18 @@
               <w:pStyle w:val="Compact"/>
             </w:pPr>
             <w:r>
-              <w:t xml:space="preserve">93.4% (95% UI: 75.9%–96.9%)</w:t>
-            </w:r>
-          </w:p>
-        </w:tc>
-        <w:tc>
-          <w:tcPr/>
-          <w:p>
-            <w:pPr>
-              <w:pStyle w:val="Compact"/>
-            </w:pPr>
-            <w:r>
-              <w:t xml:space="preserve">40.5% (95% UI: 39.2%–41.9%)</w:t>
+              <w:t xml:space="preserve">93.6% (95% UI: 77.3%–96.9%)</w:t>
+            </w:r>
+          </w:p>
+        </w:tc>
+        <w:tc>
+          <w:tcPr/>
+          <w:p>
+            <w:pPr>
+              <w:pStyle w:val="Compact"/>
+            </w:pPr>
+            <w:r>
+              <w:t xml:space="preserve">49.7% (95% UI: 47.2%–52.3%)</w:t>
             </w:r>
           </w:p>
         </w:tc>
@@ -10808,18 +10941,18 @@
               <w:pStyle w:val="Compact"/>
             </w:pPr>
             <w:r>
-              <w:t xml:space="preserve">98.3% (95% UI: 84.1%–99.7%)</w:t>
-            </w:r>
-          </w:p>
-        </w:tc>
-        <w:tc>
-          <w:tcPr/>
-          <w:p>
-            <w:pPr>
-              <w:pStyle w:val="Compact"/>
-            </w:pPr>
-            <w:r>
-              <w:t xml:space="preserve">50.1% (95% UI: 48.7%–51.6%)</w:t>
+              <w:t xml:space="preserve">98.5% (95% UI: 85.3%–99.7%)</w:t>
+            </w:r>
+          </w:p>
+        </w:tc>
+        <w:tc>
+          <w:tcPr/>
+          <w:p>
+            <w:pPr>
+              <w:pStyle w:val="Compact"/>
+            </w:pPr>
+            <w:r>
+              <w:t xml:space="preserve">61.1% (95% UI: 58.5%–63.7%)</w:t>
             </w:r>
           </w:p>
         </w:tc>
@@ -10841,18 +10974,18 @@
               <w:pStyle w:val="Compact"/>
             </w:pPr>
             <w:r>
-              <w:t xml:space="preserve">98.1% (95% UI: 81.7%–99.7%)</w:t>
-            </w:r>
-          </w:p>
-        </w:tc>
-        <w:tc>
-          <w:tcPr/>
-          <w:p>
-            <w:pPr>
-              <w:pStyle w:val="Compact"/>
-            </w:pPr>
-            <w:r>
-              <w:t xml:space="preserve">43.3% (95% UI: 42.1%–44.7%)</w:t>
+              <w:t xml:space="preserve">98.3% (95% UI: 83.1%–99.7%)</w:t>
+            </w:r>
+          </w:p>
+        </w:tc>
+        <w:tc>
+          <w:tcPr/>
+          <w:p>
+            <w:pPr>
+              <w:pStyle w:val="Compact"/>
+            </w:pPr>
+            <w:r>
+              <w:t xml:space="preserve">53.7% (95% UI: 51.2%–56.2%)</w:t>
             </w:r>
           </w:p>
         </w:tc>
@@ -10876,51 +11009,51 @@
               <w:pStyle w:val="Compact"/>
             </w:pPr>
             <w:r>
-              <w:t xml:space="preserve">99.0% (95% UI: 85.3%–100.0%)</w:t>
-            </w:r>
-          </w:p>
-        </w:tc>
-        <w:tc>
-          <w:tcPr/>
-          <w:p>
-            <w:pPr>
-              <w:pStyle w:val="Compact"/>
-            </w:pPr>
-            <w:r>
-              <w:t xml:space="preserve">52.2% (95% UI: 50.8%–53.6%)</w:t>
-            </w:r>
-          </w:p>
-        </w:tc>
-        <w:tc>
-          <w:tcPr/>
-          <w:p>
-            <w:pPr>
-              <w:pStyle w:val="Compact"/>
-            </w:pPr>
-            <w:r>
-              <w:t xml:space="preserve">0%</w:t>
-            </w:r>
-          </w:p>
-        </w:tc>
-        <w:tc>
-          <w:tcPr/>
-          <w:p>
-            <w:pPr>
-              <w:pStyle w:val="Compact"/>
-            </w:pPr>
-            <w:r>
-              <w:t xml:space="preserve">98.9% (95% UI: 83.1%–100.0%)</w:t>
-            </w:r>
-          </w:p>
-        </w:tc>
-        <w:tc>
-          <w:tcPr/>
-          <w:p>
-            <w:pPr>
-              <w:pStyle w:val="Compact"/>
-            </w:pPr>
-            <w:r>
-              <w:t xml:space="preserve">45.8% (95% UI: 44.6%–47.1%)</w:t>
+              <w:t xml:space="preserve">99.1% (95% UI: 86.7%–100.0%)</w:t>
+            </w:r>
+          </w:p>
+        </w:tc>
+        <w:tc>
+          <w:tcPr/>
+          <w:p>
+            <w:pPr>
+              <w:pStyle w:val="Compact"/>
+            </w:pPr>
+            <w:r>
+              <w:t xml:space="preserve">63.8% (95% UI: 61.4%–66.2%)</w:t>
+            </w:r>
+          </w:p>
+        </w:tc>
+        <w:tc>
+          <w:tcPr/>
+          <w:p>
+            <w:pPr>
+              <w:pStyle w:val="Compact"/>
+            </w:pPr>
+            <w:r>
+              <w:t xml:space="preserve">17%</w:t>
+            </w:r>
+          </w:p>
+        </w:tc>
+        <w:tc>
+          <w:tcPr/>
+          <w:p>
+            <w:pPr>
+              <w:pStyle w:val="Compact"/>
+            </w:pPr>
+            <w:r>
+              <w:t xml:space="preserve">99.0% (95% UI: 84.7%–100.0%)</w:t>
+            </w:r>
+          </w:p>
+        </w:tc>
+        <w:tc>
+          <w:tcPr/>
+          <w:p>
+            <w:pPr>
+              <w:pStyle w:val="Compact"/>
+            </w:pPr>
+            <w:r>
+              <w:t xml:space="preserve">56.9% (95% UI: 54.6%–59.5%)</w:t>
             </w:r>
           </w:p>
         </w:tc>
@@ -10944,18 +11077,18 @@
               <w:pStyle w:val="Compact"/>
             </w:pPr>
             <w:r>
-              <w:t xml:space="preserve">99.0% (95% UI: 85.3%–100.0%)</w:t>
-            </w:r>
-          </w:p>
-        </w:tc>
-        <w:tc>
-          <w:tcPr/>
-          <w:p>
-            <w:pPr>
-              <w:pStyle w:val="Compact"/>
-            </w:pPr>
-            <w:r>
-              <w:t xml:space="preserve">71.5% (95% UI: 70.4%–71.9%)</w:t>
+              <w:t xml:space="preserve">99.1% (95% UI: 86.7%–100.0%)</w:t>
+            </w:r>
+          </w:p>
+        </w:tc>
+        <w:tc>
+          <w:tcPr/>
+          <w:p>
+            <w:pPr>
+              <w:pStyle w:val="Compact"/>
+            </w:pPr>
+            <w:r>
+              <w:t xml:space="preserve">87.1% (95% UI: 85.7%–88.0%)</w:t>
             </w:r>
           </w:p>
         </w:tc>
@@ -10977,18 +11110,18 @@
               <w:pStyle w:val="Compact"/>
             </w:pPr>
             <w:r>
-              <w:t xml:space="preserve">98.9% (95% UI: 83.1%–100.0%)</w:t>
-            </w:r>
-          </w:p>
-        </w:tc>
-        <w:tc>
-          <w:tcPr/>
-          <w:p>
-            <w:pPr>
-              <w:pStyle w:val="Compact"/>
-            </w:pPr>
-            <w:r>
-              <w:t xml:space="preserve">69.0% (95% UI: 68.4%–69.2%)</w:t>
+              <w:t xml:space="preserve">99.0% (95% UI: 84.7%–100.0%)</w:t>
+            </w:r>
+          </w:p>
+        </w:tc>
+        <w:tc>
+          <w:tcPr/>
+          <w:p>
+            <w:pPr>
+              <w:pStyle w:val="Compact"/>
+            </w:pPr>
+            <w:r>
+              <w:t xml:space="preserve">85.7% (95% UI: 84.8%–86.6%)</w:t>
             </w:r>
           </w:p>
         </w:tc>
@@ -11284,18 +11417,18 @@
               <w:pStyle w:val="Compact"/>
             </w:pPr>
             <w:r>
-              <w:t xml:space="preserve">723 (95% UI: 541–1,102)</w:t>
-            </w:r>
-          </w:p>
-        </w:tc>
-        <w:tc>
-          <w:tcPr/>
-          <w:p>
-            <w:pPr>
-              <w:pStyle w:val="Compact"/>
-            </w:pPr>
-            <w:r>
-              <w:t xml:space="preserve">S$28.1 million (95% UI: S$21.1 million–S$42.7 million)</w:t>
+              <w:t xml:space="preserve">721 (95% UI: 539–1,085)</w:t>
+            </w:r>
+          </w:p>
+        </w:tc>
+        <w:tc>
+          <w:tcPr/>
+          <w:p>
+            <w:pPr>
+              <w:pStyle w:val="Compact"/>
+            </w:pPr>
+            <w:r>
+              <w:t xml:space="preserve">S$29.3 million (95% UI: S$22.2 million–S$43.4 million)</w:t>
             </w:r>
           </w:p>
         </w:tc>
@@ -11341,40 +11474,40 @@
               <w:pStyle w:val="Compact"/>
             </w:pPr>
             <w:r>
-              <w:t xml:space="preserve">691 (95% UI: 599–797)</w:t>
-            </w:r>
-          </w:p>
-        </w:tc>
-        <w:tc>
-          <w:tcPr/>
-          <w:p>
-            <w:pPr>
-              <w:pStyle w:val="Compact"/>
-            </w:pPr>
-            <w:r>
-              <w:t xml:space="preserve">213 (95% UI: 179–252)</w:t>
-            </w:r>
-          </w:p>
-        </w:tc>
-        <w:tc>
-          <w:tcPr/>
-          <w:p>
-            <w:pPr>
-              <w:pStyle w:val="Compact"/>
-            </w:pPr>
-            <w:r>
-              <w:t xml:space="preserve">691 (95% UI: 515–1,074)</w:t>
-            </w:r>
-          </w:p>
-        </w:tc>
-        <w:tc>
-          <w:tcPr/>
-          <w:p>
-            <w:pPr>
-              <w:pStyle w:val="Compact"/>
-            </w:pPr>
-            <w:r>
-              <w:t xml:space="preserve">S$35.5 million (95% UI: S$28.0 million–S$50.5 million)</w:t>
+              <w:t xml:space="preserve">690 (95% UI: 594–795)</w:t>
+            </w:r>
+          </w:p>
+        </w:tc>
+        <w:tc>
+          <w:tcPr/>
+          <w:p>
+            <w:pPr>
+              <w:pStyle w:val="Compact"/>
+            </w:pPr>
+            <w:r>
+              <w:t xml:space="preserve">213 (95% UI: 178–252)</w:t>
+            </w:r>
+          </w:p>
+        </w:tc>
+        <w:tc>
+          <w:tcPr/>
+          <w:p>
+            <w:pPr>
+              <w:pStyle w:val="Compact"/>
+            </w:pPr>
+            <w:r>
+              <w:t xml:space="preserve">689 (95% UI: 514–1,053)</w:t>
+            </w:r>
+          </w:p>
+        </w:tc>
+        <w:tc>
+          <w:tcPr/>
+          <w:p>
+            <w:pPr>
+              <w:pStyle w:val="Compact"/>
+            </w:pPr>
+            <w:r>
+              <w:t xml:space="preserve">S$36.7 million (95% UI: S$28.9 million–S$51.2 million)</w:t>
             </w:r>
           </w:p>
         </w:tc>
@@ -11420,40 +11553,40 @@
               <w:pStyle w:val="Compact"/>
             </w:pPr>
             <w:r>
-              <w:t xml:space="preserve">1,152 (95% UI: 997–1,327)</w:t>
-            </w:r>
-          </w:p>
-        </w:tc>
-        <w:tc>
-          <w:tcPr/>
-          <w:p>
-            <w:pPr>
-              <w:pStyle w:val="Compact"/>
-            </w:pPr>
-            <w:r>
-              <w:t xml:space="preserve">349 (95% UI: 294–413)</w:t>
-            </w:r>
-          </w:p>
-        </w:tc>
-        <w:tc>
-          <w:tcPr/>
-          <w:p>
-            <w:pPr>
-              <w:pStyle w:val="Compact"/>
-            </w:pPr>
-            <w:r>
-              <w:t xml:space="preserve">671 (95% UI: 501–1,053)</w:t>
-            </w:r>
-          </w:p>
-        </w:tc>
-        <w:tc>
-          <w:tcPr/>
-          <w:p>
-            <w:pPr>
-              <w:pStyle w:val="Compact"/>
-            </w:pPr>
-            <w:r>
-              <w:t xml:space="preserve">S$40.2 million (95% UI: S$32.2 million–S$55.5 million)</w:t>
+              <w:t xml:space="preserve">1,150 (95% UI: 990–1,324)</w:t>
+            </w:r>
+          </w:p>
+        </w:tc>
+        <w:tc>
+          <w:tcPr/>
+          <w:p>
+            <w:pPr>
+              <w:pStyle w:val="Compact"/>
+            </w:pPr>
+            <w:r>
+              <w:t xml:space="preserve">349 (95% UI: 292–413)</w:t>
+            </w:r>
+          </w:p>
+        </w:tc>
+        <w:tc>
+          <w:tcPr/>
+          <w:p>
+            <w:pPr>
+              <w:pStyle w:val="Compact"/>
+            </w:pPr>
+            <w:r>
+              <w:t xml:space="preserve">668 (95% UI: 498–1,028)</w:t>
+            </w:r>
+          </w:p>
+        </w:tc>
+        <w:tc>
+          <w:tcPr/>
+          <w:p>
+            <w:pPr>
+              <w:pStyle w:val="Compact"/>
+            </w:pPr>
+            <w:r>
+              <w:t xml:space="preserve">S$41.4 million (95% UI: S$33.1 million–S$56.2 million)</w:t>
             </w:r>
           </w:p>
         </w:tc>
@@ -11499,51 +11632,51 @@
               <w:pStyle w:val="Compact"/>
             </w:pPr>
             <w:r>
-              <w:t xml:space="preserve">2,304 (95% UI: 1,994–2,654)</w:t>
-            </w:r>
-          </w:p>
-        </w:tc>
-        <w:tc>
-          <w:tcPr/>
-          <w:p>
-            <w:pPr>
-              <w:pStyle w:val="Compact"/>
-            </w:pPr>
-            <w:r>
-              <w:t xml:space="preserve">668 (95% UI: 563–792)</w:t>
-            </w:r>
-          </w:p>
-        </w:tc>
-        <w:tc>
-          <w:tcPr/>
-          <w:p>
-            <w:pPr>
-              <w:pStyle w:val="Compact"/>
-            </w:pPr>
-            <w:r>
-              <w:t xml:space="preserve">623 (95% UI: 461–985)</w:t>
-            </w:r>
-          </w:p>
-        </w:tc>
-        <w:tc>
-          <w:tcPr/>
-          <w:p>
-            <w:pPr>
-              <w:pStyle w:val="Compact"/>
-            </w:pPr>
-            <w:r>
-              <w:t xml:space="preserve">S$51.3 million (95% UI: S$42.1 million–S$67.6 million)</w:t>
-            </w:r>
-          </w:p>
-        </w:tc>
-        <w:tc>
-          <w:tcPr/>
-          <w:p>
-            <w:pPr>
-              <w:pStyle w:val="Compact"/>
-            </w:pPr>
-            <w:r>
-              <w:t xml:space="preserve">S$22.9 million (95% UI: S$19.0 million–S$27.4 million)</w:t>
+              <w:t xml:space="preserve">2,299 (95% UI: 1,978–2,648)</w:t>
+            </w:r>
+          </w:p>
+        </w:tc>
+        <w:tc>
+          <w:tcPr/>
+          <w:p>
+            <w:pPr>
+              <w:pStyle w:val="Compact"/>
+            </w:pPr>
+            <w:r>
+              <w:t xml:space="preserve">669 (95% UI: 560–792)</w:t>
+            </w:r>
+          </w:p>
+        </w:tc>
+        <w:tc>
+          <w:tcPr/>
+          <w:p>
+            <w:pPr>
+              <w:pStyle w:val="Compact"/>
+            </w:pPr>
+            <w:r>
+              <w:t xml:space="preserve">620 (95% UI: 460–969)</w:t>
+            </w:r>
+          </w:p>
+        </w:tc>
+        <w:tc>
+          <w:tcPr/>
+          <w:p>
+            <w:pPr>
+              <w:pStyle w:val="Compact"/>
+            </w:pPr>
+            <w:r>
+              <w:t xml:space="preserve">S$52.5 million (95% UI: S$42.8 million–S$67.4 million)</w:t>
+            </w:r>
+          </w:p>
+        </w:tc>
+        <w:tc>
+          <w:tcPr/>
+          <w:p>
+            <w:pPr>
+              <w:pStyle w:val="Compact"/>
+            </w:pPr>
+            <w:r>
+              <w:t xml:space="preserve">S$22.9 million (95% UI: S$19.1 million–S$27.4 million)</w:t>
             </w:r>
           </w:p>
         </w:tc>
@@ -11578,51 +11711,51 @@
               <w:pStyle w:val="Compact"/>
             </w:pPr>
             <w:r>
-              <w:t xml:space="preserve">5,749 (95% UI: 4,981–6,631)</w:t>
-            </w:r>
-          </w:p>
-        </w:tc>
-        <w:tc>
-          <w:tcPr/>
-          <w:p>
-            <w:pPr>
-              <w:pStyle w:val="Compact"/>
-            </w:pPr>
-            <w:r>
-              <w:t xml:space="preserve">1,473 (95% UI: 1,242–1,744)</w:t>
-            </w:r>
-          </w:p>
-        </w:tc>
-        <w:tc>
-          <w:tcPr/>
-          <w:p>
-            <w:pPr>
-              <w:pStyle w:val="Compact"/>
-            </w:pPr>
-            <w:r>
-              <w:t xml:space="preserve">503 (95% UI: 364–850)</w:t>
-            </w:r>
-          </w:p>
-        </w:tc>
-        <w:tc>
-          <w:tcPr/>
-          <w:p>
-            <w:pPr>
-              <w:pStyle w:val="Compact"/>
-            </w:pPr>
-            <w:r>
-              <w:t xml:space="preserve">S$79.7 million (95% UI: S$66.8 million–S$98.2 million)</w:t>
-            </w:r>
-          </w:p>
-        </w:tc>
-        <w:tc>
-          <w:tcPr/>
-          <w:p>
-            <w:pPr>
-              <w:pStyle w:val="Compact"/>
-            </w:pPr>
-            <w:r>
-              <w:t xml:space="preserve">S$50.9 million (95% UI: S$42.4 million–S$60.9 million)</w:t>
+              <w:t xml:space="preserve">5,737 (95% UI: 4,939–6,617)</w:t>
+            </w:r>
+          </w:p>
+        </w:tc>
+        <w:tc>
+          <w:tcPr/>
+          <w:p>
+            <w:pPr>
+              <w:pStyle w:val="Compact"/>
+            </w:pPr>
+            <w:r>
+              <w:t xml:space="preserve">1,475 (95% UI: 1,237–1,745)</w:t>
+            </w:r>
+          </w:p>
+        </w:tc>
+        <w:tc>
+          <w:tcPr/>
+          <w:p>
+            <w:pPr>
+              <w:pStyle w:val="Compact"/>
+            </w:pPr>
+            <w:r>
+              <w:t xml:space="preserve">495 (95% UI: 360–834)</w:t>
+            </w:r>
+          </w:p>
+        </w:tc>
+        <w:tc>
+          <w:tcPr/>
+          <w:p>
+            <w:pPr>
+              <w:pStyle w:val="Compact"/>
+            </w:pPr>
+            <w:r>
+              <w:t xml:space="preserve">S$80.8 million (95% UI: S$67.1 million–S$98.3 million)</w:t>
+            </w:r>
+          </w:p>
+        </w:tc>
+        <w:tc>
+          <w:tcPr/>
+          <w:p>
+            <w:pPr>
+              <w:pStyle w:val="Compact"/>
+            </w:pPr>
+            <w:r>
+              <w:t xml:space="preserve">S$50.9 million (95% UI: S$42.5 million–S$60.6 million)</w:t>
             </w:r>
           </w:p>
         </w:tc>
@@ -11657,51 +11790,51 @@
               <w:pStyle w:val="Compact"/>
             </w:pPr>
             <w:r>
-              <w:t xml:space="preserve">9,192 (95% UI: 7,964–10,605)</w:t>
-            </w:r>
-          </w:p>
-        </w:tc>
-        <w:tc>
-          <w:tcPr/>
-          <w:p>
-            <w:pPr>
-              <w:pStyle w:val="Compact"/>
-            </w:pPr>
-            <w:r>
-              <w:t xml:space="preserve">2,083 (95% UI: 1,758–2,464)</w:t>
-            </w:r>
-          </w:p>
-        </w:tc>
-        <w:tc>
-          <w:tcPr/>
-          <w:p>
-            <w:pPr>
-              <w:pStyle w:val="Compact"/>
-            </w:pPr>
-            <w:r>
-              <w:t xml:space="preserve">405 (95% UI: 286–755)</w:t>
-            </w:r>
-          </w:p>
-        </w:tc>
-        <w:tc>
-          <w:tcPr/>
-          <w:p>
-            <w:pPr>
-              <w:pStyle w:val="Compact"/>
-            </w:pPr>
-            <w:r>
-              <w:t xml:space="preserve">S$101.5 million (95% UI: S$85.9 million–S$122.7 million)</w:t>
-            </w:r>
-          </w:p>
-        </w:tc>
-        <w:tc>
-          <w:tcPr/>
-          <w:p>
-            <w:pPr>
-              <w:pStyle w:val="Compact"/>
-            </w:pPr>
-            <w:r>
-              <w:t xml:space="preserve">S$72.6 million (95% UI: S$60.6 million–S$86.7 million)</w:t>
+              <w:t xml:space="preserve">9,169 (95% UI: 7,895–10,586)</w:t>
+            </w:r>
+          </w:p>
+        </w:tc>
+        <w:tc>
+          <w:tcPr/>
+          <w:p>
+            <w:pPr>
+              <w:pStyle w:val="Compact"/>
+            </w:pPr>
+            <w:r>
+              <w:t xml:space="preserve">2,086 (95% UI: 1,751–2,465)</w:t>
+            </w:r>
+          </w:p>
+        </w:tc>
+        <w:tc>
+          <w:tcPr/>
+          <w:p>
+            <w:pPr>
+              <w:pStyle w:val="Compact"/>
+            </w:pPr>
+            <w:r>
+              <w:t xml:space="preserve">399 (95% UI: 284–737)</w:t>
+            </w:r>
+          </w:p>
+        </w:tc>
+        <w:tc>
+          <w:tcPr/>
+          <w:p>
+            <w:pPr>
+              <w:pStyle w:val="Compact"/>
+            </w:pPr>
+            <w:r>
+              <w:t xml:space="preserve">S$102.6 million (95% UI: S$86.1 million–S$122.6 million)</w:t>
+            </w:r>
+          </w:p>
+        </w:tc>
+        <w:tc>
+          <w:tcPr/>
+          <w:p>
+            <w:pPr>
+              <w:pStyle w:val="Compact"/>
+            </w:pPr>
+            <w:r>
+              <w:t xml:space="preserve">S$72.7 million (95% UI: S$60.7 million–S$86.4 million)</w:t>
             </w:r>
           </w:p>
         </w:tc>
@@ -11736,51 +11869,51 @@
               <w:pStyle w:val="Compact"/>
             </w:pPr>
             <w:r>
-              <w:t xml:space="preserve">787 (95% UI: 691–901)</w:t>
-            </w:r>
-          </w:p>
-        </w:tc>
-        <w:tc>
-          <w:tcPr/>
-          <w:p>
-            <w:pPr>
-              <w:pStyle w:val="Compact"/>
-            </w:pPr>
-            <w:r>
-              <w:t xml:space="preserve">185 (95% UI: 157–220)</w:t>
-            </w:r>
-          </w:p>
-        </w:tc>
-        <w:tc>
-          <w:tcPr/>
-          <w:p>
-            <w:pPr>
-              <w:pStyle w:val="Compact"/>
-            </w:pPr>
-            <w:r>
-              <w:t xml:space="preserve">661 (95% UI: 492–1,037)</w:t>
-            </w:r>
-          </w:p>
-        </w:tc>
-        <w:tc>
-          <w:tcPr/>
-          <w:p>
-            <w:pPr>
-              <w:pStyle w:val="Compact"/>
-            </w:pPr>
-            <w:r>
-              <w:t xml:space="preserve">S$33.3 million (95% UI: S$26.0 million–S$48.5 million)</w:t>
-            </w:r>
-          </w:p>
-        </w:tc>
-        <w:tc>
-          <w:tcPr/>
-          <w:p>
-            <w:pPr>
-              <w:pStyle w:val="Compact"/>
-            </w:pPr>
-            <w:r>
-              <w:t xml:space="preserve">S$5.1 million (95% UI: S$4.2 million–S$6.1 million)</w:t>
+              <w:t xml:space="preserve">787 (95% UI: 682–894)</w:t>
+            </w:r>
+          </w:p>
+        </w:tc>
+        <w:tc>
+          <w:tcPr/>
+          <w:p>
+            <w:pPr>
+              <w:pStyle w:val="Compact"/>
+            </w:pPr>
+            <w:r>
+              <w:t xml:space="preserve">184 (95% UI: 155–221)</w:t>
+            </w:r>
+          </w:p>
+        </w:tc>
+        <w:tc>
+          <w:tcPr/>
+          <w:p>
+            <w:pPr>
+              <w:pStyle w:val="Compact"/>
+            </w:pPr>
+            <w:r>
+              <w:t xml:space="preserve">658 (95% UI: 490–1,019)</w:t>
+            </w:r>
+          </w:p>
+        </w:tc>
+        <w:tc>
+          <w:tcPr/>
+          <w:p>
+            <w:pPr>
+              <w:pStyle w:val="Compact"/>
+            </w:pPr>
+            <w:r>
+              <w:t xml:space="preserve">S$34.5 million (95% UI: S$26.9 million–S$48.9 million)</w:t>
+            </w:r>
+          </w:p>
+        </w:tc>
+        <w:tc>
+          <w:tcPr/>
+          <w:p>
+            <w:pPr>
+              <w:pStyle w:val="Compact"/>
+            </w:pPr>
+            <w:r>
+              <w:t xml:space="preserve">S$5.1 million (95% UI: S$4.3 million–S$6.1 million)</w:t>
             </w:r>
           </w:p>
         </w:tc>
@@ -11815,40 +11948,40 @@
               <w:pStyle w:val="Compact"/>
             </w:pPr>
             <w:r>
-              <w:t xml:space="preserve">1,309 (95% UI: 1,150–1,500)</w:t>
-            </w:r>
-          </w:p>
-        </w:tc>
-        <w:tc>
-          <w:tcPr/>
-          <w:p>
-            <w:pPr>
-              <w:pStyle w:val="Compact"/>
-            </w:pPr>
-            <w:r>
-              <w:t xml:space="preserve">301 (95% UI: 256–358)</w:t>
-            </w:r>
-          </w:p>
-        </w:tc>
-        <w:tc>
-          <w:tcPr/>
-          <w:p>
-            <w:pPr>
-              <w:pStyle w:val="Compact"/>
-            </w:pPr>
-            <w:r>
-              <w:t xml:space="preserve">623 (95% UI: 461–985)</w:t>
-            </w:r>
-          </w:p>
-        </w:tc>
-        <w:tc>
-          <w:tcPr/>
-          <w:p>
-            <w:pPr>
-              <w:pStyle w:val="Compact"/>
-            </w:pPr>
-            <w:r>
-              <w:t xml:space="preserve">S$36.6 million (95% UI: S$29.0 million–S$51.9 million)</w:t>
+              <w:t xml:space="preserve">1,310 (95% UI: 1,135–1,488)</w:t>
+            </w:r>
+          </w:p>
+        </w:tc>
+        <w:tc>
+          <w:tcPr/>
+          <w:p>
+            <w:pPr>
+              <w:pStyle w:val="Compact"/>
+            </w:pPr>
+            <w:r>
+              <w:t xml:space="preserve">300 (95% UI: 253–359)</w:t>
+            </w:r>
+          </w:p>
+        </w:tc>
+        <w:tc>
+          <w:tcPr/>
+          <w:p>
+            <w:pPr>
+              <w:pStyle w:val="Compact"/>
+            </w:pPr>
+            <w:r>
+              <w:t xml:space="preserve">620 (95% UI: 460–969)</w:t>
+            </w:r>
+          </w:p>
+        </w:tc>
+        <w:tc>
+          <w:tcPr/>
+          <w:p>
+            <w:pPr>
+              <w:pStyle w:val="Compact"/>
+            </w:pPr>
+            <w:r>
+              <w:t xml:space="preserve">S$37.8 million (95% UI: S$29.9 million–S$52.7 million)</w:t>
             </w:r>
           </w:p>
         </w:tc>
@@ -11894,51 +12027,51 @@
               <w:pStyle w:val="Compact"/>
             </w:pPr>
             <w:r>
-              <w:t xml:space="preserve">2,611 (95% UI: 2,294–2,992)</w:t>
-            </w:r>
-          </w:p>
-        </w:tc>
-        <w:tc>
-          <w:tcPr/>
-          <w:p>
-            <w:pPr>
-              <w:pStyle w:val="Compact"/>
-            </w:pPr>
-            <w:r>
-              <w:t xml:space="preserve">571 (95% UI: 485–677)</w:t>
-            </w:r>
-          </w:p>
-        </w:tc>
-        <w:tc>
-          <w:tcPr/>
-          <w:p>
-            <w:pPr>
-              <w:pStyle w:val="Compact"/>
-            </w:pPr>
-            <w:r>
-              <w:t xml:space="preserve">538 (95% UI: 393–888)</w:t>
-            </w:r>
-          </w:p>
-        </w:tc>
-        <w:tc>
-          <w:tcPr/>
-          <w:p>
-            <w:pPr>
-              <w:pStyle w:val="Compact"/>
-            </w:pPr>
-            <w:r>
-              <w:t xml:space="preserve">S$44.3 million (95% UI: S$36.0 million–S$60.7 million)</w:t>
-            </w:r>
-          </w:p>
-        </w:tc>
-        <w:tc>
-          <w:tcPr/>
-          <w:p>
-            <w:pPr>
-              <w:pStyle w:val="Compact"/>
-            </w:pPr>
-            <w:r>
-              <w:t xml:space="preserve">S$16.1 million (95% UI: S$13.4 million–S$19.3 million)</w:t>
+              <w:t xml:space="preserve">2,611 (95% UI: 2,266–2,971)</w:t>
+            </w:r>
+          </w:p>
+        </w:tc>
+        <w:tc>
+          <w:tcPr/>
+          <w:p>
+            <w:pPr>
+              <w:pStyle w:val="Compact"/>
+            </w:pPr>
+            <w:r>
+              <w:t xml:space="preserve">569 (95% UI: 479–679)</w:t>
+            </w:r>
+          </w:p>
+        </w:tc>
+        <w:tc>
+          <w:tcPr/>
+          <w:p>
+            <w:pPr>
+              <w:pStyle w:val="Compact"/>
+            </w:pPr>
+            <w:r>
+              <w:t xml:space="preserve">534 (95% UI: 390–878)</w:t>
+            </w:r>
+          </w:p>
+        </w:tc>
+        <w:tc>
+          <w:tcPr/>
+          <w:p>
+            <w:pPr>
+              <w:pStyle w:val="Compact"/>
+            </w:pPr>
+            <w:r>
+              <w:t xml:space="preserve">S$45.6 million (95% UI: S$36.8 million–S$61.0 million)</w:t>
+            </w:r>
+          </w:p>
+        </w:tc>
+        <w:tc>
+          <w:tcPr/>
+          <w:p>
+            <w:pPr>
+              <w:pStyle w:val="Compact"/>
+            </w:pPr>
+            <w:r>
+              <w:t xml:space="preserve">S$16.1 million (95% UI: S$13.4 million–S$19.2 million)</w:t>
             </w:r>
           </w:p>
         </w:tc>
@@ -11973,51 +12106,51 @@
               <w:pStyle w:val="Compact"/>
             </w:pPr>
             <w:r>
-              <w:t xml:space="preserve">6,485 (95% UI: 5,690–7,437)</w:t>
-            </w:r>
-          </w:p>
-        </w:tc>
-        <w:tc>
-          <w:tcPr/>
-          <w:p>
-            <w:pPr>
-              <w:pStyle w:val="Compact"/>
-            </w:pPr>
-            <w:r>
-              <w:t xml:space="preserve">1,226 (95% UI: 1,044–1,451)</w:t>
-            </w:r>
-          </w:p>
-        </w:tc>
-        <w:tc>
-          <w:tcPr/>
-          <w:p>
-            <w:pPr>
-              <w:pStyle w:val="Compact"/>
-            </w:pPr>
-            <w:r>
-              <w:t xml:space="preserve">355 (95% UI: 245–709)</w:t>
-            </w:r>
-          </w:p>
-        </w:tc>
-        <w:tc>
-          <w:tcPr/>
-          <w:p>
-            <w:pPr>
-              <w:pStyle w:val="Compact"/>
-            </w:pPr>
-            <w:r>
-              <w:t xml:space="preserve">S$64.6 million (95% UI: S$53.7 million–S$82.5 million)</w:t>
-            </w:r>
-          </w:p>
-        </w:tc>
-        <w:tc>
-          <w:tcPr/>
-          <w:p>
-            <w:pPr>
-              <w:pStyle w:val="Compact"/>
-            </w:pPr>
-            <w:r>
-              <w:t xml:space="preserve">S$36.2 million (95% UI: S$29.9 million–S$43.5 million)</w:t>
+              <w:t xml:space="preserve">6,483 (95% UI: 5,626–7,387)</w:t>
+            </w:r>
+          </w:p>
+        </w:tc>
+        <w:tc>
+          <w:tcPr/>
+          <w:p>
+            <w:pPr>
+              <w:pStyle w:val="Compact"/>
+            </w:pPr>
+            <w:r>
+              <w:t xml:space="preserve">1,226 (95% UI: 1,032–1,456)</w:t>
+            </w:r>
+          </w:p>
+        </w:tc>
+        <w:tc>
+          <w:tcPr/>
+          <w:p>
+            <w:pPr>
+              <w:pStyle w:val="Compact"/>
+            </w:pPr>
+            <w:r>
+              <w:t xml:space="preserve">349 (95% UI: 241–682)</w:t>
+            </w:r>
+          </w:p>
+        </w:tc>
+        <w:tc>
+          <w:tcPr/>
+          <w:p>
+            <w:pPr>
+              <w:pStyle w:val="Compact"/>
+            </w:pPr>
+            <w:r>
+              <w:t xml:space="preserve">S$66.0 million (95% UI: S$54.4 million–S$83.0 million)</w:t>
+            </w:r>
+          </w:p>
+        </w:tc>
+        <w:tc>
+          <w:tcPr/>
+          <w:p>
+            <w:pPr>
+              <w:pStyle w:val="Compact"/>
+            </w:pPr>
+            <w:r>
+              <w:t xml:space="preserve">S$36.2 million (95% UI: S$29.8 million–S$43.4 million)</w:t>
             </w:r>
           </w:p>
         </w:tc>
@@ -12052,51 +12185,51 @@
               <w:pStyle w:val="Compact"/>
             </w:pPr>
             <w:r>
-              <w:t xml:space="preserve">10,323 (95% UI: 9,056–11,840)</w:t>
-            </w:r>
-          </w:p>
-        </w:tc>
-        <w:tc>
-          <w:tcPr/>
-          <w:p>
-            <w:pPr>
-              <w:pStyle w:val="Compact"/>
-            </w:pPr>
-            <w:r>
-              <w:t xml:space="preserve">1,723 (95% UI: 1,464–2,036)</w:t>
-            </w:r>
-          </w:p>
-        </w:tc>
-        <w:tc>
-          <w:tcPr/>
-          <w:p>
-            <w:pPr>
-              <w:pStyle w:val="Compact"/>
-            </w:pPr>
-            <w:r>
-              <w:t xml:space="preserve">247 (95% UI: 156–604)</w:t>
-            </w:r>
-          </w:p>
-        </w:tc>
-        <w:tc>
-          <w:tcPr/>
-          <w:p>
-            <w:pPr>
-              <w:pStyle w:val="Compact"/>
-            </w:pPr>
-            <w:r>
-              <w:t xml:space="preserve">S$81.8 million (95% UI: S$68.7 million–S$101.3 million)</w:t>
-            </w:r>
-          </w:p>
-        </w:tc>
-        <w:tc>
-          <w:tcPr/>
-          <w:p>
-            <w:pPr>
-              <w:pStyle w:val="Compact"/>
-            </w:pPr>
-            <w:r>
-              <w:t xml:space="preserve">S$53.1 million (95% UI: S$43.9 million–S$63.6 million)</w:t>
+              <w:t xml:space="preserve">10,321 (95% UI: 8,954–11,761)</w:t>
+            </w:r>
+          </w:p>
+        </w:tc>
+        <w:tc>
+          <w:tcPr/>
+          <w:p>
+            <w:pPr>
+              <w:pStyle w:val="Compact"/>
+            </w:pPr>
+            <w:r>
+              <w:t xml:space="preserve">1,720 (95% UI: 1,453–2,035)</w:t>
+            </w:r>
+          </w:p>
+        </w:tc>
+        <w:tc>
+          <w:tcPr/>
+          <w:p>
+            <w:pPr>
+              <w:pStyle w:val="Compact"/>
+            </w:pPr>
+            <w:r>
+              <w:t xml:space="preserve">243 (95% UI: 155–579)</w:t>
+            </w:r>
+          </w:p>
+        </w:tc>
+        <w:tc>
+          <w:tcPr/>
+          <w:p>
+            <w:pPr>
+              <w:pStyle w:val="Compact"/>
+            </w:pPr>
+            <w:r>
+              <w:t xml:space="preserve">S$82.9 million (95% UI: S$69.1 million–S$102.0 million)</w:t>
+            </w:r>
+          </w:p>
+        </w:tc>
+        <w:tc>
+          <w:tcPr/>
+          <w:p>
+            <w:pPr>
+              <w:pStyle w:val="Compact"/>
+            </w:pPr>
+            <w:r>
+              <w:t xml:space="preserve">S$53.1 million (95% UI: S$43.6 million–S$63.6 million)</w:t>
             </w:r>
           </w:p>
         </w:tc>
@@ -12131,40 +12264,40 @@
               <w:pStyle w:val="Compact"/>
             </w:pPr>
             <w:r>
-              <w:t xml:space="preserve">881 (95% UI: 778–1,006)</w:t>
-            </w:r>
-          </w:p>
-        </w:tc>
-        <w:tc>
-          <w:tcPr/>
-          <w:p>
-            <w:pPr>
-              <w:pStyle w:val="Compact"/>
-            </w:pPr>
-            <w:r>
-              <w:t xml:space="preserve">153 (95% UI: 128–189)</w:t>
-            </w:r>
-          </w:p>
-        </w:tc>
-        <w:tc>
-          <w:tcPr/>
-          <w:p>
-            <w:pPr>
-              <w:pStyle w:val="Compact"/>
-            </w:pPr>
-            <w:r>
-              <w:t xml:space="preserve">633 (95% UI: 469–998)</w:t>
-            </w:r>
-          </w:p>
-        </w:tc>
-        <w:tc>
-          <w:tcPr/>
-          <w:p>
-            <w:pPr>
-              <w:pStyle w:val="Compact"/>
-            </w:pPr>
-            <w:r>
-              <w:t xml:space="preserve">S$31.0 million (95% UI: S$23.9 million–S$46.2 million)</w:t>
+              <w:t xml:space="preserve">881 (95% UI: 771–997)</w:t>
+            </w:r>
+          </w:p>
+        </w:tc>
+        <w:tc>
+          <w:tcPr/>
+          <w:p>
+            <w:pPr>
+              <w:pStyle w:val="Compact"/>
+            </w:pPr>
+            <w:r>
+              <w:t xml:space="preserve">153 (95% UI: 127–190)</w:t>
+            </w:r>
+          </w:p>
+        </w:tc>
+        <w:tc>
+          <w:tcPr/>
+          <w:p>
+            <w:pPr>
+              <w:pStyle w:val="Compact"/>
+            </w:pPr>
+            <w:r>
+              <w:t xml:space="preserve">629 (95% UI: 468–982)</w:t>
+            </w:r>
+          </w:p>
+        </w:tc>
+        <w:tc>
+          <w:tcPr/>
+          <w:p>
+            <w:pPr>
+              <w:pStyle w:val="Compact"/>
+            </w:pPr>
+            <w:r>
+              <w:t xml:space="preserve">S$32.2 million (95% UI: S$24.8 million–S$46.7 million)</w:t>
             </w:r>
           </w:p>
         </w:tc>
@@ -12210,40 +12343,40 @@
               <w:pStyle w:val="Compact"/>
             </w:pPr>
             <w:r>
-              <w:t xml:space="preserve">1,465 (95% UI: 1,293–1,672)</w:t>
-            </w:r>
-          </w:p>
-        </w:tc>
-        <w:tc>
-          <w:tcPr/>
-          <w:p>
-            <w:pPr>
-              <w:pStyle w:val="Compact"/>
-            </w:pPr>
-            <w:r>
-              <w:t xml:space="preserve">245 (95% UI: 205–301)</w:t>
-            </w:r>
-          </w:p>
-        </w:tc>
-        <w:tc>
-          <w:tcPr/>
-          <w:p>
-            <w:pPr>
-              <w:pStyle w:val="Compact"/>
-            </w:pPr>
-            <w:r>
-              <w:t xml:space="preserve">579 (95% UI: 425–929)</w:t>
-            </w:r>
-          </w:p>
-        </w:tc>
-        <w:tc>
-          <w:tcPr/>
-          <w:p>
-            <w:pPr>
-              <w:pStyle w:val="Compact"/>
-            </w:pPr>
-            <w:r>
-              <w:t xml:space="preserve">S$32.8 million (95% UI: S$25.6 million–S$48.4 million)</w:t>
+              <w:t xml:space="preserve">1,464 (95% UI: 1,282–1,659)</w:t>
+            </w:r>
+          </w:p>
+        </w:tc>
+        <w:tc>
+          <w:tcPr/>
+          <w:p>
+            <w:pPr>
+              <w:pStyle w:val="Compact"/>
+            </w:pPr>
+            <w:r>
+              <w:t xml:space="preserve">244 (95% UI: 203–302)</w:t>
+            </w:r>
+          </w:p>
+        </w:tc>
+        <w:tc>
+          <w:tcPr/>
+          <w:p>
+            <w:pPr>
+              <w:pStyle w:val="Compact"/>
+            </w:pPr>
+            <w:r>
+              <w:t xml:space="preserve">574 (95% UI: 424–922)</w:t>
+            </w:r>
+          </w:p>
+        </w:tc>
+        <w:tc>
+          <w:tcPr/>
+          <w:p>
+            <w:pPr>
+              <w:pStyle w:val="Compact"/>
+            </w:pPr>
+            <w:r>
+              <w:t xml:space="preserve">S$34.0 million (95% UI: S$26.5 million–S$48.7 million)</w:t>
             </w:r>
           </w:p>
         </w:tc>
@@ -12289,40 +12422,40 @@
               <w:pStyle w:val="Compact"/>
             </w:pPr>
             <w:r>
-              <w:t xml:space="preserve">2,912 (95% UI: 2,567–3,328)</w:t>
-            </w:r>
-          </w:p>
-        </w:tc>
-        <w:tc>
-          <w:tcPr/>
-          <w:p>
-            <w:pPr>
-              <w:pStyle w:val="Compact"/>
-            </w:pPr>
-            <w:r>
-              <w:t xml:space="preserve">444 (95% UI: 373–540)</w:t>
-            </w:r>
-          </w:p>
-        </w:tc>
-        <w:tc>
-          <w:tcPr/>
-          <w:p>
-            <w:pPr>
-              <w:pStyle w:val="Compact"/>
-            </w:pPr>
-            <w:r>
-              <w:t xml:space="preserve">467 (95% UI: 336–817)</w:t>
-            </w:r>
-          </w:p>
-        </w:tc>
-        <w:tc>
-          <w:tcPr/>
-          <w:p>
-            <w:pPr>
-              <w:pStyle w:val="Compact"/>
-            </w:pPr>
-            <w:r>
-              <w:t xml:space="preserve">S$36.9 million (95% UI: S$29.4 million–S$52.6 million)</w:t>
+              <w:t xml:space="preserve">2,912 (95% UI: 2,549–3,301)</w:t>
+            </w:r>
+          </w:p>
+        </w:tc>
+        <w:tc>
+          <w:tcPr/>
+          <w:p>
+            <w:pPr>
+              <w:pStyle w:val="Compact"/>
+            </w:pPr>
+            <w:r>
+              <w:t xml:space="preserve">442 (95% UI: 369–543)</w:t>
+            </w:r>
+          </w:p>
+        </w:tc>
+        <w:tc>
+          <w:tcPr/>
+          <w:p>
+            <w:pPr>
+              <w:pStyle w:val="Compact"/>
+            </w:pPr>
+            <w:r>
+              <w:t xml:space="preserve">460 (95% UI: 332–799)</w:t>
+            </w:r>
+          </w:p>
+        </w:tc>
+        <w:tc>
+          <w:tcPr/>
+          <w:p>
+            <w:pPr>
+              <w:pStyle w:val="Compact"/>
+            </w:pPr>
+            <w:r>
+              <w:t xml:space="preserve">S$38.0 million (95% UI: S$30.2 million–S$53.3 million)</w:t>
             </w:r>
           </w:p>
         </w:tc>
@@ -12368,51 +12501,51 @@
               <w:pStyle w:val="Compact"/>
             </w:pPr>
             <w:r>
-              <w:t xml:space="preserve">7,192 (95% UI: 6,333–8,226)</w:t>
-            </w:r>
-          </w:p>
-        </w:tc>
-        <w:tc>
-          <w:tcPr/>
-          <w:p>
-            <w:pPr>
-              <w:pStyle w:val="Compact"/>
-            </w:pPr>
-            <w:r>
-              <w:t xml:space="preserve">870 (95% UI: 736–1,046)</w:t>
-            </w:r>
-          </w:p>
-        </w:tc>
-        <w:tc>
-          <w:tcPr/>
-          <w:p>
-            <w:pPr>
-              <w:pStyle w:val="Compact"/>
-            </w:pPr>
-            <w:r>
-              <w:t xml:space="preserve">261 (95% UI: 167–618)</w:t>
-            </w:r>
-          </w:p>
-        </w:tc>
-        <w:tc>
-          <w:tcPr/>
-          <w:p>
-            <w:pPr>
-              <w:pStyle w:val="Compact"/>
-            </w:pPr>
-            <w:r>
-              <w:t xml:space="preserve">S$47.3 million (95% UI: S$38.9 million–S$65.0 million)</w:t>
-            </w:r>
-          </w:p>
-        </w:tc>
-        <w:tc>
-          <w:tcPr/>
-          <w:p>
-            <w:pPr>
-              <w:pStyle w:val="Compact"/>
-            </w:pPr>
-            <w:r>
-              <w:t xml:space="preserve">S$19.3 million (95% UI: S$14.7 million–S$24.3 million)</w:t>
+              <w:t xml:space="preserve">7,197 (95% UI: 6,295–8,182)</w:t>
+            </w:r>
+          </w:p>
+        </w:tc>
+        <w:tc>
+          <w:tcPr/>
+          <w:p>
+            <w:pPr>
+              <w:pStyle w:val="Compact"/>
+            </w:pPr>
+            <w:r>
+              <w:t xml:space="preserve">867 (95% UI: 729–1,042)</w:t>
+            </w:r>
+          </w:p>
+        </w:tc>
+        <w:tc>
+          <w:tcPr/>
+          <w:p>
+            <w:pPr>
+              <w:pStyle w:val="Compact"/>
+            </w:pPr>
+            <w:r>
+              <w:t xml:space="preserve">258 (95% UI: 166–591)</w:t>
+            </w:r>
+          </w:p>
+        </w:tc>
+        <w:tc>
+          <w:tcPr/>
+          <w:p>
+            <w:pPr>
+              <w:pStyle w:val="Compact"/>
+            </w:pPr>
+            <w:r>
+              <w:t xml:space="preserve">S$48.7 million (95% UI: S$39.8 million–S$65.5 million)</w:t>
+            </w:r>
+          </w:p>
+        </w:tc>
+        <w:tc>
+          <w:tcPr/>
+          <w:p>
+            <w:pPr>
+              <w:pStyle w:val="Compact"/>
+            </w:pPr>
+            <w:r>
+              <w:t xml:space="preserve">S$19.2 million (95% UI: S$15.0 million–S$24.3 million)</w:t>
             </w:r>
           </w:p>
         </w:tc>
@@ -12436,62 +12569,62 @@
               <w:pStyle w:val="Compact"/>
             </w:pPr>
             <w:r>
-              <w:t xml:space="preserve">37,632 (95% UI: 37,298–37,776)</w:t>
-            </w:r>
-          </w:p>
-        </w:tc>
-        <w:tc>
-          <w:tcPr/>
-          <w:p>
-            <w:pPr>
-              <w:pStyle w:val="Compact"/>
-            </w:pPr>
-            <w:r>
-              <w:t xml:space="preserve">10,698 (95% UI: 9,465–12,197)</w:t>
-            </w:r>
-          </w:p>
-        </w:tc>
-        <w:tc>
-          <w:tcPr/>
-          <w:p>
-            <w:pPr>
-              <w:pStyle w:val="Compact"/>
-            </w:pPr>
-            <w:r>
-              <w:t xml:space="preserve">1,165 (95% UI: 993–1,384)</w:t>
-            </w:r>
-          </w:p>
-        </w:tc>
-        <w:tc>
-          <w:tcPr/>
-          <w:p>
-            <w:pPr>
-              <w:pStyle w:val="Compact"/>
-            </w:pPr>
-            <w:r>
-              <w:t xml:space="preserve">189 (95% UI: 107–545)</w:t>
-            </w:r>
-          </w:p>
-        </w:tc>
-        <w:tc>
-          <w:tcPr/>
-          <w:p>
-            <w:pPr>
-              <w:pStyle w:val="Compact"/>
-            </w:pPr>
-            <w:r>
-              <w:t xml:space="preserve">S$57.5 million (95% UI: S$48.0 million–S$76.4 million)</w:t>
-            </w:r>
-          </w:p>
-        </w:tc>
-        <w:tc>
-          <w:tcPr/>
-          <w:p>
-            <w:pPr>
-              <w:pStyle w:val="Compact"/>
-            </w:pPr>
-            <w:r>
-              <w:t xml:space="preserve">S$29.5 million (95% UI: S$22.9 million–S$36.4 million)</w:t>
+              <w:t xml:space="preserve">37,635 (95% UI: 37,331–37,786)</w:t>
+            </w:r>
+          </w:p>
+        </w:tc>
+        <w:tc>
+          <w:tcPr/>
+          <w:p>
+            <w:pPr>
+              <w:pStyle w:val="Compact"/>
+            </w:pPr>
+            <w:r>
+              <w:t xml:space="preserve">10,705 (95% UI: 9,386–12,097)</w:t>
+            </w:r>
+          </w:p>
+        </w:tc>
+        <w:tc>
+          <w:tcPr/>
+          <w:p>
+            <w:pPr>
+              <w:pStyle w:val="Compact"/>
+            </w:pPr>
+            <w:r>
+              <w:t xml:space="preserve">1,162 (95% UI: 980–1,374)</w:t>
+            </w:r>
+          </w:p>
+        </w:tc>
+        <w:tc>
+          <w:tcPr/>
+          <w:p>
+            <w:pPr>
+              <w:pStyle w:val="Compact"/>
+            </w:pPr>
+            <w:r>
+              <w:t xml:space="preserve">184 (95% UI: 108–520)</w:t>
+            </w:r>
+          </w:p>
+        </w:tc>
+        <w:tc>
+          <w:tcPr/>
+          <w:p>
+            <w:pPr>
+              <w:pStyle w:val="Compact"/>
+            </w:pPr>
+            <w:r>
+              <w:t xml:space="preserve">S$59.0 million (95% UI: S$48.8 million–S$76.7 million)</w:t>
+            </w:r>
+          </w:p>
+        </w:tc>
+        <w:tc>
+          <w:tcPr/>
+          <w:p>
+            <w:pPr>
+              <w:pStyle w:val="Compact"/>
+            </w:pPr>
+            <w:r>
+              <w:t xml:space="preserve">S$29.4 million (95% UI: S$23.0 million–S$36.5 million)</w:t>
             </w:r>
           </w:p>
         </w:tc>
@@ -12515,62 +12648,62 @@
               <w:pStyle w:val="Compact"/>
             </w:pPr>
             <w:r>
-              <w:t xml:space="preserve">195,225 (95% UI: 183,680–201,435)</w:t>
-            </w:r>
-          </w:p>
-        </w:tc>
-        <w:tc>
-          <w:tcPr/>
-          <w:p>
-            <w:pPr>
-              <w:pStyle w:val="Compact"/>
-            </w:pPr>
-            <w:r>
-              <w:t xml:space="preserve">42,320 (95% UI: 36,835–48,175)</w:t>
-            </w:r>
-          </w:p>
-        </w:tc>
-        <w:tc>
-          <w:tcPr/>
-          <w:p>
-            <w:pPr>
-              <w:pStyle w:val="Compact"/>
-            </w:pPr>
-            <w:r>
-              <w:t xml:space="preserve">3,743 (95% UI: 3,179–4,395)</w:t>
-            </w:r>
-          </w:p>
-        </w:tc>
-        <w:tc>
-          <w:tcPr/>
-          <w:p>
-            <w:pPr>
-              <w:pStyle w:val="Compact"/>
-            </w:pPr>
-            <w:r>
-              <w:t xml:space="preserve">189 (95% UI: 107–545)</w:t>
-            </w:r>
-          </w:p>
-        </w:tc>
-        <w:tc>
-          <w:tcPr/>
-          <w:p>
-            <w:pPr>
-              <w:pStyle w:val="Compact"/>
-            </w:pPr>
-            <w:r>
-              <w:t xml:space="preserve">S$176.7 million (95% UI: S$151.9 million–S$205.0 million)</w:t>
-            </w:r>
-          </w:p>
-        </w:tc>
-        <w:tc>
-          <w:tcPr/>
-          <w:p>
-            <w:pPr>
-              <w:pStyle w:val="Compact"/>
-            </w:pPr>
-            <w:r>
-              <w:t xml:space="preserve">S$148.1 million (95% UI: S$125.2 million–S$173.3 million)</w:t>
+              <w:t xml:space="preserve">195,513 (95% UI: 184,513–201,592)</w:t>
+            </w:r>
+          </w:p>
+        </w:tc>
+        <w:tc>
+          <w:tcPr/>
+          <w:p>
+            <w:pPr>
+              <w:pStyle w:val="Compact"/>
+            </w:pPr>
+            <w:r>
+              <w:t xml:space="preserve">42,362 (95% UI: 36,953–48,201)</w:t>
+            </w:r>
+          </w:p>
+        </w:tc>
+        <w:tc>
+          <w:tcPr/>
+          <w:p>
+            <w:pPr>
+              <w:pStyle w:val="Compact"/>
+            </w:pPr>
+            <w:r>
+              <w:t xml:space="preserve">3,749 (95% UI: 3,164–4,395)</w:t>
+            </w:r>
+          </w:p>
+        </w:tc>
+        <w:tc>
+          <w:tcPr/>
+          <w:p>
+            <w:pPr>
+              <w:pStyle w:val="Compact"/>
+            </w:pPr>
+            <w:r>
+              <w:t xml:space="preserve">184 (95% UI: 108–520)</w:t>
+            </w:r>
+          </w:p>
+        </w:tc>
+        <w:tc>
+          <w:tcPr/>
+          <w:p>
+            <w:pPr>
+              <w:pStyle w:val="Compact"/>
+            </w:pPr>
+            <w:r>
+              <w:t xml:space="preserve">S$178.0 million (95% UI: S$152.1 million–S$206.7 million)</w:t>
+            </w:r>
+          </w:p>
+        </w:tc>
+        <w:tc>
+          <w:tcPr/>
+          <w:p>
+            <w:pPr>
+              <w:pStyle w:val="Compact"/>
+            </w:pPr>
+            <w:r>
+              <w:t xml:space="preserve">S$148.0 million (95% UI: S$124.9 million–S$173.0 million)</w:t>
             </w:r>
           </w:p>
         </w:tc>
@@ -12701,9 +12834,9 @@
       <w:r>
         <w:drawing>
           <wp:inline>
-            <wp:extent cx="5334000" cy="2098040"/>
+            <wp:extent cx="5334000" cy="3778842"/>
             <wp:effectExtent b="0" l="0" r="0" t="0"/>
-            <wp:docPr descr="Fig S6. Cost composition of the prison only scenario and the no screening cap reference, the only scenario that met both targets. Shares use the median cost of each item." title="" id="44" name="Picture"/>
+            <wp:docPr descr="Fig S6. Cost composition of the prison only scenario and the scenarios that met both targets at the median. Shares use the median cost of each item." title="" id="44" name="Picture"/>
             <a:graphic>
               <a:graphicData uri="http://schemas.openxmlformats.org/drawingml/2006/picture">
                 <pic:pic>
@@ -12722,7 +12855,7 @@
                   <pic:spPr bwMode="auto">
                     <a:xfrm>
                       <a:off x="0" y="0"/>
-                      <a:ext cx="5334000" cy="2098040"/>
+                      <a:ext cx="5334000" cy="3778842"/>
                     </a:xfrm>
                     <a:prstGeom prst="rect">
                       <a:avLst/>
@@ -12746,7 +12879,7 @@
         <w:pStyle w:val="ImageCaption"/>
       </w:pPr>
       <w:r>
-        <w:t xml:space="preserve">Fig S6. Cost composition of the prison only scenario and the no screening cap reference, the only scenario that met both targets. Shares use the median cost of each item.</w:t>
+        <w:t xml:space="preserve">Fig S6. Cost composition of the prison only scenario and the scenarios that met both targets at the median. Shares use the median cost of each item.</w:t>
       </w:r>
     </w:p>
     <w:p>
@@ -12915,29 +13048,29 @@
               <w:pStyle w:val="Compact"/>
             </w:pPr>
             <w:r>
-              <w:t xml:space="preserve">S$14.1 (95% UI: S$10.6–S$21.4)</w:t>
-            </w:r>
-          </w:p>
-        </w:tc>
-        <w:tc>
-          <w:tcPr/>
-          <w:p>
-            <w:pPr>
-              <w:pStyle w:val="Compact"/>
-            </w:pPr>
-            <w:r>
-              <w:t xml:space="preserve">S$28.1 (95% UI: S$21.1–S$42.7)</w:t>
-            </w:r>
-          </w:p>
-        </w:tc>
-        <w:tc>
-          <w:tcPr/>
-          <w:p>
-            <w:pPr>
-              <w:pStyle w:val="Compact"/>
-            </w:pPr>
-            <w:r>
-              <w:t xml:space="preserve">S$42.2 (95% UI: S$31.7–S$64.1)</w:t>
+              <w:t xml:space="preserve">S$14.7 (95% UI: S$11.1–S$21.7)</w:t>
+            </w:r>
+          </w:p>
+        </w:tc>
+        <w:tc>
+          <w:tcPr/>
+          <w:p>
+            <w:pPr>
+              <w:pStyle w:val="Compact"/>
+            </w:pPr>
+            <w:r>
+              <w:t xml:space="preserve">S$29.3 (95% UI: S$22.2–S$43.4)</w:t>
+            </w:r>
+          </w:p>
+        </w:tc>
+        <w:tc>
+          <w:tcPr/>
+          <w:p>
+            <w:pPr>
+              <w:pStyle w:val="Compact"/>
+            </w:pPr>
+            <w:r>
+              <w:t xml:space="preserve">S$44.0 (95% UI: S$33.4–S$65.1)</w:t>
             </w:r>
           </w:p>
         </w:tc>
@@ -12961,29 +13094,29 @@
               <w:pStyle w:val="Compact"/>
             </w:pPr>
             <w:r>
-              <w:t xml:space="preserve">S$17.8 (95% UI: S$14.0–S$25.2)</w:t>
-            </w:r>
-          </w:p>
-        </w:tc>
-        <w:tc>
-          <w:tcPr/>
-          <w:p>
-            <w:pPr>
-              <w:pStyle w:val="Compact"/>
-            </w:pPr>
-            <w:r>
-              <w:t xml:space="preserve">S$35.5 (95% UI: S$28.0–S$50.5)</w:t>
-            </w:r>
-          </w:p>
-        </w:tc>
-        <w:tc>
-          <w:tcPr/>
-          <w:p>
-            <w:pPr>
-              <w:pStyle w:val="Compact"/>
-            </w:pPr>
-            <w:r>
-              <w:t xml:space="preserve">S$53.3 (95% UI: S$41.9–S$75.7)</w:t>
+              <w:t xml:space="preserve">S$18.3 (95% UI: S$14.5–S$25.6)</w:t>
+            </w:r>
+          </w:p>
+        </w:tc>
+        <w:tc>
+          <w:tcPr/>
+          <w:p>
+            <w:pPr>
+              <w:pStyle w:val="Compact"/>
+            </w:pPr>
+            <w:r>
+              <w:t xml:space="preserve">S$36.7 (95% UI: S$28.9–S$51.2)</w:t>
+            </w:r>
+          </w:p>
+        </w:tc>
+        <w:tc>
+          <w:tcPr/>
+          <w:p>
+            <w:pPr>
+              <w:pStyle w:val="Compact"/>
+            </w:pPr>
+            <w:r>
+              <w:t xml:space="preserve">S$55.0 (95% UI: S$43.4–S$76.9)</w:t>
             </w:r>
           </w:p>
         </w:tc>
@@ -13007,29 +13140,29 @@
               <w:pStyle w:val="Compact"/>
             </w:pPr>
             <w:r>
-              <w:t xml:space="preserve">S$20.1 (95% UI: S$16.1–S$27.8)</w:t>
-            </w:r>
-          </w:p>
-        </w:tc>
-        <w:tc>
-          <w:tcPr/>
-          <w:p>
-            <w:pPr>
-              <w:pStyle w:val="Compact"/>
-            </w:pPr>
-            <w:r>
-              <w:t xml:space="preserve">S$40.2 (95% UI: S$32.2–S$55.5)</w:t>
-            </w:r>
-          </w:p>
-        </w:tc>
-        <w:tc>
-          <w:tcPr/>
-          <w:p>
-            <w:pPr>
-              <w:pStyle w:val="Compact"/>
-            </w:pPr>
-            <w:r>
-              <w:t xml:space="preserve">S$60.3 (95% UI: S$48.4–S$83.3)</w:t>
+              <w:t xml:space="preserve">S$20.7 (95% UI: S$16.5–S$28.1)</w:t>
+            </w:r>
+          </w:p>
+        </w:tc>
+        <w:tc>
+          <w:tcPr/>
+          <w:p>
+            <w:pPr>
+              <w:pStyle w:val="Compact"/>
+            </w:pPr>
+            <w:r>
+              <w:t xml:space="preserve">S$41.4 (95% UI: S$33.1–S$56.2)</w:t>
+            </w:r>
+          </w:p>
+        </w:tc>
+        <w:tc>
+          <w:tcPr/>
+          <w:p>
+            <w:pPr>
+              <w:pStyle w:val="Compact"/>
+            </w:pPr>
+            <w:r>
+              <w:t xml:space="preserve">S$62.1 (95% UI: S$49.6–S$84.3)</w:t>
             </w:r>
           </w:p>
         </w:tc>
@@ -13053,29 +13186,29 @@
               <w:pStyle w:val="Compact"/>
             </w:pPr>
             <w:r>
-              <w:t xml:space="preserve">S$25.6 (95% UI: S$21.0–S$33.8)</w:t>
-            </w:r>
-          </w:p>
-        </w:tc>
-        <w:tc>
-          <w:tcPr/>
-          <w:p>
-            <w:pPr>
-              <w:pStyle w:val="Compact"/>
-            </w:pPr>
-            <w:r>
-              <w:t xml:space="preserve">S$51.3 (95% UI: S$42.1–S$67.6)</w:t>
-            </w:r>
-          </w:p>
-        </w:tc>
-        <w:tc>
-          <w:tcPr/>
-          <w:p>
-            <w:pPr>
-              <w:pStyle w:val="Compact"/>
-            </w:pPr>
-            <w:r>
-              <w:t xml:space="preserve">S$76.9 (95% UI: S$63.1–S$101.4)</w:t>
+              <w:t xml:space="preserve">S$26.3 (95% UI: S$21.4–S$33.7)</w:t>
+            </w:r>
+          </w:p>
+        </w:tc>
+        <w:tc>
+          <w:tcPr/>
+          <w:p>
+            <w:pPr>
+              <w:pStyle w:val="Compact"/>
+            </w:pPr>
+            <w:r>
+              <w:t xml:space="preserve">S$52.5 (95% UI: S$42.8–S$67.4)</w:t>
+            </w:r>
+          </w:p>
+        </w:tc>
+        <w:tc>
+          <w:tcPr/>
+          <w:p>
+            <w:pPr>
+              <w:pStyle w:val="Compact"/>
+            </w:pPr>
+            <w:r>
+              <w:t xml:space="preserve">S$78.8 (95% UI: S$64.2–S$101.2)</w:t>
             </w:r>
           </w:p>
         </w:tc>
@@ -13099,29 +13232,29 @@
               <w:pStyle w:val="Compact"/>
             </w:pPr>
             <w:r>
-              <w:t xml:space="preserve">S$39.9 (95% UI: S$33.4–S$49.1)</w:t>
-            </w:r>
-          </w:p>
-        </w:tc>
-        <w:tc>
-          <w:tcPr/>
-          <w:p>
-            <w:pPr>
-              <w:pStyle w:val="Compact"/>
-            </w:pPr>
-            <w:r>
-              <w:t xml:space="preserve">S$79.7 (95% UI: S$66.8–S$98.2)</w:t>
-            </w:r>
-          </w:p>
-        </w:tc>
-        <w:tc>
-          <w:tcPr/>
-          <w:p>
-            <w:pPr>
-              <w:pStyle w:val="Compact"/>
-            </w:pPr>
-            <w:r>
-              <w:t xml:space="preserve">S$119.6 (95% UI: S$100.2–S$147.3)</w:t>
+              <w:t xml:space="preserve">S$40.4 (95% UI: S$33.5–S$49.2)</w:t>
+            </w:r>
+          </w:p>
+        </w:tc>
+        <w:tc>
+          <w:tcPr/>
+          <w:p>
+            <w:pPr>
+              <w:pStyle w:val="Compact"/>
+            </w:pPr>
+            <w:r>
+              <w:t xml:space="preserve">S$80.8 (95% UI: S$67.1–S$98.3)</w:t>
+            </w:r>
+          </w:p>
+        </w:tc>
+        <w:tc>
+          <w:tcPr/>
+          <w:p>
+            <w:pPr>
+              <w:pStyle w:val="Compact"/>
+            </w:pPr>
+            <w:r>
+              <w:t xml:space="preserve">S$121.3 (95% UI: S$100.6–S$147.5)</w:t>
             </w:r>
           </w:p>
         </w:tc>
@@ -13145,29 +13278,29 @@
               <w:pStyle w:val="Compact"/>
             </w:pPr>
             <w:r>
-              <w:t xml:space="preserve">S$50.8 (95% UI: S$43.0–S$61.4)</w:t>
-            </w:r>
-          </w:p>
-        </w:tc>
-        <w:tc>
-          <w:tcPr/>
-          <w:p>
-            <w:pPr>
-              <w:pStyle w:val="Compact"/>
-            </w:pPr>
-            <w:r>
-              <w:t xml:space="preserve">S$101.5 (95% UI: S$85.9–S$122.7)</w:t>
-            </w:r>
-          </w:p>
-        </w:tc>
-        <w:tc>
-          <w:tcPr/>
-          <w:p>
-            <w:pPr>
-              <w:pStyle w:val="Compact"/>
-            </w:pPr>
-            <w:r>
-              <w:t xml:space="preserve">S$152.3 (95% UI: S$128.9–S$184.1)</w:t>
+              <w:t xml:space="preserve">S$51.3 (95% UI: S$43.0–S$61.3)</w:t>
+            </w:r>
+          </w:p>
+        </w:tc>
+        <w:tc>
+          <w:tcPr/>
+          <w:p>
+            <w:pPr>
+              <w:pStyle w:val="Compact"/>
+            </w:pPr>
+            <w:r>
+              <w:t xml:space="preserve">S$102.6 (95% UI: S$86.1–S$122.6)</w:t>
+            </w:r>
+          </w:p>
+        </w:tc>
+        <w:tc>
+          <w:tcPr/>
+          <w:p>
+            <w:pPr>
+              <w:pStyle w:val="Compact"/>
+            </w:pPr>
+            <w:r>
+              <w:t xml:space="preserve">S$153.9 (95% UI: S$129.1–S$184.0)</w:t>
             </w:r>
           </w:p>
         </w:tc>
@@ -13191,29 +13324,29 @@
               <w:pStyle w:val="Compact"/>
             </w:pPr>
             <w:r>
-              <w:t xml:space="preserve">S$16.7 (95% UI: S$13.0–S$24.2)</w:t>
-            </w:r>
-          </w:p>
-        </w:tc>
-        <w:tc>
-          <w:tcPr/>
-          <w:p>
-            <w:pPr>
-              <w:pStyle w:val="Compact"/>
-            </w:pPr>
-            <w:r>
-              <w:t xml:space="preserve">S$33.3 (95% UI: S$26.0–S$48.5)</w:t>
-            </w:r>
-          </w:p>
-        </w:tc>
-        <w:tc>
-          <w:tcPr/>
-          <w:p>
-            <w:pPr>
-              <w:pStyle w:val="Compact"/>
-            </w:pPr>
-            <w:r>
-              <w:t xml:space="preserve">S$50.0 (95% UI: S$39.0–S$72.7)</w:t>
+              <w:t xml:space="preserve">S$17.2 (95% UI: S$13.4–S$24.4)</w:t>
+            </w:r>
+          </w:p>
+        </w:tc>
+        <w:tc>
+          <w:tcPr/>
+          <w:p>
+            <w:pPr>
+              <w:pStyle w:val="Compact"/>
+            </w:pPr>
+            <w:r>
+              <w:t xml:space="preserve">S$34.5 (95% UI: S$26.9–S$48.9)</w:t>
+            </w:r>
+          </w:p>
+        </w:tc>
+        <w:tc>
+          <w:tcPr/>
+          <w:p>
+            <w:pPr>
+              <w:pStyle w:val="Compact"/>
+            </w:pPr>
+            <w:r>
+              <w:t xml:space="preserve">S$51.7 (95% UI: S$40.3–S$73.3)</w:t>
             </w:r>
           </w:p>
         </w:tc>
@@ -13237,29 +13370,29 @@
               <w:pStyle w:val="Compact"/>
             </w:pPr>
             <w:r>
-              <w:t xml:space="preserve">S$18.3 (95% UI: S$14.5–S$25.9)</w:t>
-            </w:r>
-          </w:p>
-        </w:tc>
-        <w:tc>
-          <w:tcPr/>
-          <w:p>
-            <w:pPr>
-              <w:pStyle w:val="Compact"/>
-            </w:pPr>
-            <w:r>
-              <w:t xml:space="preserve">S$36.6 (95% UI: S$29.0–S$51.9)</w:t>
-            </w:r>
-          </w:p>
-        </w:tc>
-        <w:tc>
-          <w:tcPr/>
-          <w:p>
-            <w:pPr>
-              <w:pStyle w:val="Compact"/>
-            </w:pPr>
-            <w:r>
-              <w:t xml:space="preserve">S$54.9 (95% UI: S$43.5–S$77.8)</w:t>
+              <w:t xml:space="preserve">S$18.9 (95% UI: S$15.0–S$26.4)</w:t>
+            </w:r>
+          </w:p>
+        </w:tc>
+        <w:tc>
+          <w:tcPr/>
+          <w:p>
+            <w:pPr>
+              <w:pStyle w:val="Compact"/>
+            </w:pPr>
+            <w:r>
+              <w:t xml:space="preserve">S$37.8 (95% UI: S$29.9–S$52.7)</w:t>
+            </w:r>
+          </w:p>
+        </w:tc>
+        <w:tc>
+          <w:tcPr/>
+          <w:p>
+            <w:pPr>
+              <w:pStyle w:val="Compact"/>
+            </w:pPr>
+            <w:r>
+              <w:t xml:space="preserve">S$56.6 (95% UI: S$44.9–S$79.1)</w:t>
             </w:r>
           </w:p>
         </w:tc>
@@ -13283,29 +13416,29 @@
               <w:pStyle w:val="Compact"/>
             </w:pPr>
             <w:r>
-              <w:t xml:space="preserve">S$22.2 (95% UI: S$18.0–S$30.3)</w:t>
-            </w:r>
-          </w:p>
-        </w:tc>
-        <w:tc>
-          <w:tcPr/>
-          <w:p>
-            <w:pPr>
-              <w:pStyle w:val="Compact"/>
-            </w:pPr>
-            <w:r>
-              <w:t xml:space="preserve">S$44.3 (95% UI: S$36.0–S$60.7)</w:t>
-            </w:r>
-          </w:p>
-        </w:tc>
-        <w:tc>
-          <w:tcPr/>
-          <w:p>
-            <w:pPr>
-              <w:pStyle w:val="Compact"/>
-            </w:pPr>
-            <w:r>
-              <w:t xml:space="preserve">S$66.5 (95% UI: S$54.0–S$91.0)</w:t>
+              <w:t xml:space="preserve">S$22.8 (95% UI: S$18.4–S$30.5)</w:t>
+            </w:r>
+          </w:p>
+        </w:tc>
+        <w:tc>
+          <w:tcPr/>
+          <w:p>
+            <w:pPr>
+              <w:pStyle w:val="Compact"/>
+            </w:pPr>
+            <w:r>
+              <w:t xml:space="preserve">S$45.6 (95% UI: S$36.8–S$61.0)</w:t>
+            </w:r>
+          </w:p>
+        </w:tc>
+        <w:tc>
+          <w:tcPr/>
+          <w:p>
+            <w:pPr>
+              <w:pStyle w:val="Compact"/>
+            </w:pPr>
+            <w:r>
+              <w:t xml:space="preserve">S$68.5 (95% UI: S$55.2–S$91.4)</w:t>
             </w:r>
           </w:p>
         </w:tc>
@@ -13329,29 +13462,29 @@
               <w:pStyle w:val="Compact"/>
             </w:pPr>
             <w:r>
-              <w:t xml:space="preserve">S$32.3 (95% UI: S$26.9–S$41.3)</w:t>
-            </w:r>
-          </w:p>
-        </w:tc>
-        <w:tc>
-          <w:tcPr/>
-          <w:p>
-            <w:pPr>
-              <w:pStyle w:val="Compact"/>
-            </w:pPr>
-            <w:r>
-              <w:t xml:space="preserve">S$64.6 (95% UI: S$53.7–S$82.5)</w:t>
-            </w:r>
-          </w:p>
-        </w:tc>
-        <w:tc>
-          <w:tcPr/>
-          <w:p>
-            <w:pPr>
-              <w:pStyle w:val="Compact"/>
-            </w:pPr>
-            <w:r>
-              <w:t xml:space="preserve">S$96.9 (95% UI: S$80.6–S$123.8)</w:t>
+              <w:t xml:space="preserve">S$33.0 (95% UI: S$27.2–S$41.5)</w:t>
+            </w:r>
+          </w:p>
+        </w:tc>
+        <w:tc>
+          <w:tcPr/>
+          <w:p>
+            <w:pPr>
+              <w:pStyle w:val="Compact"/>
+            </w:pPr>
+            <w:r>
+              <w:t xml:space="preserve">S$66.0 (95% UI: S$54.4–S$83.0)</w:t>
+            </w:r>
+          </w:p>
+        </w:tc>
+        <w:tc>
+          <w:tcPr/>
+          <w:p>
+            <w:pPr>
+              <w:pStyle w:val="Compact"/>
+            </w:pPr>
+            <w:r>
+              <w:t xml:space="preserve">S$99.0 (95% UI: S$81.7–S$124.4)</w:t>
             </w:r>
           </w:p>
         </w:tc>
@@ -13375,29 +13508,29 @@
               <w:pStyle w:val="Compact"/>
             </w:pPr>
             <w:r>
-              <w:t xml:space="preserve">S$40.9 (95% UI: S$34.4–S$50.6)</w:t>
-            </w:r>
-          </w:p>
-        </w:tc>
-        <w:tc>
-          <w:tcPr/>
-          <w:p>
-            <w:pPr>
-              <w:pStyle w:val="Compact"/>
-            </w:pPr>
-            <w:r>
-              <w:t xml:space="preserve">S$81.8 (95% UI: S$68.7–S$101.3)</w:t>
-            </w:r>
-          </w:p>
-        </w:tc>
-        <w:tc>
-          <w:tcPr/>
-          <w:p>
-            <w:pPr>
-              <w:pStyle w:val="Compact"/>
-            </w:pPr>
-            <w:r>
-              <w:t xml:space="preserve">S$122.7 (95% UI: S$103.1–S$151.9)</w:t>
+              <w:t xml:space="preserve">S$41.4 (95% UI: S$34.5–S$51.0)</w:t>
+            </w:r>
+          </w:p>
+        </w:tc>
+        <w:tc>
+          <w:tcPr/>
+          <w:p>
+            <w:pPr>
+              <w:pStyle w:val="Compact"/>
+            </w:pPr>
+            <w:r>
+              <w:t xml:space="preserve">S$82.9 (95% UI: S$69.1–S$102.0)</w:t>
+            </w:r>
+          </w:p>
+        </w:tc>
+        <w:tc>
+          <w:tcPr/>
+          <w:p>
+            <w:pPr>
+              <w:pStyle w:val="Compact"/>
+            </w:pPr>
+            <w:r>
+              <w:t xml:space="preserve">S$124.3 (95% UI: S$103.6–S$152.9)</w:t>
             </w:r>
           </w:p>
         </w:tc>
@@ -13421,29 +13554,29 @@
               <w:pStyle w:val="Compact"/>
             </w:pPr>
             <w:r>
-              <w:t xml:space="preserve">S$15.5 (95% UI: S$12.0–S$23.1)</w:t>
-            </w:r>
-          </w:p>
-        </w:tc>
-        <w:tc>
-          <w:tcPr/>
-          <w:p>
-            <w:pPr>
-              <w:pStyle w:val="Compact"/>
-            </w:pPr>
-            <w:r>
-              <w:t xml:space="preserve">S$31.0 (95% UI: S$23.9–S$46.2)</w:t>
-            </w:r>
-          </w:p>
-        </w:tc>
-        <w:tc>
-          <w:tcPr/>
-          <w:p>
-            <w:pPr>
-              <w:pStyle w:val="Compact"/>
-            </w:pPr>
-            <w:r>
-              <w:t xml:space="preserve">S$46.4 (95% UI: S$35.9–S$69.3)</w:t>
+              <w:t xml:space="preserve">S$16.1 (95% UI: S$12.4–S$23.4)</w:t>
+            </w:r>
+          </w:p>
+        </w:tc>
+        <w:tc>
+          <w:tcPr/>
+          <w:p>
+            <w:pPr>
+              <w:pStyle w:val="Compact"/>
+            </w:pPr>
+            <w:r>
+              <w:t xml:space="preserve">S$32.2 (95% UI: S$24.8–S$46.7)</w:t>
+            </w:r>
+          </w:p>
+        </w:tc>
+        <w:tc>
+          <w:tcPr/>
+          <w:p>
+            <w:pPr>
+              <w:pStyle w:val="Compact"/>
+            </w:pPr>
+            <w:r>
+              <w:t xml:space="preserve">S$48.4 (95% UI: S$37.3–S$70.1)</w:t>
             </w:r>
           </w:p>
         </w:tc>
@@ -13467,29 +13600,29 @@
               <w:pStyle w:val="Compact"/>
             </w:pPr>
             <w:r>
-              <w:t xml:space="preserve">S$16.4 (95% UI: S$12.8–S$24.2)</w:t>
-            </w:r>
-          </w:p>
-        </w:tc>
-        <w:tc>
-          <w:tcPr/>
-          <w:p>
-            <w:pPr>
-              <w:pStyle w:val="Compact"/>
-            </w:pPr>
-            <w:r>
-              <w:t xml:space="preserve">S$32.8 (95% UI: S$25.6–S$48.4)</w:t>
-            </w:r>
-          </w:p>
-        </w:tc>
-        <w:tc>
-          <w:tcPr/>
-          <w:p>
-            <w:pPr>
-              <w:pStyle w:val="Compact"/>
-            </w:pPr>
-            <w:r>
-              <w:t xml:space="preserve">S$49.2 (95% UI: S$38.3–S$72.6)</w:t>
+              <w:t xml:space="preserve">S$17.0 (95% UI: S$13.3–S$24.4)</w:t>
+            </w:r>
+          </w:p>
+        </w:tc>
+        <w:tc>
+          <w:tcPr/>
+          <w:p>
+            <w:pPr>
+              <w:pStyle w:val="Compact"/>
+            </w:pPr>
+            <w:r>
+              <w:t xml:space="preserve">S$34.0 (95% UI: S$26.5–S$48.7)</w:t>
+            </w:r>
+          </w:p>
+        </w:tc>
+        <w:tc>
+          <w:tcPr/>
+          <w:p>
+            <w:pPr>
+              <w:pStyle w:val="Compact"/>
+            </w:pPr>
+            <w:r>
+              <w:t xml:space="preserve">S$51.0 (95% UI: S$39.8–S$73.1)</w:t>
             </w:r>
           </w:p>
         </w:tc>
@@ -13513,29 +13646,29 @@
               <w:pStyle w:val="Compact"/>
             </w:pPr>
             <w:r>
-              <w:t xml:space="preserve">S$18.4 (95% UI: S$14.7–S$26.3)</w:t>
-            </w:r>
-          </w:p>
-        </w:tc>
-        <w:tc>
-          <w:tcPr/>
-          <w:p>
-            <w:pPr>
-              <w:pStyle w:val="Compact"/>
-            </w:pPr>
-            <w:r>
-              <w:t xml:space="preserve">S$36.9 (95% UI: S$29.4–S$52.6)</w:t>
-            </w:r>
-          </w:p>
-        </w:tc>
-        <w:tc>
-          <w:tcPr/>
-          <w:p>
-            <w:pPr>
-              <w:pStyle w:val="Compact"/>
-            </w:pPr>
-            <w:r>
-              <w:t xml:space="preserve">S$55.3 (95% UI: S$44.1–S$79.0)</w:t>
+              <w:t xml:space="preserve">S$19.0 (95% UI: S$15.1–S$26.6)</w:t>
+            </w:r>
+          </w:p>
+        </w:tc>
+        <w:tc>
+          <w:tcPr/>
+          <w:p>
+            <w:pPr>
+              <w:pStyle w:val="Compact"/>
+            </w:pPr>
+            <w:r>
+              <w:t xml:space="preserve">S$38.0 (95% UI: S$30.2–S$53.3)</w:t>
+            </w:r>
+          </w:p>
+        </w:tc>
+        <w:tc>
+          <w:tcPr/>
+          <w:p>
+            <w:pPr>
+              <w:pStyle w:val="Compact"/>
+            </w:pPr>
+            <w:r>
+              <w:t xml:space="preserve">S$57.0 (95% UI: S$45.3–S$79.9)</w:t>
             </w:r>
           </w:p>
         </w:tc>
@@ -13559,29 +13692,29 @@
               <w:pStyle w:val="Compact"/>
             </w:pPr>
             <w:r>
-              <w:t xml:space="preserve">S$23.7 (95% UI: S$19.5–S$32.5)</w:t>
-            </w:r>
-          </w:p>
-        </w:tc>
-        <w:tc>
-          <w:tcPr/>
-          <w:p>
-            <w:pPr>
-              <w:pStyle w:val="Compact"/>
-            </w:pPr>
-            <w:r>
-              <w:t xml:space="preserve">S$47.3 (95% UI: S$38.9–S$65.0)</w:t>
-            </w:r>
-          </w:p>
-        </w:tc>
-        <w:tc>
-          <w:tcPr/>
-          <w:p>
-            <w:pPr>
-              <w:pStyle w:val="Compact"/>
-            </w:pPr>
-            <w:r>
-              <w:t xml:space="preserve">S$71.0 (95% UI: S$58.4–S$97.5)</w:t>
+              <w:t xml:space="preserve">S$24.3 (95% UI: S$19.9–S$32.8)</w:t>
+            </w:r>
+          </w:p>
+        </w:tc>
+        <w:tc>
+          <w:tcPr/>
+          <w:p>
+            <w:pPr>
+              <w:pStyle w:val="Compact"/>
+            </w:pPr>
+            <w:r>
+              <w:t xml:space="preserve">S$48.7 (95% UI: S$39.8–S$65.5)</w:t>
+            </w:r>
+          </w:p>
+        </w:tc>
+        <w:tc>
+          <w:tcPr/>
+          <w:p>
+            <w:pPr>
+              <w:pStyle w:val="Compact"/>
+            </w:pPr>
+            <w:r>
+              <w:t xml:space="preserve">S$73.0 (95% UI: S$59.6–S$98.3)</w:t>
             </w:r>
           </w:p>
         </w:tc>
@@ -13605,29 +13738,29 @@
               <w:pStyle w:val="Compact"/>
             </w:pPr>
             <w:r>
-              <w:t xml:space="preserve">S$28.8 (95% UI: S$24.0–S$38.2)</w:t>
-            </w:r>
-          </w:p>
-        </w:tc>
-        <w:tc>
-          <w:tcPr/>
-          <w:p>
-            <w:pPr>
-              <w:pStyle w:val="Compact"/>
-            </w:pPr>
-            <w:r>
-              <w:t xml:space="preserve">S$57.5 (95% UI: S$48.0–S$76.4)</w:t>
-            </w:r>
-          </w:p>
-        </w:tc>
-        <w:tc>
-          <w:tcPr/>
-          <w:p>
-            <w:pPr>
-              <w:pStyle w:val="Compact"/>
-            </w:pPr>
-            <w:r>
-              <w:t xml:space="preserve">S$86.3 (95% UI: S$72.0–S$114.6)</w:t>
+              <w:t xml:space="preserve">S$29.5 (95% UI: S$24.4–S$38.3)</w:t>
+            </w:r>
+          </w:p>
+        </w:tc>
+        <w:tc>
+          <w:tcPr/>
+          <w:p>
+            <w:pPr>
+              <w:pStyle w:val="Compact"/>
+            </w:pPr>
+            <w:r>
+              <w:t xml:space="preserve">S$59.0 (95% UI: S$48.8–S$76.7)</w:t>
+            </w:r>
+          </w:p>
+        </w:tc>
+        <w:tc>
+          <w:tcPr/>
+          <w:p>
+            <w:pPr>
+              <w:pStyle w:val="Compact"/>
+            </w:pPr>
+            <w:r>
+              <w:t xml:space="preserve">S$88.5 (95% UI: S$73.2–S$115.0)</w:t>
             </w:r>
           </w:p>
         </w:tc>
@@ -13651,29 +13784,29 @@
               <w:pStyle w:val="Compact"/>
             </w:pPr>
             <w:r>
-              <w:t xml:space="preserve">S$88.4 (95% UI: S$76.0–S$102.5)</w:t>
-            </w:r>
-          </w:p>
-        </w:tc>
-        <w:tc>
-          <w:tcPr/>
-          <w:p>
-            <w:pPr>
-              <w:pStyle w:val="Compact"/>
-            </w:pPr>
-            <w:r>
-              <w:t xml:space="preserve">S$176.7 (95% UI: S$151.9–S$205.0)</w:t>
-            </w:r>
-          </w:p>
-        </w:tc>
-        <w:tc>
-          <w:tcPr/>
-          <w:p>
-            <w:pPr>
-              <w:pStyle w:val="Compact"/>
-            </w:pPr>
-            <w:r>
-              <w:t xml:space="preserve">S$265.1 (95% UI: S$227.9–S$307.5)</w:t>
+              <w:t xml:space="preserve">S$89.0 (95% UI: S$76.1–S$103.3)</w:t>
+            </w:r>
+          </w:p>
+        </w:tc>
+        <w:tc>
+          <w:tcPr/>
+          <w:p>
+            <w:pPr>
+              <w:pStyle w:val="Compact"/>
+            </w:pPr>
+            <w:r>
+              <w:t xml:space="preserve">S$178.0 (95% UI: S$152.1–S$206.7)</w:t>
+            </w:r>
+          </w:p>
+        </w:tc>
+        <w:tc>
+          <w:tcPr/>
+          <w:p>
+            <w:pPr>
+              <w:pStyle w:val="Compact"/>
+            </w:pPr>
+            <w:r>
+              <w:t xml:space="preserve">S$267.0 (95% UI: S$228.2–S$310.0)</w:t>
             </w:r>
           </w:p>
         </w:tc>
@@ -13796,7 +13929,7 @@
         <w:t xml:space="preserve">[31]</w:t>
       </w:r>
       <w:r>
-        <w:t xml:space="preserve">. The model gave 200 (95% UI: 159–275) prison treatment starts in 2026 because most prevalent cases had been treated by then.</w:t>
+        <w:t xml:space="preserve">. The model gave 200 (95% UI: 157–272) prison treatment starts in 2026 because most prevalent cases had been treated by then.</w:t>
       </w:r>
     </w:p>
     <w:p>
@@ -13946,7 +14079,7 @@
         <w:t xml:space="preserve"> </w:t>
       </w:r>
       <w:r>
-        <w:t xml:space="preserve">Only seroprevalence was fitted. The modelled 2015 prison population (8,451 (8,275–8,523)) was much larger than the 3,367 people with a known screening result in prison records, so absolute counts of infections, deaths, screening and treatment, and costs, are uncertain beyond the UIs.</w:t>
+        <w:t xml:space="preserve">Only seroprevalence was fitted. The modelled 2015 prison population (8,451 (8,283–8,520)) was much larger than the 3,367 people with a known screening result in prison records, so absolute counts of infections, deaths, screening and treatment, and costs, are uncertain beyond the UIs.</w:t>
       </w:r>
     </w:p>
     <w:p>
@@ -13991,7 +14124,7 @@
         <w:t xml:space="preserve"> </w:t>
       </w:r>
       <w:r>
-        <w:t xml:space="preserve">of the re-arrest rate, and its posterior (1.21 (95% interval 0.55 to 3.15)) follows its prior. A lower first arrest rate would leave more people in D, who are never reached by prison treatment.</w:t>
+        <w:t xml:space="preserve">of the re-arrest rate, and its posterior (1.24 (95% interval 0.57 to 3.13)) follows its prior. A lower first arrest rate would leave more people in D, who are never reached by prison treatment.</w:t>
       </w:r>
     </w:p>
     <w:p>
@@ -14035,7 +14168,7 @@
         <w:t xml:space="preserve"> </w:t>
       </w:r>
       <w:r>
-        <w:t xml:space="preserve">With six targets and seven parameters, the prior matters. For θ5, θ6 and θ7 the posterior standard deviation was 75% to 90% of the prior standard deviation.</w:t>
+        <w:t xml:space="preserve">With six targets and seven parameters, the prior matters. For θ5, θ6 and θ7 the posterior standard deviation was 76% to 88% of the prior standard deviation.</w:t>
       </w:r>
     </w:p>
     <w:bookmarkEnd w:id="53"/>

--- a/docs/Supplementary Information.docx
+++ b/docs/Supplementary Information.docx
@@ -4805,7 +4805,7 @@
         <w:pStyle w:val="FirstParagraph"/>
       </w:pPr>
       <w:r>
-        <w:t xml:space="preserve">From 2016 to 2025, entry into D followed the annual number of new drug users by age published by the Singapore Department of Statistics</w:t>
+        <w:t xml:space="preserve">Entry into D was the 2015 number of new drug users by age published by the Singapore Department of Statistics</w:t>
       </w:r>
       <w:r>
         <w:t xml:space="preserve"> </w:t>
@@ -4817,7 +4817,7 @@
         <w:t xml:space="preserve"> </w:t>
       </w:r>
       <w:r>
-        <w:t xml:space="preserve">(Table S2). The counts were used without scaling, so the 2015 row is also the equilibrium entry rate. The 2025 value was held constant to 2030. These counts come from law enforcement records and are a proxy for entry into injecting.</w:t>
+        <w:t xml:space="preserve">(Table S2), without scaling. The same counts set the equilibrium up to 2015 and were held constant from 2016 to 2030, so the projections isolate the effect of treatment and screening. These counts come from law enforcement records and are a proxy for entry into injecting.</w:t>
       </w:r>
     </w:p>
     <w:p>
@@ -4829,7 +4829,7 @@
           <w:b/>
           <w:bCs/>
         </w:rPr>
-        <w:t xml:space="preserve">Table S2. New drug users by age group, Singapore, 2015 to 2025.</w:t>
+        <w:t xml:space="preserve">Table S2. New drug users by age group, Singapore, 2015 (entry into D in every model year).</w:t>
       </w:r>
     </w:p>
     <w:tbl>
@@ -5008,796 +5008,6 @@
           </w:p>
         </w:tc>
       </w:tr>
-      <w:tr>
-        <w:tc>
-          <w:tcPr/>
-          <w:p>
-            <w:pPr>
-              <w:pStyle w:val="Compact"/>
-            </w:pPr>
-            <w:r>
-              <w:t xml:space="preserve">2016</w:t>
-            </w:r>
-          </w:p>
-        </w:tc>
-        <w:tc>
-          <w:tcPr/>
-          <w:p>
-            <w:pPr>
-              <w:pStyle w:val="Compact"/>
-            </w:pPr>
-            <w:r>
-              <w:t xml:space="preserve">244</w:t>
-            </w:r>
-          </w:p>
-        </w:tc>
-        <w:tc>
-          <w:tcPr/>
-          <w:p>
-            <w:pPr>
-              <w:pStyle w:val="Compact"/>
-            </w:pPr>
-            <w:r>
-              <w:t xml:space="preserve">650</w:t>
-            </w:r>
-          </w:p>
-        </w:tc>
-        <w:tc>
-          <w:tcPr/>
-          <w:p>
-            <w:pPr>
-              <w:pStyle w:val="Compact"/>
-            </w:pPr>
-            <w:r>
-              <w:t xml:space="preserve">313</w:t>
-            </w:r>
-          </w:p>
-        </w:tc>
-        <w:tc>
-          <w:tcPr/>
-          <w:p>
-            <w:pPr>
-              <w:pStyle w:val="Compact"/>
-            </w:pPr>
-            <w:r>
-              <w:t xml:space="preserve">110</w:t>
-            </w:r>
-          </w:p>
-        </w:tc>
-        <w:tc>
-          <w:tcPr/>
-          <w:p>
-            <w:pPr>
-              <w:pStyle w:val="Compact"/>
-            </w:pPr>
-            <w:r>
-              <w:t xml:space="preserve">27</w:t>
-            </w:r>
-          </w:p>
-        </w:tc>
-        <w:tc>
-          <w:tcPr/>
-          <w:p>
-            <w:pPr>
-              <w:pStyle w:val="Compact"/>
-            </w:pPr>
-            <w:r>
-              <w:t xml:space="preserve">4</w:t>
-            </w:r>
-          </w:p>
-        </w:tc>
-      </w:tr>
-      <w:tr>
-        <w:tc>
-          <w:tcPr/>
-          <w:p>
-            <w:pPr>
-              <w:pStyle w:val="Compact"/>
-            </w:pPr>
-            <w:r>
-              <w:t xml:space="preserve">2017</w:t>
-            </w:r>
-          </w:p>
-        </w:tc>
-        <w:tc>
-          <w:tcPr/>
-          <w:p>
-            <w:pPr>
-              <w:pStyle w:val="Compact"/>
-            </w:pPr>
-            <w:r>
-              <w:t xml:space="preserve">235</w:t>
-            </w:r>
-          </w:p>
-        </w:tc>
-        <w:tc>
-          <w:tcPr/>
-          <w:p>
-            <w:pPr>
-              <w:pStyle w:val="Compact"/>
-            </w:pPr>
-            <w:r>
-              <w:t xml:space="preserve">565</w:t>
-            </w:r>
-          </w:p>
-        </w:tc>
-        <w:tc>
-          <w:tcPr/>
-          <w:p>
-            <w:pPr>
-              <w:pStyle w:val="Compact"/>
-            </w:pPr>
-            <w:r>
-              <w:t xml:space="preserve">301</w:t>
-            </w:r>
-          </w:p>
-        </w:tc>
-        <w:tc>
-          <w:tcPr/>
-          <w:p>
-            <w:pPr>
-              <w:pStyle w:val="Compact"/>
-            </w:pPr>
-            <w:r>
-              <w:t xml:space="preserve">111</w:t>
-            </w:r>
-          </w:p>
-        </w:tc>
-        <w:tc>
-          <w:tcPr/>
-          <w:p>
-            <w:pPr>
-              <w:pStyle w:val="Compact"/>
-            </w:pPr>
-            <w:r>
-              <w:t xml:space="preserve">33</w:t>
-            </w:r>
-          </w:p>
-        </w:tc>
-        <w:tc>
-          <w:tcPr/>
-          <w:p>
-            <w:pPr>
-              <w:pStyle w:val="Compact"/>
-            </w:pPr>
-            <w:r>
-              <w:t xml:space="preserve">4</w:t>
-            </w:r>
-          </w:p>
-        </w:tc>
-      </w:tr>
-      <w:tr>
-        <w:tc>
-          <w:tcPr/>
-          <w:p>
-            <w:pPr>
-              <w:pStyle w:val="Compact"/>
-            </w:pPr>
-            <w:r>
-              <w:t xml:space="preserve">2018</w:t>
-            </w:r>
-          </w:p>
-        </w:tc>
-        <w:tc>
-          <w:tcPr/>
-          <w:p>
-            <w:pPr>
-              <w:pStyle w:val="Compact"/>
-            </w:pPr>
-            <w:r>
-              <w:t xml:space="preserve">305</w:t>
-            </w:r>
-          </w:p>
-        </w:tc>
-        <w:tc>
-          <w:tcPr/>
-          <w:p>
-            <w:pPr>
-              <w:pStyle w:val="Compact"/>
-            </w:pPr>
-            <w:r>
-              <w:t xml:space="preserve">570</w:t>
-            </w:r>
-          </w:p>
-        </w:tc>
-        <w:tc>
-          <w:tcPr/>
-          <w:p>
-            <w:pPr>
-              <w:pStyle w:val="Compact"/>
-            </w:pPr>
-            <w:r>
-              <w:t xml:space="preserve">303</w:t>
-            </w:r>
-          </w:p>
-        </w:tc>
-        <w:tc>
-          <w:tcPr/>
-          <w:p>
-            <w:pPr>
-              <w:pStyle w:val="Compact"/>
-            </w:pPr>
-            <w:r>
-              <w:t xml:space="preserve">138</w:t>
-            </w:r>
-          </w:p>
-        </w:tc>
-        <w:tc>
-          <w:tcPr/>
-          <w:p>
-            <w:pPr>
-              <w:pStyle w:val="Compact"/>
-            </w:pPr>
-            <w:r>
-              <w:t xml:space="preserve">36</w:t>
-            </w:r>
-          </w:p>
-        </w:tc>
-        <w:tc>
-          <w:tcPr/>
-          <w:p>
-            <w:pPr>
-              <w:pStyle w:val="Compact"/>
-            </w:pPr>
-            <w:r>
-              <w:t xml:space="preserve">12</w:t>
-            </w:r>
-          </w:p>
-        </w:tc>
-      </w:tr>
-      <w:tr>
-        <w:tc>
-          <w:tcPr/>
-          <w:p>
-            <w:pPr>
-              <w:pStyle w:val="Compact"/>
-            </w:pPr>
-            <w:r>
-              <w:t xml:space="preserve">2019</w:t>
-            </w:r>
-          </w:p>
-        </w:tc>
-        <w:tc>
-          <w:tcPr/>
-          <w:p>
-            <w:pPr>
-              <w:pStyle w:val="Compact"/>
-            </w:pPr>
-            <w:r>
-              <w:t xml:space="preserve">309</w:t>
-            </w:r>
-          </w:p>
-        </w:tc>
-        <w:tc>
-          <w:tcPr/>
-          <w:p>
-            <w:pPr>
-              <w:pStyle w:val="Compact"/>
-            </w:pPr>
-            <w:r>
-              <w:t xml:space="preserve">594</w:t>
-            </w:r>
-          </w:p>
-        </w:tc>
-        <w:tc>
-          <w:tcPr/>
-          <w:p>
-            <w:pPr>
-              <w:pStyle w:val="Compact"/>
-            </w:pPr>
-            <w:r>
-              <w:t xml:space="preserve">341</w:t>
-            </w:r>
-          </w:p>
-        </w:tc>
-        <w:tc>
-          <w:tcPr/>
-          <w:p>
-            <w:pPr>
-              <w:pStyle w:val="Compact"/>
-            </w:pPr>
-            <w:r>
-              <w:t xml:space="preserve">130</w:t>
-            </w:r>
-          </w:p>
-        </w:tc>
-        <w:tc>
-          <w:tcPr/>
-          <w:p>
-            <w:pPr>
-              <w:pStyle w:val="Compact"/>
-            </w:pPr>
-            <w:r>
-              <w:t xml:space="preserve">70</w:t>
-            </w:r>
-          </w:p>
-        </w:tc>
-        <w:tc>
-          <w:tcPr/>
-          <w:p>
-            <w:pPr>
-              <w:pStyle w:val="Compact"/>
-            </w:pPr>
-            <w:r>
-              <w:t xml:space="preserve">16</w:t>
-            </w:r>
-          </w:p>
-        </w:tc>
-      </w:tr>
-      <w:tr>
-        <w:tc>
-          <w:tcPr/>
-          <w:p>
-            <w:pPr>
-              <w:pStyle w:val="Compact"/>
-            </w:pPr>
-            <w:r>
-              <w:t xml:space="preserve">2020</w:t>
-            </w:r>
-          </w:p>
-        </w:tc>
-        <w:tc>
-          <w:tcPr/>
-          <w:p>
-            <w:pPr>
-              <w:pStyle w:val="Compact"/>
-            </w:pPr>
-            <w:r>
-              <w:t xml:space="preserve">228</w:t>
-            </w:r>
-          </w:p>
-        </w:tc>
-        <w:tc>
-          <w:tcPr/>
-          <w:p>
-            <w:pPr>
-              <w:pStyle w:val="Compact"/>
-            </w:pPr>
-            <w:r>
-              <w:t xml:space="preserve">488</w:t>
-            </w:r>
-          </w:p>
-        </w:tc>
-        <w:tc>
-          <w:tcPr/>
-          <w:p>
-            <w:pPr>
-              <w:pStyle w:val="Compact"/>
-            </w:pPr>
-            <w:r>
-              <w:t xml:space="preserve">252</w:t>
-            </w:r>
-          </w:p>
-        </w:tc>
-        <w:tc>
-          <w:tcPr/>
-          <w:p>
-            <w:pPr>
-              <w:pStyle w:val="Compact"/>
-            </w:pPr>
-            <w:r>
-              <w:t xml:space="preserve">112</w:t>
-            </w:r>
-          </w:p>
-        </w:tc>
-        <w:tc>
-          <w:tcPr/>
-          <w:p>
-            <w:pPr>
-              <w:pStyle w:val="Compact"/>
-            </w:pPr>
-            <w:r>
-              <w:t xml:space="preserve">58</w:t>
-            </w:r>
-          </w:p>
-        </w:tc>
-        <w:tc>
-          <w:tcPr/>
-          <w:p>
-            <w:pPr>
-              <w:pStyle w:val="Compact"/>
-            </w:pPr>
-            <w:r>
-              <w:t xml:space="preserve">13</w:t>
-            </w:r>
-          </w:p>
-        </w:tc>
-      </w:tr>
-      <w:tr>
-        <w:tc>
-          <w:tcPr/>
-          <w:p>
-            <w:pPr>
-              <w:pStyle w:val="Compact"/>
-            </w:pPr>
-            <w:r>
-              <w:t xml:space="preserve">2021</w:t>
-            </w:r>
-          </w:p>
-        </w:tc>
-        <w:tc>
-          <w:tcPr/>
-          <w:p>
-            <w:pPr>
-              <w:pStyle w:val="Compact"/>
-            </w:pPr>
-            <w:r>
-              <w:t xml:space="preserve">152</w:t>
-            </w:r>
-          </w:p>
-        </w:tc>
-        <w:tc>
-          <w:tcPr/>
-          <w:p>
-            <w:pPr>
-              <w:pStyle w:val="Compact"/>
-            </w:pPr>
-            <w:r>
-              <w:t xml:space="preserve">408</w:t>
-            </w:r>
-          </w:p>
-        </w:tc>
-        <w:tc>
-          <w:tcPr/>
-          <w:p>
-            <w:pPr>
-              <w:pStyle w:val="Compact"/>
-            </w:pPr>
-            <w:r>
-              <w:t xml:space="preserve">226</w:t>
-            </w:r>
-          </w:p>
-        </w:tc>
-        <w:tc>
-          <w:tcPr/>
-          <w:p>
-            <w:pPr>
-              <w:pStyle w:val="Compact"/>
-            </w:pPr>
-            <w:r>
-              <w:t xml:space="preserve">97</w:t>
-            </w:r>
-          </w:p>
-        </w:tc>
-        <w:tc>
-          <w:tcPr/>
-          <w:p>
-            <w:pPr>
-              <w:pStyle w:val="Compact"/>
-            </w:pPr>
-            <w:r>
-              <w:t xml:space="preserve">40</w:t>
-            </w:r>
-          </w:p>
-        </w:tc>
-        <w:tc>
-          <w:tcPr/>
-          <w:p>
-            <w:pPr>
-              <w:pStyle w:val="Compact"/>
-            </w:pPr>
-            <w:r>
-              <w:t xml:space="preserve">13</w:t>
-            </w:r>
-          </w:p>
-        </w:tc>
-      </w:tr>
-      <w:tr>
-        <w:tc>
-          <w:tcPr/>
-          <w:p>
-            <w:pPr>
-              <w:pStyle w:val="Compact"/>
-            </w:pPr>
-            <w:r>
-              <w:t xml:space="preserve">2022</w:t>
-            </w:r>
-          </w:p>
-        </w:tc>
-        <w:tc>
-          <w:tcPr/>
-          <w:p>
-            <w:pPr>
-              <w:pStyle w:val="Compact"/>
-            </w:pPr>
-            <w:r>
-              <w:t xml:space="preserve">83</w:t>
-            </w:r>
-          </w:p>
-        </w:tc>
-        <w:tc>
-          <w:tcPr/>
-          <w:p>
-            <w:pPr>
-              <w:pStyle w:val="Compact"/>
-            </w:pPr>
-            <w:r>
-              <w:t xml:space="preserve">317</w:t>
-            </w:r>
-          </w:p>
-        </w:tc>
-        <w:tc>
-          <w:tcPr/>
-          <w:p>
-            <w:pPr>
-              <w:pStyle w:val="Compact"/>
-            </w:pPr>
-            <w:r>
-              <w:t xml:space="preserve">250</w:t>
-            </w:r>
-          </w:p>
-        </w:tc>
-        <w:tc>
-          <w:tcPr/>
-          <w:p>
-            <w:pPr>
-              <w:pStyle w:val="Compact"/>
-            </w:pPr>
-            <w:r>
-              <w:t xml:space="preserve">101</w:t>
-            </w:r>
-          </w:p>
-        </w:tc>
-        <w:tc>
-          <w:tcPr/>
-          <w:p>
-            <w:pPr>
-              <w:pStyle w:val="Compact"/>
-            </w:pPr>
-            <w:r>
-              <w:t xml:space="preserve">33</w:t>
-            </w:r>
-          </w:p>
-        </w:tc>
-        <w:tc>
-          <w:tcPr/>
-          <w:p>
-            <w:pPr>
-              <w:pStyle w:val="Compact"/>
-            </w:pPr>
-            <w:r>
-              <w:t xml:space="preserve">18</w:t>
-            </w:r>
-          </w:p>
-        </w:tc>
-      </w:tr>
-      <w:tr>
-        <w:tc>
-          <w:tcPr/>
-          <w:p>
-            <w:pPr>
-              <w:pStyle w:val="Compact"/>
-            </w:pPr>
-            <w:r>
-              <w:t xml:space="preserve">2023</w:t>
-            </w:r>
-          </w:p>
-        </w:tc>
-        <w:tc>
-          <w:tcPr/>
-          <w:p>
-            <w:pPr>
-              <w:pStyle w:val="Compact"/>
-            </w:pPr>
-            <w:r>
-              <w:t xml:space="preserve">97</w:t>
-            </w:r>
-          </w:p>
-        </w:tc>
-        <w:tc>
-          <w:tcPr/>
-          <w:p>
-            <w:pPr>
-              <w:pStyle w:val="Compact"/>
-            </w:pPr>
-            <w:r>
-              <w:t xml:space="preserve">391</w:t>
-            </w:r>
-          </w:p>
-        </w:tc>
-        <w:tc>
-          <w:tcPr/>
-          <w:p>
-            <w:pPr>
-              <w:pStyle w:val="Compact"/>
-            </w:pPr>
-            <w:r>
-              <w:t xml:space="preserve">281</w:t>
-            </w:r>
-          </w:p>
-        </w:tc>
-        <w:tc>
-          <w:tcPr/>
-          <w:p>
-            <w:pPr>
-              <w:pStyle w:val="Compact"/>
-            </w:pPr>
-            <w:r>
-              <w:t xml:space="preserve">123</w:t>
-            </w:r>
-          </w:p>
-        </w:tc>
-        <w:tc>
-          <w:tcPr/>
-          <w:p>
-            <w:pPr>
-              <w:pStyle w:val="Compact"/>
-            </w:pPr>
-            <w:r>
-              <w:t xml:space="preserve">52</w:t>
-            </w:r>
-          </w:p>
-        </w:tc>
-        <w:tc>
-          <w:tcPr/>
-          <w:p>
-            <w:pPr>
-              <w:pStyle w:val="Compact"/>
-            </w:pPr>
-            <w:r>
-              <w:t xml:space="preserve">8</w:t>
-            </w:r>
-          </w:p>
-        </w:tc>
-      </w:tr>
-      <w:tr>
-        <w:tc>
-          <w:tcPr/>
-          <w:p>
-            <w:pPr>
-              <w:pStyle w:val="Compact"/>
-            </w:pPr>
-            <w:r>
-              <w:t xml:space="preserve">2024</w:t>
-            </w:r>
-          </w:p>
-        </w:tc>
-        <w:tc>
-          <w:tcPr/>
-          <w:p>
-            <w:pPr>
-              <w:pStyle w:val="Compact"/>
-            </w:pPr>
-            <w:r>
-              <w:t xml:space="preserve">134</w:t>
-            </w:r>
-          </w:p>
-        </w:tc>
-        <w:tc>
-          <w:tcPr/>
-          <w:p>
-            <w:pPr>
-              <w:pStyle w:val="Compact"/>
-            </w:pPr>
-            <w:r>
-              <w:t xml:space="preserve">401</w:t>
-            </w:r>
-          </w:p>
-        </w:tc>
-        <w:tc>
-          <w:tcPr/>
-          <w:p>
-            <w:pPr>
-              <w:pStyle w:val="Compact"/>
-            </w:pPr>
-            <w:r>
-              <w:t xml:space="preserve">286</w:t>
-            </w:r>
-          </w:p>
-        </w:tc>
-        <w:tc>
-          <w:tcPr/>
-          <w:p>
-            <w:pPr>
-              <w:pStyle w:val="Compact"/>
-            </w:pPr>
-            <w:r>
-              <w:t xml:space="preserve">116</w:t>
-            </w:r>
-          </w:p>
-        </w:tc>
-        <w:tc>
-          <w:tcPr/>
-          <w:p>
-            <w:pPr>
-              <w:pStyle w:val="Compact"/>
-            </w:pPr>
-            <w:r>
-              <w:t xml:space="preserve">48</w:t>
-            </w:r>
-          </w:p>
-        </w:tc>
-        <w:tc>
-          <w:tcPr/>
-          <w:p>
-            <w:pPr>
-              <w:pStyle w:val="Compact"/>
-            </w:pPr>
-            <w:r>
-              <w:t xml:space="preserve">11</w:t>
-            </w:r>
-          </w:p>
-        </w:tc>
-      </w:tr>
-      <w:tr>
-        <w:tc>
-          <w:tcPr/>
-          <w:p>
-            <w:pPr>
-              <w:pStyle w:val="Compact"/>
-            </w:pPr>
-            <w:r>
-              <w:t xml:space="preserve">2025</w:t>
-            </w:r>
-          </w:p>
-        </w:tc>
-        <w:tc>
-          <w:tcPr/>
-          <w:p>
-            <w:pPr>
-              <w:pStyle w:val="Compact"/>
-            </w:pPr>
-            <w:r>
-              <w:t xml:space="preserve">163</w:t>
-            </w:r>
-          </w:p>
-        </w:tc>
-        <w:tc>
-          <w:tcPr/>
-          <w:p>
-            <w:pPr>
-              <w:pStyle w:val="Compact"/>
-            </w:pPr>
-            <w:r>
-              <w:t xml:space="preserve">420</w:t>
-            </w:r>
-          </w:p>
-        </w:tc>
-        <w:tc>
-          <w:tcPr/>
-          <w:p>
-            <w:pPr>
-              <w:pStyle w:val="Compact"/>
-            </w:pPr>
-            <w:r>
-              <w:t xml:space="preserve">367</w:t>
-            </w:r>
-          </w:p>
-        </w:tc>
-        <w:tc>
-          <w:tcPr/>
-          <w:p>
-            <w:pPr>
-              <w:pStyle w:val="Compact"/>
-            </w:pPr>
-            <w:r>
-              <w:t xml:space="preserve">140</w:t>
-            </w:r>
-          </w:p>
-        </w:tc>
-        <w:tc>
-          <w:tcPr/>
-          <w:p>
-            <w:pPr>
-              <w:pStyle w:val="Compact"/>
-            </w:pPr>
-            <w:r>
-              <w:t xml:space="preserve">60</w:t>
-            </w:r>
-          </w:p>
-        </w:tc>
-        <w:tc>
-          <w:tcPr/>
-          <w:p>
-            <w:pPr>
-              <w:pStyle w:val="Compact"/>
-            </w:pPr>
-            <w:r>
-              <w:t xml:space="preserve">15</w:t>
-            </w:r>
-          </w:p>
-        </w:tc>
-      </w:tr>
     </w:tbl>
     <w:bookmarkEnd w:id="16"/>
     <w:bookmarkStart w:id="17" w:name="calibrated-parameters-and-priors"/>
@@ -6510,7 +5720,7 @@
         <w:pStyle w:val="BodyText"/>
       </w:pPr>
       <w:r>
-        <w:t xml:space="preserve">At the observed data, however, the neural posterior did not match the MCMC posterior (Table S4). Of 4,000 random neural posterior draws, 1,329 (33%) failed the equilibrium check, which the MCMC treats as impossible; they were dropped before the comparison. Its 95% intervals were on average 28% wider than the MCMC intervals, and no parameter passed all three checks. Calibration on average across prior datasets does not guarantee accuracy at one dataset; with six noisy summaries and a wide prior, the network spends its capacity over the whole prior range. The policy medians were less sensitive: they differed from the MCMC results by at most 0.3%, although the share of draws meeting both targets at 5,000 tests a year with 25% to F differed by 8 percentage points. We used the MCMC posterior for all results. The full comparison is in the project repository (</w:t>
+        <w:t xml:space="preserve">At the observed data, however, the neural posterior did not match the MCMC posterior (Table S4). Of 4,000 random neural posterior draws, 1,329 (33%) failed the equilibrium check, which the MCMC treats as impossible; they were dropped before the comparison. Its 95% intervals were on average 28% wider than the MCMC intervals, and no parameter passed all three checks. Calibration on average across prior datasets does not guarantee accuracy at one dataset; with six noisy summaries and a wide prior, the network spends its capacity over the whole prior range. The policy medians were less sensitive: they differed from the MCMC results by at most 0.3%, although the share of draws meeting both targets at 5,000 tests a year with 25% to F differed by 11 percentage points. We used the MCMC posterior for all results. The full comparison is in the project repository (</w:t>
       </w:r>
       <w:r>
         <w:rPr>
@@ -6718,18 +5928,18 @@
               <w:pStyle w:val="Compact"/>
             </w:pPr>
             <w:r>
-              <w:t xml:space="preserve">6.0%</w:t>
-            </w:r>
-          </w:p>
-        </w:tc>
-        <w:tc>
-          <w:tcPr/>
-          <w:p>
-            <w:pPr>
-              <w:pStyle w:val="Compact"/>
-            </w:pPr>
-            <w:r>
-              <w:t xml:space="preserve">8.2</w:t>
+              <w:t xml:space="preserve">5.8%</w:t>
+            </w:r>
+          </w:p>
+        </w:tc>
+        <w:tc>
+          <w:tcPr/>
+          <w:p>
+            <w:pPr>
+              <w:pStyle w:val="Compact"/>
+            </w:pPr>
+            <w:r>
+              <w:t xml:space="preserve">10.9</w:t>
             </w:r>
           </w:p>
         </w:tc>
@@ -9989,18 +9199,18 @@
               <w:pStyle w:val="Compact"/>
             </w:pPr>
             <w:r>
-              <w:t xml:space="preserve">85.7% (95% UI: 70.5%–91.3%)</w:t>
-            </w:r>
-          </w:p>
-        </w:tc>
-        <w:tc>
-          <w:tcPr/>
-          <w:p>
-            <w:pPr>
-              <w:pStyle w:val="Compact"/>
-            </w:pPr>
-            <w:r>
-              <w:t xml:space="preserve">54.9% (95% UI: 52.3%–57.4%)</w:t>
+              <w:t xml:space="preserve">84.5% (95% UI: 68.7%–90.5%)</w:t>
+            </w:r>
+          </w:p>
+        </w:tc>
+        <w:tc>
+          <w:tcPr/>
+          <w:p>
+            <w:pPr>
+              <w:pStyle w:val="Compact"/>
+            </w:pPr>
+            <w:r>
+              <w:t xml:space="preserve">54.9% (95% UI: 52.3%–57.5%)</w:t>
             </w:r>
           </w:p>
         </w:tc>
@@ -10022,18 +9232,18 @@
               <w:pStyle w:val="Compact"/>
             </w:pPr>
             <w:r>
-              <w:t xml:space="preserve">84.3% (95% UI: 66.5%–90.5%)</w:t>
-            </w:r>
-          </w:p>
-        </w:tc>
-        <w:tc>
-          <w:tcPr/>
-          <w:p>
-            <w:pPr>
-              <w:pStyle w:val="Compact"/>
-            </w:pPr>
-            <w:r>
-              <w:t xml:space="preserve">46.2% (95% UI: 43.8%–48.7%)</w:t>
+              <w:t xml:space="preserve">82.5% (95% UI: 63.6%–89.5%)</w:t>
+            </w:r>
+          </w:p>
+        </w:tc>
+        <w:tc>
+          <w:tcPr/>
+          <w:p>
+            <w:pPr>
+              <w:pStyle w:val="Compact"/>
+            </w:pPr>
+            <w:r>
+              <w:t xml:space="preserve">46.2% (95% UI: 43.8%–48.8%)</w:t>
             </w:r>
           </w:p>
         </w:tc>
@@ -10057,18 +9267,18 @@
               <w:pStyle w:val="Compact"/>
             </w:pPr>
             <w:r>
-              <w:t xml:space="preserve">86.8% (95% UI: 72.0%–92.0%)</w:t>
-            </w:r>
-          </w:p>
-        </w:tc>
-        <w:tc>
-          <w:tcPr/>
-          <w:p>
-            <w:pPr>
-              <w:pStyle w:val="Compact"/>
-            </w:pPr>
-            <w:r>
-              <w:t xml:space="preserve">56.8% (95% UI: 54.3%–59.3%)</w:t>
+              <w:t xml:space="preserve">85.6% (95% UI: 70.1%–91.3%)</w:t>
+            </w:r>
+          </w:p>
+        </w:tc>
+        <w:tc>
+          <w:tcPr/>
+          <w:p>
+            <w:pPr>
+              <w:pStyle w:val="Compact"/>
+            </w:pPr>
+            <w:r>
+              <w:t xml:space="preserve">56.8% (95% UI: 54.3%–59.4%)</w:t>
             </w:r>
           </w:p>
         </w:tc>
@@ -10090,7 +9300,7 @@
               <w:pStyle w:val="Compact"/>
             </w:pPr>
             <w:r>
-              <w:t xml:space="preserve">85.5% (95% UI: 68.1%–91.4%)</w:t>
+              <w:t xml:space="preserve">83.8% (95% UI: 65.1%–90.4%)</w:t>
             </w:r>
           </w:p>
         </w:tc>
@@ -10125,18 +9335,18 @@
               <w:pStyle w:val="Compact"/>
             </w:pPr>
             <w:r>
-              <w:t xml:space="preserve">87.5% (95% UI: 72.8%–92.5%)</w:t>
-            </w:r>
-          </w:p>
-        </w:tc>
-        <w:tc>
-          <w:tcPr/>
-          <w:p>
-            <w:pPr>
-              <w:pStyle w:val="Compact"/>
-            </w:pPr>
-            <w:r>
-              <w:t xml:space="preserve">58.1% (95% UI: 55.7%–60.5%)</w:t>
+              <w:t xml:space="preserve">86.3% (95% UI: 70.8%–91.8%)</w:t>
+            </w:r>
+          </w:p>
+        </w:tc>
+        <w:tc>
+          <w:tcPr/>
+          <w:p>
+            <w:pPr>
+              <w:pStyle w:val="Compact"/>
+            </w:pPr>
+            <w:r>
+              <w:t xml:space="preserve">58.1% (95% UI: 55.6%–60.5%)</w:t>
             </w:r>
           </w:p>
         </w:tc>
@@ -10158,18 +9368,18 @@
               <w:pStyle w:val="Compact"/>
             </w:pPr>
             <w:r>
-              <w:t xml:space="preserve">86.3% (95% UI: 68.9%–92.0%)</w:t>
-            </w:r>
-          </w:p>
-        </w:tc>
-        <w:tc>
-          <w:tcPr/>
-          <w:p>
-            <w:pPr>
-              <w:pStyle w:val="Compact"/>
-            </w:pPr>
-            <w:r>
-              <w:t xml:space="preserve">50.2% (95% UI: 47.9%–52.6%)</w:t>
+              <w:t xml:space="preserve">84.6% (95% UI: 65.9%–91.0%)</w:t>
+            </w:r>
+          </w:p>
+        </w:tc>
+        <w:tc>
+          <w:tcPr/>
+          <w:p>
+            <w:pPr>
+              <w:pStyle w:val="Compact"/>
+            </w:pPr>
+            <w:r>
+              <w:t xml:space="preserve">50.1% (95% UI: 47.8%–52.5%)</w:t>
             </w:r>
           </w:p>
         </w:tc>
@@ -10193,18 +9403,18 @@
               <w:pStyle w:val="Compact"/>
             </w:pPr>
             <w:r>
-              <w:t xml:space="preserve">89.2% (95% UI: 74.7%–93.7%)</w:t>
-            </w:r>
-          </w:p>
-        </w:tc>
-        <w:tc>
-          <w:tcPr/>
-          <w:p>
-            <w:pPr>
-              <w:pStyle w:val="Compact"/>
-            </w:pPr>
-            <w:r>
-              <w:t xml:space="preserve">61.1% (95% UI: 58.8%–63.3%)</w:t>
+              <w:t xml:space="preserve">88.0% (95% UI: 72.9%–93.0%)</w:t>
+            </w:r>
+          </w:p>
+        </w:tc>
+        <w:tc>
+          <w:tcPr/>
+          <w:p>
+            <w:pPr>
+              <w:pStyle w:val="Compact"/>
+            </w:pPr>
+            <w:r>
+              <w:t xml:space="preserve">61.0% (95% UI: 58.6%–63.3%)</w:t>
             </w:r>
           </w:p>
         </w:tc>
@@ -10226,18 +9436,18 @@
               <w:pStyle w:val="Compact"/>
             </w:pPr>
             <w:r>
-              <w:t xml:space="preserve">88.1% (95% UI: 71.2%–93.2%)</w:t>
-            </w:r>
-          </w:p>
-        </w:tc>
-        <w:tc>
-          <w:tcPr/>
-          <w:p>
-            <w:pPr>
-              <w:pStyle w:val="Compact"/>
-            </w:pPr>
-            <w:r>
-              <w:t xml:space="preserve">53.8% (95% UI: 51.6%–56.1%)</w:t>
+              <w:t xml:space="preserve">86.5% (95% UI: 68.4%–92.3%)</w:t>
+            </w:r>
+          </w:p>
+        </w:tc>
+        <w:tc>
+          <w:tcPr/>
+          <w:p>
+            <w:pPr>
+              <w:pStyle w:val="Compact"/>
+            </w:pPr>
+            <w:r>
+              <w:t xml:space="preserve">53.7% (95% UI: 51.5%–56.0%)</w:t>
             </w:r>
           </w:p>
         </w:tc>
@@ -10261,51 +9471,51 @@
               <w:pStyle w:val="Compact"/>
             </w:pPr>
             <w:r>
-              <w:t xml:space="preserve">93.2% (95% UI: 79.3%–96.4%)</w:t>
-            </w:r>
-          </w:p>
-        </w:tc>
-        <w:tc>
-          <w:tcPr/>
-          <w:p>
-            <w:pPr>
-              <w:pStyle w:val="Compact"/>
-            </w:pPr>
-            <w:r>
-              <w:t xml:space="preserve">68.5% (95% UI: 66.6%–70.4%)</w:t>
-            </w:r>
-          </w:p>
-        </w:tc>
-        <w:tc>
-          <w:tcPr/>
-          <w:p>
-            <w:pPr>
-              <w:pStyle w:val="Compact"/>
-            </w:pPr>
-            <w:r>
-              <w:t xml:space="preserve">97%</w:t>
-            </w:r>
-          </w:p>
-        </w:tc>
-        <w:tc>
-          <w:tcPr/>
-          <w:p>
-            <w:pPr>
-              <w:pStyle w:val="Compact"/>
-            </w:pPr>
-            <w:r>
-              <w:t xml:space="preserve">92.5% (95% UI: 76.2%–96.1%)</w:t>
-            </w:r>
-          </w:p>
-        </w:tc>
-        <w:tc>
-          <w:tcPr/>
-          <w:p>
-            <w:pPr>
-              <w:pStyle w:val="Compact"/>
-            </w:pPr>
-            <w:r>
-              <w:t xml:space="preserve">63.0% (95% UI: 61.0%–64.9%)</w:t>
+              <w:t xml:space="preserve">92.0% (95% UI: 77.4%–95.8%)</w:t>
+            </w:r>
+          </w:p>
+        </w:tc>
+        <w:tc>
+          <w:tcPr/>
+          <w:p>
+            <w:pPr>
+              <w:pStyle w:val="Compact"/>
+            </w:pPr>
+            <w:r>
+              <w:t xml:space="preserve">68.4% (95% UI: 66.3%–70.2%)</w:t>
+            </w:r>
+          </w:p>
+        </w:tc>
+        <w:tc>
+          <w:tcPr/>
+          <w:p>
+            <w:pPr>
+              <w:pStyle w:val="Compact"/>
+            </w:pPr>
+            <w:r>
+              <w:t xml:space="preserve">95%</w:t>
+            </w:r>
+          </w:p>
+        </w:tc>
+        <w:tc>
+          <w:tcPr/>
+          <w:p>
+            <w:pPr>
+              <w:pStyle w:val="Compact"/>
+            </w:pPr>
+            <w:r>
+              <w:t xml:space="preserve">91.0% (95% UI: 73.4%–95.4%)</w:t>
+            </w:r>
+          </w:p>
+        </w:tc>
+        <w:tc>
+          <w:tcPr/>
+          <w:p>
+            <w:pPr>
+              <w:pStyle w:val="Compact"/>
+            </w:pPr>
+            <w:r>
+              <w:t xml:space="preserve">62.7% (95% UI: 60.7%–64.7%)</w:t>
             </w:r>
           </w:p>
         </w:tc>
@@ -10329,18 +9539,18 @@
               <w:pStyle w:val="Compact"/>
             </w:pPr>
             <w:r>
-              <w:t xml:space="preserve">95.7% (95% UI: 81.9%–98.1%)</w:t>
-            </w:r>
-          </w:p>
-        </w:tc>
-        <w:tc>
-          <w:tcPr/>
-          <w:p>
-            <w:pPr>
-              <w:pStyle w:val="Compact"/>
-            </w:pPr>
-            <w:r>
-              <w:t xml:space="preserve">74.1% (95% UI: 72.4%–75.7%)</w:t>
+              <w:t xml:space="preserve">94.9% (95% UI: 80.1%–97.6%)</w:t>
+            </w:r>
+          </w:p>
+        </w:tc>
+        <w:tc>
+          <w:tcPr/>
+          <w:p>
+            <w:pPr>
+              <w:pStyle w:val="Compact"/>
+            </w:pPr>
+            <w:r>
+              <w:t xml:space="preserve">73.9% (95% UI: 72.2%–75.5%)</w:t>
             </w:r>
           </w:p>
         </w:tc>
@@ -10362,18 +9572,18 @@
               <w:pStyle w:val="Compact"/>
             </w:pPr>
             <w:r>
-              <w:t xml:space="preserve">95.3% (95% UI: 79.3%–98.0%)</w:t>
-            </w:r>
-          </w:p>
-        </w:tc>
-        <w:tc>
-          <w:tcPr/>
-          <w:p>
-            <w:pPr>
-              <w:pStyle w:val="Compact"/>
-            </w:pPr>
-            <w:r>
-              <w:t xml:space="preserve">69.8% (95% UI: 68.1%–71.5%)</w:t>
+              <w:t xml:space="preserve">94.2% (95% UI: 76.6%–97.4%)</w:t>
+            </w:r>
+          </w:p>
+        </w:tc>
+        <w:tc>
+          <w:tcPr/>
+          <w:p>
+            <w:pPr>
+              <w:pStyle w:val="Compact"/>
+            </w:pPr>
+            <w:r>
+              <w:t xml:space="preserve">69.5% (95% UI: 67.8%–71.3%)</w:t>
             </w:r>
           </w:p>
         </w:tc>
@@ -10397,7 +9607,7 @@
               <w:pStyle w:val="Compact"/>
             </w:pPr>
             <w:r>
-              <w:t xml:space="preserve">87.9% (95% UI: 73.2%–92.8%)</w:t>
+              <w:t xml:space="preserve">86.7% (95% UI: 71.4%–92.0%)</w:t>
             </w:r>
           </w:p>
         </w:tc>
@@ -10430,7 +9640,7 @@
               <w:pStyle w:val="Compact"/>
             </w:pPr>
             <w:r>
-              <w:t xml:space="preserve">86.7% (95% UI: 69.5%–92.2%)</w:t>
+              <w:t xml:space="preserve">85.0% (95% UI: 66.6%–91.2%)</w:t>
             </w:r>
           </w:p>
         </w:tc>
@@ -10465,18 +9675,18 @@
               <w:pStyle w:val="Compact"/>
             </w:pPr>
             <w:r>
-              <w:t xml:space="preserve">89.2% (95% UI: 74.7%–93.7%)</w:t>
-            </w:r>
-          </w:p>
-        </w:tc>
-        <w:tc>
-          <w:tcPr/>
-          <w:p>
-            <w:pPr>
-              <w:pStyle w:val="Compact"/>
-            </w:pPr>
-            <w:r>
-              <w:t xml:space="preserve">57.3% (95% UI: 54.8%–59.8%)</w:t>
+              <w:t xml:space="preserve">88.0% (95% UI: 72.9%–93.0%)</w:t>
+            </w:r>
+          </w:p>
+        </w:tc>
+        <w:tc>
+          <w:tcPr/>
+          <w:p>
+            <w:pPr>
+              <w:pStyle w:val="Compact"/>
+            </w:pPr>
+            <w:r>
+              <w:t xml:space="preserve">57.3% (95% UI: 54.7%–59.8%)</w:t>
             </w:r>
           </w:p>
         </w:tc>
@@ -10498,18 +9708,18 @@
               <w:pStyle w:val="Compact"/>
             </w:pPr>
             <w:r>
-              <w:t xml:space="preserve">88.1% (95% UI: 71.2%–93.2%)</w:t>
-            </w:r>
-          </w:p>
-        </w:tc>
-        <w:tc>
-          <w:tcPr/>
-          <w:p>
-            <w:pPr>
-              <w:pStyle w:val="Compact"/>
-            </w:pPr>
-            <w:r>
-              <w:t xml:space="preserve">49.2% (95% UI: 46.8%–51.7%)</w:t>
+              <w:t xml:space="preserve">86.5% (95% UI: 68.4%–92.3%)</w:t>
+            </w:r>
+          </w:p>
+        </w:tc>
+        <w:tc>
+          <w:tcPr/>
+          <w:p>
+            <w:pPr>
+              <w:pStyle w:val="Compact"/>
+            </w:pPr>
+            <w:r>
+              <w:t xml:space="preserve">49.1% (95% UI: 46.7%–51.6%)</w:t>
             </w:r>
           </w:p>
         </w:tc>
@@ -10533,18 +9743,18 @@
               <w:pStyle w:val="Compact"/>
             </w:pPr>
             <w:r>
-              <w:t xml:space="preserve">92.0% (95% UI: 78.0%–95.7%)</w:t>
-            </w:r>
-          </w:p>
-        </w:tc>
-        <w:tc>
-          <w:tcPr/>
-          <w:p>
-            <w:pPr>
-              <w:pStyle w:val="Compact"/>
-            </w:pPr>
-            <w:r>
-              <w:t xml:space="preserve">59.6% (95% UI: 57.1%–62.0%)</w:t>
+              <w:t xml:space="preserve">90.9% (95% UI: 75.7%–94.9%)</w:t>
+            </w:r>
+          </w:p>
+        </w:tc>
+        <w:tc>
+          <w:tcPr/>
+          <w:p>
+            <w:pPr>
+              <w:pStyle w:val="Compact"/>
+            </w:pPr>
+            <w:r>
+              <w:t xml:space="preserve">59.5% (95% UI: 57.0%–62.0%)</w:t>
             </w:r>
           </w:p>
         </w:tc>
@@ -10566,18 +9776,18 @@
               <w:pStyle w:val="Compact"/>
             </w:pPr>
             <w:r>
-              <w:t xml:space="preserve">91.2% (95% UI: 74.8%–95.3%)</w:t>
-            </w:r>
-          </w:p>
-        </w:tc>
-        <w:tc>
-          <w:tcPr/>
-          <w:p>
-            <w:pPr>
-              <w:pStyle w:val="Compact"/>
-            </w:pPr>
-            <w:r>
-              <w:t xml:space="preserve">51.9% (95% UI: 49.5%–54.3%)</w:t>
+              <w:t xml:space="preserve">89.7% (95% UI: 71.8%–94.5%)</w:t>
+            </w:r>
+          </w:p>
+        </w:tc>
+        <w:tc>
+          <w:tcPr/>
+          <w:p>
+            <w:pPr>
+              <w:pStyle w:val="Compact"/>
+            </w:pPr>
+            <w:r>
+              <w:t xml:space="preserve">51.8% (95% UI: 49.4%–54.2%)</w:t>
             </w:r>
           </w:p>
         </w:tc>
@@ -10601,51 +9811,51 @@
               <w:pStyle w:val="Compact"/>
             </w:pPr>
             <w:r>
-              <w:t xml:space="preserve">96.9% (95% UI: 83.2%–98.8%)</w:t>
-            </w:r>
-          </w:p>
-        </w:tc>
-        <w:tc>
-          <w:tcPr/>
-          <w:p>
-            <w:pPr>
-              <w:pStyle w:val="Compact"/>
-            </w:pPr>
-            <w:r>
-              <w:t xml:space="preserve">65.2% (95% UI: 63.0%–67.4%)</w:t>
-            </w:r>
-          </w:p>
-        </w:tc>
-        <w:tc>
-          <w:tcPr/>
-          <w:p>
-            <w:pPr>
-              <w:pStyle w:val="Compact"/>
-            </w:pPr>
-            <w:r>
-              <w:t xml:space="preserve">57%</w:t>
-            </w:r>
-          </w:p>
-        </w:tc>
-        <w:tc>
-          <w:tcPr/>
-          <w:p>
-            <w:pPr>
-              <w:pStyle w:val="Compact"/>
-            </w:pPr>
-            <w:r>
-              <w:t xml:space="preserve">96.5% (95% UI: 81.1%–98.7%)</w:t>
-            </w:r>
-          </w:p>
-        </w:tc>
-        <w:tc>
-          <w:tcPr/>
-          <w:p>
-            <w:pPr>
-              <w:pStyle w:val="Compact"/>
-            </w:pPr>
-            <w:r>
-              <w:t xml:space="preserve">58.8% (95% UI: 56.6%–61.1%)</w:t>
+              <w:t xml:space="preserve">96.1% (95% UI: 81.5%–98.4%)</w:t>
+            </w:r>
+          </w:p>
+        </w:tc>
+        <w:tc>
+          <w:tcPr/>
+          <w:p>
+            <w:pPr>
+              <w:pStyle w:val="Compact"/>
+            </w:pPr>
+            <w:r>
+              <w:t xml:space="preserve">65.1% (95% UI: 62.8%–67.3%)</w:t>
+            </w:r>
+          </w:p>
+        </w:tc>
+        <w:tc>
+          <w:tcPr/>
+          <w:p>
+            <w:pPr>
+              <w:pStyle w:val="Compact"/>
+            </w:pPr>
+            <w:r>
+              <w:t xml:space="preserve">51%</w:t>
+            </w:r>
+          </w:p>
+        </w:tc>
+        <w:tc>
+          <w:tcPr/>
+          <w:p>
+            <w:pPr>
+              <w:pStyle w:val="Compact"/>
+            </w:pPr>
+            <w:r>
+              <w:t xml:space="preserve">95.6% (95% UI: 78.3%–98.2%)</w:t>
+            </w:r>
+          </w:p>
+        </w:tc>
+        <w:tc>
+          <w:tcPr/>
+          <w:p>
+            <w:pPr>
+              <w:pStyle w:val="Compact"/>
+            </w:pPr>
+            <w:r>
+              <w:t xml:space="preserve">58.6% (95% UI: 56.4%–60.9%)</w:t>
             </w:r>
           </w:p>
         </w:tc>
@@ -10669,51 +9879,51 @@
               <w:pStyle w:val="Compact"/>
             </w:pPr>
             <w:r>
-              <w:t xml:space="preserve">98.6% (95% UI: 85.6%–99.8%)</w:t>
-            </w:r>
-          </w:p>
-        </w:tc>
-        <w:tc>
-          <w:tcPr/>
-          <w:p>
-            <w:pPr>
-              <w:pStyle w:val="Compact"/>
-            </w:pPr>
-            <w:r>
-              <w:t xml:space="preserve">69.7% (95% UI: 67.7%–71.7%)</w:t>
-            </w:r>
-          </w:p>
-        </w:tc>
-        <w:tc>
-          <w:tcPr/>
-          <w:p>
-            <w:pPr>
-              <w:pStyle w:val="Compact"/>
-            </w:pPr>
-            <w:r>
-              <w:t xml:space="preserve">100%</w:t>
-            </w:r>
-          </w:p>
-        </w:tc>
-        <w:tc>
-          <w:tcPr/>
-          <w:p>
-            <w:pPr>
-              <w:pStyle w:val="Compact"/>
-            </w:pPr>
-            <w:r>
-              <w:t xml:space="preserve">98.5% (95% UI: 83.4%–99.8%)</w:t>
-            </w:r>
-          </w:p>
-        </w:tc>
-        <w:tc>
-          <w:tcPr/>
-          <w:p>
-            <w:pPr>
-              <w:pStyle w:val="Compact"/>
-            </w:pPr>
-            <w:r>
-              <w:t xml:space="preserve">64.3% (95% UI: 62.3%–66.4%)</w:t>
+              <w:t xml:space="preserve">98.3% (95% UI: 84.1%–99.6%)</w:t>
+            </w:r>
+          </w:p>
+        </w:tc>
+        <w:tc>
+          <w:tcPr/>
+          <w:p>
+            <w:pPr>
+              <w:pStyle w:val="Compact"/>
+            </w:pPr>
+            <w:r>
+              <w:t xml:space="preserve">69.6% (95% UI: 67.5%–71.6%)</w:t>
+            </w:r>
+          </w:p>
+        </w:tc>
+        <w:tc>
+          <w:tcPr/>
+          <w:p>
+            <w:pPr>
+              <w:pStyle w:val="Compact"/>
+            </w:pPr>
+            <w:r>
+              <w:t xml:space="preserve">99%</w:t>
+            </w:r>
+          </w:p>
+        </w:tc>
+        <w:tc>
+          <w:tcPr/>
+          <w:p>
+            <w:pPr>
+              <w:pStyle w:val="Compact"/>
+            </w:pPr>
+            <w:r>
+              <w:t xml:space="preserve">98.0% (95% UI: 81.4%–99.6%)</w:t>
+            </w:r>
+          </w:p>
+        </w:tc>
+        <w:tc>
+          <w:tcPr/>
+          <w:p>
+            <w:pPr>
+              <w:pStyle w:val="Compact"/>
+            </w:pPr>
+            <w:r>
+              <w:t xml:space="preserve">64.1% (95% UI: 62.0%–66.2%)</w:t>
             </w:r>
           </w:p>
         </w:tc>
@@ -10737,18 +9947,18 @@
               <w:pStyle w:val="Compact"/>
             </w:pPr>
             <w:r>
-              <w:t xml:space="preserve">88.9% (95% UI: 74.2%–93.5%)</w:t>
-            </w:r>
-          </w:p>
-        </w:tc>
-        <w:tc>
-          <w:tcPr/>
-          <w:p>
-            <w:pPr>
-              <w:pStyle w:val="Compact"/>
-            </w:pPr>
-            <w:r>
-              <w:t xml:space="preserve">55.9% (95% UI: 53.3%–58.4%)</w:t>
+              <w:t xml:space="preserve">87.7% (95% UI: 72.6%–92.7%)</w:t>
+            </w:r>
+          </w:p>
+        </w:tc>
+        <w:tc>
+          <w:tcPr/>
+          <w:p>
+            <w:pPr>
+              <w:pStyle w:val="Compact"/>
+            </w:pPr>
+            <w:r>
+              <w:t xml:space="preserve">55.9% (95% UI: 53.2%–58.5%)</w:t>
             </w:r>
           </w:p>
         </w:tc>
@@ -10770,7 +9980,7 @@
               <w:pStyle w:val="Compact"/>
             </w:pPr>
             <w:r>
-              <w:t xml:space="preserve">87.8% (95% UI: 70.7%–93.0%)</w:t>
+              <w:t xml:space="preserve">86.1% (95% UI: 67.9%–92.0%)</w:t>
             </w:r>
           </w:p>
         </w:tc>
@@ -10805,18 +10015,18 @@
               <w:pStyle w:val="Compact"/>
             </w:pPr>
             <w:r>
-              <w:t xml:space="preserve">90.7% (95% UI: 76.7%–94.8%)</w:t>
-            </w:r>
-          </w:p>
-        </w:tc>
-        <w:tc>
-          <w:tcPr/>
-          <w:p>
-            <w:pPr>
-              <w:pStyle w:val="Compact"/>
-            </w:pPr>
-            <w:r>
-              <w:t xml:space="preserve">56.5% (95% UI: 53.9%–59.1%)</w:t>
+              <w:t xml:space="preserve">89.5% (95% UI: 74.7%–94.0%)</w:t>
+            </w:r>
+          </w:p>
+        </w:tc>
+        <w:tc>
+          <w:tcPr/>
+          <w:p>
+            <w:pPr>
+              <w:pStyle w:val="Compact"/>
+            </w:pPr>
+            <w:r>
+              <w:t xml:space="preserve">56.4% (95% UI: 53.8%–59.1%)</w:t>
             </w:r>
           </w:p>
         </w:tc>
@@ -10838,18 +10048,18 @@
               <w:pStyle w:val="Compact"/>
             </w:pPr>
             <w:r>
-              <w:t xml:space="preserve">89.8% (95% UI: 73.4%–94.4%)</w:t>
-            </w:r>
-          </w:p>
-        </w:tc>
-        <w:tc>
-          <w:tcPr/>
-          <w:p>
-            <w:pPr>
-              <w:pStyle w:val="Compact"/>
-            </w:pPr>
-            <w:r>
-              <w:t xml:space="preserve">48.1% (95% UI: 45.6%–50.7%)</w:t>
+              <w:t xml:space="preserve">88.2% (95% UI: 70.4%–93.4%)</w:t>
+            </w:r>
+          </w:p>
+        </w:tc>
+        <w:tc>
+          <w:tcPr/>
+          <w:p>
+            <w:pPr>
+              <w:pStyle w:val="Compact"/>
+            </w:pPr>
+            <w:r>
+              <w:t xml:space="preserve">48.1% (95% UI: 45.6%–50.6%)</w:t>
             </w:r>
           </w:p>
         </w:tc>
@@ -10873,18 +10083,18 @@
               <w:pStyle w:val="Compact"/>
             </w:pPr>
             <w:r>
-              <w:t xml:space="preserve">94.2% (95% UI: 80.2%–97.1%)</w:t>
-            </w:r>
-          </w:p>
-        </w:tc>
-        <w:tc>
-          <w:tcPr/>
-          <w:p>
-            <w:pPr>
-              <w:pStyle w:val="Compact"/>
-            </w:pPr>
-            <w:r>
-              <w:t xml:space="preserve">57.8% (95% UI: 55.2%–60.5%)</w:t>
+              <w:t xml:space="preserve">93.1% (95% UI: 78.4%–96.5%)</w:t>
+            </w:r>
+          </w:p>
+        </w:tc>
+        <w:tc>
+          <w:tcPr/>
+          <w:p>
+            <w:pPr>
+              <w:pStyle w:val="Compact"/>
+            </w:pPr>
+            <w:r>
+              <w:t xml:space="preserve">57.8% (95% UI: 55.1%–60.4%)</w:t>
             </w:r>
           </w:p>
         </w:tc>
@@ -10906,18 +10116,18 @@
               <w:pStyle w:val="Compact"/>
             </w:pPr>
             <w:r>
-              <w:t xml:space="preserve">93.6% (95% UI: 77.3%–96.9%)</w:t>
-            </w:r>
-          </w:p>
-        </w:tc>
-        <w:tc>
-          <w:tcPr/>
-          <w:p>
-            <w:pPr>
-              <w:pStyle w:val="Compact"/>
-            </w:pPr>
-            <w:r>
-              <w:t xml:space="preserve">49.7% (95% UI: 47.2%–52.3%)</w:t>
+              <w:t xml:space="preserve">92.2% (95% UI: 74.6%–96.1%)</w:t>
+            </w:r>
+          </w:p>
+        </w:tc>
+        <w:tc>
+          <w:tcPr/>
+          <w:p>
+            <w:pPr>
+              <w:pStyle w:val="Compact"/>
+            </w:pPr>
+            <w:r>
+              <w:t xml:space="preserve">49.6% (95% UI: 47.1%–52.2%)</w:t>
             </w:r>
           </w:p>
         </w:tc>
@@ -10941,18 +10151,18 @@
               <w:pStyle w:val="Compact"/>
             </w:pPr>
             <w:r>
-              <w:t xml:space="preserve">98.5% (95% UI: 85.3%–99.7%)</w:t>
-            </w:r>
-          </w:p>
-        </w:tc>
-        <w:tc>
-          <w:tcPr/>
-          <w:p>
-            <w:pPr>
-              <w:pStyle w:val="Compact"/>
-            </w:pPr>
-            <w:r>
-              <w:t xml:space="preserve">61.1% (95% UI: 58.5%–63.7%)</w:t>
+              <w:t xml:space="preserve">98.1% (95% UI: 83.8%–99.5%)</w:t>
+            </w:r>
+          </w:p>
+        </w:tc>
+        <w:tc>
+          <w:tcPr/>
+          <w:p>
+            <w:pPr>
+              <w:pStyle w:val="Compact"/>
+            </w:pPr>
+            <w:r>
+              <w:t xml:space="preserve">61.0% (95% UI: 58.4%–63.6%)</w:t>
             </w:r>
           </w:p>
         </w:tc>
@@ -10974,18 +10184,18 @@
               <w:pStyle w:val="Compact"/>
             </w:pPr>
             <w:r>
-              <w:t xml:space="preserve">98.3% (95% UI: 83.1%–99.7%)</w:t>
-            </w:r>
-          </w:p>
-        </w:tc>
-        <w:tc>
-          <w:tcPr/>
-          <w:p>
-            <w:pPr>
-              <w:pStyle w:val="Compact"/>
-            </w:pPr>
-            <w:r>
-              <w:t xml:space="preserve">53.7% (95% UI: 51.2%–56.2%)</w:t>
+              <w:t xml:space="preserve">97.8% (95% UI: 80.9%–99.5%)</w:t>
+            </w:r>
+          </w:p>
+        </w:tc>
+        <w:tc>
+          <w:tcPr/>
+          <w:p>
+            <w:pPr>
+              <w:pStyle w:val="Compact"/>
+            </w:pPr>
+            <w:r>
+              <w:t xml:space="preserve">53.5% (95% UI: 51.1%–56.1%)</w:t>
             </w:r>
           </w:p>
         </w:tc>
@@ -11009,51 +10219,51 @@
               <w:pStyle w:val="Compact"/>
             </w:pPr>
             <w:r>
-              <w:t xml:space="preserve">99.1% (95% UI: 86.7%–100.0%)</w:t>
-            </w:r>
-          </w:p>
-        </w:tc>
-        <w:tc>
-          <w:tcPr/>
-          <w:p>
-            <w:pPr>
-              <w:pStyle w:val="Compact"/>
-            </w:pPr>
-            <w:r>
-              <w:t xml:space="preserve">63.8% (95% UI: 61.4%–66.2%)</w:t>
-            </w:r>
-          </w:p>
-        </w:tc>
-        <w:tc>
-          <w:tcPr/>
-          <w:p>
-            <w:pPr>
-              <w:pStyle w:val="Compact"/>
-            </w:pPr>
-            <w:r>
-              <w:t xml:space="preserve">17%</w:t>
-            </w:r>
-          </w:p>
-        </w:tc>
-        <w:tc>
-          <w:tcPr/>
-          <w:p>
-            <w:pPr>
-              <w:pStyle w:val="Compact"/>
-            </w:pPr>
-            <w:r>
-              <w:t xml:space="preserve">99.0% (95% UI: 84.7%–100.0%)</w:t>
-            </w:r>
-          </w:p>
-        </w:tc>
-        <w:tc>
-          <w:tcPr/>
-          <w:p>
-            <w:pPr>
-              <w:pStyle w:val="Compact"/>
-            </w:pPr>
-            <w:r>
-              <w:t xml:space="preserve">56.9% (95% UI: 54.6%–59.5%)</w:t>
+              <w:t xml:space="preserve">99.0% (95% UI: 85.8%–100.0%)</w:t>
+            </w:r>
+          </w:p>
+        </w:tc>
+        <w:tc>
+          <w:tcPr/>
+          <w:p>
+            <w:pPr>
+              <w:pStyle w:val="Compact"/>
+            </w:pPr>
+            <w:r>
+              <w:t xml:space="preserve">63.7% (95% UI: 61.2%–66.2%)</w:t>
+            </w:r>
+          </w:p>
+        </w:tc>
+        <w:tc>
+          <w:tcPr/>
+          <w:p>
+            <w:pPr>
+              <w:pStyle w:val="Compact"/>
+            </w:pPr>
+            <w:r>
+              <w:t xml:space="preserve">15%</w:t>
+            </w:r>
+          </w:p>
+        </w:tc>
+        <w:tc>
+          <w:tcPr/>
+          <w:p>
+            <w:pPr>
+              <w:pStyle w:val="Compact"/>
+            </w:pPr>
+            <w:r>
+              <w:t xml:space="preserve">98.9% (95% UI: 83.2%–100.0%)</w:t>
+            </w:r>
+          </w:p>
+        </w:tc>
+        <w:tc>
+          <w:tcPr/>
+          <w:p>
+            <w:pPr>
+              <w:pStyle w:val="Compact"/>
+            </w:pPr>
+            <w:r>
+              <w:t xml:space="preserve">56.8% (95% UI: 54.5%–59.3%)</w:t>
             </w:r>
           </w:p>
         </w:tc>
@@ -11077,18 +10287,18 @@
               <w:pStyle w:val="Compact"/>
             </w:pPr>
             <w:r>
-              <w:t xml:space="preserve">99.1% (95% UI: 86.7%–100.0%)</w:t>
-            </w:r>
-          </w:p>
-        </w:tc>
-        <w:tc>
-          <w:tcPr/>
-          <w:p>
-            <w:pPr>
-              <w:pStyle w:val="Compact"/>
-            </w:pPr>
-            <w:r>
-              <w:t xml:space="preserve">87.1% (95% UI: 85.7%–88.0%)</w:t>
+              <w:t xml:space="preserve">99.0% (95% UI: 85.8%–100.0%)</w:t>
+            </w:r>
+          </w:p>
+        </w:tc>
+        <w:tc>
+          <w:tcPr/>
+          <w:p>
+            <w:pPr>
+              <w:pStyle w:val="Compact"/>
+            </w:pPr>
+            <w:r>
+              <w:t xml:space="preserve">87.1% (95% UI: 85.8%–88.0%)</w:t>
             </w:r>
           </w:p>
         </w:tc>
@@ -11110,7 +10320,7 @@
               <w:pStyle w:val="Compact"/>
             </w:pPr>
             <w:r>
-              <w:t xml:space="preserve">99.0% (95% UI: 84.7%–100.0%)</w:t>
+              <w:t xml:space="preserve">98.9% (95% UI: 83.2%–100.0%)</w:t>
             </w:r>
           </w:p>
         </w:tc>
@@ -11417,18 +10627,18 @@
               <w:pStyle w:val="Compact"/>
             </w:pPr>
             <w:r>
-              <w:t xml:space="preserve">721 (95% UI: 539–1,085)</w:t>
-            </w:r>
-          </w:p>
-        </w:tc>
-        <w:tc>
-          <w:tcPr/>
-          <w:p>
-            <w:pPr>
-              <w:pStyle w:val="Compact"/>
-            </w:pPr>
-            <w:r>
-              <w:t xml:space="preserve">S$29.3 million (95% UI: S$22.2 million–S$43.4 million)</w:t>
+              <w:t xml:space="preserve">743 (95% UI: 554–1,117)</w:t>
+            </w:r>
+          </w:p>
+        </w:tc>
+        <w:tc>
+          <w:tcPr/>
+          <w:p>
+            <w:pPr>
+              <w:pStyle w:val="Compact"/>
+            </w:pPr>
+            <w:r>
+              <w:t xml:space="preserve">S$30.3 million (95% UI: S$22.9 million–S$44.7 million)</w:t>
             </w:r>
           </w:p>
         </w:tc>
@@ -11474,51 +10684,51 @@
               <w:pStyle w:val="Compact"/>
             </w:pPr>
             <w:r>
-              <w:t xml:space="preserve">690 (95% UI: 594–795)</w:t>
-            </w:r>
-          </w:p>
-        </w:tc>
-        <w:tc>
-          <w:tcPr/>
-          <w:p>
-            <w:pPr>
-              <w:pStyle w:val="Compact"/>
-            </w:pPr>
-            <w:r>
-              <w:t xml:space="preserve">213 (95% UI: 178–252)</w:t>
-            </w:r>
-          </w:p>
-        </w:tc>
-        <w:tc>
-          <w:tcPr/>
-          <w:p>
-            <w:pPr>
-              <w:pStyle w:val="Compact"/>
-            </w:pPr>
-            <w:r>
-              <w:t xml:space="preserve">689 (95% UI: 514–1,053)</w:t>
-            </w:r>
-          </w:p>
-        </w:tc>
-        <w:tc>
-          <w:tcPr/>
-          <w:p>
-            <w:pPr>
-              <w:pStyle w:val="Compact"/>
-            </w:pPr>
-            <w:r>
-              <w:t xml:space="preserve">S$36.7 million (95% UI: S$28.9 million–S$51.2 million)</w:t>
-            </w:r>
-          </w:p>
-        </w:tc>
-        <w:tc>
-          <w:tcPr/>
-          <w:p>
-            <w:pPr>
-              <w:pStyle w:val="Compact"/>
-            </w:pPr>
-            <w:r>
-              <w:t xml:space="preserve">S$7.3 million (95% UI: S$6.0 million–S$8.7 million)</w:t>
+              <w:t xml:space="preserve">665 (95% UI: 571–770)</w:t>
+            </w:r>
+          </w:p>
+        </w:tc>
+        <w:tc>
+          <w:tcPr/>
+          <w:p>
+            <w:pPr>
+              <w:pStyle w:val="Compact"/>
+            </w:pPr>
+            <w:r>
+              <w:t xml:space="preserve">208 (95% UI: 174–247)</w:t>
+            </w:r>
+          </w:p>
+        </w:tc>
+        <w:tc>
+          <w:tcPr/>
+          <w:p>
+            <w:pPr>
+              <w:pStyle w:val="Compact"/>
+            </w:pPr>
+            <w:r>
+              <w:t xml:space="preserve">713 (95% UI: 531–1,085)</w:t>
+            </w:r>
+          </w:p>
+        </w:tc>
+        <w:tc>
+          <w:tcPr/>
+          <w:p>
+            <w:pPr>
+              <w:pStyle w:val="Compact"/>
+            </w:pPr>
+            <w:r>
+              <w:t xml:space="preserve">S$37.5 million (95% UI: S$29.5 million–S$52.4 million)</w:t>
+            </w:r>
+          </w:p>
+        </w:tc>
+        <w:tc>
+          <w:tcPr/>
+          <w:p>
+            <w:pPr>
+              <w:pStyle w:val="Compact"/>
+            </w:pPr>
+            <w:r>
+              <w:t xml:space="preserve">S$7.1 million (95% UI: S$5.9 million–S$8.5 million)</w:t>
             </w:r>
           </w:p>
         </w:tc>
@@ -11553,51 +10763,51 @@
               <w:pStyle w:val="Compact"/>
             </w:pPr>
             <w:r>
-              <w:t xml:space="preserve">1,150 (95% UI: 990–1,324)</w:t>
-            </w:r>
-          </w:p>
-        </w:tc>
-        <w:tc>
-          <w:tcPr/>
-          <w:p>
-            <w:pPr>
-              <w:pStyle w:val="Compact"/>
-            </w:pPr>
-            <w:r>
-              <w:t xml:space="preserve">349 (95% UI: 292–413)</w:t>
-            </w:r>
-          </w:p>
-        </w:tc>
-        <w:tc>
-          <w:tcPr/>
-          <w:p>
-            <w:pPr>
-              <w:pStyle w:val="Compact"/>
-            </w:pPr>
-            <w:r>
-              <w:t xml:space="preserve">668 (95% UI: 498–1,028)</w:t>
-            </w:r>
-          </w:p>
-        </w:tc>
-        <w:tc>
-          <w:tcPr/>
-          <w:p>
-            <w:pPr>
-              <w:pStyle w:val="Compact"/>
-            </w:pPr>
-            <w:r>
-              <w:t xml:space="preserve">S$41.4 million (95% UI: S$33.1 million–S$56.2 million)</w:t>
-            </w:r>
-          </w:p>
-        </w:tc>
-        <w:tc>
-          <w:tcPr/>
-          <w:p>
-            <w:pPr>
-              <w:pStyle w:val="Compact"/>
-            </w:pPr>
-            <w:r>
-              <w:t xml:space="preserve">S$11.9 million (95% UI: S$9.9 million–S$14.3 million)</w:t>
+              <w:t xml:space="preserve">1,108 (95% UI: 952–1,284)</w:t>
+            </w:r>
+          </w:p>
+        </w:tc>
+        <w:tc>
+          <w:tcPr/>
+          <w:p>
+            <w:pPr>
+              <w:pStyle w:val="Compact"/>
+            </w:pPr>
+            <w:r>
+              <w:t xml:space="preserve">341 (95% UI: 285–405)</w:t>
+            </w:r>
+          </w:p>
+        </w:tc>
+        <w:tc>
+          <w:tcPr/>
+          <w:p>
+            <w:pPr>
+              <w:pStyle w:val="Compact"/>
+            </w:pPr>
+            <w:r>
+              <w:t xml:space="preserve">694 (95% UI: 517–1,062)</w:t>
+            </w:r>
+          </w:p>
+        </w:tc>
+        <w:tc>
+          <w:tcPr/>
+          <w:p>
+            <w:pPr>
+              <w:pStyle w:val="Compact"/>
+            </w:pPr>
+            <w:r>
+              <w:t xml:space="preserve">S$42.1 million (95% UI: S$33.5 million–S$57.2 million)</w:t>
+            </w:r>
+          </w:p>
+        </w:tc>
+        <w:tc>
+          <w:tcPr/>
+          <w:p>
+            <w:pPr>
+              <w:pStyle w:val="Compact"/>
+            </w:pPr>
+            <w:r>
+              <w:t xml:space="preserve">S$11.7 million (95% UI: S$9.8 million–S$14.0 million)</w:t>
             </w:r>
           </w:p>
         </w:tc>
@@ -11632,51 +10842,51 @@
               <w:pStyle w:val="Compact"/>
             </w:pPr>
             <w:r>
-              <w:t xml:space="preserve">2,299 (95% UI: 1,978–2,648)</w:t>
-            </w:r>
-          </w:p>
-        </w:tc>
-        <w:tc>
-          <w:tcPr/>
-          <w:p>
-            <w:pPr>
-              <w:pStyle w:val="Compact"/>
-            </w:pPr>
-            <w:r>
-              <w:t xml:space="preserve">669 (95% UI: 560–792)</w:t>
-            </w:r>
-          </w:p>
-        </w:tc>
-        <w:tc>
-          <w:tcPr/>
-          <w:p>
-            <w:pPr>
-              <w:pStyle w:val="Compact"/>
-            </w:pPr>
-            <w:r>
-              <w:t xml:space="preserve">620 (95% UI: 460–969)</w:t>
-            </w:r>
-          </w:p>
-        </w:tc>
-        <w:tc>
-          <w:tcPr/>
-          <w:p>
-            <w:pPr>
-              <w:pStyle w:val="Compact"/>
-            </w:pPr>
-            <w:r>
-              <w:t xml:space="preserve">S$52.5 million (95% UI: S$42.8 million–S$67.4 million)</w:t>
-            </w:r>
-          </w:p>
-        </w:tc>
-        <w:tc>
-          <w:tcPr/>
-          <w:p>
-            <w:pPr>
-              <w:pStyle w:val="Compact"/>
-            </w:pPr>
-            <w:r>
-              <w:t xml:space="preserve">S$22.9 million (95% UI: S$19.1 million–S$27.4 million)</w:t>
+              <w:t xml:space="preserve">2,215 (95% UI: 1,903–2,568)</w:t>
+            </w:r>
+          </w:p>
+        </w:tc>
+        <w:tc>
+          <w:tcPr/>
+          <w:p>
+            <w:pPr>
+              <w:pStyle w:val="Compact"/>
+            </w:pPr>
+            <w:r>
+              <w:t xml:space="preserve">655 (95% UI: 547–776)</w:t>
+            </w:r>
+          </w:p>
+        </w:tc>
+        <w:tc>
+          <w:tcPr/>
+          <w:p>
+            <w:pPr>
+              <w:pStyle w:val="Compact"/>
+            </w:pPr>
+            <w:r>
+              <w:t xml:space="preserve">647 (95% UI: 478–1,010)</w:t>
+            </w:r>
+          </w:p>
+        </w:tc>
+        <w:tc>
+          <w:tcPr/>
+          <w:p>
+            <w:pPr>
+              <w:pStyle w:val="Compact"/>
+            </w:pPr>
+            <w:r>
+              <w:t xml:space="preserve">S$53.2 million (95% UI: S$43.0 million–S$68.6 million)</w:t>
+            </w:r>
+          </w:p>
+        </w:tc>
+        <w:tc>
+          <w:tcPr/>
+          <w:p>
+            <w:pPr>
+              <w:pStyle w:val="Compact"/>
+            </w:pPr>
+            <w:r>
+              <w:t xml:space="preserve">S$22.5 million (95% UI: S$18.8 million–S$26.9 million)</w:t>
             </w:r>
           </w:p>
         </w:tc>
@@ -11711,51 +10921,51 @@
               <w:pStyle w:val="Compact"/>
             </w:pPr>
             <w:r>
-              <w:t xml:space="preserve">5,737 (95% UI: 4,939–6,617)</w:t>
-            </w:r>
-          </w:p>
-        </w:tc>
-        <w:tc>
-          <w:tcPr/>
-          <w:p>
-            <w:pPr>
-              <w:pStyle w:val="Compact"/>
-            </w:pPr>
-            <w:r>
-              <w:t xml:space="preserve">1,475 (95% UI: 1,237–1,745)</w:t>
-            </w:r>
-          </w:p>
-        </w:tc>
-        <w:tc>
-          <w:tcPr/>
-          <w:p>
-            <w:pPr>
-              <w:pStyle w:val="Compact"/>
-            </w:pPr>
-            <w:r>
-              <w:t xml:space="preserve">495 (95% UI: 360–834)</w:t>
-            </w:r>
-          </w:p>
-        </w:tc>
-        <w:tc>
-          <w:tcPr/>
-          <w:p>
-            <w:pPr>
-              <w:pStyle w:val="Compact"/>
-            </w:pPr>
-            <w:r>
-              <w:t xml:space="preserve">S$80.8 million (95% UI: S$67.1 million–S$98.3 million)</w:t>
-            </w:r>
-          </w:p>
-        </w:tc>
-        <w:tc>
-          <w:tcPr/>
-          <w:p>
-            <w:pPr>
-              <w:pStyle w:val="Compact"/>
-            </w:pPr>
-            <w:r>
-              <w:t xml:space="preserve">S$50.9 million (95% UI: S$42.5 million–S$60.6 million)</w:t>
+              <w:t xml:space="preserve">5,532 (95% UI: 4,754–6,415)</w:t>
+            </w:r>
+          </w:p>
+        </w:tc>
+        <w:tc>
+          <w:tcPr/>
+          <w:p>
+            <w:pPr>
+              <w:pStyle w:val="Compact"/>
+            </w:pPr>
+            <w:r>
+              <w:t xml:space="preserve">1,450 (95% UI: 1,214–1,716)</w:t>
+            </w:r>
+          </w:p>
+        </w:tc>
+        <w:tc>
+          <w:tcPr/>
+          <w:p>
+            <w:pPr>
+              <w:pStyle w:val="Compact"/>
+            </w:pPr>
+            <w:r>
+              <w:t xml:space="preserve">527 (95% UI: 382–877)</w:t>
+            </w:r>
+          </w:p>
+        </w:tc>
+        <w:tc>
+          <w:tcPr/>
+          <w:p>
+            <w:pPr>
+              <w:pStyle w:val="Compact"/>
+            </w:pPr>
+            <w:r>
+              <w:t xml:space="preserve">S$81.0 million (95% UI: S$67.1 million–S$99.3 million)</w:t>
+            </w:r>
+          </w:p>
+        </w:tc>
+        <w:tc>
+          <w:tcPr/>
+          <w:p>
+            <w:pPr>
+              <w:pStyle w:val="Compact"/>
+            </w:pPr>
+            <w:r>
+              <w:t xml:space="preserve">S$50.2 million (95% UI: S$41.9 million–S$59.8 million)</w:t>
             </w:r>
           </w:p>
         </w:tc>
@@ -11790,51 +11000,51 @@
               <w:pStyle w:val="Compact"/>
             </w:pPr>
             <w:r>
-              <w:t xml:space="preserve">9,169 (95% UI: 7,895–10,586)</w:t>
-            </w:r>
-          </w:p>
-        </w:tc>
-        <w:tc>
-          <w:tcPr/>
-          <w:p>
-            <w:pPr>
-              <w:pStyle w:val="Compact"/>
-            </w:pPr>
-            <w:r>
-              <w:t xml:space="preserve">2,086 (95% UI: 1,751–2,465)</w:t>
-            </w:r>
-          </w:p>
-        </w:tc>
-        <w:tc>
-          <w:tcPr/>
-          <w:p>
-            <w:pPr>
-              <w:pStyle w:val="Compact"/>
-            </w:pPr>
-            <w:r>
-              <w:t xml:space="preserve">399 (95% UI: 284–737)</w:t>
-            </w:r>
-          </w:p>
-        </w:tc>
-        <w:tc>
-          <w:tcPr/>
-          <w:p>
-            <w:pPr>
-              <w:pStyle w:val="Compact"/>
-            </w:pPr>
-            <w:r>
-              <w:t xml:space="preserve">S$102.6 million (95% UI: S$86.1 million–S$122.6 million)</w:t>
-            </w:r>
-          </w:p>
-        </w:tc>
-        <w:tc>
-          <w:tcPr/>
-          <w:p>
-            <w:pPr>
-              <w:pStyle w:val="Compact"/>
-            </w:pPr>
-            <w:r>
-              <w:t xml:space="preserve">S$72.7 million (95% UI: S$60.7 million–S$86.4 million)</w:t>
+              <w:t xml:space="preserve">8,843 (95% UI: 7,595–10,262)</w:t>
+            </w:r>
+          </w:p>
+        </w:tc>
+        <w:tc>
+          <w:tcPr/>
+          <w:p>
+            <w:pPr>
+              <w:pStyle w:val="Compact"/>
+            </w:pPr>
+            <w:r>
+              <w:t xml:space="preserve">2,058 (95% UI: 1,727–2,433)</w:t>
+            </w:r>
+          </w:p>
+        </w:tc>
+        <w:tc>
+          <w:tcPr/>
+          <w:p>
+            <w:pPr>
+              <w:pStyle w:val="Compact"/>
+            </w:pPr>
+            <w:r>
+              <w:t xml:space="preserve">432 (95% UI: 307–783)</w:t>
+            </w:r>
+          </w:p>
+        </w:tc>
+        <w:tc>
+          <w:tcPr/>
+          <w:p>
+            <w:pPr>
+              <w:pStyle w:val="Compact"/>
+            </w:pPr>
+            <w:r>
+              <w:t xml:space="preserve">S$102.7 million (95% UI: S$86.0 million–S$123.4 million)</w:t>
+            </w:r>
+          </w:p>
+        </w:tc>
+        <w:tc>
+          <w:tcPr/>
+          <w:p>
+            <w:pPr>
+              <w:pStyle w:val="Compact"/>
+            </w:pPr>
+            <w:r>
+              <w:t xml:space="preserve">S$71.9 million (95% UI: S$60.0 million–S$85.3 million)</w:t>
             </w:r>
           </w:p>
         </w:tc>
@@ -11869,51 +11079,51 @@
               <w:pStyle w:val="Compact"/>
             </w:pPr>
             <w:r>
-              <w:t xml:space="preserve">787 (95% UI: 682–894)</w:t>
-            </w:r>
-          </w:p>
-        </w:tc>
-        <w:tc>
-          <w:tcPr/>
-          <w:p>
-            <w:pPr>
-              <w:pStyle w:val="Compact"/>
-            </w:pPr>
-            <w:r>
-              <w:t xml:space="preserve">184 (95% UI: 155–221)</w:t>
-            </w:r>
-          </w:p>
-        </w:tc>
-        <w:tc>
-          <w:tcPr/>
-          <w:p>
-            <w:pPr>
-              <w:pStyle w:val="Compact"/>
-            </w:pPr>
-            <w:r>
-              <w:t xml:space="preserve">658 (95% UI: 490–1,019)</w:t>
-            </w:r>
-          </w:p>
-        </w:tc>
-        <w:tc>
-          <w:tcPr/>
-          <w:p>
-            <w:pPr>
-              <w:pStyle w:val="Compact"/>
-            </w:pPr>
-            <w:r>
-              <w:t xml:space="preserve">S$34.5 million (95% UI: S$26.9 million–S$48.9 million)</w:t>
-            </w:r>
-          </w:p>
-        </w:tc>
-        <w:tc>
-          <w:tcPr/>
-          <w:p>
-            <w:pPr>
-              <w:pStyle w:val="Compact"/>
-            </w:pPr>
-            <w:r>
-              <w:t xml:space="preserve">S$5.1 million (95% UI: S$4.3 million–S$6.1 million)</w:t>
+              <w:t xml:space="preserve">746 (95% UI: 645–852)</w:t>
+            </w:r>
+          </w:p>
+        </w:tc>
+        <w:tc>
+          <w:tcPr/>
+          <w:p>
+            <w:pPr>
+              <w:pStyle w:val="Compact"/>
+            </w:pPr>
+            <w:r>
+              <w:t xml:space="preserve">178 (95% UI: 150–214)</w:t>
+            </w:r>
+          </w:p>
+        </w:tc>
+        <w:tc>
+          <w:tcPr/>
+          <w:p>
+            <w:pPr>
+              <w:pStyle w:val="Compact"/>
+            </w:pPr>
+            <w:r>
+              <w:t xml:space="preserve">684 (95% UI: 509–1,049)</w:t>
+            </w:r>
+          </w:p>
+        </w:tc>
+        <w:tc>
+          <w:tcPr/>
+          <w:p>
+            <w:pPr>
+              <w:pStyle w:val="Compact"/>
+            </w:pPr>
+            <w:r>
+              <w:t xml:space="preserve">S$35.3 million (95% UI: S$27.5 million–S$50.2 million)</w:t>
+            </w:r>
+          </w:p>
+        </w:tc>
+        <w:tc>
+          <w:tcPr/>
+          <w:p>
+            <w:pPr>
+              <w:pStyle w:val="Compact"/>
+            </w:pPr>
+            <w:r>
+              <w:t xml:space="preserve">S$5.0 million (95% UI: S$4.2 million–S$6.0 million)</w:t>
             </w:r>
           </w:p>
         </w:tc>
@@ -11948,51 +11158,51 @@
               <w:pStyle w:val="Compact"/>
             </w:pPr>
             <w:r>
-              <w:t xml:space="preserve">1,310 (95% UI: 1,135–1,488)</w:t>
-            </w:r>
-          </w:p>
-        </w:tc>
-        <w:tc>
-          <w:tcPr/>
-          <w:p>
-            <w:pPr>
-              <w:pStyle w:val="Compact"/>
-            </w:pPr>
-            <w:r>
-              <w:t xml:space="preserve">300 (95% UI: 253–359)</w:t>
-            </w:r>
-          </w:p>
-        </w:tc>
-        <w:tc>
-          <w:tcPr/>
-          <w:p>
-            <w:pPr>
-              <w:pStyle w:val="Compact"/>
-            </w:pPr>
-            <w:r>
-              <w:t xml:space="preserve">620 (95% UI: 460–969)</w:t>
-            </w:r>
-          </w:p>
-        </w:tc>
-        <w:tc>
-          <w:tcPr/>
-          <w:p>
-            <w:pPr>
-              <w:pStyle w:val="Compact"/>
-            </w:pPr>
-            <w:r>
-              <w:t xml:space="preserve">S$37.8 million (95% UI: S$29.9 million–S$52.7 million)</w:t>
-            </w:r>
-          </w:p>
-        </w:tc>
-        <w:tc>
-          <w:tcPr/>
-          <w:p>
-            <w:pPr>
-              <w:pStyle w:val="Compact"/>
-            </w:pPr>
-            <w:r>
-              <w:t xml:space="preserve">S$8.4 million (95% UI: S$7.0 million–S$10.0 million)</w:t>
+              <w:t xml:space="preserve">1,242 (95% UI: 1,074–1,420)</w:t>
+            </w:r>
+          </w:p>
+        </w:tc>
+        <w:tc>
+          <w:tcPr/>
+          <w:p>
+            <w:pPr>
+              <w:pStyle w:val="Compact"/>
+            </w:pPr>
+            <w:r>
+              <w:t xml:space="preserve">292 (95% UI: 245–349)</w:t>
+            </w:r>
+          </w:p>
+        </w:tc>
+        <w:tc>
+          <w:tcPr/>
+          <w:p>
+            <w:pPr>
+              <w:pStyle w:val="Compact"/>
+            </w:pPr>
+            <w:r>
+              <w:t xml:space="preserve">647 (95% UI: 478–1,010)</w:t>
+            </w:r>
+          </w:p>
+        </w:tc>
+        <w:tc>
+          <w:tcPr/>
+          <w:p>
+            <w:pPr>
+              <w:pStyle w:val="Compact"/>
+            </w:pPr>
+            <w:r>
+              <w:t xml:space="preserve">S$38.5 million (95% UI: S$30.4 million–S$53.5 million)</w:t>
+            </w:r>
+          </w:p>
+        </w:tc>
+        <w:tc>
+          <w:tcPr/>
+          <w:p>
+            <w:pPr>
+              <w:pStyle w:val="Compact"/>
+            </w:pPr>
+            <w:r>
+              <w:t xml:space="preserve">S$8.2 million (95% UI: S$6.8 million–S$9.8 million)</w:t>
             </w:r>
           </w:p>
         </w:tc>
@@ -12027,51 +11237,51 @@
               <w:pStyle w:val="Compact"/>
             </w:pPr>
             <w:r>
-              <w:t xml:space="preserve">2,611 (95% UI: 2,266–2,971)</w:t>
-            </w:r>
-          </w:p>
-        </w:tc>
-        <w:tc>
-          <w:tcPr/>
-          <w:p>
-            <w:pPr>
-              <w:pStyle w:val="Compact"/>
-            </w:pPr>
-            <w:r>
-              <w:t xml:space="preserve">569 (95% UI: 479–679)</w:t>
-            </w:r>
-          </w:p>
-        </w:tc>
-        <w:tc>
-          <w:tcPr/>
-          <w:p>
-            <w:pPr>
-              <w:pStyle w:val="Compact"/>
-            </w:pPr>
-            <w:r>
-              <w:t xml:space="preserve">534 (95% UI: 390–878)</w:t>
-            </w:r>
-          </w:p>
-        </w:tc>
-        <w:tc>
-          <w:tcPr/>
-          <w:p>
-            <w:pPr>
-              <w:pStyle w:val="Compact"/>
-            </w:pPr>
-            <w:r>
-              <w:t xml:space="preserve">S$45.6 million (95% UI: S$36.8 million–S$61.0 million)</w:t>
-            </w:r>
-          </w:p>
-        </w:tc>
-        <w:tc>
-          <w:tcPr/>
-          <w:p>
-            <w:pPr>
-              <w:pStyle w:val="Compact"/>
-            </w:pPr>
-            <w:r>
-              <w:t xml:space="preserve">S$16.1 million (95% UI: S$13.4 million–S$19.2 million)</w:t>
+              <w:t xml:space="preserve">2,476 (95% UI: 2,141–2,832)</w:t>
+            </w:r>
+          </w:p>
+        </w:tc>
+        <w:tc>
+          <w:tcPr/>
+          <w:p>
+            <w:pPr>
+              <w:pStyle w:val="Compact"/>
+            </w:pPr>
+            <w:r>
+              <w:t xml:space="preserve">554 (95% UI: 465–661)</w:t>
+            </w:r>
+          </w:p>
+        </w:tc>
+        <w:tc>
+          <w:tcPr/>
+          <w:p>
+            <w:pPr>
+              <w:pStyle w:val="Compact"/>
+            </w:pPr>
+            <w:r>
+              <w:t xml:space="preserve">564 (95% UI: 412–918)</w:t>
+            </w:r>
+          </w:p>
+        </w:tc>
+        <w:tc>
+          <w:tcPr/>
+          <w:p>
+            <w:pPr>
+              <w:pStyle w:val="Compact"/>
+            </w:pPr>
+            <w:r>
+              <w:t xml:space="preserve">S$46.3 million (95% UI: S$37.1 million–S$62.0 million)</w:t>
+            </w:r>
+          </w:p>
+        </w:tc>
+        <w:tc>
+          <w:tcPr/>
+          <w:p>
+            <w:pPr>
+              <w:pStyle w:val="Compact"/>
+            </w:pPr>
+            <w:r>
+              <w:t xml:space="preserve">S$15.8 million (95% UI: S$13.1 million–S$18.9 million)</w:t>
             </w:r>
           </w:p>
         </w:tc>
@@ -12106,51 +11316,51 @@
               <w:pStyle w:val="Compact"/>
             </w:pPr>
             <w:r>
-              <w:t xml:space="preserve">6,483 (95% UI: 5,626–7,387)</w:t>
-            </w:r>
-          </w:p>
-        </w:tc>
-        <w:tc>
-          <w:tcPr/>
-          <w:p>
-            <w:pPr>
-              <w:pStyle w:val="Compact"/>
-            </w:pPr>
-            <w:r>
-              <w:t xml:space="preserve">1,226 (95% UI: 1,032–1,456)</w:t>
-            </w:r>
-          </w:p>
-        </w:tc>
-        <w:tc>
-          <w:tcPr/>
-          <w:p>
-            <w:pPr>
-              <w:pStyle w:val="Compact"/>
-            </w:pPr>
-            <w:r>
-              <w:t xml:space="preserve">349 (95% UI: 241–682)</w:t>
-            </w:r>
-          </w:p>
-        </w:tc>
-        <w:tc>
-          <w:tcPr/>
-          <w:p>
-            <w:pPr>
-              <w:pStyle w:val="Compact"/>
-            </w:pPr>
-            <w:r>
-              <w:t xml:space="preserve">S$66.0 million (95% UI: S$54.4 million–S$83.0 million)</w:t>
-            </w:r>
-          </w:p>
-        </w:tc>
-        <w:tc>
-          <w:tcPr/>
-          <w:p>
-            <w:pPr>
-              <w:pStyle w:val="Compact"/>
-            </w:pPr>
-            <w:r>
-              <w:t xml:space="preserve">S$36.2 million (95% UI: S$29.8 million–S$43.4 million)</w:t>
+              <w:t xml:space="preserve">6,146 (95% UI: 5,321–7,041)</w:t>
+            </w:r>
+          </w:p>
+        </w:tc>
+        <w:tc>
+          <w:tcPr/>
+          <w:p>
+            <w:pPr>
+              <w:pStyle w:val="Compact"/>
+            </w:pPr>
+            <w:r>
+              <w:t xml:space="preserve">1,203 (95% UI: 1,014–1,428)</w:t>
+            </w:r>
+          </w:p>
+        </w:tc>
+        <w:tc>
+          <w:tcPr/>
+          <w:p>
+            <w:pPr>
+              <w:pStyle w:val="Compact"/>
+            </w:pPr>
+            <w:r>
+              <w:t xml:space="preserve">382 (95% UI: 265–730)</w:t>
+            </w:r>
+          </w:p>
+        </w:tc>
+        <w:tc>
+          <w:tcPr/>
+          <w:p>
+            <w:pPr>
+              <w:pStyle w:val="Compact"/>
+            </w:pPr>
+            <w:r>
+              <w:t xml:space="preserve">S$66.4 million (95% UI: S$54.6 million–S$84.2 million)</w:t>
+            </w:r>
+          </w:p>
+        </w:tc>
+        <w:tc>
+          <w:tcPr/>
+          <w:p>
+            <w:pPr>
+              <w:pStyle w:val="Compact"/>
+            </w:pPr>
+            <w:r>
+              <w:t xml:space="preserve">S$35.7 million (95% UI: S$29.4 million–S$42.8 million)</w:t>
             </w:r>
           </w:p>
         </w:tc>
@@ -12185,51 +11395,51 @@
               <w:pStyle w:val="Compact"/>
             </w:pPr>
             <w:r>
-              <w:t xml:space="preserve">10,321 (95% UI: 8,954–11,761)</w:t>
-            </w:r>
-          </w:p>
-        </w:tc>
-        <w:tc>
-          <w:tcPr/>
-          <w:p>
-            <w:pPr>
-              <w:pStyle w:val="Compact"/>
-            </w:pPr>
-            <w:r>
-              <w:t xml:space="preserve">1,720 (95% UI: 1,453–2,035)</w:t>
-            </w:r>
-          </w:p>
-        </w:tc>
-        <w:tc>
-          <w:tcPr/>
-          <w:p>
-            <w:pPr>
-              <w:pStyle w:val="Compact"/>
-            </w:pPr>
-            <w:r>
-              <w:t xml:space="preserve">243 (95% UI: 155–579)</w:t>
-            </w:r>
-          </w:p>
-        </w:tc>
-        <w:tc>
-          <w:tcPr/>
-          <w:p>
-            <w:pPr>
-              <w:pStyle w:val="Compact"/>
-            </w:pPr>
-            <w:r>
-              <w:t xml:space="preserve">S$82.9 million (95% UI: S$69.1 million–S$102.0 million)</w:t>
-            </w:r>
-          </w:p>
-        </w:tc>
-        <w:tc>
-          <w:tcPr/>
-          <w:p>
-            <w:pPr>
-              <w:pStyle w:val="Compact"/>
-            </w:pPr>
-            <w:r>
-              <w:t xml:space="preserve">S$53.1 million (95% UI: S$43.6 million–S$63.6 million)</w:t>
+              <w:t xml:space="preserve">9,786 (95% UI: 8,479–11,228)</w:t>
+            </w:r>
+          </w:p>
+        </w:tc>
+        <w:tc>
+          <w:tcPr/>
+          <w:p>
+            <w:pPr>
+              <w:pStyle w:val="Compact"/>
+            </w:pPr>
+            <w:r>
+              <w:t xml:space="preserve">1,699 (95% UI: 1,435–2,011)</w:t>
+            </w:r>
+          </w:p>
+        </w:tc>
+        <w:tc>
+          <w:tcPr/>
+          <w:p>
+            <w:pPr>
+              <w:pStyle w:val="Compact"/>
+            </w:pPr>
+            <w:r>
+              <w:t xml:space="preserve">271 (95% UI: 175–622)</w:t>
+            </w:r>
+          </w:p>
+        </w:tc>
+        <w:tc>
+          <w:tcPr/>
+          <w:p>
+            <w:pPr>
+              <w:pStyle w:val="Compact"/>
+            </w:pPr>
+            <w:r>
+              <w:t xml:space="preserve">S$83.0 million (95% UI: S$68.9 million–S$102.7 million)</w:t>
+            </w:r>
+          </w:p>
+        </w:tc>
+        <w:tc>
+          <w:tcPr/>
+          <w:p>
+            <w:pPr>
+              <w:pStyle w:val="Compact"/>
+            </w:pPr>
+            <w:r>
+              <w:t xml:space="preserve">S$52.3 million (95% UI: S$43.0 million–S$62.7 million)</w:t>
             </w:r>
           </w:p>
         </w:tc>
@@ -12264,51 +11474,51 @@
               <w:pStyle w:val="Compact"/>
             </w:pPr>
             <w:r>
-              <w:t xml:space="preserve">881 (95% UI: 771–997)</w:t>
-            </w:r>
-          </w:p>
-        </w:tc>
-        <w:tc>
-          <w:tcPr/>
-          <w:p>
-            <w:pPr>
-              <w:pStyle w:val="Compact"/>
-            </w:pPr>
-            <w:r>
-              <w:t xml:space="preserve">153 (95% UI: 127–190)</w:t>
-            </w:r>
-          </w:p>
-        </w:tc>
-        <w:tc>
-          <w:tcPr/>
-          <w:p>
-            <w:pPr>
-              <w:pStyle w:val="Compact"/>
-            </w:pPr>
-            <w:r>
-              <w:t xml:space="preserve">629 (95% UI: 468–982)</w:t>
-            </w:r>
-          </w:p>
-        </w:tc>
-        <w:tc>
-          <w:tcPr/>
-          <w:p>
-            <w:pPr>
-              <w:pStyle w:val="Compact"/>
-            </w:pPr>
-            <w:r>
-              <w:t xml:space="preserve">S$32.2 million (95% UI: S$24.8 million–S$46.7 million)</w:t>
-            </w:r>
-          </w:p>
-        </w:tc>
-        <w:tc>
-          <w:tcPr/>
-          <w:p>
-            <w:pPr>
-              <w:pStyle w:val="Compact"/>
-            </w:pPr>
-            <w:r>
-              <w:t xml:space="preserve">S$2.9 million (95% UI: S$2.4 million–S$3.6 million)</w:t>
+              <w:t xml:space="preserve">824 (95% UI: 717–941)</w:t>
+            </w:r>
+          </w:p>
+        </w:tc>
+        <w:tc>
+          <w:tcPr/>
+          <w:p>
+            <w:pPr>
+              <w:pStyle w:val="Compact"/>
+            </w:pPr>
+            <w:r>
+              <w:t xml:space="preserve">146 (95% UI: 122–181)</w:t>
+            </w:r>
+          </w:p>
+        </w:tc>
+        <w:tc>
+          <w:tcPr/>
+          <w:p>
+            <w:pPr>
+              <w:pStyle w:val="Compact"/>
+            </w:pPr>
+            <w:r>
+              <w:t xml:space="preserve">656 (95% UI: 485–1,018)</w:t>
+            </w:r>
+          </w:p>
+        </w:tc>
+        <w:tc>
+          <w:tcPr/>
+          <w:p>
+            <w:pPr>
+              <w:pStyle w:val="Compact"/>
+            </w:pPr>
+            <w:r>
+              <w:t xml:space="preserve">S$33.0 million (95% UI: S$25.4 million–S$48.1 million)</w:t>
+            </w:r>
+          </w:p>
+        </w:tc>
+        <w:tc>
+          <w:tcPr/>
+          <w:p>
+            <w:pPr>
+              <w:pStyle w:val="Compact"/>
+            </w:pPr>
+            <w:r>
+              <w:t xml:space="preserve">S$2.8 million (95% UI: S$2.3 million–S$3.5 million)</w:t>
             </w:r>
           </w:p>
         </w:tc>
@@ -12343,51 +11553,51 @@
               <w:pStyle w:val="Compact"/>
             </w:pPr>
             <w:r>
-              <w:t xml:space="preserve">1,464 (95% UI: 1,282–1,659)</w:t>
-            </w:r>
-          </w:p>
-        </w:tc>
-        <w:tc>
-          <w:tcPr/>
-          <w:p>
-            <w:pPr>
-              <w:pStyle w:val="Compact"/>
-            </w:pPr>
-            <w:r>
-              <w:t xml:space="preserve">244 (95% UI: 203–302)</w:t>
-            </w:r>
-          </w:p>
-        </w:tc>
-        <w:tc>
-          <w:tcPr/>
-          <w:p>
-            <w:pPr>
-              <w:pStyle w:val="Compact"/>
-            </w:pPr>
-            <w:r>
-              <w:t xml:space="preserve">574 (95% UI: 424–922)</w:t>
-            </w:r>
-          </w:p>
-        </w:tc>
-        <w:tc>
-          <w:tcPr/>
-          <w:p>
-            <w:pPr>
-              <w:pStyle w:val="Compact"/>
-            </w:pPr>
-            <w:r>
-              <w:t xml:space="preserve">S$34.0 million (95% UI: S$26.5 million–S$48.7 million)</w:t>
-            </w:r>
-          </w:p>
-        </w:tc>
-        <w:tc>
-          <w:tcPr/>
-          <w:p>
-            <w:pPr>
-              <w:pStyle w:val="Compact"/>
-            </w:pPr>
-            <w:r>
-              <w:t xml:space="preserve">S$4.6 million (95% UI: S$3.8 million–S$5.8 million)</w:t>
+              <w:t xml:space="preserve">1,370 (95% UI: 1,192–1,566)</w:t>
+            </w:r>
+          </w:p>
+        </w:tc>
+        <w:tc>
+          <w:tcPr/>
+          <w:p>
+            <w:pPr>
+              <w:pStyle w:val="Compact"/>
+            </w:pPr>
+            <w:r>
+              <w:t xml:space="preserve">235 (95% UI: 195–290)</w:t>
+            </w:r>
+          </w:p>
+        </w:tc>
+        <w:tc>
+          <w:tcPr/>
+          <w:p>
+            <w:pPr>
+              <w:pStyle w:val="Compact"/>
+            </w:pPr>
+            <w:r>
+              <w:t xml:space="preserve">605 (95% UI: 444–964)</w:t>
+            </w:r>
+          </w:p>
+        </w:tc>
+        <w:tc>
+          <w:tcPr/>
+          <w:p>
+            <w:pPr>
+              <w:pStyle w:val="Compact"/>
+            </w:pPr>
+            <w:r>
+              <w:t xml:space="preserve">S$34.7 million (95% UI: S$27.0 million–S$49.9 million)</w:t>
+            </w:r>
+          </w:p>
+        </w:tc>
+        <w:tc>
+          <w:tcPr/>
+          <w:p>
+            <w:pPr>
+              <w:pStyle w:val="Compact"/>
+            </w:pPr>
+            <w:r>
+              <w:t xml:space="preserve">S$4.5 million (95% UI: S$3.7 million–S$5.6 million)</w:t>
             </w:r>
           </w:p>
         </w:tc>
@@ -12422,51 +11632,51 @@
               <w:pStyle w:val="Compact"/>
             </w:pPr>
             <w:r>
-              <w:t xml:space="preserve">2,912 (95% UI: 2,549–3,301)</w:t>
-            </w:r>
-          </w:p>
-        </w:tc>
-        <w:tc>
-          <w:tcPr/>
-          <w:p>
-            <w:pPr>
-              <w:pStyle w:val="Compact"/>
-            </w:pPr>
-            <w:r>
-              <w:t xml:space="preserve">442 (95% UI: 369–543)</w:t>
-            </w:r>
-          </w:p>
-        </w:tc>
-        <w:tc>
-          <w:tcPr/>
-          <w:p>
-            <w:pPr>
-              <w:pStyle w:val="Compact"/>
-            </w:pPr>
-            <w:r>
-              <w:t xml:space="preserve">460 (95% UI: 332–799)</w:t>
-            </w:r>
-          </w:p>
-        </w:tc>
-        <w:tc>
-          <w:tcPr/>
-          <w:p>
-            <w:pPr>
-              <w:pStyle w:val="Compact"/>
-            </w:pPr>
-            <w:r>
-              <w:t xml:space="preserve">S$38.0 million (95% UI: S$30.2 million–S$53.3 million)</w:t>
-            </w:r>
-          </w:p>
-        </w:tc>
-        <w:tc>
-          <w:tcPr/>
-          <w:p>
-            <w:pPr>
-              <w:pStyle w:val="Compact"/>
-            </w:pPr>
-            <w:r>
-              <w:t xml:space="preserve">S$8.7 million (95% UI: S$7.0 million–S$10.9 million)</w:t>
+              <w:t xml:space="preserve">2,728 (95% UI: 2,374–3,121)</w:t>
+            </w:r>
+          </w:p>
+        </w:tc>
+        <w:tc>
+          <w:tcPr/>
+          <w:p>
+            <w:pPr>
+              <w:pStyle w:val="Compact"/>
+            </w:pPr>
+            <w:r>
+              <w:t xml:space="preserve">428 (95% UI: 358–525)</w:t>
+            </w:r>
+          </w:p>
+        </w:tc>
+        <w:tc>
+          <w:tcPr/>
+          <w:p>
+            <w:pPr>
+              <w:pStyle w:val="Compact"/>
+            </w:pPr>
+            <w:r>
+              <w:t xml:space="preserve">493 (95% UI: 355–842)</w:t>
+            </w:r>
+          </w:p>
+        </w:tc>
+        <w:tc>
+          <w:tcPr/>
+          <w:p>
+            <w:pPr>
+              <w:pStyle w:val="Compact"/>
+            </w:pPr>
+            <w:r>
+              <w:t xml:space="preserve">S$38.7 million (95% UI: S$30.6 million–S$54.6 million)</w:t>
+            </w:r>
+          </w:p>
+        </w:tc>
+        <w:tc>
+          <w:tcPr/>
+          <w:p>
+            <w:pPr>
+              <w:pStyle w:val="Compact"/>
+            </w:pPr>
+            <w:r>
+              <w:t xml:space="preserve">S$8.4 million (95% UI: S$6.8 million–S$10.7 million)</w:t>
             </w:r>
           </w:p>
         </w:tc>
@@ -12501,51 +11711,51 @@
               <w:pStyle w:val="Compact"/>
             </w:pPr>
             <w:r>
-              <w:t xml:space="preserve">7,197 (95% UI: 6,295–8,182)</w:t>
-            </w:r>
-          </w:p>
-        </w:tc>
-        <w:tc>
-          <w:tcPr/>
-          <w:p>
-            <w:pPr>
-              <w:pStyle w:val="Compact"/>
-            </w:pPr>
-            <w:r>
-              <w:t xml:space="preserve">867 (95% UI: 729–1,042)</w:t>
-            </w:r>
-          </w:p>
-        </w:tc>
-        <w:tc>
-          <w:tcPr/>
-          <w:p>
-            <w:pPr>
-              <w:pStyle w:val="Compact"/>
-            </w:pPr>
-            <w:r>
-              <w:t xml:space="preserve">258 (95% UI: 166–591)</w:t>
-            </w:r>
-          </w:p>
-        </w:tc>
-        <w:tc>
-          <w:tcPr/>
-          <w:p>
-            <w:pPr>
-              <w:pStyle w:val="Compact"/>
-            </w:pPr>
-            <w:r>
-              <w:t xml:space="preserve">S$48.7 million (95% UI: S$39.8 million–S$65.5 million)</w:t>
-            </w:r>
-          </w:p>
-        </w:tc>
-        <w:tc>
-          <w:tcPr/>
-          <w:p>
-            <w:pPr>
-              <w:pStyle w:val="Compact"/>
-            </w:pPr>
-            <w:r>
-              <w:t xml:space="preserve">S$19.2 million (95% UI: S$15.0 million–S$24.3 million)</w:t>
+              <w:t xml:space="preserve">6,730 (95% UI: 5,868–7,736)</w:t>
+            </w:r>
+          </w:p>
+        </w:tc>
+        <w:tc>
+          <w:tcPr/>
+          <w:p>
+            <w:pPr>
+              <w:pStyle w:val="Compact"/>
+            </w:pPr>
+            <w:r>
+              <w:t xml:space="preserve">854 (95% UI: 717–1,027)</w:t>
+            </w:r>
+          </w:p>
+        </w:tc>
+        <w:tc>
+          <w:tcPr/>
+          <w:p>
+            <w:pPr>
+              <w:pStyle w:val="Compact"/>
+            </w:pPr>
+            <w:r>
+              <w:t xml:space="preserve">286 (95% UI: 186–639)</w:t>
+            </w:r>
+          </w:p>
+        </w:tc>
+        <w:tc>
+          <w:tcPr/>
+          <w:p>
+            <w:pPr>
+              <w:pStyle w:val="Compact"/>
+            </w:pPr>
+            <w:r>
+              <w:t xml:space="preserve">S$49.2 million (95% UI: S$40.0 million–S$66.6 million)</w:t>
+            </w:r>
+          </w:p>
+        </w:tc>
+        <w:tc>
+          <w:tcPr/>
+          <w:p>
+            <w:pPr>
+              <w:pStyle w:val="Compact"/>
+            </w:pPr>
+            <w:r>
+              <w:t xml:space="preserve">S$18.8 million (95% UI: S$14.7 million–S$23.8 million)</w:t>
             </w:r>
           </w:p>
         </w:tc>
@@ -12569,62 +11779,62 @@
               <w:pStyle w:val="Compact"/>
             </w:pPr>
             <w:r>
-              <w:t xml:space="preserve">37,635 (95% UI: 37,331–37,786)</w:t>
-            </w:r>
-          </w:p>
-        </w:tc>
-        <w:tc>
-          <w:tcPr/>
-          <w:p>
-            <w:pPr>
-              <w:pStyle w:val="Compact"/>
-            </w:pPr>
-            <w:r>
-              <w:t xml:space="preserve">10,705 (95% UI: 9,386–12,097)</w:t>
-            </w:r>
-          </w:p>
-        </w:tc>
-        <w:tc>
-          <w:tcPr/>
-          <w:p>
-            <w:pPr>
-              <w:pStyle w:val="Compact"/>
-            </w:pPr>
-            <w:r>
-              <w:t xml:space="preserve">1,162 (95% UI: 980–1,374)</w:t>
-            </w:r>
-          </w:p>
-        </w:tc>
-        <w:tc>
-          <w:tcPr/>
-          <w:p>
-            <w:pPr>
-              <w:pStyle w:val="Compact"/>
-            </w:pPr>
-            <w:r>
-              <w:t xml:space="preserve">184 (95% UI: 108–520)</w:t>
-            </w:r>
-          </w:p>
-        </w:tc>
-        <w:tc>
-          <w:tcPr/>
-          <w:p>
-            <w:pPr>
-              <w:pStyle w:val="Compact"/>
-            </w:pPr>
-            <w:r>
-              <w:t xml:space="preserve">S$59.0 million (95% UI: S$48.8 million–S$76.7 million)</w:t>
-            </w:r>
-          </w:p>
-        </w:tc>
-        <w:tc>
-          <w:tcPr/>
-          <w:p>
-            <w:pPr>
-              <w:pStyle w:val="Compact"/>
-            </w:pPr>
-            <w:r>
-              <w:t xml:space="preserve">S$29.4 million (95% UI: S$23.0 million–S$36.5 million)</w:t>
+              <w:t xml:space="preserve">40,000 (95% UI: 39,342–40,000)</w:t>
+            </w:r>
+          </w:p>
+        </w:tc>
+        <w:tc>
+          <w:tcPr/>
+          <w:p>
+            <w:pPr>
+              <w:pStyle w:val="Compact"/>
+            </w:pPr>
+            <w:r>
+              <w:t xml:space="preserve">10,669 (95% UI: 9,296–12,128)</w:t>
+            </w:r>
+          </w:p>
+        </w:tc>
+        <w:tc>
+          <w:tcPr/>
+          <w:p>
+            <w:pPr>
+              <w:pStyle w:val="Compact"/>
+            </w:pPr>
+            <w:r>
+              <w:t xml:space="preserve">1,157 (95% UI: 974–1,371)</w:t>
+            </w:r>
+          </w:p>
+        </w:tc>
+        <w:tc>
+          <w:tcPr/>
+          <w:p>
+            <w:pPr>
+              <w:pStyle w:val="Compact"/>
+            </w:pPr>
+            <w:r>
+              <w:t xml:space="preserve">195 (95% UI: 112–555)</w:t>
+            </w:r>
+          </w:p>
+        </w:tc>
+        <w:tc>
+          <w:tcPr/>
+          <w:p>
+            <w:pPr>
+              <w:pStyle w:val="Compact"/>
+            </w:pPr>
+            <w:r>
+              <w:t xml:space="preserve">S$59.2 million (95% UI: S$48.9 million–S$77.8 million)</w:t>
+            </w:r>
+          </w:p>
+        </w:tc>
+        <w:tc>
+          <w:tcPr/>
+          <w:p>
+            <w:pPr>
+              <w:pStyle w:val="Compact"/>
+            </w:pPr>
+            <w:r>
+              <w:t xml:space="preserve">S$28.8 million (95% UI: S$22.5 million–S$36.0 million)</w:t>
             </w:r>
           </w:p>
         </w:tc>
@@ -12648,62 +11858,62 @@
               <w:pStyle w:val="Compact"/>
             </w:pPr>
             <w:r>
-              <w:t xml:space="preserve">195,513 (95% UI: 184,513–201,592)</w:t>
-            </w:r>
-          </w:p>
-        </w:tc>
-        <w:tc>
-          <w:tcPr/>
-          <w:p>
-            <w:pPr>
-              <w:pStyle w:val="Compact"/>
-            </w:pPr>
-            <w:r>
-              <w:t xml:space="preserve">42,362 (95% UI: 36,953–48,201)</w:t>
-            </w:r>
-          </w:p>
-        </w:tc>
-        <w:tc>
-          <w:tcPr/>
-          <w:p>
-            <w:pPr>
-              <w:pStyle w:val="Compact"/>
-            </w:pPr>
-            <w:r>
-              <w:t xml:space="preserve">3,749 (95% UI: 3,164–4,395)</w:t>
-            </w:r>
-          </w:p>
-        </w:tc>
-        <w:tc>
-          <w:tcPr/>
-          <w:p>
-            <w:pPr>
-              <w:pStyle w:val="Compact"/>
-            </w:pPr>
-            <w:r>
-              <w:t xml:space="preserve">184 (95% UI: 108–520)</w:t>
-            </w:r>
-          </w:p>
-        </w:tc>
-        <w:tc>
-          <w:tcPr/>
-          <w:p>
-            <w:pPr>
-              <w:pStyle w:val="Compact"/>
-            </w:pPr>
-            <w:r>
-              <w:t xml:space="preserve">S$178.0 million (95% UI: S$152.1 million–S$206.7 million)</w:t>
-            </w:r>
-          </w:p>
-        </w:tc>
-        <w:tc>
-          <w:tcPr/>
-          <w:p>
-            <w:pPr>
-              <w:pStyle w:val="Compact"/>
-            </w:pPr>
-            <w:r>
-              <w:t xml:space="preserve">S$148.0 million (95% UI: S$124.9 million–S$173.0 million)</w:t>
+              <w:t xml:space="preserve">200,884 (95% UI: 188,411–207,758)</w:t>
+            </w:r>
+          </w:p>
+        </w:tc>
+        <w:tc>
+          <w:tcPr/>
+          <w:p>
+            <w:pPr>
+              <w:pStyle w:val="Compact"/>
+            </w:pPr>
+            <w:r>
+              <w:t xml:space="preserve">42,468 (95% UI: 36,987–48,347)</w:t>
+            </w:r>
+          </w:p>
+        </w:tc>
+        <w:tc>
+          <w:tcPr/>
+          <w:p>
+            <w:pPr>
+              <w:pStyle w:val="Compact"/>
+            </w:pPr>
+            <w:r>
+              <w:t xml:space="preserve">3,754 (95% UI: 3,168–4,403)</w:t>
+            </w:r>
+          </w:p>
+        </w:tc>
+        <w:tc>
+          <w:tcPr/>
+          <w:p>
+            <w:pPr>
+              <w:pStyle w:val="Compact"/>
+            </w:pPr>
+            <w:r>
+              <w:t xml:space="preserve">194 (95% UI: 111–555)</w:t>
+            </w:r>
+          </w:p>
+        </w:tc>
+        <w:tc>
+          <w:tcPr/>
+          <w:p>
+            <w:pPr>
+              <w:pStyle w:val="Compact"/>
+            </w:pPr>
+            <w:r>
+              <w:t xml:space="preserve">S$178.8 million (95% UI: S$152.7 million–S$207.4 million)</w:t>
+            </w:r>
+          </w:p>
+        </w:tc>
+        <w:tc>
+          <w:tcPr/>
+          <w:p>
+            <w:pPr>
+              <w:pStyle w:val="Compact"/>
+            </w:pPr>
+            <w:r>
+              <w:t xml:space="preserve">S$147.9 million (95% UI: S$124.9 million–S$172.9 million)</w:t>
             </w:r>
           </w:p>
         </w:tc>
@@ -13048,29 +12258,29 @@
               <w:pStyle w:val="Compact"/>
             </w:pPr>
             <w:r>
-              <w:t xml:space="preserve">S$14.7 (95% UI: S$11.1–S$21.7)</w:t>
-            </w:r>
-          </w:p>
-        </w:tc>
-        <w:tc>
-          <w:tcPr/>
-          <w:p>
-            <w:pPr>
-              <w:pStyle w:val="Compact"/>
-            </w:pPr>
-            <w:r>
-              <w:t xml:space="preserve">S$29.3 (95% UI: S$22.2–S$43.4)</w:t>
-            </w:r>
-          </w:p>
-        </w:tc>
-        <w:tc>
-          <w:tcPr/>
-          <w:p>
-            <w:pPr>
-              <w:pStyle w:val="Compact"/>
-            </w:pPr>
-            <w:r>
-              <w:t xml:space="preserve">S$44.0 (95% UI: S$33.4–S$65.1)</w:t>
+              <w:t xml:space="preserve">S$15.1 (95% UI: S$11.5–S$22.4)</w:t>
+            </w:r>
+          </w:p>
+        </w:tc>
+        <w:tc>
+          <w:tcPr/>
+          <w:p>
+            <w:pPr>
+              <w:pStyle w:val="Compact"/>
+            </w:pPr>
+            <w:r>
+              <w:t xml:space="preserve">S$30.3 (95% UI: S$22.9–S$44.7)</w:t>
+            </w:r>
+          </w:p>
+        </w:tc>
+        <w:tc>
+          <w:tcPr/>
+          <w:p>
+            <w:pPr>
+              <w:pStyle w:val="Compact"/>
+            </w:pPr>
+            <w:r>
+              <w:t xml:space="preserve">S$45.4 (95% UI: S$34.4–S$67.1)</w:t>
             </w:r>
           </w:p>
         </w:tc>
@@ -13094,29 +12304,29 @@
               <w:pStyle w:val="Compact"/>
             </w:pPr>
             <w:r>
-              <w:t xml:space="preserve">S$18.3 (95% UI: S$14.5–S$25.6)</w:t>
-            </w:r>
-          </w:p>
-        </w:tc>
-        <w:tc>
-          <w:tcPr/>
-          <w:p>
-            <w:pPr>
-              <w:pStyle w:val="Compact"/>
-            </w:pPr>
-            <w:r>
-              <w:t xml:space="preserve">S$36.7 (95% UI: S$28.9–S$51.2)</w:t>
-            </w:r>
-          </w:p>
-        </w:tc>
-        <w:tc>
-          <w:tcPr/>
-          <w:p>
-            <w:pPr>
-              <w:pStyle w:val="Compact"/>
-            </w:pPr>
-            <w:r>
-              <w:t xml:space="preserve">S$55.0 (95% UI: S$43.4–S$76.9)</w:t>
+              <w:t xml:space="preserve">S$18.7 (95% UI: S$14.7–S$26.2)</w:t>
+            </w:r>
+          </w:p>
+        </w:tc>
+        <w:tc>
+          <w:tcPr/>
+          <w:p>
+            <w:pPr>
+              <w:pStyle w:val="Compact"/>
+            </w:pPr>
+            <w:r>
+              <w:t xml:space="preserve">S$37.5 (95% UI: S$29.5–S$52.4)</w:t>
+            </w:r>
+          </w:p>
+        </w:tc>
+        <w:tc>
+          <w:tcPr/>
+          <w:p>
+            <w:pPr>
+              <w:pStyle w:val="Compact"/>
+            </w:pPr>
+            <w:r>
+              <w:t xml:space="preserve">S$56.2 (95% UI: S$44.2–S$78.6)</w:t>
             </w:r>
           </w:p>
         </w:tc>
@@ -13140,29 +12350,29 @@
               <w:pStyle w:val="Compact"/>
             </w:pPr>
             <w:r>
-              <w:t xml:space="preserve">S$20.7 (95% UI: S$16.5–S$28.1)</w:t>
-            </w:r>
-          </w:p>
-        </w:tc>
-        <w:tc>
-          <w:tcPr/>
-          <w:p>
-            <w:pPr>
-              <w:pStyle w:val="Compact"/>
-            </w:pPr>
-            <w:r>
-              <w:t xml:space="preserve">S$41.4 (95% UI: S$33.1–S$56.2)</w:t>
-            </w:r>
-          </w:p>
-        </w:tc>
-        <w:tc>
-          <w:tcPr/>
-          <w:p>
-            <w:pPr>
-              <w:pStyle w:val="Compact"/>
-            </w:pPr>
-            <w:r>
-              <w:t xml:space="preserve">S$62.1 (95% UI: S$49.6–S$84.3)</w:t>
+              <w:t xml:space="preserve">S$21.1 (95% UI: S$16.7–S$28.6)</w:t>
+            </w:r>
+          </w:p>
+        </w:tc>
+        <w:tc>
+          <w:tcPr/>
+          <w:p>
+            <w:pPr>
+              <w:pStyle w:val="Compact"/>
+            </w:pPr>
+            <w:r>
+              <w:t xml:space="preserve">S$42.1 (95% UI: S$33.5–S$57.2)</w:t>
+            </w:r>
+          </w:p>
+        </w:tc>
+        <w:tc>
+          <w:tcPr/>
+          <w:p>
+            <w:pPr>
+              <w:pStyle w:val="Compact"/>
+            </w:pPr>
+            <w:r>
+              <w:t xml:space="preserve">S$63.2 (95% UI: S$50.2–S$85.9)</w:t>
             </w:r>
           </w:p>
         </w:tc>
@@ -13186,29 +12396,29 @@
               <w:pStyle w:val="Compact"/>
             </w:pPr>
             <w:r>
-              <w:t xml:space="preserve">S$26.3 (95% UI: S$21.4–S$33.7)</w:t>
-            </w:r>
-          </w:p>
-        </w:tc>
-        <w:tc>
-          <w:tcPr/>
-          <w:p>
-            <w:pPr>
-              <w:pStyle w:val="Compact"/>
-            </w:pPr>
-            <w:r>
-              <w:t xml:space="preserve">S$52.5 (95% UI: S$42.8–S$67.4)</w:t>
-            </w:r>
-          </w:p>
-        </w:tc>
-        <w:tc>
-          <w:tcPr/>
-          <w:p>
-            <w:pPr>
-              <w:pStyle w:val="Compact"/>
-            </w:pPr>
-            <w:r>
-              <w:t xml:space="preserve">S$78.8 (95% UI: S$64.2–S$101.2)</w:t>
+              <w:t xml:space="preserve">S$26.6 (95% UI: S$21.5–S$34.3)</w:t>
+            </w:r>
+          </w:p>
+        </w:tc>
+        <w:tc>
+          <w:tcPr/>
+          <w:p>
+            <w:pPr>
+              <w:pStyle w:val="Compact"/>
+            </w:pPr>
+            <w:r>
+              <w:t xml:space="preserve">S$53.2 (95% UI: S$43.0–S$68.6)</w:t>
+            </w:r>
+          </w:p>
+        </w:tc>
+        <w:tc>
+          <w:tcPr/>
+          <w:p>
+            <w:pPr>
+              <w:pStyle w:val="Compact"/>
+            </w:pPr>
+            <w:r>
+              <w:t xml:space="preserve">S$79.7 (95% UI: S$64.5–S$102.9)</w:t>
             </w:r>
           </w:p>
         </w:tc>
@@ -13232,29 +12442,29 @@
               <w:pStyle w:val="Compact"/>
             </w:pPr>
             <w:r>
-              <w:t xml:space="preserve">S$40.4 (95% UI: S$33.5–S$49.2)</w:t>
-            </w:r>
-          </w:p>
-        </w:tc>
-        <w:tc>
-          <w:tcPr/>
-          <w:p>
-            <w:pPr>
-              <w:pStyle w:val="Compact"/>
-            </w:pPr>
-            <w:r>
-              <w:t xml:space="preserve">S$80.8 (95% UI: S$67.1–S$98.3)</w:t>
-            </w:r>
-          </w:p>
-        </w:tc>
-        <w:tc>
-          <w:tcPr/>
-          <w:p>
-            <w:pPr>
-              <w:pStyle w:val="Compact"/>
-            </w:pPr>
-            <w:r>
-              <w:t xml:space="preserve">S$121.3 (95% UI: S$100.6–S$147.5)</w:t>
+              <w:t xml:space="preserve">S$40.5 (95% UI: S$33.6–S$49.6)</w:t>
+            </w:r>
+          </w:p>
+        </w:tc>
+        <w:tc>
+          <w:tcPr/>
+          <w:p>
+            <w:pPr>
+              <w:pStyle w:val="Compact"/>
+            </w:pPr>
+            <w:r>
+              <w:t xml:space="preserve">S$81.0 (95% UI: S$67.1–S$99.3)</w:t>
+            </w:r>
+          </w:p>
+        </w:tc>
+        <w:tc>
+          <w:tcPr/>
+          <w:p>
+            <w:pPr>
+              <w:pStyle w:val="Compact"/>
+            </w:pPr>
+            <w:r>
+              <w:t xml:space="preserve">S$121.5 (95% UI: S$100.7–S$148.9)</w:t>
             </w:r>
           </w:p>
         </w:tc>
@@ -13278,29 +12488,29 @@
               <w:pStyle w:val="Compact"/>
             </w:pPr>
             <w:r>
-              <w:t xml:space="preserve">S$51.3 (95% UI: S$43.0–S$61.3)</w:t>
-            </w:r>
-          </w:p>
-        </w:tc>
-        <w:tc>
-          <w:tcPr/>
-          <w:p>
-            <w:pPr>
-              <w:pStyle w:val="Compact"/>
-            </w:pPr>
-            <w:r>
-              <w:t xml:space="preserve">S$102.6 (95% UI: S$86.1–S$122.6)</w:t>
-            </w:r>
-          </w:p>
-        </w:tc>
-        <w:tc>
-          <w:tcPr/>
-          <w:p>
-            <w:pPr>
-              <w:pStyle w:val="Compact"/>
-            </w:pPr>
-            <w:r>
-              <w:t xml:space="preserve">S$153.9 (95% UI: S$129.1–S$184.0)</w:t>
+              <w:t xml:space="preserve">S$51.3 (95% UI: S$43.0–S$61.7)</w:t>
+            </w:r>
+          </w:p>
+        </w:tc>
+        <w:tc>
+          <w:tcPr/>
+          <w:p>
+            <w:pPr>
+              <w:pStyle w:val="Compact"/>
+            </w:pPr>
+            <w:r>
+              <w:t xml:space="preserve">S$102.7 (95% UI: S$86.0–S$123.4)</w:t>
+            </w:r>
+          </w:p>
+        </w:tc>
+        <w:tc>
+          <w:tcPr/>
+          <w:p>
+            <w:pPr>
+              <w:pStyle w:val="Compact"/>
+            </w:pPr>
+            <w:r>
+              <w:t xml:space="preserve">S$154.0 (95% UI: S$129.0–S$185.0)</w:t>
             </w:r>
           </w:p>
         </w:tc>
@@ -13324,29 +12534,29 @@
               <w:pStyle w:val="Compact"/>
             </w:pPr>
             <w:r>
-              <w:t xml:space="preserve">S$17.2 (95% UI: S$13.4–S$24.4)</w:t>
-            </w:r>
-          </w:p>
-        </w:tc>
-        <w:tc>
-          <w:tcPr/>
-          <w:p>
-            <w:pPr>
-              <w:pStyle w:val="Compact"/>
-            </w:pPr>
-            <w:r>
-              <w:t xml:space="preserve">S$34.5 (95% UI: S$26.9–S$48.9)</w:t>
-            </w:r>
-          </w:p>
-        </w:tc>
-        <w:tc>
-          <w:tcPr/>
-          <w:p>
-            <w:pPr>
-              <w:pStyle w:val="Compact"/>
-            </w:pPr>
-            <w:r>
-              <w:t xml:space="preserve">S$51.7 (95% UI: S$40.3–S$73.3)</w:t>
+              <w:t xml:space="preserve">S$17.7 (95% UI: S$13.7–S$25.1)</w:t>
+            </w:r>
+          </w:p>
+        </w:tc>
+        <w:tc>
+          <w:tcPr/>
+          <w:p>
+            <w:pPr>
+              <w:pStyle w:val="Compact"/>
+            </w:pPr>
+            <w:r>
+              <w:t xml:space="preserve">S$35.3 (95% UI: S$27.5–S$50.2)</w:t>
+            </w:r>
+          </w:p>
+        </w:tc>
+        <w:tc>
+          <w:tcPr/>
+          <w:p>
+            <w:pPr>
+              <w:pStyle w:val="Compact"/>
+            </w:pPr>
+            <w:r>
+              <w:t xml:space="preserve">S$53.0 (95% UI: S$41.2–S$75.3)</w:t>
             </w:r>
           </w:p>
         </w:tc>
@@ -13370,29 +12580,29 @@
               <w:pStyle w:val="Compact"/>
             </w:pPr>
             <w:r>
-              <w:t xml:space="preserve">S$18.9 (95% UI: S$15.0–S$26.4)</w:t>
-            </w:r>
-          </w:p>
-        </w:tc>
-        <w:tc>
-          <w:tcPr/>
-          <w:p>
-            <w:pPr>
-              <w:pStyle w:val="Compact"/>
-            </w:pPr>
-            <w:r>
-              <w:t xml:space="preserve">S$37.8 (95% UI: S$29.9–S$52.7)</w:t>
-            </w:r>
-          </w:p>
-        </w:tc>
-        <w:tc>
-          <w:tcPr/>
-          <w:p>
-            <w:pPr>
-              <w:pStyle w:val="Compact"/>
-            </w:pPr>
-            <w:r>
-              <w:t xml:space="preserve">S$56.6 (95% UI: S$44.9–S$79.1)</w:t>
+              <w:t xml:space="preserve">S$19.2 (95% UI: S$15.2–S$26.7)</w:t>
+            </w:r>
+          </w:p>
+        </w:tc>
+        <w:tc>
+          <w:tcPr/>
+          <w:p>
+            <w:pPr>
+              <w:pStyle w:val="Compact"/>
+            </w:pPr>
+            <w:r>
+              <w:t xml:space="preserve">S$38.5 (95% UI: S$30.4–S$53.5)</w:t>
+            </w:r>
+          </w:p>
+        </w:tc>
+        <w:tc>
+          <w:tcPr/>
+          <w:p>
+            <w:pPr>
+              <w:pStyle w:val="Compact"/>
+            </w:pPr>
+            <w:r>
+              <w:t xml:space="preserve">S$57.7 (95% UI: S$45.5–S$80.2)</w:t>
             </w:r>
           </w:p>
         </w:tc>
@@ -13416,29 +12626,29 @@
               <w:pStyle w:val="Compact"/>
             </w:pPr>
             <w:r>
-              <w:t xml:space="preserve">S$22.8 (95% UI: S$18.4–S$30.5)</w:t>
-            </w:r>
-          </w:p>
-        </w:tc>
-        <w:tc>
-          <w:tcPr/>
-          <w:p>
-            <w:pPr>
-              <w:pStyle w:val="Compact"/>
-            </w:pPr>
-            <w:r>
-              <w:t xml:space="preserve">S$45.6 (95% UI: S$36.8–S$61.0)</w:t>
-            </w:r>
-          </w:p>
-        </w:tc>
-        <w:tc>
-          <w:tcPr/>
-          <w:p>
-            <w:pPr>
-              <w:pStyle w:val="Compact"/>
-            </w:pPr>
-            <w:r>
-              <w:t xml:space="preserve">S$68.5 (95% UI: S$55.2–S$91.4)</w:t>
+              <w:t xml:space="preserve">S$23.1 (95% UI: S$18.6–S$31.0)</w:t>
+            </w:r>
+          </w:p>
+        </w:tc>
+        <w:tc>
+          <w:tcPr/>
+          <w:p>
+            <w:pPr>
+              <w:pStyle w:val="Compact"/>
+            </w:pPr>
+            <w:r>
+              <w:t xml:space="preserve">S$46.3 (95% UI: S$37.1–S$62.0)</w:t>
+            </w:r>
+          </w:p>
+        </w:tc>
+        <w:tc>
+          <w:tcPr/>
+          <w:p>
+            <w:pPr>
+              <w:pStyle w:val="Compact"/>
+            </w:pPr>
+            <w:r>
+              <w:t xml:space="preserve">S$69.4 (95% UI: S$55.7–S$93.1)</w:t>
             </w:r>
           </w:p>
         </w:tc>
@@ -13462,29 +12672,29 @@
               <w:pStyle w:val="Compact"/>
             </w:pPr>
             <w:r>
-              <w:t xml:space="preserve">S$33.0 (95% UI: S$27.2–S$41.5)</w:t>
-            </w:r>
-          </w:p>
-        </w:tc>
-        <w:tc>
-          <w:tcPr/>
-          <w:p>
-            <w:pPr>
-              <w:pStyle w:val="Compact"/>
-            </w:pPr>
-            <w:r>
-              <w:t xml:space="preserve">S$66.0 (95% UI: S$54.4–S$83.0)</w:t>
-            </w:r>
-          </w:p>
-        </w:tc>
-        <w:tc>
-          <w:tcPr/>
-          <w:p>
-            <w:pPr>
-              <w:pStyle w:val="Compact"/>
-            </w:pPr>
-            <w:r>
-              <w:t xml:space="preserve">S$99.0 (95% UI: S$81.7–S$124.4)</w:t>
+              <w:t xml:space="preserve">S$33.2 (95% UI: S$27.3–S$42.1)</w:t>
+            </w:r>
+          </w:p>
+        </w:tc>
+        <w:tc>
+          <w:tcPr/>
+          <w:p>
+            <w:pPr>
+              <w:pStyle w:val="Compact"/>
+            </w:pPr>
+            <w:r>
+              <w:t xml:space="preserve">S$66.4 (95% UI: S$54.6–S$84.2)</w:t>
+            </w:r>
+          </w:p>
+        </w:tc>
+        <w:tc>
+          <w:tcPr/>
+          <w:p>
+            <w:pPr>
+              <w:pStyle w:val="Compact"/>
+            </w:pPr>
+            <w:r>
+              <w:t xml:space="preserve">S$99.6 (95% UI: S$82.0–S$126.3)</w:t>
             </w:r>
           </w:p>
         </w:tc>
@@ -13508,29 +12718,29 @@
               <w:pStyle w:val="Compact"/>
             </w:pPr>
             <w:r>
-              <w:t xml:space="preserve">S$41.4 (95% UI: S$34.5–S$51.0)</w:t>
-            </w:r>
-          </w:p>
-        </w:tc>
-        <w:tc>
-          <w:tcPr/>
-          <w:p>
-            <w:pPr>
-              <w:pStyle w:val="Compact"/>
-            </w:pPr>
-            <w:r>
-              <w:t xml:space="preserve">S$82.9 (95% UI: S$69.1–S$102.0)</w:t>
-            </w:r>
-          </w:p>
-        </w:tc>
-        <w:tc>
-          <w:tcPr/>
-          <w:p>
-            <w:pPr>
-              <w:pStyle w:val="Compact"/>
-            </w:pPr>
-            <w:r>
-              <w:t xml:space="preserve">S$124.3 (95% UI: S$103.6–S$152.9)</w:t>
+              <w:t xml:space="preserve">S$41.5 (95% UI: S$34.5–S$51.3)</w:t>
+            </w:r>
+          </w:p>
+        </w:tc>
+        <w:tc>
+          <w:tcPr/>
+          <w:p>
+            <w:pPr>
+              <w:pStyle w:val="Compact"/>
+            </w:pPr>
+            <w:r>
+              <w:t xml:space="preserve">S$83.0 (95% UI: S$68.9–S$102.7)</w:t>
+            </w:r>
+          </w:p>
+        </w:tc>
+        <w:tc>
+          <w:tcPr/>
+          <w:p>
+            <w:pPr>
+              <w:pStyle w:val="Compact"/>
+            </w:pPr>
+            <w:r>
+              <w:t xml:space="preserve">S$124.6 (95% UI: S$103.4–S$154.0)</w:t>
             </w:r>
           </w:p>
         </w:tc>
@@ -13554,29 +12764,29 @@
               <w:pStyle w:val="Compact"/>
             </w:pPr>
             <w:r>
-              <w:t xml:space="preserve">S$16.1 (95% UI: S$12.4–S$23.4)</w:t>
-            </w:r>
-          </w:p>
-        </w:tc>
-        <w:tc>
-          <w:tcPr/>
-          <w:p>
-            <w:pPr>
-              <w:pStyle w:val="Compact"/>
-            </w:pPr>
-            <w:r>
-              <w:t xml:space="preserve">S$32.2 (95% UI: S$24.8–S$46.7)</w:t>
-            </w:r>
-          </w:p>
-        </w:tc>
-        <w:tc>
-          <w:tcPr/>
-          <w:p>
-            <w:pPr>
-              <w:pStyle w:val="Compact"/>
-            </w:pPr>
-            <w:r>
-              <w:t xml:space="preserve">S$48.4 (95% UI: S$37.3–S$70.1)</w:t>
+              <w:t xml:space="preserve">S$16.5 (95% UI: S$12.7–S$24.1)</w:t>
+            </w:r>
+          </w:p>
+        </w:tc>
+        <w:tc>
+          <w:tcPr/>
+          <w:p>
+            <w:pPr>
+              <w:pStyle w:val="Compact"/>
+            </w:pPr>
+            <w:r>
+              <w:t xml:space="preserve">S$33.0 (95% UI: S$25.4–S$48.1)</w:t>
+            </w:r>
+          </w:p>
+        </w:tc>
+        <w:tc>
+          <w:tcPr/>
+          <w:p>
+            <w:pPr>
+              <w:pStyle w:val="Compact"/>
+            </w:pPr>
+            <w:r>
+              <w:t xml:space="preserve">S$49.6 (95% UI: S$38.1–S$72.2)</w:t>
             </w:r>
           </w:p>
         </w:tc>
@@ -13600,29 +12810,29 @@
               <w:pStyle w:val="Compact"/>
             </w:pPr>
             <w:r>
-              <w:t xml:space="preserve">S$17.0 (95% UI: S$13.3–S$24.4)</w:t>
-            </w:r>
-          </w:p>
-        </w:tc>
-        <w:tc>
-          <w:tcPr/>
-          <w:p>
-            <w:pPr>
-              <w:pStyle w:val="Compact"/>
-            </w:pPr>
-            <w:r>
-              <w:t xml:space="preserve">S$34.0 (95% UI: S$26.5–S$48.7)</w:t>
-            </w:r>
-          </w:p>
-        </w:tc>
-        <w:tc>
-          <w:tcPr/>
-          <w:p>
-            <w:pPr>
-              <w:pStyle w:val="Compact"/>
-            </w:pPr>
-            <w:r>
-              <w:t xml:space="preserve">S$51.0 (95% UI: S$39.8–S$73.1)</w:t>
+              <w:t xml:space="preserve">S$17.4 (95% UI: S$13.5–S$24.9)</w:t>
+            </w:r>
+          </w:p>
+        </w:tc>
+        <w:tc>
+          <w:tcPr/>
+          <w:p>
+            <w:pPr>
+              <w:pStyle w:val="Compact"/>
+            </w:pPr>
+            <w:r>
+              <w:t xml:space="preserve">S$34.7 (95% UI: S$27.0–S$49.9)</w:t>
+            </w:r>
+          </w:p>
+        </w:tc>
+        <w:tc>
+          <w:tcPr/>
+          <w:p>
+            <w:pPr>
+              <w:pStyle w:val="Compact"/>
+            </w:pPr>
+            <w:r>
+              <w:t xml:space="preserve">S$52.1 (95% UI: S$40.5–S$74.8)</w:t>
             </w:r>
           </w:p>
         </w:tc>
@@ -13646,29 +12856,29 @@
               <w:pStyle w:val="Compact"/>
             </w:pPr>
             <w:r>
-              <w:t xml:space="preserve">S$19.0 (95% UI: S$15.1–S$26.6)</w:t>
-            </w:r>
-          </w:p>
-        </w:tc>
-        <w:tc>
-          <w:tcPr/>
-          <w:p>
-            <w:pPr>
-              <w:pStyle w:val="Compact"/>
-            </w:pPr>
-            <w:r>
-              <w:t xml:space="preserve">S$38.0 (95% UI: S$30.2–S$53.3)</w:t>
-            </w:r>
-          </w:p>
-        </w:tc>
-        <w:tc>
-          <w:tcPr/>
-          <w:p>
-            <w:pPr>
-              <w:pStyle w:val="Compact"/>
-            </w:pPr>
-            <w:r>
-              <w:t xml:space="preserve">S$57.0 (95% UI: S$45.3–S$79.9)</w:t>
+              <w:t xml:space="preserve">S$19.4 (95% UI: S$15.3–S$27.3)</w:t>
+            </w:r>
+          </w:p>
+        </w:tc>
+        <w:tc>
+          <w:tcPr/>
+          <w:p>
+            <w:pPr>
+              <w:pStyle w:val="Compact"/>
+            </w:pPr>
+            <w:r>
+              <w:t xml:space="preserve">S$38.7 (95% UI: S$30.6–S$54.6)</w:t>
+            </w:r>
+          </w:p>
+        </w:tc>
+        <w:tc>
+          <w:tcPr/>
+          <w:p>
+            <w:pPr>
+              <w:pStyle w:val="Compact"/>
+            </w:pPr>
+            <w:r>
+              <w:t xml:space="preserve">S$58.1 (95% UI: S$45.9–S$82.0)</w:t>
             </w:r>
           </w:p>
         </w:tc>
@@ -13692,29 +12902,29 @@
               <w:pStyle w:val="Compact"/>
             </w:pPr>
             <w:r>
-              <w:t xml:space="preserve">S$24.3 (95% UI: S$19.9–S$32.8)</w:t>
-            </w:r>
-          </w:p>
-        </w:tc>
-        <w:tc>
-          <w:tcPr/>
-          <w:p>
-            <w:pPr>
-              <w:pStyle w:val="Compact"/>
-            </w:pPr>
-            <w:r>
-              <w:t xml:space="preserve">S$48.7 (95% UI: S$39.8–S$65.5)</w:t>
-            </w:r>
-          </w:p>
-        </w:tc>
-        <w:tc>
-          <w:tcPr/>
-          <w:p>
-            <w:pPr>
-              <w:pStyle w:val="Compact"/>
-            </w:pPr>
-            <w:r>
-              <w:t xml:space="preserve">S$73.0 (95% UI: S$59.6–S$98.3)</w:t>
+              <w:t xml:space="preserve">S$24.6 (95% UI: S$20.0–S$33.3)</w:t>
+            </w:r>
+          </w:p>
+        </w:tc>
+        <w:tc>
+          <w:tcPr/>
+          <w:p>
+            <w:pPr>
+              <w:pStyle w:val="Compact"/>
+            </w:pPr>
+            <w:r>
+              <w:t xml:space="preserve">S$49.2 (95% UI: S$40.0–S$66.6)</w:t>
+            </w:r>
+          </w:p>
+        </w:tc>
+        <w:tc>
+          <w:tcPr/>
+          <w:p>
+            <w:pPr>
+              <w:pStyle w:val="Compact"/>
+            </w:pPr>
+            <w:r>
+              <w:t xml:space="preserve">S$73.9 (95% UI: S$60.0–S$99.8)</w:t>
             </w:r>
           </w:p>
         </w:tc>
@@ -13738,29 +12948,29 @@
               <w:pStyle w:val="Compact"/>
             </w:pPr>
             <w:r>
-              <w:t xml:space="preserve">S$29.5 (95% UI: S$24.4–S$38.3)</w:t>
-            </w:r>
-          </w:p>
-        </w:tc>
-        <w:tc>
-          <w:tcPr/>
-          <w:p>
-            <w:pPr>
-              <w:pStyle w:val="Compact"/>
-            </w:pPr>
-            <w:r>
-              <w:t xml:space="preserve">S$59.0 (95% UI: S$48.8–S$76.7)</w:t>
-            </w:r>
-          </w:p>
-        </w:tc>
-        <w:tc>
-          <w:tcPr/>
-          <w:p>
-            <w:pPr>
-              <w:pStyle w:val="Compact"/>
-            </w:pPr>
-            <w:r>
-              <w:t xml:space="preserve">S$88.5 (95% UI: S$73.2–S$115.0)</w:t>
+              <w:t xml:space="preserve">S$29.6 (95% UI: S$24.4–S$38.9)</w:t>
+            </w:r>
+          </w:p>
+        </w:tc>
+        <w:tc>
+          <w:tcPr/>
+          <w:p>
+            <w:pPr>
+              <w:pStyle w:val="Compact"/>
+            </w:pPr>
+            <w:r>
+              <w:t xml:space="preserve">S$59.2 (95% UI: S$48.9–S$77.8)</w:t>
+            </w:r>
+          </w:p>
+        </w:tc>
+        <w:tc>
+          <w:tcPr/>
+          <w:p>
+            <w:pPr>
+              <w:pStyle w:val="Compact"/>
+            </w:pPr>
+            <w:r>
+              <w:t xml:space="preserve">S$88.9 (95% UI: S$73.3–S$116.7)</w:t>
             </w:r>
           </w:p>
         </w:tc>
@@ -13784,29 +12994,29 @@
               <w:pStyle w:val="Compact"/>
             </w:pPr>
             <w:r>
-              <w:t xml:space="preserve">S$89.0 (95% UI: S$76.1–S$103.3)</w:t>
-            </w:r>
-          </w:p>
-        </w:tc>
-        <w:tc>
-          <w:tcPr/>
-          <w:p>
-            <w:pPr>
-              <w:pStyle w:val="Compact"/>
-            </w:pPr>
-            <w:r>
-              <w:t xml:space="preserve">S$178.0 (95% UI: S$152.1–S$206.7)</w:t>
-            </w:r>
-          </w:p>
-        </w:tc>
-        <w:tc>
-          <w:tcPr/>
-          <w:p>
-            <w:pPr>
-              <w:pStyle w:val="Compact"/>
-            </w:pPr>
-            <w:r>
-              <w:t xml:space="preserve">S$267.0 (95% UI: S$228.2–S$310.0)</w:t>
+              <w:t xml:space="preserve">S$89.4 (95% UI: S$76.4–S$103.7)</w:t>
+            </w:r>
+          </w:p>
+        </w:tc>
+        <w:tc>
+          <w:tcPr/>
+          <w:p>
+            <w:pPr>
+              <w:pStyle w:val="Compact"/>
+            </w:pPr>
+            <w:r>
+              <w:t xml:space="preserve">S$178.8 (95% UI: S$152.7–S$207.4)</w:t>
+            </w:r>
+          </w:p>
+        </w:tc>
+        <w:tc>
+          <w:tcPr/>
+          <w:p>
+            <w:pPr>
+              <w:pStyle w:val="Compact"/>
+            </w:pPr>
+            <w:r>
+              <w:t xml:space="preserve">S$268.2 (95% UI: S$229.1–S$311.1)</w:t>
             </w:r>
           </w:p>
         </w:tc>
@@ -13929,7 +13139,7 @@
         <w:t xml:space="preserve">[31]</w:t>
       </w:r>
       <w:r>
-        <w:t xml:space="preserve">. The model gave 200 (95% UI: 157–272) prison treatment starts in 2026 because most prevalent cases had been treated by then.</w:t>
+        <w:t xml:space="preserve">. The model gave 204 (95% UI: 161–276) prison treatment starts in 2026 because most prevalent cases had been treated by then.</w:t>
       </w:r>
     </w:p>
     <w:p>

--- a/docs/Supplementary Information.docx
+++ b/docs/Supplementary Information.docx
@@ -13067,7 +13067,7 @@
         <w:t xml:space="preserve">[21]</w:t>
       </w:r>
       <w:r>
-        <w:t xml:space="preserve">. The MCMC posterior took about 4.0 hours on four processor cores. The scenario analysis of 2,000 draws took about one hour on four cores. The project test suite passed.</w:t>
+        <w:t xml:space="preserve">. The MCMC posterior took about 4.0 hours on four processor cores. The project test suite passed.</w:t>
       </w:r>
     </w:p>
     <w:bookmarkEnd w:id="52"/>

--- a/docs/Supplementary Information.docx
+++ b/docs/Supplementary Information.docx
@@ -146,6 +146,38 @@
       </w:pPr>
       <w:r>
         <w:t xml:space="preserve">People enter D in the susceptible state and stage 1 at an age specific rate</w:t>
+      </w:r>
+      <w:r>
+        <w:t xml:space="preserve"> </w:t>
+      </w:r>
+      <m:oMath>
+        <m:sSub>
+          <m:e>
+            <m:r>
+              <m:t>s</m:t>
+            </m:r>
+          </m:e>
+          <m:sub>
+            <m:r>
+              <m:t>i</m:t>
+            </m:r>
+          </m:sub>
+        </m:sSub>
+        <m:sSub>
+          <m:e>
+            <m:r>
+              <m:t>β</m:t>
+            </m:r>
+          </m:e>
+          <m:sub>
+            <m:r>
+              <m:t>i</m:t>
+            </m:r>
+          </m:sub>
+        </m:sSub>
+      </m:oMath>
+      <w:r>
+        <w:t xml:space="preserve">, where</w:t>
       </w:r>
       <w:r>
         <w:t xml:space="preserve"> </w:t>
@@ -163,24 +195,44 @@
             </m:r>
           </m:sub>
         </m:sSub>
+      </m:oMath>
+      <w:r>
+        <w:t xml:space="preserve"> </w:t>
+      </w:r>
+      <w:r>
+        <w:t xml:space="preserve">is the 2015 count of new drug users and</w:t>
+      </w:r>
+      <w:r>
+        <w:t xml:space="preserve"> </w:t>
+      </w:r>
+      <m:oMath>
+        <m:sSub>
+          <m:e>
+            <m:r>
+              <m:t>s</m:t>
+            </m:r>
+          </m:e>
+          <m:sub>
+            <m:r>
+              <m:t>i</m:t>
+            </m:r>
+          </m:sub>
+        </m:sSub>
         <m:r>
           <m:rPr>
             <m:sty m:val="p"/>
           </m:rPr>
-          <m:t>(</m:t>
+          <m:t>≥</m:t>
         </m:r>
         <m:r>
-          <m:t>t</m:t>
-        </m:r>
-        <m:r>
-          <m:rPr>
-            <m:sty m:val="p"/>
-          </m:rPr>
-          <m:t>)</m:t>
+          <m:t>1</m:t>
         </m:r>
       </m:oMath>
       <w:r>
-        <w:t xml:space="preserve">. People in D move to J at the first arrest rate</w:t>
+        <w:t xml:space="preserve"> </w:t>
+      </w:r>
+      <w:r>
+        <w:t xml:space="preserve">a calibrated entry scale. People in D move to J at the first arrest rate</w:t>
       </w:r>
       <w:r>
         <w:t xml:space="preserve"> </w:t>
@@ -4318,18 +4370,18 @@
               <w:pStyle w:val="Compact"/>
             </w:pPr>
             <w:r>
-              <w:t xml:space="preserve">1.24 (95% interval 0.57 to 3.13)</w:t>
-            </w:r>
-          </w:p>
-        </w:tc>
-        <w:tc>
-          <w:tcPr/>
-          <w:p>
-            <w:pPr>
-              <w:pStyle w:val="Compact"/>
-            </w:pPr>
-            <w:r>
-              <w:t xml:space="preserve">Calibrated (θ7)</w:t>
+              <w:t xml:space="preserve">2.78 (95% interval 1.55 to 5.49)</w:t>
+            </w:r>
+          </w:p>
+        </w:tc>
+        <w:tc>
+          <w:tcPr/>
+          <w:p>
+            <w:pPr>
+              <w:pStyle w:val="Compact"/>
+            </w:pPr>
+            <w:r>
+              <w:t xml:space="preserve">Calibrated (θ13)</w:t>
             </w:r>
           </w:p>
         </w:tc>
@@ -4468,7 +4520,29 @@
         <w:pStyle w:val="FirstParagraph"/>
       </w:pPr>
       <w:r>
-        <w:t xml:space="preserve">The calibration targets were the 2015 HCV seroprevalence among people in prison in six age groups, from Singapore Prison Service screening data. Seroprevalence in the model is the share of people in states a, c, t and r among all people in J. No counts and no population sizes were used. Each observed seroprevalence</w:t>
+        <w:t xml:space="preserve">There were 13 calibration targets in three groups, all for 2015 and all independent.</w:t>
+      </w:r>
+    </w:p>
+    <w:p>
+      <w:pPr>
+        <w:pStyle w:val="Compact"/>
+        <w:numPr>
+          <w:ilvl w:val="0"/>
+          <w:numId w:val="1003"/>
+        </w:numPr>
+      </w:pPr>
+      <w:r>
+        <w:rPr>
+          <w:b/>
+          <w:bCs/>
+        </w:rPr>
+        <w:t xml:space="preserve">Seroprevalence.</w:t>
+      </w:r>
+      <w:r>
+        <w:t xml:space="preserve"> </w:t>
+      </w:r>
+      <w:r>
+        <w:t xml:space="preserve">HCV seroprevalence among people in prison in six age groups, from Singapore Prison Service screening data. Seroprevalence in the model is the share of people in states a, c, t and r among all people in J. Each observed seroprevalence</w:t>
       </w:r>
       <w:r>
         <w:t xml:space="preserve"> </w:t>
@@ -4493,143 +4567,125 @@
       <w:r>
         <w:t xml:space="preserve">had the likelihood</w:t>
       </w:r>
-    </w:p>
-    <w:p>
-      <w:pPr>
-        <w:pStyle w:val="BodyText"/>
-      </w:pPr>
-      <m:oMathPara>
-        <m:oMathParaPr>
-          <m:jc m:val="center"/>
-        </m:oMathParaPr>
-        <m:oMath>
-          <m:sSub>
-            <m:e>
-              <m:r>
-                <m:t>y</m:t>
-              </m:r>
-            </m:e>
-            <m:sub>
-              <m:r>
-                <m:t>i</m:t>
-              </m:r>
-            </m:sub>
-          </m:sSub>
-          <m:r>
-            <m:rPr>
-              <m:sty m:val="p"/>
-            </m:rPr>
-            <m:t>∼</m:t>
-          </m:r>
-          <m:r>
-            <m:rPr>
-              <m:sty m:val="p"/>
-            </m:rPr>
-            <m:t>B</m:t>
-          </m:r>
-          <m:r>
-            <m:rPr>
-              <m:sty m:val="p"/>
-            </m:rPr>
-            <m:t>e</m:t>
-          </m:r>
-          <m:r>
-            <m:rPr>
-              <m:sty m:val="p"/>
-            </m:rPr>
-            <m:t>t</m:t>
-          </m:r>
-          <m:r>
-            <m:rPr>
-              <m:sty m:val="p"/>
-            </m:rPr>
-            <m:t>a</m:t>
-          </m:r>
-          <m:d>
-            <m:dPr>
-              <m:begChr m:val="("/>
-              <m:sepChr m:val=""/>
-              <m:endChr m:val=")"/>
-              <m:grow/>
-            </m:dPr>
-            <m:e>
-              <m:sSub>
-                <m:e>
-                  <m:r>
-                    <m:t>p</m:t>
-                  </m:r>
-                </m:e>
-                <m:sub>
-                  <m:r>
-                    <m:t>i</m:t>
-                  </m:r>
-                </m:sub>
-              </m:sSub>
-              <m:r>
-                <m:t>ϕ</m:t>
-              </m:r>
-              <m:r>
-                <m:rPr>
-                  <m:sty m:val="p"/>
-                </m:rPr>
-                <m:t>,</m:t>
-              </m:r>
-              <m:r>
-                <m:t> </m:t>
-              </m:r>
-              <m:r>
-                <m:rPr>
-                  <m:sty m:val="p"/>
-                </m:rPr>
-                <m:t>(</m:t>
-              </m:r>
-              <m:r>
-                <m:t>1</m:t>
-              </m:r>
-              <m:r>
-                <m:rPr>
-                  <m:sty m:val="p"/>
-                </m:rPr>
-                <m:t>−</m:t>
-              </m:r>
-              <m:sSub>
-                <m:e>
-                  <m:r>
-                    <m:t>p</m:t>
-                  </m:r>
-                </m:e>
-                <m:sub>
-                  <m:r>
-                    <m:t>i</m:t>
-                  </m:r>
-                </m:sub>
-              </m:sSub>
-              <m:r>
-                <m:rPr>
-                  <m:sty m:val="p"/>
-                </m:rPr>
-                <m:t>)</m:t>
-              </m:r>
-              <m:r>
-                <m:t>ϕ</m:t>
-              </m:r>
-            </m:e>
-          </m:d>
-          <m:r>
-            <m:rPr>
-              <m:sty m:val="p"/>
-            </m:rPr>
-            <m:t>,</m:t>
-          </m:r>
-        </m:oMath>
-      </m:oMathPara>
-    </w:p>
-    <w:p>
-      <w:pPr>
-        <w:pStyle w:val="FirstParagraph"/>
-      </w:pPr>
-      <w:r>
-        <w:t xml:space="preserve">where</w:t>
+      <w:r>
+        <w:t xml:space="preserve"> </w:t>
+      </w:r>
+      <m:oMath>
+        <m:sSub>
+          <m:e>
+            <m:r>
+              <m:t>y</m:t>
+            </m:r>
+          </m:e>
+          <m:sub>
+            <m:r>
+              <m:t>i</m:t>
+            </m:r>
+          </m:sub>
+        </m:sSub>
+        <m:r>
+          <m:rPr>
+            <m:sty m:val="p"/>
+          </m:rPr>
+          <m:t>∼</m:t>
+        </m:r>
+        <m:r>
+          <m:rPr>
+            <m:sty m:val="p"/>
+          </m:rPr>
+          <m:t>B</m:t>
+        </m:r>
+        <m:r>
+          <m:rPr>
+            <m:sty m:val="p"/>
+          </m:rPr>
+          <m:t>e</m:t>
+        </m:r>
+        <m:r>
+          <m:rPr>
+            <m:sty m:val="p"/>
+          </m:rPr>
+          <m:t>t</m:t>
+        </m:r>
+        <m:r>
+          <m:rPr>
+            <m:sty m:val="p"/>
+          </m:rPr>
+          <m:t>a</m:t>
+        </m:r>
+        <m:d>
+          <m:dPr>
+            <m:begChr m:val="("/>
+            <m:sepChr m:val=""/>
+            <m:endChr m:val=")"/>
+            <m:grow/>
+          </m:dPr>
+          <m:e>
+            <m:sSub>
+              <m:e>
+                <m:r>
+                  <m:t>p</m:t>
+                </m:r>
+              </m:e>
+              <m:sub>
+                <m:r>
+                  <m:t>i</m:t>
+                </m:r>
+              </m:sub>
+            </m:sSub>
+            <m:r>
+              <m:t>ϕ</m:t>
+            </m:r>
+            <m:r>
+              <m:rPr>
+                <m:sty m:val="p"/>
+              </m:rPr>
+              <m:t>,</m:t>
+            </m:r>
+            <m:r>
+              <m:t> </m:t>
+            </m:r>
+            <m:r>
+              <m:rPr>
+                <m:sty m:val="p"/>
+              </m:rPr>
+              <m:t>(</m:t>
+            </m:r>
+            <m:r>
+              <m:t>1</m:t>
+            </m:r>
+            <m:r>
+              <m:rPr>
+                <m:sty m:val="p"/>
+              </m:rPr>
+              <m:t>−</m:t>
+            </m:r>
+            <m:sSub>
+              <m:e>
+                <m:r>
+                  <m:t>p</m:t>
+                </m:r>
+              </m:e>
+              <m:sub>
+                <m:r>
+                  <m:t>i</m:t>
+                </m:r>
+              </m:sub>
+            </m:sSub>
+            <m:r>
+              <m:rPr>
+                <m:sty m:val="p"/>
+              </m:rPr>
+              <m:t>)</m:t>
+            </m:r>
+            <m:r>
+              <m:t>ϕ</m:t>
+            </m:r>
+          </m:e>
+        </m:d>
+      </m:oMath>
+      <w:r>
+        <w:t xml:space="preserve">, where</w:t>
       </w:r>
       <w:r>
         <w:t xml:space="preserve"> </w:t>
@@ -4675,90 +4731,7 @@
         <w:t xml:space="preserve"> </w:t>
       </w:r>
       <w:r>
-        <w:t xml:space="preserve">is a fixed precision. Its variance is</w:t>
-      </w:r>
-      <w:r>
-        <w:t xml:space="preserve"> </w:t>
-      </w:r>
-      <m:oMath>
-        <m:sSub>
-          <m:e>
-            <m:r>
-              <m:t>p</m:t>
-            </m:r>
-          </m:e>
-          <m:sub>
-            <m:r>
-              <m:t>i</m:t>
-            </m:r>
-          </m:sub>
-        </m:sSub>
-        <m:r>
-          <m:rPr>
-            <m:sty m:val="p"/>
-          </m:rPr>
-          <m:t>(</m:t>
-        </m:r>
-        <m:r>
-          <m:t>1</m:t>
-        </m:r>
-        <m:r>
-          <m:rPr>
-            <m:sty m:val="p"/>
-          </m:rPr>
-          <m:t>−</m:t>
-        </m:r>
-        <m:sSub>
-          <m:e>
-            <m:r>
-              <m:t>p</m:t>
-            </m:r>
-          </m:e>
-          <m:sub>
-            <m:r>
-              <m:t>i</m:t>
-            </m:r>
-          </m:sub>
-        </m:sSub>
-        <m:r>
-          <m:rPr>
-            <m:sty m:val="p"/>
-          </m:rPr>
-          <m:t>)</m:t>
-        </m:r>
-        <m:r>
-          <m:rPr>
-            <m:sty m:val="p"/>
-          </m:rPr>
-          <m:t>/</m:t>
-        </m:r>
-        <m:r>
-          <m:rPr>
-            <m:sty m:val="p"/>
-          </m:rPr>
-          <m:t>(</m:t>
-        </m:r>
-        <m:r>
-          <m:t>ϕ</m:t>
-        </m:r>
-        <m:r>
-          <m:rPr>
-            <m:sty m:val="p"/>
-          </m:rPr>
-          <m:t>+</m:t>
-        </m:r>
-        <m:r>
-          <m:t>1</m:t>
-        </m:r>
-        <m:r>
-          <m:rPr>
-            <m:sty m:val="p"/>
-          </m:rPr>
-          <m:t>)</m:t>
-        </m:r>
-      </m:oMath>
-      <w:r>
-        <w:t xml:space="preserve">, a standard deviation of about 0.045 at</w:t>
+        <w:t xml:space="preserve">is a fixed precision (a standard deviation of about 0.045 at</w:t>
       </w:r>
       <w:r>
         <w:t xml:space="preserve"> </w:t>
@@ -4787,7 +4760,386 @@
         </m:r>
       </m:oMath>
       <w:r>
-        <w:t xml:space="preserve">. The six terms were independent.</w:t>
+        <w:t xml:space="preserve">).</w:t>
+      </w:r>
+    </w:p>
+    <w:p>
+      <w:pPr>
+        <w:pStyle w:val="Compact"/>
+        <w:numPr>
+          <w:ilvl w:val="0"/>
+          <w:numId w:val="1003"/>
+        </w:numPr>
+      </w:pPr>
+      <w:r>
+        <w:rPr>
+          <w:b/>
+          <w:bCs/>
+        </w:rPr>
+        <w:t xml:space="preserve">First arrests.</w:t>
+      </w:r>
+      <w:r>
+        <w:t xml:space="preserve"> </w:t>
+      </w:r>
+      <w:r>
+        <w:t xml:space="preserve">The official number of new drug users by age in 2015 (Table S2)</w:t>
+      </w:r>
+      <w:r>
+        <w:t xml:space="preserve"> </w:t>
+      </w:r>
+      <w:r>
+        <w:t xml:space="preserve">[17]</w:t>
+      </w:r>
+      <w:r>
+        <w:t xml:space="preserve">,</w:t>
+      </w:r>
+      <w:r>
+        <w:t xml:space="preserve"> </w:t>
+      </w:r>
+      <m:oMath>
+        <m:sSub>
+          <m:e>
+            <m:r>
+              <m:t>n</m:t>
+            </m:r>
+          </m:e>
+          <m:sub>
+            <m:r>
+              <m:t>i</m:t>
+            </m:r>
+          </m:sub>
+        </m:sSub>
+      </m:oMath>
+      <w:r>
+        <w:t xml:space="preserve">, was compared with the modelled annual flow from D to J,</w:t>
+      </w:r>
+      <w:r>
+        <w:t xml:space="preserve"> </w:t>
+      </w:r>
+      <m:oMath>
+        <m:sSub>
+          <m:e>
+            <m:r>
+              <m:t>f</m:t>
+            </m:r>
+          </m:e>
+          <m:sub>
+            <m:r>
+              <m:t>i</m:t>
+            </m:r>
+          </m:sub>
+        </m:sSub>
+        <m:r>
+          <m:rPr>
+            <m:sty m:val="p"/>
+          </m:rPr>
+          <m:t>=</m:t>
+        </m:r>
+        <m:r>
+          <m:t>c</m:t>
+        </m:r>
+        <m:r>
+          <m:t> </m:t>
+        </m:r>
+        <m:sSubSup>
+          <m:e>
+            <m:r>
+              <m:t>λ</m:t>
+            </m:r>
+          </m:e>
+          <m:sub>
+            <m:r>
+              <m:t>i</m:t>
+            </m:r>
+          </m:sub>
+          <m:sup>
+            <m:r>
+              <m:rPr>
+                <m:sty m:val="p"/>
+              </m:rPr>
+              <m:t>(</m:t>
+            </m:r>
+            <m:r>
+              <m:t>3</m:t>
+            </m:r>
+            <m:r>
+              <m:rPr>
+                <m:sty m:val="p"/>
+              </m:rPr>
+              <m:t>)</m:t>
+            </m:r>
+          </m:sup>
+        </m:sSubSup>
+        <m:sSub>
+          <m:e>
+            <m:r>
+              <m:t>D</m:t>
+            </m:r>
+          </m:e>
+          <m:sub>
+            <m:r>
+              <m:t>i</m:t>
+            </m:r>
+          </m:sub>
+        </m:sSub>
+      </m:oMath>
+      <w:r>
+        <w:t xml:space="preserve">, as</w:t>
+      </w:r>
+      <w:r>
+        <w:t xml:space="preserve"> </w:t>
+      </w:r>
+      <m:oMath>
+        <m:sSub>
+          <m:e>
+            <m:r>
+              <m:t>n</m:t>
+            </m:r>
+          </m:e>
+          <m:sub>
+            <m:r>
+              <m:t>i</m:t>
+            </m:r>
+          </m:sub>
+        </m:sSub>
+        <m:r>
+          <m:rPr>
+            <m:sty m:val="p"/>
+          </m:rPr>
+          <m:t>∼</m:t>
+        </m:r>
+        <m:r>
+          <m:rPr>
+            <m:sty m:val="p"/>
+          </m:rPr>
+          <m:t>N</m:t>
+        </m:r>
+        <m:r>
+          <m:rPr>
+            <m:sty m:val="p"/>
+          </m:rPr>
+          <m:t>e</m:t>
+        </m:r>
+        <m:r>
+          <m:rPr>
+            <m:sty m:val="p"/>
+          </m:rPr>
+          <m:t>g</m:t>
+        </m:r>
+        <m:r>
+          <m:rPr>
+            <m:sty m:val="p"/>
+          </m:rPr>
+          <m:t>B</m:t>
+        </m:r>
+        <m:r>
+          <m:rPr>
+            <m:sty m:val="p"/>
+          </m:rPr>
+          <m:t>i</m:t>
+        </m:r>
+        <m:r>
+          <m:rPr>
+            <m:sty m:val="p"/>
+          </m:rPr>
+          <m:t>n</m:t>
+        </m:r>
+        <m:r>
+          <m:rPr>
+            <m:sty m:val="p"/>
+          </m:rPr>
+          <m:t>(</m:t>
+        </m:r>
+        <m:r>
+          <m:rPr>
+            <m:nor/>
+            <m:sty m:val="p"/>
+          </m:rPr>
+          <m:t>mean</m:t>
+        </m:r>
+        <m:r>
+          <m:t> </m:t>
+        </m:r>
+        <m:sSub>
+          <m:e>
+            <m:r>
+              <m:t>f</m:t>
+            </m:r>
+          </m:e>
+          <m:sub>
+            <m:r>
+              <m:t>i</m:t>
+            </m:r>
+          </m:sub>
+        </m:sSub>
+        <m:r>
+          <m:rPr>
+            <m:sty m:val="p"/>
+          </m:rPr>
+          <m:t>,</m:t>
+        </m:r>
+        <m:r>
+          <m:t> </m:t>
+        </m:r>
+        <m:r>
+          <m:rPr>
+            <m:nor/>
+            <m:sty m:val="p"/>
+          </m:rPr>
+          <m:t>size</m:t>
+        </m:r>
+        <m:r>
+          <m:t> </m:t>
+        </m:r>
+        <m:r>
+          <m:t>50</m:t>
+        </m:r>
+        <m:r>
+          <m:rPr>
+            <m:sty m:val="p"/>
+          </m:rPr>
+          <m:t>)</m:t>
+        </m:r>
+      </m:oMath>
+      <w:r>
+        <w:t xml:space="preserve">. The size allows for overdispersion and for the count of 1 at age 60+.</w:t>
+      </w:r>
+    </w:p>
+    <w:p>
+      <w:pPr>
+        <w:pStyle w:val="Compact"/>
+        <w:numPr>
+          <w:ilvl w:val="0"/>
+          <w:numId w:val="1003"/>
+        </w:numPr>
+      </w:pPr>
+      <w:r>
+        <w:rPr>
+          <w:b/>
+          <w:bCs/>
+        </w:rPr>
+        <w:t xml:space="preserve">Active injectors outside prison.</w:t>
+      </w:r>
+      <w:r>
+        <w:t xml:space="preserve"> </w:t>
+      </w:r>
+      <w:r>
+        <w:t xml:space="preserve">A network scale-up survey of 199 Singapore residents in 2017 estimated 11,000 people who inject drugs (95% CI 6,500 to 17,000)</w:t>
+      </w:r>
+      <w:r>
+        <w:t xml:space="preserve"> </w:t>
+      </w:r>
+      <w:r>
+        <w:t xml:space="preserve">[18]</w:t>
+      </w:r>
+      <w:r>
+        <w:t xml:space="preserve">. It was compared with the modelled</w:t>
+      </w:r>
+      <w:r>
+        <w:t xml:space="preserve"> </w:t>
+      </w:r>
+      <m:oMath>
+        <m:r>
+          <m:t>D</m:t>
+        </m:r>
+        <m:r>
+          <m:rPr>
+            <m:sty m:val="p"/>
+          </m:rPr>
+          <m:t>+</m:t>
+        </m:r>
+        <m:r>
+          <m:t>F</m:t>
+        </m:r>
+      </m:oMath>
+      <w:r>
+        <w:t xml:space="preserve"> </w:t>
+      </w:r>
+      <w:r>
+        <w:t xml:space="preserve">as</w:t>
+      </w:r>
+      <w:r>
+        <w:t xml:space="preserve"> </w:t>
+      </w:r>
+      <m:oMath>
+        <m:r>
+          <m:rPr>
+            <m:sty m:val="p"/>
+          </m:rPr>
+          <m:t>log</m:t>
+        </m:r>
+        <m:r>
+          <m:t>y</m:t>
+        </m:r>
+        <m:r>
+          <m:rPr>
+            <m:sty m:val="p"/>
+          </m:rPr>
+          <m:t>∼</m:t>
+        </m:r>
+        <m:r>
+          <m:rPr>
+            <m:sty m:val="p"/>
+          </m:rPr>
+          <m:t>N</m:t>
+        </m:r>
+        <m:r>
+          <m:rPr>
+            <m:sty m:val="p"/>
+          </m:rPr>
+          <m:t>(</m:t>
+        </m:r>
+        <m:r>
+          <m:rPr>
+            <m:sty m:val="p"/>
+          </m:rPr>
+          <m:t>log</m:t>
+        </m:r>
+        <m:r>
+          <m:rPr>
+            <m:sty m:val="p"/>
+          </m:rPr>
+          <m:t>(</m:t>
+        </m:r>
+        <m:r>
+          <m:t>D</m:t>
+        </m:r>
+        <m:r>
+          <m:rPr>
+            <m:sty m:val="p"/>
+          </m:rPr>
+          <m:t>+</m:t>
+        </m:r>
+        <m:r>
+          <m:t>F</m:t>
+        </m:r>
+        <m:r>
+          <m:rPr>
+            <m:sty m:val="p"/>
+          </m:rPr>
+          <m:t>)</m:t>
+        </m:r>
+        <m:r>
+          <m:rPr>
+            <m:sty m:val="p"/>
+          </m:rPr>
+          <m:t>,</m:t>
+        </m:r>
+        <m:r>
+          <m:t> </m:t>
+        </m:r>
+        <m:r>
+          <m:t>0.2453</m:t>
+        </m:r>
+        <m:r>
+          <m:rPr>
+            <m:sty m:val="p"/>
+          </m:rPr>
+          <m:t>)</m:t>
+        </m:r>
+      </m:oMath>
+      <w:r>
+        <w:t xml:space="preserve">, with the standard deviation taken from the interval. We counted D and F because the survey asked about people living in Singapore who inject drugs; people in X have stopped injecting, and the authors note that injectors in prison are hard to reach through respondents’ contacts. The model value is the 2015 equilibrium, which also stands for 2017 because entry is constant and there was no treatment before 2019.</w:t>
       </w:r>
     </w:p>
     <w:bookmarkEnd w:id="15"/>
@@ -4817,7 +5169,7 @@
         <w:t xml:space="preserve"> </w:t>
       </w:r>
       <w:r>
-        <w:t xml:space="preserve">(Table S2), without scaling. The same counts set the equilibrium up to 2015 and were held constant from 2016 to 2030, so the projections isolate the effect of treatment and screening. These counts come from law enforcement records and are a proxy for entry into injecting.</w:t>
+        <w:t xml:space="preserve">(Table S2), times a calibrated entry scale of at least 1 for each age group. These counts come from law enforcement records. Almost everyone who starts injecting is eventually arrested, so the counts are a lower bound on entry; they also include people who do not inject. Entry set the equilibrium up to 2015 and was held constant from 2016 to 2030, so the projections isolate the effect of treatment and screening.</w:t>
       </w:r>
     </w:p>
     <w:p>
@@ -4829,7 +5181,7 @@
           <w:b/>
           <w:bCs/>
         </w:rPr>
-        <w:t xml:space="preserve">Table S2. New drug users by age group, Singapore, 2015 (entry into D in every model year).</w:t>
+        <w:t xml:space="preserve">Table S2. New drug users by age group, Singapore, 2015 (first arrest target and base entry into D).</w:t>
       </w:r>
     </w:p>
     <w:tbl>
@@ -5024,7 +5376,33 @@
         <w:pStyle w:val="FirstParagraph"/>
       </w:pPr>
       <w:r>
-        <w:t xml:space="preserve">We estimated 7 parameters on the log scale. Parameters θ1 to θ6 multiply the contact rates of the six age groups relative to the contact matrix in the model code. Parameter θ7 is</w:t>
+        <w:t xml:space="preserve">We estimated 13 parameters on the log scale. Parameters θ1 to θ6 multiply the contact rates of the six age groups relative to the contact matrix in the model code. Parameters θ7 to θ12 are the log entry scales</w:t>
+      </w:r>
+      <w:r>
+        <w:t xml:space="preserve"> </w:t>
+      </w:r>
+      <m:oMath>
+        <m:r>
+          <m:rPr>
+            <m:sty m:val="p"/>
+          </m:rPr>
+          <m:t>log</m:t>
+        </m:r>
+        <m:sSub>
+          <m:e>
+            <m:r>
+              <m:t>s</m:t>
+            </m:r>
+          </m:e>
+          <m:sub>
+            <m:r>
+              <m:t>i</m:t>
+            </m:r>
+          </m:sub>
+        </m:sSub>
+      </m:oMath>
+      <w:r>
+        <w:t xml:space="preserve">. Parameter θ13 is</w:t>
       </w:r>
       <w:r>
         <w:t xml:space="preserve"> </w:t>
@@ -5041,41 +5419,7 @@
         </m:r>
       </m:oMath>
       <w:r>
-        <w:t xml:space="preserve">, the first arrest multiplier. Entry into age group</w:t>
-      </w:r>
-      <w:r>
-        <w:t xml:space="preserve"> </w:t>
-      </w:r>
-      <m:oMath>
-        <m:r>
-          <m:t>i</m:t>
-        </m:r>
-      </m:oMath>
-      <w:r>
-        <w:t xml:space="preserve"> </w:t>
-      </w:r>
-      <w:r>
-        <w:t xml:space="preserve">was the official count of new drug users,</w:t>
-      </w:r>
-      <w:r>
-        <w:t xml:space="preserve"> </w:t>
-      </w:r>
-      <m:oMath>
-        <m:sSub>
-          <m:e>
-            <m:r>
-              <m:t>β</m:t>
-            </m:r>
-          </m:e>
-          <m:sub>
-            <m:r>
-              <m:t>i</m:t>
-            </m:r>
-          </m:sub>
-        </m:sSub>
-      </m:oMath>
-      <w:r>
-        <w:t xml:space="preserve">, without a scale. The prior was fixed before fitting and did not use the data: θ1 to θ6 were each normal with mean 0 and standard deviation 1.5 (a 95% range of 0.05 to 19 times the contact rate), and θ7 was normal with mean 0 and standard deviation 0.5, centred on equal first and re-arrest rates. The prior was truncated to the bounds: contact scales 0.01 to 1,000 and</w:t>
+        <w:t xml:space="preserve">, the first arrest multiplier. The prior was fixed before fitting and did not use the data: θ1 to θ6 were each normal with mean 0 and standard deviation 1.5 (a 95% range of 0.05 to 19 times the contact rate); θ7 to θ12 were half normal with standard deviation 1 (median entry about 2.0 times the official count); and θ13 was normal with mean 0 and standard deviation 0.5, centred on equal first and re-arrest rates. The prior was truncated to the bounds: contact scales 0.01 to 1,000, entry scales 1 to 100 and</w:t>
       </w:r>
       <w:r>
         <w:t xml:space="preserve"> </w:t>
@@ -5089,43 +5433,7 @@
         <w:t xml:space="preserve"> </w:t>
       </w:r>
       <w:r>
-        <w:t xml:space="preserve">0.5 to 100. A deterministic Nelder Mead search with 8 starts found the posterior mode. The starts were θ = 0 and 7 random perturbations of it (standard deviation 0.9 on the log scale). Each start ran for up to 3,000 iterations and was then restarted from its own solution, up to 5 times, while the objective still fell by more than 0.001. All starts reached the same mode (negative log posterior -7.83, prevalence root mean square error 0.0130). Every model evaluation ran from model year 0 to 150. The last ten years had to be at equilibrium.</w:t>
-      </w:r>
-    </w:p>
-    <w:p>
-      <w:pPr>
-        <w:pStyle w:val="BodyText"/>
-      </w:pPr>
-      <w:r>
-        <w:t xml:space="preserve">With the standardised mortality ratios at the bounds of their 95% confidence intervals, the fit and</w:t>
-      </w:r>
-      <w:r>
-        <w:t xml:space="preserve"> </w:t>
-      </w:r>
-      <m:oMath>
-        <m:r>
-          <m:t>c</m:t>
-        </m:r>
-      </m:oMath>
-      <w:r>
-        <w:t xml:space="preserve"> </w:t>
-      </w:r>
-      <w:r>
-        <w:t xml:space="preserve">barely changed:</w:t>
-      </w:r>
-      <w:r>
-        <w:t xml:space="preserve"> </w:t>
-      </w:r>
-      <m:oMath>
-        <m:r>
-          <m:t>c</m:t>
-        </m:r>
-      </m:oMath>
-      <w:r>
-        <w:t xml:space="preserve"> </w:t>
-      </w:r>
-      <w:r>
-        <w:t xml:space="preserve">was 1.100 at the lower bounds and 1.097 at the upper bounds, with root mean square errors of 0.0119 and 0.0148 (3 starts each).</w:t>
+        <w:t xml:space="preserve">0.5 to 100. A deterministic Nelder Mead search with 8 starts found the posterior mode. The starts were θ = 0 and 7 random perturbations of it (standard deviation 0.9 on the log scale). Each start ran for up to 5,000 iterations and was then restarted from its own solution, up to 5 times, while the objective still fell by more than 0.001. Seven of the 8 starts reached the same mode (negative log posterior 18.80 to 19.53; best prevalence root mean square error 0.0141); the other stopped in a local optimum (121.5). At the mode the entry scales for ages 30 and over were at their lower bound of 1. Every model evaluation ran from model year 0 to 150. The last ten years had to be at equilibrium.</w:t>
       </w:r>
     </w:p>
     <w:bookmarkEnd w:id="17"/>
@@ -5143,22 +5451,22 @@
         <w:pStyle w:val="FirstParagraph"/>
       </w:pPr>
       <w:r>
-        <w:t xml:space="preserve">The posterior combined the prior and the beta likelihood for the six seroprevalences. Parameter sets outside the bounds or whose simulation failed the equilibrium check had zero posterior density. We sampled it with adaptive random walk Metropolis</w:t>
-      </w:r>
-      <w:r>
-        <w:t xml:space="preserve"> </w:t>
-      </w:r>
-      <w:r>
-        <w:t xml:space="preserve">[18]</w:t>
-      </w:r>
-      <w:r>
-        <w:t xml:space="preserve">. Four chains started from independent prior draws. The initial proposal covariance was 0.01 times the prior variance. Adaptation began after 5,000 proposals, was refreshed every 50 proposals and was frozen after warmup. A 5% share of proposals always used the initial covariance. Each chain ran 50,000 model evaluations, of which 10,000 were warmup, giving 159,996 retained iterations. Every 10th iteration was stored (16,000 draws), and diagnostics used all retained iterations. Acceptance was 0.18 to 0.22. All parameters met the convergence checks (Table S3)</w:t>
+        <w:t xml:space="preserve">The posterior combined the prior and the three likelihood terms (Section 2.1). Parameter sets outside the bounds or whose simulation failed the equilibrium check had zero posterior density. We sampled it with adaptive random walk Metropolis</w:t>
       </w:r>
       <w:r>
         <w:t xml:space="preserve"> </w:t>
       </w:r>
       <w:r>
         <w:t xml:space="preserve">[19]</w:t>
+      </w:r>
+      <w:r>
+        <w:t xml:space="preserve">. Eight chains started from independent prior draws. The initial proposal covariance was 0.01 times the prior variance. Adaptation began after 5,000 proposals, was refreshed every 50 proposals and was frozen after warmup. A 5% share of proposals always used the initial covariance. Each chain ran 60,000 model evaluations, of which 20,000 were warmup, giving 319,992 retained iterations. Every 10th iteration was stored (32,000 draws), and diagnostics used all retained iterations. Acceptance was 0.12 to 0.14. All parameters met the convergence checks (Table S3)</w:t>
+      </w:r>
+      <w:r>
+        <w:t xml:space="preserve"> </w:t>
+      </w:r>
+      <w:r>
+        <w:t xml:space="preserve">[20]</w:t>
       </w:r>
       <w:r>
         <w:t xml:space="preserve">.</w:t>
@@ -5269,40 +5577,40 @@
               <w:pStyle w:val="Compact"/>
             </w:pPr>
             <w:r>
-              <w:t xml:space="preserve">1.0012</w:t>
-            </w:r>
-          </w:p>
-        </w:tc>
-        <w:tc>
-          <w:tcPr/>
-          <w:p>
-            <w:pPr>
-              <w:pStyle w:val="Compact"/>
-            </w:pPr>
-            <w:r>
-              <w:t xml:space="preserve">4,645</w:t>
-            </w:r>
-          </w:p>
-        </w:tc>
-        <w:tc>
-          <w:tcPr/>
-          <w:p>
-            <w:pPr>
-              <w:pStyle w:val="Compact"/>
-            </w:pPr>
-            <w:r>
-              <w:t xml:space="preserve">5,825</w:t>
-            </w:r>
-          </w:p>
-        </w:tc>
-        <w:tc>
-          <w:tcPr/>
-          <w:p>
-            <w:pPr>
-              <w:pStyle w:val="Compact"/>
-            </w:pPr>
-            <w:r>
-              <w:t xml:space="preserve">0.015</w:t>
+              <w:t xml:space="preserve">1.0028</w:t>
+            </w:r>
+          </w:p>
+        </w:tc>
+        <w:tc>
+          <w:tcPr/>
+          <w:p>
+            <w:pPr>
+              <w:pStyle w:val="Compact"/>
+            </w:pPr>
+            <w:r>
+              <w:t xml:space="preserve">2,865</w:t>
+            </w:r>
+          </w:p>
+        </w:tc>
+        <w:tc>
+          <w:tcPr/>
+          <w:p>
+            <w:pPr>
+              <w:pStyle w:val="Compact"/>
+            </w:pPr>
+            <w:r>
+              <w:t xml:space="preserve">3,694</w:t>
+            </w:r>
+          </w:p>
+        </w:tc>
+        <w:tc>
+          <w:tcPr/>
+          <w:p>
+            <w:pPr>
+              <w:pStyle w:val="Compact"/>
+            </w:pPr>
+            <w:r>
+              <w:t xml:space="preserve">0.020</w:t>
             </w:r>
           </w:p>
         </w:tc>
@@ -5337,29 +5645,29 @@
               <w:pStyle w:val="Compact"/>
             </w:pPr>
             <w:r>
-              <w:t xml:space="preserve">3,483</w:t>
-            </w:r>
-          </w:p>
-        </w:tc>
-        <w:tc>
-          <w:tcPr/>
-          <w:p>
-            <w:pPr>
-              <w:pStyle w:val="Compact"/>
-            </w:pPr>
-            <w:r>
-              <w:t xml:space="preserve">3,831</w:t>
-            </w:r>
-          </w:p>
-        </w:tc>
-        <w:tc>
-          <w:tcPr/>
-          <w:p>
-            <w:pPr>
-              <w:pStyle w:val="Compact"/>
-            </w:pPr>
-            <w:r>
-              <w:t xml:space="preserve">0.017</w:t>
+              <w:t xml:space="preserve">2,665</w:t>
+            </w:r>
+          </w:p>
+        </w:tc>
+        <w:tc>
+          <w:tcPr/>
+          <w:p>
+            <w:pPr>
+              <w:pStyle w:val="Compact"/>
+            </w:pPr>
+            <w:r>
+              <w:t xml:space="preserve">3,285</w:t>
+            </w:r>
+          </w:p>
+        </w:tc>
+        <w:tc>
+          <w:tcPr/>
+          <w:p>
+            <w:pPr>
+              <w:pStyle w:val="Compact"/>
+            </w:pPr>
+            <w:r>
+              <w:t xml:space="preserve">0.020</w:t>
             </w:r>
           </w:p>
         </w:tc>
@@ -5383,40 +5691,40 @@
               <w:pStyle w:val="Compact"/>
             </w:pPr>
             <w:r>
-              <w:t xml:space="preserve">1.0013</w:t>
-            </w:r>
-          </w:p>
-        </w:tc>
-        <w:tc>
-          <w:tcPr/>
-          <w:p>
-            <w:pPr>
-              <w:pStyle w:val="Compact"/>
-            </w:pPr>
-            <w:r>
-              <w:t xml:space="preserve">3,428</w:t>
-            </w:r>
-          </w:p>
-        </w:tc>
-        <w:tc>
-          <w:tcPr/>
-          <w:p>
-            <w:pPr>
-              <w:pStyle w:val="Compact"/>
-            </w:pPr>
-            <w:r>
-              <w:t xml:space="preserve">4,190</w:t>
-            </w:r>
-          </w:p>
-        </w:tc>
-        <w:tc>
-          <w:tcPr/>
-          <w:p>
-            <w:pPr>
-              <w:pStyle w:val="Compact"/>
-            </w:pPr>
-            <w:r>
-              <w:t xml:space="preserve">0.017</w:t>
+              <w:t xml:space="preserve">1.0025</w:t>
+            </w:r>
+          </w:p>
+        </w:tc>
+        <w:tc>
+          <w:tcPr/>
+          <w:p>
+            <w:pPr>
+              <w:pStyle w:val="Compact"/>
+            </w:pPr>
+            <w:r>
+              <w:t xml:space="preserve">2,158</w:t>
+            </w:r>
+          </w:p>
+        </w:tc>
+        <w:tc>
+          <w:tcPr/>
+          <w:p>
+            <w:pPr>
+              <w:pStyle w:val="Compact"/>
+            </w:pPr>
+            <w:r>
+              <w:t xml:space="preserve">1,936</w:t>
+            </w:r>
+          </w:p>
+        </w:tc>
+        <w:tc>
+          <w:tcPr/>
+          <w:p>
+            <w:pPr>
+              <w:pStyle w:val="Compact"/>
+            </w:pPr>
+            <w:r>
+              <w:t xml:space="preserve">0.023</w:t>
             </w:r>
           </w:p>
         </w:tc>
@@ -5440,40 +5748,40 @@
               <w:pStyle w:val="Compact"/>
             </w:pPr>
             <w:r>
-              <w:t xml:space="preserve">1.0012</w:t>
-            </w:r>
-          </w:p>
-        </w:tc>
-        <w:tc>
-          <w:tcPr/>
-          <w:p>
-            <w:pPr>
-              <w:pStyle w:val="Compact"/>
-            </w:pPr>
-            <w:r>
-              <w:t xml:space="preserve">3,250</w:t>
-            </w:r>
-          </w:p>
-        </w:tc>
-        <w:tc>
-          <w:tcPr/>
-          <w:p>
-            <w:pPr>
-              <w:pStyle w:val="Compact"/>
-            </w:pPr>
-            <w:r>
-              <w:t xml:space="preserve">3,487</w:t>
-            </w:r>
-          </w:p>
-        </w:tc>
-        <w:tc>
-          <w:tcPr/>
-          <w:p>
-            <w:pPr>
-              <w:pStyle w:val="Compact"/>
-            </w:pPr>
-            <w:r>
-              <w:t xml:space="preserve">0.019</w:t>
+              <w:t xml:space="preserve">1.0032</w:t>
+            </w:r>
+          </w:p>
+        </w:tc>
+        <w:tc>
+          <w:tcPr/>
+          <w:p>
+            <w:pPr>
+              <w:pStyle w:val="Compact"/>
+            </w:pPr>
+            <w:r>
+              <w:t xml:space="preserve">2,469</w:t>
+            </w:r>
+          </w:p>
+        </w:tc>
+        <w:tc>
+          <w:tcPr/>
+          <w:p>
+            <w:pPr>
+              <w:pStyle w:val="Compact"/>
+            </w:pPr>
+            <w:r>
+              <w:t xml:space="preserve">3,030</w:t>
+            </w:r>
+          </w:p>
+        </w:tc>
+        <w:tc>
+          <w:tcPr/>
+          <w:p>
+            <w:pPr>
+              <w:pStyle w:val="Compact"/>
+            </w:pPr>
+            <w:r>
+              <w:t xml:space="preserve">0.021</w:t>
             </w:r>
           </w:p>
         </w:tc>
@@ -5497,40 +5805,40 @@
               <w:pStyle w:val="Compact"/>
             </w:pPr>
             <w:r>
-              <w:t xml:space="preserve">1.0019</w:t>
-            </w:r>
-          </w:p>
-        </w:tc>
-        <w:tc>
-          <w:tcPr/>
-          <w:p>
-            <w:pPr>
-              <w:pStyle w:val="Compact"/>
-            </w:pPr>
-            <w:r>
-              <w:t xml:space="preserve">3,815</w:t>
-            </w:r>
-          </w:p>
-        </w:tc>
-        <w:tc>
-          <w:tcPr/>
-          <w:p>
-            <w:pPr>
-              <w:pStyle w:val="Compact"/>
-            </w:pPr>
-            <w:r>
-              <w:t xml:space="preserve">5,520</w:t>
-            </w:r>
-          </w:p>
-        </w:tc>
-        <w:tc>
-          <w:tcPr/>
-          <w:p>
-            <w:pPr>
-              <w:pStyle w:val="Compact"/>
-            </w:pPr>
-            <w:r>
-              <w:t xml:space="preserve">0.016</w:t>
+              <w:t xml:space="preserve">1.0028</w:t>
+            </w:r>
+          </w:p>
+        </w:tc>
+        <w:tc>
+          <w:tcPr/>
+          <w:p>
+            <w:pPr>
+              <w:pStyle w:val="Compact"/>
+            </w:pPr>
+            <w:r>
+              <w:t xml:space="preserve">2,730</w:t>
+            </w:r>
+          </w:p>
+        </w:tc>
+        <w:tc>
+          <w:tcPr/>
+          <w:p>
+            <w:pPr>
+              <w:pStyle w:val="Compact"/>
+            </w:pPr>
+            <w:r>
+              <w:t xml:space="preserve">4,264</w:t>
+            </w:r>
+          </w:p>
+        </w:tc>
+        <w:tc>
+          <w:tcPr/>
+          <w:p>
+            <w:pPr>
+              <w:pStyle w:val="Compact"/>
+            </w:pPr>
+            <w:r>
+              <w:t xml:space="preserve">0.019</w:t>
             </w:r>
           </w:p>
         </w:tc>
@@ -5554,40 +5862,40 @@
               <w:pStyle w:val="Compact"/>
             </w:pPr>
             <w:r>
-              <w:t xml:space="preserve">1.0015</w:t>
-            </w:r>
-          </w:p>
-        </w:tc>
-        <w:tc>
-          <w:tcPr/>
-          <w:p>
-            <w:pPr>
-              <w:pStyle w:val="Compact"/>
-            </w:pPr>
-            <w:r>
-              <w:t xml:space="preserve">4,618</w:t>
-            </w:r>
-          </w:p>
-        </w:tc>
-        <w:tc>
-          <w:tcPr/>
-          <w:p>
-            <w:pPr>
-              <w:pStyle w:val="Compact"/>
-            </w:pPr>
-            <w:r>
-              <w:t xml:space="preserve">6,990</w:t>
-            </w:r>
-          </w:p>
-        </w:tc>
-        <w:tc>
-          <w:tcPr/>
-          <w:p>
-            <w:pPr>
-              <w:pStyle w:val="Compact"/>
-            </w:pPr>
-            <w:r>
-              <w:t xml:space="preserve">0.015</w:t>
+              <w:t xml:space="preserve">1.0040</w:t>
+            </w:r>
+          </w:p>
+        </w:tc>
+        <w:tc>
+          <w:tcPr/>
+          <w:p>
+            <w:pPr>
+              <w:pStyle w:val="Compact"/>
+            </w:pPr>
+            <w:r>
+              <w:t xml:space="preserve">3,002</w:t>
+            </w:r>
+          </w:p>
+        </w:tc>
+        <w:tc>
+          <w:tcPr/>
+          <w:p>
+            <w:pPr>
+              <w:pStyle w:val="Compact"/>
+            </w:pPr>
+            <w:r>
+              <w:t xml:space="preserve">4,357</w:t>
+            </w:r>
+          </w:p>
+        </w:tc>
+        <w:tc>
+          <w:tcPr/>
+          <w:p>
+            <w:pPr>
+              <w:pStyle w:val="Compact"/>
+            </w:pPr>
+            <w:r>
+              <w:t xml:space="preserve">0.019</w:t>
             </w:r>
           </w:p>
         </w:tc>
@@ -5611,40 +5919,382 @@
               <w:pStyle w:val="Compact"/>
             </w:pPr>
             <w:r>
-              <w:t xml:space="preserve">1.0007</w:t>
-            </w:r>
-          </w:p>
-        </w:tc>
-        <w:tc>
-          <w:tcPr/>
-          <w:p>
-            <w:pPr>
-              <w:pStyle w:val="Compact"/>
-            </w:pPr>
-            <w:r>
-              <w:t xml:space="preserve">4,102</w:t>
-            </w:r>
-          </w:p>
-        </w:tc>
-        <w:tc>
-          <w:tcPr/>
-          <w:p>
-            <w:pPr>
-              <w:pStyle w:val="Compact"/>
-            </w:pPr>
-            <w:r>
-              <w:t xml:space="preserve">5,841</w:t>
-            </w:r>
-          </w:p>
-        </w:tc>
-        <w:tc>
-          <w:tcPr/>
-          <w:p>
-            <w:pPr>
-              <w:pStyle w:val="Compact"/>
-            </w:pPr>
-            <w:r>
-              <w:t xml:space="preserve">0.016</w:t>
+              <w:t xml:space="preserve">1.0017</w:t>
+            </w:r>
+          </w:p>
+        </w:tc>
+        <w:tc>
+          <w:tcPr/>
+          <w:p>
+            <w:pPr>
+              <w:pStyle w:val="Compact"/>
+            </w:pPr>
+            <w:r>
+              <w:t xml:space="preserve">3,425</w:t>
+            </w:r>
+          </w:p>
+        </w:tc>
+        <w:tc>
+          <w:tcPr/>
+          <w:p>
+            <w:pPr>
+              <w:pStyle w:val="Compact"/>
+            </w:pPr>
+            <w:r>
+              <w:t xml:space="preserve">5,017</w:t>
+            </w:r>
+          </w:p>
+        </w:tc>
+        <w:tc>
+          <w:tcPr/>
+          <w:p>
+            <w:pPr>
+              <w:pStyle w:val="Compact"/>
+            </w:pPr>
+            <w:r>
+              <w:t xml:space="preserve">0.018</w:t>
+            </w:r>
+          </w:p>
+        </w:tc>
+      </w:tr>
+      <w:tr>
+        <w:tc>
+          <w:tcPr/>
+          <w:p>
+            <w:pPr>
+              <w:pStyle w:val="Compact"/>
+            </w:pPr>
+            <w:r>
+              <w:t xml:space="preserve">θ8</w:t>
+            </w:r>
+          </w:p>
+        </w:tc>
+        <w:tc>
+          <w:tcPr/>
+          <w:p>
+            <w:pPr>
+              <w:pStyle w:val="Compact"/>
+            </w:pPr>
+            <w:r>
+              <w:t xml:space="preserve">1.0026</w:t>
+            </w:r>
+          </w:p>
+        </w:tc>
+        <w:tc>
+          <w:tcPr/>
+          <w:p>
+            <w:pPr>
+              <w:pStyle w:val="Compact"/>
+            </w:pPr>
+            <w:r>
+              <w:t xml:space="preserve">3,376</w:t>
+            </w:r>
+          </w:p>
+        </w:tc>
+        <w:tc>
+          <w:tcPr/>
+          <w:p>
+            <w:pPr>
+              <w:pStyle w:val="Compact"/>
+            </w:pPr>
+            <w:r>
+              <w:t xml:space="preserve">4,997</w:t>
+            </w:r>
+          </w:p>
+        </w:tc>
+        <w:tc>
+          <w:tcPr/>
+          <w:p>
+            <w:pPr>
+              <w:pStyle w:val="Compact"/>
+            </w:pPr>
+            <w:r>
+              <w:t xml:space="preserve">0.018</w:t>
+            </w:r>
+          </w:p>
+        </w:tc>
+      </w:tr>
+      <w:tr>
+        <w:tc>
+          <w:tcPr/>
+          <w:p>
+            <w:pPr>
+              <w:pStyle w:val="Compact"/>
+            </w:pPr>
+            <w:r>
+              <w:t xml:space="preserve">θ9</w:t>
+            </w:r>
+          </w:p>
+        </w:tc>
+        <w:tc>
+          <w:tcPr/>
+          <w:p>
+            <w:pPr>
+              <w:pStyle w:val="Compact"/>
+            </w:pPr>
+            <w:r>
+              <w:t xml:space="preserve">1.0040</w:t>
+            </w:r>
+          </w:p>
+        </w:tc>
+        <w:tc>
+          <w:tcPr/>
+          <w:p>
+            <w:pPr>
+              <w:pStyle w:val="Compact"/>
+            </w:pPr>
+            <w:r>
+              <w:t xml:space="preserve">2,919</w:t>
+            </w:r>
+          </w:p>
+        </w:tc>
+        <w:tc>
+          <w:tcPr/>
+          <w:p>
+            <w:pPr>
+              <w:pStyle w:val="Compact"/>
+            </w:pPr>
+            <w:r>
+              <w:t xml:space="preserve">2,948</w:t>
+            </w:r>
+          </w:p>
+        </w:tc>
+        <w:tc>
+          <w:tcPr/>
+          <w:p>
+            <w:pPr>
+              <w:pStyle w:val="Compact"/>
+            </w:pPr>
+            <w:r>
+              <w:t xml:space="preserve">0.020</w:t>
+            </w:r>
+          </w:p>
+        </w:tc>
+      </w:tr>
+      <w:tr>
+        <w:tc>
+          <w:tcPr/>
+          <w:p>
+            <w:pPr>
+              <w:pStyle w:val="Compact"/>
+            </w:pPr>
+            <w:r>
+              <w:t xml:space="preserve">θ10</w:t>
+            </w:r>
+          </w:p>
+        </w:tc>
+        <w:tc>
+          <w:tcPr/>
+          <w:p>
+            <w:pPr>
+              <w:pStyle w:val="Compact"/>
+            </w:pPr>
+            <w:r>
+              <w:t xml:space="preserve">1.0036</w:t>
+            </w:r>
+          </w:p>
+        </w:tc>
+        <w:tc>
+          <w:tcPr/>
+          <w:p>
+            <w:pPr>
+              <w:pStyle w:val="Compact"/>
+            </w:pPr>
+            <w:r>
+              <w:t xml:space="preserve">3,264</w:t>
+            </w:r>
+          </w:p>
+        </w:tc>
+        <w:tc>
+          <w:tcPr/>
+          <w:p>
+            <w:pPr>
+              <w:pStyle w:val="Compact"/>
+            </w:pPr>
+            <w:r>
+              <w:t xml:space="preserve">3,336</w:t>
+            </w:r>
+          </w:p>
+        </w:tc>
+        <w:tc>
+          <w:tcPr/>
+          <w:p>
+            <w:pPr>
+              <w:pStyle w:val="Compact"/>
+            </w:pPr>
+            <w:r>
+              <w:t xml:space="preserve">0.019</w:t>
+            </w:r>
+          </w:p>
+        </w:tc>
+      </w:tr>
+      <w:tr>
+        <w:tc>
+          <w:tcPr/>
+          <w:p>
+            <w:pPr>
+              <w:pStyle w:val="Compact"/>
+            </w:pPr>
+            <w:r>
+              <w:t xml:space="preserve">θ11</w:t>
+            </w:r>
+          </w:p>
+        </w:tc>
+        <w:tc>
+          <w:tcPr/>
+          <w:p>
+            <w:pPr>
+              <w:pStyle w:val="Compact"/>
+            </w:pPr>
+            <w:r>
+              <w:t xml:space="preserve">1.0019</w:t>
+            </w:r>
+          </w:p>
+        </w:tc>
+        <w:tc>
+          <w:tcPr/>
+          <w:p>
+            <w:pPr>
+              <w:pStyle w:val="Compact"/>
+            </w:pPr>
+            <w:r>
+              <w:t xml:space="preserve">2,996</w:t>
+            </w:r>
+          </w:p>
+        </w:tc>
+        <w:tc>
+          <w:tcPr/>
+          <w:p>
+            <w:pPr>
+              <w:pStyle w:val="Compact"/>
+            </w:pPr>
+            <w:r>
+              <w:t xml:space="preserve">3,618</w:t>
+            </w:r>
+          </w:p>
+        </w:tc>
+        <w:tc>
+          <w:tcPr/>
+          <w:p>
+            <w:pPr>
+              <w:pStyle w:val="Compact"/>
+            </w:pPr>
+            <w:r>
+              <w:t xml:space="preserve">0.020</w:t>
+            </w:r>
+          </w:p>
+        </w:tc>
+      </w:tr>
+      <w:tr>
+        <w:tc>
+          <w:tcPr/>
+          <w:p>
+            <w:pPr>
+              <w:pStyle w:val="Compact"/>
+            </w:pPr>
+            <w:r>
+              <w:t xml:space="preserve">θ12</w:t>
+            </w:r>
+          </w:p>
+        </w:tc>
+        <w:tc>
+          <w:tcPr/>
+          <w:p>
+            <w:pPr>
+              <w:pStyle w:val="Compact"/>
+            </w:pPr>
+            <w:r>
+              <w:t xml:space="preserve">1.0015</w:t>
+            </w:r>
+          </w:p>
+        </w:tc>
+        <w:tc>
+          <w:tcPr/>
+          <w:p>
+            <w:pPr>
+              <w:pStyle w:val="Compact"/>
+            </w:pPr>
+            <w:r>
+              <w:t xml:space="preserve">3,000</w:t>
+            </w:r>
+          </w:p>
+        </w:tc>
+        <w:tc>
+          <w:tcPr/>
+          <w:p>
+            <w:pPr>
+              <w:pStyle w:val="Compact"/>
+            </w:pPr>
+            <w:r>
+              <w:t xml:space="preserve">4,127</w:t>
+            </w:r>
+          </w:p>
+        </w:tc>
+        <w:tc>
+          <w:tcPr/>
+          <w:p>
+            <w:pPr>
+              <w:pStyle w:val="Compact"/>
+            </w:pPr>
+            <w:r>
+              <w:t xml:space="preserve">0.019</w:t>
+            </w:r>
+          </w:p>
+        </w:tc>
+      </w:tr>
+      <w:tr>
+        <w:tc>
+          <w:tcPr/>
+          <w:p>
+            <w:pPr>
+              <w:pStyle w:val="Compact"/>
+            </w:pPr>
+            <w:r>
+              <w:t xml:space="preserve">θ13</w:t>
+            </w:r>
+          </w:p>
+        </w:tc>
+        <w:tc>
+          <w:tcPr/>
+          <w:p>
+            <w:pPr>
+              <w:pStyle w:val="Compact"/>
+            </w:pPr>
+            <w:r>
+              <w:t xml:space="preserve">1.0032</w:t>
+            </w:r>
+          </w:p>
+        </w:tc>
+        <w:tc>
+          <w:tcPr/>
+          <w:p>
+            <w:pPr>
+              <w:pStyle w:val="Compact"/>
+            </w:pPr>
+            <w:r>
+              <w:t xml:space="preserve">3,057</w:t>
+            </w:r>
+          </w:p>
+        </w:tc>
+        <w:tc>
+          <w:tcPr/>
+          <w:p>
+            <w:pPr>
+              <w:pStyle w:val="Compact"/>
+            </w:pPr>
+            <w:r>
+              <w:t xml:space="preserve">5,067</w:t>
+            </w:r>
+          </w:p>
+        </w:tc>
+        <w:tc>
+          <w:tcPr/>
+          <w:p>
+            <w:pPr>
+              <w:pStyle w:val="Compact"/>
+            </w:pPr>
+            <w:r>
+              <w:t xml:space="preserve">0.018</w:t>
             </w:r>
           </w:p>
         </w:tc>
@@ -5671,7 +6321,7 @@
         <w:t xml:space="preserve"> </w:t>
       </w:r>
       <w:r>
-        <w:t xml:space="preserve">[20]</w:t>
+        <w:t xml:space="preserve">[21]</w:t>
       </w:r>
       <w:r>
         <w:t xml:space="preserve">, implemented in the sbi package</w:t>
@@ -5680,16 +6330,16 @@
         <w:t xml:space="preserve"> </w:t>
       </w:r>
       <w:r>
-        <w:t xml:space="preserve">[21]</w:t>
-      </w:r>
-      <w:r>
-        <w:t xml:space="preserve">. Both methods used the same prior, likelihood, solver and equilibrium restriction. We drew 50,000 parameter sets from the truncated prior by Latin hypercube sampling. Of these, 49,945 simulations were valid. Exclusions were 0 draws outside the bounds, 43 equilibrium failures and 12 non-finite simulations; excluded draws are dropped, not replaced. Beta observation noise with the same precision was added to each simulated seroprevalence. The estimator was an equal weight ensemble of 5 masked autoregressive flows, each with 50 hidden features and 5 transforms</w:t>
-      </w:r>
-      <w:r>
-        <w:t xml:space="preserve"> </w:t>
-      </w:r>
-      <w:r>
         <w:t xml:space="preserve">[22]</w:t>
+      </w:r>
+      <w:r>
+        <w:t xml:space="preserve">. Both methods used the same prior, likelihood, solver and equilibrium restriction. We drew 50,000 parameter sets from the truncated prior by Latin hypercube sampling. Of these, 49,941 simulations were valid. Exclusions were 0 draws outside the bounds, 47 equilibrium failures and 12 non-finite simulations; excluded draws are dropped, not replaced. The simulated targets received the same observation noise as the likelihood: beta noise on seroprevalence, negative binomial noise on first arrests and log normal noise on the number of active injectors. The estimator was an equal weight ensemble of 5 masked autoregressive flows, each with 50 hidden features and 5 transforms</w:t>
+      </w:r>
+      <w:r>
+        <w:t xml:space="preserve"> </w:t>
+      </w:r>
+      <w:r>
+        <w:t xml:space="preserve">[23]</w:t>
       </w:r>
       <w:r>
         <w:t xml:space="preserve">, trained in one round with the standard loss from different random seeds. Posterior draws outside the bounds were rejected.</w:t>
@@ -5706,13 +6356,13 @@
         <w:t xml:space="preserve"> </w:t>
       </w:r>
       <w:r>
-        <w:t xml:space="preserve">[23]</w:t>
-      </w:r>
-      <w:r>
-        <w:t xml:space="preserve"> </w:t>
-      </w:r>
-      <w:r>
-        <w:t xml:space="preserve">on 998 datasets simulated from independent prior draws showed a well calibrated neural posterior on average: for each parameter, 95% interval coverage was 0.933 to 0.960 and 90% coverage 0.872 to 0.911. No rank histogram showed systematic skew. As a smaller direct check, we reran the MCMC on 8 of these simulated datasets, with one chain of 30,000 evaluations each. Pooled 95% coverage was 0.96 and 90% coverage 0.89 over 56 ranks; this guards only against gross miscalibration.</w:t>
+        <w:t xml:space="preserve">[24]</w:t>
+      </w:r>
+      <w:r>
+        <w:t xml:space="preserve"> </w:t>
+      </w:r>
+      <w:r>
+        <w:t xml:space="preserve">on 998 datasets simulated from independent prior draws gave 95% interval coverage of 0.926 to 0.962 and 90% coverage of 0.871 to 0.917 for each parameter. The rank histograms of θ2, θ10, θ11 were skewed (shifts of about 4% of the rank range, or excess mass in the tails), so the neural posterior failed the predeclared quality gate. It served only as a cross-check; every reported result uses the MCMC posterior. As a smaller direct check, we reran the MCMC on 8 of these simulated datasets, with one chain of 45,000 evaluations each. Pooled 95% coverage was 0.95 and 90% coverage 0.94 over 104 ranks; this guards only against gross miscalibration.</w:t>
       </w:r>
     </w:p>
     <w:p>
@@ -5720,7 +6370,7 @@
         <w:pStyle w:val="BodyText"/>
       </w:pPr>
       <w:r>
-        <w:t xml:space="preserve">At the observed data, however, the neural posterior did not match the MCMC posterior (Table S4). Of 4,000 random neural posterior draws, 1,329 (33%) failed the equilibrium check, which the MCMC treats as impossible; they were dropped before the comparison. Its 95% intervals were on average 28% wider than the MCMC intervals, and no parameter passed all three checks. Calibration on average across prior datasets does not guarantee accuracy at one dataset; with six noisy summaries and a wide prior, the network spends its capacity over the whole prior range. The policy medians were less sensitive: they differed from the MCMC results by at most 0.3%, although the share of draws meeting both targets at 5,000 tests a year with 25% to F differed by 11 percentage points. We used the MCMC posterior for all results. The full comparison is in the project repository (</w:t>
+        <w:t xml:space="preserve">At the observed data, however, the neural posterior did not match the MCMC posterior (Table S4). Of 4,000 random neural posterior draws, 945 (24%) failed the equilibrium check, which the MCMC treats as impossible; they were dropped before the comparison. Its 95% intervals were on average 28% wider than the MCMC intervals, and 15% of parameters passed all three checks. Calibration on average across prior datasets does not guarantee accuracy at one dataset; with noisy summaries and a wide prior, the network spends its capacity over the whole prior range. The policy medians were less sensitive: they differed from the MCMC results by at most 5.4%, although the share of draws meeting both targets at 5,000 tests a year with 25% to F differed by 34 percentage points. We used the MCMC posterior for all results. The full comparison is in the project repository (</w:t>
       </w:r>
       <w:r>
         <w:rPr>
@@ -5873,73 +6523,73 @@
               <w:pStyle w:val="Compact"/>
             </w:pPr>
             <w:r>
-              <w:t xml:space="preserve">50,000 (49,945)</w:t>
-            </w:r>
-          </w:p>
-        </w:tc>
-        <w:tc>
-          <w:tcPr/>
-          <w:p>
-            <w:pPr>
-              <w:pStyle w:val="Compact"/>
-            </w:pPr>
-            <w:r>
-              <w:t xml:space="preserve">0.56</w:t>
-            </w:r>
-          </w:p>
-        </w:tc>
-        <w:tc>
-          <w:tcPr/>
-          <w:p>
-            <w:pPr>
-              <w:pStyle w:val="Compact"/>
-            </w:pPr>
-            <w:r>
-              <w:t xml:space="preserve">2.12</w:t>
-            </w:r>
-          </w:p>
-        </w:tc>
-        <w:tc>
-          <w:tcPr/>
-          <w:p>
-            <w:pPr>
-              <w:pStyle w:val="Compact"/>
-            </w:pPr>
-            <w:r>
-              <w:t xml:space="preserve">1.278 (1.00 to 1.89)</w:t>
-            </w:r>
-          </w:p>
-        </w:tc>
-        <w:tc>
-          <w:tcPr/>
-          <w:p>
-            <w:pPr>
-              <w:pStyle w:val="Compact"/>
-            </w:pPr>
-            <w:r>
-              <w:t xml:space="preserve">0%</w:t>
-            </w:r>
-          </w:p>
-        </w:tc>
-        <w:tc>
-          <w:tcPr/>
-          <w:p>
-            <w:pPr>
-              <w:pStyle w:val="Compact"/>
-            </w:pPr>
-            <w:r>
-              <w:t xml:space="preserve">5.8%</w:t>
-            </w:r>
-          </w:p>
-        </w:tc>
-        <w:tc>
-          <w:tcPr/>
-          <w:p>
-            <w:pPr>
-              <w:pStyle w:val="Compact"/>
-            </w:pPr>
-            <w:r>
-              <w:t xml:space="preserve">10.9</w:t>
+              <w:t xml:space="preserve">50,000 (49,941)</w:t>
+            </w:r>
+          </w:p>
+        </w:tc>
+        <w:tc>
+          <w:tcPr/>
+          <w:p>
+            <w:pPr>
+              <w:pStyle w:val="Compact"/>
+            </w:pPr>
+            <w:r>
+              <w:t xml:space="preserve">1.08</w:t>
+            </w:r>
+          </w:p>
+        </w:tc>
+        <w:tc>
+          <w:tcPr/>
+          <w:p>
+            <w:pPr>
+              <w:pStyle w:val="Compact"/>
+            </w:pPr>
+            <w:r>
+              <w:t xml:space="preserve">2.50</w:t>
+            </w:r>
+          </w:p>
+        </w:tc>
+        <w:tc>
+          <w:tcPr/>
+          <w:p>
+            <w:pPr>
+              <w:pStyle w:val="Compact"/>
+            </w:pPr>
+            <w:r>
+              <w:t xml:space="preserve">1.282 (0.92 to 2.25)</w:t>
+            </w:r>
+          </w:p>
+        </w:tc>
+        <w:tc>
+          <w:tcPr/>
+          <w:p>
+            <w:pPr>
+              <w:pStyle w:val="Compact"/>
+            </w:pPr>
+            <w:r>
+              <w:t xml:space="preserve">15%</w:t>
+            </w:r>
+          </w:p>
+        </w:tc>
+        <w:tc>
+          <w:tcPr/>
+          <w:p>
+            <w:pPr>
+              <w:pStyle w:val="Compact"/>
+            </w:pPr>
+            <w:r>
+              <w:t xml:space="preserve">9.1%</w:t>
+            </w:r>
+          </w:p>
+        </w:tc>
+        <w:tc>
+          <w:tcPr/>
+          <w:p>
+            <w:pPr>
+              <w:pStyle w:val="Compact"/>
+            </w:pPr>
+            <w:r>
+              <w:t xml:space="preserve">34.0</w:t>
             </w:r>
           </w:p>
         </w:tc>
@@ -5968,7 +6618,7 @@
         <w:pStyle w:val="FirstParagraph"/>
       </w:pPr>
       <w:r>
-        <w:t xml:space="preserve">Table S5 gives the posterior of each parameter. For θ5, θ6 and θ7 the posterior standard deviation was more than 0.7 times the prior standard deviation, so these parameters remain mostly informed by the prior. This includes</w:t>
+        <w:t xml:space="preserve">Table S5 gives the posterior of each parameter. For θ5, θ6 and θ13 the posterior standard deviation was more than 0.7 times the prior standard deviation, so these parameters remain mostly informed by the prior. The ratio uses the standard deviation of the truncated prior. For</w:t>
       </w:r>
       <w:r>
         <w:t xml:space="preserve"> </w:t>
@@ -5982,7 +6632,7 @@
         <w:t xml:space="preserve"> </w:t>
       </w:r>
       <w:r>
-        <w:t xml:space="preserve">(θ7).</w:t>
+        <w:t xml:space="preserve">(θ13) the posterior moved well away from the prior (median 2.78 against a prior median of about 1.05) even though its spread narrowed little.</w:t>
       </w:r>
     </w:p>
     <w:p>
@@ -6125,7 +6775,7 @@
               <w:pStyle w:val="Compact"/>
             </w:pPr>
             <w:r>
-              <w:t xml:space="preserve">1.626</w:t>
+              <w:t xml:space="preserve">1.759</w:t>
             </w:r>
           </w:p>
         </w:tc>
@@ -6147,18 +6797,18 @@
               <w:pStyle w:val="Compact"/>
             </w:pPr>
             <w:r>
-              <w:t xml:space="preserve">1.593 (0.942 to 2.058)</w:t>
-            </w:r>
-          </w:p>
-        </w:tc>
-        <w:tc>
-          <w:tcPr/>
-          <w:p>
-            <w:pPr>
-              <w:pStyle w:val="Compact"/>
-            </w:pPr>
-            <w:r>
-              <w:t xml:space="preserve">0.283</w:t>
+              <w:t xml:space="preserve">1.723 (1.082 to 2.175)</w:t>
+            </w:r>
+          </w:p>
+        </w:tc>
+        <w:tc>
+          <w:tcPr/>
+          <w:p>
+            <w:pPr>
+              <w:pStyle w:val="Compact"/>
+            </w:pPr>
+            <w:r>
+              <w:t xml:space="preserve">0.282</w:t>
             </w:r>
           </w:p>
         </w:tc>
@@ -6204,7 +6854,7 @@
               <w:pStyle w:val="Compact"/>
             </w:pPr>
             <w:r>
-              <w:t xml:space="preserve">-2.918</w:t>
+              <w:t xml:space="preserve">-2.751</w:t>
             </w:r>
           </w:p>
         </w:tc>
@@ -6226,18 +6876,18 @@
               <w:pStyle w:val="Compact"/>
             </w:pPr>
             <w:r>
-              <w:t xml:space="preserve">-2.910 (-3.487 to -2.454)</w:t>
-            </w:r>
-          </w:p>
-        </w:tc>
-        <w:tc>
-          <w:tcPr/>
-          <w:p>
-            <w:pPr>
-              <w:pStyle w:val="Compact"/>
-            </w:pPr>
-            <w:r>
-              <w:t xml:space="preserve">0.261</w:t>
+              <w:t xml:space="preserve">-2.771 (-3.361 to -2.337)</w:t>
+            </w:r>
+          </w:p>
+        </w:tc>
+        <w:tc>
+          <w:tcPr/>
+          <w:p>
+            <w:pPr>
+              <w:pStyle w:val="Compact"/>
+            </w:pPr>
+            <w:r>
+              <w:t xml:space="preserve">0.254</w:t>
             </w:r>
           </w:p>
         </w:tc>
@@ -6283,7 +6933,7 @@
               <w:pStyle w:val="Compact"/>
             </w:pPr>
             <w:r>
-              <w:t xml:space="preserve">-3.293</w:t>
+              <w:t xml:space="preserve">-3.301</w:t>
             </w:r>
           </w:p>
         </w:tc>
@@ -6305,29 +6955,29 @@
               <w:pStyle w:val="Compact"/>
             </w:pPr>
             <w:r>
-              <w:t xml:space="preserve">-3.288 (-3.999 to -2.799)</w:t>
-            </w:r>
-          </w:p>
-        </w:tc>
-        <w:tc>
-          <w:tcPr/>
-          <w:p>
-            <w:pPr>
-              <w:pStyle w:val="Compact"/>
-            </w:pPr>
-            <w:r>
-              <w:t xml:space="preserve">0.307</w:t>
-            </w:r>
-          </w:p>
-        </w:tc>
-        <w:tc>
-          <w:tcPr/>
-          <w:p>
-            <w:pPr>
-              <w:pStyle w:val="Compact"/>
-            </w:pPr>
-            <w:r>
-              <w:t xml:space="preserve">0.20</w:t>
+              <w:t xml:space="preserve">-3.203 (-3.991 to -2.695)</w:t>
+            </w:r>
+          </w:p>
+        </w:tc>
+        <w:tc>
+          <w:tcPr/>
+          <w:p>
+            <w:pPr>
+              <w:pStyle w:val="Compact"/>
+            </w:pPr>
+            <w:r>
+              <w:t xml:space="preserve">0.326</w:t>
+            </w:r>
+          </w:p>
+        </w:tc>
+        <w:tc>
+          <w:tcPr/>
+          <w:p>
+            <w:pPr>
+              <w:pStyle w:val="Compact"/>
+            </w:pPr>
+            <w:r>
+              <w:t xml:space="preserve">0.22</w:t>
             </w:r>
           </w:p>
         </w:tc>
@@ -6362,7 +7012,7 @@
               <w:pStyle w:val="Compact"/>
             </w:pPr>
             <w:r>
-              <w:t xml:space="preserve">-0.962</w:t>
+              <w:t xml:space="preserve">-0.882</w:t>
             </w:r>
           </w:p>
         </w:tc>
@@ -6384,29 +7034,29 @@
               <w:pStyle w:val="Compact"/>
             </w:pPr>
             <w:r>
-              <w:t xml:space="preserve">-0.930 (-1.728 to -0.376)</w:t>
-            </w:r>
-          </w:p>
-        </w:tc>
-        <w:tc>
-          <w:tcPr/>
-          <w:p>
-            <w:pPr>
-              <w:pStyle w:val="Compact"/>
-            </w:pPr>
-            <w:r>
-              <w:t xml:space="preserve">0.343</w:t>
-            </w:r>
-          </w:p>
-        </w:tc>
-        <w:tc>
-          <w:tcPr/>
-          <w:p>
-            <w:pPr>
-              <w:pStyle w:val="Compact"/>
-            </w:pPr>
-            <w:r>
-              <w:t xml:space="preserve">0.23</w:t>
+              <w:t xml:space="preserve">-0.893 (-1.748 to -0.299)</w:t>
+            </w:r>
+          </w:p>
+        </w:tc>
+        <w:tc>
+          <w:tcPr/>
+          <w:p>
+            <w:pPr>
+              <w:pStyle w:val="Compact"/>
+            </w:pPr>
+            <w:r>
+              <w:t xml:space="preserve">0.370</w:t>
+            </w:r>
+          </w:p>
+        </w:tc>
+        <w:tc>
+          <w:tcPr/>
+          <w:p>
+            <w:pPr>
+              <w:pStyle w:val="Compact"/>
+            </w:pPr>
+            <w:r>
+              <w:t xml:space="preserve">0.25</w:t>
             </w:r>
           </w:p>
         </w:tc>
@@ -6441,7 +7091,7 @@
               <w:pStyle w:val="Compact"/>
             </w:pPr>
             <w:r>
-              <w:t xml:space="preserve">0.288</w:t>
+              <w:t xml:space="preserve">0.172</w:t>
             </w:r>
           </w:p>
         </w:tc>
@@ -6463,29 +7113,29 @@
               <w:pStyle w:val="Compact"/>
             </w:pPr>
             <w:r>
-              <w:t xml:space="preserve">-0.134 (-2.843 to 1.574)</w:t>
-            </w:r>
-          </w:p>
-        </w:tc>
-        <w:tc>
-          <w:tcPr/>
-          <w:p>
-            <w:pPr>
-              <w:pStyle w:val="Compact"/>
-            </w:pPr>
-            <w:r>
-              <w:t xml:space="preserve">1.148</w:t>
-            </w:r>
-          </w:p>
-        </w:tc>
-        <w:tc>
-          <w:tcPr/>
-          <w:p>
-            <w:pPr>
-              <w:pStyle w:val="Compact"/>
-            </w:pPr>
-            <w:r>
-              <w:t xml:space="preserve">0.77</w:t>
+              <w:t xml:space="preserve">-0.181 (-2.828 to 1.556)</w:t>
+            </w:r>
+          </w:p>
+        </w:tc>
+        <w:tc>
+          <w:tcPr/>
+          <w:p>
+            <w:pPr>
+              <w:pStyle w:val="Compact"/>
+            </w:pPr>
+            <w:r>
+              <w:t xml:space="preserve">1.131</w:t>
+            </w:r>
+          </w:p>
+        </w:tc>
+        <w:tc>
+          <w:tcPr/>
+          <w:p>
+            <w:pPr>
+              <w:pStyle w:val="Compact"/>
+            </w:pPr>
+            <w:r>
+              <w:t xml:space="preserve">0.76</w:t>
             </w:r>
           </w:p>
         </w:tc>
@@ -6520,7 +7170,7 @@
               <w:pStyle w:val="Compact"/>
             </w:pPr>
             <w:r>
-              <w:t xml:space="preserve">-0.319</w:t>
+              <w:t xml:space="preserve">-0.321</w:t>
             </w:r>
           </w:p>
         </w:tc>
@@ -6542,29 +7192,29 @@
               <w:pStyle w:val="Compact"/>
             </w:pPr>
             <w:r>
-              <w:t xml:space="preserve">-0.583 (-3.164 to 1.282)</w:t>
-            </w:r>
-          </w:p>
-        </w:tc>
-        <w:tc>
-          <w:tcPr/>
-          <w:p>
-            <w:pPr>
-              <w:pStyle w:val="Compact"/>
-            </w:pPr>
-            <w:r>
-              <w:t xml:space="preserve">1.145</w:t>
-            </w:r>
-          </w:p>
-        </w:tc>
-        <w:tc>
-          <w:tcPr/>
-          <w:p>
-            <w:pPr>
-              <w:pStyle w:val="Compact"/>
-            </w:pPr>
-            <w:r>
-              <w:t xml:space="preserve">0.76</w:t>
+              <w:t xml:space="preserve">-0.608 (-3.228 to 1.230)</w:t>
+            </w:r>
+          </w:p>
+        </w:tc>
+        <w:tc>
+          <w:tcPr/>
+          <w:p>
+            <w:pPr>
+              <w:pStyle w:val="Compact"/>
+            </w:pPr>
+            <w:r>
+              <w:t xml:space="preserve">1.149</w:t>
+            </w:r>
+          </w:p>
+        </w:tc>
+        <w:tc>
+          <w:tcPr/>
+          <w:p>
+            <w:pPr>
+              <w:pStyle w:val="Compact"/>
+            </w:pPr>
+            <w:r>
+              <w:t xml:space="preserve">0.77</w:t>
             </w:r>
           </w:p>
         </w:tc>
@@ -6578,6 +7228,480 @@
             </w:pPr>
             <w:r>
               <w:t xml:space="preserve">θ7</w:t>
+            </w:r>
+          </w:p>
+        </w:tc>
+        <w:tc>
+          <w:tcPr/>
+          <w:p>
+            <w:pPr>
+              <w:pStyle w:val="Compact"/>
+            </w:pPr>
+            <w:r>
+              <w:t xml:space="preserve">Entry scale, age &lt;20</w:t>
+            </w:r>
+          </w:p>
+        </w:tc>
+        <w:tc>
+          <w:tcPr/>
+          <w:p>
+            <w:pPr>
+              <w:pStyle w:val="Compact"/>
+            </w:pPr>
+            <w:r>
+              <w:t xml:space="preserve">0.087</w:t>
+            </w:r>
+          </w:p>
+        </w:tc>
+        <w:tc>
+          <w:tcPr/>
+          <w:p>
+            <w:pPr>
+              <w:pStyle w:val="Compact"/>
+            </w:pPr>
+            <w:r>
+              <w:t xml:space="preserve">N⁺(0, 1)</w:t>
+            </w:r>
+          </w:p>
+        </w:tc>
+        <w:tc>
+          <w:tcPr/>
+          <w:p>
+            <w:pPr>
+              <w:pStyle w:val="Compact"/>
+            </w:pPr>
+            <w:r>
+              <w:t xml:space="preserve">0.142 (0.007 to 0.421)</w:t>
+            </w:r>
+          </w:p>
+        </w:tc>
+        <w:tc>
+          <w:tcPr/>
+          <w:p>
+            <w:pPr>
+              <w:pStyle w:val="Compact"/>
+            </w:pPr>
+            <w:r>
+              <w:t xml:space="preserve">0.112</w:t>
+            </w:r>
+          </w:p>
+        </w:tc>
+        <w:tc>
+          <w:tcPr/>
+          <w:p>
+            <w:pPr>
+              <w:pStyle w:val="Compact"/>
+            </w:pPr>
+            <w:r>
+              <w:t xml:space="preserve">0.19</w:t>
+            </w:r>
+          </w:p>
+        </w:tc>
+      </w:tr>
+      <w:tr>
+        <w:tc>
+          <w:tcPr/>
+          <w:p>
+            <w:pPr>
+              <w:pStyle w:val="Compact"/>
+            </w:pPr>
+            <w:r>
+              <w:t xml:space="preserve">θ8</w:t>
+            </w:r>
+          </w:p>
+        </w:tc>
+        <w:tc>
+          <w:tcPr/>
+          <w:p>
+            <w:pPr>
+              <w:pStyle w:val="Compact"/>
+            </w:pPr>
+            <w:r>
+              <w:t xml:space="preserve">Entry scale, age 20–29</w:t>
+            </w:r>
+          </w:p>
+        </w:tc>
+        <w:tc>
+          <w:tcPr/>
+          <w:p>
+            <w:pPr>
+              <w:pStyle w:val="Compact"/>
+            </w:pPr>
+            <w:r>
+              <w:t xml:space="preserve">0.125</w:t>
+            </w:r>
+          </w:p>
+        </w:tc>
+        <w:tc>
+          <w:tcPr/>
+          <w:p>
+            <w:pPr>
+              <w:pStyle w:val="Compact"/>
+            </w:pPr>
+            <w:r>
+              <w:t xml:space="preserve">N⁺(0, 1)</w:t>
+            </w:r>
+          </w:p>
+        </w:tc>
+        <w:tc>
+          <w:tcPr/>
+          <w:p>
+            <w:pPr>
+              <w:pStyle w:val="Compact"/>
+            </w:pPr>
+            <w:r>
+              <w:t xml:space="preserve">0.137 (0.007 to 0.384)</w:t>
+            </w:r>
+          </w:p>
+        </w:tc>
+        <w:tc>
+          <w:tcPr/>
+          <w:p>
+            <w:pPr>
+              <w:pStyle w:val="Compact"/>
+            </w:pPr>
+            <w:r>
+              <w:t xml:space="preserve">0.103</w:t>
+            </w:r>
+          </w:p>
+        </w:tc>
+        <w:tc>
+          <w:tcPr/>
+          <w:p>
+            <w:pPr>
+              <w:pStyle w:val="Compact"/>
+            </w:pPr>
+            <w:r>
+              <w:t xml:space="preserve">0.17</w:t>
+            </w:r>
+          </w:p>
+        </w:tc>
+      </w:tr>
+      <w:tr>
+        <w:tc>
+          <w:tcPr/>
+          <w:p>
+            <w:pPr>
+              <w:pStyle w:val="Compact"/>
+            </w:pPr>
+            <w:r>
+              <w:t xml:space="preserve">θ9</w:t>
+            </w:r>
+          </w:p>
+        </w:tc>
+        <w:tc>
+          <w:tcPr/>
+          <w:p>
+            <w:pPr>
+              <w:pStyle w:val="Compact"/>
+            </w:pPr>
+            <w:r>
+              <w:t xml:space="preserve">Entry scale, age 30–39</w:t>
+            </w:r>
+          </w:p>
+        </w:tc>
+        <w:tc>
+          <w:tcPr/>
+          <w:p>
+            <w:pPr>
+              <w:pStyle w:val="Compact"/>
+            </w:pPr>
+            <w:r>
+              <w:t xml:space="preserve">0.000</w:t>
+            </w:r>
+          </w:p>
+        </w:tc>
+        <w:tc>
+          <w:tcPr/>
+          <w:p>
+            <w:pPr>
+              <w:pStyle w:val="Compact"/>
+            </w:pPr>
+            <w:r>
+              <w:t xml:space="preserve">N⁺(0, 1)</w:t>
+            </w:r>
+          </w:p>
+        </w:tc>
+        <w:tc>
+          <w:tcPr/>
+          <w:p>
+            <w:pPr>
+              <w:pStyle w:val="Compact"/>
+            </w:pPr>
+            <w:r>
+              <w:t xml:space="preserve">0.088 (0.004 to 0.341)</w:t>
+            </w:r>
+          </w:p>
+        </w:tc>
+        <w:tc>
+          <w:tcPr/>
+          <w:p>
+            <w:pPr>
+              <w:pStyle w:val="Compact"/>
+            </w:pPr>
+            <w:r>
+              <w:t xml:space="preserve">0.091</w:t>
+            </w:r>
+          </w:p>
+        </w:tc>
+        <w:tc>
+          <w:tcPr/>
+          <w:p>
+            <w:pPr>
+              <w:pStyle w:val="Compact"/>
+            </w:pPr>
+            <w:r>
+              <w:t xml:space="preserve">0.15</w:t>
+            </w:r>
+          </w:p>
+        </w:tc>
+      </w:tr>
+      <w:tr>
+        <w:tc>
+          <w:tcPr/>
+          <w:p>
+            <w:pPr>
+              <w:pStyle w:val="Compact"/>
+            </w:pPr>
+            <w:r>
+              <w:t xml:space="preserve">θ10</w:t>
+            </w:r>
+          </w:p>
+        </w:tc>
+        <w:tc>
+          <w:tcPr/>
+          <w:p>
+            <w:pPr>
+              <w:pStyle w:val="Compact"/>
+            </w:pPr>
+            <w:r>
+              <w:t xml:space="preserve">Entry scale, age 40–49</w:t>
+            </w:r>
+          </w:p>
+        </w:tc>
+        <w:tc>
+          <w:tcPr/>
+          <w:p>
+            <w:pPr>
+              <w:pStyle w:val="Compact"/>
+            </w:pPr>
+            <w:r>
+              <w:t xml:space="preserve">0.000</w:t>
+            </w:r>
+          </w:p>
+        </w:tc>
+        <w:tc>
+          <w:tcPr/>
+          <w:p>
+            <w:pPr>
+              <w:pStyle w:val="Compact"/>
+            </w:pPr>
+            <w:r>
+              <w:t xml:space="preserve">N⁺(0, 1)</w:t>
+            </w:r>
+          </w:p>
+        </w:tc>
+        <w:tc>
+          <w:tcPr/>
+          <w:p>
+            <w:pPr>
+              <w:pStyle w:val="Compact"/>
+            </w:pPr>
+            <w:r>
+              <w:t xml:space="preserve">0.083 (0.004 to 0.354)</w:t>
+            </w:r>
+          </w:p>
+        </w:tc>
+        <w:tc>
+          <w:tcPr/>
+          <w:p>
+            <w:pPr>
+              <w:pStyle w:val="Compact"/>
+            </w:pPr>
+            <w:r>
+              <w:t xml:space="preserve">0.094</w:t>
+            </w:r>
+          </w:p>
+        </w:tc>
+        <w:tc>
+          <w:tcPr/>
+          <w:p>
+            <w:pPr>
+              <w:pStyle w:val="Compact"/>
+            </w:pPr>
+            <w:r>
+              <w:t xml:space="preserve">0.16</w:t>
+            </w:r>
+          </w:p>
+        </w:tc>
+      </w:tr>
+      <w:tr>
+        <w:tc>
+          <w:tcPr/>
+          <w:p>
+            <w:pPr>
+              <w:pStyle w:val="Compact"/>
+            </w:pPr>
+            <w:r>
+              <w:t xml:space="preserve">θ11</w:t>
+            </w:r>
+          </w:p>
+        </w:tc>
+        <w:tc>
+          <w:tcPr/>
+          <w:p>
+            <w:pPr>
+              <w:pStyle w:val="Compact"/>
+            </w:pPr>
+            <w:r>
+              <w:t xml:space="preserve">Entry scale, age 50–59</w:t>
+            </w:r>
+          </w:p>
+        </w:tc>
+        <w:tc>
+          <w:tcPr/>
+          <w:p>
+            <w:pPr>
+              <w:pStyle w:val="Compact"/>
+            </w:pPr>
+            <w:r>
+              <w:t xml:space="preserve">0.003</w:t>
+            </w:r>
+          </w:p>
+        </w:tc>
+        <w:tc>
+          <w:tcPr/>
+          <w:p>
+            <w:pPr>
+              <w:pStyle w:val="Compact"/>
+            </w:pPr>
+            <w:r>
+              <w:t xml:space="preserve">N⁺(0, 1)</w:t>
+            </w:r>
+          </w:p>
+        </w:tc>
+        <w:tc>
+          <w:tcPr/>
+          <w:p>
+            <w:pPr>
+              <w:pStyle w:val="Compact"/>
+            </w:pPr>
+            <w:r>
+              <w:t xml:space="preserve">0.111 (0.004 to 0.454)</w:t>
+            </w:r>
+          </w:p>
+        </w:tc>
+        <w:tc>
+          <w:tcPr/>
+          <w:p>
+            <w:pPr>
+              <w:pStyle w:val="Compact"/>
+            </w:pPr>
+            <w:r>
+              <w:t xml:space="preserve">0.122</w:t>
+            </w:r>
+          </w:p>
+        </w:tc>
+        <w:tc>
+          <w:tcPr/>
+          <w:p>
+            <w:pPr>
+              <w:pStyle w:val="Compact"/>
+            </w:pPr>
+            <w:r>
+              <w:t xml:space="preserve">0.20</w:t>
+            </w:r>
+          </w:p>
+        </w:tc>
+      </w:tr>
+      <w:tr>
+        <w:tc>
+          <w:tcPr/>
+          <w:p>
+            <w:pPr>
+              <w:pStyle w:val="Compact"/>
+            </w:pPr>
+            <w:r>
+              <w:t xml:space="preserve">θ12</w:t>
+            </w:r>
+          </w:p>
+        </w:tc>
+        <w:tc>
+          <w:tcPr/>
+          <w:p>
+            <w:pPr>
+              <w:pStyle w:val="Compact"/>
+            </w:pPr>
+            <w:r>
+              <w:t xml:space="preserve">Entry scale, age 60+</w:t>
+            </w:r>
+          </w:p>
+        </w:tc>
+        <w:tc>
+          <w:tcPr/>
+          <w:p>
+            <w:pPr>
+              <w:pStyle w:val="Compact"/>
+            </w:pPr>
+            <w:r>
+              <w:t xml:space="preserve">0.000</w:t>
+            </w:r>
+          </w:p>
+        </w:tc>
+        <w:tc>
+          <w:tcPr/>
+          <w:p>
+            <w:pPr>
+              <w:pStyle w:val="Compact"/>
+            </w:pPr>
+            <w:r>
+              <w:t xml:space="preserve">N⁺(0, 1)</w:t>
+            </w:r>
+          </w:p>
+        </w:tc>
+        <w:tc>
+          <w:tcPr/>
+          <w:p>
+            <w:pPr>
+              <w:pStyle w:val="Compact"/>
+            </w:pPr>
+            <w:r>
+              <w:t xml:space="preserve">0.385 (0.017 to 1.323)</w:t>
+            </w:r>
+          </w:p>
+        </w:tc>
+        <w:tc>
+          <w:tcPr/>
+          <w:p>
+            <w:pPr>
+              <w:pStyle w:val="Compact"/>
+            </w:pPr>
+            <w:r>
+              <w:t xml:space="preserve">0.360</w:t>
+            </w:r>
+          </w:p>
+        </w:tc>
+        <w:tc>
+          <w:tcPr/>
+          <w:p>
+            <w:pPr>
+              <w:pStyle w:val="Compact"/>
+            </w:pPr>
+            <w:r>
+              <w:t xml:space="preserve">0.60</w:t>
+            </w:r>
+          </w:p>
+        </w:tc>
+      </w:tr>
+      <w:tr>
+        <w:tc>
+          <w:tcPr/>
+          <w:p>
+            <w:pPr>
+              <w:pStyle w:val="Compact"/>
+            </w:pPr>
+            <w:r>
+              <w:t xml:space="preserve">θ13</w:t>
             </w:r>
           </w:p>
         </w:tc>
@@ -6607,7 +7731,7 @@
               <w:pStyle w:val="Compact"/>
             </w:pPr>
             <w:r>
-              <w:t xml:space="preserve">0.094</w:t>
+              <w:t xml:space="preserve">0.825</w:t>
             </w:r>
           </w:p>
         </w:tc>
@@ -6629,29 +7753,29 @@
               <w:pStyle w:val="Compact"/>
             </w:pPr>
             <w:r>
-              <w:t xml:space="preserve">0.214 (-0.553 to 1.149)</w:t>
-            </w:r>
-          </w:p>
-        </w:tc>
-        <w:tc>
-          <w:tcPr/>
-          <w:p>
-            <w:pPr>
-              <w:pStyle w:val="Compact"/>
-            </w:pPr>
-            <w:r>
-              <w:t xml:space="preserve">0.438</w:t>
-            </w:r>
-          </w:p>
-        </w:tc>
-        <w:tc>
-          <w:tcPr/>
-          <w:p>
-            <w:pPr>
-              <w:pStyle w:val="Compact"/>
-            </w:pPr>
-            <w:r>
-              <w:t xml:space="preserve">0.88</w:t>
+              <w:t xml:space="preserve">1.022 (0.441 to 1.702)</w:t>
+            </w:r>
+          </w:p>
+        </w:tc>
+        <w:tc>
+          <w:tcPr/>
+          <w:p>
+            <w:pPr>
+              <w:pStyle w:val="Compact"/>
+            </w:pPr>
+            <w:r>
+              <w:t xml:space="preserve">0.322</w:t>
+            </w:r>
+          </w:p>
+        </w:tc>
+        <w:tc>
+          <w:tcPr/>
+          <w:p>
+            <w:pPr>
+              <w:pStyle w:val="Compact"/>
+            </w:pPr>
+            <w:r>
+              <w:t xml:space="preserve">0.75</w:t>
             </w:r>
           </w:p>
         </w:tc>
@@ -6662,7 +7786,7 @@
         <w:pStyle w:val="BodyText"/>
       </w:pPr>
       <w:r>
-        <w:t xml:space="preserve">Table S6 compares the targets with the posterior mode and the 95% posterior interval of the model seroprevalence. All 6 posterior intervals overlapped the target intervals. Fig S1 shows the fit.</w:t>
+        <w:t xml:space="preserve">Table S6 compares the targets with the posterior mode and the 95% posterior predictive interval (with observation noise) of each modelled target. All 13 intervals overlapped the target intervals. Fig S1 shows the fit.</w:t>
       </w:r>
     </w:p>
     <w:p>
@@ -6685,10 +7809,11 @@
         <w:tblLook w:firstRow="1" w:lastRow="0" w:firstColumn="0" w:lastColumn="0" w:noHBand="0" w:noVBand="0" w:val="0020"/>
       </w:tblPr>
       <w:tblGrid>
-        <w:gridCol w:w="1980"/>
-        <w:gridCol w:w="1980"/>
-        <w:gridCol w:w="1980"/>
-        <w:gridCol w:w="1980"/>
+        <w:gridCol w:w="1584"/>
+        <w:gridCol w:w="1584"/>
+        <w:gridCol w:w="1584"/>
+        <w:gridCol w:w="1584"/>
+        <w:gridCol w:w="1584"/>
       </w:tblGrid>
       <w:tr>
         <w:trPr>
@@ -6701,6 +7826,17 @@
               <w:pStyle w:val="Compact"/>
             </w:pPr>
             <w:r>
+              <w:t xml:space="preserve">Target</w:t>
+            </w:r>
+          </w:p>
+        </w:tc>
+        <w:tc>
+          <w:tcPr/>
+          <w:p>
+            <w:pPr>
+              <w:pStyle w:val="Compact"/>
+            </w:pPr>
+            <w:r>
               <w:t xml:space="preserve">Age group</w:t>
             </w:r>
           </w:p>
@@ -6712,7 +7848,7 @@
               <w:pStyle w:val="Compact"/>
             </w:pPr>
             <w:r>
-              <w:t xml:space="preserve">Seroprevalence target (95% range of the beta likelihood)</w:t>
+              <w:t xml:space="preserve">Observed (95% range of the likelihood)</w:t>
             </w:r>
           </w:p>
         </w:tc>
@@ -6734,7 +7870,7 @@
               <w:pStyle w:val="Compact"/>
             </w:pPr>
             <w:r>
-              <w:t xml:space="preserve">Posterior 95% interval</w:t>
+              <w:t xml:space="preserve">Posterior predictive 95% interval</w:t>
             </w:r>
           </w:p>
         </w:tc>
@@ -6747,6 +7883,17 @@
               <w:pStyle w:val="Compact"/>
             </w:pPr>
             <w:r>
+              <w:t xml:space="preserve">Seroprevalence</w:t>
+            </w:r>
+          </w:p>
+        </w:tc>
+        <w:tc>
+          <w:tcPr/>
+          <w:p>
+            <w:pPr>
+              <w:pStyle w:val="Compact"/>
+            </w:pPr>
+            <w:r>
               <w:t xml:space="preserve">&lt;20</w:t>
             </w:r>
           </w:p>
@@ -6769,7 +7916,7 @@
               <w:pStyle w:val="Compact"/>
             </w:pPr>
             <w:r>
-              <w:t xml:space="preserve">12.4%</w:t>
+              <w:t xml:space="preserve">12.6%</w:t>
             </w:r>
           </w:p>
         </w:tc>
@@ -6793,6 +7940,17 @@
               <w:pStyle w:val="Compact"/>
             </w:pPr>
             <w:r>
+              <w:t xml:space="preserve">Seroprevalence</w:t>
+            </w:r>
+          </w:p>
+        </w:tc>
+        <w:tc>
+          <w:tcPr/>
+          <w:p>
+            <w:pPr>
+              <w:pStyle w:val="Compact"/>
+            </w:pPr>
+            <w:r>
               <w:t xml:space="preserve">20-29</w:t>
             </w:r>
           </w:p>
@@ -6815,18 +7973,18 @@
               <w:pStyle w:val="Compact"/>
             </w:pPr>
             <w:r>
-              <w:t xml:space="preserve">20.0%</w:t>
-            </w:r>
-          </w:p>
-        </w:tc>
-        <w:tc>
-          <w:tcPr/>
-          <w:p>
-            <w:pPr>
-              <w:pStyle w:val="Compact"/>
-            </w:pPr>
-            <w:r>
-              <w:t xml:space="preserve">13.1% to 27.8%</w:t>
+              <w:t xml:space="preserve">20.5%</w:t>
+            </w:r>
+          </w:p>
+        </w:tc>
+        <w:tc>
+          <w:tcPr/>
+          <w:p>
+            <w:pPr>
+              <w:pStyle w:val="Compact"/>
+            </w:pPr>
+            <w:r>
+              <w:t xml:space="preserve">12.8% to 27.1%</w:t>
             </w:r>
           </w:p>
         </w:tc>
@@ -6839,6 +7997,17 @@
               <w:pStyle w:val="Compact"/>
             </w:pPr>
             <w:r>
+              <w:t xml:space="preserve">Seroprevalence</w:t>
+            </w:r>
+          </w:p>
+        </w:tc>
+        <w:tc>
+          <w:tcPr/>
+          <w:p>
+            <w:pPr>
+              <w:pStyle w:val="Compact"/>
+            </w:pPr>
+            <w:r>
               <w:t xml:space="preserve">30-39</w:t>
             </w:r>
           </w:p>
@@ -6861,18 +8030,18 @@
               <w:pStyle w:val="Compact"/>
             </w:pPr>
             <w:r>
-              <w:t xml:space="preserve">30.9%</w:t>
-            </w:r>
-          </w:p>
-        </w:tc>
-        <w:tc>
-          <w:tcPr/>
-          <w:p>
-            <w:pPr>
-              <w:pStyle w:val="Compact"/>
-            </w:pPr>
-            <w:r>
-              <w:t xml:space="preserve">22.5% to 40.0%</w:t>
+              <w:t xml:space="preserve">30.3%</w:t>
+            </w:r>
+          </w:p>
+        </w:tc>
+        <w:tc>
+          <w:tcPr/>
+          <w:p>
+            <w:pPr>
+              <w:pStyle w:val="Compact"/>
+            </w:pPr>
+            <w:r>
+              <w:t xml:space="preserve">22.1% to 39.4%</w:t>
             </w:r>
           </w:p>
         </w:tc>
@@ -6885,6 +8054,17 @@
               <w:pStyle w:val="Compact"/>
             </w:pPr>
             <w:r>
+              <w:t xml:space="preserve">Seroprevalence</w:t>
+            </w:r>
+          </w:p>
+        </w:tc>
+        <w:tc>
+          <w:tcPr/>
+          <w:p>
+            <w:pPr>
+              <w:pStyle w:val="Compact"/>
+            </w:pPr>
+            <w:r>
               <w:t xml:space="preserve">40-49</w:t>
             </w:r>
           </w:p>
@@ -6907,18 +8087,18 @@
               <w:pStyle w:val="Compact"/>
             </w:pPr>
             <w:r>
-              <w:t xml:space="preserve">49.5%</w:t>
-            </w:r>
-          </w:p>
-        </w:tc>
-        <w:tc>
-          <w:tcPr/>
-          <w:p>
-            <w:pPr>
-              <w:pStyle w:val="Compact"/>
-            </w:pPr>
-            <w:r>
-              <w:t xml:space="preserve">41.7% to 56.6%</w:t>
+              <w:t xml:space="preserve">49.3%</w:t>
+            </w:r>
+          </w:p>
+        </w:tc>
+        <w:tc>
+          <w:tcPr/>
+          <w:p>
+            <w:pPr>
+              <w:pStyle w:val="Compact"/>
+            </w:pPr>
+            <w:r>
+              <w:t xml:space="preserve">41.8% to 56.5%</w:t>
             </w:r>
           </w:p>
         </w:tc>
@@ -6931,6 +8111,17 @@
               <w:pStyle w:val="Compact"/>
             </w:pPr>
             <w:r>
+              <w:t xml:space="preserve">Seroprevalence</w:t>
+            </w:r>
+          </w:p>
+        </w:tc>
+        <w:tc>
+          <w:tcPr/>
+          <w:p>
+            <w:pPr>
+              <w:pStyle w:val="Compact"/>
+            </w:pPr>
+            <w:r>
               <w:t xml:space="preserve">50-59</w:t>
             </w:r>
           </w:p>
@@ -6953,18 +8144,18 @@
               <w:pStyle w:val="Compact"/>
             </w:pPr>
             <w:r>
-              <w:t xml:space="preserve">50.9%</w:t>
-            </w:r>
-          </w:p>
-        </w:tc>
-        <w:tc>
-          <w:tcPr/>
-          <w:p>
-            <w:pPr>
-              <w:pStyle w:val="Compact"/>
-            </w:pPr>
-            <w:r>
-              <w:t xml:space="preserve">44.3% to 57.4%</w:t>
+              <w:t xml:space="preserve">50.8%</w:t>
+            </w:r>
+          </w:p>
+        </w:tc>
+        <w:tc>
+          <w:tcPr/>
+          <w:p>
+            <w:pPr>
+              <w:pStyle w:val="Compact"/>
+            </w:pPr>
+            <w:r>
+              <w:t xml:space="preserve">44.4% to 57.2%</w:t>
             </w:r>
           </w:p>
         </w:tc>
@@ -6977,6 +8168,17 @@
               <w:pStyle w:val="Compact"/>
             </w:pPr>
             <w:r>
+              <w:t xml:space="preserve">Seroprevalence</w:t>
+            </w:r>
+          </w:p>
+        </w:tc>
+        <w:tc>
+          <w:tcPr/>
+          <w:p>
+            <w:pPr>
+              <w:pStyle w:val="Compact"/>
+            </w:pPr>
+            <w:r>
               <w:t xml:space="preserve">60+</w:t>
             </w:r>
           </w:p>
@@ -6999,18 +8201,417 @@
               <w:pStyle w:val="Compact"/>
             </w:pPr>
             <w:r>
-              <w:t xml:space="preserve">44.2%</w:t>
-            </w:r>
-          </w:p>
-        </w:tc>
-        <w:tc>
-          <w:tcPr/>
-          <w:p>
-            <w:pPr>
-              <w:pStyle w:val="Compact"/>
-            </w:pPr>
-            <w:r>
-              <w:t xml:space="preserve">37.9% to 51.9%</w:t>
+              <w:t xml:space="preserve">44.8%</w:t>
+            </w:r>
+          </w:p>
+        </w:tc>
+        <w:tc>
+          <w:tcPr/>
+          <w:p>
+            <w:pPr>
+              <w:pStyle w:val="Compact"/>
+            </w:pPr>
+            <w:r>
+              <w:t xml:space="preserve">38.4% to 52.9%</w:t>
+            </w:r>
+          </w:p>
+        </w:tc>
+      </w:tr>
+      <w:tr>
+        <w:tc>
+          <w:tcPr/>
+          <w:p>
+            <w:pPr>
+              <w:pStyle w:val="Compact"/>
+            </w:pPr>
+            <w:r>
+              <w:t xml:space="preserve">First arrests per year</w:t>
+            </w:r>
+          </w:p>
+        </w:tc>
+        <w:tc>
+          <w:tcPr/>
+          <w:p>
+            <w:pPr>
+              <w:pStyle w:val="Compact"/>
+            </w:pPr>
+            <w:r>
+              <w:t xml:space="preserve">&lt;20</w:t>
+            </w:r>
+          </w:p>
+        </w:tc>
+        <w:tc>
+          <w:tcPr/>
+          <w:p>
+            <w:pPr>
+              <w:pStyle w:val="Compact"/>
+            </w:pPr>
+            <w:r>
+              <w:t xml:space="preserve">257 (185 to 340)</w:t>
+            </w:r>
+          </w:p>
+        </w:tc>
+        <w:tc>
+          <w:tcPr/>
+          <w:p>
+            <w:pPr>
+              <w:pStyle w:val="Compact"/>
+            </w:pPr>
+            <w:r>
+              <w:t xml:space="preserve">259</w:t>
+            </w:r>
+          </w:p>
+        </w:tc>
+        <w:tc>
+          <w:tcPr/>
+          <w:p>
+            <w:pPr>
+              <w:pStyle w:val="Compact"/>
+            </w:pPr>
+            <w:r>
+              <w:t xml:space="preserve">242 to 369</w:t>
+            </w:r>
+          </w:p>
+        </w:tc>
+      </w:tr>
+      <w:tr>
+        <w:tc>
+          <w:tcPr/>
+          <w:p>
+            <w:pPr>
+              <w:pStyle w:val="Compact"/>
+            </w:pPr>
+            <w:r>
+              <w:t xml:space="preserve">First arrests per year</w:t>
+            </w:r>
+          </w:p>
+        </w:tc>
+        <w:tc>
+          <w:tcPr/>
+          <w:p>
+            <w:pPr>
+              <w:pStyle w:val="Compact"/>
+            </w:pPr>
+            <w:r>
+              <w:t xml:space="preserve">20-29</w:t>
+            </w:r>
+          </w:p>
+        </w:tc>
+        <w:tc>
+          <w:tcPr/>
+          <w:p>
+            <w:pPr>
+              <w:pStyle w:val="Compact"/>
+            </w:pPr>
+            <w:r>
+              <w:t xml:space="preserve">644 (472 to 842)</w:t>
+            </w:r>
+          </w:p>
+        </w:tc>
+        <w:tc>
+          <w:tcPr/>
+          <w:p>
+            <w:pPr>
+              <w:pStyle w:val="Compact"/>
+            </w:pPr>
+            <w:r>
+              <w:t xml:space="preserve">687</w:t>
+            </w:r>
+          </w:p>
+        </w:tc>
+        <w:tc>
+          <w:tcPr/>
+          <w:p>
+            <w:pPr>
+              <w:pStyle w:val="Compact"/>
+            </w:pPr>
+            <w:r>
+              <w:t xml:space="preserve">617 to 904</w:t>
+            </w:r>
+          </w:p>
+        </w:tc>
+      </w:tr>
+      <w:tr>
+        <w:tc>
+          <w:tcPr/>
+          <w:p>
+            <w:pPr>
+              <w:pStyle w:val="Compact"/>
+            </w:pPr>
+            <w:r>
+              <w:t xml:space="preserve">First arrests per year</w:t>
+            </w:r>
+          </w:p>
+        </w:tc>
+        <w:tc>
+          <w:tcPr/>
+          <w:p>
+            <w:pPr>
+              <w:pStyle w:val="Compact"/>
+            </w:pPr>
+            <w:r>
+              <w:t xml:space="preserve">30-39</w:t>
+            </w:r>
+          </w:p>
+        </w:tc>
+        <w:tc>
+          <w:tcPr/>
+          <w:p>
+            <w:pPr>
+              <w:pStyle w:val="Compact"/>
+            </w:pPr>
+            <w:r>
+              <w:t xml:space="preserve">292 (211 to 385)</w:t>
+            </w:r>
+          </w:p>
+        </w:tc>
+        <w:tc>
+          <w:tcPr/>
+          <w:p>
+            <w:pPr>
+              <w:pStyle w:val="Compact"/>
+            </w:pPr>
+            <w:r>
+              <w:t xml:space="preserve">324</w:t>
+            </w:r>
+          </w:p>
+        </w:tc>
+        <w:tc>
+          <w:tcPr/>
+          <w:p>
+            <w:pPr>
+              <w:pStyle w:val="Compact"/>
+            </w:pPr>
+            <w:r>
+              <w:t xml:space="preserve">316 to 429</w:t>
+            </w:r>
+          </w:p>
+        </w:tc>
+      </w:tr>
+      <w:tr>
+        <w:tc>
+          <w:tcPr/>
+          <w:p>
+            <w:pPr>
+              <w:pStyle w:val="Compact"/>
+            </w:pPr>
+            <w:r>
+              <w:t xml:space="preserve">First arrests per year</w:t>
+            </w:r>
+          </w:p>
+        </w:tc>
+        <w:tc>
+          <w:tcPr/>
+          <w:p>
+            <w:pPr>
+              <w:pStyle w:val="Compact"/>
+            </w:pPr>
+            <w:r>
+              <w:t xml:space="preserve">40-49</w:t>
+            </w:r>
+          </w:p>
+        </w:tc>
+        <w:tc>
+          <w:tcPr/>
+          <w:p>
+            <w:pPr>
+              <w:pStyle w:val="Compact"/>
+            </w:pPr>
+            <w:r>
+              <w:t xml:space="preserve">94 (64 to 128)</w:t>
+            </w:r>
+          </w:p>
+        </w:tc>
+        <w:tc>
+          <w:tcPr/>
+          <w:p>
+            <w:pPr>
+              <w:pStyle w:val="Compact"/>
+            </w:pPr>
+            <w:r>
+              <w:t xml:space="preserve">113</w:t>
+            </w:r>
+          </w:p>
+        </w:tc>
+        <w:tc>
+          <w:tcPr/>
+          <w:p>
+            <w:pPr>
+              <w:pStyle w:val="Compact"/>
+            </w:pPr>
+            <w:r>
+              <w:t xml:space="preserve">108 to 150</w:t>
+            </w:r>
+          </w:p>
+        </w:tc>
+      </w:tr>
+      <w:tr>
+        <w:tc>
+          <w:tcPr/>
+          <w:p>
+            <w:pPr>
+              <w:pStyle w:val="Compact"/>
+            </w:pPr>
+            <w:r>
+              <w:t xml:space="preserve">First arrests per year</w:t>
+            </w:r>
+          </w:p>
+        </w:tc>
+        <w:tc>
+          <w:tcPr/>
+          <w:p>
+            <w:pPr>
+              <w:pStyle w:val="Compact"/>
+            </w:pPr>
+            <w:r>
+              <w:t xml:space="preserve">50-59</w:t>
+            </w:r>
+          </w:p>
+        </w:tc>
+        <w:tc>
+          <w:tcPr/>
+          <w:p>
+            <w:pPr>
+              <w:pStyle w:val="Compact"/>
+            </w:pPr>
+            <w:r>
+              <w:t xml:space="preserve">21 (11 to 33)</w:t>
+            </w:r>
+          </w:p>
+        </w:tc>
+        <w:tc>
+          <w:tcPr/>
+          <w:p>
+            <w:pPr>
+              <w:pStyle w:val="Compact"/>
+            </w:pPr>
+            <w:r>
+              <w:t xml:space="preserve">28</w:t>
+            </w:r>
+          </w:p>
+        </w:tc>
+        <w:tc>
+          <w:tcPr/>
+          <w:p>
+            <w:pPr>
+              <w:pStyle w:val="Compact"/>
+            </w:pPr>
+            <w:r>
+              <w:t xml:space="preserve">25 to 39</w:t>
+            </w:r>
+          </w:p>
+        </w:tc>
+      </w:tr>
+      <w:tr>
+        <w:tc>
+          <w:tcPr/>
+          <w:p>
+            <w:pPr>
+              <w:pStyle w:val="Compact"/>
+            </w:pPr>
+            <w:r>
+              <w:t xml:space="preserve">First arrests per year</w:t>
+            </w:r>
+          </w:p>
+        </w:tc>
+        <w:tc>
+          <w:tcPr/>
+          <w:p>
+            <w:pPr>
+              <w:pStyle w:val="Compact"/>
+            </w:pPr>
+            <w:r>
+              <w:t xml:space="preserve">60+</w:t>
+            </w:r>
+          </w:p>
+        </w:tc>
+        <w:tc>
+          <w:tcPr/>
+          <w:p>
+            <w:pPr>
+              <w:pStyle w:val="Compact"/>
+            </w:pPr>
+            <w:r>
+              <w:t xml:space="preserve">1 (0 to 3)</w:t>
+            </w:r>
+          </w:p>
+        </w:tc>
+        <w:tc>
+          <w:tcPr/>
+          <w:p>
+            <w:pPr>
+              <w:pStyle w:val="Compact"/>
+            </w:pPr>
+            <w:r>
+              <w:t xml:space="preserve">4</w:t>
+            </w:r>
+          </w:p>
+        </w:tc>
+        <w:tc>
+          <w:tcPr/>
+          <w:p>
+            <w:pPr>
+              <w:pStyle w:val="Compact"/>
+            </w:pPr>
+            <w:r>
+              <w:t xml:space="preserve">2 to 7</w:t>
+            </w:r>
+          </w:p>
+        </w:tc>
+      </w:tr>
+      <w:tr>
+        <w:tc>
+          <w:tcPr/>
+          <w:p>
+            <w:pPr>
+              <w:pStyle w:val="Compact"/>
+            </w:pPr>
+            <w:r>
+              <w:t xml:space="preserve">Active injectors outside prison (D + F)</w:t>
+            </w:r>
+          </w:p>
+        </w:tc>
+        <w:tc>
+          <w:tcPr/>
+          <w:p>
+            <w:pPr>
+              <w:pStyle w:val="Compact"/>
+            </w:pPr>
+            <w:r>
+              <w:t xml:space="preserve">All ages (D + F)</w:t>
+            </w:r>
+          </w:p>
+        </w:tc>
+        <w:tc>
+          <w:tcPr/>
+          <w:p>
+            <w:pPr>
+              <w:pStyle w:val="Compact"/>
+            </w:pPr>
+            <w:r>
+              <w:t xml:space="preserve">11,000 (6,801 to 17,791)</w:t>
+            </w:r>
+          </w:p>
+        </w:tc>
+        <w:tc>
+          <w:tcPr/>
+          <w:p>
+            <w:pPr>
+              <w:pStyle w:val="Compact"/>
+            </w:pPr>
+            <w:r>
+              <w:t xml:space="preserve">7,720</w:t>
+            </w:r>
+          </w:p>
+        </w:tc>
+        <w:tc>
+          <w:tcPr/>
+          <w:p>
+            <w:pPr>
+              <w:pStyle w:val="Compact"/>
+            </w:pPr>
+            <w:r>
+              <w:t xml:space="preserve">7,065 to 9,373</w:t>
             </w:r>
           </w:p>
         </w:tc>
@@ -7023,9 +8624,9 @@
       <w:r>
         <w:drawing>
           <wp:inline>
-            <wp:extent cx="4267200" cy="3071070"/>
+            <wp:extent cx="4267200" cy="3358760"/>
             <wp:effectExtent b="0" l="0" r="0" t="0"/>
-            <wp:docPr descr="Fig S1. Calibration of age specific seroprevalence in prison, 2015. Target values with the 95% range of the beta likelihood are compared with 95% posterior intervals of the model seroprevalence from the MCMC posterior and, for contrast, single round neural posterior estimation." title="" id="21" name="Picture"/>
+            <wp:docPr descr="Fig S1. Calibration targets, 2015: seroprevalence in prison by age, first arrests by age, and active injectors outside prison. Target values with the 95% range of the likelihood are compared with 95% posterior predictive intervals from the MCMC posterior and, for contrast, single round neural posterior estimation." title="" id="21" name="Picture"/>
             <a:graphic>
               <a:graphicData uri="http://schemas.openxmlformats.org/drawingml/2006/picture">
                 <pic:pic>
@@ -7044,7 +8645,7 @@
                   <pic:spPr bwMode="auto">
                     <a:xfrm>
                       <a:off x="0" y="0"/>
-                      <a:ext cx="4267200" cy="3071070"/>
+                      <a:ext cx="4267200" cy="3358760"/>
                     </a:xfrm>
                     <a:prstGeom prst="rect">
                       <a:avLst/>
@@ -7068,7 +8669,7 @@
         <w:pStyle w:val="ImageCaption"/>
       </w:pPr>
       <w:r>
-        <w:t xml:space="preserve">Fig S1. Calibration of age specific seroprevalence in prison, 2015. Target values with the 95% range of the beta likelihood are compared with 95% posterior intervals of the model seroprevalence from the MCMC posterior and, for contrast, single round neural posterior estimation.</w:t>
+        <w:t xml:space="preserve">Fig S1. Calibration targets, 2015: seroprevalence in prison by age, first arrests by age, and active injectors outside prison. Target values with the 95% range of the likelihood are compared with 95% posterior predictive intervals from the MCMC posterior and, for contrast, single round neural posterior estimation.</w:t>
       </w:r>
     </w:p>
     <w:p>
@@ -7076,7 +8677,7 @@
         <w:pStyle w:val="BodyText"/>
       </w:pPr>
       <w:r>
-        <w:t xml:space="preserve">In 2015 the model estimated 2,178 (95% interval: 839–4,651) people in D, 8,451 (8,283–8,520) in J, 5,857 (5,664–5,947) in F and 33,713 (31,476–35,073) in X. The total was 50,218 (49,496–50,893) people with a history of injecting drugs. Of these, 9,300 (8,084–10,601) were viraemic. These sizes were not fitted; the modelled prison population is much larger than the 3,367 people with a known screening result in prison records.</w:t>
+        <w:t xml:space="preserve">In 2015 the model estimated 1,130 (95% interval: 577–2,004) people in D, 9,741 (8,889–11,104) in J, 6,802 (6,189–7,827) in F and 40,035 (36,123–46,690) in X. The total was 57,742 (52,350–66,850) people with a history of injecting drugs. Of these, 10,725 (9,005–12,859) were viraemic. Only D + F (7,957 (7,062–9,298)) was fitted, to the survey estimate. The modelled prison population is much larger than the 3,367 people with a known screening result in prison records.</w:t>
       </w:r>
     </w:p>
     <w:bookmarkEnd w:id="23"/>
@@ -8753,7 +10354,7 @@
         <w:t xml:space="preserve"> </w:t>
       </w:r>
       <w:r>
-        <w:t xml:space="preserve">[24]</w:t>
+        <w:t xml:space="preserve">[25]</w:t>
       </w:r>
       <w:r>
         <w:t xml:space="preserve">. This is USD 30,924 per course. We converted it at the 2025 average rate of 1.3066 Singapore dollars per US dollar</w:t>
@@ -8762,7 +10363,7 @@
         <w:t xml:space="preserve"> </w:t>
       </w:r>
       <w:r>
-        <w:t xml:space="preserve">[25]</w:t>
+        <w:t xml:space="preserve">[26]</w:t>
       </w:r>
       <w:r>
         <w:t xml:space="preserve">. Prices were not inflated. These are model prices and not Singapore payer costs. Follow up visits, SVR12 tests, fibrosis assessment and programme staff were not included.</w:t>
@@ -9038,7 +10639,7 @@
         <w:t xml:space="preserve"> </w:t>
       </w:r>
       <w:r>
-        <w:t xml:space="preserve">[24]</w:t>
+        <w:t xml:space="preserve">[25]</w:t>
       </w:r>
       <w:r>
         <w:t xml:space="preserve">, antibody test and consultation</w:t>
@@ -9047,7 +10648,7 @@
         <w:t xml:space="preserve"> </w:t>
       </w:r>
       <w:r>
-        <w:t xml:space="preserve">[26]</w:t>
+        <w:t xml:space="preserve">[27]</w:t>
       </w:r>
       <w:r>
         <w:t xml:space="preserve">, RNA test</w:t>
@@ -9056,7 +10657,7 @@
         <w:t xml:space="preserve"> </w:t>
       </w:r>
       <w:r>
-        <w:t xml:space="preserve">[27]</w:t>
+        <w:t xml:space="preserve">[28]</w:t>
       </w:r>
       <w:r>
         <w:t xml:space="preserve">.</w:t>
@@ -9199,18 +10800,18 @@
               <w:pStyle w:val="Compact"/>
             </w:pPr>
             <w:r>
-              <w:t xml:space="preserve">84.5% (95% UI: 68.7%–90.5%)</w:t>
-            </w:r>
-          </w:p>
-        </w:tc>
-        <w:tc>
-          <w:tcPr/>
-          <w:p>
-            <w:pPr>
-              <w:pStyle w:val="Compact"/>
-            </w:pPr>
-            <w:r>
-              <w:t xml:space="preserve">54.9% (95% UI: 52.3%–57.5%)</w:t>
+              <w:t xml:space="preserve">84.4% (95% UI: 67.9%–90.4%)</w:t>
+            </w:r>
+          </w:p>
+        </w:tc>
+        <w:tc>
+          <w:tcPr/>
+          <w:p>
+            <w:pPr>
+              <w:pStyle w:val="Compact"/>
+            </w:pPr>
+            <w:r>
+              <w:t xml:space="preserve">54.0% (95% UI: 51.2%–56.6%)</w:t>
             </w:r>
           </w:p>
         </w:tc>
@@ -9232,18 +10833,18 @@
               <w:pStyle w:val="Compact"/>
             </w:pPr>
             <w:r>
-              <w:t xml:space="preserve">82.5% (95% UI: 63.6%–89.5%)</w:t>
-            </w:r>
-          </w:p>
-        </w:tc>
-        <w:tc>
-          <w:tcPr/>
-          <w:p>
-            <w:pPr>
-              <w:pStyle w:val="Compact"/>
-            </w:pPr>
-            <w:r>
-              <w:t xml:space="preserve">46.2% (95% UI: 43.8%–48.8%)</w:t>
+              <w:t xml:space="preserve">83.1% (95% UI: 65.2%–89.6%)</w:t>
+            </w:r>
+          </w:p>
+        </w:tc>
+        <w:tc>
+          <w:tcPr/>
+          <w:p>
+            <w:pPr>
+              <w:pStyle w:val="Compact"/>
+            </w:pPr>
+            <w:r>
+              <w:t xml:space="preserve">45.5% (95% UI: 42.9%–48.0%)</w:t>
             </w:r>
           </w:p>
         </w:tc>
@@ -9267,18 +10868,18 @@
               <w:pStyle w:val="Compact"/>
             </w:pPr>
             <w:r>
-              <w:t xml:space="preserve">85.6% (95% UI: 70.1%–91.3%)</w:t>
-            </w:r>
-          </w:p>
-        </w:tc>
-        <w:tc>
-          <w:tcPr/>
-          <w:p>
-            <w:pPr>
-              <w:pStyle w:val="Compact"/>
-            </w:pPr>
-            <w:r>
-              <w:t xml:space="preserve">56.8% (95% UI: 54.3%–59.4%)</w:t>
+              <w:t xml:space="preserve">85.6% (95% UI: 70.0%–91.2%)</w:t>
+            </w:r>
+          </w:p>
+        </w:tc>
+        <w:tc>
+          <w:tcPr/>
+          <w:p>
+            <w:pPr>
+              <w:pStyle w:val="Compact"/>
+            </w:pPr>
+            <w:r>
+              <w:t xml:space="preserve">55.7% (95% UI: 53.0%–58.3%)</w:t>
             </w:r>
           </w:p>
         </w:tc>
@@ -9300,18 +10901,18 @@
               <w:pStyle w:val="Compact"/>
             </w:pPr>
             <w:r>
-              <w:t xml:space="preserve">83.8% (95% UI: 65.1%–90.4%)</w:t>
-            </w:r>
-          </w:p>
-        </w:tc>
-        <w:tc>
-          <w:tcPr/>
-          <w:p>
-            <w:pPr>
-              <w:pStyle w:val="Compact"/>
-            </w:pPr>
-            <w:r>
-              <w:t xml:space="preserve">48.6% (95% UI: 46.3%–51.1%)</w:t>
+              <w:t xml:space="preserve">84.4% (95% UI: 67.3%–90.4%)</w:t>
+            </w:r>
+          </w:p>
+        </w:tc>
+        <w:tc>
+          <w:tcPr/>
+          <w:p>
+            <w:pPr>
+              <w:pStyle w:val="Compact"/>
+            </w:pPr>
+            <w:r>
+              <w:t xml:space="preserve">47.5% (95% UI: 45.0%–50.0%)</w:t>
             </w:r>
           </w:p>
         </w:tc>
@@ -9335,18 +10936,18 @@
               <w:pStyle w:val="Compact"/>
             </w:pPr>
             <w:r>
-              <w:t xml:space="preserve">86.3% (95% UI: 70.8%–91.8%)</w:t>
-            </w:r>
-          </w:p>
-        </w:tc>
-        <w:tc>
-          <w:tcPr/>
-          <w:p>
-            <w:pPr>
-              <w:pStyle w:val="Compact"/>
-            </w:pPr>
-            <w:r>
-              <w:t xml:space="preserve">58.1% (95% UI: 55.6%–60.5%)</w:t>
+              <w:t xml:space="preserve">86.3% (95% UI: 71.3%–91.7%)</w:t>
+            </w:r>
+          </w:p>
+        </w:tc>
+        <w:tc>
+          <w:tcPr/>
+          <w:p>
+            <w:pPr>
+              <w:pStyle w:val="Compact"/>
+            </w:pPr>
+            <w:r>
+              <w:t xml:space="preserve">56.8% (95% UI: 54.1%–59.3%)</w:t>
             </w:r>
           </w:p>
         </w:tc>
@@ -9368,18 +10969,18 @@
               <w:pStyle w:val="Compact"/>
             </w:pPr>
             <w:r>
-              <w:t xml:space="preserve">84.6% (95% UI: 65.9%–91.0%)</w:t>
-            </w:r>
-          </w:p>
-        </w:tc>
-        <w:tc>
-          <w:tcPr/>
-          <w:p>
-            <w:pPr>
-              <w:pStyle w:val="Compact"/>
-            </w:pPr>
-            <w:r>
-              <w:t xml:space="preserve">50.1% (95% UI: 47.8%–52.5%)</w:t>
+              <w:t xml:space="preserve">85.2% (95% UI: 68.8%–90.9%)</w:t>
+            </w:r>
+          </w:p>
+        </w:tc>
+        <w:tc>
+          <w:tcPr/>
+          <w:p>
+            <w:pPr>
+              <w:pStyle w:val="Compact"/>
+            </w:pPr>
+            <w:r>
+              <w:t xml:space="preserve">48.9% (95% UI: 46.3%–51.3%)</w:t>
             </w:r>
           </w:p>
         </w:tc>
@@ -9403,18 +11004,18 @@
               <w:pStyle w:val="Compact"/>
             </w:pPr>
             <w:r>
-              <w:t xml:space="preserve">88.0% (95% UI: 72.9%–93.0%)</w:t>
-            </w:r>
-          </w:p>
-        </w:tc>
-        <w:tc>
-          <w:tcPr/>
-          <w:p>
-            <w:pPr>
-              <w:pStyle w:val="Compact"/>
-            </w:pPr>
-            <w:r>
-              <w:t xml:space="preserve">61.0% (95% UI: 58.6%–63.3%)</w:t>
+              <w:t xml:space="preserve">88.0% (95% UI: 74.3%–92.8%)</w:t>
+            </w:r>
+          </w:p>
+        </w:tc>
+        <w:tc>
+          <w:tcPr/>
+          <w:p>
+            <w:pPr>
+              <w:pStyle w:val="Compact"/>
+            </w:pPr>
+            <w:r>
+              <w:t xml:space="preserve">59.4% (95% UI: 56.7%–61.9%)</w:t>
             </w:r>
           </w:p>
         </w:tc>
@@ -9436,18 +11037,18 @@
               <w:pStyle w:val="Compact"/>
             </w:pPr>
             <w:r>
-              <w:t xml:space="preserve">86.5% (95% UI: 68.4%–92.3%)</w:t>
-            </w:r>
-          </w:p>
-        </w:tc>
-        <w:tc>
-          <w:tcPr/>
-          <w:p>
-            <w:pPr>
-              <w:pStyle w:val="Compact"/>
-            </w:pPr>
-            <w:r>
-              <w:t xml:space="preserve">53.7% (95% UI: 51.5%–56.0%)</w:t>
+              <w:t xml:space="preserve">87.0% (95% UI: 72.1%–92.2%)</w:t>
+            </w:r>
+          </w:p>
+        </w:tc>
+        <w:tc>
+          <w:tcPr/>
+          <w:p>
+            <w:pPr>
+              <w:pStyle w:val="Compact"/>
+            </w:pPr>
+            <w:r>
+              <w:t xml:space="preserve">52.0% (95% UI: 49.4%–54.4%)</w:t>
             </w:r>
           </w:p>
         </w:tc>
@@ -9471,51 +11072,51 @@
               <w:pStyle w:val="Compact"/>
             </w:pPr>
             <w:r>
-              <w:t xml:space="preserve">92.0% (95% UI: 77.4%–95.8%)</w:t>
-            </w:r>
-          </w:p>
-        </w:tc>
-        <w:tc>
-          <w:tcPr/>
-          <w:p>
-            <w:pPr>
-              <w:pStyle w:val="Compact"/>
-            </w:pPr>
-            <w:r>
-              <w:t xml:space="preserve">68.4% (95% UI: 66.3%–70.2%)</w:t>
-            </w:r>
-          </w:p>
-        </w:tc>
-        <w:tc>
-          <w:tcPr/>
-          <w:p>
-            <w:pPr>
-              <w:pStyle w:val="Compact"/>
-            </w:pPr>
-            <w:r>
-              <w:t xml:space="preserve">95%</w:t>
-            </w:r>
-          </w:p>
-        </w:tc>
-        <w:tc>
-          <w:tcPr/>
-          <w:p>
-            <w:pPr>
-              <w:pStyle w:val="Compact"/>
-            </w:pPr>
-            <w:r>
-              <w:t xml:space="preserve">91.0% (95% UI: 73.4%–95.4%)</w:t>
-            </w:r>
-          </w:p>
-        </w:tc>
-        <w:tc>
-          <w:tcPr/>
-          <w:p>
-            <w:pPr>
-              <w:pStyle w:val="Compact"/>
-            </w:pPr>
-            <w:r>
-              <w:t xml:space="preserve">62.7% (95% UI: 60.7%–64.7%)</w:t>
+              <w:t xml:space="preserve">92.3% (95% UI: 82.0%–95.5%)</w:t>
+            </w:r>
+          </w:p>
+        </w:tc>
+        <w:tc>
+          <w:tcPr/>
+          <w:p>
+            <w:pPr>
+              <w:pStyle w:val="Compact"/>
+            </w:pPr>
+            <w:r>
+              <w:t xml:space="preserve">66.2% (95% UI: 63.4%–68.7%)</w:t>
+            </w:r>
+          </w:p>
+        </w:tc>
+        <w:tc>
+          <w:tcPr/>
+          <w:p>
+            <w:pPr>
+              <w:pStyle w:val="Compact"/>
+            </w:pPr>
+            <w:r>
+              <w:t xml:space="preserve">80%</w:t>
+            </w:r>
+          </w:p>
+        </w:tc>
+        <w:tc>
+          <w:tcPr/>
+          <w:p>
+            <w:pPr>
+              <w:pStyle w:val="Compact"/>
+            </w:pPr>
+            <w:r>
+              <w:t xml:space="preserve">91.6% (95% UI: 80.3%–95.1%)</w:t>
+            </w:r>
+          </w:p>
+        </w:tc>
+        <w:tc>
+          <w:tcPr/>
+          <w:p>
+            <w:pPr>
+              <w:pStyle w:val="Compact"/>
+            </w:pPr>
+            <w:r>
+              <w:t xml:space="preserve">60.2% (95% UI: 57.3%–62.7%)</w:t>
             </w:r>
           </w:p>
         </w:tc>
@@ -9539,51 +11140,51 @@
               <w:pStyle w:val="Compact"/>
             </w:pPr>
             <w:r>
-              <w:t xml:space="preserve">94.9% (95% UI: 80.1%–97.6%)</w:t>
-            </w:r>
-          </w:p>
-        </w:tc>
-        <w:tc>
-          <w:tcPr/>
-          <w:p>
-            <w:pPr>
-              <w:pStyle w:val="Compact"/>
-            </w:pPr>
-            <w:r>
-              <w:t xml:space="preserve">73.9% (95% UI: 72.2%–75.5%)</w:t>
-            </w:r>
-          </w:p>
-        </w:tc>
-        <w:tc>
-          <w:tcPr/>
-          <w:p>
-            <w:pPr>
-              <w:pStyle w:val="Compact"/>
-            </w:pPr>
-            <w:r>
-              <w:t xml:space="preserve">98%</w:t>
-            </w:r>
-          </w:p>
-        </w:tc>
-        <w:tc>
-          <w:tcPr/>
-          <w:p>
-            <w:pPr>
-              <w:pStyle w:val="Compact"/>
-            </w:pPr>
-            <w:r>
-              <w:t xml:space="preserve">94.2% (95% UI: 76.6%–97.4%)</w:t>
-            </w:r>
-          </w:p>
-        </w:tc>
-        <w:tc>
-          <w:tcPr/>
-          <w:p>
-            <w:pPr>
-              <w:pStyle w:val="Compact"/>
-            </w:pPr>
-            <w:r>
-              <w:t xml:space="preserve">69.5% (95% UI: 67.8%–71.3%)</w:t>
+              <w:t xml:space="preserve">95.3% (95% UI: 88.2%–97.3%)</w:t>
+            </w:r>
+          </w:p>
+        </w:tc>
+        <w:tc>
+          <w:tcPr/>
+          <w:p>
+            <w:pPr>
+              <w:pStyle w:val="Compact"/>
+            </w:pPr>
+            <w:r>
+              <w:t xml:space="preserve">71.6% (95% UI: 68.6%–74.0%)</w:t>
+            </w:r>
+          </w:p>
+        </w:tc>
+        <w:tc>
+          <w:tcPr/>
+          <w:p>
+            <w:pPr>
+              <w:pStyle w:val="Compact"/>
+            </w:pPr>
+            <w:r>
+              <w:t xml:space="preserve">100%</w:t>
+            </w:r>
+          </w:p>
+        </w:tc>
+        <w:tc>
+          <w:tcPr/>
+          <w:p>
+            <w:pPr>
+              <w:pStyle w:val="Compact"/>
+            </w:pPr>
+            <w:r>
+              <w:t xml:space="preserve">94.8% (95% UI: 87.0%–97.1%)</w:t>
+            </w:r>
+          </w:p>
+        </w:tc>
+        <w:tc>
+          <w:tcPr/>
+          <w:p>
+            <w:pPr>
+              <w:pStyle w:val="Compact"/>
+            </w:pPr>
+            <w:r>
+              <w:t xml:space="preserve">66.7% (95% UI: 63.5%–69.3%)</w:t>
             </w:r>
           </w:p>
         </w:tc>
@@ -9607,18 +11208,18 @@
               <w:pStyle w:val="Compact"/>
             </w:pPr>
             <w:r>
-              <w:t xml:space="preserve">86.7% (95% UI: 71.4%–92.0%)</w:t>
-            </w:r>
-          </w:p>
-        </w:tc>
-        <w:tc>
-          <w:tcPr/>
-          <w:p>
-            <w:pPr>
-              <w:pStyle w:val="Compact"/>
-            </w:pPr>
-            <w:r>
-              <w:t xml:space="preserve">56.4% (95% UI: 53.8%–58.9%)</w:t>
+              <w:t xml:space="preserve">86.7% (95% UI: 71.9%–91.9%)</w:t>
+            </w:r>
+          </w:p>
+        </w:tc>
+        <w:tc>
+          <w:tcPr/>
+          <w:p>
+            <w:pPr>
+              <w:pStyle w:val="Compact"/>
+            </w:pPr>
+            <w:r>
+              <w:t xml:space="preserve">55.3% (95% UI: 52.5%–57.9%)</w:t>
             </w:r>
           </w:p>
         </w:tc>
@@ -9640,18 +11241,18 @@
               <w:pStyle w:val="Compact"/>
             </w:pPr>
             <w:r>
-              <w:t xml:space="preserve">85.0% (95% UI: 66.6%–91.2%)</w:t>
-            </w:r>
-          </w:p>
-        </w:tc>
-        <w:tc>
-          <w:tcPr/>
-          <w:p>
-            <w:pPr>
-              <w:pStyle w:val="Compact"/>
-            </w:pPr>
-            <w:r>
-              <w:t xml:space="preserve">48.0% (95% UI: 45.6%–50.5%)</w:t>
+              <w:t xml:space="preserve">85.6% (95% UI: 69.5%–91.2%)</w:t>
+            </w:r>
+          </w:p>
+        </w:tc>
+        <w:tc>
+          <w:tcPr/>
+          <w:p>
+            <w:pPr>
+              <w:pStyle w:val="Compact"/>
+            </w:pPr>
+            <w:r>
+              <w:t xml:space="preserve">47.0% (95% UI: 44.4%–49.5%)</w:t>
             </w:r>
           </w:p>
         </w:tc>
@@ -9675,18 +11276,18 @@
               <w:pStyle w:val="Compact"/>
             </w:pPr>
             <w:r>
-              <w:t xml:space="preserve">88.0% (95% UI: 72.9%–93.0%)</w:t>
-            </w:r>
-          </w:p>
-        </w:tc>
-        <w:tc>
-          <w:tcPr/>
-          <w:p>
-            <w:pPr>
-              <w:pStyle w:val="Compact"/>
-            </w:pPr>
-            <w:r>
-              <w:t xml:space="preserve">57.3% (95% UI: 54.7%–59.8%)</w:t>
+              <w:t xml:space="preserve">88.0% (95% UI: 74.3%–92.8%)</w:t>
+            </w:r>
+          </w:p>
+        </w:tc>
+        <w:tc>
+          <w:tcPr/>
+          <w:p>
+            <w:pPr>
+              <w:pStyle w:val="Compact"/>
+            </w:pPr>
+            <w:r>
+              <w:t xml:space="preserve">56.1% (95% UI: 53.3%–58.7%)</w:t>
             </w:r>
           </w:p>
         </w:tc>
@@ -9708,18 +11309,18 @@
               <w:pStyle w:val="Compact"/>
             </w:pPr>
             <w:r>
-              <w:t xml:space="preserve">86.5% (95% UI: 68.4%–92.3%)</w:t>
-            </w:r>
-          </w:p>
-        </w:tc>
-        <w:tc>
-          <w:tcPr/>
-          <w:p>
-            <w:pPr>
-              <w:pStyle w:val="Compact"/>
-            </w:pPr>
-            <w:r>
-              <w:t xml:space="preserve">49.1% (95% UI: 46.7%–51.6%)</w:t>
+              <w:t xml:space="preserve">87.0% (95% UI: 72.1%–92.2%)</w:t>
+            </w:r>
+          </w:p>
+        </w:tc>
+        <w:tc>
+          <w:tcPr/>
+          <w:p>
+            <w:pPr>
+              <w:pStyle w:val="Compact"/>
+            </w:pPr>
+            <w:r>
+              <w:t xml:space="preserve">48.0% (95% UI: 45.4%–50.5%)</w:t>
             </w:r>
           </w:p>
         </w:tc>
@@ -9743,18 +11344,18 @@
               <w:pStyle w:val="Compact"/>
             </w:pPr>
             <w:r>
-              <w:t xml:space="preserve">90.9% (95% UI: 75.7%–94.9%)</w:t>
-            </w:r>
-          </w:p>
-        </w:tc>
-        <w:tc>
-          <w:tcPr/>
-          <w:p>
-            <w:pPr>
-              <w:pStyle w:val="Compact"/>
-            </w:pPr>
-            <w:r>
-              <w:t xml:space="preserve">59.5% (95% UI: 57.0%–62.0%)</w:t>
+              <w:t xml:space="preserve">91.0% (95% UI: 79.7%–94.6%)</w:t>
+            </w:r>
+          </w:p>
+        </w:tc>
+        <w:tc>
+          <w:tcPr/>
+          <w:p>
+            <w:pPr>
+              <w:pStyle w:val="Compact"/>
+            </w:pPr>
+            <w:r>
+              <w:t xml:space="preserve">58.1% (95% UI: 55.3%–60.7%)</w:t>
             </w:r>
           </w:p>
         </w:tc>
@@ -9776,18 +11377,18 @@
               <w:pStyle w:val="Compact"/>
             </w:pPr>
             <w:r>
-              <w:t xml:space="preserve">89.7% (95% UI: 71.8%–94.5%)</w:t>
-            </w:r>
-          </w:p>
-        </w:tc>
-        <w:tc>
-          <w:tcPr/>
-          <w:p>
-            <w:pPr>
-              <w:pStyle w:val="Compact"/>
-            </w:pPr>
-            <w:r>
-              <w:t xml:space="preserve">51.8% (95% UI: 49.4%–54.2%)</w:t>
+              <w:t xml:space="preserve">90.2% (95% UI: 77.7%–94.2%)</w:t>
+            </w:r>
+          </w:p>
+        </w:tc>
+        <w:tc>
+          <w:tcPr/>
+          <w:p>
+            <w:pPr>
+              <w:pStyle w:val="Compact"/>
+            </w:pPr>
+            <w:r>
+              <w:t xml:space="preserve">50.3% (95% UI: 47.7%–52.9%)</w:t>
             </w:r>
           </w:p>
         </w:tc>
@@ -9811,51 +11412,51 @@
               <w:pStyle w:val="Compact"/>
             </w:pPr>
             <w:r>
-              <w:t xml:space="preserve">96.1% (95% UI: 81.5%–98.4%)</w:t>
-            </w:r>
-          </w:p>
-        </w:tc>
-        <w:tc>
-          <w:tcPr/>
-          <w:p>
-            <w:pPr>
-              <w:pStyle w:val="Compact"/>
-            </w:pPr>
-            <w:r>
-              <w:t xml:space="preserve">65.1% (95% UI: 62.8%–67.3%)</w:t>
-            </w:r>
-          </w:p>
-        </w:tc>
-        <w:tc>
-          <w:tcPr/>
-          <w:p>
-            <w:pPr>
-              <w:pStyle w:val="Compact"/>
-            </w:pPr>
-            <w:r>
-              <w:t xml:space="preserve">51%</w:t>
-            </w:r>
-          </w:p>
-        </w:tc>
-        <w:tc>
-          <w:tcPr/>
-          <w:p>
-            <w:pPr>
-              <w:pStyle w:val="Compact"/>
-            </w:pPr>
-            <w:r>
-              <w:t xml:space="preserve">95.6% (95% UI: 78.3%–98.2%)</w:t>
-            </w:r>
-          </w:p>
-        </w:tc>
-        <w:tc>
-          <w:tcPr/>
-          <w:p>
-            <w:pPr>
-              <w:pStyle w:val="Compact"/>
-            </w:pPr>
-            <w:r>
-              <w:t xml:space="preserve">58.6% (95% UI: 56.4%–60.9%)</w:t>
+              <w:t xml:space="preserve">96.7% (95% UI: 91.3%–98.2%)</w:t>
+            </w:r>
+          </w:p>
+        </w:tc>
+        <w:tc>
+          <w:tcPr/>
+          <w:p>
+            <w:pPr>
+              <w:pStyle w:val="Compact"/>
+            </w:pPr>
+            <w:r>
+              <w:t xml:space="preserve">63.2% (95% UI: 60.3%–65.8%)</w:t>
+            </w:r>
+          </w:p>
+        </w:tc>
+        <w:tc>
+          <w:tcPr/>
+          <w:p>
+            <w:pPr>
+              <w:pStyle w:val="Compact"/>
+            </w:pPr>
+            <w:r>
+              <w:t xml:space="preserve">9%</w:t>
+            </w:r>
+          </w:p>
+        </w:tc>
+        <w:tc>
+          <w:tcPr/>
+          <w:p>
+            <w:pPr>
+              <w:pStyle w:val="Compact"/>
+            </w:pPr>
+            <w:r>
+              <w:t xml:space="preserve">96.4% (95% UI: 90.4%–98.0%)</w:t>
+            </w:r>
+          </w:p>
+        </w:tc>
+        <w:tc>
+          <w:tcPr/>
+          <w:p>
+            <w:pPr>
+              <w:pStyle w:val="Compact"/>
+            </w:pPr>
+            <w:r>
+              <w:t xml:space="preserve">56.5% (95% UI: 53.6%–59.1%)</w:t>
             </w:r>
           </w:p>
         </w:tc>
@@ -9879,51 +11480,51 @@
               <w:pStyle w:val="Compact"/>
             </w:pPr>
             <w:r>
-              <w:t xml:space="preserve">98.3% (95% UI: 84.1%–99.6%)</w:t>
-            </w:r>
-          </w:p>
-        </w:tc>
-        <w:tc>
-          <w:tcPr/>
-          <w:p>
-            <w:pPr>
-              <w:pStyle w:val="Compact"/>
-            </w:pPr>
-            <w:r>
-              <w:t xml:space="preserve">69.6% (95% UI: 67.5%–71.6%)</w:t>
-            </w:r>
-          </w:p>
-        </w:tc>
-        <w:tc>
-          <w:tcPr/>
-          <w:p>
-            <w:pPr>
-              <w:pStyle w:val="Compact"/>
-            </w:pPr>
-            <w:r>
-              <w:t xml:space="preserve">99%</w:t>
-            </w:r>
-          </w:p>
-        </w:tc>
-        <w:tc>
-          <w:tcPr/>
-          <w:p>
-            <w:pPr>
-              <w:pStyle w:val="Compact"/>
-            </w:pPr>
-            <w:r>
-              <w:t xml:space="preserve">98.0% (95% UI: 81.4%–99.6%)</w:t>
-            </w:r>
-          </w:p>
-        </w:tc>
-        <w:tc>
-          <w:tcPr/>
-          <w:p>
-            <w:pPr>
-              <w:pStyle w:val="Compact"/>
-            </w:pPr>
-            <w:r>
-              <w:t xml:space="preserve">64.1% (95% UI: 62.0%–66.2%)</w:t>
+              <w:t xml:space="preserve">99.0% (95% UI: 96.8%–99.6%)</w:t>
+            </w:r>
+          </w:p>
+        </w:tc>
+        <w:tc>
+          <w:tcPr/>
+          <w:p>
+            <w:pPr>
+              <w:pStyle w:val="Compact"/>
+            </w:pPr>
+            <w:r>
+              <w:t xml:space="preserve">67.4% (95% UI: 64.4%–70.0%)</w:t>
+            </w:r>
+          </w:p>
+        </w:tc>
+        <w:tc>
+          <w:tcPr/>
+          <w:p>
+            <w:pPr>
+              <w:pStyle w:val="Compact"/>
+            </w:pPr>
+            <w:r>
+              <w:t xml:space="preserve">94%</w:t>
+            </w:r>
+          </w:p>
+        </w:tc>
+        <w:tc>
+          <w:tcPr/>
+          <w:p>
+            <w:pPr>
+              <w:pStyle w:val="Compact"/>
+            </w:pPr>
+            <w:r>
+              <w:t xml:space="preserve">98.9% (95% UI: 96.4%–99.5%)</w:t>
+            </w:r>
+          </w:p>
+        </w:tc>
+        <w:tc>
+          <w:tcPr/>
+          <w:p>
+            <w:pPr>
+              <w:pStyle w:val="Compact"/>
+            </w:pPr>
+            <w:r>
+              <w:t xml:space="preserve">61.6% (95% UI: 58.5%–64.3%)</w:t>
             </w:r>
           </w:p>
         </w:tc>
@@ -9947,18 +11548,18 @@
               <w:pStyle w:val="Compact"/>
             </w:pPr>
             <w:r>
-              <w:t xml:space="preserve">87.7% (95% UI: 72.6%–92.7%)</w:t>
-            </w:r>
-          </w:p>
-        </w:tc>
-        <w:tc>
-          <w:tcPr/>
-          <w:p>
-            <w:pPr>
-              <w:pStyle w:val="Compact"/>
-            </w:pPr>
-            <w:r>
-              <w:t xml:space="preserve">55.9% (95% UI: 53.2%–58.5%)</w:t>
+              <w:t xml:space="preserve">87.7% (95% UI: 73.7%–92.5%)</w:t>
+            </w:r>
+          </w:p>
+        </w:tc>
+        <w:tc>
+          <w:tcPr/>
+          <w:p>
+            <w:pPr>
+              <w:pStyle w:val="Compact"/>
+            </w:pPr>
+            <w:r>
+              <w:t xml:space="preserve">54.9% (95% UI: 52.0%–57.5%)</w:t>
             </w:r>
           </w:p>
         </w:tc>
@@ -9980,18 +11581,18 @@
               <w:pStyle w:val="Compact"/>
             </w:pPr>
             <w:r>
-              <w:t xml:space="preserve">86.1% (95% UI: 67.9%–92.0%)</w:t>
-            </w:r>
-          </w:p>
-        </w:tc>
-        <w:tc>
-          <w:tcPr/>
-          <w:p>
-            <w:pPr>
-              <w:pStyle w:val="Compact"/>
-            </w:pPr>
-            <w:r>
-              <w:t xml:space="preserve">47.4% (95% UI: 44.9%–49.9%)</w:t>
+              <w:t xml:space="preserve">86.7% (95% UI: 71.4%–91.9%)</w:t>
+            </w:r>
+          </w:p>
+        </w:tc>
+        <w:tc>
+          <w:tcPr/>
+          <w:p>
+            <w:pPr>
+              <w:pStyle w:val="Compact"/>
+            </w:pPr>
+            <w:r>
+              <w:t xml:space="preserve">46.5% (95% UI: 43.8%–49.0%)</w:t>
             </w:r>
           </w:p>
         </w:tc>
@@ -10015,18 +11616,18 @@
               <w:pStyle w:val="Compact"/>
             </w:pPr>
             <w:r>
-              <w:t xml:space="preserve">89.5% (95% UI: 74.7%–94.0%)</w:t>
-            </w:r>
-          </w:p>
-        </w:tc>
-        <w:tc>
-          <w:tcPr/>
-          <w:p>
-            <w:pPr>
-              <w:pStyle w:val="Compact"/>
-            </w:pPr>
-            <w:r>
-              <w:t xml:space="preserve">56.4% (95% UI: 53.8%–59.1%)</w:t>
+              <w:t xml:space="preserve">89.6% (95% UI: 77.0%–93.7%)</w:t>
+            </w:r>
+          </w:p>
+        </w:tc>
+        <w:tc>
+          <w:tcPr/>
+          <w:p>
+            <w:pPr>
+              <w:pStyle w:val="Compact"/>
+            </w:pPr>
+            <w:r>
+              <w:t xml:space="preserve">55.4% (95% UI: 52.5%–58.1%)</w:t>
             </w:r>
           </w:p>
         </w:tc>
@@ -10048,18 +11649,18 @@
               <w:pStyle w:val="Compact"/>
             </w:pPr>
             <w:r>
-              <w:t xml:space="preserve">88.2% (95% UI: 70.4%–93.4%)</w:t>
-            </w:r>
-          </w:p>
-        </w:tc>
-        <w:tc>
-          <w:tcPr/>
-          <w:p>
-            <w:pPr>
-              <w:pStyle w:val="Compact"/>
-            </w:pPr>
-            <w:r>
-              <w:t xml:space="preserve">48.1% (95% UI: 45.6%–50.6%)</w:t>
+              <w:t xml:space="preserve">88.7% (95% UI: 75.0%–93.2%)</w:t>
+            </w:r>
+          </w:p>
+        </w:tc>
+        <w:tc>
+          <w:tcPr/>
+          <w:p>
+            <w:pPr>
+              <w:pStyle w:val="Compact"/>
+            </w:pPr>
+            <w:r>
+              <w:t xml:space="preserve">47.1% (95% UI: 44.4%–49.7%)</w:t>
             </w:r>
           </w:p>
         </w:tc>
@@ -10083,18 +11684,18 @@
               <w:pStyle w:val="Compact"/>
             </w:pPr>
             <w:r>
-              <w:t xml:space="preserve">93.1% (95% UI: 78.4%–96.5%)</w:t>
-            </w:r>
-          </w:p>
-        </w:tc>
-        <w:tc>
-          <w:tcPr/>
-          <w:p>
-            <w:pPr>
-              <w:pStyle w:val="Compact"/>
-            </w:pPr>
-            <w:r>
-              <w:t xml:space="preserve">57.8% (95% UI: 55.1%–60.4%)</w:t>
+              <w:t xml:space="preserve">93.4% (95% UI: 84.4%–96.2%)</w:t>
+            </w:r>
+          </w:p>
+        </w:tc>
+        <w:tc>
+          <w:tcPr/>
+          <w:p>
+            <w:pPr>
+              <w:pStyle w:val="Compact"/>
+            </w:pPr>
+            <w:r>
+              <w:t xml:space="preserve">56.6% (95% UI: 53.7%–59.3%)</w:t>
             </w:r>
           </w:p>
         </w:tc>
@@ -10116,18 +11717,18 @@
               <w:pStyle w:val="Compact"/>
             </w:pPr>
             <w:r>
-              <w:t xml:space="preserve">92.2% (95% UI: 74.6%–96.1%)</w:t>
-            </w:r>
-          </w:p>
-        </w:tc>
-        <w:tc>
-          <w:tcPr/>
-          <w:p>
-            <w:pPr>
-              <w:pStyle w:val="Compact"/>
-            </w:pPr>
-            <w:r>
-              <w:t xml:space="preserve">49.6% (95% UI: 47.1%–52.2%)</w:t>
+              <w:t xml:space="preserve">92.8% (95% UI: 82.9%–95.9%)</w:t>
+            </w:r>
+          </w:p>
+        </w:tc>
+        <w:tc>
+          <w:tcPr/>
+          <w:p>
+            <w:pPr>
+              <w:pStyle w:val="Compact"/>
+            </w:pPr>
+            <w:r>
+              <w:t xml:space="preserve">48.5% (95% UI: 45.7%–51.2%)</w:t>
             </w:r>
           </w:p>
         </w:tc>
@@ -10151,18 +11752,18 @@
               <w:pStyle w:val="Compact"/>
             </w:pPr>
             <w:r>
-              <w:t xml:space="preserve">98.1% (95% UI: 83.8%–99.5%)</w:t>
-            </w:r>
-          </w:p>
-        </w:tc>
-        <w:tc>
-          <w:tcPr/>
-          <w:p>
-            <w:pPr>
-              <w:pStyle w:val="Compact"/>
-            </w:pPr>
-            <w:r>
-              <w:t xml:space="preserve">61.0% (95% UI: 58.4%–63.6%)</w:t>
+              <w:t xml:space="preserve">98.8% (95% UI: 96.1%–99.4%)</w:t>
+            </w:r>
+          </w:p>
+        </w:tc>
+        <w:tc>
+          <w:tcPr/>
+          <w:p>
+            <w:pPr>
+              <w:pStyle w:val="Compact"/>
+            </w:pPr>
+            <w:r>
+              <w:t xml:space="preserve">59.6% (95% UI: 56.6%–62.4%)</w:t>
             </w:r>
           </w:p>
         </w:tc>
@@ -10184,18 +11785,18 @@
               <w:pStyle w:val="Compact"/>
             </w:pPr>
             <w:r>
-              <w:t xml:space="preserve">97.8% (95% UI: 80.9%–99.5%)</w:t>
-            </w:r>
-          </w:p>
-        </w:tc>
-        <w:tc>
-          <w:tcPr/>
-          <w:p>
-            <w:pPr>
-              <w:pStyle w:val="Compact"/>
-            </w:pPr>
-            <w:r>
-              <w:t xml:space="preserve">53.5% (95% UI: 51.1%–56.1%)</w:t>
+              <w:t xml:space="preserve">98.6% (95% UI: 95.7%–99.4%)</w:t>
+            </w:r>
+          </w:p>
+        </w:tc>
+        <w:tc>
+          <w:tcPr/>
+          <w:p>
+            <w:pPr>
+              <w:pStyle w:val="Compact"/>
+            </w:pPr>
+            <w:r>
+              <w:t xml:space="preserve">52.1% (95% UI: 49.2%–54.9%)</w:t>
             </w:r>
           </w:p>
         </w:tc>
@@ -10219,51 +11820,51 @@
               <w:pStyle w:val="Compact"/>
             </w:pPr>
             <w:r>
-              <w:t xml:space="preserve">99.0% (95% UI: 85.8%–100.0%)</w:t>
-            </w:r>
-          </w:p>
-        </w:tc>
-        <w:tc>
-          <w:tcPr/>
-          <w:p>
-            <w:pPr>
-              <w:pStyle w:val="Compact"/>
-            </w:pPr>
-            <w:r>
-              <w:t xml:space="preserve">63.7% (95% UI: 61.2%–66.2%)</w:t>
-            </w:r>
-          </w:p>
-        </w:tc>
-        <w:tc>
-          <w:tcPr/>
-          <w:p>
-            <w:pPr>
-              <w:pStyle w:val="Compact"/>
-            </w:pPr>
-            <w:r>
-              <w:t xml:space="preserve">15%</w:t>
-            </w:r>
-          </w:p>
-        </w:tc>
-        <w:tc>
-          <w:tcPr/>
-          <w:p>
-            <w:pPr>
-              <w:pStyle w:val="Compact"/>
-            </w:pPr>
-            <w:r>
-              <w:t xml:space="preserve">98.9% (95% UI: 83.2%–100.0%)</w:t>
-            </w:r>
-          </w:p>
-        </w:tc>
-        <w:tc>
-          <w:tcPr/>
-          <w:p>
-            <w:pPr>
-              <w:pStyle w:val="Compact"/>
-            </w:pPr>
-            <w:r>
-              <w:t xml:space="preserve">56.8% (95% UI: 54.5%–59.3%)</w:t>
+              <w:t xml:space="preserve">99.8% (95% UI: 99.2%–100.0%)</w:t>
+            </w:r>
+          </w:p>
+        </w:tc>
+        <w:tc>
+          <w:tcPr/>
+          <w:p>
+            <w:pPr>
+              <w:pStyle w:val="Compact"/>
+            </w:pPr>
+            <w:r>
+              <w:t xml:space="preserve">62.0% (95% UI: 59.0%–64.8%)</w:t>
+            </w:r>
+          </w:p>
+        </w:tc>
+        <w:tc>
+          <w:tcPr/>
+          <w:p>
+            <w:pPr>
+              <w:pStyle w:val="Compact"/>
+            </w:pPr>
+            <w:r>
+              <w:t xml:space="preserve">2%</w:t>
+            </w:r>
+          </w:p>
+        </w:tc>
+        <w:tc>
+          <w:tcPr/>
+          <w:p>
+            <w:pPr>
+              <w:pStyle w:val="Compact"/>
+            </w:pPr>
+            <w:r>
+              <w:t xml:space="preserve">99.8% (95% UI: 99.1%–100.0%)</w:t>
+            </w:r>
+          </w:p>
+        </w:tc>
+        <w:tc>
+          <w:tcPr/>
+          <w:p>
+            <w:pPr>
+              <w:pStyle w:val="Compact"/>
+            </w:pPr>
+            <w:r>
+              <w:t xml:space="preserve">55.0% (95% UI: 52.1%–57.8%)</w:t>
             </w:r>
           </w:p>
         </w:tc>
@@ -10287,18 +11888,18 @@
               <w:pStyle w:val="Compact"/>
             </w:pPr>
             <w:r>
-              <w:t xml:space="preserve">99.0% (95% UI: 85.8%–100.0%)</w:t>
-            </w:r>
-          </w:p>
-        </w:tc>
-        <w:tc>
-          <w:tcPr/>
-          <w:p>
-            <w:pPr>
-              <w:pStyle w:val="Compact"/>
-            </w:pPr>
-            <w:r>
-              <w:t xml:space="preserve">87.1% (95% UI: 85.8%–88.0%)</w:t>
+              <w:t xml:space="preserve">99.9% (95% UI: 99.5%–100.0%)</w:t>
+            </w:r>
+          </w:p>
+        </w:tc>
+        <w:tc>
+          <w:tcPr/>
+          <w:p>
+            <w:pPr>
+              <w:pStyle w:val="Compact"/>
+            </w:pPr>
+            <w:r>
+              <w:t xml:space="preserve">87.9% (95% UI: 86.9%–88.8%)</w:t>
             </w:r>
           </w:p>
         </w:tc>
@@ -10320,18 +11921,18 @@
               <w:pStyle w:val="Compact"/>
             </w:pPr>
             <w:r>
-              <w:t xml:space="preserve">98.9% (95% UI: 83.2%–100.0%)</w:t>
-            </w:r>
-          </w:p>
-        </w:tc>
-        <w:tc>
-          <w:tcPr/>
-          <w:p>
-            <w:pPr>
-              <w:pStyle w:val="Compact"/>
-            </w:pPr>
-            <w:r>
-              <w:t xml:space="preserve">85.7% (95% UI: 84.8%–86.6%)</w:t>
+              <w:t xml:space="preserve">99.9% (95% UI: 99.5%–100.0%)</w:t>
+            </w:r>
+          </w:p>
+        </w:tc>
+        <w:tc>
+          <w:tcPr/>
+          <w:p>
+            <w:pPr>
+              <w:pStyle w:val="Compact"/>
+            </w:pPr>
+            <w:r>
+              <w:t xml:space="preserve">86.5% (95% UI: 85.5%–87.5%)</w:t>
             </w:r>
           </w:p>
         </w:tc>
@@ -10627,18 +12228,18 @@
               <w:pStyle w:val="Compact"/>
             </w:pPr>
             <w:r>
-              <w:t xml:space="preserve">743 (95% UI: 554–1,117)</w:t>
-            </w:r>
-          </w:p>
-        </w:tc>
-        <w:tc>
-          <w:tcPr/>
-          <w:p>
-            <w:pPr>
-              <w:pStyle w:val="Compact"/>
-            </w:pPr>
-            <w:r>
-              <w:t xml:space="preserve">S$30.3 million (95% UI: S$22.9 million–S$44.7 million)</w:t>
+              <w:t xml:space="preserve">843 (95% UI: 618–1,217)</w:t>
+            </w:r>
+          </w:p>
+        </w:tc>
+        <w:tc>
+          <w:tcPr/>
+          <w:p>
+            <w:pPr>
+              <w:pStyle w:val="Compact"/>
+            </w:pPr>
+            <w:r>
+              <w:t xml:space="preserve">S$34.3 million (95% UI: S$25.5 million–S$48.9 million)</w:t>
             </w:r>
           </w:p>
         </w:tc>
@@ -10684,51 +12285,51 @@
               <w:pStyle w:val="Compact"/>
             </w:pPr>
             <w:r>
-              <w:t xml:space="preserve">665 (95% UI: 571–770)</w:t>
-            </w:r>
-          </w:p>
-        </w:tc>
-        <w:tc>
-          <w:tcPr/>
-          <w:p>
-            <w:pPr>
-              <w:pStyle w:val="Compact"/>
-            </w:pPr>
-            <w:r>
-              <w:t xml:space="preserve">208 (95% UI: 174–247)</w:t>
-            </w:r>
-          </w:p>
-        </w:tc>
-        <w:tc>
-          <w:tcPr/>
-          <w:p>
-            <w:pPr>
-              <w:pStyle w:val="Compact"/>
-            </w:pPr>
-            <w:r>
-              <w:t xml:space="preserve">713 (95% UI: 531–1,085)</w:t>
-            </w:r>
-          </w:p>
-        </w:tc>
-        <w:tc>
-          <w:tcPr/>
-          <w:p>
-            <w:pPr>
-              <w:pStyle w:val="Compact"/>
-            </w:pPr>
-            <w:r>
-              <w:t xml:space="preserve">S$37.5 million (95% UI: S$29.5 million–S$52.4 million)</w:t>
-            </w:r>
-          </w:p>
-        </w:tc>
-        <w:tc>
-          <w:tcPr/>
-          <w:p>
-            <w:pPr>
-              <w:pStyle w:val="Compact"/>
-            </w:pPr>
-            <w:r>
-              <w:t xml:space="preserve">S$7.1 million (95% UI: S$5.9 million–S$8.5 million)</w:t>
+              <w:t xml:space="preserve">651 (95% UI: 559–753)</w:t>
+            </w:r>
+          </w:p>
+        </w:tc>
+        <w:tc>
+          <w:tcPr/>
+          <w:p>
+            <w:pPr>
+              <w:pStyle w:val="Compact"/>
+            </w:pPr>
+            <w:r>
+              <w:t xml:space="preserve">213 (95% UI: 176–257)</w:t>
+            </w:r>
+          </w:p>
+        </w:tc>
+        <w:tc>
+          <w:tcPr/>
+          <w:p>
+            <w:pPr>
+              <w:pStyle w:val="Compact"/>
+            </w:pPr>
+            <w:r>
+              <w:t xml:space="preserve">809 (95% UI: 592–1,170)</w:t>
+            </w:r>
+          </w:p>
+        </w:tc>
+        <w:tc>
+          <w:tcPr/>
+          <w:p>
+            <w:pPr>
+              <w:pStyle w:val="Compact"/>
+            </w:pPr>
+            <w:r>
+              <w:t xml:space="preserve">S$41.6 million (95% UI: S$32.1 million–S$56.8 million)</w:t>
+            </w:r>
+          </w:p>
+        </w:tc>
+        <w:tc>
+          <w:tcPr/>
+          <w:p>
+            <w:pPr>
+              <w:pStyle w:val="Compact"/>
+            </w:pPr>
+            <w:r>
+              <w:t xml:space="preserve">S$7.1 million (95% UI: S$5.9 million–S$8.6 million)</w:t>
             </w:r>
           </w:p>
         </w:tc>
@@ -10763,51 +12364,51 @@
               <w:pStyle w:val="Compact"/>
             </w:pPr>
             <w:r>
-              <w:t xml:space="preserve">1,108 (95% UI: 952–1,284)</w:t>
-            </w:r>
-          </w:p>
-        </w:tc>
-        <w:tc>
-          <w:tcPr/>
-          <w:p>
-            <w:pPr>
-              <w:pStyle w:val="Compact"/>
-            </w:pPr>
-            <w:r>
-              <w:t xml:space="preserve">341 (95% UI: 285–405)</w:t>
-            </w:r>
-          </w:p>
-        </w:tc>
-        <w:tc>
-          <w:tcPr/>
-          <w:p>
-            <w:pPr>
-              <w:pStyle w:val="Compact"/>
-            </w:pPr>
-            <w:r>
-              <w:t xml:space="preserve">694 (95% UI: 517–1,062)</w:t>
-            </w:r>
-          </w:p>
-        </w:tc>
-        <w:tc>
-          <w:tcPr/>
-          <w:p>
-            <w:pPr>
-              <w:pStyle w:val="Compact"/>
-            </w:pPr>
-            <w:r>
-              <w:t xml:space="preserve">S$42.1 million (95% UI: S$33.5 million–S$57.2 million)</w:t>
-            </w:r>
-          </w:p>
-        </w:tc>
-        <w:tc>
-          <w:tcPr/>
-          <w:p>
-            <w:pPr>
-              <w:pStyle w:val="Compact"/>
-            </w:pPr>
-            <w:r>
-              <w:t xml:space="preserve">S$11.7 million (95% UI: S$9.8 million–S$14.0 million)</w:t>
+              <w:t xml:space="preserve">1,085 (95% UI: 932–1,254)</w:t>
+            </w:r>
+          </w:p>
+        </w:tc>
+        <w:tc>
+          <w:tcPr/>
+          <w:p>
+            <w:pPr>
+              <w:pStyle w:val="Compact"/>
+            </w:pPr>
+            <w:r>
+              <w:t xml:space="preserve">350 (95% UI: 290–422)</w:t>
+            </w:r>
+          </w:p>
+        </w:tc>
+        <w:tc>
+          <w:tcPr/>
+          <w:p>
+            <w:pPr>
+              <w:pStyle w:val="Compact"/>
+            </w:pPr>
+            <w:r>
+              <w:t xml:space="preserve">788 (95% UI: 575–1,143)</w:t>
+            </w:r>
+          </w:p>
+        </w:tc>
+        <w:tc>
+          <w:tcPr/>
+          <w:p>
+            <w:pPr>
+              <w:pStyle w:val="Compact"/>
+            </w:pPr>
+            <w:r>
+              <w:t xml:space="preserve">S$46.2 million (95% UI: S$36.3 million–S$62.1 million)</w:t>
+            </w:r>
+          </w:p>
+        </w:tc>
+        <w:tc>
+          <w:tcPr/>
+          <w:p>
+            <w:pPr>
+              <w:pStyle w:val="Compact"/>
+            </w:pPr>
+            <w:r>
+              <w:t xml:space="preserve">S$11.7 million (95% UI: S$9.7 million–S$14.2 million)</w:t>
             </w:r>
           </w:p>
         </w:tc>
@@ -10842,51 +12443,51 @@
               <w:pStyle w:val="Compact"/>
             </w:pPr>
             <w:r>
-              <w:t xml:space="preserve">2,215 (95% UI: 1,903–2,568)</w:t>
-            </w:r>
-          </w:p>
-        </w:tc>
-        <w:tc>
-          <w:tcPr/>
-          <w:p>
-            <w:pPr>
-              <w:pStyle w:val="Compact"/>
-            </w:pPr>
-            <w:r>
-              <w:t xml:space="preserve">655 (95% UI: 547–776)</w:t>
-            </w:r>
-          </w:p>
-        </w:tc>
-        <w:tc>
-          <w:tcPr/>
-          <w:p>
-            <w:pPr>
-              <w:pStyle w:val="Compact"/>
-            </w:pPr>
-            <w:r>
-              <w:t xml:space="preserve">647 (95% UI: 478–1,010)</w:t>
-            </w:r>
-          </w:p>
-        </w:tc>
-        <w:tc>
-          <w:tcPr/>
-          <w:p>
-            <w:pPr>
-              <w:pStyle w:val="Compact"/>
-            </w:pPr>
-            <w:r>
-              <w:t xml:space="preserve">S$53.2 million (95% UI: S$43.0 million–S$68.6 million)</w:t>
-            </w:r>
-          </w:p>
-        </w:tc>
-        <w:tc>
-          <w:tcPr/>
-          <w:p>
-            <w:pPr>
-              <w:pStyle w:val="Compact"/>
-            </w:pPr>
-            <w:r>
-              <w:t xml:space="preserve">S$22.5 million (95% UI: S$18.8 million–S$26.9 million)</w:t>
+              <w:t xml:space="preserve">2,169 (95% UI: 1,863–2,506)</w:t>
+            </w:r>
+          </w:p>
+        </w:tc>
+        <w:tc>
+          <w:tcPr/>
+          <w:p>
+            <w:pPr>
+              <w:pStyle w:val="Compact"/>
+            </w:pPr>
+            <w:r>
+              <w:t xml:space="preserve">675 (95% UI: 560–813)</w:t>
+            </w:r>
+          </w:p>
+        </w:tc>
+        <w:tc>
+          <w:tcPr/>
+          <w:p>
+            <w:pPr>
+              <w:pStyle w:val="Compact"/>
+            </w:pPr>
+            <w:r>
+              <w:t xml:space="preserve">735 (95% UI: 535–1,072)</w:t>
+            </w:r>
+          </w:p>
+        </w:tc>
+        <w:tc>
+          <w:tcPr/>
+          <w:p>
+            <w:pPr>
+              <w:pStyle w:val="Compact"/>
+            </w:pPr>
+            <w:r>
+              <w:t xml:space="preserve">S$57.3 million (95% UI: S$46.2 million–S$74.1 million)</w:t>
+            </w:r>
+          </w:p>
+        </w:tc>
+        <w:tc>
+          <w:tcPr/>
+          <w:p>
+            <w:pPr>
+              <w:pStyle w:val="Compact"/>
+            </w:pPr>
+            <w:r>
+              <w:t xml:space="preserve">S$22.7 million (95% UI: S$18.7 million–S$27.4 million)</w:t>
             </w:r>
           </w:p>
         </w:tc>
@@ -10921,51 +12522,51 @@
               <w:pStyle w:val="Compact"/>
             </w:pPr>
             <w:r>
-              <w:t xml:space="preserve">5,532 (95% UI: 4,754–6,415)</w:t>
-            </w:r>
-          </w:p>
-        </w:tc>
-        <w:tc>
-          <w:tcPr/>
-          <w:p>
-            <w:pPr>
-              <w:pStyle w:val="Compact"/>
-            </w:pPr>
-            <w:r>
-              <w:t xml:space="preserve">1,450 (95% UI: 1,214–1,716)</w:t>
-            </w:r>
-          </w:p>
-        </w:tc>
-        <w:tc>
-          <w:tcPr/>
-          <w:p>
-            <w:pPr>
-              <w:pStyle w:val="Compact"/>
-            </w:pPr>
-            <w:r>
-              <w:t xml:space="preserve">527 (95% UI: 382–877)</w:t>
-            </w:r>
-          </w:p>
-        </w:tc>
-        <w:tc>
-          <w:tcPr/>
-          <w:p>
-            <w:pPr>
-              <w:pStyle w:val="Compact"/>
-            </w:pPr>
-            <w:r>
-              <w:t xml:space="preserve">S$81.0 million (95% UI: S$67.1 million–S$99.3 million)</w:t>
-            </w:r>
-          </w:p>
-        </w:tc>
-        <w:tc>
-          <w:tcPr/>
-          <w:p>
-            <w:pPr>
-              <w:pStyle w:val="Compact"/>
-            </w:pPr>
-            <w:r>
-              <w:t xml:space="preserve">S$50.2 million (95% UI: S$41.9 million–S$59.8 million)</w:t>
+              <w:t xml:space="preserve">5,412 (95% UI: 4,647–6,249)</w:t>
+            </w:r>
+          </w:p>
+        </w:tc>
+        <w:tc>
+          <w:tcPr/>
+          <w:p>
+            <w:pPr>
+              <w:pStyle w:val="Compact"/>
+            </w:pPr>
+            <w:r>
+              <w:t xml:space="preserve">1,521 (95% UI: 1,260–1,833)</w:t>
+            </w:r>
+          </w:p>
+        </w:tc>
+        <w:tc>
+          <w:tcPr/>
+          <w:p>
+            <w:pPr>
+              <w:pStyle w:val="Compact"/>
+            </w:pPr>
+            <w:r>
+              <w:t xml:space="preserve">597 (95% UI: 433–892)</w:t>
+            </w:r>
+          </w:p>
+        </w:tc>
+        <w:tc>
+          <w:tcPr/>
+          <w:p>
+            <w:pPr>
+              <w:pStyle w:val="Compact"/>
+            </w:pPr>
+            <w:r>
+              <w:t xml:space="preserve">S$86.2 million (95% UI: S$70.9 million–S$106.4 million)</w:t>
+            </w:r>
+          </w:p>
+        </w:tc>
+        <w:tc>
+          <w:tcPr/>
+          <w:p>
+            <w:pPr>
+              <w:pStyle w:val="Compact"/>
+            </w:pPr>
+            <w:r>
+              <w:t xml:space="preserve">S$51.4 million (95% UI: S$42.3 million–S$61.9 million)</w:t>
             </w:r>
           </w:p>
         </w:tc>
@@ -11000,51 +12601,51 @@
               <w:pStyle w:val="Compact"/>
             </w:pPr>
             <w:r>
-              <w:t xml:space="preserve">8,843 (95% UI: 7,595–10,262)</w:t>
-            </w:r>
-          </w:p>
-        </w:tc>
-        <w:tc>
-          <w:tcPr/>
-          <w:p>
-            <w:pPr>
-              <w:pStyle w:val="Compact"/>
-            </w:pPr>
-            <w:r>
-              <w:t xml:space="preserve">2,058 (95% UI: 1,727–2,433)</w:t>
-            </w:r>
-          </w:p>
-        </w:tc>
-        <w:tc>
-          <w:tcPr/>
-          <w:p>
-            <w:pPr>
-              <w:pStyle w:val="Compact"/>
-            </w:pPr>
-            <w:r>
-              <w:t xml:space="preserve">432 (95% UI: 307–783)</w:t>
-            </w:r>
-          </w:p>
-        </w:tc>
-        <w:tc>
-          <w:tcPr/>
-          <w:p>
-            <w:pPr>
-              <w:pStyle w:val="Compact"/>
-            </w:pPr>
-            <w:r>
-              <w:t xml:space="preserve">S$102.7 million (95% UI: S$86.0 million–S$123.4 million)</w:t>
-            </w:r>
-          </w:p>
-        </w:tc>
-        <w:tc>
-          <w:tcPr/>
-          <w:p>
-            <w:pPr>
-              <w:pStyle w:val="Compact"/>
-            </w:pPr>
-            <w:r>
-              <w:t xml:space="preserve">S$71.9 million (95% UI: S$60.0 million–S$85.3 million)</w:t>
+              <w:t xml:space="preserve">8,646 (95% UI: 7,423–9,978)</w:t>
+            </w:r>
+          </w:p>
+        </w:tc>
+        <w:tc>
+          <w:tcPr/>
+          <w:p>
+            <w:pPr>
+              <w:pStyle w:val="Compact"/>
+            </w:pPr>
+            <w:r>
+              <w:t xml:space="preserve">2,196 (95% UI: 1,823–2,653)</w:t>
+            </w:r>
+          </w:p>
+        </w:tc>
+        <w:tc>
+          <w:tcPr/>
+          <w:p>
+            <w:pPr>
+              <w:pStyle w:val="Compact"/>
+            </w:pPr>
+            <w:r>
+              <w:t xml:space="preserve">487 (95% UI: 351–727)</w:t>
+            </w:r>
+          </w:p>
+        </w:tc>
+        <w:tc>
+          <w:tcPr/>
+          <w:p>
+            <w:pPr>
+              <w:pStyle w:val="Compact"/>
+            </w:pPr>
+            <w:r>
+              <w:t xml:space="preserve">S$109.4 million (95% UI: S$90.9 million–S$133.0 million)</w:t>
+            </w:r>
+          </w:p>
+        </w:tc>
+        <w:tc>
+          <w:tcPr/>
+          <w:p>
+            <w:pPr>
+              <w:pStyle w:val="Compact"/>
+            </w:pPr>
+            <w:r>
+              <w:t xml:space="preserve">S$74.7 million (95% UI: S$61.4 million–S$90.0 million)</w:t>
             </w:r>
           </w:p>
         </w:tc>
@@ -11079,51 +12680,51 @@
               <w:pStyle w:val="Compact"/>
             </w:pPr>
             <w:r>
-              <w:t xml:space="preserve">746 (95% UI: 645–852)</w:t>
-            </w:r>
-          </w:p>
-        </w:tc>
-        <w:tc>
-          <w:tcPr/>
-          <w:p>
-            <w:pPr>
-              <w:pStyle w:val="Compact"/>
-            </w:pPr>
-            <w:r>
-              <w:t xml:space="preserve">178 (95% UI: 150–214)</w:t>
-            </w:r>
-          </w:p>
-        </w:tc>
-        <w:tc>
-          <w:tcPr/>
-          <w:p>
-            <w:pPr>
-              <w:pStyle w:val="Compact"/>
-            </w:pPr>
-            <w:r>
-              <w:t xml:space="preserve">684 (95% UI: 509–1,049)</w:t>
-            </w:r>
-          </w:p>
-        </w:tc>
-        <w:tc>
-          <w:tcPr/>
-          <w:p>
-            <w:pPr>
-              <w:pStyle w:val="Compact"/>
-            </w:pPr>
-            <w:r>
-              <w:t xml:space="preserve">S$35.3 million (95% UI: S$27.5 million–S$50.2 million)</w:t>
-            </w:r>
-          </w:p>
-        </w:tc>
-        <w:tc>
-          <w:tcPr/>
-          <w:p>
-            <w:pPr>
-              <w:pStyle w:val="Compact"/>
-            </w:pPr>
-            <w:r>
-              <w:t xml:space="preserve">S$5.0 million (95% UI: S$4.2 million–S$6.0 million)</w:t>
+              <w:t xml:space="preserve">731 (95% UI: 634–838)</w:t>
+            </w:r>
+          </w:p>
+        </w:tc>
+        <w:tc>
+          <w:tcPr/>
+          <w:p>
+            <w:pPr>
+              <w:pStyle w:val="Compact"/>
+            </w:pPr>
+            <w:r>
+              <w:t xml:space="preserve">187 (95% UI: 154–226)</w:t>
+            </w:r>
+          </w:p>
+        </w:tc>
+        <w:tc>
+          <w:tcPr/>
+          <w:p>
+            <w:pPr>
+              <w:pStyle w:val="Compact"/>
+            </w:pPr>
+            <w:r>
+              <w:t xml:space="preserve">777 (95% UI: 567–1,129)</w:t>
+            </w:r>
+          </w:p>
+        </w:tc>
+        <w:tc>
+          <w:tcPr/>
+          <w:p>
+            <w:pPr>
+              <w:pStyle w:val="Compact"/>
+            </w:pPr>
+            <w:r>
+              <w:t xml:space="preserve">S$39.4 million (95% UI: S$30.1 million–S$54.4 million)</w:t>
+            </w:r>
+          </w:p>
+        </w:tc>
+        <w:tc>
+          <w:tcPr/>
+          <w:p>
+            <w:pPr>
+              <w:pStyle w:val="Compact"/>
+            </w:pPr>
+            <w:r>
+              <w:t xml:space="preserve">S$4.9 million (95% UI: S$4.1 million–S$5.9 million)</w:t>
             </w:r>
           </w:p>
         </w:tc>
@@ -11158,51 +12759,51 @@
               <w:pStyle w:val="Compact"/>
             </w:pPr>
             <w:r>
-              <w:t xml:space="preserve">1,242 (95% UI: 1,074–1,420)</w:t>
-            </w:r>
-          </w:p>
-        </w:tc>
-        <w:tc>
-          <w:tcPr/>
-          <w:p>
-            <w:pPr>
-              <w:pStyle w:val="Compact"/>
-            </w:pPr>
-            <w:r>
-              <w:t xml:space="preserve">292 (95% UI: 245–349)</w:t>
-            </w:r>
-          </w:p>
-        </w:tc>
-        <w:tc>
-          <w:tcPr/>
-          <w:p>
-            <w:pPr>
-              <w:pStyle w:val="Compact"/>
-            </w:pPr>
-            <w:r>
-              <w:t xml:space="preserve">647 (95% UI: 478–1,010)</w:t>
-            </w:r>
-          </w:p>
-        </w:tc>
-        <w:tc>
-          <w:tcPr/>
-          <w:p>
-            <w:pPr>
-              <w:pStyle w:val="Compact"/>
-            </w:pPr>
-            <w:r>
-              <w:t xml:space="preserve">S$38.5 million (95% UI: S$30.4 million–S$53.5 million)</w:t>
-            </w:r>
-          </w:p>
-        </w:tc>
-        <w:tc>
-          <w:tcPr/>
-          <w:p>
-            <w:pPr>
-              <w:pStyle w:val="Compact"/>
-            </w:pPr>
-            <w:r>
-              <w:t xml:space="preserve">S$8.2 million (95% UI: S$6.8 million–S$9.8 million)</w:t>
+              <w:t xml:space="preserve">1,217 (95% UI: 1,055–1,394)</w:t>
+            </w:r>
+          </w:p>
+        </w:tc>
+        <w:tc>
+          <w:tcPr/>
+          <w:p>
+            <w:pPr>
+              <w:pStyle w:val="Compact"/>
+            </w:pPr>
+            <w:r>
+              <w:t xml:space="preserve">305 (95% UI: 252–370)</w:t>
+            </w:r>
+          </w:p>
+        </w:tc>
+        <w:tc>
+          <w:tcPr/>
+          <w:p>
+            <w:pPr>
+              <w:pStyle w:val="Compact"/>
+            </w:pPr>
+            <w:r>
+              <w:t xml:space="preserve">735 (95% UI: 535–1,072)</w:t>
+            </w:r>
+          </w:p>
+        </w:tc>
+        <w:tc>
+          <w:tcPr/>
+          <w:p>
+            <w:pPr>
+              <w:pStyle w:val="Compact"/>
+            </w:pPr>
+            <w:r>
+              <w:t xml:space="preserve">S$42.6 million (95% UI: S$33.1 million–S$57.8 million)</w:t>
+            </w:r>
+          </w:p>
+        </w:tc>
+        <w:tc>
+          <w:tcPr/>
+          <w:p>
+            <w:pPr>
+              <w:pStyle w:val="Compact"/>
+            </w:pPr>
+            <w:r>
+              <w:t xml:space="preserve">S$8.1 million (95% UI: S$6.7 million–S$9.7 million)</w:t>
             </w:r>
           </w:p>
         </w:tc>
@@ -11237,51 +12838,51 @@
               <w:pStyle w:val="Compact"/>
             </w:pPr>
             <w:r>
-              <w:t xml:space="preserve">2,476 (95% UI: 2,141–2,832)</w:t>
-            </w:r>
-          </w:p>
-        </w:tc>
-        <w:tc>
-          <w:tcPr/>
-          <w:p>
-            <w:pPr>
-              <w:pStyle w:val="Compact"/>
-            </w:pPr>
-            <w:r>
-              <w:t xml:space="preserve">554 (95% UI: 465–661)</w:t>
-            </w:r>
-          </w:p>
-        </w:tc>
-        <w:tc>
-          <w:tcPr/>
-          <w:p>
-            <w:pPr>
-              <w:pStyle w:val="Compact"/>
-            </w:pPr>
-            <w:r>
-              <w:t xml:space="preserve">564 (95% UI: 412–918)</w:t>
-            </w:r>
-          </w:p>
-        </w:tc>
-        <w:tc>
-          <w:tcPr/>
-          <w:p>
-            <w:pPr>
-              <w:pStyle w:val="Compact"/>
-            </w:pPr>
-            <w:r>
-              <w:t xml:space="preserve">S$46.3 million (95% UI: S$37.1 million–S$62.0 million)</w:t>
-            </w:r>
-          </w:p>
-        </w:tc>
-        <w:tc>
-          <w:tcPr/>
-          <w:p>
-            <w:pPr>
-              <w:pStyle w:val="Compact"/>
-            </w:pPr>
-            <w:r>
-              <w:t xml:space="preserve">S$15.8 million (95% UI: S$13.1 million–S$18.9 million)</w:t>
+              <w:t xml:space="preserve">2,426 (95% UI: 2,104–2,777)</w:t>
+            </w:r>
+          </w:p>
+        </w:tc>
+        <w:tc>
+          <w:tcPr/>
+          <w:p>
+            <w:pPr>
+              <w:pStyle w:val="Compact"/>
+            </w:pPr>
+            <w:r>
+              <w:t xml:space="preserve">583 (95% UI: 481–705)</w:t>
+            </w:r>
+          </w:p>
+        </w:tc>
+        <w:tc>
+          <w:tcPr/>
+          <w:p>
+            <w:pPr>
+              <w:pStyle w:val="Compact"/>
+            </w:pPr>
+            <w:r>
+              <w:t xml:space="preserve">639 (95% UI: 464–950)</w:t>
+            </w:r>
+          </w:p>
+        </w:tc>
+        <w:tc>
+          <w:tcPr/>
+          <w:p>
+            <w:pPr>
+              <w:pStyle w:val="Compact"/>
+            </w:pPr>
+            <w:r>
+              <w:t xml:space="preserve">S$50.2 million (95% UI: S$40.1 million–S$66.3 million)</w:t>
+            </w:r>
+          </w:p>
+        </w:tc>
+        <w:tc>
+          <w:tcPr/>
+          <w:p>
+            <w:pPr>
+              <w:pStyle w:val="Compact"/>
+            </w:pPr>
+            <w:r>
+              <w:t xml:space="preserve">S$15.6 million (95% UI: S$12.9 million–S$18.7 million)</w:t>
             </w:r>
           </w:p>
         </w:tc>
@@ -11316,51 +12917,51 @@
               <w:pStyle w:val="Compact"/>
             </w:pPr>
             <w:r>
-              <w:t xml:space="preserve">6,146 (95% UI: 5,321–7,041)</w:t>
-            </w:r>
-          </w:p>
-        </w:tc>
-        <w:tc>
-          <w:tcPr/>
-          <w:p>
-            <w:pPr>
-              <w:pStyle w:val="Compact"/>
-            </w:pPr>
-            <w:r>
-              <w:t xml:space="preserve">1,203 (95% UI: 1,014–1,428)</w:t>
-            </w:r>
-          </w:p>
-        </w:tc>
-        <w:tc>
-          <w:tcPr/>
-          <w:p>
-            <w:pPr>
-              <w:pStyle w:val="Compact"/>
-            </w:pPr>
-            <w:r>
-              <w:t xml:space="preserve">382 (95% UI: 265–730)</w:t>
-            </w:r>
-          </w:p>
-        </w:tc>
-        <w:tc>
-          <w:tcPr/>
-          <w:p>
-            <w:pPr>
-              <w:pStyle w:val="Compact"/>
-            </w:pPr>
-            <w:r>
-              <w:t xml:space="preserve">S$66.4 million (95% UI: S$54.6 million–S$84.2 million)</w:t>
-            </w:r>
-          </w:p>
-        </w:tc>
-        <w:tc>
-          <w:tcPr/>
-          <w:p>
-            <w:pPr>
-              <w:pStyle w:val="Compact"/>
-            </w:pPr>
-            <w:r>
-              <w:t xml:space="preserve">S$35.7 million (95% UI: S$29.4 million–S$42.8 million)</w:t>
+              <w:t xml:space="preserve">6,010 (95% UI: 5,214–6,871)</w:t>
+            </w:r>
+          </w:p>
+        </w:tc>
+        <w:tc>
+          <w:tcPr/>
+          <w:p>
+            <w:pPr>
+              <w:pStyle w:val="Compact"/>
+            </w:pPr>
+            <w:r>
+              <w:t xml:space="preserve">1,278 (95% UI: 1,058–1,538)</w:t>
+            </w:r>
+          </w:p>
+        </w:tc>
+        <w:tc>
+          <w:tcPr/>
+          <w:p>
+            <w:pPr>
+              <w:pStyle w:val="Compact"/>
+            </w:pPr>
+            <w:r>
+              <w:t xml:space="preserve">425 (95% UI: 305–639)</w:t>
+            </w:r>
+          </w:p>
+        </w:tc>
+        <w:tc>
+          <w:tcPr/>
+          <w:p>
+            <w:pPr>
+              <w:pStyle w:val="Compact"/>
+            </w:pPr>
+            <w:r>
+              <w:t xml:space="preserve">S$70.3 million (95% UI: S$57.7 million–S$87.5 million)</w:t>
+            </w:r>
+          </w:p>
+        </w:tc>
+        <w:tc>
+          <w:tcPr/>
+          <w:p>
+            <w:pPr>
+              <w:pStyle w:val="Compact"/>
+            </w:pPr>
+            <w:r>
+              <w:t xml:space="preserve">S$35.6 million (95% UI: S$29.3 million–S$42.8 million)</w:t>
             </w:r>
           </w:p>
         </w:tc>
@@ -11395,51 +12996,51 @@
               <w:pStyle w:val="Compact"/>
             </w:pPr>
             <w:r>
-              <w:t xml:space="preserve">9,786 (95% UI: 8,479–11,228)</w:t>
-            </w:r>
-          </w:p>
-        </w:tc>
-        <w:tc>
-          <w:tcPr/>
-          <w:p>
-            <w:pPr>
-              <w:pStyle w:val="Compact"/>
-            </w:pPr>
-            <w:r>
-              <w:t xml:space="preserve">1,699 (95% UI: 1,435–2,011)</w:t>
-            </w:r>
-          </w:p>
-        </w:tc>
-        <w:tc>
-          <w:tcPr/>
-          <w:p>
-            <w:pPr>
-              <w:pStyle w:val="Compact"/>
-            </w:pPr>
-            <w:r>
-              <w:t xml:space="preserve">271 (95% UI: 175–622)</w:t>
-            </w:r>
-          </w:p>
-        </w:tc>
-        <w:tc>
-          <w:tcPr/>
-          <w:p>
-            <w:pPr>
-              <w:pStyle w:val="Compact"/>
-            </w:pPr>
-            <w:r>
-              <w:t xml:space="preserve">S$83.0 million (95% UI: S$68.9 million–S$102.7 million)</w:t>
-            </w:r>
-          </w:p>
-        </w:tc>
-        <w:tc>
-          <w:tcPr/>
-          <w:p>
-            <w:pPr>
-              <w:pStyle w:val="Compact"/>
-            </w:pPr>
-            <w:r>
-              <w:t xml:space="preserve">S$52.3 million (95% UI: S$43.0 million–S$62.7 million)</w:t>
+              <w:t xml:space="preserve">9,544 (95% UI: 8,277–10,908)</w:t>
+            </w:r>
+          </w:p>
+        </w:tc>
+        <w:tc>
+          <w:tcPr/>
+          <w:p>
+            <w:pPr>
+              <w:pStyle w:val="Compact"/>
+            </w:pPr>
+            <w:r>
+              <w:t xml:space="preserve">1,820 (95% UI: 1,511–2,191)</w:t>
+            </w:r>
+          </w:p>
+        </w:tc>
+        <w:tc>
+          <w:tcPr/>
+          <w:p>
+            <w:pPr>
+              <w:pStyle w:val="Compact"/>
+            </w:pPr>
+            <w:r>
+              <w:t xml:space="preserve">286 (95% UI: 201–433)</w:t>
+            </w:r>
+          </w:p>
+        </w:tc>
+        <w:tc>
+          <w:tcPr/>
+          <w:p>
+            <w:pPr>
+              <w:pStyle w:val="Compact"/>
+            </w:pPr>
+            <w:r>
+              <w:t xml:space="preserve">S$87.4 million (95% UI: S$72.6 million–S$106.7 million)</w:t>
+            </w:r>
+          </w:p>
+        </w:tc>
+        <w:tc>
+          <w:tcPr/>
+          <w:p>
+            <w:pPr>
+              <w:pStyle w:val="Compact"/>
+            </w:pPr>
+            <w:r>
+              <w:t xml:space="preserve">S$52.7 million (95% UI: S$43.2 million–S$63.5 million)</w:t>
             </w:r>
           </w:p>
         </w:tc>
@@ -11474,51 +13075,51 @@
               <w:pStyle w:val="Compact"/>
             </w:pPr>
             <w:r>
-              <w:t xml:space="preserve">824 (95% UI: 717–941)</w:t>
-            </w:r>
-          </w:p>
-        </w:tc>
-        <w:tc>
-          <w:tcPr/>
-          <w:p>
-            <w:pPr>
-              <w:pStyle w:val="Compact"/>
-            </w:pPr>
-            <w:r>
-              <w:t xml:space="preserve">146 (95% UI: 122–181)</w:t>
-            </w:r>
-          </w:p>
-        </w:tc>
-        <w:tc>
-          <w:tcPr/>
-          <w:p>
-            <w:pPr>
-              <w:pStyle w:val="Compact"/>
-            </w:pPr>
-            <w:r>
-              <w:t xml:space="preserve">656 (95% UI: 485–1,018)</w:t>
-            </w:r>
-          </w:p>
-        </w:tc>
-        <w:tc>
-          <w:tcPr/>
-          <w:p>
-            <w:pPr>
-              <w:pStyle w:val="Compact"/>
-            </w:pPr>
-            <w:r>
-              <w:t xml:space="preserve">S$33.0 million (95% UI: S$25.4 million–S$48.1 million)</w:t>
-            </w:r>
-          </w:p>
-        </w:tc>
-        <w:tc>
-          <w:tcPr/>
-          <w:p>
-            <w:pPr>
-              <w:pStyle w:val="Compact"/>
-            </w:pPr>
-            <w:r>
-              <w:t xml:space="preserve">S$2.8 million (95% UI: S$2.3 million–S$3.5 million)</w:t>
+              <w:t xml:space="preserve">810 (95% UI: 706–928)</w:t>
+            </w:r>
+          </w:p>
+        </w:tc>
+        <w:tc>
+          <w:tcPr/>
+          <w:p>
+            <w:pPr>
+              <w:pStyle w:val="Compact"/>
+            </w:pPr>
+            <w:r>
+              <w:t xml:space="preserve">157 (95% UI: 128–200)</w:t>
+            </w:r>
+          </w:p>
+        </w:tc>
+        <w:tc>
+          <w:tcPr/>
+          <w:p>
+            <w:pPr>
+              <w:pStyle w:val="Compact"/>
+            </w:pPr>
+            <w:r>
+              <w:t xml:space="preserve">745 (95% UI: 542–1,085)</w:t>
+            </w:r>
+          </w:p>
+        </w:tc>
+        <w:tc>
+          <w:tcPr/>
+          <w:p>
+            <w:pPr>
+              <w:pStyle w:val="Compact"/>
+            </w:pPr>
+            <w:r>
+              <w:t xml:space="preserve">S$37.0 million (95% UI: S$28.1 million–S$51.9 million)</w:t>
+            </w:r>
+          </w:p>
+        </w:tc>
+        <w:tc>
+          <w:tcPr/>
+          <w:p>
+            <w:pPr>
+              <w:pStyle w:val="Compact"/>
+            </w:pPr>
+            <w:r>
+              <w:t xml:space="preserve">S$2.7 million (95% UI: S$2.2 million–S$3.1 million)</w:t>
             </w:r>
           </w:p>
         </w:tc>
@@ -11553,51 +13154,51 @@
               <w:pStyle w:val="Compact"/>
             </w:pPr>
             <w:r>
-              <w:t xml:space="preserve">1,370 (95% UI: 1,192–1,566)</w:t>
-            </w:r>
-          </w:p>
-        </w:tc>
-        <w:tc>
-          <w:tcPr/>
-          <w:p>
-            <w:pPr>
-              <w:pStyle w:val="Compact"/>
-            </w:pPr>
-            <w:r>
-              <w:t xml:space="preserve">235 (95% UI: 195–290)</w:t>
-            </w:r>
-          </w:p>
-        </w:tc>
-        <w:tc>
-          <w:tcPr/>
-          <w:p>
-            <w:pPr>
-              <w:pStyle w:val="Compact"/>
-            </w:pPr>
-            <w:r>
-              <w:t xml:space="preserve">605 (95% UI: 444–964)</w:t>
-            </w:r>
-          </w:p>
-        </w:tc>
-        <w:tc>
-          <w:tcPr/>
-          <w:p>
-            <w:pPr>
-              <w:pStyle w:val="Compact"/>
-            </w:pPr>
-            <w:r>
-              <w:t xml:space="preserve">S$34.7 million (95% UI: S$27.0 million–S$49.9 million)</w:t>
-            </w:r>
-          </w:p>
-        </w:tc>
-        <w:tc>
-          <w:tcPr/>
-          <w:p>
-            <w:pPr>
-              <w:pStyle w:val="Compact"/>
-            </w:pPr>
-            <w:r>
-              <w:t xml:space="preserve">S$4.5 million (95% UI: S$3.7 million–S$5.6 million)</w:t>
+              <w:t xml:space="preserve">1,346 (95% UI: 1,173–1,541)</w:t>
+            </w:r>
+          </w:p>
+        </w:tc>
+        <w:tc>
+          <w:tcPr/>
+          <w:p>
+            <w:pPr>
+              <w:pStyle w:val="Compact"/>
+            </w:pPr>
+            <w:r>
+              <w:t xml:space="preserve">253 (95% UI: 206–321)</w:t>
+            </w:r>
+          </w:p>
+        </w:tc>
+        <w:tc>
+          <w:tcPr/>
+          <w:p>
+            <w:pPr>
+              <w:pStyle w:val="Compact"/>
+            </w:pPr>
+            <w:r>
+              <w:t xml:space="preserve">685 (95% UI: 497–1,009)</w:t>
+            </w:r>
+          </w:p>
+        </w:tc>
+        <w:tc>
+          <w:tcPr/>
+          <w:p>
+            <w:pPr>
+              <w:pStyle w:val="Compact"/>
+            </w:pPr>
+            <w:r>
+              <w:t xml:space="preserve">S$38.7 million (95% UI: S$29.6 million–S$53.6 million)</w:t>
+            </w:r>
+          </w:p>
+        </w:tc>
+        <w:tc>
+          <w:tcPr/>
+          <w:p>
+            <w:pPr>
+              <w:pStyle w:val="Compact"/>
+            </w:pPr>
+            <w:r>
+              <w:t xml:space="preserve">S$4.3 million (95% UI: S$3.6 million–S$5.1 million)</w:t>
             </w:r>
           </w:p>
         </w:tc>
@@ -11632,51 +13233,51 @@
               <w:pStyle w:val="Compact"/>
             </w:pPr>
             <w:r>
-              <w:t xml:space="preserve">2,728 (95% UI: 2,374–3,121)</w:t>
-            </w:r>
-          </w:p>
-        </w:tc>
-        <w:tc>
-          <w:tcPr/>
-          <w:p>
-            <w:pPr>
-              <w:pStyle w:val="Compact"/>
-            </w:pPr>
-            <w:r>
-              <w:t xml:space="preserve">428 (95% UI: 358–525)</w:t>
-            </w:r>
-          </w:p>
-        </w:tc>
-        <w:tc>
-          <w:tcPr/>
-          <w:p>
-            <w:pPr>
-              <w:pStyle w:val="Compact"/>
-            </w:pPr>
-            <w:r>
-              <w:t xml:space="preserve">493 (95% UI: 355–842)</w:t>
-            </w:r>
-          </w:p>
-        </w:tc>
-        <w:tc>
-          <w:tcPr/>
-          <w:p>
-            <w:pPr>
-              <w:pStyle w:val="Compact"/>
-            </w:pPr>
-            <w:r>
-              <w:t xml:space="preserve">S$38.7 million (95% UI: S$30.6 million–S$54.6 million)</w:t>
-            </w:r>
-          </w:p>
-        </w:tc>
-        <w:tc>
-          <w:tcPr/>
-          <w:p>
-            <w:pPr>
-              <w:pStyle w:val="Compact"/>
-            </w:pPr>
-            <w:r>
-              <w:t xml:space="preserve">S$8.4 million (95% UI: S$6.8 million–S$10.7 million)</w:t>
+              <w:t xml:space="preserve">2,673 (95% UI: 2,329–3,056)</w:t>
+            </w:r>
+          </w:p>
+        </w:tc>
+        <w:tc>
+          <w:tcPr/>
+          <w:p>
+            <w:pPr>
+              <w:pStyle w:val="Compact"/>
+            </w:pPr>
+            <w:r>
+              <w:t xml:space="preserve">465 (95% UI: 379–585)</w:t>
+            </w:r>
+          </w:p>
+        </w:tc>
+        <w:tc>
+          <w:tcPr/>
+          <w:p>
+            <w:pPr>
+              <w:pStyle w:val="Compact"/>
+            </w:pPr>
+            <w:r>
+              <w:t xml:space="preserve">558 (95% UI: 404–831)</w:t>
+            </w:r>
+          </w:p>
+        </w:tc>
+        <w:tc>
+          <w:tcPr/>
+          <w:p>
+            <w:pPr>
+              <w:pStyle w:val="Compact"/>
+            </w:pPr>
+            <w:r>
+              <w:t xml:space="preserve">S$42.6 million (95% UI: S$33.4 million–S$57.4 million)</w:t>
+            </w:r>
+          </w:p>
+        </w:tc>
+        <w:tc>
+          <w:tcPr/>
+          <w:p>
+            <w:pPr>
+              <w:pStyle w:val="Compact"/>
+            </w:pPr>
+            <w:r>
+              <w:t xml:space="preserve">S$8.1 million (95% UI: S$6.6 million–S$9.7 million)</w:t>
             </w:r>
           </w:p>
         </w:tc>
@@ -11711,51 +13312,51 @@
               <w:pStyle w:val="Compact"/>
             </w:pPr>
             <w:r>
-              <w:t xml:space="preserve">6,730 (95% UI: 5,868–7,736)</w:t>
-            </w:r>
-          </w:p>
-        </w:tc>
-        <w:tc>
-          <w:tcPr/>
-          <w:p>
-            <w:pPr>
-              <w:pStyle w:val="Compact"/>
-            </w:pPr>
-            <w:r>
-              <w:t xml:space="preserve">854 (95% UI: 717–1,027)</w:t>
-            </w:r>
-          </w:p>
-        </w:tc>
-        <w:tc>
-          <w:tcPr/>
-          <w:p>
-            <w:pPr>
-              <w:pStyle w:val="Compact"/>
-            </w:pPr>
-            <w:r>
-              <w:t xml:space="preserve">286 (95% UI: 186–639)</w:t>
-            </w:r>
-          </w:p>
-        </w:tc>
-        <w:tc>
-          <w:tcPr/>
-          <w:p>
-            <w:pPr>
-              <w:pStyle w:val="Compact"/>
-            </w:pPr>
-            <w:r>
-              <w:t xml:space="preserve">S$49.2 million (95% UI: S$40.0 million–S$66.6 million)</w:t>
-            </w:r>
-          </w:p>
-        </w:tc>
-        <w:tc>
-          <w:tcPr/>
-          <w:p>
-            <w:pPr>
-              <w:pStyle w:val="Compact"/>
-            </w:pPr>
-            <w:r>
-              <w:t xml:space="preserve">S$18.8 million (95% UI: S$14.7 million–S$23.8 million)</w:t>
+              <w:t xml:space="preserve">6,576 (95% UI: 5,731–7,489)</w:t>
+            </w:r>
+          </w:p>
+        </w:tc>
+        <w:tc>
+          <w:tcPr/>
+          <w:p>
+            <w:pPr>
+              <w:pStyle w:val="Compact"/>
+            </w:pPr>
+            <w:r>
+              <w:t xml:space="preserve">926 (95% UI: 763–1,142)</w:t>
+            </w:r>
+          </w:p>
+        </w:tc>
+        <w:tc>
+          <w:tcPr/>
+          <w:p>
+            <w:pPr>
+              <w:pStyle w:val="Compact"/>
+            </w:pPr>
+            <w:r>
+              <w:t xml:space="preserve">305 (95% UI: 216–464)</w:t>
+            </w:r>
+          </w:p>
+        </w:tc>
+        <w:tc>
+          <w:tcPr/>
+          <w:p>
+            <w:pPr>
+              <w:pStyle w:val="Compact"/>
+            </w:pPr>
+            <w:r>
+              <w:t xml:space="preserve">S$52.4 million (95% UI: S$42.7 million–S$66.7 million)</w:t>
+            </w:r>
+          </w:p>
+        </w:tc>
+        <w:tc>
+          <w:tcPr/>
+          <w:p>
+            <w:pPr>
+              <w:pStyle w:val="Compact"/>
+            </w:pPr>
+            <w:r>
+              <w:t xml:space="preserve">S$17.8 million (95% UI: S$13.9 million–S$21.8 million)</w:t>
             </w:r>
           </w:p>
         </w:tc>
@@ -11779,62 +13380,62 @@
               <w:pStyle w:val="Compact"/>
             </w:pPr>
             <w:r>
-              <w:t xml:space="preserve">40,000 (95% UI: 39,342–40,000)</w:t>
-            </w:r>
-          </w:p>
-        </w:tc>
-        <w:tc>
-          <w:tcPr/>
-          <w:p>
-            <w:pPr>
-              <w:pStyle w:val="Compact"/>
-            </w:pPr>
-            <w:r>
-              <w:t xml:space="preserve">10,669 (95% UI: 9,296–12,128)</w:t>
-            </w:r>
-          </w:p>
-        </w:tc>
-        <w:tc>
-          <w:tcPr/>
-          <w:p>
-            <w:pPr>
-              <w:pStyle w:val="Compact"/>
-            </w:pPr>
-            <w:r>
-              <w:t xml:space="preserve">1,157 (95% UI: 974–1,371)</w:t>
-            </w:r>
-          </w:p>
-        </w:tc>
-        <w:tc>
-          <w:tcPr/>
-          <w:p>
-            <w:pPr>
-              <w:pStyle w:val="Compact"/>
-            </w:pPr>
-            <w:r>
-              <w:t xml:space="preserve">195 (95% UI: 112–555)</w:t>
-            </w:r>
-          </w:p>
-        </w:tc>
-        <w:tc>
-          <w:tcPr/>
-          <w:p>
-            <w:pPr>
-              <w:pStyle w:val="Compact"/>
-            </w:pPr>
-            <w:r>
-              <w:t xml:space="preserve">S$59.2 million (95% UI: S$48.9 million–S$77.8 million)</w:t>
-            </w:r>
-          </w:p>
-        </w:tc>
-        <w:tc>
-          <w:tcPr/>
-          <w:p>
-            <w:pPr>
-              <w:pStyle w:val="Compact"/>
-            </w:pPr>
-            <w:r>
-              <w:t xml:space="preserve">S$28.8 million (95% UI: S$22.5 million–S$36.0 million)</w:t>
+              <w:t xml:space="preserve">40,000 (95% UI: 40,000–40,000)</w:t>
+            </w:r>
+          </w:p>
+        </w:tc>
+        <w:tc>
+          <w:tcPr/>
+          <w:p>
+            <w:pPr>
+              <w:pStyle w:val="Compact"/>
+            </w:pPr>
+            <w:r>
+              <w:t xml:space="preserve">10,411 (95% UI: 9,083–11,842)</w:t>
+            </w:r>
+          </w:p>
+        </w:tc>
+        <w:tc>
+          <w:tcPr/>
+          <w:p>
+            <w:pPr>
+              <w:pStyle w:val="Compact"/>
+            </w:pPr>
+            <w:r>
+              <w:t xml:space="preserve">1,252 (95% UI: 1,040–1,524)</w:t>
+            </w:r>
+          </w:p>
+        </w:tc>
+        <w:tc>
+          <w:tcPr/>
+          <w:p>
+            <w:pPr>
+              <w:pStyle w:val="Compact"/>
+            </w:pPr>
+            <w:r>
+              <w:t xml:space="preserve">179 (95% UI: 124–277)</w:t>
+            </w:r>
+          </w:p>
+        </w:tc>
+        <w:tc>
+          <w:tcPr/>
+          <w:p>
+            <w:pPr>
+              <w:pStyle w:val="Compact"/>
+            </w:pPr>
+            <w:r>
+              <w:t xml:space="preserve">S$61.8 million (95% UI: S$51.1 million–S$75.8 million)</w:t>
+            </w:r>
+          </w:p>
+        </w:tc>
+        <w:tc>
+          <w:tcPr/>
+          <w:p>
+            <w:pPr>
+              <w:pStyle w:val="Compact"/>
+            </w:pPr>
+            <w:r>
+              <w:t xml:space="preserve">S$27.1 million (95% UI: S$20.6 million–S$33.2 million)</w:t>
             </w:r>
           </w:p>
         </w:tc>
@@ -11858,62 +13459,62 @@
               <w:pStyle w:val="Compact"/>
             </w:pPr>
             <w:r>
-              <w:t xml:space="preserve">200,884 (95% UI: 188,411–207,758)</w:t>
-            </w:r>
-          </w:p>
-        </w:tc>
-        <w:tc>
-          <w:tcPr/>
-          <w:p>
-            <w:pPr>
-              <w:pStyle w:val="Compact"/>
-            </w:pPr>
-            <w:r>
-              <w:t xml:space="preserve">42,468 (95% UI: 36,987–48,347)</w:t>
-            </w:r>
-          </w:p>
-        </w:tc>
-        <w:tc>
-          <w:tcPr/>
-          <w:p>
-            <w:pPr>
-              <w:pStyle w:val="Compact"/>
-            </w:pPr>
-            <w:r>
-              <w:t xml:space="preserve">3,754 (95% UI: 3,168–4,403)</w:t>
-            </w:r>
-          </w:p>
-        </w:tc>
-        <w:tc>
-          <w:tcPr/>
-          <w:p>
-            <w:pPr>
-              <w:pStyle w:val="Compact"/>
-            </w:pPr>
-            <w:r>
-              <w:t xml:space="preserve">194 (95% UI: 111–555)</w:t>
-            </w:r>
-          </w:p>
-        </w:tc>
-        <w:tc>
-          <w:tcPr/>
-          <w:p>
-            <w:pPr>
-              <w:pStyle w:val="Compact"/>
-            </w:pPr>
-            <w:r>
-              <w:t xml:space="preserve">S$178.8 million (95% UI: S$152.7 million–S$207.4 million)</w:t>
-            </w:r>
-          </w:p>
-        </w:tc>
-        <w:tc>
-          <w:tcPr/>
-          <w:p>
-            <w:pPr>
-              <w:pStyle w:val="Compact"/>
-            </w:pPr>
-            <w:r>
-              <w:t xml:space="preserve">S$147.9 million (95% UI: S$124.9 million–S$172.9 million)</w:t>
+              <w:t xml:space="preserve">238,658 (95% UI: 215,136–278,590)</w:t>
+            </w:r>
+          </w:p>
+        </w:tc>
+        <w:tc>
+          <w:tcPr/>
+          <w:p>
+            <w:pPr>
+              <w:pStyle w:val="Compact"/>
+            </w:pPr>
+            <w:r>
+              <w:t xml:space="preserve">49,374 (95% UI: 41,437–59,924)</w:t>
+            </w:r>
+          </w:p>
+        </w:tc>
+        <w:tc>
+          <w:tcPr/>
+          <w:p>
+            <w:pPr>
+              <w:pStyle w:val="Compact"/>
+            </w:pPr>
+            <w:r>
+              <w:t xml:space="preserve">4,511 (95% UI: 3,684–5,633)</w:t>
+            </w:r>
+          </w:p>
+        </w:tc>
+        <w:tc>
+          <w:tcPr/>
+          <w:p>
+            <w:pPr>
+              <w:pStyle w:val="Compact"/>
+            </w:pPr>
+            <w:r>
+              <w:t xml:space="preserve">148 (95% UI: 109–219)</w:t>
+            </w:r>
+          </w:p>
+        </w:tc>
+        <w:tc>
+          <w:tcPr/>
+          <w:p>
+            <w:pPr>
+              <w:pStyle w:val="Compact"/>
+            </w:pPr>
+            <w:r>
+              <w:t xml:space="preserve">S$209.7 million (95% UI: S$173.5 million–S$259.6 million)</w:t>
+            </w:r>
+          </w:p>
+        </w:tc>
+        <w:tc>
+          <w:tcPr/>
+          <w:p>
+            <w:pPr>
+              <w:pStyle w:val="Compact"/>
+            </w:pPr>
+            <w:r>
+              <w:t xml:space="preserve">S$174.7 million (95% UI: S$142.6 million–S$219.0 million)</w:t>
             </w:r>
           </w:p>
         </w:tc>
@@ -11991,7 +13592,7 @@
           <wp:inline>
             <wp:extent cx="4800600" cy="2014118"/>
             <wp:effectExtent b="0" l="0" r="0" t="0"/>
-            <wp:docPr descr="Fig S5. Share of the five year screening quota used in F and X. The F group is small, so a large F share leaves part of its quota unused." title="" id="41" name="Picture"/>
+            <wp:docPr descr="Fig S5. Share of the five year screening quota used in F and X. Every quota was used in full." title="" id="41" name="Picture"/>
             <a:graphic>
               <a:graphicData uri="http://schemas.openxmlformats.org/drawingml/2006/picture">
                 <pic:pic>
@@ -12034,7 +13635,7 @@
         <w:pStyle w:val="ImageCaption"/>
       </w:pPr>
       <w:r>
-        <w:t xml:space="preserve">Fig S5. Share of the five year screening quota used in F and X. The F group is small, so a large F share leaves part of its quota unused.</w:t>
+        <w:t xml:space="preserve">Fig S5. Share of the five year screening quota used in F and X. Every quota was used in full.</w:t>
       </w:r>
     </w:p>
     <w:p>
@@ -12258,29 +13859,29 @@
               <w:pStyle w:val="Compact"/>
             </w:pPr>
             <w:r>
-              <w:t xml:space="preserve">S$15.1 (95% UI: S$11.5–S$22.4)</w:t>
-            </w:r>
-          </w:p>
-        </w:tc>
-        <w:tc>
-          <w:tcPr/>
-          <w:p>
-            <w:pPr>
-              <w:pStyle w:val="Compact"/>
-            </w:pPr>
-            <w:r>
-              <w:t xml:space="preserve">S$30.3 (95% UI: S$22.9–S$44.7)</w:t>
-            </w:r>
-          </w:p>
-        </w:tc>
-        <w:tc>
-          <w:tcPr/>
-          <w:p>
-            <w:pPr>
-              <w:pStyle w:val="Compact"/>
-            </w:pPr>
-            <w:r>
-              <w:t xml:space="preserve">S$45.4 (95% UI: S$34.4–S$67.1)</w:t>
+              <w:t xml:space="preserve">S$17.2 (95% UI: S$12.7–S$24.5)</w:t>
+            </w:r>
+          </w:p>
+        </w:tc>
+        <w:tc>
+          <w:tcPr/>
+          <w:p>
+            <w:pPr>
+              <w:pStyle w:val="Compact"/>
+            </w:pPr>
+            <w:r>
+              <w:t xml:space="preserve">S$34.3 (95% UI: S$25.5–S$48.9)</w:t>
+            </w:r>
+          </w:p>
+        </w:tc>
+        <w:tc>
+          <w:tcPr/>
+          <w:p>
+            <w:pPr>
+              <w:pStyle w:val="Compact"/>
+            </w:pPr>
+            <w:r>
+              <w:t xml:space="preserve">S$51.5 (95% UI: S$38.2–S$73.4)</w:t>
             </w:r>
           </w:p>
         </w:tc>
@@ -12304,29 +13905,29 @@
               <w:pStyle w:val="Compact"/>
             </w:pPr>
             <w:r>
-              <w:t xml:space="preserve">S$18.7 (95% UI: S$14.7–S$26.2)</w:t>
-            </w:r>
-          </w:p>
-        </w:tc>
-        <w:tc>
-          <w:tcPr/>
-          <w:p>
-            <w:pPr>
-              <w:pStyle w:val="Compact"/>
-            </w:pPr>
-            <w:r>
-              <w:t xml:space="preserve">S$37.5 (95% UI: S$29.5–S$52.4)</w:t>
-            </w:r>
-          </w:p>
-        </w:tc>
-        <w:tc>
-          <w:tcPr/>
-          <w:p>
-            <w:pPr>
-              <w:pStyle w:val="Compact"/>
-            </w:pPr>
-            <w:r>
-              <w:t xml:space="preserve">S$56.2 (95% UI: S$44.2–S$78.6)</w:t>
+              <w:t xml:space="preserve">S$20.8 (95% UI: S$16.1–S$28.4)</w:t>
+            </w:r>
+          </w:p>
+        </w:tc>
+        <w:tc>
+          <w:tcPr/>
+          <w:p>
+            <w:pPr>
+              <w:pStyle w:val="Compact"/>
+            </w:pPr>
+            <w:r>
+              <w:t xml:space="preserve">S$41.6 (95% UI: S$32.1–S$56.8)</w:t>
+            </w:r>
+          </w:p>
+        </w:tc>
+        <w:tc>
+          <w:tcPr/>
+          <w:p>
+            <w:pPr>
+              <w:pStyle w:val="Compact"/>
+            </w:pPr>
+            <w:r>
+              <w:t xml:space="preserve">S$62.4 (95% UI: S$48.2–S$85.2)</w:t>
             </w:r>
           </w:p>
         </w:tc>
@@ -12350,29 +13951,29 @@
               <w:pStyle w:val="Compact"/>
             </w:pPr>
             <w:r>
-              <w:t xml:space="preserve">S$21.1 (95% UI: S$16.7–S$28.6)</w:t>
-            </w:r>
-          </w:p>
-        </w:tc>
-        <w:tc>
-          <w:tcPr/>
-          <w:p>
-            <w:pPr>
-              <w:pStyle w:val="Compact"/>
-            </w:pPr>
-            <w:r>
-              <w:t xml:space="preserve">S$42.1 (95% UI: S$33.5–S$57.2)</w:t>
-            </w:r>
-          </w:p>
-        </w:tc>
-        <w:tc>
-          <w:tcPr/>
-          <w:p>
-            <w:pPr>
-              <w:pStyle w:val="Compact"/>
-            </w:pPr>
-            <w:r>
-              <w:t xml:space="preserve">S$63.2 (95% UI: S$50.2–S$85.9)</w:t>
+              <w:t xml:space="preserve">S$23.1 (95% UI: S$18.2–S$31.0)</w:t>
+            </w:r>
+          </w:p>
+        </w:tc>
+        <w:tc>
+          <w:tcPr/>
+          <w:p>
+            <w:pPr>
+              <w:pStyle w:val="Compact"/>
+            </w:pPr>
+            <w:r>
+              <w:t xml:space="preserve">S$46.2 (95% UI: S$36.3–S$62.1)</w:t>
+            </w:r>
+          </w:p>
+        </w:tc>
+        <w:tc>
+          <w:tcPr/>
+          <w:p>
+            <w:pPr>
+              <w:pStyle w:val="Compact"/>
+            </w:pPr>
+            <w:r>
+              <w:t xml:space="preserve">S$69.3 (95% UI: S$54.5–S$93.1)</w:t>
             </w:r>
           </w:p>
         </w:tc>
@@ -12396,29 +13997,29 @@
               <w:pStyle w:val="Compact"/>
             </w:pPr>
             <w:r>
-              <w:t xml:space="preserve">S$26.6 (95% UI: S$21.5–S$34.3)</w:t>
-            </w:r>
-          </w:p>
-        </w:tc>
-        <w:tc>
-          <w:tcPr/>
-          <w:p>
-            <w:pPr>
-              <w:pStyle w:val="Compact"/>
-            </w:pPr>
-            <w:r>
-              <w:t xml:space="preserve">S$53.2 (95% UI: S$43.0–S$68.6)</w:t>
-            </w:r>
-          </w:p>
-        </w:tc>
-        <w:tc>
-          <w:tcPr/>
-          <w:p>
-            <w:pPr>
-              <w:pStyle w:val="Compact"/>
-            </w:pPr>
-            <w:r>
-              <w:t xml:space="preserve">S$79.7 (95% UI: S$64.5–S$102.9)</w:t>
+              <w:t xml:space="preserve">S$28.6 (95% UI: S$23.1–S$37.0)</w:t>
+            </w:r>
+          </w:p>
+        </w:tc>
+        <w:tc>
+          <w:tcPr/>
+          <w:p>
+            <w:pPr>
+              <w:pStyle w:val="Compact"/>
+            </w:pPr>
+            <w:r>
+              <w:t xml:space="preserve">S$57.3 (95% UI: S$46.2–S$74.1)</w:t>
+            </w:r>
+          </w:p>
+        </w:tc>
+        <w:tc>
+          <w:tcPr/>
+          <w:p>
+            <w:pPr>
+              <w:pStyle w:val="Compact"/>
+            </w:pPr>
+            <w:r>
+              <w:t xml:space="preserve">S$85.9 (95% UI: S$69.3–S$111.1)</w:t>
             </w:r>
           </w:p>
         </w:tc>
@@ -12442,29 +14043,29 @@
               <w:pStyle w:val="Compact"/>
             </w:pPr>
             <w:r>
-              <w:t xml:space="preserve">S$40.5 (95% UI: S$33.6–S$49.6)</w:t>
-            </w:r>
-          </w:p>
-        </w:tc>
-        <w:tc>
-          <w:tcPr/>
-          <w:p>
-            <w:pPr>
-              <w:pStyle w:val="Compact"/>
-            </w:pPr>
-            <w:r>
-              <w:t xml:space="preserve">S$81.0 (95% UI: S$67.1–S$99.3)</w:t>
-            </w:r>
-          </w:p>
-        </w:tc>
-        <w:tc>
-          <w:tcPr/>
-          <w:p>
-            <w:pPr>
-              <w:pStyle w:val="Compact"/>
-            </w:pPr>
-            <w:r>
-              <w:t xml:space="preserve">S$121.5 (95% UI: S$100.7–S$148.9)</w:t>
+              <w:t xml:space="preserve">S$43.1 (95% UI: S$35.4–S$53.2)</w:t>
+            </w:r>
+          </w:p>
+        </w:tc>
+        <w:tc>
+          <w:tcPr/>
+          <w:p>
+            <w:pPr>
+              <w:pStyle w:val="Compact"/>
+            </w:pPr>
+            <w:r>
+              <w:t xml:space="preserve">S$86.2 (95% UI: S$70.9–S$106.4)</w:t>
+            </w:r>
+          </w:p>
+        </w:tc>
+        <w:tc>
+          <w:tcPr/>
+          <w:p>
+            <w:pPr>
+              <w:pStyle w:val="Compact"/>
+            </w:pPr>
+            <w:r>
+              <w:t xml:space="preserve">S$129.2 (95% UI: S$106.3–S$159.5)</w:t>
             </w:r>
           </w:p>
         </w:tc>
@@ -12488,29 +14089,29 @@
               <w:pStyle w:val="Compact"/>
             </w:pPr>
             <w:r>
-              <w:t xml:space="preserve">S$51.3 (95% UI: S$43.0–S$61.7)</w:t>
-            </w:r>
-          </w:p>
-        </w:tc>
-        <w:tc>
-          <w:tcPr/>
-          <w:p>
-            <w:pPr>
-              <w:pStyle w:val="Compact"/>
-            </w:pPr>
-            <w:r>
-              <w:t xml:space="preserve">S$102.7 (95% UI: S$86.0–S$123.4)</w:t>
-            </w:r>
-          </w:p>
-        </w:tc>
-        <w:tc>
-          <w:tcPr/>
-          <w:p>
-            <w:pPr>
-              <w:pStyle w:val="Compact"/>
-            </w:pPr>
-            <w:r>
-              <w:t xml:space="preserve">S$154.0 (95% UI: S$129.0–S$185.0)</w:t>
+              <w:t xml:space="preserve">S$54.7 (95% UI: S$45.5–S$66.5)</w:t>
+            </w:r>
+          </w:p>
+        </w:tc>
+        <w:tc>
+          <w:tcPr/>
+          <w:p>
+            <w:pPr>
+              <w:pStyle w:val="Compact"/>
+            </w:pPr>
+            <w:r>
+              <w:t xml:space="preserve">S$109.4 (95% UI: S$90.9–S$133.0)</w:t>
+            </w:r>
+          </w:p>
+        </w:tc>
+        <w:tc>
+          <w:tcPr/>
+          <w:p>
+            <w:pPr>
+              <w:pStyle w:val="Compact"/>
+            </w:pPr>
+            <w:r>
+              <w:t xml:space="preserve">S$164.1 (95% UI: S$136.4–S$199.5)</w:t>
             </w:r>
           </w:p>
         </w:tc>
@@ -12534,29 +14135,29 @@
               <w:pStyle w:val="Compact"/>
             </w:pPr>
             <w:r>
-              <w:t xml:space="preserve">S$17.7 (95% UI: S$13.7–S$25.1)</w:t>
-            </w:r>
-          </w:p>
-        </w:tc>
-        <w:tc>
-          <w:tcPr/>
-          <w:p>
-            <w:pPr>
-              <w:pStyle w:val="Compact"/>
-            </w:pPr>
-            <w:r>
-              <w:t xml:space="preserve">S$35.3 (95% UI: S$27.5–S$50.2)</w:t>
-            </w:r>
-          </w:p>
-        </w:tc>
-        <w:tc>
-          <w:tcPr/>
-          <w:p>
-            <w:pPr>
-              <w:pStyle w:val="Compact"/>
-            </w:pPr>
-            <w:r>
-              <w:t xml:space="preserve">S$53.0 (95% UI: S$41.2–S$75.3)</w:t>
+              <w:t xml:space="preserve">S$19.7 (95% UI: S$15.1–S$27.2)</w:t>
+            </w:r>
+          </w:p>
+        </w:tc>
+        <w:tc>
+          <w:tcPr/>
+          <w:p>
+            <w:pPr>
+              <w:pStyle w:val="Compact"/>
+            </w:pPr>
+            <w:r>
+              <w:t xml:space="preserve">S$39.4 (95% UI: S$30.1–S$54.4)</w:t>
+            </w:r>
+          </w:p>
+        </w:tc>
+        <w:tc>
+          <w:tcPr/>
+          <w:p>
+            <w:pPr>
+              <w:pStyle w:val="Compact"/>
+            </w:pPr>
+            <w:r>
+              <w:t xml:space="preserve">S$59.0 (95% UI: S$45.2–S$81.6)</w:t>
             </w:r>
           </w:p>
         </w:tc>
@@ -12580,29 +14181,29 @@
               <w:pStyle w:val="Compact"/>
             </w:pPr>
             <w:r>
-              <w:t xml:space="preserve">S$19.2 (95% UI: S$15.2–S$26.7)</w:t>
-            </w:r>
-          </w:p>
-        </w:tc>
-        <w:tc>
-          <w:tcPr/>
-          <w:p>
-            <w:pPr>
-              <w:pStyle w:val="Compact"/>
-            </w:pPr>
-            <w:r>
-              <w:t xml:space="preserve">S$38.5 (95% UI: S$30.4–S$53.5)</w:t>
-            </w:r>
-          </w:p>
-        </w:tc>
-        <w:tc>
-          <w:tcPr/>
-          <w:p>
-            <w:pPr>
-              <w:pStyle w:val="Compact"/>
-            </w:pPr>
-            <w:r>
-              <w:t xml:space="preserve">S$57.7 (95% UI: S$45.5–S$80.2)</w:t>
+              <w:t xml:space="preserve">S$21.3 (95% UI: S$16.5–S$28.9)</w:t>
+            </w:r>
+          </w:p>
+        </w:tc>
+        <w:tc>
+          <w:tcPr/>
+          <w:p>
+            <w:pPr>
+              <w:pStyle w:val="Compact"/>
+            </w:pPr>
+            <w:r>
+              <w:t xml:space="preserve">S$42.6 (95% UI: S$33.1–S$57.8)</w:t>
+            </w:r>
+          </w:p>
+        </w:tc>
+        <w:tc>
+          <w:tcPr/>
+          <w:p>
+            <w:pPr>
+              <w:pStyle w:val="Compact"/>
+            </w:pPr>
+            <w:r>
+              <w:t xml:space="preserve">S$63.8 (95% UI: S$49.6–S$86.8)</w:t>
             </w:r>
           </w:p>
         </w:tc>
@@ -12626,29 +14227,29 @@
               <w:pStyle w:val="Compact"/>
             </w:pPr>
             <w:r>
-              <w:t xml:space="preserve">S$23.1 (95% UI: S$18.6–S$31.0)</w:t>
-            </w:r>
-          </w:p>
-        </w:tc>
-        <w:tc>
-          <w:tcPr/>
-          <w:p>
-            <w:pPr>
-              <w:pStyle w:val="Compact"/>
-            </w:pPr>
-            <w:r>
-              <w:t xml:space="preserve">S$46.3 (95% UI: S$37.1–S$62.0)</w:t>
-            </w:r>
-          </w:p>
-        </w:tc>
-        <w:tc>
-          <w:tcPr/>
-          <w:p>
-            <w:pPr>
-              <w:pStyle w:val="Compact"/>
-            </w:pPr>
-            <w:r>
-              <w:t xml:space="preserve">S$69.4 (95% UI: S$55.7–S$93.1)</w:t>
+              <w:t xml:space="preserve">S$25.1 (95% UI: S$20.1–S$33.1)</w:t>
+            </w:r>
+          </w:p>
+        </w:tc>
+        <w:tc>
+          <w:tcPr/>
+          <w:p>
+            <w:pPr>
+              <w:pStyle w:val="Compact"/>
+            </w:pPr>
+            <w:r>
+              <w:t xml:space="preserve">S$50.2 (95% UI: S$40.1–S$66.3)</w:t>
+            </w:r>
+          </w:p>
+        </w:tc>
+        <w:tc>
+          <w:tcPr/>
+          <w:p>
+            <w:pPr>
+              <w:pStyle w:val="Compact"/>
+            </w:pPr>
+            <w:r>
+              <w:t xml:space="preserve">S$75.2 (95% UI: S$60.2–S$99.4)</w:t>
             </w:r>
           </w:p>
         </w:tc>
@@ -12672,29 +14273,29 @@
               <w:pStyle w:val="Compact"/>
             </w:pPr>
             <w:r>
-              <w:t xml:space="preserve">S$33.2 (95% UI: S$27.3–S$42.1)</w:t>
-            </w:r>
-          </w:p>
-        </w:tc>
-        <w:tc>
-          <w:tcPr/>
-          <w:p>
-            <w:pPr>
-              <w:pStyle w:val="Compact"/>
-            </w:pPr>
-            <w:r>
-              <w:t xml:space="preserve">S$66.4 (95% UI: S$54.6–S$84.2)</w:t>
-            </w:r>
-          </w:p>
-        </w:tc>
-        <w:tc>
-          <w:tcPr/>
-          <w:p>
-            <w:pPr>
-              <w:pStyle w:val="Compact"/>
-            </w:pPr>
-            <w:r>
-              <w:t xml:space="preserve">S$99.6 (95% UI: S$82.0–S$126.3)</w:t>
+              <w:t xml:space="preserve">S$35.1 (95% UI: S$28.8–S$43.7)</w:t>
+            </w:r>
+          </w:p>
+        </w:tc>
+        <w:tc>
+          <w:tcPr/>
+          <w:p>
+            <w:pPr>
+              <w:pStyle w:val="Compact"/>
+            </w:pPr>
+            <w:r>
+              <w:t xml:space="preserve">S$70.3 (95% UI: S$57.7–S$87.5)</w:t>
+            </w:r>
+          </w:p>
+        </w:tc>
+        <w:tc>
+          <w:tcPr/>
+          <w:p>
+            <w:pPr>
+              <w:pStyle w:val="Compact"/>
+            </w:pPr>
+            <w:r>
+              <w:t xml:space="preserve">S$105.4 (95% UI: S$86.5–S$131.2)</w:t>
             </w:r>
           </w:p>
         </w:tc>
@@ -12718,29 +14319,29 @@
               <w:pStyle w:val="Compact"/>
             </w:pPr>
             <w:r>
-              <w:t xml:space="preserve">S$41.5 (95% UI: S$34.5–S$51.3)</w:t>
-            </w:r>
-          </w:p>
-        </w:tc>
-        <w:tc>
-          <w:tcPr/>
-          <w:p>
-            <w:pPr>
-              <w:pStyle w:val="Compact"/>
-            </w:pPr>
-            <w:r>
-              <w:t xml:space="preserve">S$83.0 (95% UI: S$68.9–S$102.7)</w:t>
-            </w:r>
-          </w:p>
-        </w:tc>
-        <w:tc>
-          <w:tcPr/>
-          <w:p>
-            <w:pPr>
-              <w:pStyle w:val="Compact"/>
-            </w:pPr>
-            <w:r>
-              <w:t xml:space="preserve">S$124.6 (95% UI: S$103.4–S$154.0)</w:t>
+              <w:t xml:space="preserve">S$43.7 (95% UI: S$36.3–S$53.4)</w:t>
+            </w:r>
+          </w:p>
+        </w:tc>
+        <w:tc>
+          <w:tcPr/>
+          <w:p>
+            <w:pPr>
+              <w:pStyle w:val="Compact"/>
+            </w:pPr>
+            <w:r>
+              <w:t xml:space="preserve">S$87.4 (95% UI: S$72.6–S$106.7)</w:t>
+            </w:r>
+          </w:p>
+        </w:tc>
+        <w:tc>
+          <w:tcPr/>
+          <w:p>
+            <w:pPr>
+              <w:pStyle w:val="Compact"/>
+            </w:pPr>
+            <w:r>
+              <w:t xml:space="preserve">S$131.2 (95% UI: S$108.8–S$160.1)</w:t>
             </w:r>
           </w:p>
         </w:tc>
@@ -12764,29 +14365,29 @@
               <w:pStyle w:val="Compact"/>
             </w:pPr>
             <w:r>
-              <w:t xml:space="preserve">S$16.5 (95% UI: S$12.7–S$24.1)</w:t>
-            </w:r>
-          </w:p>
-        </w:tc>
-        <w:tc>
-          <w:tcPr/>
-          <w:p>
-            <w:pPr>
-              <w:pStyle w:val="Compact"/>
-            </w:pPr>
-            <w:r>
-              <w:t xml:space="preserve">S$33.0 (95% UI: S$25.4–S$48.1)</w:t>
-            </w:r>
-          </w:p>
-        </w:tc>
-        <w:tc>
-          <w:tcPr/>
-          <w:p>
-            <w:pPr>
-              <w:pStyle w:val="Compact"/>
-            </w:pPr>
-            <w:r>
-              <w:t xml:space="preserve">S$49.6 (95% UI: S$38.1–S$72.2)</w:t>
+              <w:t xml:space="preserve">S$18.5 (95% UI: S$14.0–S$25.9)</w:t>
+            </w:r>
+          </w:p>
+        </w:tc>
+        <w:tc>
+          <w:tcPr/>
+          <w:p>
+            <w:pPr>
+              <w:pStyle w:val="Compact"/>
+            </w:pPr>
+            <w:r>
+              <w:t xml:space="preserve">S$37.0 (95% UI: S$28.1–S$51.9)</w:t>
+            </w:r>
+          </w:p>
+        </w:tc>
+        <w:tc>
+          <w:tcPr/>
+          <w:p>
+            <w:pPr>
+              <w:pStyle w:val="Compact"/>
+            </w:pPr>
+            <w:r>
+              <w:t xml:space="preserve">S$55.6 (95% UI: S$42.1–S$77.8)</w:t>
             </w:r>
           </w:p>
         </w:tc>
@@ -12810,29 +14411,29 @@
               <w:pStyle w:val="Compact"/>
             </w:pPr>
             <w:r>
-              <w:t xml:space="preserve">S$17.4 (95% UI: S$13.5–S$24.9)</w:t>
-            </w:r>
-          </w:p>
-        </w:tc>
-        <w:tc>
-          <w:tcPr/>
-          <w:p>
-            <w:pPr>
-              <w:pStyle w:val="Compact"/>
-            </w:pPr>
-            <w:r>
-              <w:t xml:space="preserve">S$34.7 (95% UI: S$27.0–S$49.9)</w:t>
-            </w:r>
-          </w:p>
-        </w:tc>
-        <w:tc>
-          <w:tcPr/>
-          <w:p>
-            <w:pPr>
-              <w:pStyle w:val="Compact"/>
-            </w:pPr>
-            <w:r>
-              <w:t xml:space="preserve">S$52.1 (95% UI: S$40.5–S$74.8)</w:t>
+              <w:t xml:space="preserve">S$19.4 (95% UI: S$14.8–S$26.8)</w:t>
+            </w:r>
+          </w:p>
+        </w:tc>
+        <w:tc>
+          <w:tcPr/>
+          <w:p>
+            <w:pPr>
+              <w:pStyle w:val="Compact"/>
+            </w:pPr>
+            <w:r>
+              <w:t xml:space="preserve">S$38.7 (95% UI: S$29.6–S$53.6)</w:t>
+            </w:r>
+          </w:p>
+        </w:tc>
+        <w:tc>
+          <w:tcPr/>
+          <w:p>
+            <w:pPr>
+              <w:pStyle w:val="Compact"/>
+            </w:pPr>
+            <w:r>
+              <w:t xml:space="preserve">S$58.1 (95% UI: S$44.5–S$80.4)</w:t>
             </w:r>
           </w:p>
         </w:tc>
@@ -12856,29 +14457,29 @@
               <w:pStyle w:val="Compact"/>
             </w:pPr>
             <w:r>
-              <w:t xml:space="preserve">S$19.4 (95% UI: S$15.3–S$27.3)</w:t>
-            </w:r>
-          </w:p>
-        </w:tc>
-        <w:tc>
-          <w:tcPr/>
-          <w:p>
-            <w:pPr>
-              <w:pStyle w:val="Compact"/>
-            </w:pPr>
-            <w:r>
-              <w:t xml:space="preserve">S$38.7 (95% UI: S$30.6–S$54.6)</w:t>
-            </w:r>
-          </w:p>
-        </w:tc>
-        <w:tc>
-          <w:tcPr/>
-          <w:p>
-            <w:pPr>
-              <w:pStyle w:val="Compact"/>
-            </w:pPr>
-            <w:r>
-              <w:t xml:space="preserve">S$58.1 (95% UI: S$45.9–S$82.0)</w:t>
+              <w:t xml:space="preserve">S$21.3 (95% UI: S$16.7–S$28.7)</w:t>
+            </w:r>
+          </w:p>
+        </w:tc>
+        <w:tc>
+          <w:tcPr/>
+          <w:p>
+            <w:pPr>
+              <w:pStyle w:val="Compact"/>
+            </w:pPr>
+            <w:r>
+              <w:t xml:space="preserve">S$42.6 (95% UI: S$33.4–S$57.4)</w:t>
+            </w:r>
+          </w:p>
+        </w:tc>
+        <w:tc>
+          <w:tcPr/>
+          <w:p>
+            <w:pPr>
+              <w:pStyle w:val="Compact"/>
+            </w:pPr>
+            <w:r>
+              <w:t xml:space="preserve">S$63.8 (95% UI: S$50.1–S$86.2)</w:t>
             </w:r>
           </w:p>
         </w:tc>
@@ -12902,29 +14503,29 @@
               <w:pStyle w:val="Compact"/>
             </w:pPr>
             <w:r>
-              <w:t xml:space="preserve">S$24.6 (95% UI: S$20.0–S$33.3)</w:t>
-            </w:r>
-          </w:p>
-        </w:tc>
-        <w:tc>
-          <w:tcPr/>
-          <w:p>
-            <w:pPr>
-              <w:pStyle w:val="Compact"/>
-            </w:pPr>
-            <w:r>
-              <w:t xml:space="preserve">S$49.2 (95% UI: S$40.0–S$66.6)</w:t>
-            </w:r>
-          </w:p>
-        </w:tc>
-        <w:tc>
-          <w:tcPr/>
-          <w:p>
-            <w:pPr>
-              <w:pStyle w:val="Compact"/>
-            </w:pPr>
-            <w:r>
-              <w:t xml:space="preserve">S$73.9 (95% UI: S$60.0–S$99.8)</w:t>
+              <w:t xml:space="preserve">S$26.2 (95% UI: S$21.3–S$33.4)</w:t>
+            </w:r>
+          </w:p>
+        </w:tc>
+        <w:tc>
+          <w:tcPr/>
+          <w:p>
+            <w:pPr>
+              <w:pStyle w:val="Compact"/>
+            </w:pPr>
+            <w:r>
+              <w:t xml:space="preserve">S$52.4 (95% UI: S$42.7–S$66.7)</w:t>
+            </w:r>
+          </w:p>
+        </w:tc>
+        <w:tc>
+          <w:tcPr/>
+          <w:p>
+            <w:pPr>
+              <w:pStyle w:val="Compact"/>
+            </w:pPr>
+            <w:r>
+              <w:t xml:space="preserve">S$78.6 (95% UI: S$64.0–S$100.1)</w:t>
             </w:r>
           </w:p>
         </w:tc>
@@ -12948,29 +14549,29 @@
               <w:pStyle w:val="Compact"/>
             </w:pPr>
             <w:r>
-              <w:t xml:space="preserve">S$29.6 (95% UI: S$24.4–S$38.9)</w:t>
-            </w:r>
-          </w:p>
-        </w:tc>
-        <w:tc>
-          <w:tcPr/>
-          <w:p>
-            <w:pPr>
-              <w:pStyle w:val="Compact"/>
-            </w:pPr>
-            <w:r>
-              <w:t xml:space="preserve">S$59.2 (95% UI: S$48.9–S$77.8)</w:t>
-            </w:r>
-          </w:p>
-        </w:tc>
-        <w:tc>
-          <w:tcPr/>
-          <w:p>
-            <w:pPr>
-              <w:pStyle w:val="Compact"/>
-            </w:pPr>
-            <w:r>
-              <w:t xml:space="preserve">S$88.9 (95% UI: S$73.3–S$116.7)</w:t>
+              <w:t xml:space="preserve">S$30.9 (95% UI: S$25.6–S$37.9)</w:t>
+            </w:r>
+          </w:p>
+        </w:tc>
+        <w:tc>
+          <w:tcPr/>
+          <w:p>
+            <w:pPr>
+              <w:pStyle w:val="Compact"/>
+            </w:pPr>
+            <w:r>
+              <w:t xml:space="preserve">S$61.8 (95% UI: S$51.1–S$75.8)</w:t>
+            </w:r>
+          </w:p>
+        </w:tc>
+        <w:tc>
+          <w:tcPr/>
+          <w:p>
+            <w:pPr>
+              <w:pStyle w:val="Compact"/>
+            </w:pPr>
+            <w:r>
+              <w:t xml:space="preserve">S$92.7 (95% UI: S$76.7–S$113.7)</w:t>
             </w:r>
           </w:p>
         </w:tc>
@@ -12994,29 +14595,29 @@
               <w:pStyle w:val="Compact"/>
             </w:pPr>
             <w:r>
-              <w:t xml:space="preserve">S$89.4 (95% UI: S$76.4–S$103.7)</w:t>
-            </w:r>
-          </w:p>
-        </w:tc>
-        <w:tc>
-          <w:tcPr/>
-          <w:p>
-            <w:pPr>
-              <w:pStyle w:val="Compact"/>
-            </w:pPr>
-            <w:r>
-              <w:t xml:space="preserve">S$178.8 (95% UI: S$152.7–S$207.4)</w:t>
-            </w:r>
-          </w:p>
-        </w:tc>
-        <w:tc>
-          <w:tcPr/>
-          <w:p>
-            <w:pPr>
-              <w:pStyle w:val="Compact"/>
-            </w:pPr>
-            <w:r>
-              <w:t xml:space="preserve">S$268.2 (95% UI: S$229.1–S$311.1)</w:t>
+              <w:t xml:space="preserve">S$104.8 (95% UI: S$86.7–S$129.8)</w:t>
+            </w:r>
+          </w:p>
+        </w:tc>
+        <w:tc>
+          <w:tcPr/>
+          <w:p>
+            <w:pPr>
+              <w:pStyle w:val="Compact"/>
+            </w:pPr>
+            <w:r>
+              <w:t xml:space="preserve">S$209.7 (95% UI: S$173.5–S$259.6)</w:t>
+            </w:r>
+          </w:p>
+        </w:tc>
+        <w:tc>
+          <w:tcPr/>
+          <w:p>
+            <w:pPr>
+              <w:pStyle w:val="Compact"/>
+            </w:pPr>
+            <w:r>
+              <w:t xml:space="preserve">S$314.5 (95% UI: S$260.2–S$389.4)</w:t>
             </w:r>
           </w:p>
         </w:tc>
@@ -13038,7 +14639,7 @@
         <w:pStyle w:val="FirstParagraph"/>
       </w:pPr>
       <w:r>
-        <w:t xml:space="preserve">We sampled 2,000 parameter sets at random without replacement from the 16,000 MCMC posterior draws, using sampling seed 20261005. For each set we ran the full pipeline. This included the 150 year equilibrium, the equilibrium check, the shared history from 2016 to 2025, the no treatment counterfactual and all 17 scenarios to 2030. All 2,000 draws passed the equilibrium check. Derived quantities such as reductions, costs and incremental costs were computed within each draw before summarising. We report the median and the 2.5th and 97.5th percentiles. A scenario met a target if its median reduction met the threshold. We also report the share of draws meeting both targets.</w:t>
+        <w:t xml:space="preserve">We sampled 2,000 parameter sets at random without replacement from the 32,000 MCMC posterior draws, using sampling seed 20261005. For each set we ran the full pipeline. This included the 150 year equilibrium, the equilibrium check, the shared history from 2016 to 2025, the no treatment counterfactual and all 17 scenarios to 2030. All 2,000 draws passed the equilibrium check. Derived quantities such as reductions, costs and incremental costs were computed within each draw before summarising. We report the median and the 2.5th and 97.5th percentiles. A scenario met a target if its median reduction met the threshold. We also report the share of draws meeting both targets.</w:t>
       </w:r>
     </w:p>
     <w:p>
@@ -13052,7 +14653,7 @@
         <w:t xml:space="preserve"> </w:t>
       </w:r>
       <w:r>
-        <w:t xml:space="preserve">[28]</w:t>
+        <w:t xml:space="preserve">[29]</w:t>
       </w:r>
       <w:r>
         <w:t xml:space="preserve"> </w:t>
@@ -13064,10 +14665,10 @@
         <w:t xml:space="preserve"> </w:t>
       </w:r>
       <w:r>
-        <w:t xml:space="preserve">[21]</w:t>
-      </w:r>
-      <w:r>
-        <w:t xml:space="preserve">. The MCMC posterior took about 4.0 hours on four processor cores. The project test suite passed.</w:t>
+        <w:t xml:space="preserve">[22]</w:t>
+      </w:r>
+      <w:r>
+        <w:t xml:space="preserve">. The MCMC posterior took about 1.9 hours on eight processor cores. The project test suite passed.</w:t>
       </w:r>
     </w:p>
     <w:bookmarkEnd w:id="52"/>
@@ -13085,7 +14686,7 @@
         <w:pStyle w:val="Compact"/>
         <w:numPr>
           <w:ilvl w:val="0"/>
-          <w:numId w:val="1003"/>
+          <w:numId w:val="1004"/>
         </w:numPr>
       </w:pPr>
       <w:r>
@@ -13105,7 +14706,7 @@
         <w:t xml:space="preserve"> </w:t>
       </w:r>
       <w:r>
-        <w:t xml:space="preserve">[29,30]</w:t>
+        <w:t xml:space="preserve">[30,31]</w:t>
       </w:r>
       <w:r>
         <w:t xml:space="preserve">.</w:t>
@@ -13116,7 +14717,7 @@
         <w:pStyle w:val="Compact"/>
         <w:numPr>
           <w:ilvl w:val="0"/>
-          <w:numId w:val="1003"/>
+          <w:numId w:val="1004"/>
         </w:numPr>
       </w:pPr>
       <w:r>
@@ -13136,10 +14737,10 @@
         <w:t xml:space="preserve"> </w:t>
       </w:r>
       <w:r>
-        <w:t xml:space="preserve">[31]</w:t>
-      </w:r>
-      <w:r>
-        <w:t xml:space="preserve">. The model gave 204 (95% UI: 161–276) prison treatment starts in 2026 because most prevalent cases had been treated by then.</w:t>
+        <w:t xml:space="preserve">[32]</w:t>
+      </w:r>
+      <w:r>
+        <w:t xml:space="preserve">. The model gave 231 (95% UI: 179–312) prison treatment starts in 2026 because most prevalent cases had been treated by then.</w:t>
       </w:r>
     </w:p>
     <w:p>
@@ -13147,7 +14748,7 @@
         <w:pStyle w:val="Compact"/>
         <w:numPr>
           <w:ilvl w:val="0"/>
-          <w:numId w:val="1003"/>
+          <w:numId w:val="1004"/>
         </w:numPr>
       </w:pPr>
       <w:r>
@@ -13167,7 +14768,7 @@
         <w:t xml:space="preserve"> </w:t>
       </w:r>
       <w:r>
-        <w:t xml:space="preserve">[32,33]</w:t>
+        <w:t xml:space="preserve">[33,34]</w:t>
       </w:r>
       <w:r>
         <w:t xml:space="preserve">.</w:t>
@@ -13178,7 +14779,7 @@
         <w:pStyle w:val="Compact"/>
         <w:numPr>
           <w:ilvl w:val="0"/>
-          <w:numId w:val="1003"/>
+          <w:numId w:val="1004"/>
         </w:numPr>
       </w:pPr>
       <w:r>
@@ -13200,7 +14801,7 @@
         <w:pStyle w:val="Compact"/>
         <w:numPr>
           <w:ilvl w:val="0"/>
-          <w:numId w:val="1003"/>
+          <w:numId w:val="1004"/>
         </w:numPr>
       </w:pPr>
       <w:r>
@@ -13222,7 +14823,7 @@
         <w:pStyle w:val="Compact"/>
         <w:numPr>
           <w:ilvl w:val="0"/>
-          <w:numId w:val="1003"/>
+          <w:numId w:val="1004"/>
         </w:numPr>
       </w:pPr>
       <w:r>
@@ -13244,7 +14845,7 @@
         <w:pStyle w:val="Compact"/>
         <w:numPr>
           <w:ilvl w:val="0"/>
-          <w:numId w:val="1003"/>
+          <w:numId w:val="1004"/>
         </w:numPr>
       </w:pPr>
       <w:r>
@@ -13275,7 +14876,7 @@
         <w:pStyle w:val="Compact"/>
         <w:numPr>
           <w:ilvl w:val="0"/>
-          <w:numId w:val="1003"/>
+          <w:numId w:val="1004"/>
         </w:numPr>
       </w:pPr>
       <w:r>
@@ -13289,7 +14890,7 @@
         <w:t xml:space="preserve"> </w:t>
       </w:r>
       <w:r>
-        <w:t xml:space="preserve">Only seroprevalence was fitted. The modelled 2015 prison population (8,451 (8,283–8,520)) was much larger than the 3,367 people with a known screening result in prison records, so absolute counts of infections, deaths, screening and treatment, and costs, are uncertain beyond the UIs.</w:t>
+        <w:t xml:space="preserve">The prison population size was not fitted. The modelled 2015 prison population (9,741 (8,889–11,104)) was much larger than the 3,367 people with a known screening result in prison records, so absolute counts of infections, deaths, screening and treatment, and costs, are uncertain beyond the UIs.</w:t>
       </w:r>
     </w:p>
     <w:p>
@@ -13297,7 +14898,7 @@
         <w:pStyle w:val="Compact"/>
         <w:numPr>
           <w:ilvl w:val="0"/>
-          <w:numId w:val="1003"/>
+          <w:numId w:val="1004"/>
         </w:numPr>
       </w:pPr>
       <w:r>
@@ -13305,7 +14906,7 @@
           <w:b/>
           <w:bCs/>
         </w:rPr>
-        <w:t xml:space="preserve">First arrest rate.</w:t>
+        <w:t xml:space="preserve">First arrest rate and entry.</w:t>
       </w:r>
       <w:r>
         <w:t xml:space="preserve"> </w:t>
@@ -13334,7 +14935,16 @@
         <w:t xml:space="preserve"> </w:t>
       </w:r>
       <w:r>
-        <w:t xml:space="preserve">of the re-arrest rate, and its posterior (1.24 (95% interval 0.57 to 3.13)) follows its prior. A lower first arrest rate would leave more people in D, who are never reached by prison treatment.</w:t>
+        <w:t xml:space="preserve">of the re-arrest rate (2.78 (95% interval 1.55 to 5.49)), informed by the official counts of new drug users and the survey estimate of people who inject drugs. The counts include people who do not inject, and the survey had 199 respondents</w:t>
+      </w:r>
+      <w:r>
+        <w:t xml:space="preserve"> </w:t>
+      </w:r>
+      <w:r>
+        <w:t xml:space="preserve">[18]</w:t>
+      </w:r>
+      <w:r>
+        <w:t xml:space="preserve">. Entry could not fall below the counts, so modelled first arrests at ages 30 and over were higher than observed. A lower first arrest rate would leave more people in D, who are never reached by prison treatment.</w:t>
       </w:r>
     </w:p>
     <w:p>
@@ -13342,7 +14952,7 @@
         <w:pStyle w:val="Compact"/>
         <w:numPr>
           <w:ilvl w:val="0"/>
-          <w:numId w:val="1003"/>
+          <w:numId w:val="1004"/>
         </w:numPr>
       </w:pPr>
       <w:r>
@@ -13364,7 +14974,7 @@
         <w:pStyle w:val="Compact"/>
         <w:numPr>
           <w:ilvl w:val="0"/>
-          <w:numId w:val="1003"/>
+          <w:numId w:val="1004"/>
         </w:numPr>
       </w:pPr>
       <w:r>
@@ -13378,7 +14988,7 @@
         <w:t xml:space="preserve"> </w:t>
       </w:r>
       <w:r>
-        <w:t xml:space="preserve">With six targets and seven parameters, the prior matters. For θ5, θ6 and θ7 the posterior standard deviation was 76% to 88% of the prior standard deviation.</w:t>
+        <w:t xml:space="preserve">With 13 targets and 13 parameters, the prior matters. For θ5, θ6 and θ13 the posterior standard deviation was 75% to 77% of the prior standard deviation.</w:t>
       </w:r>
     </w:p>
     <w:bookmarkEnd w:id="53"/>
@@ -14435,7 +16045,7 @@
       </w:tr>
     </w:tbl>
     <w:bookmarkEnd w:id="54"/>
-    <w:bookmarkStart w:id="118" w:name="references"/>
+    <w:bookmarkStart w:id="120" w:name="references"/>
     <w:p>
       <w:pPr>
         <w:pStyle w:val="Heading1"/>
@@ -14444,7 +16054,7 @@
         <w:t xml:space="preserve">References</w:t>
       </w:r>
     </w:p>
-    <w:bookmarkStart w:id="117" w:name="refs"/>
+    <w:bookmarkStart w:id="119" w:name="refs"/>
     <w:bookmarkStart w:id="56" w:name="ref-boelen2014"/>
     <w:p>
       <w:pPr>
@@ -15060,7 +16670,7 @@
       </w:hyperlink>
     </w:p>
     <w:bookmarkEnd w:id="88"/>
-    <w:bookmarkStart w:id="90" w:name="ref-haario2001"/>
+    <w:bookmarkStart w:id="90" w:name="ref-teo2019"/>
     <w:p>
       <w:pPr>
         <w:pStyle w:val="Bibliography"/>
@@ -15075,6 +16685,42 @@
         <w:t xml:space="preserve">	</w:t>
       </w:r>
       <w:r>
+        <w:t xml:space="preserve">Teo AKJ, Prem K, Chen MIC, Roellin A, Wong ML, La HH, et al.</w:t>
+      </w:r>
+      <w:r>
+        <w:t xml:space="preserve"> </w:t>
+      </w:r>
+      <w:r>
+        <w:t xml:space="preserve">Estimating the size of key populations for HIV in Singapore using the network scale-up method</w:t>
+      </w:r>
+      <w:r>
+        <w:t xml:space="preserve">. Sexually Transmitted Infections. 2019;95: 602–607. doi:</w:t>
+      </w:r>
+      <w:hyperlink r:id="rId89">
+        <w:r>
+          <w:rPr>
+            <w:rStyle w:val="Hyperlink"/>
+          </w:rPr>
+          <w:t xml:space="preserve">10.1136/sextrans-2018-053747</w:t>
+        </w:r>
+      </w:hyperlink>
+    </w:p>
+    <w:bookmarkEnd w:id="90"/>
+    <w:bookmarkStart w:id="92" w:name="ref-haario2001"/>
+    <w:p>
+      <w:pPr>
+        <w:pStyle w:val="Bibliography"/>
+      </w:pPr>
+      <w:r>
+        <w:t xml:space="preserve">19.</w:t>
+      </w:r>
+      <w:r>
+        <w:t xml:space="preserve"> </w:t>
+      </w:r>
+      <w:r>
+        <w:t xml:space="preserve">	</w:t>
+      </w:r>
+      <w:r>
         <w:t xml:space="preserve">Haario H, Saksman E, Tamminen J.</w:t>
       </w:r>
       <w:r>
@@ -15086,7 +16732,7 @@
       <w:r>
         <w:t xml:space="preserve">. Bernoulli. 2001;7: 223–242. doi:</w:t>
       </w:r>
-      <w:hyperlink r:id="rId89">
+      <w:hyperlink r:id="rId91">
         <w:r>
           <w:rPr>
             <w:rStyle w:val="Hyperlink"/>
@@ -15095,14 +16741,14 @@
         </w:r>
       </w:hyperlink>
     </w:p>
-    <w:bookmarkEnd w:id="90"/>
-    <w:bookmarkStart w:id="92" w:name="ref-vehtari2021"/>
+    <w:bookmarkEnd w:id="92"/>
+    <w:bookmarkStart w:id="94" w:name="ref-vehtari2021"/>
     <w:p>
       <w:pPr>
         <w:pStyle w:val="Bibliography"/>
       </w:pPr>
       <w:r>
-        <w:t xml:space="preserve">19.</w:t>
+        <w:t xml:space="preserve">20.</w:t>
       </w:r>
       <w:r>
         <w:t xml:space="preserve"> </w:t>
@@ -15122,7 +16768,7 @@
       <w:r>
         <w:t xml:space="preserve">. Bayesian Analysis. 2021;16: 667–718. doi:</w:t>
       </w:r>
-      <w:hyperlink r:id="rId91">
+      <w:hyperlink r:id="rId93">
         <w:r>
           <w:rPr>
             <w:rStyle w:val="Hyperlink"/>
@@ -15131,14 +16777,14 @@
         </w:r>
       </w:hyperlink>
     </w:p>
-    <w:bookmarkEnd w:id="92"/>
-    <w:bookmarkStart w:id="93" w:name="ref-greenberg2019"/>
+    <w:bookmarkEnd w:id="94"/>
+    <w:bookmarkStart w:id="95" w:name="ref-greenberg2019"/>
     <w:p>
       <w:pPr>
         <w:pStyle w:val="Bibliography"/>
       </w:pPr>
       <w:r>
-        <w:t xml:space="preserve">20.</w:t>
+        <w:t xml:space="preserve">21.</w:t>
       </w:r>
       <w:r>
         <w:t xml:space="preserve"> </w:t>
@@ -15162,14 +16808,14 @@
         <w:t xml:space="preserve"> </w:t>
       </w:r>
     </w:p>
-    <w:bookmarkEnd w:id="93"/>
-    <w:bookmarkStart w:id="95" w:name="ref-sbi2020"/>
+    <w:bookmarkEnd w:id="95"/>
+    <w:bookmarkStart w:id="97" w:name="ref-sbi2020"/>
     <w:p>
       <w:pPr>
         <w:pStyle w:val="Bibliography"/>
       </w:pPr>
       <w:r>
-        <w:t xml:space="preserve">21.</w:t>
+        <w:t xml:space="preserve">22.</w:t>
       </w:r>
       <w:r>
         <w:t xml:space="preserve"> </w:t>
@@ -15189,7 +16835,7 @@
       <w:r>
         <w:t xml:space="preserve">. Journal of Open Source Software. 2020;5: 2505. doi:</w:t>
       </w:r>
-      <w:hyperlink r:id="rId94">
+      <w:hyperlink r:id="rId96">
         <w:r>
           <w:rPr>
             <w:rStyle w:val="Hyperlink"/>
@@ -15198,14 +16844,14 @@
         </w:r>
       </w:hyperlink>
     </w:p>
-    <w:bookmarkEnd w:id="95"/>
-    <w:bookmarkStart w:id="96" w:name="ref-papamakarios2017"/>
+    <w:bookmarkEnd w:id="97"/>
+    <w:bookmarkStart w:id="98" w:name="ref-papamakarios2017"/>
     <w:p>
       <w:pPr>
         <w:pStyle w:val="Bibliography"/>
       </w:pPr>
       <w:r>
-        <w:t xml:space="preserve">22.</w:t>
+        <w:t xml:space="preserve">23.</w:t>
       </w:r>
       <w:r>
         <w:t xml:space="preserve"> </w:t>
@@ -15229,14 +16875,14 @@
         <w:t xml:space="preserve"> </w:t>
       </w:r>
     </w:p>
-    <w:bookmarkEnd w:id="96"/>
-    <w:bookmarkStart w:id="97" w:name="ref-talts2018"/>
+    <w:bookmarkEnd w:id="98"/>
+    <w:bookmarkStart w:id="99" w:name="ref-talts2018"/>
     <w:p>
       <w:pPr>
         <w:pStyle w:val="Bibliography"/>
       </w:pPr>
       <w:r>
-        <w:t xml:space="preserve">23.</w:t>
+        <w:t xml:space="preserve">24.</w:t>
       </w:r>
       <w:r>
         <w:t xml:space="preserve"> </w:t>
@@ -15260,14 +16906,14 @@
         <w:t xml:space="preserve"> </w:t>
       </w:r>
     </w:p>
-    <w:bookmarkEnd w:id="97"/>
-    <w:bookmarkStart w:id="99" w:name="ref-wong2019"/>
+    <w:bookmarkEnd w:id="99"/>
+    <w:bookmarkStart w:id="101" w:name="ref-wong2019"/>
     <w:p>
       <w:pPr>
         <w:pStyle w:val="Bibliography"/>
       </w:pPr>
       <w:r>
-        <w:t xml:space="preserve">24.</w:t>
+        <w:t xml:space="preserve">25.</w:t>
       </w:r>
       <w:r>
         <w:t xml:space="preserve"> </w:t>
@@ -15287,7 +16933,7 @@
       <w:r>
         <w:t xml:space="preserve">. JGH Open. 2019;3: 210–216. doi:</w:t>
       </w:r>
-      <w:hyperlink r:id="rId98">
+      <w:hyperlink r:id="rId100">
         <w:r>
           <w:rPr>
             <w:rStyle w:val="Hyperlink"/>
@@ -15296,14 +16942,14 @@
         </w:r>
       </w:hyperlink>
     </w:p>
-    <w:bookmarkEnd w:id="99"/>
-    <w:bookmarkStart w:id="101" w:name="ref-sgd_rate"/>
+    <w:bookmarkEnd w:id="101"/>
+    <w:bookmarkStart w:id="103" w:name="ref-sgd_rate"/>
     <w:p>
       <w:pPr>
         <w:pStyle w:val="Bibliography"/>
       </w:pPr>
       <w:r>
-        <w:t xml:space="preserve">25.</w:t>
+        <w:t xml:space="preserve">26.</w:t>
       </w:r>
       <w:r>
         <w:t xml:space="preserve"> </w:t>
@@ -15326,7 +16972,7 @@
       <w:r>
         <w:t xml:space="preserve"> </w:t>
       </w:r>
-      <w:hyperlink r:id="rId100">
+      <w:hyperlink r:id="rId102">
         <w:r>
           <w:rPr>
             <w:rStyle w:val="Hyperlink"/>
@@ -15335,14 +16981,14 @@
         </w:r>
       </w:hyperlink>
     </w:p>
-    <w:bookmarkEnd w:id="101"/>
-    <w:bookmarkStart w:id="103" w:name="ref-nhg_dsc"/>
+    <w:bookmarkEnd w:id="103"/>
+    <w:bookmarkStart w:id="105" w:name="ref-nhg_dsc"/>
     <w:p>
       <w:pPr>
         <w:pStyle w:val="Bibliography"/>
       </w:pPr>
       <w:r>
-        <w:t xml:space="preserve">26.</w:t>
+        <w:t xml:space="preserve">27.</w:t>
       </w:r>
       <w:r>
         <w:t xml:space="preserve"> </w:t>
@@ -15365,7 +17011,7 @@
       <w:r>
         <w:t xml:space="preserve"> </w:t>
       </w:r>
-      <w:hyperlink r:id="rId102">
+      <w:hyperlink r:id="rId104">
         <w:r>
           <w:rPr>
             <w:rStyle w:val="Hyperlink"/>
@@ -15374,14 +17020,14 @@
         </w:r>
       </w:hyperlink>
     </w:p>
-    <w:bookmarkEnd w:id="103"/>
-    <w:bookmarkStart w:id="105" w:name="ref-parkway_rna"/>
+    <w:bookmarkEnd w:id="105"/>
+    <w:bookmarkStart w:id="107" w:name="ref-parkway_rna"/>
     <w:p>
       <w:pPr>
         <w:pStyle w:val="Bibliography"/>
       </w:pPr>
       <w:r>
-        <w:t xml:space="preserve">27.</w:t>
+        <w:t xml:space="preserve">28.</w:t>
       </w:r>
       <w:r>
         <w:t xml:space="preserve"> </w:t>
@@ -15404,7 +17050,7 @@
       <w:r>
         <w:t xml:space="preserve"> </w:t>
       </w:r>
-      <w:hyperlink r:id="rId104">
+      <w:hyperlink r:id="rId106">
         <w:r>
           <w:rPr>
             <w:rStyle w:val="Hyperlink"/>
@@ -15413,14 +17059,14 @@
         </w:r>
       </w:hyperlink>
     </w:p>
-    <w:bookmarkEnd w:id="105"/>
-    <w:bookmarkStart w:id="107" w:name="ref-rcpp2011"/>
+    <w:bookmarkEnd w:id="107"/>
+    <w:bookmarkStart w:id="109" w:name="ref-rcpp2011"/>
     <w:p>
       <w:pPr>
         <w:pStyle w:val="Bibliography"/>
       </w:pPr>
       <w:r>
-        <w:t xml:space="preserve">28.</w:t>
+        <w:t xml:space="preserve">29.</w:t>
       </w:r>
       <w:r>
         <w:t xml:space="preserve"> </w:t>
@@ -15440,7 +17086,7 @@
       <w:r>
         <w:t xml:space="preserve">. Journal of Statistical Software. 2011;40: 1–18. doi:</w:t>
       </w:r>
-      <w:hyperlink r:id="rId106">
+      <w:hyperlink r:id="rId108">
         <w:r>
           <w:rPr>
             <w:rStyle w:val="Hyperlink"/>
@@ -15449,14 +17095,14 @@
         </w:r>
       </w:hyperlink>
     </w:p>
-    <w:bookmarkEnd w:id="107"/>
-    <w:bookmarkStart w:id="108" w:name="ref-who2023validation"/>
+    <w:bookmarkEnd w:id="109"/>
+    <w:bookmarkStart w:id="110" w:name="ref-who2023validation"/>
     <w:p>
       <w:pPr>
         <w:pStyle w:val="Bibliography"/>
       </w:pPr>
       <w:r>
-        <w:t xml:space="preserve">29.</w:t>
+        <w:t xml:space="preserve">30.</w:t>
       </w:r>
       <w:r>
         <w:t xml:space="preserve"> </w:t>
@@ -15480,14 +17126,14 @@
         <w:t xml:space="preserve"> </w:t>
       </w:r>
     </w:p>
-    <w:bookmarkEnd w:id="108"/>
-    <w:bookmarkStart w:id="110" w:name="ref-cda_hcv"/>
+    <w:bookmarkEnd w:id="110"/>
+    <w:bookmarkStart w:id="112" w:name="ref-cda_hcv"/>
     <w:p>
       <w:pPr>
         <w:pStyle w:val="Bibliography"/>
       </w:pPr>
       <w:r>
-        <w:t xml:space="preserve">30.</w:t>
+        <w:t xml:space="preserve">31.</w:t>
       </w:r>
       <w:r>
         <w:t xml:space="preserve"> </w:t>
@@ -15510,7 +17156,7 @@
       <w:r>
         <w:t xml:space="preserve"> </w:t>
       </w:r>
-      <w:hyperlink r:id="rId109">
+      <w:hyperlink r:id="rId111">
         <w:r>
           <w:rPr>
             <w:rStyle w:val="Hyperlink"/>
@@ -15519,14 +17165,14 @@
         </w:r>
       </w:hyperlink>
     </w:p>
-    <w:bookmarkEnd w:id="110"/>
-    <w:bookmarkStart w:id="112" w:name="ref-prison2021"/>
+    <w:bookmarkEnd w:id="112"/>
+    <w:bookmarkStart w:id="114" w:name="ref-prison2021"/>
     <w:p>
       <w:pPr>
         <w:pStyle w:val="Bibliography"/>
       </w:pPr>
       <w:r>
-        <w:t xml:space="preserve">31.</w:t>
+        <w:t xml:space="preserve">32.</w:t>
       </w:r>
       <w:r>
         <w:t xml:space="preserve"> </w:t>
@@ -15546,7 +17192,7 @@
       <w:r>
         <w:t xml:space="preserve">. Clinical and Molecular Hepatology. 2021;27: 474–485. doi:</w:t>
       </w:r>
-      <w:hyperlink r:id="rId111">
+      <w:hyperlink r:id="rId113">
         <w:r>
           <w:rPr>
             <w:rStyle w:val="Hyperlink"/>
@@ -15555,14 +17201,14 @@
         </w:r>
       </w:hyperlink>
     </w:p>
-    <w:bookmarkEnd w:id="112"/>
-    <w:bookmarkStart w:id="114" w:name="ref-hsiang2022"/>
+    <w:bookmarkEnd w:id="114"/>
+    <w:bookmarkStart w:id="116" w:name="ref-hsiang2022"/>
     <w:p>
       <w:pPr>
         <w:pStyle w:val="Bibliography"/>
       </w:pPr>
       <w:r>
-        <w:t xml:space="preserve">32.</w:t>
+        <w:t xml:space="preserve">33.</w:t>
       </w:r>
       <w:r>
         <w:t xml:space="preserve"> </w:t>
@@ -15582,7 +17228,7 @@
       <w:r>
         <w:t xml:space="preserve">. Singapore Medical Journal. 2022;63: 86–92. doi:</w:t>
       </w:r>
-      <w:hyperlink r:id="rId113">
+      <w:hyperlink r:id="rId115">
         <w:r>
           <w:rPr>
             <w:rStyle w:val="Hyperlink"/>
@@ -15591,14 +17237,14 @@
         </w:r>
       </w:hyperlink>
     </w:p>
-    <w:bookmarkEnd w:id="114"/>
-    <w:bookmarkStart w:id="116" w:name="ref-clink2022"/>
+    <w:bookmarkEnd w:id="116"/>
+    <w:bookmarkStart w:id="118" w:name="ref-clink2022"/>
     <w:p>
       <w:pPr>
         <w:pStyle w:val="Bibliography"/>
       </w:pPr>
       <w:r>
-        <w:t xml:space="preserve">33.</w:t>
+        <w:t xml:space="preserve">34.</w:t>
       </w:r>
       <w:r>
         <w:t xml:space="preserve"> </w:t>
@@ -15618,7 +17264,7 @@
       <w:r>
         <w:t xml:space="preserve">. Open Forum Infectious Diseases. 2022;9: ofac350. doi:</w:t>
       </w:r>
-      <w:hyperlink r:id="rId115">
+      <w:hyperlink r:id="rId117">
         <w:r>
           <w:rPr>
             <w:rStyle w:val="Hyperlink"/>
@@ -15627,9 +17273,9 @@
         </w:r>
       </w:hyperlink>
     </w:p>
-    <w:bookmarkEnd w:id="116"/>
-    <w:bookmarkEnd w:id="117"/>
     <w:bookmarkEnd w:id="118"/>
+    <w:bookmarkEnd w:id="119"/>
+    <w:bookmarkEnd w:id="120"/>
     <w:sectPr>
       <w:footnotePr>
         <w:numRestart w:val="eachSect"/>
@@ -15853,6 +17499,9 @@
     <w:abstractNumId w:val="991"/>
   </w:num>
   <w:num w:numId="1003">
+    <w:abstractNumId w:val="991"/>
+  </w:num>
+  <w:num w:numId="1004">
     <w:abstractNumId w:val="991"/>
   </w:num>
 </w:numbering>

--- a/docs/Supplementary Information.docx
+++ b/docs/Supplementary Information.docx
@@ -6342,7 +6342,7 @@
         <w:pStyle w:val="BodyText"/>
       </w:pPr>
       <w:r>
-        <w:t xml:space="preserve">New infections in a year were the instantaneous annual rate of infection (u and r to a, in D and F) at the end of the year. HCV deaths were the liver deaths in stages 3 and 4 plus</w:t>
+        <w:t xml:space="preserve">New infections in a year were the infections (u and r to a, in D and F) during that calendar year, and HCV deaths the liver deaths in stages 3 and 4 plus</w:t>
       </w:r>
       <w:r>
         <w:t xml:space="preserve"> </w:t>
@@ -6407,7 +6407,7 @@
         <w:t xml:space="preserve"> </w:t>
       </w:r>
       <w:r>
-        <w:t xml:space="preserve">times the number of viraemic people. Both were compared with their 2015 values.</w:t>
+        <w:t xml:space="preserve">times the number of viraemic people, summed over the year (trapezoid rule over the daily solver output). The 2015 values were one year at the calibrated equilibrium; the 2016 values, still without treatment, differed from them by less than 0.1%. Both were compared with their 2015 values.</w:t>
       </w:r>
     </w:p>
     <w:p>
@@ -6882,7 +6882,7 @@
               <w:pStyle w:val="Compact"/>
             </w:pPr>
             <w:r>
-              <w:t xml:space="preserve">78.0%</w:t>
+              <w:t xml:space="preserve">71.2%</w:t>
             </w:r>
           </w:p>
         </w:tc>
@@ -6939,7 +6939,7 @@
               <w:pStyle w:val="Compact"/>
             </w:pPr>
             <w:r>
-              <w:t xml:space="preserve">83.4%</w:t>
+              <w:t xml:space="preserve">79.0%</w:t>
             </w:r>
           </w:p>
         </w:tc>
@@ -6996,7 +6996,7 @@
               <w:pStyle w:val="Compact"/>
             </w:pPr>
             <w:r>
-              <w:t xml:space="preserve">87.1%</w:t>
+              <w:t xml:space="preserve">84.2%</w:t>
             </w:r>
           </w:p>
         </w:tc>
@@ -7053,7 +7053,7 @@
               <w:pStyle w:val="Compact"/>
             </w:pPr>
             <w:r>
-              <w:t xml:space="preserve">90.2%</w:t>
+              <w:t xml:space="preserve">88.1%</w:t>
             </w:r>
           </w:p>
         </w:tc>
@@ -7110,7 +7110,7 @@
               <w:pStyle w:val="Compact"/>
             </w:pPr>
             <w:r>
-              <w:t xml:space="preserve">86.2%</w:t>
+              <w:t xml:space="preserve">82.4%</w:t>
             </w:r>
           </w:p>
         </w:tc>
@@ -7167,7 +7167,7 @@
               <w:pStyle w:val="Compact"/>
             </w:pPr>
             <w:r>
-              <w:t xml:space="preserve">90.8%</w:t>
+              <w:t xml:space="preserve">89.3%</w:t>
             </w:r>
           </w:p>
         </w:tc>
@@ -7224,7 +7224,7 @@
               <w:pStyle w:val="Compact"/>
             </w:pPr>
             <w:r>
-              <w:t xml:space="preserve">94.8%</w:t>
+              <w:t xml:space="preserve">93.8%</w:t>
             </w:r>
           </w:p>
         </w:tc>
@@ -7281,7 +7281,7 @@
               <w:pStyle w:val="Compact"/>
             </w:pPr>
             <w:r>
-              <w:t xml:space="preserve">90.8%</w:t>
+              <w:t xml:space="preserve">89.3%</w:t>
             </w:r>
           </w:p>
         </w:tc>
@@ -7338,7 +7338,7 @@
               <w:pStyle w:val="Compact"/>
             </w:pPr>
             <w:r>
-              <w:t xml:space="preserve">97.3%</w:t>
+              <w:t xml:space="preserve">96.5%</w:t>
             </w:r>
           </w:p>
         </w:tc>
@@ -7395,7 +7395,7 @@
               <w:pStyle w:val="Compact"/>
             </w:pPr>
             <w:r>
-              <w:t xml:space="preserve">99.2%</w:t>
+              <w:t xml:space="preserve">99.1%</w:t>
             </w:r>
           </w:p>
         </w:tc>
@@ -7452,18 +7452,18 @@
               <w:pStyle w:val="Compact"/>
             </w:pPr>
             <w:r>
-              <w:t xml:space="preserve">98.5%</w:t>
-            </w:r>
-          </w:p>
-        </w:tc>
-        <w:tc>
-          <w:tcPr/>
-          <w:p>
-            <w:pPr>
-              <w:pStyle w:val="Compact"/>
-            </w:pPr>
-            <w:r>
-              <w:t xml:space="preserve">88.7%</w:t>
+              <w:t xml:space="preserve">98.4%</w:t>
+            </w:r>
+          </w:p>
+        </w:tc>
+        <w:tc>
+          <w:tcPr/>
+          <w:p>
+            <w:pPr>
+              <w:pStyle w:val="Compact"/>
+            </w:pPr>
+            <w:r>
+              <w:t xml:space="preserve">61.5%</w:t>
             </w:r>
           </w:p>
         </w:tc>
@@ -7520,7 +7520,7 @@
               <w:pStyle w:val="Compact"/>
             </w:pPr>
             <w:r>
-              <w:t xml:space="preserve">16.0%</w:t>
+              <w:t xml:space="preserve">2.5%</w:t>
             </w:r>
           </w:p>
         </w:tc>
@@ -7691,7 +7691,7 @@
               <w:pStyle w:val="Compact"/>
             </w:pPr>
             <w:r>
-              <w:t xml:space="preserve">97.3%</w:t>
+              <w:t xml:space="preserve">87.2%</w:t>
             </w:r>
           </w:p>
         </w:tc>
@@ -7748,7 +7748,7 @@
               <w:pStyle w:val="Compact"/>
             </w:pPr>
             <w:r>
-              <w:t xml:space="preserve">3.6%</w:t>
+              <w:t xml:space="preserve">0.3%</w:t>
             </w:r>
           </w:p>
         </w:tc>
